--- a/hin/docx/22.content.docx
+++ b/hin/docx/22.content.docx
@@ -1362,6 +1362,20 @@
       </w:r>
       <w:r>
         <w:rPr>
+          <w:lang w:val="hi_IN" w:bidi="hi_IN"/>
+        </w:rPr>
+        <w:t>שִׁ֥יר הַ⁠שִּׁירִ֖ים אֲשֶׁ֥ר לִ⁠שְׁלֹמֹֽה</w:t>
+      </w:r>
+    </w:p>
+    <w:p>
+      <w:pPr/>
+      <w:r>
+        <w:rPr>
+          <w:lang w:val="hi_IN" w:bidi="hi_IN"/>
+        </w:rPr>
+      </w:r>
+      <w:r>
+        <w:rPr>
           <w:b/>
           <w:lang w:val="hi_IN" w:bidi="hi_IN"/>
         </w:rPr>
@@ -1459,6 +1473,20 @@
       </w:r>
       <w:r>
         <w:rPr>
+          <w:lang w:val="hi_IN" w:bidi="hi_IN"/>
+        </w:rPr>
+        <w:t>שִׁ֥יר הַ⁠שִּׁירִ֖ים</w:t>
+      </w:r>
+    </w:p>
+    <w:p>
+      <w:pPr/>
+      <w:r>
+        <w:rPr>
+          <w:lang w:val="hi_IN" w:bidi="hi_IN"/>
+        </w:rPr>
+      </w:r>
+      <w:r>
+        <w:rPr>
           <w:b/>
           <w:lang w:val="hi_IN" w:bidi="hi_IN"/>
         </w:rPr>
@@ -1581,6 +1609,20 @@
       </w:r>
       <w:r>
         <w:rPr>
+          <w:lang w:val="hi_IN" w:bidi="hi_IN"/>
+        </w:rPr>
+        <w:t>לִ⁠שְׁלֹמֹֽה</w:t>
+      </w:r>
+    </w:p>
+    <w:p>
+      <w:pPr/>
+      <w:r>
+        <w:rPr>
+          <w:lang w:val="hi_IN" w:bidi="hi_IN"/>
+        </w:rPr>
+      </w:r>
+      <w:r>
+        <w:rPr>
           <w:b/>
           <w:lang w:val="hi_IN" w:bidi="hi_IN"/>
         </w:rPr>
@@ -1748,6 +1790,20 @@
       </w:r>
       <w:r>
         <w:rPr>
+          <w:lang w:val="hi_IN" w:bidi="hi_IN"/>
+        </w:rPr>
+        <w:t>דֹּדֶ֖י⁠ךָ</w:t>
+      </w:r>
+    </w:p>
+    <w:p>
+      <w:pPr/>
+      <w:r>
+        <w:rPr>
+          <w:lang w:val="hi_IN" w:bidi="hi_IN"/>
+        </w:rPr>
+      </w:r>
+      <w:r>
+        <w:rPr>
           <w:b/>
           <w:lang w:val="hi_IN" w:bidi="hi_IN"/>
         </w:rPr>
@@ -1871,6 +1927,20 @@
       </w:r>
       <w:r>
         <w:rPr>
+          <w:lang w:val="hi_IN" w:bidi="hi_IN"/>
+        </w:rPr>
+        <w:t>טוֹבִ֥ים דֹּדֶ֖י⁠ךָ מִ⁠יָּֽיִן</w:t>
+      </w:r>
+    </w:p>
+    <w:p>
+      <w:pPr/>
+      <w:r>
+        <w:rPr>
+          <w:lang w:val="hi_IN" w:bidi="hi_IN"/>
+        </w:rPr>
+      </w:r>
+      <w:r>
+        <w:rPr>
           <w:b/>
           <w:lang w:val="hi_IN" w:bidi="hi_IN"/>
         </w:rPr>
@@ -1981,6 +2051,20 @@
       </w:r>
       <w:r>
         <w:rPr>
+          <w:lang w:val="hi_IN" w:bidi="hi_IN"/>
+        </w:rPr>
+        <w:t>טוֹבִ֥ים דֹּדֶ֖י⁠ךָ מִ⁠יָּֽיִן</w:t>
+      </w:r>
+    </w:p>
+    <w:p>
+      <w:pPr/>
+      <w:r>
+        <w:rPr>
+          <w:lang w:val="hi_IN" w:bidi="hi_IN"/>
+        </w:rPr>
+      </w:r>
+      <w:r>
+        <w:rPr>
           <w:b/>
           <w:lang w:val="hi_IN" w:bidi="hi_IN"/>
         </w:rPr>
@@ -2163,6 +2247,20 @@
       </w:r>
       <w:r>
         <w:rPr>
+          <w:lang w:val="hi_IN" w:bidi="hi_IN"/>
+        </w:rPr>
+        <w:t>לְ⁠רֵ֨יחַ֙</w:t>
+      </w:r>
+    </w:p>
+    <w:p>
+      <w:pPr/>
+      <w:r>
+        <w:rPr>
+          <w:lang w:val="hi_IN" w:bidi="hi_IN"/>
+        </w:rPr>
+      </w:r>
+      <w:r>
+        <w:rPr>
           <w:b/>
           <w:lang w:val="hi_IN" w:bidi="hi_IN"/>
         </w:rPr>
@@ -2277,6 +2375,20 @@
       </w:r>
       <w:r>
         <w:rPr>
+          <w:lang w:val="hi_IN" w:bidi="hi_IN"/>
+        </w:rPr>
+        <w:t>שְׁמָנֶ֣י⁠ךָ טוֹבִ֔ים</w:t>
+      </w:r>
+    </w:p>
+    <w:p>
+      <w:pPr/>
+      <w:r>
+        <w:rPr>
+          <w:lang w:val="hi_IN" w:bidi="hi_IN"/>
+        </w:rPr>
+      </w:r>
+      <w:r>
+        <w:rPr>
           <w:b/>
           <w:lang w:val="hi_IN" w:bidi="hi_IN"/>
         </w:rPr>
@@ -2380,6 +2492,20 @@
       </w:r>
       <w:r>
         <w:rPr>
+          <w:lang w:val="hi_IN" w:bidi="hi_IN"/>
+        </w:rPr>
+        <w:t>שֶׁ֖מֶן תּוּרַ֣ק שְׁמֶ֑⁠ךָ</w:t>
+      </w:r>
+    </w:p>
+    <w:p>
+      <w:pPr/>
+      <w:r>
+        <w:rPr>
+          <w:lang w:val="hi_IN" w:bidi="hi_IN"/>
+        </w:rPr>
+      </w:r>
+      <w:r>
+        <w:rPr>
           <w:b/>
           <w:lang w:val="hi_IN" w:bidi="hi_IN"/>
         </w:rPr>
@@ -2516,6 +2642,20 @@
       </w:r>
       <w:r>
         <w:rPr>
+          <w:lang w:val="hi_IN" w:bidi="hi_IN"/>
+        </w:rPr>
+        <w:t>שֶׁ֖מֶן תּוּרַ֣ק שְׁמֶ֑⁠ךָ</w:t>
+      </w:r>
+    </w:p>
+    <w:p>
+      <w:pPr/>
+      <w:r>
+        <w:rPr>
+          <w:lang w:val="hi_IN" w:bidi="hi_IN"/>
+        </w:rPr>
+      </w:r>
+      <w:r>
+        <w:rPr>
           <w:b/>
           <w:lang w:val="hi_IN" w:bidi="hi_IN"/>
         </w:rPr>
@@ -2660,6 +2800,20 @@
       </w:r>
       <w:r>
         <w:rPr>
+          <w:lang w:val="hi_IN" w:bidi="hi_IN"/>
+        </w:rPr>
+        <w:t>עַל־כֵּ֖ן</w:t>
+      </w:r>
+    </w:p>
+    <w:p>
+      <w:pPr/>
+      <w:r>
+        <w:rPr>
+          <w:lang w:val="hi_IN" w:bidi="hi_IN"/>
+        </w:rPr>
+      </w:r>
+      <w:r>
+        <w:rPr>
           <w:b/>
           <w:lang w:val="hi_IN" w:bidi="hi_IN"/>
         </w:rPr>
@@ -2860,6 +3014,20 @@
       </w:r>
       <w:r>
         <w:rPr>
+          <w:lang w:val="hi_IN" w:bidi="hi_IN"/>
+        </w:rPr>
+        <w:t>מָשְׁכֵ֖⁠נִי</w:t>
+      </w:r>
+    </w:p>
+    <w:p>
+      <w:pPr/>
+      <w:r>
+        <w:rPr>
+          <w:lang w:val="hi_IN" w:bidi="hi_IN"/>
+        </w:rPr>
+      </w:r>
+      <w:r>
+        <w:rPr>
           <w:b/>
           <w:lang w:val="hi_IN" w:bidi="hi_IN"/>
         </w:rPr>
@@ -3073,6 +3241,20 @@
       </w:r>
       <w:r>
         <w:rPr>
+          <w:lang w:val="hi_IN" w:bidi="hi_IN"/>
+        </w:rPr>
+        <w:t>נָּר֑וּצָה</w:t>
+      </w:r>
+    </w:p>
+    <w:p>
+      <w:pPr/>
+      <w:r>
+        <w:rPr>
+          <w:lang w:val="hi_IN" w:bidi="hi_IN"/>
+        </w:rPr>
+      </w:r>
+      <w:r>
+        <w:rPr>
           <w:b/>
           <w:lang w:val="hi_IN" w:bidi="hi_IN"/>
         </w:rPr>
@@ -3185,6 +3367,20 @@
         <w:rPr>
           <w:lang w:val="hi_IN" w:bidi="hi_IN"/>
         </w:rPr>
+      </w:r>
+    </w:p>
+    <w:p>
+      <w:pPr/>
+      <w:r>
+        <w:rPr>
+          <w:lang w:val="hi_IN" w:bidi="hi_IN"/>
+        </w:rPr>
+      </w:r>
+      <w:r>
+        <w:rPr>
+          <w:lang w:val="hi_IN" w:bidi="hi_IN"/>
+        </w:rPr>
+        <w:t>נָּר֑וּצָה</w:t>
       </w:r>
     </w:p>
     <w:p>
@@ -3433,6 +3629,20 @@
       </w:r>
       <w:r>
         <w:rPr>
+          <w:lang w:val="hi_IN" w:bidi="hi_IN"/>
+        </w:rPr>
+        <w:t>הֱבִיאַ֨⁠נִי הַ⁠מֶּ֜לֶךְ</w:t>
+      </w:r>
+    </w:p>
+    <w:p>
+      <w:pPr/>
+      <w:r>
+        <w:rPr>
+          <w:lang w:val="hi_IN" w:bidi="hi_IN"/>
+        </w:rPr>
+      </w:r>
+      <w:r>
+        <w:rPr>
           <w:b/>
           <w:lang w:val="hi_IN" w:bidi="hi_IN"/>
         </w:rPr>
@@ -3543,6 +3753,20 @@
       </w:r>
       <w:r>
         <w:rPr>
+          <w:lang w:val="hi_IN" w:bidi="hi_IN"/>
+        </w:rPr>
+        <w:t>הֱבִיאַ֨⁠נִי</w:t>
+      </w:r>
+    </w:p>
+    <w:p>
+      <w:pPr/>
+      <w:r>
+        <w:rPr>
+          <w:lang w:val="hi_IN" w:bidi="hi_IN"/>
+        </w:rPr>
+      </w:r>
+      <w:r>
+        <w:rPr>
           <w:b/>
           <w:lang w:val="hi_IN" w:bidi="hi_IN"/>
         </w:rPr>
@@ -3878,6 +4102,20 @@
       </w:r>
       <w:r>
         <w:rPr>
+          <w:lang w:val="hi_IN" w:bidi="hi_IN"/>
+        </w:rPr>
+        <w:t>נָגִ֤ילָה וְ⁠נִשְׂמְחָה֙</w:t>
+      </w:r>
+    </w:p>
+    <w:p>
+      <w:pPr/>
+      <w:r>
+        <w:rPr>
+          <w:lang w:val="hi_IN" w:bidi="hi_IN"/>
+        </w:rPr>
+      </w:r>
+      <w:r>
+        <w:rPr>
           <w:b/>
           <w:lang w:val="hi_IN" w:bidi="hi_IN"/>
         </w:rPr>
@@ -3995,6 +4233,20 @@
       </w:r>
       <w:r>
         <w:rPr>
+          <w:lang w:val="hi_IN" w:bidi="hi_IN"/>
+        </w:rPr>
+        <w:t>נַזְכִּ֤ירָה</w:t>
+      </w:r>
+    </w:p>
+    <w:p>
+      <w:pPr/>
+      <w:r>
+        <w:rPr>
+          <w:lang w:val="hi_IN" w:bidi="hi_IN"/>
+        </w:rPr>
+      </w:r>
+      <w:r>
+        <w:rPr>
           <w:b/>
           <w:lang w:val="hi_IN" w:bidi="hi_IN"/>
         </w:rPr>
@@ -4072,6 +4324,20 @@
       </w:r>
       <w:r>
         <w:rPr>
+          <w:lang w:val="hi_IN" w:bidi="hi_IN"/>
+        </w:rPr>
+        <w:t>מִ⁠יַּ֔יִן</w:t>
+      </w:r>
+    </w:p>
+    <w:p>
+      <w:pPr/>
+      <w:r>
+        <w:rPr>
+          <w:lang w:val="hi_IN" w:bidi="hi_IN"/>
+        </w:rPr>
+      </w:r>
+      <w:r>
+        <w:rPr>
           <w:b/>
           <w:lang w:val="hi_IN" w:bidi="hi_IN"/>
         </w:rPr>
@@ -4234,6 +4500,20 @@
       </w:r>
       <w:r>
         <w:rPr>
+          <w:lang w:val="hi_IN" w:bidi="hi_IN"/>
+        </w:rPr>
+        <w:t>דֹדֶ֨י⁠ךָ֙ מִ⁠יַּ֔יִן</w:t>
+      </w:r>
+    </w:p>
+    <w:p>
+      <w:pPr/>
+      <w:r>
+        <w:rPr>
+          <w:lang w:val="hi_IN" w:bidi="hi_IN"/>
+        </w:rPr>
+      </w:r>
+      <w:r>
+        <w:rPr>
           <w:b/>
           <w:lang w:val="hi_IN" w:bidi="hi_IN"/>
         </w:rPr>
@@ -4344,6 +4624,20 @@
       </w:r>
       <w:r>
         <w:rPr>
+          <w:lang w:val="hi_IN" w:bidi="hi_IN"/>
+        </w:rPr>
+        <w:t>מֵישָׁרִ֖ים אֲהֵבֽוּ⁠ךָ</w:t>
+      </w:r>
+    </w:p>
+    <w:p>
+      <w:pPr/>
+      <w:r>
+        <w:rPr>
+          <w:lang w:val="hi_IN" w:bidi="hi_IN"/>
+        </w:rPr>
+      </w:r>
+      <w:r>
+        <w:rPr>
           <w:b/>
           <w:lang w:val="hi_IN" w:bidi="hi_IN"/>
         </w:rPr>
@@ -4498,6 +4792,20 @@
       </w:r>
       <w:r>
         <w:rPr>
+          <w:lang w:val="hi_IN" w:bidi="hi_IN"/>
+        </w:rPr>
+        <w:t>מֵישָׁרִ֖ים אֲהֵבֽוּ⁠ךָ</w:t>
+      </w:r>
+    </w:p>
+    <w:p>
+      <w:pPr/>
+      <w:r>
+        <w:rPr>
+          <w:lang w:val="hi_IN" w:bidi="hi_IN"/>
+        </w:rPr>
+      </w:r>
+      <w:r>
+        <w:rPr>
           <w:b/>
           <w:lang w:val="hi_IN" w:bidi="hi_IN"/>
         </w:rPr>
@@ -4821,6 +5129,20 @@
         <w:rPr>
           <w:lang w:val="hi_IN" w:bidi="hi_IN"/>
         </w:rPr>
+      </w:r>
+    </w:p>
+    <w:p>
+      <w:pPr/>
+      <w:r>
+        <w:rPr>
+          <w:lang w:val="hi_IN" w:bidi="hi_IN"/>
+        </w:rPr>
+      </w:r>
+      <w:r>
+        <w:rPr>
+          <w:lang w:val="hi_IN" w:bidi="hi_IN"/>
+        </w:rPr>
+        <w:t>בְּנ֖וֹת יְרוּשָׁלִָ֑ם</w:t>
       </w:r>
     </w:p>
     <w:p>
@@ -5124,6 +5446,20 @@
       </w:r>
       <w:r>
         <w:rPr>
+          <w:lang w:val="hi_IN" w:bidi="hi_IN"/>
+        </w:rPr>
+        <w:t>אַל־תִּרְא֨וּ⁠נִי֙ שֶׁ⁠אֲנִ֣י שְׁחַרְחֹ֔רֶת</w:t>
+      </w:r>
+    </w:p>
+    <w:p>
+      <w:pPr/>
+      <w:r>
+        <w:rPr>
+          <w:lang w:val="hi_IN" w:bidi="hi_IN"/>
+        </w:rPr>
+      </w:r>
+      <w:r>
+        <w:rPr>
           <w:b/>
           <w:lang w:val="hi_IN" w:bidi="hi_IN"/>
         </w:rPr>
@@ -5203,6 +5539,20 @@
         <w:rPr>
           <w:lang w:val="hi_IN" w:bidi="hi_IN"/>
         </w:rPr>
+      </w:r>
+    </w:p>
+    <w:p>
+      <w:pPr/>
+      <w:r>
+        <w:rPr>
+          <w:lang w:val="hi_IN" w:bidi="hi_IN"/>
+        </w:rPr>
+      </w:r>
+      <w:r>
+        <w:rPr>
+          <w:lang w:val="hi_IN" w:bidi="hi_IN"/>
+        </w:rPr>
+        <w:t>שֶׁ⁠אֲנִ֣י</w:t>
       </w:r>
     </w:p>
     <w:p>
@@ -5432,6 +5782,20 @@
       </w:r>
       <w:r>
         <w:rPr>
+          <w:lang w:val="hi_IN" w:bidi="hi_IN"/>
+        </w:rPr>
+        <w:t>שֶׁ⁠שֱּׁזָפַ֖תְ⁠נִי הַ⁠שָּׁ֑מֶשׁ</w:t>
+      </w:r>
+    </w:p>
+    <w:p>
+      <w:pPr/>
+      <w:r>
+        <w:rPr>
+          <w:lang w:val="hi_IN" w:bidi="hi_IN"/>
+        </w:rPr>
+      </w:r>
+      <w:r>
+        <w:rPr>
           <w:b/>
           <w:lang w:val="hi_IN" w:bidi="hi_IN"/>
         </w:rPr>
@@ -5652,6 +6016,20 @@
       </w:r>
       <w:r>
         <w:rPr>
+          <w:lang w:val="hi_IN" w:bidi="hi_IN"/>
+        </w:rPr>
+        <w:t>נֹטֵרָ֣ה אֶת־הַ⁠כְּרָמִ֔ים כַּרְמִ֥⁠י שֶׁ⁠לִּ֖⁠י לֹ֥א נָטָֽרְתִּי</w:t>
+      </w:r>
+    </w:p>
+    <w:p>
+      <w:pPr/>
+      <w:r>
+        <w:rPr>
+          <w:lang w:val="hi_IN" w:bidi="hi_IN"/>
+        </w:rPr>
+      </w:r>
+      <w:r>
+        <w:rPr>
           <w:b/>
           <w:lang w:val="hi_IN" w:bidi="hi_IN"/>
         </w:rPr>
@@ -5742,6 +6120,20 @@
       </w:r>
       <w:r>
         <w:rPr>
+          <w:lang w:val="hi_IN" w:bidi="hi_IN"/>
+        </w:rPr>
+        <w:t>כַּרְמִ֥⁠י שֶׁ⁠לִּ֖⁠י לֹ֥א נָטָֽרְתִּי</w:t>
+      </w:r>
+    </w:p>
+    <w:p>
+      <w:pPr/>
+      <w:r>
+        <w:rPr>
+          <w:lang w:val="hi_IN" w:bidi="hi_IN"/>
+        </w:rPr>
+      </w:r>
+      <w:r>
+        <w:rPr>
           <w:b/>
           <w:lang w:val="hi_IN" w:bidi="hi_IN"/>
         </w:rPr>
@@ -5852,6 +6244,20 @@
       </w:r>
       <w:r>
         <w:rPr>
+          <w:lang w:val="hi_IN" w:bidi="hi_IN"/>
+        </w:rPr>
+        <w:t>שֶׁ֤⁠אָהֲבָה֙ נַפְשִׁ֔⁠י</w:t>
+      </w:r>
+    </w:p>
+    <w:p>
+      <w:pPr/>
+      <w:r>
+        <w:rPr>
+          <w:lang w:val="hi_IN" w:bidi="hi_IN"/>
+        </w:rPr>
+      </w:r>
+      <w:r>
+        <w:rPr>
           <w:b/>
           <w:lang w:val="hi_IN" w:bidi="hi_IN"/>
         </w:rPr>
@@ -5962,6 +6368,20 @@
       </w:r>
       <w:r>
         <w:rPr>
+          <w:lang w:val="hi_IN" w:bidi="hi_IN"/>
+        </w:rPr>
+        <w:t>אֵיכָ֣ה תִרְעֶ֔ה</w:t>
+      </w:r>
+    </w:p>
+    <w:p>
+      <w:pPr/>
+      <w:r>
+        <w:rPr>
+          <w:lang w:val="hi_IN" w:bidi="hi_IN"/>
+        </w:rPr>
+      </w:r>
+      <w:r>
+        <w:rPr>
           <w:b/>
           <w:lang w:val="hi_IN" w:bidi="hi_IN"/>
         </w:rPr>
@@ -6285,6 +6705,20 @@
       </w:r>
       <w:r>
         <w:rPr>
+          <w:lang w:val="hi_IN" w:bidi="hi_IN"/>
+        </w:rPr>
+        <w:t>כְּ⁠עֹ֣טְיָ֔ה עַ֖ל עֶדְרֵ֥י חֲבֵרֶֽי⁠ךָ</w:t>
+      </w:r>
+    </w:p>
+    <w:p>
+      <w:pPr/>
+      <w:r>
+        <w:rPr>
+          <w:lang w:val="hi_IN" w:bidi="hi_IN"/>
+        </w:rPr>
+      </w:r>
+      <w:r>
+        <w:rPr>
           <w:b/>
           <w:lang w:val="hi_IN" w:bidi="hi_IN"/>
         </w:rPr>
@@ -6543,6 +6977,20 @@
       </w:r>
       <w:r>
         <w:rPr>
+          <w:lang w:val="hi_IN" w:bidi="hi_IN"/>
+        </w:rPr>
+        <w:t>אִם־לֹ֤א תֵדְעִי֙ לָ֔⁠ךְ הַ⁠יָּפָ֖ה בַּ⁠נָּשִׁ֑ים צְֽאִי־לָ֞⁠ךְ</w:t>
+      </w:r>
+    </w:p>
+    <w:p>
+      <w:pPr/>
+      <w:r>
+        <w:rPr>
+          <w:lang w:val="hi_IN" w:bidi="hi_IN"/>
+        </w:rPr>
+      </w:r>
+      <w:r>
+        <w:rPr>
           <w:b/>
           <w:lang w:val="hi_IN" w:bidi="hi_IN"/>
         </w:rPr>
@@ -6640,6 +7088,20 @@
       </w:r>
       <w:r>
         <w:rPr>
+          <w:lang w:val="hi_IN" w:bidi="hi_IN"/>
+        </w:rPr>
+        <w:t>אִם־לֹ֤א תֵדְעִי֙ לָ֔⁠ךְ הַ⁠יָּפָ֖ה בַּ⁠נָּשִׁ֑ים</w:t>
+      </w:r>
+    </w:p>
+    <w:p>
+      <w:pPr/>
+      <w:r>
+        <w:rPr>
+          <w:lang w:val="hi_IN" w:bidi="hi_IN"/>
+        </w:rPr>
+      </w:r>
+      <w:r>
+        <w:rPr>
           <w:b/>
           <w:lang w:val="hi_IN" w:bidi="hi_IN"/>
         </w:rPr>
@@ -6827,6 +7289,20 @@
       </w:r>
       <w:r>
         <w:rPr>
+          <w:lang w:val="hi_IN" w:bidi="hi_IN"/>
+        </w:rPr>
+        <w:t>צְֽאִי־לָ֞⁠ךְ</w:t>
+      </w:r>
+    </w:p>
+    <w:p>
+      <w:pPr/>
+      <w:r>
+        <w:rPr>
+          <w:lang w:val="hi_IN" w:bidi="hi_IN"/>
+        </w:rPr>
+      </w:r>
+      <w:r>
+        <w:rPr>
           <w:b/>
           <w:lang w:val="hi_IN" w:bidi="hi_IN"/>
         </w:rPr>
@@ -6937,6 +7413,20 @@
       </w:r>
       <w:r>
         <w:rPr>
+          <w:lang w:val="hi_IN" w:bidi="hi_IN"/>
+        </w:rPr>
+        <w:t>וּ⁠רְעִי֙ אֶת־גְּדִיֹּתַ֔יִ⁠ךְ</w:t>
+      </w:r>
+    </w:p>
+    <w:p>
+      <w:pPr/>
+      <w:r>
+        <w:rPr>
+          <w:lang w:val="hi_IN" w:bidi="hi_IN"/>
+        </w:rPr>
+      </w:r>
+      <w:r>
+        <w:rPr>
           <w:b/>
           <w:lang w:val="hi_IN" w:bidi="hi_IN"/>
         </w:rPr>
@@ -7091,6 +7581,20 @@
       </w:r>
       <w:r>
         <w:rPr>
+          <w:lang w:val="hi_IN" w:bidi="hi_IN"/>
+        </w:rPr>
+        <w:t>לְ⁠סֻסָתִ⁠י֙ בְּ⁠רִכְבֵ֣י פַרְעֹ֔ה דִּמִּיתִ֖י⁠ךְ רַעְיָתִֽ⁠י</w:t>
+      </w:r>
+    </w:p>
+    <w:p>
+      <w:pPr/>
+      <w:r>
+        <w:rPr>
+          <w:lang w:val="hi_IN" w:bidi="hi_IN"/>
+        </w:rPr>
+      </w:r>
+      <w:r>
+        <w:rPr>
           <w:b/>
           <w:lang w:val="hi_IN" w:bidi="hi_IN"/>
         </w:rPr>
@@ -7408,6 +7912,20 @@
       </w:r>
       <w:r>
         <w:rPr>
+          <w:lang w:val="hi_IN" w:bidi="hi_IN"/>
+        </w:rPr>
+        <w:t>פַרְעֹ֔ה</w:t>
+      </w:r>
+    </w:p>
+    <w:p>
+      <w:pPr/>
+      <w:r>
+        <w:rPr>
+          <w:lang w:val="hi_IN" w:bidi="hi_IN"/>
+        </w:rPr>
+      </w:r>
+      <w:r>
+        <w:rPr>
           <w:b/>
           <w:lang w:val="hi_IN" w:bidi="hi_IN"/>
         </w:rPr>
@@ -7504,6 +8022,20 @@
       </w:r>
       <w:r>
         <w:rPr>
+          <w:lang w:val="hi_IN" w:bidi="hi_IN"/>
+        </w:rPr>
+        <w:t>בַּ⁠תֹּרִ֔ים</w:t>
+      </w:r>
+    </w:p>
+    <w:p>
+      <w:pPr/>
+      <w:r>
+        <w:rPr>
+          <w:lang w:val="hi_IN" w:bidi="hi_IN"/>
+        </w:rPr>
+      </w:r>
+      <w:r>
+        <w:rPr>
           <w:b/>
           <w:lang w:val="hi_IN" w:bidi="hi_IN"/>
         </w:rPr>
@@ -7731,6 +8263,20 @@
       </w:r>
       <w:r>
         <w:rPr>
+          <w:lang w:val="hi_IN" w:bidi="hi_IN"/>
+        </w:rPr>
+        <w:t>תּוֹרֵ֤י</w:t>
+      </w:r>
+    </w:p>
+    <w:p>
+      <w:pPr/>
+      <w:r>
+        <w:rPr>
+          <w:lang w:val="hi_IN" w:bidi="hi_IN"/>
+        </w:rPr>
+      </w:r>
+      <w:r>
+        <w:rPr>
           <w:b/>
           <w:lang w:val="hi_IN" w:bidi="hi_IN"/>
         </w:rPr>
@@ -7848,6 +8394,20 @@
       </w:r>
       <w:r>
         <w:rPr>
+          <w:lang w:val="hi_IN" w:bidi="hi_IN"/>
+        </w:rPr>
+        <w:t>תּוֹרֵ֤י זָהָב֙ נַעֲשֶׂה־לָּ֔⁠ךְ</w:t>
+      </w:r>
+    </w:p>
+    <w:p>
+      <w:pPr/>
+      <w:r>
+        <w:rPr>
+          <w:lang w:val="hi_IN" w:bidi="hi_IN"/>
+        </w:rPr>
+      </w:r>
+      <w:r>
+        <w:rPr>
           <w:b/>
           <w:lang w:val="hi_IN" w:bidi="hi_IN"/>
         </w:rPr>
@@ -7992,6 +8552,20 @@
       </w:r>
       <w:r>
         <w:rPr>
+          <w:lang w:val="hi_IN" w:bidi="hi_IN"/>
+        </w:rPr>
+        <w:t>עִ֖ם נְקֻדּ֥וֹת הַ⁠כָּֽסֶף</w:t>
+      </w:r>
+    </w:p>
+    <w:p>
+      <w:pPr/>
+      <w:r>
+        <w:rPr>
+          <w:lang w:val="hi_IN" w:bidi="hi_IN"/>
+        </w:rPr>
+      </w:r>
+      <w:r>
+        <w:rPr>
           <w:b/>
           <w:lang w:val="hi_IN" w:bidi="hi_IN"/>
         </w:rPr>
@@ -8058,6 +8632,20 @@
         <w:rPr>
           <w:lang w:val="hi_IN" w:bidi="hi_IN"/>
         </w:rPr>
+      </w:r>
+    </w:p>
+    <w:p>
+      <w:pPr/>
+      <w:r>
+        <w:rPr>
+          <w:lang w:val="hi_IN" w:bidi="hi_IN"/>
+        </w:rPr>
+      </w:r>
+      <w:r>
+        <w:rPr>
+          <w:lang w:val="hi_IN" w:bidi="hi_IN"/>
+        </w:rPr>
+        <w:t>שֶׁ֤⁠הַ⁠מֶּ֨לֶךְ֙</w:t>
       </w:r>
     </w:p>
     <w:p>
@@ -8170,6 +8758,20 @@
       </w:r>
       <w:r>
         <w:rPr>
+          <w:lang w:val="hi_IN" w:bidi="hi_IN"/>
+        </w:rPr>
+        <w:t>בִּ⁠מְסִבּ֔⁠וֹ</w:t>
+      </w:r>
+    </w:p>
+    <w:p>
+      <w:pPr/>
+      <w:r>
+        <w:rPr>
+          <w:lang w:val="hi_IN" w:bidi="hi_IN"/>
+        </w:rPr>
+      </w:r>
+      <w:r>
+        <w:rPr>
           <w:b/>
           <w:lang w:val="hi_IN" w:bidi="hi_IN"/>
         </w:rPr>
@@ -8268,6 +8870,20 @@
       </w:r>
       <w:r>
         <w:rPr>
+          <w:lang w:val="hi_IN" w:bidi="hi_IN"/>
+        </w:rPr>
+        <w:t>נִרְדִּ֖⁠י</w:t>
+      </w:r>
+    </w:p>
+    <w:p>
+      <w:pPr/>
+      <w:r>
+        <w:rPr>
+          <w:lang w:val="hi_IN" w:bidi="hi_IN"/>
+        </w:rPr>
+      </w:r>
+      <w:r>
+        <w:rPr>
           <w:b/>
           <w:lang w:val="hi_IN" w:bidi="hi_IN"/>
         </w:rPr>
@@ -8417,6 +9033,20 @@
       </w:r>
       <w:r>
         <w:rPr>
+          <w:lang w:val="hi_IN" w:bidi="hi_IN"/>
+        </w:rPr>
+        <w:t>נָתַ֥ן רֵיחֽ⁠וֹ</w:t>
+      </w:r>
+    </w:p>
+    <w:p>
+      <w:pPr/>
+      <w:r>
+        <w:rPr>
+          <w:lang w:val="hi_IN" w:bidi="hi_IN"/>
+        </w:rPr>
+      </w:r>
+      <w:r>
+        <w:rPr>
           <w:b/>
           <w:lang w:val="hi_IN" w:bidi="hi_IN"/>
         </w:rPr>
@@ -8708,6 +9338,20 @@
       </w:r>
       <w:r>
         <w:rPr>
+          <w:lang w:val="hi_IN" w:bidi="hi_IN"/>
+        </w:rPr>
+        <w:t>דּוֹדִ⁠י֙</w:t>
+      </w:r>
+    </w:p>
+    <w:p>
+      <w:pPr/>
+      <w:r>
+        <w:rPr>
+          <w:lang w:val="hi_IN" w:bidi="hi_IN"/>
+        </w:rPr>
+      </w:r>
+      <w:r>
+        <w:rPr>
           <w:b/>
           <w:lang w:val="hi_IN" w:bidi="hi_IN"/>
         </w:rPr>
@@ -8785,6 +9429,20 @@
       </w:r>
       <w:r>
         <w:rPr>
+          <w:lang w:val="hi_IN" w:bidi="hi_IN"/>
+        </w:rPr>
+        <w:t>צְר֨וֹר הַ⁠מֹּ֤ר ׀ דּוֹדִ⁠י֙ לִ֔⁠י בֵּ֥ין שָׁדַ֖⁠י יָלִֽין</w:t>
+      </w:r>
+    </w:p>
+    <w:p>
+      <w:pPr/>
+      <w:r>
+        <w:rPr>
+          <w:lang w:val="hi_IN" w:bidi="hi_IN"/>
+        </w:rPr>
+      </w:r>
+      <w:r>
+        <w:rPr>
           <w:b/>
           <w:lang w:val="hi_IN" w:bidi="hi_IN"/>
         </w:rPr>
@@ -8935,6 +9593,20 @@
       </w:r>
       <w:r>
         <w:rPr>
+          <w:lang w:val="hi_IN" w:bidi="hi_IN"/>
+        </w:rPr>
+        <w:t>יָלִֽין</w:t>
+      </w:r>
+    </w:p>
+    <w:p>
+      <w:pPr/>
+      <w:r>
+        <w:rPr>
+          <w:lang w:val="hi_IN" w:bidi="hi_IN"/>
+        </w:rPr>
+      </w:r>
+      <w:r>
+        <w:rPr>
           <w:b/>
           <w:lang w:val="hi_IN" w:bidi="hi_IN"/>
         </w:rPr>
@@ -9515,6 +10187,20 @@
         <w:rPr>
           <w:lang w:val="hi_IN" w:bidi="hi_IN"/>
         </w:rPr>
+      </w:r>
+    </w:p>
+    <w:p>
+      <w:pPr/>
+      <w:r>
+        <w:rPr>
+          <w:lang w:val="hi_IN" w:bidi="hi_IN"/>
+        </w:rPr>
+      </w:r>
+      <w:r>
+        <w:rPr>
+          <w:lang w:val="hi_IN" w:bidi="hi_IN"/>
+        </w:rPr>
+        <w:t>הִנָּ֤⁠ךְ &amp; הִנָּ֥⁠ךְ</w:t>
       </w:r>
     </w:p>
     <w:p>
@@ -9945,6 +10631,20 @@
       </w:r>
       <w:r>
         <w:rPr>
+          <w:lang w:val="hi_IN" w:bidi="hi_IN"/>
+        </w:rPr>
+        <w:t>הִנְּ⁠ךָ֨</w:t>
+      </w:r>
+    </w:p>
+    <w:p>
+      <w:pPr/>
+      <w:r>
+        <w:rPr>
+          <w:lang w:val="hi_IN" w:bidi="hi_IN"/>
+        </w:rPr>
+      </w:r>
+      <w:r>
+        <w:rPr>
           <w:b/>
           <w:lang w:val="hi_IN" w:bidi="hi_IN"/>
         </w:rPr>
@@ -10148,6 +10848,20 @@
         <w:rPr>
           <w:lang w:val="hi_IN" w:bidi="hi_IN"/>
         </w:rPr>
+      </w:r>
+    </w:p>
+    <w:p>
+      <w:pPr/>
+      <w:r>
+        <w:rPr>
+          <w:lang w:val="hi_IN" w:bidi="hi_IN"/>
+        </w:rPr>
+      </w:r>
+      <w:r>
+        <w:rPr>
+          <w:lang w:val="hi_IN" w:bidi="hi_IN"/>
+        </w:rPr>
+        <w:t>דוֹדִ⁠י֙</w:t>
       </w:r>
     </w:p>
     <w:p>
@@ -10253,6 +10967,20 @@
       </w:r>
       <w:r>
         <w:rPr>
+          <w:lang w:val="hi_IN" w:bidi="hi_IN"/>
+        </w:rPr>
+        <w:t>דוֹדִ⁠י֙ אַ֣ף נָעִ֔ים</w:t>
+      </w:r>
+    </w:p>
+    <w:p>
+      <w:pPr/>
+      <w:r>
+        <w:rPr>
+          <w:lang w:val="hi_IN" w:bidi="hi_IN"/>
+        </w:rPr>
+      </w:r>
+      <w:r>
+        <w:rPr>
           <w:b/>
           <w:lang w:val="hi_IN" w:bidi="hi_IN"/>
         </w:rPr>
@@ -10350,6 +11078,20 @@
       </w:r>
       <w:r>
         <w:rPr>
+          <w:lang w:val="hi_IN" w:bidi="hi_IN"/>
+        </w:rPr>
+        <w:t>עַרְשֵׂ֖⁠נוּ</w:t>
+      </w:r>
+    </w:p>
+    <w:p>
+      <w:pPr/>
+      <w:r>
+        <w:rPr>
+          <w:lang w:val="hi_IN" w:bidi="hi_IN"/>
+        </w:rPr>
+      </w:r>
+      <w:r>
+        <w:rPr>
           <w:b/>
           <w:lang w:val="hi_IN" w:bidi="hi_IN"/>
         </w:rPr>
@@ -10460,6 +11202,20 @@
       </w:r>
       <w:r>
         <w:rPr>
+          <w:lang w:val="hi_IN" w:bidi="hi_IN"/>
+        </w:rPr>
+        <w:t>רַעֲנָנָֽה</w:t>
+      </w:r>
+    </w:p>
+    <w:p>
+      <w:pPr/>
+      <w:r>
+        <w:rPr>
+          <w:lang w:val="hi_IN" w:bidi="hi_IN"/>
+        </w:rPr>
+      </w:r>
+      <w:r>
+        <w:rPr>
           <w:b/>
           <w:lang w:val="hi_IN" w:bidi="hi_IN"/>
         </w:rPr>
@@ -10598,6 +11354,20 @@
         <w:rPr>
           <w:lang w:val="hi_IN" w:bidi="hi_IN"/>
         </w:rPr>
+      </w:r>
+    </w:p>
+    <w:p>
+      <w:pPr/>
+      <w:r>
+        <w:rPr>
+          <w:lang w:val="hi_IN" w:bidi="hi_IN"/>
+        </w:rPr>
+      </w:r>
+      <w:r>
+        <w:rPr>
+          <w:lang w:val="hi_IN" w:bidi="hi_IN"/>
+        </w:rPr>
+        <w:t>קֹר֤וֹת בָּתֵּ֨י⁠נוּ֙ אֲרָזִ֔ים רַהִיטֵ֖נוּ בְּרוֹתִֽים</w:t>
       </w:r>
     </w:p>
     <w:p>
@@ -11186,6 +11956,20 @@
       </w:r>
       <w:r>
         <w:rPr>
+          <w:lang w:val="hi_IN" w:bidi="hi_IN"/>
+        </w:rPr>
+        <w:t>חֲבַצֶּ֣לֶת</w:t>
+      </w:r>
+    </w:p>
+    <w:p>
+      <w:pPr/>
+      <w:r>
+        <w:rPr>
+          <w:lang w:val="hi_IN" w:bidi="hi_IN"/>
+        </w:rPr>
+      </w:r>
+      <w:r>
+        <w:rPr>
           <w:b/>
           <w:lang w:val="hi_IN" w:bidi="hi_IN"/>
         </w:rPr>
@@ -11399,6 +12183,20 @@
       </w:r>
       <w:r>
         <w:rPr>
+          <w:lang w:val="hi_IN" w:bidi="hi_IN"/>
+        </w:rPr>
+        <w:t>אֲנִי֙ חֲבַצֶּ֣לֶת הַ⁠שָּׁר֔וֹן שֽׁוֹשַׁנַּ֖ת הָ⁠עֲמָקִֽים</w:t>
+      </w:r>
+    </w:p>
+    <w:p>
+      <w:pPr/>
+      <w:r>
+        <w:rPr>
+          <w:lang w:val="hi_IN" w:bidi="hi_IN"/>
+        </w:rPr>
+      </w:r>
+      <w:r>
+        <w:rPr>
           <w:b/>
           <w:lang w:val="hi_IN" w:bidi="hi_IN"/>
         </w:rPr>
@@ -11522,6 +12320,20 @@
       </w:r>
       <w:r>
         <w:rPr>
+          <w:lang w:val="hi_IN" w:bidi="hi_IN"/>
+        </w:rPr>
+        <w:t>שֽׁוֹשַׁנַּ֖ת</w:t>
+      </w:r>
+    </w:p>
+    <w:p>
+      <w:pPr/>
+      <w:r>
+        <w:rPr>
+          <w:lang w:val="hi_IN" w:bidi="hi_IN"/>
+        </w:rPr>
+      </w:r>
+      <w:r>
+        <w:rPr>
           <w:b/>
           <w:lang w:val="hi_IN" w:bidi="hi_IN"/>
         </w:rPr>
@@ -11712,6 +12524,20 @@
         <w:rPr>
           <w:lang w:val="hi_IN" w:bidi="hi_IN"/>
         </w:rPr>
+      </w:r>
+    </w:p>
+    <w:p>
+      <w:pPr/>
+      <w:r>
+        <w:rPr>
+          <w:lang w:val="hi_IN" w:bidi="hi_IN"/>
+        </w:rPr>
+      </w:r>
+      <w:r>
+        <w:rPr>
+          <w:lang w:val="hi_IN" w:bidi="hi_IN"/>
+        </w:rPr>
+        <w:t>כְּ⁠שֽׁוֹשַׁנָּה֙ בֵּ֣ין הַ⁠חוֹחִ֔ים כֵּ֥ן רַעְיָתִ֖⁠י בֵּ֥ין הַ⁠בָּנֽוֹת</w:t>
       </w:r>
     </w:p>
     <w:p>
@@ -12106,6 +12932,20 @@
       </w:r>
       <w:r>
         <w:rPr>
+          <w:lang w:val="hi_IN" w:bidi="hi_IN"/>
+        </w:rPr>
+        <w:t>הַ⁠בָּנֽוֹת</w:t>
+      </w:r>
+    </w:p>
+    <w:p>
+      <w:pPr/>
+      <w:r>
+        <w:rPr>
+          <w:lang w:val="hi_IN" w:bidi="hi_IN"/>
+        </w:rPr>
+      </w:r>
+      <w:r>
+        <w:rPr>
           <w:b/>
           <w:lang w:val="hi_IN" w:bidi="hi_IN"/>
         </w:rPr>
@@ -12383,6 +13223,20 @@
       </w:r>
       <w:r>
         <w:rPr>
+          <w:lang w:val="hi_IN" w:bidi="hi_IN"/>
+        </w:rPr>
+        <w:t>כְּ⁠תַפּ֨וּחַ֙ בַּ⁠עֲצֵ֣י הַ⁠יַּ֔עַר כֵּ֥ן דּוֹדִ֖⁠י בֵּ֣ין הַ⁠בָּנִ֑ים</w:t>
+      </w:r>
+    </w:p>
+    <w:p>
+      <w:pPr/>
+      <w:r>
+        <w:rPr>
+          <w:lang w:val="hi_IN" w:bidi="hi_IN"/>
+        </w:rPr>
+      </w:r>
+      <w:r>
+        <w:rPr>
           <w:b/>
           <w:lang w:val="hi_IN" w:bidi="hi_IN"/>
         </w:rPr>
@@ -12871,6 +13725,20 @@
       </w:r>
       <w:r>
         <w:rPr>
+          <w:lang w:val="hi_IN" w:bidi="hi_IN"/>
+        </w:rPr>
+        <w:t>בֵּ֣ין הַ⁠בָּנִ֑ים</w:t>
+      </w:r>
+    </w:p>
+    <w:p>
+      <w:pPr/>
+      <w:r>
+        <w:rPr>
+          <w:lang w:val="hi_IN" w:bidi="hi_IN"/>
+        </w:rPr>
+      </w:r>
+      <w:r>
+        <w:rPr>
           <w:b/>
           <w:lang w:val="hi_IN" w:bidi="hi_IN"/>
         </w:rPr>
@@ -13030,6 +13898,20 @@
       </w:r>
       <w:r>
         <w:rPr>
+          <w:lang w:val="hi_IN" w:bidi="hi_IN"/>
+        </w:rPr>
+        <w:t>בְּ⁠צִלּ⁠וֹ֙ חִמַּ֣דְתִּי וְ⁠יָשַׁ֔בְתִּי וּ⁠פִרְי֖⁠וֹ מָת֥וֹק לְ⁠חִכִּֽ⁠י</w:t>
+      </w:r>
+    </w:p>
+    <w:p>
+      <w:pPr/>
+      <w:r>
+        <w:rPr>
+          <w:lang w:val="hi_IN" w:bidi="hi_IN"/>
+        </w:rPr>
+      </w:r>
+      <w:r>
+        <w:rPr>
           <w:b/>
           <w:lang w:val="hi_IN" w:bidi="hi_IN"/>
         </w:rPr>
@@ -13179,6 +14061,20 @@
       </w:r>
       <w:r>
         <w:rPr>
+          <w:lang w:val="hi_IN" w:bidi="hi_IN"/>
+        </w:rPr>
+        <w:t>בְּ⁠צִלּ⁠וֹ֙ חִמַּ֣דְתִּי וְ⁠יָשַׁ֔בְתִּי</w:t>
+      </w:r>
+    </w:p>
+    <w:p>
+      <w:pPr/>
+      <w:r>
+        <w:rPr>
+          <w:lang w:val="hi_IN" w:bidi="hi_IN"/>
+        </w:rPr>
+      </w:r>
+      <w:r>
+        <w:rPr>
           <w:b/>
           <w:lang w:val="hi_IN" w:bidi="hi_IN"/>
         </w:rPr>
@@ -13322,6 +14218,20 @@
         <w:rPr>
           <w:lang w:val="hi_IN" w:bidi="hi_IN"/>
         </w:rPr>
+      </w:r>
+    </w:p>
+    <w:p>
+      <w:pPr/>
+      <w:r>
+        <w:rPr>
+          <w:lang w:val="hi_IN" w:bidi="hi_IN"/>
+        </w:rPr>
+      </w:r>
+      <w:r>
+        <w:rPr>
+          <w:lang w:val="hi_IN" w:bidi="hi_IN"/>
+        </w:rPr>
+        <w:t>הֱבִיאַ֨⁠נִי֙</w:t>
       </w:r>
     </w:p>
     <w:p>
@@ -13880,6 +14790,20 @@
       </w:r>
       <w:r>
         <w:rPr>
+          <w:lang w:val="hi_IN" w:bidi="hi_IN"/>
+        </w:rPr>
+        <w:t>וְ⁠דִגְל֥⁠וֹ עָלַ֖⁠י אַהֲבָֽה</w:t>
+      </w:r>
+    </w:p>
+    <w:p>
+      <w:pPr/>
+      <w:r>
+        <w:rPr>
+          <w:lang w:val="hi_IN" w:bidi="hi_IN"/>
+        </w:rPr>
+      </w:r>
+      <w:r>
+        <w:rPr>
           <w:b/>
           <w:lang w:val="hi_IN" w:bidi="hi_IN"/>
         </w:rPr>
@@ -14003,6 +14927,20 @@
       </w:r>
       <w:r>
         <w:rPr>
+          <w:lang w:val="hi_IN" w:bidi="hi_IN"/>
+        </w:rPr>
+        <w:t>וְ⁠דִגְל֥⁠וֹ</w:t>
+      </w:r>
+    </w:p>
+    <w:p>
+      <w:pPr/>
+      <w:r>
+        <w:rPr>
+          <w:lang w:val="hi_IN" w:bidi="hi_IN"/>
+        </w:rPr>
+      </w:r>
+      <w:r>
+        <w:rPr>
           <w:b/>
           <w:lang w:val="hi_IN" w:bidi="hi_IN"/>
         </w:rPr>
@@ -14223,6 +15161,20 @@
       </w:r>
       <w:r>
         <w:rPr>
+          <w:lang w:val="hi_IN" w:bidi="hi_IN"/>
+        </w:rPr>
+        <w:t>סַמְּכ֨וּ⁠נִי֙ בָּֽ⁠אֲשִׁישׁ֔וֹת רַפְּד֖וּ⁠נִי בַּ⁠תַּפּוּחִ֑ים</w:t>
+      </w:r>
+    </w:p>
+    <w:p>
+      <w:pPr/>
+      <w:r>
+        <w:rPr>
+          <w:lang w:val="hi_IN" w:bidi="hi_IN"/>
+        </w:rPr>
+      </w:r>
+      <w:r>
+        <w:rPr>
           <w:b/>
           <w:lang w:val="hi_IN" w:bidi="hi_IN"/>
         </w:rPr>
@@ -14346,6 +15298,20 @@
       </w:r>
       <w:r>
         <w:rPr>
+          <w:lang w:val="hi_IN" w:bidi="hi_IN"/>
+        </w:rPr>
+        <w:t>סַמְּכ֨וּ⁠נִי֙ &amp; רַפְּד֖וּ⁠נִי</w:t>
+      </w:r>
+    </w:p>
+    <w:p>
+      <w:pPr/>
+      <w:r>
+        <w:rPr>
+          <w:lang w:val="hi_IN" w:bidi="hi_IN"/>
+        </w:rPr>
+      </w:r>
+      <w:r>
+        <w:rPr>
           <w:b/>
           <w:lang w:val="hi_IN" w:bidi="hi_IN"/>
         </w:rPr>
@@ -14483,6 +15449,20 @@
       </w:r>
       <w:r>
         <w:rPr>
+          <w:lang w:val="hi_IN" w:bidi="hi_IN"/>
+        </w:rPr>
+        <w:t>סַמְּכ֨וּ⁠נִי֙ בָּֽ⁠אֲשִׁישׁ֔וֹת רַפְּד֖וּ⁠נִי בַּ⁠תַּפּוּחִ֑ים כִּי־חוֹלַ֥ת אַהֲבָ֖ה אָֽנִי</w:t>
+      </w:r>
+    </w:p>
+    <w:p>
+      <w:pPr/>
+      <w:r>
+        <w:rPr>
+          <w:lang w:val="hi_IN" w:bidi="hi_IN"/>
+        </w:rPr>
+      </w:r>
+      <w:r>
+        <w:rPr>
           <w:b/>
           <w:lang w:val="hi_IN" w:bidi="hi_IN"/>
         </w:rPr>
@@ -14569,6 +15549,20 @@
         <w:rPr>
           <w:lang w:val="hi_IN" w:bidi="hi_IN"/>
         </w:rPr>
+      </w:r>
+    </w:p>
+    <w:p>
+      <w:pPr/>
+      <w:r>
+        <w:rPr>
+          <w:lang w:val="hi_IN" w:bidi="hi_IN"/>
+        </w:rPr>
+      </w:r>
+      <w:r>
+        <w:rPr>
+          <w:lang w:val="hi_IN" w:bidi="hi_IN"/>
+        </w:rPr>
+        <w:t>בָּֽ⁠אֲשִׁישׁ֔וֹת</w:t>
       </w:r>
     </w:p>
     <w:p>
@@ -14810,6 +15804,20 @@
       </w:r>
       <w:r>
         <w:rPr>
+          <w:lang w:val="hi_IN" w:bidi="hi_IN"/>
+        </w:rPr>
+        <w:t>כִּי־חוֹלַ֥ת אַהֲבָ֖ה אָֽנִי</w:t>
+      </w:r>
+    </w:p>
+    <w:p>
+      <w:pPr/>
+      <w:r>
+        <w:rPr>
+          <w:lang w:val="hi_IN" w:bidi="hi_IN"/>
+        </w:rPr>
+      </w:r>
+      <w:r>
+        <w:rPr>
           <w:b/>
           <w:lang w:val="hi_IN" w:bidi="hi_IN"/>
         </w:rPr>
@@ -15030,6 +16038,20 @@
       </w:r>
       <w:r>
         <w:rPr>
+          <w:lang w:val="hi_IN" w:bidi="hi_IN"/>
+        </w:rPr>
+        <w:t>שְׂמֹאל⁠וֹ֙ תַּ֣חַת לְ⁠רֹאשִׁ֔⁠י וִ⁠ימִינ֖⁠וֹ תְּחַבְּקֵֽ⁠נִי</w:t>
+      </w:r>
+    </w:p>
+    <w:p>
+      <w:pPr/>
+      <w:r>
+        <w:rPr>
+          <w:lang w:val="hi_IN" w:bidi="hi_IN"/>
+        </w:rPr>
+      </w:r>
+      <w:r>
+        <w:rPr>
           <w:b/>
           <w:lang w:val="hi_IN" w:bidi="hi_IN"/>
         </w:rPr>
@@ -15239,6 +16261,20 @@
         <w:rPr>
           <w:lang w:val="hi_IN" w:bidi="hi_IN"/>
         </w:rPr>
+      </w:r>
+    </w:p>
+    <w:p>
+      <w:pPr/>
+      <w:r>
+        <w:rPr>
+          <w:lang w:val="hi_IN" w:bidi="hi_IN"/>
+        </w:rPr>
+      </w:r>
+      <w:r>
+        <w:rPr>
+          <w:lang w:val="hi_IN" w:bidi="hi_IN"/>
+        </w:rPr>
+        <w:t>הִשְׁבַּ֨עְתִּי אֶתְ⁠כֶ֜ם &amp; בִּ⁠צְבָא֔וֹת א֖וֹ בְּ⁠אַיְל֣וֹת הַ⁠שָּׂדֶ֑ה</w:t>
       </w:r>
     </w:p>
     <w:p>
@@ -15481,6 +16517,20 @@
       </w:r>
       <w:r>
         <w:rPr>
+          <w:lang w:val="hi_IN" w:bidi="hi_IN"/>
+        </w:rPr>
+        <w:t>בִּ⁠צְבָא֔וֹת א֖וֹ בְּ⁠אַיְל֣וֹת הַ⁠שָּׂדֶ֑ה</w:t>
+      </w:r>
+    </w:p>
+    <w:p>
+      <w:pPr/>
+      <w:r>
+        <w:rPr>
+          <w:lang w:val="hi_IN" w:bidi="hi_IN"/>
+        </w:rPr>
+      </w:r>
+      <w:r>
+        <w:rPr>
           <w:b/>
           <w:lang w:val="hi_IN" w:bidi="hi_IN"/>
         </w:rPr>
@@ -15870,6 +16920,20 @@
       </w:r>
       <w:r>
         <w:rPr>
+          <w:lang w:val="hi_IN" w:bidi="hi_IN"/>
+        </w:rPr>
+        <w:t>אִם־תָּעִ֧ירוּ ׀ וְֽ⁠אִם־תְּעֽוֹרְר֛וּ אֶת־הָ⁠אַהֲבָ֖ה עַ֥ד שֶׁ⁠תֶּחְפָּֽץ</w:t>
+      </w:r>
+    </w:p>
+    <w:p>
+      <w:pPr/>
+      <w:r>
+        <w:rPr>
+          <w:lang w:val="hi_IN" w:bidi="hi_IN"/>
+        </w:rPr>
+      </w:r>
+      <w:r>
+        <w:rPr>
           <w:b/>
           <w:lang w:val="hi_IN" w:bidi="hi_IN"/>
         </w:rPr>
@@ -15993,6 +17057,20 @@
       </w:r>
       <w:r>
         <w:rPr>
+          <w:lang w:val="hi_IN" w:bidi="hi_IN"/>
+        </w:rPr>
+        <w:t>אִם־תָּעִ֧ירוּ ׀ וְֽ⁠אִם־תְּעֽוֹרְר֛וּ</w:t>
+      </w:r>
+    </w:p>
+    <w:p>
+      <w:pPr/>
+      <w:r>
+        <w:rPr>
+          <w:lang w:val="hi_IN" w:bidi="hi_IN"/>
+        </w:rPr>
+      </w:r>
+      <w:r>
+        <w:rPr>
           <w:b/>
           <w:lang w:val="hi_IN" w:bidi="hi_IN"/>
         </w:rPr>
@@ -16337,6 +17415,20 @@
         <w:rPr>
           <w:lang w:val="hi_IN" w:bidi="hi_IN"/>
         </w:rPr>
+      </w:r>
+    </w:p>
+    <w:p>
+      <w:pPr/>
+      <w:r>
+        <w:rPr>
+          <w:lang w:val="hi_IN" w:bidi="hi_IN"/>
+        </w:rPr>
+      </w:r>
+      <w:r>
+        <w:rPr>
+          <w:lang w:val="hi_IN" w:bidi="hi_IN"/>
+        </w:rPr>
+        <w:t>הִנֵּה</w:t>
       </w:r>
     </w:p>
     <w:p>
@@ -16476,6 +17568,20 @@
       </w:r>
       <w:r>
         <w:rPr>
+          <w:lang w:val="hi_IN" w:bidi="hi_IN"/>
+        </w:rPr>
+        <w:t>בָּ֑א</w:t>
+      </w:r>
+    </w:p>
+    <w:p>
+      <w:pPr/>
+      <w:r>
+        <w:rPr>
+          <w:lang w:val="hi_IN" w:bidi="hi_IN"/>
+        </w:rPr>
+      </w:r>
+      <w:r>
+        <w:rPr>
           <w:b/>
           <w:lang w:val="hi_IN" w:bidi="hi_IN"/>
         </w:rPr>
@@ -17205,6 +18311,20 @@
       </w:r>
       <w:r>
         <w:rPr>
+          <w:lang w:val="hi_IN" w:bidi="hi_IN"/>
+        </w:rPr>
+        <w:t>זֶ֤ה</w:t>
+      </w:r>
+    </w:p>
+    <w:p>
+      <w:pPr/>
+      <w:r>
+        <w:rPr>
+          <w:lang w:val="hi_IN" w:bidi="hi_IN"/>
+        </w:rPr>
+      </w:r>
+      <w:r>
+        <w:rPr>
           <w:b/>
           <w:lang w:val="hi_IN" w:bidi="hi_IN"/>
         </w:rPr>
@@ -17328,6 +18448,20 @@
       </w:r>
       <w:r>
         <w:rPr>
+          <w:lang w:val="hi_IN" w:bidi="hi_IN"/>
+        </w:rPr>
+        <w:t>אַחַ֣ר כָּתְלֵ֔⁠נוּ</w:t>
+      </w:r>
+    </w:p>
+    <w:p>
+      <w:pPr/>
+      <w:r>
+        <w:rPr>
+          <w:lang w:val="hi_IN" w:bidi="hi_IN"/>
+        </w:rPr>
+      </w:r>
+      <w:r>
+        <w:rPr>
           <w:b/>
           <w:lang w:val="hi_IN" w:bidi="hi_IN"/>
         </w:rPr>
@@ -17424,6 +18558,20 @@
       </w:r>
       <w:r>
         <w:rPr>
+          <w:lang w:val="hi_IN" w:bidi="hi_IN"/>
+        </w:rPr>
+        <w:t>מַשְׁגִּ֨יחַ֙ מִן־הַֽ⁠חֲלֹּנ֔וֹת מֵצִ֖יץ מִן־הַֽ⁠חֲרַכִּֽים</w:t>
+      </w:r>
+    </w:p>
+    <w:p>
+      <w:pPr/>
+      <w:r>
+        <w:rPr>
+          <w:lang w:val="hi_IN" w:bidi="hi_IN"/>
+        </w:rPr>
+      </w:r>
+      <w:r>
+        <w:rPr>
           <w:b/>
           <w:lang w:val="hi_IN" w:bidi="hi_IN"/>
         </w:rPr>
@@ -17534,6 +18682,20 @@
       </w:r>
       <w:r>
         <w:rPr>
+          <w:lang w:val="hi_IN" w:bidi="hi_IN"/>
+        </w:rPr>
+        <w:t>הַֽ⁠חֲלֹּנ֔וֹת &amp; הַֽ⁠חֲרַכִּֽים</w:t>
+      </w:r>
+    </w:p>
+    <w:p>
+      <w:pPr/>
+      <w:r>
+        <w:rPr>
+          <w:lang w:val="hi_IN" w:bidi="hi_IN"/>
+        </w:rPr>
+      </w:r>
+      <w:r>
+        <w:rPr>
           <w:b/>
           <w:lang w:val="hi_IN" w:bidi="hi_IN"/>
         </w:rPr>
@@ -17664,6 +18826,20 @@
       </w:r>
       <w:r>
         <w:rPr>
+          <w:lang w:val="hi_IN" w:bidi="hi_IN"/>
+        </w:rPr>
+        <w:t>הַֽ⁠חֲרַכִּֽים</w:t>
+      </w:r>
+    </w:p>
+    <w:p>
+      <w:pPr/>
+      <w:r>
+        <w:rPr>
+          <w:lang w:val="hi_IN" w:bidi="hi_IN"/>
+        </w:rPr>
+      </w:r>
+      <w:r>
+        <w:rPr>
           <w:b/>
           <w:lang w:val="hi_IN" w:bidi="hi_IN"/>
         </w:rPr>
@@ -17799,6 +18975,20 @@
       </w:r>
       <w:r>
         <w:rPr>
+          <w:lang w:val="hi_IN" w:bidi="hi_IN"/>
+        </w:rPr>
+        <w:t>וּ⁠לְכִי־לָֽ⁠ךְ</w:t>
+      </w:r>
+    </w:p>
+    <w:p>
+      <w:pPr/>
+      <w:r>
+        <w:rPr>
+          <w:lang w:val="hi_IN" w:bidi="hi_IN"/>
+        </w:rPr>
+      </w:r>
+      <w:r>
+        <w:rPr>
           <w:b/>
           <w:lang w:val="hi_IN" w:bidi="hi_IN"/>
         </w:rPr>
@@ -18020,6 +19210,20 @@
       </w:r>
       <w:r>
         <w:rPr>
+          <w:lang w:val="hi_IN" w:bidi="hi_IN"/>
+        </w:rPr>
+        <w:t>כִּֽי־הִנֵּ֥ה</w:t>
+      </w:r>
+    </w:p>
+    <w:p>
+      <w:pPr/>
+      <w:r>
+        <w:rPr>
+          <w:lang w:val="hi_IN" w:bidi="hi_IN"/>
+        </w:rPr>
+      </w:r>
+      <w:r>
+        <w:rPr>
           <w:b/>
           <w:lang w:val="hi_IN" w:bidi="hi_IN"/>
         </w:rPr>
@@ -18130,6 +19334,20 @@
       </w:r>
       <w:r>
         <w:rPr>
+          <w:lang w:val="hi_IN" w:bidi="hi_IN"/>
+        </w:rPr>
+        <w:t>ה⁠סתו</w:t>
+      </w:r>
+    </w:p>
+    <w:p>
+      <w:pPr/>
+      <w:r>
+        <w:rPr>
+          <w:lang w:val="hi_IN" w:bidi="hi_IN"/>
+        </w:rPr>
+      </w:r>
+      <w:r>
+        <w:rPr>
           <w:b/>
           <w:lang w:val="hi_IN" w:bidi="hi_IN"/>
         </w:rPr>
@@ -18226,6 +19444,20 @@
       </w:r>
       <w:r>
         <w:rPr>
+          <w:lang w:val="hi_IN" w:bidi="hi_IN"/>
+        </w:rPr>
+        <w:t>ה⁠סתו עָבָ֑ר הַ⁠גֶּ֕שֶׁם חָלַ֖ף</w:t>
+      </w:r>
+    </w:p>
+    <w:p>
+      <w:pPr/>
+      <w:r>
+        <w:rPr>
+          <w:lang w:val="hi_IN" w:bidi="hi_IN"/>
+        </w:rPr>
+      </w:r>
+      <w:r>
+        <w:rPr>
           <w:b/>
           <w:lang w:val="hi_IN" w:bidi="hi_IN"/>
         </w:rPr>
@@ -18323,6 +19555,20 @@
       </w:r>
       <w:r>
         <w:rPr>
+          <w:lang w:val="hi_IN" w:bidi="hi_IN"/>
+        </w:rPr>
+        <w:t>עָבָ֑ר</w:t>
+      </w:r>
+    </w:p>
+    <w:p>
+      <w:pPr/>
+      <w:r>
+        <w:rPr>
+          <w:lang w:val="hi_IN" w:bidi="hi_IN"/>
+        </w:rPr>
+      </w:r>
+      <w:r>
+        <w:rPr>
           <w:b/>
           <w:lang w:val="hi_IN" w:bidi="hi_IN"/>
         </w:rPr>
@@ -18543,6 +19789,20 @@
       </w:r>
       <w:r>
         <w:rPr>
+          <w:lang w:val="hi_IN" w:bidi="hi_IN"/>
+        </w:rPr>
+        <w:t>חָלַ֖ף הָלַ֥ךְ לֽ⁠וֹ</w:t>
+      </w:r>
+    </w:p>
+    <w:p>
+      <w:pPr/>
+      <w:r>
+        <w:rPr>
+          <w:lang w:val="hi_IN" w:bidi="hi_IN"/>
+        </w:rPr>
+      </w:r>
+      <w:r>
+        <w:rPr>
           <w:b/>
           <w:lang w:val="hi_IN" w:bidi="hi_IN"/>
         </w:rPr>
@@ -18673,6 +19933,20 @@
       </w:r>
       <w:r>
         <w:rPr>
+          <w:lang w:val="hi_IN" w:bidi="hi_IN"/>
+        </w:rPr>
+        <w:t>בָ⁠אָ֔רֶץ</w:t>
+      </w:r>
+    </w:p>
+    <w:p>
+      <w:pPr/>
+      <w:r>
+        <w:rPr>
+          <w:lang w:val="hi_IN" w:bidi="hi_IN"/>
+        </w:rPr>
+      </w:r>
+      <w:r>
+        <w:rPr>
           <w:b/>
           <w:lang w:val="hi_IN" w:bidi="hi_IN"/>
         </w:rPr>
@@ -18750,6 +20024,20 @@
       </w:r>
       <w:r>
         <w:rPr>
+          <w:lang w:val="hi_IN" w:bidi="hi_IN"/>
+        </w:rPr>
+        <w:t>וְ⁠ק֥וֹל הַ⁠תּ֖וֹר נִשְׁמַ֥ע</w:t>
+      </w:r>
+    </w:p>
+    <w:p>
+      <w:pPr/>
+      <w:r>
+        <w:rPr>
+          <w:lang w:val="hi_IN" w:bidi="hi_IN"/>
+        </w:rPr>
+      </w:r>
+      <w:r>
+        <w:rPr>
           <w:b/>
           <w:lang w:val="hi_IN" w:bidi="hi_IN"/>
         </w:rPr>
@@ -18867,6 +20155,20 @@
       </w:r>
       <w:r>
         <w:rPr>
+          <w:lang w:val="hi_IN" w:bidi="hi_IN"/>
+        </w:rPr>
+        <w:t>הַ⁠תְּאֵנָה֙ חָֽנְטָ֣ה פַגֶּ֔י⁠הָ</w:t>
+      </w:r>
+    </w:p>
+    <w:p>
+      <w:pPr/>
+      <w:r>
+        <w:rPr>
+          <w:lang w:val="hi_IN" w:bidi="hi_IN"/>
+        </w:rPr>
+      </w:r>
+      <w:r>
+        <w:rPr>
           <w:b/>
           <w:lang w:val="hi_IN" w:bidi="hi_IN"/>
         </w:rPr>
@@ -18977,6 +20279,20 @@
       </w:r>
       <w:r>
         <w:rPr>
+          <w:lang w:val="hi_IN" w:bidi="hi_IN"/>
+        </w:rPr>
+        <w:t>וְ⁠הַ⁠גְּפָנִ֥ים ׀ סְמָדַ֖ר</w:t>
+      </w:r>
+    </w:p>
+    <w:p>
+      <w:pPr/>
+      <w:r>
+        <w:rPr>
+          <w:lang w:val="hi_IN" w:bidi="hi_IN"/>
+        </w:rPr>
+      </w:r>
+      <w:r>
+        <w:rPr>
           <w:b/>
           <w:lang w:val="hi_IN" w:bidi="hi_IN"/>
         </w:rPr>
@@ -19054,6 +20370,20 @@
       </w:r>
       <w:r>
         <w:rPr>
+          <w:lang w:val="hi_IN" w:bidi="hi_IN"/>
+        </w:rPr>
+        <w:t>נָ֣תְנוּ רֵ֑יחַ</w:t>
+      </w:r>
+    </w:p>
+    <w:p>
+      <w:pPr/>
+      <w:r>
+        <w:rPr>
+          <w:lang w:val="hi_IN" w:bidi="hi_IN"/>
+        </w:rPr>
+      </w:r>
+      <w:r>
+        <w:rPr>
           <w:b/>
           <w:lang w:val="hi_IN" w:bidi="hi_IN"/>
         </w:rPr>
@@ -19189,6 +20519,20 @@
         <w:rPr>
           <w:lang w:val="hi_IN" w:bidi="hi_IN"/>
         </w:rPr>
+      </w:r>
+    </w:p>
+    <w:p>
+      <w:pPr/>
+      <w:r>
+        <w:rPr>
+          <w:lang w:val="hi_IN" w:bidi="hi_IN"/>
+        </w:rPr>
+      </w:r>
+      <w:r>
+        <w:rPr>
+          <w:lang w:val="hi_IN" w:bidi="hi_IN"/>
+        </w:rPr>
+        <w:t>ק֥וּמִי לכי רַעְיָתִ֥⁠י יָפָתִ֖⁠י וּ⁠לְכִי־לָֽ⁠ךְ</w:t>
       </w:r>
     </w:p>
     <w:p>
@@ -19327,6 +20671,20 @@
       </w:r>
       <w:r>
         <w:rPr>
+          <w:lang w:val="hi_IN" w:bidi="hi_IN"/>
+        </w:rPr>
+        <w:t>יוֹנָתִ֞⁠י</w:t>
+      </w:r>
+    </w:p>
+    <w:p>
+      <w:pPr/>
+      <w:r>
+        <w:rPr>
+          <w:lang w:val="hi_IN" w:bidi="hi_IN"/>
+        </w:rPr>
+      </w:r>
+      <w:r>
+        <w:rPr>
           <w:b/>
           <w:lang w:val="hi_IN" w:bidi="hi_IN"/>
         </w:rPr>
@@ -19437,6 +20795,20 @@
       </w:r>
       <w:r>
         <w:rPr>
+          <w:lang w:val="hi_IN" w:bidi="hi_IN"/>
+        </w:rPr>
+        <w:t>יוֹנָתִ֞⁠י בְּ⁠חַגְוֵ֣י הַ⁠סֶּ֗לַע בְּ⁠סֵ֨תֶר֙ הַ⁠מַּדְרֵגָ֔ה</w:t>
+      </w:r>
+    </w:p>
+    <w:p>
+      <w:pPr/>
+      <w:r>
+        <w:rPr>
+          <w:lang w:val="hi_IN" w:bidi="hi_IN"/>
+        </w:rPr>
+      </w:r>
+      <w:r>
+        <w:rPr>
           <w:b/>
           <w:lang w:val="hi_IN" w:bidi="hi_IN"/>
         </w:rPr>
@@ -19547,6 +20919,20 @@
       </w:r>
       <w:r>
         <w:rPr>
+          <w:lang w:val="hi_IN" w:bidi="hi_IN"/>
+        </w:rPr>
+        <w:t>בְּ⁠חַגְוֵ֣י הַ⁠סֶּ֗לַע בְּ⁠סֵ֨תֶר֙ הַ⁠מַּדְרֵגָ֔ה</w:t>
+      </w:r>
+    </w:p>
+    <w:p>
+      <w:pPr/>
+      <w:r>
+        <w:rPr>
+          <w:lang w:val="hi_IN" w:bidi="hi_IN"/>
+        </w:rPr>
+      </w:r>
+      <w:r>
+        <w:rPr>
           <w:b/>
           <w:lang w:val="hi_IN" w:bidi="hi_IN"/>
         </w:rPr>
@@ -19721,6 +21107,20 @@
       </w:r>
       <w:r>
         <w:rPr>
+          <w:lang w:val="hi_IN" w:bidi="hi_IN"/>
+        </w:rPr>
+        <w:t>הַרְאִ֨י⁠נִי֙ אֶתּ־מַרְאַ֔יִ⁠ךְ הַשְׁמִיעִ֖י⁠נִי אֶת־קוֹלֵ֑⁠ךְ כִּי־קוֹלֵ֥⁠ךְ עָרֵ֖ב וּ⁠מַרְאֵ֥י⁠ךְ נָאוֶֽה</w:t>
+      </w:r>
+    </w:p>
+    <w:p>
+      <w:pPr/>
+      <w:r>
+        <w:rPr>
+          <w:lang w:val="hi_IN" w:bidi="hi_IN"/>
+        </w:rPr>
+      </w:r>
+      <w:r>
+        <w:rPr>
           <w:b/>
           <w:lang w:val="hi_IN" w:bidi="hi_IN"/>
         </w:rPr>
@@ -19818,6 +21218,20 @@
       </w:r>
       <w:r>
         <w:rPr>
+          <w:lang w:val="hi_IN" w:bidi="hi_IN"/>
+        </w:rPr>
+        <w:t>הַרְאִ֨י⁠נִי֙ אֶתּ־מַרְאַ֔יִ⁠ךְ הַשְׁמִיעִ֖י⁠נִי</w:t>
+      </w:r>
+    </w:p>
+    <w:p>
+      <w:pPr/>
+      <w:r>
+        <w:rPr>
+          <w:lang w:val="hi_IN" w:bidi="hi_IN"/>
+        </w:rPr>
+      </w:r>
+      <w:r>
+        <w:rPr>
           <w:b/>
           <w:lang w:val="hi_IN" w:bidi="hi_IN"/>
         </w:rPr>
@@ -19973,6 +21387,20 @@
       </w:r>
       <w:r>
         <w:rPr>
+          <w:lang w:val="hi_IN" w:bidi="hi_IN"/>
+        </w:rPr>
+        <w:t>קוֹלֵ֥⁠ךְ עָרֵ֖ב</w:t>
+      </w:r>
+    </w:p>
+    <w:p>
+      <w:pPr/>
+      <w:r>
+        <w:rPr>
+          <w:lang w:val="hi_IN" w:bidi="hi_IN"/>
+        </w:rPr>
+      </w:r>
+      <w:r>
+        <w:rPr>
           <w:b/>
           <w:lang w:val="hi_IN" w:bidi="hi_IN"/>
         </w:rPr>
@@ -20062,6 +21490,20 @@
       </w:r>
       <w:r>
         <w:rPr>
+          <w:lang w:val="hi_IN" w:bidi="hi_IN"/>
+        </w:rPr>
+        <w:t>אֶֽחֱזוּ־לָ֨⁠נוּ֙ שֽׁוּעָלִ֔ים שֽׁוּעָלִ֥ים קְטַנִּ֖ים מְחַבְּלִ֣ים כְּרָמִ֑ים וּ⁠כְרָמֵ֖י⁠נוּ סְמָדַֽר</w:t>
+      </w:r>
+    </w:p>
+    <w:p>
+      <w:pPr/>
+      <w:r>
+        <w:rPr>
+          <w:lang w:val="hi_IN" w:bidi="hi_IN"/>
+        </w:rPr>
+      </w:r>
+      <w:r>
+        <w:rPr>
           <w:b/>
           <w:lang w:val="hi_IN" w:bidi="hi_IN"/>
         </w:rPr>
@@ -20444,6 +21886,20 @@
       </w:r>
       <w:r>
         <w:rPr>
+          <w:lang w:val="hi_IN" w:bidi="hi_IN"/>
+        </w:rPr>
+        <w:t>לָ֨⁠נוּ֙ &amp; וּ⁠כְרָמֵ֖י⁠נוּ</w:t>
+      </w:r>
+    </w:p>
+    <w:p>
+      <w:pPr/>
+      <w:r>
+        <w:rPr>
+          <w:lang w:val="hi_IN" w:bidi="hi_IN"/>
+        </w:rPr>
+      </w:r>
+      <w:r>
+        <w:rPr>
           <w:b/>
           <w:lang w:val="hi_IN" w:bidi="hi_IN"/>
         </w:rPr>
@@ -20547,6 +22003,20 @@
       </w:r>
       <w:r>
         <w:rPr>
+          <w:lang w:val="hi_IN" w:bidi="hi_IN"/>
+        </w:rPr>
+        <w:t>וּ⁠כְרָמֵ֖י⁠נוּ סְמָדַֽר</w:t>
+      </w:r>
+    </w:p>
+    <w:p>
+      <w:pPr/>
+      <w:r>
+        <w:rPr>
+          <w:lang w:val="hi_IN" w:bidi="hi_IN"/>
+        </w:rPr>
+      </w:r>
+      <w:r>
+        <w:rPr>
           <w:b/>
           <w:lang w:val="hi_IN" w:bidi="hi_IN"/>
         </w:rPr>
@@ -20624,6 +22094,20 @@
       </w:r>
       <w:r>
         <w:rPr>
+          <w:lang w:val="hi_IN" w:bidi="hi_IN"/>
+        </w:rPr>
+        <w:t>דּוֹדִ֥⁠י לִ⁠י֙ וַ⁠אֲנִ֣י ל֔⁠וֹ</w:t>
+      </w:r>
+    </w:p>
+    <w:p>
+      <w:pPr/>
+      <w:r>
+        <w:rPr>
+          <w:lang w:val="hi_IN" w:bidi="hi_IN"/>
+        </w:rPr>
+      </w:r>
+      <w:r>
+        <w:rPr>
           <w:b/>
           <w:lang w:val="hi_IN" w:bidi="hi_IN"/>
         </w:rPr>
@@ -20838,6 +22322,20 @@
         <w:rPr>
           <w:lang w:val="hi_IN" w:bidi="hi_IN"/>
         </w:rPr>
+      </w:r>
+    </w:p>
+    <w:p>
+      <w:pPr/>
+      <w:r>
+        <w:rPr>
+          <w:lang w:val="hi_IN" w:bidi="hi_IN"/>
+        </w:rPr>
+      </w:r>
+      <w:r>
+        <w:rPr>
+          <w:lang w:val="hi_IN" w:bidi="hi_IN"/>
+        </w:rPr>
+        <w:t>הָ⁠רֹעֶ֖ה בַּ⁠שּׁוֹשַׁנִּֽים</w:t>
       </w:r>
     </w:p>
     <w:p>
@@ -21367,6 +22865,20 @@
       </w:r>
       <w:r>
         <w:rPr>
+          <w:lang w:val="hi_IN" w:bidi="hi_IN"/>
+        </w:rPr>
+        <w:t>וְ⁠נָ֖סוּ הַ⁠צְּלָלִ֑ים</w:t>
+      </w:r>
+    </w:p>
+    <w:p>
+      <w:pPr/>
+      <w:r>
+        <w:rPr>
+          <w:lang w:val="hi_IN" w:bidi="hi_IN"/>
+        </w:rPr>
+      </w:r>
+      <w:r>
+        <w:rPr>
           <w:b/>
           <w:lang w:val="hi_IN" w:bidi="hi_IN"/>
         </w:rPr>
@@ -21477,6 +22989,20 @@
       </w:r>
       <w:r>
         <w:rPr>
+          <w:lang w:val="hi_IN" w:bidi="hi_IN"/>
+        </w:rPr>
+        <w:t>סֹב֩ דְּמֵה־לְ⁠ךָ֨ דוֹדִ֜⁠י</w:t>
+      </w:r>
+    </w:p>
+    <w:p>
+      <w:pPr/>
+      <w:r>
+        <w:rPr>
+          <w:lang w:val="hi_IN" w:bidi="hi_IN"/>
+        </w:rPr>
+      </w:r>
+      <w:r>
+        <w:rPr>
           <w:b/>
           <w:lang w:val="hi_IN" w:bidi="hi_IN"/>
         </w:rPr>
@@ -21536,6 +23062,20 @@
         <w:rPr>
           <w:lang w:val="hi_IN" w:bidi="hi_IN"/>
         </w:rPr>
+      </w:r>
+    </w:p>
+    <w:p>
+      <w:pPr/>
+      <w:r>
+        <w:rPr>
+          <w:lang w:val="hi_IN" w:bidi="hi_IN"/>
+        </w:rPr>
+      </w:r>
+      <w:r>
+        <w:rPr>
+          <w:lang w:val="hi_IN" w:bidi="hi_IN"/>
+        </w:rPr>
+        <w:t>לִ⁠צְבִ֗י</w:t>
       </w:r>
     </w:p>
     <w:p>
@@ -22129,6 +23669,20 @@
       </w:r>
       <w:r>
         <w:rPr>
+          <w:lang w:val="hi_IN" w:bidi="hi_IN"/>
+        </w:rPr>
+        <w:t>בַּ⁠לֵּיל֔וֹת</w:t>
+      </w:r>
+    </w:p>
+    <w:p>
+      <w:pPr/>
+      <w:r>
+        <w:rPr>
+          <w:lang w:val="hi_IN" w:bidi="hi_IN"/>
+        </w:rPr>
+      </w:r>
+      <w:r>
+        <w:rPr>
           <w:b/>
           <w:lang w:val="hi_IN" w:bidi="hi_IN"/>
         </w:rPr>
@@ -22260,6 +23814,20 @@
       </w:r>
       <w:r>
         <w:rPr>
+          <w:lang w:val="hi_IN" w:bidi="hi_IN"/>
+        </w:rPr>
+        <w:t>בִּקַּ֕שְׁתִּי אֵ֥ת שֶׁ⁠אָהֲבָ֖ה נַפְשִׁ֑⁠י בִּקַּשְׁתִּ֖י⁠ו</w:t>
+      </w:r>
+    </w:p>
+    <w:p>
+      <w:pPr/>
+      <w:r>
+        <w:rPr>
+          <w:lang w:val="hi_IN" w:bidi="hi_IN"/>
+        </w:rPr>
+      </w:r>
+      <w:r>
+        <w:rPr>
           <w:b/>
           <w:lang w:val="hi_IN" w:bidi="hi_IN"/>
         </w:rPr>
@@ -22353,6 +23921,20 @@
         <w:rPr>
           <w:lang w:val="hi_IN" w:bidi="hi_IN"/>
         </w:rPr>
+      </w:r>
+    </w:p>
+    <w:p>
+      <w:pPr/>
+      <w:r>
+        <w:rPr>
+          <w:lang w:val="hi_IN" w:bidi="hi_IN"/>
+        </w:rPr>
+      </w:r>
+      <w:r>
+        <w:rPr>
+          <w:lang w:val="hi_IN" w:bidi="hi_IN"/>
+        </w:rPr>
+        <w:t>אֵ֥ת שֶׁ⁠אָהֲבָ֖ה נַפְשִׁ֑⁠י</w:t>
       </w:r>
     </w:p>
     <w:p>
@@ -22564,6 +24146,20 @@
       </w:r>
       <w:r>
         <w:rPr>
+          <w:lang w:val="hi_IN" w:bidi="hi_IN"/>
+        </w:rPr>
+        <w:t>וַ⁠אֲסוֹבְבָ֣ה בָ⁠עִ֗יר</w:t>
+      </w:r>
+    </w:p>
+    <w:p>
+      <w:pPr/>
+      <w:r>
+        <w:rPr>
+          <w:lang w:val="hi_IN" w:bidi="hi_IN"/>
+        </w:rPr>
+      </w:r>
+      <w:r>
+        <w:rPr>
           <w:b/>
           <w:lang w:val="hi_IN" w:bidi="hi_IN"/>
         </w:rPr>
@@ -22627,6 +24223,20 @@
       </w:r>
       <w:r>
         <w:rPr>
+          <w:lang w:val="hi_IN" w:bidi="hi_IN"/>
+        </w:rPr>
+        <w:t>וּ⁠בָ֣⁠רְחֹב֔וֹת</w:t>
+      </w:r>
+    </w:p>
+    <w:p>
+      <w:pPr/>
+      <w:r>
+        <w:rPr>
+          <w:lang w:val="hi_IN" w:bidi="hi_IN"/>
+        </w:rPr>
+      </w:r>
+      <w:r>
+        <w:rPr>
           <w:b/>
           <w:lang w:val="hi_IN" w:bidi="hi_IN"/>
         </w:rPr>
@@ -22745,6 +24355,20 @@
       </w:r>
       <w:r>
         <w:rPr>
+          <w:lang w:val="hi_IN" w:bidi="hi_IN"/>
+        </w:rPr>
+        <w:t>אֲבַקְשָׁ֕ה &amp; בִּקַּשְׁתִּ֖י⁠ו</w:t>
+      </w:r>
+    </w:p>
+    <w:p>
+      <w:pPr/>
+      <w:r>
+        <w:rPr>
+          <w:lang w:val="hi_IN" w:bidi="hi_IN"/>
+        </w:rPr>
+      </w:r>
+      <w:r>
+        <w:rPr>
           <w:b/>
           <w:lang w:val="hi_IN" w:bidi="hi_IN"/>
         </w:rPr>
@@ -22810,6 +24434,20 @@
         <w:rPr>
           <w:lang w:val="hi_IN" w:bidi="hi_IN"/>
         </w:rPr>
+      </w:r>
+    </w:p>
+    <w:p>
+      <w:pPr/>
+      <w:r>
+        <w:rPr>
+          <w:lang w:val="hi_IN" w:bidi="hi_IN"/>
+        </w:rPr>
+      </w:r>
+      <w:r>
+        <w:rPr>
+          <w:lang w:val="hi_IN" w:bidi="hi_IN"/>
+        </w:rPr>
+        <w:t>אֵ֥ת שֶׁ⁠אָהֲבָ֖ה נַפְשִׁ֑⁠י</w:t>
       </w:r>
     </w:p>
     <w:p>
@@ -22930,6 +24568,20 @@
       </w:r>
       <w:r>
         <w:rPr>
+          <w:lang w:val="hi_IN" w:bidi="hi_IN"/>
+        </w:rPr>
+        <w:t>הַ⁠שֹּׁ֣מְרִ֔ים</w:t>
+      </w:r>
+    </w:p>
+    <w:p>
+      <w:pPr/>
+      <w:r>
+        <w:rPr>
+          <w:lang w:val="hi_IN" w:bidi="hi_IN"/>
+        </w:rPr>
+      </w:r>
+      <w:r>
+        <w:rPr>
           <w:b/>
           <w:lang w:val="hi_IN" w:bidi="hi_IN"/>
         </w:rPr>
@@ -23135,6 +24787,20 @@
         <w:rPr>
           <w:lang w:val="hi_IN" w:bidi="hi_IN"/>
         </w:rPr>
+      </w:r>
+    </w:p>
+    <w:p>
+      <w:pPr/>
+      <w:r>
+        <w:rPr>
+          <w:lang w:val="hi_IN" w:bidi="hi_IN"/>
+        </w:rPr>
+      </w:r>
+      <w:r>
+        <w:rPr>
+          <w:lang w:val="hi_IN" w:bidi="hi_IN"/>
+        </w:rPr>
+        <w:t>אֵ֛ת שֶׁ⁠אָהֲבָ֥ה נַפְשִׁ֖⁠י</w:t>
       </w:r>
     </w:p>
     <w:p>
@@ -23247,6 +24913,20 @@
       </w:r>
       <w:r>
         <w:rPr>
+          <w:lang w:val="hi_IN" w:bidi="hi_IN"/>
+        </w:rPr>
+        <w:t>אֵ֛ת שֶׁ⁠אָהֲבָ֥ה נַפְשִׁ֖⁠י רְאִיתֶֽם</w:t>
+      </w:r>
+    </w:p>
+    <w:p>
+      <w:pPr/>
+      <w:r>
+        <w:rPr>
+          <w:lang w:val="hi_IN" w:bidi="hi_IN"/>
+        </w:rPr>
+      </w:r>
+      <w:r>
+        <w:rPr>
           <w:b/>
           <w:lang w:val="hi_IN" w:bidi="hi_IN"/>
         </w:rPr>
@@ -23318,6 +24998,20 @@
       </w:r>
       <w:r>
         <w:rPr>
+          <w:lang w:val="hi_IN" w:bidi="hi_IN"/>
+        </w:rPr>
+        <w:t>כִּ⁠מְעַט֙</w:t>
+      </w:r>
+    </w:p>
+    <w:p>
+      <w:pPr/>
+      <w:r>
+        <w:rPr>
+          <w:lang w:val="hi_IN" w:bidi="hi_IN"/>
+        </w:rPr>
+      </w:r>
+      <w:r>
+        <w:rPr>
           <w:b/>
           <w:lang w:val="hi_IN" w:bidi="hi_IN"/>
         </w:rPr>
@@ -23370,6 +25064,20 @@
         <w:rPr>
           <w:lang w:val="hi_IN" w:bidi="hi_IN"/>
         </w:rPr>
+      </w:r>
+    </w:p>
+    <w:p>
+      <w:pPr/>
+      <w:r>
+        <w:rPr>
+          <w:lang w:val="hi_IN" w:bidi="hi_IN"/>
+        </w:rPr>
+      </w:r>
+      <w:r>
+        <w:rPr>
+          <w:lang w:val="hi_IN" w:bidi="hi_IN"/>
+        </w:rPr>
+        <w:t>אֵ֥ת שֶׁ⁠אָהֲבָ֖ה נַפְשִׁ֑⁠י</w:t>
       </w:r>
     </w:p>
     <w:p>
@@ -23490,6 +25198,20 @@
       </w:r>
       <w:r>
         <w:rPr>
+          <w:lang w:val="hi_IN" w:bidi="hi_IN"/>
+        </w:rPr>
+        <w:t>שֶׁ֤⁠הֲבֵיאתִי⁠ו֙</w:t>
+      </w:r>
+    </w:p>
+    <w:p>
+      <w:pPr/>
+      <w:r>
+        <w:rPr>
+          <w:lang w:val="hi_IN" w:bidi="hi_IN"/>
+        </w:rPr>
+      </w:r>
+      <w:r>
+        <w:rPr>
           <w:b/>
           <w:lang w:val="hi_IN" w:bidi="hi_IN"/>
         </w:rPr>
@@ -23583,6 +25305,20 @@
         <w:rPr>
           <w:lang w:val="hi_IN" w:bidi="hi_IN"/>
         </w:rPr>
+      </w:r>
+    </w:p>
+    <w:p>
+      <w:pPr/>
+      <w:r>
+        <w:rPr>
+          <w:lang w:val="hi_IN" w:bidi="hi_IN"/>
+        </w:rPr>
+      </w:r>
+      <w:r>
+        <w:rPr>
+          <w:lang w:val="hi_IN" w:bidi="hi_IN"/>
+        </w:rPr>
+        <w:t>שֶׁ֤⁠הֲבֵיאתִי⁠ו֙ אֶל־בֵּ֣ית אִמִּ֔⁠י וְ⁠אֶל־חֶ֖דֶר הוֹרָתִֽ⁠י</w:t>
       </w:r>
     </w:p>
     <w:p>
@@ -23794,6 +25530,20 @@
       </w:r>
       <w:r>
         <w:rPr>
+          <w:lang w:val="hi_IN" w:bidi="hi_IN"/>
+        </w:rPr>
+        <w:t>מִ֣י זֹ֗את עֹלָה֙ מִן־הַ⁠מִּדְבָּ֔ר כְּ⁠תִֽימֲר֖וֹת עָשָׁ֑ן מְקֻטֶּ֤רֶת מוֹר֙ וּ⁠לְבוֹנָ֔ה מִ⁠כֹּ֖ל אַבְקַ֥ת רוֹכֵֽל</w:t>
+      </w:r>
+    </w:p>
+    <w:p>
+      <w:pPr/>
+      <w:r>
+        <w:rPr>
+          <w:lang w:val="hi_IN" w:bidi="hi_IN"/>
+        </w:rPr>
+      </w:r>
+      <w:r>
+        <w:rPr>
           <w:b/>
           <w:lang w:val="hi_IN" w:bidi="hi_IN"/>
         </w:rPr>
@@ -23898,6 +25648,20 @@
       </w:r>
       <w:r>
         <w:rPr>
+          <w:lang w:val="hi_IN" w:bidi="hi_IN"/>
+        </w:rPr>
+        <w:t>זֹ֗את עֹלָה֙ מִן־הַ⁠מִּדְבָּ֔ר</w:t>
+      </w:r>
+    </w:p>
+    <w:p>
+      <w:pPr/>
+      <w:r>
+        <w:rPr>
+          <w:lang w:val="hi_IN" w:bidi="hi_IN"/>
+        </w:rPr>
+      </w:r>
+      <w:r>
+        <w:rPr>
           <w:b/>
           <w:lang w:val="hi_IN" w:bidi="hi_IN"/>
         </w:rPr>
@@ -24124,6 +25888,20 @@
       </w:r>
       <w:r>
         <w:rPr>
+          <w:lang w:val="hi_IN" w:bidi="hi_IN"/>
+        </w:rPr>
+        <w:t>עֹלָה֙</w:t>
+      </w:r>
+    </w:p>
+    <w:p>
+      <w:pPr/>
+      <w:r>
+        <w:rPr>
+          <w:lang w:val="hi_IN" w:bidi="hi_IN"/>
+        </w:rPr>
+      </w:r>
+      <w:r>
+        <w:rPr>
           <w:b/>
           <w:lang w:val="hi_IN" w:bidi="hi_IN"/>
         </w:rPr>
@@ -24228,6 +26006,20 @@
       </w:r>
       <w:r>
         <w:rPr>
+          <w:lang w:val="hi_IN" w:bidi="hi_IN"/>
+        </w:rPr>
+        <w:t>כְּ⁠תִֽימֲר֖וֹת עָשָׁ֑ן מְקֻטֶּ֤רֶת מוֹר֙ וּ⁠לְבוֹנָ֔ה</w:t>
+      </w:r>
+    </w:p>
+    <w:p>
+      <w:pPr/>
+      <w:r>
+        <w:rPr>
+          <w:lang w:val="hi_IN" w:bidi="hi_IN"/>
+        </w:rPr>
+      </w:r>
+      <w:r>
+        <w:rPr>
           <w:b/>
           <w:lang w:val="hi_IN" w:bidi="hi_IN"/>
         </w:rPr>
@@ -24379,6 +26171,20 @@
       </w:r>
       <w:r>
         <w:rPr>
+          <w:lang w:val="hi_IN" w:bidi="hi_IN"/>
+        </w:rPr>
+        <w:t>כְּ⁠תִֽימֲר֖וֹת עָשָׁ֑ן מְקֻטֶּ֤רֶת מוֹר֙ וּ⁠לְבוֹנָ֔ה</w:t>
+      </w:r>
+    </w:p>
+    <w:p>
+      <w:pPr/>
+      <w:r>
+        <w:rPr>
+          <w:lang w:val="hi_IN" w:bidi="hi_IN"/>
+        </w:rPr>
+      </w:r>
+      <w:r>
+        <w:rPr>
           <w:b/>
           <w:lang w:val="hi_IN" w:bidi="hi_IN"/>
         </w:rPr>
@@ -24509,6 +26315,20 @@
       </w:r>
       <w:r>
         <w:rPr>
+          <w:lang w:val="hi_IN" w:bidi="hi_IN"/>
+        </w:rPr>
+        <w:t>מְקֻטֶּ֤רֶת</w:t>
+      </w:r>
+    </w:p>
+    <w:p>
+      <w:pPr/>
+      <w:r>
+        <w:rPr>
+          <w:lang w:val="hi_IN" w:bidi="hi_IN"/>
+        </w:rPr>
+      </w:r>
+      <w:r>
+        <w:rPr>
           <w:b/>
           <w:lang w:val="hi_IN" w:bidi="hi_IN"/>
         </w:rPr>
@@ -24600,6 +26420,20 @@
       </w:r>
       <w:r>
         <w:rPr>
+          <w:lang w:val="hi_IN" w:bidi="hi_IN"/>
+        </w:rPr>
+        <w:t>מוֹר֙</w:t>
+      </w:r>
+    </w:p>
+    <w:p>
+      <w:pPr/>
+      <w:r>
+        <w:rPr>
+          <w:lang w:val="hi_IN" w:bidi="hi_IN"/>
+        </w:rPr>
+      </w:r>
+      <w:r>
+        <w:rPr>
           <w:b/>
           <w:lang w:val="hi_IN" w:bidi="hi_IN"/>
         </w:rPr>
@@ -24671,6 +26505,20 @@
       </w:r>
       <w:r>
         <w:rPr>
+          <w:lang w:val="hi_IN" w:bidi="hi_IN"/>
+        </w:rPr>
+        <w:t>מִ⁠כֹּ֖ל אַבְקַ֥ת רוֹכֵֽל</w:t>
+      </w:r>
+    </w:p>
+    <w:p>
+      <w:pPr/>
+      <w:r>
+        <w:rPr>
+          <w:lang w:val="hi_IN" w:bidi="hi_IN"/>
+        </w:rPr>
+      </w:r>
+      <w:r>
+        <w:rPr>
           <w:b/>
           <w:lang w:val="hi_IN" w:bidi="hi_IN"/>
         </w:rPr>
@@ -24919,6 +26767,20 @@
       </w:r>
       <w:r>
         <w:rPr>
+          <w:lang w:val="hi_IN" w:bidi="hi_IN"/>
+        </w:rPr>
+        <w:t>מִטָּת⁠וֹ֙</w:t>
+      </w:r>
+    </w:p>
+    <w:p>
+      <w:pPr/>
+      <w:r>
+        <w:rPr>
+          <w:lang w:val="hi_IN" w:bidi="hi_IN"/>
+        </w:rPr>
+      </w:r>
+      <w:r>
+        <w:rPr>
           <w:b/>
           <w:lang w:val="hi_IN" w:bidi="hi_IN"/>
         </w:rPr>
@@ -25030,6 +26892,20 @@
       </w:r>
       <w:r>
         <w:rPr>
+          <w:lang w:val="hi_IN" w:bidi="hi_IN"/>
+        </w:rPr>
+        <w:t>מִטָּת⁠וֹ֙ שֶׁ⁠לִּ⁠שְׁלֹמֹ֔ה</w:t>
+      </w:r>
+    </w:p>
+    <w:p>
+      <w:pPr/>
+      <w:r>
+        <w:rPr>
+          <w:lang w:val="hi_IN" w:bidi="hi_IN"/>
+        </w:rPr>
+      </w:r>
+      <w:r>
+        <w:rPr>
           <w:b/>
           <w:lang w:val="hi_IN" w:bidi="hi_IN"/>
         </w:rPr>
@@ -25180,6 +27056,20 @@
       </w:r>
       <w:r>
         <w:rPr>
+          <w:lang w:val="hi_IN" w:bidi="hi_IN"/>
+        </w:rPr>
+        <w:t>מְלֻמְּדֵ֖י מִלְחָמָ֑ה</w:t>
+      </w:r>
+    </w:p>
+    <w:p>
+      <w:pPr/>
+      <w:r>
+        <w:rPr>
+          <w:lang w:val="hi_IN" w:bidi="hi_IN"/>
+        </w:rPr>
+      </w:r>
+      <w:r>
+        <w:rPr>
           <w:b/>
           <w:lang w:val="hi_IN" w:bidi="hi_IN"/>
         </w:rPr>
@@ -25251,6 +27141,20 @@
       </w:r>
       <w:r>
         <w:rPr>
+          <w:lang w:val="hi_IN" w:bidi="hi_IN"/>
+        </w:rPr>
+        <w:t>אִ֤ישׁ חַרְבּ⁠וֹ֙ עַל־יְרֵכ֔⁠וֹ מִ⁠פַּ֖חַד בַּ⁠לֵּילּֽוֹת</w:t>
+      </w:r>
+    </w:p>
+    <w:p>
+      <w:pPr/>
+      <w:r>
+        <w:rPr>
+          <w:lang w:val="hi_IN" w:bidi="hi_IN"/>
+        </w:rPr>
+      </w:r>
+      <w:r>
+        <w:rPr>
           <w:b/>
           <w:lang w:val="hi_IN" w:bidi="hi_IN"/>
         </w:rPr>
@@ -25468,6 +27372,20 @@
         <w:rPr>
           <w:lang w:val="hi_IN" w:bidi="hi_IN"/>
         </w:rPr>
+      </w:r>
+    </w:p>
+    <w:p>
+      <w:pPr/>
+      <w:r>
+        <w:rPr>
+          <w:lang w:val="hi_IN" w:bidi="hi_IN"/>
+        </w:rPr>
+      </w:r>
+      <w:r>
+        <w:rPr>
+          <w:lang w:val="hi_IN" w:bidi="hi_IN"/>
+        </w:rPr>
+        <w:t>אַפִּרְי֗וֹן</w:t>
       </w:r>
     </w:p>
     <w:p>
@@ -25684,6 +27602,20 @@
       </w:r>
       <w:r>
         <w:rPr>
+          <w:lang w:val="hi_IN" w:bidi="hi_IN"/>
+        </w:rPr>
+        <w:t>אַפִּרְי֗וֹן עָ֤שָׂה ל⁠וֹ֙ הַ⁠מֶּ֣לֶךְ שְׁלֹמֹ֔ה מֵ⁠עֲצֵ֖י הַ⁠לְּבָנֽוֹן</w:t>
+      </w:r>
+    </w:p>
+    <w:p>
+      <w:pPr/>
+      <w:r>
+        <w:rPr>
+          <w:lang w:val="hi_IN" w:bidi="hi_IN"/>
+        </w:rPr>
+      </w:r>
+      <w:r>
+        <w:rPr>
           <w:b/>
           <w:lang w:val="hi_IN" w:bidi="hi_IN"/>
         </w:rPr>
@@ -25830,6 +27762,20 @@
       </w:r>
       <w:r>
         <w:rPr>
+          <w:lang w:val="hi_IN" w:bidi="hi_IN"/>
+        </w:rPr>
+        <w:t>אַפִּרְי֗וֹן עָ֤שָׂה ל⁠וֹ֙ &amp; עַמּוּדָי⁠ו֙ עָ֣שָׂה כֶ֔סֶף</w:t>
+      </w:r>
+    </w:p>
+    <w:p>
+      <w:pPr/>
+      <w:r>
+        <w:rPr>
+          <w:lang w:val="hi_IN" w:bidi="hi_IN"/>
+        </w:rPr>
+      </w:r>
+      <w:r>
+        <w:rPr>
           <w:b/>
           <w:lang w:val="hi_IN" w:bidi="hi_IN"/>
         </w:rPr>
@@ -26193,6 +28139,20 @@
       </w:r>
       <w:r>
         <w:rPr>
+          <w:lang w:val="hi_IN" w:bidi="hi_IN"/>
+        </w:rPr>
+        <w:t>מֶרְכָּב֖⁠וֹ אַרְגָּמָ֑ן</w:t>
+      </w:r>
+    </w:p>
+    <w:p>
+      <w:pPr/>
+      <w:r>
+        <w:rPr>
+          <w:lang w:val="hi_IN" w:bidi="hi_IN"/>
+        </w:rPr>
+      </w:r>
+      <w:r>
+        <w:rPr>
           <w:b/>
           <w:lang w:val="hi_IN" w:bidi="hi_IN"/>
         </w:rPr>
@@ -26256,6 +28216,20 @@
       </w:r>
       <w:r>
         <w:rPr>
+          <w:lang w:val="hi_IN" w:bidi="hi_IN"/>
+        </w:rPr>
+        <w:t>תּוֹכ⁠וֹ֙ רָצ֣וּף אַהֲבָ֔ה מִ⁠בְּנ֖וֹת יְרוּשָׁלִָֽם</w:t>
+      </w:r>
+    </w:p>
+    <w:p>
+      <w:pPr/>
+      <w:r>
+        <w:rPr>
+          <w:lang w:val="hi_IN" w:bidi="hi_IN"/>
+        </w:rPr>
+      </w:r>
+      <w:r>
+        <w:rPr>
           <w:b/>
           <w:lang w:val="hi_IN" w:bidi="hi_IN"/>
         </w:rPr>
@@ -26446,6 +28420,20 @@
         <w:rPr>
           <w:lang w:val="hi_IN" w:bidi="hi_IN"/>
         </w:rPr>
+      </w:r>
+    </w:p>
+    <w:p>
+      <w:pPr/>
+      <w:r>
+        <w:rPr>
+          <w:lang w:val="hi_IN" w:bidi="hi_IN"/>
+        </w:rPr>
+      </w:r>
+      <w:r>
+        <w:rPr>
+          <w:lang w:val="hi_IN" w:bidi="hi_IN"/>
+        </w:rPr>
+        <w:t>תּוֹכ⁠וֹ֙ רָצ֣וּף אַהֲבָ֔ה מִ⁠בְּנ֖וֹת יְרוּשָׁלִָֽם</w:t>
       </w:r>
     </w:p>
     <w:p>
@@ -26642,6 +28630,20 @@
       </w:r>
       <w:r>
         <w:rPr>
+          <w:lang w:val="hi_IN" w:bidi="hi_IN"/>
+        </w:rPr>
+        <w:t>צְאֶ֧ינָה</w:t>
+      </w:r>
+    </w:p>
+    <w:p>
+      <w:pPr/>
+      <w:r>
+        <w:rPr>
+          <w:lang w:val="hi_IN" w:bidi="hi_IN"/>
+        </w:rPr>
+      </w:r>
+      <w:r>
+        <w:rPr>
           <w:b/>
           <w:lang w:val="hi_IN" w:bidi="hi_IN"/>
         </w:rPr>
@@ -26727,6 +28729,20 @@
         <w:rPr>
           <w:lang w:val="hi_IN" w:bidi="hi_IN"/>
         </w:rPr>
+      </w:r>
+    </w:p>
+    <w:p>
+      <w:pPr/>
+      <w:r>
+        <w:rPr>
+          <w:lang w:val="hi_IN" w:bidi="hi_IN"/>
+        </w:rPr>
+      </w:r>
+      <w:r>
+        <w:rPr>
+          <w:lang w:val="hi_IN" w:bidi="hi_IN"/>
+        </w:rPr>
+        <w:t>בְּנ֥וֹת צִיּ֖וֹן</w:t>
       </w:r>
     </w:p>
     <w:p>
@@ -26881,6 +28897,20 @@
       </w:r>
       <w:r>
         <w:rPr>
+          <w:lang w:val="hi_IN" w:bidi="hi_IN"/>
+        </w:rPr>
+        <w:t>בְּ⁠י֣וֹם חֲתֻנָּת֔⁠וֹ וּ⁠בְ⁠י֖וֹם שִׂמְחַ֥ת לִבּֽ⁠וֹ</w:t>
+      </w:r>
+    </w:p>
+    <w:p>
+      <w:pPr/>
+      <w:r>
+        <w:rPr>
+          <w:lang w:val="hi_IN" w:bidi="hi_IN"/>
+        </w:rPr>
+      </w:r>
+      <w:r>
+        <w:rPr>
           <w:b/>
           <w:lang w:val="hi_IN" w:bidi="hi_IN"/>
         </w:rPr>
@@ -26961,6 +28991,20 @@
         <w:rPr>
           <w:lang w:val="hi_IN" w:bidi="hi_IN"/>
         </w:rPr>
+      </w:r>
+    </w:p>
+    <w:p>
+      <w:pPr/>
+      <w:r>
+        <w:rPr>
+          <w:lang w:val="hi_IN" w:bidi="hi_IN"/>
+        </w:rPr>
+      </w:r>
+      <w:r>
+        <w:rPr>
+          <w:lang w:val="hi_IN" w:bidi="hi_IN"/>
+        </w:rPr>
+        <w:t>וּ⁠בְ⁠י֖וֹם שִׂמְחַ֥ת לִבּֽ⁠וֹ</w:t>
       </w:r>
     </w:p>
     <w:p>
@@ -27917,6 +29961,20 @@
       </w:r>
       <w:r>
         <w:rPr>
+          <w:lang w:val="hi_IN" w:bidi="hi_IN"/>
+        </w:rPr>
+        <w:t>שַׂעְרֵ⁠ךְ֙ כְּ⁠עֵ֣דֶר הָֽ⁠עִזִּ֔ים שֶׁ⁠גָּלְשׁ֖וּ מֵ⁠הַ֥ר גִּלְעָֽד</w:t>
+      </w:r>
+    </w:p>
+    <w:p>
+      <w:pPr/>
+      <w:r>
+        <w:rPr>
+          <w:lang w:val="hi_IN" w:bidi="hi_IN"/>
+        </w:rPr>
+      </w:r>
+      <w:r>
+        <w:rPr>
           <w:b/>
           <w:lang w:val="hi_IN" w:bidi="hi_IN"/>
         </w:rPr>
@@ -28158,6 +30216,20 @@
       </w:r>
       <w:r>
         <w:rPr>
+          <w:lang w:val="hi_IN" w:bidi="hi_IN"/>
+        </w:rPr>
+        <w:t>הַ⁠קְּצוּב֔וֹת</w:t>
+      </w:r>
+    </w:p>
+    <w:p>
+      <w:pPr/>
+      <w:r>
+        <w:rPr>
+          <w:lang w:val="hi_IN" w:bidi="hi_IN"/>
+        </w:rPr>
+      </w:r>
+      <w:r>
+        <w:rPr>
           <w:b/>
           <w:lang w:val="hi_IN" w:bidi="hi_IN"/>
         </w:rPr>
@@ -28241,6 +30313,20 @@
       </w:r>
       <w:r>
         <w:rPr>
+          <w:lang w:val="hi_IN" w:bidi="hi_IN"/>
+        </w:rPr>
+        <w:t>מַתְאִימ֔וֹת</w:t>
+      </w:r>
+    </w:p>
+    <w:p>
+      <w:pPr/>
+      <w:r>
+        <w:rPr>
+          <w:lang w:val="hi_IN" w:bidi="hi_IN"/>
+        </w:rPr>
+      </w:r>
+      <w:r>
+        <w:rPr>
           <w:b/>
           <w:lang w:val="hi_IN" w:bidi="hi_IN"/>
         </w:rPr>
@@ -28429,6 +30515,20 @@
       </w:r>
       <w:r>
         <w:rPr>
+          <w:lang w:val="hi_IN" w:bidi="hi_IN"/>
+        </w:rPr>
+        <w:t>וְ⁠שַׁכֻּלָ֖ה אֵ֥ין בָּ⁠הֶֽם</w:t>
+      </w:r>
+    </w:p>
+    <w:p>
+      <w:pPr/>
+      <w:r>
+        <w:rPr>
+          <w:lang w:val="hi_IN" w:bidi="hi_IN"/>
+        </w:rPr>
+      </w:r>
+      <w:r>
+        <w:rPr>
           <w:b/>
           <w:lang w:val="hi_IN" w:bidi="hi_IN"/>
         </w:rPr>
@@ -28603,6 +30703,20 @@
       </w:r>
       <w:r>
         <w:rPr>
+          <w:lang w:val="hi_IN" w:bidi="hi_IN"/>
+        </w:rPr>
+        <w:t>כְּ⁠פֶ֤לַח הָֽ⁠רִמּוֹן֙ רַקָּתֵ֔⁠ךְ</w:t>
+      </w:r>
+    </w:p>
+    <w:p>
+      <w:pPr/>
+      <w:r>
+        <w:rPr>
+          <w:lang w:val="hi_IN" w:bidi="hi_IN"/>
+        </w:rPr>
+      </w:r>
+      <w:r>
+        <w:rPr>
           <w:b/>
           <w:lang w:val="hi_IN" w:bidi="hi_IN"/>
         </w:rPr>
@@ -28683,6 +30797,20 @@
         <w:rPr>
           <w:lang w:val="hi_IN" w:bidi="hi_IN"/>
         </w:rPr>
+      </w:r>
+    </w:p>
+    <w:p>
+      <w:pPr/>
+      <w:r>
+        <w:rPr>
+          <w:lang w:val="hi_IN" w:bidi="hi_IN"/>
+        </w:rPr>
+      </w:r>
+      <w:r>
+        <w:rPr>
+          <w:lang w:val="hi_IN" w:bidi="hi_IN"/>
+        </w:rPr>
+        <w:t>כְּ⁠פֶ֤לַח הָֽ⁠רִמּוֹן֙ רַקָּתֵ֔⁠ךְ</w:t>
       </w:r>
     </w:p>
     <w:p>
@@ -28942,6 +31070,20 @@
       </w:r>
       <w:r>
         <w:rPr>
+          <w:lang w:val="hi_IN" w:bidi="hi_IN"/>
+        </w:rPr>
+        <w:t>כְּ⁠מִגְדַּ֤ל דָּוִיד֙ צַוָּארֵ֔⁠ךְ בָּנ֖וּי לְ⁠תַלְפִּיּ֑וֹת</w:t>
+      </w:r>
+    </w:p>
+    <w:p>
+      <w:pPr/>
+      <w:r>
+        <w:rPr>
+          <w:lang w:val="hi_IN" w:bidi="hi_IN"/>
+        </w:rPr>
+      </w:r>
+      <w:r>
+        <w:rPr>
           <w:b/>
           <w:lang w:val="hi_IN" w:bidi="hi_IN"/>
         </w:rPr>
@@ -29072,6 +31214,20 @@
       </w:r>
       <w:r>
         <w:rPr>
+          <w:lang w:val="hi_IN" w:bidi="hi_IN"/>
+        </w:rPr>
+        <w:t>כְּ⁠מִגְדַּ֤ל דָּוִיד֙</w:t>
+      </w:r>
+    </w:p>
+    <w:p>
+      <w:pPr/>
+      <w:r>
+        <w:rPr>
+          <w:lang w:val="hi_IN" w:bidi="hi_IN"/>
+        </w:rPr>
+      </w:r>
+      <w:r>
+        <w:rPr>
           <w:b/>
           <w:lang w:val="hi_IN" w:bidi="hi_IN"/>
         </w:rPr>
@@ -29178,6 +31334,20 @@
       </w:r>
       <w:r>
         <w:rPr>
+          <w:lang w:val="hi_IN" w:bidi="hi_IN"/>
+        </w:rPr>
+        <w:t>כְּ⁠מִגְדַּ֤ל דָּוִיד֙ צַוָּארֵ֔⁠ךְ בָּנ֖וּי לְ⁠תַלְפִּיּ֑וֹת</w:t>
+      </w:r>
+    </w:p>
+    <w:p>
+      <w:pPr/>
+      <w:r>
+        <w:rPr>
+          <w:lang w:val="hi_IN" w:bidi="hi_IN"/>
+        </w:rPr>
+      </w:r>
+      <w:r>
+        <w:rPr>
           <w:b/>
           <w:lang w:val="hi_IN" w:bidi="hi_IN"/>
         </w:rPr>
@@ -29261,6 +31431,20 @@
       </w:r>
       <w:r>
         <w:rPr>
+          <w:lang w:val="hi_IN" w:bidi="hi_IN"/>
+        </w:rPr>
+        <w:t>בָּנ֖וּי לְ⁠תַלְפִּיּ֑וֹת</w:t>
+      </w:r>
+    </w:p>
+    <w:p>
+      <w:pPr/>
+      <w:r>
+        <w:rPr>
+          <w:lang w:val="hi_IN" w:bidi="hi_IN"/>
+        </w:rPr>
+      </w:r>
+      <w:r>
+        <w:rPr>
           <w:b/>
           <w:lang w:val="hi_IN" w:bidi="hi_IN"/>
         </w:rPr>
@@ -29324,6 +31508,20 @@
       </w:r>
       <w:r>
         <w:rPr>
+          <w:lang w:val="hi_IN" w:bidi="hi_IN"/>
+        </w:rPr>
+        <w:t>אֶ֤לֶף הַ⁠מָּגֵן֙ תָּל֣וּי עָלָ֔י⁠ו כֹּ֖ל שִׁלְטֵ֥י הַ⁠גִּבּוֹרִֽים</w:t>
+      </w:r>
+    </w:p>
+    <w:p>
+      <w:pPr/>
+      <w:r>
+        <w:rPr>
+          <w:lang w:val="hi_IN" w:bidi="hi_IN"/>
+        </w:rPr>
+      </w:r>
+      <w:r>
+        <w:rPr>
           <w:b/>
           <w:lang w:val="hi_IN" w:bidi="hi_IN"/>
         </w:rPr>
@@ -29454,6 +31652,20 @@
       </w:r>
       <w:r>
         <w:rPr>
+          <w:lang w:val="hi_IN" w:bidi="hi_IN"/>
+        </w:rPr>
+        <w:t>אֶ֤לֶף</w:t>
+      </w:r>
+    </w:p>
+    <w:p>
+      <w:pPr/>
+      <w:r>
+        <w:rPr>
+          <w:lang w:val="hi_IN" w:bidi="hi_IN"/>
+        </w:rPr>
+      </w:r>
+      <w:r>
+        <w:rPr>
           <w:b/>
           <w:lang w:val="hi_IN" w:bidi="hi_IN"/>
         </w:rPr>
@@ -29547,6 +31759,20 @@
         <w:rPr>
           <w:lang w:val="hi_IN" w:bidi="hi_IN"/>
         </w:rPr>
+      </w:r>
+    </w:p>
+    <w:p>
+      <w:pPr/>
+      <w:r>
+        <w:rPr>
+          <w:lang w:val="hi_IN" w:bidi="hi_IN"/>
+        </w:rPr>
+      </w:r>
+      <w:r>
+        <w:rPr>
+          <w:lang w:val="hi_IN" w:bidi="hi_IN"/>
+        </w:rPr>
+        <w:t>אֶ֤לֶף הַ⁠מָּגֵן֙ תָּל֣וּי עָלָ֔י⁠ו כֹּ֖ל שִׁלְטֵ֥י הַ⁠גִּבּוֹרִֽים</w:t>
       </w:r>
     </w:p>
     <w:p>
@@ -30059,6 +32285,20 @@
       </w:r>
       <w:r>
         <w:rPr>
+          <w:lang w:val="hi_IN" w:bidi="hi_IN"/>
+        </w:rPr>
+        <w:t>עַ֤ד שֶׁ⁠יָּפ֨וּחַ֙ הַ⁠יּ֔וֹם וְ⁠נָ֖סוּ הַ⁠צְּלָלִ֑ים</w:t>
+      </w:r>
+    </w:p>
+    <w:p>
+      <w:pPr/>
+      <w:r>
+        <w:rPr>
+          <w:lang w:val="hi_IN" w:bidi="hi_IN"/>
+        </w:rPr>
+      </w:r>
+      <w:r>
+        <w:rPr>
           <w:b/>
           <w:lang w:val="hi_IN" w:bidi="hi_IN"/>
         </w:rPr>
@@ -30173,6 +32413,20 @@
       </w:r>
       <w:r>
         <w:rPr>
+          <w:lang w:val="hi_IN" w:bidi="hi_IN"/>
+        </w:rPr>
+        <w:t>אֵ֤לֶךְ לִ⁠י֙</w:t>
+      </w:r>
+    </w:p>
+    <w:p>
+      <w:pPr/>
+      <w:r>
+        <w:rPr>
+          <w:lang w:val="hi_IN" w:bidi="hi_IN"/>
+        </w:rPr>
+      </w:r>
+      <w:r>
+        <w:rPr>
           <w:b/>
           <w:lang w:val="hi_IN" w:bidi="hi_IN"/>
         </w:rPr>
@@ -30502,6 +32756,20 @@
       </w:r>
       <w:r>
         <w:rPr>
+          <w:lang w:val="hi_IN" w:bidi="hi_IN"/>
+        </w:rPr>
+        <w:t>כֻּלָּ֤⁠ךְ יָפָה֙</w:t>
+      </w:r>
+    </w:p>
+    <w:p>
+      <w:pPr/>
+      <w:r>
+        <w:rPr>
+          <w:lang w:val="hi_IN" w:bidi="hi_IN"/>
+        </w:rPr>
+      </w:r>
+      <w:r>
+        <w:rPr>
           <w:b/>
           <w:lang w:val="hi_IN" w:bidi="hi_IN"/>
         </w:rPr>
@@ -30656,6 +32924,20 @@
       </w:r>
       <w:r>
         <w:rPr>
+          <w:lang w:val="hi_IN" w:bidi="hi_IN"/>
+        </w:rPr>
+        <w:t>אִתִּ֤⁠י &amp; תָּב֑וֹאִי</w:t>
+      </w:r>
+    </w:p>
+    <w:p>
+      <w:pPr/>
+      <w:r>
+        <w:rPr>
+          <w:lang w:val="hi_IN" w:bidi="hi_IN"/>
+        </w:rPr>
+      </w:r>
+      <w:r>
+        <w:rPr>
           <w:b/>
           <w:lang w:val="hi_IN" w:bidi="hi_IN"/>
         </w:rPr>
@@ -30958,6 +33240,20 @@
       </w:r>
       <w:r>
         <w:rPr>
+          <w:lang w:val="hi_IN" w:bidi="hi_IN"/>
+        </w:rPr>
+        <w:t>מִ⁠מְּעֹנ֣וֹת אֲרָי֔וֹת מֵֽ⁠הַרְרֵ֖י נְמֵרִֽים</w:t>
+      </w:r>
+    </w:p>
+    <w:p>
+      <w:pPr/>
+      <w:r>
+        <w:rPr>
+          <w:lang w:val="hi_IN" w:bidi="hi_IN"/>
+        </w:rPr>
+      </w:r>
+      <w:r>
+        <w:rPr>
           <w:b/>
           <w:lang w:val="hi_IN" w:bidi="hi_IN"/>
         </w:rPr>
@@ -31049,6 +33345,20 @@
       </w:r>
       <w:r>
         <w:rPr>
+          <w:lang w:val="hi_IN" w:bidi="hi_IN"/>
+        </w:rPr>
+        <w:t>לִבַּבְתִּ֖⁠נִי אֲחֹתִ֣⁠י כַלָּ֑ה לִבַּבְתִּ֨י⁠נִי֙</w:t>
+      </w:r>
+    </w:p>
+    <w:p>
+      <w:pPr/>
+      <w:r>
+        <w:rPr>
+          <w:lang w:val="hi_IN" w:bidi="hi_IN"/>
+        </w:rPr>
+      </w:r>
+      <w:r>
+        <w:rPr>
           <w:b/>
           <w:lang w:val="hi_IN" w:bidi="hi_IN"/>
         </w:rPr>
@@ -31153,6 +33463,20 @@
       </w:r>
       <w:r>
         <w:rPr>
+          <w:lang w:val="hi_IN" w:bidi="hi_IN"/>
+        </w:rPr>
+        <w:t>לִבַּבְתִּ֖⁠נִי &amp; לִבַּבְתִּ֨י⁠נִי֙</w:t>
+      </w:r>
+    </w:p>
+    <w:p>
+      <w:pPr/>
+      <w:r>
+        <w:rPr>
+          <w:lang w:val="hi_IN" w:bidi="hi_IN"/>
+        </w:rPr>
+      </w:r>
+      <w:r>
+        <w:rPr>
           <w:b/>
           <w:lang w:val="hi_IN" w:bidi="hi_IN"/>
         </w:rPr>
@@ -31474,6 +33798,20 @@
         <w:rPr>
           <w:lang w:val="hi_IN" w:bidi="hi_IN"/>
         </w:rPr>
+      </w:r>
+    </w:p>
+    <w:p>
+      <w:pPr/>
+      <w:r>
+        <w:rPr>
+          <w:lang w:val="hi_IN" w:bidi="hi_IN"/>
+        </w:rPr>
+      </w:r>
+      <w:r>
+        <w:rPr>
+          <w:lang w:val="hi_IN" w:bidi="hi_IN"/>
+        </w:rPr>
+        <w:t>מַה &amp; מַה</w:t>
       </w:r>
     </w:p>
     <w:p>
@@ -31731,6 +34069,20 @@
       </w:r>
       <w:r>
         <w:rPr>
+          <w:lang w:val="hi_IN" w:bidi="hi_IN"/>
+        </w:rPr>
+        <w:t>מַה־יָּפ֥וּ דֹדַ֖יִ⁠ךְ אֲחֹתִ֣⁠י כַלָּ֑ה מַה־טֹּ֤בוּ דֹדַ֨יִ⁠ךְ֙ מִ⁠יַּ֔יִן</w:t>
+      </w:r>
+    </w:p>
+    <w:p>
+      <w:pPr/>
+      <w:r>
+        <w:rPr>
+          <w:lang w:val="hi_IN" w:bidi="hi_IN"/>
+        </w:rPr>
+      </w:r>
+      <w:r>
+        <w:rPr>
           <w:b/>
           <w:lang w:val="hi_IN" w:bidi="hi_IN"/>
         </w:rPr>
@@ -31926,6 +34278,20 @@
       </w:r>
       <w:r>
         <w:rPr>
+          <w:lang w:val="hi_IN" w:bidi="hi_IN"/>
+        </w:rPr>
+        <w:t>שְׁמָנַ֖יִ⁠ךְ</w:t>
+      </w:r>
+    </w:p>
+    <w:p>
+      <w:pPr/>
+      <w:r>
+        <w:rPr>
+          <w:lang w:val="hi_IN" w:bidi="hi_IN"/>
+        </w:rPr>
+      </w:r>
+      <w:r>
+        <w:rPr>
           <w:b/>
           <w:lang w:val="hi_IN" w:bidi="hi_IN"/>
         </w:rPr>
@@ -32113,6 +34479,20 @@
       </w:r>
       <w:r>
         <w:rPr>
+          <w:lang w:val="hi_IN" w:bidi="hi_IN"/>
+        </w:rPr>
+        <w:t>נֹ֛פֶת תִּטֹּ֥פְנָה שִׂפְתוֹתַ֖יִ⁠ךְ</w:t>
+      </w:r>
+    </w:p>
+    <w:p>
+      <w:pPr/>
+      <w:r>
+        <w:rPr>
+          <w:lang w:val="hi_IN" w:bidi="hi_IN"/>
+        </w:rPr>
+      </w:r>
+      <w:r>
+        <w:rPr>
           <w:b/>
           <w:lang w:val="hi_IN" w:bidi="hi_IN"/>
         </w:rPr>
@@ -32243,6 +34623,20 @@
       </w:r>
       <w:r>
         <w:rPr>
+          <w:lang w:val="hi_IN" w:bidi="hi_IN"/>
+        </w:rPr>
+        <w:t>נֹ֛פֶת</w:t>
+      </w:r>
+    </w:p>
+    <w:p>
+      <w:pPr/>
+      <w:r>
+        <w:rPr>
+          <w:lang w:val="hi_IN" w:bidi="hi_IN"/>
+        </w:rPr>
+      </w:r>
+      <w:r>
+        <w:rPr>
           <w:b/>
           <w:lang w:val="hi_IN" w:bidi="hi_IN"/>
         </w:rPr>
@@ -32347,6 +34741,20 @@
       </w:r>
       <w:r>
         <w:rPr>
+          <w:lang w:val="hi_IN" w:bidi="hi_IN"/>
+        </w:rPr>
+        <w:t>דְּבַ֤שׁ וְ⁠חָלָב֙ תַּ֣חַת לְשׁוֹנֵ֔⁠ךְ</w:t>
+      </w:r>
+    </w:p>
+    <w:p>
+      <w:pPr/>
+      <w:r>
+        <w:rPr>
+          <w:lang w:val="hi_IN" w:bidi="hi_IN"/>
+        </w:rPr>
+      </w:r>
+      <w:r>
+        <w:rPr>
           <w:b/>
           <w:lang w:val="hi_IN" w:bidi="hi_IN"/>
         </w:rPr>
@@ -32437,6 +34845,20 @@
       </w:r>
       <w:r>
         <w:rPr>
+          <w:lang w:val="hi_IN" w:bidi="hi_IN"/>
+        </w:rPr>
+        <w:t>וְ⁠רֵ֥יחַ שַׂלְמֹתַ֖יִ⁠ךְ כְּ⁠רֵ֥יחַ לְבָנֽוֹן</w:t>
+      </w:r>
+    </w:p>
+    <w:p>
+      <w:pPr/>
+      <w:r>
+        <w:rPr>
+          <w:lang w:val="hi_IN" w:bidi="hi_IN"/>
+        </w:rPr>
+      </w:r>
+      <w:r>
+        <w:rPr>
           <w:b/>
           <w:lang w:val="hi_IN" w:bidi="hi_IN"/>
         </w:rPr>
@@ -32540,6 +34962,20 @@
       </w:r>
       <w:r>
         <w:rPr>
+          <w:lang w:val="hi_IN" w:bidi="hi_IN"/>
+        </w:rPr>
+        <w:t>גַּ֥ן ׀ נָע֖וּל אֲחֹתִ֣⁠י כַלָּ֑ה גַּ֥ל נָע֖וּל מַעְיָ֥ן חָתֽוּם</w:t>
+      </w:r>
+    </w:p>
+    <w:p>
+      <w:pPr/>
+      <w:r>
+        <w:rPr>
+          <w:lang w:val="hi_IN" w:bidi="hi_IN"/>
+        </w:rPr>
+      </w:r>
+      <w:r>
+        <w:rPr>
           <w:b/>
           <w:lang w:val="hi_IN" w:bidi="hi_IN"/>
         </w:rPr>
@@ -32612,6 +35048,20 @@
         <w:rPr>
           <w:lang w:val="hi_IN" w:bidi="hi_IN"/>
         </w:rPr>
+      </w:r>
+    </w:p>
+    <w:p>
+      <w:pPr/>
+      <w:r>
+        <w:rPr>
+          <w:lang w:val="hi_IN" w:bidi="hi_IN"/>
+        </w:rPr>
+      </w:r>
+      <w:r>
+        <w:rPr>
+          <w:lang w:val="hi_IN" w:bidi="hi_IN"/>
+        </w:rPr>
+        <w:t>גַּ֥ן ׀ נָע֖וּל אֲחֹתִ֣⁠י כַלָּ֑ה</w:t>
       </w:r>
     </w:p>
     <w:p>
@@ -32992,6 +35442,20 @@
       </w:r>
       <w:r>
         <w:rPr>
+          <w:lang w:val="hi_IN" w:bidi="hi_IN"/>
+        </w:rPr>
+        <w:t>גַּ֥ל נָע֖וּל מַעְיָ֥ן חָתֽוּם</w:t>
+      </w:r>
+    </w:p>
+    <w:p>
+      <w:pPr/>
+      <w:r>
+        <w:rPr>
+          <w:lang w:val="hi_IN" w:bidi="hi_IN"/>
+        </w:rPr>
+      </w:r>
+      <w:r>
+        <w:rPr>
           <w:b/>
           <w:lang w:val="hi_IN" w:bidi="hi_IN"/>
         </w:rPr>
@@ -33174,6 +35638,20 @@
       </w:r>
       <w:r>
         <w:rPr>
+          <w:lang w:val="hi_IN" w:bidi="hi_IN"/>
+        </w:rPr>
+        <w:t>גַּ֥ל נָע֖וּל מַעְיָ֥ן חָתֽוּם</w:t>
+      </w:r>
+    </w:p>
+    <w:p>
+      <w:pPr/>
+      <w:r>
+        <w:rPr>
+          <w:lang w:val="hi_IN" w:bidi="hi_IN"/>
+        </w:rPr>
+      </w:r>
+      <w:r>
+        <w:rPr>
           <w:b/>
           <w:lang w:val="hi_IN" w:bidi="hi_IN"/>
         </w:rPr>
@@ -33452,6 +35930,20 @@
         <w:rPr>
           <w:lang w:val="hi_IN" w:bidi="hi_IN"/>
         </w:rPr>
+      </w:r>
+    </w:p>
+    <w:p>
+      <w:pPr/>
+      <w:r>
+        <w:rPr>
+          <w:lang w:val="hi_IN" w:bidi="hi_IN"/>
+        </w:rPr>
+      </w:r>
+      <w:r>
+        <w:rPr>
+          <w:lang w:val="hi_IN" w:bidi="hi_IN"/>
+        </w:rPr>
+        <w:t>שְׁלָחַ֨יִ⁠ךְ֙ פַּרְדֵּ֣ס רִמּוֹנִ֔ים עִ֖ם פְּרִ֣י מְגָדִ֑ים כְּפָרִ֖ים עִם־נְרָדִֽים׃ נֵ֣רְדְּ ׀ וְ⁠כַרְכֹּ֗ם קָנֶה֙ וְ⁠קִנָּמ֔וֹן עִ֖ם כָּל־עֲצֵ֣י לְבוֹנָ֑ה מֹ֚ר וַ⁠אֲהָל֔וֹת עִ֖ם כָּל־רָאשֵׁ֥י בְשָׂמִֽים</w:t>
       </w:r>
     </w:p>
     <w:p>
@@ -33595,6 +36087,20 @@
       </w:r>
       <w:r>
         <w:rPr>
+          <w:lang w:val="hi_IN" w:bidi="hi_IN"/>
+        </w:rPr>
+        <w:t>שְׁלָחַ֨יִ⁠ךְ֙ פַּרְדֵּ֣ס רִמּוֹנִ֔ים עִ֖ם פְּרִ֣י מְגָדִ֑ים כְּפָרִ֖ים עִם־נְרָדִֽים׃ נֵ֣רְדְּ ׀ וְ⁠כַרְכֹּ֗ם קָנֶה֙ וְ⁠קִנָּמ֔וֹן עִ֖ם כָּל־עֲצֵ֣י לְבוֹנָ֑ה מֹ֚ר וַ⁠אֲהָל֔וֹת עִ֖ם כָּל־רָאשֵׁ֥י בְשָׂמִֽים</w:t>
+      </w:r>
+    </w:p>
+    <w:p>
+      <w:pPr/>
+      <w:r>
+        <w:rPr>
+          <w:lang w:val="hi_IN" w:bidi="hi_IN"/>
+        </w:rPr>
+      </w:r>
+      <w:r>
+        <w:rPr>
           <w:b/>
           <w:lang w:val="hi_IN" w:bidi="hi_IN"/>
         </w:rPr>
@@ -33839,6 +36345,20 @@
       </w:r>
       <w:r>
         <w:rPr>
+          <w:lang w:val="hi_IN" w:bidi="hi_IN"/>
+        </w:rPr>
+        <w:t>וְ⁠כַרְכֹּ֗ם קָנֶה֙ וְ⁠קִנָּמ֔וֹן &amp; וַ⁠אֲהָל֔וֹת</w:t>
+      </w:r>
+    </w:p>
+    <w:p>
+      <w:pPr/>
+      <w:r>
+        <w:rPr>
+          <w:lang w:val="hi_IN" w:bidi="hi_IN"/>
+        </w:rPr>
+      </w:r>
+      <w:r>
+        <w:rPr>
           <w:b/>
           <w:lang w:val="hi_IN" w:bidi="hi_IN"/>
         </w:rPr>
@@ -34017,6 +36537,20 @@
         <w:rPr>
           <w:lang w:val="hi_IN" w:bidi="hi_IN"/>
         </w:rPr>
+      </w:r>
+    </w:p>
+    <w:p>
+      <w:pPr/>
+      <w:r>
+        <w:rPr>
+          <w:lang w:val="hi_IN" w:bidi="hi_IN"/>
+        </w:rPr>
+      </w:r>
+      <w:r>
+        <w:rPr>
+          <w:lang w:val="hi_IN" w:bidi="hi_IN"/>
+        </w:rPr>
+        <w:t>מַעְיַ֣ן גַּנִּ֔ים בְּאֵ֖ר מַ֣יִם חַיִּ֑ים וְ⁠נֹזְלִ֖ים מִן־לְבָנֽוֹן</w:t>
       </w:r>
     </w:p>
     <w:p>
@@ -34204,6 +36738,20 @@
       </w:r>
       <w:r>
         <w:rPr>
+          <w:lang w:val="hi_IN" w:bidi="hi_IN"/>
+        </w:rPr>
+        <w:t>מַעְיַ֣ן גַּנִּ֔ים</w:t>
+      </w:r>
+    </w:p>
+    <w:p>
+      <w:pPr/>
+      <w:r>
+        <w:rPr>
+          <w:lang w:val="hi_IN" w:bidi="hi_IN"/>
+        </w:rPr>
+      </w:r>
+      <w:r>
+        <w:rPr>
           <w:b/>
           <w:lang w:val="hi_IN" w:bidi="hi_IN"/>
         </w:rPr>
@@ -34302,6 +36850,20 @@
       </w:r>
       <w:r>
         <w:rPr>
+          <w:lang w:val="hi_IN" w:bidi="hi_IN"/>
+        </w:rPr>
+        <w:t>מַעְיַ֣ן גַּנִּ֔ים</w:t>
+      </w:r>
+    </w:p>
+    <w:p>
+      <w:pPr/>
+      <w:r>
+        <w:rPr>
+          <w:lang w:val="hi_IN" w:bidi="hi_IN"/>
+        </w:rPr>
+      </w:r>
+      <w:r>
+        <w:rPr>
           <w:b/>
           <w:lang w:val="hi_IN" w:bidi="hi_IN"/>
         </w:rPr>
@@ -34432,6 +36994,20 @@
       </w:r>
       <w:r>
         <w:rPr>
+          <w:lang w:val="hi_IN" w:bidi="hi_IN"/>
+        </w:rPr>
+        <w:t>מַ֣יִם חַיִּ֑ים</w:t>
+      </w:r>
+    </w:p>
+    <w:p>
+      <w:pPr/>
+      <w:r>
+        <w:rPr>
+          <w:lang w:val="hi_IN" w:bidi="hi_IN"/>
+        </w:rPr>
+      </w:r>
+      <w:r>
+        <w:rPr>
           <w:b/>
           <w:lang w:val="hi_IN" w:bidi="hi_IN"/>
         </w:rPr>
@@ -34536,6 +37112,20 @@
       </w:r>
       <w:r>
         <w:rPr>
+          <w:lang w:val="hi_IN" w:bidi="hi_IN"/>
+        </w:rPr>
+        <w:t>ע֤וּרִי צָפוֹן֙ וּ⁠ב֣וֹאִי תֵימָ֔ן הָפִ֥יחִי גַנִּ֖⁠י יִזְּל֣וּ בְשָׂמָ֑י⁠ו</w:t>
+      </w:r>
+    </w:p>
+    <w:p>
+      <w:pPr/>
+      <w:r>
+        <w:rPr>
+          <w:lang w:val="hi_IN" w:bidi="hi_IN"/>
+        </w:rPr>
+      </w:r>
+      <w:r>
+        <w:rPr>
           <w:b/>
           <w:lang w:val="hi_IN" w:bidi="hi_IN"/>
         </w:rPr>
@@ -34640,6 +37230,20 @@
       </w:r>
       <w:r>
         <w:rPr>
+          <w:lang w:val="hi_IN" w:bidi="hi_IN"/>
+        </w:rPr>
+        <w:t>וּ⁠ב֣וֹאִי &amp; יָבֹ֤א דוֹדִ⁠י֙</w:t>
+      </w:r>
+    </w:p>
+    <w:p>
+      <w:pPr/>
+      <w:r>
+        <w:rPr>
+          <w:lang w:val="hi_IN" w:bidi="hi_IN"/>
+        </w:rPr>
+      </w:r>
+      <w:r>
+        <w:rPr>
           <w:b/>
           <w:lang w:val="hi_IN" w:bidi="hi_IN"/>
         </w:rPr>
@@ -34752,6 +37356,20 @@
         <w:rPr>
           <w:lang w:val="hi_IN" w:bidi="hi_IN"/>
         </w:rPr>
+      </w:r>
+    </w:p>
+    <w:p>
+      <w:pPr/>
+      <w:r>
+        <w:rPr>
+          <w:lang w:val="hi_IN" w:bidi="hi_IN"/>
+        </w:rPr>
+      </w:r>
+      <w:r>
+        <w:rPr>
+          <w:lang w:val="hi_IN" w:bidi="hi_IN"/>
+        </w:rPr>
+        <w:t>ע֤וּרִי צָפוֹן֙ וּ⁠ב֣וֹאִי תֵימָ֔ן הָפִ֥יחִי גַנִּ֖⁠י יִזְּל֣וּ בְשָׂמָ֑י⁠ו יָבֹ֤א דוֹדִ⁠י֙ לְ⁠גַנּ֔⁠וֹ וְ⁠יֹאכַ֖ל פְּרִ֥י מְגָדָֽי⁠ו</w:t>
       </w:r>
     </w:p>
     <w:p>
@@ -35043,6 +37661,20 @@
       </w:r>
       <w:r>
         <w:rPr>
+          <w:lang w:val="hi_IN" w:bidi="hi_IN"/>
+        </w:rPr>
+        <w:t>יִזְּל֣וּ בְשָׂמָ֑י⁠ו</w:t>
+      </w:r>
+    </w:p>
+    <w:p>
+      <w:pPr/>
+      <w:r>
+        <w:rPr>
+          <w:lang w:val="hi_IN" w:bidi="hi_IN"/>
+        </w:rPr>
+      </w:r>
+      <w:r>
+        <w:rPr>
           <w:b/>
           <w:lang w:val="hi_IN" w:bidi="hi_IN"/>
         </w:rPr>
@@ -35525,6 +38157,20 @@
       </w:r>
       <w:r>
         <w:rPr>
+          <w:lang w:val="hi_IN" w:bidi="hi_IN"/>
+        </w:rPr>
+        <w:t>בָּ֣אתִי לְ⁠גַנִּ⁠י֮ אֲחֹתִ֣⁠י כַלָּה֒ אָרִ֤יתִי מוֹרִ⁠י֙ עִם־בְּשָׂמִ֔⁠י אָכַ֤לְתִּי יַעְרִ⁠י֙ עִם־דִּבְשִׁ֔⁠י שָׁתִ֥יתִי יֵינִ֖⁠י עִם־חֲלָבִ֑⁠י</w:t>
+      </w:r>
+    </w:p>
+    <w:p>
+      <w:pPr/>
+      <w:r>
+        <w:rPr>
+          <w:lang w:val="hi_IN" w:bidi="hi_IN"/>
+        </w:rPr>
+      </w:r>
+      <w:r>
+        <w:rPr>
           <w:b/>
           <w:lang w:val="hi_IN" w:bidi="hi_IN"/>
         </w:rPr>
@@ -35704,6 +38350,20 @@
       </w:r>
       <w:r>
         <w:rPr>
+          <w:lang w:val="hi_IN" w:bidi="hi_IN"/>
+        </w:rPr>
+        <w:t>בָּ֣אתִי לְ⁠גַנִּ⁠י֮ אֲחֹתִ֣⁠י כַלָּה֒ אָרִ֤יתִי מוֹרִ⁠י֙ עִם־בְּשָׂמִ֔⁠י אָכַ֤לְתִּי יַעְרִ⁠י֙ עִם־דִּבְשִׁ֔⁠י שָׁתִ֥יתִי יֵינִ֖⁠י עִם־חֲלָבִ֑⁠י</w:t>
+      </w:r>
+    </w:p>
+    <w:p>
+      <w:pPr/>
+      <w:r>
+        <w:rPr>
+          <w:lang w:val="hi_IN" w:bidi="hi_IN"/>
+        </w:rPr>
+      </w:r>
+      <w:r>
+        <w:rPr>
           <w:b/>
           <w:lang w:val="hi_IN" w:bidi="hi_IN"/>
         </w:rPr>
@@ -35803,6 +38463,20 @@
       </w:r>
       <w:r>
         <w:rPr>
+          <w:lang w:val="hi_IN" w:bidi="hi_IN"/>
+        </w:rPr>
+        <w:t>בָּ֣אתִי</w:t>
+      </w:r>
+    </w:p>
+    <w:p>
+      <w:pPr/>
+      <w:r>
+        <w:rPr>
+          <w:lang w:val="hi_IN" w:bidi="hi_IN"/>
+        </w:rPr>
+      </w:r>
+      <w:r>
+        <w:rPr>
           <w:b/>
           <w:lang w:val="hi_IN" w:bidi="hi_IN"/>
         </w:rPr>
@@ -35888,6 +38562,20 @@
         <w:rPr>
           <w:lang w:val="hi_IN" w:bidi="hi_IN"/>
         </w:rPr>
+      </w:r>
+    </w:p>
+    <w:p>
+      <w:pPr/>
+      <w:r>
+        <w:rPr>
+          <w:lang w:val="hi_IN" w:bidi="hi_IN"/>
+        </w:rPr>
+      </w:r>
+      <w:r>
+        <w:rPr>
+          <w:lang w:val="hi_IN" w:bidi="hi_IN"/>
+        </w:rPr>
+        <w:t>בָּ֣אתִי לְ⁠גַנִּ⁠י֮ אֲחֹתִ֣⁠י כַלָּה֒</w:t>
       </w:r>
     </w:p>
     <w:p>
@@ -36118,6 +38806,20 @@
       </w:r>
       <w:r>
         <w:rPr>
+          <w:lang w:val="hi_IN" w:bidi="hi_IN"/>
+        </w:rPr>
+        <w:t>אִכְל֣וּ רֵעִ֔ים שְׁת֥וּ וְ⁠שִׁכְר֖וּ דּוֹדִֽים</w:t>
+      </w:r>
+    </w:p>
+    <w:p>
+      <w:pPr/>
+      <w:r>
+        <w:rPr>
+          <w:lang w:val="hi_IN" w:bidi="hi_IN"/>
+        </w:rPr>
+      </w:r>
+      <w:r>
+        <w:rPr>
           <w:b/>
           <w:lang w:val="hi_IN" w:bidi="hi_IN"/>
         </w:rPr>
@@ -36313,6 +39015,20 @@
       </w:r>
       <w:r>
         <w:rPr>
+          <w:lang w:val="hi_IN" w:bidi="hi_IN"/>
+        </w:rPr>
+        <w:t>אֲנִ֥י יְשֵׁנָ֖ה וְ⁠לִבִּ֣⁠י עֵ֑ר</w:t>
+      </w:r>
+    </w:p>
+    <w:p>
+      <w:pPr/>
+      <w:r>
+        <w:rPr>
+          <w:lang w:val="hi_IN" w:bidi="hi_IN"/>
+        </w:rPr>
+      </w:r>
+      <w:r>
+        <w:rPr>
           <w:b/>
           <w:lang w:val="hi_IN" w:bidi="hi_IN"/>
         </w:rPr>
@@ -36477,6 +39193,20 @@
       </w:r>
       <w:r>
         <w:rPr>
+          <w:lang w:val="hi_IN" w:bidi="hi_IN"/>
+        </w:rPr>
+        <w:t>ק֣וֹל ׀ דּוֹדִ֣⁠י דוֹפֵ֗ק</w:t>
+      </w:r>
+    </w:p>
+    <w:p>
+      <w:pPr/>
+      <w:r>
+        <w:rPr>
+          <w:lang w:val="hi_IN" w:bidi="hi_IN"/>
+        </w:rPr>
+      </w:r>
+      <w:r>
+        <w:rPr>
           <w:b/>
           <w:lang w:val="hi_IN" w:bidi="hi_IN"/>
         </w:rPr>
@@ -36529,6 +39259,20 @@
         <w:rPr>
           <w:lang w:val="hi_IN" w:bidi="hi_IN"/>
         </w:rPr>
+      </w:r>
+    </w:p>
+    <w:p>
+      <w:pPr/>
+      <w:r>
+        <w:rPr>
+          <w:lang w:val="hi_IN" w:bidi="hi_IN"/>
+        </w:rPr>
+      </w:r>
+      <w:r>
+        <w:rPr>
+          <w:lang w:val="hi_IN" w:bidi="hi_IN"/>
+        </w:rPr>
+        <w:t>דּוֹדִ֣⁠י</w:t>
       </w:r>
     </w:p>
     <w:p>
@@ -37127,6 +39871,20 @@
       </w:r>
       <w:r>
         <w:rPr>
+          <w:lang w:val="hi_IN" w:bidi="hi_IN"/>
+        </w:rPr>
+        <w:t>פָּשַׁ֨טְתִּי֙ אֶת־כֻּתָּנְתִּ֔⁠י אֵיכָ֖כָה אֶלְבָּשֶׁ֑⁠נָּה רָחַ֥צְתִּי אֶת־רַגְלַ֖⁠י אֵיכָ֥כָה אֲטַנְּפֵֽ⁠ם</w:t>
+      </w:r>
+    </w:p>
+    <w:p>
+      <w:pPr/>
+      <w:r>
+        <w:rPr>
+          <w:lang w:val="hi_IN" w:bidi="hi_IN"/>
+        </w:rPr>
+      </w:r>
+      <w:r>
+        <w:rPr>
           <w:b/>
           <w:lang w:val="hi_IN" w:bidi="hi_IN"/>
         </w:rPr>
@@ -37199,6 +39957,20 @@
         <w:rPr>
           <w:lang w:val="hi_IN" w:bidi="hi_IN"/>
         </w:rPr>
+      </w:r>
+    </w:p>
+    <w:p>
+      <w:pPr/>
+      <w:r>
+        <w:rPr>
+          <w:lang w:val="hi_IN" w:bidi="hi_IN"/>
+        </w:rPr>
+      </w:r>
+      <w:r>
+        <w:rPr>
+          <w:lang w:val="hi_IN" w:bidi="hi_IN"/>
+        </w:rPr>
+        <w:t>אֵיכָ֖כָה אֶלְבָּשֶׁ֑⁠נָּה רָחַ֥צְתִּי אֶת־רַגְלַ֖⁠י אֵיכָ֥כָה אֲטַנְּפֵֽ⁠ם</w:t>
       </w:r>
     </w:p>
     <w:p>
@@ -37395,6 +40167,20 @@
       </w:r>
       <w:r>
         <w:rPr>
+          <w:lang w:val="hi_IN" w:bidi="hi_IN"/>
+        </w:rPr>
+        <w:t>וּ⁠מֵעַ֖⁠י הָמ֥וּ עָלָֽי⁠ו</w:t>
+      </w:r>
+    </w:p>
+    <w:p>
+      <w:pPr/>
+      <w:r>
+        <w:rPr>
+          <w:lang w:val="hi_IN" w:bidi="hi_IN"/>
+        </w:rPr>
+      </w:r>
+      <w:r>
+        <w:rPr>
           <w:b/>
           <w:lang w:val="hi_IN" w:bidi="hi_IN"/>
         </w:rPr>
@@ -37621,6 +40407,20 @@
       </w:r>
       <w:r>
         <w:rPr>
+          <w:lang w:val="hi_IN" w:bidi="hi_IN"/>
+        </w:rPr>
+        <w:t>וְ⁠יָדַ֣⁠י נָֽטְפוּ־מ֗וֹר וְ⁠אֶצְבְּעֹתַ⁠י֙ מ֣וֹר עֹבֵ֔ר</w:t>
+      </w:r>
+    </w:p>
+    <w:p>
+      <w:pPr/>
+      <w:r>
+        <w:rPr>
+          <w:lang w:val="hi_IN" w:bidi="hi_IN"/>
+        </w:rPr>
+      </w:r>
+      <w:r>
+        <w:rPr>
           <w:b/>
           <w:lang w:val="hi_IN" w:bidi="hi_IN"/>
         </w:rPr>
@@ -37734,6 +40534,20 @@
         <w:rPr>
           <w:lang w:val="hi_IN" w:bidi="hi_IN"/>
         </w:rPr>
+      </w:r>
+    </w:p>
+    <w:p>
+      <w:pPr/>
+      <w:r>
+        <w:rPr>
+          <w:lang w:val="hi_IN" w:bidi="hi_IN"/>
+        </w:rPr>
+      </w:r>
+      <w:r>
+        <w:rPr>
+          <w:lang w:val="hi_IN" w:bidi="hi_IN"/>
+        </w:rPr>
+        <w:t>מ֣וֹר עֹבֵ֔ר</w:t>
       </w:r>
     </w:p>
     <w:p>
@@ -38034,6 +40848,20 @@
       </w:r>
       <w:r>
         <w:rPr>
+          <w:lang w:val="hi_IN" w:bidi="hi_IN"/>
+        </w:rPr>
+        <w:t>עָבָ֑ר</w:t>
+      </w:r>
+    </w:p>
+    <w:p>
+      <w:pPr/>
+      <w:r>
+        <w:rPr>
+          <w:lang w:val="hi_IN" w:bidi="hi_IN"/>
+        </w:rPr>
+      </w:r>
+      <w:r>
+        <w:rPr>
           <w:b/>
           <w:lang w:val="hi_IN" w:bidi="hi_IN"/>
         </w:rPr>
@@ -38130,6 +40958,20 @@
       </w:r>
       <w:r>
         <w:rPr>
+          <w:lang w:val="hi_IN" w:bidi="hi_IN"/>
+        </w:rPr>
+        <w:t>נַפְשִׁ⁠י֙ יָֽצְאָ֣ה</w:t>
+      </w:r>
+    </w:p>
+    <w:p>
+      <w:pPr/>
+      <w:r>
+        <w:rPr>
+          <w:lang w:val="hi_IN" w:bidi="hi_IN"/>
+        </w:rPr>
+      </w:r>
+      <w:r>
+        <w:rPr>
           <w:b/>
           <w:lang w:val="hi_IN" w:bidi="hi_IN"/>
         </w:rPr>
@@ -38226,6 +41068,20 @@
       </w:r>
       <w:r>
         <w:rPr>
+          <w:lang w:val="hi_IN" w:bidi="hi_IN"/>
+        </w:rPr>
+        <w:t>נַפְשִׁ⁠י֙ יָֽצְאָ֣ה</w:t>
+      </w:r>
+    </w:p>
+    <w:p>
+      <w:pPr/>
+      <w:r>
+        <w:rPr>
+          <w:lang w:val="hi_IN" w:bidi="hi_IN"/>
+        </w:rPr>
+      </w:r>
+      <w:r>
+        <w:rPr>
           <w:b/>
           <w:lang w:val="hi_IN" w:bidi="hi_IN"/>
         </w:rPr>
@@ -38343,6 +41199,20 @@
       </w:r>
       <w:r>
         <w:rPr>
+          <w:lang w:val="hi_IN" w:bidi="hi_IN"/>
+        </w:rPr>
+        <w:t>בְ⁠דַבְּר֔⁠וֹ</w:t>
+      </w:r>
+    </w:p>
+    <w:p>
+      <w:pPr/>
+      <w:r>
+        <w:rPr>
+          <w:lang w:val="hi_IN" w:bidi="hi_IN"/>
+        </w:rPr>
+      </w:r>
+      <w:r>
+        <w:rPr>
           <w:b/>
           <w:lang w:val="hi_IN" w:bidi="hi_IN"/>
         </w:rPr>
@@ -38533,6 +41403,20 @@
         <w:rPr>
           <w:lang w:val="hi_IN" w:bidi="hi_IN"/>
         </w:rPr>
+      </w:r>
+    </w:p>
+    <w:p>
+      <w:pPr/>
+      <w:r>
+        <w:rPr>
+          <w:lang w:val="hi_IN" w:bidi="hi_IN"/>
+        </w:rPr>
+      </w:r>
+      <w:r>
+        <w:rPr>
+          <w:lang w:val="hi_IN" w:bidi="hi_IN"/>
+        </w:rPr>
+        <w:t>מְצָאֻ֧⁠נִי הַ⁠שֹּׁמְרִ֛ים הַ⁠סֹּבְבִ֥ים בָּ⁠עִ֖יר</w:t>
       </w:r>
     </w:p>
     <w:p>
@@ -38658,6 +41542,20 @@
       </w:r>
       <w:r>
         <w:rPr>
+          <w:lang w:val="hi_IN" w:bidi="hi_IN"/>
+        </w:rPr>
+        <w:t>הִכּ֣וּ⁠נִי פְצָע֑וּ⁠נִי נָשְׂא֤וּ אֶת־רְדִידִ⁠י֙ מֵֽ⁠עָלַ֔⁠י שֹׁמְרֵ֖י הַ⁠חֹמֽוֹת</w:t>
+      </w:r>
+    </w:p>
+    <w:p>
+      <w:pPr/>
+      <w:r>
+        <w:rPr>
+          <w:lang w:val="hi_IN" w:bidi="hi_IN"/>
+        </w:rPr>
+      </w:r>
+      <w:r>
+        <w:rPr>
           <w:b/>
           <w:lang w:val="hi_IN" w:bidi="hi_IN"/>
         </w:rPr>
@@ -38741,6 +41639,20 @@
       </w:r>
       <w:r>
         <w:rPr>
+          <w:lang w:val="hi_IN" w:bidi="hi_IN"/>
+        </w:rPr>
+        <w:t>הִכּ֣וּ⁠נִי פְצָע֑וּ⁠נִי</w:t>
+      </w:r>
+    </w:p>
+    <w:p>
+      <w:pPr/>
+      <w:r>
+        <w:rPr>
+          <w:lang w:val="hi_IN" w:bidi="hi_IN"/>
+        </w:rPr>
+      </w:r>
+      <w:r>
+        <w:rPr>
           <w:b/>
           <w:lang w:val="hi_IN" w:bidi="hi_IN"/>
         </w:rPr>
@@ -38866,6 +41778,20 @@
       </w:r>
       <w:r>
         <w:rPr>
+          <w:lang w:val="hi_IN" w:bidi="hi_IN"/>
+        </w:rPr>
+        <w:t>אֶת־רְדִידִ⁠י֙</w:t>
+      </w:r>
+    </w:p>
+    <w:p>
+      <w:pPr/>
+      <w:r>
+        <w:rPr>
+          <w:lang w:val="hi_IN" w:bidi="hi_IN"/>
+        </w:rPr>
+      </w:r>
+      <w:r>
+        <w:rPr>
           <w:b/>
           <w:lang w:val="hi_IN" w:bidi="hi_IN"/>
         </w:rPr>
@@ -38966,6 +41892,20 @@
         <w:rPr>
           <w:lang w:val="hi_IN" w:bidi="hi_IN"/>
         </w:rPr>
+      </w:r>
+    </w:p>
+    <w:p>
+      <w:pPr/>
+      <w:r>
+        <w:rPr>
+          <w:lang w:val="hi_IN" w:bidi="hi_IN"/>
+        </w:rPr>
+      </w:r>
+      <w:r>
+        <w:rPr>
+          <w:lang w:val="hi_IN" w:bidi="hi_IN"/>
+        </w:rPr>
+        <w:t>שֹׁמְרֵ֖י הַ⁠חֹמֽוֹת</w:t>
       </w:r>
     </w:p>
     <w:p>
@@ -39316,6 +42256,20 @@
       </w:r>
       <w:r>
         <w:rPr>
+          <w:lang w:val="hi_IN" w:bidi="hi_IN"/>
+        </w:rPr>
+        <w:t>שֶׁ⁠חוֹלַ֥ת אַהֲבָ֖ה אָֽנִי</w:t>
+      </w:r>
+    </w:p>
+    <w:p>
+      <w:pPr/>
+      <w:r>
+        <w:rPr>
+          <w:lang w:val="hi_IN" w:bidi="hi_IN"/>
+        </w:rPr>
+      </w:r>
+      <w:r>
+        <w:rPr>
           <w:b/>
           <w:lang w:val="hi_IN" w:bidi="hi_IN"/>
         </w:rPr>
@@ -39399,6 +42353,20 @@
       </w:r>
       <w:r>
         <w:rPr>
+          <w:lang w:val="hi_IN" w:bidi="hi_IN"/>
+        </w:rPr>
+        <w:t>מַה־דּוֹדֵ֣⁠ךְ מִ⁠דּ֔וֹד הַ⁠יָּפָ֖ה בַּ⁠נָּשִׁ֑ים מַה־דּוֹדֵ֣⁠ךְ מִ⁠דּ֔וֹד שֶׁ⁠כָּ֖כָה הִשְׁבַּעְתָּֽ⁠נוּ</w:t>
+      </w:r>
+    </w:p>
+    <w:p>
+      <w:pPr/>
+      <w:r>
+        <w:rPr>
+          <w:lang w:val="hi_IN" w:bidi="hi_IN"/>
+        </w:rPr>
+      </w:r>
+      <w:r>
+        <w:rPr>
           <w:b/>
           <w:lang w:val="hi_IN" w:bidi="hi_IN"/>
         </w:rPr>
@@ -39505,6 +42473,20 @@
       </w:r>
       <w:r>
         <w:rPr>
+          <w:lang w:val="hi_IN" w:bidi="hi_IN"/>
+        </w:rPr>
+        <w:t>מַה־דּוֹדֵ֣⁠ךְ מִ⁠דּ֔וֹד</w:t>
+      </w:r>
+    </w:p>
+    <w:p>
+      <w:pPr/>
+      <w:r>
+        <w:rPr>
+          <w:lang w:val="hi_IN" w:bidi="hi_IN"/>
+        </w:rPr>
+      </w:r>
+      <w:r>
+        <w:rPr>
           <w:b/>
           <w:lang w:val="hi_IN" w:bidi="hi_IN"/>
         </w:rPr>
@@ -39565,6 +42547,20 @@
         <w:rPr>
           <w:lang w:val="hi_IN" w:bidi="hi_IN"/>
         </w:rPr>
+      </w:r>
+    </w:p>
+    <w:p>
+      <w:pPr/>
+      <w:r>
+        <w:rPr>
+          <w:lang w:val="hi_IN" w:bidi="hi_IN"/>
+        </w:rPr>
+      </w:r>
+      <w:r>
+        <w:rPr>
+          <w:lang w:val="hi_IN" w:bidi="hi_IN"/>
+        </w:rPr>
+        <w:t>מַה־דּוֹדֵ֣⁠ךְ מִ⁠דּ֔וֹד הַ⁠יָּפָ֖ה בַּ⁠נָּשִׁ֑ים</w:t>
       </w:r>
     </w:p>
     <w:p>
@@ -39761,6 +42757,20 @@
       </w:r>
       <w:r>
         <w:rPr>
+          <w:lang w:val="hi_IN" w:bidi="hi_IN"/>
+        </w:rPr>
+        <w:t>שֶׁ⁠כָּ֖כָה הִשְׁבַּעְתָּֽ⁠נוּ</w:t>
+      </w:r>
+    </w:p>
+    <w:p>
+      <w:pPr/>
+      <w:r>
+        <w:rPr>
+          <w:lang w:val="hi_IN" w:bidi="hi_IN"/>
+        </w:rPr>
+      </w:r>
+      <w:r>
+        <w:rPr>
           <w:b/>
           <w:lang w:val="hi_IN" w:bidi="hi_IN"/>
         </w:rPr>
@@ -39840,6 +42850,20 @@
       </w:r>
       <w:r>
         <w:rPr>
+          <w:lang w:val="hi_IN" w:bidi="hi_IN"/>
+        </w:rPr>
+        <w:t>הִשְׁבַּעְתָּֽ⁠נוּ</w:t>
+      </w:r>
+    </w:p>
+    <w:p>
+      <w:pPr/>
+      <w:r>
+        <w:rPr>
+          <w:lang w:val="hi_IN" w:bidi="hi_IN"/>
+        </w:rPr>
+      </w:r>
+      <w:r>
+        <w:rPr>
           <w:b/>
           <w:lang w:val="hi_IN" w:bidi="hi_IN"/>
         </w:rPr>
@@ -40061,6 +43085,20 @@
       </w:r>
       <w:r>
         <w:rPr>
+          <w:lang w:val="hi_IN" w:bidi="hi_IN"/>
+        </w:rPr>
+        <w:t>דָּג֖וּל מֵ⁠רְבָבָֽה</w:t>
+      </w:r>
+    </w:p>
+    <w:p>
+      <w:pPr/>
+      <w:r>
+        <w:rPr>
+          <w:lang w:val="hi_IN" w:bidi="hi_IN"/>
+        </w:rPr>
+      </w:r>
+      <w:r>
+        <w:rPr>
           <w:b/>
           <w:lang w:val="hi_IN" w:bidi="hi_IN"/>
         </w:rPr>
@@ -40355,6 +43393,20 @@
         <w:rPr>
           <w:lang w:val="hi_IN" w:bidi="hi_IN"/>
         </w:rPr>
+      </w:r>
+    </w:p>
+    <w:p>
+      <w:pPr/>
+      <w:r>
+        <w:rPr>
+          <w:lang w:val="hi_IN" w:bidi="hi_IN"/>
+        </w:rPr>
+      </w:r>
+      <w:r>
+        <w:rPr>
+          <w:lang w:val="hi_IN" w:bidi="hi_IN"/>
+        </w:rPr>
+        <w:t>שְׁחֹר֖וֹת כָּ⁠עוֹרֵֽב</w:t>
       </w:r>
     </w:p>
     <w:p>
@@ -40814,6 +43866,20 @@
       </w:r>
       <w:r>
         <w:rPr>
+          <w:lang w:val="hi_IN" w:bidi="hi_IN"/>
+        </w:rPr>
+        <w:t>עֵינָ֕י⁠ו כְּ⁠יוֹנִ֖ים עַל־אֲפִ֣יקֵי מָ֑יִם רֹֽחֲצוֹת֙ בֶּֽ⁠חָלָ֔ב יֹשְׁב֖וֹת עַל־מִלֵּֽאת</w:t>
+      </w:r>
+    </w:p>
+    <w:p>
+      <w:pPr/>
+      <w:r>
+        <w:rPr>
+          <w:lang w:val="hi_IN" w:bidi="hi_IN"/>
+        </w:rPr>
+      </w:r>
+      <w:r>
+        <w:rPr>
           <w:b/>
           <w:lang w:val="hi_IN" w:bidi="hi_IN"/>
         </w:rPr>
@@ -41107,6 +44173,20 @@
       </w:r>
       <w:r>
         <w:rPr>
+          <w:lang w:val="hi_IN" w:bidi="hi_IN"/>
+        </w:rPr>
+        <w:t>כַּ⁠עֲרוּגַ֣ת הַ⁠בֹּ֔שֶׂם</w:t>
+      </w:r>
+    </w:p>
+    <w:p>
+      <w:pPr/>
+      <w:r>
+        <w:rPr>
+          <w:lang w:val="hi_IN" w:bidi="hi_IN"/>
+        </w:rPr>
+      </w:r>
+      <w:r>
+        <w:rPr>
           <w:b/>
           <w:lang w:val="hi_IN" w:bidi="hi_IN"/>
         </w:rPr>
@@ -41203,6 +44283,20 @@
       </w:r>
       <w:r>
         <w:rPr>
+          <w:lang w:val="hi_IN" w:bidi="hi_IN"/>
+        </w:rPr>
+        <w:t>מִגְדְּל֖וֹת</w:t>
+      </w:r>
+    </w:p>
+    <w:p>
+      <w:pPr/>
+      <w:r>
+        <w:rPr>
+          <w:lang w:val="hi_IN" w:bidi="hi_IN"/>
+        </w:rPr>
+      </w:r>
+      <w:r>
+        <w:rPr>
           <w:b/>
           <w:lang w:val="hi_IN" w:bidi="hi_IN"/>
         </w:rPr>
@@ -41276,6 +44370,20 @@
         <w:rPr>
           <w:lang w:val="hi_IN" w:bidi="hi_IN"/>
         </w:rPr>
+      </w:r>
+    </w:p>
+    <w:p>
+      <w:pPr/>
+      <w:r>
+        <w:rPr>
+          <w:lang w:val="hi_IN" w:bidi="hi_IN"/>
+        </w:rPr>
+      </w:r>
+      <w:r>
+        <w:rPr>
+          <w:lang w:val="hi_IN" w:bidi="hi_IN"/>
+        </w:rPr>
+        <w:t>מִגְדְּל֖וֹת מֶרְקָחִ֑ים</w:t>
       </w:r>
     </w:p>
     <w:p>
@@ -41814,6 +44922,20 @@
       </w:r>
       <w:r>
         <w:rPr>
+          <w:lang w:val="hi_IN" w:bidi="hi_IN"/>
+        </w:rPr>
+        <w:t>יָדָי⁠ו֙ גְּלִילֵ֣י זָהָ֔ב מְמֻלָּאִ֖ים בַּ⁠תַּרְשִׁ֑ישׁ</w:t>
+      </w:r>
+    </w:p>
+    <w:p>
+      <w:pPr/>
+      <w:r>
+        <w:rPr>
+          <w:lang w:val="hi_IN" w:bidi="hi_IN"/>
+        </w:rPr>
+      </w:r>
+      <w:r>
+        <w:rPr>
           <w:b/>
           <w:lang w:val="hi_IN" w:bidi="hi_IN"/>
         </w:rPr>
@@ -41970,6 +45092,20 @@
       </w:r>
       <w:r>
         <w:rPr>
+          <w:lang w:val="hi_IN" w:bidi="hi_IN"/>
+        </w:rPr>
+        <w:t>יָדָי⁠ו֙</w:t>
+      </w:r>
+    </w:p>
+    <w:p>
+      <w:pPr/>
+      <w:r>
+        <w:rPr>
+          <w:lang w:val="hi_IN" w:bidi="hi_IN"/>
+        </w:rPr>
+      </w:r>
+      <w:r>
+        <w:rPr>
           <w:b/>
           <w:lang w:val="hi_IN" w:bidi="hi_IN"/>
         </w:rPr>
@@ -42067,6 +45203,20 @@
       </w:r>
       <w:r>
         <w:rPr>
+          <w:lang w:val="hi_IN" w:bidi="hi_IN"/>
+        </w:rPr>
+        <w:t>בַּ⁠תַּרְשִׁ֑ישׁ</w:t>
+      </w:r>
+    </w:p>
+    <w:p>
+      <w:pPr/>
+      <w:r>
+        <w:rPr>
+          <w:lang w:val="hi_IN" w:bidi="hi_IN"/>
+        </w:rPr>
+      </w:r>
+      <w:r>
+        <w:rPr>
           <w:b/>
           <w:lang w:val="hi_IN" w:bidi="hi_IN"/>
         </w:rPr>
@@ -42386,6 +45536,20 @@
       </w:r>
       <w:r>
         <w:rPr>
+          <w:lang w:val="hi_IN" w:bidi="hi_IN"/>
+        </w:rPr>
+        <w:t>מֵעָי⁠ו֙</w:t>
+      </w:r>
+    </w:p>
+    <w:p>
+      <w:pPr/>
+      <w:r>
+        <w:rPr>
+          <w:lang w:val="hi_IN" w:bidi="hi_IN"/>
+        </w:rPr>
+      </w:r>
+      <w:r>
+        <w:rPr>
           <w:b/>
           <w:lang w:val="hi_IN" w:bidi="hi_IN"/>
         </w:rPr>
@@ -42449,6 +45613,20 @@
       </w:r>
       <w:r>
         <w:rPr>
+          <w:lang w:val="hi_IN" w:bidi="hi_IN"/>
+        </w:rPr>
+        <w:t>שֵׁ֔ן</w:t>
+      </w:r>
+    </w:p>
+    <w:p>
+      <w:pPr/>
+      <w:r>
+        <w:rPr>
+          <w:lang w:val="hi_IN" w:bidi="hi_IN"/>
+        </w:rPr>
+      </w:r>
+      <w:r>
+        <w:rPr>
           <w:b/>
           <w:lang w:val="hi_IN" w:bidi="hi_IN"/>
         </w:rPr>
@@ -42573,6 +45751,20 @@
       </w:r>
       <w:r>
         <w:rPr>
+          <w:lang w:val="hi_IN" w:bidi="hi_IN"/>
+        </w:rPr>
+        <w:t>סַפִּירִֽים</w:t>
+      </w:r>
+    </w:p>
+    <w:p>
+      <w:pPr/>
+      <w:r>
+        <w:rPr>
+          <w:lang w:val="hi_IN" w:bidi="hi_IN"/>
+        </w:rPr>
+      </w:r>
+      <w:r>
+        <w:rPr>
           <w:b/>
           <w:lang w:val="hi_IN" w:bidi="hi_IN"/>
         </w:rPr>
@@ -42807,6 +45999,20 @@
       </w:r>
       <w:r>
         <w:rPr>
+          <w:lang w:val="hi_IN" w:bidi="hi_IN"/>
+        </w:rPr>
+        <w:t>שׁוֹקָי⁠ו֙</w:t>
+      </w:r>
+    </w:p>
+    <w:p>
+      <w:pPr/>
+      <w:r>
+        <w:rPr>
+          <w:lang w:val="hi_IN" w:bidi="hi_IN"/>
+        </w:rPr>
+      </w:r>
+      <w:r>
+        <w:rPr>
           <w:b/>
           <w:lang w:val="hi_IN" w:bidi="hi_IN"/>
         </w:rPr>
@@ -43243,6 +46449,20 @@
       </w:r>
       <w:r>
         <w:rPr>
+          <w:lang w:val="hi_IN" w:bidi="hi_IN"/>
+        </w:rPr>
+        <w:t>חִכּ⁠וֹ֙ מַֽמְתַקִּ֔ים</w:t>
+      </w:r>
+    </w:p>
+    <w:p>
+      <w:pPr/>
+      <w:r>
+        <w:rPr>
+          <w:lang w:val="hi_IN" w:bidi="hi_IN"/>
+        </w:rPr>
+      </w:r>
+      <w:r>
+        <w:rPr>
           <w:b/>
           <w:lang w:val="hi_IN" w:bidi="hi_IN"/>
         </w:rPr>
@@ -43328,6 +46548,20 @@
         <w:rPr>
           <w:lang w:val="hi_IN" w:bidi="hi_IN"/>
         </w:rPr>
+      </w:r>
+    </w:p>
+    <w:p>
+      <w:pPr/>
+      <w:r>
+        <w:rPr>
+          <w:lang w:val="hi_IN" w:bidi="hi_IN"/>
+        </w:rPr>
+      </w:r>
+      <w:r>
+        <w:rPr>
+          <w:lang w:val="hi_IN" w:bidi="hi_IN"/>
+        </w:rPr>
+        <w:t>וְ⁠כֻלּ֖⁠וֹ מַחֲמַדִּ֑ים</w:t>
       </w:r>
     </w:p>
     <w:p>
@@ -43696,6 +46930,20 @@
       </w:r>
       <w:r>
         <w:rPr>
+          <w:lang w:val="hi_IN" w:bidi="hi_IN"/>
+        </w:rPr>
+        <w:t>אָ֚נָה הָלַ֣ךְ דּוֹדֵ֔⁠ךְ הַ⁠יָּפָ֖ה בַּ⁠נָּשִׁ֑ים אָ֚נָה פָּנָ֣ה דוֹדֵ֔⁠ךְ וּ⁠נְבַקְשֶׁ֖⁠נּוּ עִמָּֽ⁠ךְ</w:t>
+      </w:r>
+    </w:p>
+    <w:p>
+      <w:pPr/>
+      <w:r>
+        <w:rPr>
+          <w:lang w:val="hi_IN" w:bidi="hi_IN"/>
+        </w:rPr>
+      </w:r>
+      <w:r>
+        <w:rPr>
           <w:b/>
           <w:lang w:val="hi_IN" w:bidi="hi_IN"/>
         </w:rPr>
@@ -43815,6 +47063,20 @@
         <w:rPr>
           <w:lang w:val="hi_IN" w:bidi="hi_IN"/>
         </w:rPr>
+      </w:r>
+    </w:p>
+    <w:p>
+      <w:pPr/>
+      <w:r>
+        <w:rPr>
+          <w:lang w:val="hi_IN" w:bidi="hi_IN"/>
+        </w:rPr>
+      </w:r>
+      <w:r>
+        <w:rPr>
+          <w:lang w:val="hi_IN" w:bidi="hi_IN"/>
+        </w:rPr>
+        <w:t>אָ֚נָה הָלַ֣ךְ דּוֹדֵ֔⁠ךְ &amp; אָ֚נָה פָּנָ֣ה דוֹדֵ֔⁠ךְ</w:t>
       </w:r>
     </w:p>
     <w:p>
@@ -44011,6 +47273,20 @@
       </w:r>
       <w:r>
         <w:rPr>
+          <w:lang w:val="hi_IN" w:bidi="hi_IN"/>
+        </w:rPr>
+        <w:t>אָ֚נָה פָּנָ֣ה דוֹדֵ֔⁠ךְ</w:t>
+      </w:r>
+    </w:p>
+    <w:p>
+      <w:pPr/>
+      <w:r>
+        <w:rPr>
+          <w:lang w:val="hi_IN" w:bidi="hi_IN"/>
+        </w:rPr>
+      </w:r>
+      <w:r>
+        <w:rPr>
           <w:b/>
           <w:lang w:val="hi_IN" w:bidi="hi_IN"/>
         </w:rPr>
@@ -44088,6 +47364,20 @@
       </w:r>
       <w:r>
         <w:rPr>
+          <w:lang w:val="hi_IN" w:bidi="hi_IN"/>
+        </w:rPr>
+        <w:t>וּ⁠נְבַקְשֶׁ֖⁠נּוּ עִמָּֽ⁠ךְ</w:t>
+      </w:r>
+    </w:p>
+    <w:p>
+      <w:pPr/>
+      <w:r>
+        <w:rPr>
+          <w:lang w:val="hi_IN" w:bidi="hi_IN"/>
+        </w:rPr>
+      </w:r>
+      <w:r>
+        <w:rPr>
           <w:b/>
           <w:lang w:val="hi_IN" w:bidi="hi_IN"/>
         </w:rPr>
@@ -44174,6 +47464,20 @@
         <w:rPr>
           <w:lang w:val="hi_IN" w:bidi="hi_IN"/>
         </w:rPr>
+      </w:r>
+    </w:p>
+    <w:p>
+      <w:pPr/>
+      <w:r>
+        <w:rPr>
+          <w:lang w:val="hi_IN" w:bidi="hi_IN"/>
+        </w:rPr>
+      </w:r>
+      <w:r>
+        <w:rPr>
+          <w:lang w:val="hi_IN" w:bidi="hi_IN"/>
+        </w:rPr>
+        <w:t>דּוֹדִ⁠י֙ יָרַ֣ד לְ⁠גַנּ֔⁠וֹ לַ⁠עֲרוּג֖וֹת הַ⁠בֹּ֑שֶׂם לִ⁠רְעוֹת֙ בַּ⁠גַּנִּ֔ים וְ⁠לִ⁠לְקֹ֖ט שֽׁוֹשַׁנִּֽים</w:t>
       </w:r>
     </w:p>
     <w:p>
@@ -44376,6 +47680,20 @@
       </w:r>
       <w:r>
         <w:rPr>
+          <w:lang w:val="hi_IN" w:bidi="hi_IN"/>
+        </w:rPr>
+        <w:t>דּוֹדִ⁠י֙ יָרַ֣ד לְ⁠גַנּ֔⁠וֹ לַ⁠עֲרוּג֖וֹת הַ⁠בֹּ֑שֶׂם</w:t>
+      </w:r>
+    </w:p>
+    <w:p>
+      <w:pPr/>
+      <w:r>
+        <w:rPr>
+          <w:lang w:val="hi_IN" w:bidi="hi_IN"/>
+        </w:rPr>
+      </w:r>
+      <w:r>
+        <w:rPr>
           <w:b/>
           <w:lang w:val="hi_IN" w:bidi="hi_IN"/>
         </w:rPr>
@@ -44514,6 +47832,20 @@
         <w:rPr>
           <w:lang w:val="hi_IN" w:bidi="hi_IN"/>
         </w:rPr>
+      </w:r>
+    </w:p>
+    <w:p>
+      <w:pPr/>
+      <w:r>
+        <w:rPr>
+          <w:lang w:val="hi_IN" w:bidi="hi_IN"/>
+        </w:rPr>
+      </w:r>
+      <w:r>
+        <w:rPr>
+          <w:lang w:val="hi_IN" w:bidi="hi_IN"/>
+        </w:rPr>
+        <w:t>יָרַ֣ד</w:t>
       </w:r>
     </w:p>
     <w:p>
@@ -44863,6 +48195,20 @@
       </w:r>
       <w:r>
         <w:rPr>
+          <w:lang w:val="hi_IN" w:bidi="hi_IN"/>
+        </w:rPr>
+        <w:t>אֲנִ֤י לְ⁠דוֹדִ⁠י֙ וְ⁠דוֹדִ֣⁠י לִ֔⁠י</w:t>
+      </w:r>
+    </w:p>
+    <w:p>
+      <w:pPr/>
+      <w:r>
+        <w:rPr>
+          <w:lang w:val="hi_IN" w:bidi="hi_IN"/>
+        </w:rPr>
+      </w:r>
+      <w:r>
+        <w:rPr>
           <w:b/>
           <w:lang w:val="hi_IN" w:bidi="hi_IN"/>
         </w:rPr>
@@ -44970,6 +48316,20 @@
       </w:r>
       <w:r>
         <w:rPr>
+          <w:lang w:val="hi_IN" w:bidi="hi_IN"/>
+        </w:rPr>
+        <w:t>הָ⁠רֹעֶ֖ה בַּ⁠שׁוֹשַׁנִּֽים</w:t>
+      </w:r>
+    </w:p>
+    <w:p>
+      <w:pPr/>
+      <w:r>
+        <w:rPr>
+          <w:lang w:val="hi_IN" w:bidi="hi_IN"/>
+        </w:rPr>
+      </w:r>
+      <w:r>
+        <w:rPr>
           <w:b/>
           <w:lang w:val="hi_IN" w:bidi="hi_IN"/>
         </w:rPr>
@@ -45097,6 +48457,20 @@
       </w:r>
       <w:r>
         <w:rPr>
+          <w:lang w:val="hi_IN" w:bidi="hi_IN"/>
+        </w:rPr>
+        <w:t>יָפָ֨ה אַ֤תְּ רַעְיָתִ⁠י֙ כְּ⁠תִרְצָ֔ה נָאוָ֖ה כִּ⁠ירוּשָׁלִָ֑ם</w:t>
+      </w:r>
+    </w:p>
+    <w:p>
+      <w:pPr/>
+      <w:r>
+        <w:rPr>
+          <w:lang w:val="hi_IN" w:bidi="hi_IN"/>
+        </w:rPr>
+      </w:r>
+      <w:r>
+        <w:rPr>
           <w:b/>
           <w:lang w:val="hi_IN" w:bidi="hi_IN"/>
         </w:rPr>
@@ -45301,6 +48675,20 @@
       </w:r>
       <w:r>
         <w:rPr>
+          <w:lang w:val="hi_IN" w:bidi="hi_IN"/>
+        </w:rPr>
+        <w:t>יָפָ֨ה אַ֤תְּ רַעְיָתִ⁠י֙ כְּ⁠תִרְצָ֔ה</w:t>
+      </w:r>
+    </w:p>
+    <w:p>
+      <w:pPr/>
+      <w:r>
+        <w:rPr>
+          <w:lang w:val="hi_IN" w:bidi="hi_IN"/>
+        </w:rPr>
+      </w:r>
+      <w:r>
+        <w:rPr>
           <w:b/>
           <w:lang w:val="hi_IN" w:bidi="hi_IN"/>
         </w:rPr>
@@ -45384,6 +48772,20 @@
       </w:r>
       <w:r>
         <w:rPr>
+          <w:lang w:val="hi_IN" w:bidi="hi_IN"/>
+        </w:rPr>
+        <w:t>נָאוָ֖ה כִּ⁠ירוּשָׁלִָ֑ם אֲיֻמָּ֖ה כַּ⁠נִּדְגָּלֽוֹת</w:t>
+      </w:r>
+    </w:p>
+    <w:p>
+      <w:pPr/>
+      <w:r>
+        <w:rPr>
+          <w:lang w:val="hi_IN" w:bidi="hi_IN"/>
+        </w:rPr>
+      </w:r>
+      <w:r>
+        <w:rPr>
           <w:b/>
           <w:lang w:val="hi_IN" w:bidi="hi_IN"/>
         </w:rPr>
@@ -45470,6 +48872,20 @@
         <w:rPr>
           <w:lang w:val="hi_IN" w:bidi="hi_IN"/>
         </w:rPr>
+      </w:r>
+    </w:p>
+    <w:p>
+      <w:pPr/>
+      <w:r>
+        <w:rPr>
+          <w:lang w:val="hi_IN" w:bidi="hi_IN"/>
+        </w:rPr>
+      </w:r>
+      <w:r>
+        <w:rPr>
+          <w:lang w:val="hi_IN" w:bidi="hi_IN"/>
+        </w:rPr>
+        <w:t>אֲיֻמָּ֖ה כַּ⁠נִּדְגָּלֽוֹת</w:t>
       </w:r>
     </w:p>
     <w:p>
@@ -45719,6 +49135,20 @@
       </w:r>
       <w:r>
         <w:rPr>
+          <w:lang w:val="hi_IN" w:bidi="hi_IN"/>
+        </w:rPr>
+        <w:t>שַׂעְרֵ⁠ךְ֙ כְּ⁠עֵ֣דֶר הָֽ⁠עִזִּ֔ים שֶׁ⁠גָּלְשׁ֖וּ מִן־הַ⁠גִּלְעָֽד</w:t>
+      </w:r>
+    </w:p>
+    <w:p>
+      <w:pPr/>
+      <w:r>
+        <w:rPr>
+          <w:lang w:val="hi_IN" w:bidi="hi_IN"/>
+        </w:rPr>
+      </w:r>
+      <w:r>
+        <w:rPr>
           <w:b/>
           <w:lang w:val="hi_IN" w:bidi="hi_IN"/>
         </w:rPr>
@@ -45968,6 +49398,20 @@
       </w:r>
       <w:r>
         <w:rPr>
+          <w:lang w:val="hi_IN" w:bidi="hi_IN"/>
+        </w:rPr>
+        <w:t>הָֽ⁠רְחֵלִ֔ים</w:t>
+      </w:r>
+    </w:p>
+    <w:p>
+      <w:pPr/>
+      <w:r>
+        <w:rPr>
+          <w:lang w:val="hi_IN" w:bidi="hi_IN"/>
+        </w:rPr>
+      </w:r>
+      <w:r>
+        <w:rPr>
           <w:b/>
           <w:lang w:val="hi_IN" w:bidi="hi_IN"/>
         </w:rPr>
@@ -46186,6 +49630,20 @@
       </w:r>
       <w:r>
         <w:rPr>
+          <w:lang w:val="hi_IN" w:bidi="hi_IN"/>
+        </w:rPr>
+        <w:t>שִׁשִּׁ֥ים הֵ֨מָּה֙ מְּלָכ֔וֹת</w:t>
+      </w:r>
+    </w:p>
+    <w:p>
+      <w:pPr/>
+      <w:r>
+        <w:rPr>
+          <w:lang w:val="hi_IN" w:bidi="hi_IN"/>
+        </w:rPr>
+      </w:r>
+      <w:r>
+        <w:rPr>
           <w:b/>
           <w:lang w:val="hi_IN" w:bidi="hi_IN"/>
         </w:rPr>
@@ -46589,6 +50047,20 @@
       </w:r>
       <w:r>
         <w:rPr>
+          <w:lang w:val="hi_IN" w:bidi="hi_IN"/>
+        </w:rPr>
+        <w:t>וַ⁠עֲלָמ֖וֹת אֵ֥ין מִסְפָּֽר</w:t>
+      </w:r>
+    </w:p>
+    <w:p>
+      <w:pPr/>
+      <w:r>
+        <w:rPr>
+          <w:lang w:val="hi_IN" w:bidi="hi_IN"/>
+        </w:rPr>
+      </w:r>
+      <w:r>
+        <w:rPr>
           <w:b/>
           <w:lang w:val="hi_IN" w:bidi="hi_IN"/>
         </w:rPr>
@@ -46699,6 +50171,20 @@
       </w:r>
       <w:r>
         <w:rPr>
+          <w:lang w:val="hi_IN" w:bidi="hi_IN"/>
+        </w:rPr>
+        <w:t>שִׁשִּׁ֥ים הֵ֨מָּה֙ מְּלָכ֔וֹת וּ⁠שְׁמֹנִ֖ים פִּֽילַגְשִׁ֑ים וַ⁠עֲלָמ֖וֹת אֵ֥ין מִסְפָּֽר׃ אַחַ֥ת הִיא֙ יוֹנָתִ֣⁠י תַמָּתִ֔⁠י אַחַ֥ת הִיא֙ לְ⁠אִמָּ֔⁠הּ בָּרָ֥ה הִ֖יא לְ⁠יֽוֹלַדְתָּ֑⁠הּ</w:t>
+      </w:r>
+    </w:p>
+    <w:p>
+      <w:pPr/>
+      <w:r>
+        <w:rPr>
+          <w:lang w:val="hi_IN" w:bidi="hi_IN"/>
+        </w:rPr>
+      </w:r>
+      <w:r>
+        <w:rPr>
           <w:b/>
           <w:lang w:val="hi_IN" w:bidi="hi_IN"/>
         </w:rPr>
@@ -46809,6 +50295,20 @@
         <w:rPr>
           <w:lang w:val="hi_IN" w:bidi="hi_IN"/>
         </w:rPr>
+      </w:r>
+    </w:p>
+    <w:p>
+      <w:pPr/>
+      <w:r>
+        <w:rPr>
+          <w:lang w:val="hi_IN" w:bidi="hi_IN"/>
+        </w:rPr>
+      </w:r>
+      <w:r>
+        <w:rPr>
+          <w:lang w:val="hi_IN" w:bidi="hi_IN"/>
+        </w:rPr>
+        <w:t>אַחַ֥ת הִיא֙</w:t>
       </w:r>
     </w:p>
     <w:p>
@@ -47091,6 +50591,20 @@
       </w:r>
       <w:r>
         <w:rPr>
+          <w:lang w:val="hi_IN" w:bidi="hi_IN"/>
+        </w:rPr>
+        <w:t>אַחַ֥ת הִיא֙ לְ⁠אִמָּ֔⁠הּ</w:t>
+      </w:r>
+    </w:p>
+    <w:p>
+      <w:pPr/>
+      <w:r>
+        <w:rPr>
+          <w:lang w:val="hi_IN" w:bidi="hi_IN"/>
+        </w:rPr>
+      </w:r>
+      <w:r>
+        <w:rPr>
           <w:b/>
           <w:lang w:val="hi_IN" w:bidi="hi_IN"/>
         </w:rPr>
@@ -47227,6 +50741,20 @@
       </w:r>
       <w:r>
         <w:rPr>
+          <w:lang w:val="hi_IN" w:bidi="hi_IN"/>
+        </w:rPr>
+        <w:t>בָּרָ֥ה הִ֖יא לְ⁠יֽוֹלַדְתָּ֑⁠הּ</w:t>
+      </w:r>
+    </w:p>
+    <w:p>
+      <w:pPr/>
+      <w:r>
+        <w:rPr>
+          <w:lang w:val="hi_IN" w:bidi="hi_IN"/>
+        </w:rPr>
+      </w:r>
+      <w:r>
+        <w:rPr>
           <w:b/>
           <w:lang w:val="hi_IN" w:bidi="hi_IN"/>
         </w:rPr>
@@ -47500,6 +51028,20 @@
       </w:r>
       <w:r>
         <w:rPr>
+          <w:lang w:val="hi_IN" w:bidi="hi_IN"/>
+        </w:rPr>
+        <w:t>בָנוֹת֙</w:t>
+      </w:r>
+    </w:p>
+    <w:p>
+      <w:pPr/>
+      <w:r>
+        <w:rPr>
+          <w:lang w:val="hi_IN" w:bidi="hi_IN"/>
+        </w:rPr>
+      </w:r>
+      <w:r>
+        <w:rPr>
           <w:b/>
           <w:lang w:val="hi_IN" w:bidi="hi_IN"/>
         </w:rPr>
@@ -47630,6 +51172,20 @@
       </w:r>
       <w:r>
         <w:rPr>
+          <w:lang w:val="hi_IN" w:bidi="hi_IN"/>
+        </w:rPr>
+        <w:t>מִי־זֹ֥את הַ⁠נִּשְׁקָפָ֖ה כְּמוֹ־שָׁ֑חַר יָפָ֣ה כַ⁠לְּבָנָ֗ה בָּרָה֙ כַּֽ⁠חַמָּ֔ה אֲיֻמָּ֖ה כַּ⁠נִּדְגָּלֽוֹת</w:t>
+      </w:r>
+    </w:p>
+    <w:p>
+      <w:pPr/>
+      <w:r>
+        <w:rPr>
+          <w:lang w:val="hi_IN" w:bidi="hi_IN"/>
+        </w:rPr>
+      </w:r>
+      <w:r>
+        <w:rPr>
           <w:b/>
           <w:lang w:val="hi_IN" w:bidi="hi_IN"/>
         </w:rPr>
@@ -47766,6 +51322,20 @@
       </w:r>
       <w:r>
         <w:rPr>
+          <w:lang w:val="hi_IN" w:bidi="hi_IN"/>
+        </w:rPr>
+        <w:t>מִי־זֹ֥את הַ⁠נִּשְׁקָפָ֖ה כְּמוֹ־שָׁ֑חַר יָפָ֣ה כַ⁠לְּבָנָ֗ה בָּרָה֙ כַּֽ⁠חַמָּ֔ה אֲיֻמָּ֖ה כַּ⁠נִּדְגָּלֽוֹת</w:t>
+      </w:r>
+    </w:p>
+    <w:p>
+      <w:pPr/>
+      <w:r>
+        <w:rPr>
+          <w:lang w:val="hi_IN" w:bidi="hi_IN"/>
+        </w:rPr>
+      </w:r>
+      <w:r>
+        <w:rPr>
           <w:b/>
           <w:lang w:val="hi_IN" w:bidi="hi_IN"/>
         </w:rPr>
@@ -47863,6 +51433,20 @@
       </w:r>
       <w:r>
         <w:rPr>
+          <w:lang w:val="hi_IN" w:bidi="hi_IN"/>
+        </w:rPr>
+        <w:t>הַ⁠נִּשְׁקָפָ֖ה כְּמוֹ־שָׁ֑חַר</w:t>
+      </w:r>
+    </w:p>
+    <w:p>
+      <w:pPr/>
+      <w:r>
+        <w:rPr>
+          <w:lang w:val="hi_IN" w:bidi="hi_IN"/>
+        </w:rPr>
+      </w:r>
+      <w:r>
+        <w:rPr>
           <w:b/>
           <w:lang w:val="hi_IN" w:bidi="hi_IN"/>
         </w:rPr>
@@ -47960,6 +51544,20 @@
       </w:r>
       <w:r>
         <w:rPr>
+          <w:lang w:val="hi_IN" w:bidi="hi_IN"/>
+        </w:rPr>
+        <w:t>הַ⁠נִּשְׁקָפָ֖ה כְּמוֹ־שָׁ֑חַר יָפָ֣ה כַ⁠לְּבָנָ֗ה בָּרָה֙ כַּֽ⁠חַמָּ֔ה</w:t>
+      </w:r>
+    </w:p>
+    <w:p>
+      <w:pPr/>
+      <w:r>
+        <w:rPr>
+          <w:lang w:val="hi_IN" w:bidi="hi_IN"/>
+        </w:rPr>
+      </w:r>
+      <w:r>
+        <w:rPr>
           <w:b/>
           <w:lang w:val="hi_IN" w:bidi="hi_IN"/>
         </w:rPr>
@@ -48072,6 +51670,20 @@
         <w:rPr>
           <w:lang w:val="hi_IN" w:bidi="hi_IN"/>
         </w:rPr>
+      </w:r>
+    </w:p>
+    <w:p>
+      <w:pPr/>
+      <w:r>
+        <w:rPr>
+          <w:lang w:val="hi_IN" w:bidi="hi_IN"/>
+        </w:rPr>
+      </w:r>
+      <w:r>
+        <w:rPr>
+          <w:lang w:val="hi_IN" w:bidi="hi_IN"/>
+        </w:rPr>
+        <w:t>אֲיֻמָּ֖ה כַּ⁠נִּדְגָּלֽוֹת</w:t>
       </w:r>
     </w:p>
     <w:p>
@@ -48198,6 +51810,20 @@
       </w:r>
       <w:r>
         <w:rPr>
+          <w:lang w:val="hi_IN" w:bidi="hi_IN"/>
+        </w:rPr>
+        <w:t>אֶל־גִּנַּ֤ת אֱגוֹז֙ יָרַ֔דְתִּי</w:t>
+      </w:r>
+    </w:p>
+    <w:p>
+      <w:pPr/>
+      <w:r>
+        <w:rPr>
+          <w:lang w:val="hi_IN" w:bidi="hi_IN"/>
+        </w:rPr>
+      </w:r>
+      <w:r>
+        <w:rPr>
           <w:b/>
           <w:lang w:val="hi_IN" w:bidi="hi_IN"/>
         </w:rPr>
@@ -48295,6 +51921,20 @@
       </w:r>
       <w:r>
         <w:rPr>
+          <w:lang w:val="hi_IN" w:bidi="hi_IN"/>
+        </w:rPr>
+        <w:t>אֶל־גִּנַּ֤ת אֱגוֹז֙ יָרַ֔דְתִּי</w:t>
+      </w:r>
+    </w:p>
+    <w:p>
+      <w:pPr/>
+      <w:r>
+        <w:rPr>
+          <w:lang w:val="hi_IN" w:bidi="hi_IN"/>
+        </w:rPr>
+      </w:r>
+      <w:r>
+        <w:rPr>
           <w:b/>
           <w:lang w:val="hi_IN" w:bidi="hi_IN"/>
         </w:rPr>
@@ -48392,6 +52032,20 @@
       </w:r>
       <w:r>
         <w:rPr>
+          <w:lang w:val="hi_IN" w:bidi="hi_IN"/>
+        </w:rPr>
+        <w:t>יָרַ֔דְתִּי</w:t>
+      </w:r>
+    </w:p>
+    <w:p>
+      <w:pPr/>
+      <w:r>
+        <w:rPr>
+          <w:lang w:val="hi_IN" w:bidi="hi_IN"/>
+        </w:rPr>
+      </w:r>
+      <w:r>
+        <w:rPr>
           <w:b/>
           <w:lang w:val="hi_IN" w:bidi="hi_IN"/>
         </w:rPr>
@@ -48599,6 +52253,20 @@
       </w:r>
       <w:r>
         <w:rPr>
+          <w:lang w:val="hi_IN" w:bidi="hi_IN"/>
+        </w:rPr>
+        <w:t>לֹ֣א יָדַ֔עְתִּי</w:t>
+      </w:r>
+    </w:p>
+    <w:p>
+      <w:pPr/>
+      <w:r>
+        <w:rPr>
+          <w:lang w:val="hi_IN" w:bidi="hi_IN"/>
+        </w:rPr>
+      </w:r>
+      <w:r>
+        <w:rPr>
           <w:b/>
           <w:lang w:val="hi_IN" w:bidi="hi_IN"/>
         </w:rPr>
@@ -48792,6 +52460,20 @@
       </w:r>
       <w:r>
         <w:rPr>
+          <w:lang w:val="hi_IN" w:bidi="hi_IN"/>
+        </w:rPr>
+        <w:t>מַרְכְּב֖וֹת עַמִּ⁠י־נָדִֽיב</w:t>
+      </w:r>
+    </w:p>
+    <w:p>
+      <w:pPr/>
+      <w:r>
+        <w:rPr>
+          <w:lang w:val="hi_IN" w:bidi="hi_IN"/>
+        </w:rPr>
+      </w:r>
+      <w:r>
+        <w:rPr>
           <w:b/>
           <w:lang w:val="hi_IN" w:bidi="hi_IN"/>
         </w:rPr>
@@ -49010,6 +52692,20 @@
       </w:r>
       <w:r>
         <w:rPr>
+          <w:lang w:val="hi_IN" w:bidi="hi_IN"/>
+        </w:rPr>
+        <w:t>הַ⁠שּׁ֣וּלַמִּ֔ית &amp; בַּ⁠שּׁ֣וּלַמִּ֔ית</w:t>
+      </w:r>
+    </w:p>
+    <w:p>
+      <w:pPr/>
+      <w:r>
+        <w:rPr>
+          <w:lang w:val="hi_IN" w:bidi="hi_IN"/>
+        </w:rPr>
+      </w:r>
+      <w:r>
+        <w:rPr>
           <w:b/>
           <w:lang w:val="hi_IN" w:bidi="hi_IN"/>
         </w:rPr>
@@ -49196,6 +52892,20 @@
       </w:r>
       <w:r>
         <w:rPr>
+          <w:lang w:val="hi_IN" w:bidi="hi_IN"/>
+        </w:rPr>
+        <w:t>מַֽה־תֶּחֱזוּ֙ בַּ⁠שּׁ֣וּלַמִּ֔ית כִּ⁠מְחֹלַ֖ת הַֽ⁠מַּחֲנָֽיִם</w:t>
+      </w:r>
+    </w:p>
+    <w:p>
+      <w:pPr/>
+      <w:r>
+        <w:rPr>
+          <w:lang w:val="hi_IN" w:bidi="hi_IN"/>
+        </w:rPr>
+      </w:r>
+      <w:r>
+        <w:rPr>
           <w:b/>
           <w:lang w:val="hi_IN" w:bidi="hi_IN"/>
         </w:rPr>
@@ -49293,6 +53003,20 @@
       </w:r>
       <w:r>
         <w:rPr>
+          <w:lang w:val="hi_IN" w:bidi="hi_IN"/>
+        </w:rPr>
+        <w:t>כִּ⁠מְחֹלַ֖ת הַֽ⁠מַּחֲנָֽיִם</w:t>
+      </w:r>
+    </w:p>
+    <w:p>
+      <w:pPr/>
+      <w:r>
+        <w:rPr>
+          <w:lang w:val="hi_IN" w:bidi="hi_IN"/>
+        </w:rPr>
+      </w:r>
+      <w:r>
+        <w:rPr>
           <w:b/>
           <w:lang w:val="hi_IN" w:bidi="hi_IN"/>
         </w:rPr>
@@ -49379,6 +53103,20 @@
         <w:rPr>
           <w:lang w:val="hi_IN" w:bidi="hi_IN"/>
         </w:rPr>
+      </w:r>
+    </w:p>
+    <w:p>
+      <w:pPr/>
+      <w:r>
+        <w:rPr>
+          <w:lang w:val="hi_IN" w:bidi="hi_IN"/>
+        </w:rPr>
+      </w:r>
+      <w:r>
+        <w:rPr>
+          <w:lang w:val="hi_IN" w:bidi="hi_IN"/>
+        </w:rPr>
+        <w:t>כִּ⁠מְחֹלַ֖ת הַֽ⁠מַּחֲנָֽיִם</w:t>
       </w:r>
     </w:p>
     <w:p>
@@ -49757,6 +53495,20 @@
       </w:r>
       <w:r>
         <w:rPr>
+          <w:lang w:val="hi_IN" w:bidi="hi_IN"/>
+        </w:rPr>
+        <w:t>מַה־יָּפ֧וּ פְעָמַ֛יִ⁠ךְ בַּ⁠נְּעָלִ֖ים בַּת־נָדִ֑יב חַמּוּקֵ֣י יְרֵכַ֔יִ⁠ךְ כְּמ֣וֹ חֲלָאִ֔ים מַעֲשֵׂ֖ה יְדֵ֥י אָמָּֽן</w:t>
+      </w:r>
+    </w:p>
+    <w:p>
+      <w:pPr/>
+      <w:r>
+        <w:rPr>
+          <w:lang w:val="hi_IN" w:bidi="hi_IN"/>
+        </w:rPr>
+      </w:r>
+      <w:r>
+        <w:rPr>
           <w:b/>
           <w:lang w:val="hi_IN" w:bidi="hi_IN"/>
         </w:rPr>
@@ -49872,6 +53624,20 @@
       </w:r>
       <w:r>
         <w:rPr>
+          <w:lang w:val="hi_IN" w:bidi="hi_IN"/>
+        </w:rPr>
+        <w:t>מַה</w:t>
+      </w:r>
+    </w:p>
+    <w:p>
+      <w:pPr/>
+      <w:r>
+        <w:rPr>
+          <w:lang w:val="hi_IN" w:bidi="hi_IN"/>
+        </w:rPr>
+      </w:r>
+      <w:r>
+        <w:rPr>
           <w:b/>
           <w:lang w:val="hi_IN" w:bidi="hi_IN"/>
         </w:rPr>
@@ -50015,6 +53781,20 @@
       </w:r>
       <w:r>
         <w:rPr>
+          <w:lang w:val="hi_IN" w:bidi="hi_IN"/>
+        </w:rPr>
+        <w:t>מַה־יָּפ֧וּ פְעָמַ֛יִ⁠ךְ בַּ⁠נְּעָלִ֖ים בַּת־נָדִ֑יב</w:t>
+      </w:r>
+    </w:p>
+    <w:p>
+      <w:pPr/>
+      <w:r>
+        <w:rPr>
+          <w:lang w:val="hi_IN" w:bidi="hi_IN"/>
+        </w:rPr>
+      </w:r>
+      <w:r>
+        <w:rPr>
           <w:b/>
           <w:lang w:val="hi_IN" w:bidi="hi_IN"/>
         </w:rPr>
@@ -50124,6 +53904,20 @@
       </w:r>
       <w:r>
         <w:rPr>
+          <w:lang w:val="hi_IN" w:bidi="hi_IN"/>
+        </w:rPr>
+        <w:t>בַּת־נָדִ֑יב</w:t>
+      </w:r>
+    </w:p>
+    <w:p>
+      <w:pPr/>
+      <w:r>
+        <w:rPr>
+          <w:lang w:val="hi_IN" w:bidi="hi_IN"/>
+        </w:rPr>
+      </w:r>
+      <w:r>
+        <w:rPr>
           <w:b/>
           <w:lang w:val="hi_IN" w:bidi="hi_IN"/>
         </w:rPr>
@@ -50519,6 +54313,20 @@
       </w:r>
       <w:r>
         <w:rPr>
+          <w:lang w:val="hi_IN" w:bidi="hi_IN"/>
+        </w:rPr>
+        <w:t>מַעֲשֵׂ֖ה יְדֵ֥י אָמָּֽן</w:t>
+      </w:r>
+    </w:p>
+    <w:p>
+      <w:pPr/>
+      <w:r>
+        <w:rPr>
+          <w:lang w:val="hi_IN" w:bidi="hi_IN"/>
+        </w:rPr>
+      </w:r>
+      <w:r>
+        <w:rPr>
           <w:b/>
           <w:lang w:val="hi_IN" w:bidi="hi_IN"/>
         </w:rPr>
@@ -50862,6 +54670,20 @@
       </w:r>
       <w:r>
         <w:rPr>
+          <w:lang w:val="hi_IN" w:bidi="hi_IN"/>
+        </w:rPr>
+        <w:t>אַל־יֶחְסַ֖ר הַ⁠מָּ֑זֶג</w:t>
+      </w:r>
+    </w:p>
+    <w:p>
+      <w:pPr/>
+      <w:r>
+        <w:rPr>
+          <w:lang w:val="hi_IN" w:bidi="hi_IN"/>
+        </w:rPr>
+      </w:r>
+      <w:r>
+        <w:rPr>
           <w:b/>
           <w:lang w:val="hi_IN" w:bidi="hi_IN"/>
         </w:rPr>
@@ -50965,6 +54787,20 @@
       </w:r>
       <w:r>
         <w:rPr>
+          <w:lang w:val="hi_IN" w:bidi="hi_IN"/>
+        </w:rPr>
+        <w:t>הַ⁠מָּ֑זֶג</w:t>
+      </w:r>
+    </w:p>
+    <w:p>
+      <w:pPr/>
+      <w:r>
+        <w:rPr>
+          <w:lang w:val="hi_IN" w:bidi="hi_IN"/>
+        </w:rPr>
+      </w:r>
+      <w:r>
+        <w:rPr>
           <w:b/>
           <w:lang w:val="hi_IN" w:bidi="hi_IN"/>
         </w:rPr>
@@ -51348,6 +55184,20 @@
         <w:rPr>
           <w:lang w:val="hi_IN" w:bidi="hi_IN"/>
         </w:rPr>
+      </w:r>
+    </w:p>
+    <w:p>
+      <w:pPr/>
+      <w:r>
+        <w:rPr>
+          <w:lang w:val="hi_IN" w:bidi="hi_IN"/>
+        </w:rPr>
+      </w:r>
+      <w:r>
+        <w:rPr>
+          <w:lang w:val="hi_IN" w:bidi="hi_IN"/>
+        </w:rPr>
+        <w:t>סוּגָ֖ה בַּ⁠שּׁוֹשַׁנִּֽים</w:t>
       </w:r>
     </w:p>
     <w:p>
@@ -52143,6 +55993,20 @@
       </w:r>
       <w:r>
         <w:rPr>
+          <w:lang w:val="hi_IN" w:bidi="hi_IN"/>
+        </w:rPr>
+        <w:t>עַל־שַׁ֨עַר֙ בַּת־רַבִּ֔ים</w:t>
+      </w:r>
+    </w:p>
+    <w:p>
+      <w:pPr/>
+      <w:r>
+        <w:rPr>
+          <w:lang w:val="hi_IN" w:bidi="hi_IN"/>
+        </w:rPr>
+      </w:r>
+      <w:r>
+        <w:rPr>
           <w:b/>
           <w:lang w:val="hi_IN" w:bidi="hi_IN"/>
         </w:rPr>
@@ -52409,6 +56273,20 @@
       </w:r>
       <w:r>
         <w:rPr>
+          <w:lang w:val="hi_IN" w:bidi="hi_IN"/>
+        </w:rPr>
+        <w:t>רֹאשֵׁ֤⁠ךְ עָלַ֨יִ⁠ךְ֙ כַּ⁠כַּרְמֶ֔ל</w:t>
+      </w:r>
+    </w:p>
+    <w:p>
+      <w:pPr/>
+      <w:r>
+        <w:rPr>
+          <w:lang w:val="hi_IN" w:bidi="hi_IN"/>
+        </w:rPr>
+      </w:r>
+      <w:r>
+        <w:rPr>
           <w:b/>
           <w:lang w:val="hi_IN" w:bidi="hi_IN"/>
         </w:rPr>
@@ -52622,6 +56500,20 @@
       </w:r>
       <w:r>
         <w:rPr>
+          <w:lang w:val="hi_IN" w:bidi="hi_IN"/>
+        </w:rPr>
+        <w:t>וְ⁠דַלַּ֥ת רֹאשֵׁ֖⁠ךְ כָּ⁠אַרְגָּמָ֑ן</w:t>
+      </w:r>
+    </w:p>
+    <w:p>
+      <w:pPr/>
+      <w:r>
+        <w:rPr>
+          <w:lang w:val="hi_IN" w:bidi="hi_IN"/>
+        </w:rPr>
+      </w:r>
+      <w:r>
+        <w:rPr>
           <w:b/>
           <w:lang w:val="hi_IN" w:bidi="hi_IN"/>
         </w:rPr>
@@ -52745,6 +56637,20 @@
       </w:r>
       <w:r>
         <w:rPr>
+          <w:lang w:val="hi_IN" w:bidi="hi_IN"/>
+        </w:rPr>
+        <w:t>מֶ֖לֶךְ אָס֥וּר בָּ⁠רְהָטִֽים</w:t>
+      </w:r>
+    </w:p>
+    <w:p>
+      <w:pPr/>
+      <w:r>
+        <w:rPr>
+          <w:lang w:val="hi_IN" w:bidi="hi_IN"/>
+        </w:rPr>
+      </w:r>
+      <w:r>
+        <w:rPr>
           <w:b/>
           <w:lang w:val="hi_IN" w:bidi="hi_IN"/>
         </w:rPr>
@@ -52894,6 +56800,20 @@
       </w:r>
       <w:r>
         <w:rPr>
+          <w:lang w:val="hi_IN" w:bidi="hi_IN"/>
+        </w:rPr>
+        <w:t>מֶ֖לֶךְ אָס֥וּר</w:t>
+      </w:r>
+    </w:p>
+    <w:p>
+      <w:pPr/>
+      <w:r>
+        <w:rPr>
+          <w:lang w:val="hi_IN" w:bidi="hi_IN"/>
+        </w:rPr>
+      </w:r>
+      <w:r>
+        <w:rPr>
           <w:b/>
           <w:lang w:val="hi_IN" w:bidi="hi_IN"/>
         </w:rPr>
@@ -53004,6 +56924,20 @@
       </w:r>
       <w:r>
         <w:rPr>
+          <w:lang w:val="hi_IN" w:bidi="hi_IN"/>
+        </w:rPr>
+        <w:t>מֶ֖לֶךְ אָס֥וּר בָּ⁠רְהָטִֽים</w:t>
+      </w:r>
+    </w:p>
+    <w:p>
+      <w:pPr/>
+      <w:r>
+        <w:rPr>
+          <w:lang w:val="hi_IN" w:bidi="hi_IN"/>
+        </w:rPr>
+      </w:r>
+      <w:r>
+        <w:rPr>
           <w:b/>
           <w:lang w:val="hi_IN" w:bidi="hi_IN"/>
         </w:rPr>
@@ -53103,6 +57037,20 @@
         <w:rPr>
           <w:lang w:val="hi_IN" w:bidi="hi_IN"/>
         </w:rPr>
+      </w:r>
+    </w:p>
+    <w:p>
+      <w:pPr/>
+      <w:r>
+        <w:rPr>
+          <w:lang w:val="hi_IN" w:bidi="hi_IN"/>
+        </w:rPr>
+      </w:r>
+      <w:r>
+        <w:rPr>
+          <w:lang w:val="hi_IN" w:bidi="hi_IN"/>
+        </w:rPr>
+        <w:t>בָּ⁠רְהָטִֽים</w:t>
       </w:r>
     </w:p>
     <w:p>
@@ -53563,6 +57511,20 @@
       </w:r>
       <w:r>
         <w:rPr>
+          <w:lang w:val="hi_IN" w:bidi="hi_IN"/>
+        </w:rPr>
+        <w:t>אַהֲבָ֖ה בַּ⁠תַּֽעֲנוּגִֽים</w:t>
+      </w:r>
+    </w:p>
+    <w:p>
+      <w:pPr/>
+      <w:r>
+        <w:rPr>
+          <w:lang w:val="hi_IN" w:bidi="hi_IN"/>
+        </w:rPr>
+      </w:r>
+      <w:r>
+        <w:rPr>
           <w:b/>
           <w:lang w:val="hi_IN" w:bidi="hi_IN"/>
         </w:rPr>
@@ -54130,6 +58092,20 @@
       </w:r>
       <w:r>
         <w:rPr>
+          <w:lang w:val="hi_IN" w:bidi="hi_IN"/>
+        </w:rPr>
+        <w:t>אָמַ֨רְתִּי֙ אֶעֱלֶ֣ה בְ⁠תָמָ֔ר אֹֽחֲזָ֖ה בְּ⁠סַנְסִנָּ֑י⁠ו</w:t>
+      </w:r>
+    </w:p>
+    <w:p>
+      <w:pPr/>
+      <w:r>
+        <w:rPr>
+          <w:lang w:val="hi_IN" w:bidi="hi_IN"/>
+        </w:rPr>
+      </w:r>
+      <w:r>
+        <w:rPr>
           <w:b/>
           <w:lang w:val="hi_IN" w:bidi="hi_IN"/>
         </w:rPr>
@@ -54491,6 +58467,20 @@
       </w:r>
       <w:r>
         <w:rPr>
+          <w:lang w:val="hi_IN" w:bidi="hi_IN"/>
+        </w:rPr>
+        <w:t>אֶעֱלֶ֣ה בְ⁠תָמָ֔ר אֹֽחֲזָ֖ה בְּ⁠סַנְסִנָּ֑י⁠ו</w:t>
+      </w:r>
+    </w:p>
+    <w:p>
+      <w:pPr/>
+      <w:r>
+        <w:rPr>
+          <w:lang w:val="hi_IN" w:bidi="hi_IN"/>
+        </w:rPr>
+      </w:r>
+      <w:r>
+        <w:rPr>
           <w:b/>
           <w:lang w:val="hi_IN" w:bidi="hi_IN"/>
         </w:rPr>
@@ -54950,6 +58940,20 @@
       </w:r>
       <w:r>
         <w:rPr>
+          <w:lang w:val="hi_IN" w:bidi="hi_IN"/>
+        </w:rPr>
+        <w:t>כְּ⁠אֶשְׁכְּל֣וֹת הַ⁠גֶּ֔פֶן</w:t>
+      </w:r>
+    </w:p>
+    <w:p>
+      <w:pPr/>
+      <w:r>
+        <w:rPr>
+          <w:lang w:val="hi_IN" w:bidi="hi_IN"/>
+        </w:rPr>
+      </w:r>
+      <w:r>
+        <w:rPr>
           <w:b/>
           <w:lang w:val="hi_IN" w:bidi="hi_IN"/>
         </w:rPr>
@@ -55073,6 +59077,20 @@
       </w:r>
       <w:r>
         <w:rPr>
+          <w:lang w:val="hi_IN" w:bidi="hi_IN"/>
+        </w:rPr>
+        <w:t>וְ⁠רֵ֥יחַ אַפֵּ֖⁠ךְ כַּ⁠תַּפּוּחִֽים</w:t>
+      </w:r>
+    </w:p>
+    <w:p>
+      <w:pPr/>
+      <w:r>
+        <w:rPr>
+          <w:lang w:val="hi_IN" w:bidi="hi_IN"/>
+        </w:rPr>
+      </w:r>
+      <w:r>
+        <w:rPr>
           <w:b/>
           <w:lang w:val="hi_IN" w:bidi="hi_IN"/>
         </w:rPr>
@@ -55293,6 +59311,20 @@
       </w:r>
       <w:r>
         <w:rPr>
+          <w:lang w:val="hi_IN" w:bidi="hi_IN"/>
+        </w:rPr>
+        <w:t>כַּ⁠תַּפּוּחִֽים</w:t>
+      </w:r>
+    </w:p>
+    <w:p>
+      <w:pPr/>
+      <w:r>
+        <w:rPr>
+          <w:lang w:val="hi_IN" w:bidi="hi_IN"/>
+        </w:rPr>
+      </w:r>
+      <w:r>
+        <w:rPr>
           <w:b/>
           <w:lang w:val="hi_IN" w:bidi="hi_IN"/>
         </w:rPr>
@@ -55622,6 +59654,20 @@
       </w:r>
       <w:r>
         <w:rPr>
+          <w:lang w:val="hi_IN" w:bidi="hi_IN"/>
+        </w:rPr>
+        <w:t>וְ⁠חִכֵּ֕⁠ךְ</w:t>
+      </w:r>
+    </w:p>
+    <w:p>
+      <w:pPr/>
+      <w:r>
+        <w:rPr>
+          <w:lang w:val="hi_IN" w:bidi="hi_IN"/>
+        </w:rPr>
+      </w:r>
+      <w:r>
+        <w:rPr>
           <w:b/>
           <w:lang w:val="hi_IN" w:bidi="hi_IN"/>
         </w:rPr>
@@ -55745,6 +59791,20 @@
       </w:r>
       <w:r>
         <w:rPr>
+          <w:lang w:val="hi_IN" w:bidi="hi_IN"/>
+        </w:rPr>
+        <w:t>הוֹלֵ֥ךְ לְ⁠דוֹדִ֖⁠י לְ⁠מֵישָׁרִ֑ים דּוֹבֵ֖ב שִׂפְתֵ֥י יְשֵׁנִֽים</w:t>
+      </w:r>
+    </w:p>
+    <w:p>
+      <w:pPr/>
+      <w:r>
+        <w:rPr>
+          <w:lang w:val="hi_IN" w:bidi="hi_IN"/>
+        </w:rPr>
+      </w:r>
+      <w:r>
+        <w:rPr>
           <w:b/>
           <w:lang w:val="hi_IN" w:bidi="hi_IN"/>
         </w:rPr>
@@ -55939,6 +59999,20 @@
       </w:r>
       <w:r>
         <w:rPr>
+          <w:lang w:val="hi_IN" w:bidi="hi_IN"/>
+        </w:rPr>
+        <w:t>הוֹלֵ֥ךְ לְ⁠דוֹדִ֖⁠י לְ⁠מֵישָׁרִ֑ים דּוֹבֵ֖ב שִׂפְתֵ֥י יְשֵׁנִֽים</w:t>
+      </w:r>
+    </w:p>
+    <w:p>
+      <w:pPr/>
+      <w:r>
+        <w:rPr>
+          <w:lang w:val="hi_IN" w:bidi="hi_IN"/>
+        </w:rPr>
+      </w:r>
+      <w:r>
+        <w:rPr>
           <w:b/>
           <w:lang w:val="hi_IN" w:bidi="hi_IN"/>
         </w:rPr>
@@ -56081,6 +60155,20 @@
       </w:r>
       <w:r>
         <w:rPr>
+          <w:lang w:val="hi_IN" w:bidi="hi_IN"/>
+        </w:rPr>
+        <w:t>לְ⁠מֵישָׁרִ֑ים דּוֹבֵ֖ב</w:t>
+      </w:r>
+    </w:p>
+    <w:p>
+      <w:pPr/>
+      <w:r>
+        <w:rPr>
+          <w:lang w:val="hi_IN" w:bidi="hi_IN"/>
+        </w:rPr>
+      </w:r>
+      <w:r>
+        <w:rPr>
           <w:b/>
           <w:lang w:val="hi_IN" w:bidi="hi_IN"/>
         </w:rPr>
@@ -56206,6 +60294,20 @@
         <w:rPr>
           <w:lang w:val="hi_IN" w:bidi="hi_IN"/>
         </w:rPr>
+      </w:r>
+    </w:p>
+    <w:p>
+      <w:pPr/>
+      <w:r>
+        <w:rPr>
+          <w:lang w:val="hi_IN" w:bidi="hi_IN"/>
+        </w:rPr>
+      </w:r>
+      <w:r>
+        <w:rPr>
+          <w:lang w:val="hi_IN" w:bidi="hi_IN"/>
+        </w:rPr>
+        <w:t>שִׂפְתֵ֥י יְשֵׁנִֽים</w:t>
       </w:r>
     </w:p>
     <w:p>
@@ -56485,6 +60587,20 @@
       </w:r>
       <w:r>
         <w:rPr>
+          <w:lang w:val="hi_IN" w:bidi="hi_IN"/>
+        </w:rPr>
+        <w:t>לְכָ֤⁠ה דוֹדִ⁠י֙</w:t>
+      </w:r>
+    </w:p>
+    <w:p>
+      <w:pPr/>
+      <w:r>
+        <w:rPr>
+          <w:lang w:val="hi_IN" w:bidi="hi_IN"/>
+        </w:rPr>
+      </w:r>
+      <w:r>
+        <w:rPr>
           <w:b/>
           <w:lang w:val="hi_IN" w:bidi="hi_IN"/>
         </w:rPr>
@@ -56582,6 +60698,20 @@
       </w:r>
       <w:r>
         <w:rPr>
+          <w:lang w:val="hi_IN" w:bidi="hi_IN"/>
+        </w:rPr>
+        <w:t>נָלִ֖ינָה בַּ⁠כְּפָרִֽים</w:t>
+      </w:r>
+    </w:p>
+    <w:p>
+      <w:pPr/>
+      <w:r>
+        <w:rPr>
+          <w:lang w:val="hi_IN" w:bidi="hi_IN"/>
+        </w:rPr>
+      </w:r>
+      <w:r>
+        <w:rPr>
           <w:b/>
           <w:lang w:val="hi_IN" w:bidi="hi_IN"/>
         </w:rPr>
@@ -56648,6 +60778,20 @@
         <w:rPr>
           <w:lang w:val="hi_IN" w:bidi="hi_IN"/>
         </w:rPr>
+      </w:r>
+    </w:p>
+    <w:p>
+      <w:pPr/>
+      <w:r>
+        <w:rPr>
+          <w:lang w:val="hi_IN" w:bidi="hi_IN"/>
+        </w:rPr>
+      </w:r>
+      <w:r>
+        <w:rPr>
+          <w:lang w:val="hi_IN" w:bidi="hi_IN"/>
+        </w:rPr>
+        <w:t>בַּ⁠כְּפָרִֽים</w:t>
       </w:r>
     </w:p>
     <w:p>
@@ -56786,6 +60930,20 @@
       </w:r>
       <w:r>
         <w:rPr>
+          <w:lang w:val="hi_IN" w:bidi="hi_IN"/>
+        </w:rPr>
+        <w:t>נַשְׁכִּ֨ימָה֙</w:t>
+      </w:r>
+    </w:p>
+    <w:p>
+      <w:pPr/>
+      <w:r>
+        <w:rPr>
+          <w:lang w:val="hi_IN" w:bidi="hi_IN"/>
+        </w:rPr>
+      </w:r>
+      <w:r>
+        <w:rPr>
           <w:b/>
           <w:lang w:val="hi_IN" w:bidi="hi_IN"/>
         </w:rPr>
@@ -57073,6 +61231,20 @@
       </w:r>
       <w:r>
         <w:rPr>
+          <w:lang w:val="hi_IN" w:bidi="hi_IN"/>
+        </w:rPr>
+        <w:t>פָּֽרְחָ֤ה הַ⁠גֶּ֨פֶן֙</w:t>
+      </w:r>
+    </w:p>
+    <w:p>
+      <w:pPr/>
+      <w:r>
+        <w:rPr>
+          <w:lang w:val="hi_IN" w:bidi="hi_IN"/>
+        </w:rPr>
+      </w:r>
+      <w:r>
+        <w:rPr>
           <w:b/>
           <w:lang w:val="hi_IN" w:bidi="hi_IN"/>
         </w:rPr>
@@ -57562,6 +61734,20 @@
       </w:r>
       <w:r>
         <w:rPr>
+          <w:lang w:val="hi_IN" w:bidi="hi_IN"/>
+        </w:rPr>
+        <w:t>וְ⁠עַל־פְּתָחֵ֨י⁠נוּ֙ כָּל־מְגָדִ֔ים</w:t>
+      </w:r>
+    </w:p>
+    <w:p>
+      <w:pPr/>
+      <w:r>
+        <w:rPr>
+          <w:lang w:val="hi_IN" w:bidi="hi_IN"/>
+        </w:rPr>
+      </w:r>
+      <w:r>
+        <w:rPr>
           <w:b/>
           <w:lang w:val="hi_IN" w:bidi="hi_IN"/>
         </w:rPr>
@@ -57717,6 +61903,20 @@
         <w:rPr>
           <w:lang w:val="hi_IN" w:bidi="hi_IN"/>
         </w:rPr>
+      </w:r>
+    </w:p>
+    <w:p>
+      <w:pPr/>
+      <w:r>
+        <w:rPr>
+          <w:lang w:val="hi_IN" w:bidi="hi_IN"/>
+        </w:rPr>
+      </w:r>
+      <w:r>
+        <w:rPr>
+          <w:lang w:val="hi_IN" w:bidi="hi_IN"/>
+        </w:rPr>
+        <w:t>דּוֹדִ֖⁠י צָפַ֥נְתִּי לָֽ⁠ךְ</w:t>
       </w:r>
     </w:p>
     <w:p>
@@ -57971,6 +62171,20 @@
       </w:r>
       <w:r>
         <w:rPr>
+          <w:lang w:val="hi_IN" w:bidi="hi_IN"/>
+        </w:rPr>
+        <w:t>מִ֤י יִתֶּנְ⁠ךָ֙ כְּ⁠אָ֣ח לִ֔⁠י יוֹנֵ֖ק שְׁדֵ֣י אִמִּ֑⁠י</w:t>
+      </w:r>
+    </w:p>
+    <w:p>
+      <w:pPr/>
+      <w:r>
+        <w:rPr>
+          <w:lang w:val="hi_IN" w:bidi="hi_IN"/>
+        </w:rPr>
+      </w:r>
+      <w:r>
+        <w:rPr>
           <w:b/>
           <w:lang w:val="hi_IN" w:bidi="hi_IN"/>
         </w:rPr>
@@ -58250,6 +62464,20 @@
       </w:r>
       <w:r>
         <w:rPr>
+          <w:lang w:val="hi_IN" w:bidi="hi_IN"/>
+        </w:rPr>
+        <w:t>מִ֤י יִתֶּנְ⁠ךָ֙ כְּ⁠אָ֣ח לִ֔⁠י יוֹנֵ֖ק שְׁדֵ֣י אִמִּ֑⁠י</w:t>
+      </w:r>
+    </w:p>
+    <w:p>
+      <w:pPr/>
+      <w:r>
+        <w:rPr>
+          <w:lang w:val="hi_IN" w:bidi="hi_IN"/>
+        </w:rPr>
+      </w:r>
+      <w:r>
+        <w:rPr>
           <w:b/>
           <w:lang w:val="hi_IN" w:bidi="hi_IN"/>
         </w:rPr>
@@ -58398,6 +62626,20 @@
       </w:r>
       <w:r>
         <w:rPr>
+          <w:lang w:val="hi_IN" w:bidi="hi_IN"/>
+        </w:rPr>
+        <w:t>גַּ֖ם</w:t>
+      </w:r>
+    </w:p>
+    <w:p>
+      <w:pPr/>
+      <w:r>
+        <w:rPr>
+          <w:lang w:val="hi_IN" w:bidi="hi_IN"/>
+        </w:rPr>
+      </w:r>
+      <w:r>
+        <w:rPr>
           <w:b/>
           <w:lang w:val="hi_IN" w:bidi="hi_IN"/>
         </w:rPr>
@@ -58508,6 +62750,20 @@
       </w:r>
       <w:r>
         <w:rPr>
+          <w:lang w:val="hi_IN" w:bidi="hi_IN"/>
+        </w:rPr>
+        <w:t>לֹא־יָב֥וּזוּ לִֽ⁠י</w:t>
+      </w:r>
+    </w:p>
+    <w:p>
+      <w:pPr/>
+      <w:r>
+        <w:rPr>
+          <w:lang w:val="hi_IN" w:bidi="hi_IN"/>
+        </w:rPr>
+      </w:r>
+      <w:r>
+        <w:rPr>
           <w:b/>
           <w:lang w:val="hi_IN" w:bidi="hi_IN"/>
         </w:rPr>
@@ -58670,6 +62926,20 @@
       </w:r>
       <w:r>
         <w:rPr>
+          <w:lang w:val="hi_IN" w:bidi="hi_IN"/>
+        </w:rPr>
+        <w:t>אֶֽמְצָאֲ⁠ךָ֤ בַ⁠חוּץ֙ אֶשָׁ֣קְ⁠ךָ֔ גַּ֖ם לֹא־יָב֥וּזוּ לִֽ⁠י׃ אֶנְהָֽגֲ⁠ךָ֗ אֲבִֽיאֲ⁠ךָ֛ אֶל־בֵּ֥ית אִמִּ֖⁠י תְּלַמְּדֵ֑⁠נִי אַשְׁקְ⁠ךָ֙ מִ⁠יַּ֣יִן הָ⁠רֶ֔קַח מֵ⁠עֲסִ֖יס רִמֹּנִֽ⁠י</w:t>
+      </w:r>
+    </w:p>
+    <w:p>
+      <w:pPr/>
+      <w:r>
+        <w:rPr>
+          <w:lang w:val="hi_IN" w:bidi="hi_IN"/>
+        </w:rPr>
+      </w:r>
+      <w:r>
+        <w:rPr>
           <w:b/>
           <w:lang w:val="hi_IN" w:bidi="hi_IN"/>
         </w:rPr>
@@ -58807,6 +63077,20 @@
         <w:rPr>
           <w:lang w:val="hi_IN" w:bidi="hi_IN"/>
         </w:rPr>
+      </w:r>
+    </w:p>
+    <w:p>
+      <w:pPr/>
+      <w:r>
+        <w:rPr>
+          <w:lang w:val="hi_IN" w:bidi="hi_IN"/>
+        </w:rPr>
+      </w:r>
+      <w:r>
+        <w:rPr>
+          <w:lang w:val="hi_IN" w:bidi="hi_IN"/>
+        </w:rPr>
+        <w:t>אֲבִֽיאֲ⁠ךָ֛ אֶל־בֵּ֥ית אִמִּ֖⁠י</w:t>
       </w:r>
     </w:p>
     <w:p>
@@ -58946,6 +63230,20 @@
       </w:r>
       <w:r>
         <w:rPr>
+          <w:lang w:val="hi_IN" w:bidi="hi_IN"/>
+        </w:rPr>
+        <w:t>אֲבִֽיאֲ⁠ךָ֛ אֶל־בֵּ֥ית אִמִּ֖⁠י תְּלַמְּדֵ֑⁠נִי</w:t>
+      </w:r>
+    </w:p>
+    <w:p>
+      <w:pPr/>
+      <w:r>
+        <w:rPr>
+          <w:lang w:val="hi_IN" w:bidi="hi_IN"/>
+        </w:rPr>
+      </w:r>
+      <w:r>
+        <w:rPr>
           <w:b/>
           <w:lang w:val="hi_IN" w:bidi="hi_IN"/>
         </w:rPr>
@@ -59012,6 +63310,20 @@
         <w:rPr>
           <w:lang w:val="hi_IN" w:bidi="hi_IN"/>
         </w:rPr>
+      </w:r>
+    </w:p>
+    <w:p>
+      <w:pPr/>
+      <w:r>
+        <w:rPr>
+          <w:lang w:val="hi_IN" w:bidi="hi_IN"/>
+        </w:rPr>
+      </w:r>
+      <w:r>
+        <w:rPr>
+          <w:lang w:val="hi_IN" w:bidi="hi_IN"/>
+        </w:rPr>
+        <w:t>אַשְׁקְ⁠ךָ֙ מִ⁠יַּ֣יִן הָ⁠רֶ֔קַח</w:t>
       </w:r>
     </w:p>
     <w:p>
@@ -59268,6 +63580,20 @@
       </w:r>
       <w:r>
         <w:rPr>
+          <w:lang w:val="hi_IN" w:bidi="hi_IN"/>
+        </w:rPr>
+        <w:t>אַשְׁקְ⁠ךָ֙ מִ⁠יַּ֣יִן הָ⁠רֶ֔קַח מֵ⁠עֲסִ֖יס רִמֹּנִֽ⁠י</w:t>
+      </w:r>
+    </w:p>
+    <w:p>
+      <w:pPr/>
+      <w:r>
+        <w:rPr>
+          <w:lang w:val="hi_IN" w:bidi="hi_IN"/>
+        </w:rPr>
+      </w:r>
+      <w:r>
+        <w:rPr>
           <w:b/>
           <w:lang w:val="hi_IN" w:bidi="hi_IN"/>
         </w:rPr>
@@ -59413,6 +63739,20 @@
         <w:rPr>
           <w:lang w:val="hi_IN" w:bidi="hi_IN"/>
         </w:rPr>
+      </w:r>
+    </w:p>
+    <w:p>
+      <w:pPr/>
+      <w:r>
+        <w:rPr>
+          <w:lang w:val="hi_IN" w:bidi="hi_IN"/>
+        </w:rPr>
+      </w:r>
+      <w:r>
+        <w:rPr>
+          <w:lang w:val="hi_IN" w:bidi="hi_IN"/>
+        </w:rPr>
+        <w:t>מֵ⁠עֲסִ֖יס רִמֹּנִֽ⁠י</w:t>
       </w:r>
     </w:p>
     <w:p>
@@ -59834,6 +64174,20 @@
       </w:r>
       <w:r>
         <w:rPr>
+          <w:lang w:val="hi_IN" w:bidi="hi_IN"/>
+        </w:rPr>
+        <w:t>מִ֣י זֹ֗את עֹלָה֙ מִן־הַ⁠מִּדְבָּ֔ר מִתְרַפֶּ֖קֶת עַל־דּוֹדָ֑⁠הּ</w:t>
+      </w:r>
+    </w:p>
+    <w:p>
+      <w:pPr/>
+      <w:r>
+        <w:rPr>
+          <w:lang w:val="hi_IN" w:bidi="hi_IN"/>
+        </w:rPr>
+      </w:r>
+      <w:r>
+        <w:rPr>
           <w:b/>
           <w:lang w:val="hi_IN" w:bidi="hi_IN"/>
         </w:rPr>
@@ -60166,6 +64520,20 @@
         <w:rPr>
           <w:lang w:val="hi_IN" w:bidi="hi_IN"/>
         </w:rPr>
+      </w:r>
+    </w:p>
+    <w:p>
+      <w:pPr/>
+      <w:r>
+        <w:rPr>
+          <w:lang w:val="hi_IN" w:bidi="hi_IN"/>
+        </w:rPr>
+      </w:r>
+      <w:r>
+        <w:rPr>
+          <w:lang w:val="hi_IN" w:bidi="hi_IN"/>
+        </w:rPr>
+        <w:t>עֹלָה֙</w:t>
       </w:r>
     </w:p>
     <w:p>
@@ -60415,6 +64783,20 @@
       </w:r>
       <w:r>
         <w:rPr>
+          <w:lang w:val="hi_IN" w:bidi="hi_IN"/>
+        </w:rPr>
+        <w:t>חִבְּלַ֣תְ⁠ךָ</w:t>
+      </w:r>
+    </w:p>
+    <w:p>
+      <w:pPr/>
+      <w:r>
+        <w:rPr>
+          <w:lang w:val="hi_IN" w:bidi="hi_IN"/>
+        </w:rPr>
+      </w:r>
+      <w:r>
+        <w:rPr>
           <w:b/>
           <w:lang w:val="hi_IN" w:bidi="hi_IN"/>
         </w:rPr>
@@ -60517,6 +64899,20 @@
       </w:r>
       <w:r>
         <w:rPr>
+          <w:lang w:val="hi_IN" w:bidi="hi_IN"/>
+        </w:rPr>
+        <w:t>תַּ֤חַת הַ⁠תַּפּ֨וּחַ֙ עֽוֹרַרְתִּ֔י⁠ךָ שָׁ֚מָּ⁠ה חִבְּלַ֣תְ⁠ךָ אִמֶּ֔⁠ךָ שָׁ֖מָּ⁠ה חִבְּלָ֥ה יְלָדַֽתְ⁠ךָ׃ שִׂימֵ֨⁠נִי כַֽ⁠חוֹתָ֜ם עַל־לִבֶּ֗⁠ךָ כַּֽ⁠חוֹתָם֙ עַל־זְרוֹעֶ֔⁠ךָ כִּֽי־עַזָּ֤ה כַ⁠מָּ֨וֶת֙ אַהֲבָ֔ה קָשָׁ֥ה כִ⁠שְׁא֖וֹל קִנְאָ֑ה רְשָׁפֶ֕י⁠הָ רִשְׁפֵּ֕י אֵ֖שׁ שַׁלְהֶ֥בֶתְ יָֽה׃ מַ֣יִם רַבִּ֗ים לֹ֤א יֽוּכְלוּ֙ לְ⁠כַבּ֣וֹת אֶת־הָֽ⁠אַהֲבָ֔ה וּ⁠נְהָר֖וֹת לֹ֣א יִשְׁטְפ֑וּ⁠הָ אִם־יִתֵּ֨ן אִ֜ישׁ אֶת־כָּל־ה֤וֹן בֵּית⁠וֹ֙ בָּ⁠אַהֲבָ֔ה בּ֖וֹז יָב֥וּזוּ לֽ⁠וֹ</w:t>
+      </w:r>
+    </w:p>
+    <w:p>
+      <w:pPr/>
+      <w:r>
+        <w:rPr>
+          <w:lang w:val="hi_IN" w:bidi="hi_IN"/>
+        </w:rPr>
+      </w:r>
+      <w:r>
+        <w:rPr>
           <w:b/>
           <w:lang w:val="hi_IN" w:bidi="hi_IN"/>
         </w:rPr>
@@ -60873,6 +65269,20 @@
       </w:r>
       <w:r>
         <w:rPr>
+          <w:lang w:val="hi_IN" w:bidi="hi_IN"/>
+        </w:rPr>
+        <w:t>כַּֽ⁠חוֹתָם֙ עַל־זְרוֹעֶ֔⁠ךָ</w:t>
+      </w:r>
+    </w:p>
+    <w:p>
+      <w:pPr/>
+      <w:r>
+        <w:rPr>
+          <w:lang w:val="hi_IN" w:bidi="hi_IN"/>
+        </w:rPr>
+      </w:r>
+      <w:r>
+        <w:rPr>
           <w:b/>
           <w:lang w:val="hi_IN" w:bidi="hi_IN"/>
         </w:rPr>
@@ -61009,6 +65419,20 @@
       </w:r>
       <w:r>
         <w:rPr>
+          <w:lang w:val="hi_IN" w:bidi="hi_IN"/>
+        </w:rPr>
+        <w:t>כַּֽ⁠חוֹתָם֙ עַל־זְרוֹעֶ֔⁠ךָ</w:t>
+      </w:r>
+    </w:p>
+    <w:p>
+      <w:pPr/>
+      <w:r>
+        <w:rPr>
+          <w:lang w:val="hi_IN" w:bidi="hi_IN"/>
+        </w:rPr>
+      </w:r>
+      <w:r>
+        <w:rPr>
           <w:b/>
           <w:lang w:val="hi_IN" w:bidi="hi_IN"/>
         </w:rPr>
@@ -61404,6 +65828,20 @@
       </w:r>
       <w:r>
         <w:rPr>
+          <w:lang w:val="hi_IN" w:bidi="hi_IN"/>
+        </w:rPr>
+        <w:t>קָשָׁ֥ה כִ⁠שְׁא֖וֹל קִנְאָ֑ה</w:t>
+      </w:r>
+    </w:p>
+    <w:p>
+      <w:pPr/>
+      <w:r>
+        <w:rPr>
+          <w:lang w:val="hi_IN" w:bidi="hi_IN"/>
+        </w:rPr>
+      </w:r>
+      <w:r>
+        <w:rPr>
           <w:b/>
           <w:lang w:val="hi_IN" w:bidi="hi_IN"/>
         </w:rPr>
@@ -61624,6 +66062,20 @@
       </w:r>
       <w:r>
         <w:rPr>
+          <w:lang w:val="hi_IN" w:bidi="hi_IN"/>
+        </w:rPr>
+        <w:t>כִ⁠שְׁא֖וֹל</w:t>
+      </w:r>
+    </w:p>
+    <w:p>
+      <w:pPr/>
+      <w:r>
+        <w:rPr>
+          <w:lang w:val="hi_IN" w:bidi="hi_IN"/>
+        </w:rPr>
+      </w:r>
+      <w:r>
+        <w:rPr>
           <w:b/>
           <w:lang w:val="hi_IN" w:bidi="hi_IN"/>
         </w:rPr>
@@ -61760,6 +66212,20 @@
       </w:r>
       <w:r>
         <w:rPr>
+          <w:lang w:val="hi_IN" w:bidi="hi_IN"/>
+        </w:rPr>
+        <w:t>רְשָׁפֶ֕י⁠הָ רִשְׁפֵּ֕י אֵ֖שׁ שַׁלְהֶ֥בֶתְ יָֽה</w:t>
+      </w:r>
+    </w:p>
+    <w:p>
+      <w:pPr/>
+      <w:r>
+        <w:rPr>
+          <w:lang w:val="hi_IN" w:bidi="hi_IN"/>
+        </w:rPr>
+      </w:r>
+      <w:r>
+        <w:rPr>
           <w:b/>
           <w:lang w:val="hi_IN" w:bidi="hi_IN"/>
         </w:rPr>
@@ -62006,6 +66472,20 @@
       </w:r>
       <w:r>
         <w:rPr>
+          <w:lang w:val="hi_IN" w:bidi="hi_IN"/>
+        </w:rPr>
+        <w:t>מַ֣יִם רַבִּ֗ים לֹ֤א יֽוּכְלוּ֙ לְ⁠כַבּ֣וֹת אֶת־הָֽ⁠אַהֲבָ֔ה וּ⁠נְהָר֖וֹת לֹ֣א יִשְׁטְפ֑וּ⁠הָ</w:t>
+      </w:r>
+    </w:p>
+    <w:p>
+      <w:pPr/>
+      <w:r>
+        <w:rPr>
+          <w:lang w:val="hi_IN" w:bidi="hi_IN"/>
+        </w:rPr>
+      </w:r>
+      <w:r>
+        <w:rPr>
           <w:b/>
           <w:lang w:val="hi_IN" w:bidi="hi_IN"/>
         </w:rPr>
@@ -62168,6 +66648,20 @@
       </w:r>
       <w:r>
         <w:rPr>
+          <w:lang w:val="hi_IN" w:bidi="hi_IN"/>
+        </w:rPr>
+        <w:t>מַ֣יִם רַבִּ֗ים לֹ֤א יֽוּכְלוּ֙ לְ⁠כַבּ֣וֹת אֶת־הָֽ⁠אַהֲבָ֔ה וּ⁠נְהָר֖וֹת לֹ֣א יִשְׁטְפ֑וּ⁠הָ</w:t>
+      </w:r>
+    </w:p>
+    <w:p>
+      <w:pPr/>
+      <w:r>
+        <w:rPr>
+          <w:lang w:val="hi_IN" w:bidi="hi_IN"/>
+        </w:rPr>
+      </w:r>
+      <w:r>
+        <w:rPr>
           <w:b/>
           <w:lang w:val="hi_IN" w:bidi="hi_IN"/>
         </w:rPr>
@@ -62341,6 +66835,20 @@
       </w:r>
       <w:r>
         <w:rPr>
+          <w:lang w:val="hi_IN" w:bidi="hi_IN"/>
+        </w:rPr>
+        <w:t>אִם־יִתֵּ֨ן אִ֜ישׁ אֶת־כָּל־ה֤וֹן בֵּית⁠וֹ֙ בָּ⁠אַהֲבָ֔ה בּ֖וֹז יָב֥וּזוּ לֽ⁠וֹ</w:t>
+      </w:r>
+    </w:p>
+    <w:p>
+      <w:pPr/>
+      <w:r>
+        <w:rPr>
+          <w:lang w:val="hi_IN" w:bidi="hi_IN"/>
+        </w:rPr>
+      </w:r>
+      <w:r>
+        <w:rPr>
           <w:b/>
           <w:lang w:val="hi_IN" w:bidi="hi_IN"/>
         </w:rPr>
@@ -62438,6 +66946,20 @@
       </w:r>
       <w:r>
         <w:rPr>
+          <w:lang w:val="hi_IN" w:bidi="hi_IN"/>
+        </w:rPr>
+        <w:t>בָּ⁠אַהֲבָ֔ה</w:t>
+      </w:r>
+    </w:p>
+    <w:p>
+      <w:pPr/>
+      <w:r>
+        <w:rPr>
+          <w:lang w:val="hi_IN" w:bidi="hi_IN"/>
+        </w:rPr>
+      </w:r>
+      <w:r>
+        <w:rPr>
           <w:b/>
           <w:lang w:val="hi_IN" w:bidi="hi_IN"/>
         </w:rPr>
@@ -62501,6 +67023,20 @@
       </w:r>
       <w:r>
         <w:rPr>
+          <w:lang w:val="hi_IN" w:bidi="hi_IN"/>
+        </w:rPr>
+        <w:t>לֽ⁠וֹ</w:t>
+      </w:r>
+    </w:p>
+    <w:p>
+      <w:pPr/>
+      <w:r>
+        <w:rPr>
+          <w:lang w:val="hi_IN" w:bidi="hi_IN"/>
+        </w:rPr>
+      </w:r>
+      <w:r>
+        <w:rPr>
           <w:b/>
           <w:lang w:val="hi_IN" w:bidi="hi_IN"/>
         </w:rPr>
@@ -62657,6 +67193,20 @@
       </w:r>
       <w:r>
         <w:rPr>
+          <w:lang w:val="hi_IN" w:bidi="hi_IN"/>
+        </w:rPr>
+        <w:t>קְטַנָּ֔ה</w:t>
+      </w:r>
+    </w:p>
+    <w:p>
+      <w:pPr/>
+      <w:r>
+        <w:rPr>
+          <w:lang w:val="hi_IN" w:bidi="hi_IN"/>
+        </w:rPr>
+      </w:r>
+      <w:r>
+        <w:rPr>
           <w:b/>
           <w:lang w:val="hi_IN" w:bidi="hi_IN"/>
         </w:rPr>
@@ -62767,6 +67317,20 @@
       </w:r>
       <w:r>
         <w:rPr>
+          <w:lang w:val="hi_IN" w:bidi="hi_IN"/>
+        </w:rPr>
+        <w:t>וְ⁠שָׁדַ֖יִם אֵ֣ין לָ֑⁠הּ</w:t>
+      </w:r>
+    </w:p>
+    <w:p>
+      <w:pPr/>
+      <w:r>
+        <w:rPr>
+          <w:lang w:val="hi_IN" w:bidi="hi_IN"/>
+        </w:rPr>
+      </w:r>
+      <w:r>
+        <w:rPr>
           <w:b/>
           <w:lang w:val="hi_IN" w:bidi="hi_IN"/>
         </w:rPr>
@@ -63083,6 +67647,20 @@
       </w:r>
       <w:r>
         <w:rPr>
+          <w:lang w:val="hi_IN" w:bidi="hi_IN"/>
+        </w:rPr>
+        <w:t>שֶׁ⁠יְּדֻבַּר־בָּֽ⁠הּ</w:t>
+      </w:r>
+    </w:p>
+    <w:p>
+      <w:pPr/>
+      <w:r>
+        <w:rPr>
+          <w:lang w:val="hi_IN" w:bidi="hi_IN"/>
+        </w:rPr>
+      </w:r>
+      <w:r>
+        <w:rPr>
           <w:b/>
           <w:lang w:val="hi_IN" w:bidi="hi_IN"/>
         </w:rPr>
@@ -63303,6 +67881,20 @@
       </w:r>
       <w:r>
         <w:rPr>
+          <w:lang w:val="hi_IN" w:bidi="hi_IN"/>
+        </w:rPr>
+        <w:t>וְ⁠אִם־דֶּ֣לֶת הִ֔יא נָצ֥וּר עָלֶ֖י⁠הָ ל֥וּחַ אָֽרֶז</w:t>
+      </w:r>
+    </w:p>
+    <w:p>
+      <w:pPr/>
+      <w:r>
+        <w:rPr>
+          <w:lang w:val="hi_IN" w:bidi="hi_IN"/>
+        </w:rPr>
+      </w:r>
+      <w:r>
+        <w:rPr>
           <w:b/>
           <w:lang w:val="hi_IN" w:bidi="hi_IN"/>
         </w:rPr>
@@ -63627,6 +68219,20 @@
       </w:r>
       <w:r>
         <w:rPr>
+          <w:lang w:val="hi_IN" w:bidi="hi_IN"/>
+        </w:rPr>
+        <w:t>אֲנִ֣י חוֹמָ֔ה וְ⁠שָׁדַ֖⁠י כַּ⁠מִּגְדָּל֑וֹת אָ֛ז הָיִ֥יתִי בְ⁠עֵינָ֖י⁠ו כְּ⁠מוֹצְאֵ֥ת שָׁלֽוֹם</w:t>
+      </w:r>
+    </w:p>
+    <w:p>
+      <w:pPr/>
+      <w:r>
+        <w:rPr>
+          <w:lang w:val="hi_IN" w:bidi="hi_IN"/>
+        </w:rPr>
+      </w:r>
+      <w:r>
+        <w:rPr>
           <w:b/>
           <w:lang w:val="hi_IN" w:bidi="hi_IN"/>
         </w:rPr>
@@ -63724,6 +68330,20 @@
       </w:r>
       <w:r>
         <w:rPr>
+          <w:lang w:val="hi_IN" w:bidi="hi_IN"/>
+        </w:rPr>
+        <w:t>אֲנִ֣י חוֹמָ֔ה</w:t>
+      </w:r>
+    </w:p>
+    <w:p>
+      <w:pPr/>
+      <w:r>
+        <w:rPr>
+          <w:lang w:val="hi_IN" w:bidi="hi_IN"/>
+        </w:rPr>
+      </w:r>
+      <w:r>
+        <w:rPr>
           <w:b/>
           <w:lang w:val="hi_IN" w:bidi="hi_IN"/>
         </w:rPr>
@@ -63834,6 +68454,20 @@
       </w:r>
       <w:r>
         <w:rPr>
+          <w:lang w:val="hi_IN" w:bidi="hi_IN"/>
+        </w:rPr>
+        <w:t>וְ⁠שָׁדַ֖⁠י</w:t>
+      </w:r>
+    </w:p>
+    <w:p>
+      <w:pPr/>
+      <w:r>
+        <w:rPr>
+          <w:lang w:val="hi_IN" w:bidi="hi_IN"/>
+        </w:rPr>
+      </w:r>
+      <w:r>
+        <w:rPr>
           <w:b/>
           <w:lang w:val="hi_IN" w:bidi="hi_IN"/>
         </w:rPr>
@@ -64021,6 +68655,20 @@
       </w:r>
       <w:r>
         <w:rPr>
+          <w:lang w:val="hi_IN" w:bidi="hi_IN"/>
+        </w:rPr>
+        <w:t>אָ֛ז</w:t>
+      </w:r>
+    </w:p>
+    <w:p>
+      <w:pPr/>
+      <w:r>
+        <w:rPr>
+          <w:lang w:val="hi_IN" w:bidi="hi_IN"/>
+        </w:rPr>
+      </w:r>
+      <w:r>
+        <w:rPr>
           <w:b/>
           <w:lang w:val="hi_IN" w:bidi="hi_IN"/>
         </w:rPr>
@@ -64125,6 +68773,20 @@
       </w:r>
       <w:r>
         <w:rPr>
+          <w:lang w:val="hi_IN" w:bidi="hi_IN"/>
+        </w:rPr>
+        <w:t>הָיִ֥יתִי בְ⁠עֵינָ֖י⁠ו</w:t>
+      </w:r>
+    </w:p>
+    <w:p>
+      <w:pPr/>
+      <w:r>
+        <w:rPr>
+          <w:lang w:val="hi_IN" w:bidi="hi_IN"/>
+        </w:rPr>
+      </w:r>
+      <w:r>
+        <w:rPr>
           <w:b/>
           <w:lang w:val="hi_IN" w:bidi="hi_IN"/>
         </w:rPr>
@@ -64235,6 +68897,20 @@
       </w:r>
       <w:r>
         <w:rPr>
+          <w:lang w:val="hi_IN" w:bidi="hi_IN"/>
+        </w:rPr>
+        <w:t>כְּ⁠מוֹצְאֵ֥ת</w:t>
+      </w:r>
+    </w:p>
+    <w:p>
+      <w:pPr/>
+      <w:r>
+        <w:rPr>
+          <w:lang w:val="hi_IN" w:bidi="hi_IN"/>
+        </w:rPr>
+      </w:r>
+      <w:r>
+        <w:rPr>
           <w:b/>
           <w:lang w:val="hi_IN" w:bidi="hi_IN"/>
         </w:rPr>
@@ -64325,6 +69001,20 @@
       </w:r>
       <w:r>
         <w:rPr>
+          <w:lang w:val="hi_IN" w:bidi="hi_IN"/>
+        </w:rPr>
+        <w:t>הָיִ֥יתִי בְ⁠עֵינָ֖י⁠ו כְּ⁠מוֹצְאֵ֥ת שָׁלֽוֹם</w:t>
+      </w:r>
+    </w:p>
+    <w:p>
+      <w:pPr/>
+      <w:r>
+        <w:rPr>
+          <w:lang w:val="hi_IN" w:bidi="hi_IN"/>
+        </w:rPr>
+      </w:r>
+      <w:r>
+        <w:rPr>
           <w:b/>
           <w:lang w:val="hi_IN" w:bidi="hi_IN"/>
         </w:rPr>
@@ -64565,6 +69255,20 @@
       </w:r>
       <w:r>
         <w:rPr>
+          <w:lang w:val="hi_IN" w:bidi="hi_IN"/>
+        </w:rPr>
+        <w:t>לַ⁠נֹּטְרִ֑ים</w:t>
+      </w:r>
+    </w:p>
+    <w:p>
+      <w:pPr/>
+      <w:r>
+        <w:rPr>
+          <w:lang w:val="hi_IN" w:bidi="hi_IN"/>
+        </w:rPr>
+      </w:r>
+      <w:r>
+        <w:rPr>
           <w:b/>
           <w:lang w:val="hi_IN" w:bidi="hi_IN"/>
         </w:rPr>
@@ -64714,6 +69418,20 @@
       </w:r>
       <w:r>
         <w:rPr>
+          <w:lang w:val="hi_IN" w:bidi="hi_IN"/>
+        </w:rPr>
+        <w:t>נָתַ֥ן אֶת־הַ⁠כֶּ֖רֶם לַ⁠נֹּטְרִ֑ים</w:t>
+      </w:r>
+    </w:p>
+    <w:p>
+      <w:pPr/>
+      <w:r>
+        <w:rPr>
+          <w:lang w:val="hi_IN" w:bidi="hi_IN"/>
+        </w:rPr>
+      </w:r>
+      <w:r>
+        <w:rPr>
           <w:b/>
           <w:lang w:val="hi_IN" w:bidi="hi_IN"/>
         </w:rPr>
@@ -64791,6 +69509,20 @@
       </w:r>
       <w:r>
         <w:rPr>
+          <w:lang w:val="hi_IN" w:bidi="hi_IN"/>
+        </w:rPr>
+        <w:t>אִ֛ישׁ יָבִ֥א בְּ⁠פִרְי֖⁠וֹ אֶ֥לֶף כָּֽסֶף</w:t>
+      </w:r>
+    </w:p>
+    <w:p>
+      <w:pPr/>
+      <w:r>
+        <w:rPr>
+          <w:lang w:val="hi_IN" w:bidi="hi_IN"/>
+        </w:rPr>
+      </w:r>
+      <w:r>
+        <w:rPr>
           <w:b/>
           <w:lang w:val="hi_IN" w:bidi="hi_IN"/>
         </w:rPr>
@@ -64927,6 +69659,20 @@
       </w:r>
       <w:r>
         <w:rPr>
+          <w:lang w:val="hi_IN" w:bidi="hi_IN"/>
+        </w:rPr>
+        <w:t>אֶ֥לֶף כָּֽסֶף</w:t>
+      </w:r>
+    </w:p>
+    <w:p>
+      <w:pPr/>
+      <w:r>
+        <w:rPr>
+          <w:lang w:val="hi_IN" w:bidi="hi_IN"/>
+        </w:rPr>
+      </w:r>
+      <w:r>
+        <w:rPr>
           <w:b/>
           <w:lang w:val="hi_IN" w:bidi="hi_IN"/>
         </w:rPr>
@@ -65024,6 +69770,20 @@
       </w:r>
       <w:r>
         <w:rPr>
+          <w:lang w:val="hi_IN" w:bidi="hi_IN"/>
+        </w:rPr>
+        <w:t>כֶּ֣רֶם הָיָ֤ה לִ⁠שְׁלֹמֹה֙ בְּ⁠בַ֣עַל הָמ֔וֹן נָתַ֥ן אֶת־הַ⁠כֶּ֖רֶם לַ⁠נֹּטְרִ֑ים אִ֛ישׁ יָבִ֥א בְּ⁠פִרְי֖⁠וֹ אֶ֥לֶף כָּֽסֶף׃ כָּרְמִ֥⁠י שֶׁ⁠לִּ֖⁠י לְ⁠פָנָ֑⁠י הָ⁠אֶ֤לֶף לְ⁠ךָ֙ שְׁלֹמֹ֔ה וּ⁠מָאתַ֖יִם לְ⁠נֹטְרִ֥ים אֶת־פִּרְיֽ⁠וֹ</w:t>
+      </w:r>
+    </w:p>
+    <w:p>
+      <w:pPr/>
+      <w:r>
+        <w:rPr>
+          <w:lang w:val="hi_IN" w:bidi="hi_IN"/>
+        </w:rPr>
+      </w:r>
+      <w:r>
+        <w:rPr>
           <w:b/>
           <w:lang w:val="hi_IN" w:bidi="hi_IN"/>
         </w:rPr>
@@ -65110,6 +69870,20 @@
         <w:rPr>
           <w:lang w:val="hi_IN" w:bidi="hi_IN"/>
         </w:rPr>
+      </w:r>
+    </w:p>
+    <w:p>
+      <w:pPr/>
+      <w:r>
+        <w:rPr>
+          <w:lang w:val="hi_IN" w:bidi="hi_IN"/>
+        </w:rPr>
+      </w:r>
+      <w:r>
+        <w:rPr>
+          <w:lang w:val="hi_IN" w:bidi="hi_IN"/>
+        </w:rPr>
+        <w:t>כָּרְמִ֥⁠י</w:t>
       </w:r>
     </w:p>
     <w:p>
@@ -65306,6 +70080,20 @@
       </w:r>
       <w:r>
         <w:rPr>
+          <w:lang w:val="hi_IN" w:bidi="hi_IN"/>
+        </w:rPr>
+        <w:t>לְ⁠פָנָ֑⁠י</w:t>
+      </w:r>
+    </w:p>
+    <w:p>
+      <w:pPr/>
+      <w:r>
+        <w:rPr>
+          <w:lang w:val="hi_IN" w:bidi="hi_IN"/>
+        </w:rPr>
+      </w:r>
+      <w:r>
+        <w:rPr>
           <w:b/>
           <w:lang w:val="hi_IN" w:bidi="hi_IN"/>
         </w:rPr>
@@ -65416,6 +70204,20 @@
       </w:r>
       <w:r>
         <w:rPr>
+          <w:lang w:val="hi_IN" w:bidi="hi_IN"/>
+        </w:rPr>
+        <w:t>הָ⁠אֶ֤לֶף לְ⁠ךָ֙ שְׁלֹמֹ֔ה וּ⁠מָאתַ֖יִם לְ⁠נֹטְרִ֥ים אֶת־פִּרְיֽ⁠וֹ</w:t>
+      </w:r>
+    </w:p>
+    <w:p>
+      <w:pPr/>
+      <w:r>
+        <w:rPr>
+          <w:lang w:val="hi_IN" w:bidi="hi_IN"/>
+        </w:rPr>
+      </w:r>
+      <w:r>
+        <w:rPr>
           <w:b/>
           <w:lang w:val="hi_IN" w:bidi="hi_IN"/>
         </w:rPr>
@@ -65554,6 +70356,20 @@
         <w:rPr>
           <w:lang w:val="hi_IN" w:bidi="hi_IN"/>
         </w:rPr>
+      </w:r>
+    </w:p>
+    <w:p>
+      <w:pPr/>
+      <w:r>
+        <w:rPr>
+          <w:lang w:val="hi_IN" w:bidi="hi_IN"/>
+        </w:rPr>
+      </w:r>
+      <w:r>
+        <w:rPr>
+          <w:lang w:val="hi_IN" w:bidi="hi_IN"/>
+        </w:rPr>
+        <w:t>הָ⁠אֶ֤לֶף לְ⁠ךָ֙ שְׁלֹמֹ֔ה</w:t>
       </w:r>
     </w:p>
     <w:p>
@@ -65732,6 +70548,20 @@
       </w:r>
       <w:r>
         <w:rPr>
+          <w:lang w:val="hi_IN" w:bidi="hi_IN"/>
+        </w:rPr>
+        <w:t>הַ⁠יוֹשֶׁ֣בֶת בַּ⁠גַּנִּ֗ים חֲבֵרִ֛ים מַקְשִׁיבִ֥ים לְ⁠קוֹלֵ֖⁠ךְ הַשְׁמִיעִֽי⁠נִי</w:t>
+      </w:r>
+    </w:p>
+    <w:p>
+      <w:pPr/>
+      <w:r>
+        <w:rPr>
+          <w:lang w:val="hi_IN" w:bidi="hi_IN"/>
+        </w:rPr>
+      </w:r>
+      <w:r>
+        <w:rPr>
           <w:b/>
           <w:lang w:val="hi_IN" w:bidi="hi_IN"/>
         </w:rPr>
@@ -65818,6 +70648,20 @@
         <w:rPr>
           <w:lang w:val="hi_IN" w:bidi="hi_IN"/>
         </w:rPr>
+      </w:r>
+    </w:p>
+    <w:p>
+      <w:pPr/>
+      <w:r>
+        <w:rPr>
+          <w:lang w:val="hi_IN" w:bidi="hi_IN"/>
+        </w:rPr>
+      </w:r>
+      <w:r>
+        <w:rPr>
+          <w:lang w:val="hi_IN" w:bidi="hi_IN"/>
+        </w:rPr>
+        <w:t>חֲבֵרִ֛ים</w:t>
       </w:r>
     </w:p>
     <w:p>
@@ -65968,6 +70812,20 @@
       </w:r>
       <w:r>
         <w:rPr>
+          <w:lang w:val="hi_IN" w:bidi="hi_IN"/>
+        </w:rPr>
+        <w:t>לְ⁠קוֹלֵ֖⁠ךְ</w:t>
+      </w:r>
+    </w:p>
+    <w:p>
+      <w:pPr/>
+      <w:r>
+        <w:rPr>
+          <w:lang w:val="hi_IN" w:bidi="hi_IN"/>
+        </w:rPr>
+      </w:r>
+      <w:r>
+        <w:rPr>
           <w:b/>
           <w:lang w:val="hi_IN" w:bidi="hi_IN"/>
         </w:rPr>
@@ -66078,6 +70936,20 @@
       </w:r>
       <w:r>
         <w:rPr>
+          <w:lang w:val="hi_IN" w:bidi="hi_IN"/>
+        </w:rPr>
+        <w:t>בְּרַ֣ח ׀ דּוֹדִ֗⁠י וּֽ⁠דְמֵה־לְ⁠ךָ֤ לִ⁠צְבִי֙ א֚וֹ לְ⁠עֹ֣פֶר הָֽ⁠אַיָּלִ֔ים עַ֖ל הָרֵ֥י בְשָׂמִֽים</w:t>
+      </w:r>
+    </w:p>
+    <w:p>
+      <w:pPr/>
+      <w:r>
+        <w:rPr>
+          <w:lang w:val="hi_IN" w:bidi="hi_IN"/>
+        </w:rPr>
+      </w:r>
+      <w:r>
+        <w:rPr>
           <w:b/>
           <w:lang w:val="hi_IN" w:bidi="hi_IN"/>
         </w:rPr>
@@ -66175,6 +71047,20 @@
       </w:r>
       <w:r>
         <w:rPr>
+          <w:lang w:val="hi_IN" w:bidi="hi_IN"/>
+        </w:rPr>
+        <w:t>בְּרַ֣ח</w:t>
+      </w:r>
+    </w:p>
+    <w:p>
+      <w:pPr/>
+      <w:r>
+        <w:rPr>
+          <w:lang w:val="hi_IN" w:bidi="hi_IN"/>
+        </w:rPr>
+      </w:r>
+      <w:r>
+        <w:rPr>
           <w:b/>
           <w:lang w:val="hi_IN" w:bidi="hi_IN"/>
         </w:rPr>
@@ -66274,6 +71160,20 @@
         <w:rPr>
           <w:lang w:val="hi_IN" w:bidi="hi_IN"/>
         </w:rPr>
+      </w:r>
+    </w:p>
+    <w:p>
+      <w:pPr/>
+      <w:r>
+        <w:rPr>
+          <w:lang w:val="hi_IN" w:bidi="hi_IN"/>
+        </w:rPr>
+      </w:r>
+      <w:r>
+        <w:rPr>
+          <w:lang w:val="hi_IN" w:bidi="hi_IN"/>
+        </w:rPr>
+        <w:t>דּוֹדִ֗⁠י וּֽ⁠דְמֵה־לְ⁠ךָ֤ לִ⁠צְבִי֙ א֚וֹ לְ⁠עֹ֣פֶר הָֽ⁠אַיָּלִ֔ים</w:t>
       </w:r>
     </w:p>
     <w:p>

--- a/hin/docx/22.content.docx
+++ b/hin/docx/22.content.docx
@@ -28,49 +28,15 @@
       </w:r>
     </w:p>
     <w:p>
-      <w:pPr>
-        <w:pStyle w:val="Heading2"/>
-      </w:pPr>
-      <w:r>
-        <w:rPr>
-          <w:lang w:val="hi_IN" w:bidi="hi_IN"/>
-        </w:rPr>
-        <w:t>License Information</w:t>
-      </w:r>
-      <w:r>
-        <w:rPr>
-          <w:lang w:val="hi_IN" w:bidi="hi_IN"/>
-        </w:rPr>
-      </w:r>
-    </w:p>
-    <w:p>
-      <w:pPr/>
-      <w:r>
-        <w:rPr>
-          <w:lang w:val="hi_IN" w:bidi="hi_IN"/>
-        </w:rPr>
-      </w:r>
-      <w:r>
-        <w:rPr>
-          <w:b/>
-          <w:lang w:val="hi_IN" w:bidi="hi_IN"/>
-        </w:rPr>
-        <w:t>अनुवाद नोट्स (अनफोल्डिंग वर्ड)</w:t>
-      </w:r>
-      <w:r>
-        <w:rPr>
-          <w:lang w:val="hi_IN" w:bidi="hi_IN"/>
-        </w:rPr>
-        <w:t xml:space="preserve"> (Hindi) is based on</w:t>
-      </w:r>
-      <w:r>
-        <w:rPr>
-          <w:lang w:val="hi_IN" w:bidi="hi_IN"/>
-        </w:rPr>
-        <w:t xml:space="preserve">: </w:t>
-      </w:r>
-      <w:r>
-        <w:rPr>
+      <w:pPr/>
+      <w:r>
+        <w:rPr>
+          <w:lang w:val="hi_IN" w:bidi="hi_IN"/>
+        </w:rPr>
+      </w:r>
+      <w:r>
+        <w:rPr>
+          <w:b/>
           <w:lang w:val="hi_IN" w:bidi="hi_IN"/>
         </w:rPr>
         <w:t>unfoldingWord® Translation Notes</w:t>
@@ -79,62 +45,31 @@
         <w:rPr>
           <w:lang w:val="hi_IN" w:bidi="hi_IN"/>
         </w:rPr>
-        <w:t xml:space="preserve">, </w:t>
-      </w:r>
-      <w:hyperlink r:id="rId13">
-        <w:r>
-          <w:rPr>
-            <w:lang w:val="hi_IN" w:bidi="hi_IN"/>
-          </w:rPr>
-          <w:rPr>
-            <w:color w:val="0000EE"/>
-            <w:u w:val="single"/>
-          </w:rPr>
-          <w:t>unfoldingWord</w:t>
-        </w:r>
-      </w:hyperlink>
-      <w:r>
-        <w:rPr>
-          <w:lang w:val="hi_IN" w:bidi="hi_IN"/>
-        </w:rPr>
-        <w:t xml:space="preserve">, 2022, which is licensed under a </w:t>
-      </w:r>
-      <w:hyperlink r:id="rId14">
-        <w:r>
-          <w:rPr>
-            <w:lang w:val="hi_IN" w:bidi="hi_IN"/>
-          </w:rPr>
-          <w:rPr>
-            <w:color w:val="0000EE"/>
-            <w:u w:val="single"/>
-          </w:rPr>
-          <w:t>CC BY-SA 4.0 license</w:t>
-        </w:r>
-      </w:hyperlink>
-      <w:r>
-        <w:rPr>
-          <w:lang w:val="hi_IN" w:bidi="hi_IN"/>
-        </w:rPr>
-        <w:t>.</w:t>
-      </w:r>
-      <w:r>
-        <w:rPr>
-          <w:lang w:val="hi_IN" w:bidi="hi_IN"/>
-        </w:rPr>
-      </w:r>
-    </w:p>
-    <w:p>
-      <w:pPr/>
-      <w:r>
-        <w:rPr>
-          <w:lang w:val="hi_IN" w:bidi="hi_IN"/>
-        </w:rPr>
-      </w:r>
-      <w:r>
-        <w:rPr>
-          <w:lang w:val="hi_IN" w:bidi="hi_IN"/>
-        </w:rPr>
-        <w:t>This PDF version is provided under the same license.</w:t>
+        <w:t xml:space="preserve"> © 2022 unfoldingWord. Released under CC BY-SA 4.0 license. </w:t>
+      </w:r>
+      <w:r>
+        <w:rPr>
+          <w:lang w:val="hi_IN" w:bidi="hi_IN"/>
+        </w:rPr>
+        <w:t>unfoldingWord® Translation Notes</w:t>
+      </w:r>
+      <w:r>
+        <w:rPr>
+          <w:lang w:val="hi_IN" w:bidi="hi_IN"/>
+        </w:rPr>
+        <w:t xml:space="preserve"> has been adapted in the following languages: Tok Pisin, Arabic (عربي), French (Français), Hindi (हिंदी), Indonesian (Bahasa Indonesia), Portuguese (Português), Russian (Русский), Spanish (Español), Swahili (Kiswahili), and Simplified Chinese (简体中文) from </w:t>
+      </w:r>
+      <w:r>
+        <w:rPr>
+          <w:lang w:val="hi_IN" w:bidi="hi_IN"/>
+        </w:rPr>
+        <w:t>unfoldingWord® Translation Notes</w:t>
+      </w:r>
+      <w:r>
+        <w:rPr>
+          <w:lang w:val="hi_IN" w:bidi="hi_IN"/>
+        </w:rPr>
+        <w:t xml:space="preserve"> © 2022 unfoldingWord. Released under CC BY-SA 4.0 license by Mission Mutual</w:t>
       </w:r>
       <w:r>
         <w:rPr>
@@ -925,7 +860,7 @@
         </w:rPr>
         <w:t xml:space="preserve">इस पुस्तक के दो मुख्य पात्र एक पुरुष और एक स्त्री हैं, जो एक-दूसरे से प्रेम करते हैं। </w:t>
       </w:r>
-      <w:hyperlink r:id="rId15">
+      <w:hyperlink r:id="rId13">
         <w:r>
           <w:rPr>
             <w:lang w:val="hi_IN" w:bidi="hi_IN"/>
@@ -1300,7 +1235,7 @@
         </w:rPr>
         <w:t xml:space="preserve">प्राचीन पश्चिमी एशिया में, अमीर लोगों की त्वचा आमतौर पर हल्की होती थी क्योंकि उन्हें धूप में बाहर काम करने की आवश्यकता नहीं होती थी। इस युवा स्त्री को धूप में बाहर काम करना पड़ा, और परिणामस्वरूप उसकी त्वचा साँवली हो गई और यही कारण है कि वह </w:t>
       </w:r>
-      <w:hyperlink r:id="rId16">
+      <w:hyperlink r:id="rId14">
         <w:r>
           <w:rPr>
             <w:lang w:val="hi_IN" w:bidi="hi_IN"/>
@@ -1362,20 +1297,6 @@
       </w:r>
       <w:r>
         <w:rPr>
-          <w:lang w:val="hi_IN" w:bidi="hi_IN"/>
-        </w:rPr>
-        <w:t>שִׁ֥יר הַ⁠שִּׁירִ֖ים אֲשֶׁ֥ר לִ⁠שְׁלֹמֹֽה</w:t>
-      </w:r>
-    </w:p>
-    <w:p>
-      <w:pPr/>
-      <w:r>
-        <w:rPr>
-          <w:lang w:val="hi_IN" w:bidi="hi_IN"/>
-        </w:rPr>
-      </w:r>
-      <w:r>
-        <w:rPr>
           <w:b/>
           <w:lang w:val="hi_IN" w:bidi="hi_IN"/>
         </w:rPr>
@@ -1473,20 +1394,6 @@
       </w:r>
       <w:r>
         <w:rPr>
-          <w:lang w:val="hi_IN" w:bidi="hi_IN"/>
-        </w:rPr>
-        <w:t>שִׁ֥יר הַ⁠שִּׁירִ֖ים</w:t>
-      </w:r>
-    </w:p>
-    <w:p>
-      <w:pPr/>
-      <w:r>
-        <w:rPr>
-          <w:lang w:val="hi_IN" w:bidi="hi_IN"/>
-        </w:rPr>
-      </w:r>
-      <w:r>
-        <w:rPr>
           <w:b/>
           <w:lang w:val="hi_IN" w:bidi="hi_IN"/>
         </w:rPr>
@@ -1609,20 +1516,6 @@
       </w:r>
       <w:r>
         <w:rPr>
-          <w:lang w:val="hi_IN" w:bidi="hi_IN"/>
-        </w:rPr>
-        <w:t>לִ⁠שְׁלֹמֹֽה</w:t>
-      </w:r>
-    </w:p>
-    <w:p>
-      <w:pPr/>
-      <w:r>
-        <w:rPr>
-          <w:lang w:val="hi_IN" w:bidi="hi_IN"/>
-        </w:rPr>
-      </w:r>
-      <w:r>
-        <w:rPr>
           <w:b/>
           <w:lang w:val="hi_IN" w:bidi="hi_IN"/>
         </w:rPr>
@@ -1790,20 +1683,6 @@
       </w:r>
       <w:r>
         <w:rPr>
-          <w:lang w:val="hi_IN" w:bidi="hi_IN"/>
-        </w:rPr>
-        <w:t>דֹּדֶ֖י⁠ךָ</w:t>
-      </w:r>
-    </w:p>
-    <w:p>
-      <w:pPr/>
-      <w:r>
-        <w:rPr>
-          <w:lang w:val="hi_IN" w:bidi="hi_IN"/>
-        </w:rPr>
-      </w:r>
-      <w:r>
-        <w:rPr>
           <w:b/>
           <w:lang w:val="hi_IN" w:bidi="hi_IN"/>
         </w:rPr>
@@ -1927,20 +1806,6 @@
       </w:r>
       <w:r>
         <w:rPr>
-          <w:lang w:val="hi_IN" w:bidi="hi_IN"/>
-        </w:rPr>
-        <w:t>טוֹבִ֥ים דֹּדֶ֖י⁠ךָ מִ⁠יָּֽיִן</w:t>
-      </w:r>
-    </w:p>
-    <w:p>
-      <w:pPr/>
-      <w:r>
-        <w:rPr>
-          <w:lang w:val="hi_IN" w:bidi="hi_IN"/>
-        </w:rPr>
-      </w:r>
-      <w:r>
-        <w:rPr>
           <w:b/>
           <w:lang w:val="hi_IN" w:bidi="hi_IN"/>
         </w:rPr>
@@ -2051,20 +1916,6 @@
       </w:r>
       <w:r>
         <w:rPr>
-          <w:lang w:val="hi_IN" w:bidi="hi_IN"/>
-        </w:rPr>
-        <w:t>טוֹבִ֥ים דֹּדֶ֖י⁠ךָ מִ⁠יָּֽיִן</w:t>
-      </w:r>
-    </w:p>
-    <w:p>
-      <w:pPr/>
-      <w:r>
-        <w:rPr>
-          <w:lang w:val="hi_IN" w:bidi="hi_IN"/>
-        </w:rPr>
-      </w:r>
-      <w:r>
-        <w:rPr>
           <w:b/>
           <w:lang w:val="hi_IN" w:bidi="hi_IN"/>
         </w:rPr>
@@ -2247,20 +2098,6 @@
       </w:r>
       <w:r>
         <w:rPr>
-          <w:lang w:val="hi_IN" w:bidi="hi_IN"/>
-        </w:rPr>
-        <w:t>לְ⁠רֵ֨יחַ֙</w:t>
-      </w:r>
-    </w:p>
-    <w:p>
-      <w:pPr/>
-      <w:r>
-        <w:rPr>
-          <w:lang w:val="hi_IN" w:bidi="hi_IN"/>
-        </w:rPr>
-      </w:r>
-      <w:r>
-        <w:rPr>
           <w:b/>
           <w:lang w:val="hi_IN" w:bidi="hi_IN"/>
         </w:rPr>
@@ -2375,20 +2212,6 @@
       </w:r>
       <w:r>
         <w:rPr>
-          <w:lang w:val="hi_IN" w:bidi="hi_IN"/>
-        </w:rPr>
-        <w:t>שְׁמָנֶ֣י⁠ךָ טוֹבִ֔ים</w:t>
-      </w:r>
-    </w:p>
-    <w:p>
-      <w:pPr/>
-      <w:r>
-        <w:rPr>
-          <w:lang w:val="hi_IN" w:bidi="hi_IN"/>
-        </w:rPr>
-      </w:r>
-      <w:r>
-        <w:rPr>
           <w:b/>
           <w:lang w:val="hi_IN" w:bidi="hi_IN"/>
         </w:rPr>
@@ -2492,20 +2315,6 @@
       </w:r>
       <w:r>
         <w:rPr>
-          <w:lang w:val="hi_IN" w:bidi="hi_IN"/>
-        </w:rPr>
-        <w:t>שֶׁ֖מֶן תּוּרַ֣ק שְׁמֶ֑⁠ךָ</w:t>
-      </w:r>
-    </w:p>
-    <w:p>
-      <w:pPr/>
-      <w:r>
-        <w:rPr>
-          <w:lang w:val="hi_IN" w:bidi="hi_IN"/>
-        </w:rPr>
-      </w:r>
-      <w:r>
-        <w:rPr>
           <w:b/>
           <w:lang w:val="hi_IN" w:bidi="hi_IN"/>
         </w:rPr>
@@ -2642,20 +2451,6 @@
       </w:r>
       <w:r>
         <w:rPr>
-          <w:lang w:val="hi_IN" w:bidi="hi_IN"/>
-        </w:rPr>
-        <w:t>שֶׁ֖מֶן תּוּרַ֣ק שְׁמֶ֑⁠ךָ</w:t>
-      </w:r>
-    </w:p>
-    <w:p>
-      <w:pPr/>
-      <w:r>
-        <w:rPr>
-          <w:lang w:val="hi_IN" w:bidi="hi_IN"/>
-        </w:rPr>
-      </w:r>
-      <w:r>
-        <w:rPr>
           <w:b/>
           <w:lang w:val="hi_IN" w:bidi="hi_IN"/>
         </w:rPr>
@@ -2800,20 +2595,6 @@
       </w:r>
       <w:r>
         <w:rPr>
-          <w:lang w:val="hi_IN" w:bidi="hi_IN"/>
-        </w:rPr>
-        <w:t>עַל־כֵּ֖ן</w:t>
-      </w:r>
-    </w:p>
-    <w:p>
-      <w:pPr/>
-      <w:r>
-        <w:rPr>
-          <w:lang w:val="hi_IN" w:bidi="hi_IN"/>
-        </w:rPr>
-      </w:r>
-      <w:r>
-        <w:rPr>
           <w:b/>
           <w:lang w:val="hi_IN" w:bidi="hi_IN"/>
         </w:rPr>
@@ -3014,20 +2795,6 @@
       </w:r>
       <w:r>
         <w:rPr>
-          <w:lang w:val="hi_IN" w:bidi="hi_IN"/>
-        </w:rPr>
-        <w:t>מָשְׁכֵ֖⁠נִי</w:t>
-      </w:r>
-    </w:p>
-    <w:p>
-      <w:pPr/>
-      <w:r>
-        <w:rPr>
-          <w:lang w:val="hi_IN" w:bidi="hi_IN"/>
-        </w:rPr>
-      </w:r>
-      <w:r>
-        <w:rPr>
           <w:b/>
           <w:lang w:val="hi_IN" w:bidi="hi_IN"/>
         </w:rPr>
@@ -3241,20 +3008,6 @@
       </w:r>
       <w:r>
         <w:rPr>
-          <w:lang w:val="hi_IN" w:bidi="hi_IN"/>
-        </w:rPr>
-        <w:t>נָּר֑וּצָה</w:t>
-      </w:r>
-    </w:p>
-    <w:p>
-      <w:pPr/>
-      <w:r>
-        <w:rPr>
-          <w:lang w:val="hi_IN" w:bidi="hi_IN"/>
-        </w:rPr>
-      </w:r>
-      <w:r>
-        <w:rPr>
           <w:b/>
           <w:lang w:val="hi_IN" w:bidi="hi_IN"/>
         </w:rPr>
@@ -3378,20 +3131,6 @@
       </w:r>
       <w:r>
         <w:rPr>
-          <w:lang w:val="hi_IN" w:bidi="hi_IN"/>
-        </w:rPr>
-        <w:t>נָּר֑וּצָה</w:t>
-      </w:r>
-    </w:p>
-    <w:p>
-      <w:pPr/>
-      <w:r>
-        <w:rPr>
-          <w:lang w:val="hi_IN" w:bidi="hi_IN"/>
-        </w:rPr>
-      </w:r>
-      <w:r>
-        <w:rPr>
           <w:b/>
           <w:lang w:val="hi_IN" w:bidi="hi_IN"/>
         </w:rPr>
@@ -3547,7 +3286,7 @@
         </w:rPr>
         <w:t xml:space="preserve"> शब्द एक स्नेहपूर्ण संबोधन है और यह उस पुरुष के प्रति स्त्री का प्रेमपूर्ण तरीका है। स्त्री किसी वास्तविक राजा के बारे में नहीं बोल रही हैं बल्कि यह एक काव्यात्मक तरीका है। स्त्री अब भी उसी पुरुष के बारे में बोल रही हैं जिसके बारे में वह </w:t>
       </w:r>
-      <w:hyperlink r:id="rId17">
+      <w:hyperlink r:id="rId15">
         <w:r>
           <w:rPr>
             <w:lang w:val="hi_IN" w:bidi="hi_IN"/>
@@ -3629,20 +3368,6 @@
       </w:r>
       <w:r>
         <w:rPr>
-          <w:lang w:val="hi_IN" w:bidi="hi_IN"/>
-        </w:rPr>
-        <w:t>הֱבִיאַ֨⁠נִי הַ⁠מֶּ֜לֶךְ</w:t>
-      </w:r>
-    </w:p>
-    <w:p>
-      <w:pPr/>
-      <w:r>
-        <w:rPr>
-          <w:lang w:val="hi_IN" w:bidi="hi_IN"/>
-        </w:rPr>
-      </w:r>
-      <w:r>
-        <w:rPr>
           <w:b/>
           <w:lang w:val="hi_IN" w:bidi="hi_IN"/>
         </w:rPr>
@@ -3753,20 +3478,6 @@
       </w:r>
       <w:r>
         <w:rPr>
-          <w:lang w:val="hi_IN" w:bidi="hi_IN"/>
-        </w:rPr>
-        <w:t>הֱבִיאַ֨⁠נִי</w:t>
-      </w:r>
-    </w:p>
-    <w:p>
-      <w:pPr/>
-      <w:r>
-        <w:rPr>
-          <w:lang w:val="hi_IN" w:bidi="hi_IN"/>
-        </w:rPr>
-      </w:r>
-      <w:r>
-        <w:rPr>
           <w:b/>
           <w:lang w:val="hi_IN" w:bidi="hi_IN"/>
         </w:rPr>
@@ -4102,20 +3813,6 @@
       </w:r>
       <w:r>
         <w:rPr>
-          <w:lang w:val="hi_IN" w:bidi="hi_IN"/>
-        </w:rPr>
-        <w:t>נָגִ֤ילָה וְ⁠נִשְׂמְחָה֙</w:t>
-      </w:r>
-    </w:p>
-    <w:p>
-      <w:pPr/>
-      <w:r>
-        <w:rPr>
-          <w:lang w:val="hi_IN" w:bidi="hi_IN"/>
-        </w:rPr>
-      </w:r>
-      <w:r>
-        <w:rPr>
           <w:b/>
           <w:lang w:val="hi_IN" w:bidi="hi_IN"/>
         </w:rPr>
@@ -4233,20 +3930,6 @@
       </w:r>
       <w:r>
         <w:rPr>
-          <w:lang w:val="hi_IN" w:bidi="hi_IN"/>
-        </w:rPr>
-        <w:t>נַזְכִּ֤ירָה</w:t>
-      </w:r>
-    </w:p>
-    <w:p>
-      <w:pPr/>
-      <w:r>
-        <w:rPr>
-          <w:lang w:val="hi_IN" w:bidi="hi_IN"/>
-        </w:rPr>
-      </w:r>
-      <w:r>
-        <w:rPr>
           <w:b/>
           <w:lang w:val="hi_IN" w:bidi="hi_IN"/>
         </w:rPr>
@@ -4324,20 +4007,6 @@
       </w:r>
       <w:r>
         <w:rPr>
-          <w:lang w:val="hi_IN" w:bidi="hi_IN"/>
-        </w:rPr>
-        <w:t>מִ⁠יַּ֔יִן</w:t>
-      </w:r>
-    </w:p>
-    <w:p>
-      <w:pPr/>
-      <w:r>
-        <w:rPr>
-          <w:lang w:val="hi_IN" w:bidi="hi_IN"/>
-        </w:rPr>
-      </w:r>
-      <w:r>
-        <w:rPr>
           <w:b/>
           <w:lang w:val="hi_IN" w:bidi="hi_IN"/>
         </w:rPr>
@@ -4500,20 +4169,6 @@
       </w:r>
       <w:r>
         <w:rPr>
-          <w:lang w:val="hi_IN" w:bidi="hi_IN"/>
-        </w:rPr>
-        <w:t>דֹדֶ֨י⁠ךָ֙ מִ⁠יַּ֔יִן</w:t>
-      </w:r>
-    </w:p>
-    <w:p>
-      <w:pPr/>
-      <w:r>
-        <w:rPr>
-          <w:lang w:val="hi_IN" w:bidi="hi_IN"/>
-        </w:rPr>
-      </w:r>
-      <w:r>
-        <w:rPr>
           <w:b/>
           <w:lang w:val="hi_IN" w:bidi="hi_IN"/>
         </w:rPr>
@@ -4624,20 +4279,6 @@
       </w:r>
       <w:r>
         <w:rPr>
-          <w:lang w:val="hi_IN" w:bidi="hi_IN"/>
-        </w:rPr>
-        <w:t>מֵישָׁרִ֖ים אֲהֵבֽוּ⁠ךָ</w:t>
-      </w:r>
-    </w:p>
-    <w:p>
-      <w:pPr/>
-      <w:r>
-        <w:rPr>
-          <w:lang w:val="hi_IN" w:bidi="hi_IN"/>
-        </w:rPr>
-      </w:r>
-      <w:r>
-        <w:rPr>
           <w:b/>
           <w:lang w:val="hi_IN" w:bidi="hi_IN"/>
         </w:rPr>
@@ -4792,20 +4433,6 @@
       </w:r>
       <w:r>
         <w:rPr>
-          <w:lang w:val="hi_IN" w:bidi="hi_IN"/>
-        </w:rPr>
-        <w:t>מֵישָׁרִ֖ים אֲהֵבֽוּ⁠ךָ</w:t>
-      </w:r>
-    </w:p>
-    <w:p>
-      <w:pPr/>
-      <w:r>
-        <w:rPr>
-          <w:lang w:val="hi_IN" w:bidi="hi_IN"/>
-        </w:rPr>
-      </w:r>
-      <w:r>
-        <w:rPr>
           <w:b/>
           <w:lang w:val="hi_IN" w:bidi="hi_IN"/>
         </w:rPr>
@@ -5140,20 +4767,6 @@
       </w:r>
       <w:r>
         <w:rPr>
-          <w:lang w:val="hi_IN" w:bidi="hi_IN"/>
-        </w:rPr>
-        <w:t>בְּנ֖וֹת יְרוּשָׁלִָ֑ם</w:t>
-      </w:r>
-    </w:p>
-    <w:p>
-      <w:pPr/>
-      <w:r>
-        <w:rPr>
-          <w:lang w:val="hi_IN" w:bidi="hi_IN"/>
-        </w:rPr>
-      </w:r>
-      <w:r>
-        <w:rPr>
           <w:b/>
           <w:lang w:val="hi_IN" w:bidi="hi_IN"/>
         </w:rPr>
@@ -5223,7 +4836,7 @@
         </w:rPr>
         <w:t xml:space="preserve"> को संदर्भित करता है जो यरूशलेम शहर से थीं (संभवतः ये वही स्त्रिया हैं जो </w:t>
       </w:r>
-      <w:hyperlink r:id="rId18">
+      <w:hyperlink r:id="rId16">
         <w:r>
           <w:rPr>
             <w:lang w:val="hi_IN" w:bidi="hi_IN"/>
@@ -5241,7 +4854,7 @@
         </w:rPr>
         <w:t xml:space="preserve"> में “विवाह योग्य कुमारियां” और </w:t>
       </w:r>
-      <w:hyperlink r:id="rId19">
+      <w:hyperlink r:id="rId17">
         <w:r>
           <w:rPr>
             <w:lang w:val="hi_IN" w:bidi="hi_IN"/>
@@ -5446,20 +5059,6 @@
       </w:r>
       <w:r>
         <w:rPr>
-          <w:lang w:val="hi_IN" w:bidi="hi_IN"/>
-        </w:rPr>
-        <w:t>אַל־תִּרְא֨וּ⁠נִי֙ שֶׁ⁠אֲנִ֣י שְׁחַרְחֹ֔רֶת</w:t>
-      </w:r>
-    </w:p>
-    <w:p>
-      <w:pPr/>
-      <w:r>
-        <w:rPr>
-          <w:lang w:val="hi_IN" w:bidi="hi_IN"/>
-        </w:rPr>
-      </w:r>
-      <w:r>
-        <w:rPr>
           <w:b/>
           <w:lang w:val="hi_IN" w:bidi="hi_IN"/>
         </w:rPr>
@@ -5550,20 +5149,6 @@
       </w:r>
       <w:r>
         <w:rPr>
-          <w:lang w:val="hi_IN" w:bidi="hi_IN"/>
-        </w:rPr>
-        <w:t>שֶׁ⁠אֲנִ֣י</w:t>
-      </w:r>
-    </w:p>
-    <w:p>
-      <w:pPr/>
-      <w:r>
-        <w:rPr>
-          <w:lang w:val="hi_IN" w:bidi="hi_IN"/>
-        </w:rPr>
-      </w:r>
-      <w:r>
-        <w:rPr>
           <w:b/>
           <w:lang w:val="hi_IN" w:bidi="hi_IN"/>
         </w:rPr>
@@ -5700,7 +5285,7 @@
         </w:rPr>
         <w:t xml:space="preserve"> का अर्थ है "मेरी त्वचा काली है" या "मेरी त्वचा बहुत काली है" जैसा कि </w:t>
       </w:r>
-      <w:hyperlink r:id="rId20">
+      <w:hyperlink r:id="rId18">
         <w:r>
           <w:rPr>
             <w:lang w:val="hi_IN" w:bidi="hi_IN"/>
@@ -5782,20 +5367,6 @@
       </w:r>
       <w:r>
         <w:rPr>
-          <w:lang w:val="hi_IN" w:bidi="hi_IN"/>
-        </w:rPr>
-        <w:t>שֶׁ⁠שֱּׁזָפַ֖תְ⁠נִי הַ⁠שָּׁ֑מֶשׁ</w:t>
-      </w:r>
-    </w:p>
-    <w:p>
-      <w:pPr/>
-      <w:r>
-        <w:rPr>
-          <w:lang w:val="hi_IN" w:bidi="hi_IN"/>
-        </w:rPr>
-      </w:r>
-      <w:r>
-        <w:rPr>
           <w:b/>
           <w:lang w:val="hi_IN" w:bidi="hi_IN"/>
         </w:rPr>
@@ -6016,20 +5587,6 @@
       </w:r>
       <w:r>
         <w:rPr>
-          <w:lang w:val="hi_IN" w:bidi="hi_IN"/>
-        </w:rPr>
-        <w:t>נֹטֵרָ֣ה אֶת־הַ⁠כְּרָמִ֔ים כַּרְמִ֥⁠י שֶׁ⁠לִּ֖⁠י לֹ֥א נָטָֽרְתִּי</w:t>
-      </w:r>
-    </w:p>
-    <w:p>
-      <w:pPr/>
-      <w:r>
-        <w:rPr>
-          <w:lang w:val="hi_IN" w:bidi="hi_IN"/>
-        </w:rPr>
-      </w:r>
-      <w:r>
-        <w:rPr>
           <w:b/>
           <w:lang w:val="hi_IN" w:bidi="hi_IN"/>
         </w:rPr>
@@ -6120,20 +5677,6 @@
       </w:r>
       <w:r>
         <w:rPr>
-          <w:lang w:val="hi_IN" w:bidi="hi_IN"/>
-        </w:rPr>
-        <w:t>כַּרְמִ֥⁠י שֶׁ⁠לִּ֖⁠י לֹ֥א נָטָֽרְתִּי</w:t>
-      </w:r>
-    </w:p>
-    <w:p>
-      <w:pPr/>
-      <w:r>
-        <w:rPr>
-          <w:lang w:val="hi_IN" w:bidi="hi_IN"/>
-        </w:rPr>
-      </w:r>
-      <w:r>
-        <w:rPr>
           <w:b/>
           <w:lang w:val="hi_IN" w:bidi="hi_IN"/>
         </w:rPr>
@@ -6244,20 +5787,6 @@
       </w:r>
       <w:r>
         <w:rPr>
-          <w:lang w:val="hi_IN" w:bidi="hi_IN"/>
-        </w:rPr>
-        <w:t>שֶׁ֤⁠אָהֲבָה֙ נַפְשִׁ֔⁠י</w:t>
-      </w:r>
-    </w:p>
-    <w:p>
-      <w:pPr/>
-      <w:r>
-        <w:rPr>
-          <w:lang w:val="hi_IN" w:bidi="hi_IN"/>
-        </w:rPr>
-      </w:r>
-      <w:r>
-        <w:rPr>
           <w:b/>
           <w:lang w:val="hi_IN" w:bidi="hi_IN"/>
         </w:rPr>
@@ -6368,20 +5897,6 @@
       </w:r>
       <w:r>
         <w:rPr>
-          <w:lang w:val="hi_IN" w:bidi="hi_IN"/>
-        </w:rPr>
-        <w:t>אֵיכָ֣ה תִרְעֶ֔ה</w:t>
-      </w:r>
-    </w:p>
-    <w:p>
-      <w:pPr/>
-      <w:r>
-        <w:rPr>
-          <w:lang w:val="hi_IN" w:bidi="hi_IN"/>
-        </w:rPr>
-      </w:r>
-      <w:r>
-        <w:rPr>
           <w:b/>
           <w:lang w:val="hi_IN" w:bidi="hi_IN"/>
         </w:rPr>
@@ -6705,20 +6220,6 @@
       </w:r>
       <w:r>
         <w:rPr>
-          <w:lang w:val="hi_IN" w:bidi="hi_IN"/>
-        </w:rPr>
-        <w:t>כְּ⁠עֹ֣טְיָ֔ה עַ֖ל עֶדְרֵ֥י חֲבֵרֶֽי⁠ךָ</w:t>
-      </w:r>
-    </w:p>
-    <w:p>
-      <w:pPr/>
-      <w:r>
-        <w:rPr>
-          <w:lang w:val="hi_IN" w:bidi="hi_IN"/>
-        </w:rPr>
-      </w:r>
-      <w:r>
-        <w:rPr>
           <w:b/>
           <w:lang w:val="hi_IN" w:bidi="hi_IN"/>
         </w:rPr>
@@ -6977,20 +6478,6 @@
       </w:r>
       <w:r>
         <w:rPr>
-          <w:lang w:val="hi_IN" w:bidi="hi_IN"/>
-        </w:rPr>
-        <w:t>אִם־לֹ֤א תֵדְעִי֙ לָ֔⁠ךְ הַ⁠יָּפָ֖ה בַּ⁠נָּשִׁ֑ים צְֽאִי־לָ֞⁠ךְ</w:t>
-      </w:r>
-    </w:p>
-    <w:p>
-      <w:pPr/>
-      <w:r>
-        <w:rPr>
-          <w:lang w:val="hi_IN" w:bidi="hi_IN"/>
-        </w:rPr>
-      </w:r>
-      <w:r>
-        <w:rPr>
           <w:b/>
           <w:lang w:val="hi_IN" w:bidi="hi_IN"/>
         </w:rPr>
@@ -7088,20 +6575,6 @@
       </w:r>
       <w:r>
         <w:rPr>
-          <w:lang w:val="hi_IN" w:bidi="hi_IN"/>
-        </w:rPr>
-        <w:t>אִם־לֹ֤א תֵדְעִי֙ לָ֔⁠ךְ הַ⁠יָּפָ֖ה בַּ⁠נָּשִׁ֑ים</w:t>
-      </w:r>
-    </w:p>
-    <w:p>
-      <w:pPr/>
-      <w:r>
-        <w:rPr>
-          <w:lang w:val="hi_IN" w:bidi="hi_IN"/>
-        </w:rPr>
-      </w:r>
-      <w:r>
-        <w:rPr>
           <w:b/>
           <w:lang w:val="hi_IN" w:bidi="hi_IN"/>
         </w:rPr>
@@ -7289,20 +6762,6 @@
       </w:r>
       <w:r>
         <w:rPr>
-          <w:lang w:val="hi_IN" w:bidi="hi_IN"/>
-        </w:rPr>
-        <w:t>צְֽאִי־לָ֞⁠ךְ</w:t>
-      </w:r>
-    </w:p>
-    <w:p>
-      <w:pPr/>
-      <w:r>
-        <w:rPr>
-          <w:lang w:val="hi_IN" w:bidi="hi_IN"/>
-        </w:rPr>
-      </w:r>
-      <w:r>
-        <w:rPr>
           <w:b/>
           <w:lang w:val="hi_IN" w:bidi="hi_IN"/>
         </w:rPr>
@@ -7413,20 +6872,6 @@
       </w:r>
       <w:r>
         <w:rPr>
-          <w:lang w:val="hi_IN" w:bidi="hi_IN"/>
-        </w:rPr>
-        <w:t>וּ⁠רְעִי֙ אֶת־גְּדִיֹּתַ֔יִ⁠ךְ</w:t>
-      </w:r>
-    </w:p>
-    <w:p>
-      <w:pPr/>
-      <w:r>
-        <w:rPr>
-          <w:lang w:val="hi_IN" w:bidi="hi_IN"/>
-        </w:rPr>
-      </w:r>
-      <w:r>
-        <w:rPr>
           <w:b/>
           <w:lang w:val="hi_IN" w:bidi="hi_IN"/>
         </w:rPr>
@@ -7581,20 +7026,6 @@
       </w:r>
       <w:r>
         <w:rPr>
-          <w:lang w:val="hi_IN" w:bidi="hi_IN"/>
-        </w:rPr>
-        <w:t>לְ⁠סֻסָתִ⁠י֙ בְּ⁠רִכְבֵ֣י פַרְעֹ֔ה דִּמִּיתִ֖י⁠ךְ רַעְיָתִֽ⁠י</w:t>
-      </w:r>
-    </w:p>
-    <w:p>
-      <w:pPr/>
-      <w:r>
-        <w:rPr>
-          <w:lang w:val="hi_IN" w:bidi="hi_IN"/>
-        </w:rPr>
-      </w:r>
-      <w:r>
-        <w:rPr>
           <w:b/>
           <w:lang w:val="hi_IN" w:bidi="hi_IN"/>
         </w:rPr>
@@ -7912,20 +7343,6 @@
       </w:r>
       <w:r>
         <w:rPr>
-          <w:lang w:val="hi_IN" w:bidi="hi_IN"/>
-        </w:rPr>
-        <w:t>פַרְעֹ֔ה</w:t>
-      </w:r>
-    </w:p>
-    <w:p>
-      <w:pPr/>
-      <w:r>
-        <w:rPr>
-          <w:lang w:val="hi_IN" w:bidi="hi_IN"/>
-        </w:rPr>
-      </w:r>
-      <w:r>
-        <w:rPr>
           <w:b/>
           <w:lang w:val="hi_IN" w:bidi="hi_IN"/>
         </w:rPr>
@@ -8022,20 +7439,6 @@
       </w:r>
       <w:r>
         <w:rPr>
-          <w:lang w:val="hi_IN" w:bidi="hi_IN"/>
-        </w:rPr>
-        <w:t>בַּ⁠תֹּרִ֔ים</w:t>
-      </w:r>
-    </w:p>
-    <w:p>
-      <w:pPr/>
-      <w:r>
-        <w:rPr>
-          <w:lang w:val="hi_IN" w:bidi="hi_IN"/>
-        </w:rPr>
-      </w:r>
-      <w:r>
-        <w:rPr>
           <w:b/>
           <w:lang w:val="hi_IN" w:bidi="hi_IN"/>
         </w:rPr>
@@ -8263,20 +7666,6 @@
       </w:r>
       <w:r>
         <w:rPr>
-          <w:lang w:val="hi_IN" w:bidi="hi_IN"/>
-        </w:rPr>
-        <w:t>תּוֹרֵ֤י</w:t>
-      </w:r>
-    </w:p>
-    <w:p>
-      <w:pPr/>
-      <w:r>
-        <w:rPr>
-          <w:lang w:val="hi_IN" w:bidi="hi_IN"/>
-        </w:rPr>
-      </w:r>
-      <w:r>
-        <w:rPr>
           <w:b/>
           <w:lang w:val="hi_IN" w:bidi="hi_IN"/>
         </w:rPr>
@@ -8394,20 +7783,6 @@
       </w:r>
       <w:r>
         <w:rPr>
-          <w:lang w:val="hi_IN" w:bidi="hi_IN"/>
-        </w:rPr>
-        <w:t>תּוֹרֵ֤י זָהָב֙ נַעֲשֶׂה־לָּ֔⁠ךְ</w:t>
-      </w:r>
-    </w:p>
-    <w:p>
-      <w:pPr/>
-      <w:r>
-        <w:rPr>
-          <w:lang w:val="hi_IN" w:bidi="hi_IN"/>
-        </w:rPr>
-      </w:r>
-      <w:r>
-        <w:rPr>
           <w:b/>
           <w:lang w:val="hi_IN" w:bidi="hi_IN"/>
         </w:rPr>
@@ -8552,20 +7927,6 @@
       </w:r>
       <w:r>
         <w:rPr>
-          <w:lang w:val="hi_IN" w:bidi="hi_IN"/>
-        </w:rPr>
-        <w:t>עִ֖ם נְקֻדּ֥וֹת הַ⁠כָּֽסֶף</w:t>
-      </w:r>
-    </w:p>
-    <w:p>
-      <w:pPr/>
-      <w:r>
-        <w:rPr>
-          <w:lang w:val="hi_IN" w:bidi="hi_IN"/>
-        </w:rPr>
-      </w:r>
-      <w:r>
-        <w:rPr>
           <w:b/>
           <w:lang w:val="hi_IN" w:bidi="hi_IN"/>
         </w:rPr>
@@ -8643,20 +8004,6 @@
       </w:r>
       <w:r>
         <w:rPr>
-          <w:lang w:val="hi_IN" w:bidi="hi_IN"/>
-        </w:rPr>
-        <w:t>שֶׁ֤⁠הַ⁠מֶּ֨לֶךְ֙</w:t>
-      </w:r>
-    </w:p>
-    <w:p>
-      <w:pPr/>
-      <w:r>
-        <w:rPr>
-          <w:lang w:val="hi_IN" w:bidi="hi_IN"/>
-        </w:rPr>
-      </w:r>
-      <w:r>
-        <w:rPr>
           <w:b/>
           <w:lang w:val="hi_IN" w:bidi="hi_IN"/>
         </w:rPr>
@@ -8676,7 +8023,7 @@
         </w:rPr>
         <w:t xml:space="preserve">देखें कि आपने वाक्यांश “राजा” का </w:t>
       </w:r>
-      <w:hyperlink r:id="rId19">
+      <w:hyperlink r:id="rId17">
         <w:r>
           <w:rPr>
             <w:lang w:val="hi_IN" w:bidi="hi_IN"/>
@@ -8758,20 +8105,6 @@
       </w:r>
       <w:r>
         <w:rPr>
-          <w:lang w:val="hi_IN" w:bidi="hi_IN"/>
-        </w:rPr>
-        <w:t>בִּ⁠מְסִבּ֔⁠וֹ</w:t>
-      </w:r>
-    </w:p>
-    <w:p>
-      <w:pPr/>
-      <w:r>
-        <w:rPr>
-          <w:lang w:val="hi_IN" w:bidi="hi_IN"/>
-        </w:rPr>
-      </w:r>
-      <w:r>
-        <w:rPr>
           <w:b/>
           <w:lang w:val="hi_IN" w:bidi="hi_IN"/>
         </w:rPr>
@@ -8870,20 +8203,6 @@
       </w:r>
       <w:r>
         <w:rPr>
-          <w:lang w:val="hi_IN" w:bidi="hi_IN"/>
-        </w:rPr>
-        <w:t>נִרְדִּ֖⁠י</w:t>
-      </w:r>
-    </w:p>
-    <w:p>
-      <w:pPr/>
-      <w:r>
-        <w:rPr>
-          <w:lang w:val="hi_IN" w:bidi="hi_IN"/>
-        </w:rPr>
-      </w:r>
-      <w:r>
-        <w:rPr>
           <w:b/>
           <w:lang w:val="hi_IN" w:bidi="hi_IN"/>
         </w:rPr>
@@ -9033,20 +8352,6 @@
       </w:r>
       <w:r>
         <w:rPr>
-          <w:lang w:val="hi_IN" w:bidi="hi_IN"/>
-        </w:rPr>
-        <w:t>נָתַ֥ן רֵיחֽ⁠וֹ</w:t>
-      </w:r>
-    </w:p>
-    <w:p>
-      <w:pPr/>
-      <w:r>
-        <w:rPr>
-          <w:lang w:val="hi_IN" w:bidi="hi_IN"/>
-        </w:rPr>
-      </w:r>
-      <w:r>
-        <w:rPr>
           <w:b/>
           <w:lang w:val="hi_IN" w:bidi="hi_IN"/>
         </w:rPr>
@@ -9338,20 +8643,6 @@
       </w:r>
       <w:r>
         <w:rPr>
-          <w:lang w:val="hi_IN" w:bidi="hi_IN"/>
-        </w:rPr>
-        <w:t>דּוֹדִ⁠י֙</w:t>
-      </w:r>
-    </w:p>
-    <w:p>
-      <w:pPr/>
-      <w:r>
-        <w:rPr>
-          <w:lang w:val="hi_IN" w:bidi="hi_IN"/>
-        </w:rPr>
-      </w:r>
-      <w:r>
-        <w:rPr>
           <w:b/>
           <w:lang w:val="hi_IN" w:bidi="hi_IN"/>
         </w:rPr>
@@ -9429,20 +8720,6 @@
       </w:r>
       <w:r>
         <w:rPr>
-          <w:lang w:val="hi_IN" w:bidi="hi_IN"/>
-        </w:rPr>
-        <w:t>צְר֨וֹר הַ⁠מֹּ֤ר ׀ דּוֹדִ⁠י֙ לִ֔⁠י בֵּ֥ין שָׁדַ֖⁠י יָלִֽין</w:t>
-      </w:r>
-    </w:p>
-    <w:p>
-      <w:pPr/>
-      <w:r>
-        <w:rPr>
-          <w:lang w:val="hi_IN" w:bidi="hi_IN"/>
-        </w:rPr>
-      </w:r>
-      <w:r>
-        <w:rPr>
           <w:b/>
           <w:lang w:val="hi_IN" w:bidi="hi_IN"/>
         </w:rPr>
@@ -9593,20 +8870,6 @@
       </w:r>
       <w:r>
         <w:rPr>
-          <w:lang w:val="hi_IN" w:bidi="hi_IN"/>
-        </w:rPr>
-        <w:t>יָלִֽין</w:t>
-      </w:r>
-    </w:p>
-    <w:p>
-      <w:pPr/>
-      <w:r>
-        <w:rPr>
-          <w:lang w:val="hi_IN" w:bidi="hi_IN"/>
-        </w:rPr>
-      </w:r>
-      <w:r>
-        <w:rPr>
           <w:b/>
           <w:lang w:val="hi_IN" w:bidi="hi_IN"/>
         </w:rPr>
@@ -10198,20 +9461,6 @@
       </w:r>
       <w:r>
         <w:rPr>
-          <w:lang w:val="hi_IN" w:bidi="hi_IN"/>
-        </w:rPr>
-        <w:t>הִנָּ֤⁠ךְ &amp; הִנָּ֥⁠ךְ</w:t>
-      </w:r>
-    </w:p>
-    <w:p>
-      <w:pPr/>
-      <w:r>
-        <w:rPr>
-          <w:lang w:val="hi_IN" w:bidi="hi_IN"/>
-        </w:rPr>
-      </w:r>
-      <w:r>
-        <w:rPr>
           <w:b/>
           <w:lang w:val="hi_IN" w:bidi="hi_IN"/>
         </w:rPr>
@@ -10459,7 +9708,7 @@
         </w:rPr>
         <w:t xml:space="preserve">देखिये आपने </w:t>
       </w:r>
-      <w:hyperlink r:id="rId21">
+      <w:hyperlink r:id="rId19">
         <w:r>
           <w:rPr>
             <w:lang w:val="hi_IN" w:bidi="hi_IN"/>
@@ -10631,20 +9880,6 @@
       </w:r>
       <w:r>
         <w:rPr>
-          <w:lang w:val="hi_IN" w:bidi="hi_IN"/>
-        </w:rPr>
-        <w:t>הִנְּ⁠ךָ֨</w:t>
-      </w:r>
-    </w:p>
-    <w:p>
-      <w:pPr/>
-      <w:r>
-        <w:rPr>
-          <w:lang w:val="hi_IN" w:bidi="hi_IN"/>
-        </w:rPr>
-      </w:r>
-      <w:r>
-        <w:rPr>
           <w:b/>
           <w:lang w:val="hi_IN" w:bidi="hi_IN"/>
         </w:rPr>
@@ -10859,20 +10094,6 @@
       </w:r>
       <w:r>
         <w:rPr>
-          <w:lang w:val="hi_IN" w:bidi="hi_IN"/>
-        </w:rPr>
-        <w:t>דוֹדִ⁠י֙</w:t>
-      </w:r>
-    </w:p>
-    <w:p>
-      <w:pPr/>
-      <w:r>
-        <w:rPr>
-          <w:lang w:val="hi_IN" w:bidi="hi_IN"/>
-        </w:rPr>
-      </w:r>
-      <w:r>
-        <w:rPr>
           <w:b/>
           <w:lang w:val="hi_IN" w:bidi="hi_IN"/>
         </w:rPr>
@@ -10905,7 +10126,7 @@
         </w:rPr>
         <w:t xml:space="preserve"> वाक्यांश का </w:t>
       </w:r>
-      <w:hyperlink r:id="rId22">
+      <w:hyperlink r:id="rId20">
         <w:r>
           <w:rPr>
             <w:lang w:val="hi_IN" w:bidi="hi_IN"/>
@@ -10967,20 +10188,6 @@
       </w:r>
       <w:r>
         <w:rPr>
-          <w:lang w:val="hi_IN" w:bidi="hi_IN"/>
-        </w:rPr>
-        <w:t>דוֹדִ⁠י֙ אַ֣ף נָעִ֔ים</w:t>
-      </w:r>
-    </w:p>
-    <w:p>
-      <w:pPr/>
-      <w:r>
-        <w:rPr>
-          <w:lang w:val="hi_IN" w:bidi="hi_IN"/>
-        </w:rPr>
-      </w:r>
-      <w:r>
-        <w:rPr>
           <w:b/>
           <w:lang w:val="hi_IN" w:bidi="hi_IN"/>
         </w:rPr>
@@ -11078,20 +10285,6 @@
       </w:r>
       <w:r>
         <w:rPr>
-          <w:lang w:val="hi_IN" w:bidi="hi_IN"/>
-        </w:rPr>
-        <w:t>עַרְשֵׂ֖⁠נוּ</w:t>
-      </w:r>
-    </w:p>
-    <w:p>
-      <w:pPr/>
-      <w:r>
-        <w:rPr>
-          <w:lang w:val="hi_IN" w:bidi="hi_IN"/>
-        </w:rPr>
-      </w:r>
-      <w:r>
-        <w:rPr>
           <w:b/>
           <w:lang w:val="hi_IN" w:bidi="hi_IN"/>
         </w:rPr>
@@ -11202,20 +10395,6 @@
       </w:r>
       <w:r>
         <w:rPr>
-          <w:lang w:val="hi_IN" w:bidi="hi_IN"/>
-        </w:rPr>
-        <w:t>רַעֲנָנָֽה</w:t>
-      </w:r>
-    </w:p>
-    <w:p>
-      <w:pPr/>
-      <w:r>
-        <w:rPr>
-          <w:lang w:val="hi_IN" w:bidi="hi_IN"/>
-        </w:rPr>
-      </w:r>
-      <w:r>
-        <w:rPr>
           <w:b/>
           <w:lang w:val="hi_IN" w:bidi="hi_IN"/>
         </w:rPr>
@@ -11365,20 +10544,6 @@
       </w:r>
       <w:r>
         <w:rPr>
-          <w:lang w:val="hi_IN" w:bidi="hi_IN"/>
-        </w:rPr>
-        <w:t>קֹר֤וֹת בָּתֵּ֨י⁠נוּ֙ אֲרָזִ֔ים רַהִיטֵ֖נוּ בְּרוֹתִֽים</w:t>
-      </w:r>
-    </w:p>
-    <w:p>
-      <w:pPr/>
-      <w:r>
-        <w:rPr>
-          <w:lang w:val="hi_IN" w:bidi="hi_IN"/>
-        </w:rPr>
-      </w:r>
-      <w:r>
-        <w:rPr>
           <w:b/>
           <w:lang w:val="hi_IN" w:bidi="hi_IN"/>
         </w:rPr>
@@ -11733,7 +10898,7 @@
         </w:rPr>
         <w:t xml:space="preserve">इब्री कविता कभी-कभी एक साहित्यिक उपकरण का उपयोग करती है जिसे "व्यत्यासिका" (कभी-कभी अंग्रेजी में "चियासमस") कहा जाता है। एक व्यत्यासिका तब होता है जब शब्द या वाक्यांश क.ख-ख.क क्रम में होते हैं। </w:t>
       </w:r>
-      <w:hyperlink r:id="rId23">
+      <w:hyperlink r:id="rId21">
         <w:r>
           <w:rPr>
             <w:lang w:val="hi_IN" w:bidi="hi_IN"/>
@@ -11956,20 +11121,6 @@
       </w:r>
       <w:r>
         <w:rPr>
-          <w:lang w:val="hi_IN" w:bidi="hi_IN"/>
-        </w:rPr>
-        <w:t>חֲבַצֶּ֣לֶת</w:t>
-      </w:r>
-    </w:p>
-    <w:p>
-      <w:pPr/>
-      <w:r>
-        <w:rPr>
-          <w:lang w:val="hi_IN" w:bidi="hi_IN"/>
-        </w:rPr>
-      </w:r>
-      <w:r>
-        <w:rPr>
           <w:b/>
           <w:lang w:val="hi_IN" w:bidi="hi_IN"/>
         </w:rPr>
@@ -12183,20 +11334,6 @@
       </w:r>
       <w:r>
         <w:rPr>
-          <w:lang w:val="hi_IN" w:bidi="hi_IN"/>
-        </w:rPr>
-        <w:t>אֲנִי֙ חֲבַצֶּ֣לֶת הַ⁠שָּׁר֔וֹן שֽׁוֹשַׁנַּ֖ת הָ⁠עֲמָקִֽים</w:t>
-      </w:r>
-    </w:p>
-    <w:p>
-      <w:pPr/>
-      <w:r>
-        <w:rPr>
-          <w:lang w:val="hi_IN" w:bidi="hi_IN"/>
-        </w:rPr>
-      </w:r>
-      <w:r>
-        <w:rPr>
           <w:b/>
           <w:lang w:val="hi_IN" w:bidi="hi_IN"/>
         </w:rPr>
@@ -12320,20 +11457,6 @@
       </w:r>
       <w:r>
         <w:rPr>
-          <w:lang w:val="hi_IN" w:bidi="hi_IN"/>
-        </w:rPr>
-        <w:t>שֽׁוֹשַׁנַּ֖ת</w:t>
-      </w:r>
-    </w:p>
-    <w:p>
-      <w:pPr/>
-      <w:r>
-        <w:rPr>
-          <w:lang w:val="hi_IN" w:bidi="hi_IN"/>
-        </w:rPr>
-      </w:r>
-      <w:r>
-        <w:rPr>
           <w:b/>
           <w:lang w:val="hi_IN" w:bidi="hi_IN"/>
         </w:rPr>
@@ -12535,20 +11658,6 @@
       </w:r>
       <w:r>
         <w:rPr>
-          <w:lang w:val="hi_IN" w:bidi="hi_IN"/>
-        </w:rPr>
-        <w:t>כְּ⁠שֽׁוֹשַׁנָּה֙ בֵּ֣ין הַ⁠חוֹחִ֔ים כֵּ֥ן רַעְיָתִ֖⁠י בֵּ֥ין הַ⁠בָּנֽוֹת</w:t>
-      </w:r>
-    </w:p>
-    <w:p>
-      <w:pPr/>
-      <w:r>
-        <w:rPr>
-          <w:lang w:val="hi_IN" w:bidi="hi_IN"/>
-        </w:rPr>
-      </w:r>
-      <w:r>
-        <w:rPr>
           <w:b/>
           <w:lang w:val="hi_IN" w:bidi="hi_IN"/>
         </w:rPr>
@@ -12718,7 +11827,7 @@
         </w:rPr>
         <w:t xml:space="preserve"> शब्द का </w:t>
       </w:r>
-      <w:hyperlink r:id="rId24">
+      <w:hyperlink r:id="rId22">
         <w:r>
           <w:rPr>
             <w:lang w:val="hi_IN" w:bidi="hi_IN"/>
@@ -12858,7 +11967,7 @@
         </w:rPr>
         <w:t xml:space="preserve"> वाक्यांश का </w:t>
       </w:r>
-      <w:hyperlink r:id="rId21">
+      <w:hyperlink r:id="rId19">
         <w:r>
           <w:rPr>
             <w:lang w:val="hi_IN" w:bidi="hi_IN"/>
@@ -12932,20 +12041,6 @@
       </w:r>
       <w:r>
         <w:rPr>
-          <w:lang w:val="hi_IN" w:bidi="hi_IN"/>
-        </w:rPr>
-        <w:t>הַ⁠בָּנֽוֹת</w:t>
-      </w:r>
-    </w:p>
-    <w:p>
-      <w:pPr/>
-      <w:r>
-        <w:rPr>
-          <w:lang w:val="hi_IN" w:bidi="hi_IN"/>
-        </w:rPr>
-      </w:r>
-      <w:r>
-        <w:rPr>
           <w:b/>
           <w:lang w:val="hi_IN" w:bidi="hi_IN"/>
         </w:rPr>
@@ -13005,7 +12100,7 @@
         </w:rPr>
         <w:t xml:space="preserve">का उल्लेख करता है, जो </w:t>
       </w:r>
-      <w:hyperlink r:id="rId20">
+      <w:hyperlink r:id="rId18">
         <w:r>
           <w:rPr>
             <w:lang w:val="hi_IN" w:bidi="hi_IN"/>
@@ -13223,20 +12318,6 @@
       </w:r>
       <w:r>
         <w:rPr>
-          <w:lang w:val="hi_IN" w:bidi="hi_IN"/>
-        </w:rPr>
-        <w:t>כְּ⁠תַפּ֨וּחַ֙ בַּ⁠עֲצֵ֣י הַ⁠יַּ֔עַר כֵּ֥ן דּוֹדִ֖⁠י בֵּ֣ין הַ⁠בָּנִ֑ים</w:t>
-      </w:r>
-    </w:p>
-    <w:p>
-      <w:pPr/>
-      <w:r>
-        <w:rPr>
-          <w:lang w:val="hi_IN" w:bidi="hi_IN"/>
-        </w:rPr>
-      </w:r>
-      <w:r>
-        <w:rPr>
           <w:b/>
           <w:lang w:val="hi_IN" w:bidi="hi_IN"/>
         </w:rPr>
@@ -13651,7 +12732,7 @@
         </w:rPr>
         <w:t xml:space="preserve"> वाक्यांश का </w:t>
       </w:r>
-      <w:hyperlink r:id="rId22">
+      <w:hyperlink r:id="rId20">
         <w:r>
           <w:rPr>
             <w:lang w:val="hi_IN" w:bidi="hi_IN"/>
@@ -13725,20 +12806,6 @@
       </w:r>
       <w:r>
         <w:rPr>
-          <w:lang w:val="hi_IN" w:bidi="hi_IN"/>
-        </w:rPr>
-        <w:t>בֵּ֣ין הַ⁠בָּנִ֑ים</w:t>
-      </w:r>
-    </w:p>
-    <w:p>
-      <w:pPr/>
-      <w:r>
-        <w:rPr>
-          <w:lang w:val="hi_IN" w:bidi="hi_IN"/>
-        </w:rPr>
-      </w:r>
-      <w:r>
-        <w:rPr>
           <w:b/>
           <w:lang w:val="hi_IN" w:bidi="hi_IN"/>
         </w:rPr>
@@ -13898,20 +12965,6 @@
       </w:r>
       <w:r>
         <w:rPr>
-          <w:lang w:val="hi_IN" w:bidi="hi_IN"/>
-        </w:rPr>
-        <w:t>בְּ⁠צִלּ⁠וֹ֙ חִמַּ֣דְתִּי וְ⁠יָשַׁ֔בְתִּי וּ⁠פִרְי֖⁠וֹ מָת֥וֹק לְ⁠חִכִּֽ⁠י</w:t>
-      </w:r>
-    </w:p>
-    <w:p>
-      <w:pPr/>
-      <w:r>
-        <w:rPr>
-          <w:lang w:val="hi_IN" w:bidi="hi_IN"/>
-        </w:rPr>
-      </w:r>
-      <w:r>
-        <w:rPr>
           <w:b/>
           <w:lang w:val="hi_IN" w:bidi="hi_IN"/>
         </w:rPr>
@@ -14061,20 +13114,6 @@
       </w:r>
       <w:r>
         <w:rPr>
-          <w:lang w:val="hi_IN" w:bidi="hi_IN"/>
-        </w:rPr>
-        <w:t>בְּ⁠צִלּ⁠וֹ֙ חִמַּ֣דְתִּי וְ⁠יָשַׁ֔בְתִּי</w:t>
-      </w:r>
-    </w:p>
-    <w:p>
-      <w:pPr/>
-      <w:r>
-        <w:rPr>
-          <w:lang w:val="hi_IN" w:bidi="hi_IN"/>
-        </w:rPr>
-      </w:r>
-      <w:r>
-        <w:rPr>
           <w:b/>
           <w:lang w:val="hi_IN" w:bidi="hi_IN"/>
         </w:rPr>
@@ -14229,20 +13268,6 @@
       </w:r>
       <w:r>
         <w:rPr>
-          <w:lang w:val="hi_IN" w:bidi="hi_IN"/>
-        </w:rPr>
-        <w:t>הֱבִיאַ֨⁠נִי֙</w:t>
-      </w:r>
-    </w:p>
-    <w:p>
-      <w:pPr/>
-      <w:r>
-        <w:rPr>
-          <w:lang w:val="hi_IN" w:bidi="hi_IN"/>
-        </w:rPr>
-      </w:r>
-      <w:r>
-        <w:rPr>
           <w:b/>
           <w:lang w:val="hi_IN" w:bidi="hi_IN"/>
         </w:rPr>
@@ -14276,7 +13301,7 @@
         </w:rPr>
         <w:t xml:space="preserve">देखें कि आपने </w:t>
       </w:r>
-      <w:hyperlink r:id="rId19">
+      <w:hyperlink r:id="rId17">
         <w:r>
           <w:rPr>
             <w:lang w:val="hi_IN" w:bidi="hi_IN"/>
@@ -14565,7 +13590,7 @@
         </w:rPr>
         <w:t xml:space="preserve"> या इमारत को इंगित नहीं करता है, इसलिए यहाँ यह एक निजी स्थान को संदर्भित कर सकता है जिसे जोड़े ने अपने मिलने के स्थान के रूप में उपयोग किया, संभवतः वह “घर” (स्थान) जहाँ उन्होंने वन में एक साथ समय बिताया (जैसा कि </w:t>
       </w:r>
-      <w:hyperlink r:id="rId25">
+      <w:hyperlink r:id="rId23">
         <w:r>
           <w:rPr>
             <w:lang w:val="hi_IN" w:bidi="hi_IN"/>
@@ -14790,20 +13815,6 @@
       </w:r>
       <w:r>
         <w:rPr>
-          <w:lang w:val="hi_IN" w:bidi="hi_IN"/>
-        </w:rPr>
-        <w:t>וְ⁠דִגְל֥⁠וֹ עָלַ֖⁠י אַהֲבָֽה</w:t>
-      </w:r>
-    </w:p>
-    <w:p>
-      <w:pPr/>
-      <w:r>
-        <w:rPr>
-          <w:lang w:val="hi_IN" w:bidi="hi_IN"/>
-        </w:rPr>
-      </w:r>
-      <w:r>
-        <w:rPr>
           <w:b/>
           <w:lang w:val="hi_IN" w:bidi="hi_IN"/>
         </w:rPr>
@@ -14927,20 +13938,6 @@
       </w:r>
       <w:r>
         <w:rPr>
-          <w:lang w:val="hi_IN" w:bidi="hi_IN"/>
-        </w:rPr>
-        <w:t>וְ⁠דִגְל֥⁠וֹ</w:t>
-      </w:r>
-    </w:p>
-    <w:p>
-      <w:pPr/>
-      <w:r>
-        <w:rPr>
-          <w:lang w:val="hi_IN" w:bidi="hi_IN"/>
-        </w:rPr>
-      </w:r>
-      <w:r>
-        <w:rPr>
           <w:b/>
           <w:lang w:val="hi_IN" w:bidi="hi_IN"/>
         </w:rPr>
@@ -15161,20 +14158,6 @@
       </w:r>
       <w:r>
         <w:rPr>
-          <w:lang w:val="hi_IN" w:bidi="hi_IN"/>
-        </w:rPr>
-        <w:t>סַמְּכ֨וּ⁠נִי֙ בָּֽ⁠אֲשִׁישׁ֔וֹת רַפְּד֖וּ⁠נִי בַּ⁠תַּפּוּחִ֑ים</w:t>
-      </w:r>
-    </w:p>
-    <w:p>
-      <w:pPr/>
-      <w:r>
-        <w:rPr>
-          <w:lang w:val="hi_IN" w:bidi="hi_IN"/>
-        </w:rPr>
-      </w:r>
-      <w:r>
-        <w:rPr>
           <w:b/>
           <w:lang w:val="hi_IN" w:bidi="hi_IN"/>
         </w:rPr>
@@ -15298,20 +14281,6 @@
       </w:r>
       <w:r>
         <w:rPr>
-          <w:lang w:val="hi_IN" w:bidi="hi_IN"/>
-        </w:rPr>
-        <w:t>סַמְּכ֨וּ⁠נִי֙ &amp; רַפְּד֖וּ⁠נִי</w:t>
-      </w:r>
-    </w:p>
-    <w:p>
-      <w:pPr/>
-      <w:r>
-        <w:rPr>
-          <w:lang w:val="hi_IN" w:bidi="hi_IN"/>
-        </w:rPr>
-      </w:r>
-      <w:r>
-        <w:rPr>
           <w:b/>
           <w:lang w:val="hi_IN" w:bidi="hi_IN"/>
         </w:rPr>
@@ -15449,20 +14418,6 @@
       </w:r>
       <w:r>
         <w:rPr>
-          <w:lang w:val="hi_IN" w:bidi="hi_IN"/>
-        </w:rPr>
-        <w:t>סַמְּכ֨וּ⁠נִי֙ בָּֽ⁠אֲשִׁישׁ֔וֹת רַפְּד֖וּ⁠נִי בַּ⁠תַּפּוּחִ֑ים כִּי־חוֹלַ֥ת אַהֲבָ֖ה אָֽנִי</w:t>
-      </w:r>
-    </w:p>
-    <w:p>
-      <w:pPr/>
-      <w:r>
-        <w:rPr>
-          <w:lang w:val="hi_IN" w:bidi="hi_IN"/>
-        </w:rPr>
-      </w:r>
-      <w:r>
-        <w:rPr>
           <w:b/>
           <w:lang w:val="hi_IN" w:bidi="hi_IN"/>
         </w:rPr>
@@ -15560,20 +14515,6 @@
       </w:r>
       <w:r>
         <w:rPr>
-          <w:lang w:val="hi_IN" w:bidi="hi_IN"/>
-        </w:rPr>
-        <w:t>בָּֽ⁠אֲשִׁישׁ֔וֹת</w:t>
-      </w:r>
-    </w:p>
-    <w:p>
-      <w:pPr/>
-      <w:r>
-        <w:rPr>
-          <w:lang w:val="hi_IN" w:bidi="hi_IN"/>
-        </w:rPr>
-      </w:r>
-      <w:r>
-        <w:rPr>
           <w:b/>
           <w:lang w:val="hi_IN" w:bidi="hi_IN"/>
         </w:rPr>
@@ -15710,7 +14651,7 @@
         </w:rPr>
         <w:t xml:space="preserve"> शब्द का </w:t>
       </w:r>
-      <w:hyperlink r:id="rId26">
+      <w:hyperlink r:id="rId24">
         <w:r>
           <w:rPr>
             <w:lang w:val="hi_IN" w:bidi="hi_IN"/>
@@ -15804,20 +14745,6 @@
       </w:r>
       <w:r>
         <w:rPr>
-          <w:lang w:val="hi_IN" w:bidi="hi_IN"/>
-        </w:rPr>
-        <w:t>כִּי־חוֹלַ֥ת אַהֲבָ֖ה אָֽנִי</w:t>
-      </w:r>
-    </w:p>
-    <w:p>
-      <w:pPr/>
-      <w:r>
-        <w:rPr>
-          <w:lang w:val="hi_IN" w:bidi="hi_IN"/>
-        </w:rPr>
-      </w:r>
-      <w:r>
-        <w:rPr>
           <w:b/>
           <w:lang w:val="hi_IN" w:bidi="hi_IN"/>
         </w:rPr>
@@ -16038,20 +14965,6 @@
       </w:r>
       <w:r>
         <w:rPr>
-          <w:lang w:val="hi_IN" w:bidi="hi_IN"/>
-        </w:rPr>
-        <w:t>שְׂמֹאל⁠וֹ֙ תַּ֣חַת לְ⁠רֹאשִׁ֔⁠י וִ⁠ימִינ֖⁠וֹ תְּחַבְּקֵֽ⁠נִי</w:t>
-      </w:r>
-    </w:p>
-    <w:p>
-      <w:pPr/>
-      <w:r>
-        <w:rPr>
-          <w:lang w:val="hi_IN" w:bidi="hi_IN"/>
-        </w:rPr>
-      </w:r>
-      <w:r>
-        <w:rPr>
           <w:b/>
           <w:lang w:val="hi_IN" w:bidi="hi_IN"/>
         </w:rPr>
@@ -16272,20 +15185,6 @@
       </w:r>
       <w:r>
         <w:rPr>
-          <w:lang w:val="hi_IN" w:bidi="hi_IN"/>
-        </w:rPr>
-        <w:t>הִשְׁבַּ֨עְתִּי אֶתְ⁠כֶ֜ם &amp; בִּ⁠צְבָא֔וֹת א֖וֹ בְּ⁠אַיְל֣וֹת הַ⁠שָּׂדֶ֑ה</w:t>
-      </w:r>
-    </w:p>
-    <w:p>
-      <w:pPr/>
-      <w:r>
-        <w:rPr>
-          <w:lang w:val="hi_IN" w:bidi="hi_IN"/>
-        </w:rPr>
-      </w:r>
-      <w:r>
-        <w:rPr>
           <w:b/>
           <w:lang w:val="hi_IN" w:bidi="hi_IN"/>
         </w:rPr>
@@ -16435,7 +15334,7 @@
         </w:rPr>
         <w:t xml:space="preserve"> वाक्यांश का </w:t>
       </w:r>
-      <w:hyperlink r:id="rId20">
+      <w:hyperlink r:id="rId18">
         <w:r>
           <w:rPr>
             <w:lang w:val="hi_IN" w:bidi="hi_IN"/>
@@ -16517,20 +15416,6 @@
       </w:r>
       <w:r>
         <w:rPr>
-          <w:lang w:val="hi_IN" w:bidi="hi_IN"/>
-        </w:rPr>
-        <w:t>בִּ⁠צְבָא֔וֹת א֖וֹ בְּ⁠אַיְל֣וֹת הַ⁠שָּׂדֶ֑ה</w:t>
-      </w:r>
-    </w:p>
-    <w:p>
-      <w:pPr/>
-      <w:r>
-        <w:rPr>
-          <w:lang w:val="hi_IN" w:bidi="hi_IN"/>
-        </w:rPr>
-      </w:r>
-      <w:r>
-        <w:rPr>
           <w:b/>
           <w:lang w:val="hi_IN" w:bidi="hi_IN"/>
         </w:rPr>
@@ -16920,20 +15805,6 @@
       </w:r>
       <w:r>
         <w:rPr>
-          <w:lang w:val="hi_IN" w:bidi="hi_IN"/>
-        </w:rPr>
-        <w:t>אִם־תָּעִ֧ירוּ ׀ וְֽ⁠אִם־תְּעֽוֹרְר֛וּ אֶת־הָ⁠אַהֲבָ֖ה עַ֥ד שֶׁ⁠תֶּחְפָּֽץ</w:t>
-      </w:r>
-    </w:p>
-    <w:p>
-      <w:pPr/>
-      <w:r>
-        <w:rPr>
-          <w:lang w:val="hi_IN" w:bidi="hi_IN"/>
-        </w:rPr>
-      </w:r>
-      <w:r>
-        <w:rPr>
           <w:b/>
           <w:lang w:val="hi_IN" w:bidi="hi_IN"/>
         </w:rPr>
@@ -17057,20 +15928,6 @@
       </w:r>
       <w:r>
         <w:rPr>
-          <w:lang w:val="hi_IN" w:bidi="hi_IN"/>
-        </w:rPr>
-        <w:t>אִם־תָּעִ֧ירוּ ׀ וְֽ⁠אִם־תְּעֽוֹרְר֛וּ</w:t>
-      </w:r>
-    </w:p>
-    <w:p>
-      <w:pPr/>
-      <w:r>
-        <w:rPr>
-          <w:lang w:val="hi_IN" w:bidi="hi_IN"/>
-        </w:rPr>
-      </w:r>
-      <w:r>
-        <w:rPr>
           <w:b/>
           <w:lang w:val="hi_IN" w:bidi="hi_IN"/>
         </w:rPr>
@@ -17426,20 +16283,6 @@
       </w:r>
       <w:r>
         <w:rPr>
-          <w:lang w:val="hi_IN" w:bidi="hi_IN"/>
-        </w:rPr>
-        <w:t>הִנֵּה</w:t>
-      </w:r>
-    </w:p>
-    <w:p>
-      <w:pPr/>
-      <w:r>
-        <w:rPr>
-          <w:lang w:val="hi_IN" w:bidi="hi_IN"/>
-        </w:rPr>
-      </w:r>
-      <w:r>
-        <w:rPr>
           <w:b/>
           <w:lang w:val="hi_IN" w:bidi="hi_IN"/>
         </w:rPr>
@@ -17480,7 +16323,7 @@
         </w:rPr>
         <w:t xml:space="preserve"> एक विस्मयादिबोधक शब्द है जिसका उपयोग किसी चीज़ की ओर ध्यान आकर्षित करने के लिए किया जाता है। यहाँ इसका उपयोग पुरुष के आगमन की ओर ध्यान आकर्षित करने के लिए किया गया है। इस भावना को व्यक्त करने के लिए अपनी भाषा में एक स्वाभाविक विस्मयादिबोधक का उपयोग करें। देखें कि आपने </w:t>
       </w:r>
-      <w:hyperlink r:id="rId27">
+      <w:hyperlink r:id="rId25">
         <w:r>
           <w:rPr>
             <w:lang w:val="hi_IN" w:bidi="hi_IN"/>
@@ -17568,20 +16411,6 @@
       </w:r>
       <w:r>
         <w:rPr>
-          <w:lang w:val="hi_IN" w:bidi="hi_IN"/>
-        </w:rPr>
-        <w:t>בָּ֑א</w:t>
-      </w:r>
-    </w:p>
-    <w:p>
-      <w:pPr/>
-      <w:r>
-        <w:rPr>
-          <w:lang w:val="hi_IN" w:bidi="hi_IN"/>
-        </w:rPr>
-      </w:r>
-      <w:r>
-        <w:rPr>
           <w:b/>
           <w:lang w:val="hi_IN" w:bidi="hi_IN"/>
         </w:rPr>
@@ -18015,7 +16844,7 @@
         </w:rPr>
         <w:t xml:space="preserve">देखें कि आपने </w:t>
       </w:r>
-      <w:hyperlink r:id="rId28">
+      <w:hyperlink r:id="rId26">
         <w:r>
           <w:rPr>
             <w:lang w:val="hi_IN" w:bidi="hi_IN"/>
@@ -18311,20 +17140,6 @@
       </w:r>
       <w:r>
         <w:rPr>
-          <w:lang w:val="hi_IN" w:bidi="hi_IN"/>
-        </w:rPr>
-        <w:t>זֶ֤ה</w:t>
-      </w:r>
-    </w:p>
-    <w:p>
-      <w:pPr/>
-      <w:r>
-        <w:rPr>
-          <w:lang w:val="hi_IN" w:bidi="hi_IN"/>
-        </w:rPr>
-      </w:r>
-      <w:r>
-        <w:rPr>
           <w:b/>
           <w:lang w:val="hi_IN" w:bidi="hi_IN"/>
         </w:rPr>
@@ -18448,20 +17263,6 @@
       </w:r>
       <w:r>
         <w:rPr>
-          <w:lang w:val="hi_IN" w:bidi="hi_IN"/>
-        </w:rPr>
-        <w:t>אַחַ֣ר כָּתְלֵ֔⁠נוּ</w:t>
-      </w:r>
-    </w:p>
-    <w:p>
-      <w:pPr/>
-      <w:r>
-        <w:rPr>
-          <w:lang w:val="hi_IN" w:bidi="hi_IN"/>
-        </w:rPr>
-      </w:r>
-      <w:r>
-        <w:rPr>
           <w:b/>
           <w:lang w:val="hi_IN" w:bidi="hi_IN"/>
         </w:rPr>
@@ -18558,20 +17359,6 @@
       </w:r>
       <w:r>
         <w:rPr>
-          <w:lang w:val="hi_IN" w:bidi="hi_IN"/>
-        </w:rPr>
-        <w:t>מַשְׁגִּ֨יחַ֙ מִן־הַֽ⁠חֲלֹּנ֔וֹת מֵצִ֖יץ מִן־הַֽ⁠חֲרַכִּֽים</w:t>
-      </w:r>
-    </w:p>
-    <w:p>
-      <w:pPr/>
-      <w:r>
-        <w:rPr>
-          <w:lang w:val="hi_IN" w:bidi="hi_IN"/>
-        </w:rPr>
-      </w:r>
-      <w:r>
-        <w:rPr>
           <w:b/>
           <w:lang w:val="hi_IN" w:bidi="hi_IN"/>
         </w:rPr>
@@ -18682,20 +17469,6 @@
       </w:r>
       <w:r>
         <w:rPr>
-          <w:lang w:val="hi_IN" w:bidi="hi_IN"/>
-        </w:rPr>
-        <w:t>הַֽ⁠חֲלֹּנ֔וֹת &amp; הַֽ⁠חֲרַכִּֽים</w:t>
-      </w:r>
-    </w:p>
-    <w:p>
-      <w:pPr/>
-      <w:r>
-        <w:rPr>
-          <w:lang w:val="hi_IN" w:bidi="hi_IN"/>
-        </w:rPr>
-      </w:r>
-      <w:r>
-        <w:rPr>
           <w:b/>
           <w:lang w:val="hi_IN" w:bidi="hi_IN"/>
         </w:rPr>
@@ -18826,20 +17599,6 @@
       </w:r>
       <w:r>
         <w:rPr>
-          <w:lang w:val="hi_IN" w:bidi="hi_IN"/>
-        </w:rPr>
-        <w:t>הַֽ⁠חֲרַכִּֽים</w:t>
-      </w:r>
-    </w:p>
-    <w:p>
-      <w:pPr/>
-      <w:r>
-        <w:rPr>
-          <w:lang w:val="hi_IN" w:bidi="hi_IN"/>
-        </w:rPr>
-      </w:r>
-      <w:r>
-        <w:rPr>
           <w:b/>
           <w:lang w:val="hi_IN" w:bidi="hi_IN"/>
         </w:rPr>
@@ -18975,20 +17734,6 @@
       </w:r>
       <w:r>
         <w:rPr>
-          <w:lang w:val="hi_IN" w:bidi="hi_IN"/>
-        </w:rPr>
-        <w:t>וּ⁠לְכִי־לָֽ⁠ךְ</w:t>
-      </w:r>
-    </w:p>
-    <w:p>
-      <w:pPr/>
-      <w:r>
-        <w:rPr>
-          <w:lang w:val="hi_IN" w:bidi="hi_IN"/>
-        </w:rPr>
-      </w:r>
-      <w:r>
-        <w:rPr>
           <w:b/>
           <w:lang w:val="hi_IN" w:bidi="hi_IN"/>
         </w:rPr>
@@ -19210,20 +17955,6 @@
       </w:r>
       <w:r>
         <w:rPr>
-          <w:lang w:val="hi_IN" w:bidi="hi_IN"/>
-        </w:rPr>
-        <w:t>כִּֽי־הִנֵּ֥ה</w:t>
-      </w:r>
-    </w:p>
-    <w:p>
-      <w:pPr/>
-      <w:r>
-        <w:rPr>
-          <w:lang w:val="hi_IN" w:bidi="hi_IN"/>
-        </w:rPr>
-      </w:r>
-      <w:r>
-        <w:rPr>
           <w:b/>
           <w:lang w:val="hi_IN" w:bidi="hi_IN"/>
         </w:rPr>
@@ -19334,20 +18065,6 @@
       </w:r>
       <w:r>
         <w:rPr>
-          <w:lang w:val="hi_IN" w:bidi="hi_IN"/>
-        </w:rPr>
-        <w:t>ה⁠סתו</w:t>
-      </w:r>
-    </w:p>
-    <w:p>
-      <w:pPr/>
-      <w:r>
-        <w:rPr>
-          <w:lang w:val="hi_IN" w:bidi="hi_IN"/>
-        </w:rPr>
-      </w:r>
-      <w:r>
-        <w:rPr>
           <w:b/>
           <w:lang w:val="hi_IN" w:bidi="hi_IN"/>
         </w:rPr>
@@ -19444,20 +18161,6 @@
       </w:r>
       <w:r>
         <w:rPr>
-          <w:lang w:val="hi_IN" w:bidi="hi_IN"/>
-        </w:rPr>
-        <w:t>ה⁠סתו עָבָ֑ר הַ⁠גֶּ֕שֶׁם חָלַ֖ף</w:t>
-      </w:r>
-    </w:p>
-    <w:p>
-      <w:pPr/>
-      <w:r>
-        <w:rPr>
-          <w:lang w:val="hi_IN" w:bidi="hi_IN"/>
-        </w:rPr>
-      </w:r>
-      <w:r>
-        <w:rPr>
           <w:b/>
           <w:lang w:val="hi_IN" w:bidi="hi_IN"/>
         </w:rPr>
@@ -19555,20 +18258,6 @@
       </w:r>
       <w:r>
         <w:rPr>
-          <w:lang w:val="hi_IN" w:bidi="hi_IN"/>
-        </w:rPr>
-        <w:t>עָבָ֑ר</w:t>
-      </w:r>
-    </w:p>
-    <w:p>
-      <w:pPr/>
-      <w:r>
-        <w:rPr>
-          <w:lang w:val="hi_IN" w:bidi="hi_IN"/>
-        </w:rPr>
-      </w:r>
-      <w:r>
-        <w:rPr>
           <w:b/>
           <w:lang w:val="hi_IN" w:bidi="hi_IN"/>
         </w:rPr>
@@ -19789,20 +18478,6 @@
       </w:r>
       <w:r>
         <w:rPr>
-          <w:lang w:val="hi_IN" w:bidi="hi_IN"/>
-        </w:rPr>
-        <w:t>חָלַ֖ף הָלַ֥ךְ לֽ⁠וֹ</w:t>
-      </w:r>
-    </w:p>
-    <w:p>
-      <w:pPr/>
-      <w:r>
-        <w:rPr>
-          <w:lang w:val="hi_IN" w:bidi="hi_IN"/>
-        </w:rPr>
-      </w:r>
-      <w:r>
-        <w:rPr>
           <w:b/>
           <w:lang w:val="hi_IN" w:bidi="hi_IN"/>
         </w:rPr>
@@ -19933,20 +18608,6 @@
       </w:r>
       <w:r>
         <w:rPr>
-          <w:lang w:val="hi_IN" w:bidi="hi_IN"/>
-        </w:rPr>
-        <w:t>בָ⁠אָ֔רֶץ</w:t>
-      </w:r>
-    </w:p>
-    <w:p>
-      <w:pPr/>
-      <w:r>
-        <w:rPr>
-          <w:lang w:val="hi_IN" w:bidi="hi_IN"/>
-        </w:rPr>
-      </w:r>
-      <w:r>
-        <w:rPr>
           <w:b/>
           <w:lang w:val="hi_IN" w:bidi="hi_IN"/>
         </w:rPr>
@@ -20024,20 +18685,6 @@
       </w:r>
       <w:r>
         <w:rPr>
-          <w:lang w:val="hi_IN" w:bidi="hi_IN"/>
-        </w:rPr>
-        <w:t>וְ⁠ק֥וֹל הַ⁠תּ֖וֹר נִשְׁמַ֥ע</w:t>
-      </w:r>
-    </w:p>
-    <w:p>
-      <w:pPr/>
-      <w:r>
-        <w:rPr>
-          <w:lang w:val="hi_IN" w:bidi="hi_IN"/>
-        </w:rPr>
-      </w:r>
-      <w:r>
-        <w:rPr>
           <w:b/>
           <w:lang w:val="hi_IN" w:bidi="hi_IN"/>
         </w:rPr>
@@ -20155,20 +18802,6 @@
       </w:r>
       <w:r>
         <w:rPr>
-          <w:lang w:val="hi_IN" w:bidi="hi_IN"/>
-        </w:rPr>
-        <w:t>הַ⁠תְּאֵנָה֙ חָֽנְטָ֣ה פַגֶּ֔י⁠הָ</w:t>
-      </w:r>
-    </w:p>
-    <w:p>
-      <w:pPr/>
-      <w:r>
-        <w:rPr>
-          <w:lang w:val="hi_IN" w:bidi="hi_IN"/>
-        </w:rPr>
-      </w:r>
-      <w:r>
-        <w:rPr>
           <w:b/>
           <w:lang w:val="hi_IN" w:bidi="hi_IN"/>
         </w:rPr>
@@ -20279,20 +18912,6 @@
       </w:r>
       <w:r>
         <w:rPr>
-          <w:lang w:val="hi_IN" w:bidi="hi_IN"/>
-        </w:rPr>
-        <w:t>וְ⁠הַ⁠גְּפָנִ֥ים ׀ סְמָדַ֖ר</w:t>
-      </w:r>
-    </w:p>
-    <w:p>
-      <w:pPr/>
-      <w:r>
-        <w:rPr>
-          <w:lang w:val="hi_IN" w:bidi="hi_IN"/>
-        </w:rPr>
-      </w:r>
-      <w:r>
-        <w:rPr>
           <w:b/>
           <w:lang w:val="hi_IN" w:bidi="hi_IN"/>
         </w:rPr>
@@ -20370,20 +18989,6 @@
       </w:r>
       <w:r>
         <w:rPr>
-          <w:lang w:val="hi_IN" w:bidi="hi_IN"/>
-        </w:rPr>
-        <w:t>נָ֣תְנוּ רֵ֑יחַ</w:t>
-      </w:r>
-    </w:p>
-    <w:p>
-      <w:pPr/>
-      <w:r>
-        <w:rPr>
-          <w:lang w:val="hi_IN" w:bidi="hi_IN"/>
-        </w:rPr>
-      </w:r>
-      <w:r>
-        <w:rPr>
           <w:b/>
           <w:lang w:val="hi_IN" w:bidi="hi_IN"/>
         </w:rPr>
@@ -20530,20 +19135,6 @@
       </w:r>
       <w:r>
         <w:rPr>
-          <w:lang w:val="hi_IN" w:bidi="hi_IN"/>
-        </w:rPr>
-        <w:t>ק֥וּמִי לכי רַעְיָתִ֥⁠י יָפָתִ֖⁠י וּ⁠לְכִי־לָֽ⁠ךְ</w:t>
-      </w:r>
-    </w:p>
-    <w:p>
-      <w:pPr/>
-      <w:r>
-        <w:rPr>
-          <w:lang w:val="hi_IN" w:bidi="hi_IN"/>
-        </w:rPr>
-      </w:r>
-      <w:r>
-        <w:rPr>
           <w:b/>
           <w:lang w:val="hi_IN" w:bidi="hi_IN"/>
         </w:rPr>
@@ -20577,7 +19168,7 @@
         </w:rPr>
         <w:t xml:space="preserve">देखें कि आपने </w:t>
       </w:r>
-      <w:hyperlink r:id="rId29">
+      <w:hyperlink r:id="rId27">
         <w:r>
           <w:rPr>
             <w:lang w:val="hi_IN" w:bidi="hi_IN"/>
@@ -20671,20 +19262,6 @@
       </w:r>
       <w:r>
         <w:rPr>
-          <w:lang w:val="hi_IN" w:bidi="hi_IN"/>
-        </w:rPr>
-        <w:t>יוֹנָתִ֞⁠י</w:t>
-      </w:r>
-    </w:p>
-    <w:p>
-      <w:pPr/>
-      <w:r>
-        <w:rPr>
-          <w:lang w:val="hi_IN" w:bidi="hi_IN"/>
-        </w:rPr>
-      </w:r>
-      <w:r>
-        <w:rPr>
           <w:b/>
           <w:lang w:val="hi_IN" w:bidi="hi_IN"/>
         </w:rPr>
@@ -20795,20 +19372,6 @@
       </w:r>
       <w:r>
         <w:rPr>
-          <w:lang w:val="hi_IN" w:bidi="hi_IN"/>
-        </w:rPr>
-        <w:t>יוֹנָתִ֞⁠י בְּ⁠חַגְוֵ֣י הַ⁠סֶּ֗לַע בְּ⁠סֵ֨תֶר֙ הַ⁠מַּדְרֵגָ֔ה</w:t>
-      </w:r>
-    </w:p>
-    <w:p>
-      <w:pPr/>
-      <w:r>
-        <w:rPr>
-          <w:lang w:val="hi_IN" w:bidi="hi_IN"/>
-        </w:rPr>
-      </w:r>
-      <w:r>
-        <w:rPr>
           <w:b/>
           <w:lang w:val="hi_IN" w:bidi="hi_IN"/>
         </w:rPr>
@@ -20919,20 +19482,6 @@
       </w:r>
       <w:r>
         <w:rPr>
-          <w:lang w:val="hi_IN" w:bidi="hi_IN"/>
-        </w:rPr>
-        <w:t>בְּ⁠חַגְוֵ֣י הַ⁠סֶּ֗לַע בְּ⁠סֵ֨תֶר֙ הַ⁠מַּדְרֵגָ֔ה</w:t>
-      </w:r>
-    </w:p>
-    <w:p>
-      <w:pPr/>
-      <w:r>
-        <w:rPr>
-          <w:lang w:val="hi_IN" w:bidi="hi_IN"/>
-        </w:rPr>
-      </w:r>
-      <w:r>
-        <w:rPr>
           <w:b/>
           <w:lang w:val="hi_IN" w:bidi="hi_IN"/>
         </w:rPr>
@@ -21107,20 +19656,6 @@
       </w:r>
       <w:r>
         <w:rPr>
-          <w:lang w:val="hi_IN" w:bidi="hi_IN"/>
-        </w:rPr>
-        <w:t>הַרְאִ֨י⁠נִי֙ אֶתּ־מַרְאַ֔יִ⁠ךְ הַשְׁמִיעִ֖י⁠נִי אֶת־קוֹלֵ֑⁠ךְ כִּי־קוֹלֵ֥⁠ךְ עָרֵ֖ב וּ⁠מַרְאֵ֥י⁠ךְ נָאוֶֽה</w:t>
-      </w:r>
-    </w:p>
-    <w:p>
-      <w:pPr/>
-      <w:r>
-        <w:rPr>
-          <w:lang w:val="hi_IN" w:bidi="hi_IN"/>
-        </w:rPr>
-      </w:r>
-      <w:r>
-        <w:rPr>
           <w:b/>
           <w:lang w:val="hi_IN" w:bidi="hi_IN"/>
         </w:rPr>
@@ -21218,20 +19753,6 @@
       </w:r>
       <w:r>
         <w:rPr>
-          <w:lang w:val="hi_IN" w:bidi="hi_IN"/>
-        </w:rPr>
-        <w:t>הַרְאִ֨י⁠נִי֙ אֶתּ־מַרְאַ֔יִ⁠ךְ הַשְׁמִיעִ֖י⁠נִי</w:t>
-      </w:r>
-    </w:p>
-    <w:p>
-      <w:pPr/>
-      <w:r>
-        <w:rPr>
-          <w:lang w:val="hi_IN" w:bidi="hi_IN"/>
-        </w:rPr>
-      </w:r>
-      <w:r>
-        <w:rPr>
           <w:b/>
           <w:lang w:val="hi_IN" w:bidi="hi_IN"/>
         </w:rPr>
@@ -21387,20 +19908,6 @@
       </w:r>
       <w:r>
         <w:rPr>
-          <w:lang w:val="hi_IN" w:bidi="hi_IN"/>
-        </w:rPr>
-        <w:t>קוֹלֵ֥⁠ךְ עָרֵ֖ב</w:t>
-      </w:r>
-    </w:p>
-    <w:p>
-      <w:pPr/>
-      <w:r>
-        <w:rPr>
-          <w:lang w:val="hi_IN" w:bidi="hi_IN"/>
-        </w:rPr>
-      </w:r>
-      <w:r>
-        <w:rPr>
           <w:b/>
           <w:lang w:val="hi_IN" w:bidi="hi_IN"/>
         </w:rPr>
@@ -21490,20 +19997,6 @@
       </w:r>
       <w:r>
         <w:rPr>
-          <w:lang w:val="hi_IN" w:bidi="hi_IN"/>
-        </w:rPr>
-        <w:t>אֶֽחֱזוּ־לָ֨⁠נוּ֙ שֽׁוּעָלִ֔ים שֽׁוּעָלִ֥ים קְטַנִּ֖ים מְחַבְּלִ֣ים כְּרָמִ֑ים וּ⁠כְרָמֵ֖י⁠נוּ סְמָדַֽר</w:t>
-      </w:r>
-    </w:p>
-    <w:p>
-      <w:pPr/>
-      <w:r>
-        <w:rPr>
-          <w:lang w:val="hi_IN" w:bidi="hi_IN"/>
-        </w:rPr>
-      </w:r>
-      <w:r>
-        <w:rPr>
           <w:b/>
           <w:lang w:val="hi_IN" w:bidi="hi_IN"/>
         </w:rPr>
@@ -21886,20 +20379,6 @@
       </w:r>
       <w:r>
         <w:rPr>
-          <w:lang w:val="hi_IN" w:bidi="hi_IN"/>
-        </w:rPr>
-        <w:t>לָ֨⁠נוּ֙ &amp; וּ⁠כְרָמֵ֖י⁠נוּ</w:t>
-      </w:r>
-    </w:p>
-    <w:p>
-      <w:pPr/>
-      <w:r>
-        <w:rPr>
-          <w:lang w:val="hi_IN" w:bidi="hi_IN"/>
-        </w:rPr>
-      </w:r>
-      <w:r>
-        <w:rPr>
           <w:b/>
           <w:lang w:val="hi_IN" w:bidi="hi_IN"/>
         </w:rPr>
@@ -22003,20 +20482,6 @@
       </w:r>
       <w:r>
         <w:rPr>
-          <w:lang w:val="hi_IN" w:bidi="hi_IN"/>
-        </w:rPr>
-        <w:t>וּ⁠כְרָמֵ֖י⁠נוּ סְמָדַֽר</w:t>
-      </w:r>
-    </w:p>
-    <w:p>
-      <w:pPr/>
-      <w:r>
-        <w:rPr>
-          <w:lang w:val="hi_IN" w:bidi="hi_IN"/>
-        </w:rPr>
-      </w:r>
-      <w:r>
-        <w:rPr>
           <w:b/>
           <w:lang w:val="hi_IN" w:bidi="hi_IN"/>
         </w:rPr>
@@ -22094,20 +20559,6 @@
       </w:r>
       <w:r>
         <w:rPr>
-          <w:lang w:val="hi_IN" w:bidi="hi_IN"/>
-        </w:rPr>
-        <w:t>דּוֹדִ֥⁠י לִ⁠י֙ וַ⁠אֲנִ֣י ל֔⁠וֹ</w:t>
-      </w:r>
-    </w:p>
-    <w:p>
-      <w:pPr/>
-      <w:r>
-        <w:rPr>
-          <w:lang w:val="hi_IN" w:bidi="hi_IN"/>
-        </w:rPr>
-      </w:r>
-      <w:r>
-        <w:rPr>
           <w:b/>
           <w:lang w:val="hi_IN" w:bidi="hi_IN"/>
         </w:rPr>
@@ -22333,20 +20784,6 @@
       </w:r>
       <w:r>
         <w:rPr>
-          <w:lang w:val="hi_IN" w:bidi="hi_IN"/>
-        </w:rPr>
-        <w:t>הָ⁠רֹעֶ֖ה בַּ⁠שּׁוֹשַׁנִּֽים</w:t>
-      </w:r>
-    </w:p>
-    <w:p>
-      <w:pPr/>
-      <w:r>
-        <w:rPr>
-          <w:lang w:val="hi_IN" w:bidi="hi_IN"/>
-        </w:rPr>
-      </w:r>
-      <w:r>
-        <w:rPr>
           <w:b/>
           <w:lang w:val="hi_IN" w:bidi="hi_IN"/>
         </w:rPr>
@@ -22412,7 +20849,7 @@
         </w:rPr>
         <w:t>” हो (</w:t>
       </w:r>
-      <w:hyperlink r:id="rId30">
+      <w:hyperlink r:id="rId28">
         <w:r>
           <w:rPr>
             <w:lang w:val="hi_IN" w:bidi="hi_IN"/>
@@ -22456,7 +20893,7 @@
         </w:rPr>
         <w:t xml:space="preserve"> का उपयोग स्वयं का प्रतिनिधित्व करने के लिए कर रही है जैसा कि उसने </w:t>
       </w:r>
-      <w:hyperlink r:id="rId24">
+      <w:hyperlink r:id="rId22">
         <w:r>
           <w:rPr>
             <w:lang w:val="hi_IN" w:bidi="hi_IN"/>
@@ -22596,7 +21033,7 @@
         </w:rPr>
         <w:t xml:space="preserve">देखें कि आपने </w:t>
       </w:r>
-      <w:hyperlink r:id="rId24">
+      <w:hyperlink r:id="rId22">
         <w:r>
           <w:rPr>
             <w:lang w:val="hi_IN" w:bidi="hi_IN"/>
@@ -22865,20 +21302,6 @@
       </w:r>
       <w:r>
         <w:rPr>
-          <w:lang w:val="hi_IN" w:bidi="hi_IN"/>
-        </w:rPr>
-        <w:t>וְ⁠נָ֖סוּ הַ⁠צְּלָלִ֑ים</w:t>
-      </w:r>
-    </w:p>
-    <w:p>
-      <w:pPr/>
-      <w:r>
-        <w:rPr>
-          <w:lang w:val="hi_IN" w:bidi="hi_IN"/>
-        </w:rPr>
-      </w:r>
-      <w:r>
-        <w:rPr>
           <w:b/>
           <w:lang w:val="hi_IN" w:bidi="hi_IN"/>
         </w:rPr>
@@ -22989,20 +21412,6 @@
       </w:r>
       <w:r>
         <w:rPr>
-          <w:lang w:val="hi_IN" w:bidi="hi_IN"/>
-        </w:rPr>
-        <w:t>סֹב֩ דְּמֵה־לְ⁠ךָ֨ דוֹדִ֜⁠י</w:t>
-      </w:r>
-    </w:p>
-    <w:p>
-      <w:pPr/>
-      <w:r>
-        <w:rPr>
-          <w:lang w:val="hi_IN" w:bidi="hi_IN"/>
-        </w:rPr>
-      </w:r>
-      <w:r>
-        <w:rPr>
           <w:b/>
           <w:lang w:val="hi_IN" w:bidi="hi_IN"/>
         </w:rPr>
@@ -23073,20 +21482,6 @@
       </w:r>
       <w:r>
         <w:rPr>
-          <w:lang w:val="hi_IN" w:bidi="hi_IN"/>
-        </w:rPr>
-        <w:t>לִ⁠צְבִ֗י</w:t>
-      </w:r>
-    </w:p>
-    <w:p>
-      <w:pPr/>
-      <w:r>
-        <w:rPr>
-          <w:lang w:val="hi_IN" w:bidi="hi_IN"/>
-        </w:rPr>
-      </w:r>
-      <w:r>
-        <w:rPr>
           <w:b/>
           <w:lang w:val="hi_IN" w:bidi="hi_IN"/>
         </w:rPr>
@@ -23120,7 +21515,7 @@
         </w:rPr>
         <w:t xml:space="preserve">देखें कि आपने </w:t>
       </w:r>
-      <w:hyperlink r:id="rId28">
+      <w:hyperlink r:id="rId26">
         <w:r>
           <w:rPr>
             <w:lang w:val="hi_IN" w:bidi="hi_IN"/>
@@ -23363,7 +21758,7 @@
           <w:lang w:val="hi_IN" w:bidi="hi_IN"/>
         </w:rPr>
       </w:r>
-      <w:hyperlink r:id="rId31">
+      <w:hyperlink r:id="rId29">
         <w:r>
           <w:rPr>
             <w:lang w:val="hi_IN" w:bidi="hi_IN"/>
@@ -23381,7 +21776,7 @@
         </w:rPr>
         <w:t xml:space="preserve"> उस भावना का वर्णन करता है जो स्त्री के मन में उस पुरुष के लिए थी जिसे वह प्रेम करती थी, और यह उसके द्वारा उस प्रिय पुरुष को मेहनत से खोजने का वर्णन करता है। </w:t>
       </w:r>
-      <w:hyperlink r:id="rId32">
+      <w:hyperlink r:id="rId30">
         <w:r>
           <w:rPr>
             <w:lang w:val="hi_IN" w:bidi="hi_IN"/>
@@ -23421,7 +21816,7 @@
         </w:rPr>
         <w:t xml:space="preserve">क्या </w:t>
       </w:r>
-      <w:hyperlink r:id="rId33">
+      <w:hyperlink r:id="rId31">
         <w:r>
           <w:rPr>
             <w:lang w:val="hi_IN" w:bidi="hi_IN"/>
@@ -23453,7 +21848,7 @@
         </w:rPr>
         <w:t xml:space="preserve">बाइबल विद्वान निश्चित रूप से नहीं जानते कि </w:t>
       </w:r>
-      <w:hyperlink r:id="rId33">
+      <w:hyperlink r:id="rId31">
         <w:r>
           <w:rPr>
             <w:lang w:val="hi_IN" w:bidi="hi_IN"/>
@@ -23471,7 +21866,7 @@
         </w:rPr>
         <w:t xml:space="preserve"> में वर्णित घटनाएँ वास्तविक हैं, स्त्री ने उन्हें सपने में देखा है, या यह स्त्री की कल्पना मात्र है। कई बाइबल विद्वान मानते हैं कि </w:t>
       </w:r>
-      <w:hyperlink r:id="rId33">
+      <w:hyperlink r:id="rId31">
         <w:r>
           <w:rPr>
             <w:lang w:val="hi_IN" w:bidi="hi_IN"/>
@@ -23552,7 +21947,7 @@
         </w:rPr>
         <w:t xml:space="preserve">चूँकि बाइबल के विद्वान यह नहीं जानते हैं कि </w:t>
       </w:r>
-      <w:hyperlink r:id="rId33">
+      <w:hyperlink r:id="rId31">
         <w:r>
           <w:rPr>
             <w:lang w:val="hi_IN" w:bidi="hi_IN"/>
@@ -23669,20 +22064,6 @@
       </w:r>
       <w:r>
         <w:rPr>
-          <w:lang w:val="hi_IN" w:bidi="hi_IN"/>
-        </w:rPr>
-        <w:t>בַּ⁠לֵּיל֔וֹת</w:t>
-      </w:r>
-    </w:p>
-    <w:p>
-      <w:pPr/>
-      <w:r>
-        <w:rPr>
-          <w:lang w:val="hi_IN" w:bidi="hi_IN"/>
-        </w:rPr>
-      </w:r>
-      <w:r>
-        <w:rPr>
           <w:b/>
           <w:lang w:val="hi_IN" w:bidi="hi_IN"/>
         </w:rPr>
@@ -23814,20 +22195,6 @@
       </w:r>
       <w:r>
         <w:rPr>
-          <w:lang w:val="hi_IN" w:bidi="hi_IN"/>
-        </w:rPr>
-        <w:t>בִּקַּ֕שְׁתִּי אֵ֥ת שֶׁ⁠אָהֲבָ֖ה נַפְשִׁ֑⁠י בִּקַּשְׁתִּ֖י⁠ו</w:t>
-      </w:r>
-    </w:p>
-    <w:p>
-      <w:pPr/>
-      <w:r>
-        <w:rPr>
-          <w:lang w:val="hi_IN" w:bidi="hi_IN"/>
-        </w:rPr>
-      </w:r>
-      <w:r>
-        <w:rPr>
           <w:b/>
           <w:lang w:val="hi_IN" w:bidi="hi_IN"/>
         </w:rPr>
@@ -23932,20 +22299,6 @@
       </w:r>
       <w:r>
         <w:rPr>
-          <w:lang w:val="hi_IN" w:bidi="hi_IN"/>
-        </w:rPr>
-        <w:t>אֵ֥ת שֶׁ⁠אָהֲבָ֖ה נַפְשִׁ֑⁠י</w:t>
-      </w:r>
-    </w:p>
-    <w:p>
-      <w:pPr/>
-      <w:r>
-        <w:rPr>
-          <w:lang w:val="hi_IN" w:bidi="hi_IN"/>
-        </w:rPr>
-      </w:r>
-      <w:r>
-        <w:rPr>
           <w:b/>
           <w:lang w:val="hi_IN" w:bidi="hi_IN"/>
         </w:rPr>
@@ -23965,7 +22318,7 @@
         </w:rPr>
         <w:t xml:space="preserve">देखें कि आपने समान वाक्यांश “अपने प्राणप्रिय को” का अनुवाद </w:t>
       </w:r>
-      <w:hyperlink r:id="rId34">
+      <w:hyperlink r:id="rId32">
         <w:r>
           <w:rPr>
             <w:lang w:val="hi_IN" w:bidi="hi_IN"/>
@@ -24146,20 +22499,6 @@
       </w:r>
       <w:r>
         <w:rPr>
-          <w:lang w:val="hi_IN" w:bidi="hi_IN"/>
-        </w:rPr>
-        <w:t>וַ⁠אֲסוֹבְבָ֣ה בָ⁠עִ֗יר</w:t>
-      </w:r>
-    </w:p>
-    <w:p>
-      <w:pPr/>
-      <w:r>
-        <w:rPr>
-          <w:lang w:val="hi_IN" w:bidi="hi_IN"/>
-        </w:rPr>
-      </w:r>
-      <w:r>
-        <w:rPr>
           <w:b/>
           <w:lang w:val="hi_IN" w:bidi="hi_IN"/>
         </w:rPr>
@@ -24223,20 +22562,6 @@
       </w:r>
       <w:r>
         <w:rPr>
-          <w:lang w:val="hi_IN" w:bidi="hi_IN"/>
-        </w:rPr>
-        <w:t>וּ⁠בָ֣⁠רְחֹב֔וֹת</w:t>
-      </w:r>
-    </w:p>
-    <w:p>
-      <w:pPr/>
-      <w:r>
-        <w:rPr>
-          <w:lang w:val="hi_IN" w:bidi="hi_IN"/>
-        </w:rPr>
-      </w:r>
-      <w:r>
-        <w:rPr>
           <w:b/>
           <w:lang w:val="hi_IN" w:bidi="hi_IN"/>
         </w:rPr>
@@ -24355,20 +22680,6 @@
       </w:r>
       <w:r>
         <w:rPr>
-          <w:lang w:val="hi_IN" w:bidi="hi_IN"/>
-        </w:rPr>
-        <w:t>אֲבַקְשָׁ֕ה &amp; בִּקַּשְׁתִּ֖י⁠ו</w:t>
-      </w:r>
-    </w:p>
-    <w:p>
-      <w:pPr/>
-      <w:r>
-        <w:rPr>
-          <w:lang w:val="hi_IN" w:bidi="hi_IN"/>
-        </w:rPr>
-      </w:r>
-      <w:r>
-        <w:rPr>
           <w:b/>
           <w:lang w:val="hi_IN" w:bidi="hi_IN"/>
         </w:rPr>
@@ -24445,20 +22756,6 @@
       </w:r>
       <w:r>
         <w:rPr>
-          <w:lang w:val="hi_IN" w:bidi="hi_IN"/>
-        </w:rPr>
-        <w:t>אֵ֥ת שֶׁ⁠אָהֲבָ֖ה נַפְשִׁ֑⁠י</w:t>
-      </w:r>
-    </w:p>
-    <w:p>
-      <w:pPr/>
-      <w:r>
-        <w:rPr>
-          <w:lang w:val="hi_IN" w:bidi="hi_IN"/>
-        </w:rPr>
-      </w:r>
-      <w:r>
-        <w:rPr>
           <w:b/>
           <w:lang w:val="hi_IN" w:bidi="hi_IN"/>
         </w:rPr>
@@ -24478,7 +22775,7 @@
         </w:rPr>
         <w:t xml:space="preserve">देखें कि आपने इस समान वाक्यांश “अपने प्राणप्रिय को” का </w:t>
       </w:r>
-      <w:hyperlink r:id="rId34">
+      <w:hyperlink r:id="rId32">
         <w:r>
           <w:rPr>
             <w:lang w:val="hi_IN" w:bidi="hi_IN"/>
@@ -24568,20 +22865,6 @@
       </w:r>
       <w:r>
         <w:rPr>
-          <w:lang w:val="hi_IN" w:bidi="hi_IN"/>
-        </w:rPr>
-        <w:t>הַ⁠שֹּׁ֣מְרִ֔ים</w:t>
-      </w:r>
-    </w:p>
-    <w:p>
-      <w:pPr/>
-      <w:r>
-        <w:rPr>
-          <w:lang w:val="hi_IN" w:bidi="hi_IN"/>
-        </w:rPr>
-      </w:r>
-      <w:r>
-        <w:rPr>
           <w:b/>
           <w:lang w:val="hi_IN" w:bidi="hi_IN"/>
         </w:rPr>
@@ -24798,20 +23081,6 @@
       </w:r>
       <w:r>
         <w:rPr>
-          <w:lang w:val="hi_IN" w:bidi="hi_IN"/>
-        </w:rPr>
-        <w:t>אֵ֛ת שֶׁ⁠אָהֲבָ֥ה נַפְשִׁ֖⁠י</w:t>
-      </w:r>
-    </w:p>
-    <w:p>
-      <w:pPr/>
-      <w:r>
-        <w:rPr>
-          <w:lang w:val="hi_IN" w:bidi="hi_IN"/>
-        </w:rPr>
-      </w:r>
-      <w:r>
-        <w:rPr>
           <w:b/>
           <w:lang w:val="hi_IN" w:bidi="hi_IN"/>
         </w:rPr>
@@ -24831,7 +23100,7 @@
         </w:rPr>
         <w:t xml:space="preserve">देखें कि आपने इस समान वाक्यांश "मेरे प्राणप्रिय" का अनुवाद </w:t>
       </w:r>
-      <w:hyperlink r:id="rId34">
+      <w:hyperlink r:id="rId32">
         <w:r>
           <w:rPr>
             <w:lang w:val="hi_IN" w:bidi="hi_IN"/>
@@ -24913,20 +23182,6 @@
       </w:r>
       <w:r>
         <w:rPr>
-          <w:lang w:val="hi_IN" w:bidi="hi_IN"/>
-        </w:rPr>
-        <w:t>אֵ֛ת שֶׁ⁠אָהֲבָ֥ה נַפְשִׁ֖⁠י רְאִיתֶֽם</w:t>
-      </w:r>
-    </w:p>
-    <w:p>
-      <w:pPr/>
-      <w:r>
-        <w:rPr>
-          <w:lang w:val="hi_IN" w:bidi="hi_IN"/>
-        </w:rPr>
-      </w:r>
-      <w:r>
-        <w:rPr>
           <w:b/>
           <w:lang w:val="hi_IN" w:bidi="hi_IN"/>
         </w:rPr>
@@ -24998,20 +23253,6 @@
       </w:r>
       <w:r>
         <w:rPr>
-          <w:lang w:val="hi_IN" w:bidi="hi_IN"/>
-        </w:rPr>
-        <w:t>כִּ⁠מְעַט֙</w:t>
-      </w:r>
-    </w:p>
-    <w:p>
-      <w:pPr/>
-      <w:r>
-        <w:rPr>
-          <w:lang w:val="hi_IN" w:bidi="hi_IN"/>
-        </w:rPr>
-      </w:r>
-      <w:r>
-        <w:rPr>
           <w:b/>
           <w:lang w:val="hi_IN" w:bidi="hi_IN"/>
         </w:rPr>
@@ -25075,20 +23316,6 @@
       </w:r>
       <w:r>
         <w:rPr>
-          <w:lang w:val="hi_IN" w:bidi="hi_IN"/>
-        </w:rPr>
-        <w:t>אֵ֥ת שֶׁ⁠אָהֲבָ֖ה נַפְשִׁ֑⁠י</w:t>
-      </w:r>
-    </w:p>
-    <w:p>
-      <w:pPr/>
-      <w:r>
-        <w:rPr>
-          <w:lang w:val="hi_IN" w:bidi="hi_IN"/>
-        </w:rPr>
-      </w:r>
-      <w:r>
-        <w:rPr>
           <w:b/>
           <w:lang w:val="hi_IN" w:bidi="hi_IN"/>
         </w:rPr>
@@ -25108,7 +23335,7 @@
         </w:rPr>
         <w:t xml:space="preserve">देखें कि आपने इस समान वाक्यांश “मेरा प्राणप्रिय” का अनुवाद </w:t>
       </w:r>
-      <w:hyperlink r:id="rId34">
+      <w:hyperlink r:id="rId32">
         <w:r>
           <w:rPr>
             <w:lang w:val="hi_IN" w:bidi="hi_IN"/>
@@ -25198,20 +23425,6 @@
       </w:r>
       <w:r>
         <w:rPr>
-          <w:lang w:val="hi_IN" w:bidi="hi_IN"/>
-        </w:rPr>
-        <w:t>שֶׁ֤⁠הֲבֵיאתִי⁠ו֙</w:t>
-      </w:r>
-    </w:p>
-    <w:p>
-      <w:pPr/>
-      <w:r>
-        <w:rPr>
-          <w:lang w:val="hi_IN" w:bidi="hi_IN"/>
-        </w:rPr>
-      </w:r>
-      <w:r>
-        <w:rPr>
           <w:b/>
           <w:lang w:val="hi_IN" w:bidi="hi_IN"/>
         </w:rPr>
@@ -25316,20 +23529,6 @@
       </w:r>
       <w:r>
         <w:rPr>
-          <w:lang w:val="hi_IN" w:bidi="hi_IN"/>
-        </w:rPr>
-        <w:t>שֶׁ֤⁠הֲבֵיאתִי⁠ו֙ אֶל־בֵּ֣ית אִמִּ֔⁠י וְ⁠אֶל־חֶ֖דֶר הוֹרָתִֽ⁠י</w:t>
-      </w:r>
-    </w:p>
-    <w:p>
-      <w:pPr/>
-      <w:r>
-        <w:rPr>
-          <w:lang w:val="hi_IN" w:bidi="hi_IN"/>
-        </w:rPr>
-      </w:r>
-      <w:r>
-        <w:rPr>
           <w:b/>
           <w:lang w:val="hi_IN" w:bidi="hi_IN"/>
         </w:rPr>
@@ -25440,7 +23639,7 @@
         </w:rPr>
         <w:t xml:space="preserve">यह वचन </w:t>
       </w:r>
-      <w:hyperlink r:id="rId28">
+      <w:hyperlink r:id="rId26">
         <w:r>
           <w:rPr>
             <w:lang w:val="hi_IN" w:bidi="hi_IN"/>
@@ -25530,20 +23729,6 @@
       </w:r>
       <w:r>
         <w:rPr>
-          <w:lang w:val="hi_IN" w:bidi="hi_IN"/>
-        </w:rPr>
-        <w:t>מִ֣י זֹ֗את עֹלָה֙ מִן־הַ⁠מִּדְבָּ֔ר כְּ⁠תִֽימֲר֖וֹת עָשָׁ֑ן מְקֻטֶּ֤רֶת מוֹר֙ וּ⁠לְבוֹנָ֔ה מִ⁠כֹּ֖ל אַבְקַ֥ת רוֹכֵֽל</w:t>
-      </w:r>
-    </w:p>
-    <w:p>
-      <w:pPr/>
-      <w:r>
-        <w:rPr>
-          <w:lang w:val="hi_IN" w:bidi="hi_IN"/>
-        </w:rPr>
-      </w:r>
-      <w:r>
-        <w:rPr>
           <w:b/>
           <w:lang w:val="hi_IN" w:bidi="hi_IN"/>
         </w:rPr>
@@ -25648,20 +23833,6 @@
       </w:r>
       <w:r>
         <w:rPr>
-          <w:lang w:val="hi_IN" w:bidi="hi_IN"/>
-        </w:rPr>
-        <w:t>זֹ֗את עֹלָה֙ מִן־הַ⁠מִּדְבָּ֔ר</w:t>
-      </w:r>
-    </w:p>
-    <w:p>
-      <w:pPr/>
-      <w:r>
-        <w:rPr>
-          <w:lang w:val="hi_IN" w:bidi="hi_IN"/>
-        </w:rPr>
-      </w:r>
-      <w:r>
-        <w:rPr>
           <w:b/>
           <w:lang w:val="hi_IN" w:bidi="hi_IN"/>
         </w:rPr>
@@ -25888,20 +24059,6 @@
       </w:r>
       <w:r>
         <w:rPr>
-          <w:lang w:val="hi_IN" w:bidi="hi_IN"/>
-        </w:rPr>
-        <w:t>עֹלָה֙</w:t>
-      </w:r>
-    </w:p>
-    <w:p>
-      <w:pPr/>
-      <w:r>
-        <w:rPr>
-          <w:lang w:val="hi_IN" w:bidi="hi_IN"/>
-        </w:rPr>
-      </w:r>
-      <w:r>
-        <w:rPr>
           <w:b/>
           <w:lang w:val="hi_IN" w:bidi="hi_IN"/>
         </w:rPr>
@@ -26006,20 +24163,6 @@
       </w:r>
       <w:r>
         <w:rPr>
-          <w:lang w:val="hi_IN" w:bidi="hi_IN"/>
-        </w:rPr>
-        <w:t>כְּ⁠תִֽימֲר֖וֹת עָשָׁ֑ן מְקֻטֶּ֤רֶת מוֹר֙ וּ⁠לְבוֹנָ֔ה</w:t>
-      </w:r>
-    </w:p>
-    <w:p>
-      <w:pPr/>
-      <w:r>
-        <w:rPr>
-          <w:lang w:val="hi_IN" w:bidi="hi_IN"/>
-        </w:rPr>
-      </w:r>
-      <w:r>
-        <w:rPr>
           <w:b/>
           <w:lang w:val="hi_IN" w:bidi="hi_IN"/>
         </w:rPr>
@@ -26171,20 +24314,6 @@
       </w:r>
       <w:r>
         <w:rPr>
-          <w:lang w:val="hi_IN" w:bidi="hi_IN"/>
-        </w:rPr>
-        <w:t>כְּ⁠תִֽימֲר֖וֹת עָשָׁ֑ן מְקֻטֶּ֤רֶת מוֹר֙ וּ⁠לְבוֹנָ֔ה</w:t>
-      </w:r>
-    </w:p>
-    <w:p>
-      <w:pPr/>
-      <w:r>
-        <w:rPr>
-          <w:lang w:val="hi_IN" w:bidi="hi_IN"/>
-        </w:rPr>
-      </w:r>
-      <w:r>
-        <w:rPr>
           <w:b/>
           <w:lang w:val="hi_IN" w:bidi="hi_IN"/>
         </w:rPr>
@@ -26315,20 +24444,6 @@
       </w:r>
       <w:r>
         <w:rPr>
-          <w:lang w:val="hi_IN" w:bidi="hi_IN"/>
-        </w:rPr>
-        <w:t>מְקֻטֶּ֤רֶת</w:t>
-      </w:r>
-    </w:p>
-    <w:p>
-      <w:pPr/>
-      <w:r>
-        <w:rPr>
-          <w:lang w:val="hi_IN" w:bidi="hi_IN"/>
-        </w:rPr>
-      </w:r>
-      <w:r>
-        <w:rPr>
           <w:b/>
           <w:lang w:val="hi_IN" w:bidi="hi_IN"/>
         </w:rPr>
@@ -26420,20 +24535,6 @@
       </w:r>
       <w:r>
         <w:rPr>
-          <w:lang w:val="hi_IN" w:bidi="hi_IN"/>
-        </w:rPr>
-        <w:t>מוֹר֙</w:t>
-      </w:r>
-    </w:p>
-    <w:p>
-      <w:pPr/>
-      <w:r>
-        <w:rPr>
-          <w:lang w:val="hi_IN" w:bidi="hi_IN"/>
-        </w:rPr>
-      </w:r>
-      <w:r>
-        <w:rPr>
           <w:b/>
           <w:lang w:val="hi_IN" w:bidi="hi_IN"/>
         </w:rPr>
@@ -26505,20 +24606,6 @@
       </w:r>
       <w:r>
         <w:rPr>
-          <w:lang w:val="hi_IN" w:bidi="hi_IN"/>
-        </w:rPr>
-        <w:t>מִ⁠כֹּ֖ל אַבְקַ֥ת רוֹכֵֽל</w:t>
-      </w:r>
-    </w:p>
-    <w:p>
-      <w:pPr/>
-      <w:r>
-        <w:rPr>
-          <w:lang w:val="hi_IN" w:bidi="hi_IN"/>
-        </w:rPr>
-      </w:r>
-      <w:r>
-        <w:rPr>
           <w:b/>
           <w:lang w:val="hi_IN" w:bidi="hi_IN"/>
         </w:rPr>
@@ -26767,20 +24854,6 @@
       </w:r>
       <w:r>
         <w:rPr>
-          <w:lang w:val="hi_IN" w:bidi="hi_IN"/>
-        </w:rPr>
-        <w:t>מִטָּת⁠וֹ֙</w:t>
-      </w:r>
-    </w:p>
-    <w:p>
-      <w:pPr/>
-      <w:r>
-        <w:rPr>
-          <w:lang w:val="hi_IN" w:bidi="hi_IN"/>
-        </w:rPr>
-      </w:r>
-      <w:r>
-        <w:rPr>
           <w:b/>
           <w:lang w:val="hi_IN" w:bidi="hi_IN"/>
         </w:rPr>
@@ -26892,20 +24965,6 @@
       </w:r>
       <w:r>
         <w:rPr>
-          <w:lang w:val="hi_IN" w:bidi="hi_IN"/>
-        </w:rPr>
-        <w:t>מִטָּת⁠וֹ֙ שֶׁ⁠לִּ⁠שְׁלֹמֹ֔ה</w:t>
-      </w:r>
-    </w:p>
-    <w:p>
-      <w:pPr/>
-      <w:r>
-        <w:rPr>
-          <w:lang w:val="hi_IN" w:bidi="hi_IN"/>
-        </w:rPr>
-      </w:r>
-      <w:r>
-        <w:rPr>
           <w:b/>
           <w:lang w:val="hi_IN" w:bidi="hi_IN"/>
         </w:rPr>
@@ -27056,20 +25115,6 @@
       </w:r>
       <w:r>
         <w:rPr>
-          <w:lang w:val="hi_IN" w:bidi="hi_IN"/>
-        </w:rPr>
-        <w:t>מְלֻמְּדֵ֖י מִלְחָמָ֑ה</w:t>
-      </w:r>
-    </w:p>
-    <w:p>
-      <w:pPr/>
-      <w:r>
-        <w:rPr>
-          <w:lang w:val="hi_IN" w:bidi="hi_IN"/>
-        </w:rPr>
-      </w:r>
-      <w:r>
-        <w:rPr>
           <w:b/>
           <w:lang w:val="hi_IN" w:bidi="hi_IN"/>
         </w:rPr>
@@ -27141,20 +25186,6 @@
       </w:r>
       <w:r>
         <w:rPr>
-          <w:lang w:val="hi_IN" w:bidi="hi_IN"/>
-        </w:rPr>
-        <w:t>אִ֤ישׁ חַרְבּ⁠וֹ֙ עַל־יְרֵכ֔⁠וֹ מִ⁠פַּ֖חַד בַּ⁠לֵּילּֽוֹת</w:t>
-      </w:r>
-    </w:p>
-    <w:p>
-      <w:pPr/>
-      <w:r>
-        <w:rPr>
-          <w:lang w:val="hi_IN" w:bidi="hi_IN"/>
-        </w:rPr>
-      </w:r>
-      <w:r>
-        <w:rPr>
           <w:b/>
           <w:lang w:val="hi_IN" w:bidi="hi_IN"/>
         </w:rPr>
@@ -27383,20 +25414,6 @@
       </w:r>
       <w:r>
         <w:rPr>
-          <w:lang w:val="hi_IN" w:bidi="hi_IN"/>
-        </w:rPr>
-        <w:t>אַפִּרְי֗וֹן</w:t>
-      </w:r>
-    </w:p>
-    <w:p>
-      <w:pPr/>
-      <w:r>
-        <w:rPr>
-          <w:lang w:val="hi_IN" w:bidi="hi_IN"/>
-        </w:rPr>
-      </w:r>
-      <w:r>
-        <w:rPr>
           <w:b/>
           <w:lang w:val="hi_IN" w:bidi="hi_IN"/>
         </w:rPr>
@@ -27442,7 +25459,7 @@
         </w:rPr>
         <w:t xml:space="preserve"> शब्द उसी वस्तु को सन्दर्भित करता है जिसे </w:t>
       </w:r>
-      <w:hyperlink r:id="rId35">
+      <w:hyperlink r:id="rId33">
         <w:r>
           <w:rPr>
             <w:lang w:val="hi_IN" w:bidi="hi_IN"/>
@@ -27512,7 +25529,7 @@
         </w:rPr>
         <w:t xml:space="preserve"> शब्द का अनुवाद उसी तरह कर सकते हैं जैसे आपने </w:t>
       </w:r>
-      <w:hyperlink r:id="rId35">
+      <w:hyperlink r:id="rId33">
         <w:r>
           <w:rPr>
             <w:lang w:val="hi_IN" w:bidi="hi_IN"/>
@@ -27602,20 +25619,6 @@
       </w:r>
       <w:r>
         <w:rPr>
-          <w:lang w:val="hi_IN" w:bidi="hi_IN"/>
-        </w:rPr>
-        <w:t>אַפִּרְי֗וֹן עָ֤שָׂה ל⁠וֹ֙ הַ⁠מֶּ֣לֶךְ שְׁלֹמֹ֔ה מֵ⁠עֲצֵ֖י הַ⁠לְּבָנֽוֹן</w:t>
-      </w:r>
-    </w:p>
-    <w:p>
-      <w:pPr/>
-      <w:r>
-        <w:rPr>
-          <w:lang w:val="hi_IN" w:bidi="hi_IN"/>
-        </w:rPr>
-      </w:r>
-      <w:r>
-        <w:rPr>
           <w:b/>
           <w:lang w:val="hi_IN" w:bidi="hi_IN"/>
         </w:rPr>
@@ -27762,20 +25765,6 @@
       </w:r>
       <w:r>
         <w:rPr>
-          <w:lang w:val="hi_IN" w:bidi="hi_IN"/>
-        </w:rPr>
-        <w:t>אַפִּרְי֗וֹן עָ֤שָׂה ל⁠וֹ֙ &amp; עַמּוּדָי⁠ו֙ עָ֣שָׂה כֶ֔סֶף</w:t>
-      </w:r>
-    </w:p>
-    <w:p>
-      <w:pPr/>
-      <w:r>
-        <w:rPr>
-          <w:lang w:val="hi_IN" w:bidi="hi_IN"/>
-        </w:rPr>
-      </w:r>
-      <w:r>
-        <w:rPr>
           <w:b/>
           <w:lang w:val="hi_IN" w:bidi="hi_IN"/>
         </w:rPr>
@@ -28139,20 +26128,6 @@
       </w:r>
       <w:r>
         <w:rPr>
-          <w:lang w:val="hi_IN" w:bidi="hi_IN"/>
-        </w:rPr>
-        <w:t>מֶרְכָּב֖⁠וֹ אַרְגָּמָ֑ן</w:t>
-      </w:r>
-    </w:p>
-    <w:p>
-      <w:pPr/>
-      <w:r>
-        <w:rPr>
-          <w:lang w:val="hi_IN" w:bidi="hi_IN"/>
-        </w:rPr>
-      </w:r>
-      <w:r>
-        <w:rPr>
           <w:b/>
           <w:lang w:val="hi_IN" w:bidi="hi_IN"/>
         </w:rPr>
@@ -28216,20 +26191,6 @@
       </w:r>
       <w:r>
         <w:rPr>
-          <w:lang w:val="hi_IN" w:bidi="hi_IN"/>
-        </w:rPr>
-        <w:t>תּוֹכ⁠וֹ֙ רָצ֣וּף אַהֲבָ֔ה מִ⁠בְּנ֖וֹת יְרוּשָׁלִָֽם</w:t>
-      </w:r>
-    </w:p>
-    <w:p>
-      <w:pPr/>
-      <w:r>
-        <w:rPr>
-          <w:lang w:val="hi_IN" w:bidi="hi_IN"/>
-        </w:rPr>
-      </w:r>
-      <w:r>
-        <w:rPr>
           <w:b/>
           <w:lang w:val="hi_IN" w:bidi="hi_IN"/>
         </w:rPr>
@@ -28431,20 +26392,6 @@
       </w:r>
       <w:r>
         <w:rPr>
-          <w:lang w:val="hi_IN" w:bidi="hi_IN"/>
-        </w:rPr>
-        <w:t>תּוֹכ⁠וֹ֙ רָצ֣וּף אַהֲבָ֔ה מִ⁠בְּנ֖וֹת יְרוּשָׁלִָֽם</w:t>
-      </w:r>
-    </w:p>
-    <w:p>
-      <w:pPr/>
-      <w:r>
-        <w:rPr>
-          <w:lang w:val="hi_IN" w:bidi="hi_IN"/>
-        </w:rPr>
-      </w:r>
-      <w:r>
-        <w:rPr>
           <w:b/>
           <w:lang w:val="hi_IN" w:bidi="hi_IN"/>
         </w:rPr>
@@ -28548,7 +26495,7 @@
         </w:rPr>
         <w:t xml:space="preserve"> वाक्यांश का अनुवाद </w:t>
       </w:r>
-      <w:hyperlink r:id="rId20">
+      <w:hyperlink r:id="rId18">
         <w:r>
           <w:rPr>
             <w:lang w:val="hi_IN" w:bidi="hi_IN"/>
@@ -28630,20 +26577,6 @@
       </w:r>
       <w:r>
         <w:rPr>
-          <w:lang w:val="hi_IN" w:bidi="hi_IN"/>
-        </w:rPr>
-        <w:t>צְאֶ֧ינָה</w:t>
-      </w:r>
-    </w:p>
-    <w:p>
-      <w:pPr/>
-      <w:r>
-        <w:rPr>
-          <w:lang w:val="hi_IN" w:bidi="hi_IN"/>
-        </w:rPr>
-      </w:r>
-      <w:r>
-        <w:rPr>
           <w:b/>
           <w:lang w:val="hi_IN" w:bidi="hi_IN"/>
         </w:rPr>
@@ -28740,20 +26673,6 @@
       </w:r>
       <w:r>
         <w:rPr>
-          <w:lang w:val="hi_IN" w:bidi="hi_IN"/>
-        </w:rPr>
-        <w:t>בְּנ֥וֹת צִיּ֖וֹן</w:t>
-      </w:r>
-    </w:p>
-    <w:p>
-      <w:pPr/>
-      <w:r>
-        <w:rPr>
-          <w:lang w:val="hi_IN" w:bidi="hi_IN"/>
-        </w:rPr>
-      </w:r>
-      <w:r>
-        <w:rPr>
           <w:b/>
           <w:lang w:val="hi_IN" w:bidi="hi_IN"/>
         </w:rPr>
@@ -28786,7 +26705,7 @@
         </w:rPr>
         <w:t xml:space="preserve"> वाक्यांश उन युवा स्त्रियों को सन्दर्भित करने का एक काव्यात्मक तरीका है जो यरूशलेम के नगर से थीं (ये सम्भवतः वही स्त्रियाँ हैं जिन्हें </w:t>
       </w:r>
-      <w:hyperlink r:id="rId18">
+      <w:hyperlink r:id="rId16">
         <w:r>
           <w:rPr>
             <w:lang w:val="hi_IN" w:bidi="hi_IN"/>
@@ -28804,7 +26723,7 @@
         </w:rPr>
         <w:t xml:space="preserve"> में "कुमारियाँ" और </w:t>
       </w:r>
-      <w:hyperlink r:id="rId28">
+      <w:hyperlink r:id="rId26">
         <w:r>
           <w:rPr>
             <w:lang w:val="hi_IN" w:bidi="hi_IN"/>
@@ -28822,7 +26741,7 @@
         </w:rPr>
         <w:t xml:space="preserve"> और </w:t>
       </w:r>
-      <w:hyperlink r:id="rId36">
+      <w:hyperlink r:id="rId34">
         <w:r>
           <w:rPr>
             <w:lang w:val="hi_IN" w:bidi="hi_IN"/>
@@ -28897,20 +26816,6 @@
       </w:r>
       <w:r>
         <w:rPr>
-          <w:lang w:val="hi_IN" w:bidi="hi_IN"/>
-        </w:rPr>
-        <w:t>בְּ⁠י֣וֹם חֲתֻנָּת֔⁠וֹ וּ⁠בְ⁠י֖וֹם שִׂמְחַ֥ת לִבּֽ⁠וֹ</w:t>
-      </w:r>
-    </w:p>
-    <w:p>
-      <w:pPr/>
-      <w:r>
-        <w:rPr>
-          <w:lang w:val="hi_IN" w:bidi="hi_IN"/>
-        </w:rPr>
-      </w:r>
-      <w:r>
-        <w:rPr>
           <w:b/>
           <w:lang w:val="hi_IN" w:bidi="hi_IN"/>
         </w:rPr>
@@ -29002,20 +26907,6 @@
       </w:r>
       <w:r>
         <w:rPr>
-          <w:lang w:val="hi_IN" w:bidi="hi_IN"/>
-        </w:rPr>
-        <w:t>וּ⁠בְ⁠י֖וֹם שִׂמְחַ֥ת לִבּֽ⁠וֹ</w:t>
-      </w:r>
-    </w:p>
-    <w:p>
-      <w:pPr/>
-      <w:r>
-        <w:rPr>
-          <w:lang w:val="hi_IN" w:bidi="hi_IN"/>
-        </w:rPr>
-      </w:r>
-      <w:r>
-        <w:rPr>
           <w:b/>
           <w:lang w:val="hi_IN" w:bidi="hi_IN"/>
         </w:rPr>
@@ -29248,7 +27139,7 @@
         </w:rPr>
         <w:t xml:space="preserve">पुरुष उस स्त्री का वर्णन करते हैं जिसे वे </w:t>
       </w:r>
-      <w:hyperlink r:id="rId37">
+      <w:hyperlink r:id="rId35">
         <w:r>
           <w:rPr>
             <w:lang w:val="hi_IN" w:bidi="hi_IN"/>
@@ -29266,7 +27157,7 @@
         </w:rPr>
         <w:t xml:space="preserve"> और </w:t>
       </w:r>
-      <w:hyperlink r:id="rId38">
+      <w:hyperlink r:id="rId36">
         <w:r>
           <w:rPr>
             <w:lang w:val="hi_IN" w:bidi="hi_IN"/>
@@ -29303,7 +27194,7 @@
           <w:lang w:val="hi_IN" w:bidi="hi_IN"/>
         </w:rPr>
       </w:r>
-      <w:hyperlink r:id="rId39">
+      <w:hyperlink r:id="rId37">
         <w:r>
           <w:rPr>
             <w:lang w:val="hi_IN" w:bidi="hi_IN"/>
@@ -29353,7 +27244,7 @@
         </w:rPr>
         <w:t xml:space="preserve">)" के लिए आमंत्रित करते हैं ताकि वह उनके साथ हो सके। स्त्री वास्तव में इन स्थानों में नहीं रह रही है, बल्कि पुरुष कल्पनाशील और काव्यात्मक भाषा का उपयोग कर रहे हैं यह वर्णन करने के लिए कि वे उससे अलग होने के बारे में कैसा महसूस करते हैं और उसके साथ होने की अपनी लालसा को व्यक्त करने के लिए वर्णन करते हैं। </w:t>
       </w:r>
-      <w:hyperlink r:id="rId40">
+      <w:hyperlink r:id="rId38">
         <w:r>
           <w:rPr>
             <w:lang w:val="hi_IN" w:bidi="hi_IN"/>
@@ -29401,7 +27292,7 @@
           <w:lang w:val="hi_IN" w:bidi="hi_IN"/>
         </w:rPr>
       </w:r>
-      <w:hyperlink r:id="rId41">
+      <w:hyperlink r:id="rId39">
         <w:r>
           <w:rPr>
             <w:lang w:val="hi_IN" w:bidi="hi_IN"/>
@@ -29431,7 +27322,7 @@
         </w:rPr>
         <w:t>" से करता है (</w:t>
       </w:r>
-      <w:hyperlink r:id="rId42">
+      <w:hyperlink r:id="rId40">
         <w:r>
           <w:rPr>
             <w:lang w:val="hi_IN" w:bidi="hi_IN"/>
@@ -29449,7 +27340,7 @@
         </w:rPr>
         <w:t xml:space="preserve">में ) जहाँ कई मनमोहक चीजें उगती हैं और फिर महिला </w:t>
       </w:r>
-      <w:hyperlink r:id="rId43">
+      <w:hyperlink r:id="rId41">
         <w:r>
           <w:rPr>
             <w:lang w:val="hi_IN" w:bidi="hi_IN"/>
@@ -29467,7 +27358,7 @@
         </w:rPr>
         <w:t xml:space="preserve"> में पुरुष को अपने बारी में आने का निमंत्रण देती है। पुरुष फिर </w:t>
       </w:r>
-      <w:hyperlink r:id="rId44">
+      <w:hyperlink r:id="rId42">
         <w:r>
           <w:rPr>
             <w:lang w:val="hi_IN" w:bidi="hi_IN"/>
@@ -29504,7 +27395,7 @@
         </w:rPr>
         <w:t xml:space="preserve">शब्द का उपयोग </w:t>
       </w:r>
-      <w:hyperlink r:id="rId40">
+      <w:hyperlink r:id="rId38">
         <w:r>
           <w:rPr>
             <w:lang w:val="hi_IN" w:bidi="hi_IN"/>
@@ -29522,7 +27413,7 @@
         </w:rPr>
         <w:t xml:space="preserve">, </w:t>
       </w:r>
-      <w:hyperlink r:id="rId43">
+      <w:hyperlink r:id="rId41">
         <w:r>
           <w:rPr>
             <w:lang w:val="hi_IN" w:bidi="hi_IN"/>
@@ -29540,7 +27431,7 @@
         </w:rPr>
         <w:t xml:space="preserve"> (दो बार), और </w:t>
       </w:r>
-      <w:hyperlink r:id="rId44">
+      <w:hyperlink r:id="rId42">
         <w:r>
           <w:rPr>
             <w:lang w:val="hi_IN" w:bidi="hi_IN"/>
@@ -29570,7 +27461,7 @@
         </w:rPr>
         <w:t xml:space="preserve">" शब्द का अनुवाद करते समय सुसंगत रहना चाहिए। </w:t>
       </w:r>
-      <w:hyperlink r:id="rId45">
+      <w:hyperlink r:id="rId43">
         <w:r>
           <w:rPr>
             <w:lang w:val="hi_IN" w:bidi="hi_IN"/>
@@ -29600,7 +27491,7 @@
         </w:rPr>
         <w:t xml:space="preserve">" के रूप में वर्णित करता है और फिर </w:t>
       </w:r>
-      <w:hyperlink r:id="rId43">
+      <w:hyperlink r:id="rId41">
         <w:r>
           <w:rPr>
             <w:lang w:val="hi_IN" w:bidi="hi_IN"/>
@@ -29765,7 +27656,7 @@
         </w:rPr>
         <w:t xml:space="preserve">देखिए कि आपने इन दो समानांतर वाक्यांशों का अनुवाद </w:t>
       </w:r>
-      <w:hyperlink r:id="rId27">
+      <w:hyperlink r:id="rId25">
         <w:r>
           <w:rPr>
             <w:lang w:val="hi_IN" w:bidi="hi_IN"/>
@@ -29879,7 +27770,7 @@
         </w:rPr>
         <w:t xml:space="preserve"> वाक्यांश का अनुवाद </w:t>
       </w:r>
-      <w:hyperlink r:id="rId27">
+      <w:hyperlink r:id="rId25">
         <w:r>
           <w:rPr>
             <w:lang w:val="hi_IN" w:bidi="hi_IN"/>
@@ -29961,20 +27852,6 @@
       </w:r>
       <w:r>
         <w:rPr>
-          <w:lang w:val="hi_IN" w:bidi="hi_IN"/>
-        </w:rPr>
-        <w:t>שַׂעְרֵ⁠ךְ֙ כְּ⁠עֵ֣דֶר הָֽ⁠עִזִּ֔ים שֶׁ⁠גָּלְשׁ֖וּ מֵ⁠הַ֥ר גִּלְעָֽד</w:t>
-      </w:r>
-    </w:p>
-    <w:p>
-      <w:pPr/>
-      <w:r>
-        <w:rPr>
-          <w:lang w:val="hi_IN" w:bidi="hi_IN"/>
-        </w:rPr>
-      </w:r>
-      <w:r>
-        <w:rPr>
           <w:b/>
           <w:lang w:val="hi_IN" w:bidi="hi_IN"/>
         </w:rPr>
@@ -30216,20 +28093,6 @@
       </w:r>
       <w:r>
         <w:rPr>
-          <w:lang w:val="hi_IN" w:bidi="hi_IN"/>
-        </w:rPr>
-        <w:t>הַ⁠קְּצוּב֔וֹת</w:t>
-      </w:r>
-    </w:p>
-    <w:p>
-      <w:pPr/>
-      <w:r>
-        <w:rPr>
-          <w:lang w:val="hi_IN" w:bidi="hi_IN"/>
-        </w:rPr>
-      </w:r>
-      <w:r>
-        <w:rPr>
           <w:b/>
           <w:lang w:val="hi_IN" w:bidi="hi_IN"/>
         </w:rPr>
@@ -30313,20 +28176,6 @@
       </w:r>
       <w:r>
         <w:rPr>
-          <w:lang w:val="hi_IN" w:bidi="hi_IN"/>
-        </w:rPr>
-        <w:t>מַתְאִימ֔וֹת</w:t>
-      </w:r>
-    </w:p>
-    <w:p>
-      <w:pPr/>
-      <w:r>
-        <w:rPr>
-          <w:lang w:val="hi_IN" w:bidi="hi_IN"/>
-        </w:rPr>
-      </w:r>
-      <w:r>
-        <w:rPr>
           <w:b/>
           <w:lang w:val="hi_IN" w:bidi="hi_IN"/>
         </w:rPr>
@@ -30515,20 +28364,6 @@
       </w:r>
       <w:r>
         <w:rPr>
-          <w:lang w:val="hi_IN" w:bidi="hi_IN"/>
-        </w:rPr>
-        <w:t>וְ⁠שַׁכֻּלָ֖ה אֵ֥ין בָּ⁠הֶֽם</w:t>
-      </w:r>
-    </w:p>
-    <w:p>
-      <w:pPr/>
-      <w:r>
-        <w:rPr>
-          <w:lang w:val="hi_IN" w:bidi="hi_IN"/>
-        </w:rPr>
-      </w:r>
-      <w:r>
-        <w:rPr>
           <w:b/>
           <w:lang w:val="hi_IN" w:bidi="hi_IN"/>
         </w:rPr>
@@ -30703,20 +28538,6 @@
       </w:r>
       <w:r>
         <w:rPr>
-          <w:lang w:val="hi_IN" w:bidi="hi_IN"/>
-        </w:rPr>
-        <w:t>כְּ⁠פֶ֤לַח הָֽ⁠רִמּוֹן֙ רַקָּתֵ֔⁠ךְ</w:t>
-      </w:r>
-    </w:p>
-    <w:p>
-      <w:pPr/>
-      <w:r>
-        <w:rPr>
-          <w:lang w:val="hi_IN" w:bidi="hi_IN"/>
-        </w:rPr>
-      </w:r>
-      <w:r>
-        <w:rPr>
           <w:b/>
           <w:lang w:val="hi_IN" w:bidi="hi_IN"/>
         </w:rPr>
@@ -30808,20 +28629,6 @@
       </w:r>
       <w:r>
         <w:rPr>
-          <w:lang w:val="hi_IN" w:bidi="hi_IN"/>
-        </w:rPr>
-        <w:t>כְּ⁠פֶ֤לַח הָֽ⁠רִמּוֹן֙ רַקָּתֵ֔⁠ךְ</w:t>
-      </w:r>
-    </w:p>
-    <w:p>
-      <w:pPr/>
-      <w:r>
-        <w:rPr>
-          <w:lang w:val="hi_IN" w:bidi="hi_IN"/>
-        </w:rPr>
-      </w:r>
-      <w:r>
-        <w:rPr>
           <w:b/>
           <w:lang w:val="hi_IN" w:bidi="hi_IN"/>
         </w:rPr>
@@ -31008,7 +28815,7 @@
         </w:rPr>
         <w:t xml:space="preserve"> वाक्यांश का अनुवाद </w:t>
       </w:r>
-      <w:hyperlink r:id="rId46">
+      <w:hyperlink r:id="rId44">
         <w:r>
           <w:rPr>
             <w:lang w:val="hi_IN" w:bidi="hi_IN"/>
@@ -31070,20 +28877,6 @@
       </w:r>
       <w:r>
         <w:rPr>
-          <w:lang w:val="hi_IN" w:bidi="hi_IN"/>
-        </w:rPr>
-        <w:t>כְּ⁠מִגְדַּ֤ל דָּוִיד֙ צַוָּארֵ֔⁠ךְ בָּנ֖וּי לְ⁠תַלְפִּיּ֑וֹת</w:t>
-      </w:r>
-    </w:p>
-    <w:p>
-      <w:pPr/>
-      <w:r>
-        <w:rPr>
-          <w:lang w:val="hi_IN" w:bidi="hi_IN"/>
-        </w:rPr>
-      </w:r>
-      <w:r>
-        <w:rPr>
           <w:b/>
           <w:lang w:val="hi_IN" w:bidi="hi_IN"/>
         </w:rPr>
@@ -31214,20 +29007,6 @@
       </w:r>
       <w:r>
         <w:rPr>
-          <w:lang w:val="hi_IN" w:bidi="hi_IN"/>
-        </w:rPr>
-        <w:t>כְּ⁠מִגְדַּ֤ל דָּוִיד֙</w:t>
-      </w:r>
-    </w:p>
-    <w:p>
-      <w:pPr/>
-      <w:r>
-        <w:rPr>
-          <w:lang w:val="hi_IN" w:bidi="hi_IN"/>
-        </w:rPr>
-      </w:r>
-      <w:r>
-        <w:rPr>
           <w:b/>
           <w:lang w:val="hi_IN" w:bidi="hi_IN"/>
         </w:rPr>
@@ -31334,20 +29113,6 @@
       </w:r>
       <w:r>
         <w:rPr>
-          <w:lang w:val="hi_IN" w:bidi="hi_IN"/>
-        </w:rPr>
-        <w:t>כְּ⁠מִגְדַּ֤ל דָּוִיד֙ צַוָּארֵ֔⁠ךְ בָּנ֖וּי לְ⁠תַלְפִּיּ֑וֹת</w:t>
-      </w:r>
-    </w:p>
-    <w:p>
-      <w:pPr/>
-      <w:r>
-        <w:rPr>
-          <w:lang w:val="hi_IN" w:bidi="hi_IN"/>
-        </w:rPr>
-      </w:r>
-      <w:r>
-        <w:rPr>
           <w:b/>
           <w:lang w:val="hi_IN" w:bidi="hi_IN"/>
         </w:rPr>
@@ -31431,20 +29196,6 @@
       </w:r>
       <w:r>
         <w:rPr>
-          <w:lang w:val="hi_IN" w:bidi="hi_IN"/>
-        </w:rPr>
-        <w:t>בָּנ֖וּי לְ⁠תַלְפִּיּ֑וֹת</w:t>
-      </w:r>
-    </w:p>
-    <w:p>
-      <w:pPr/>
-      <w:r>
-        <w:rPr>
-          <w:lang w:val="hi_IN" w:bidi="hi_IN"/>
-        </w:rPr>
-      </w:r>
-      <w:r>
-        <w:rPr>
           <w:b/>
           <w:lang w:val="hi_IN" w:bidi="hi_IN"/>
         </w:rPr>
@@ -31508,20 +29259,6 @@
       </w:r>
       <w:r>
         <w:rPr>
-          <w:lang w:val="hi_IN" w:bidi="hi_IN"/>
-        </w:rPr>
-        <w:t>אֶ֤לֶף הַ⁠מָּגֵן֙ תָּל֣וּי עָלָ֔י⁠ו כֹּ֖ל שִׁלְטֵ֥י הַ⁠גִּבּוֹרִֽים</w:t>
-      </w:r>
-    </w:p>
-    <w:p>
-      <w:pPr/>
-      <w:r>
-        <w:rPr>
-          <w:lang w:val="hi_IN" w:bidi="hi_IN"/>
-        </w:rPr>
-      </w:r>
-      <w:r>
-        <w:rPr>
           <w:b/>
           <w:lang w:val="hi_IN" w:bidi="hi_IN"/>
         </w:rPr>
@@ -31652,20 +29389,6 @@
       </w:r>
       <w:r>
         <w:rPr>
-          <w:lang w:val="hi_IN" w:bidi="hi_IN"/>
-        </w:rPr>
-        <w:t>אֶ֤לֶף</w:t>
-      </w:r>
-    </w:p>
-    <w:p>
-      <w:pPr/>
-      <w:r>
-        <w:rPr>
-          <w:lang w:val="hi_IN" w:bidi="hi_IN"/>
-        </w:rPr>
-      </w:r>
-      <w:r>
-        <w:rPr>
           <w:b/>
           <w:lang w:val="hi_IN" w:bidi="hi_IN"/>
         </w:rPr>
@@ -31770,20 +29493,6 @@
       </w:r>
       <w:r>
         <w:rPr>
-          <w:lang w:val="hi_IN" w:bidi="hi_IN"/>
-        </w:rPr>
-        <w:t>אֶ֤לֶף הַ⁠מָּגֵן֙ תָּל֣וּי עָלָ֔י⁠ו כֹּ֖ל שִׁלְטֵ֥י הַ⁠גִּבּוֹרִֽים</w:t>
-      </w:r>
-    </w:p>
-    <w:p>
-      <w:pPr/>
-      <w:r>
-        <w:rPr>
-          <w:lang w:val="hi_IN" w:bidi="hi_IN"/>
-        </w:rPr>
-      </w:r>
-      <w:r>
-        <w:rPr>
           <w:b/>
           <w:lang w:val="hi_IN" w:bidi="hi_IN"/>
         </w:rPr>
@@ -32086,7 +29795,7 @@
         </w:rPr>
         <w:t xml:space="preserve"> देखिए कि आपने </w:t>
       </w:r>
-      <w:hyperlink r:id="rId28">
+      <w:hyperlink r:id="rId26">
         <w:r>
           <w:rPr>
             <w:lang w:val="hi_IN" w:bidi="hi_IN"/>
@@ -32195,7 +29904,7 @@
         </w:rPr>
         <w:t xml:space="preserve">देखें कि आपने </w:t>
       </w:r>
-      <w:hyperlink r:id="rId24">
+      <w:hyperlink r:id="rId22">
         <w:r>
           <w:rPr>
             <w:lang w:val="hi_IN" w:bidi="hi_IN"/>
@@ -32285,20 +29994,6 @@
       </w:r>
       <w:r>
         <w:rPr>
-          <w:lang w:val="hi_IN" w:bidi="hi_IN"/>
-        </w:rPr>
-        <w:t>עַ֤ד שֶׁ⁠יָּפ֨וּחַ֙ הַ⁠יּ֔וֹם וְ⁠נָ֖סוּ הַ⁠צְּלָלִ֑ים</w:t>
-      </w:r>
-    </w:p>
-    <w:p>
-      <w:pPr/>
-      <w:r>
-        <w:rPr>
-          <w:lang w:val="hi_IN" w:bidi="hi_IN"/>
-        </w:rPr>
-      </w:r>
-      <w:r>
-        <w:rPr>
           <w:b/>
           <w:lang w:val="hi_IN" w:bidi="hi_IN"/>
         </w:rPr>
@@ -32331,7 +30026,7 @@
         </w:rPr>
         <w:t xml:space="preserve">वाक्यांश का अनुवाद </w:t>
       </w:r>
-      <w:hyperlink r:id="rId47">
+      <w:hyperlink r:id="rId45">
         <w:r>
           <w:rPr>
             <w:lang w:val="hi_IN" w:bidi="hi_IN"/>
@@ -32413,20 +30108,6 @@
       </w:r>
       <w:r>
         <w:rPr>
-          <w:lang w:val="hi_IN" w:bidi="hi_IN"/>
-        </w:rPr>
-        <w:t>אֵ֤לֶךְ לִ⁠י֙</w:t>
-      </w:r>
-    </w:p>
-    <w:p>
-      <w:pPr/>
-      <w:r>
-        <w:rPr>
-          <w:lang w:val="hi_IN" w:bidi="hi_IN"/>
-        </w:rPr>
-      </w:r>
-      <w:r>
-        <w:rPr>
           <w:b/>
           <w:lang w:val="hi_IN" w:bidi="hi_IN"/>
         </w:rPr>
@@ -32563,7 +30244,7 @@
         </w:rPr>
         <w:t xml:space="preserve"> का अनुवाद </w:t>
       </w:r>
-      <w:hyperlink r:id="rId22">
+      <w:hyperlink r:id="rId20">
         <w:r>
           <w:rPr>
             <w:lang w:val="hi_IN" w:bidi="hi_IN"/>
@@ -32756,20 +30437,6 @@
       </w:r>
       <w:r>
         <w:rPr>
-          <w:lang w:val="hi_IN" w:bidi="hi_IN"/>
-        </w:rPr>
-        <w:t>כֻּלָּ֤⁠ךְ יָפָה֙</w:t>
-      </w:r>
-    </w:p>
-    <w:p>
-      <w:pPr/>
-      <w:r>
-        <w:rPr>
-          <w:lang w:val="hi_IN" w:bidi="hi_IN"/>
-        </w:rPr>
-      </w:r>
-      <w:r>
-        <w:rPr>
           <w:b/>
           <w:lang w:val="hi_IN" w:bidi="hi_IN"/>
         </w:rPr>
@@ -32924,20 +30591,6 @@
       </w:r>
       <w:r>
         <w:rPr>
-          <w:lang w:val="hi_IN" w:bidi="hi_IN"/>
-        </w:rPr>
-        <w:t>אִתִּ֤⁠י &amp; תָּב֑וֹאִי</w:t>
-      </w:r>
-    </w:p>
-    <w:p>
-      <w:pPr/>
-      <w:r>
-        <w:rPr>
-          <w:lang w:val="hi_IN" w:bidi="hi_IN"/>
-        </w:rPr>
-      </w:r>
-      <w:r>
-        <w:rPr>
           <w:b/>
           <w:lang w:val="hi_IN" w:bidi="hi_IN"/>
         </w:rPr>
@@ -33240,20 +30893,6 @@
       </w:r>
       <w:r>
         <w:rPr>
-          <w:lang w:val="hi_IN" w:bidi="hi_IN"/>
-        </w:rPr>
-        <w:t>מִ⁠מְּעֹנ֣וֹת אֲרָי֔וֹת מֵֽ⁠הַרְרֵ֖י נְמֵרִֽים</w:t>
-      </w:r>
-    </w:p>
-    <w:p>
-      <w:pPr/>
-      <w:r>
-        <w:rPr>
-          <w:lang w:val="hi_IN" w:bidi="hi_IN"/>
-        </w:rPr>
-      </w:r>
-      <w:r>
-        <w:rPr>
           <w:b/>
           <w:lang w:val="hi_IN" w:bidi="hi_IN"/>
         </w:rPr>
@@ -33345,20 +30984,6 @@
       </w:r>
       <w:r>
         <w:rPr>
-          <w:lang w:val="hi_IN" w:bidi="hi_IN"/>
-        </w:rPr>
-        <w:t>לִבַּבְתִּ֖⁠נִי אֲחֹתִ֣⁠י כַלָּ֑ה לִבַּבְתִּ֨י⁠נִי֙</w:t>
-      </w:r>
-    </w:p>
-    <w:p>
-      <w:pPr/>
-      <w:r>
-        <w:rPr>
-          <w:lang w:val="hi_IN" w:bidi="hi_IN"/>
-        </w:rPr>
-      </w:r>
-      <w:r>
-        <w:rPr>
           <w:b/>
           <w:lang w:val="hi_IN" w:bidi="hi_IN"/>
         </w:rPr>
@@ -33463,20 +31088,6 @@
       </w:r>
       <w:r>
         <w:rPr>
-          <w:lang w:val="hi_IN" w:bidi="hi_IN"/>
-        </w:rPr>
-        <w:t>לִבַּבְתִּ֖⁠נִי &amp; לִבַּבְתִּ֨י⁠נִי֙</w:t>
-      </w:r>
-    </w:p>
-    <w:p>
-      <w:pPr/>
-      <w:r>
-        <w:rPr>
-          <w:lang w:val="hi_IN" w:bidi="hi_IN"/>
-        </w:rPr>
-      </w:r>
-      <w:r>
-        <w:rPr>
           <w:b/>
           <w:lang w:val="hi_IN" w:bidi="hi_IN"/>
         </w:rPr>
@@ -33809,20 +31420,6 @@
       </w:r>
       <w:r>
         <w:rPr>
-          <w:lang w:val="hi_IN" w:bidi="hi_IN"/>
-        </w:rPr>
-        <w:t>מַה &amp; מַה</w:t>
-      </w:r>
-    </w:p>
-    <w:p>
-      <w:pPr/>
-      <w:r>
-        <w:rPr>
-          <w:lang w:val="hi_IN" w:bidi="hi_IN"/>
-        </w:rPr>
-      </w:r>
-      <w:r>
-        <w:rPr>
           <w:b/>
           <w:lang w:val="hi_IN" w:bidi="hi_IN"/>
         </w:rPr>
@@ -33979,7 +31576,7 @@
         </w:rPr>
         <w:t xml:space="preserve"> वाक्यांश का अनुवाद </w:t>
       </w:r>
-      <w:hyperlink r:id="rId48">
+      <w:hyperlink r:id="rId46">
         <w:r>
           <w:rPr>
             <w:lang w:val="hi_IN" w:bidi="hi_IN"/>
@@ -34069,20 +31666,6 @@
       </w:r>
       <w:r>
         <w:rPr>
-          <w:lang w:val="hi_IN" w:bidi="hi_IN"/>
-        </w:rPr>
-        <w:t>מַה־יָּפ֥וּ דֹדַ֖יִ⁠ךְ אֲחֹתִ֣⁠י כַלָּ֑ה מַה־טֹּ֤בוּ דֹדַ֨יִ⁠ךְ֙ מִ⁠יַּ֔יִן</w:t>
-      </w:r>
-    </w:p>
-    <w:p>
-      <w:pPr/>
-      <w:r>
-        <w:rPr>
-          <w:lang w:val="hi_IN" w:bidi="hi_IN"/>
-        </w:rPr>
-      </w:r>
-      <w:r>
-        <w:rPr>
           <w:b/>
           <w:lang w:val="hi_IN" w:bidi="hi_IN"/>
         </w:rPr>
@@ -34278,20 +31861,6 @@
       </w:r>
       <w:r>
         <w:rPr>
-          <w:lang w:val="hi_IN" w:bidi="hi_IN"/>
-        </w:rPr>
-        <w:t>שְׁמָנַ֖יִ⁠ךְ</w:t>
-      </w:r>
-    </w:p>
-    <w:p>
-      <w:pPr/>
-      <w:r>
-        <w:rPr>
-          <w:lang w:val="hi_IN" w:bidi="hi_IN"/>
-        </w:rPr>
-      </w:r>
-      <w:r>
-        <w:rPr>
           <w:b/>
           <w:lang w:val="hi_IN" w:bidi="hi_IN"/>
         </w:rPr>
@@ -34479,20 +32048,6 @@
       </w:r>
       <w:r>
         <w:rPr>
-          <w:lang w:val="hi_IN" w:bidi="hi_IN"/>
-        </w:rPr>
-        <w:t>נֹ֛פֶת תִּטֹּ֥פְנָה שִׂפְתוֹתַ֖יִ⁠ךְ</w:t>
-      </w:r>
-    </w:p>
-    <w:p>
-      <w:pPr/>
-      <w:r>
-        <w:rPr>
-          <w:lang w:val="hi_IN" w:bidi="hi_IN"/>
-        </w:rPr>
-      </w:r>
-      <w:r>
-        <w:rPr>
           <w:b/>
           <w:lang w:val="hi_IN" w:bidi="hi_IN"/>
         </w:rPr>
@@ -34623,20 +32178,6 @@
       </w:r>
       <w:r>
         <w:rPr>
-          <w:lang w:val="hi_IN" w:bidi="hi_IN"/>
-        </w:rPr>
-        <w:t>נֹ֛פֶת</w:t>
-      </w:r>
-    </w:p>
-    <w:p>
-      <w:pPr/>
-      <w:r>
-        <w:rPr>
-          <w:lang w:val="hi_IN" w:bidi="hi_IN"/>
-        </w:rPr>
-      </w:r>
-      <w:r>
-        <w:rPr>
           <w:b/>
           <w:lang w:val="hi_IN" w:bidi="hi_IN"/>
         </w:rPr>
@@ -34741,20 +32282,6 @@
       </w:r>
       <w:r>
         <w:rPr>
-          <w:lang w:val="hi_IN" w:bidi="hi_IN"/>
-        </w:rPr>
-        <w:t>דְּבַ֤שׁ וְ⁠חָלָב֙ תַּ֣חַת לְשׁוֹנֵ֔⁠ךְ</w:t>
-      </w:r>
-    </w:p>
-    <w:p>
-      <w:pPr/>
-      <w:r>
-        <w:rPr>
-          <w:lang w:val="hi_IN" w:bidi="hi_IN"/>
-        </w:rPr>
-      </w:r>
-      <w:r>
-        <w:rPr>
           <w:b/>
           <w:lang w:val="hi_IN" w:bidi="hi_IN"/>
         </w:rPr>
@@ -34845,20 +32372,6 @@
       </w:r>
       <w:r>
         <w:rPr>
-          <w:lang w:val="hi_IN" w:bidi="hi_IN"/>
-        </w:rPr>
-        <w:t>וְ⁠רֵ֥יחַ שַׂלְמֹתַ֖יִ⁠ךְ כְּ⁠רֵ֥יחַ לְבָנֽוֹן</w:t>
-      </w:r>
-    </w:p>
-    <w:p>
-      <w:pPr/>
-      <w:r>
-        <w:rPr>
-          <w:lang w:val="hi_IN" w:bidi="hi_IN"/>
-        </w:rPr>
-      </w:r>
-      <w:r>
-        <w:rPr>
           <w:b/>
           <w:lang w:val="hi_IN" w:bidi="hi_IN"/>
         </w:rPr>
@@ -34962,20 +32475,6 @@
       </w:r>
       <w:r>
         <w:rPr>
-          <w:lang w:val="hi_IN" w:bidi="hi_IN"/>
-        </w:rPr>
-        <w:t>גַּ֥ן ׀ נָע֖וּל אֲחֹתִ֣⁠י כַלָּ֑ה גַּ֥ל נָע֖וּל מַעְיָ֥ן חָתֽוּם</w:t>
-      </w:r>
-    </w:p>
-    <w:p>
-      <w:pPr/>
-      <w:r>
-        <w:rPr>
-          <w:lang w:val="hi_IN" w:bidi="hi_IN"/>
-        </w:rPr>
-      </w:r>
-      <w:r>
-        <w:rPr>
           <w:b/>
           <w:lang w:val="hi_IN" w:bidi="hi_IN"/>
         </w:rPr>
@@ -35059,20 +32558,6 @@
       </w:r>
       <w:r>
         <w:rPr>
-          <w:lang w:val="hi_IN" w:bidi="hi_IN"/>
-        </w:rPr>
-        <w:t>גַּ֥ן ׀ נָע֖וּל אֲחֹתִ֣⁠י כַלָּ֑ה</w:t>
-      </w:r>
-    </w:p>
-    <w:p>
-      <w:pPr/>
-      <w:r>
-        <w:rPr>
-          <w:lang w:val="hi_IN" w:bidi="hi_IN"/>
-        </w:rPr>
-      </w:r>
-      <w:r>
-        <w:rPr>
           <w:b/>
           <w:lang w:val="hi_IN" w:bidi="hi_IN"/>
         </w:rPr>
@@ -35339,7 +32824,7 @@
         </w:rPr>
         <w:t xml:space="preserve">देखें कि आपने </w:t>
       </w:r>
-      <w:hyperlink r:id="rId48">
+      <w:hyperlink r:id="rId46">
         <w:r>
           <w:rPr>
             <w:lang w:val="hi_IN" w:bidi="hi_IN"/>
@@ -35442,20 +32927,6 @@
       </w:r>
       <w:r>
         <w:rPr>
-          <w:lang w:val="hi_IN" w:bidi="hi_IN"/>
-        </w:rPr>
-        <w:t>גַּ֥ל נָע֖וּל מַעְיָ֥ן חָתֽוּם</w:t>
-      </w:r>
-    </w:p>
-    <w:p>
-      <w:pPr/>
-      <w:r>
-        <w:rPr>
-          <w:lang w:val="hi_IN" w:bidi="hi_IN"/>
-        </w:rPr>
-      </w:r>
-      <w:r>
-        <w:rPr>
           <w:b/>
           <w:lang w:val="hi_IN" w:bidi="hi_IN"/>
         </w:rPr>
@@ -35638,20 +33109,6 @@
       </w:r>
       <w:r>
         <w:rPr>
-          <w:lang w:val="hi_IN" w:bidi="hi_IN"/>
-        </w:rPr>
-        <w:t>גַּ֥ל נָע֖וּל מַעְיָ֥ן חָתֽוּם</w:t>
-      </w:r>
-    </w:p>
-    <w:p>
-      <w:pPr/>
-      <w:r>
-        <w:rPr>
-          <w:lang w:val="hi_IN" w:bidi="hi_IN"/>
-        </w:rPr>
-      </w:r>
-      <w:r>
-        <w:rPr>
           <w:b/>
           <w:lang w:val="hi_IN" w:bidi="hi_IN"/>
         </w:rPr>
@@ -35941,20 +33398,6 @@
       </w:r>
       <w:r>
         <w:rPr>
-          <w:lang w:val="hi_IN" w:bidi="hi_IN"/>
-        </w:rPr>
-        <w:t>שְׁלָחַ֨יִ⁠ךְ֙ פַּרְדֵּ֣ס רִמּוֹנִ֔ים עִ֖ם פְּרִ֣י מְגָדִ֑ים כְּפָרִ֖ים עִם־נְרָדִֽים׃ נֵ֣רְדְּ ׀ וְ⁠כַרְכֹּ֗ם קָנֶה֙ וְ⁠קִנָּמ֔וֹן עִ֖ם כָּל־עֲצֵ֣י לְבוֹנָ֑ה מֹ֚ר וַ⁠אֲהָל֔וֹת עִ֖ם כָּל־רָאשֵׁ֥י בְשָׂמִֽים</w:t>
-      </w:r>
-    </w:p>
-    <w:p>
-      <w:pPr/>
-      <w:r>
-        <w:rPr>
-          <w:lang w:val="hi_IN" w:bidi="hi_IN"/>
-        </w:rPr>
-      </w:r>
-      <w:r>
-        <w:rPr>
           <w:b/>
           <w:lang w:val="hi_IN" w:bidi="hi_IN"/>
         </w:rPr>
@@ -35987,7 +33430,7 @@
         </w:rPr>
         <w:t xml:space="preserve"> के रूप में और विभिन्न अन्य मसालों और सुगन्धित पौधों और पेड़ों के रूप में वर्णित कर रहे हैं जो "किवाड़ लगाई हुई बारी के समान" हैं (</w:t>
       </w:r>
-      <w:hyperlink r:id="rId40">
+      <w:hyperlink r:id="rId38">
         <w:r>
           <w:rPr>
             <w:lang w:val="hi_IN" w:bidi="hi_IN"/>
@@ -36005,7 +33448,7 @@
         </w:rPr>
         <w:t xml:space="preserve">)। यदि आपने </w:t>
       </w:r>
-      <w:hyperlink r:id="rId40">
+      <w:hyperlink r:id="rId38">
         <w:r>
           <w:rPr>
             <w:lang w:val="hi_IN" w:bidi="hi_IN"/>
@@ -36087,20 +33530,6 @@
       </w:r>
       <w:r>
         <w:rPr>
-          <w:lang w:val="hi_IN" w:bidi="hi_IN"/>
-        </w:rPr>
-        <w:t>שְׁלָחַ֨יִ⁠ךְ֙ פַּרְדֵּ֣ס רִמּוֹנִ֔ים עִ֖ם פְּרִ֣י מְגָדִ֑ים כְּפָרִ֖ים עִם־נְרָדִֽים׃ נֵ֣רְדְּ ׀ וְ⁠כַרְכֹּ֗ם קָנֶה֙ וְ⁠קִנָּמ֔וֹן עִ֖ם כָּל־עֲצֵ֣י לְבוֹנָ֑ה מֹ֚ר וַ⁠אֲהָל֔וֹת עִ֖ם כָּל־רָאשֵׁ֥י בְשָׂמִֽים</w:t>
-      </w:r>
-    </w:p>
-    <w:p>
-      <w:pPr/>
-      <w:r>
-        <w:rPr>
-          <w:lang w:val="hi_IN" w:bidi="hi_IN"/>
-        </w:rPr>
-      </w:r>
-      <w:r>
-        <w:rPr>
           <w:b/>
           <w:lang w:val="hi_IN" w:bidi="hi_IN"/>
         </w:rPr>
@@ -36211,7 +33640,7 @@
         </w:rPr>
         <w:t xml:space="preserve">देखें कि आपने </w:t>
       </w:r>
-      <w:hyperlink r:id="rId49">
+      <w:hyperlink r:id="rId47">
         <w:r>
           <w:rPr>
             <w:lang w:val="hi_IN" w:bidi="hi_IN"/>
@@ -36242,7 +33671,7 @@
         </w:rPr>
         <w:t xml:space="preserve"> शब्द का और </w:t>
       </w:r>
-      <w:hyperlink r:id="rId50">
+      <w:hyperlink r:id="rId48">
         <w:r>
           <w:rPr>
             <w:lang w:val="hi_IN" w:bidi="hi_IN"/>
@@ -36345,20 +33774,6 @@
       </w:r>
       <w:r>
         <w:rPr>
-          <w:lang w:val="hi_IN" w:bidi="hi_IN"/>
-        </w:rPr>
-        <w:t>וְ⁠כַרְכֹּ֗ם קָנֶה֙ וְ⁠קִנָּמ֔וֹן &amp; וַ⁠אֲהָל֔וֹת</w:t>
-      </w:r>
-    </w:p>
-    <w:p>
-      <w:pPr/>
-      <w:r>
-        <w:rPr>
-          <w:lang w:val="hi_IN" w:bidi="hi_IN"/>
-        </w:rPr>
-      </w:r>
-      <w:r>
-        <w:rPr>
           <w:b/>
           <w:lang w:val="hi_IN" w:bidi="hi_IN"/>
         </w:rPr>
@@ -36548,20 +33963,6 @@
       </w:r>
       <w:r>
         <w:rPr>
-          <w:lang w:val="hi_IN" w:bidi="hi_IN"/>
-        </w:rPr>
-        <w:t>מַעְיַ֣ן גַּנִּ֔ים בְּאֵ֖ר מַ֣יִם חַיִּ֑ים וְ⁠נֹזְלִ֖ים מִן־לְבָנֽוֹן</w:t>
-      </w:r>
-    </w:p>
-    <w:p>
-      <w:pPr/>
-      <w:r>
-        <w:rPr>
-          <w:lang w:val="hi_IN" w:bidi="hi_IN"/>
-        </w:rPr>
-      </w:r>
-      <w:r>
-        <w:rPr>
           <w:b/>
           <w:lang w:val="hi_IN" w:bidi="hi_IN"/>
         </w:rPr>
@@ -36581,7 +33982,7 @@
         </w:rPr>
         <w:t xml:space="preserve">यहाँ, पुरुष उस रूपक को जारी रखते हैं जो उन्होंने </w:t>
       </w:r>
-      <w:hyperlink r:id="rId40">
+      <w:hyperlink r:id="rId38">
         <w:r>
           <w:rPr>
             <w:lang w:val="hi_IN" w:bidi="hi_IN"/>
@@ -36638,7 +34039,7 @@
         </w:rPr>
         <w:t xml:space="preserve"> हों। यदि आपने </w:t>
       </w:r>
-      <w:hyperlink r:id="rId51">
+      <w:hyperlink r:id="rId49">
         <w:r>
           <w:rPr>
             <w:lang w:val="hi_IN" w:bidi="hi_IN"/>
@@ -36656,7 +34057,7 @@
         </w:rPr>
         <w:t xml:space="preserve"> को उपमा के रूप में अनुवाद किया है, तो आपको इस वचन को भी उपमा के रूप में अनुवाद करना चाहिए। देखें कि आपने </w:t>
       </w:r>
-      <w:hyperlink r:id="rId40">
+      <w:hyperlink r:id="rId38">
         <w:r>
           <w:rPr>
             <w:lang w:val="hi_IN" w:bidi="hi_IN"/>
@@ -36738,20 +34139,6 @@
       </w:r>
       <w:r>
         <w:rPr>
-          <w:lang w:val="hi_IN" w:bidi="hi_IN"/>
-        </w:rPr>
-        <w:t>מַעְיַ֣ן גַּנִּ֔ים</w:t>
-      </w:r>
-    </w:p>
-    <w:p>
-      <w:pPr/>
-      <w:r>
-        <w:rPr>
-          <w:lang w:val="hi_IN" w:bidi="hi_IN"/>
-        </w:rPr>
-      </w:r>
-      <w:r>
-        <w:rPr>
           <w:b/>
           <w:lang w:val="hi_IN" w:bidi="hi_IN"/>
         </w:rPr>
@@ -36850,20 +34237,6 @@
       </w:r>
       <w:r>
         <w:rPr>
-          <w:lang w:val="hi_IN" w:bidi="hi_IN"/>
-        </w:rPr>
-        <w:t>מַעְיַ֣ן גַּנִּ֔ים</w:t>
-      </w:r>
-    </w:p>
-    <w:p>
-      <w:pPr/>
-      <w:r>
-        <w:rPr>
-          <w:lang w:val="hi_IN" w:bidi="hi_IN"/>
-        </w:rPr>
-      </w:r>
-      <w:r>
-        <w:rPr>
           <w:b/>
           <w:lang w:val="hi_IN" w:bidi="hi_IN"/>
         </w:rPr>
@@ -36994,20 +34367,6 @@
       </w:r>
       <w:r>
         <w:rPr>
-          <w:lang w:val="hi_IN" w:bidi="hi_IN"/>
-        </w:rPr>
-        <w:t>מַ֣יִם חַיִּ֑ים</w:t>
-      </w:r>
-    </w:p>
-    <w:p>
-      <w:pPr/>
-      <w:r>
-        <w:rPr>
-          <w:lang w:val="hi_IN" w:bidi="hi_IN"/>
-        </w:rPr>
-      </w:r>
-      <w:r>
-        <w:rPr>
           <w:b/>
           <w:lang w:val="hi_IN" w:bidi="hi_IN"/>
         </w:rPr>
@@ -37112,20 +34471,6 @@
       </w:r>
       <w:r>
         <w:rPr>
-          <w:lang w:val="hi_IN" w:bidi="hi_IN"/>
-        </w:rPr>
-        <w:t>ע֤וּרִי צָפוֹן֙ וּ⁠ב֣וֹאִי תֵימָ֔ן הָפִ֥יחִי גַנִּ֖⁠י יִזְּל֣וּ בְשָׂמָ֑י⁠ו</w:t>
-      </w:r>
-    </w:p>
-    <w:p>
-      <w:pPr/>
-      <w:r>
-        <w:rPr>
-          <w:lang w:val="hi_IN" w:bidi="hi_IN"/>
-        </w:rPr>
-      </w:r>
-      <w:r>
-        <w:rPr>
           <w:b/>
           <w:lang w:val="hi_IN" w:bidi="hi_IN"/>
         </w:rPr>
@@ -37230,20 +34575,6 @@
       </w:r>
       <w:r>
         <w:rPr>
-          <w:lang w:val="hi_IN" w:bidi="hi_IN"/>
-        </w:rPr>
-        <w:t>וּ⁠ב֣וֹאִי &amp; יָבֹ֤א דוֹדִ⁠י֙</w:t>
-      </w:r>
-    </w:p>
-    <w:p>
-      <w:pPr/>
-      <w:r>
-        <w:rPr>
-          <w:lang w:val="hi_IN" w:bidi="hi_IN"/>
-        </w:rPr>
-      </w:r>
-      <w:r>
-        <w:rPr>
           <w:b/>
           <w:lang w:val="hi_IN" w:bidi="hi_IN"/>
         </w:rPr>
@@ -37367,20 +34698,6 @@
       </w:r>
       <w:r>
         <w:rPr>
-          <w:lang w:val="hi_IN" w:bidi="hi_IN"/>
-        </w:rPr>
-        <w:t>ע֤וּרִי צָפוֹן֙ וּ⁠ב֣וֹאִי תֵימָ֔ן הָפִ֥יחִי גַנִּ֖⁠י יִזְּל֣וּ בְשָׂמָ֑י⁠ו יָבֹ֤א דוֹדִ⁠י֙ לְ⁠גַנּ֔⁠וֹ וְ⁠יֹאכַ֖ל פְּרִ֥י מְגָדָֽי⁠ו</w:t>
-      </w:r>
-    </w:p>
-    <w:p>
-      <w:pPr/>
-      <w:r>
-        <w:rPr>
-          <w:lang w:val="hi_IN" w:bidi="hi_IN"/>
-        </w:rPr>
-      </w:r>
-      <w:r>
-        <w:rPr>
           <w:b/>
           <w:lang w:val="hi_IN" w:bidi="hi_IN"/>
         </w:rPr>
@@ -37400,7 +34717,7 @@
         </w:rPr>
         <w:t xml:space="preserve">यहाँ, स्त्री "बारी" के रूपक को जारी रखती हैं (जो पुरुष ने </w:t>
       </w:r>
-      <w:hyperlink r:id="rId40">
+      <w:hyperlink r:id="rId38">
         <w:r>
           <w:rPr>
             <w:lang w:val="hi_IN" w:bidi="hi_IN"/>
@@ -37496,7 +34813,7 @@
         </w:rPr>
         <w:t xml:space="preserve"> शब्द का अनुवाद उसी प्रकार करें जैसे आपने </w:t>
       </w:r>
-      <w:hyperlink r:id="rId40">
+      <w:hyperlink r:id="rId38">
         <w:r>
           <w:rPr>
             <w:lang w:val="hi_IN" w:bidi="hi_IN"/>
@@ -37514,7 +34831,7 @@
         </w:rPr>
         <w:t xml:space="preserve"> में किया था क्योंकि दोनों का सन्दर्भ स्त्री के शरीर से है। </w:t>
       </w:r>
-      <w:hyperlink r:id="rId45">
+      <w:hyperlink r:id="rId43">
         <w:r>
           <w:rPr>
             <w:lang w:val="hi_IN" w:bidi="hi_IN"/>
@@ -37558,7 +34875,7 @@
         </w:rPr>
         <w:t xml:space="preserve">खाने के लिए नेवता देती हैं। यदि आपने </w:t>
       </w:r>
-      <w:hyperlink r:id="rId42">
+      <w:hyperlink r:id="rId40">
         <w:r>
           <w:rPr>
             <w:lang w:val="hi_IN" w:bidi="hi_IN"/>
@@ -37661,20 +34978,6 @@
       </w:r>
       <w:r>
         <w:rPr>
-          <w:lang w:val="hi_IN" w:bidi="hi_IN"/>
-        </w:rPr>
-        <w:t>יִזְּל֣וּ בְשָׂמָ֑י⁠ו</w:t>
-      </w:r>
-    </w:p>
-    <w:p>
-      <w:pPr/>
-      <w:r>
-        <w:rPr>
-          <w:lang w:val="hi_IN" w:bidi="hi_IN"/>
-        </w:rPr>
-      </w:r>
-      <w:r>
-        <w:rPr>
           <w:b/>
           <w:lang w:val="hi_IN" w:bidi="hi_IN"/>
         </w:rPr>
@@ -37997,7 +35300,7 @@
         </w:rPr>
         <w:t xml:space="preserve">अनफोल्डिंग वर्ड लिट्रल ट्रान्सलेशन </w:t>
       </w:r>
-      <w:hyperlink r:id="rId52">
+      <w:hyperlink r:id="rId50">
         <w:r>
           <w:rPr>
             <w:lang w:val="hi_IN" w:bidi="hi_IN"/>
@@ -38157,20 +35460,6 @@
       </w:r>
       <w:r>
         <w:rPr>
-          <w:lang w:val="hi_IN" w:bidi="hi_IN"/>
-        </w:rPr>
-        <w:t>בָּ֣אתִי לְ⁠גַנִּ⁠י֮ אֲחֹתִ֣⁠י כַלָּה֒ אָרִ֤יתִי מוֹרִ⁠י֙ עִם־בְּשָׂמִ֔⁠י אָכַ֤לְתִּי יַעְרִ⁠י֙ עִם־דִּבְשִׁ֔⁠י שָׁתִ֥יתִי יֵינִ֖⁠י עִם־חֲלָבִ֑⁠י</w:t>
-      </w:r>
-    </w:p>
-    <w:p>
-      <w:pPr/>
-      <w:r>
-        <w:rPr>
-          <w:lang w:val="hi_IN" w:bidi="hi_IN"/>
-        </w:rPr>
-      </w:r>
-      <w:r>
-        <w:rPr>
           <w:b/>
           <w:lang w:val="hi_IN" w:bidi="hi_IN"/>
         </w:rPr>
@@ -38190,7 +35479,7 @@
         </w:rPr>
         <w:t xml:space="preserve">यहाँ, पुरुष उस "बारी" रूपक का उपयोग करना जारी रखते हैं जो उन्होंने </w:t>
       </w:r>
-      <w:hyperlink r:id="rId40">
+      <w:hyperlink r:id="rId38">
         <w:r>
           <w:rPr>
             <w:lang w:val="hi_IN" w:bidi="hi_IN"/>
@@ -38260,7 +35549,7 @@
         </w:rPr>
         <w:t xml:space="preserve"> यह सभी उस पुरुष के लिए रूपक हैं जो स्त्री के शरीर का आनन्द ले रहे हैं। यदि आपने </w:t>
       </w:r>
-      <w:hyperlink r:id="rId53">
+      <w:hyperlink r:id="rId51">
         <w:r>
           <w:rPr>
             <w:lang w:val="hi_IN" w:bidi="hi_IN"/>
@@ -38350,20 +35639,6 @@
       </w:r>
       <w:r>
         <w:rPr>
-          <w:lang w:val="hi_IN" w:bidi="hi_IN"/>
-        </w:rPr>
-        <w:t>בָּ֣אתִי לְ⁠גַנִּ⁠י֮ אֲחֹתִ֣⁠י כַלָּה֒ אָרִ֤יתִי מוֹרִ⁠י֙ עִם־בְּשָׂמִ֔⁠י אָכַ֤לְתִּי יַעְרִ⁠י֙ עִם־דִּבְשִׁ֔⁠י שָׁתִ֥יתִי יֵינִ֖⁠י עִם־חֲלָבִ֑⁠י</w:t>
-      </w:r>
-    </w:p>
-    <w:p>
-      <w:pPr/>
-      <w:r>
-        <w:rPr>
-          <w:lang w:val="hi_IN" w:bidi="hi_IN"/>
-        </w:rPr>
-      </w:r>
-      <w:r>
-        <w:rPr>
           <w:b/>
           <w:lang w:val="hi_IN" w:bidi="hi_IN"/>
         </w:rPr>
@@ -38463,20 +35738,6 @@
       </w:r>
       <w:r>
         <w:rPr>
-          <w:lang w:val="hi_IN" w:bidi="hi_IN"/>
-        </w:rPr>
-        <w:t>בָּ֣אתִי</w:t>
-      </w:r>
-    </w:p>
-    <w:p>
-      <w:pPr/>
-      <w:r>
-        <w:rPr>
-          <w:lang w:val="hi_IN" w:bidi="hi_IN"/>
-        </w:rPr>
-      </w:r>
-      <w:r>
-        <w:rPr>
           <w:b/>
           <w:lang w:val="hi_IN" w:bidi="hi_IN"/>
         </w:rPr>
@@ -38573,20 +35834,6 @@
       </w:r>
       <w:r>
         <w:rPr>
-          <w:lang w:val="hi_IN" w:bidi="hi_IN"/>
-        </w:rPr>
-        <w:t>בָּ֣אתִי לְ⁠גַנִּ⁠י֮ אֲחֹתִ֣⁠י כַלָּה֒</w:t>
-      </w:r>
-    </w:p>
-    <w:p>
-      <w:pPr/>
-      <w:r>
-        <w:rPr>
-          <w:lang w:val="hi_IN" w:bidi="hi_IN"/>
-        </w:rPr>
-      </w:r>
-      <w:r>
-        <w:rPr>
           <w:b/>
           <w:lang w:val="hi_IN" w:bidi="hi_IN"/>
         </w:rPr>
@@ -38697,7 +35944,7 @@
         </w:rPr>
         <w:t xml:space="preserve">देखें कि आपने </w:t>
       </w:r>
-      <w:hyperlink r:id="rId48">
+      <w:hyperlink r:id="rId46">
         <w:r>
           <w:rPr>
             <w:lang w:val="hi_IN" w:bidi="hi_IN"/>
@@ -38806,20 +36053,6 @@
       </w:r>
       <w:r>
         <w:rPr>
-          <w:lang w:val="hi_IN" w:bidi="hi_IN"/>
-        </w:rPr>
-        <w:t>אִכְל֣וּ רֵעִ֔ים שְׁת֥וּ וְ⁠שִׁכְר֖וּ דּוֹדִֽים</w:t>
-      </w:r>
-    </w:p>
-    <w:p>
-      <w:pPr/>
-      <w:r>
-        <w:rPr>
-          <w:lang w:val="hi_IN" w:bidi="hi_IN"/>
-        </w:rPr>
-      </w:r>
-      <w:r>
-        <w:rPr>
           <w:b/>
           <w:lang w:val="hi_IN" w:bidi="hi_IN"/>
         </w:rPr>
@@ -39015,20 +36248,6 @@
       </w:r>
       <w:r>
         <w:rPr>
-          <w:lang w:val="hi_IN" w:bidi="hi_IN"/>
-        </w:rPr>
-        <w:t>אֲנִ֥י יְשֵׁנָ֖ה וְ⁠לִבִּ֣⁠י עֵ֑ר</w:t>
-      </w:r>
-    </w:p>
-    <w:p>
-      <w:pPr/>
-      <w:r>
-        <w:rPr>
-          <w:lang w:val="hi_IN" w:bidi="hi_IN"/>
-        </w:rPr>
-      </w:r>
-      <w:r>
-        <w:rPr>
           <w:b/>
           <w:lang w:val="hi_IN" w:bidi="hi_IN"/>
         </w:rPr>
@@ -39193,20 +36412,6 @@
       </w:r>
       <w:r>
         <w:rPr>
-          <w:lang w:val="hi_IN" w:bidi="hi_IN"/>
-        </w:rPr>
-        <w:t>ק֣וֹל ׀ דּוֹדִ֣⁠י דוֹפֵ֗ק</w:t>
-      </w:r>
-    </w:p>
-    <w:p>
-      <w:pPr/>
-      <w:r>
-        <w:rPr>
-          <w:lang w:val="hi_IN" w:bidi="hi_IN"/>
-        </w:rPr>
-      </w:r>
-      <w:r>
-        <w:rPr>
           <w:b/>
           <w:lang w:val="hi_IN" w:bidi="hi_IN"/>
         </w:rPr>
@@ -39270,20 +36475,6 @@
       </w:r>
       <w:r>
         <w:rPr>
-          <w:lang w:val="hi_IN" w:bidi="hi_IN"/>
-        </w:rPr>
-        <w:t>דּוֹדִ֣⁠י</w:t>
-      </w:r>
-    </w:p>
-    <w:p>
-      <w:pPr/>
-      <w:r>
-        <w:rPr>
-          <w:lang w:val="hi_IN" w:bidi="hi_IN"/>
-        </w:rPr>
-      </w:r>
-      <w:r>
-        <w:rPr>
           <w:b/>
           <w:lang w:val="hi_IN" w:bidi="hi_IN"/>
         </w:rPr>
@@ -39303,7 +36494,7 @@
         </w:rPr>
         <w:t xml:space="preserve">देखें कि आपने </w:t>
       </w:r>
-      <w:hyperlink r:id="rId22">
+      <w:hyperlink r:id="rId20">
         <w:r>
           <w:rPr>
             <w:lang w:val="hi_IN" w:bidi="hi_IN"/>
@@ -39397,7 +36588,7 @@
         </w:rPr>
         <w:t xml:space="preserve">देखें कि आपने </w:t>
       </w:r>
-      <w:hyperlink r:id="rId48">
+      <w:hyperlink r:id="rId46">
         <w:r>
           <w:rPr>
             <w:lang w:val="hi_IN" w:bidi="hi_IN"/>
@@ -39441,7 +36632,7 @@
         </w:rPr>
         <w:t xml:space="preserve"> और </w:t>
       </w:r>
-      <w:hyperlink r:id="rId21">
+      <w:hyperlink r:id="rId19">
         <w:r>
           <w:rPr>
             <w:lang w:val="hi_IN" w:bidi="hi_IN"/>
@@ -39576,7 +36767,7 @@
         </w:rPr>
         <w:t xml:space="preserve">देखें कि आपने </w:t>
       </w:r>
-      <w:hyperlink r:id="rId23">
+      <w:hyperlink r:id="rId21">
         <w:r>
           <w:rPr>
             <w:lang w:val="hi_IN" w:bidi="hi_IN"/>
@@ -39871,20 +37062,6 @@
       </w:r>
       <w:r>
         <w:rPr>
-          <w:lang w:val="hi_IN" w:bidi="hi_IN"/>
-        </w:rPr>
-        <w:t>פָּשַׁ֨טְתִּי֙ אֶת־כֻּתָּנְתִּ֔⁠י אֵיכָ֖כָה אֶלְבָּשֶׁ֑⁠נָּה רָחַ֥צְתִּי אֶת־רַגְלַ֖⁠י אֵיכָ֥כָה אֲטַנְּפֵֽ⁠ם</w:t>
-      </w:r>
-    </w:p>
-    <w:p>
-      <w:pPr/>
-      <w:r>
-        <w:rPr>
-          <w:lang w:val="hi_IN" w:bidi="hi_IN"/>
-        </w:rPr>
-      </w:r>
-      <w:r>
-        <w:rPr>
           <w:b/>
           <w:lang w:val="hi_IN" w:bidi="hi_IN"/>
         </w:rPr>
@@ -39968,20 +37145,6 @@
       </w:r>
       <w:r>
         <w:rPr>
-          <w:lang w:val="hi_IN" w:bidi="hi_IN"/>
-        </w:rPr>
-        <w:t>אֵיכָ֖כָה אֶלְבָּשֶׁ֑⁠נָּה רָחַ֥צְתִּי אֶת־רַגְלַ֖⁠י אֵיכָ֥כָה אֲטַנְּפֵֽ⁠ם</w:t>
-      </w:r>
-    </w:p>
-    <w:p>
-      <w:pPr/>
-      <w:r>
-        <w:rPr>
-          <w:lang w:val="hi_IN" w:bidi="hi_IN"/>
-        </w:rPr>
-      </w:r>
-      <w:r>
-        <w:rPr>
           <w:b/>
           <w:lang w:val="hi_IN" w:bidi="hi_IN"/>
         </w:rPr>
@@ -40092,7 +37255,7 @@
         </w:rPr>
         <w:t xml:space="preserve">देखें कि आपने </w:t>
       </w:r>
-      <w:hyperlink r:id="rId22">
+      <w:hyperlink r:id="rId20">
         <w:r>
           <w:rPr>
             <w:lang w:val="hi_IN" w:bidi="hi_IN"/>
@@ -40167,20 +37330,6 @@
       </w:r>
       <w:r>
         <w:rPr>
-          <w:lang w:val="hi_IN" w:bidi="hi_IN"/>
-        </w:rPr>
-        <w:t>וּ⁠מֵעַ֖⁠י הָמ֥וּ עָלָֽי⁠ו</w:t>
-      </w:r>
-    </w:p>
-    <w:p>
-      <w:pPr/>
-      <w:r>
-        <w:rPr>
-          <w:lang w:val="hi_IN" w:bidi="hi_IN"/>
-        </w:rPr>
-      </w:r>
-      <w:r>
-        <w:rPr>
           <w:b/>
           <w:lang w:val="hi_IN" w:bidi="hi_IN"/>
         </w:rPr>
@@ -40407,20 +37556,6 @@
       </w:r>
       <w:r>
         <w:rPr>
-          <w:lang w:val="hi_IN" w:bidi="hi_IN"/>
-        </w:rPr>
-        <w:t>וְ⁠יָדַ֣⁠י נָֽטְפוּ־מ֗וֹר וְ⁠אֶצְבְּעֹתַ⁠י֙ מ֣וֹר עֹבֵ֔ר</w:t>
-      </w:r>
-    </w:p>
-    <w:p>
-      <w:pPr/>
-      <w:r>
-        <w:rPr>
-          <w:lang w:val="hi_IN" w:bidi="hi_IN"/>
-        </w:rPr>
-      </w:r>
-      <w:r>
-        <w:rPr>
           <w:b/>
           <w:lang w:val="hi_IN" w:bidi="hi_IN"/>
         </w:rPr>
@@ -40545,20 +37680,6 @@
       </w:r>
       <w:r>
         <w:rPr>
-          <w:lang w:val="hi_IN" w:bidi="hi_IN"/>
-        </w:rPr>
-        <w:t>מ֣וֹר עֹבֵ֔ר</w:t>
-      </w:r>
-    </w:p>
-    <w:p>
-      <w:pPr/>
-      <w:r>
-        <w:rPr>
-          <w:lang w:val="hi_IN" w:bidi="hi_IN"/>
-        </w:rPr>
-      </w:r>
-      <w:r>
-        <w:rPr>
           <w:b/>
           <w:lang w:val="hi_IN" w:bidi="hi_IN"/>
         </w:rPr>
@@ -40773,7 +37894,7 @@
         </w:rPr>
         <w:t xml:space="preserve">देखें कि आपने </w:t>
       </w:r>
-      <w:hyperlink r:id="rId22">
+      <w:hyperlink r:id="rId20">
         <w:r>
           <w:rPr>
             <w:lang w:val="hi_IN" w:bidi="hi_IN"/>
@@ -40848,20 +37969,6 @@
       </w:r>
       <w:r>
         <w:rPr>
-          <w:lang w:val="hi_IN" w:bidi="hi_IN"/>
-        </w:rPr>
-        <w:t>עָבָ֑ר</w:t>
-      </w:r>
-    </w:p>
-    <w:p>
-      <w:pPr/>
-      <w:r>
-        <w:rPr>
-          <w:lang w:val="hi_IN" w:bidi="hi_IN"/>
-        </w:rPr>
-      </w:r>
-      <w:r>
-        <w:rPr>
           <w:b/>
           <w:lang w:val="hi_IN" w:bidi="hi_IN"/>
         </w:rPr>
@@ -40958,20 +38065,6 @@
       </w:r>
       <w:r>
         <w:rPr>
-          <w:lang w:val="hi_IN" w:bidi="hi_IN"/>
-        </w:rPr>
-        <w:t>נַפְשִׁ⁠י֙ יָֽצְאָ֣ה</w:t>
-      </w:r>
-    </w:p>
-    <w:p>
-      <w:pPr/>
-      <w:r>
-        <w:rPr>
-          <w:lang w:val="hi_IN" w:bidi="hi_IN"/>
-        </w:rPr>
-      </w:r>
-      <w:r>
-        <w:rPr>
           <w:b/>
           <w:lang w:val="hi_IN" w:bidi="hi_IN"/>
         </w:rPr>
@@ -41068,20 +38161,6 @@
       </w:r>
       <w:r>
         <w:rPr>
-          <w:lang w:val="hi_IN" w:bidi="hi_IN"/>
-        </w:rPr>
-        <w:t>נַפְשִׁ⁠י֙ יָֽצְאָ֣ה</w:t>
-      </w:r>
-    </w:p>
-    <w:p>
-      <w:pPr/>
-      <w:r>
-        <w:rPr>
-          <w:lang w:val="hi_IN" w:bidi="hi_IN"/>
-        </w:rPr>
-      </w:r>
-      <w:r>
-        <w:rPr>
           <w:b/>
           <w:lang w:val="hi_IN" w:bidi="hi_IN"/>
         </w:rPr>
@@ -41199,20 +38278,6 @@
       </w:r>
       <w:r>
         <w:rPr>
-          <w:lang w:val="hi_IN" w:bidi="hi_IN"/>
-        </w:rPr>
-        <w:t>בְ⁠דַבְּר֔⁠וֹ</w:t>
-      </w:r>
-    </w:p>
-    <w:p>
-      <w:pPr/>
-      <w:r>
-        <w:rPr>
-          <w:lang w:val="hi_IN" w:bidi="hi_IN"/>
-        </w:rPr>
-      </w:r>
-      <w:r>
-        <w:rPr>
           <w:b/>
           <w:lang w:val="hi_IN" w:bidi="hi_IN"/>
         </w:rPr>
@@ -41414,20 +38479,6 @@
       </w:r>
       <w:r>
         <w:rPr>
-          <w:lang w:val="hi_IN" w:bidi="hi_IN"/>
-        </w:rPr>
-        <w:t>מְצָאֻ֧⁠נִי הַ⁠שֹּׁמְרִ֛ים הַ⁠סֹּבְבִ֥ים בָּ⁠עִ֖יר</w:t>
-      </w:r>
-    </w:p>
-    <w:p>
-      <w:pPr/>
-      <w:r>
-        <w:rPr>
-          <w:lang w:val="hi_IN" w:bidi="hi_IN"/>
-        </w:rPr>
-      </w:r>
-      <w:r>
-        <w:rPr>
           <w:b/>
           <w:lang w:val="hi_IN" w:bidi="hi_IN"/>
         </w:rPr>
@@ -41447,7 +38498,7 @@
         </w:rPr>
         <w:t xml:space="preserve">देखिए आपने </w:t>
       </w:r>
-      <w:hyperlink r:id="rId54">
+      <w:hyperlink r:id="rId52">
         <w:r>
           <w:rPr>
             <w:lang w:val="hi_IN" w:bidi="hi_IN"/>
@@ -41542,20 +38593,6 @@
       </w:r>
       <w:r>
         <w:rPr>
-          <w:lang w:val="hi_IN" w:bidi="hi_IN"/>
-        </w:rPr>
-        <w:t>הִכּ֣וּ⁠נִי פְצָע֑וּ⁠נִי נָשְׂא֤וּ אֶת־רְדִידִ⁠י֙ מֵֽ⁠עָלַ֔⁠י שֹׁמְרֵ֖י הַ⁠חֹמֽוֹת</w:t>
-      </w:r>
-    </w:p>
-    <w:p>
-      <w:pPr/>
-      <w:r>
-        <w:rPr>
-          <w:lang w:val="hi_IN" w:bidi="hi_IN"/>
-        </w:rPr>
-      </w:r>
-      <w:r>
-        <w:rPr>
           <w:b/>
           <w:lang w:val="hi_IN" w:bidi="hi_IN"/>
         </w:rPr>
@@ -41639,20 +38676,6 @@
       </w:r>
       <w:r>
         <w:rPr>
-          <w:lang w:val="hi_IN" w:bidi="hi_IN"/>
-        </w:rPr>
-        <w:t>הִכּ֣וּ⁠נִי פְצָע֑וּ⁠נִי</w:t>
-      </w:r>
-    </w:p>
-    <w:p>
-      <w:pPr/>
-      <w:r>
-        <w:rPr>
-          <w:lang w:val="hi_IN" w:bidi="hi_IN"/>
-        </w:rPr>
-      </w:r>
-      <w:r>
-        <w:rPr>
           <w:b/>
           <w:lang w:val="hi_IN" w:bidi="hi_IN"/>
         </w:rPr>
@@ -41778,20 +38801,6 @@
       </w:r>
       <w:r>
         <w:rPr>
-          <w:lang w:val="hi_IN" w:bidi="hi_IN"/>
-        </w:rPr>
-        <w:t>אֶת־רְדִידִ⁠י֙</w:t>
-      </w:r>
-    </w:p>
-    <w:p>
-      <w:pPr/>
-      <w:r>
-        <w:rPr>
-          <w:lang w:val="hi_IN" w:bidi="hi_IN"/>
-        </w:rPr>
-      </w:r>
-      <w:r>
-        <w:rPr>
           <w:b/>
           <w:lang w:val="hi_IN" w:bidi="hi_IN"/>
         </w:rPr>
@@ -41903,20 +38912,6 @@
       </w:r>
       <w:r>
         <w:rPr>
-          <w:lang w:val="hi_IN" w:bidi="hi_IN"/>
-        </w:rPr>
-        <w:t>שֹׁמְרֵ֖י הַ⁠חֹמֽוֹת</w:t>
-      </w:r>
-    </w:p>
-    <w:p>
-      <w:pPr/>
-      <w:r>
-        <w:rPr>
-          <w:lang w:val="hi_IN" w:bidi="hi_IN"/>
-        </w:rPr>
-      </w:r>
-      <w:r>
-        <w:rPr>
           <w:b/>
           <w:lang w:val="hi_IN" w:bidi="hi_IN"/>
         </w:rPr>
@@ -42047,7 +39042,7 @@
         </w:rPr>
         <w:t xml:space="preserve">देखिए कि आपने </w:t>
       </w:r>
-      <w:hyperlink r:id="rId28">
+      <w:hyperlink r:id="rId26">
         <w:r>
           <w:rPr>
             <w:lang w:val="hi_IN" w:bidi="hi_IN"/>
@@ -42161,7 +39156,7 @@
         </w:rPr>
         <w:t xml:space="preserve">देखिए आपने </w:t>
       </w:r>
-      <w:hyperlink r:id="rId55">
+      <w:hyperlink r:id="rId53">
         <w:r>
           <w:rPr>
             <w:lang w:val="hi_IN" w:bidi="hi_IN"/>
@@ -42256,20 +39251,6 @@
       </w:r>
       <w:r>
         <w:rPr>
-          <w:lang w:val="hi_IN" w:bidi="hi_IN"/>
-        </w:rPr>
-        <w:t>שֶׁ⁠חוֹלַ֥ת אַהֲבָ֖ה אָֽנִי</w:t>
-      </w:r>
-    </w:p>
-    <w:p>
-      <w:pPr/>
-      <w:r>
-        <w:rPr>
-          <w:lang w:val="hi_IN" w:bidi="hi_IN"/>
-        </w:rPr>
-      </w:r>
-      <w:r>
-        <w:rPr>
           <w:b/>
           <w:lang w:val="hi_IN" w:bidi="hi_IN"/>
         </w:rPr>
@@ -42353,20 +39334,6 @@
       </w:r>
       <w:r>
         <w:rPr>
-          <w:lang w:val="hi_IN" w:bidi="hi_IN"/>
-        </w:rPr>
-        <w:t>מַה־דּוֹדֵ֣⁠ךְ מִ⁠דּ֔וֹד הַ⁠יָּפָ֖ה בַּ⁠נָּשִׁ֑ים מַה־דּוֹדֵ֣⁠ךְ מִ⁠דּ֔וֹד שֶׁ⁠כָּ֖כָה הִשְׁבַּעְתָּֽ⁠נוּ</w:t>
-      </w:r>
-    </w:p>
-    <w:p>
-      <w:pPr/>
-      <w:r>
-        <w:rPr>
-          <w:lang w:val="hi_IN" w:bidi="hi_IN"/>
-        </w:rPr>
-      </w:r>
-      <w:r>
-        <w:rPr>
           <w:b/>
           <w:lang w:val="hi_IN" w:bidi="hi_IN"/>
         </w:rPr>
@@ -42473,20 +39440,6 @@
       </w:r>
       <w:r>
         <w:rPr>
-          <w:lang w:val="hi_IN" w:bidi="hi_IN"/>
-        </w:rPr>
-        <w:t>מַה־דּוֹדֵ֣⁠ךְ מִ⁠דּ֔וֹד</w:t>
-      </w:r>
-    </w:p>
-    <w:p>
-      <w:pPr/>
-      <w:r>
-        <w:rPr>
-          <w:lang w:val="hi_IN" w:bidi="hi_IN"/>
-        </w:rPr>
-      </w:r>
-      <w:r>
-        <w:rPr>
           <w:b/>
           <w:lang w:val="hi_IN" w:bidi="hi_IN"/>
         </w:rPr>
@@ -42558,20 +39511,6 @@
       </w:r>
       <w:r>
         <w:rPr>
-          <w:lang w:val="hi_IN" w:bidi="hi_IN"/>
-        </w:rPr>
-        <w:t>מַה־דּוֹדֵ֣⁠ךְ מִ⁠דּ֔וֹד הַ⁠יָּפָ֖ה בַּ⁠נָּשִׁ֑ים</w:t>
-      </w:r>
-    </w:p>
-    <w:p>
-      <w:pPr/>
-      <w:r>
-        <w:rPr>
-          <w:lang w:val="hi_IN" w:bidi="hi_IN"/>
-        </w:rPr>
-      </w:r>
-      <w:r>
-        <w:rPr>
           <w:b/>
           <w:lang w:val="hi_IN" w:bidi="hi_IN"/>
         </w:rPr>
@@ -42682,7 +39621,7 @@
         </w:rPr>
         <w:t xml:space="preserve">देखें कि आपने </w:t>
       </w:r>
-      <w:hyperlink r:id="rId56">
+      <w:hyperlink r:id="rId54">
         <w:r>
           <w:rPr>
             <w:lang w:val="hi_IN" w:bidi="hi_IN"/>
@@ -42757,20 +39696,6 @@
       </w:r>
       <w:r>
         <w:rPr>
-          <w:lang w:val="hi_IN" w:bidi="hi_IN"/>
-        </w:rPr>
-        <w:t>שֶׁ⁠כָּ֖כָה הִשְׁבַּעְתָּֽ⁠נוּ</w:t>
-      </w:r>
-    </w:p>
-    <w:p>
-      <w:pPr/>
-      <w:r>
-        <w:rPr>
-          <w:lang w:val="hi_IN" w:bidi="hi_IN"/>
-        </w:rPr>
-      </w:r>
-      <w:r>
-        <w:rPr>
           <w:b/>
           <w:lang w:val="hi_IN" w:bidi="hi_IN"/>
         </w:rPr>
@@ -42850,20 +39775,6 @@
       </w:r>
       <w:r>
         <w:rPr>
-          <w:lang w:val="hi_IN" w:bidi="hi_IN"/>
-        </w:rPr>
-        <w:t>הִשְׁבַּעְתָּֽ⁠נוּ</w:t>
-      </w:r>
-    </w:p>
-    <w:p>
-      <w:pPr/>
-      <w:r>
-        <w:rPr>
-          <w:lang w:val="hi_IN" w:bidi="hi_IN"/>
-        </w:rPr>
-      </w:r>
-      <w:r>
-        <w:rPr>
           <w:b/>
           <w:lang w:val="hi_IN" w:bidi="hi_IN"/>
         </w:rPr>
@@ -43085,20 +39996,6 @@
       </w:r>
       <w:r>
         <w:rPr>
-          <w:lang w:val="hi_IN" w:bidi="hi_IN"/>
-        </w:rPr>
-        <w:t>דָּג֖וּל מֵ⁠רְבָבָֽה</w:t>
-      </w:r>
-    </w:p>
-    <w:p>
-      <w:pPr/>
-      <w:r>
-        <w:rPr>
-          <w:lang w:val="hi_IN" w:bidi="hi_IN"/>
-        </w:rPr>
-      </w:r>
-      <w:r>
-        <w:rPr>
           <w:b/>
           <w:lang w:val="hi_IN" w:bidi="hi_IN"/>
         </w:rPr>
@@ -43404,20 +40301,6 @@
       </w:r>
       <w:r>
         <w:rPr>
-          <w:lang w:val="hi_IN" w:bidi="hi_IN"/>
-        </w:rPr>
-        <w:t>שְׁחֹר֖וֹת כָּ⁠עוֹרֵֽב</w:t>
-      </w:r>
-    </w:p>
-    <w:p>
-      <w:pPr/>
-      <w:r>
-        <w:rPr>
-          <w:lang w:val="hi_IN" w:bidi="hi_IN"/>
-        </w:rPr>
-      </w:r>
-      <w:r>
-        <w:rPr>
           <w:b/>
           <w:lang w:val="hi_IN" w:bidi="hi_IN"/>
         </w:rPr>
@@ -43659,7 +40542,7 @@
           <w:lang w:val="hi_IN" w:bidi="hi_IN"/>
         </w:rPr>
       </w:r>
-      <w:hyperlink r:id="rId27">
+      <w:hyperlink r:id="rId25">
         <w:r>
           <w:rPr>
             <w:lang w:val="hi_IN" w:bidi="hi_IN"/>
@@ -43866,20 +40749,6 @@
       </w:r>
       <w:r>
         <w:rPr>
-          <w:lang w:val="hi_IN" w:bidi="hi_IN"/>
-        </w:rPr>
-        <w:t>עֵינָ֕י⁠ו כְּ⁠יוֹנִ֖ים עַל־אֲפִ֣יקֵי מָ֑יִם רֹֽחֲצוֹת֙ בֶּֽ⁠חָלָ֔ב יֹשְׁב֖וֹת עַל־מִלֵּֽאת</w:t>
-      </w:r>
-    </w:p>
-    <w:p>
-      <w:pPr/>
-      <w:r>
-        <w:rPr>
-          <w:lang w:val="hi_IN" w:bidi="hi_IN"/>
-        </w:rPr>
-      </w:r>
-      <w:r>
-        <w:rPr>
           <w:b/>
           <w:lang w:val="hi_IN" w:bidi="hi_IN"/>
         </w:rPr>
@@ -44173,20 +41042,6 @@
       </w:r>
       <w:r>
         <w:rPr>
-          <w:lang w:val="hi_IN" w:bidi="hi_IN"/>
-        </w:rPr>
-        <w:t>כַּ⁠עֲרוּגַ֣ת הַ⁠בֹּ֔שֶׂם</w:t>
-      </w:r>
-    </w:p>
-    <w:p>
-      <w:pPr/>
-      <w:r>
-        <w:rPr>
-          <w:lang w:val="hi_IN" w:bidi="hi_IN"/>
-        </w:rPr>
-      </w:r>
-      <w:r>
-        <w:rPr>
           <w:b/>
           <w:lang w:val="hi_IN" w:bidi="hi_IN"/>
         </w:rPr>
@@ -44283,20 +41138,6 @@
       </w:r>
       <w:r>
         <w:rPr>
-          <w:lang w:val="hi_IN" w:bidi="hi_IN"/>
-        </w:rPr>
-        <w:t>מִגְדְּל֖וֹת</w:t>
-      </w:r>
-    </w:p>
-    <w:p>
-      <w:pPr/>
-      <w:r>
-        <w:rPr>
-          <w:lang w:val="hi_IN" w:bidi="hi_IN"/>
-        </w:rPr>
-      </w:r>
-      <w:r>
-        <w:rPr>
           <w:b/>
           <w:lang w:val="hi_IN" w:bidi="hi_IN"/>
         </w:rPr>
@@ -44381,20 +41222,6 @@
       </w:r>
       <w:r>
         <w:rPr>
-          <w:lang w:val="hi_IN" w:bidi="hi_IN"/>
-        </w:rPr>
-        <w:t>מִגְדְּל֖וֹת מֶרְקָחִ֑ים</w:t>
-      </w:r>
-    </w:p>
-    <w:p>
-      <w:pPr/>
-      <w:r>
-        <w:rPr>
-          <w:lang w:val="hi_IN" w:bidi="hi_IN"/>
-        </w:rPr>
-      </w:r>
-      <w:r>
-        <w:rPr>
           <w:b/>
           <w:lang w:val="hi_IN" w:bidi="hi_IN"/>
         </w:rPr>
@@ -44713,7 +41540,7 @@
         </w:rPr>
         <w:t xml:space="preserve">देखें कि आपने </w:t>
       </w:r>
-      <w:hyperlink r:id="rId57">
+      <w:hyperlink r:id="rId55">
         <w:r>
           <w:rPr>
             <w:lang w:val="hi_IN" w:bidi="hi_IN"/>
@@ -44827,7 +41654,7 @@
         </w:rPr>
         <w:t xml:space="preserve">देखें कि आपने </w:t>
       </w:r>
-      <w:hyperlink r:id="rId58">
+      <w:hyperlink r:id="rId56">
         <w:r>
           <w:rPr>
             <w:lang w:val="hi_IN" w:bidi="hi_IN"/>
@@ -44922,20 +41749,6 @@
       </w:r>
       <w:r>
         <w:rPr>
-          <w:lang w:val="hi_IN" w:bidi="hi_IN"/>
-        </w:rPr>
-        <w:t>יָדָי⁠ו֙ גְּלִילֵ֣י זָהָ֔ב מְמֻלָּאִ֖ים בַּ⁠תַּרְשִׁ֑ישׁ</w:t>
-      </w:r>
-    </w:p>
-    <w:p>
-      <w:pPr/>
-      <w:r>
-        <w:rPr>
-          <w:lang w:val="hi_IN" w:bidi="hi_IN"/>
-        </w:rPr>
-      </w:r>
-      <w:r>
-        <w:rPr>
           <w:b/>
           <w:lang w:val="hi_IN" w:bidi="hi_IN"/>
         </w:rPr>
@@ -45092,20 +41905,6 @@
       </w:r>
       <w:r>
         <w:rPr>
-          <w:lang w:val="hi_IN" w:bidi="hi_IN"/>
-        </w:rPr>
-        <w:t>יָדָי⁠ו֙</w:t>
-      </w:r>
-    </w:p>
-    <w:p>
-      <w:pPr/>
-      <w:r>
-        <w:rPr>
-          <w:lang w:val="hi_IN" w:bidi="hi_IN"/>
-        </w:rPr>
-      </w:r>
-      <w:r>
-        <w:rPr>
           <w:b/>
           <w:lang w:val="hi_IN" w:bidi="hi_IN"/>
         </w:rPr>
@@ -45203,20 +42002,6 @@
       </w:r>
       <w:r>
         <w:rPr>
-          <w:lang w:val="hi_IN" w:bidi="hi_IN"/>
-        </w:rPr>
-        <w:t>בַּ⁠תַּרְשִׁ֑ישׁ</w:t>
-      </w:r>
-    </w:p>
-    <w:p>
-      <w:pPr/>
-      <w:r>
-        <w:rPr>
-          <w:lang w:val="hi_IN" w:bidi="hi_IN"/>
-        </w:rPr>
-      </w:r>
-      <w:r>
-        <w:rPr>
           <w:b/>
           <w:lang w:val="hi_IN" w:bidi="hi_IN"/>
         </w:rPr>
@@ -45536,20 +42321,6 @@
       </w:r>
       <w:r>
         <w:rPr>
-          <w:lang w:val="hi_IN" w:bidi="hi_IN"/>
-        </w:rPr>
-        <w:t>מֵעָי⁠ו֙</w:t>
-      </w:r>
-    </w:p>
-    <w:p>
-      <w:pPr/>
-      <w:r>
-        <w:rPr>
-          <w:lang w:val="hi_IN" w:bidi="hi_IN"/>
-        </w:rPr>
-      </w:r>
-      <w:r>
-        <w:rPr>
           <w:b/>
           <w:lang w:val="hi_IN" w:bidi="hi_IN"/>
         </w:rPr>
@@ -45613,20 +42384,6 @@
       </w:r>
       <w:r>
         <w:rPr>
-          <w:lang w:val="hi_IN" w:bidi="hi_IN"/>
-        </w:rPr>
-        <w:t>שֵׁ֔ן</w:t>
-      </w:r>
-    </w:p>
-    <w:p>
-      <w:pPr/>
-      <w:r>
-        <w:rPr>
-          <w:lang w:val="hi_IN" w:bidi="hi_IN"/>
-        </w:rPr>
-      </w:r>
-      <w:r>
-        <w:rPr>
           <w:b/>
           <w:lang w:val="hi_IN" w:bidi="hi_IN"/>
         </w:rPr>
@@ -45751,20 +42508,6 @@
       </w:r>
       <w:r>
         <w:rPr>
-          <w:lang w:val="hi_IN" w:bidi="hi_IN"/>
-        </w:rPr>
-        <w:t>סַפִּירִֽים</w:t>
-      </w:r>
-    </w:p>
-    <w:p>
-      <w:pPr/>
-      <w:r>
-        <w:rPr>
-          <w:lang w:val="hi_IN" w:bidi="hi_IN"/>
-        </w:rPr>
-      </w:r>
-      <w:r>
-        <w:rPr>
           <w:b/>
           <w:lang w:val="hi_IN" w:bidi="hi_IN"/>
         </w:rPr>
@@ -45999,20 +42742,6 @@
       </w:r>
       <w:r>
         <w:rPr>
-          <w:lang w:val="hi_IN" w:bidi="hi_IN"/>
-        </w:rPr>
-        <w:t>שׁוֹקָי⁠ו֙</w:t>
-      </w:r>
-    </w:p>
-    <w:p>
-      <w:pPr/>
-      <w:r>
-        <w:rPr>
-          <w:lang w:val="hi_IN" w:bidi="hi_IN"/>
-        </w:rPr>
-      </w:r>
-      <w:r>
-        <w:rPr>
           <w:b/>
           <w:lang w:val="hi_IN" w:bidi="hi_IN"/>
         </w:rPr>
@@ -46449,20 +43178,6 @@
       </w:r>
       <w:r>
         <w:rPr>
-          <w:lang w:val="hi_IN" w:bidi="hi_IN"/>
-        </w:rPr>
-        <w:t>חִכּ⁠וֹ֙ מַֽמְתַקִּ֔ים</w:t>
-      </w:r>
-    </w:p>
-    <w:p>
-      <w:pPr/>
-      <w:r>
-        <w:rPr>
-          <w:lang w:val="hi_IN" w:bidi="hi_IN"/>
-        </w:rPr>
-      </w:r>
-      <w:r>
-        <w:rPr>
           <w:b/>
           <w:lang w:val="hi_IN" w:bidi="hi_IN"/>
         </w:rPr>
@@ -46559,20 +43274,6 @@
       </w:r>
       <w:r>
         <w:rPr>
-          <w:lang w:val="hi_IN" w:bidi="hi_IN"/>
-        </w:rPr>
-        <w:t>וְ⁠כֻלּ֖⁠וֹ מַחֲמַדִּ֑ים</w:t>
-      </w:r>
-    </w:p>
-    <w:p>
-      <w:pPr/>
-      <w:r>
-        <w:rPr>
-          <w:lang w:val="hi_IN" w:bidi="hi_IN"/>
-        </w:rPr>
-      </w:r>
-      <w:r>
-        <w:rPr>
           <w:b/>
           <w:lang w:val="hi_IN" w:bidi="hi_IN"/>
         </w:rPr>
@@ -46655,7 +43356,7 @@
         </w:rPr>
         <w:t xml:space="preserve">देखें कि आपने </w:t>
       </w:r>
-      <w:hyperlink r:id="rId20">
+      <w:hyperlink r:id="rId18">
         <w:r>
           <w:rPr>
             <w:lang w:val="hi_IN" w:bidi="hi_IN"/>
@@ -46930,20 +43631,6 @@
       </w:r>
       <w:r>
         <w:rPr>
-          <w:lang w:val="hi_IN" w:bidi="hi_IN"/>
-        </w:rPr>
-        <w:t>אָ֚נָה הָלַ֣ךְ דּוֹדֵ֔⁠ךְ הַ⁠יָּפָ֖ה בַּ⁠נָּשִׁ֑ים אָ֚נָה פָּנָ֣ה דוֹדֵ֔⁠ךְ וּ⁠נְבַקְשֶׁ֖⁠נּוּ עִמָּֽ⁠ךְ</w:t>
-      </w:r>
-    </w:p>
-    <w:p>
-      <w:pPr/>
-      <w:r>
-        <w:rPr>
-          <w:lang w:val="hi_IN" w:bidi="hi_IN"/>
-        </w:rPr>
-      </w:r>
-      <w:r>
-        <w:rPr>
           <w:b/>
           <w:lang w:val="hi_IN" w:bidi="hi_IN"/>
         </w:rPr>
@@ -47074,20 +43761,6 @@
       </w:r>
       <w:r>
         <w:rPr>
-          <w:lang w:val="hi_IN" w:bidi="hi_IN"/>
-        </w:rPr>
-        <w:t>אָ֚נָה הָלַ֣ךְ דּוֹדֵ֔⁠ךְ &amp; אָ֚נָה פָּנָ֣ה דוֹדֵ֔⁠ךְ</w:t>
-      </w:r>
-    </w:p>
-    <w:p>
-      <w:pPr/>
-      <w:r>
-        <w:rPr>
-          <w:lang w:val="hi_IN" w:bidi="hi_IN"/>
-        </w:rPr>
-      </w:r>
-      <w:r>
-        <w:rPr>
           <w:b/>
           <w:lang w:val="hi_IN" w:bidi="hi_IN"/>
         </w:rPr>
@@ -47211,7 +43884,7 @@
         </w:rPr>
         <w:t xml:space="preserve"> वाक्यांश का </w:t>
       </w:r>
-      <w:hyperlink r:id="rId56">
+      <w:hyperlink r:id="rId54">
         <w:r>
           <w:rPr>
             <w:lang w:val="hi_IN" w:bidi="hi_IN"/>
@@ -47273,20 +43946,6 @@
       </w:r>
       <w:r>
         <w:rPr>
-          <w:lang w:val="hi_IN" w:bidi="hi_IN"/>
-        </w:rPr>
-        <w:t>אָ֚נָה פָּנָ֣ה דוֹדֵ֔⁠ךְ</w:t>
-      </w:r>
-    </w:p>
-    <w:p>
-      <w:pPr/>
-      <w:r>
-        <w:rPr>
-          <w:lang w:val="hi_IN" w:bidi="hi_IN"/>
-        </w:rPr>
-      </w:r>
-      <w:r>
-        <w:rPr>
           <w:b/>
           <w:lang w:val="hi_IN" w:bidi="hi_IN"/>
         </w:rPr>
@@ -47364,20 +44023,6 @@
       </w:r>
       <w:r>
         <w:rPr>
-          <w:lang w:val="hi_IN" w:bidi="hi_IN"/>
-        </w:rPr>
-        <w:t>וּ⁠נְבַקְשֶׁ֖⁠נּוּ עִמָּֽ⁠ךְ</w:t>
-      </w:r>
-    </w:p>
-    <w:p>
-      <w:pPr/>
-      <w:r>
-        <w:rPr>
-          <w:lang w:val="hi_IN" w:bidi="hi_IN"/>
-        </w:rPr>
-      </w:r>
-      <w:r>
-        <w:rPr>
           <w:b/>
           <w:lang w:val="hi_IN" w:bidi="hi_IN"/>
         </w:rPr>
@@ -47475,20 +44120,6 @@
       </w:r>
       <w:r>
         <w:rPr>
-          <w:lang w:val="hi_IN" w:bidi="hi_IN"/>
-        </w:rPr>
-        <w:t>דּוֹדִ⁠י֙ יָרַ֣ד לְ⁠גַנּ֔⁠וֹ לַ⁠עֲרוּג֖וֹת הַ⁠בֹּ֑שֶׂם לִ⁠רְעוֹת֙ בַּ⁠גַּנִּ֔ים וְ⁠לִ⁠לְקֹ֖ט שֽׁוֹשַׁנִּֽים</w:t>
-      </w:r>
-    </w:p>
-    <w:p>
-      <w:pPr/>
-      <w:r>
-        <w:rPr>
-          <w:lang w:val="hi_IN" w:bidi="hi_IN"/>
-        </w:rPr>
-      </w:r>
-      <w:r>
-        <w:rPr>
           <w:b/>
           <w:lang w:val="hi_IN" w:bidi="hi_IN"/>
         </w:rPr>
@@ -47548,7 +44179,7 @@
         </w:rPr>
         <w:t xml:space="preserve"> दोनों ही स्त्री के शरीर के संदर्भ मे कहा जा रहा हैं। स्त्री उस "बारी" रूपक को पुनः आरंभ करती हैं जो </w:t>
       </w:r>
-      <w:hyperlink r:id="rId41">
+      <w:hyperlink r:id="rId39">
         <w:r>
           <w:rPr>
             <w:lang w:val="hi_IN" w:bidi="hi_IN"/>
@@ -47598,7 +44229,7 @@
         </w:rPr>
         <w:t xml:space="preserve"> दोनों ही पुरुष के स्त्री के शरीर का आनंद लेने के लिए रूपक हैं। यदि आपने </w:t>
       </w:r>
-      <w:hyperlink r:id="rId41">
+      <w:hyperlink r:id="rId39">
         <w:r>
           <w:rPr>
             <w:lang w:val="hi_IN" w:bidi="hi_IN"/>
@@ -47680,20 +44311,6 @@
       </w:r>
       <w:r>
         <w:rPr>
-          <w:lang w:val="hi_IN" w:bidi="hi_IN"/>
-        </w:rPr>
-        <w:t>דּוֹדִ⁠י֙ יָרַ֣ד לְ⁠גַנּ֔⁠וֹ לַ⁠עֲרוּג֖וֹת הַ⁠בֹּ֑שֶׂם</w:t>
-      </w:r>
-    </w:p>
-    <w:p>
-      <w:pPr/>
-      <w:r>
-        <w:rPr>
-          <w:lang w:val="hi_IN" w:bidi="hi_IN"/>
-        </w:rPr>
-      </w:r>
-      <w:r>
-        <w:rPr>
           <w:b/>
           <w:lang w:val="hi_IN" w:bidi="hi_IN"/>
         </w:rPr>
@@ -47843,20 +44460,6 @@
       </w:r>
       <w:r>
         <w:rPr>
-          <w:lang w:val="hi_IN" w:bidi="hi_IN"/>
-        </w:rPr>
-        <w:t>יָרַ֣ד</w:t>
-      </w:r>
-    </w:p>
-    <w:p>
-      <w:pPr/>
-      <w:r>
-        <w:rPr>
-          <w:lang w:val="hi_IN" w:bidi="hi_IN"/>
-        </w:rPr>
-      </w:r>
-      <w:r>
-        <w:rPr>
           <w:b/>
           <w:lang w:val="hi_IN" w:bidi="hi_IN"/>
         </w:rPr>
@@ -48011,7 +44614,7 @@
         </w:rPr>
         <w:t xml:space="preserve">वाक्यांश का </w:t>
       </w:r>
-      <w:hyperlink r:id="rId52">
+      <w:hyperlink r:id="rId50">
         <w:r>
           <w:rPr>
             <w:lang w:val="hi_IN" w:bidi="hi_IN"/>
@@ -48195,20 +44798,6 @@
       </w:r>
       <w:r>
         <w:rPr>
-          <w:lang w:val="hi_IN" w:bidi="hi_IN"/>
-        </w:rPr>
-        <w:t>אֲנִ֤י לְ⁠דוֹדִ⁠י֙ וְ⁠דוֹדִ֣⁠י לִ֔⁠י</w:t>
-      </w:r>
-    </w:p>
-    <w:p>
-      <w:pPr/>
-      <w:r>
-        <w:rPr>
-          <w:lang w:val="hi_IN" w:bidi="hi_IN"/>
-        </w:rPr>
-      </w:r>
-      <w:r>
-        <w:rPr>
           <w:b/>
           <w:lang w:val="hi_IN" w:bidi="hi_IN"/>
         </w:rPr>
@@ -48254,7 +44843,7 @@
         </w:rPr>
         <w:t xml:space="preserve">" का </w:t>
       </w:r>
-      <w:hyperlink r:id="rId57">
+      <w:hyperlink r:id="rId55">
         <w:r>
           <w:rPr>
             <w:lang w:val="hi_IN" w:bidi="hi_IN"/>
@@ -48316,20 +44905,6 @@
       </w:r>
       <w:r>
         <w:rPr>
-          <w:lang w:val="hi_IN" w:bidi="hi_IN"/>
-        </w:rPr>
-        <w:t>הָ⁠רֹעֶ֖ה בַּ⁠שׁוֹשַׁנִּֽים</w:t>
-      </w:r>
-    </w:p>
-    <w:p>
-      <w:pPr/>
-      <w:r>
-        <w:rPr>
-          <w:lang w:val="hi_IN" w:bidi="hi_IN"/>
-        </w:rPr>
-      </w:r>
-      <w:r>
-        <w:rPr>
           <w:b/>
           <w:lang w:val="hi_IN" w:bidi="hi_IN"/>
         </w:rPr>
@@ -48375,7 +44950,7 @@
         </w:rPr>
         <w:t xml:space="preserve">” का </w:t>
       </w:r>
-      <w:hyperlink r:id="rId57">
+      <w:hyperlink r:id="rId55">
         <w:r>
           <w:rPr>
             <w:lang w:val="hi_IN" w:bidi="hi_IN"/>
@@ -48457,20 +45032,6 @@
       </w:r>
       <w:r>
         <w:rPr>
-          <w:lang w:val="hi_IN" w:bidi="hi_IN"/>
-        </w:rPr>
-        <w:t>יָפָ֨ה אַ֤תְּ רַעְיָתִ⁠י֙ כְּ⁠תִרְצָ֔ה נָאוָ֖ה כִּ⁠ירוּשָׁלִָ֑ם</w:t>
-      </w:r>
-    </w:p>
-    <w:p>
-      <w:pPr/>
-      <w:r>
-        <w:rPr>
-          <w:lang w:val="hi_IN" w:bidi="hi_IN"/>
-        </w:rPr>
-      </w:r>
-      <w:r>
-        <w:rPr>
           <w:b/>
           <w:lang w:val="hi_IN" w:bidi="hi_IN"/>
         </w:rPr>
@@ -48613,7 +45174,7 @@
         </w:rPr>
         <w:t xml:space="preserve">देखिए आपने वाक्यांश “हे मेरी प्रिय, तू सुंदरी हैं” का </w:t>
       </w:r>
-      <w:hyperlink r:id="rId27">
+      <w:hyperlink r:id="rId25">
         <w:r>
           <w:rPr>
             <w:lang w:val="hi_IN" w:bidi="hi_IN"/>
@@ -48675,20 +45236,6 @@
       </w:r>
       <w:r>
         <w:rPr>
-          <w:lang w:val="hi_IN" w:bidi="hi_IN"/>
-        </w:rPr>
-        <w:t>יָפָ֨ה אַ֤תְּ רַעְיָתִ⁠י֙ כְּ⁠תִרְצָ֔ה</w:t>
-      </w:r>
-    </w:p>
-    <w:p>
-      <w:pPr/>
-      <w:r>
-        <w:rPr>
-          <w:lang w:val="hi_IN" w:bidi="hi_IN"/>
-        </w:rPr>
-      </w:r>
-      <w:r>
-        <w:rPr>
           <w:b/>
           <w:lang w:val="hi_IN" w:bidi="hi_IN"/>
         </w:rPr>
@@ -48772,20 +45319,6 @@
       </w:r>
       <w:r>
         <w:rPr>
-          <w:lang w:val="hi_IN" w:bidi="hi_IN"/>
-        </w:rPr>
-        <w:t>נָאוָ֖ה כִּ⁠ירוּשָׁלִָ֑ם אֲיֻמָּ֖ה כַּ⁠נִּדְגָּלֽוֹת</w:t>
-      </w:r>
-    </w:p>
-    <w:p>
-      <w:pPr/>
-      <w:r>
-        <w:rPr>
-          <w:lang w:val="hi_IN" w:bidi="hi_IN"/>
-        </w:rPr>
-      </w:r>
-      <w:r>
-        <w:rPr>
           <w:b/>
           <w:lang w:val="hi_IN" w:bidi="hi_IN"/>
         </w:rPr>
@@ -48883,20 +45416,6 @@
       </w:r>
       <w:r>
         <w:rPr>
-          <w:lang w:val="hi_IN" w:bidi="hi_IN"/>
-        </w:rPr>
-        <w:t>אֲיֻמָּ֖ה כַּ⁠נִּדְגָּלֽוֹת</w:t>
-      </w:r>
-    </w:p>
-    <w:p>
-      <w:pPr/>
-      <w:r>
-        <w:rPr>
-          <w:lang w:val="hi_IN" w:bidi="hi_IN"/>
-        </w:rPr>
-      </w:r>
-      <w:r>
-        <w:rPr>
           <w:b/>
           <w:lang w:val="hi_IN" w:bidi="hi_IN"/>
         </w:rPr>
@@ -49053,7 +45572,7 @@
         </w:rPr>
         <w:t xml:space="preserve"> शब्द का </w:t>
       </w:r>
-      <w:hyperlink r:id="rId59">
+      <w:hyperlink r:id="rId57">
         <w:r>
           <w:rPr>
             <w:lang w:val="hi_IN" w:bidi="hi_IN"/>
@@ -49135,20 +45654,6 @@
       </w:r>
       <w:r>
         <w:rPr>
-          <w:lang w:val="hi_IN" w:bidi="hi_IN"/>
-        </w:rPr>
-        <w:t>שַׂעְרֵ⁠ךְ֙ כְּ⁠עֵ֣דֶר הָֽ⁠עִזִּ֔ים שֶׁ⁠גָּלְשׁ֖וּ מִן־הַ⁠גִּלְעָֽד</w:t>
-      </w:r>
-    </w:p>
-    <w:p>
-      <w:pPr/>
-      <w:r>
-        <w:rPr>
-          <w:lang w:val="hi_IN" w:bidi="hi_IN"/>
-        </w:rPr>
-      </w:r>
-      <w:r>
-        <w:rPr>
           <w:b/>
           <w:lang w:val="hi_IN" w:bidi="hi_IN"/>
         </w:rPr>
@@ -49182,7 +45687,7 @@
         </w:rPr>
         <w:t xml:space="preserve">देखें कि आपने </w:t>
       </w:r>
-      <w:hyperlink r:id="rId46">
+      <w:hyperlink r:id="rId44">
         <w:r>
           <w:rPr>
             <w:lang w:val="hi_IN" w:bidi="hi_IN"/>
@@ -49303,7 +45808,7 @@
         </w:rPr>
         <w:t xml:space="preserve">देखें कि आपने </w:t>
       </w:r>
-      <w:hyperlink r:id="rId60">
+      <w:hyperlink r:id="rId58">
         <w:r>
           <w:rPr>
             <w:lang w:val="hi_IN" w:bidi="hi_IN"/>
@@ -49398,20 +45903,6 @@
       </w:r>
       <w:r>
         <w:rPr>
-          <w:lang w:val="hi_IN" w:bidi="hi_IN"/>
-        </w:rPr>
-        <w:t>הָֽ⁠רְחֵלִ֔ים</w:t>
-      </w:r>
-    </w:p>
-    <w:p>
-      <w:pPr/>
-      <w:r>
-        <w:rPr>
-          <w:lang w:val="hi_IN" w:bidi="hi_IN"/>
-        </w:rPr>
-      </w:r>
-      <w:r>
-        <w:rPr>
           <w:b/>
           <w:lang w:val="hi_IN" w:bidi="hi_IN"/>
         </w:rPr>
@@ -49548,7 +46039,7 @@
         </w:rPr>
         <w:t xml:space="preserve">देखें कि आपने </w:t>
       </w:r>
-      <w:hyperlink r:id="rId61">
+      <w:hyperlink r:id="rId59">
         <w:r>
           <w:rPr>
             <w:lang w:val="hi_IN" w:bidi="hi_IN"/>
@@ -49630,20 +46121,6 @@
       </w:r>
       <w:r>
         <w:rPr>
-          <w:lang w:val="hi_IN" w:bidi="hi_IN"/>
-        </w:rPr>
-        <w:t>שִׁשִּׁ֥ים הֵ֨מָּה֙ מְּלָכ֔וֹת</w:t>
-      </w:r>
-    </w:p>
-    <w:p>
-      <w:pPr/>
-      <w:r>
-        <w:rPr>
-          <w:lang w:val="hi_IN" w:bidi="hi_IN"/>
-        </w:rPr>
-      </w:r>
-      <w:r>
-        <w:rPr>
           <w:b/>
           <w:lang w:val="hi_IN" w:bidi="hi_IN"/>
         </w:rPr>
@@ -49965,7 +46442,7 @@
         </w:rPr>
         <w:t xml:space="preserve">वाक्यांश का </w:t>
       </w:r>
-      <w:hyperlink r:id="rId18">
+      <w:hyperlink r:id="rId16">
         <w:r>
           <w:rPr>
             <w:lang w:val="hi_IN" w:bidi="hi_IN"/>
@@ -50047,20 +46524,6 @@
       </w:r>
       <w:r>
         <w:rPr>
-          <w:lang w:val="hi_IN" w:bidi="hi_IN"/>
-        </w:rPr>
-        <w:t>וַ⁠עֲלָמ֖וֹת אֵ֥ין מִסְפָּֽר</w:t>
-      </w:r>
-    </w:p>
-    <w:p>
-      <w:pPr/>
-      <w:r>
-        <w:rPr>
-          <w:lang w:val="hi_IN" w:bidi="hi_IN"/>
-        </w:rPr>
-      </w:r>
-      <w:r>
-        <w:rPr>
           <w:b/>
           <w:lang w:val="hi_IN" w:bidi="hi_IN"/>
         </w:rPr>
@@ -50171,20 +46634,6 @@
       </w:r>
       <w:r>
         <w:rPr>
-          <w:lang w:val="hi_IN" w:bidi="hi_IN"/>
-        </w:rPr>
-        <w:t>שִׁשִּׁ֥ים הֵ֨מָּה֙ מְּלָכ֔וֹת וּ⁠שְׁמֹנִ֖ים פִּֽילַגְשִׁ֑ים וַ⁠עֲלָמ֖וֹת אֵ֥ין מִסְפָּֽר׃ אַחַ֥ת הִיא֙ יוֹנָתִ֣⁠י תַמָּתִ֔⁠י אַחַ֥ת הִיא֙ לְ⁠אִמָּ֔⁠הּ בָּרָ֥ה הִ֖יא לְ⁠יֽוֹלַדְתָּ֑⁠הּ</w:t>
-      </w:r>
-    </w:p>
-    <w:p>
-      <w:pPr/>
-      <w:r>
-        <w:rPr>
-          <w:lang w:val="hi_IN" w:bidi="hi_IN"/>
-        </w:rPr>
-      </w:r>
-      <w:r>
-        <w:rPr>
           <w:b/>
           <w:lang w:val="hi_IN" w:bidi="hi_IN"/>
         </w:rPr>
@@ -50306,20 +46755,6 @@
       </w:r>
       <w:r>
         <w:rPr>
-          <w:lang w:val="hi_IN" w:bidi="hi_IN"/>
-        </w:rPr>
-        <w:t>אַחַ֥ת הִיא֙</w:t>
-      </w:r>
-    </w:p>
-    <w:p>
-      <w:pPr/>
-      <w:r>
-        <w:rPr>
-          <w:lang w:val="hi_IN" w:bidi="hi_IN"/>
-        </w:rPr>
-      </w:r>
-      <w:r>
-        <w:rPr>
           <w:b/>
           <w:lang w:val="hi_IN" w:bidi="hi_IN"/>
         </w:rPr>
@@ -50509,7 +46944,7 @@
         </w:rPr>
         <w:t xml:space="preserve"> को </w:t>
       </w:r>
-      <w:hyperlink r:id="rId62">
+      <w:hyperlink r:id="rId60">
         <w:r>
           <w:rPr>
             <w:lang w:val="hi_IN" w:bidi="hi_IN"/>
@@ -50591,20 +47026,6 @@
       </w:r>
       <w:r>
         <w:rPr>
-          <w:lang w:val="hi_IN" w:bidi="hi_IN"/>
-        </w:rPr>
-        <w:t>אַחַ֥ת הִיא֙ לְ⁠אִמָּ֔⁠הּ</w:t>
-      </w:r>
-    </w:p>
-    <w:p>
-      <w:pPr/>
-      <w:r>
-        <w:rPr>
-          <w:lang w:val="hi_IN" w:bidi="hi_IN"/>
-        </w:rPr>
-      </w:r>
-      <w:r>
-        <w:rPr>
           <w:b/>
           <w:lang w:val="hi_IN" w:bidi="hi_IN"/>
         </w:rPr>
@@ -50741,20 +47162,6 @@
       </w:r>
       <w:r>
         <w:rPr>
-          <w:lang w:val="hi_IN" w:bidi="hi_IN"/>
-        </w:rPr>
-        <w:t>בָּרָ֥ה הִ֖יא לְ⁠יֽוֹלַדְתָּ֑⁠הּ</w:t>
-      </w:r>
-    </w:p>
-    <w:p>
-      <w:pPr/>
-      <w:r>
-        <w:rPr>
-          <w:lang w:val="hi_IN" w:bidi="hi_IN"/>
-        </w:rPr>
-      </w:r>
-      <w:r>
-        <w:rPr>
           <w:b/>
           <w:lang w:val="hi_IN" w:bidi="hi_IN"/>
         </w:rPr>
@@ -51028,20 +47435,6 @@
       </w:r>
       <w:r>
         <w:rPr>
-          <w:lang w:val="hi_IN" w:bidi="hi_IN"/>
-        </w:rPr>
-        <w:t>בָנוֹת֙</w:t>
-      </w:r>
-    </w:p>
-    <w:p>
-      <w:pPr/>
-      <w:r>
-        <w:rPr>
-          <w:lang w:val="hi_IN" w:bidi="hi_IN"/>
-        </w:rPr>
-      </w:r>
-      <w:r>
-        <w:rPr>
           <w:b/>
           <w:lang w:val="hi_IN" w:bidi="hi_IN"/>
         </w:rPr>
@@ -51172,20 +47565,6 @@
       </w:r>
       <w:r>
         <w:rPr>
-          <w:lang w:val="hi_IN" w:bidi="hi_IN"/>
-        </w:rPr>
-        <w:t>מִי־זֹ֥את הַ⁠נִּשְׁקָפָ֖ה כְּמוֹ־שָׁ֑חַר יָפָ֣ה כַ⁠לְּבָנָ֗ה בָּרָה֙ כַּֽ⁠חַמָּ֔ה אֲיֻמָּ֖ה כַּ⁠נִּדְגָּלֽוֹת</w:t>
-      </w:r>
-    </w:p>
-    <w:p>
-      <w:pPr/>
-      <w:r>
-        <w:rPr>
-          <w:lang w:val="hi_IN" w:bidi="hi_IN"/>
-        </w:rPr>
-      </w:r>
-      <w:r>
-        <w:rPr>
           <w:b/>
           <w:lang w:val="hi_IN" w:bidi="hi_IN"/>
         </w:rPr>
@@ -51322,20 +47701,6 @@
       </w:r>
       <w:r>
         <w:rPr>
-          <w:lang w:val="hi_IN" w:bidi="hi_IN"/>
-        </w:rPr>
-        <w:t>מִי־זֹ֥את הַ⁠נִּשְׁקָפָ֖ה כְּמוֹ־שָׁ֑חַר יָפָ֣ה כַ⁠לְּבָנָ֗ה בָּרָה֙ כַּֽ⁠חַמָּ֔ה אֲיֻמָּ֖ה כַּ⁠נִּדְגָּלֽוֹת</w:t>
-      </w:r>
-    </w:p>
-    <w:p>
-      <w:pPr/>
-      <w:r>
-        <w:rPr>
-          <w:lang w:val="hi_IN" w:bidi="hi_IN"/>
-        </w:rPr>
-      </w:r>
-      <w:r>
-        <w:rPr>
           <w:b/>
           <w:lang w:val="hi_IN" w:bidi="hi_IN"/>
         </w:rPr>
@@ -51433,20 +47798,6 @@
       </w:r>
       <w:r>
         <w:rPr>
-          <w:lang w:val="hi_IN" w:bidi="hi_IN"/>
-        </w:rPr>
-        <w:t>הַ⁠נִּשְׁקָפָ֖ה כְּמוֹ־שָׁ֑חַר</w:t>
-      </w:r>
-    </w:p>
-    <w:p>
-      <w:pPr/>
-      <w:r>
-        <w:rPr>
-          <w:lang w:val="hi_IN" w:bidi="hi_IN"/>
-        </w:rPr>
-      </w:r>
-      <w:r>
-        <w:rPr>
           <w:b/>
           <w:lang w:val="hi_IN" w:bidi="hi_IN"/>
         </w:rPr>
@@ -51544,20 +47895,6 @@
       </w:r>
       <w:r>
         <w:rPr>
-          <w:lang w:val="hi_IN" w:bidi="hi_IN"/>
-        </w:rPr>
-        <w:t>הַ⁠נִּשְׁקָפָ֖ה כְּמוֹ־שָׁ֑חַר יָפָ֣ה כַ⁠לְּבָנָ֗ה בָּרָה֙ כַּֽ⁠חַמָּ֔ה</w:t>
-      </w:r>
-    </w:p>
-    <w:p>
-      <w:pPr/>
-      <w:r>
-        <w:rPr>
-          <w:lang w:val="hi_IN" w:bidi="hi_IN"/>
-        </w:rPr>
-      </w:r>
-      <w:r>
-        <w:rPr>
           <w:b/>
           <w:lang w:val="hi_IN" w:bidi="hi_IN"/>
         </w:rPr>
@@ -51681,20 +48018,6 @@
       </w:r>
       <w:r>
         <w:rPr>
-          <w:lang w:val="hi_IN" w:bidi="hi_IN"/>
-        </w:rPr>
-        <w:t>אֲיֻמָּ֖ה כַּ⁠נִּדְגָּלֽוֹת</w:t>
-      </w:r>
-    </w:p>
-    <w:p>
-      <w:pPr/>
-      <w:r>
-        <w:rPr>
-          <w:lang w:val="hi_IN" w:bidi="hi_IN"/>
-        </w:rPr>
-      </w:r>
-      <w:r>
-        <w:rPr>
           <w:b/>
           <w:lang w:val="hi_IN" w:bidi="hi_IN"/>
         </w:rPr>
@@ -51728,7 +48051,7 @@
         </w:rPr>
         <w:t xml:space="preserve">देखें कि आपने सुमतुल्य वाक्यांश "ध्वजाओं से सजी सेनाओं के समान विस्मयकारी" का </w:t>
       </w:r>
-      <w:hyperlink r:id="rId63">
+      <w:hyperlink r:id="rId61">
         <w:r>
           <w:rPr>
             <w:lang w:val="hi_IN" w:bidi="hi_IN"/>
@@ -51810,20 +48133,6 @@
       </w:r>
       <w:r>
         <w:rPr>
-          <w:lang w:val="hi_IN" w:bidi="hi_IN"/>
-        </w:rPr>
-        <w:t>אֶל־גִּנַּ֤ת אֱגוֹז֙ יָרַ֔דְתִּי</w:t>
-      </w:r>
-    </w:p>
-    <w:p>
-      <w:pPr/>
-      <w:r>
-        <w:rPr>
-          <w:lang w:val="hi_IN" w:bidi="hi_IN"/>
-        </w:rPr>
-      </w:r>
-      <w:r>
-        <w:rPr>
           <w:b/>
           <w:lang w:val="hi_IN" w:bidi="hi_IN"/>
         </w:rPr>
@@ -51921,20 +48230,6 @@
       </w:r>
       <w:r>
         <w:rPr>
-          <w:lang w:val="hi_IN" w:bidi="hi_IN"/>
-        </w:rPr>
-        <w:t>אֶל־גִּנַּ֤ת אֱגוֹז֙ יָרַ֔דְתִּי</w:t>
-      </w:r>
-    </w:p>
-    <w:p>
-      <w:pPr/>
-      <w:r>
-        <w:rPr>
-          <w:lang w:val="hi_IN" w:bidi="hi_IN"/>
-        </w:rPr>
-      </w:r>
-      <w:r>
-        <w:rPr>
           <w:b/>
           <w:lang w:val="hi_IN" w:bidi="hi_IN"/>
         </w:rPr>
@@ -52032,20 +48327,6 @@
       </w:r>
       <w:r>
         <w:rPr>
-          <w:lang w:val="hi_IN" w:bidi="hi_IN"/>
-        </w:rPr>
-        <w:t>יָרַ֔דְתִּי</w:t>
-      </w:r>
-    </w:p>
-    <w:p>
-      <w:pPr/>
-      <w:r>
-        <w:rPr>
-          <w:lang w:val="hi_IN" w:bidi="hi_IN"/>
-        </w:rPr>
-      </w:r>
-      <w:r>
-        <w:rPr>
           <w:b/>
           <w:lang w:val="hi_IN" w:bidi="hi_IN"/>
         </w:rPr>
@@ -52253,20 +48534,6 @@
       </w:r>
       <w:r>
         <w:rPr>
-          <w:lang w:val="hi_IN" w:bidi="hi_IN"/>
-        </w:rPr>
-        <w:t>לֹ֣א יָדַ֔עְתִּי</w:t>
-      </w:r>
-    </w:p>
-    <w:p>
-      <w:pPr/>
-      <w:r>
-        <w:rPr>
-          <w:lang w:val="hi_IN" w:bidi="hi_IN"/>
-        </w:rPr>
-      </w:r>
-      <w:r>
-        <w:rPr>
           <w:b/>
           <w:lang w:val="hi_IN" w:bidi="hi_IN"/>
         </w:rPr>
@@ -52460,20 +48727,6 @@
       </w:r>
       <w:r>
         <w:rPr>
-          <w:lang w:val="hi_IN" w:bidi="hi_IN"/>
-        </w:rPr>
-        <w:t>מַרְכְּב֖וֹת עַמִּ⁠י־נָדִֽיב</w:t>
-      </w:r>
-    </w:p>
-    <w:p>
-      <w:pPr/>
-      <w:r>
-        <w:rPr>
-          <w:lang w:val="hi_IN" w:bidi="hi_IN"/>
-        </w:rPr>
-      </w:r>
-      <w:r>
-        <w:rPr>
           <w:b/>
           <w:lang w:val="hi_IN" w:bidi="hi_IN"/>
         </w:rPr>
@@ -52692,20 +48945,6 @@
       </w:r>
       <w:r>
         <w:rPr>
-          <w:lang w:val="hi_IN" w:bidi="hi_IN"/>
-        </w:rPr>
-        <w:t>הַ⁠שּׁ֣וּלַמִּ֔ית &amp; בַּ⁠שּׁ֣וּלַמִּ֔ית</w:t>
-      </w:r>
-    </w:p>
-    <w:p>
-      <w:pPr/>
-      <w:r>
-        <w:rPr>
-          <w:lang w:val="hi_IN" w:bidi="hi_IN"/>
-        </w:rPr>
-      </w:r>
-      <w:r>
-        <w:rPr>
           <w:b/>
           <w:lang w:val="hi_IN" w:bidi="hi_IN"/>
         </w:rPr>
@@ -52892,20 +49131,6 @@
       </w:r>
       <w:r>
         <w:rPr>
-          <w:lang w:val="hi_IN" w:bidi="hi_IN"/>
-        </w:rPr>
-        <w:t>מַֽה־תֶּחֱזוּ֙ בַּ⁠שּׁ֣וּלַמִּ֔ית כִּ⁠מְחֹלַ֖ת הַֽ⁠מַּחֲנָֽיִם</w:t>
-      </w:r>
-    </w:p>
-    <w:p>
-      <w:pPr/>
-      <w:r>
-        <w:rPr>
-          <w:lang w:val="hi_IN" w:bidi="hi_IN"/>
-        </w:rPr>
-      </w:r>
-      <w:r>
-        <w:rPr>
           <w:b/>
           <w:lang w:val="hi_IN" w:bidi="hi_IN"/>
         </w:rPr>
@@ -53003,20 +49228,6 @@
       </w:r>
       <w:r>
         <w:rPr>
-          <w:lang w:val="hi_IN" w:bidi="hi_IN"/>
-        </w:rPr>
-        <w:t>כִּ⁠מְחֹלַ֖ת הַֽ⁠מַּחֲנָֽיִם</w:t>
-      </w:r>
-    </w:p>
-    <w:p>
-      <w:pPr/>
-      <w:r>
-        <w:rPr>
-          <w:lang w:val="hi_IN" w:bidi="hi_IN"/>
-        </w:rPr>
-      </w:r>
-      <w:r>
-        <w:rPr>
           <w:b/>
           <w:lang w:val="hi_IN" w:bidi="hi_IN"/>
         </w:rPr>
@@ -53114,20 +49325,6 @@
       </w:r>
       <w:r>
         <w:rPr>
-          <w:lang w:val="hi_IN" w:bidi="hi_IN"/>
-        </w:rPr>
-        <w:t>כִּ⁠מְחֹלַ֖ת הַֽ⁠מַּחֲנָֽיִם</w:t>
-      </w:r>
-    </w:p>
-    <w:p>
-      <w:pPr/>
-      <w:r>
-        <w:rPr>
-          <w:lang w:val="hi_IN" w:bidi="hi_IN"/>
-        </w:rPr>
-      </w:r>
-      <w:r>
-        <w:rPr>
           <w:b/>
           <w:lang w:val="hi_IN" w:bidi="hi_IN"/>
         </w:rPr>
@@ -53376,7 +49573,7 @@
         </w:rPr>
         <w:t xml:space="preserve">अनफोल्डिंग वर्ड लिट्रल ट्रान्सलेशन </w:t>
       </w:r>
-      <w:hyperlink r:id="rId64">
+      <w:hyperlink r:id="rId62">
         <w:r>
           <w:rPr>
             <w:lang w:val="hi_IN" w:bidi="hi_IN"/>
@@ -53419,7 +49616,7 @@
         </w:rPr>
         <w:t xml:space="preserve">अनफोल्डिंग वर्ड लिट्रल ट्रान्सलेशन </w:t>
       </w:r>
-      <w:hyperlink r:id="rId65">
+      <w:hyperlink r:id="rId63">
         <w:r>
           <w:rPr>
             <w:lang w:val="hi_IN" w:bidi="hi_IN"/>
@@ -53495,20 +49692,6 @@
       </w:r>
       <w:r>
         <w:rPr>
-          <w:lang w:val="hi_IN" w:bidi="hi_IN"/>
-        </w:rPr>
-        <w:t>מַה־יָּפ֧וּ פְעָמַ֛יִ⁠ךְ בַּ⁠נְּעָלִ֖ים בַּת־נָדִ֑יב חַמּוּקֵ֣י יְרֵכַ֔יִ⁠ךְ כְּמ֣וֹ חֲלָאִ֔ים מַעֲשֵׂ֖ה יְדֵ֥י אָמָּֽן</w:t>
-      </w:r>
-    </w:p>
-    <w:p>
-      <w:pPr/>
-      <w:r>
-        <w:rPr>
-          <w:lang w:val="hi_IN" w:bidi="hi_IN"/>
-        </w:rPr>
-      </w:r>
-      <w:r>
-        <w:rPr>
           <w:b/>
           <w:lang w:val="hi_IN" w:bidi="hi_IN"/>
         </w:rPr>
@@ -53542,7 +49725,7 @@
         </w:rPr>
         <w:t xml:space="preserve">यदि आप कौन बोल रहा हैं यह दर्शाने के लिए अनुभाग शीर्षक का प्रयोग कर रहे हैं और आपने पिछले पद में निर्णय लिया था कि स्त्री ने बोल, "आप शूलेम्मिन को दो सेनाओं के नृत्य की तरह क्यों देखते हैं," तो आपको इस पद के ऊपर एक अनुभाग शीर्षक रखना होगा जो यह दर्शाता है कि अब पुरुष बोल रहा है। इस पद में पुरुष सीधे स्त्री से बात करना शुरू करता है और </w:t>
       </w:r>
-      <w:hyperlink r:id="rId65">
+      <w:hyperlink r:id="rId63">
         <w:r>
           <w:rPr>
             <w:lang w:val="hi_IN" w:bidi="hi_IN"/>
@@ -53624,20 +49807,6 @@
       </w:r>
       <w:r>
         <w:rPr>
-          <w:lang w:val="hi_IN" w:bidi="hi_IN"/>
-        </w:rPr>
-        <w:t>מַה</w:t>
-      </w:r>
-    </w:p>
-    <w:p>
-      <w:pPr/>
-      <w:r>
-        <w:rPr>
-          <w:lang w:val="hi_IN" w:bidi="hi_IN"/>
-        </w:rPr>
-      </w:r>
-      <w:r>
-        <w:rPr>
           <w:b/>
           <w:lang w:val="hi_IN" w:bidi="hi_IN"/>
         </w:rPr>
@@ -53781,20 +49950,6 @@
       </w:r>
       <w:r>
         <w:rPr>
-          <w:lang w:val="hi_IN" w:bidi="hi_IN"/>
-        </w:rPr>
-        <w:t>מַה־יָּפ֧וּ פְעָמַ֛יִ⁠ךְ בַּ⁠נְּעָלִ֖ים בַּת־נָדִ֑יב</w:t>
-      </w:r>
-    </w:p>
-    <w:p>
-      <w:pPr/>
-      <w:r>
-        <w:rPr>
-          <w:lang w:val="hi_IN" w:bidi="hi_IN"/>
-        </w:rPr>
-      </w:r>
-      <w:r>
-        <w:rPr>
           <w:b/>
           <w:lang w:val="hi_IN" w:bidi="hi_IN"/>
         </w:rPr>
@@ -53904,20 +50059,6 @@
       </w:r>
       <w:r>
         <w:rPr>
-          <w:lang w:val="hi_IN" w:bidi="hi_IN"/>
-        </w:rPr>
-        <w:t>בַּת־נָדִ֑יב</w:t>
-      </w:r>
-    </w:p>
-    <w:p>
-      <w:pPr/>
-      <w:r>
-        <w:rPr>
-          <w:lang w:val="hi_IN" w:bidi="hi_IN"/>
-        </w:rPr>
-      </w:r>
-      <w:r>
-        <w:rPr>
           <w:b/>
           <w:lang w:val="hi_IN" w:bidi="hi_IN"/>
         </w:rPr>
@@ -54313,20 +50454,6 @@
       </w:r>
       <w:r>
         <w:rPr>
-          <w:lang w:val="hi_IN" w:bidi="hi_IN"/>
-        </w:rPr>
-        <w:t>מַעֲשֵׂ֖ה יְדֵ֥י אָמָּֽן</w:t>
-      </w:r>
-    </w:p>
-    <w:p>
-      <w:pPr/>
-      <w:r>
-        <w:rPr>
-          <w:lang w:val="hi_IN" w:bidi="hi_IN"/>
-        </w:rPr>
-      </w:r>
-      <w:r>
-        <w:rPr>
           <w:b/>
           <w:lang w:val="hi_IN" w:bidi="hi_IN"/>
         </w:rPr>
@@ -54670,20 +50797,6 @@
       </w:r>
       <w:r>
         <w:rPr>
-          <w:lang w:val="hi_IN" w:bidi="hi_IN"/>
-        </w:rPr>
-        <w:t>אַל־יֶחְסַ֖ר הַ⁠מָּ֑זֶג</w:t>
-      </w:r>
-    </w:p>
-    <w:p>
-      <w:pPr/>
-      <w:r>
-        <w:rPr>
-          <w:lang w:val="hi_IN" w:bidi="hi_IN"/>
-        </w:rPr>
-      </w:r>
-      <w:r>
-        <w:rPr>
           <w:b/>
           <w:lang w:val="hi_IN" w:bidi="hi_IN"/>
         </w:rPr>
@@ -54787,20 +50900,6 @@
       </w:r>
       <w:r>
         <w:rPr>
-          <w:lang w:val="hi_IN" w:bidi="hi_IN"/>
-        </w:rPr>
-        <w:t>הַ⁠מָּ֑זֶג</w:t>
-      </w:r>
-    </w:p>
-    <w:p>
-      <w:pPr/>
-      <w:r>
-        <w:rPr>
-          <w:lang w:val="hi_IN" w:bidi="hi_IN"/>
-        </w:rPr>
-      </w:r>
-      <w:r>
-        <w:rPr>
           <w:b/>
           <w:lang w:val="hi_IN" w:bidi="hi_IN"/>
         </w:rPr>
@@ -55195,20 +51294,6 @@
       </w:r>
       <w:r>
         <w:rPr>
-          <w:lang w:val="hi_IN" w:bidi="hi_IN"/>
-        </w:rPr>
-        <w:t>סוּגָ֖ה בַּ⁠שּׁוֹשַׁנִּֽים</w:t>
-      </w:r>
-    </w:p>
-    <w:p>
-      <w:pPr/>
-      <w:r>
-        <w:rPr>
-          <w:lang w:val="hi_IN" w:bidi="hi_IN"/>
-        </w:rPr>
-      </w:r>
-      <w:r>
-        <w:rPr>
           <w:b/>
           <w:lang w:val="hi_IN" w:bidi="hi_IN"/>
         </w:rPr>
@@ -55319,7 +51404,7 @@
         </w:rPr>
         <w:t xml:space="preserve">देखें कि आपने लगभग समान कथन का अनुवाद </w:t>
       </w:r>
-      <w:hyperlink r:id="rId66">
+      <w:hyperlink r:id="rId64">
         <w:r>
           <w:rPr>
             <w:lang w:val="hi_IN" w:bidi="hi_IN"/>
@@ -55648,7 +51733,7 @@
         </w:rPr>
         <w:t xml:space="preserve"> शब्द का </w:t>
       </w:r>
-      <w:hyperlink r:id="rId67">
+      <w:hyperlink r:id="rId65">
         <w:r>
           <w:rPr>
             <w:lang w:val="hi_IN" w:bidi="hi_IN"/>
@@ -55993,20 +52078,6 @@
       </w:r>
       <w:r>
         <w:rPr>
-          <w:lang w:val="hi_IN" w:bidi="hi_IN"/>
-        </w:rPr>
-        <w:t>עַל־שַׁ֨עַר֙ בַּת־רַבִּ֔ים</w:t>
-      </w:r>
-    </w:p>
-    <w:p>
-      <w:pPr/>
-      <w:r>
-        <w:rPr>
-          <w:lang w:val="hi_IN" w:bidi="hi_IN"/>
-        </w:rPr>
-      </w:r>
-      <w:r>
-        <w:rPr>
           <w:b/>
           <w:lang w:val="hi_IN" w:bidi="hi_IN"/>
         </w:rPr>
@@ -56273,20 +52344,6 @@
       </w:r>
       <w:r>
         <w:rPr>
-          <w:lang w:val="hi_IN" w:bidi="hi_IN"/>
-        </w:rPr>
-        <w:t>רֹאשֵׁ֤⁠ךְ עָלַ֨יִ⁠ךְ֙ כַּ⁠כַּרְמֶ֔ל</w:t>
-      </w:r>
-    </w:p>
-    <w:p>
-      <w:pPr/>
-      <w:r>
-        <w:rPr>
-          <w:lang w:val="hi_IN" w:bidi="hi_IN"/>
-        </w:rPr>
-      </w:r>
-      <w:r>
-        <w:rPr>
           <w:b/>
           <w:lang w:val="hi_IN" w:bidi="hi_IN"/>
         </w:rPr>
@@ -56500,20 +52557,6 @@
       </w:r>
       <w:r>
         <w:rPr>
-          <w:lang w:val="hi_IN" w:bidi="hi_IN"/>
-        </w:rPr>
-        <w:t>וְ⁠דַלַּ֥ת רֹאשֵׁ֖⁠ךְ כָּ⁠אַרְגָּמָ֑ן</w:t>
-      </w:r>
-    </w:p>
-    <w:p>
-      <w:pPr/>
-      <w:r>
-        <w:rPr>
-          <w:lang w:val="hi_IN" w:bidi="hi_IN"/>
-        </w:rPr>
-      </w:r>
-      <w:r>
-        <w:rPr>
           <w:b/>
           <w:lang w:val="hi_IN" w:bidi="hi_IN"/>
         </w:rPr>
@@ -56637,20 +52680,6 @@
       </w:r>
       <w:r>
         <w:rPr>
-          <w:lang w:val="hi_IN" w:bidi="hi_IN"/>
-        </w:rPr>
-        <w:t>מֶ֖לֶךְ אָס֥וּר בָּ⁠רְהָטִֽים</w:t>
-      </w:r>
-    </w:p>
-    <w:p>
-      <w:pPr/>
-      <w:r>
-        <w:rPr>
-          <w:lang w:val="hi_IN" w:bidi="hi_IN"/>
-        </w:rPr>
-      </w:r>
-      <w:r>
-        <w:rPr>
           <w:b/>
           <w:lang w:val="hi_IN" w:bidi="hi_IN"/>
         </w:rPr>
@@ -56800,20 +52829,6 @@
       </w:r>
       <w:r>
         <w:rPr>
-          <w:lang w:val="hi_IN" w:bidi="hi_IN"/>
-        </w:rPr>
-        <w:t>מֶ֖לֶךְ אָס֥וּר</w:t>
-      </w:r>
-    </w:p>
-    <w:p>
-      <w:pPr/>
-      <w:r>
-        <w:rPr>
-          <w:lang w:val="hi_IN" w:bidi="hi_IN"/>
-        </w:rPr>
-      </w:r>
-      <w:r>
-        <w:rPr>
           <w:b/>
           <w:lang w:val="hi_IN" w:bidi="hi_IN"/>
         </w:rPr>
@@ -56924,20 +52939,6 @@
       </w:r>
       <w:r>
         <w:rPr>
-          <w:lang w:val="hi_IN" w:bidi="hi_IN"/>
-        </w:rPr>
-        <w:t>מֶ֖לֶךְ אָס֥וּר בָּ⁠רְהָטִֽים</w:t>
-      </w:r>
-    </w:p>
-    <w:p>
-      <w:pPr/>
-      <w:r>
-        <w:rPr>
-          <w:lang w:val="hi_IN" w:bidi="hi_IN"/>
-        </w:rPr>
-      </w:r>
-      <w:r>
-        <w:rPr>
           <w:b/>
           <w:lang w:val="hi_IN" w:bidi="hi_IN"/>
         </w:rPr>
@@ -57048,20 +53049,6 @@
       </w:r>
       <w:r>
         <w:rPr>
-          <w:lang w:val="hi_IN" w:bidi="hi_IN"/>
-        </w:rPr>
-        <w:t>בָּ⁠רְהָטִֽים</w:t>
-      </w:r>
-    </w:p>
-    <w:p>
-      <w:pPr/>
-      <w:r>
-        <w:rPr>
-          <w:lang w:val="hi_IN" w:bidi="hi_IN"/>
-        </w:rPr>
-      </w:r>
-      <w:r>
-        <w:rPr>
           <w:b/>
           <w:lang w:val="hi_IN" w:bidi="hi_IN"/>
         </w:rPr>
@@ -57229,7 +53216,7 @@
         </w:rPr>
         <w:t xml:space="preserve">देखें कि आपने इसी वाक्यांश "तू सुंदर हैं" का अनुवाद </w:t>
       </w:r>
-      <w:hyperlink r:id="rId63">
+      <w:hyperlink r:id="rId61">
         <w:r>
           <w:rPr>
             <w:lang w:val="hi_IN" w:bidi="hi_IN"/>
@@ -57511,20 +53498,6 @@
       </w:r>
       <w:r>
         <w:rPr>
-          <w:lang w:val="hi_IN" w:bidi="hi_IN"/>
-        </w:rPr>
-        <w:t>אַהֲבָ֖ה בַּ⁠תַּֽעֲנוּגִֽים</w:t>
-      </w:r>
-    </w:p>
-    <w:p>
-      <w:pPr/>
-      <w:r>
-        <w:rPr>
-          <w:lang w:val="hi_IN" w:bidi="hi_IN"/>
-        </w:rPr>
-      </w:r>
-      <w:r>
-        <w:rPr>
           <w:b/>
           <w:lang w:val="hi_IN" w:bidi="hi_IN"/>
         </w:rPr>
@@ -58092,20 +54065,6 @@
       </w:r>
       <w:r>
         <w:rPr>
-          <w:lang w:val="hi_IN" w:bidi="hi_IN"/>
-        </w:rPr>
-        <w:t>אָמַ֨רְתִּי֙ אֶעֱלֶ֣ה בְ⁠תָמָ֔ר אֹֽחֲזָ֖ה בְּ⁠סַנְסִנָּ֑י⁠ו</w:t>
-      </w:r>
-    </w:p>
-    <w:p>
-      <w:pPr/>
-      <w:r>
-        <w:rPr>
-          <w:lang w:val="hi_IN" w:bidi="hi_IN"/>
-        </w:rPr>
-      </w:r>
-      <w:r>
-        <w:rPr>
           <w:b/>
           <w:lang w:val="hi_IN" w:bidi="hi_IN"/>
         </w:rPr>
@@ -58467,20 +54426,6 @@
       </w:r>
       <w:r>
         <w:rPr>
-          <w:lang w:val="hi_IN" w:bidi="hi_IN"/>
-        </w:rPr>
-        <w:t>אֶעֱלֶ֣ה בְ⁠תָמָ֔ר אֹֽחֲזָ֖ה בְּ⁠סַנְסִנָּ֑י⁠ו</w:t>
-      </w:r>
-    </w:p>
-    <w:p>
-      <w:pPr/>
-      <w:r>
-        <w:rPr>
-          <w:lang w:val="hi_IN" w:bidi="hi_IN"/>
-        </w:rPr>
-      </w:r>
-      <w:r>
-        <w:rPr>
           <w:b/>
           <w:lang w:val="hi_IN" w:bidi="hi_IN"/>
         </w:rPr>
@@ -58940,20 +54885,6 @@
       </w:r>
       <w:r>
         <w:rPr>
-          <w:lang w:val="hi_IN" w:bidi="hi_IN"/>
-        </w:rPr>
-        <w:t>כְּ⁠אֶשְׁכְּל֣וֹת הַ⁠גֶּ֔פֶן</w:t>
-      </w:r>
-    </w:p>
-    <w:p>
-      <w:pPr/>
-      <w:r>
-        <w:rPr>
-          <w:lang w:val="hi_IN" w:bidi="hi_IN"/>
-        </w:rPr>
-      </w:r>
-      <w:r>
-        <w:rPr>
           <w:b/>
           <w:lang w:val="hi_IN" w:bidi="hi_IN"/>
         </w:rPr>
@@ -59077,20 +55008,6 @@
       </w:r>
       <w:r>
         <w:rPr>
-          <w:lang w:val="hi_IN" w:bidi="hi_IN"/>
-        </w:rPr>
-        <w:t>וְ⁠רֵ֥יחַ אַפֵּ֖⁠ךְ כַּ⁠תַּפּוּחִֽים</w:t>
-      </w:r>
-    </w:p>
-    <w:p>
-      <w:pPr/>
-      <w:r>
-        <w:rPr>
-          <w:lang w:val="hi_IN" w:bidi="hi_IN"/>
-        </w:rPr>
-      </w:r>
-      <w:r>
-        <w:rPr>
           <w:b/>
           <w:lang w:val="hi_IN" w:bidi="hi_IN"/>
         </w:rPr>
@@ -59311,20 +55228,6 @@
       </w:r>
       <w:r>
         <w:rPr>
-          <w:lang w:val="hi_IN" w:bidi="hi_IN"/>
-        </w:rPr>
-        <w:t>כַּ⁠תַּפּוּחִֽים</w:t>
-      </w:r>
-    </w:p>
-    <w:p>
-      <w:pPr/>
-      <w:r>
-        <w:rPr>
-          <w:lang w:val="hi_IN" w:bidi="hi_IN"/>
-        </w:rPr>
-      </w:r>
-      <w:r>
-        <w:rPr>
           <w:b/>
           <w:lang w:val="hi_IN" w:bidi="hi_IN"/>
         </w:rPr>
@@ -59654,20 +55557,6 @@
       </w:r>
       <w:r>
         <w:rPr>
-          <w:lang w:val="hi_IN" w:bidi="hi_IN"/>
-        </w:rPr>
-        <w:t>וְ⁠חִכֵּ֕⁠ךְ</w:t>
-      </w:r>
-    </w:p>
-    <w:p>
-      <w:pPr/>
-      <w:r>
-        <w:rPr>
-          <w:lang w:val="hi_IN" w:bidi="hi_IN"/>
-        </w:rPr>
-      </w:r>
-      <w:r>
-        <w:rPr>
           <w:b/>
           <w:lang w:val="hi_IN" w:bidi="hi_IN"/>
         </w:rPr>
@@ -59791,20 +55680,6 @@
       </w:r>
       <w:r>
         <w:rPr>
-          <w:lang w:val="hi_IN" w:bidi="hi_IN"/>
-        </w:rPr>
-        <w:t>הוֹלֵ֥ךְ לְ⁠דוֹדִ֖⁠י לְ⁠מֵישָׁרִ֑ים דּוֹבֵ֖ב שִׂפְתֵ֥י יְשֵׁנִֽים</w:t>
-      </w:r>
-    </w:p>
-    <w:p>
-      <w:pPr/>
-      <w:r>
-        <w:rPr>
-          <w:lang w:val="hi_IN" w:bidi="hi_IN"/>
-        </w:rPr>
-      </w:r>
-      <w:r>
-        <w:rPr>
           <w:b/>
           <w:lang w:val="hi_IN" w:bidi="hi_IN"/>
         </w:rPr>
@@ -59999,20 +55874,6 @@
       </w:r>
       <w:r>
         <w:rPr>
-          <w:lang w:val="hi_IN" w:bidi="hi_IN"/>
-        </w:rPr>
-        <w:t>הוֹלֵ֥ךְ לְ⁠דוֹדִ֖⁠י לְ⁠מֵישָׁרִ֑ים דּוֹבֵ֖ב שִׂפְתֵ֥י יְשֵׁנִֽים</w:t>
-      </w:r>
-    </w:p>
-    <w:p>
-      <w:pPr/>
-      <w:r>
-        <w:rPr>
-          <w:lang w:val="hi_IN" w:bidi="hi_IN"/>
-        </w:rPr>
-      </w:r>
-      <w:r>
-        <w:rPr>
           <w:b/>
           <w:lang w:val="hi_IN" w:bidi="hi_IN"/>
         </w:rPr>
@@ -60155,20 +56016,6 @@
       </w:r>
       <w:r>
         <w:rPr>
-          <w:lang w:val="hi_IN" w:bidi="hi_IN"/>
-        </w:rPr>
-        <w:t>לְ⁠מֵישָׁרִ֑ים דּוֹבֵ֖ב</w:t>
-      </w:r>
-    </w:p>
-    <w:p>
-      <w:pPr/>
-      <w:r>
-        <w:rPr>
-          <w:lang w:val="hi_IN" w:bidi="hi_IN"/>
-        </w:rPr>
-      </w:r>
-      <w:r>
-        <w:rPr>
           <w:b/>
           <w:lang w:val="hi_IN" w:bidi="hi_IN"/>
         </w:rPr>
@@ -60305,20 +56152,6 @@
       </w:r>
       <w:r>
         <w:rPr>
-          <w:lang w:val="hi_IN" w:bidi="hi_IN"/>
-        </w:rPr>
-        <w:t>שִׂפְתֵ֥י יְשֵׁנִֽים</w:t>
-      </w:r>
-    </w:p>
-    <w:p>
-      <w:pPr/>
-      <w:r>
-        <w:rPr>
-          <w:lang w:val="hi_IN" w:bidi="hi_IN"/>
-        </w:rPr>
-      </w:r>
-      <w:r>
-        <w:rPr>
           <w:b/>
           <w:lang w:val="hi_IN" w:bidi="hi_IN"/>
         </w:rPr>
@@ -60428,7 +56261,7 @@
         </w:rPr>
         <w:t xml:space="preserve">देखें कि आपने </w:t>
       </w:r>
-      <w:hyperlink r:id="rId68">
+      <w:hyperlink r:id="rId66">
         <w:r>
           <w:rPr>
             <w:lang w:val="hi_IN" w:bidi="hi_IN"/>
@@ -60587,20 +56420,6 @@
       </w:r>
       <w:r>
         <w:rPr>
-          <w:lang w:val="hi_IN" w:bidi="hi_IN"/>
-        </w:rPr>
-        <w:t>לְכָ֤⁠ה דוֹדִ⁠י֙</w:t>
-      </w:r>
-    </w:p>
-    <w:p>
-      <w:pPr/>
-      <w:r>
-        <w:rPr>
-          <w:lang w:val="hi_IN" w:bidi="hi_IN"/>
-        </w:rPr>
-      </w:r>
-      <w:r>
-        <w:rPr>
           <w:b/>
           <w:lang w:val="hi_IN" w:bidi="hi_IN"/>
         </w:rPr>
@@ -60698,20 +56517,6 @@
       </w:r>
       <w:r>
         <w:rPr>
-          <w:lang w:val="hi_IN" w:bidi="hi_IN"/>
-        </w:rPr>
-        <w:t>נָלִ֖ינָה בַּ⁠כְּפָרִֽים</w:t>
-      </w:r>
-    </w:p>
-    <w:p>
-      <w:pPr/>
-      <w:r>
-        <w:rPr>
-          <w:lang w:val="hi_IN" w:bidi="hi_IN"/>
-        </w:rPr>
-      </w:r>
-      <w:r>
-        <w:rPr>
           <w:b/>
           <w:lang w:val="hi_IN" w:bidi="hi_IN"/>
         </w:rPr>
@@ -60789,20 +56594,6 @@
       </w:r>
       <w:r>
         <w:rPr>
-          <w:lang w:val="hi_IN" w:bidi="hi_IN"/>
-        </w:rPr>
-        <w:t>בַּ⁠כְּפָרִֽים</w:t>
-      </w:r>
-    </w:p>
-    <w:p>
-      <w:pPr/>
-      <w:r>
-        <w:rPr>
-          <w:lang w:val="hi_IN" w:bidi="hi_IN"/>
-        </w:rPr>
-      </w:r>
-      <w:r>
-        <w:rPr>
           <w:b/>
           <w:lang w:val="hi_IN" w:bidi="hi_IN"/>
         </w:rPr>
@@ -60848,7 +56639,7 @@
         </w:rPr>
         <w:t xml:space="preserve">। (2) “मेहंदी की झाड़ियों के बीच” (मेहंदी की झाड़ियाँ फूल उत्पन्न करती हैं)। यदि आप इस विकल्प को चुनते हैं, तो देखें कि आपने </w:t>
       </w:r>
-      <w:hyperlink r:id="rId50">
+      <w:hyperlink r:id="rId48">
         <w:r>
           <w:rPr>
             <w:lang w:val="hi_IN" w:bidi="hi_IN"/>
@@ -60930,20 +56721,6 @@
       </w:r>
       <w:r>
         <w:rPr>
-          <w:lang w:val="hi_IN" w:bidi="hi_IN"/>
-        </w:rPr>
-        <w:t>נַשְׁכִּ֨ימָה֙</w:t>
-      </w:r>
-    </w:p>
-    <w:p>
-      <w:pPr/>
-      <w:r>
-        <w:rPr>
-          <w:lang w:val="hi_IN" w:bidi="hi_IN"/>
-        </w:rPr>
-      </w:r>
-      <w:r>
-        <w:rPr>
           <w:b/>
           <w:lang w:val="hi_IN" w:bidi="hi_IN"/>
         </w:rPr>
@@ -61169,7 +56946,7 @@
         </w:rPr>
         <w:t xml:space="preserve">" का </w:t>
       </w:r>
-      <w:hyperlink r:id="rId69">
+      <w:hyperlink r:id="rId67">
         <w:r>
           <w:rPr>
             <w:lang w:val="hi_IN" w:bidi="hi_IN"/>
@@ -61231,20 +57008,6 @@
       </w:r>
       <w:r>
         <w:rPr>
-          <w:lang w:val="hi_IN" w:bidi="hi_IN"/>
-        </w:rPr>
-        <w:t>פָּֽרְחָ֤ה הַ⁠גֶּ֨פֶן֙</w:t>
-      </w:r>
-    </w:p>
-    <w:p>
-      <w:pPr/>
-      <w:r>
-        <w:rPr>
-          <w:lang w:val="hi_IN" w:bidi="hi_IN"/>
-        </w:rPr>
-      </w:r>
-      <w:r>
-        <w:rPr>
           <w:b/>
           <w:lang w:val="hi_IN" w:bidi="hi_IN"/>
         </w:rPr>
@@ -61290,7 +57053,7 @@
         </w:rPr>
         <w:t xml:space="preserve">” का अनुवाद </w:t>
       </w:r>
-      <w:hyperlink r:id="rId69">
+      <w:hyperlink r:id="rId67">
         <w:r>
           <w:rPr>
             <w:lang w:val="hi_IN" w:bidi="hi_IN"/>
@@ -61734,20 +57497,6 @@
       </w:r>
       <w:r>
         <w:rPr>
-          <w:lang w:val="hi_IN" w:bidi="hi_IN"/>
-        </w:rPr>
-        <w:t>וְ⁠עַל־פְּתָחֵ֨י⁠נוּ֙ כָּל־מְגָדִ֔ים</w:t>
-      </w:r>
-    </w:p>
-    <w:p>
-      <w:pPr/>
-      <w:r>
-        <w:rPr>
-          <w:lang w:val="hi_IN" w:bidi="hi_IN"/>
-        </w:rPr>
-      </w:r>
-      <w:r>
-        <w:rPr>
           <w:b/>
           <w:lang w:val="hi_IN" w:bidi="hi_IN"/>
         </w:rPr>
@@ -61914,20 +57663,6 @@
       </w:r>
       <w:r>
         <w:rPr>
-          <w:lang w:val="hi_IN" w:bidi="hi_IN"/>
-        </w:rPr>
-        <w:t>דּוֹדִ֖⁠י צָפַ֥נְתִּי לָֽ⁠ךְ</w:t>
-      </w:r>
-    </w:p>
-    <w:p>
-      <w:pPr/>
-      <w:r>
-        <w:rPr>
-          <w:lang w:val="hi_IN" w:bidi="hi_IN"/>
-        </w:rPr>
-      </w:r>
-      <w:r>
-        <w:rPr>
           <w:b/>
           <w:lang w:val="hi_IN" w:bidi="hi_IN"/>
         </w:rPr>
@@ -62047,7 +57782,7 @@
       <w:pPr>
         <w:pStyle w:val="Heading4"/>
       </w:pPr>
-      <w:hyperlink r:id="rId70">
+      <w:hyperlink r:id="rId68">
         <w:r>
           <w:rPr>
             <w:lang w:val="hi_IN" w:bidi="hi_IN"/>
@@ -62073,7 +57808,7 @@
           <w:lang w:val="hi_IN" w:bidi="hi_IN"/>
         </w:rPr>
       </w:r>
-      <w:hyperlink r:id="rId70">
+      <w:hyperlink r:id="rId68">
         <w:r>
           <w:rPr>
             <w:lang w:val="hi_IN" w:bidi="hi_IN"/>
@@ -62091,7 +57826,7 @@
         </w:rPr>
         <w:t xml:space="preserve"> के तीन सम्भावित अर्थ हैं: (1) कि स्त्री खुद को एक दाख की बारी के रूप में प्रस्तुत कर रही है और कह रही है कि उसकी दाख की बारी केवल उसकी है। वह अपनी तुलना सुलैमान की दाख की बारी से कर रही है (जिसका उल्लेख </w:t>
       </w:r>
-      <w:hyperlink r:id="rId71">
+      <w:hyperlink r:id="rId69">
         <w:r>
           <w:rPr>
             <w:lang w:val="hi_IN" w:bidi="hi_IN"/>
@@ -62109,7 +57844,7 @@
         </w:rPr>
         <w:t xml:space="preserve"> में किया गया था) और कह रही है कि सुलैमान अपनी दाख की बारी से होने वाले लाभ को रख सकते हैं और उसकी दाख की बारी के रखवाले उस दाख की बारी से होने वाले लाभ का अपना हिस्सा रख सकते हैं। यह अनफोल्डिंग वर्ड सिम्प्लिफाइड़ ट्रान्सलेशन की व्याख्या है। (2) कि महिला खुद को एक दाख की बारी के रूप में प्रस्तुत कर रही है और कह रही है कि उसकी दाख की बारी केवल उसकी है, लेकिन वह पुरुष जिसे वह प्रेम करती है और जिसे वह सुलैमान कहती है, वह दाख की बारी (उसे) स्वतंत्र रूप से प्राप्त कर सकता है क्योंकि वह खुद को स्वतंत्र रूप से उसे देने का निर्णय करती है। (3) कि पुरुष उस स्त्री को जिसे वह प्रेम करता है, एक दाख की बारी के रूप में प्रस्तुत कर रहा है और कह रहा है कि उसकी दाख की बारी (वह स्त्री जिसे वह प्रेम करता है) केवल उसकी है। वह अपनी दाख की बारी (वह स्त्री जिसे वह प्रेम करता है) की तुलना सुलैमान की दाख की बारी से कर रहा है (जिसका उल्लेख </w:t>
       </w:r>
-      <w:hyperlink r:id="rId71">
+      <w:hyperlink r:id="rId69">
         <w:r>
           <w:rPr>
             <w:lang w:val="hi_IN" w:bidi="hi_IN"/>
@@ -62171,20 +57906,6 @@
       </w:r>
       <w:r>
         <w:rPr>
-          <w:lang w:val="hi_IN" w:bidi="hi_IN"/>
-        </w:rPr>
-        <w:t>מִ֤י יִתֶּנְ⁠ךָ֙ כְּ⁠אָ֣ח לִ֔⁠י יוֹנֵ֖ק שְׁדֵ֣י אִמִּ֑⁠י</w:t>
-      </w:r>
-    </w:p>
-    <w:p>
-      <w:pPr/>
-      <w:r>
-        <w:rPr>
-          <w:lang w:val="hi_IN" w:bidi="hi_IN"/>
-        </w:rPr>
-      </w:r>
-      <w:r>
-        <w:rPr>
           <w:b/>
           <w:lang w:val="hi_IN" w:bidi="hi_IN"/>
         </w:rPr>
@@ -62464,20 +58185,6 @@
       </w:r>
       <w:r>
         <w:rPr>
-          <w:lang w:val="hi_IN" w:bidi="hi_IN"/>
-        </w:rPr>
-        <w:t>מִ֤י יִתֶּנְ⁠ךָ֙ כְּ⁠אָ֣ח לִ֔⁠י יוֹנֵ֖ק שְׁדֵ֣י אִמִּ֑⁠י</w:t>
-      </w:r>
-    </w:p>
-    <w:p>
-      <w:pPr/>
-      <w:r>
-        <w:rPr>
-          <w:lang w:val="hi_IN" w:bidi="hi_IN"/>
-        </w:rPr>
-      </w:r>
-      <w:r>
-        <w:rPr>
           <w:b/>
           <w:lang w:val="hi_IN" w:bidi="hi_IN"/>
         </w:rPr>
@@ -62626,20 +58333,6 @@
       </w:r>
       <w:r>
         <w:rPr>
-          <w:lang w:val="hi_IN" w:bidi="hi_IN"/>
-        </w:rPr>
-        <w:t>גַּ֖ם</w:t>
-      </w:r>
-    </w:p>
-    <w:p>
-      <w:pPr/>
-      <w:r>
-        <w:rPr>
-          <w:lang w:val="hi_IN" w:bidi="hi_IN"/>
-        </w:rPr>
-      </w:r>
-      <w:r>
-        <w:rPr>
           <w:b/>
           <w:lang w:val="hi_IN" w:bidi="hi_IN"/>
         </w:rPr>
@@ -62750,20 +58443,6 @@
       </w:r>
       <w:r>
         <w:rPr>
-          <w:lang w:val="hi_IN" w:bidi="hi_IN"/>
-        </w:rPr>
-        <w:t>לֹא־יָב֥וּזוּ לִֽ⁠י</w:t>
-      </w:r>
-    </w:p>
-    <w:p>
-      <w:pPr/>
-      <w:r>
-        <w:rPr>
-          <w:lang w:val="hi_IN" w:bidi="hi_IN"/>
-        </w:rPr>
-      </w:r>
-      <w:r>
-        <w:rPr>
           <w:b/>
           <w:lang w:val="hi_IN" w:bidi="hi_IN"/>
         </w:rPr>
@@ -62926,20 +58605,6 @@
       </w:r>
       <w:r>
         <w:rPr>
-          <w:lang w:val="hi_IN" w:bidi="hi_IN"/>
-        </w:rPr>
-        <w:t>אֶֽמְצָאֲ⁠ךָ֤ בַ⁠חוּץ֙ אֶשָׁ֣קְ⁠ךָ֔ גַּ֖ם לֹא־יָב֥וּזוּ לִֽ⁠י׃ אֶנְהָֽגֲ⁠ךָ֗ אֲבִֽיאֲ⁠ךָ֛ אֶל־בֵּ֥ית אִמִּ֖⁠י תְּלַמְּדֵ֑⁠נִי אַשְׁקְ⁠ךָ֙ מִ⁠יַּ֣יִן הָ⁠רֶ֔קַח מֵ⁠עֲסִ֖יס רִמֹּנִֽ⁠י</w:t>
-      </w:r>
-    </w:p>
-    <w:p>
-      <w:pPr/>
-      <w:r>
-        <w:rPr>
-          <w:lang w:val="hi_IN" w:bidi="hi_IN"/>
-        </w:rPr>
-      </w:r>
-      <w:r>
-        <w:rPr>
           <w:b/>
           <w:lang w:val="hi_IN" w:bidi="hi_IN"/>
         </w:rPr>
@@ -63088,20 +58753,6 @@
       </w:r>
       <w:r>
         <w:rPr>
-          <w:lang w:val="hi_IN" w:bidi="hi_IN"/>
-        </w:rPr>
-        <w:t>אֲבִֽיאֲ⁠ךָ֛ אֶל־בֵּ֥ית אִמִּ֖⁠י</w:t>
-      </w:r>
-    </w:p>
-    <w:p>
-      <w:pPr/>
-      <w:r>
-        <w:rPr>
-          <w:lang w:val="hi_IN" w:bidi="hi_IN"/>
-        </w:rPr>
-      </w:r>
-      <w:r>
-        <w:rPr>
           <w:b/>
           <w:lang w:val="hi_IN" w:bidi="hi_IN"/>
         </w:rPr>
@@ -63135,7 +58786,7 @@
         </w:rPr>
         <w:t xml:space="preserve">देखें कि आपने </w:t>
       </w:r>
-      <w:hyperlink r:id="rId32">
+      <w:hyperlink r:id="rId30">
         <w:r>
           <w:rPr>
             <w:lang w:val="hi_IN" w:bidi="hi_IN"/>
@@ -63230,20 +58881,6 @@
       </w:r>
       <w:r>
         <w:rPr>
-          <w:lang w:val="hi_IN" w:bidi="hi_IN"/>
-        </w:rPr>
-        <w:t>אֲבִֽיאֲ⁠ךָ֛ אֶל־בֵּ֥ית אִמִּ֖⁠י תְּלַמְּדֵ֑⁠נִי</w:t>
-      </w:r>
-    </w:p>
-    <w:p>
-      <w:pPr/>
-      <w:r>
-        <w:rPr>
-          <w:lang w:val="hi_IN" w:bidi="hi_IN"/>
-        </w:rPr>
-      </w:r>
-      <w:r>
-        <w:rPr>
           <w:b/>
           <w:lang w:val="hi_IN" w:bidi="hi_IN"/>
         </w:rPr>
@@ -63321,20 +58958,6 @@
       </w:r>
       <w:r>
         <w:rPr>
-          <w:lang w:val="hi_IN" w:bidi="hi_IN"/>
-        </w:rPr>
-        <w:t>אַשְׁקְ⁠ךָ֙ מִ⁠יַּ֣יִן הָ⁠רֶ֔קַח</w:t>
-      </w:r>
-    </w:p>
-    <w:p>
-      <w:pPr/>
-      <w:r>
-        <w:rPr>
-          <w:lang w:val="hi_IN" w:bidi="hi_IN"/>
-        </w:rPr>
-      </w:r>
-      <w:r>
-        <w:rPr>
           <w:b/>
           <w:lang w:val="hi_IN" w:bidi="hi_IN"/>
         </w:rPr>
@@ -63486,7 +59109,7 @@
         </w:rPr>
         <w:t xml:space="preserve">देखें कि आपने </w:t>
       </w:r>
-      <w:hyperlink r:id="rId72">
+      <w:hyperlink r:id="rId70">
         <w:r>
           <w:rPr>
             <w:lang w:val="hi_IN" w:bidi="hi_IN"/>
@@ -63580,20 +59203,6 @@
       </w:r>
       <w:r>
         <w:rPr>
-          <w:lang w:val="hi_IN" w:bidi="hi_IN"/>
-        </w:rPr>
-        <w:t>אַשְׁקְ⁠ךָ֙ מִ⁠יַּ֣יִן הָ⁠רֶ֔קַח מֵ⁠עֲסִ֖יס רִמֹּנִֽ⁠י</w:t>
-      </w:r>
-    </w:p>
-    <w:p>
-      <w:pPr/>
-      <w:r>
-        <w:rPr>
-          <w:lang w:val="hi_IN" w:bidi="hi_IN"/>
-        </w:rPr>
-      </w:r>
-      <w:r>
-        <w:rPr>
           <w:b/>
           <w:lang w:val="hi_IN" w:bidi="hi_IN"/>
         </w:rPr>
@@ -63750,20 +59359,6 @@
       </w:r>
       <w:r>
         <w:rPr>
-          <w:lang w:val="hi_IN" w:bidi="hi_IN"/>
-        </w:rPr>
-        <w:t>מֵ⁠עֲסִ֖יס רִמֹּנִֽ⁠י</w:t>
-      </w:r>
-    </w:p>
-    <w:p>
-      <w:pPr/>
-      <w:r>
-        <w:rPr>
-          <w:lang w:val="hi_IN" w:bidi="hi_IN"/>
-        </w:rPr>
-      </w:r>
-      <w:r>
-        <w:rPr>
           <w:b/>
           <w:lang w:val="hi_IN" w:bidi="hi_IN"/>
         </w:rPr>
@@ -63951,7 +59546,7 @@
         </w:rPr>
         <w:t xml:space="preserve">यह पद </w:t>
       </w:r>
-      <w:hyperlink r:id="rId73">
+      <w:hyperlink r:id="rId71">
         <w:r>
           <w:rPr>
             <w:lang w:val="hi_IN" w:bidi="hi_IN"/>
@@ -63969,7 +59564,7 @@
         </w:rPr>
         <w:t xml:space="preserve"> के समान है। कृपया इस पद का अनुवाद ठीक उसी प्रकार करें जैसे आपने </w:t>
       </w:r>
-      <w:hyperlink r:id="rId73">
+      <w:hyperlink r:id="rId71">
         <w:r>
           <w:rPr>
             <w:lang w:val="hi_IN" w:bidi="hi_IN"/>
@@ -64092,7 +59687,7 @@
         </w:rPr>
         <w:t xml:space="preserve">इस पद को </w:t>
       </w:r>
-      <w:hyperlink r:id="rId28">
+      <w:hyperlink r:id="rId26">
         <w:r>
           <w:rPr>
             <w:lang w:val="hi_IN" w:bidi="hi_IN"/>
@@ -64174,20 +59769,6 @@
       </w:r>
       <w:r>
         <w:rPr>
-          <w:lang w:val="hi_IN" w:bidi="hi_IN"/>
-        </w:rPr>
-        <w:t>מִ֣י זֹ֗את עֹלָה֙ מִן־הַ⁠מִּדְבָּ֔ר מִתְרַפֶּ֖קֶת עַל־דּוֹדָ֑⁠הּ</w:t>
-      </w:r>
-    </w:p>
-    <w:p>
-      <w:pPr/>
-      <w:r>
-        <w:rPr>
-          <w:lang w:val="hi_IN" w:bidi="hi_IN"/>
-        </w:rPr>
-      </w:r>
-      <w:r>
-        <w:rPr>
           <w:b/>
           <w:lang w:val="hi_IN" w:bidi="hi_IN"/>
         </w:rPr>
@@ -64531,20 +60112,6 @@
       </w:r>
       <w:r>
         <w:rPr>
-          <w:lang w:val="hi_IN" w:bidi="hi_IN"/>
-        </w:rPr>
-        <w:t>עֹלָה֙</w:t>
-      </w:r>
-    </w:p>
-    <w:p>
-      <w:pPr/>
-      <w:r>
-        <w:rPr>
-          <w:lang w:val="hi_IN" w:bidi="hi_IN"/>
-        </w:rPr>
-      </w:r>
-      <w:r>
-        <w:rPr>
           <w:b/>
           <w:lang w:val="hi_IN" w:bidi="hi_IN"/>
         </w:rPr>
@@ -64701,7 +60268,7 @@
         </w:rPr>
         <w:t xml:space="preserve"> वाक्यांश का </w:t>
       </w:r>
-      <w:hyperlink r:id="rId26">
+      <w:hyperlink r:id="rId24">
         <w:r>
           <w:rPr>
             <w:lang w:val="hi_IN" w:bidi="hi_IN"/>
@@ -64783,20 +60350,6 @@
       </w:r>
       <w:r>
         <w:rPr>
-          <w:lang w:val="hi_IN" w:bidi="hi_IN"/>
-        </w:rPr>
-        <w:t>חִבְּלַ֣תְ⁠ךָ</w:t>
-      </w:r>
-    </w:p>
-    <w:p>
-      <w:pPr/>
-      <w:r>
-        <w:rPr>
-          <w:lang w:val="hi_IN" w:bidi="hi_IN"/>
-        </w:rPr>
-      </w:r>
-      <w:r>
-        <w:rPr>
           <w:b/>
           <w:lang w:val="hi_IN" w:bidi="hi_IN"/>
         </w:rPr>
@@ -64899,20 +60452,6 @@
       </w:r>
       <w:r>
         <w:rPr>
-          <w:lang w:val="hi_IN" w:bidi="hi_IN"/>
-        </w:rPr>
-        <w:t>תַּ֤חַת הַ⁠תַּפּ֨וּחַ֙ עֽוֹרַרְתִּ֔י⁠ךָ שָׁ֚מָּ⁠ה חִבְּלַ֣תְ⁠ךָ אִמֶּ֔⁠ךָ שָׁ֖מָּ⁠ה חִבְּלָ֥ה יְלָדַֽתְ⁠ךָ׃ שִׂימֵ֨⁠נִי כַֽ⁠חוֹתָ֜ם עַל־לִבֶּ֗⁠ךָ כַּֽ⁠חוֹתָם֙ עַל־זְרוֹעֶ֔⁠ךָ כִּֽי־עַזָּ֤ה כַ⁠מָּ֨וֶת֙ אַהֲבָ֔ה קָשָׁ֥ה כִ⁠שְׁא֖וֹל קִנְאָ֑ה רְשָׁפֶ֕י⁠הָ רִשְׁפֵּ֕י אֵ֖שׁ שַׁלְהֶ֥בֶתְ יָֽה׃ מַ֣יִם רַבִּ֗ים לֹ֤א יֽוּכְלוּ֙ לְ⁠כַבּ֣וֹת אֶת־הָֽ⁠אַהֲבָ֔ה וּ⁠נְהָר֖וֹת לֹ֣א יִשְׁטְפ֑וּ⁠הָ אִם־יִתֵּ֨ן אִ֜ישׁ אֶת־כָּל־ה֤וֹן בֵּית⁠וֹ֙ בָּ⁠אַהֲבָ֔ה בּ֖וֹז יָב֥וּזוּ לֽ⁠וֹ</w:t>
-      </w:r>
-    </w:p>
-    <w:p>
-      <w:pPr/>
-      <w:r>
-        <w:rPr>
-          <w:lang w:val="hi_IN" w:bidi="hi_IN"/>
-        </w:rPr>
-      </w:r>
-      <w:r>
-        <w:rPr>
           <w:b/>
           <w:lang w:val="hi_IN" w:bidi="hi_IN"/>
         </w:rPr>
@@ -65269,20 +60808,6 @@
       </w:r>
       <w:r>
         <w:rPr>
-          <w:lang w:val="hi_IN" w:bidi="hi_IN"/>
-        </w:rPr>
-        <w:t>כַּֽ⁠חוֹתָם֙ עַל־זְרוֹעֶ֔⁠ךָ</w:t>
-      </w:r>
-    </w:p>
-    <w:p>
-      <w:pPr/>
-      <w:r>
-        <w:rPr>
-          <w:lang w:val="hi_IN" w:bidi="hi_IN"/>
-        </w:rPr>
-      </w:r>
-      <w:r>
-        <w:rPr>
           <w:b/>
           <w:lang w:val="hi_IN" w:bidi="hi_IN"/>
         </w:rPr>
@@ -65419,20 +60944,6 @@
       </w:r>
       <w:r>
         <w:rPr>
-          <w:lang w:val="hi_IN" w:bidi="hi_IN"/>
-        </w:rPr>
-        <w:t>כַּֽ⁠חוֹתָם֙ עַל־זְרוֹעֶ֔⁠ךָ</w:t>
-      </w:r>
-    </w:p>
-    <w:p>
-      <w:pPr/>
-      <w:r>
-        <w:rPr>
-          <w:lang w:val="hi_IN" w:bidi="hi_IN"/>
-        </w:rPr>
-      </w:r>
-      <w:r>
-        <w:rPr>
           <w:b/>
           <w:lang w:val="hi_IN" w:bidi="hi_IN"/>
         </w:rPr>
@@ -65828,20 +61339,6 @@
       </w:r>
       <w:r>
         <w:rPr>
-          <w:lang w:val="hi_IN" w:bidi="hi_IN"/>
-        </w:rPr>
-        <w:t>קָשָׁ֥ה כִ⁠שְׁא֖וֹל קִנְאָ֑ה</w:t>
-      </w:r>
-    </w:p>
-    <w:p>
-      <w:pPr/>
-      <w:r>
-        <w:rPr>
-          <w:lang w:val="hi_IN" w:bidi="hi_IN"/>
-        </w:rPr>
-      </w:r>
-      <w:r>
-        <w:rPr>
           <w:b/>
           <w:lang w:val="hi_IN" w:bidi="hi_IN"/>
         </w:rPr>
@@ -66062,20 +61559,6 @@
       </w:r>
       <w:r>
         <w:rPr>
-          <w:lang w:val="hi_IN" w:bidi="hi_IN"/>
-        </w:rPr>
-        <w:t>כִ⁠שְׁא֖וֹל</w:t>
-      </w:r>
-    </w:p>
-    <w:p>
-      <w:pPr/>
-      <w:r>
-        <w:rPr>
-          <w:lang w:val="hi_IN" w:bidi="hi_IN"/>
-        </w:rPr>
-      </w:r>
-      <w:r>
-        <w:rPr>
           <w:b/>
           <w:lang w:val="hi_IN" w:bidi="hi_IN"/>
         </w:rPr>
@@ -66212,20 +61695,6 @@
       </w:r>
       <w:r>
         <w:rPr>
-          <w:lang w:val="hi_IN" w:bidi="hi_IN"/>
-        </w:rPr>
-        <w:t>רְשָׁפֶ֕י⁠הָ רִשְׁפֵּ֕י אֵ֖שׁ שַׁלְהֶ֥בֶתְ יָֽה</w:t>
-      </w:r>
-    </w:p>
-    <w:p>
-      <w:pPr/>
-      <w:r>
-        <w:rPr>
-          <w:lang w:val="hi_IN" w:bidi="hi_IN"/>
-        </w:rPr>
-      </w:r>
-      <w:r>
-        <w:rPr>
           <w:b/>
           <w:lang w:val="hi_IN" w:bidi="hi_IN"/>
         </w:rPr>
@@ -66472,20 +61941,6 @@
       </w:r>
       <w:r>
         <w:rPr>
-          <w:lang w:val="hi_IN" w:bidi="hi_IN"/>
-        </w:rPr>
-        <w:t>מַ֣יִם רַבִּ֗ים לֹ֤א יֽוּכְלוּ֙ לְ⁠כַבּ֣וֹת אֶת־הָֽ⁠אַהֲבָ֔ה וּ⁠נְהָר֖וֹת לֹ֣א יִשְׁטְפ֑וּ⁠הָ</w:t>
-      </w:r>
-    </w:p>
-    <w:p>
-      <w:pPr/>
-      <w:r>
-        <w:rPr>
-          <w:lang w:val="hi_IN" w:bidi="hi_IN"/>
-        </w:rPr>
-      </w:r>
-      <w:r>
-        <w:rPr>
           <w:b/>
           <w:lang w:val="hi_IN" w:bidi="hi_IN"/>
         </w:rPr>
@@ -66648,20 +62103,6 @@
       </w:r>
       <w:r>
         <w:rPr>
-          <w:lang w:val="hi_IN" w:bidi="hi_IN"/>
-        </w:rPr>
-        <w:t>מַ֣יִם רַבִּ֗ים לֹ֤א יֽוּכְלוּ֙ לְ⁠כַבּ֣וֹת אֶת־הָֽ⁠אַהֲבָ֔ה וּ⁠נְהָר֖וֹת לֹ֣א יִשְׁטְפ֑וּ⁠הָ</w:t>
-      </w:r>
-    </w:p>
-    <w:p>
-      <w:pPr/>
-      <w:r>
-        <w:rPr>
-          <w:lang w:val="hi_IN" w:bidi="hi_IN"/>
-        </w:rPr>
-      </w:r>
-      <w:r>
-        <w:rPr>
           <w:b/>
           <w:lang w:val="hi_IN" w:bidi="hi_IN"/>
         </w:rPr>
@@ -66835,20 +62276,6 @@
       </w:r>
       <w:r>
         <w:rPr>
-          <w:lang w:val="hi_IN" w:bidi="hi_IN"/>
-        </w:rPr>
-        <w:t>אִם־יִתֵּ֨ן אִ֜ישׁ אֶת־כָּל־ה֤וֹן בֵּית⁠וֹ֙ בָּ⁠אַהֲבָ֔ה בּ֖וֹז יָב֥וּזוּ לֽ⁠וֹ</w:t>
-      </w:r>
-    </w:p>
-    <w:p>
-      <w:pPr/>
-      <w:r>
-        <w:rPr>
-          <w:lang w:val="hi_IN" w:bidi="hi_IN"/>
-        </w:rPr>
-      </w:r>
-      <w:r>
-        <w:rPr>
           <w:b/>
           <w:lang w:val="hi_IN" w:bidi="hi_IN"/>
         </w:rPr>
@@ -66946,20 +62373,6 @@
       </w:r>
       <w:r>
         <w:rPr>
-          <w:lang w:val="hi_IN" w:bidi="hi_IN"/>
-        </w:rPr>
-        <w:t>בָּ⁠אַהֲבָ֔ה</w:t>
-      </w:r>
-    </w:p>
-    <w:p>
-      <w:pPr/>
-      <w:r>
-        <w:rPr>
-          <w:lang w:val="hi_IN" w:bidi="hi_IN"/>
-        </w:rPr>
-      </w:r>
-      <w:r>
-        <w:rPr>
           <w:b/>
           <w:lang w:val="hi_IN" w:bidi="hi_IN"/>
         </w:rPr>
@@ -67023,20 +62436,6 @@
       </w:r>
       <w:r>
         <w:rPr>
-          <w:lang w:val="hi_IN" w:bidi="hi_IN"/>
-        </w:rPr>
-        <w:t>לֽ⁠וֹ</w:t>
-      </w:r>
-    </w:p>
-    <w:p>
-      <w:pPr/>
-      <w:r>
-        <w:rPr>
-          <w:lang w:val="hi_IN" w:bidi="hi_IN"/>
-        </w:rPr>
-      </w:r>
-      <w:r>
-        <w:rPr>
           <w:b/>
           <w:lang w:val="hi_IN" w:bidi="hi_IN"/>
         </w:rPr>
@@ -67193,20 +62592,6 @@
       </w:r>
       <w:r>
         <w:rPr>
-          <w:lang w:val="hi_IN" w:bidi="hi_IN"/>
-        </w:rPr>
-        <w:t>קְטַנָּ֔ה</w:t>
-      </w:r>
-    </w:p>
-    <w:p>
-      <w:pPr/>
-      <w:r>
-        <w:rPr>
-          <w:lang w:val="hi_IN" w:bidi="hi_IN"/>
-        </w:rPr>
-      </w:r>
-      <w:r>
-        <w:rPr>
           <w:b/>
           <w:lang w:val="hi_IN" w:bidi="hi_IN"/>
         </w:rPr>
@@ -67317,20 +62702,6 @@
       </w:r>
       <w:r>
         <w:rPr>
-          <w:lang w:val="hi_IN" w:bidi="hi_IN"/>
-        </w:rPr>
-        <w:t>וְ⁠שָׁדַ֖יִם אֵ֣ין לָ֑⁠הּ</w:t>
-      </w:r>
-    </w:p>
-    <w:p>
-      <w:pPr/>
-      <w:r>
-        <w:rPr>
-          <w:lang w:val="hi_IN" w:bidi="hi_IN"/>
-        </w:rPr>
-      </w:r>
-      <w:r>
-        <w:rPr>
           <w:b/>
           <w:lang w:val="hi_IN" w:bidi="hi_IN"/>
         </w:rPr>
@@ -67647,20 +63018,6 @@
       </w:r>
       <w:r>
         <w:rPr>
-          <w:lang w:val="hi_IN" w:bidi="hi_IN"/>
-        </w:rPr>
-        <w:t>שֶׁ⁠יְּדֻבַּר־בָּֽ⁠הּ</w:t>
-      </w:r>
-    </w:p>
-    <w:p>
-      <w:pPr/>
-      <w:r>
-        <w:rPr>
-          <w:lang w:val="hi_IN" w:bidi="hi_IN"/>
-        </w:rPr>
-      </w:r>
-      <w:r>
-        <w:rPr>
           <w:b/>
           <w:lang w:val="hi_IN" w:bidi="hi_IN"/>
         </w:rPr>
@@ -67881,20 +63238,6 @@
       </w:r>
       <w:r>
         <w:rPr>
-          <w:lang w:val="hi_IN" w:bidi="hi_IN"/>
-        </w:rPr>
-        <w:t>וְ⁠אִם־דֶּ֣לֶת הִ֔יא נָצ֥וּר עָלֶ֖י⁠הָ ל֥וּחַ אָֽרֶז</w:t>
-      </w:r>
-    </w:p>
-    <w:p>
-      <w:pPr/>
-      <w:r>
-        <w:rPr>
-          <w:lang w:val="hi_IN" w:bidi="hi_IN"/>
-        </w:rPr>
-      </w:r>
-      <w:r>
-        <w:rPr>
           <w:b/>
           <w:lang w:val="hi_IN" w:bidi="hi_IN"/>
         </w:rPr>
@@ -68219,20 +63562,6 @@
       </w:r>
       <w:r>
         <w:rPr>
-          <w:lang w:val="hi_IN" w:bidi="hi_IN"/>
-        </w:rPr>
-        <w:t>אֲנִ֣י חוֹמָ֔ה וְ⁠שָׁדַ֖⁠י כַּ⁠מִּגְדָּל֑וֹת אָ֛ז הָיִ֥יתִי בְ⁠עֵינָ֖י⁠ו כְּ⁠מוֹצְאֵ֥ת שָׁלֽוֹם</w:t>
-      </w:r>
-    </w:p>
-    <w:p>
-      <w:pPr/>
-      <w:r>
-        <w:rPr>
-          <w:lang w:val="hi_IN" w:bidi="hi_IN"/>
-        </w:rPr>
-      </w:r>
-      <w:r>
-        <w:rPr>
           <w:b/>
           <w:lang w:val="hi_IN" w:bidi="hi_IN"/>
         </w:rPr>
@@ -68330,20 +63659,6 @@
       </w:r>
       <w:r>
         <w:rPr>
-          <w:lang w:val="hi_IN" w:bidi="hi_IN"/>
-        </w:rPr>
-        <w:t>אֲנִ֣י חוֹמָ֔ה</w:t>
-      </w:r>
-    </w:p>
-    <w:p>
-      <w:pPr/>
-      <w:r>
-        <w:rPr>
-          <w:lang w:val="hi_IN" w:bidi="hi_IN"/>
-        </w:rPr>
-      </w:r>
-      <w:r>
-        <w:rPr>
           <w:b/>
           <w:lang w:val="hi_IN" w:bidi="hi_IN"/>
         </w:rPr>
@@ -68454,20 +63769,6 @@
       </w:r>
       <w:r>
         <w:rPr>
-          <w:lang w:val="hi_IN" w:bidi="hi_IN"/>
-        </w:rPr>
-        <w:t>וְ⁠שָׁדַ֖⁠י</w:t>
-      </w:r>
-    </w:p>
-    <w:p>
-      <w:pPr/>
-      <w:r>
-        <w:rPr>
-          <w:lang w:val="hi_IN" w:bidi="hi_IN"/>
-        </w:rPr>
-      </w:r>
-      <w:r>
-        <w:rPr>
           <w:b/>
           <w:lang w:val="hi_IN" w:bidi="hi_IN"/>
         </w:rPr>
@@ -68655,20 +63956,6 @@
       </w:r>
       <w:r>
         <w:rPr>
-          <w:lang w:val="hi_IN" w:bidi="hi_IN"/>
-        </w:rPr>
-        <w:t>אָ֛ז</w:t>
-      </w:r>
-    </w:p>
-    <w:p>
-      <w:pPr/>
-      <w:r>
-        <w:rPr>
-          <w:lang w:val="hi_IN" w:bidi="hi_IN"/>
-        </w:rPr>
-      </w:r>
-      <w:r>
-        <w:rPr>
           <w:b/>
           <w:lang w:val="hi_IN" w:bidi="hi_IN"/>
         </w:rPr>
@@ -68773,20 +64060,6 @@
       </w:r>
       <w:r>
         <w:rPr>
-          <w:lang w:val="hi_IN" w:bidi="hi_IN"/>
-        </w:rPr>
-        <w:t>הָיִ֥יתִי בְ⁠עֵינָ֖י⁠ו</w:t>
-      </w:r>
-    </w:p>
-    <w:p>
-      <w:pPr/>
-      <w:r>
-        <w:rPr>
-          <w:lang w:val="hi_IN" w:bidi="hi_IN"/>
-        </w:rPr>
-      </w:r>
-      <w:r>
-        <w:rPr>
           <w:b/>
           <w:lang w:val="hi_IN" w:bidi="hi_IN"/>
         </w:rPr>
@@ -68897,20 +64170,6 @@
       </w:r>
       <w:r>
         <w:rPr>
-          <w:lang w:val="hi_IN" w:bidi="hi_IN"/>
-        </w:rPr>
-        <w:t>כְּ⁠מוֹצְאֵ֥ת</w:t>
-      </w:r>
-    </w:p>
-    <w:p>
-      <w:pPr/>
-      <w:r>
-        <w:rPr>
-          <w:lang w:val="hi_IN" w:bidi="hi_IN"/>
-        </w:rPr>
-      </w:r>
-      <w:r>
-        <w:rPr>
           <w:b/>
           <w:lang w:val="hi_IN" w:bidi="hi_IN"/>
         </w:rPr>
@@ -69001,20 +64260,6 @@
       </w:r>
       <w:r>
         <w:rPr>
-          <w:lang w:val="hi_IN" w:bidi="hi_IN"/>
-        </w:rPr>
-        <w:t>הָיִ֥יתִי בְ⁠עֵינָ֖י⁠ו כְּ⁠מוֹצְאֵ֥ת שָׁלֽוֹם</w:t>
-      </w:r>
-    </w:p>
-    <w:p>
-      <w:pPr/>
-      <w:r>
-        <w:rPr>
-          <w:lang w:val="hi_IN" w:bidi="hi_IN"/>
-        </w:rPr>
-      </w:r>
-      <w:r>
-        <w:rPr>
           <w:b/>
           <w:lang w:val="hi_IN" w:bidi="hi_IN"/>
         </w:rPr>
@@ -69255,20 +64500,6 @@
       </w:r>
       <w:r>
         <w:rPr>
-          <w:lang w:val="hi_IN" w:bidi="hi_IN"/>
-        </w:rPr>
-        <w:t>לַ⁠נֹּטְרִ֑ים</w:t>
-      </w:r>
-    </w:p>
-    <w:p>
-      <w:pPr/>
-      <w:r>
-        <w:rPr>
-          <w:lang w:val="hi_IN" w:bidi="hi_IN"/>
-        </w:rPr>
-      </w:r>
-      <w:r>
-        <w:rPr>
           <w:b/>
           <w:lang w:val="hi_IN" w:bidi="hi_IN"/>
         </w:rPr>
@@ -69418,20 +64649,6 @@
       </w:r>
       <w:r>
         <w:rPr>
-          <w:lang w:val="hi_IN" w:bidi="hi_IN"/>
-        </w:rPr>
-        <w:t>נָתַ֥ן אֶת־הַ⁠כֶּ֖רֶם לַ⁠נֹּטְרִ֑ים</w:t>
-      </w:r>
-    </w:p>
-    <w:p>
-      <w:pPr/>
-      <w:r>
-        <w:rPr>
-          <w:lang w:val="hi_IN" w:bidi="hi_IN"/>
-        </w:rPr>
-      </w:r>
-      <w:r>
-        <w:rPr>
           <w:b/>
           <w:lang w:val="hi_IN" w:bidi="hi_IN"/>
         </w:rPr>
@@ -69509,20 +64726,6 @@
       </w:r>
       <w:r>
         <w:rPr>
-          <w:lang w:val="hi_IN" w:bidi="hi_IN"/>
-        </w:rPr>
-        <w:t>אִ֛ישׁ יָבִ֥א בְּ⁠פִרְי֖⁠וֹ אֶ֥לֶף כָּֽסֶף</w:t>
-      </w:r>
-    </w:p>
-    <w:p>
-      <w:pPr/>
-      <w:r>
-        <w:rPr>
-          <w:lang w:val="hi_IN" w:bidi="hi_IN"/>
-        </w:rPr>
-      </w:r>
-      <w:r>
-        <w:rPr>
           <w:b/>
           <w:lang w:val="hi_IN" w:bidi="hi_IN"/>
         </w:rPr>
@@ -69659,20 +64862,6 @@
       </w:r>
       <w:r>
         <w:rPr>
-          <w:lang w:val="hi_IN" w:bidi="hi_IN"/>
-        </w:rPr>
-        <w:t>אֶ֥לֶף כָּֽסֶף</w:t>
-      </w:r>
-    </w:p>
-    <w:p>
-      <w:pPr/>
-      <w:r>
-        <w:rPr>
-          <w:lang w:val="hi_IN" w:bidi="hi_IN"/>
-        </w:rPr>
-      </w:r>
-      <w:r>
-        <w:rPr>
           <w:b/>
           <w:lang w:val="hi_IN" w:bidi="hi_IN"/>
         </w:rPr>
@@ -69770,20 +64959,6 @@
       </w:r>
       <w:r>
         <w:rPr>
-          <w:lang w:val="hi_IN" w:bidi="hi_IN"/>
-        </w:rPr>
-        <w:t>כֶּ֣רֶם הָיָ֤ה לִ⁠שְׁלֹמֹה֙ בְּ⁠בַ֣עַל הָמ֔וֹן נָתַ֥ן אֶת־הַ⁠כֶּ֖רֶם לַ⁠נֹּטְרִ֑ים אִ֛ישׁ יָבִ֥א בְּ⁠פִרְי֖⁠וֹ אֶ֥לֶף כָּֽסֶף׃ כָּרְמִ֥⁠י שֶׁ⁠לִּ֖⁠י לְ⁠פָנָ֑⁠י הָ⁠אֶ֤לֶף לְ⁠ךָ֙ שְׁלֹמֹ֔ה וּ⁠מָאתַ֖יִם לְ⁠נֹטְרִ֥ים אֶת־פִּרְיֽ⁠וֹ</w:t>
-      </w:r>
-    </w:p>
-    <w:p>
-      <w:pPr/>
-      <w:r>
-        <w:rPr>
-          <w:lang w:val="hi_IN" w:bidi="hi_IN"/>
-        </w:rPr>
-      </w:r>
-      <w:r>
-        <w:rPr>
           <w:b/>
           <w:lang w:val="hi_IN" w:bidi="hi_IN"/>
         </w:rPr>
@@ -69881,20 +65056,6 @@
       </w:r>
       <w:r>
         <w:rPr>
-          <w:lang w:val="hi_IN" w:bidi="hi_IN"/>
-        </w:rPr>
-        <w:t>כָּרְמִ֥⁠י</w:t>
-      </w:r>
-    </w:p>
-    <w:p>
-      <w:pPr/>
-      <w:r>
-        <w:rPr>
-          <w:lang w:val="hi_IN" w:bidi="hi_IN"/>
-        </w:rPr>
-      </w:r>
-      <w:r>
-        <w:rPr>
           <w:b/>
           <w:lang w:val="hi_IN" w:bidi="hi_IN"/>
         </w:rPr>
@@ -69941,7 +65102,7 @@
         </w:rPr>
         <w:t xml:space="preserve"> एक रूपक है (इस पूरे पद का अर्थ जानने के लिए अध्याय परिचय में </w:t>
       </w:r>
-      <w:hyperlink r:id="rId70">
+      <w:hyperlink r:id="rId68">
         <w:r>
           <w:rPr>
             <w:lang w:val="hi_IN" w:bidi="hi_IN"/>
@@ -69985,7 +65146,7 @@
         </w:rPr>
         <w:t xml:space="preserve"> के रूप में संदर्भित कर रही है, जैसा कि उसने </w:t>
       </w:r>
-      <w:hyperlink r:id="rId74">
+      <w:hyperlink r:id="rId72">
         <w:r>
           <w:rPr>
             <w:lang w:val="hi_IN" w:bidi="hi_IN"/>
@@ -70080,20 +65241,6 @@
       </w:r>
       <w:r>
         <w:rPr>
-          <w:lang w:val="hi_IN" w:bidi="hi_IN"/>
-        </w:rPr>
-        <w:t>לְ⁠פָנָ֑⁠י</w:t>
-      </w:r>
-    </w:p>
-    <w:p>
-      <w:pPr/>
-      <w:r>
-        <w:rPr>
-          <w:lang w:val="hi_IN" w:bidi="hi_IN"/>
-        </w:rPr>
-      </w:r>
-      <w:r>
-        <w:rPr>
           <w:b/>
           <w:lang w:val="hi_IN" w:bidi="hi_IN"/>
         </w:rPr>
@@ -70204,20 +65351,6 @@
       </w:r>
       <w:r>
         <w:rPr>
-          <w:lang w:val="hi_IN" w:bidi="hi_IN"/>
-        </w:rPr>
-        <w:t>הָ⁠אֶ֤לֶף לְ⁠ךָ֙ שְׁלֹמֹ֔ה וּ⁠מָאתַ֖יִם לְ⁠נֹטְרִ֥ים אֶת־פִּרְיֽ⁠וֹ</w:t>
-      </w:r>
-    </w:p>
-    <w:p>
-      <w:pPr/>
-      <w:r>
-        <w:rPr>
-          <w:lang w:val="hi_IN" w:bidi="hi_IN"/>
-        </w:rPr>
-      </w:r>
-      <w:r>
-        <w:rPr>
           <w:b/>
           <w:lang w:val="hi_IN" w:bidi="hi_IN"/>
         </w:rPr>
@@ -70367,20 +65500,6 @@
       </w:r>
       <w:r>
         <w:rPr>
-          <w:lang w:val="hi_IN" w:bidi="hi_IN"/>
-        </w:rPr>
-        <w:t>הָ⁠אֶ֤לֶף לְ⁠ךָ֙ שְׁלֹמֹ֔ה</w:t>
-      </w:r>
-    </w:p>
-    <w:p>
-      <w:pPr/>
-      <w:r>
-        <w:rPr>
-          <w:lang w:val="hi_IN" w:bidi="hi_IN"/>
-        </w:rPr>
-      </w:r>
-      <w:r>
-        <w:rPr>
           <w:b/>
           <w:lang w:val="hi_IN" w:bidi="hi_IN"/>
         </w:rPr>
@@ -70466,7 +65585,7 @@
         </w:rPr>
         <w:t xml:space="preserve"> के नाम से पुकार रही हैं (भले ही वह सुलैमान नहीं था) जैसे कि वह उसे “राजा” कहकर पुकारती थीं </w:t>
       </w:r>
-      <w:hyperlink r:id="rId19">
+      <w:hyperlink r:id="rId17">
         <w:r>
           <w:rPr>
             <w:lang w:val="hi_IN" w:bidi="hi_IN"/>
@@ -70548,20 +65667,6 @@
       </w:r>
       <w:r>
         <w:rPr>
-          <w:lang w:val="hi_IN" w:bidi="hi_IN"/>
-        </w:rPr>
-        <w:t>הַ⁠יוֹשֶׁ֣בֶת בַּ⁠גַּנִּ֗ים חֲבֵרִ֛ים מַקְשִׁיבִ֥ים לְ⁠קוֹלֵ֖⁠ךְ הַשְׁמִיעִֽי⁠נִי</w:t>
-      </w:r>
-    </w:p>
-    <w:p>
-      <w:pPr/>
-      <w:r>
-        <w:rPr>
-          <w:lang w:val="hi_IN" w:bidi="hi_IN"/>
-        </w:rPr>
-      </w:r>
-      <w:r>
-        <w:rPr>
           <w:b/>
           <w:lang w:val="hi_IN" w:bidi="hi_IN"/>
         </w:rPr>
@@ -70659,20 +65764,6 @@
       </w:r>
       <w:r>
         <w:rPr>
-          <w:lang w:val="hi_IN" w:bidi="hi_IN"/>
-        </w:rPr>
-        <w:t>חֲבֵרִ֛ים</w:t>
-      </w:r>
-    </w:p>
-    <w:p>
-      <w:pPr/>
-      <w:r>
-        <w:rPr>
-          <w:lang w:val="hi_IN" w:bidi="hi_IN"/>
-        </w:rPr>
-      </w:r>
-      <w:r>
-        <w:rPr>
           <w:b/>
           <w:lang w:val="hi_IN" w:bidi="hi_IN"/>
         </w:rPr>
@@ -70719,7 +65810,7 @@
         </w:rPr>
         <w:t xml:space="preserve"> शब्द पुल्लिंग रूप में है और संभवतः पुरुष के उन मित्रों को संदर्भित करता है जो चरवाहे थे और जिनका उल्लेख </w:t>
       </w:r>
-      <w:hyperlink r:id="rId34">
+      <w:hyperlink r:id="rId32">
         <w:r>
           <w:rPr>
             <w:lang w:val="hi_IN" w:bidi="hi_IN"/>
@@ -70737,7 +65828,7 @@
         </w:rPr>
         <w:t xml:space="preserve"> में किया गया है। देखें कि आपने </w:t>
       </w:r>
-      <w:hyperlink r:id="rId34">
+      <w:hyperlink r:id="rId32">
         <w:r>
           <w:rPr>
             <w:lang w:val="hi_IN" w:bidi="hi_IN"/>
@@ -70812,20 +65903,6 @@
       </w:r>
       <w:r>
         <w:rPr>
-          <w:lang w:val="hi_IN" w:bidi="hi_IN"/>
-        </w:rPr>
-        <w:t>לְ⁠קוֹלֵ֖⁠ךְ</w:t>
-      </w:r>
-    </w:p>
-    <w:p>
-      <w:pPr/>
-      <w:r>
-        <w:rPr>
-          <w:lang w:val="hi_IN" w:bidi="hi_IN"/>
-        </w:rPr>
-      </w:r>
-      <w:r>
-        <w:rPr>
           <w:b/>
           <w:lang w:val="hi_IN" w:bidi="hi_IN"/>
         </w:rPr>
@@ -70936,20 +66013,6 @@
       </w:r>
       <w:r>
         <w:rPr>
-          <w:lang w:val="hi_IN" w:bidi="hi_IN"/>
-        </w:rPr>
-        <w:t>בְּרַ֣ח ׀ דּוֹדִ֗⁠י וּֽ⁠דְמֵה־לְ⁠ךָ֤ לִ⁠צְבִי֙ א֚וֹ לְ⁠עֹ֣פֶר הָֽ⁠אַיָּלִ֔ים עַ֖ל הָרֵ֥י בְשָׂמִֽים</w:t>
-      </w:r>
-    </w:p>
-    <w:p>
-      <w:pPr/>
-      <w:r>
-        <w:rPr>
-          <w:lang w:val="hi_IN" w:bidi="hi_IN"/>
-        </w:rPr>
-      </w:r>
-      <w:r>
-        <w:rPr>
           <w:b/>
           <w:lang w:val="hi_IN" w:bidi="hi_IN"/>
         </w:rPr>
@@ -71047,20 +66110,6 @@
       </w:r>
       <w:r>
         <w:rPr>
-          <w:lang w:val="hi_IN" w:bidi="hi_IN"/>
-        </w:rPr>
-        <w:t>בְּרַ֣ח</w:t>
-      </w:r>
-    </w:p>
-    <w:p>
-      <w:pPr/>
-      <w:r>
-        <w:rPr>
-          <w:lang w:val="hi_IN" w:bidi="hi_IN"/>
-        </w:rPr>
-      </w:r>
-      <w:r>
-        <w:rPr>
           <w:b/>
           <w:lang w:val="hi_IN" w:bidi="hi_IN"/>
         </w:rPr>
@@ -71171,20 +66220,6 @@
       </w:r>
       <w:r>
         <w:rPr>
-          <w:lang w:val="hi_IN" w:bidi="hi_IN"/>
-        </w:rPr>
-        <w:t>דּוֹדִ֗⁠י וּֽ⁠דְמֵה־לְ⁠ךָ֤ לִ⁠צְבִי֙ א֚וֹ לְ⁠עֹ֣פֶר הָֽ⁠אַיָּלִ֔ים</w:t>
-      </w:r>
-    </w:p>
-    <w:p>
-      <w:pPr/>
-      <w:r>
-        <w:rPr>
-          <w:lang w:val="hi_IN" w:bidi="hi_IN"/>
-        </w:rPr>
-      </w:r>
-      <w:r>
-        <w:rPr>
           <w:b/>
           <w:lang w:val="hi_IN" w:bidi="hi_IN"/>
         </w:rPr>
@@ -71218,7 +66253,7 @@
         </w:rPr>
         <w:t xml:space="preserve">देखें कि आपने </w:t>
       </w:r>
-      <w:hyperlink r:id="rId30">
+      <w:hyperlink r:id="rId28">
         <w:r>
           <w:rPr>
             <w:lang w:val="hi_IN" w:bidi="hi_IN"/>

--- a/hin/docx/22.content.docx
+++ b/hin/docx/22.content.docx
@@ -28,15 +28,49 @@
       </w:r>
     </w:p>
     <w:p>
-      <w:pPr/>
-      <w:r>
-        <w:rPr>
-          <w:lang w:val="hi_IN" w:bidi="hi_IN"/>
-        </w:rPr>
-      </w:r>
-      <w:r>
-        <w:rPr>
-          <w:b/>
+      <w:pPr>
+        <w:pStyle w:val="Heading2"/>
+      </w:pPr>
+      <w:r>
+        <w:rPr>
+          <w:lang w:val="hi_IN" w:bidi="hi_IN"/>
+        </w:rPr>
+        <w:t>License Information</w:t>
+      </w:r>
+      <w:r>
+        <w:rPr>
+          <w:lang w:val="hi_IN" w:bidi="hi_IN"/>
+        </w:rPr>
+      </w:r>
+    </w:p>
+    <w:p>
+      <w:pPr/>
+      <w:r>
+        <w:rPr>
+          <w:lang w:val="hi_IN" w:bidi="hi_IN"/>
+        </w:rPr>
+      </w:r>
+      <w:r>
+        <w:rPr>
+          <w:b/>
+          <w:lang w:val="hi_IN" w:bidi="hi_IN"/>
+        </w:rPr>
+        <w:t>अनुवाद नोट्स (अनफोल्डिंग वर्ड)</w:t>
+      </w:r>
+      <w:r>
+        <w:rPr>
+          <w:lang w:val="hi_IN" w:bidi="hi_IN"/>
+        </w:rPr>
+        <w:t xml:space="preserve"> (Hindi) is based on</w:t>
+      </w:r>
+      <w:r>
+        <w:rPr>
+          <w:lang w:val="hi_IN" w:bidi="hi_IN"/>
+        </w:rPr>
+        <w:t xml:space="preserve">: </w:t>
+      </w:r>
+      <w:r>
+        <w:rPr>
           <w:lang w:val="hi_IN" w:bidi="hi_IN"/>
         </w:rPr>
         <w:t>unfoldingWord® Translation Notes</w:t>
@@ -45,31 +79,62 @@
         <w:rPr>
           <w:lang w:val="hi_IN" w:bidi="hi_IN"/>
         </w:rPr>
-        <w:t xml:space="preserve"> © 2022 unfoldingWord. Released under CC BY-SA 4.0 license. </w:t>
-      </w:r>
-      <w:r>
-        <w:rPr>
-          <w:lang w:val="hi_IN" w:bidi="hi_IN"/>
-        </w:rPr>
-        <w:t>unfoldingWord® Translation Notes</w:t>
-      </w:r>
-      <w:r>
-        <w:rPr>
-          <w:lang w:val="hi_IN" w:bidi="hi_IN"/>
-        </w:rPr>
-        <w:t xml:space="preserve"> has been adapted in the following languages: Tok Pisin, Arabic (عربي), French (Français), Hindi (हिंदी), Indonesian (Bahasa Indonesia), Portuguese (Português), Russian (Русский), Spanish (Español), Swahili (Kiswahili), and Simplified Chinese (简体中文) from </w:t>
-      </w:r>
-      <w:r>
-        <w:rPr>
-          <w:lang w:val="hi_IN" w:bidi="hi_IN"/>
-        </w:rPr>
-        <w:t>unfoldingWord® Translation Notes</w:t>
-      </w:r>
-      <w:r>
-        <w:rPr>
-          <w:lang w:val="hi_IN" w:bidi="hi_IN"/>
-        </w:rPr>
-        <w:t xml:space="preserve"> © 2022 unfoldingWord. Released under CC BY-SA 4.0 license by Mission Mutual</w:t>
+        <w:t xml:space="preserve">, </w:t>
+      </w:r>
+      <w:hyperlink r:id="rId13">
+        <w:r>
+          <w:rPr>
+            <w:lang w:val="hi_IN" w:bidi="hi_IN"/>
+          </w:rPr>
+          <w:rPr>
+            <w:color w:val="0000EE"/>
+            <w:u w:val="single"/>
+          </w:rPr>
+          <w:t>unfoldingWord</w:t>
+        </w:r>
+      </w:hyperlink>
+      <w:r>
+        <w:rPr>
+          <w:lang w:val="hi_IN" w:bidi="hi_IN"/>
+        </w:rPr>
+        <w:t xml:space="preserve">, 2022, which is licensed under a </w:t>
+      </w:r>
+      <w:hyperlink r:id="rId14">
+        <w:r>
+          <w:rPr>
+            <w:lang w:val="hi_IN" w:bidi="hi_IN"/>
+          </w:rPr>
+          <w:rPr>
+            <w:color w:val="0000EE"/>
+            <w:u w:val="single"/>
+          </w:rPr>
+          <w:t>CC BY-SA 4.0 license</w:t>
+        </w:r>
+      </w:hyperlink>
+      <w:r>
+        <w:rPr>
+          <w:lang w:val="hi_IN" w:bidi="hi_IN"/>
+        </w:rPr>
+        <w:t>.</w:t>
+      </w:r>
+      <w:r>
+        <w:rPr>
+          <w:lang w:val="hi_IN" w:bidi="hi_IN"/>
+        </w:rPr>
+      </w:r>
+    </w:p>
+    <w:p>
+      <w:pPr/>
+      <w:r>
+        <w:rPr>
+          <w:lang w:val="hi_IN" w:bidi="hi_IN"/>
+        </w:rPr>
+      </w:r>
+      <w:r>
+        <w:rPr>
+          <w:lang w:val="hi_IN" w:bidi="hi_IN"/>
+        </w:rPr>
+        <w:t>This PDF version is provided under the same license.</w:t>
       </w:r>
       <w:r>
         <w:rPr>
@@ -860,7 +925,7 @@
         </w:rPr>
         <w:t xml:space="preserve">इस पुस्तक के दो मुख्य पात्र एक पुरुष और एक स्त्री हैं, जो एक-दूसरे से प्रेम करते हैं। </w:t>
       </w:r>
-      <w:hyperlink r:id="rId13">
+      <w:hyperlink r:id="rId15">
         <w:r>
           <w:rPr>
             <w:lang w:val="hi_IN" w:bidi="hi_IN"/>
@@ -1235,7 +1300,7 @@
         </w:rPr>
         <w:t xml:space="preserve">प्राचीन पश्चिमी एशिया में, अमीर लोगों की त्वचा आमतौर पर हल्की होती थी क्योंकि उन्हें धूप में बाहर काम करने की आवश्यकता नहीं होती थी। इस युवा स्त्री को धूप में बाहर काम करना पड़ा, और परिणामस्वरूप उसकी त्वचा साँवली हो गई और यही कारण है कि वह </w:t>
       </w:r>
-      <w:hyperlink r:id="rId14">
+      <w:hyperlink r:id="rId16">
         <w:r>
           <w:rPr>
             <w:lang w:val="hi_IN" w:bidi="hi_IN"/>
@@ -1297,6 +1362,20 @@
       </w:r>
       <w:r>
         <w:rPr>
+          <w:lang w:val="hi_IN" w:bidi="hi_IN"/>
+        </w:rPr>
+        <w:t>שִׁ֥יר הַ⁠שִּׁירִ֖ים אֲשֶׁ֥ר לִ⁠שְׁלֹמֹֽה</w:t>
+      </w:r>
+    </w:p>
+    <w:p>
+      <w:pPr/>
+      <w:r>
+        <w:rPr>
+          <w:lang w:val="hi_IN" w:bidi="hi_IN"/>
+        </w:rPr>
+      </w:r>
+      <w:r>
+        <w:rPr>
           <w:b/>
           <w:lang w:val="hi_IN" w:bidi="hi_IN"/>
         </w:rPr>
@@ -1394,6 +1473,20 @@
       </w:r>
       <w:r>
         <w:rPr>
+          <w:lang w:val="hi_IN" w:bidi="hi_IN"/>
+        </w:rPr>
+        <w:t>שִׁ֥יר הַ⁠שִּׁירִ֖ים</w:t>
+      </w:r>
+    </w:p>
+    <w:p>
+      <w:pPr/>
+      <w:r>
+        <w:rPr>
+          <w:lang w:val="hi_IN" w:bidi="hi_IN"/>
+        </w:rPr>
+      </w:r>
+      <w:r>
+        <w:rPr>
           <w:b/>
           <w:lang w:val="hi_IN" w:bidi="hi_IN"/>
         </w:rPr>
@@ -1516,6 +1609,20 @@
       </w:r>
       <w:r>
         <w:rPr>
+          <w:lang w:val="hi_IN" w:bidi="hi_IN"/>
+        </w:rPr>
+        <w:t>לִ⁠שְׁלֹמֹֽה</w:t>
+      </w:r>
+    </w:p>
+    <w:p>
+      <w:pPr/>
+      <w:r>
+        <w:rPr>
+          <w:lang w:val="hi_IN" w:bidi="hi_IN"/>
+        </w:rPr>
+      </w:r>
+      <w:r>
+        <w:rPr>
           <w:b/>
           <w:lang w:val="hi_IN" w:bidi="hi_IN"/>
         </w:rPr>
@@ -1683,6 +1790,20 @@
       </w:r>
       <w:r>
         <w:rPr>
+          <w:lang w:val="hi_IN" w:bidi="hi_IN"/>
+        </w:rPr>
+        <w:t>דֹּדֶ֖י⁠ךָ</w:t>
+      </w:r>
+    </w:p>
+    <w:p>
+      <w:pPr/>
+      <w:r>
+        <w:rPr>
+          <w:lang w:val="hi_IN" w:bidi="hi_IN"/>
+        </w:rPr>
+      </w:r>
+      <w:r>
+        <w:rPr>
           <w:b/>
           <w:lang w:val="hi_IN" w:bidi="hi_IN"/>
         </w:rPr>
@@ -1806,6 +1927,20 @@
       </w:r>
       <w:r>
         <w:rPr>
+          <w:lang w:val="hi_IN" w:bidi="hi_IN"/>
+        </w:rPr>
+        <w:t>טוֹבִ֥ים דֹּדֶ֖י⁠ךָ מִ⁠יָּֽיִן</w:t>
+      </w:r>
+    </w:p>
+    <w:p>
+      <w:pPr/>
+      <w:r>
+        <w:rPr>
+          <w:lang w:val="hi_IN" w:bidi="hi_IN"/>
+        </w:rPr>
+      </w:r>
+      <w:r>
+        <w:rPr>
           <w:b/>
           <w:lang w:val="hi_IN" w:bidi="hi_IN"/>
         </w:rPr>
@@ -1916,6 +2051,20 @@
       </w:r>
       <w:r>
         <w:rPr>
+          <w:lang w:val="hi_IN" w:bidi="hi_IN"/>
+        </w:rPr>
+        <w:t>טוֹבִ֥ים דֹּדֶ֖י⁠ךָ מִ⁠יָּֽיִן</w:t>
+      </w:r>
+    </w:p>
+    <w:p>
+      <w:pPr/>
+      <w:r>
+        <w:rPr>
+          <w:lang w:val="hi_IN" w:bidi="hi_IN"/>
+        </w:rPr>
+      </w:r>
+      <w:r>
+        <w:rPr>
           <w:b/>
           <w:lang w:val="hi_IN" w:bidi="hi_IN"/>
         </w:rPr>
@@ -2098,6 +2247,20 @@
       </w:r>
       <w:r>
         <w:rPr>
+          <w:lang w:val="hi_IN" w:bidi="hi_IN"/>
+        </w:rPr>
+        <w:t>לְ⁠רֵ֨יחַ֙</w:t>
+      </w:r>
+    </w:p>
+    <w:p>
+      <w:pPr/>
+      <w:r>
+        <w:rPr>
+          <w:lang w:val="hi_IN" w:bidi="hi_IN"/>
+        </w:rPr>
+      </w:r>
+      <w:r>
+        <w:rPr>
           <w:b/>
           <w:lang w:val="hi_IN" w:bidi="hi_IN"/>
         </w:rPr>
@@ -2212,6 +2375,20 @@
       </w:r>
       <w:r>
         <w:rPr>
+          <w:lang w:val="hi_IN" w:bidi="hi_IN"/>
+        </w:rPr>
+        <w:t>שְׁמָנֶ֣י⁠ךָ טוֹבִ֔ים</w:t>
+      </w:r>
+    </w:p>
+    <w:p>
+      <w:pPr/>
+      <w:r>
+        <w:rPr>
+          <w:lang w:val="hi_IN" w:bidi="hi_IN"/>
+        </w:rPr>
+      </w:r>
+      <w:r>
+        <w:rPr>
           <w:b/>
           <w:lang w:val="hi_IN" w:bidi="hi_IN"/>
         </w:rPr>
@@ -2315,6 +2492,20 @@
       </w:r>
       <w:r>
         <w:rPr>
+          <w:lang w:val="hi_IN" w:bidi="hi_IN"/>
+        </w:rPr>
+        <w:t>שֶׁ֖מֶן תּוּרַ֣ק שְׁמֶ֑⁠ךָ</w:t>
+      </w:r>
+    </w:p>
+    <w:p>
+      <w:pPr/>
+      <w:r>
+        <w:rPr>
+          <w:lang w:val="hi_IN" w:bidi="hi_IN"/>
+        </w:rPr>
+      </w:r>
+      <w:r>
+        <w:rPr>
           <w:b/>
           <w:lang w:val="hi_IN" w:bidi="hi_IN"/>
         </w:rPr>
@@ -2451,6 +2642,20 @@
       </w:r>
       <w:r>
         <w:rPr>
+          <w:lang w:val="hi_IN" w:bidi="hi_IN"/>
+        </w:rPr>
+        <w:t>שֶׁ֖מֶן תּוּרַ֣ק שְׁמֶ֑⁠ךָ</w:t>
+      </w:r>
+    </w:p>
+    <w:p>
+      <w:pPr/>
+      <w:r>
+        <w:rPr>
+          <w:lang w:val="hi_IN" w:bidi="hi_IN"/>
+        </w:rPr>
+      </w:r>
+      <w:r>
+        <w:rPr>
           <w:b/>
           <w:lang w:val="hi_IN" w:bidi="hi_IN"/>
         </w:rPr>
@@ -2595,6 +2800,20 @@
       </w:r>
       <w:r>
         <w:rPr>
+          <w:lang w:val="hi_IN" w:bidi="hi_IN"/>
+        </w:rPr>
+        <w:t>עַל־כֵּ֖ן</w:t>
+      </w:r>
+    </w:p>
+    <w:p>
+      <w:pPr/>
+      <w:r>
+        <w:rPr>
+          <w:lang w:val="hi_IN" w:bidi="hi_IN"/>
+        </w:rPr>
+      </w:r>
+      <w:r>
+        <w:rPr>
           <w:b/>
           <w:lang w:val="hi_IN" w:bidi="hi_IN"/>
         </w:rPr>
@@ -2795,6 +3014,20 @@
       </w:r>
       <w:r>
         <w:rPr>
+          <w:lang w:val="hi_IN" w:bidi="hi_IN"/>
+        </w:rPr>
+        <w:t>מָשְׁכֵ֖⁠נִי</w:t>
+      </w:r>
+    </w:p>
+    <w:p>
+      <w:pPr/>
+      <w:r>
+        <w:rPr>
+          <w:lang w:val="hi_IN" w:bidi="hi_IN"/>
+        </w:rPr>
+      </w:r>
+      <w:r>
+        <w:rPr>
           <w:b/>
           <w:lang w:val="hi_IN" w:bidi="hi_IN"/>
         </w:rPr>
@@ -3008,6 +3241,20 @@
       </w:r>
       <w:r>
         <w:rPr>
+          <w:lang w:val="hi_IN" w:bidi="hi_IN"/>
+        </w:rPr>
+        <w:t>נָּר֑וּצָה</w:t>
+      </w:r>
+    </w:p>
+    <w:p>
+      <w:pPr/>
+      <w:r>
+        <w:rPr>
+          <w:lang w:val="hi_IN" w:bidi="hi_IN"/>
+        </w:rPr>
+      </w:r>
+      <w:r>
+        <w:rPr>
           <w:b/>
           <w:lang w:val="hi_IN" w:bidi="hi_IN"/>
         </w:rPr>
@@ -3131,6 +3378,20 @@
       </w:r>
       <w:r>
         <w:rPr>
+          <w:lang w:val="hi_IN" w:bidi="hi_IN"/>
+        </w:rPr>
+        <w:t>נָּר֑וּצָה</w:t>
+      </w:r>
+    </w:p>
+    <w:p>
+      <w:pPr/>
+      <w:r>
+        <w:rPr>
+          <w:lang w:val="hi_IN" w:bidi="hi_IN"/>
+        </w:rPr>
+      </w:r>
+      <w:r>
+        <w:rPr>
           <w:b/>
           <w:lang w:val="hi_IN" w:bidi="hi_IN"/>
         </w:rPr>
@@ -3286,7 +3547,7 @@
         </w:rPr>
         <w:t xml:space="preserve"> शब्द एक स्नेहपूर्ण संबोधन है और यह उस पुरुष के प्रति स्त्री का प्रेमपूर्ण तरीका है। स्त्री किसी वास्तविक राजा के बारे में नहीं बोल रही हैं बल्कि यह एक काव्यात्मक तरीका है। स्त्री अब भी उसी पुरुष के बारे में बोल रही हैं जिसके बारे में वह </w:t>
       </w:r>
-      <w:hyperlink r:id="rId15">
+      <w:hyperlink r:id="rId17">
         <w:r>
           <w:rPr>
             <w:lang w:val="hi_IN" w:bidi="hi_IN"/>
@@ -3368,6 +3629,20 @@
       </w:r>
       <w:r>
         <w:rPr>
+          <w:lang w:val="hi_IN" w:bidi="hi_IN"/>
+        </w:rPr>
+        <w:t>הֱבִיאַ֨⁠נִי הַ⁠מֶּ֜לֶךְ</w:t>
+      </w:r>
+    </w:p>
+    <w:p>
+      <w:pPr/>
+      <w:r>
+        <w:rPr>
+          <w:lang w:val="hi_IN" w:bidi="hi_IN"/>
+        </w:rPr>
+      </w:r>
+      <w:r>
+        <w:rPr>
           <w:b/>
           <w:lang w:val="hi_IN" w:bidi="hi_IN"/>
         </w:rPr>
@@ -3478,6 +3753,20 @@
       </w:r>
       <w:r>
         <w:rPr>
+          <w:lang w:val="hi_IN" w:bidi="hi_IN"/>
+        </w:rPr>
+        <w:t>הֱבִיאַ֨⁠נִי</w:t>
+      </w:r>
+    </w:p>
+    <w:p>
+      <w:pPr/>
+      <w:r>
+        <w:rPr>
+          <w:lang w:val="hi_IN" w:bidi="hi_IN"/>
+        </w:rPr>
+      </w:r>
+      <w:r>
+        <w:rPr>
           <w:b/>
           <w:lang w:val="hi_IN" w:bidi="hi_IN"/>
         </w:rPr>
@@ -3813,6 +4102,20 @@
       </w:r>
       <w:r>
         <w:rPr>
+          <w:lang w:val="hi_IN" w:bidi="hi_IN"/>
+        </w:rPr>
+        <w:t>נָגִ֤ילָה וְ⁠נִשְׂמְחָה֙</w:t>
+      </w:r>
+    </w:p>
+    <w:p>
+      <w:pPr/>
+      <w:r>
+        <w:rPr>
+          <w:lang w:val="hi_IN" w:bidi="hi_IN"/>
+        </w:rPr>
+      </w:r>
+      <w:r>
+        <w:rPr>
           <w:b/>
           <w:lang w:val="hi_IN" w:bidi="hi_IN"/>
         </w:rPr>
@@ -3930,6 +4233,20 @@
       </w:r>
       <w:r>
         <w:rPr>
+          <w:lang w:val="hi_IN" w:bidi="hi_IN"/>
+        </w:rPr>
+        <w:t>נַזְכִּ֤ירָה</w:t>
+      </w:r>
+    </w:p>
+    <w:p>
+      <w:pPr/>
+      <w:r>
+        <w:rPr>
+          <w:lang w:val="hi_IN" w:bidi="hi_IN"/>
+        </w:rPr>
+      </w:r>
+      <w:r>
+        <w:rPr>
           <w:b/>
           <w:lang w:val="hi_IN" w:bidi="hi_IN"/>
         </w:rPr>
@@ -4007,6 +4324,20 @@
       </w:r>
       <w:r>
         <w:rPr>
+          <w:lang w:val="hi_IN" w:bidi="hi_IN"/>
+        </w:rPr>
+        <w:t>מִ⁠יַּ֔יִן</w:t>
+      </w:r>
+    </w:p>
+    <w:p>
+      <w:pPr/>
+      <w:r>
+        <w:rPr>
+          <w:lang w:val="hi_IN" w:bidi="hi_IN"/>
+        </w:rPr>
+      </w:r>
+      <w:r>
+        <w:rPr>
           <w:b/>
           <w:lang w:val="hi_IN" w:bidi="hi_IN"/>
         </w:rPr>
@@ -4169,6 +4500,20 @@
       </w:r>
       <w:r>
         <w:rPr>
+          <w:lang w:val="hi_IN" w:bidi="hi_IN"/>
+        </w:rPr>
+        <w:t>דֹדֶ֨י⁠ךָ֙ מִ⁠יַּ֔יִן</w:t>
+      </w:r>
+    </w:p>
+    <w:p>
+      <w:pPr/>
+      <w:r>
+        <w:rPr>
+          <w:lang w:val="hi_IN" w:bidi="hi_IN"/>
+        </w:rPr>
+      </w:r>
+      <w:r>
+        <w:rPr>
           <w:b/>
           <w:lang w:val="hi_IN" w:bidi="hi_IN"/>
         </w:rPr>
@@ -4279,6 +4624,20 @@
       </w:r>
       <w:r>
         <w:rPr>
+          <w:lang w:val="hi_IN" w:bidi="hi_IN"/>
+        </w:rPr>
+        <w:t>מֵישָׁרִ֖ים אֲהֵבֽוּ⁠ךָ</w:t>
+      </w:r>
+    </w:p>
+    <w:p>
+      <w:pPr/>
+      <w:r>
+        <w:rPr>
+          <w:lang w:val="hi_IN" w:bidi="hi_IN"/>
+        </w:rPr>
+      </w:r>
+      <w:r>
+        <w:rPr>
           <w:b/>
           <w:lang w:val="hi_IN" w:bidi="hi_IN"/>
         </w:rPr>
@@ -4433,6 +4792,20 @@
       </w:r>
       <w:r>
         <w:rPr>
+          <w:lang w:val="hi_IN" w:bidi="hi_IN"/>
+        </w:rPr>
+        <w:t>מֵישָׁרִ֖ים אֲהֵבֽוּ⁠ךָ</w:t>
+      </w:r>
+    </w:p>
+    <w:p>
+      <w:pPr/>
+      <w:r>
+        <w:rPr>
+          <w:lang w:val="hi_IN" w:bidi="hi_IN"/>
+        </w:rPr>
+      </w:r>
+      <w:r>
+        <w:rPr>
           <w:b/>
           <w:lang w:val="hi_IN" w:bidi="hi_IN"/>
         </w:rPr>
@@ -4767,6 +5140,20 @@
       </w:r>
       <w:r>
         <w:rPr>
+          <w:lang w:val="hi_IN" w:bidi="hi_IN"/>
+        </w:rPr>
+        <w:t>בְּנ֖וֹת יְרוּשָׁלִָ֑ם</w:t>
+      </w:r>
+    </w:p>
+    <w:p>
+      <w:pPr/>
+      <w:r>
+        <w:rPr>
+          <w:lang w:val="hi_IN" w:bidi="hi_IN"/>
+        </w:rPr>
+      </w:r>
+      <w:r>
+        <w:rPr>
           <w:b/>
           <w:lang w:val="hi_IN" w:bidi="hi_IN"/>
         </w:rPr>
@@ -4836,7 +5223,7 @@
         </w:rPr>
         <w:t xml:space="preserve"> को संदर्भित करता है जो यरूशलेम शहर से थीं (संभवतः ये वही स्त्रिया हैं जो </w:t>
       </w:r>
-      <w:hyperlink r:id="rId16">
+      <w:hyperlink r:id="rId18">
         <w:r>
           <w:rPr>
             <w:lang w:val="hi_IN" w:bidi="hi_IN"/>
@@ -4854,7 +5241,7 @@
         </w:rPr>
         <w:t xml:space="preserve"> में “विवाह योग्य कुमारियां” और </w:t>
       </w:r>
-      <w:hyperlink r:id="rId17">
+      <w:hyperlink r:id="rId19">
         <w:r>
           <w:rPr>
             <w:lang w:val="hi_IN" w:bidi="hi_IN"/>
@@ -5059,6 +5446,20 @@
       </w:r>
       <w:r>
         <w:rPr>
+          <w:lang w:val="hi_IN" w:bidi="hi_IN"/>
+        </w:rPr>
+        <w:t>אַל־תִּרְא֨וּ⁠נִי֙ שֶׁ⁠אֲנִ֣י שְׁחַרְחֹ֔רֶת</w:t>
+      </w:r>
+    </w:p>
+    <w:p>
+      <w:pPr/>
+      <w:r>
+        <w:rPr>
+          <w:lang w:val="hi_IN" w:bidi="hi_IN"/>
+        </w:rPr>
+      </w:r>
+      <w:r>
+        <w:rPr>
           <w:b/>
           <w:lang w:val="hi_IN" w:bidi="hi_IN"/>
         </w:rPr>
@@ -5149,6 +5550,20 @@
       </w:r>
       <w:r>
         <w:rPr>
+          <w:lang w:val="hi_IN" w:bidi="hi_IN"/>
+        </w:rPr>
+        <w:t>שֶׁ⁠אֲנִ֣י</w:t>
+      </w:r>
+    </w:p>
+    <w:p>
+      <w:pPr/>
+      <w:r>
+        <w:rPr>
+          <w:lang w:val="hi_IN" w:bidi="hi_IN"/>
+        </w:rPr>
+      </w:r>
+      <w:r>
+        <w:rPr>
           <w:b/>
           <w:lang w:val="hi_IN" w:bidi="hi_IN"/>
         </w:rPr>
@@ -5285,7 +5700,7 @@
         </w:rPr>
         <w:t xml:space="preserve"> का अर्थ है "मेरी त्वचा काली है" या "मेरी त्वचा बहुत काली है" जैसा कि </w:t>
       </w:r>
-      <w:hyperlink r:id="rId18">
+      <w:hyperlink r:id="rId20">
         <w:r>
           <w:rPr>
             <w:lang w:val="hi_IN" w:bidi="hi_IN"/>
@@ -5367,6 +5782,20 @@
       </w:r>
       <w:r>
         <w:rPr>
+          <w:lang w:val="hi_IN" w:bidi="hi_IN"/>
+        </w:rPr>
+        <w:t>שֶׁ⁠שֱּׁזָפַ֖תְ⁠נִי הַ⁠שָּׁ֑מֶשׁ</w:t>
+      </w:r>
+    </w:p>
+    <w:p>
+      <w:pPr/>
+      <w:r>
+        <w:rPr>
+          <w:lang w:val="hi_IN" w:bidi="hi_IN"/>
+        </w:rPr>
+      </w:r>
+      <w:r>
+        <w:rPr>
           <w:b/>
           <w:lang w:val="hi_IN" w:bidi="hi_IN"/>
         </w:rPr>
@@ -5587,6 +6016,20 @@
       </w:r>
       <w:r>
         <w:rPr>
+          <w:lang w:val="hi_IN" w:bidi="hi_IN"/>
+        </w:rPr>
+        <w:t>נֹטֵרָ֣ה אֶת־הַ⁠כְּרָמִ֔ים כַּרְמִ֥⁠י שֶׁ⁠לִּ֖⁠י לֹ֥א נָטָֽרְתִּי</w:t>
+      </w:r>
+    </w:p>
+    <w:p>
+      <w:pPr/>
+      <w:r>
+        <w:rPr>
+          <w:lang w:val="hi_IN" w:bidi="hi_IN"/>
+        </w:rPr>
+      </w:r>
+      <w:r>
+        <w:rPr>
           <w:b/>
           <w:lang w:val="hi_IN" w:bidi="hi_IN"/>
         </w:rPr>
@@ -5677,6 +6120,20 @@
       </w:r>
       <w:r>
         <w:rPr>
+          <w:lang w:val="hi_IN" w:bidi="hi_IN"/>
+        </w:rPr>
+        <w:t>כַּרְמִ֥⁠י שֶׁ⁠לִּ֖⁠י לֹ֥א נָטָֽרְתִּי</w:t>
+      </w:r>
+    </w:p>
+    <w:p>
+      <w:pPr/>
+      <w:r>
+        <w:rPr>
+          <w:lang w:val="hi_IN" w:bidi="hi_IN"/>
+        </w:rPr>
+      </w:r>
+      <w:r>
+        <w:rPr>
           <w:b/>
           <w:lang w:val="hi_IN" w:bidi="hi_IN"/>
         </w:rPr>
@@ -5787,6 +6244,20 @@
       </w:r>
       <w:r>
         <w:rPr>
+          <w:lang w:val="hi_IN" w:bidi="hi_IN"/>
+        </w:rPr>
+        <w:t>שֶׁ֤⁠אָהֲבָה֙ נַפְשִׁ֔⁠י</w:t>
+      </w:r>
+    </w:p>
+    <w:p>
+      <w:pPr/>
+      <w:r>
+        <w:rPr>
+          <w:lang w:val="hi_IN" w:bidi="hi_IN"/>
+        </w:rPr>
+      </w:r>
+      <w:r>
+        <w:rPr>
           <w:b/>
           <w:lang w:val="hi_IN" w:bidi="hi_IN"/>
         </w:rPr>
@@ -5897,6 +6368,20 @@
       </w:r>
       <w:r>
         <w:rPr>
+          <w:lang w:val="hi_IN" w:bidi="hi_IN"/>
+        </w:rPr>
+        <w:t>אֵיכָ֣ה תִרְעֶ֔ה</w:t>
+      </w:r>
+    </w:p>
+    <w:p>
+      <w:pPr/>
+      <w:r>
+        <w:rPr>
+          <w:lang w:val="hi_IN" w:bidi="hi_IN"/>
+        </w:rPr>
+      </w:r>
+      <w:r>
+        <w:rPr>
           <w:b/>
           <w:lang w:val="hi_IN" w:bidi="hi_IN"/>
         </w:rPr>
@@ -6220,6 +6705,20 @@
       </w:r>
       <w:r>
         <w:rPr>
+          <w:lang w:val="hi_IN" w:bidi="hi_IN"/>
+        </w:rPr>
+        <w:t>כְּ⁠עֹ֣טְיָ֔ה עַ֖ל עֶדְרֵ֥י חֲבֵרֶֽי⁠ךָ</w:t>
+      </w:r>
+    </w:p>
+    <w:p>
+      <w:pPr/>
+      <w:r>
+        <w:rPr>
+          <w:lang w:val="hi_IN" w:bidi="hi_IN"/>
+        </w:rPr>
+      </w:r>
+      <w:r>
+        <w:rPr>
           <w:b/>
           <w:lang w:val="hi_IN" w:bidi="hi_IN"/>
         </w:rPr>
@@ -6478,6 +6977,20 @@
       </w:r>
       <w:r>
         <w:rPr>
+          <w:lang w:val="hi_IN" w:bidi="hi_IN"/>
+        </w:rPr>
+        <w:t>אִם־לֹ֤א תֵדְעִי֙ לָ֔⁠ךְ הַ⁠יָּפָ֖ה בַּ⁠נָּשִׁ֑ים צְֽאִי־לָ֞⁠ךְ</w:t>
+      </w:r>
+    </w:p>
+    <w:p>
+      <w:pPr/>
+      <w:r>
+        <w:rPr>
+          <w:lang w:val="hi_IN" w:bidi="hi_IN"/>
+        </w:rPr>
+      </w:r>
+      <w:r>
+        <w:rPr>
           <w:b/>
           <w:lang w:val="hi_IN" w:bidi="hi_IN"/>
         </w:rPr>
@@ -6575,6 +7088,20 @@
       </w:r>
       <w:r>
         <w:rPr>
+          <w:lang w:val="hi_IN" w:bidi="hi_IN"/>
+        </w:rPr>
+        <w:t>אִם־לֹ֤א תֵדְעִי֙ לָ֔⁠ךְ הַ⁠יָּפָ֖ה בַּ⁠נָּשִׁ֑ים</w:t>
+      </w:r>
+    </w:p>
+    <w:p>
+      <w:pPr/>
+      <w:r>
+        <w:rPr>
+          <w:lang w:val="hi_IN" w:bidi="hi_IN"/>
+        </w:rPr>
+      </w:r>
+      <w:r>
+        <w:rPr>
           <w:b/>
           <w:lang w:val="hi_IN" w:bidi="hi_IN"/>
         </w:rPr>
@@ -6762,6 +7289,20 @@
       </w:r>
       <w:r>
         <w:rPr>
+          <w:lang w:val="hi_IN" w:bidi="hi_IN"/>
+        </w:rPr>
+        <w:t>צְֽאִי־לָ֞⁠ךְ</w:t>
+      </w:r>
+    </w:p>
+    <w:p>
+      <w:pPr/>
+      <w:r>
+        <w:rPr>
+          <w:lang w:val="hi_IN" w:bidi="hi_IN"/>
+        </w:rPr>
+      </w:r>
+      <w:r>
+        <w:rPr>
           <w:b/>
           <w:lang w:val="hi_IN" w:bidi="hi_IN"/>
         </w:rPr>
@@ -6872,6 +7413,20 @@
       </w:r>
       <w:r>
         <w:rPr>
+          <w:lang w:val="hi_IN" w:bidi="hi_IN"/>
+        </w:rPr>
+        <w:t>וּ⁠רְעִי֙ אֶת־גְּדִיֹּתַ֔יִ⁠ךְ</w:t>
+      </w:r>
+    </w:p>
+    <w:p>
+      <w:pPr/>
+      <w:r>
+        <w:rPr>
+          <w:lang w:val="hi_IN" w:bidi="hi_IN"/>
+        </w:rPr>
+      </w:r>
+      <w:r>
+        <w:rPr>
           <w:b/>
           <w:lang w:val="hi_IN" w:bidi="hi_IN"/>
         </w:rPr>
@@ -7026,6 +7581,20 @@
       </w:r>
       <w:r>
         <w:rPr>
+          <w:lang w:val="hi_IN" w:bidi="hi_IN"/>
+        </w:rPr>
+        <w:t>לְ⁠סֻסָתִ⁠י֙ בְּ⁠רִכְבֵ֣י פַרְעֹ֔ה דִּמִּיתִ֖י⁠ךְ רַעְיָתִֽ⁠י</w:t>
+      </w:r>
+    </w:p>
+    <w:p>
+      <w:pPr/>
+      <w:r>
+        <w:rPr>
+          <w:lang w:val="hi_IN" w:bidi="hi_IN"/>
+        </w:rPr>
+      </w:r>
+      <w:r>
+        <w:rPr>
           <w:b/>
           <w:lang w:val="hi_IN" w:bidi="hi_IN"/>
         </w:rPr>
@@ -7343,6 +7912,20 @@
       </w:r>
       <w:r>
         <w:rPr>
+          <w:lang w:val="hi_IN" w:bidi="hi_IN"/>
+        </w:rPr>
+        <w:t>פַרְעֹ֔ה</w:t>
+      </w:r>
+    </w:p>
+    <w:p>
+      <w:pPr/>
+      <w:r>
+        <w:rPr>
+          <w:lang w:val="hi_IN" w:bidi="hi_IN"/>
+        </w:rPr>
+      </w:r>
+      <w:r>
+        <w:rPr>
           <w:b/>
           <w:lang w:val="hi_IN" w:bidi="hi_IN"/>
         </w:rPr>
@@ -7439,6 +8022,20 @@
       </w:r>
       <w:r>
         <w:rPr>
+          <w:lang w:val="hi_IN" w:bidi="hi_IN"/>
+        </w:rPr>
+        <w:t>בַּ⁠תֹּרִ֔ים</w:t>
+      </w:r>
+    </w:p>
+    <w:p>
+      <w:pPr/>
+      <w:r>
+        <w:rPr>
+          <w:lang w:val="hi_IN" w:bidi="hi_IN"/>
+        </w:rPr>
+      </w:r>
+      <w:r>
+        <w:rPr>
           <w:b/>
           <w:lang w:val="hi_IN" w:bidi="hi_IN"/>
         </w:rPr>
@@ -7666,6 +8263,20 @@
       </w:r>
       <w:r>
         <w:rPr>
+          <w:lang w:val="hi_IN" w:bidi="hi_IN"/>
+        </w:rPr>
+        <w:t>תּוֹרֵ֤י</w:t>
+      </w:r>
+    </w:p>
+    <w:p>
+      <w:pPr/>
+      <w:r>
+        <w:rPr>
+          <w:lang w:val="hi_IN" w:bidi="hi_IN"/>
+        </w:rPr>
+      </w:r>
+      <w:r>
+        <w:rPr>
           <w:b/>
           <w:lang w:val="hi_IN" w:bidi="hi_IN"/>
         </w:rPr>
@@ -7783,6 +8394,20 @@
       </w:r>
       <w:r>
         <w:rPr>
+          <w:lang w:val="hi_IN" w:bidi="hi_IN"/>
+        </w:rPr>
+        <w:t>תּוֹרֵ֤י זָהָב֙ נַעֲשֶׂה־לָּ֔⁠ךְ</w:t>
+      </w:r>
+    </w:p>
+    <w:p>
+      <w:pPr/>
+      <w:r>
+        <w:rPr>
+          <w:lang w:val="hi_IN" w:bidi="hi_IN"/>
+        </w:rPr>
+      </w:r>
+      <w:r>
+        <w:rPr>
           <w:b/>
           <w:lang w:val="hi_IN" w:bidi="hi_IN"/>
         </w:rPr>
@@ -7927,6 +8552,20 @@
       </w:r>
       <w:r>
         <w:rPr>
+          <w:lang w:val="hi_IN" w:bidi="hi_IN"/>
+        </w:rPr>
+        <w:t>עִ֖ם נְקֻדּ֥וֹת הַ⁠כָּֽסֶף</w:t>
+      </w:r>
+    </w:p>
+    <w:p>
+      <w:pPr/>
+      <w:r>
+        <w:rPr>
+          <w:lang w:val="hi_IN" w:bidi="hi_IN"/>
+        </w:rPr>
+      </w:r>
+      <w:r>
+        <w:rPr>
           <w:b/>
           <w:lang w:val="hi_IN" w:bidi="hi_IN"/>
         </w:rPr>
@@ -8004,6 +8643,20 @@
       </w:r>
       <w:r>
         <w:rPr>
+          <w:lang w:val="hi_IN" w:bidi="hi_IN"/>
+        </w:rPr>
+        <w:t>שֶׁ֤⁠הַ⁠מֶּ֨לֶךְ֙</w:t>
+      </w:r>
+    </w:p>
+    <w:p>
+      <w:pPr/>
+      <w:r>
+        <w:rPr>
+          <w:lang w:val="hi_IN" w:bidi="hi_IN"/>
+        </w:rPr>
+      </w:r>
+      <w:r>
+        <w:rPr>
           <w:b/>
           <w:lang w:val="hi_IN" w:bidi="hi_IN"/>
         </w:rPr>
@@ -8023,7 +8676,7 @@
         </w:rPr>
         <w:t xml:space="preserve">देखें कि आपने वाक्यांश “राजा” का </w:t>
       </w:r>
-      <w:hyperlink r:id="rId17">
+      <w:hyperlink r:id="rId19">
         <w:r>
           <w:rPr>
             <w:lang w:val="hi_IN" w:bidi="hi_IN"/>
@@ -8105,6 +8758,20 @@
       </w:r>
       <w:r>
         <w:rPr>
+          <w:lang w:val="hi_IN" w:bidi="hi_IN"/>
+        </w:rPr>
+        <w:t>בִּ⁠מְסִבּ֔⁠וֹ</w:t>
+      </w:r>
+    </w:p>
+    <w:p>
+      <w:pPr/>
+      <w:r>
+        <w:rPr>
+          <w:lang w:val="hi_IN" w:bidi="hi_IN"/>
+        </w:rPr>
+      </w:r>
+      <w:r>
+        <w:rPr>
           <w:b/>
           <w:lang w:val="hi_IN" w:bidi="hi_IN"/>
         </w:rPr>
@@ -8203,6 +8870,20 @@
       </w:r>
       <w:r>
         <w:rPr>
+          <w:lang w:val="hi_IN" w:bidi="hi_IN"/>
+        </w:rPr>
+        <w:t>נִרְדִּ֖⁠י</w:t>
+      </w:r>
+    </w:p>
+    <w:p>
+      <w:pPr/>
+      <w:r>
+        <w:rPr>
+          <w:lang w:val="hi_IN" w:bidi="hi_IN"/>
+        </w:rPr>
+      </w:r>
+      <w:r>
+        <w:rPr>
           <w:b/>
           <w:lang w:val="hi_IN" w:bidi="hi_IN"/>
         </w:rPr>
@@ -8352,6 +9033,20 @@
       </w:r>
       <w:r>
         <w:rPr>
+          <w:lang w:val="hi_IN" w:bidi="hi_IN"/>
+        </w:rPr>
+        <w:t>נָתַ֥ן רֵיחֽ⁠וֹ</w:t>
+      </w:r>
+    </w:p>
+    <w:p>
+      <w:pPr/>
+      <w:r>
+        <w:rPr>
+          <w:lang w:val="hi_IN" w:bidi="hi_IN"/>
+        </w:rPr>
+      </w:r>
+      <w:r>
+        <w:rPr>
           <w:b/>
           <w:lang w:val="hi_IN" w:bidi="hi_IN"/>
         </w:rPr>
@@ -8643,6 +9338,20 @@
       </w:r>
       <w:r>
         <w:rPr>
+          <w:lang w:val="hi_IN" w:bidi="hi_IN"/>
+        </w:rPr>
+        <w:t>דּוֹדִ⁠י֙</w:t>
+      </w:r>
+    </w:p>
+    <w:p>
+      <w:pPr/>
+      <w:r>
+        <w:rPr>
+          <w:lang w:val="hi_IN" w:bidi="hi_IN"/>
+        </w:rPr>
+      </w:r>
+      <w:r>
+        <w:rPr>
           <w:b/>
           <w:lang w:val="hi_IN" w:bidi="hi_IN"/>
         </w:rPr>
@@ -8720,6 +9429,20 @@
       </w:r>
       <w:r>
         <w:rPr>
+          <w:lang w:val="hi_IN" w:bidi="hi_IN"/>
+        </w:rPr>
+        <w:t>צְר֨וֹר הַ⁠מֹּ֤ר ׀ דּוֹדִ⁠י֙ לִ֔⁠י בֵּ֥ין שָׁדַ֖⁠י יָלִֽין</w:t>
+      </w:r>
+    </w:p>
+    <w:p>
+      <w:pPr/>
+      <w:r>
+        <w:rPr>
+          <w:lang w:val="hi_IN" w:bidi="hi_IN"/>
+        </w:rPr>
+      </w:r>
+      <w:r>
+        <w:rPr>
           <w:b/>
           <w:lang w:val="hi_IN" w:bidi="hi_IN"/>
         </w:rPr>
@@ -8870,6 +9593,20 @@
       </w:r>
       <w:r>
         <w:rPr>
+          <w:lang w:val="hi_IN" w:bidi="hi_IN"/>
+        </w:rPr>
+        <w:t>יָלִֽין</w:t>
+      </w:r>
+    </w:p>
+    <w:p>
+      <w:pPr/>
+      <w:r>
+        <w:rPr>
+          <w:lang w:val="hi_IN" w:bidi="hi_IN"/>
+        </w:rPr>
+      </w:r>
+      <w:r>
+        <w:rPr>
           <w:b/>
           <w:lang w:val="hi_IN" w:bidi="hi_IN"/>
         </w:rPr>
@@ -9461,6 +10198,20 @@
       </w:r>
       <w:r>
         <w:rPr>
+          <w:lang w:val="hi_IN" w:bidi="hi_IN"/>
+        </w:rPr>
+        <w:t>הִנָּ֤⁠ךְ &amp; הִנָּ֥⁠ךְ</w:t>
+      </w:r>
+    </w:p>
+    <w:p>
+      <w:pPr/>
+      <w:r>
+        <w:rPr>
+          <w:lang w:val="hi_IN" w:bidi="hi_IN"/>
+        </w:rPr>
+      </w:r>
+      <w:r>
+        <w:rPr>
           <w:b/>
           <w:lang w:val="hi_IN" w:bidi="hi_IN"/>
         </w:rPr>
@@ -9708,7 +10459,7 @@
         </w:rPr>
         <w:t xml:space="preserve">देखिये आपने </w:t>
       </w:r>
-      <w:hyperlink r:id="rId19">
+      <w:hyperlink r:id="rId21">
         <w:r>
           <w:rPr>
             <w:lang w:val="hi_IN" w:bidi="hi_IN"/>
@@ -9880,6 +10631,20 @@
       </w:r>
       <w:r>
         <w:rPr>
+          <w:lang w:val="hi_IN" w:bidi="hi_IN"/>
+        </w:rPr>
+        <w:t>הִנְּ⁠ךָ֨</w:t>
+      </w:r>
+    </w:p>
+    <w:p>
+      <w:pPr/>
+      <w:r>
+        <w:rPr>
+          <w:lang w:val="hi_IN" w:bidi="hi_IN"/>
+        </w:rPr>
+      </w:r>
+      <w:r>
+        <w:rPr>
           <w:b/>
           <w:lang w:val="hi_IN" w:bidi="hi_IN"/>
         </w:rPr>
@@ -10094,6 +10859,20 @@
       </w:r>
       <w:r>
         <w:rPr>
+          <w:lang w:val="hi_IN" w:bidi="hi_IN"/>
+        </w:rPr>
+        <w:t>דוֹדִ⁠י֙</w:t>
+      </w:r>
+    </w:p>
+    <w:p>
+      <w:pPr/>
+      <w:r>
+        <w:rPr>
+          <w:lang w:val="hi_IN" w:bidi="hi_IN"/>
+        </w:rPr>
+      </w:r>
+      <w:r>
+        <w:rPr>
           <w:b/>
           <w:lang w:val="hi_IN" w:bidi="hi_IN"/>
         </w:rPr>
@@ -10126,7 +10905,7 @@
         </w:rPr>
         <w:t xml:space="preserve"> वाक्यांश का </w:t>
       </w:r>
-      <w:hyperlink r:id="rId20">
+      <w:hyperlink r:id="rId22">
         <w:r>
           <w:rPr>
             <w:lang w:val="hi_IN" w:bidi="hi_IN"/>
@@ -10188,6 +10967,20 @@
       </w:r>
       <w:r>
         <w:rPr>
+          <w:lang w:val="hi_IN" w:bidi="hi_IN"/>
+        </w:rPr>
+        <w:t>דוֹדִ⁠י֙ אַ֣ף נָעִ֔ים</w:t>
+      </w:r>
+    </w:p>
+    <w:p>
+      <w:pPr/>
+      <w:r>
+        <w:rPr>
+          <w:lang w:val="hi_IN" w:bidi="hi_IN"/>
+        </w:rPr>
+      </w:r>
+      <w:r>
+        <w:rPr>
           <w:b/>
           <w:lang w:val="hi_IN" w:bidi="hi_IN"/>
         </w:rPr>
@@ -10285,6 +11078,20 @@
       </w:r>
       <w:r>
         <w:rPr>
+          <w:lang w:val="hi_IN" w:bidi="hi_IN"/>
+        </w:rPr>
+        <w:t>עַרְשֵׂ֖⁠נוּ</w:t>
+      </w:r>
+    </w:p>
+    <w:p>
+      <w:pPr/>
+      <w:r>
+        <w:rPr>
+          <w:lang w:val="hi_IN" w:bidi="hi_IN"/>
+        </w:rPr>
+      </w:r>
+      <w:r>
+        <w:rPr>
           <w:b/>
           <w:lang w:val="hi_IN" w:bidi="hi_IN"/>
         </w:rPr>
@@ -10395,6 +11202,20 @@
       </w:r>
       <w:r>
         <w:rPr>
+          <w:lang w:val="hi_IN" w:bidi="hi_IN"/>
+        </w:rPr>
+        <w:t>רַעֲנָנָֽה</w:t>
+      </w:r>
+    </w:p>
+    <w:p>
+      <w:pPr/>
+      <w:r>
+        <w:rPr>
+          <w:lang w:val="hi_IN" w:bidi="hi_IN"/>
+        </w:rPr>
+      </w:r>
+      <w:r>
+        <w:rPr>
           <w:b/>
           <w:lang w:val="hi_IN" w:bidi="hi_IN"/>
         </w:rPr>
@@ -10544,6 +11365,20 @@
       </w:r>
       <w:r>
         <w:rPr>
+          <w:lang w:val="hi_IN" w:bidi="hi_IN"/>
+        </w:rPr>
+        <w:t>קֹר֤וֹת בָּתֵּ֨י⁠נוּ֙ אֲרָזִ֔ים רַהִיטֵ֖נוּ בְּרוֹתִֽים</w:t>
+      </w:r>
+    </w:p>
+    <w:p>
+      <w:pPr/>
+      <w:r>
+        <w:rPr>
+          <w:lang w:val="hi_IN" w:bidi="hi_IN"/>
+        </w:rPr>
+      </w:r>
+      <w:r>
+        <w:rPr>
           <w:b/>
           <w:lang w:val="hi_IN" w:bidi="hi_IN"/>
         </w:rPr>
@@ -10898,7 +11733,7 @@
         </w:rPr>
         <w:t xml:space="preserve">इब्री कविता कभी-कभी एक साहित्यिक उपकरण का उपयोग करती है जिसे "व्यत्यासिका" (कभी-कभी अंग्रेजी में "चियासमस") कहा जाता है। एक व्यत्यासिका तब होता है जब शब्द या वाक्यांश क.ख-ख.क क्रम में होते हैं। </w:t>
       </w:r>
-      <w:hyperlink r:id="rId21">
+      <w:hyperlink r:id="rId23">
         <w:r>
           <w:rPr>
             <w:lang w:val="hi_IN" w:bidi="hi_IN"/>
@@ -11121,6 +11956,20 @@
       </w:r>
       <w:r>
         <w:rPr>
+          <w:lang w:val="hi_IN" w:bidi="hi_IN"/>
+        </w:rPr>
+        <w:t>חֲבַצֶּ֣לֶת</w:t>
+      </w:r>
+    </w:p>
+    <w:p>
+      <w:pPr/>
+      <w:r>
+        <w:rPr>
+          <w:lang w:val="hi_IN" w:bidi="hi_IN"/>
+        </w:rPr>
+      </w:r>
+      <w:r>
+        <w:rPr>
           <w:b/>
           <w:lang w:val="hi_IN" w:bidi="hi_IN"/>
         </w:rPr>
@@ -11334,6 +12183,20 @@
       </w:r>
       <w:r>
         <w:rPr>
+          <w:lang w:val="hi_IN" w:bidi="hi_IN"/>
+        </w:rPr>
+        <w:t>אֲנִי֙ חֲבַצֶּ֣לֶת הַ⁠שָּׁר֔וֹן שֽׁוֹשַׁנַּ֖ת הָ⁠עֲמָקִֽים</w:t>
+      </w:r>
+    </w:p>
+    <w:p>
+      <w:pPr/>
+      <w:r>
+        <w:rPr>
+          <w:lang w:val="hi_IN" w:bidi="hi_IN"/>
+        </w:rPr>
+      </w:r>
+      <w:r>
+        <w:rPr>
           <w:b/>
           <w:lang w:val="hi_IN" w:bidi="hi_IN"/>
         </w:rPr>
@@ -11457,6 +12320,20 @@
       </w:r>
       <w:r>
         <w:rPr>
+          <w:lang w:val="hi_IN" w:bidi="hi_IN"/>
+        </w:rPr>
+        <w:t>שֽׁוֹשַׁנַּ֖ת</w:t>
+      </w:r>
+    </w:p>
+    <w:p>
+      <w:pPr/>
+      <w:r>
+        <w:rPr>
+          <w:lang w:val="hi_IN" w:bidi="hi_IN"/>
+        </w:rPr>
+      </w:r>
+      <w:r>
+        <w:rPr>
           <w:b/>
           <w:lang w:val="hi_IN" w:bidi="hi_IN"/>
         </w:rPr>
@@ -11658,6 +12535,20 @@
       </w:r>
       <w:r>
         <w:rPr>
+          <w:lang w:val="hi_IN" w:bidi="hi_IN"/>
+        </w:rPr>
+        <w:t>כְּ⁠שֽׁוֹשַׁנָּה֙ בֵּ֣ין הַ⁠חוֹחִ֔ים כֵּ֥ן רַעְיָתִ֖⁠י בֵּ֥ין הַ⁠בָּנֽוֹת</w:t>
+      </w:r>
+    </w:p>
+    <w:p>
+      <w:pPr/>
+      <w:r>
+        <w:rPr>
+          <w:lang w:val="hi_IN" w:bidi="hi_IN"/>
+        </w:rPr>
+      </w:r>
+      <w:r>
+        <w:rPr>
           <w:b/>
           <w:lang w:val="hi_IN" w:bidi="hi_IN"/>
         </w:rPr>
@@ -11827,7 +12718,7 @@
         </w:rPr>
         <w:t xml:space="preserve"> शब्द का </w:t>
       </w:r>
-      <w:hyperlink r:id="rId22">
+      <w:hyperlink r:id="rId24">
         <w:r>
           <w:rPr>
             <w:lang w:val="hi_IN" w:bidi="hi_IN"/>
@@ -11967,7 +12858,7 @@
         </w:rPr>
         <w:t xml:space="preserve"> वाक्यांश का </w:t>
       </w:r>
-      <w:hyperlink r:id="rId19">
+      <w:hyperlink r:id="rId21">
         <w:r>
           <w:rPr>
             <w:lang w:val="hi_IN" w:bidi="hi_IN"/>
@@ -12041,6 +12932,20 @@
       </w:r>
       <w:r>
         <w:rPr>
+          <w:lang w:val="hi_IN" w:bidi="hi_IN"/>
+        </w:rPr>
+        <w:t>הַ⁠בָּנֽוֹת</w:t>
+      </w:r>
+    </w:p>
+    <w:p>
+      <w:pPr/>
+      <w:r>
+        <w:rPr>
+          <w:lang w:val="hi_IN" w:bidi="hi_IN"/>
+        </w:rPr>
+      </w:r>
+      <w:r>
+        <w:rPr>
           <w:b/>
           <w:lang w:val="hi_IN" w:bidi="hi_IN"/>
         </w:rPr>
@@ -12100,7 +13005,7 @@
         </w:rPr>
         <w:t xml:space="preserve">का उल्लेख करता है, जो </w:t>
       </w:r>
-      <w:hyperlink r:id="rId18">
+      <w:hyperlink r:id="rId20">
         <w:r>
           <w:rPr>
             <w:lang w:val="hi_IN" w:bidi="hi_IN"/>
@@ -12318,6 +13223,20 @@
       </w:r>
       <w:r>
         <w:rPr>
+          <w:lang w:val="hi_IN" w:bidi="hi_IN"/>
+        </w:rPr>
+        <w:t>כְּ⁠תַפּ֨וּחַ֙ בַּ⁠עֲצֵ֣י הַ⁠יַּ֔עַר כֵּ֥ן דּוֹדִ֖⁠י בֵּ֣ין הַ⁠בָּנִ֑ים</w:t>
+      </w:r>
+    </w:p>
+    <w:p>
+      <w:pPr/>
+      <w:r>
+        <w:rPr>
+          <w:lang w:val="hi_IN" w:bidi="hi_IN"/>
+        </w:rPr>
+      </w:r>
+      <w:r>
+        <w:rPr>
           <w:b/>
           <w:lang w:val="hi_IN" w:bidi="hi_IN"/>
         </w:rPr>
@@ -12732,7 +13651,7 @@
         </w:rPr>
         <w:t xml:space="preserve"> वाक्यांश का </w:t>
       </w:r>
-      <w:hyperlink r:id="rId20">
+      <w:hyperlink r:id="rId22">
         <w:r>
           <w:rPr>
             <w:lang w:val="hi_IN" w:bidi="hi_IN"/>
@@ -12806,6 +13725,20 @@
       </w:r>
       <w:r>
         <w:rPr>
+          <w:lang w:val="hi_IN" w:bidi="hi_IN"/>
+        </w:rPr>
+        <w:t>בֵּ֣ין הַ⁠בָּנִ֑ים</w:t>
+      </w:r>
+    </w:p>
+    <w:p>
+      <w:pPr/>
+      <w:r>
+        <w:rPr>
+          <w:lang w:val="hi_IN" w:bidi="hi_IN"/>
+        </w:rPr>
+      </w:r>
+      <w:r>
+        <w:rPr>
           <w:b/>
           <w:lang w:val="hi_IN" w:bidi="hi_IN"/>
         </w:rPr>
@@ -12965,6 +13898,20 @@
       </w:r>
       <w:r>
         <w:rPr>
+          <w:lang w:val="hi_IN" w:bidi="hi_IN"/>
+        </w:rPr>
+        <w:t>בְּ⁠צִלּ⁠וֹ֙ חִמַּ֣דְתִּי וְ⁠יָשַׁ֔בְתִּי וּ⁠פִרְי֖⁠וֹ מָת֥וֹק לְ⁠חִכִּֽ⁠י</w:t>
+      </w:r>
+    </w:p>
+    <w:p>
+      <w:pPr/>
+      <w:r>
+        <w:rPr>
+          <w:lang w:val="hi_IN" w:bidi="hi_IN"/>
+        </w:rPr>
+      </w:r>
+      <w:r>
+        <w:rPr>
           <w:b/>
           <w:lang w:val="hi_IN" w:bidi="hi_IN"/>
         </w:rPr>
@@ -13114,6 +14061,20 @@
       </w:r>
       <w:r>
         <w:rPr>
+          <w:lang w:val="hi_IN" w:bidi="hi_IN"/>
+        </w:rPr>
+        <w:t>בְּ⁠צִלּ⁠וֹ֙ חִמַּ֣דְתִּי וְ⁠יָשַׁ֔בְתִּי</w:t>
+      </w:r>
+    </w:p>
+    <w:p>
+      <w:pPr/>
+      <w:r>
+        <w:rPr>
+          <w:lang w:val="hi_IN" w:bidi="hi_IN"/>
+        </w:rPr>
+      </w:r>
+      <w:r>
+        <w:rPr>
           <w:b/>
           <w:lang w:val="hi_IN" w:bidi="hi_IN"/>
         </w:rPr>
@@ -13268,6 +14229,20 @@
       </w:r>
       <w:r>
         <w:rPr>
+          <w:lang w:val="hi_IN" w:bidi="hi_IN"/>
+        </w:rPr>
+        <w:t>הֱבִיאַ֨⁠נִי֙</w:t>
+      </w:r>
+    </w:p>
+    <w:p>
+      <w:pPr/>
+      <w:r>
+        <w:rPr>
+          <w:lang w:val="hi_IN" w:bidi="hi_IN"/>
+        </w:rPr>
+      </w:r>
+      <w:r>
+        <w:rPr>
           <w:b/>
           <w:lang w:val="hi_IN" w:bidi="hi_IN"/>
         </w:rPr>
@@ -13301,7 +14276,7 @@
         </w:rPr>
         <w:t xml:space="preserve">देखें कि आपने </w:t>
       </w:r>
-      <w:hyperlink r:id="rId17">
+      <w:hyperlink r:id="rId19">
         <w:r>
           <w:rPr>
             <w:lang w:val="hi_IN" w:bidi="hi_IN"/>
@@ -13590,7 +14565,7 @@
         </w:rPr>
         <w:t xml:space="preserve"> या इमारत को इंगित नहीं करता है, इसलिए यहाँ यह एक निजी स्थान को संदर्भित कर सकता है जिसे जोड़े ने अपने मिलने के स्थान के रूप में उपयोग किया, संभवतः वह “घर” (स्थान) जहाँ उन्होंने वन में एक साथ समय बिताया (जैसा कि </w:t>
       </w:r>
-      <w:hyperlink r:id="rId23">
+      <w:hyperlink r:id="rId25">
         <w:r>
           <w:rPr>
             <w:lang w:val="hi_IN" w:bidi="hi_IN"/>
@@ -13815,6 +14790,20 @@
       </w:r>
       <w:r>
         <w:rPr>
+          <w:lang w:val="hi_IN" w:bidi="hi_IN"/>
+        </w:rPr>
+        <w:t>וְ⁠דִגְל֥⁠וֹ עָלַ֖⁠י אַהֲבָֽה</w:t>
+      </w:r>
+    </w:p>
+    <w:p>
+      <w:pPr/>
+      <w:r>
+        <w:rPr>
+          <w:lang w:val="hi_IN" w:bidi="hi_IN"/>
+        </w:rPr>
+      </w:r>
+      <w:r>
+        <w:rPr>
           <w:b/>
           <w:lang w:val="hi_IN" w:bidi="hi_IN"/>
         </w:rPr>
@@ -13938,6 +14927,20 @@
       </w:r>
       <w:r>
         <w:rPr>
+          <w:lang w:val="hi_IN" w:bidi="hi_IN"/>
+        </w:rPr>
+        <w:t>וְ⁠דִגְל֥⁠וֹ</w:t>
+      </w:r>
+    </w:p>
+    <w:p>
+      <w:pPr/>
+      <w:r>
+        <w:rPr>
+          <w:lang w:val="hi_IN" w:bidi="hi_IN"/>
+        </w:rPr>
+      </w:r>
+      <w:r>
+        <w:rPr>
           <w:b/>
           <w:lang w:val="hi_IN" w:bidi="hi_IN"/>
         </w:rPr>
@@ -14158,6 +15161,20 @@
       </w:r>
       <w:r>
         <w:rPr>
+          <w:lang w:val="hi_IN" w:bidi="hi_IN"/>
+        </w:rPr>
+        <w:t>סַמְּכ֨וּ⁠נִי֙ בָּֽ⁠אֲשִׁישׁ֔וֹת רַפְּד֖וּ⁠נִי בַּ⁠תַּפּוּחִ֑ים</w:t>
+      </w:r>
+    </w:p>
+    <w:p>
+      <w:pPr/>
+      <w:r>
+        <w:rPr>
+          <w:lang w:val="hi_IN" w:bidi="hi_IN"/>
+        </w:rPr>
+      </w:r>
+      <w:r>
+        <w:rPr>
           <w:b/>
           <w:lang w:val="hi_IN" w:bidi="hi_IN"/>
         </w:rPr>
@@ -14281,6 +15298,20 @@
       </w:r>
       <w:r>
         <w:rPr>
+          <w:lang w:val="hi_IN" w:bidi="hi_IN"/>
+        </w:rPr>
+        <w:t>סַמְּכ֨וּ⁠נִי֙ &amp; רַפְּד֖וּ⁠נִי</w:t>
+      </w:r>
+    </w:p>
+    <w:p>
+      <w:pPr/>
+      <w:r>
+        <w:rPr>
+          <w:lang w:val="hi_IN" w:bidi="hi_IN"/>
+        </w:rPr>
+      </w:r>
+      <w:r>
+        <w:rPr>
           <w:b/>
           <w:lang w:val="hi_IN" w:bidi="hi_IN"/>
         </w:rPr>
@@ -14418,6 +15449,20 @@
       </w:r>
       <w:r>
         <w:rPr>
+          <w:lang w:val="hi_IN" w:bidi="hi_IN"/>
+        </w:rPr>
+        <w:t>סַמְּכ֨וּ⁠נִי֙ בָּֽ⁠אֲשִׁישׁ֔וֹת רַפְּד֖וּ⁠נִי בַּ⁠תַּפּוּחִ֑ים כִּי־חוֹלַ֥ת אַהֲבָ֖ה אָֽנִי</w:t>
+      </w:r>
+    </w:p>
+    <w:p>
+      <w:pPr/>
+      <w:r>
+        <w:rPr>
+          <w:lang w:val="hi_IN" w:bidi="hi_IN"/>
+        </w:rPr>
+      </w:r>
+      <w:r>
+        <w:rPr>
           <w:b/>
           <w:lang w:val="hi_IN" w:bidi="hi_IN"/>
         </w:rPr>
@@ -14515,6 +15560,20 @@
       </w:r>
       <w:r>
         <w:rPr>
+          <w:lang w:val="hi_IN" w:bidi="hi_IN"/>
+        </w:rPr>
+        <w:t>בָּֽ⁠אֲשִׁישׁ֔וֹת</w:t>
+      </w:r>
+    </w:p>
+    <w:p>
+      <w:pPr/>
+      <w:r>
+        <w:rPr>
+          <w:lang w:val="hi_IN" w:bidi="hi_IN"/>
+        </w:rPr>
+      </w:r>
+      <w:r>
+        <w:rPr>
           <w:b/>
           <w:lang w:val="hi_IN" w:bidi="hi_IN"/>
         </w:rPr>
@@ -14651,7 +15710,7 @@
         </w:rPr>
         <w:t xml:space="preserve"> शब्द का </w:t>
       </w:r>
-      <w:hyperlink r:id="rId24">
+      <w:hyperlink r:id="rId26">
         <w:r>
           <w:rPr>
             <w:lang w:val="hi_IN" w:bidi="hi_IN"/>
@@ -14745,6 +15804,20 @@
       </w:r>
       <w:r>
         <w:rPr>
+          <w:lang w:val="hi_IN" w:bidi="hi_IN"/>
+        </w:rPr>
+        <w:t>כִּי־חוֹלַ֥ת אַהֲבָ֖ה אָֽנִי</w:t>
+      </w:r>
+    </w:p>
+    <w:p>
+      <w:pPr/>
+      <w:r>
+        <w:rPr>
+          <w:lang w:val="hi_IN" w:bidi="hi_IN"/>
+        </w:rPr>
+      </w:r>
+      <w:r>
+        <w:rPr>
           <w:b/>
           <w:lang w:val="hi_IN" w:bidi="hi_IN"/>
         </w:rPr>
@@ -14965,6 +16038,20 @@
       </w:r>
       <w:r>
         <w:rPr>
+          <w:lang w:val="hi_IN" w:bidi="hi_IN"/>
+        </w:rPr>
+        <w:t>שְׂמֹאל⁠וֹ֙ תַּ֣חַת לְ⁠רֹאשִׁ֔⁠י וִ⁠ימִינ֖⁠וֹ תְּחַבְּקֵֽ⁠נִי</w:t>
+      </w:r>
+    </w:p>
+    <w:p>
+      <w:pPr/>
+      <w:r>
+        <w:rPr>
+          <w:lang w:val="hi_IN" w:bidi="hi_IN"/>
+        </w:rPr>
+      </w:r>
+      <w:r>
+        <w:rPr>
           <w:b/>
           <w:lang w:val="hi_IN" w:bidi="hi_IN"/>
         </w:rPr>
@@ -15185,6 +16272,20 @@
       </w:r>
       <w:r>
         <w:rPr>
+          <w:lang w:val="hi_IN" w:bidi="hi_IN"/>
+        </w:rPr>
+        <w:t>הִשְׁבַּ֨עְתִּי אֶתְ⁠כֶ֜ם &amp; בִּ⁠צְבָא֔וֹת א֖וֹ בְּ⁠אַיְל֣וֹת הַ⁠שָּׂדֶ֑ה</w:t>
+      </w:r>
+    </w:p>
+    <w:p>
+      <w:pPr/>
+      <w:r>
+        <w:rPr>
+          <w:lang w:val="hi_IN" w:bidi="hi_IN"/>
+        </w:rPr>
+      </w:r>
+      <w:r>
+        <w:rPr>
           <w:b/>
           <w:lang w:val="hi_IN" w:bidi="hi_IN"/>
         </w:rPr>
@@ -15334,7 +16435,7 @@
         </w:rPr>
         <w:t xml:space="preserve"> वाक्यांश का </w:t>
       </w:r>
-      <w:hyperlink r:id="rId18">
+      <w:hyperlink r:id="rId20">
         <w:r>
           <w:rPr>
             <w:lang w:val="hi_IN" w:bidi="hi_IN"/>
@@ -15416,6 +16517,20 @@
       </w:r>
       <w:r>
         <w:rPr>
+          <w:lang w:val="hi_IN" w:bidi="hi_IN"/>
+        </w:rPr>
+        <w:t>בִּ⁠צְבָא֔וֹת א֖וֹ בְּ⁠אַיְל֣וֹת הַ⁠שָּׂדֶ֑ה</w:t>
+      </w:r>
+    </w:p>
+    <w:p>
+      <w:pPr/>
+      <w:r>
+        <w:rPr>
+          <w:lang w:val="hi_IN" w:bidi="hi_IN"/>
+        </w:rPr>
+      </w:r>
+      <w:r>
+        <w:rPr>
           <w:b/>
           <w:lang w:val="hi_IN" w:bidi="hi_IN"/>
         </w:rPr>
@@ -15805,6 +16920,20 @@
       </w:r>
       <w:r>
         <w:rPr>
+          <w:lang w:val="hi_IN" w:bidi="hi_IN"/>
+        </w:rPr>
+        <w:t>אִם־תָּעִ֧ירוּ ׀ וְֽ⁠אִם־תְּעֽוֹרְר֛וּ אֶת־הָ⁠אַהֲבָ֖ה עַ֥ד שֶׁ⁠תֶּחְפָּֽץ</w:t>
+      </w:r>
+    </w:p>
+    <w:p>
+      <w:pPr/>
+      <w:r>
+        <w:rPr>
+          <w:lang w:val="hi_IN" w:bidi="hi_IN"/>
+        </w:rPr>
+      </w:r>
+      <w:r>
+        <w:rPr>
           <w:b/>
           <w:lang w:val="hi_IN" w:bidi="hi_IN"/>
         </w:rPr>
@@ -15928,6 +17057,20 @@
       </w:r>
       <w:r>
         <w:rPr>
+          <w:lang w:val="hi_IN" w:bidi="hi_IN"/>
+        </w:rPr>
+        <w:t>אִם־תָּעִ֧ירוּ ׀ וְֽ⁠אִם־תְּעֽוֹרְר֛וּ</w:t>
+      </w:r>
+    </w:p>
+    <w:p>
+      <w:pPr/>
+      <w:r>
+        <w:rPr>
+          <w:lang w:val="hi_IN" w:bidi="hi_IN"/>
+        </w:rPr>
+      </w:r>
+      <w:r>
+        <w:rPr>
           <w:b/>
           <w:lang w:val="hi_IN" w:bidi="hi_IN"/>
         </w:rPr>
@@ -16283,6 +17426,20 @@
       </w:r>
       <w:r>
         <w:rPr>
+          <w:lang w:val="hi_IN" w:bidi="hi_IN"/>
+        </w:rPr>
+        <w:t>הִנֵּה</w:t>
+      </w:r>
+    </w:p>
+    <w:p>
+      <w:pPr/>
+      <w:r>
+        <w:rPr>
+          <w:lang w:val="hi_IN" w:bidi="hi_IN"/>
+        </w:rPr>
+      </w:r>
+      <w:r>
+        <w:rPr>
           <w:b/>
           <w:lang w:val="hi_IN" w:bidi="hi_IN"/>
         </w:rPr>
@@ -16323,7 +17480,7 @@
         </w:rPr>
         <w:t xml:space="preserve"> एक विस्मयादिबोधक शब्द है जिसका उपयोग किसी चीज़ की ओर ध्यान आकर्षित करने के लिए किया जाता है। यहाँ इसका उपयोग पुरुष के आगमन की ओर ध्यान आकर्षित करने के लिए किया गया है। इस भावना को व्यक्त करने के लिए अपनी भाषा में एक स्वाभाविक विस्मयादिबोधक का उपयोग करें। देखें कि आपने </w:t>
       </w:r>
-      <w:hyperlink r:id="rId25">
+      <w:hyperlink r:id="rId27">
         <w:r>
           <w:rPr>
             <w:lang w:val="hi_IN" w:bidi="hi_IN"/>
@@ -16411,6 +17568,20 @@
       </w:r>
       <w:r>
         <w:rPr>
+          <w:lang w:val="hi_IN" w:bidi="hi_IN"/>
+        </w:rPr>
+        <w:t>בָּ֑א</w:t>
+      </w:r>
+    </w:p>
+    <w:p>
+      <w:pPr/>
+      <w:r>
+        <w:rPr>
+          <w:lang w:val="hi_IN" w:bidi="hi_IN"/>
+        </w:rPr>
+      </w:r>
+      <w:r>
+        <w:rPr>
           <w:b/>
           <w:lang w:val="hi_IN" w:bidi="hi_IN"/>
         </w:rPr>
@@ -16844,7 +18015,7 @@
         </w:rPr>
         <w:t xml:space="preserve">देखें कि आपने </w:t>
       </w:r>
-      <w:hyperlink r:id="rId26">
+      <w:hyperlink r:id="rId28">
         <w:r>
           <w:rPr>
             <w:lang w:val="hi_IN" w:bidi="hi_IN"/>
@@ -17140,6 +18311,20 @@
       </w:r>
       <w:r>
         <w:rPr>
+          <w:lang w:val="hi_IN" w:bidi="hi_IN"/>
+        </w:rPr>
+        <w:t>זֶ֤ה</w:t>
+      </w:r>
+    </w:p>
+    <w:p>
+      <w:pPr/>
+      <w:r>
+        <w:rPr>
+          <w:lang w:val="hi_IN" w:bidi="hi_IN"/>
+        </w:rPr>
+      </w:r>
+      <w:r>
+        <w:rPr>
           <w:b/>
           <w:lang w:val="hi_IN" w:bidi="hi_IN"/>
         </w:rPr>
@@ -17263,6 +18448,20 @@
       </w:r>
       <w:r>
         <w:rPr>
+          <w:lang w:val="hi_IN" w:bidi="hi_IN"/>
+        </w:rPr>
+        <w:t>אַחַ֣ר כָּתְלֵ֔⁠נוּ</w:t>
+      </w:r>
+    </w:p>
+    <w:p>
+      <w:pPr/>
+      <w:r>
+        <w:rPr>
+          <w:lang w:val="hi_IN" w:bidi="hi_IN"/>
+        </w:rPr>
+      </w:r>
+      <w:r>
+        <w:rPr>
           <w:b/>
           <w:lang w:val="hi_IN" w:bidi="hi_IN"/>
         </w:rPr>
@@ -17359,6 +18558,20 @@
       </w:r>
       <w:r>
         <w:rPr>
+          <w:lang w:val="hi_IN" w:bidi="hi_IN"/>
+        </w:rPr>
+        <w:t>מַשְׁגִּ֨יחַ֙ מִן־הַֽ⁠חֲלֹּנ֔וֹת מֵצִ֖יץ מִן־הַֽ⁠חֲרַכִּֽים</w:t>
+      </w:r>
+    </w:p>
+    <w:p>
+      <w:pPr/>
+      <w:r>
+        <w:rPr>
+          <w:lang w:val="hi_IN" w:bidi="hi_IN"/>
+        </w:rPr>
+      </w:r>
+      <w:r>
+        <w:rPr>
           <w:b/>
           <w:lang w:val="hi_IN" w:bidi="hi_IN"/>
         </w:rPr>
@@ -17469,6 +18682,20 @@
       </w:r>
       <w:r>
         <w:rPr>
+          <w:lang w:val="hi_IN" w:bidi="hi_IN"/>
+        </w:rPr>
+        <w:t>הַֽ⁠חֲלֹּנ֔וֹת &amp; הַֽ⁠חֲרַכִּֽים</w:t>
+      </w:r>
+    </w:p>
+    <w:p>
+      <w:pPr/>
+      <w:r>
+        <w:rPr>
+          <w:lang w:val="hi_IN" w:bidi="hi_IN"/>
+        </w:rPr>
+      </w:r>
+      <w:r>
+        <w:rPr>
           <w:b/>
           <w:lang w:val="hi_IN" w:bidi="hi_IN"/>
         </w:rPr>
@@ -17599,6 +18826,20 @@
       </w:r>
       <w:r>
         <w:rPr>
+          <w:lang w:val="hi_IN" w:bidi="hi_IN"/>
+        </w:rPr>
+        <w:t>הַֽ⁠חֲרַכִּֽים</w:t>
+      </w:r>
+    </w:p>
+    <w:p>
+      <w:pPr/>
+      <w:r>
+        <w:rPr>
+          <w:lang w:val="hi_IN" w:bidi="hi_IN"/>
+        </w:rPr>
+      </w:r>
+      <w:r>
+        <w:rPr>
           <w:b/>
           <w:lang w:val="hi_IN" w:bidi="hi_IN"/>
         </w:rPr>
@@ -17734,6 +18975,20 @@
       </w:r>
       <w:r>
         <w:rPr>
+          <w:lang w:val="hi_IN" w:bidi="hi_IN"/>
+        </w:rPr>
+        <w:t>וּ⁠לְכִי־לָֽ⁠ךְ</w:t>
+      </w:r>
+    </w:p>
+    <w:p>
+      <w:pPr/>
+      <w:r>
+        <w:rPr>
+          <w:lang w:val="hi_IN" w:bidi="hi_IN"/>
+        </w:rPr>
+      </w:r>
+      <w:r>
+        <w:rPr>
           <w:b/>
           <w:lang w:val="hi_IN" w:bidi="hi_IN"/>
         </w:rPr>
@@ -17955,6 +19210,20 @@
       </w:r>
       <w:r>
         <w:rPr>
+          <w:lang w:val="hi_IN" w:bidi="hi_IN"/>
+        </w:rPr>
+        <w:t>כִּֽי־הִנֵּ֥ה</w:t>
+      </w:r>
+    </w:p>
+    <w:p>
+      <w:pPr/>
+      <w:r>
+        <w:rPr>
+          <w:lang w:val="hi_IN" w:bidi="hi_IN"/>
+        </w:rPr>
+      </w:r>
+      <w:r>
+        <w:rPr>
           <w:b/>
           <w:lang w:val="hi_IN" w:bidi="hi_IN"/>
         </w:rPr>
@@ -18065,6 +19334,20 @@
       </w:r>
       <w:r>
         <w:rPr>
+          <w:lang w:val="hi_IN" w:bidi="hi_IN"/>
+        </w:rPr>
+        <w:t>ה⁠סתו</w:t>
+      </w:r>
+    </w:p>
+    <w:p>
+      <w:pPr/>
+      <w:r>
+        <w:rPr>
+          <w:lang w:val="hi_IN" w:bidi="hi_IN"/>
+        </w:rPr>
+      </w:r>
+      <w:r>
+        <w:rPr>
           <w:b/>
           <w:lang w:val="hi_IN" w:bidi="hi_IN"/>
         </w:rPr>
@@ -18161,6 +19444,20 @@
       </w:r>
       <w:r>
         <w:rPr>
+          <w:lang w:val="hi_IN" w:bidi="hi_IN"/>
+        </w:rPr>
+        <w:t>ה⁠סתו עָבָ֑ר הַ⁠גֶּ֕שֶׁם חָלַ֖ף</w:t>
+      </w:r>
+    </w:p>
+    <w:p>
+      <w:pPr/>
+      <w:r>
+        <w:rPr>
+          <w:lang w:val="hi_IN" w:bidi="hi_IN"/>
+        </w:rPr>
+      </w:r>
+      <w:r>
+        <w:rPr>
           <w:b/>
           <w:lang w:val="hi_IN" w:bidi="hi_IN"/>
         </w:rPr>
@@ -18258,6 +19555,20 @@
       </w:r>
       <w:r>
         <w:rPr>
+          <w:lang w:val="hi_IN" w:bidi="hi_IN"/>
+        </w:rPr>
+        <w:t>עָבָ֑ר</w:t>
+      </w:r>
+    </w:p>
+    <w:p>
+      <w:pPr/>
+      <w:r>
+        <w:rPr>
+          <w:lang w:val="hi_IN" w:bidi="hi_IN"/>
+        </w:rPr>
+      </w:r>
+      <w:r>
+        <w:rPr>
           <w:b/>
           <w:lang w:val="hi_IN" w:bidi="hi_IN"/>
         </w:rPr>
@@ -18478,6 +19789,20 @@
       </w:r>
       <w:r>
         <w:rPr>
+          <w:lang w:val="hi_IN" w:bidi="hi_IN"/>
+        </w:rPr>
+        <w:t>חָלַ֖ף הָלַ֥ךְ לֽ⁠וֹ</w:t>
+      </w:r>
+    </w:p>
+    <w:p>
+      <w:pPr/>
+      <w:r>
+        <w:rPr>
+          <w:lang w:val="hi_IN" w:bidi="hi_IN"/>
+        </w:rPr>
+      </w:r>
+      <w:r>
+        <w:rPr>
           <w:b/>
           <w:lang w:val="hi_IN" w:bidi="hi_IN"/>
         </w:rPr>
@@ -18608,6 +19933,20 @@
       </w:r>
       <w:r>
         <w:rPr>
+          <w:lang w:val="hi_IN" w:bidi="hi_IN"/>
+        </w:rPr>
+        <w:t>בָ⁠אָ֔רֶץ</w:t>
+      </w:r>
+    </w:p>
+    <w:p>
+      <w:pPr/>
+      <w:r>
+        <w:rPr>
+          <w:lang w:val="hi_IN" w:bidi="hi_IN"/>
+        </w:rPr>
+      </w:r>
+      <w:r>
+        <w:rPr>
           <w:b/>
           <w:lang w:val="hi_IN" w:bidi="hi_IN"/>
         </w:rPr>
@@ -18685,6 +20024,20 @@
       </w:r>
       <w:r>
         <w:rPr>
+          <w:lang w:val="hi_IN" w:bidi="hi_IN"/>
+        </w:rPr>
+        <w:t>וְ⁠ק֥וֹל הַ⁠תּ֖וֹר נִשְׁמַ֥ע</w:t>
+      </w:r>
+    </w:p>
+    <w:p>
+      <w:pPr/>
+      <w:r>
+        <w:rPr>
+          <w:lang w:val="hi_IN" w:bidi="hi_IN"/>
+        </w:rPr>
+      </w:r>
+      <w:r>
+        <w:rPr>
           <w:b/>
           <w:lang w:val="hi_IN" w:bidi="hi_IN"/>
         </w:rPr>
@@ -18802,6 +20155,20 @@
       </w:r>
       <w:r>
         <w:rPr>
+          <w:lang w:val="hi_IN" w:bidi="hi_IN"/>
+        </w:rPr>
+        <w:t>הַ⁠תְּאֵנָה֙ חָֽנְטָ֣ה פַגֶּ֔י⁠הָ</w:t>
+      </w:r>
+    </w:p>
+    <w:p>
+      <w:pPr/>
+      <w:r>
+        <w:rPr>
+          <w:lang w:val="hi_IN" w:bidi="hi_IN"/>
+        </w:rPr>
+      </w:r>
+      <w:r>
+        <w:rPr>
           <w:b/>
           <w:lang w:val="hi_IN" w:bidi="hi_IN"/>
         </w:rPr>
@@ -18912,6 +20279,20 @@
       </w:r>
       <w:r>
         <w:rPr>
+          <w:lang w:val="hi_IN" w:bidi="hi_IN"/>
+        </w:rPr>
+        <w:t>וְ⁠הַ⁠גְּפָנִ֥ים ׀ סְמָדַ֖ר</w:t>
+      </w:r>
+    </w:p>
+    <w:p>
+      <w:pPr/>
+      <w:r>
+        <w:rPr>
+          <w:lang w:val="hi_IN" w:bidi="hi_IN"/>
+        </w:rPr>
+      </w:r>
+      <w:r>
+        <w:rPr>
           <w:b/>
           <w:lang w:val="hi_IN" w:bidi="hi_IN"/>
         </w:rPr>
@@ -18989,6 +20370,20 @@
       </w:r>
       <w:r>
         <w:rPr>
+          <w:lang w:val="hi_IN" w:bidi="hi_IN"/>
+        </w:rPr>
+        <w:t>נָ֣תְנוּ רֵ֑יחַ</w:t>
+      </w:r>
+    </w:p>
+    <w:p>
+      <w:pPr/>
+      <w:r>
+        <w:rPr>
+          <w:lang w:val="hi_IN" w:bidi="hi_IN"/>
+        </w:rPr>
+      </w:r>
+      <w:r>
+        <w:rPr>
           <w:b/>
           <w:lang w:val="hi_IN" w:bidi="hi_IN"/>
         </w:rPr>
@@ -19135,6 +20530,20 @@
       </w:r>
       <w:r>
         <w:rPr>
+          <w:lang w:val="hi_IN" w:bidi="hi_IN"/>
+        </w:rPr>
+        <w:t>ק֥וּמִי לכי רַעְיָתִ֥⁠י יָפָתִ֖⁠י וּ⁠לְכִי־לָֽ⁠ךְ</w:t>
+      </w:r>
+    </w:p>
+    <w:p>
+      <w:pPr/>
+      <w:r>
+        <w:rPr>
+          <w:lang w:val="hi_IN" w:bidi="hi_IN"/>
+        </w:rPr>
+      </w:r>
+      <w:r>
+        <w:rPr>
           <w:b/>
           <w:lang w:val="hi_IN" w:bidi="hi_IN"/>
         </w:rPr>
@@ -19168,7 +20577,7 @@
         </w:rPr>
         <w:t xml:space="preserve">देखें कि आपने </w:t>
       </w:r>
-      <w:hyperlink r:id="rId27">
+      <w:hyperlink r:id="rId29">
         <w:r>
           <w:rPr>
             <w:lang w:val="hi_IN" w:bidi="hi_IN"/>
@@ -19262,6 +20671,20 @@
       </w:r>
       <w:r>
         <w:rPr>
+          <w:lang w:val="hi_IN" w:bidi="hi_IN"/>
+        </w:rPr>
+        <w:t>יוֹנָתִ֞⁠י</w:t>
+      </w:r>
+    </w:p>
+    <w:p>
+      <w:pPr/>
+      <w:r>
+        <w:rPr>
+          <w:lang w:val="hi_IN" w:bidi="hi_IN"/>
+        </w:rPr>
+      </w:r>
+      <w:r>
+        <w:rPr>
           <w:b/>
           <w:lang w:val="hi_IN" w:bidi="hi_IN"/>
         </w:rPr>
@@ -19372,6 +20795,20 @@
       </w:r>
       <w:r>
         <w:rPr>
+          <w:lang w:val="hi_IN" w:bidi="hi_IN"/>
+        </w:rPr>
+        <w:t>יוֹנָתִ֞⁠י בְּ⁠חַגְוֵ֣י הַ⁠סֶּ֗לַע בְּ⁠סֵ֨תֶר֙ הַ⁠מַּדְרֵגָ֔ה</w:t>
+      </w:r>
+    </w:p>
+    <w:p>
+      <w:pPr/>
+      <w:r>
+        <w:rPr>
+          <w:lang w:val="hi_IN" w:bidi="hi_IN"/>
+        </w:rPr>
+      </w:r>
+      <w:r>
+        <w:rPr>
           <w:b/>
           <w:lang w:val="hi_IN" w:bidi="hi_IN"/>
         </w:rPr>
@@ -19482,6 +20919,20 @@
       </w:r>
       <w:r>
         <w:rPr>
+          <w:lang w:val="hi_IN" w:bidi="hi_IN"/>
+        </w:rPr>
+        <w:t>בְּ⁠חַגְוֵ֣י הַ⁠סֶּ֗לַע בְּ⁠סֵ֨תֶר֙ הַ⁠מַּדְרֵגָ֔ה</w:t>
+      </w:r>
+    </w:p>
+    <w:p>
+      <w:pPr/>
+      <w:r>
+        <w:rPr>
+          <w:lang w:val="hi_IN" w:bidi="hi_IN"/>
+        </w:rPr>
+      </w:r>
+      <w:r>
+        <w:rPr>
           <w:b/>
           <w:lang w:val="hi_IN" w:bidi="hi_IN"/>
         </w:rPr>
@@ -19656,6 +21107,20 @@
       </w:r>
       <w:r>
         <w:rPr>
+          <w:lang w:val="hi_IN" w:bidi="hi_IN"/>
+        </w:rPr>
+        <w:t>הַרְאִ֨י⁠נִי֙ אֶתּ־מַרְאַ֔יִ⁠ךְ הַשְׁמִיעִ֖י⁠נִי אֶת־קוֹלֵ֑⁠ךְ כִּי־קוֹלֵ֥⁠ךְ עָרֵ֖ב וּ⁠מַרְאֵ֥י⁠ךְ נָאוֶֽה</w:t>
+      </w:r>
+    </w:p>
+    <w:p>
+      <w:pPr/>
+      <w:r>
+        <w:rPr>
+          <w:lang w:val="hi_IN" w:bidi="hi_IN"/>
+        </w:rPr>
+      </w:r>
+      <w:r>
+        <w:rPr>
           <w:b/>
           <w:lang w:val="hi_IN" w:bidi="hi_IN"/>
         </w:rPr>
@@ -19753,6 +21218,20 @@
       </w:r>
       <w:r>
         <w:rPr>
+          <w:lang w:val="hi_IN" w:bidi="hi_IN"/>
+        </w:rPr>
+        <w:t>הַרְאִ֨י⁠נִי֙ אֶתּ־מַרְאַ֔יִ⁠ךְ הַשְׁמִיעִ֖י⁠נִי</w:t>
+      </w:r>
+    </w:p>
+    <w:p>
+      <w:pPr/>
+      <w:r>
+        <w:rPr>
+          <w:lang w:val="hi_IN" w:bidi="hi_IN"/>
+        </w:rPr>
+      </w:r>
+      <w:r>
+        <w:rPr>
           <w:b/>
           <w:lang w:val="hi_IN" w:bidi="hi_IN"/>
         </w:rPr>
@@ -19908,6 +21387,20 @@
       </w:r>
       <w:r>
         <w:rPr>
+          <w:lang w:val="hi_IN" w:bidi="hi_IN"/>
+        </w:rPr>
+        <w:t>קוֹלֵ֥⁠ךְ עָרֵ֖ב</w:t>
+      </w:r>
+    </w:p>
+    <w:p>
+      <w:pPr/>
+      <w:r>
+        <w:rPr>
+          <w:lang w:val="hi_IN" w:bidi="hi_IN"/>
+        </w:rPr>
+      </w:r>
+      <w:r>
+        <w:rPr>
           <w:b/>
           <w:lang w:val="hi_IN" w:bidi="hi_IN"/>
         </w:rPr>
@@ -19997,6 +21490,20 @@
       </w:r>
       <w:r>
         <w:rPr>
+          <w:lang w:val="hi_IN" w:bidi="hi_IN"/>
+        </w:rPr>
+        <w:t>אֶֽחֱזוּ־לָ֨⁠נוּ֙ שֽׁוּעָלִ֔ים שֽׁוּעָלִ֥ים קְטַנִּ֖ים מְחַבְּלִ֣ים כְּרָמִ֑ים וּ⁠כְרָמֵ֖י⁠נוּ סְמָדַֽר</w:t>
+      </w:r>
+    </w:p>
+    <w:p>
+      <w:pPr/>
+      <w:r>
+        <w:rPr>
+          <w:lang w:val="hi_IN" w:bidi="hi_IN"/>
+        </w:rPr>
+      </w:r>
+      <w:r>
+        <w:rPr>
           <w:b/>
           <w:lang w:val="hi_IN" w:bidi="hi_IN"/>
         </w:rPr>
@@ -20379,6 +21886,20 @@
       </w:r>
       <w:r>
         <w:rPr>
+          <w:lang w:val="hi_IN" w:bidi="hi_IN"/>
+        </w:rPr>
+        <w:t>לָ֨⁠נוּ֙ &amp; וּ⁠כְרָמֵ֖י⁠נוּ</w:t>
+      </w:r>
+    </w:p>
+    <w:p>
+      <w:pPr/>
+      <w:r>
+        <w:rPr>
+          <w:lang w:val="hi_IN" w:bidi="hi_IN"/>
+        </w:rPr>
+      </w:r>
+      <w:r>
+        <w:rPr>
           <w:b/>
           <w:lang w:val="hi_IN" w:bidi="hi_IN"/>
         </w:rPr>
@@ -20482,6 +22003,20 @@
       </w:r>
       <w:r>
         <w:rPr>
+          <w:lang w:val="hi_IN" w:bidi="hi_IN"/>
+        </w:rPr>
+        <w:t>וּ⁠כְרָמֵ֖י⁠נוּ סְמָדַֽר</w:t>
+      </w:r>
+    </w:p>
+    <w:p>
+      <w:pPr/>
+      <w:r>
+        <w:rPr>
+          <w:lang w:val="hi_IN" w:bidi="hi_IN"/>
+        </w:rPr>
+      </w:r>
+      <w:r>
+        <w:rPr>
           <w:b/>
           <w:lang w:val="hi_IN" w:bidi="hi_IN"/>
         </w:rPr>
@@ -20559,6 +22094,20 @@
       </w:r>
       <w:r>
         <w:rPr>
+          <w:lang w:val="hi_IN" w:bidi="hi_IN"/>
+        </w:rPr>
+        <w:t>דּוֹדִ֥⁠י לִ⁠י֙ וַ⁠אֲנִ֣י ל֔⁠וֹ</w:t>
+      </w:r>
+    </w:p>
+    <w:p>
+      <w:pPr/>
+      <w:r>
+        <w:rPr>
+          <w:lang w:val="hi_IN" w:bidi="hi_IN"/>
+        </w:rPr>
+      </w:r>
+      <w:r>
+        <w:rPr>
           <w:b/>
           <w:lang w:val="hi_IN" w:bidi="hi_IN"/>
         </w:rPr>
@@ -20784,6 +22333,20 @@
       </w:r>
       <w:r>
         <w:rPr>
+          <w:lang w:val="hi_IN" w:bidi="hi_IN"/>
+        </w:rPr>
+        <w:t>הָ⁠רֹעֶ֖ה בַּ⁠שּׁוֹשַׁנִּֽים</w:t>
+      </w:r>
+    </w:p>
+    <w:p>
+      <w:pPr/>
+      <w:r>
+        <w:rPr>
+          <w:lang w:val="hi_IN" w:bidi="hi_IN"/>
+        </w:rPr>
+      </w:r>
+      <w:r>
+        <w:rPr>
           <w:b/>
           <w:lang w:val="hi_IN" w:bidi="hi_IN"/>
         </w:rPr>
@@ -20849,7 +22412,7 @@
         </w:rPr>
         <w:t>” हो (</w:t>
       </w:r>
-      <w:hyperlink r:id="rId28">
+      <w:hyperlink r:id="rId30">
         <w:r>
           <w:rPr>
             <w:lang w:val="hi_IN" w:bidi="hi_IN"/>
@@ -20893,7 +22456,7 @@
         </w:rPr>
         <w:t xml:space="preserve"> का उपयोग स्वयं का प्रतिनिधित्व करने के लिए कर रही है जैसा कि उसने </w:t>
       </w:r>
-      <w:hyperlink r:id="rId22">
+      <w:hyperlink r:id="rId24">
         <w:r>
           <w:rPr>
             <w:lang w:val="hi_IN" w:bidi="hi_IN"/>
@@ -21033,7 +22596,7 @@
         </w:rPr>
         <w:t xml:space="preserve">देखें कि आपने </w:t>
       </w:r>
-      <w:hyperlink r:id="rId22">
+      <w:hyperlink r:id="rId24">
         <w:r>
           <w:rPr>
             <w:lang w:val="hi_IN" w:bidi="hi_IN"/>
@@ -21302,6 +22865,20 @@
       </w:r>
       <w:r>
         <w:rPr>
+          <w:lang w:val="hi_IN" w:bidi="hi_IN"/>
+        </w:rPr>
+        <w:t>וְ⁠נָ֖סוּ הַ⁠צְּלָלִ֑ים</w:t>
+      </w:r>
+    </w:p>
+    <w:p>
+      <w:pPr/>
+      <w:r>
+        <w:rPr>
+          <w:lang w:val="hi_IN" w:bidi="hi_IN"/>
+        </w:rPr>
+      </w:r>
+      <w:r>
+        <w:rPr>
           <w:b/>
           <w:lang w:val="hi_IN" w:bidi="hi_IN"/>
         </w:rPr>
@@ -21412,6 +22989,20 @@
       </w:r>
       <w:r>
         <w:rPr>
+          <w:lang w:val="hi_IN" w:bidi="hi_IN"/>
+        </w:rPr>
+        <w:t>סֹב֩ דְּמֵה־לְ⁠ךָ֨ דוֹדִ֜⁠י</w:t>
+      </w:r>
+    </w:p>
+    <w:p>
+      <w:pPr/>
+      <w:r>
+        <w:rPr>
+          <w:lang w:val="hi_IN" w:bidi="hi_IN"/>
+        </w:rPr>
+      </w:r>
+      <w:r>
+        <w:rPr>
           <w:b/>
           <w:lang w:val="hi_IN" w:bidi="hi_IN"/>
         </w:rPr>
@@ -21482,6 +23073,20 @@
       </w:r>
       <w:r>
         <w:rPr>
+          <w:lang w:val="hi_IN" w:bidi="hi_IN"/>
+        </w:rPr>
+        <w:t>לִ⁠צְבִ֗י</w:t>
+      </w:r>
+    </w:p>
+    <w:p>
+      <w:pPr/>
+      <w:r>
+        <w:rPr>
+          <w:lang w:val="hi_IN" w:bidi="hi_IN"/>
+        </w:rPr>
+      </w:r>
+      <w:r>
+        <w:rPr>
           <w:b/>
           <w:lang w:val="hi_IN" w:bidi="hi_IN"/>
         </w:rPr>
@@ -21515,7 +23120,7 @@
         </w:rPr>
         <w:t xml:space="preserve">देखें कि आपने </w:t>
       </w:r>
-      <w:hyperlink r:id="rId26">
+      <w:hyperlink r:id="rId28">
         <w:r>
           <w:rPr>
             <w:lang w:val="hi_IN" w:bidi="hi_IN"/>
@@ -21758,7 +23363,7 @@
           <w:lang w:val="hi_IN" w:bidi="hi_IN"/>
         </w:rPr>
       </w:r>
-      <w:hyperlink r:id="rId29">
+      <w:hyperlink r:id="rId31">
         <w:r>
           <w:rPr>
             <w:lang w:val="hi_IN" w:bidi="hi_IN"/>
@@ -21776,7 +23381,7 @@
         </w:rPr>
         <w:t xml:space="preserve"> उस भावना का वर्णन करता है जो स्त्री के मन में उस पुरुष के लिए थी जिसे वह प्रेम करती थी, और यह उसके द्वारा उस प्रिय पुरुष को मेहनत से खोजने का वर्णन करता है। </w:t>
       </w:r>
-      <w:hyperlink r:id="rId30">
+      <w:hyperlink r:id="rId32">
         <w:r>
           <w:rPr>
             <w:lang w:val="hi_IN" w:bidi="hi_IN"/>
@@ -21816,7 +23421,7 @@
         </w:rPr>
         <w:t xml:space="preserve">क्या </w:t>
       </w:r>
-      <w:hyperlink r:id="rId31">
+      <w:hyperlink r:id="rId33">
         <w:r>
           <w:rPr>
             <w:lang w:val="hi_IN" w:bidi="hi_IN"/>
@@ -21848,7 +23453,7 @@
         </w:rPr>
         <w:t xml:space="preserve">बाइबल विद्वान निश्चित रूप से नहीं जानते कि </w:t>
       </w:r>
-      <w:hyperlink r:id="rId31">
+      <w:hyperlink r:id="rId33">
         <w:r>
           <w:rPr>
             <w:lang w:val="hi_IN" w:bidi="hi_IN"/>
@@ -21866,7 +23471,7 @@
         </w:rPr>
         <w:t xml:space="preserve"> में वर्णित घटनाएँ वास्तविक हैं, स्त्री ने उन्हें सपने में देखा है, या यह स्त्री की कल्पना मात्र है। कई बाइबल विद्वान मानते हैं कि </w:t>
       </w:r>
-      <w:hyperlink r:id="rId31">
+      <w:hyperlink r:id="rId33">
         <w:r>
           <w:rPr>
             <w:lang w:val="hi_IN" w:bidi="hi_IN"/>
@@ -21947,7 +23552,7 @@
         </w:rPr>
         <w:t xml:space="preserve">चूँकि बाइबल के विद्वान यह नहीं जानते हैं कि </w:t>
       </w:r>
-      <w:hyperlink r:id="rId31">
+      <w:hyperlink r:id="rId33">
         <w:r>
           <w:rPr>
             <w:lang w:val="hi_IN" w:bidi="hi_IN"/>
@@ -22064,6 +23669,20 @@
       </w:r>
       <w:r>
         <w:rPr>
+          <w:lang w:val="hi_IN" w:bidi="hi_IN"/>
+        </w:rPr>
+        <w:t>בַּ⁠לֵּיל֔וֹת</w:t>
+      </w:r>
+    </w:p>
+    <w:p>
+      <w:pPr/>
+      <w:r>
+        <w:rPr>
+          <w:lang w:val="hi_IN" w:bidi="hi_IN"/>
+        </w:rPr>
+      </w:r>
+      <w:r>
+        <w:rPr>
           <w:b/>
           <w:lang w:val="hi_IN" w:bidi="hi_IN"/>
         </w:rPr>
@@ -22195,6 +23814,20 @@
       </w:r>
       <w:r>
         <w:rPr>
+          <w:lang w:val="hi_IN" w:bidi="hi_IN"/>
+        </w:rPr>
+        <w:t>בִּקַּ֕שְׁתִּי אֵ֥ת שֶׁ⁠אָהֲבָ֖ה נַפְשִׁ֑⁠י בִּקַּשְׁתִּ֖י⁠ו</w:t>
+      </w:r>
+    </w:p>
+    <w:p>
+      <w:pPr/>
+      <w:r>
+        <w:rPr>
+          <w:lang w:val="hi_IN" w:bidi="hi_IN"/>
+        </w:rPr>
+      </w:r>
+      <w:r>
+        <w:rPr>
           <w:b/>
           <w:lang w:val="hi_IN" w:bidi="hi_IN"/>
         </w:rPr>
@@ -22299,6 +23932,20 @@
       </w:r>
       <w:r>
         <w:rPr>
+          <w:lang w:val="hi_IN" w:bidi="hi_IN"/>
+        </w:rPr>
+        <w:t>אֵ֥ת שֶׁ⁠אָהֲבָ֖ה נַפְשִׁ֑⁠י</w:t>
+      </w:r>
+    </w:p>
+    <w:p>
+      <w:pPr/>
+      <w:r>
+        <w:rPr>
+          <w:lang w:val="hi_IN" w:bidi="hi_IN"/>
+        </w:rPr>
+      </w:r>
+      <w:r>
+        <w:rPr>
           <w:b/>
           <w:lang w:val="hi_IN" w:bidi="hi_IN"/>
         </w:rPr>
@@ -22318,7 +23965,7 @@
         </w:rPr>
         <w:t xml:space="preserve">देखें कि आपने समान वाक्यांश “अपने प्राणप्रिय को” का अनुवाद </w:t>
       </w:r>
-      <w:hyperlink r:id="rId32">
+      <w:hyperlink r:id="rId34">
         <w:r>
           <w:rPr>
             <w:lang w:val="hi_IN" w:bidi="hi_IN"/>
@@ -22499,6 +24146,20 @@
       </w:r>
       <w:r>
         <w:rPr>
+          <w:lang w:val="hi_IN" w:bidi="hi_IN"/>
+        </w:rPr>
+        <w:t>וַ⁠אֲסוֹבְבָ֣ה בָ⁠עִ֗יר</w:t>
+      </w:r>
+    </w:p>
+    <w:p>
+      <w:pPr/>
+      <w:r>
+        <w:rPr>
+          <w:lang w:val="hi_IN" w:bidi="hi_IN"/>
+        </w:rPr>
+      </w:r>
+      <w:r>
+        <w:rPr>
           <w:b/>
           <w:lang w:val="hi_IN" w:bidi="hi_IN"/>
         </w:rPr>
@@ -22562,6 +24223,20 @@
       </w:r>
       <w:r>
         <w:rPr>
+          <w:lang w:val="hi_IN" w:bidi="hi_IN"/>
+        </w:rPr>
+        <w:t>וּ⁠בָ֣⁠רְחֹב֔וֹת</w:t>
+      </w:r>
+    </w:p>
+    <w:p>
+      <w:pPr/>
+      <w:r>
+        <w:rPr>
+          <w:lang w:val="hi_IN" w:bidi="hi_IN"/>
+        </w:rPr>
+      </w:r>
+      <w:r>
+        <w:rPr>
           <w:b/>
           <w:lang w:val="hi_IN" w:bidi="hi_IN"/>
         </w:rPr>
@@ -22680,6 +24355,20 @@
       </w:r>
       <w:r>
         <w:rPr>
+          <w:lang w:val="hi_IN" w:bidi="hi_IN"/>
+        </w:rPr>
+        <w:t>אֲבַקְשָׁ֕ה &amp; בִּקַּשְׁתִּ֖י⁠ו</w:t>
+      </w:r>
+    </w:p>
+    <w:p>
+      <w:pPr/>
+      <w:r>
+        <w:rPr>
+          <w:lang w:val="hi_IN" w:bidi="hi_IN"/>
+        </w:rPr>
+      </w:r>
+      <w:r>
+        <w:rPr>
           <w:b/>
           <w:lang w:val="hi_IN" w:bidi="hi_IN"/>
         </w:rPr>
@@ -22756,6 +24445,20 @@
       </w:r>
       <w:r>
         <w:rPr>
+          <w:lang w:val="hi_IN" w:bidi="hi_IN"/>
+        </w:rPr>
+        <w:t>אֵ֥ת שֶׁ⁠אָהֲבָ֖ה נַפְשִׁ֑⁠י</w:t>
+      </w:r>
+    </w:p>
+    <w:p>
+      <w:pPr/>
+      <w:r>
+        <w:rPr>
+          <w:lang w:val="hi_IN" w:bidi="hi_IN"/>
+        </w:rPr>
+      </w:r>
+      <w:r>
+        <w:rPr>
           <w:b/>
           <w:lang w:val="hi_IN" w:bidi="hi_IN"/>
         </w:rPr>
@@ -22775,7 +24478,7 @@
         </w:rPr>
         <w:t xml:space="preserve">देखें कि आपने इस समान वाक्यांश “अपने प्राणप्रिय को” का </w:t>
       </w:r>
-      <w:hyperlink r:id="rId32">
+      <w:hyperlink r:id="rId34">
         <w:r>
           <w:rPr>
             <w:lang w:val="hi_IN" w:bidi="hi_IN"/>
@@ -22865,6 +24568,20 @@
       </w:r>
       <w:r>
         <w:rPr>
+          <w:lang w:val="hi_IN" w:bidi="hi_IN"/>
+        </w:rPr>
+        <w:t>הַ⁠שֹּׁ֣מְרִ֔ים</w:t>
+      </w:r>
+    </w:p>
+    <w:p>
+      <w:pPr/>
+      <w:r>
+        <w:rPr>
+          <w:lang w:val="hi_IN" w:bidi="hi_IN"/>
+        </w:rPr>
+      </w:r>
+      <w:r>
+        <w:rPr>
           <w:b/>
           <w:lang w:val="hi_IN" w:bidi="hi_IN"/>
         </w:rPr>
@@ -23081,6 +24798,20 @@
       </w:r>
       <w:r>
         <w:rPr>
+          <w:lang w:val="hi_IN" w:bidi="hi_IN"/>
+        </w:rPr>
+        <w:t>אֵ֛ת שֶׁ⁠אָהֲבָ֥ה נַפְשִׁ֖⁠י</w:t>
+      </w:r>
+    </w:p>
+    <w:p>
+      <w:pPr/>
+      <w:r>
+        <w:rPr>
+          <w:lang w:val="hi_IN" w:bidi="hi_IN"/>
+        </w:rPr>
+      </w:r>
+      <w:r>
+        <w:rPr>
           <w:b/>
           <w:lang w:val="hi_IN" w:bidi="hi_IN"/>
         </w:rPr>
@@ -23100,7 +24831,7 @@
         </w:rPr>
         <w:t xml:space="preserve">देखें कि आपने इस समान वाक्यांश "मेरे प्राणप्रिय" का अनुवाद </w:t>
       </w:r>
-      <w:hyperlink r:id="rId32">
+      <w:hyperlink r:id="rId34">
         <w:r>
           <w:rPr>
             <w:lang w:val="hi_IN" w:bidi="hi_IN"/>
@@ -23182,6 +24913,20 @@
       </w:r>
       <w:r>
         <w:rPr>
+          <w:lang w:val="hi_IN" w:bidi="hi_IN"/>
+        </w:rPr>
+        <w:t>אֵ֛ת שֶׁ⁠אָהֲבָ֥ה נַפְשִׁ֖⁠י רְאִיתֶֽם</w:t>
+      </w:r>
+    </w:p>
+    <w:p>
+      <w:pPr/>
+      <w:r>
+        <w:rPr>
+          <w:lang w:val="hi_IN" w:bidi="hi_IN"/>
+        </w:rPr>
+      </w:r>
+      <w:r>
+        <w:rPr>
           <w:b/>
           <w:lang w:val="hi_IN" w:bidi="hi_IN"/>
         </w:rPr>
@@ -23253,6 +24998,20 @@
       </w:r>
       <w:r>
         <w:rPr>
+          <w:lang w:val="hi_IN" w:bidi="hi_IN"/>
+        </w:rPr>
+        <w:t>כִּ⁠מְעַט֙</w:t>
+      </w:r>
+    </w:p>
+    <w:p>
+      <w:pPr/>
+      <w:r>
+        <w:rPr>
+          <w:lang w:val="hi_IN" w:bidi="hi_IN"/>
+        </w:rPr>
+      </w:r>
+      <w:r>
+        <w:rPr>
           <w:b/>
           <w:lang w:val="hi_IN" w:bidi="hi_IN"/>
         </w:rPr>
@@ -23316,6 +25075,20 @@
       </w:r>
       <w:r>
         <w:rPr>
+          <w:lang w:val="hi_IN" w:bidi="hi_IN"/>
+        </w:rPr>
+        <w:t>אֵ֥ת שֶׁ⁠אָהֲבָ֖ה נַפְשִׁ֑⁠י</w:t>
+      </w:r>
+    </w:p>
+    <w:p>
+      <w:pPr/>
+      <w:r>
+        <w:rPr>
+          <w:lang w:val="hi_IN" w:bidi="hi_IN"/>
+        </w:rPr>
+      </w:r>
+      <w:r>
+        <w:rPr>
           <w:b/>
           <w:lang w:val="hi_IN" w:bidi="hi_IN"/>
         </w:rPr>
@@ -23335,7 +25108,7 @@
         </w:rPr>
         <w:t xml:space="preserve">देखें कि आपने इस समान वाक्यांश “मेरा प्राणप्रिय” का अनुवाद </w:t>
       </w:r>
-      <w:hyperlink r:id="rId32">
+      <w:hyperlink r:id="rId34">
         <w:r>
           <w:rPr>
             <w:lang w:val="hi_IN" w:bidi="hi_IN"/>
@@ -23425,6 +25198,20 @@
       </w:r>
       <w:r>
         <w:rPr>
+          <w:lang w:val="hi_IN" w:bidi="hi_IN"/>
+        </w:rPr>
+        <w:t>שֶׁ֤⁠הֲבֵיאתִי⁠ו֙</w:t>
+      </w:r>
+    </w:p>
+    <w:p>
+      <w:pPr/>
+      <w:r>
+        <w:rPr>
+          <w:lang w:val="hi_IN" w:bidi="hi_IN"/>
+        </w:rPr>
+      </w:r>
+      <w:r>
+        <w:rPr>
           <w:b/>
           <w:lang w:val="hi_IN" w:bidi="hi_IN"/>
         </w:rPr>
@@ -23529,6 +25316,20 @@
       </w:r>
       <w:r>
         <w:rPr>
+          <w:lang w:val="hi_IN" w:bidi="hi_IN"/>
+        </w:rPr>
+        <w:t>שֶׁ֤⁠הֲבֵיאתִי⁠ו֙ אֶל־בֵּ֣ית אִמִּ֔⁠י וְ⁠אֶל־חֶ֖דֶר הוֹרָתִֽ⁠י</w:t>
+      </w:r>
+    </w:p>
+    <w:p>
+      <w:pPr/>
+      <w:r>
+        <w:rPr>
+          <w:lang w:val="hi_IN" w:bidi="hi_IN"/>
+        </w:rPr>
+      </w:r>
+      <w:r>
+        <w:rPr>
           <w:b/>
           <w:lang w:val="hi_IN" w:bidi="hi_IN"/>
         </w:rPr>
@@ -23639,7 +25440,7 @@
         </w:rPr>
         <w:t xml:space="preserve">यह वचन </w:t>
       </w:r>
-      <w:hyperlink r:id="rId26">
+      <w:hyperlink r:id="rId28">
         <w:r>
           <w:rPr>
             <w:lang w:val="hi_IN" w:bidi="hi_IN"/>
@@ -23729,6 +25530,20 @@
       </w:r>
       <w:r>
         <w:rPr>
+          <w:lang w:val="hi_IN" w:bidi="hi_IN"/>
+        </w:rPr>
+        <w:t>מִ֣י זֹ֗את עֹלָה֙ מִן־הַ⁠מִּדְבָּ֔ר כְּ⁠תִֽימֲר֖וֹת עָשָׁ֑ן מְקֻטֶּ֤רֶת מוֹר֙ וּ⁠לְבוֹנָ֔ה מִ⁠כֹּ֖ל אַבְקַ֥ת רוֹכֵֽל</w:t>
+      </w:r>
+    </w:p>
+    <w:p>
+      <w:pPr/>
+      <w:r>
+        <w:rPr>
+          <w:lang w:val="hi_IN" w:bidi="hi_IN"/>
+        </w:rPr>
+      </w:r>
+      <w:r>
+        <w:rPr>
           <w:b/>
           <w:lang w:val="hi_IN" w:bidi="hi_IN"/>
         </w:rPr>
@@ -23833,6 +25648,20 @@
       </w:r>
       <w:r>
         <w:rPr>
+          <w:lang w:val="hi_IN" w:bidi="hi_IN"/>
+        </w:rPr>
+        <w:t>זֹ֗את עֹלָה֙ מִן־הַ⁠מִּדְבָּ֔ר</w:t>
+      </w:r>
+    </w:p>
+    <w:p>
+      <w:pPr/>
+      <w:r>
+        <w:rPr>
+          <w:lang w:val="hi_IN" w:bidi="hi_IN"/>
+        </w:rPr>
+      </w:r>
+      <w:r>
+        <w:rPr>
           <w:b/>
           <w:lang w:val="hi_IN" w:bidi="hi_IN"/>
         </w:rPr>
@@ -24059,6 +25888,20 @@
       </w:r>
       <w:r>
         <w:rPr>
+          <w:lang w:val="hi_IN" w:bidi="hi_IN"/>
+        </w:rPr>
+        <w:t>עֹלָה֙</w:t>
+      </w:r>
+    </w:p>
+    <w:p>
+      <w:pPr/>
+      <w:r>
+        <w:rPr>
+          <w:lang w:val="hi_IN" w:bidi="hi_IN"/>
+        </w:rPr>
+      </w:r>
+      <w:r>
+        <w:rPr>
           <w:b/>
           <w:lang w:val="hi_IN" w:bidi="hi_IN"/>
         </w:rPr>
@@ -24163,6 +26006,20 @@
       </w:r>
       <w:r>
         <w:rPr>
+          <w:lang w:val="hi_IN" w:bidi="hi_IN"/>
+        </w:rPr>
+        <w:t>כְּ⁠תִֽימֲר֖וֹת עָשָׁ֑ן מְקֻטֶּ֤רֶת מוֹר֙ וּ⁠לְבוֹנָ֔ה</w:t>
+      </w:r>
+    </w:p>
+    <w:p>
+      <w:pPr/>
+      <w:r>
+        <w:rPr>
+          <w:lang w:val="hi_IN" w:bidi="hi_IN"/>
+        </w:rPr>
+      </w:r>
+      <w:r>
+        <w:rPr>
           <w:b/>
           <w:lang w:val="hi_IN" w:bidi="hi_IN"/>
         </w:rPr>
@@ -24314,6 +26171,20 @@
       </w:r>
       <w:r>
         <w:rPr>
+          <w:lang w:val="hi_IN" w:bidi="hi_IN"/>
+        </w:rPr>
+        <w:t>כְּ⁠תִֽימֲר֖וֹת עָשָׁ֑ן מְקֻטֶּ֤רֶת מוֹר֙ וּ⁠לְבוֹנָ֔ה</w:t>
+      </w:r>
+    </w:p>
+    <w:p>
+      <w:pPr/>
+      <w:r>
+        <w:rPr>
+          <w:lang w:val="hi_IN" w:bidi="hi_IN"/>
+        </w:rPr>
+      </w:r>
+      <w:r>
+        <w:rPr>
           <w:b/>
           <w:lang w:val="hi_IN" w:bidi="hi_IN"/>
         </w:rPr>
@@ -24444,6 +26315,20 @@
       </w:r>
       <w:r>
         <w:rPr>
+          <w:lang w:val="hi_IN" w:bidi="hi_IN"/>
+        </w:rPr>
+        <w:t>מְקֻטֶּ֤רֶת</w:t>
+      </w:r>
+    </w:p>
+    <w:p>
+      <w:pPr/>
+      <w:r>
+        <w:rPr>
+          <w:lang w:val="hi_IN" w:bidi="hi_IN"/>
+        </w:rPr>
+      </w:r>
+      <w:r>
+        <w:rPr>
           <w:b/>
           <w:lang w:val="hi_IN" w:bidi="hi_IN"/>
         </w:rPr>
@@ -24535,6 +26420,20 @@
       </w:r>
       <w:r>
         <w:rPr>
+          <w:lang w:val="hi_IN" w:bidi="hi_IN"/>
+        </w:rPr>
+        <w:t>מוֹר֙</w:t>
+      </w:r>
+    </w:p>
+    <w:p>
+      <w:pPr/>
+      <w:r>
+        <w:rPr>
+          <w:lang w:val="hi_IN" w:bidi="hi_IN"/>
+        </w:rPr>
+      </w:r>
+      <w:r>
+        <w:rPr>
           <w:b/>
           <w:lang w:val="hi_IN" w:bidi="hi_IN"/>
         </w:rPr>
@@ -24606,6 +26505,20 @@
       </w:r>
       <w:r>
         <w:rPr>
+          <w:lang w:val="hi_IN" w:bidi="hi_IN"/>
+        </w:rPr>
+        <w:t>מִ⁠כֹּ֖ל אַבְקַ֥ת רוֹכֵֽל</w:t>
+      </w:r>
+    </w:p>
+    <w:p>
+      <w:pPr/>
+      <w:r>
+        <w:rPr>
+          <w:lang w:val="hi_IN" w:bidi="hi_IN"/>
+        </w:rPr>
+      </w:r>
+      <w:r>
+        <w:rPr>
           <w:b/>
           <w:lang w:val="hi_IN" w:bidi="hi_IN"/>
         </w:rPr>
@@ -24854,6 +26767,20 @@
       </w:r>
       <w:r>
         <w:rPr>
+          <w:lang w:val="hi_IN" w:bidi="hi_IN"/>
+        </w:rPr>
+        <w:t>מִטָּת⁠וֹ֙</w:t>
+      </w:r>
+    </w:p>
+    <w:p>
+      <w:pPr/>
+      <w:r>
+        <w:rPr>
+          <w:lang w:val="hi_IN" w:bidi="hi_IN"/>
+        </w:rPr>
+      </w:r>
+      <w:r>
+        <w:rPr>
           <w:b/>
           <w:lang w:val="hi_IN" w:bidi="hi_IN"/>
         </w:rPr>
@@ -24965,6 +26892,20 @@
       </w:r>
       <w:r>
         <w:rPr>
+          <w:lang w:val="hi_IN" w:bidi="hi_IN"/>
+        </w:rPr>
+        <w:t>מִטָּת⁠וֹ֙ שֶׁ⁠לִּ⁠שְׁלֹמֹ֔ה</w:t>
+      </w:r>
+    </w:p>
+    <w:p>
+      <w:pPr/>
+      <w:r>
+        <w:rPr>
+          <w:lang w:val="hi_IN" w:bidi="hi_IN"/>
+        </w:rPr>
+      </w:r>
+      <w:r>
+        <w:rPr>
           <w:b/>
           <w:lang w:val="hi_IN" w:bidi="hi_IN"/>
         </w:rPr>
@@ -25115,6 +27056,20 @@
       </w:r>
       <w:r>
         <w:rPr>
+          <w:lang w:val="hi_IN" w:bidi="hi_IN"/>
+        </w:rPr>
+        <w:t>מְלֻמְּדֵ֖י מִלְחָמָ֑ה</w:t>
+      </w:r>
+    </w:p>
+    <w:p>
+      <w:pPr/>
+      <w:r>
+        <w:rPr>
+          <w:lang w:val="hi_IN" w:bidi="hi_IN"/>
+        </w:rPr>
+      </w:r>
+      <w:r>
+        <w:rPr>
           <w:b/>
           <w:lang w:val="hi_IN" w:bidi="hi_IN"/>
         </w:rPr>
@@ -25186,6 +27141,20 @@
       </w:r>
       <w:r>
         <w:rPr>
+          <w:lang w:val="hi_IN" w:bidi="hi_IN"/>
+        </w:rPr>
+        <w:t>אִ֤ישׁ חַרְבּ⁠וֹ֙ עַל־יְרֵכ֔⁠וֹ מִ⁠פַּ֖חַד בַּ⁠לֵּילּֽוֹת</w:t>
+      </w:r>
+    </w:p>
+    <w:p>
+      <w:pPr/>
+      <w:r>
+        <w:rPr>
+          <w:lang w:val="hi_IN" w:bidi="hi_IN"/>
+        </w:rPr>
+      </w:r>
+      <w:r>
+        <w:rPr>
           <w:b/>
           <w:lang w:val="hi_IN" w:bidi="hi_IN"/>
         </w:rPr>
@@ -25414,6 +27383,20 @@
       </w:r>
       <w:r>
         <w:rPr>
+          <w:lang w:val="hi_IN" w:bidi="hi_IN"/>
+        </w:rPr>
+        <w:t>אַפִּרְי֗וֹן</w:t>
+      </w:r>
+    </w:p>
+    <w:p>
+      <w:pPr/>
+      <w:r>
+        <w:rPr>
+          <w:lang w:val="hi_IN" w:bidi="hi_IN"/>
+        </w:rPr>
+      </w:r>
+      <w:r>
+        <w:rPr>
           <w:b/>
           <w:lang w:val="hi_IN" w:bidi="hi_IN"/>
         </w:rPr>
@@ -25459,7 +27442,7 @@
         </w:rPr>
         <w:t xml:space="preserve"> शब्द उसी वस्तु को सन्दर्भित करता है जिसे </w:t>
       </w:r>
-      <w:hyperlink r:id="rId33">
+      <w:hyperlink r:id="rId35">
         <w:r>
           <w:rPr>
             <w:lang w:val="hi_IN" w:bidi="hi_IN"/>
@@ -25529,7 +27512,7 @@
         </w:rPr>
         <w:t xml:space="preserve"> शब्द का अनुवाद उसी तरह कर सकते हैं जैसे आपने </w:t>
       </w:r>
-      <w:hyperlink r:id="rId33">
+      <w:hyperlink r:id="rId35">
         <w:r>
           <w:rPr>
             <w:lang w:val="hi_IN" w:bidi="hi_IN"/>
@@ -25619,6 +27602,20 @@
       </w:r>
       <w:r>
         <w:rPr>
+          <w:lang w:val="hi_IN" w:bidi="hi_IN"/>
+        </w:rPr>
+        <w:t>אַפִּרְי֗וֹן עָ֤שָׂה ל⁠וֹ֙ הַ⁠מֶּ֣לֶךְ שְׁלֹמֹ֔ה מֵ⁠עֲצֵ֖י הַ⁠לְּבָנֽוֹן</w:t>
+      </w:r>
+    </w:p>
+    <w:p>
+      <w:pPr/>
+      <w:r>
+        <w:rPr>
+          <w:lang w:val="hi_IN" w:bidi="hi_IN"/>
+        </w:rPr>
+      </w:r>
+      <w:r>
+        <w:rPr>
           <w:b/>
           <w:lang w:val="hi_IN" w:bidi="hi_IN"/>
         </w:rPr>
@@ -25765,6 +27762,20 @@
       </w:r>
       <w:r>
         <w:rPr>
+          <w:lang w:val="hi_IN" w:bidi="hi_IN"/>
+        </w:rPr>
+        <w:t>אַפִּרְי֗וֹן עָ֤שָׂה ל⁠וֹ֙ &amp; עַמּוּדָי⁠ו֙ עָ֣שָׂה כֶ֔סֶף</w:t>
+      </w:r>
+    </w:p>
+    <w:p>
+      <w:pPr/>
+      <w:r>
+        <w:rPr>
+          <w:lang w:val="hi_IN" w:bidi="hi_IN"/>
+        </w:rPr>
+      </w:r>
+      <w:r>
+        <w:rPr>
           <w:b/>
           <w:lang w:val="hi_IN" w:bidi="hi_IN"/>
         </w:rPr>
@@ -26128,6 +28139,20 @@
       </w:r>
       <w:r>
         <w:rPr>
+          <w:lang w:val="hi_IN" w:bidi="hi_IN"/>
+        </w:rPr>
+        <w:t>מֶרְכָּב֖⁠וֹ אַרְגָּמָ֑ן</w:t>
+      </w:r>
+    </w:p>
+    <w:p>
+      <w:pPr/>
+      <w:r>
+        <w:rPr>
+          <w:lang w:val="hi_IN" w:bidi="hi_IN"/>
+        </w:rPr>
+      </w:r>
+      <w:r>
+        <w:rPr>
           <w:b/>
           <w:lang w:val="hi_IN" w:bidi="hi_IN"/>
         </w:rPr>
@@ -26191,6 +28216,20 @@
       </w:r>
       <w:r>
         <w:rPr>
+          <w:lang w:val="hi_IN" w:bidi="hi_IN"/>
+        </w:rPr>
+        <w:t>תּוֹכ⁠וֹ֙ רָצ֣וּף אַהֲבָ֔ה מִ⁠בְּנ֖וֹת יְרוּשָׁלִָֽם</w:t>
+      </w:r>
+    </w:p>
+    <w:p>
+      <w:pPr/>
+      <w:r>
+        <w:rPr>
+          <w:lang w:val="hi_IN" w:bidi="hi_IN"/>
+        </w:rPr>
+      </w:r>
+      <w:r>
+        <w:rPr>
           <w:b/>
           <w:lang w:val="hi_IN" w:bidi="hi_IN"/>
         </w:rPr>
@@ -26392,6 +28431,20 @@
       </w:r>
       <w:r>
         <w:rPr>
+          <w:lang w:val="hi_IN" w:bidi="hi_IN"/>
+        </w:rPr>
+        <w:t>תּוֹכ⁠וֹ֙ רָצ֣וּף אַהֲבָ֔ה מִ⁠בְּנ֖וֹת יְרוּשָׁלִָֽם</w:t>
+      </w:r>
+    </w:p>
+    <w:p>
+      <w:pPr/>
+      <w:r>
+        <w:rPr>
+          <w:lang w:val="hi_IN" w:bidi="hi_IN"/>
+        </w:rPr>
+      </w:r>
+      <w:r>
+        <w:rPr>
           <w:b/>
           <w:lang w:val="hi_IN" w:bidi="hi_IN"/>
         </w:rPr>
@@ -26495,7 +28548,7 @@
         </w:rPr>
         <w:t xml:space="preserve"> वाक्यांश का अनुवाद </w:t>
       </w:r>
-      <w:hyperlink r:id="rId18">
+      <w:hyperlink r:id="rId20">
         <w:r>
           <w:rPr>
             <w:lang w:val="hi_IN" w:bidi="hi_IN"/>
@@ -26577,6 +28630,20 @@
       </w:r>
       <w:r>
         <w:rPr>
+          <w:lang w:val="hi_IN" w:bidi="hi_IN"/>
+        </w:rPr>
+        <w:t>צְאֶ֧ינָה</w:t>
+      </w:r>
+    </w:p>
+    <w:p>
+      <w:pPr/>
+      <w:r>
+        <w:rPr>
+          <w:lang w:val="hi_IN" w:bidi="hi_IN"/>
+        </w:rPr>
+      </w:r>
+      <w:r>
+        <w:rPr>
           <w:b/>
           <w:lang w:val="hi_IN" w:bidi="hi_IN"/>
         </w:rPr>
@@ -26673,6 +28740,20 @@
       </w:r>
       <w:r>
         <w:rPr>
+          <w:lang w:val="hi_IN" w:bidi="hi_IN"/>
+        </w:rPr>
+        <w:t>בְּנ֥וֹת צִיּ֖וֹן</w:t>
+      </w:r>
+    </w:p>
+    <w:p>
+      <w:pPr/>
+      <w:r>
+        <w:rPr>
+          <w:lang w:val="hi_IN" w:bidi="hi_IN"/>
+        </w:rPr>
+      </w:r>
+      <w:r>
+        <w:rPr>
           <w:b/>
           <w:lang w:val="hi_IN" w:bidi="hi_IN"/>
         </w:rPr>
@@ -26705,7 +28786,7 @@
         </w:rPr>
         <w:t xml:space="preserve"> वाक्यांश उन युवा स्त्रियों को सन्दर्भित करने का एक काव्यात्मक तरीका है जो यरूशलेम के नगर से थीं (ये सम्भवतः वही स्त्रियाँ हैं जिन्हें </w:t>
       </w:r>
-      <w:hyperlink r:id="rId16">
+      <w:hyperlink r:id="rId18">
         <w:r>
           <w:rPr>
             <w:lang w:val="hi_IN" w:bidi="hi_IN"/>
@@ -26723,7 +28804,7 @@
         </w:rPr>
         <w:t xml:space="preserve"> में "कुमारियाँ" और </w:t>
       </w:r>
-      <w:hyperlink r:id="rId26">
+      <w:hyperlink r:id="rId28">
         <w:r>
           <w:rPr>
             <w:lang w:val="hi_IN" w:bidi="hi_IN"/>
@@ -26741,7 +28822,7 @@
         </w:rPr>
         <w:t xml:space="preserve"> और </w:t>
       </w:r>
-      <w:hyperlink r:id="rId34">
+      <w:hyperlink r:id="rId36">
         <w:r>
           <w:rPr>
             <w:lang w:val="hi_IN" w:bidi="hi_IN"/>
@@ -26816,6 +28897,20 @@
       </w:r>
       <w:r>
         <w:rPr>
+          <w:lang w:val="hi_IN" w:bidi="hi_IN"/>
+        </w:rPr>
+        <w:t>בְּ⁠י֣וֹם חֲתֻנָּת֔⁠וֹ וּ⁠בְ⁠י֖וֹם שִׂמְחַ֥ת לִבּֽ⁠וֹ</w:t>
+      </w:r>
+    </w:p>
+    <w:p>
+      <w:pPr/>
+      <w:r>
+        <w:rPr>
+          <w:lang w:val="hi_IN" w:bidi="hi_IN"/>
+        </w:rPr>
+      </w:r>
+      <w:r>
+        <w:rPr>
           <w:b/>
           <w:lang w:val="hi_IN" w:bidi="hi_IN"/>
         </w:rPr>
@@ -26907,6 +29002,20 @@
       </w:r>
       <w:r>
         <w:rPr>
+          <w:lang w:val="hi_IN" w:bidi="hi_IN"/>
+        </w:rPr>
+        <w:t>וּ⁠בְ⁠י֖וֹם שִׂמְחַ֥ת לִבּֽ⁠וֹ</w:t>
+      </w:r>
+    </w:p>
+    <w:p>
+      <w:pPr/>
+      <w:r>
+        <w:rPr>
+          <w:lang w:val="hi_IN" w:bidi="hi_IN"/>
+        </w:rPr>
+      </w:r>
+      <w:r>
+        <w:rPr>
           <w:b/>
           <w:lang w:val="hi_IN" w:bidi="hi_IN"/>
         </w:rPr>
@@ -27139,7 +29248,7 @@
         </w:rPr>
         <w:t xml:space="preserve">पुरुष उस स्त्री का वर्णन करते हैं जिसे वे </w:t>
       </w:r>
-      <w:hyperlink r:id="rId35">
+      <w:hyperlink r:id="rId37">
         <w:r>
           <w:rPr>
             <w:lang w:val="hi_IN" w:bidi="hi_IN"/>
@@ -27157,7 +29266,7 @@
         </w:rPr>
         <w:t xml:space="preserve"> और </w:t>
       </w:r>
-      <w:hyperlink r:id="rId36">
+      <w:hyperlink r:id="rId38">
         <w:r>
           <w:rPr>
             <w:lang w:val="hi_IN" w:bidi="hi_IN"/>
@@ -27194,7 +29303,7 @@
           <w:lang w:val="hi_IN" w:bidi="hi_IN"/>
         </w:rPr>
       </w:r>
-      <w:hyperlink r:id="rId37">
+      <w:hyperlink r:id="rId39">
         <w:r>
           <w:rPr>
             <w:lang w:val="hi_IN" w:bidi="hi_IN"/>
@@ -27244,7 +29353,7 @@
         </w:rPr>
         <w:t xml:space="preserve">)" के लिए आमंत्रित करते हैं ताकि वह उनके साथ हो सके। स्त्री वास्तव में इन स्थानों में नहीं रह रही है, बल्कि पुरुष कल्पनाशील और काव्यात्मक भाषा का उपयोग कर रहे हैं यह वर्णन करने के लिए कि वे उससे अलग होने के बारे में कैसा महसूस करते हैं और उसके साथ होने की अपनी लालसा को व्यक्त करने के लिए वर्णन करते हैं। </w:t>
       </w:r>
-      <w:hyperlink r:id="rId38">
+      <w:hyperlink r:id="rId40">
         <w:r>
           <w:rPr>
             <w:lang w:val="hi_IN" w:bidi="hi_IN"/>
@@ -27292,7 +29401,7 @@
           <w:lang w:val="hi_IN" w:bidi="hi_IN"/>
         </w:rPr>
       </w:r>
-      <w:hyperlink r:id="rId39">
+      <w:hyperlink r:id="rId41">
         <w:r>
           <w:rPr>
             <w:lang w:val="hi_IN" w:bidi="hi_IN"/>
@@ -27322,7 +29431,7 @@
         </w:rPr>
         <w:t>" से करता है (</w:t>
       </w:r>
-      <w:hyperlink r:id="rId40">
+      <w:hyperlink r:id="rId42">
         <w:r>
           <w:rPr>
             <w:lang w:val="hi_IN" w:bidi="hi_IN"/>
@@ -27340,7 +29449,7 @@
         </w:rPr>
         <w:t xml:space="preserve">में ) जहाँ कई मनमोहक चीजें उगती हैं और फिर महिला </w:t>
       </w:r>
-      <w:hyperlink r:id="rId41">
+      <w:hyperlink r:id="rId43">
         <w:r>
           <w:rPr>
             <w:lang w:val="hi_IN" w:bidi="hi_IN"/>
@@ -27358,7 +29467,7 @@
         </w:rPr>
         <w:t xml:space="preserve"> में पुरुष को अपने बारी में आने का निमंत्रण देती है। पुरुष फिर </w:t>
       </w:r>
-      <w:hyperlink r:id="rId42">
+      <w:hyperlink r:id="rId44">
         <w:r>
           <w:rPr>
             <w:lang w:val="hi_IN" w:bidi="hi_IN"/>
@@ -27395,7 +29504,7 @@
         </w:rPr>
         <w:t xml:space="preserve">शब्द का उपयोग </w:t>
       </w:r>
-      <w:hyperlink r:id="rId38">
+      <w:hyperlink r:id="rId40">
         <w:r>
           <w:rPr>
             <w:lang w:val="hi_IN" w:bidi="hi_IN"/>
@@ -27413,7 +29522,7 @@
         </w:rPr>
         <w:t xml:space="preserve">, </w:t>
       </w:r>
-      <w:hyperlink r:id="rId41">
+      <w:hyperlink r:id="rId43">
         <w:r>
           <w:rPr>
             <w:lang w:val="hi_IN" w:bidi="hi_IN"/>
@@ -27431,7 +29540,7 @@
         </w:rPr>
         <w:t xml:space="preserve"> (दो बार), और </w:t>
       </w:r>
-      <w:hyperlink r:id="rId42">
+      <w:hyperlink r:id="rId44">
         <w:r>
           <w:rPr>
             <w:lang w:val="hi_IN" w:bidi="hi_IN"/>
@@ -27461,7 +29570,7 @@
         </w:rPr>
         <w:t xml:space="preserve">" शब्द का अनुवाद करते समय सुसंगत रहना चाहिए। </w:t>
       </w:r>
-      <w:hyperlink r:id="rId43">
+      <w:hyperlink r:id="rId45">
         <w:r>
           <w:rPr>
             <w:lang w:val="hi_IN" w:bidi="hi_IN"/>
@@ -27491,7 +29600,7 @@
         </w:rPr>
         <w:t xml:space="preserve">" के रूप में वर्णित करता है और फिर </w:t>
       </w:r>
-      <w:hyperlink r:id="rId41">
+      <w:hyperlink r:id="rId43">
         <w:r>
           <w:rPr>
             <w:lang w:val="hi_IN" w:bidi="hi_IN"/>
@@ -27656,7 +29765,7 @@
         </w:rPr>
         <w:t xml:space="preserve">देखिए कि आपने इन दो समानांतर वाक्यांशों का अनुवाद </w:t>
       </w:r>
-      <w:hyperlink r:id="rId25">
+      <w:hyperlink r:id="rId27">
         <w:r>
           <w:rPr>
             <w:lang w:val="hi_IN" w:bidi="hi_IN"/>
@@ -27770,7 +29879,7 @@
         </w:rPr>
         <w:t xml:space="preserve"> वाक्यांश का अनुवाद </w:t>
       </w:r>
-      <w:hyperlink r:id="rId25">
+      <w:hyperlink r:id="rId27">
         <w:r>
           <w:rPr>
             <w:lang w:val="hi_IN" w:bidi="hi_IN"/>
@@ -27852,6 +29961,20 @@
       </w:r>
       <w:r>
         <w:rPr>
+          <w:lang w:val="hi_IN" w:bidi="hi_IN"/>
+        </w:rPr>
+        <w:t>שַׂעְרֵ⁠ךְ֙ כְּ⁠עֵ֣דֶר הָֽ⁠עִזִּ֔ים שֶׁ⁠גָּלְשׁ֖וּ מֵ⁠הַ֥ר גִּלְעָֽד</w:t>
+      </w:r>
+    </w:p>
+    <w:p>
+      <w:pPr/>
+      <w:r>
+        <w:rPr>
+          <w:lang w:val="hi_IN" w:bidi="hi_IN"/>
+        </w:rPr>
+      </w:r>
+      <w:r>
+        <w:rPr>
           <w:b/>
           <w:lang w:val="hi_IN" w:bidi="hi_IN"/>
         </w:rPr>
@@ -28093,6 +30216,20 @@
       </w:r>
       <w:r>
         <w:rPr>
+          <w:lang w:val="hi_IN" w:bidi="hi_IN"/>
+        </w:rPr>
+        <w:t>הַ⁠קְּצוּב֔וֹת</w:t>
+      </w:r>
+    </w:p>
+    <w:p>
+      <w:pPr/>
+      <w:r>
+        <w:rPr>
+          <w:lang w:val="hi_IN" w:bidi="hi_IN"/>
+        </w:rPr>
+      </w:r>
+      <w:r>
+        <w:rPr>
           <w:b/>
           <w:lang w:val="hi_IN" w:bidi="hi_IN"/>
         </w:rPr>
@@ -28176,6 +30313,20 @@
       </w:r>
       <w:r>
         <w:rPr>
+          <w:lang w:val="hi_IN" w:bidi="hi_IN"/>
+        </w:rPr>
+        <w:t>מַתְאִימ֔וֹת</w:t>
+      </w:r>
+    </w:p>
+    <w:p>
+      <w:pPr/>
+      <w:r>
+        <w:rPr>
+          <w:lang w:val="hi_IN" w:bidi="hi_IN"/>
+        </w:rPr>
+      </w:r>
+      <w:r>
+        <w:rPr>
           <w:b/>
           <w:lang w:val="hi_IN" w:bidi="hi_IN"/>
         </w:rPr>
@@ -28364,6 +30515,20 @@
       </w:r>
       <w:r>
         <w:rPr>
+          <w:lang w:val="hi_IN" w:bidi="hi_IN"/>
+        </w:rPr>
+        <w:t>וְ⁠שַׁכֻּלָ֖ה אֵ֥ין בָּ⁠הֶֽם</w:t>
+      </w:r>
+    </w:p>
+    <w:p>
+      <w:pPr/>
+      <w:r>
+        <w:rPr>
+          <w:lang w:val="hi_IN" w:bidi="hi_IN"/>
+        </w:rPr>
+      </w:r>
+      <w:r>
+        <w:rPr>
           <w:b/>
           <w:lang w:val="hi_IN" w:bidi="hi_IN"/>
         </w:rPr>
@@ -28538,6 +30703,20 @@
       </w:r>
       <w:r>
         <w:rPr>
+          <w:lang w:val="hi_IN" w:bidi="hi_IN"/>
+        </w:rPr>
+        <w:t>כְּ⁠פֶ֤לַח הָֽ⁠רִמּוֹן֙ רַקָּתֵ֔⁠ךְ</w:t>
+      </w:r>
+    </w:p>
+    <w:p>
+      <w:pPr/>
+      <w:r>
+        <w:rPr>
+          <w:lang w:val="hi_IN" w:bidi="hi_IN"/>
+        </w:rPr>
+      </w:r>
+      <w:r>
+        <w:rPr>
           <w:b/>
           <w:lang w:val="hi_IN" w:bidi="hi_IN"/>
         </w:rPr>
@@ -28629,6 +30808,20 @@
       </w:r>
       <w:r>
         <w:rPr>
+          <w:lang w:val="hi_IN" w:bidi="hi_IN"/>
+        </w:rPr>
+        <w:t>כְּ⁠פֶ֤לַח הָֽ⁠רִמּוֹן֙ רַקָּתֵ֔⁠ךְ</w:t>
+      </w:r>
+    </w:p>
+    <w:p>
+      <w:pPr/>
+      <w:r>
+        <w:rPr>
+          <w:lang w:val="hi_IN" w:bidi="hi_IN"/>
+        </w:rPr>
+      </w:r>
+      <w:r>
+        <w:rPr>
           <w:b/>
           <w:lang w:val="hi_IN" w:bidi="hi_IN"/>
         </w:rPr>
@@ -28815,7 +31008,7 @@
         </w:rPr>
         <w:t xml:space="preserve"> वाक्यांश का अनुवाद </w:t>
       </w:r>
-      <w:hyperlink r:id="rId44">
+      <w:hyperlink r:id="rId46">
         <w:r>
           <w:rPr>
             <w:lang w:val="hi_IN" w:bidi="hi_IN"/>
@@ -28877,6 +31070,20 @@
       </w:r>
       <w:r>
         <w:rPr>
+          <w:lang w:val="hi_IN" w:bidi="hi_IN"/>
+        </w:rPr>
+        <w:t>כְּ⁠מִגְדַּ֤ל דָּוִיד֙ צַוָּארֵ֔⁠ךְ בָּנ֖וּי לְ⁠תַלְפִּיּ֑וֹת</w:t>
+      </w:r>
+    </w:p>
+    <w:p>
+      <w:pPr/>
+      <w:r>
+        <w:rPr>
+          <w:lang w:val="hi_IN" w:bidi="hi_IN"/>
+        </w:rPr>
+      </w:r>
+      <w:r>
+        <w:rPr>
           <w:b/>
           <w:lang w:val="hi_IN" w:bidi="hi_IN"/>
         </w:rPr>
@@ -29007,6 +31214,20 @@
       </w:r>
       <w:r>
         <w:rPr>
+          <w:lang w:val="hi_IN" w:bidi="hi_IN"/>
+        </w:rPr>
+        <w:t>כְּ⁠מִגְדַּ֤ל דָּוִיד֙</w:t>
+      </w:r>
+    </w:p>
+    <w:p>
+      <w:pPr/>
+      <w:r>
+        <w:rPr>
+          <w:lang w:val="hi_IN" w:bidi="hi_IN"/>
+        </w:rPr>
+      </w:r>
+      <w:r>
+        <w:rPr>
           <w:b/>
           <w:lang w:val="hi_IN" w:bidi="hi_IN"/>
         </w:rPr>
@@ -29113,6 +31334,20 @@
       </w:r>
       <w:r>
         <w:rPr>
+          <w:lang w:val="hi_IN" w:bidi="hi_IN"/>
+        </w:rPr>
+        <w:t>כְּ⁠מִגְדַּ֤ל דָּוִיד֙ צַוָּארֵ֔⁠ךְ בָּנ֖וּי לְ⁠תַלְפִּיּ֑וֹת</w:t>
+      </w:r>
+    </w:p>
+    <w:p>
+      <w:pPr/>
+      <w:r>
+        <w:rPr>
+          <w:lang w:val="hi_IN" w:bidi="hi_IN"/>
+        </w:rPr>
+      </w:r>
+      <w:r>
+        <w:rPr>
           <w:b/>
           <w:lang w:val="hi_IN" w:bidi="hi_IN"/>
         </w:rPr>
@@ -29196,6 +31431,20 @@
       </w:r>
       <w:r>
         <w:rPr>
+          <w:lang w:val="hi_IN" w:bidi="hi_IN"/>
+        </w:rPr>
+        <w:t>בָּנ֖וּי לְ⁠תַלְפִּיּ֑וֹת</w:t>
+      </w:r>
+    </w:p>
+    <w:p>
+      <w:pPr/>
+      <w:r>
+        <w:rPr>
+          <w:lang w:val="hi_IN" w:bidi="hi_IN"/>
+        </w:rPr>
+      </w:r>
+      <w:r>
+        <w:rPr>
           <w:b/>
           <w:lang w:val="hi_IN" w:bidi="hi_IN"/>
         </w:rPr>
@@ -29259,6 +31508,20 @@
       </w:r>
       <w:r>
         <w:rPr>
+          <w:lang w:val="hi_IN" w:bidi="hi_IN"/>
+        </w:rPr>
+        <w:t>אֶ֤לֶף הַ⁠מָּגֵן֙ תָּל֣וּי עָלָ֔י⁠ו כֹּ֖ל שִׁלְטֵ֥י הַ⁠גִּבּוֹרִֽים</w:t>
+      </w:r>
+    </w:p>
+    <w:p>
+      <w:pPr/>
+      <w:r>
+        <w:rPr>
+          <w:lang w:val="hi_IN" w:bidi="hi_IN"/>
+        </w:rPr>
+      </w:r>
+      <w:r>
+        <w:rPr>
           <w:b/>
           <w:lang w:val="hi_IN" w:bidi="hi_IN"/>
         </w:rPr>
@@ -29389,6 +31652,20 @@
       </w:r>
       <w:r>
         <w:rPr>
+          <w:lang w:val="hi_IN" w:bidi="hi_IN"/>
+        </w:rPr>
+        <w:t>אֶ֤לֶף</w:t>
+      </w:r>
+    </w:p>
+    <w:p>
+      <w:pPr/>
+      <w:r>
+        <w:rPr>
+          <w:lang w:val="hi_IN" w:bidi="hi_IN"/>
+        </w:rPr>
+      </w:r>
+      <w:r>
+        <w:rPr>
           <w:b/>
           <w:lang w:val="hi_IN" w:bidi="hi_IN"/>
         </w:rPr>
@@ -29493,6 +31770,20 @@
       </w:r>
       <w:r>
         <w:rPr>
+          <w:lang w:val="hi_IN" w:bidi="hi_IN"/>
+        </w:rPr>
+        <w:t>אֶ֤לֶף הַ⁠מָּגֵן֙ תָּל֣וּי עָלָ֔י⁠ו כֹּ֖ל שִׁלְטֵ֥י הַ⁠גִּבּוֹרִֽים</w:t>
+      </w:r>
+    </w:p>
+    <w:p>
+      <w:pPr/>
+      <w:r>
+        <w:rPr>
+          <w:lang w:val="hi_IN" w:bidi="hi_IN"/>
+        </w:rPr>
+      </w:r>
+      <w:r>
+        <w:rPr>
           <w:b/>
           <w:lang w:val="hi_IN" w:bidi="hi_IN"/>
         </w:rPr>
@@ -29795,7 +32086,7 @@
         </w:rPr>
         <w:t xml:space="preserve"> देखिए कि आपने </w:t>
       </w:r>
-      <w:hyperlink r:id="rId26">
+      <w:hyperlink r:id="rId28">
         <w:r>
           <w:rPr>
             <w:lang w:val="hi_IN" w:bidi="hi_IN"/>
@@ -29904,7 +32195,7 @@
         </w:rPr>
         <w:t xml:space="preserve">देखें कि आपने </w:t>
       </w:r>
-      <w:hyperlink r:id="rId22">
+      <w:hyperlink r:id="rId24">
         <w:r>
           <w:rPr>
             <w:lang w:val="hi_IN" w:bidi="hi_IN"/>
@@ -29994,6 +32285,20 @@
       </w:r>
       <w:r>
         <w:rPr>
+          <w:lang w:val="hi_IN" w:bidi="hi_IN"/>
+        </w:rPr>
+        <w:t>עַ֤ד שֶׁ⁠יָּפ֨וּחַ֙ הַ⁠יּ֔וֹם וְ⁠נָ֖סוּ הַ⁠צְּלָלִ֑ים</w:t>
+      </w:r>
+    </w:p>
+    <w:p>
+      <w:pPr/>
+      <w:r>
+        <w:rPr>
+          <w:lang w:val="hi_IN" w:bidi="hi_IN"/>
+        </w:rPr>
+      </w:r>
+      <w:r>
+        <w:rPr>
           <w:b/>
           <w:lang w:val="hi_IN" w:bidi="hi_IN"/>
         </w:rPr>
@@ -30026,7 +32331,7 @@
         </w:rPr>
         <w:t xml:space="preserve">वाक्यांश का अनुवाद </w:t>
       </w:r>
-      <w:hyperlink r:id="rId45">
+      <w:hyperlink r:id="rId47">
         <w:r>
           <w:rPr>
             <w:lang w:val="hi_IN" w:bidi="hi_IN"/>
@@ -30108,6 +32413,20 @@
       </w:r>
       <w:r>
         <w:rPr>
+          <w:lang w:val="hi_IN" w:bidi="hi_IN"/>
+        </w:rPr>
+        <w:t>אֵ֤לֶךְ לִ⁠י֙</w:t>
+      </w:r>
+    </w:p>
+    <w:p>
+      <w:pPr/>
+      <w:r>
+        <w:rPr>
+          <w:lang w:val="hi_IN" w:bidi="hi_IN"/>
+        </w:rPr>
+      </w:r>
+      <w:r>
+        <w:rPr>
           <w:b/>
           <w:lang w:val="hi_IN" w:bidi="hi_IN"/>
         </w:rPr>
@@ -30244,7 +32563,7 @@
         </w:rPr>
         <w:t xml:space="preserve"> का अनुवाद </w:t>
       </w:r>
-      <w:hyperlink r:id="rId20">
+      <w:hyperlink r:id="rId22">
         <w:r>
           <w:rPr>
             <w:lang w:val="hi_IN" w:bidi="hi_IN"/>
@@ -30437,6 +32756,20 @@
       </w:r>
       <w:r>
         <w:rPr>
+          <w:lang w:val="hi_IN" w:bidi="hi_IN"/>
+        </w:rPr>
+        <w:t>כֻּלָּ֤⁠ךְ יָפָה֙</w:t>
+      </w:r>
+    </w:p>
+    <w:p>
+      <w:pPr/>
+      <w:r>
+        <w:rPr>
+          <w:lang w:val="hi_IN" w:bidi="hi_IN"/>
+        </w:rPr>
+      </w:r>
+      <w:r>
+        <w:rPr>
           <w:b/>
           <w:lang w:val="hi_IN" w:bidi="hi_IN"/>
         </w:rPr>
@@ -30591,6 +32924,20 @@
       </w:r>
       <w:r>
         <w:rPr>
+          <w:lang w:val="hi_IN" w:bidi="hi_IN"/>
+        </w:rPr>
+        <w:t>אִתִּ֤⁠י &amp; תָּב֑וֹאִי</w:t>
+      </w:r>
+    </w:p>
+    <w:p>
+      <w:pPr/>
+      <w:r>
+        <w:rPr>
+          <w:lang w:val="hi_IN" w:bidi="hi_IN"/>
+        </w:rPr>
+      </w:r>
+      <w:r>
+        <w:rPr>
           <w:b/>
           <w:lang w:val="hi_IN" w:bidi="hi_IN"/>
         </w:rPr>
@@ -30893,6 +33240,20 @@
       </w:r>
       <w:r>
         <w:rPr>
+          <w:lang w:val="hi_IN" w:bidi="hi_IN"/>
+        </w:rPr>
+        <w:t>מִ⁠מְּעֹנ֣וֹת אֲרָי֔וֹת מֵֽ⁠הַרְרֵ֖י נְמֵרִֽים</w:t>
+      </w:r>
+    </w:p>
+    <w:p>
+      <w:pPr/>
+      <w:r>
+        <w:rPr>
+          <w:lang w:val="hi_IN" w:bidi="hi_IN"/>
+        </w:rPr>
+      </w:r>
+      <w:r>
+        <w:rPr>
           <w:b/>
           <w:lang w:val="hi_IN" w:bidi="hi_IN"/>
         </w:rPr>
@@ -30984,6 +33345,20 @@
       </w:r>
       <w:r>
         <w:rPr>
+          <w:lang w:val="hi_IN" w:bidi="hi_IN"/>
+        </w:rPr>
+        <w:t>לִבַּבְתִּ֖⁠נִי אֲחֹתִ֣⁠י כַלָּ֑ה לִבַּבְתִּ֨י⁠נִי֙</w:t>
+      </w:r>
+    </w:p>
+    <w:p>
+      <w:pPr/>
+      <w:r>
+        <w:rPr>
+          <w:lang w:val="hi_IN" w:bidi="hi_IN"/>
+        </w:rPr>
+      </w:r>
+      <w:r>
+        <w:rPr>
           <w:b/>
           <w:lang w:val="hi_IN" w:bidi="hi_IN"/>
         </w:rPr>
@@ -31088,6 +33463,20 @@
       </w:r>
       <w:r>
         <w:rPr>
+          <w:lang w:val="hi_IN" w:bidi="hi_IN"/>
+        </w:rPr>
+        <w:t>לִבַּבְתִּ֖⁠נִי &amp; לִבַּבְתִּ֨י⁠נִי֙</w:t>
+      </w:r>
+    </w:p>
+    <w:p>
+      <w:pPr/>
+      <w:r>
+        <w:rPr>
+          <w:lang w:val="hi_IN" w:bidi="hi_IN"/>
+        </w:rPr>
+      </w:r>
+      <w:r>
+        <w:rPr>
           <w:b/>
           <w:lang w:val="hi_IN" w:bidi="hi_IN"/>
         </w:rPr>
@@ -31420,6 +33809,20 @@
       </w:r>
       <w:r>
         <w:rPr>
+          <w:lang w:val="hi_IN" w:bidi="hi_IN"/>
+        </w:rPr>
+        <w:t>מַה &amp; מַה</w:t>
+      </w:r>
+    </w:p>
+    <w:p>
+      <w:pPr/>
+      <w:r>
+        <w:rPr>
+          <w:lang w:val="hi_IN" w:bidi="hi_IN"/>
+        </w:rPr>
+      </w:r>
+      <w:r>
+        <w:rPr>
           <w:b/>
           <w:lang w:val="hi_IN" w:bidi="hi_IN"/>
         </w:rPr>
@@ -31576,7 +33979,7 @@
         </w:rPr>
         <w:t xml:space="preserve"> वाक्यांश का अनुवाद </w:t>
       </w:r>
-      <w:hyperlink r:id="rId46">
+      <w:hyperlink r:id="rId48">
         <w:r>
           <w:rPr>
             <w:lang w:val="hi_IN" w:bidi="hi_IN"/>
@@ -31666,6 +34069,20 @@
       </w:r>
       <w:r>
         <w:rPr>
+          <w:lang w:val="hi_IN" w:bidi="hi_IN"/>
+        </w:rPr>
+        <w:t>מַה־יָּפ֥וּ דֹדַ֖יִ⁠ךְ אֲחֹתִ֣⁠י כַלָּ֑ה מַה־טֹּ֤בוּ דֹדַ֨יִ⁠ךְ֙ מִ⁠יַּ֔יִן</w:t>
+      </w:r>
+    </w:p>
+    <w:p>
+      <w:pPr/>
+      <w:r>
+        <w:rPr>
+          <w:lang w:val="hi_IN" w:bidi="hi_IN"/>
+        </w:rPr>
+      </w:r>
+      <w:r>
+        <w:rPr>
           <w:b/>
           <w:lang w:val="hi_IN" w:bidi="hi_IN"/>
         </w:rPr>
@@ -31861,6 +34278,20 @@
       </w:r>
       <w:r>
         <w:rPr>
+          <w:lang w:val="hi_IN" w:bidi="hi_IN"/>
+        </w:rPr>
+        <w:t>שְׁמָנַ֖יִ⁠ךְ</w:t>
+      </w:r>
+    </w:p>
+    <w:p>
+      <w:pPr/>
+      <w:r>
+        <w:rPr>
+          <w:lang w:val="hi_IN" w:bidi="hi_IN"/>
+        </w:rPr>
+      </w:r>
+      <w:r>
+        <w:rPr>
           <w:b/>
           <w:lang w:val="hi_IN" w:bidi="hi_IN"/>
         </w:rPr>
@@ -32048,6 +34479,20 @@
       </w:r>
       <w:r>
         <w:rPr>
+          <w:lang w:val="hi_IN" w:bidi="hi_IN"/>
+        </w:rPr>
+        <w:t>נֹ֛פֶת תִּטֹּ֥פְנָה שִׂפְתוֹתַ֖יִ⁠ךְ</w:t>
+      </w:r>
+    </w:p>
+    <w:p>
+      <w:pPr/>
+      <w:r>
+        <w:rPr>
+          <w:lang w:val="hi_IN" w:bidi="hi_IN"/>
+        </w:rPr>
+      </w:r>
+      <w:r>
+        <w:rPr>
           <w:b/>
           <w:lang w:val="hi_IN" w:bidi="hi_IN"/>
         </w:rPr>
@@ -32178,6 +34623,20 @@
       </w:r>
       <w:r>
         <w:rPr>
+          <w:lang w:val="hi_IN" w:bidi="hi_IN"/>
+        </w:rPr>
+        <w:t>נֹ֛פֶת</w:t>
+      </w:r>
+    </w:p>
+    <w:p>
+      <w:pPr/>
+      <w:r>
+        <w:rPr>
+          <w:lang w:val="hi_IN" w:bidi="hi_IN"/>
+        </w:rPr>
+      </w:r>
+      <w:r>
+        <w:rPr>
           <w:b/>
           <w:lang w:val="hi_IN" w:bidi="hi_IN"/>
         </w:rPr>
@@ -32282,6 +34741,20 @@
       </w:r>
       <w:r>
         <w:rPr>
+          <w:lang w:val="hi_IN" w:bidi="hi_IN"/>
+        </w:rPr>
+        <w:t>דְּבַ֤שׁ וְ⁠חָלָב֙ תַּ֣חַת לְשׁוֹנֵ֔⁠ךְ</w:t>
+      </w:r>
+    </w:p>
+    <w:p>
+      <w:pPr/>
+      <w:r>
+        <w:rPr>
+          <w:lang w:val="hi_IN" w:bidi="hi_IN"/>
+        </w:rPr>
+      </w:r>
+      <w:r>
+        <w:rPr>
           <w:b/>
           <w:lang w:val="hi_IN" w:bidi="hi_IN"/>
         </w:rPr>
@@ -32372,6 +34845,20 @@
       </w:r>
       <w:r>
         <w:rPr>
+          <w:lang w:val="hi_IN" w:bidi="hi_IN"/>
+        </w:rPr>
+        <w:t>וְ⁠רֵ֥יחַ שַׂלְמֹתַ֖יִ⁠ךְ כְּ⁠רֵ֥יחַ לְבָנֽוֹן</w:t>
+      </w:r>
+    </w:p>
+    <w:p>
+      <w:pPr/>
+      <w:r>
+        <w:rPr>
+          <w:lang w:val="hi_IN" w:bidi="hi_IN"/>
+        </w:rPr>
+      </w:r>
+      <w:r>
+        <w:rPr>
           <w:b/>
           <w:lang w:val="hi_IN" w:bidi="hi_IN"/>
         </w:rPr>
@@ -32475,6 +34962,20 @@
       </w:r>
       <w:r>
         <w:rPr>
+          <w:lang w:val="hi_IN" w:bidi="hi_IN"/>
+        </w:rPr>
+        <w:t>גַּ֥ן ׀ נָע֖וּל אֲחֹתִ֣⁠י כַלָּ֑ה גַּ֥ל נָע֖וּל מַעְיָ֥ן חָתֽוּם</w:t>
+      </w:r>
+    </w:p>
+    <w:p>
+      <w:pPr/>
+      <w:r>
+        <w:rPr>
+          <w:lang w:val="hi_IN" w:bidi="hi_IN"/>
+        </w:rPr>
+      </w:r>
+      <w:r>
+        <w:rPr>
           <w:b/>
           <w:lang w:val="hi_IN" w:bidi="hi_IN"/>
         </w:rPr>
@@ -32558,6 +35059,20 @@
       </w:r>
       <w:r>
         <w:rPr>
+          <w:lang w:val="hi_IN" w:bidi="hi_IN"/>
+        </w:rPr>
+        <w:t>גַּ֥ן ׀ נָע֖וּל אֲחֹתִ֣⁠י כַלָּ֑ה</w:t>
+      </w:r>
+    </w:p>
+    <w:p>
+      <w:pPr/>
+      <w:r>
+        <w:rPr>
+          <w:lang w:val="hi_IN" w:bidi="hi_IN"/>
+        </w:rPr>
+      </w:r>
+      <w:r>
+        <w:rPr>
           <w:b/>
           <w:lang w:val="hi_IN" w:bidi="hi_IN"/>
         </w:rPr>
@@ -32824,7 +35339,7 @@
         </w:rPr>
         <w:t xml:space="preserve">देखें कि आपने </w:t>
       </w:r>
-      <w:hyperlink r:id="rId46">
+      <w:hyperlink r:id="rId48">
         <w:r>
           <w:rPr>
             <w:lang w:val="hi_IN" w:bidi="hi_IN"/>
@@ -32927,6 +35442,20 @@
       </w:r>
       <w:r>
         <w:rPr>
+          <w:lang w:val="hi_IN" w:bidi="hi_IN"/>
+        </w:rPr>
+        <w:t>גַּ֥ל נָע֖וּל מַעְיָ֥ן חָתֽוּם</w:t>
+      </w:r>
+    </w:p>
+    <w:p>
+      <w:pPr/>
+      <w:r>
+        <w:rPr>
+          <w:lang w:val="hi_IN" w:bidi="hi_IN"/>
+        </w:rPr>
+      </w:r>
+      <w:r>
+        <w:rPr>
           <w:b/>
           <w:lang w:val="hi_IN" w:bidi="hi_IN"/>
         </w:rPr>
@@ -33109,6 +35638,20 @@
       </w:r>
       <w:r>
         <w:rPr>
+          <w:lang w:val="hi_IN" w:bidi="hi_IN"/>
+        </w:rPr>
+        <w:t>גַּ֥ל נָע֖וּל מַעְיָ֥ן חָתֽוּם</w:t>
+      </w:r>
+    </w:p>
+    <w:p>
+      <w:pPr/>
+      <w:r>
+        <w:rPr>
+          <w:lang w:val="hi_IN" w:bidi="hi_IN"/>
+        </w:rPr>
+      </w:r>
+      <w:r>
+        <w:rPr>
           <w:b/>
           <w:lang w:val="hi_IN" w:bidi="hi_IN"/>
         </w:rPr>
@@ -33398,6 +35941,20 @@
       </w:r>
       <w:r>
         <w:rPr>
+          <w:lang w:val="hi_IN" w:bidi="hi_IN"/>
+        </w:rPr>
+        <w:t>שְׁלָחַ֨יִ⁠ךְ֙ פַּרְדֵּ֣ס רִמּוֹנִ֔ים עִ֖ם פְּרִ֣י מְגָדִ֑ים כְּפָרִ֖ים עִם־נְרָדִֽים׃ נֵ֣רְדְּ ׀ וְ⁠כַרְכֹּ֗ם קָנֶה֙ וְ⁠קִנָּמ֔וֹן עִ֖ם כָּל־עֲצֵ֣י לְבוֹנָ֑ה מֹ֚ר וַ⁠אֲהָל֔וֹת עִ֖ם כָּל־רָאשֵׁ֥י בְשָׂמִֽים</w:t>
+      </w:r>
+    </w:p>
+    <w:p>
+      <w:pPr/>
+      <w:r>
+        <w:rPr>
+          <w:lang w:val="hi_IN" w:bidi="hi_IN"/>
+        </w:rPr>
+      </w:r>
+      <w:r>
+        <w:rPr>
           <w:b/>
           <w:lang w:val="hi_IN" w:bidi="hi_IN"/>
         </w:rPr>
@@ -33430,7 +35987,7 @@
         </w:rPr>
         <w:t xml:space="preserve"> के रूप में और विभिन्न अन्य मसालों और सुगन्धित पौधों और पेड़ों के रूप में वर्णित कर रहे हैं जो "किवाड़ लगाई हुई बारी के समान" हैं (</w:t>
       </w:r>
-      <w:hyperlink r:id="rId38">
+      <w:hyperlink r:id="rId40">
         <w:r>
           <w:rPr>
             <w:lang w:val="hi_IN" w:bidi="hi_IN"/>
@@ -33448,7 +36005,7 @@
         </w:rPr>
         <w:t xml:space="preserve">)। यदि आपने </w:t>
       </w:r>
-      <w:hyperlink r:id="rId38">
+      <w:hyperlink r:id="rId40">
         <w:r>
           <w:rPr>
             <w:lang w:val="hi_IN" w:bidi="hi_IN"/>
@@ -33530,6 +36087,20 @@
       </w:r>
       <w:r>
         <w:rPr>
+          <w:lang w:val="hi_IN" w:bidi="hi_IN"/>
+        </w:rPr>
+        <w:t>שְׁלָחַ֨יִ⁠ךְ֙ פַּרְדֵּ֣ס רִמּוֹנִ֔ים עִ֖ם פְּרִ֣י מְגָדִ֑ים כְּפָרִ֖ים עִם־נְרָדִֽים׃ נֵ֣רְדְּ ׀ וְ⁠כַרְכֹּ֗ם קָנֶה֙ וְ⁠קִנָּמ֔וֹן עִ֖ם כָּל־עֲצֵ֣י לְבוֹנָ֑ה מֹ֚ר וַ⁠אֲהָל֔וֹת עִ֖ם כָּל־רָאשֵׁ֥י בְשָׂמִֽים</w:t>
+      </w:r>
+    </w:p>
+    <w:p>
+      <w:pPr/>
+      <w:r>
+        <w:rPr>
+          <w:lang w:val="hi_IN" w:bidi="hi_IN"/>
+        </w:rPr>
+      </w:r>
+      <w:r>
+        <w:rPr>
           <w:b/>
           <w:lang w:val="hi_IN" w:bidi="hi_IN"/>
         </w:rPr>
@@ -33640,7 +36211,7 @@
         </w:rPr>
         <w:t xml:space="preserve">देखें कि आपने </w:t>
       </w:r>
-      <w:hyperlink r:id="rId47">
+      <w:hyperlink r:id="rId49">
         <w:r>
           <w:rPr>
             <w:lang w:val="hi_IN" w:bidi="hi_IN"/>
@@ -33671,7 +36242,7 @@
         </w:rPr>
         <w:t xml:space="preserve"> शब्द का और </w:t>
       </w:r>
-      <w:hyperlink r:id="rId48">
+      <w:hyperlink r:id="rId50">
         <w:r>
           <w:rPr>
             <w:lang w:val="hi_IN" w:bidi="hi_IN"/>
@@ -33774,6 +36345,20 @@
       </w:r>
       <w:r>
         <w:rPr>
+          <w:lang w:val="hi_IN" w:bidi="hi_IN"/>
+        </w:rPr>
+        <w:t>וְ⁠כַרְכֹּ֗ם קָנֶה֙ וְ⁠קִנָּמ֔וֹן &amp; וַ⁠אֲהָל֔וֹת</w:t>
+      </w:r>
+    </w:p>
+    <w:p>
+      <w:pPr/>
+      <w:r>
+        <w:rPr>
+          <w:lang w:val="hi_IN" w:bidi="hi_IN"/>
+        </w:rPr>
+      </w:r>
+      <w:r>
+        <w:rPr>
           <w:b/>
           <w:lang w:val="hi_IN" w:bidi="hi_IN"/>
         </w:rPr>
@@ -33963,6 +36548,20 @@
       </w:r>
       <w:r>
         <w:rPr>
+          <w:lang w:val="hi_IN" w:bidi="hi_IN"/>
+        </w:rPr>
+        <w:t>מַעְיַ֣ן גַּנִּ֔ים בְּאֵ֖ר מַ֣יִם חַיִּ֑ים וְ⁠נֹזְלִ֖ים מִן־לְבָנֽוֹן</w:t>
+      </w:r>
+    </w:p>
+    <w:p>
+      <w:pPr/>
+      <w:r>
+        <w:rPr>
+          <w:lang w:val="hi_IN" w:bidi="hi_IN"/>
+        </w:rPr>
+      </w:r>
+      <w:r>
+        <w:rPr>
           <w:b/>
           <w:lang w:val="hi_IN" w:bidi="hi_IN"/>
         </w:rPr>
@@ -33982,7 +36581,7 @@
         </w:rPr>
         <w:t xml:space="preserve">यहाँ, पुरुष उस रूपक को जारी रखते हैं जो उन्होंने </w:t>
       </w:r>
-      <w:hyperlink r:id="rId38">
+      <w:hyperlink r:id="rId40">
         <w:r>
           <w:rPr>
             <w:lang w:val="hi_IN" w:bidi="hi_IN"/>
@@ -34039,7 +36638,7 @@
         </w:rPr>
         <w:t xml:space="preserve"> हों। यदि आपने </w:t>
       </w:r>
-      <w:hyperlink r:id="rId49">
+      <w:hyperlink r:id="rId51">
         <w:r>
           <w:rPr>
             <w:lang w:val="hi_IN" w:bidi="hi_IN"/>
@@ -34057,7 +36656,7 @@
         </w:rPr>
         <w:t xml:space="preserve"> को उपमा के रूप में अनुवाद किया है, तो आपको इस वचन को भी उपमा के रूप में अनुवाद करना चाहिए। देखें कि आपने </w:t>
       </w:r>
-      <w:hyperlink r:id="rId38">
+      <w:hyperlink r:id="rId40">
         <w:r>
           <w:rPr>
             <w:lang w:val="hi_IN" w:bidi="hi_IN"/>
@@ -34139,6 +36738,20 @@
       </w:r>
       <w:r>
         <w:rPr>
+          <w:lang w:val="hi_IN" w:bidi="hi_IN"/>
+        </w:rPr>
+        <w:t>מַעְיַ֣ן גַּנִּ֔ים</w:t>
+      </w:r>
+    </w:p>
+    <w:p>
+      <w:pPr/>
+      <w:r>
+        <w:rPr>
+          <w:lang w:val="hi_IN" w:bidi="hi_IN"/>
+        </w:rPr>
+      </w:r>
+      <w:r>
+        <w:rPr>
           <w:b/>
           <w:lang w:val="hi_IN" w:bidi="hi_IN"/>
         </w:rPr>
@@ -34237,6 +36850,20 @@
       </w:r>
       <w:r>
         <w:rPr>
+          <w:lang w:val="hi_IN" w:bidi="hi_IN"/>
+        </w:rPr>
+        <w:t>מַעְיַ֣ן גַּנִּ֔ים</w:t>
+      </w:r>
+    </w:p>
+    <w:p>
+      <w:pPr/>
+      <w:r>
+        <w:rPr>
+          <w:lang w:val="hi_IN" w:bidi="hi_IN"/>
+        </w:rPr>
+      </w:r>
+      <w:r>
+        <w:rPr>
           <w:b/>
           <w:lang w:val="hi_IN" w:bidi="hi_IN"/>
         </w:rPr>
@@ -34367,6 +36994,20 @@
       </w:r>
       <w:r>
         <w:rPr>
+          <w:lang w:val="hi_IN" w:bidi="hi_IN"/>
+        </w:rPr>
+        <w:t>מַ֣יִם חַיִּ֑ים</w:t>
+      </w:r>
+    </w:p>
+    <w:p>
+      <w:pPr/>
+      <w:r>
+        <w:rPr>
+          <w:lang w:val="hi_IN" w:bidi="hi_IN"/>
+        </w:rPr>
+      </w:r>
+      <w:r>
+        <w:rPr>
           <w:b/>
           <w:lang w:val="hi_IN" w:bidi="hi_IN"/>
         </w:rPr>
@@ -34471,6 +37112,20 @@
       </w:r>
       <w:r>
         <w:rPr>
+          <w:lang w:val="hi_IN" w:bidi="hi_IN"/>
+        </w:rPr>
+        <w:t>ע֤וּרִי צָפוֹן֙ וּ⁠ב֣וֹאִי תֵימָ֔ן הָפִ֥יחִי גַנִּ֖⁠י יִזְּל֣וּ בְשָׂמָ֑י⁠ו</w:t>
+      </w:r>
+    </w:p>
+    <w:p>
+      <w:pPr/>
+      <w:r>
+        <w:rPr>
+          <w:lang w:val="hi_IN" w:bidi="hi_IN"/>
+        </w:rPr>
+      </w:r>
+      <w:r>
+        <w:rPr>
           <w:b/>
           <w:lang w:val="hi_IN" w:bidi="hi_IN"/>
         </w:rPr>
@@ -34575,6 +37230,20 @@
       </w:r>
       <w:r>
         <w:rPr>
+          <w:lang w:val="hi_IN" w:bidi="hi_IN"/>
+        </w:rPr>
+        <w:t>וּ⁠ב֣וֹאִי &amp; יָבֹ֤א דוֹדִ⁠י֙</w:t>
+      </w:r>
+    </w:p>
+    <w:p>
+      <w:pPr/>
+      <w:r>
+        <w:rPr>
+          <w:lang w:val="hi_IN" w:bidi="hi_IN"/>
+        </w:rPr>
+      </w:r>
+      <w:r>
+        <w:rPr>
           <w:b/>
           <w:lang w:val="hi_IN" w:bidi="hi_IN"/>
         </w:rPr>
@@ -34698,6 +37367,20 @@
       </w:r>
       <w:r>
         <w:rPr>
+          <w:lang w:val="hi_IN" w:bidi="hi_IN"/>
+        </w:rPr>
+        <w:t>ע֤וּרִי צָפוֹן֙ וּ⁠ב֣וֹאִי תֵימָ֔ן הָפִ֥יחִי גַנִּ֖⁠י יִזְּל֣וּ בְשָׂמָ֑י⁠ו יָבֹ֤א דוֹדִ⁠י֙ לְ⁠גַנּ֔⁠וֹ וְ⁠יֹאכַ֖ל פְּרִ֥י מְגָדָֽי⁠ו</w:t>
+      </w:r>
+    </w:p>
+    <w:p>
+      <w:pPr/>
+      <w:r>
+        <w:rPr>
+          <w:lang w:val="hi_IN" w:bidi="hi_IN"/>
+        </w:rPr>
+      </w:r>
+      <w:r>
+        <w:rPr>
           <w:b/>
           <w:lang w:val="hi_IN" w:bidi="hi_IN"/>
         </w:rPr>
@@ -34717,7 +37400,7 @@
         </w:rPr>
         <w:t xml:space="preserve">यहाँ, स्त्री "बारी" के रूपक को जारी रखती हैं (जो पुरुष ने </w:t>
       </w:r>
-      <w:hyperlink r:id="rId38">
+      <w:hyperlink r:id="rId40">
         <w:r>
           <w:rPr>
             <w:lang w:val="hi_IN" w:bidi="hi_IN"/>
@@ -34813,7 +37496,7 @@
         </w:rPr>
         <w:t xml:space="preserve"> शब्द का अनुवाद उसी प्रकार करें जैसे आपने </w:t>
       </w:r>
-      <w:hyperlink r:id="rId38">
+      <w:hyperlink r:id="rId40">
         <w:r>
           <w:rPr>
             <w:lang w:val="hi_IN" w:bidi="hi_IN"/>
@@ -34831,7 +37514,7 @@
         </w:rPr>
         <w:t xml:space="preserve"> में किया था क्योंकि दोनों का सन्दर्भ स्त्री के शरीर से है। </w:t>
       </w:r>
-      <w:hyperlink r:id="rId43">
+      <w:hyperlink r:id="rId45">
         <w:r>
           <w:rPr>
             <w:lang w:val="hi_IN" w:bidi="hi_IN"/>
@@ -34875,7 +37558,7 @@
         </w:rPr>
         <w:t xml:space="preserve">खाने के लिए नेवता देती हैं। यदि आपने </w:t>
       </w:r>
-      <w:hyperlink r:id="rId40">
+      <w:hyperlink r:id="rId42">
         <w:r>
           <w:rPr>
             <w:lang w:val="hi_IN" w:bidi="hi_IN"/>
@@ -34978,6 +37661,20 @@
       </w:r>
       <w:r>
         <w:rPr>
+          <w:lang w:val="hi_IN" w:bidi="hi_IN"/>
+        </w:rPr>
+        <w:t>יִזְּל֣וּ בְשָׂמָ֑י⁠ו</w:t>
+      </w:r>
+    </w:p>
+    <w:p>
+      <w:pPr/>
+      <w:r>
+        <w:rPr>
+          <w:lang w:val="hi_IN" w:bidi="hi_IN"/>
+        </w:rPr>
+      </w:r>
+      <w:r>
+        <w:rPr>
           <w:b/>
           <w:lang w:val="hi_IN" w:bidi="hi_IN"/>
         </w:rPr>
@@ -35300,7 +37997,7 @@
         </w:rPr>
         <w:t xml:space="preserve">अनफोल्डिंग वर्ड लिट्रल ट्रान्सलेशन </w:t>
       </w:r>
-      <w:hyperlink r:id="rId50">
+      <w:hyperlink r:id="rId52">
         <w:r>
           <w:rPr>
             <w:lang w:val="hi_IN" w:bidi="hi_IN"/>
@@ -35460,6 +38157,20 @@
       </w:r>
       <w:r>
         <w:rPr>
+          <w:lang w:val="hi_IN" w:bidi="hi_IN"/>
+        </w:rPr>
+        <w:t>בָּ֣אתִי לְ⁠גַנִּ⁠י֮ אֲחֹתִ֣⁠י כַלָּה֒ אָרִ֤יתִי מוֹרִ⁠י֙ עִם־בְּשָׂמִ֔⁠י אָכַ֤לְתִּי יַעְרִ⁠י֙ עִם־דִּבְשִׁ֔⁠י שָׁתִ֥יתִי יֵינִ֖⁠י עִם־חֲלָבִ֑⁠י</w:t>
+      </w:r>
+    </w:p>
+    <w:p>
+      <w:pPr/>
+      <w:r>
+        <w:rPr>
+          <w:lang w:val="hi_IN" w:bidi="hi_IN"/>
+        </w:rPr>
+      </w:r>
+      <w:r>
+        <w:rPr>
           <w:b/>
           <w:lang w:val="hi_IN" w:bidi="hi_IN"/>
         </w:rPr>
@@ -35479,7 +38190,7 @@
         </w:rPr>
         <w:t xml:space="preserve">यहाँ, पुरुष उस "बारी" रूपक का उपयोग करना जारी रखते हैं जो उन्होंने </w:t>
       </w:r>
-      <w:hyperlink r:id="rId38">
+      <w:hyperlink r:id="rId40">
         <w:r>
           <w:rPr>
             <w:lang w:val="hi_IN" w:bidi="hi_IN"/>
@@ -35549,7 +38260,7 @@
         </w:rPr>
         <w:t xml:space="preserve"> यह सभी उस पुरुष के लिए रूपक हैं जो स्त्री के शरीर का आनन्द ले रहे हैं। यदि आपने </w:t>
       </w:r>
-      <w:hyperlink r:id="rId51">
+      <w:hyperlink r:id="rId53">
         <w:r>
           <w:rPr>
             <w:lang w:val="hi_IN" w:bidi="hi_IN"/>
@@ -35639,6 +38350,20 @@
       </w:r>
       <w:r>
         <w:rPr>
+          <w:lang w:val="hi_IN" w:bidi="hi_IN"/>
+        </w:rPr>
+        <w:t>בָּ֣אתִי לְ⁠גַנִּ⁠י֮ אֲחֹתִ֣⁠י כַלָּה֒ אָרִ֤יתִי מוֹרִ⁠י֙ עִם־בְּשָׂמִ֔⁠י אָכַ֤לְתִּי יַעְרִ⁠י֙ עִם־דִּבְשִׁ֔⁠י שָׁתִ֥יתִי יֵינִ֖⁠י עִם־חֲלָבִ֑⁠י</w:t>
+      </w:r>
+    </w:p>
+    <w:p>
+      <w:pPr/>
+      <w:r>
+        <w:rPr>
+          <w:lang w:val="hi_IN" w:bidi="hi_IN"/>
+        </w:rPr>
+      </w:r>
+      <w:r>
+        <w:rPr>
           <w:b/>
           <w:lang w:val="hi_IN" w:bidi="hi_IN"/>
         </w:rPr>
@@ -35738,6 +38463,20 @@
       </w:r>
       <w:r>
         <w:rPr>
+          <w:lang w:val="hi_IN" w:bidi="hi_IN"/>
+        </w:rPr>
+        <w:t>בָּ֣אתִי</w:t>
+      </w:r>
+    </w:p>
+    <w:p>
+      <w:pPr/>
+      <w:r>
+        <w:rPr>
+          <w:lang w:val="hi_IN" w:bidi="hi_IN"/>
+        </w:rPr>
+      </w:r>
+      <w:r>
+        <w:rPr>
           <w:b/>
           <w:lang w:val="hi_IN" w:bidi="hi_IN"/>
         </w:rPr>
@@ -35834,6 +38573,20 @@
       </w:r>
       <w:r>
         <w:rPr>
+          <w:lang w:val="hi_IN" w:bidi="hi_IN"/>
+        </w:rPr>
+        <w:t>בָּ֣אתִי לְ⁠גַנִּ⁠י֮ אֲחֹתִ֣⁠י כַלָּה֒</w:t>
+      </w:r>
+    </w:p>
+    <w:p>
+      <w:pPr/>
+      <w:r>
+        <w:rPr>
+          <w:lang w:val="hi_IN" w:bidi="hi_IN"/>
+        </w:rPr>
+      </w:r>
+      <w:r>
+        <w:rPr>
           <w:b/>
           <w:lang w:val="hi_IN" w:bidi="hi_IN"/>
         </w:rPr>
@@ -35944,7 +38697,7 @@
         </w:rPr>
         <w:t xml:space="preserve">देखें कि आपने </w:t>
       </w:r>
-      <w:hyperlink r:id="rId46">
+      <w:hyperlink r:id="rId48">
         <w:r>
           <w:rPr>
             <w:lang w:val="hi_IN" w:bidi="hi_IN"/>
@@ -36053,6 +38806,20 @@
       </w:r>
       <w:r>
         <w:rPr>
+          <w:lang w:val="hi_IN" w:bidi="hi_IN"/>
+        </w:rPr>
+        <w:t>אִכְל֣וּ רֵעִ֔ים שְׁת֥וּ וְ⁠שִׁכְר֖וּ דּוֹדִֽים</w:t>
+      </w:r>
+    </w:p>
+    <w:p>
+      <w:pPr/>
+      <w:r>
+        <w:rPr>
+          <w:lang w:val="hi_IN" w:bidi="hi_IN"/>
+        </w:rPr>
+      </w:r>
+      <w:r>
+        <w:rPr>
           <w:b/>
           <w:lang w:val="hi_IN" w:bidi="hi_IN"/>
         </w:rPr>
@@ -36248,6 +39015,20 @@
       </w:r>
       <w:r>
         <w:rPr>
+          <w:lang w:val="hi_IN" w:bidi="hi_IN"/>
+        </w:rPr>
+        <w:t>אֲנִ֥י יְשֵׁנָ֖ה וְ⁠לִבִּ֣⁠י עֵ֑ר</w:t>
+      </w:r>
+    </w:p>
+    <w:p>
+      <w:pPr/>
+      <w:r>
+        <w:rPr>
+          <w:lang w:val="hi_IN" w:bidi="hi_IN"/>
+        </w:rPr>
+      </w:r>
+      <w:r>
+        <w:rPr>
           <w:b/>
           <w:lang w:val="hi_IN" w:bidi="hi_IN"/>
         </w:rPr>
@@ -36412,6 +39193,20 @@
       </w:r>
       <w:r>
         <w:rPr>
+          <w:lang w:val="hi_IN" w:bidi="hi_IN"/>
+        </w:rPr>
+        <w:t>ק֣וֹל ׀ דּוֹדִ֣⁠י דוֹפֵ֗ק</w:t>
+      </w:r>
+    </w:p>
+    <w:p>
+      <w:pPr/>
+      <w:r>
+        <w:rPr>
+          <w:lang w:val="hi_IN" w:bidi="hi_IN"/>
+        </w:rPr>
+      </w:r>
+      <w:r>
+        <w:rPr>
           <w:b/>
           <w:lang w:val="hi_IN" w:bidi="hi_IN"/>
         </w:rPr>
@@ -36475,6 +39270,20 @@
       </w:r>
       <w:r>
         <w:rPr>
+          <w:lang w:val="hi_IN" w:bidi="hi_IN"/>
+        </w:rPr>
+        <w:t>דּוֹדִ֣⁠י</w:t>
+      </w:r>
+    </w:p>
+    <w:p>
+      <w:pPr/>
+      <w:r>
+        <w:rPr>
+          <w:lang w:val="hi_IN" w:bidi="hi_IN"/>
+        </w:rPr>
+      </w:r>
+      <w:r>
+        <w:rPr>
           <w:b/>
           <w:lang w:val="hi_IN" w:bidi="hi_IN"/>
         </w:rPr>
@@ -36494,7 +39303,7 @@
         </w:rPr>
         <w:t xml:space="preserve">देखें कि आपने </w:t>
       </w:r>
-      <w:hyperlink r:id="rId20">
+      <w:hyperlink r:id="rId22">
         <w:r>
           <w:rPr>
             <w:lang w:val="hi_IN" w:bidi="hi_IN"/>
@@ -36588,7 +39397,7 @@
         </w:rPr>
         <w:t xml:space="preserve">देखें कि आपने </w:t>
       </w:r>
-      <w:hyperlink r:id="rId46">
+      <w:hyperlink r:id="rId48">
         <w:r>
           <w:rPr>
             <w:lang w:val="hi_IN" w:bidi="hi_IN"/>
@@ -36632,7 +39441,7 @@
         </w:rPr>
         <w:t xml:space="preserve"> और </w:t>
       </w:r>
-      <w:hyperlink r:id="rId19">
+      <w:hyperlink r:id="rId21">
         <w:r>
           <w:rPr>
             <w:lang w:val="hi_IN" w:bidi="hi_IN"/>
@@ -36767,7 +39576,7 @@
         </w:rPr>
         <w:t xml:space="preserve">देखें कि आपने </w:t>
       </w:r>
-      <w:hyperlink r:id="rId21">
+      <w:hyperlink r:id="rId23">
         <w:r>
           <w:rPr>
             <w:lang w:val="hi_IN" w:bidi="hi_IN"/>
@@ -37062,6 +39871,20 @@
       </w:r>
       <w:r>
         <w:rPr>
+          <w:lang w:val="hi_IN" w:bidi="hi_IN"/>
+        </w:rPr>
+        <w:t>פָּשַׁ֨טְתִּי֙ אֶת־כֻּתָּנְתִּ֔⁠י אֵיכָ֖כָה אֶלְבָּשֶׁ֑⁠נָּה רָחַ֥צְתִּי אֶת־רַגְלַ֖⁠י אֵיכָ֥כָה אֲטַנְּפֵֽ⁠ם</w:t>
+      </w:r>
+    </w:p>
+    <w:p>
+      <w:pPr/>
+      <w:r>
+        <w:rPr>
+          <w:lang w:val="hi_IN" w:bidi="hi_IN"/>
+        </w:rPr>
+      </w:r>
+      <w:r>
+        <w:rPr>
           <w:b/>
           <w:lang w:val="hi_IN" w:bidi="hi_IN"/>
         </w:rPr>
@@ -37145,6 +39968,20 @@
       </w:r>
       <w:r>
         <w:rPr>
+          <w:lang w:val="hi_IN" w:bidi="hi_IN"/>
+        </w:rPr>
+        <w:t>אֵיכָ֖כָה אֶלְבָּשֶׁ֑⁠נָּה רָחַ֥צְתִּי אֶת־רַגְלַ֖⁠י אֵיכָ֥כָה אֲטַנְּפֵֽ⁠ם</w:t>
+      </w:r>
+    </w:p>
+    <w:p>
+      <w:pPr/>
+      <w:r>
+        <w:rPr>
+          <w:lang w:val="hi_IN" w:bidi="hi_IN"/>
+        </w:rPr>
+      </w:r>
+      <w:r>
+        <w:rPr>
           <w:b/>
           <w:lang w:val="hi_IN" w:bidi="hi_IN"/>
         </w:rPr>
@@ -37255,7 +40092,7 @@
         </w:rPr>
         <w:t xml:space="preserve">देखें कि आपने </w:t>
       </w:r>
-      <w:hyperlink r:id="rId20">
+      <w:hyperlink r:id="rId22">
         <w:r>
           <w:rPr>
             <w:lang w:val="hi_IN" w:bidi="hi_IN"/>
@@ -37330,6 +40167,20 @@
       </w:r>
       <w:r>
         <w:rPr>
+          <w:lang w:val="hi_IN" w:bidi="hi_IN"/>
+        </w:rPr>
+        <w:t>וּ⁠מֵעַ֖⁠י הָמ֥וּ עָלָֽי⁠ו</w:t>
+      </w:r>
+    </w:p>
+    <w:p>
+      <w:pPr/>
+      <w:r>
+        <w:rPr>
+          <w:lang w:val="hi_IN" w:bidi="hi_IN"/>
+        </w:rPr>
+      </w:r>
+      <w:r>
+        <w:rPr>
           <w:b/>
           <w:lang w:val="hi_IN" w:bidi="hi_IN"/>
         </w:rPr>
@@ -37556,6 +40407,20 @@
       </w:r>
       <w:r>
         <w:rPr>
+          <w:lang w:val="hi_IN" w:bidi="hi_IN"/>
+        </w:rPr>
+        <w:t>וְ⁠יָדַ֣⁠י נָֽטְפוּ־מ֗וֹר וְ⁠אֶצְבְּעֹתַ⁠י֙ מ֣וֹר עֹבֵ֔ר</w:t>
+      </w:r>
+    </w:p>
+    <w:p>
+      <w:pPr/>
+      <w:r>
+        <w:rPr>
+          <w:lang w:val="hi_IN" w:bidi="hi_IN"/>
+        </w:rPr>
+      </w:r>
+      <w:r>
+        <w:rPr>
           <w:b/>
           <w:lang w:val="hi_IN" w:bidi="hi_IN"/>
         </w:rPr>
@@ -37680,6 +40545,20 @@
       </w:r>
       <w:r>
         <w:rPr>
+          <w:lang w:val="hi_IN" w:bidi="hi_IN"/>
+        </w:rPr>
+        <w:t>מ֣וֹר עֹבֵ֔ר</w:t>
+      </w:r>
+    </w:p>
+    <w:p>
+      <w:pPr/>
+      <w:r>
+        <w:rPr>
+          <w:lang w:val="hi_IN" w:bidi="hi_IN"/>
+        </w:rPr>
+      </w:r>
+      <w:r>
+        <w:rPr>
           <w:b/>
           <w:lang w:val="hi_IN" w:bidi="hi_IN"/>
         </w:rPr>
@@ -37894,7 +40773,7 @@
         </w:rPr>
         <w:t xml:space="preserve">देखें कि आपने </w:t>
       </w:r>
-      <w:hyperlink r:id="rId20">
+      <w:hyperlink r:id="rId22">
         <w:r>
           <w:rPr>
             <w:lang w:val="hi_IN" w:bidi="hi_IN"/>
@@ -37969,6 +40848,20 @@
       </w:r>
       <w:r>
         <w:rPr>
+          <w:lang w:val="hi_IN" w:bidi="hi_IN"/>
+        </w:rPr>
+        <w:t>עָבָ֑ר</w:t>
+      </w:r>
+    </w:p>
+    <w:p>
+      <w:pPr/>
+      <w:r>
+        <w:rPr>
+          <w:lang w:val="hi_IN" w:bidi="hi_IN"/>
+        </w:rPr>
+      </w:r>
+      <w:r>
+        <w:rPr>
           <w:b/>
           <w:lang w:val="hi_IN" w:bidi="hi_IN"/>
         </w:rPr>
@@ -38065,6 +40958,20 @@
       </w:r>
       <w:r>
         <w:rPr>
+          <w:lang w:val="hi_IN" w:bidi="hi_IN"/>
+        </w:rPr>
+        <w:t>נַפְשִׁ⁠י֙ יָֽצְאָ֣ה</w:t>
+      </w:r>
+    </w:p>
+    <w:p>
+      <w:pPr/>
+      <w:r>
+        <w:rPr>
+          <w:lang w:val="hi_IN" w:bidi="hi_IN"/>
+        </w:rPr>
+      </w:r>
+      <w:r>
+        <w:rPr>
           <w:b/>
           <w:lang w:val="hi_IN" w:bidi="hi_IN"/>
         </w:rPr>
@@ -38161,6 +41068,20 @@
       </w:r>
       <w:r>
         <w:rPr>
+          <w:lang w:val="hi_IN" w:bidi="hi_IN"/>
+        </w:rPr>
+        <w:t>נַפְשִׁ⁠י֙ יָֽצְאָ֣ה</w:t>
+      </w:r>
+    </w:p>
+    <w:p>
+      <w:pPr/>
+      <w:r>
+        <w:rPr>
+          <w:lang w:val="hi_IN" w:bidi="hi_IN"/>
+        </w:rPr>
+      </w:r>
+      <w:r>
+        <w:rPr>
           <w:b/>
           <w:lang w:val="hi_IN" w:bidi="hi_IN"/>
         </w:rPr>
@@ -38278,6 +41199,20 @@
       </w:r>
       <w:r>
         <w:rPr>
+          <w:lang w:val="hi_IN" w:bidi="hi_IN"/>
+        </w:rPr>
+        <w:t>בְ⁠דַבְּר֔⁠וֹ</w:t>
+      </w:r>
+    </w:p>
+    <w:p>
+      <w:pPr/>
+      <w:r>
+        <w:rPr>
+          <w:lang w:val="hi_IN" w:bidi="hi_IN"/>
+        </w:rPr>
+      </w:r>
+      <w:r>
+        <w:rPr>
           <w:b/>
           <w:lang w:val="hi_IN" w:bidi="hi_IN"/>
         </w:rPr>
@@ -38479,6 +41414,20 @@
       </w:r>
       <w:r>
         <w:rPr>
+          <w:lang w:val="hi_IN" w:bidi="hi_IN"/>
+        </w:rPr>
+        <w:t>מְצָאֻ֧⁠נִי הַ⁠שֹּׁמְרִ֛ים הַ⁠סֹּבְבִ֥ים בָּ⁠עִ֖יר</w:t>
+      </w:r>
+    </w:p>
+    <w:p>
+      <w:pPr/>
+      <w:r>
+        <w:rPr>
+          <w:lang w:val="hi_IN" w:bidi="hi_IN"/>
+        </w:rPr>
+      </w:r>
+      <w:r>
+        <w:rPr>
           <w:b/>
           <w:lang w:val="hi_IN" w:bidi="hi_IN"/>
         </w:rPr>
@@ -38498,7 +41447,7 @@
         </w:rPr>
         <w:t xml:space="preserve">देखिए आपने </w:t>
       </w:r>
-      <w:hyperlink r:id="rId52">
+      <w:hyperlink r:id="rId54">
         <w:r>
           <w:rPr>
             <w:lang w:val="hi_IN" w:bidi="hi_IN"/>
@@ -38593,6 +41542,20 @@
       </w:r>
       <w:r>
         <w:rPr>
+          <w:lang w:val="hi_IN" w:bidi="hi_IN"/>
+        </w:rPr>
+        <w:t>הִכּ֣וּ⁠נִי פְצָע֑וּ⁠נִי נָשְׂא֤וּ אֶת־רְדִידִ⁠י֙ מֵֽ⁠עָלַ֔⁠י שֹׁמְרֵ֖י הַ⁠חֹמֽוֹת</w:t>
+      </w:r>
+    </w:p>
+    <w:p>
+      <w:pPr/>
+      <w:r>
+        <w:rPr>
+          <w:lang w:val="hi_IN" w:bidi="hi_IN"/>
+        </w:rPr>
+      </w:r>
+      <w:r>
+        <w:rPr>
           <w:b/>
           <w:lang w:val="hi_IN" w:bidi="hi_IN"/>
         </w:rPr>
@@ -38676,6 +41639,20 @@
       </w:r>
       <w:r>
         <w:rPr>
+          <w:lang w:val="hi_IN" w:bidi="hi_IN"/>
+        </w:rPr>
+        <w:t>הִכּ֣וּ⁠נִי פְצָע֑וּ⁠נִי</w:t>
+      </w:r>
+    </w:p>
+    <w:p>
+      <w:pPr/>
+      <w:r>
+        <w:rPr>
+          <w:lang w:val="hi_IN" w:bidi="hi_IN"/>
+        </w:rPr>
+      </w:r>
+      <w:r>
+        <w:rPr>
           <w:b/>
           <w:lang w:val="hi_IN" w:bidi="hi_IN"/>
         </w:rPr>
@@ -38801,6 +41778,20 @@
       </w:r>
       <w:r>
         <w:rPr>
+          <w:lang w:val="hi_IN" w:bidi="hi_IN"/>
+        </w:rPr>
+        <w:t>אֶת־רְדִידִ⁠י֙</w:t>
+      </w:r>
+    </w:p>
+    <w:p>
+      <w:pPr/>
+      <w:r>
+        <w:rPr>
+          <w:lang w:val="hi_IN" w:bidi="hi_IN"/>
+        </w:rPr>
+      </w:r>
+      <w:r>
+        <w:rPr>
           <w:b/>
           <w:lang w:val="hi_IN" w:bidi="hi_IN"/>
         </w:rPr>
@@ -38912,6 +41903,20 @@
       </w:r>
       <w:r>
         <w:rPr>
+          <w:lang w:val="hi_IN" w:bidi="hi_IN"/>
+        </w:rPr>
+        <w:t>שֹׁמְרֵ֖י הַ⁠חֹמֽוֹת</w:t>
+      </w:r>
+    </w:p>
+    <w:p>
+      <w:pPr/>
+      <w:r>
+        <w:rPr>
+          <w:lang w:val="hi_IN" w:bidi="hi_IN"/>
+        </w:rPr>
+      </w:r>
+      <w:r>
+        <w:rPr>
           <w:b/>
           <w:lang w:val="hi_IN" w:bidi="hi_IN"/>
         </w:rPr>
@@ -39042,7 +42047,7 @@
         </w:rPr>
         <w:t xml:space="preserve">देखिए कि आपने </w:t>
       </w:r>
-      <w:hyperlink r:id="rId26">
+      <w:hyperlink r:id="rId28">
         <w:r>
           <w:rPr>
             <w:lang w:val="hi_IN" w:bidi="hi_IN"/>
@@ -39156,7 +42161,7 @@
         </w:rPr>
         <w:t xml:space="preserve">देखिए आपने </w:t>
       </w:r>
-      <w:hyperlink r:id="rId53">
+      <w:hyperlink r:id="rId55">
         <w:r>
           <w:rPr>
             <w:lang w:val="hi_IN" w:bidi="hi_IN"/>
@@ -39251,6 +42256,20 @@
       </w:r>
       <w:r>
         <w:rPr>
+          <w:lang w:val="hi_IN" w:bidi="hi_IN"/>
+        </w:rPr>
+        <w:t>שֶׁ⁠חוֹלַ֥ת אַהֲבָ֖ה אָֽנִי</w:t>
+      </w:r>
+    </w:p>
+    <w:p>
+      <w:pPr/>
+      <w:r>
+        <w:rPr>
+          <w:lang w:val="hi_IN" w:bidi="hi_IN"/>
+        </w:rPr>
+      </w:r>
+      <w:r>
+        <w:rPr>
           <w:b/>
           <w:lang w:val="hi_IN" w:bidi="hi_IN"/>
         </w:rPr>
@@ -39334,6 +42353,20 @@
       </w:r>
       <w:r>
         <w:rPr>
+          <w:lang w:val="hi_IN" w:bidi="hi_IN"/>
+        </w:rPr>
+        <w:t>מַה־דּוֹדֵ֣⁠ךְ מִ⁠דּ֔וֹד הַ⁠יָּפָ֖ה בַּ⁠נָּשִׁ֑ים מַה־דּוֹדֵ֣⁠ךְ מִ⁠דּ֔וֹד שֶׁ⁠כָּ֖כָה הִשְׁבַּעְתָּֽ⁠נוּ</w:t>
+      </w:r>
+    </w:p>
+    <w:p>
+      <w:pPr/>
+      <w:r>
+        <w:rPr>
+          <w:lang w:val="hi_IN" w:bidi="hi_IN"/>
+        </w:rPr>
+      </w:r>
+      <w:r>
+        <w:rPr>
           <w:b/>
           <w:lang w:val="hi_IN" w:bidi="hi_IN"/>
         </w:rPr>
@@ -39440,6 +42473,20 @@
       </w:r>
       <w:r>
         <w:rPr>
+          <w:lang w:val="hi_IN" w:bidi="hi_IN"/>
+        </w:rPr>
+        <w:t>מַה־דּוֹדֵ֣⁠ךְ מִ⁠דּ֔וֹד</w:t>
+      </w:r>
+    </w:p>
+    <w:p>
+      <w:pPr/>
+      <w:r>
+        <w:rPr>
+          <w:lang w:val="hi_IN" w:bidi="hi_IN"/>
+        </w:rPr>
+      </w:r>
+      <w:r>
+        <w:rPr>
           <w:b/>
           <w:lang w:val="hi_IN" w:bidi="hi_IN"/>
         </w:rPr>
@@ -39511,6 +42558,20 @@
       </w:r>
       <w:r>
         <w:rPr>
+          <w:lang w:val="hi_IN" w:bidi="hi_IN"/>
+        </w:rPr>
+        <w:t>מַה־דּוֹדֵ֣⁠ךְ מִ⁠דּ֔וֹד הַ⁠יָּפָ֖ה בַּ⁠נָּשִׁ֑ים</w:t>
+      </w:r>
+    </w:p>
+    <w:p>
+      <w:pPr/>
+      <w:r>
+        <w:rPr>
+          <w:lang w:val="hi_IN" w:bidi="hi_IN"/>
+        </w:rPr>
+      </w:r>
+      <w:r>
+        <w:rPr>
           <w:b/>
           <w:lang w:val="hi_IN" w:bidi="hi_IN"/>
         </w:rPr>
@@ -39621,7 +42682,7 @@
         </w:rPr>
         <w:t xml:space="preserve">देखें कि आपने </w:t>
       </w:r>
-      <w:hyperlink r:id="rId54">
+      <w:hyperlink r:id="rId56">
         <w:r>
           <w:rPr>
             <w:lang w:val="hi_IN" w:bidi="hi_IN"/>
@@ -39696,6 +42757,20 @@
       </w:r>
       <w:r>
         <w:rPr>
+          <w:lang w:val="hi_IN" w:bidi="hi_IN"/>
+        </w:rPr>
+        <w:t>שֶׁ⁠כָּ֖כָה הִשְׁבַּעְתָּֽ⁠נוּ</w:t>
+      </w:r>
+    </w:p>
+    <w:p>
+      <w:pPr/>
+      <w:r>
+        <w:rPr>
+          <w:lang w:val="hi_IN" w:bidi="hi_IN"/>
+        </w:rPr>
+      </w:r>
+      <w:r>
+        <w:rPr>
           <w:b/>
           <w:lang w:val="hi_IN" w:bidi="hi_IN"/>
         </w:rPr>
@@ -39775,6 +42850,20 @@
       </w:r>
       <w:r>
         <w:rPr>
+          <w:lang w:val="hi_IN" w:bidi="hi_IN"/>
+        </w:rPr>
+        <w:t>הִשְׁבַּעְתָּֽ⁠נוּ</w:t>
+      </w:r>
+    </w:p>
+    <w:p>
+      <w:pPr/>
+      <w:r>
+        <w:rPr>
+          <w:lang w:val="hi_IN" w:bidi="hi_IN"/>
+        </w:rPr>
+      </w:r>
+      <w:r>
+        <w:rPr>
           <w:b/>
           <w:lang w:val="hi_IN" w:bidi="hi_IN"/>
         </w:rPr>
@@ -39996,6 +43085,20 @@
       </w:r>
       <w:r>
         <w:rPr>
+          <w:lang w:val="hi_IN" w:bidi="hi_IN"/>
+        </w:rPr>
+        <w:t>דָּג֖וּל מֵ⁠רְבָבָֽה</w:t>
+      </w:r>
+    </w:p>
+    <w:p>
+      <w:pPr/>
+      <w:r>
+        <w:rPr>
+          <w:lang w:val="hi_IN" w:bidi="hi_IN"/>
+        </w:rPr>
+      </w:r>
+      <w:r>
+        <w:rPr>
           <w:b/>
           <w:lang w:val="hi_IN" w:bidi="hi_IN"/>
         </w:rPr>
@@ -40301,6 +43404,20 @@
       </w:r>
       <w:r>
         <w:rPr>
+          <w:lang w:val="hi_IN" w:bidi="hi_IN"/>
+        </w:rPr>
+        <w:t>שְׁחֹר֖וֹת כָּ⁠עוֹרֵֽב</w:t>
+      </w:r>
+    </w:p>
+    <w:p>
+      <w:pPr/>
+      <w:r>
+        <w:rPr>
+          <w:lang w:val="hi_IN" w:bidi="hi_IN"/>
+        </w:rPr>
+      </w:r>
+      <w:r>
+        <w:rPr>
           <w:b/>
           <w:lang w:val="hi_IN" w:bidi="hi_IN"/>
         </w:rPr>
@@ -40542,7 +43659,7 @@
           <w:lang w:val="hi_IN" w:bidi="hi_IN"/>
         </w:rPr>
       </w:r>
-      <w:hyperlink r:id="rId25">
+      <w:hyperlink r:id="rId27">
         <w:r>
           <w:rPr>
             <w:lang w:val="hi_IN" w:bidi="hi_IN"/>
@@ -40749,6 +43866,20 @@
       </w:r>
       <w:r>
         <w:rPr>
+          <w:lang w:val="hi_IN" w:bidi="hi_IN"/>
+        </w:rPr>
+        <w:t>עֵינָ֕י⁠ו כְּ⁠יוֹנִ֖ים עַל־אֲפִ֣יקֵי מָ֑יִם רֹֽחֲצוֹת֙ בֶּֽ⁠חָלָ֔ב יֹשְׁב֖וֹת עַל־מִלֵּֽאת</w:t>
+      </w:r>
+    </w:p>
+    <w:p>
+      <w:pPr/>
+      <w:r>
+        <w:rPr>
+          <w:lang w:val="hi_IN" w:bidi="hi_IN"/>
+        </w:rPr>
+      </w:r>
+      <w:r>
+        <w:rPr>
           <w:b/>
           <w:lang w:val="hi_IN" w:bidi="hi_IN"/>
         </w:rPr>
@@ -41042,6 +44173,20 @@
       </w:r>
       <w:r>
         <w:rPr>
+          <w:lang w:val="hi_IN" w:bidi="hi_IN"/>
+        </w:rPr>
+        <w:t>כַּ⁠עֲרוּגַ֣ת הַ⁠בֹּ֔שֶׂם</w:t>
+      </w:r>
+    </w:p>
+    <w:p>
+      <w:pPr/>
+      <w:r>
+        <w:rPr>
+          <w:lang w:val="hi_IN" w:bidi="hi_IN"/>
+        </w:rPr>
+      </w:r>
+      <w:r>
+        <w:rPr>
           <w:b/>
           <w:lang w:val="hi_IN" w:bidi="hi_IN"/>
         </w:rPr>
@@ -41138,6 +44283,20 @@
       </w:r>
       <w:r>
         <w:rPr>
+          <w:lang w:val="hi_IN" w:bidi="hi_IN"/>
+        </w:rPr>
+        <w:t>מִגְדְּל֖וֹת</w:t>
+      </w:r>
+    </w:p>
+    <w:p>
+      <w:pPr/>
+      <w:r>
+        <w:rPr>
+          <w:lang w:val="hi_IN" w:bidi="hi_IN"/>
+        </w:rPr>
+      </w:r>
+      <w:r>
+        <w:rPr>
           <w:b/>
           <w:lang w:val="hi_IN" w:bidi="hi_IN"/>
         </w:rPr>
@@ -41222,6 +44381,20 @@
       </w:r>
       <w:r>
         <w:rPr>
+          <w:lang w:val="hi_IN" w:bidi="hi_IN"/>
+        </w:rPr>
+        <w:t>מִגְדְּל֖וֹת מֶרְקָחִ֑ים</w:t>
+      </w:r>
+    </w:p>
+    <w:p>
+      <w:pPr/>
+      <w:r>
+        <w:rPr>
+          <w:lang w:val="hi_IN" w:bidi="hi_IN"/>
+        </w:rPr>
+      </w:r>
+      <w:r>
+        <w:rPr>
           <w:b/>
           <w:lang w:val="hi_IN" w:bidi="hi_IN"/>
         </w:rPr>
@@ -41540,7 +44713,7 @@
         </w:rPr>
         <w:t xml:space="preserve">देखें कि आपने </w:t>
       </w:r>
-      <w:hyperlink r:id="rId55">
+      <w:hyperlink r:id="rId57">
         <w:r>
           <w:rPr>
             <w:lang w:val="hi_IN" w:bidi="hi_IN"/>
@@ -41654,7 +44827,7 @@
         </w:rPr>
         <w:t xml:space="preserve">देखें कि आपने </w:t>
       </w:r>
-      <w:hyperlink r:id="rId56">
+      <w:hyperlink r:id="rId58">
         <w:r>
           <w:rPr>
             <w:lang w:val="hi_IN" w:bidi="hi_IN"/>
@@ -41749,6 +44922,20 @@
       </w:r>
       <w:r>
         <w:rPr>
+          <w:lang w:val="hi_IN" w:bidi="hi_IN"/>
+        </w:rPr>
+        <w:t>יָדָי⁠ו֙ גְּלִילֵ֣י זָהָ֔ב מְמֻלָּאִ֖ים בַּ⁠תַּרְשִׁ֑ישׁ</w:t>
+      </w:r>
+    </w:p>
+    <w:p>
+      <w:pPr/>
+      <w:r>
+        <w:rPr>
+          <w:lang w:val="hi_IN" w:bidi="hi_IN"/>
+        </w:rPr>
+      </w:r>
+      <w:r>
+        <w:rPr>
           <w:b/>
           <w:lang w:val="hi_IN" w:bidi="hi_IN"/>
         </w:rPr>
@@ -41905,6 +45092,20 @@
       </w:r>
       <w:r>
         <w:rPr>
+          <w:lang w:val="hi_IN" w:bidi="hi_IN"/>
+        </w:rPr>
+        <w:t>יָדָי⁠ו֙</w:t>
+      </w:r>
+    </w:p>
+    <w:p>
+      <w:pPr/>
+      <w:r>
+        <w:rPr>
+          <w:lang w:val="hi_IN" w:bidi="hi_IN"/>
+        </w:rPr>
+      </w:r>
+      <w:r>
+        <w:rPr>
           <w:b/>
           <w:lang w:val="hi_IN" w:bidi="hi_IN"/>
         </w:rPr>
@@ -42002,6 +45203,20 @@
       </w:r>
       <w:r>
         <w:rPr>
+          <w:lang w:val="hi_IN" w:bidi="hi_IN"/>
+        </w:rPr>
+        <w:t>בַּ⁠תַּרְשִׁ֑ישׁ</w:t>
+      </w:r>
+    </w:p>
+    <w:p>
+      <w:pPr/>
+      <w:r>
+        <w:rPr>
+          <w:lang w:val="hi_IN" w:bidi="hi_IN"/>
+        </w:rPr>
+      </w:r>
+      <w:r>
+        <w:rPr>
           <w:b/>
           <w:lang w:val="hi_IN" w:bidi="hi_IN"/>
         </w:rPr>
@@ -42321,6 +45536,20 @@
       </w:r>
       <w:r>
         <w:rPr>
+          <w:lang w:val="hi_IN" w:bidi="hi_IN"/>
+        </w:rPr>
+        <w:t>מֵעָי⁠ו֙</w:t>
+      </w:r>
+    </w:p>
+    <w:p>
+      <w:pPr/>
+      <w:r>
+        <w:rPr>
+          <w:lang w:val="hi_IN" w:bidi="hi_IN"/>
+        </w:rPr>
+      </w:r>
+      <w:r>
+        <w:rPr>
           <w:b/>
           <w:lang w:val="hi_IN" w:bidi="hi_IN"/>
         </w:rPr>
@@ -42384,6 +45613,20 @@
       </w:r>
       <w:r>
         <w:rPr>
+          <w:lang w:val="hi_IN" w:bidi="hi_IN"/>
+        </w:rPr>
+        <w:t>שֵׁ֔ן</w:t>
+      </w:r>
+    </w:p>
+    <w:p>
+      <w:pPr/>
+      <w:r>
+        <w:rPr>
+          <w:lang w:val="hi_IN" w:bidi="hi_IN"/>
+        </w:rPr>
+      </w:r>
+      <w:r>
+        <w:rPr>
           <w:b/>
           <w:lang w:val="hi_IN" w:bidi="hi_IN"/>
         </w:rPr>
@@ -42508,6 +45751,20 @@
       </w:r>
       <w:r>
         <w:rPr>
+          <w:lang w:val="hi_IN" w:bidi="hi_IN"/>
+        </w:rPr>
+        <w:t>סַפִּירִֽים</w:t>
+      </w:r>
+    </w:p>
+    <w:p>
+      <w:pPr/>
+      <w:r>
+        <w:rPr>
+          <w:lang w:val="hi_IN" w:bidi="hi_IN"/>
+        </w:rPr>
+      </w:r>
+      <w:r>
+        <w:rPr>
           <w:b/>
           <w:lang w:val="hi_IN" w:bidi="hi_IN"/>
         </w:rPr>
@@ -42742,6 +45999,20 @@
       </w:r>
       <w:r>
         <w:rPr>
+          <w:lang w:val="hi_IN" w:bidi="hi_IN"/>
+        </w:rPr>
+        <w:t>שׁוֹקָי⁠ו֙</w:t>
+      </w:r>
+    </w:p>
+    <w:p>
+      <w:pPr/>
+      <w:r>
+        <w:rPr>
+          <w:lang w:val="hi_IN" w:bidi="hi_IN"/>
+        </w:rPr>
+      </w:r>
+      <w:r>
+        <w:rPr>
           <w:b/>
           <w:lang w:val="hi_IN" w:bidi="hi_IN"/>
         </w:rPr>
@@ -43178,6 +46449,20 @@
       </w:r>
       <w:r>
         <w:rPr>
+          <w:lang w:val="hi_IN" w:bidi="hi_IN"/>
+        </w:rPr>
+        <w:t>חִכּ⁠וֹ֙ מַֽמְתַקִּ֔ים</w:t>
+      </w:r>
+    </w:p>
+    <w:p>
+      <w:pPr/>
+      <w:r>
+        <w:rPr>
+          <w:lang w:val="hi_IN" w:bidi="hi_IN"/>
+        </w:rPr>
+      </w:r>
+      <w:r>
+        <w:rPr>
           <w:b/>
           <w:lang w:val="hi_IN" w:bidi="hi_IN"/>
         </w:rPr>
@@ -43274,6 +46559,20 @@
       </w:r>
       <w:r>
         <w:rPr>
+          <w:lang w:val="hi_IN" w:bidi="hi_IN"/>
+        </w:rPr>
+        <w:t>וְ⁠כֻלּ֖⁠וֹ מַחֲמַדִּ֑ים</w:t>
+      </w:r>
+    </w:p>
+    <w:p>
+      <w:pPr/>
+      <w:r>
+        <w:rPr>
+          <w:lang w:val="hi_IN" w:bidi="hi_IN"/>
+        </w:rPr>
+      </w:r>
+      <w:r>
+        <w:rPr>
           <w:b/>
           <w:lang w:val="hi_IN" w:bidi="hi_IN"/>
         </w:rPr>
@@ -43356,7 +46655,7 @@
         </w:rPr>
         <w:t xml:space="preserve">देखें कि आपने </w:t>
       </w:r>
-      <w:hyperlink r:id="rId18">
+      <w:hyperlink r:id="rId20">
         <w:r>
           <w:rPr>
             <w:lang w:val="hi_IN" w:bidi="hi_IN"/>
@@ -43631,6 +46930,20 @@
       </w:r>
       <w:r>
         <w:rPr>
+          <w:lang w:val="hi_IN" w:bidi="hi_IN"/>
+        </w:rPr>
+        <w:t>אָ֚נָה הָלַ֣ךְ דּוֹדֵ֔⁠ךְ הַ⁠יָּפָ֖ה בַּ⁠נָּשִׁ֑ים אָ֚נָה פָּנָ֣ה דוֹדֵ֔⁠ךְ וּ⁠נְבַקְשֶׁ֖⁠נּוּ עִמָּֽ⁠ךְ</w:t>
+      </w:r>
+    </w:p>
+    <w:p>
+      <w:pPr/>
+      <w:r>
+        <w:rPr>
+          <w:lang w:val="hi_IN" w:bidi="hi_IN"/>
+        </w:rPr>
+      </w:r>
+      <w:r>
+        <w:rPr>
           <w:b/>
           <w:lang w:val="hi_IN" w:bidi="hi_IN"/>
         </w:rPr>
@@ -43761,6 +47074,20 @@
       </w:r>
       <w:r>
         <w:rPr>
+          <w:lang w:val="hi_IN" w:bidi="hi_IN"/>
+        </w:rPr>
+        <w:t>אָ֚נָה הָלַ֣ךְ דּוֹדֵ֔⁠ךְ &amp; אָ֚נָה פָּנָ֣ה דוֹדֵ֔⁠ךְ</w:t>
+      </w:r>
+    </w:p>
+    <w:p>
+      <w:pPr/>
+      <w:r>
+        <w:rPr>
+          <w:lang w:val="hi_IN" w:bidi="hi_IN"/>
+        </w:rPr>
+      </w:r>
+      <w:r>
+        <w:rPr>
           <w:b/>
           <w:lang w:val="hi_IN" w:bidi="hi_IN"/>
         </w:rPr>
@@ -43884,7 +47211,7 @@
         </w:rPr>
         <w:t xml:space="preserve"> वाक्यांश का </w:t>
       </w:r>
-      <w:hyperlink r:id="rId54">
+      <w:hyperlink r:id="rId56">
         <w:r>
           <w:rPr>
             <w:lang w:val="hi_IN" w:bidi="hi_IN"/>
@@ -43946,6 +47273,20 @@
       </w:r>
       <w:r>
         <w:rPr>
+          <w:lang w:val="hi_IN" w:bidi="hi_IN"/>
+        </w:rPr>
+        <w:t>אָ֚נָה פָּנָ֣ה דוֹדֵ֔⁠ךְ</w:t>
+      </w:r>
+    </w:p>
+    <w:p>
+      <w:pPr/>
+      <w:r>
+        <w:rPr>
+          <w:lang w:val="hi_IN" w:bidi="hi_IN"/>
+        </w:rPr>
+      </w:r>
+      <w:r>
+        <w:rPr>
           <w:b/>
           <w:lang w:val="hi_IN" w:bidi="hi_IN"/>
         </w:rPr>
@@ -44023,6 +47364,20 @@
       </w:r>
       <w:r>
         <w:rPr>
+          <w:lang w:val="hi_IN" w:bidi="hi_IN"/>
+        </w:rPr>
+        <w:t>וּ⁠נְבַקְשֶׁ֖⁠נּוּ עִמָּֽ⁠ךְ</w:t>
+      </w:r>
+    </w:p>
+    <w:p>
+      <w:pPr/>
+      <w:r>
+        <w:rPr>
+          <w:lang w:val="hi_IN" w:bidi="hi_IN"/>
+        </w:rPr>
+      </w:r>
+      <w:r>
+        <w:rPr>
           <w:b/>
           <w:lang w:val="hi_IN" w:bidi="hi_IN"/>
         </w:rPr>
@@ -44120,6 +47475,20 @@
       </w:r>
       <w:r>
         <w:rPr>
+          <w:lang w:val="hi_IN" w:bidi="hi_IN"/>
+        </w:rPr>
+        <w:t>דּוֹדִ⁠י֙ יָרַ֣ד לְ⁠גַנּ֔⁠וֹ לַ⁠עֲרוּג֖וֹת הַ⁠בֹּ֑שֶׂם לִ⁠רְעוֹת֙ בַּ⁠גַּנִּ֔ים וְ⁠לִ⁠לְקֹ֖ט שֽׁוֹשַׁנִּֽים</w:t>
+      </w:r>
+    </w:p>
+    <w:p>
+      <w:pPr/>
+      <w:r>
+        <w:rPr>
+          <w:lang w:val="hi_IN" w:bidi="hi_IN"/>
+        </w:rPr>
+      </w:r>
+      <w:r>
+        <w:rPr>
           <w:b/>
           <w:lang w:val="hi_IN" w:bidi="hi_IN"/>
         </w:rPr>
@@ -44179,7 +47548,7 @@
         </w:rPr>
         <w:t xml:space="preserve"> दोनों ही स्त्री के शरीर के संदर्भ मे कहा जा रहा हैं। स्त्री उस "बारी" रूपक को पुनः आरंभ करती हैं जो </w:t>
       </w:r>
-      <w:hyperlink r:id="rId39">
+      <w:hyperlink r:id="rId41">
         <w:r>
           <w:rPr>
             <w:lang w:val="hi_IN" w:bidi="hi_IN"/>
@@ -44229,7 +47598,7 @@
         </w:rPr>
         <w:t xml:space="preserve"> दोनों ही पुरुष के स्त्री के शरीर का आनंद लेने के लिए रूपक हैं। यदि आपने </w:t>
       </w:r>
-      <w:hyperlink r:id="rId39">
+      <w:hyperlink r:id="rId41">
         <w:r>
           <w:rPr>
             <w:lang w:val="hi_IN" w:bidi="hi_IN"/>
@@ -44311,6 +47680,20 @@
       </w:r>
       <w:r>
         <w:rPr>
+          <w:lang w:val="hi_IN" w:bidi="hi_IN"/>
+        </w:rPr>
+        <w:t>דּוֹדִ⁠י֙ יָרַ֣ד לְ⁠גַנּ֔⁠וֹ לַ⁠עֲרוּג֖וֹת הַ⁠בֹּ֑שֶׂם</w:t>
+      </w:r>
+    </w:p>
+    <w:p>
+      <w:pPr/>
+      <w:r>
+        <w:rPr>
+          <w:lang w:val="hi_IN" w:bidi="hi_IN"/>
+        </w:rPr>
+      </w:r>
+      <w:r>
+        <w:rPr>
           <w:b/>
           <w:lang w:val="hi_IN" w:bidi="hi_IN"/>
         </w:rPr>
@@ -44460,6 +47843,20 @@
       </w:r>
       <w:r>
         <w:rPr>
+          <w:lang w:val="hi_IN" w:bidi="hi_IN"/>
+        </w:rPr>
+        <w:t>יָרַ֣ד</w:t>
+      </w:r>
+    </w:p>
+    <w:p>
+      <w:pPr/>
+      <w:r>
+        <w:rPr>
+          <w:lang w:val="hi_IN" w:bidi="hi_IN"/>
+        </w:rPr>
+      </w:r>
+      <w:r>
+        <w:rPr>
           <w:b/>
           <w:lang w:val="hi_IN" w:bidi="hi_IN"/>
         </w:rPr>
@@ -44614,7 +48011,7 @@
         </w:rPr>
         <w:t xml:space="preserve">वाक्यांश का </w:t>
       </w:r>
-      <w:hyperlink r:id="rId50">
+      <w:hyperlink r:id="rId52">
         <w:r>
           <w:rPr>
             <w:lang w:val="hi_IN" w:bidi="hi_IN"/>
@@ -44798,6 +48195,20 @@
       </w:r>
       <w:r>
         <w:rPr>
+          <w:lang w:val="hi_IN" w:bidi="hi_IN"/>
+        </w:rPr>
+        <w:t>אֲנִ֤י לְ⁠דוֹדִ⁠י֙ וְ⁠דוֹדִ֣⁠י לִ֔⁠י</w:t>
+      </w:r>
+    </w:p>
+    <w:p>
+      <w:pPr/>
+      <w:r>
+        <w:rPr>
+          <w:lang w:val="hi_IN" w:bidi="hi_IN"/>
+        </w:rPr>
+      </w:r>
+      <w:r>
+        <w:rPr>
           <w:b/>
           <w:lang w:val="hi_IN" w:bidi="hi_IN"/>
         </w:rPr>
@@ -44843,7 +48254,7 @@
         </w:rPr>
         <w:t xml:space="preserve">" का </w:t>
       </w:r>
-      <w:hyperlink r:id="rId55">
+      <w:hyperlink r:id="rId57">
         <w:r>
           <w:rPr>
             <w:lang w:val="hi_IN" w:bidi="hi_IN"/>
@@ -44905,6 +48316,20 @@
       </w:r>
       <w:r>
         <w:rPr>
+          <w:lang w:val="hi_IN" w:bidi="hi_IN"/>
+        </w:rPr>
+        <w:t>הָ⁠רֹעֶ֖ה בַּ⁠שׁוֹשַׁנִּֽים</w:t>
+      </w:r>
+    </w:p>
+    <w:p>
+      <w:pPr/>
+      <w:r>
+        <w:rPr>
+          <w:lang w:val="hi_IN" w:bidi="hi_IN"/>
+        </w:rPr>
+      </w:r>
+      <w:r>
+        <w:rPr>
           <w:b/>
           <w:lang w:val="hi_IN" w:bidi="hi_IN"/>
         </w:rPr>
@@ -44950,7 +48375,7 @@
         </w:rPr>
         <w:t xml:space="preserve">” का </w:t>
       </w:r>
-      <w:hyperlink r:id="rId55">
+      <w:hyperlink r:id="rId57">
         <w:r>
           <w:rPr>
             <w:lang w:val="hi_IN" w:bidi="hi_IN"/>
@@ -45032,6 +48457,20 @@
       </w:r>
       <w:r>
         <w:rPr>
+          <w:lang w:val="hi_IN" w:bidi="hi_IN"/>
+        </w:rPr>
+        <w:t>יָפָ֨ה אַ֤תְּ רַעְיָתִ⁠י֙ כְּ⁠תִרְצָ֔ה נָאוָ֖ה כִּ⁠ירוּשָׁלִָ֑ם</w:t>
+      </w:r>
+    </w:p>
+    <w:p>
+      <w:pPr/>
+      <w:r>
+        <w:rPr>
+          <w:lang w:val="hi_IN" w:bidi="hi_IN"/>
+        </w:rPr>
+      </w:r>
+      <w:r>
+        <w:rPr>
           <w:b/>
           <w:lang w:val="hi_IN" w:bidi="hi_IN"/>
         </w:rPr>
@@ -45174,7 +48613,7 @@
         </w:rPr>
         <w:t xml:space="preserve">देखिए आपने वाक्यांश “हे मेरी प्रिय, तू सुंदरी हैं” का </w:t>
       </w:r>
-      <w:hyperlink r:id="rId25">
+      <w:hyperlink r:id="rId27">
         <w:r>
           <w:rPr>
             <w:lang w:val="hi_IN" w:bidi="hi_IN"/>
@@ -45236,6 +48675,20 @@
       </w:r>
       <w:r>
         <w:rPr>
+          <w:lang w:val="hi_IN" w:bidi="hi_IN"/>
+        </w:rPr>
+        <w:t>יָפָ֨ה אַ֤תְּ רַעְיָתִ⁠י֙ כְּ⁠תִרְצָ֔ה</w:t>
+      </w:r>
+    </w:p>
+    <w:p>
+      <w:pPr/>
+      <w:r>
+        <w:rPr>
+          <w:lang w:val="hi_IN" w:bidi="hi_IN"/>
+        </w:rPr>
+      </w:r>
+      <w:r>
+        <w:rPr>
           <w:b/>
           <w:lang w:val="hi_IN" w:bidi="hi_IN"/>
         </w:rPr>
@@ -45319,6 +48772,20 @@
       </w:r>
       <w:r>
         <w:rPr>
+          <w:lang w:val="hi_IN" w:bidi="hi_IN"/>
+        </w:rPr>
+        <w:t>נָאוָ֖ה כִּ⁠ירוּשָׁלִָ֑ם אֲיֻמָּ֖ה כַּ⁠נִּדְגָּלֽוֹת</w:t>
+      </w:r>
+    </w:p>
+    <w:p>
+      <w:pPr/>
+      <w:r>
+        <w:rPr>
+          <w:lang w:val="hi_IN" w:bidi="hi_IN"/>
+        </w:rPr>
+      </w:r>
+      <w:r>
+        <w:rPr>
           <w:b/>
           <w:lang w:val="hi_IN" w:bidi="hi_IN"/>
         </w:rPr>
@@ -45416,6 +48883,20 @@
       </w:r>
       <w:r>
         <w:rPr>
+          <w:lang w:val="hi_IN" w:bidi="hi_IN"/>
+        </w:rPr>
+        <w:t>אֲיֻמָּ֖ה כַּ⁠נִּדְגָּלֽוֹת</w:t>
+      </w:r>
+    </w:p>
+    <w:p>
+      <w:pPr/>
+      <w:r>
+        <w:rPr>
+          <w:lang w:val="hi_IN" w:bidi="hi_IN"/>
+        </w:rPr>
+      </w:r>
+      <w:r>
+        <w:rPr>
           <w:b/>
           <w:lang w:val="hi_IN" w:bidi="hi_IN"/>
         </w:rPr>
@@ -45572,7 +49053,7 @@
         </w:rPr>
         <w:t xml:space="preserve"> शब्द का </w:t>
       </w:r>
-      <w:hyperlink r:id="rId57">
+      <w:hyperlink r:id="rId59">
         <w:r>
           <w:rPr>
             <w:lang w:val="hi_IN" w:bidi="hi_IN"/>
@@ -45654,6 +49135,20 @@
       </w:r>
       <w:r>
         <w:rPr>
+          <w:lang w:val="hi_IN" w:bidi="hi_IN"/>
+        </w:rPr>
+        <w:t>שַׂעְרֵ⁠ךְ֙ כְּ⁠עֵ֣דֶר הָֽ⁠עִזִּ֔ים שֶׁ⁠גָּלְשׁ֖וּ מִן־הַ⁠גִּלְעָֽד</w:t>
+      </w:r>
+    </w:p>
+    <w:p>
+      <w:pPr/>
+      <w:r>
+        <w:rPr>
+          <w:lang w:val="hi_IN" w:bidi="hi_IN"/>
+        </w:rPr>
+      </w:r>
+      <w:r>
+        <w:rPr>
           <w:b/>
           <w:lang w:val="hi_IN" w:bidi="hi_IN"/>
         </w:rPr>
@@ -45687,7 +49182,7 @@
         </w:rPr>
         <w:t xml:space="preserve">देखें कि आपने </w:t>
       </w:r>
-      <w:hyperlink r:id="rId44">
+      <w:hyperlink r:id="rId46">
         <w:r>
           <w:rPr>
             <w:lang w:val="hi_IN" w:bidi="hi_IN"/>
@@ -45808,7 +49303,7 @@
         </w:rPr>
         <w:t xml:space="preserve">देखें कि आपने </w:t>
       </w:r>
-      <w:hyperlink r:id="rId58">
+      <w:hyperlink r:id="rId60">
         <w:r>
           <w:rPr>
             <w:lang w:val="hi_IN" w:bidi="hi_IN"/>
@@ -45903,6 +49398,20 @@
       </w:r>
       <w:r>
         <w:rPr>
+          <w:lang w:val="hi_IN" w:bidi="hi_IN"/>
+        </w:rPr>
+        <w:t>הָֽ⁠רְחֵלִ֔ים</w:t>
+      </w:r>
+    </w:p>
+    <w:p>
+      <w:pPr/>
+      <w:r>
+        <w:rPr>
+          <w:lang w:val="hi_IN" w:bidi="hi_IN"/>
+        </w:rPr>
+      </w:r>
+      <w:r>
+        <w:rPr>
           <w:b/>
           <w:lang w:val="hi_IN" w:bidi="hi_IN"/>
         </w:rPr>
@@ -46039,7 +49548,7 @@
         </w:rPr>
         <w:t xml:space="preserve">देखें कि आपने </w:t>
       </w:r>
-      <w:hyperlink r:id="rId59">
+      <w:hyperlink r:id="rId61">
         <w:r>
           <w:rPr>
             <w:lang w:val="hi_IN" w:bidi="hi_IN"/>
@@ -46121,6 +49630,20 @@
       </w:r>
       <w:r>
         <w:rPr>
+          <w:lang w:val="hi_IN" w:bidi="hi_IN"/>
+        </w:rPr>
+        <w:t>שִׁשִּׁ֥ים הֵ֨מָּה֙ מְּלָכ֔וֹת</w:t>
+      </w:r>
+    </w:p>
+    <w:p>
+      <w:pPr/>
+      <w:r>
+        <w:rPr>
+          <w:lang w:val="hi_IN" w:bidi="hi_IN"/>
+        </w:rPr>
+      </w:r>
+      <w:r>
+        <w:rPr>
           <w:b/>
           <w:lang w:val="hi_IN" w:bidi="hi_IN"/>
         </w:rPr>
@@ -46442,7 +49965,7 @@
         </w:rPr>
         <w:t xml:space="preserve">वाक्यांश का </w:t>
       </w:r>
-      <w:hyperlink r:id="rId16">
+      <w:hyperlink r:id="rId18">
         <w:r>
           <w:rPr>
             <w:lang w:val="hi_IN" w:bidi="hi_IN"/>
@@ -46524,6 +50047,20 @@
       </w:r>
       <w:r>
         <w:rPr>
+          <w:lang w:val="hi_IN" w:bidi="hi_IN"/>
+        </w:rPr>
+        <w:t>וַ⁠עֲלָמ֖וֹת אֵ֥ין מִסְפָּֽר</w:t>
+      </w:r>
+    </w:p>
+    <w:p>
+      <w:pPr/>
+      <w:r>
+        <w:rPr>
+          <w:lang w:val="hi_IN" w:bidi="hi_IN"/>
+        </w:rPr>
+      </w:r>
+      <w:r>
+        <w:rPr>
           <w:b/>
           <w:lang w:val="hi_IN" w:bidi="hi_IN"/>
         </w:rPr>
@@ -46634,6 +50171,20 @@
       </w:r>
       <w:r>
         <w:rPr>
+          <w:lang w:val="hi_IN" w:bidi="hi_IN"/>
+        </w:rPr>
+        <w:t>שִׁשִּׁ֥ים הֵ֨מָּה֙ מְּלָכ֔וֹת וּ⁠שְׁמֹנִ֖ים פִּֽילַגְשִׁ֑ים וַ⁠עֲלָמ֖וֹת אֵ֥ין מִסְפָּֽר׃ אַחַ֥ת הִיא֙ יוֹנָתִ֣⁠י תַמָּתִ֔⁠י אַחַ֥ת הִיא֙ לְ⁠אִמָּ֔⁠הּ בָּרָ֥ה הִ֖יא לְ⁠יֽוֹלַדְתָּ֑⁠הּ</w:t>
+      </w:r>
+    </w:p>
+    <w:p>
+      <w:pPr/>
+      <w:r>
+        <w:rPr>
+          <w:lang w:val="hi_IN" w:bidi="hi_IN"/>
+        </w:rPr>
+      </w:r>
+      <w:r>
+        <w:rPr>
           <w:b/>
           <w:lang w:val="hi_IN" w:bidi="hi_IN"/>
         </w:rPr>
@@ -46755,6 +50306,20 @@
       </w:r>
       <w:r>
         <w:rPr>
+          <w:lang w:val="hi_IN" w:bidi="hi_IN"/>
+        </w:rPr>
+        <w:t>אַחַ֥ת הִיא֙</w:t>
+      </w:r>
+    </w:p>
+    <w:p>
+      <w:pPr/>
+      <w:r>
+        <w:rPr>
+          <w:lang w:val="hi_IN" w:bidi="hi_IN"/>
+        </w:rPr>
+      </w:r>
+      <w:r>
+        <w:rPr>
           <w:b/>
           <w:lang w:val="hi_IN" w:bidi="hi_IN"/>
         </w:rPr>
@@ -46944,7 +50509,7 @@
         </w:rPr>
         <w:t xml:space="preserve"> को </w:t>
       </w:r>
-      <w:hyperlink r:id="rId60">
+      <w:hyperlink r:id="rId62">
         <w:r>
           <w:rPr>
             <w:lang w:val="hi_IN" w:bidi="hi_IN"/>
@@ -47026,6 +50591,20 @@
       </w:r>
       <w:r>
         <w:rPr>
+          <w:lang w:val="hi_IN" w:bidi="hi_IN"/>
+        </w:rPr>
+        <w:t>אַחַ֥ת הִיא֙ לְ⁠אִמָּ֔⁠הּ</w:t>
+      </w:r>
+    </w:p>
+    <w:p>
+      <w:pPr/>
+      <w:r>
+        <w:rPr>
+          <w:lang w:val="hi_IN" w:bidi="hi_IN"/>
+        </w:rPr>
+      </w:r>
+      <w:r>
+        <w:rPr>
           <w:b/>
           <w:lang w:val="hi_IN" w:bidi="hi_IN"/>
         </w:rPr>
@@ -47162,6 +50741,20 @@
       </w:r>
       <w:r>
         <w:rPr>
+          <w:lang w:val="hi_IN" w:bidi="hi_IN"/>
+        </w:rPr>
+        <w:t>בָּרָ֥ה הִ֖יא לְ⁠יֽוֹלַדְתָּ֑⁠הּ</w:t>
+      </w:r>
+    </w:p>
+    <w:p>
+      <w:pPr/>
+      <w:r>
+        <w:rPr>
+          <w:lang w:val="hi_IN" w:bidi="hi_IN"/>
+        </w:rPr>
+      </w:r>
+      <w:r>
+        <w:rPr>
           <w:b/>
           <w:lang w:val="hi_IN" w:bidi="hi_IN"/>
         </w:rPr>
@@ -47435,6 +51028,20 @@
       </w:r>
       <w:r>
         <w:rPr>
+          <w:lang w:val="hi_IN" w:bidi="hi_IN"/>
+        </w:rPr>
+        <w:t>בָנוֹת֙</w:t>
+      </w:r>
+    </w:p>
+    <w:p>
+      <w:pPr/>
+      <w:r>
+        <w:rPr>
+          <w:lang w:val="hi_IN" w:bidi="hi_IN"/>
+        </w:rPr>
+      </w:r>
+      <w:r>
+        <w:rPr>
           <w:b/>
           <w:lang w:val="hi_IN" w:bidi="hi_IN"/>
         </w:rPr>
@@ -47565,6 +51172,20 @@
       </w:r>
       <w:r>
         <w:rPr>
+          <w:lang w:val="hi_IN" w:bidi="hi_IN"/>
+        </w:rPr>
+        <w:t>מִי־זֹ֥את הַ⁠נִּשְׁקָפָ֖ה כְּמוֹ־שָׁ֑חַר יָפָ֣ה כַ⁠לְּבָנָ֗ה בָּרָה֙ כַּֽ⁠חַמָּ֔ה אֲיֻמָּ֖ה כַּ⁠נִּדְגָּלֽוֹת</w:t>
+      </w:r>
+    </w:p>
+    <w:p>
+      <w:pPr/>
+      <w:r>
+        <w:rPr>
+          <w:lang w:val="hi_IN" w:bidi="hi_IN"/>
+        </w:rPr>
+      </w:r>
+      <w:r>
+        <w:rPr>
           <w:b/>
           <w:lang w:val="hi_IN" w:bidi="hi_IN"/>
         </w:rPr>
@@ -47701,6 +51322,20 @@
       </w:r>
       <w:r>
         <w:rPr>
+          <w:lang w:val="hi_IN" w:bidi="hi_IN"/>
+        </w:rPr>
+        <w:t>מִי־זֹ֥את הַ⁠נִּשְׁקָפָ֖ה כְּמוֹ־שָׁ֑חַר יָפָ֣ה כַ⁠לְּבָנָ֗ה בָּרָה֙ כַּֽ⁠חַמָּ֔ה אֲיֻמָּ֖ה כַּ⁠נִּדְגָּלֽוֹת</w:t>
+      </w:r>
+    </w:p>
+    <w:p>
+      <w:pPr/>
+      <w:r>
+        <w:rPr>
+          <w:lang w:val="hi_IN" w:bidi="hi_IN"/>
+        </w:rPr>
+      </w:r>
+      <w:r>
+        <w:rPr>
           <w:b/>
           <w:lang w:val="hi_IN" w:bidi="hi_IN"/>
         </w:rPr>
@@ -47798,6 +51433,20 @@
       </w:r>
       <w:r>
         <w:rPr>
+          <w:lang w:val="hi_IN" w:bidi="hi_IN"/>
+        </w:rPr>
+        <w:t>הַ⁠נִּשְׁקָפָ֖ה כְּמוֹ־שָׁ֑חַר</w:t>
+      </w:r>
+    </w:p>
+    <w:p>
+      <w:pPr/>
+      <w:r>
+        <w:rPr>
+          <w:lang w:val="hi_IN" w:bidi="hi_IN"/>
+        </w:rPr>
+      </w:r>
+      <w:r>
+        <w:rPr>
           <w:b/>
           <w:lang w:val="hi_IN" w:bidi="hi_IN"/>
         </w:rPr>
@@ -47895,6 +51544,20 @@
       </w:r>
       <w:r>
         <w:rPr>
+          <w:lang w:val="hi_IN" w:bidi="hi_IN"/>
+        </w:rPr>
+        <w:t>הַ⁠נִּשְׁקָפָ֖ה כְּמוֹ־שָׁ֑חַר יָפָ֣ה כַ⁠לְּבָנָ֗ה בָּרָה֙ כַּֽ⁠חַמָּ֔ה</w:t>
+      </w:r>
+    </w:p>
+    <w:p>
+      <w:pPr/>
+      <w:r>
+        <w:rPr>
+          <w:lang w:val="hi_IN" w:bidi="hi_IN"/>
+        </w:rPr>
+      </w:r>
+      <w:r>
+        <w:rPr>
           <w:b/>
           <w:lang w:val="hi_IN" w:bidi="hi_IN"/>
         </w:rPr>
@@ -48018,6 +51681,20 @@
       </w:r>
       <w:r>
         <w:rPr>
+          <w:lang w:val="hi_IN" w:bidi="hi_IN"/>
+        </w:rPr>
+        <w:t>אֲיֻמָּ֖ה כַּ⁠נִּדְגָּלֽוֹת</w:t>
+      </w:r>
+    </w:p>
+    <w:p>
+      <w:pPr/>
+      <w:r>
+        <w:rPr>
+          <w:lang w:val="hi_IN" w:bidi="hi_IN"/>
+        </w:rPr>
+      </w:r>
+      <w:r>
+        <w:rPr>
           <w:b/>
           <w:lang w:val="hi_IN" w:bidi="hi_IN"/>
         </w:rPr>
@@ -48051,7 +51728,7 @@
         </w:rPr>
         <w:t xml:space="preserve">देखें कि आपने सुमतुल्य वाक्यांश "ध्वजाओं से सजी सेनाओं के समान विस्मयकारी" का </w:t>
       </w:r>
-      <w:hyperlink r:id="rId61">
+      <w:hyperlink r:id="rId63">
         <w:r>
           <w:rPr>
             <w:lang w:val="hi_IN" w:bidi="hi_IN"/>
@@ -48133,6 +51810,20 @@
       </w:r>
       <w:r>
         <w:rPr>
+          <w:lang w:val="hi_IN" w:bidi="hi_IN"/>
+        </w:rPr>
+        <w:t>אֶל־גִּנַּ֤ת אֱגוֹז֙ יָרַ֔דְתִּי</w:t>
+      </w:r>
+    </w:p>
+    <w:p>
+      <w:pPr/>
+      <w:r>
+        <w:rPr>
+          <w:lang w:val="hi_IN" w:bidi="hi_IN"/>
+        </w:rPr>
+      </w:r>
+      <w:r>
+        <w:rPr>
           <w:b/>
           <w:lang w:val="hi_IN" w:bidi="hi_IN"/>
         </w:rPr>
@@ -48230,6 +51921,20 @@
       </w:r>
       <w:r>
         <w:rPr>
+          <w:lang w:val="hi_IN" w:bidi="hi_IN"/>
+        </w:rPr>
+        <w:t>אֶל־גִּנַּ֤ת אֱגוֹז֙ יָרַ֔דְתִּי</w:t>
+      </w:r>
+    </w:p>
+    <w:p>
+      <w:pPr/>
+      <w:r>
+        <w:rPr>
+          <w:lang w:val="hi_IN" w:bidi="hi_IN"/>
+        </w:rPr>
+      </w:r>
+      <w:r>
+        <w:rPr>
           <w:b/>
           <w:lang w:val="hi_IN" w:bidi="hi_IN"/>
         </w:rPr>
@@ -48327,6 +52032,20 @@
       </w:r>
       <w:r>
         <w:rPr>
+          <w:lang w:val="hi_IN" w:bidi="hi_IN"/>
+        </w:rPr>
+        <w:t>יָרַ֔דְתִּי</w:t>
+      </w:r>
+    </w:p>
+    <w:p>
+      <w:pPr/>
+      <w:r>
+        <w:rPr>
+          <w:lang w:val="hi_IN" w:bidi="hi_IN"/>
+        </w:rPr>
+      </w:r>
+      <w:r>
+        <w:rPr>
           <w:b/>
           <w:lang w:val="hi_IN" w:bidi="hi_IN"/>
         </w:rPr>
@@ -48534,6 +52253,20 @@
       </w:r>
       <w:r>
         <w:rPr>
+          <w:lang w:val="hi_IN" w:bidi="hi_IN"/>
+        </w:rPr>
+        <w:t>לֹ֣א יָדַ֔עְתִּי</w:t>
+      </w:r>
+    </w:p>
+    <w:p>
+      <w:pPr/>
+      <w:r>
+        <w:rPr>
+          <w:lang w:val="hi_IN" w:bidi="hi_IN"/>
+        </w:rPr>
+      </w:r>
+      <w:r>
+        <w:rPr>
           <w:b/>
           <w:lang w:val="hi_IN" w:bidi="hi_IN"/>
         </w:rPr>
@@ -48727,6 +52460,20 @@
       </w:r>
       <w:r>
         <w:rPr>
+          <w:lang w:val="hi_IN" w:bidi="hi_IN"/>
+        </w:rPr>
+        <w:t>מַרְכְּב֖וֹת עַמִּ⁠י־נָדִֽיב</w:t>
+      </w:r>
+    </w:p>
+    <w:p>
+      <w:pPr/>
+      <w:r>
+        <w:rPr>
+          <w:lang w:val="hi_IN" w:bidi="hi_IN"/>
+        </w:rPr>
+      </w:r>
+      <w:r>
+        <w:rPr>
           <w:b/>
           <w:lang w:val="hi_IN" w:bidi="hi_IN"/>
         </w:rPr>
@@ -48945,6 +52692,20 @@
       </w:r>
       <w:r>
         <w:rPr>
+          <w:lang w:val="hi_IN" w:bidi="hi_IN"/>
+        </w:rPr>
+        <w:t>הַ⁠שּׁ֣וּלַמִּ֔ית &amp; בַּ⁠שּׁ֣וּלַמִּ֔ית</w:t>
+      </w:r>
+    </w:p>
+    <w:p>
+      <w:pPr/>
+      <w:r>
+        <w:rPr>
+          <w:lang w:val="hi_IN" w:bidi="hi_IN"/>
+        </w:rPr>
+      </w:r>
+      <w:r>
+        <w:rPr>
           <w:b/>
           <w:lang w:val="hi_IN" w:bidi="hi_IN"/>
         </w:rPr>
@@ -49131,6 +52892,20 @@
       </w:r>
       <w:r>
         <w:rPr>
+          <w:lang w:val="hi_IN" w:bidi="hi_IN"/>
+        </w:rPr>
+        <w:t>מַֽה־תֶּחֱזוּ֙ בַּ⁠שּׁ֣וּלַמִּ֔ית כִּ⁠מְחֹלַ֖ת הַֽ⁠מַּחֲנָֽיִם</w:t>
+      </w:r>
+    </w:p>
+    <w:p>
+      <w:pPr/>
+      <w:r>
+        <w:rPr>
+          <w:lang w:val="hi_IN" w:bidi="hi_IN"/>
+        </w:rPr>
+      </w:r>
+      <w:r>
+        <w:rPr>
           <w:b/>
           <w:lang w:val="hi_IN" w:bidi="hi_IN"/>
         </w:rPr>
@@ -49228,6 +53003,20 @@
       </w:r>
       <w:r>
         <w:rPr>
+          <w:lang w:val="hi_IN" w:bidi="hi_IN"/>
+        </w:rPr>
+        <w:t>כִּ⁠מְחֹלַ֖ת הַֽ⁠מַּחֲנָֽיִם</w:t>
+      </w:r>
+    </w:p>
+    <w:p>
+      <w:pPr/>
+      <w:r>
+        <w:rPr>
+          <w:lang w:val="hi_IN" w:bidi="hi_IN"/>
+        </w:rPr>
+      </w:r>
+      <w:r>
+        <w:rPr>
           <w:b/>
           <w:lang w:val="hi_IN" w:bidi="hi_IN"/>
         </w:rPr>
@@ -49325,6 +53114,20 @@
       </w:r>
       <w:r>
         <w:rPr>
+          <w:lang w:val="hi_IN" w:bidi="hi_IN"/>
+        </w:rPr>
+        <w:t>כִּ⁠מְחֹלַ֖ת הַֽ⁠מַּחֲנָֽיִם</w:t>
+      </w:r>
+    </w:p>
+    <w:p>
+      <w:pPr/>
+      <w:r>
+        <w:rPr>
+          <w:lang w:val="hi_IN" w:bidi="hi_IN"/>
+        </w:rPr>
+      </w:r>
+      <w:r>
+        <w:rPr>
           <w:b/>
           <w:lang w:val="hi_IN" w:bidi="hi_IN"/>
         </w:rPr>
@@ -49573,7 +53376,7 @@
         </w:rPr>
         <w:t xml:space="preserve">अनफोल्डिंग वर्ड लिट्रल ट्रान्सलेशन </w:t>
       </w:r>
-      <w:hyperlink r:id="rId62">
+      <w:hyperlink r:id="rId64">
         <w:r>
           <w:rPr>
             <w:lang w:val="hi_IN" w:bidi="hi_IN"/>
@@ -49616,7 +53419,7 @@
         </w:rPr>
         <w:t xml:space="preserve">अनफोल्डिंग वर्ड लिट्रल ट्रान्सलेशन </w:t>
       </w:r>
-      <w:hyperlink r:id="rId63">
+      <w:hyperlink r:id="rId65">
         <w:r>
           <w:rPr>
             <w:lang w:val="hi_IN" w:bidi="hi_IN"/>
@@ -49692,6 +53495,20 @@
       </w:r>
       <w:r>
         <w:rPr>
+          <w:lang w:val="hi_IN" w:bidi="hi_IN"/>
+        </w:rPr>
+        <w:t>מַה־יָּפ֧וּ פְעָמַ֛יִ⁠ךְ בַּ⁠נְּעָלִ֖ים בַּת־נָדִ֑יב חַמּוּקֵ֣י יְרֵכַ֔יִ⁠ךְ כְּמ֣וֹ חֲלָאִ֔ים מַעֲשֵׂ֖ה יְדֵ֥י אָמָּֽן</w:t>
+      </w:r>
+    </w:p>
+    <w:p>
+      <w:pPr/>
+      <w:r>
+        <w:rPr>
+          <w:lang w:val="hi_IN" w:bidi="hi_IN"/>
+        </w:rPr>
+      </w:r>
+      <w:r>
+        <w:rPr>
           <w:b/>
           <w:lang w:val="hi_IN" w:bidi="hi_IN"/>
         </w:rPr>
@@ -49725,7 +53542,7 @@
         </w:rPr>
         <w:t xml:space="preserve">यदि आप कौन बोल रहा हैं यह दर्शाने के लिए अनुभाग शीर्षक का प्रयोग कर रहे हैं और आपने पिछले पद में निर्णय लिया था कि स्त्री ने बोल, "आप शूलेम्मिन को दो सेनाओं के नृत्य की तरह क्यों देखते हैं," तो आपको इस पद के ऊपर एक अनुभाग शीर्षक रखना होगा जो यह दर्शाता है कि अब पुरुष बोल रहा है। इस पद में पुरुष सीधे स्त्री से बात करना शुरू करता है और </w:t>
       </w:r>
-      <w:hyperlink r:id="rId63">
+      <w:hyperlink r:id="rId65">
         <w:r>
           <w:rPr>
             <w:lang w:val="hi_IN" w:bidi="hi_IN"/>
@@ -49807,6 +53624,20 @@
       </w:r>
       <w:r>
         <w:rPr>
+          <w:lang w:val="hi_IN" w:bidi="hi_IN"/>
+        </w:rPr>
+        <w:t>מַה</w:t>
+      </w:r>
+    </w:p>
+    <w:p>
+      <w:pPr/>
+      <w:r>
+        <w:rPr>
+          <w:lang w:val="hi_IN" w:bidi="hi_IN"/>
+        </w:rPr>
+      </w:r>
+      <w:r>
+        <w:rPr>
           <w:b/>
           <w:lang w:val="hi_IN" w:bidi="hi_IN"/>
         </w:rPr>
@@ -49950,6 +53781,20 @@
       </w:r>
       <w:r>
         <w:rPr>
+          <w:lang w:val="hi_IN" w:bidi="hi_IN"/>
+        </w:rPr>
+        <w:t>מַה־יָּפ֧וּ פְעָמַ֛יִ⁠ךְ בַּ⁠נְּעָלִ֖ים בַּת־נָדִ֑יב</w:t>
+      </w:r>
+    </w:p>
+    <w:p>
+      <w:pPr/>
+      <w:r>
+        <w:rPr>
+          <w:lang w:val="hi_IN" w:bidi="hi_IN"/>
+        </w:rPr>
+      </w:r>
+      <w:r>
+        <w:rPr>
           <w:b/>
           <w:lang w:val="hi_IN" w:bidi="hi_IN"/>
         </w:rPr>
@@ -50059,6 +53904,20 @@
       </w:r>
       <w:r>
         <w:rPr>
+          <w:lang w:val="hi_IN" w:bidi="hi_IN"/>
+        </w:rPr>
+        <w:t>בַּת־נָדִ֑יב</w:t>
+      </w:r>
+    </w:p>
+    <w:p>
+      <w:pPr/>
+      <w:r>
+        <w:rPr>
+          <w:lang w:val="hi_IN" w:bidi="hi_IN"/>
+        </w:rPr>
+      </w:r>
+      <w:r>
+        <w:rPr>
           <w:b/>
           <w:lang w:val="hi_IN" w:bidi="hi_IN"/>
         </w:rPr>
@@ -50454,6 +54313,20 @@
       </w:r>
       <w:r>
         <w:rPr>
+          <w:lang w:val="hi_IN" w:bidi="hi_IN"/>
+        </w:rPr>
+        <w:t>מַעֲשֵׂ֖ה יְדֵ֥י אָמָּֽן</w:t>
+      </w:r>
+    </w:p>
+    <w:p>
+      <w:pPr/>
+      <w:r>
+        <w:rPr>
+          <w:lang w:val="hi_IN" w:bidi="hi_IN"/>
+        </w:rPr>
+      </w:r>
+      <w:r>
+        <w:rPr>
           <w:b/>
           <w:lang w:val="hi_IN" w:bidi="hi_IN"/>
         </w:rPr>
@@ -50797,6 +54670,20 @@
       </w:r>
       <w:r>
         <w:rPr>
+          <w:lang w:val="hi_IN" w:bidi="hi_IN"/>
+        </w:rPr>
+        <w:t>אַל־יֶחְסַ֖ר הַ⁠מָּ֑זֶג</w:t>
+      </w:r>
+    </w:p>
+    <w:p>
+      <w:pPr/>
+      <w:r>
+        <w:rPr>
+          <w:lang w:val="hi_IN" w:bidi="hi_IN"/>
+        </w:rPr>
+      </w:r>
+      <w:r>
+        <w:rPr>
           <w:b/>
           <w:lang w:val="hi_IN" w:bidi="hi_IN"/>
         </w:rPr>
@@ -50900,6 +54787,20 @@
       </w:r>
       <w:r>
         <w:rPr>
+          <w:lang w:val="hi_IN" w:bidi="hi_IN"/>
+        </w:rPr>
+        <w:t>הַ⁠מָּ֑זֶג</w:t>
+      </w:r>
+    </w:p>
+    <w:p>
+      <w:pPr/>
+      <w:r>
+        <w:rPr>
+          <w:lang w:val="hi_IN" w:bidi="hi_IN"/>
+        </w:rPr>
+      </w:r>
+      <w:r>
+        <w:rPr>
           <w:b/>
           <w:lang w:val="hi_IN" w:bidi="hi_IN"/>
         </w:rPr>
@@ -51294,6 +55195,20 @@
       </w:r>
       <w:r>
         <w:rPr>
+          <w:lang w:val="hi_IN" w:bidi="hi_IN"/>
+        </w:rPr>
+        <w:t>סוּגָ֖ה בַּ⁠שּׁוֹשַׁנִּֽים</w:t>
+      </w:r>
+    </w:p>
+    <w:p>
+      <w:pPr/>
+      <w:r>
+        <w:rPr>
+          <w:lang w:val="hi_IN" w:bidi="hi_IN"/>
+        </w:rPr>
+      </w:r>
+      <w:r>
+        <w:rPr>
           <w:b/>
           <w:lang w:val="hi_IN" w:bidi="hi_IN"/>
         </w:rPr>
@@ -51404,7 +55319,7 @@
         </w:rPr>
         <w:t xml:space="preserve">देखें कि आपने लगभग समान कथन का अनुवाद </w:t>
       </w:r>
-      <w:hyperlink r:id="rId64">
+      <w:hyperlink r:id="rId66">
         <w:r>
           <w:rPr>
             <w:lang w:val="hi_IN" w:bidi="hi_IN"/>
@@ -51733,7 +55648,7 @@
         </w:rPr>
         <w:t xml:space="preserve"> शब्द का </w:t>
       </w:r>
-      <w:hyperlink r:id="rId65">
+      <w:hyperlink r:id="rId67">
         <w:r>
           <w:rPr>
             <w:lang w:val="hi_IN" w:bidi="hi_IN"/>
@@ -52078,6 +55993,20 @@
       </w:r>
       <w:r>
         <w:rPr>
+          <w:lang w:val="hi_IN" w:bidi="hi_IN"/>
+        </w:rPr>
+        <w:t>עַל־שַׁ֨עַר֙ בַּת־רַבִּ֔ים</w:t>
+      </w:r>
+    </w:p>
+    <w:p>
+      <w:pPr/>
+      <w:r>
+        <w:rPr>
+          <w:lang w:val="hi_IN" w:bidi="hi_IN"/>
+        </w:rPr>
+      </w:r>
+      <w:r>
+        <w:rPr>
           <w:b/>
           <w:lang w:val="hi_IN" w:bidi="hi_IN"/>
         </w:rPr>
@@ -52344,6 +56273,20 @@
       </w:r>
       <w:r>
         <w:rPr>
+          <w:lang w:val="hi_IN" w:bidi="hi_IN"/>
+        </w:rPr>
+        <w:t>רֹאשֵׁ֤⁠ךְ עָלַ֨יִ⁠ךְ֙ כַּ⁠כַּרְמֶ֔ל</w:t>
+      </w:r>
+    </w:p>
+    <w:p>
+      <w:pPr/>
+      <w:r>
+        <w:rPr>
+          <w:lang w:val="hi_IN" w:bidi="hi_IN"/>
+        </w:rPr>
+      </w:r>
+      <w:r>
+        <w:rPr>
           <w:b/>
           <w:lang w:val="hi_IN" w:bidi="hi_IN"/>
         </w:rPr>
@@ -52557,6 +56500,20 @@
       </w:r>
       <w:r>
         <w:rPr>
+          <w:lang w:val="hi_IN" w:bidi="hi_IN"/>
+        </w:rPr>
+        <w:t>וְ⁠דַלַּ֥ת רֹאשֵׁ֖⁠ךְ כָּ⁠אַרְגָּמָ֑ן</w:t>
+      </w:r>
+    </w:p>
+    <w:p>
+      <w:pPr/>
+      <w:r>
+        <w:rPr>
+          <w:lang w:val="hi_IN" w:bidi="hi_IN"/>
+        </w:rPr>
+      </w:r>
+      <w:r>
+        <w:rPr>
           <w:b/>
           <w:lang w:val="hi_IN" w:bidi="hi_IN"/>
         </w:rPr>
@@ -52680,6 +56637,20 @@
       </w:r>
       <w:r>
         <w:rPr>
+          <w:lang w:val="hi_IN" w:bidi="hi_IN"/>
+        </w:rPr>
+        <w:t>מֶ֖לֶךְ אָס֥וּר בָּ⁠רְהָטִֽים</w:t>
+      </w:r>
+    </w:p>
+    <w:p>
+      <w:pPr/>
+      <w:r>
+        <w:rPr>
+          <w:lang w:val="hi_IN" w:bidi="hi_IN"/>
+        </w:rPr>
+      </w:r>
+      <w:r>
+        <w:rPr>
           <w:b/>
           <w:lang w:val="hi_IN" w:bidi="hi_IN"/>
         </w:rPr>
@@ -52829,6 +56800,20 @@
       </w:r>
       <w:r>
         <w:rPr>
+          <w:lang w:val="hi_IN" w:bidi="hi_IN"/>
+        </w:rPr>
+        <w:t>מֶ֖לֶךְ אָס֥וּר</w:t>
+      </w:r>
+    </w:p>
+    <w:p>
+      <w:pPr/>
+      <w:r>
+        <w:rPr>
+          <w:lang w:val="hi_IN" w:bidi="hi_IN"/>
+        </w:rPr>
+      </w:r>
+      <w:r>
+        <w:rPr>
           <w:b/>
           <w:lang w:val="hi_IN" w:bidi="hi_IN"/>
         </w:rPr>
@@ -52939,6 +56924,20 @@
       </w:r>
       <w:r>
         <w:rPr>
+          <w:lang w:val="hi_IN" w:bidi="hi_IN"/>
+        </w:rPr>
+        <w:t>מֶ֖לֶךְ אָס֥וּר בָּ⁠רְהָטִֽים</w:t>
+      </w:r>
+    </w:p>
+    <w:p>
+      <w:pPr/>
+      <w:r>
+        <w:rPr>
+          <w:lang w:val="hi_IN" w:bidi="hi_IN"/>
+        </w:rPr>
+      </w:r>
+      <w:r>
+        <w:rPr>
           <w:b/>
           <w:lang w:val="hi_IN" w:bidi="hi_IN"/>
         </w:rPr>
@@ -53049,6 +57048,20 @@
       </w:r>
       <w:r>
         <w:rPr>
+          <w:lang w:val="hi_IN" w:bidi="hi_IN"/>
+        </w:rPr>
+        <w:t>בָּ⁠רְהָטִֽים</w:t>
+      </w:r>
+    </w:p>
+    <w:p>
+      <w:pPr/>
+      <w:r>
+        <w:rPr>
+          <w:lang w:val="hi_IN" w:bidi="hi_IN"/>
+        </w:rPr>
+      </w:r>
+      <w:r>
+        <w:rPr>
           <w:b/>
           <w:lang w:val="hi_IN" w:bidi="hi_IN"/>
         </w:rPr>
@@ -53216,7 +57229,7 @@
         </w:rPr>
         <w:t xml:space="preserve">देखें कि आपने इसी वाक्यांश "तू सुंदर हैं" का अनुवाद </w:t>
       </w:r>
-      <w:hyperlink r:id="rId61">
+      <w:hyperlink r:id="rId63">
         <w:r>
           <w:rPr>
             <w:lang w:val="hi_IN" w:bidi="hi_IN"/>
@@ -53498,6 +57511,20 @@
       </w:r>
       <w:r>
         <w:rPr>
+          <w:lang w:val="hi_IN" w:bidi="hi_IN"/>
+        </w:rPr>
+        <w:t>אַהֲבָ֖ה בַּ⁠תַּֽעֲנוּגִֽים</w:t>
+      </w:r>
+    </w:p>
+    <w:p>
+      <w:pPr/>
+      <w:r>
+        <w:rPr>
+          <w:lang w:val="hi_IN" w:bidi="hi_IN"/>
+        </w:rPr>
+      </w:r>
+      <w:r>
+        <w:rPr>
           <w:b/>
           <w:lang w:val="hi_IN" w:bidi="hi_IN"/>
         </w:rPr>
@@ -54065,6 +58092,20 @@
       </w:r>
       <w:r>
         <w:rPr>
+          <w:lang w:val="hi_IN" w:bidi="hi_IN"/>
+        </w:rPr>
+        <w:t>אָמַ֨רְתִּי֙ אֶעֱלֶ֣ה בְ⁠תָמָ֔ר אֹֽחֲזָ֖ה בְּ⁠סַנְסִנָּ֑י⁠ו</w:t>
+      </w:r>
+    </w:p>
+    <w:p>
+      <w:pPr/>
+      <w:r>
+        <w:rPr>
+          <w:lang w:val="hi_IN" w:bidi="hi_IN"/>
+        </w:rPr>
+      </w:r>
+      <w:r>
+        <w:rPr>
           <w:b/>
           <w:lang w:val="hi_IN" w:bidi="hi_IN"/>
         </w:rPr>
@@ -54426,6 +58467,20 @@
       </w:r>
       <w:r>
         <w:rPr>
+          <w:lang w:val="hi_IN" w:bidi="hi_IN"/>
+        </w:rPr>
+        <w:t>אֶעֱלֶ֣ה בְ⁠תָמָ֔ר אֹֽחֲזָ֖ה בְּ⁠סַנְסִנָּ֑י⁠ו</w:t>
+      </w:r>
+    </w:p>
+    <w:p>
+      <w:pPr/>
+      <w:r>
+        <w:rPr>
+          <w:lang w:val="hi_IN" w:bidi="hi_IN"/>
+        </w:rPr>
+      </w:r>
+      <w:r>
+        <w:rPr>
           <w:b/>
           <w:lang w:val="hi_IN" w:bidi="hi_IN"/>
         </w:rPr>
@@ -54885,6 +58940,20 @@
       </w:r>
       <w:r>
         <w:rPr>
+          <w:lang w:val="hi_IN" w:bidi="hi_IN"/>
+        </w:rPr>
+        <w:t>כְּ⁠אֶשְׁכְּל֣וֹת הַ⁠גֶּ֔פֶן</w:t>
+      </w:r>
+    </w:p>
+    <w:p>
+      <w:pPr/>
+      <w:r>
+        <w:rPr>
+          <w:lang w:val="hi_IN" w:bidi="hi_IN"/>
+        </w:rPr>
+      </w:r>
+      <w:r>
+        <w:rPr>
           <w:b/>
           <w:lang w:val="hi_IN" w:bidi="hi_IN"/>
         </w:rPr>
@@ -55008,6 +59077,20 @@
       </w:r>
       <w:r>
         <w:rPr>
+          <w:lang w:val="hi_IN" w:bidi="hi_IN"/>
+        </w:rPr>
+        <w:t>וְ⁠רֵ֥יחַ אַפֵּ֖⁠ךְ כַּ⁠תַּפּוּחִֽים</w:t>
+      </w:r>
+    </w:p>
+    <w:p>
+      <w:pPr/>
+      <w:r>
+        <w:rPr>
+          <w:lang w:val="hi_IN" w:bidi="hi_IN"/>
+        </w:rPr>
+      </w:r>
+      <w:r>
+        <w:rPr>
           <w:b/>
           <w:lang w:val="hi_IN" w:bidi="hi_IN"/>
         </w:rPr>
@@ -55228,6 +59311,20 @@
       </w:r>
       <w:r>
         <w:rPr>
+          <w:lang w:val="hi_IN" w:bidi="hi_IN"/>
+        </w:rPr>
+        <w:t>כַּ⁠תַּפּוּחִֽים</w:t>
+      </w:r>
+    </w:p>
+    <w:p>
+      <w:pPr/>
+      <w:r>
+        <w:rPr>
+          <w:lang w:val="hi_IN" w:bidi="hi_IN"/>
+        </w:rPr>
+      </w:r>
+      <w:r>
+        <w:rPr>
           <w:b/>
           <w:lang w:val="hi_IN" w:bidi="hi_IN"/>
         </w:rPr>
@@ -55557,6 +59654,20 @@
       </w:r>
       <w:r>
         <w:rPr>
+          <w:lang w:val="hi_IN" w:bidi="hi_IN"/>
+        </w:rPr>
+        <w:t>וְ⁠חִכֵּ֕⁠ךְ</w:t>
+      </w:r>
+    </w:p>
+    <w:p>
+      <w:pPr/>
+      <w:r>
+        <w:rPr>
+          <w:lang w:val="hi_IN" w:bidi="hi_IN"/>
+        </w:rPr>
+      </w:r>
+      <w:r>
+        <w:rPr>
           <w:b/>
           <w:lang w:val="hi_IN" w:bidi="hi_IN"/>
         </w:rPr>
@@ -55680,6 +59791,20 @@
       </w:r>
       <w:r>
         <w:rPr>
+          <w:lang w:val="hi_IN" w:bidi="hi_IN"/>
+        </w:rPr>
+        <w:t>הוֹלֵ֥ךְ לְ⁠דוֹדִ֖⁠י לְ⁠מֵישָׁרִ֑ים דּוֹבֵ֖ב שִׂפְתֵ֥י יְשֵׁנִֽים</w:t>
+      </w:r>
+    </w:p>
+    <w:p>
+      <w:pPr/>
+      <w:r>
+        <w:rPr>
+          <w:lang w:val="hi_IN" w:bidi="hi_IN"/>
+        </w:rPr>
+      </w:r>
+      <w:r>
+        <w:rPr>
           <w:b/>
           <w:lang w:val="hi_IN" w:bidi="hi_IN"/>
         </w:rPr>
@@ -55874,6 +59999,20 @@
       </w:r>
       <w:r>
         <w:rPr>
+          <w:lang w:val="hi_IN" w:bidi="hi_IN"/>
+        </w:rPr>
+        <w:t>הוֹלֵ֥ךְ לְ⁠דוֹדִ֖⁠י לְ⁠מֵישָׁרִ֑ים דּוֹבֵ֖ב שִׂפְתֵ֥י יְשֵׁנִֽים</w:t>
+      </w:r>
+    </w:p>
+    <w:p>
+      <w:pPr/>
+      <w:r>
+        <w:rPr>
+          <w:lang w:val="hi_IN" w:bidi="hi_IN"/>
+        </w:rPr>
+      </w:r>
+      <w:r>
+        <w:rPr>
           <w:b/>
           <w:lang w:val="hi_IN" w:bidi="hi_IN"/>
         </w:rPr>
@@ -56016,6 +60155,20 @@
       </w:r>
       <w:r>
         <w:rPr>
+          <w:lang w:val="hi_IN" w:bidi="hi_IN"/>
+        </w:rPr>
+        <w:t>לְ⁠מֵישָׁרִ֑ים דּוֹבֵ֖ב</w:t>
+      </w:r>
+    </w:p>
+    <w:p>
+      <w:pPr/>
+      <w:r>
+        <w:rPr>
+          <w:lang w:val="hi_IN" w:bidi="hi_IN"/>
+        </w:rPr>
+      </w:r>
+      <w:r>
+        <w:rPr>
           <w:b/>
           <w:lang w:val="hi_IN" w:bidi="hi_IN"/>
         </w:rPr>
@@ -56152,6 +60305,20 @@
       </w:r>
       <w:r>
         <w:rPr>
+          <w:lang w:val="hi_IN" w:bidi="hi_IN"/>
+        </w:rPr>
+        <w:t>שִׂפְתֵ֥י יְשֵׁנִֽים</w:t>
+      </w:r>
+    </w:p>
+    <w:p>
+      <w:pPr/>
+      <w:r>
+        <w:rPr>
+          <w:lang w:val="hi_IN" w:bidi="hi_IN"/>
+        </w:rPr>
+      </w:r>
+      <w:r>
+        <w:rPr>
           <w:b/>
           <w:lang w:val="hi_IN" w:bidi="hi_IN"/>
         </w:rPr>
@@ -56261,7 +60428,7 @@
         </w:rPr>
         <w:t xml:space="preserve">देखें कि आपने </w:t>
       </w:r>
-      <w:hyperlink r:id="rId66">
+      <w:hyperlink r:id="rId68">
         <w:r>
           <w:rPr>
             <w:lang w:val="hi_IN" w:bidi="hi_IN"/>
@@ -56420,6 +60587,20 @@
       </w:r>
       <w:r>
         <w:rPr>
+          <w:lang w:val="hi_IN" w:bidi="hi_IN"/>
+        </w:rPr>
+        <w:t>לְכָ֤⁠ה דוֹדִ⁠י֙</w:t>
+      </w:r>
+    </w:p>
+    <w:p>
+      <w:pPr/>
+      <w:r>
+        <w:rPr>
+          <w:lang w:val="hi_IN" w:bidi="hi_IN"/>
+        </w:rPr>
+      </w:r>
+      <w:r>
+        <w:rPr>
           <w:b/>
           <w:lang w:val="hi_IN" w:bidi="hi_IN"/>
         </w:rPr>
@@ -56517,6 +60698,20 @@
       </w:r>
       <w:r>
         <w:rPr>
+          <w:lang w:val="hi_IN" w:bidi="hi_IN"/>
+        </w:rPr>
+        <w:t>נָלִ֖ינָה בַּ⁠כְּפָרִֽים</w:t>
+      </w:r>
+    </w:p>
+    <w:p>
+      <w:pPr/>
+      <w:r>
+        <w:rPr>
+          <w:lang w:val="hi_IN" w:bidi="hi_IN"/>
+        </w:rPr>
+      </w:r>
+      <w:r>
+        <w:rPr>
           <w:b/>
           <w:lang w:val="hi_IN" w:bidi="hi_IN"/>
         </w:rPr>
@@ -56594,6 +60789,20 @@
       </w:r>
       <w:r>
         <w:rPr>
+          <w:lang w:val="hi_IN" w:bidi="hi_IN"/>
+        </w:rPr>
+        <w:t>בַּ⁠כְּפָרִֽים</w:t>
+      </w:r>
+    </w:p>
+    <w:p>
+      <w:pPr/>
+      <w:r>
+        <w:rPr>
+          <w:lang w:val="hi_IN" w:bidi="hi_IN"/>
+        </w:rPr>
+      </w:r>
+      <w:r>
+        <w:rPr>
           <w:b/>
           <w:lang w:val="hi_IN" w:bidi="hi_IN"/>
         </w:rPr>
@@ -56639,7 +60848,7 @@
         </w:rPr>
         <w:t xml:space="preserve">। (2) “मेहंदी की झाड़ियों के बीच” (मेहंदी की झाड़ियाँ फूल उत्पन्न करती हैं)। यदि आप इस विकल्प को चुनते हैं, तो देखें कि आपने </w:t>
       </w:r>
-      <w:hyperlink r:id="rId48">
+      <w:hyperlink r:id="rId50">
         <w:r>
           <w:rPr>
             <w:lang w:val="hi_IN" w:bidi="hi_IN"/>
@@ -56721,6 +60930,20 @@
       </w:r>
       <w:r>
         <w:rPr>
+          <w:lang w:val="hi_IN" w:bidi="hi_IN"/>
+        </w:rPr>
+        <w:t>נַשְׁכִּ֨ימָה֙</w:t>
+      </w:r>
+    </w:p>
+    <w:p>
+      <w:pPr/>
+      <w:r>
+        <w:rPr>
+          <w:lang w:val="hi_IN" w:bidi="hi_IN"/>
+        </w:rPr>
+      </w:r>
+      <w:r>
+        <w:rPr>
           <w:b/>
           <w:lang w:val="hi_IN" w:bidi="hi_IN"/>
         </w:rPr>
@@ -56946,7 +61169,7 @@
         </w:rPr>
         <w:t xml:space="preserve">" का </w:t>
       </w:r>
-      <w:hyperlink r:id="rId67">
+      <w:hyperlink r:id="rId69">
         <w:r>
           <w:rPr>
             <w:lang w:val="hi_IN" w:bidi="hi_IN"/>
@@ -57008,6 +61231,20 @@
       </w:r>
       <w:r>
         <w:rPr>
+          <w:lang w:val="hi_IN" w:bidi="hi_IN"/>
+        </w:rPr>
+        <w:t>פָּֽרְחָ֤ה הַ⁠גֶּ֨פֶן֙</w:t>
+      </w:r>
+    </w:p>
+    <w:p>
+      <w:pPr/>
+      <w:r>
+        <w:rPr>
+          <w:lang w:val="hi_IN" w:bidi="hi_IN"/>
+        </w:rPr>
+      </w:r>
+      <w:r>
+        <w:rPr>
           <w:b/>
           <w:lang w:val="hi_IN" w:bidi="hi_IN"/>
         </w:rPr>
@@ -57053,7 +61290,7 @@
         </w:rPr>
         <w:t xml:space="preserve">” का अनुवाद </w:t>
       </w:r>
-      <w:hyperlink r:id="rId67">
+      <w:hyperlink r:id="rId69">
         <w:r>
           <w:rPr>
             <w:lang w:val="hi_IN" w:bidi="hi_IN"/>
@@ -57497,6 +61734,20 @@
       </w:r>
       <w:r>
         <w:rPr>
+          <w:lang w:val="hi_IN" w:bidi="hi_IN"/>
+        </w:rPr>
+        <w:t>וְ⁠עַל־פְּתָחֵ֨י⁠נוּ֙ כָּל־מְגָדִ֔ים</w:t>
+      </w:r>
+    </w:p>
+    <w:p>
+      <w:pPr/>
+      <w:r>
+        <w:rPr>
+          <w:lang w:val="hi_IN" w:bidi="hi_IN"/>
+        </w:rPr>
+      </w:r>
+      <w:r>
+        <w:rPr>
           <w:b/>
           <w:lang w:val="hi_IN" w:bidi="hi_IN"/>
         </w:rPr>
@@ -57663,6 +61914,20 @@
       </w:r>
       <w:r>
         <w:rPr>
+          <w:lang w:val="hi_IN" w:bidi="hi_IN"/>
+        </w:rPr>
+        <w:t>דּוֹדִ֖⁠י צָפַ֥נְתִּי לָֽ⁠ךְ</w:t>
+      </w:r>
+    </w:p>
+    <w:p>
+      <w:pPr/>
+      <w:r>
+        <w:rPr>
+          <w:lang w:val="hi_IN" w:bidi="hi_IN"/>
+        </w:rPr>
+      </w:r>
+      <w:r>
+        <w:rPr>
           <w:b/>
           <w:lang w:val="hi_IN" w:bidi="hi_IN"/>
         </w:rPr>
@@ -57782,7 +62047,7 @@
       <w:pPr>
         <w:pStyle w:val="Heading4"/>
       </w:pPr>
-      <w:hyperlink r:id="rId68">
+      <w:hyperlink r:id="rId70">
         <w:r>
           <w:rPr>
             <w:lang w:val="hi_IN" w:bidi="hi_IN"/>
@@ -57808,7 +62073,7 @@
           <w:lang w:val="hi_IN" w:bidi="hi_IN"/>
         </w:rPr>
       </w:r>
-      <w:hyperlink r:id="rId68">
+      <w:hyperlink r:id="rId70">
         <w:r>
           <w:rPr>
             <w:lang w:val="hi_IN" w:bidi="hi_IN"/>
@@ -57826,7 +62091,7 @@
         </w:rPr>
         <w:t xml:space="preserve"> के तीन सम्भावित अर्थ हैं: (1) कि स्त्री खुद को एक दाख की बारी के रूप में प्रस्तुत कर रही है और कह रही है कि उसकी दाख की बारी केवल उसकी है। वह अपनी तुलना सुलैमान की दाख की बारी से कर रही है (जिसका उल्लेख </w:t>
       </w:r>
-      <w:hyperlink r:id="rId69">
+      <w:hyperlink r:id="rId71">
         <w:r>
           <w:rPr>
             <w:lang w:val="hi_IN" w:bidi="hi_IN"/>
@@ -57844,7 +62109,7 @@
         </w:rPr>
         <w:t xml:space="preserve"> में किया गया था) और कह रही है कि सुलैमान अपनी दाख की बारी से होने वाले लाभ को रख सकते हैं और उसकी दाख की बारी के रखवाले उस दाख की बारी से होने वाले लाभ का अपना हिस्सा रख सकते हैं। यह अनफोल्डिंग वर्ड सिम्प्लिफाइड़ ट्रान्सलेशन की व्याख्या है। (2) कि महिला खुद को एक दाख की बारी के रूप में प्रस्तुत कर रही है और कह रही है कि उसकी दाख की बारी केवल उसकी है, लेकिन वह पुरुष जिसे वह प्रेम करती है और जिसे वह सुलैमान कहती है, वह दाख की बारी (उसे) स्वतंत्र रूप से प्राप्त कर सकता है क्योंकि वह खुद को स्वतंत्र रूप से उसे देने का निर्णय करती है। (3) कि पुरुष उस स्त्री को जिसे वह प्रेम करता है, एक दाख की बारी के रूप में प्रस्तुत कर रहा है और कह रहा है कि उसकी दाख की बारी (वह स्त्री जिसे वह प्रेम करता है) केवल उसकी है। वह अपनी दाख की बारी (वह स्त्री जिसे वह प्रेम करता है) की तुलना सुलैमान की दाख की बारी से कर रहा है (जिसका उल्लेख </w:t>
       </w:r>
-      <w:hyperlink r:id="rId69">
+      <w:hyperlink r:id="rId71">
         <w:r>
           <w:rPr>
             <w:lang w:val="hi_IN" w:bidi="hi_IN"/>
@@ -57906,6 +62171,20 @@
       </w:r>
       <w:r>
         <w:rPr>
+          <w:lang w:val="hi_IN" w:bidi="hi_IN"/>
+        </w:rPr>
+        <w:t>מִ֤י יִתֶּנְ⁠ךָ֙ כְּ⁠אָ֣ח לִ֔⁠י יוֹנֵ֖ק שְׁדֵ֣י אִמִּ֑⁠י</w:t>
+      </w:r>
+    </w:p>
+    <w:p>
+      <w:pPr/>
+      <w:r>
+        <w:rPr>
+          <w:lang w:val="hi_IN" w:bidi="hi_IN"/>
+        </w:rPr>
+      </w:r>
+      <w:r>
+        <w:rPr>
           <w:b/>
           <w:lang w:val="hi_IN" w:bidi="hi_IN"/>
         </w:rPr>
@@ -58185,6 +62464,20 @@
       </w:r>
       <w:r>
         <w:rPr>
+          <w:lang w:val="hi_IN" w:bidi="hi_IN"/>
+        </w:rPr>
+        <w:t>מִ֤י יִתֶּנְ⁠ךָ֙ כְּ⁠אָ֣ח לִ֔⁠י יוֹנֵ֖ק שְׁדֵ֣י אִמִּ֑⁠י</w:t>
+      </w:r>
+    </w:p>
+    <w:p>
+      <w:pPr/>
+      <w:r>
+        <w:rPr>
+          <w:lang w:val="hi_IN" w:bidi="hi_IN"/>
+        </w:rPr>
+      </w:r>
+      <w:r>
+        <w:rPr>
           <w:b/>
           <w:lang w:val="hi_IN" w:bidi="hi_IN"/>
         </w:rPr>
@@ -58333,6 +62626,20 @@
       </w:r>
       <w:r>
         <w:rPr>
+          <w:lang w:val="hi_IN" w:bidi="hi_IN"/>
+        </w:rPr>
+        <w:t>גַּ֖ם</w:t>
+      </w:r>
+    </w:p>
+    <w:p>
+      <w:pPr/>
+      <w:r>
+        <w:rPr>
+          <w:lang w:val="hi_IN" w:bidi="hi_IN"/>
+        </w:rPr>
+      </w:r>
+      <w:r>
+        <w:rPr>
           <w:b/>
           <w:lang w:val="hi_IN" w:bidi="hi_IN"/>
         </w:rPr>
@@ -58443,6 +62750,20 @@
       </w:r>
       <w:r>
         <w:rPr>
+          <w:lang w:val="hi_IN" w:bidi="hi_IN"/>
+        </w:rPr>
+        <w:t>לֹא־יָב֥וּזוּ לִֽ⁠י</w:t>
+      </w:r>
+    </w:p>
+    <w:p>
+      <w:pPr/>
+      <w:r>
+        <w:rPr>
+          <w:lang w:val="hi_IN" w:bidi="hi_IN"/>
+        </w:rPr>
+      </w:r>
+      <w:r>
+        <w:rPr>
           <w:b/>
           <w:lang w:val="hi_IN" w:bidi="hi_IN"/>
         </w:rPr>
@@ -58605,6 +62926,20 @@
       </w:r>
       <w:r>
         <w:rPr>
+          <w:lang w:val="hi_IN" w:bidi="hi_IN"/>
+        </w:rPr>
+        <w:t>אֶֽמְצָאֲ⁠ךָ֤ בַ⁠חוּץ֙ אֶשָׁ֣קְ⁠ךָ֔ גַּ֖ם לֹא־יָב֥וּזוּ לִֽ⁠י׃ אֶנְהָֽגֲ⁠ךָ֗ אֲבִֽיאֲ⁠ךָ֛ אֶל־בֵּ֥ית אִמִּ֖⁠י תְּלַמְּדֵ֑⁠נִי אַשְׁקְ⁠ךָ֙ מִ⁠יַּ֣יִן הָ⁠רֶ֔קַח מֵ⁠עֲסִ֖יס רִמֹּנִֽ⁠י</w:t>
+      </w:r>
+    </w:p>
+    <w:p>
+      <w:pPr/>
+      <w:r>
+        <w:rPr>
+          <w:lang w:val="hi_IN" w:bidi="hi_IN"/>
+        </w:rPr>
+      </w:r>
+      <w:r>
+        <w:rPr>
           <w:b/>
           <w:lang w:val="hi_IN" w:bidi="hi_IN"/>
         </w:rPr>
@@ -58753,6 +63088,20 @@
       </w:r>
       <w:r>
         <w:rPr>
+          <w:lang w:val="hi_IN" w:bidi="hi_IN"/>
+        </w:rPr>
+        <w:t>אֲבִֽיאֲ⁠ךָ֛ אֶל־בֵּ֥ית אִמִּ֖⁠י</w:t>
+      </w:r>
+    </w:p>
+    <w:p>
+      <w:pPr/>
+      <w:r>
+        <w:rPr>
+          <w:lang w:val="hi_IN" w:bidi="hi_IN"/>
+        </w:rPr>
+      </w:r>
+      <w:r>
+        <w:rPr>
           <w:b/>
           <w:lang w:val="hi_IN" w:bidi="hi_IN"/>
         </w:rPr>
@@ -58786,7 +63135,7 @@
         </w:rPr>
         <w:t xml:space="preserve">देखें कि आपने </w:t>
       </w:r>
-      <w:hyperlink r:id="rId30">
+      <w:hyperlink r:id="rId32">
         <w:r>
           <w:rPr>
             <w:lang w:val="hi_IN" w:bidi="hi_IN"/>
@@ -58881,6 +63230,20 @@
       </w:r>
       <w:r>
         <w:rPr>
+          <w:lang w:val="hi_IN" w:bidi="hi_IN"/>
+        </w:rPr>
+        <w:t>אֲבִֽיאֲ⁠ךָ֛ אֶל־בֵּ֥ית אִמִּ֖⁠י תְּלַמְּדֵ֑⁠נִי</w:t>
+      </w:r>
+    </w:p>
+    <w:p>
+      <w:pPr/>
+      <w:r>
+        <w:rPr>
+          <w:lang w:val="hi_IN" w:bidi="hi_IN"/>
+        </w:rPr>
+      </w:r>
+      <w:r>
+        <w:rPr>
           <w:b/>
           <w:lang w:val="hi_IN" w:bidi="hi_IN"/>
         </w:rPr>
@@ -58958,6 +63321,20 @@
       </w:r>
       <w:r>
         <w:rPr>
+          <w:lang w:val="hi_IN" w:bidi="hi_IN"/>
+        </w:rPr>
+        <w:t>אַשְׁקְ⁠ךָ֙ מִ⁠יַּ֣יִן הָ⁠רֶ֔קַח</w:t>
+      </w:r>
+    </w:p>
+    <w:p>
+      <w:pPr/>
+      <w:r>
+        <w:rPr>
+          <w:lang w:val="hi_IN" w:bidi="hi_IN"/>
+        </w:rPr>
+      </w:r>
+      <w:r>
+        <w:rPr>
           <w:b/>
           <w:lang w:val="hi_IN" w:bidi="hi_IN"/>
         </w:rPr>
@@ -59109,7 +63486,7 @@
         </w:rPr>
         <w:t xml:space="preserve">देखें कि आपने </w:t>
       </w:r>
-      <w:hyperlink r:id="rId70">
+      <w:hyperlink r:id="rId72">
         <w:r>
           <w:rPr>
             <w:lang w:val="hi_IN" w:bidi="hi_IN"/>
@@ -59203,6 +63580,20 @@
       </w:r>
       <w:r>
         <w:rPr>
+          <w:lang w:val="hi_IN" w:bidi="hi_IN"/>
+        </w:rPr>
+        <w:t>אַשְׁקְ⁠ךָ֙ מִ⁠יַּ֣יִן הָ⁠רֶ֔קַח מֵ⁠עֲסִ֖יס רִמֹּנִֽ⁠י</w:t>
+      </w:r>
+    </w:p>
+    <w:p>
+      <w:pPr/>
+      <w:r>
+        <w:rPr>
+          <w:lang w:val="hi_IN" w:bidi="hi_IN"/>
+        </w:rPr>
+      </w:r>
+      <w:r>
+        <w:rPr>
           <w:b/>
           <w:lang w:val="hi_IN" w:bidi="hi_IN"/>
         </w:rPr>
@@ -59359,6 +63750,20 @@
       </w:r>
       <w:r>
         <w:rPr>
+          <w:lang w:val="hi_IN" w:bidi="hi_IN"/>
+        </w:rPr>
+        <w:t>מֵ⁠עֲסִ֖יס רִמֹּנִֽ⁠י</w:t>
+      </w:r>
+    </w:p>
+    <w:p>
+      <w:pPr/>
+      <w:r>
+        <w:rPr>
+          <w:lang w:val="hi_IN" w:bidi="hi_IN"/>
+        </w:rPr>
+      </w:r>
+      <w:r>
+        <w:rPr>
           <w:b/>
           <w:lang w:val="hi_IN" w:bidi="hi_IN"/>
         </w:rPr>
@@ -59546,7 +63951,7 @@
         </w:rPr>
         <w:t xml:space="preserve">यह पद </w:t>
       </w:r>
-      <w:hyperlink r:id="rId71">
+      <w:hyperlink r:id="rId73">
         <w:r>
           <w:rPr>
             <w:lang w:val="hi_IN" w:bidi="hi_IN"/>
@@ -59564,7 +63969,7 @@
         </w:rPr>
         <w:t xml:space="preserve"> के समान है। कृपया इस पद का अनुवाद ठीक उसी प्रकार करें जैसे आपने </w:t>
       </w:r>
-      <w:hyperlink r:id="rId71">
+      <w:hyperlink r:id="rId73">
         <w:r>
           <w:rPr>
             <w:lang w:val="hi_IN" w:bidi="hi_IN"/>
@@ -59687,7 +64092,7 @@
         </w:rPr>
         <w:t xml:space="preserve">इस पद को </w:t>
       </w:r>
-      <w:hyperlink r:id="rId26">
+      <w:hyperlink r:id="rId28">
         <w:r>
           <w:rPr>
             <w:lang w:val="hi_IN" w:bidi="hi_IN"/>
@@ -59769,6 +64174,20 @@
       </w:r>
       <w:r>
         <w:rPr>
+          <w:lang w:val="hi_IN" w:bidi="hi_IN"/>
+        </w:rPr>
+        <w:t>מִ֣י זֹ֗את עֹלָה֙ מִן־הַ⁠מִּדְבָּ֔ר מִתְרַפֶּ֖קֶת עַל־דּוֹדָ֑⁠הּ</w:t>
+      </w:r>
+    </w:p>
+    <w:p>
+      <w:pPr/>
+      <w:r>
+        <w:rPr>
+          <w:lang w:val="hi_IN" w:bidi="hi_IN"/>
+        </w:rPr>
+      </w:r>
+      <w:r>
+        <w:rPr>
           <w:b/>
           <w:lang w:val="hi_IN" w:bidi="hi_IN"/>
         </w:rPr>
@@ -60112,6 +64531,20 @@
       </w:r>
       <w:r>
         <w:rPr>
+          <w:lang w:val="hi_IN" w:bidi="hi_IN"/>
+        </w:rPr>
+        <w:t>עֹלָה֙</w:t>
+      </w:r>
+    </w:p>
+    <w:p>
+      <w:pPr/>
+      <w:r>
+        <w:rPr>
+          <w:lang w:val="hi_IN" w:bidi="hi_IN"/>
+        </w:rPr>
+      </w:r>
+      <w:r>
+        <w:rPr>
           <w:b/>
           <w:lang w:val="hi_IN" w:bidi="hi_IN"/>
         </w:rPr>
@@ -60268,7 +64701,7 @@
         </w:rPr>
         <w:t xml:space="preserve"> वाक्यांश का </w:t>
       </w:r>
-      <w:hyperlink r:id="rId24">
+      <w:hyperlink r:id="rId26">
         <w:r>
           <w:rPr>
             <w:lang w:val="hi_IN" w:bidi="hi_IN"/>
@@ -60350,6 +64783,20 @@
       </w:r>
       <w:r>
         <w:rPr>
+          <w:lang w:val="hi_IN" w:bidi="hi_IN"/>
+        </w:rPr>
+        <w:t>חִבְּלַ֣תְ⁠ךָ</w:t>
+      </w:r>
+    </w:p>
+    <w:p>
+      <w:pPr/>
+      <w:r>
+        <w:rPr>
+          <w:lang w:val="hi_IN" w:bidi="hi_IN"/>
+        </w:rPr>
+      </w:r>
+      <w:r>
+        <w:rPr>
           <w:b/>
           <w:lang w:val="hi_IN" w:bidi="hi_IN"/>
         </w:rPr>
@@ -60452,6 +64899,20 @@
       </w:r>
       <w:r>
         <w:rPr>
+          <w:lang w:val="hi_IN" w:bidi="hi_IN"/>
+        </w:rPr>
+        <w:t>תַּ֤חַת הַ⁠תַּפּ֨וּחַ֙ עֽוֹרַרְתִּ֔י⁠ךָ שָׁ֚מָּ⁠ה חִבְּלַ֣תְ⁠ךָ אִמֶּ֔⁠ךָ שָׁ֖מָּ⁠ה חִבְּלָ֥ה יְלָדַֽתְ⁠ךָ׃ שִׂימֵ֨⁠נִי כַֽ⁠חוֹתָ֜ם עַל־לִבֶּ֗⁠ךָ כַּֽ⁠חוֹתָם֙ עַל־זְרוֹעֶ֔⁠ךָ כִּֽי־עַזָּ֤ה כַ⁠מָּ֨וֶת֙ אַהֲבָ֔ה קָשָׁ֥ה כִ⁠שְׁא֖וֹל קִנְאָ֑ה רְשָׁפֶ֕י⁠הָ רִשְׁפֵּ֕י אֵ֖שׁ שַׁלְהֶ֥בֶתְ יָֽה׃ מַ֣יִם רַבִּ֗ים לֹ֤א יֽוּכְלוּ֙ לְ⁠כַבּ֣וֹת אֶת־הָֽ⁠אַהֲבָ֔ה וּ⁠נְהָר֖וֹת לֹ֣א יִשְׁטְפ֑וּ⁠הָ אִם־יִתֵּ֨ן אִ֜ישׁ אֶת־כָּל־ה֤וֹן בֵּית⁠וֹ֙ בָּ⁠אַהֲבָ֔ה בּ֖וֹז יָב֥וּזוּ לֽ⁠וֹ</w:t>
+      </w:r>
+    </w:p>
+    <w:p>
+      <w:pPr/>
+      <w:r>
+        <w:rPr>
+          <w:lang w:val="hi_IN" w:bidi="hi_IN"/>
+        </w:rPr>
+      </w:r>
+      <w:r>
+        <w:rPr>
           <w:b/>
           <w:lang w:val="hi_IN" w:bidi="hi_IN"/>
         </w:rPr>
@@ -60808,6 +65269,20 @@
       </w:r>
       <w:r>
         <w:rPr>
+          <w:lang w:val="hi_IN" w:bidi="hi_IN"/>
+        </w:rPr>
+        <w:t>כַּֽ⁠חוֹתָם֙ עַל־זְרוֹעֶ֔⁠ךָ</w:t>
+      </w:r>
+    </w:p>
+    <w:p>
+      <w:pPr/>
+      <w:r>
+        <w:rPr>
+          <w:lang w:val="hi_IN" w:bidi="hi_IN"/>
+        </w:rPr>
+      </w:r>
+      <w:r>
+        <w:rPr>
           <w:b/>
           <w:lang w:val="hi_IN" w:bidi="hi_IN"/>
         </w:rPr>
@@ -60944,6 +65419,20 @@
       </w:r>
       <w:r>
         <w:rPr>
+          <w:lang w:val="hi_IN" w:bidi="hi_IN"/>
+        </w:rPr>
+        <w:t>כַּֽ⁠חוֹתָם֙ עַל־זְרוֹעֶ֔⁠ךָ</w:t>
+      </w:r>
+    </w:p>
+    <w:p>
+      <w:pPr/>
+      <w:r>
+        <w:rPr>
+          <w:lang w:val="hi_IN" w:bidi="hi_IN"/>
+        </w:rPr>
+      </w:r>
+      <w:r>
+        <w:rPr>
           <w:b/>
           <w:lang w:val="hi_IN" w:bidi="hi_IN"/>
         </w:rPr>
@@ -61339,6 +65828,20 @@
       </w:r>
       <w:r>
         <w:rPr>
+          <w:lang w:val="hi_IN" w:bidi="hi_IN"/>
+        </w:rPr>
+        <w:t>קָשָׁ֥ה כִ⁠שְׁא֖וֹל קִנְאָ֑ה</w:t>
+      </w:r>
+    </w:p>
+    <w:p>
+      <w:pPr/>
+      <w:r>
+        <w:rPr>
+          <w:lang w:val="hi_IN" w:bidi="hi_IN"/>
+        </w:rPr>
+      </w:r>
+      <w:r>
+        <w:rPr>
           <w:b/>
           <w:lang w:val="hi_IN" w:bidi="hi_IN"/>
         </w:rPr>
@@ -61559,6 +66062,20 @@
       </w:r>
       <w:r>
         <w:rPr>
+          <w:lang w:val="hi_IN" w:bidi="hi_IN"/>
+        </w:rPr>
+        <w:t>כִ⁠שְׁא֖וֹל</w:t>
+      </w:r>
+    </w:p>
+    <w:p>
+      <w:pPr/>
+      <w:r>
+        <w:rPr>
+          <w:lang w:val="hi_IN" w:bidi="hi_IN"/>
+        </w:rPr>
+      </w:r>
+      <w:r>
+        <w:rPr>
           <w:b/>
           <w:lang w:val="hi_IN" w:bidi="hi_IN"/>
         </w:rPr>
@@ -61695,6 +66212,20 @@
       </w:r>
       <w:r>
         <w:rPr>
+          <w:lang w:val="hi_IN" w:bidi="hi_IN"/>
+        </w:rPr>
+        <w:t>רְשָׁפֶ֕י⁠הָ רִשְׁפֵּ֕י אֵ֖שׁ שַׁלְהֶ֥בֶתְ יָֽה</w:t>
+      </w:r>
+    </w:p>
+    <w:p>
+      <w:pPr/>
+      <w:r>
+        <w:rPr>
+          <w:lang w:val="hi_IN" w:bidi="hi_IN"/>
+        </w:rPr>
+      </w:r>
+      <w:r>
+        <w:rPr>
           <w:b/>
           <w:lang w:val="hi_IN" w:bidi="hi_IN"/>
         </w:rPr>
@@ -61941,6 +66472,20 @@
       </w:r>
       <w:r>
         <w:rPr>
+          <w:lang w:val="hi_IN" w:bidi="hi_IN"/>
+        </w:rPr>
+        <w:t>מַ֣יִם רַבִּ֗ים לֹ֤א יֽוּכְלוּ֙ לְ⁠כַבּ֣וֹת אֶת־הָֽ⁠אַהֲבָ֔ה וּ⁠נְהָר֖וֹת לֹ֣א יִשְׁטְפ֑וּ⁠הָ</w:t>
+      </w:r>
+    </w:p>
+    <w:p>
+      <w:pPr/>
+      <w:r>
+        <w:rPr>
+          <w:lang w:val="hi_IN" w:bidi="hi_IN"/>
+        </w:rPr>
+      </w:r>
+      <w:r>
+        <w:rPr>
           <w:b/>
           <w:lang w:val="hi_IN" w:bidi="hi_IN"/>
         </w:rPr>
@@ -62103,6 +66648,20 @@
       </w:r>
       <w:r>
         <w:rPr>
+          <w:lang w:val="hi_IN" w:bidi="hi_IN"/>
+        </w:rPr>
+        <w:t>מַ֣יִם רַבִּ֗ים לֹ֤א יֽוּכְלוּ֙ לְ⁠כַבּ֣וֹת אֶת־הָֽ⁠אַהֲבָ֔ה וּ⁠נְהָר֖וֹת לֹ֣א יִשְׁטְפ֑וּ⁠הָ</w:t>
+      </w:r>
+    </w:p>
+    <w:p>
+      <w:pPr/>
+      <w:r>
+        <w:rPr>
+          <w:lang w:val="hi_IN" w:bidi="hi_IN"/>
+        </w:rPr>
+      </w:r>
+      <w:r>
+        <w:rPr>
           <w:b/>
           <w:lang w:val="hi_IN" w:bidi="hi_IN"/>
         </w:rPr>
@@ -62276,6 +66835,20 @@
       </w:r>
       <w:r>
         <w:rPr>
+          <w:lang w:val="hi_IN" w:bidi="hi_IN"/>
+        </w:rPr>
+        <w:t>אִם־יִתֵּ֨ן אִ֜ישׁ אֶת־כָּל־ה֤וֹן בֵּית⁠וֹ֙ בָּ⁠אַהֲבָ֔ה בּ֖וֹז יָב֥וּזוּ לֽ⁠וֹ</w:t>
+      </w:r>
+    </w:p>
+    <w:p>
+      <w:pPr/>
+      <w:r>
+        <w:rPr>
+          <w:lang w:val="hi_IN" w:bidi="hi_IN"/>
+        </w:rPr>
+      </w:r>
+      <w:r>
+        <w:rPr>
           <w:b/>
           <w:lang w:val="hi_IN" w:bidi="hi_IN"/>
         </w:rPr>
@@ -62373,6 +66946,20 @@
       </w:r>
       <w:r>
         <w:rPr>
+          <w:lang w:val="hi_IN" w:bidi="hi_IN"/>
+        </w:rPr>
+        <w:t>בָּ⁠אַהֲבָ֔ה</w:t>
+      </w:r>
+    </w:p>
+    <w:p>
+      <w:pPr/>
+      <w:r>
+        <w:rPr>
+          <w:lang w:val="hi_IN" w:bidi="hi_IN"/>
+        </w:rPr>
+      </w:r>
+      <w:r>
+        <w:rPr>
           <w:b/>
           <w:lang w:val="hi_IN" w:bidi="hi_IN"/>
         </w:rPr>
@@ -62436,6 +67023,20 @@
       </w:r>
       <w:r>
         <w:rPr>
+          <w:lang w:val="hi_IN" w:bidi="hi_IN"/>
+        </w:rPr>
+        <w:t>לֽ⁠וֹ</w:t>
+      </w:r>
+    </w:p>
+    <w:p>
+      <w:pPr/>
+      <w:r>
+        <w:rPr>
+          <w:lang w:val="hi_IN" w:bidi="hi_IN"/>
+        </w:rPr>
+      </w:r>
+      <w:r>
+        <w:rPr>
           <w:b/>
           <w:lang w:val="hi_IN" w:bidi="hi_IN"/>
         </w:rPr>
@@ -62592,6 +67193,20 @@
       </w:r>
       <w:r>
         <w:rPr>
+          <w:lang w:val="hi_IN" w:bidi="hi_IN"/>
+        </w:rPr>
+        <w:t>קְטַנָּ֔ה</w:t>
+      </w:r>
+    </w:p>
+    <w:p>
+      <w:pPr/>
+      <w:r>
+        <w:rPr>
+          <w:lang w:val="hi_IN" w:bidi="hi_IN"/>
+        </w:rPr>
+      </w:r>
+      <w:r>
+        <w:rPr>
           <w:b/>
           <w:lang w:val="hi_IN" w:bidi="hi_IN"/>
         </w:rPr>
@@ -62702,6 +67317,20 @@
       </w:r>
       <w:r>
         <w:rPr>
+          <w:lang w:val="hi_IN" w:bidi="hi_IN"/>
+        </w:rPr>
+        <w:t>וְ⁠שָׁדַ֖יִם אֵ֣ין לָ֑⁠הּ</w:t>
+      </w:r>
+    </w:p>
+    <w:p>
+      <w:pPr/>
+      <w:r>
+        <w:rPr>
+          <w:lang w:val="hi_IN" w:bidi="hi_IN"/>
+        </w:rPr>
+      </w:r>
+      <w:r>
+        <w:rPr>
           <w:b/>
           <w:lang w:val="hi_IN" w:bidi="hi_IN"/>
         </w:rPr>
@@ -63018,6 +67647,20 @@
       </w:r>
       <w:r>
         <w:rPr>
+          <w:lang w:val="hi_IN" w:bidi="hi_IN"/>
+        </w:rPr>
+        <w:t>שֶׁ⁠יְּדֻבַּר־בָּֽ⁠הּ</w:t>
+      </w:r>
+    </w:p>
+    <w:p>
+      <w:pPr/>
+      <w:r>
+        <w:rPr>
+          <w:lang w:val="hi_IN" w:bidi="hi_IN"/>
+        </w:rPr>
+      </w:r>
+      <w:r>
+        <w:rPr>
           <w:b/>
           <w:lang w:val="hi_IN" w:bidi="hi_IN"/>
         </w:rPr>
@@ -63238,6 +67881,20 @@
       </w:r>
       <w:r>
         <w:rPr>
+          <w:lang w:val="hi_IN" w:bidi="hi_IN"/>
+        </w:rPr>
+        <w:t>וְ⁠אִם־דֶּ֣לֶת הִ֔יא נָצ֥וּר עָלֶ֖י⁠הָ ל֥וּחַ אָֽרֶז</w:t>
+      </w:r>
+    </w:p>
+    <w:p>
+      <w:pPr/>
+      <w:r>
+        <w:rPr>
+          <w:lang w:val="hi_IN" w:bidi="hi_IN"/>
+        </w:rPr>
+      </w:r>
+      <w:r>
+        <w:rPr>
           <w:b/>
           <w:lang w:val="hi_IN" w:bidi="hi_IN"/>
         </w:rPr>
@@ -63562,6 +68219,20 @@
       </w:r>
       <w:r>
         <w:rPr>
+          <w:lang w:val="hi_IN" w:bidi="hi_IN"/>
+        </w:rPr>
+        <w:t>אֲנִ֣י חוֹמָ֔ה וְ⁠שָׁדַ֖⁠י כַּ⁠מִּגְדָּל֑וֹת אָ֛ז הָיִ֥יתִי בְ⁠עֵינָ֖י⁠ו כְּ⁠מוֹצְאֵ֥ת שָׁלֽוֹם</w:t>
+      </w:r>
+    </w:p>
+    <w:p>
+      <w:pPr/>
+      <w:r>
+        <w:rPr>
+          <w:lang w:val="hi_IN" w:bidi="hi_IN"/>
+        </w:rPr>
+      </w:r>
+      <w:r>
+        <w:rPr>
           <w:b/>
           <w:lang w:val="hi_IN" w:bidi="hi_IN"/>
         </w:rPr>
@@ -63659,6 +68330,20 @@
       </w:r>
       <w:r>
         <w:rPr>
+          <w:lang w:val="hi_IN" w:bidi="hi_IN"/>
+        </w:rPr>
+        <w:t>אֲנִ֣י חוֹמָ֔ה</w:t>
+      </w:r>
+    </w:p>
+    <w:p>
+      <w:pPr/>
+      <w:r>
+        <w:rPr>
+          <w:lang w:val="hi_IN" w:bidi="hi_IN"/>
+        </w:rPr>
+      </w:r>
+      <w:r>
+        <w:rPr>
           <w:b/>
           <w:lang w:val="hi_IN" w:bidi="hi_IN"/>
         </w:rPr>
@@ -63769,6 +68454,20 @@
       </w:r>
       <w:r>
         <w:rPr>
+          <w:lang w:val="hi_IN" w:bidi="hi_IN"/>
+        </w:rPr>
+        <w:t>וְ⁠שָׁדַ֖⁠י</w:t>
+      </w:r>
+    </w:p>
+    <w:p>
+      <w:pPr/>
+      <w:r>
+        <w:rPr>
+          <w:lang w:val="hi_IN" w:bidi="hi_IN"/>
+        </w:rPr>
+      </w:r>
+      <w:r>
+        <w:rPr>
           <w:b/>
           <w:lang w:val="hi_IN" w:bidi="hi_IN"/>
         </w:rPr>
@@ -63956,6 +68655,20 @@
       </w:r>
       <w:r>
         <w:rPr>
+          <w:lang w:val="hi_IN" w:bidi="hi_IN"/>
+        </w:rPr>
+        <w:t>אָ֛ז</w:t>
+      </w:r>
+    </w:p>
+    <w:p>
+      <w:pPr/>
+      <w:r>
+        <w:rPr>
+          <w:lang w:val="hi_IN" w:bidi="hi_IN"/>
+        </w:rPr>
+      </w:r>
+      <w:r>
+        <w:rPr>
           <w:b/>
           <w:lang w:val="hi_IN" w:bidi="hi_IN"/>
         </w:rPr>
@@ -64060,6 +68773,20 @@
       </w:r>
       <w:r>
         <w:rPr>
+          <w:lang w:val="hi_IN" w:bidi="hi_IN"/>
+        </w:rPr>
+        <w:t>הָיִ֥יתִי בְ⁠עֵינָ֖י⁠ו</w:t>
+      </w:r>
+    </w:p>
+    <w:p>
+      <w:pPr/>
+      <w:r>
+        <w:rPr>
+          <w:lang w:val="hi_IN" w:bidi="hi_IN"/>
+        </w:rPr>
+      </w:r>
+      <w:r>
+        <w:rPr>
           <w:b/>
           <w:lang w:val="hi_IN" w:bidi="hi_IN"/>
         </w:rPr>
@@ -64170,6 +68897,20 @@
       </w:r>
       <w:r>
         <w:rPr>
+          <w:lang w:val="hi_IN" w:bidi="hi_IN"/>
+        </w:rPr>
+        <w:t>כְּ⁠מוֹצְאֵ֥ת</w:t>
+      </w:r>
+    </w:p>
+    <w:p>
+      <w:pPr/>
+      <w:r>
+        <w:rPr>
+          <w:lang w:val="hi_IN" w:bidi="hi_IN"/>
+        </w:rPr>
+      </w:r>
+      <w:r>
+        <w:rPr>
           <w:b/>
           <w:lang w:val="hi_IN" w:bidi="hi_IN"/>
         </w:rPr>
@@ -64260,6 +69001,20 @@
       </w:r>
       <w:r>
         <w:rPr>
+          <w:lang w:val="hi_IN" w:bidi="hi_IN"/>
+        </w:rPr>
+        <w:t>הָיִ֥יתִי בְ⁠עֵינָ֖י⁠ו כְּ⁠מוֹצְאֵ֥ת שָׁלֽוֹם</w:t>
+      </w:r>
+    </w:p>
+    <w:p>
+      <w:pPr/>
+      <w:r>
+        <w:rPr>
+          <w:lang w:val="hi_IN" w:bidi="hi_IN"/>
+        </w:rPr>
+      </w:r>
+      <w:r>
+        <w:rPr>
           <w:b/>
           <w:lang w:val="hi_IN" w:bidi="hi_IN"/>
         </w:rPr>
@@ -64500,6 +69255,20 @@
       </w:r>
       <w:r>
         <w:rPr>
+          <w:lang w:val="hi_IN" w:bidi="hi_IN"/>
+        </w:rPr>
+        <w:t>לַ⁠נֹּטְרִ֑ים</w:t>
+      </w:r>
+    </w:p>
+    <w:p>
+      <w:pPr/>
+      <w:r>
+        <w:rPr>
+          <w:lang w:val="hi_IN" w:bidi="hi_IN"/>
+        </w:rPr>
+      </w:r>
+      <w:r>
+        <w:rPr>
           <w:b/>
           <w:lang w:val="hi_IN" w:bidi="hi_IN"/>
         </w:rPr>
@@ -64649,6 +69418,20 @@
       </w:r>
       <w:r>
         <w:rPr>
+          <w:lang w:val="hi_IN" w:bidi="hi_IN"/>
+        </w:rPr>
+        <w:t>נָתַ֥ן אֶת־הַ⁠כֶּ֖רֶם לַ⁠נֹּטְרִ֑ים</w:t>
+      </w:r>
+    </w:p>
+    <w:p>
+      <w:pPr/>
+      <w:r>
+        <w:rPr>
+          <w:lang w:val="hi_IN" w:bidi="hi_IN"/>
+        </w:rPr>
+      </w:r>
+      <w:r>
+        <w:rPr>
           <w:b/>
           <w:lang w:val="hi_IN" w:bidi="hi_IN"/>
         </w:rPr>
@@ -64726,6 +69509,20 @@
       </w:r>
       <w:r>
         <w:rPr>
+          <w:lang w:val="hi_IN" w:bidi="hi_IN"/>
+        </w:rPr>
+        <w:t>אִ֛ישׁ יָבִ֥א בְּ⁠פִרְי֖⁠וֹ אֶ֥לֶף כָּֽסֶף</w:t>
+      </w:r>
+    </w:p>
+    <w:p>
+      <w:pPr/>
+      <w:r>
+        <w:rPr>
+          <w:lang w:val="hi_IN" w:bidi="hi_IN"/>
+        </w:rPr>
+      </w:r>
+      <w:r>
+        <w:rPr>
           <w:b/>
           <w:lang w:val="hi_IN" w:bidi="hi_IN"/>
         </w:rPr>
@@ -64862,6 +69659,20 @@
       </w:r>
       <w:r>
         <w:rPr>
+          <w:lang w:val="hi_IN" w:bidi="hi_IN"/>
+        </w:rPr>
+        <w:t>אֶ֥לֶף כָּֽסֶף</w:t>
+      </w:r>
+    </w:p>
+    <w:p>
+      <w:pPr/>
+      <w:r>
+        <w:rPr>
+          <w:lang w:val="hi_IN" w:bidi="hi_IN"/>
+        </w:rPr>
+      </w:r>
+      <w:r>
+        <w:rPr>
           <w:b/>
           <w:lang w:val="hi_IN" w:bidi="hi_IN"/>
         </w:rPr>
@@ -64959,6 +69770,20 @@
       </w:r>
       <w:r>
         <w:rPr>
+          <w:lang w:val="hi_IN" w:bidi="hi_IN"/>
+        </w:rPr>
+        <w:t>כֶּ֣רֶם הָיָ֤ה לִ⁠שְׁלֹמֹה֙ בְּ⁠בַ֣עַל הָמ֔וֹן נָתַ֥ן אֶת־הַ⁠כֶּ֖רֶם לַ⁠נֹּטְרִ֑ים אִ֛ישׁ יָבִ֥א בְּ⁠פִרְי֖⁠וֹ אֶ֥לֶף כָּֽסֶף׃ כָּרְמִ֥⁠י שֶׁ⁠לִּ֖⁠י לְ⁠פָנָ֑⁠י הָ⁠אֶ֤לֶף לְ⁠ךָ֙ שְׁלֹמֹ֔ה וּ⁠מָאתַ֖יִם לְ⁠נֹטְרִ֥ים אֶת־פִּרְיֽ⁠וֹ</w:t>
+      </w:r>
+    </w:p>
+    <w:p>
+      <w:pPr/>
+      <w:r>
+        <w:rPr>
+          <w:lang w:val="hi_IN" w:bidi="hi_IN"/>
+        </w:rPr>
+      </w:r>
+      <w:r>
+        <w:rPr>
           <w:b/>
           <w:lang w:val="hi_IN" w:bidi="hi_IN"/>
         </w:rPr>
@@ -65056,6 +69881,20 @@
       </w:r>
       <w:r>
         <w:rPr>
+          <w:lang w:val="hi_IN" w:bidi="hi_IN"/>
+        </w:rPr>
+        <w:t>כָּרְמִ֥⁠י</w:t>
+      </w:r>
+    </w:p>
+    <w:p>
+      <w:pPr/>
+      <w:r>
+        <w:rPr>
+          <w:lang w:val="hi_IN" w:bidi="hi_IN"/>
+        </w:rPr>
+      </w:r>
+      <w:r>
+        <w:rPr>
           <w:b/>
           <w:lang w:val="hi_IN" w:bidi="hi_IN"/>
         </w:rPr>
@@ -65102,7 +69941,7 @@
         </w:rPr>
         <w:t xml:space="preserve"> एक रूपक है (इस पूरे पद का अर्थ जानने के लिए अध्याय परिचय में </w:t>
       </w:r>
-      <w:hyperlink r:id="rId68">
+      <w:hyperlink r:id="rId70">
         <w:r>
           <w:rPr>
             <w:lang w:val="hi_IN" w:bidi="hi_IN"/>
@@ -65146,7 +69985,7 @@
         </w:rPr>
         <w:t xml:space="preserve"> के रूप में संदर्भित कर रही है, जैसा कि उसने </w:t>
       </w:r>
-      <w:hyperlink r:id="rId72">
+      <w:hyperlink r:id="rId74">
         <w:r>
           <w:rPr>
             <w:lang w:val="hi_IN" w:bidi="hi_IN"/>
@@ -65241,6 +70080,20 @@
       </w:r>
       <w:r>
         <w:rPr>
+          <w:lang w:val="hi_IN" w:bidi="hi_IN"/>
+        </w:rPr>
+        <w:t>לְ⁠פָנָ֑⁠י</w:t>
+      </w:r>
+    </w:p>
+    <w:p>
+      <w:pPr/>
+      <w:r>
+        <w:rPr>
+          <w:lang w:val="hi_IN" w:bidi="hi_IN"/>
+        </w:rPr>
+      </w:r>
+      <w:r>
+        <w:rPr>
           <w:b/>
           <w:lang w:val="hi_IN" w:bidi="hi_IN"/>
         </w:rPr>
@@ -65351,6 +70204,20 @@
       </w:r>
       <w:r>
         <w:rPr>
+          <w:lang w:val="hi_IN" w:bidi="hi_IN"/>
+        </w:rPr>
+        <w:t>הָ⁠אֶ֤לֶף לְ⁠ךָ֙ שְׁלֹמֹ֔ה וּ⁠מָאתַ֖יִם לְ⁠נֹטְרִ֥ים אֶת־פִּרְיֽ⁠וֹ</w:t>
+      </w:r>
+    </w:p>
+    <w:p>
+      <w:pPr/>
+      <w:r>
+        <w:rPr>
+          <w:lang w:val="hi_IN" w:bidi="hi_IN"/>
+        </w:rPr>
+      </w:r>
+      <w:r>
+        <w:rPr>
           <w:b/>
           <w:lang w:val="hi_IN" w:bidi="hi_IN"/>
         </w:rPr>
@@ -65500,6 +70367,20 @@
       </w:r>
       <w:r>
         <w:rPr>
+          <w:lang w:val="hi_IN" w:bidi="hi_IN"/>
+        </w:rPr>
+        <w:t>הָ⁠אֶ֤לֶף לְ⁠ךָ֙ שְׁלֹמֹ֔ה</w:t>
+      </w:r>
+    </w:p>
+    <w:p>
+      <w:pPr/>
+      <w:r>
+        <w:rPr>
+          <w:lang w:val="hi_IN" w:bidi="hi_IN"/>
+        </w:rPr>
+      </w:r>
+      <w:r>
+        <w:rPr>
           <w:b/>
           <w:lang w:val="hi_IN" w:bidi="hi_IN"/>
         </w:rPr>
@@ -65585,7 +70466,7 @@
         </w:rPr>
         <w:t xml:space="preserve"> के नाम से पुकार रही हैं (भले ही वह सुलैमान नहीं था) जैसे कि वह उसे “राजा” कहकर पुकारती थीं </w:t>
       </w:r>
-      <w:hyperlink r:id="rId17">
+      <w:hyperlink r:id="rId19">
         <w:r>
           <w:rPr>
             <w:lang w:val="hi_IN" w:bidi="hi_IN"/>
@@ -65667,6 +70548,20 @@
       </w:r>
       <w:r>
         <w:rPr>
+          <w:lang w:val="hi_IN" w:bidi="hi_IN"/>
+        </w:rPr>
+        <w:t>הַ⁠יוֹשֶׁ֣בֶת בַּ⁠גַּנִּ֗ים חֲבֵרִ֛ים מַקְשִׁיבִ֥ים לְ⁠קוֹלֵ֖⁠ךְ הַשְׁמִיעִֽי⁠נִי</w:t>
+      </w:r>
+    </w:p>
+    <w:p>
+      <w:pPr/>
+      <w:r>
+        <w:rPr>
+          <w:lang w:val="hi_IN" w:bidi="hi_IN"/>
+        </w:rPr>
+      </w:r>
+      <w:r>
+        <w:rPr>
           <w:b/>
           <w:lang w:val="hi_IN" w:bidi="hi_IN"/>
         </w:rPr>
@@ -65764,6 +70659,20 @@
       </w:r>
       <w:r>
         <w:rPr>
+          <w:lang w:val="hi_IN" w:bidi="hi_IN"/>
+        </w:rPr>
+        <w:t>חֲבֵרִ֛ים</w:t>
+      </w:r>
+    </w:p>
+    <w:p>
+      <w:pPr/>
+      <w:r>
+        <w:rPr>
+          <w:lang w:val="hi_IN" w:bidi="hi_IN"/>
+        </w:rPr>
+      </w:r>
+      <w:r>
+        <w:rPr>
           <w:b/>
           <w:lang w:val="hi_IN" w:bidi="hi_IN"/>
         </w:rPr>
@@ -65810,7 +70719,7 @@
         </w:rPr>
         <w:t xml:space="preserve"> शब्द पुल्लिंग रूप में है और संभवतः पुरुष के उन मित्रों को संदर्भित करता है जो चरवाहे थे और जिनका उल्लेख </w:t>
       </w:r>
-      <w:hyperlink r:id="rId32">
+      <w:hyperlink r:id="rId34">
         <w:r>
           <w:rPr>
             <w:lang w:val="hi_IN" w:bidi="hi_IN"/>
@@ -65828,7 +70737,7 @@
         </w:rPr>
         <w:t xml:space="preserve"> में किया गया है। देखें कि आपने </w:t>
       </w:r>
-      <w:hyperlink r:id="rId32">
+      <w:hyperlink r:id="rId34">
         <w:r>
           <w:rPr>
             <w:lang w:val="hi_IN" w:bidi="hi_IN"/>
@@ -65903,6 +70812,20 @@
       </w:r>
       <w:r>
         <w:rPr>
+          <w:lang w:val="hi_IN" w:bidi="hi_IN"/>
+        </w:rPr>
+        <w:t>לְ⁠קוֹלֵ֖⁠ךְ</w:t>
+      </w:r>
+    </w:p>
+    <w:p>
+      <w:pPr/>
+      <w:r>
+        <w:rPr>
+          <w:lang w:val="hi_IN" w:bidi="hi_IN"/>
+        </w:rPr>
+      </w:r>
+      <w:r>
+        <w:rPr>
           <w:b/>
           <w:lang w:val="hi_IN" w:bidi="hi_IN"/>
         </w:rPr>
@@ -66013,6 +70936,20 @@
       </w:r>
       <w:r>
         <w:rPr>
+          <w:lang w:val="hi_IN" w:bidi="hi_IN"/>
+        </w:rPr>
+        <w:t>בְּרַ֣ח ׀ דּוֹדִ֗⁠י וּֽ⁠דְמֵה־לְ⁠ךָ֤ לִ⁠צְבִי֙ א֚וֹ לְ⁠עֹ֣פֶר הָֽ⁠אַיָּלִ֔ים עַ֖ל הָרֵ֥י בְשָׂמִֽים</w:t>
+      </w:r>
+    </w:p>
+    <w:p>
+      <w:pPr/>
+      <w:r>
+        <w:rPr>
+          <w:lang w:val="hi_IN" w:bidi="hi_IN"/>
+        </w:rPr>
+      </w:r>
+      <w:r>
+        <w:rPr>
           <w:b/>
           <w:lang w:val="hi_IN" w:bidi="hi_IN"/>
         </w:rPr>
@@ -66110,6 +71047,20 @@
       </w:r>
       <w:r>
         <w:rPr>
+          <w:lang w:val="hi_IN" w:bidi="hi_IN"/>
+        </w:rPr>
+        <w:t>בְּרַ֣ח</w:t>
+      </w:r>
+    </w:p>
+    <w:p>
+      <w:pPr/>
+      <w:r>
+        <w:rPr>
+          <w:lang w:val="hi_IN" w:bidi="hi_IN"/>
+        </w:rPr>
+      </w:r>
+      <w:r>
+        <w:rPr>
           <w:b/>
           <w:lang w:val="hi_IN" w:bidi="hi_IN"/>
         </w:rPr>
@@ -66220,6 +71171,20 @@
       </w:r>
       <w:r>
         <w:rPr>
+          <w:lang w:val="hi_IN" w:bidi="hi_IN"/>
+        </w:rPr>
+        <w:t>דּוֹדִ֗⁠י וּֽ⁠דְמֵה־לְ⁠ךָ֤ לִ⁠צְבִי֙ א֚וֹ לְ⁠עֹ֣פֶר הָֽ⁠אַיָּלִ֔ים</w:t>
+      </w:r>
+    </w:p>
+    <w:p>
+      <w:pPr/>
+      <w:r>
+        <w:rPr>
+          <w:lang w:val="hi_IN" w:bidi="hi_IN"/>
+        </w:rPr>
+      </w:r>
+      <w:r>
+        <w:rPr>
           <w:b/>
           <w:lang w:val="hi_IN" w:bidi="hi_IN"/>
         </w:rPr>
@@ -66253,7 +71218,7 @@
         </w:rPr>
         <w:t xml:space="preserve">देखें कि आपने </w:t>
       </w:r>
-      <w:hyperlink r:id="rId28">
+      <w:hyperlink r:id="rId30">
         <w:r>
           <w:rPr>
             <w:lang w:val="hi_IN" w:bidi="hi_IN"/>

--- a/hin/docx/22.content.docx
+++ b/hin/docx/22.content.docx
@@ -1297,6 +1297,20 @@
       </w:r>
       <w:r>
         <w:rPr>
+          <w:lang w:val="hi_IN" w:bidi="hi_IN"/>
+        </w:rPr>
+        <w:t>שִׁ֥יר הַ⁠שִּׁירִ֖ים אֲשֶׁ֥ר לִ⁠שְׁלֹמֹֽה</w:t>
+      </w:r>
+    </w:p>
+    <w:p>
+      <w:pPr/>
+      <w:r>
+        <w:rPr>
+          <w:lang w:val="hi_IN" w:bidi="hi_IN"/>
+        </w:rPr>
+      </w:r>
+      <w:r>
+        <w:rPr>
           <w:b/>
           <w:lang w:val="hi_IN" w:bidi="hi_IN"/>
         </w:rPr>
@@ -1394,6 +1408,20 @@
       </w:r>
       <w:r>
         <w:rPr>
+          <w:lang w:val="hi_IN" w:bidi="hi_IN"/>
+        </w:rPr>
+        <w:t>שִׁ֥יר הַ⁠שִּׁירִ֖ים</w:t>
+      </w:r>
+    </w:p>
+    <w:p>
+      <w:pPr/>
+      <w:r>
+        <w:rPr>
+          <w:lang w:val="hi_IN" w:bidi="hi_IN"/>
+        </w:rPr>
+      </w:r>
+      <w:r>
+        <w:rPr>
           <w:b/>
           <w:lang w:val="hi_IN" w:bidi="hi_IN"/>
         </w:rPr>
@@ -1516,6 +1544,20 @@
       </w:r>
       <w:r>
         <w:rPr>
+          <w:lang w:val="hi_IN" w:bidi="hi_IN"/>
+        </w:rPr>
+        <w:t>לִ⁠שְׁלֹמֹֽה</w:t>
+      </w:r>
+    </w:p>
+    <w:p>
+      <w:pPr/>
+      <w:r>
+        <w:rPr>
+          <w:lang w:val="hi_IN" w:bidi="hi_IN"/>
+        </w:rPr>
+      </w:r>
+      <w:r>
+        <w:rPr>
           <w:b/>
           <w:lang w:val="hi_IN" w:bidi="hi_IN"/>
         </w:rPr>
@@ -1683,6 +1725,20 @@
       </w:r>
       <w:r>
         <w:rPr>
+          <w:lang w:val="hi_IN" w:bidi="hi_IN"/>
+        </w:rPr>
+        <w:t>דֹּדֶ֖י⁠ךָ</w:t>
+      </w:r>
+    </w:p>
+    <w:p>
+      <w:pPr/>
+      <w:r>
+        <w:rPr>
+          <w:lang w:val="hi_IN" w:bidi="hi_IN"/>
+        </w:rPr>
+      </w:r>
+      <w:r>
+        <w:rPr>
           <w:b/>
           <w:lang w:val="hi_IN" w:bidi="hi_IN"/>
         </w:rPr>
@@ -1806,6 +1862,20 @@
       </w:r>
       <w:r>
         <w:rPr>
+          <w:lang w:val="hi_IN" w:bidi="hi_IN"/>
+        </w:rPr>
+        <w:t>טוֹבִ֥ים דֹּדֶ֖י⁠ךָ מִ⁠יָּֽיִן</w:t>
+      </w:r>
+    </w:p>
+    <w:p>
+      <w:pPr/>
+      <w:r>
+        <w:rPr>
+          <w:lang w:val="hi_IN" w:bidi="hi_IN"/>
+        </w:rPr>
+      </w:r>
+      <w:r>
+        <w:rPr>
           <w:b/>
           <w:lang w:val="hi_IN" w:bidi="hi_IN"/>
         </w:rPr>
@@ -1916,6 +1986,20 @@
       </w:r>
       <w:r>
         <w:rPr>
+          <w:lang w:val="hi_IN" w:bidi="hi_IN"/>
+        </w:rPr>
+        <w:t>טוֹבִ֥ים דֹּדֶ֖י⁠ךָ מִ⁠יָּֽיִן</w:t>
+      </w:r>
+    </w:p>
+    <w:p>
+      <w:pPr/>
+      <w:r>
+        <w:rPr>
+          <w:lang w:val="hi_IN" w:bidi="hi_IN"/>
+        </w:rPr>
+      </w:r>
+      <w:r>
+        <w:rPr>
           <w:b/>
           <w:lang w:val="hi_IN" w:bidi="hi_IN"/>
         </w:rPr>
@@ -2098,6 +2182,20 @@
       </w:r>
       <w:r>
         <w:rPr>
+          <w:lang w:val="hi_IN" w:bidi="hi_IN"/>
+        </w:rPr>
+        <w:t>לְ⁠רֵ֨יחַ֙</w:t>
+      </w:r>
+    </w:p>
+    <w:p>
+      <w:pPr/>
+      <w:r>
+        <w:rPr>
+          <w:lang w:val="hi_IN" w:bidi="hi_IN"/>
+        </w:rPr>
+      </w:r>
+      <w:r>
+        <w:rPr>
           <w:b/>
           <w:lang w:val="hi_IN" w:bidi="hi_IN"/>
         </w:rPr>
@@ -2212,6 +2310,20 @@
       </w:r>
       <w:r>
         <w:rPr>
+          <w:lang w:val="hi_IN" w:bidi="hi_IN"/>
+        </w:rPr>
+        <w:t>שְׁמָנֶ֣י⁠ךָ טוֹבִ֔ים</w:t>
+      </w:r>
+    </w:p>
+    <w:p>
+      <w:pPr/>
+      <w:r>
+        <w:rPr>
+          <w:lang w:val="hi_IN" w:bidi="hi_IN"/>
+        </w:rPr>
+      </w:r>
+      <w:r>
+        <w:rPr>
           <w:b/>
           <w:lang w:val="hi_IN" w:bidi="hi_IN"/>
         </w:rPr>
@@ -2315,6 +2427,20 @@
       </w:r>
       <w:r>
         <w:rPr>
+          <w:lang w:val="hi_IN" w:bidi="hi_IN"/>
+        </w:rPr>
+        <w:t>שֶׁ֖מֶן תּוּרַ֣ק שְׁמֶ֑⁠ךָ</w:t>
+      </w:r>
+    </w:p>
+    <w:p>
+      <w:pPr/>
+      <w:r>
+        <w:rPr>
+          <w:lang w:val="hi_IN" w:bidi="hi_IN"/>
+        </w:rPr>
+      </w:r>
+      <w:r>
+        <w:rPr>
           <w:b/>
           <w:lang w:val="hi_IN" w:bidi="hi_IN"/>
         </w:rPr>
@@ -2451,6 +2577,20 @@
       </w:r>
       <w:r>
         <w:rPr>
+          <w:lang w:val="hi_IN" w:bidi="hi_IN"/>
+        </w:rPr>
+        <w:t>שֶׁ֖מֶן תּוּרַ֣ק שְׁמֶ֑⁠ךָ</w:t>
+      </w:r>
+    </w:p>
+    <w:p>
+      <w:pPr/>
+      <w:r>
+        <w:rPr>
+          <w:lang w:val="hi_IN" w:bidi="hi_IN"/>
+        </w:rPr>
+      </w:r>
+      <w:r>
+        <w:rPr>
           <w:b/>
           <w:lang w:val="hi_IN" w:bidi="hi_IN"/>
         </w:rPr>
@@ -2595,6 +2735,20 @@
       </w:r>
       <w:r>
         <w:rPr>
+          <w:lang w:val="hi_IN" w:bidi="hi_IN"/>
+        </w:rPr>
+        <w:t>עַל־כֵּ֖ן</w:t>
+      </w:r>
+    </w:p>
+    <w:p>
+      <w:pPr/>
+      <w:r>
+        <w:rPr>
+          <w:lang w:val="hi_IN" w:bidi="hi_IN"/>
+        </w:rPr>
+      </w:r>
+      <w:r>
+        <w:rPr>
           <w:b/>
           <w:lang w:val="hi_IN" w:bidi="hi_IN"/>
         </w:rPr>
@@ -2795,6 +2949,20 @@
       </w:r>
       <w:r>
         <w:rPr>
+          <w:lang w:val="hi_IN" w:bidi="hi_IN"/>
+        </w:rPr>
+        <w:t>מָשְׁכֵ֖⁠נִי</w:t>
+      </w:r>
+    </w:p>
+    <w:p>
+      <w:pPr/>
+      <w:r>
+        <w:rPr>
+          <w:lang w:val="hi_IN" w:bidi="hi_IN"/>
+        </w:rPr>
+      </w:r>
+      <w:r>
+        <w:rPr>
           <w:b/>
           <w:lang w:val="hi_IN" w:bidi="hi_IN"/>
         </w:rPr>
@@ -3008,6 +3176,20 @@
       </w:r>
       <w:r>
         <w:rPr>
+          <w:lang w:val="hi_IN" w:bidi="hi_IN"/>
+        </w:rPr>
+        <w:t>נָּר֑וּצָה</w:t>
+      </w:r>
+    </w:p>
+    <w:p>
+      <w:pPr/>
+      <w:r>
+        <w:rPr>
+          <w:lang w:val="hi_IN" w:bidi="hi_IN"/>
+        </w:rPr>
+      </w:r>
+      <w:r>
+        <w:rPr>
           <w:b/>
           <w:lang w:val="hi_IN" w:bidi="hi_IN"/>
         </w:rPr>
@@ -3120,6 +3302,20 @@
         <w:rPr>
           <w:lang w:val="hi_IN" w:bidi="hi_IN"/>
         </w:rPr>
+      </w:r>
+    </w:p>
+    <w:p>
+      <w:pPr/>
+      <w:r>
+        <w:rPr>
+          <w:lang w:val="hi_IN" w:bidi="hi_IN"/>
+        </w:rPr>
+      </w:r>
+      <w:r>
+        <w:rPr>
+          <w:lang w:val="hi_IN" w:bidi="hi_IN"/>
+        </w:rPr>
+        <w:t>נָּר֑וּצָה</w:t>
       </w:r>
     </w:p>
     <w:p>
@@ -3368,6 +3564,20 @@
       </w:r>
       <w:r>
         <w:rPr>
+          <w:lang w:val="hi_IN" w:bidi="hi_IN"/>
+        </w:rPr>
+        <w:t>הֱבִיאַ֨⁠נִי הַ⁠מֶּ֜לֶךְ</w:t>
+      </w:r>
+    </w:p>
+    <w:p>
+      <w:pPr/>
+      <w:r>
+        <w:rPr>
+          <w:lang w:val="hi_IN" w:bidi="hi_IN"/>
+        </w:rPr>
+      </w:r>
+      <w:r>
+        <w:rPr>
           <w:b/>
           <w:lang w:val="hi_IN" w:bidi="hi_IN"/>
         </w:rPr>
@@ -3478,6 +3688,20 @@
       </w:r>
       <w:r>
         <w:rPr>
+          <w:lang w:val="hi_IN" w:bidi="hi_IN"/>
+        </w:rPr>
+        <w:t>הֱבִיאַ֨⁠נִי</w:t>
+      </w:r>
+    </w:p>
+    <w:p>
+      <w:pPr/>
+      <w:r>
+        <w:rPr>
+          <w:lang w:val="hi_IN" w:bidi="hi_IN"/>
+        </w:rPr>
+      </w:r>
+      <w:r>
+        <w:rPr>
           <w:b/>
           <w:lang w:val="hi_IN" w:bidi="hi_IN"/>
         </w:rPr>
@@ -3813,6 +4037,20 @@
       </w:r>
       <w:r>
         <w:rPr>
+          <w:lang w:val="hi_IN" w:bidi="hi_IN"/>
+        </w:rPr>
+        <w:t>נָגִ֤ילָה וְ⁠נִשְׂמְחָה֙</w:t>
+      </w:r>
+    </w:p>
+    <w:p>
+      <w:pPr/>
+      <w:r>
+        <w:rPr>
+          <w:lang w:val="hi_IN" w:bidi="hi_IN"/>
+        </w:rPr>
+      </w:r>
+      <w:r>
+        <w:rPr>
           <w:b/>
           <w:lang w:val="hi_IN" w:bidi="hi_IN"/>
         </w:rPr>
@@ -3930,6 +4168,20 @@
       </w:r>
       <w:r>
         <w:rPr>
+          <w:lang w:val="hi_IN" w:bidi="hi_IN"/>
+        </w:rPr>
+        <w:t>נַזְכִּ֤ירָה</w:t>
+      </w:r>
+    </w:p>
+    <w:p>
+      <w:pPr/>
+      <w:r>
+        <w:rPr>
+          <w:lang w:val="hi_IN" w:bidi="hi_IN"/>
+        </w:rPr>
+      </w:r>
+      <w:r>
+        <w:rPr>
           <w:b/>
           <w:lang w:val="hi_IN" w:bidi="hi_IN"/>
         </w:rPr>
@@ -4007,6 +4259,20 @@
       </w:r>
       <w:r>
         <w:rPr>
+          <w:lang w:val="hi_IN" w:bidi="hi_IN"/>
+        </w:rPr>
+        <w:t>מִ⁠יַּ֔יִן</w:t>
+      </w:r>
+    </w:p>
+    <w:p>
+      <w:pPr/>
+      <w:r>
+        <w:rPr>
+          <w:lang w:val="hi_IN" w:bidi="hi_IN"/>
+        </w:rPr>
+      </w:r>
+      <w:r>
+        <w:rPr>
           <w:b/>
           <w:lang w:val="hi_IN" w:bidi="hi_IN"/>
         </w:rPr>
@@ -4169,6 +4435,20 @@
       </w:r>
       <w:r>
         <w:rPr>
+          <w:lang w:val="hi_IN" w:bidi="hi_IN"/>
+        </w:rPr>
+        <w:t>דֹדֶ֨י⁠ךָ֙ מִ⁠יַּ֔יִן</w:t>
+      </w:r>
+    </w:p>
+    <w:p>
+      <w:pPr/>
+      <w:r>
+        <w:rPr>
+          <w:lang w:val="hi_IN" w:bidi="hi_IN"/>
+        </w:rPr>
+      </w:r>
+      <w:r>
+        <w:rPr>
           <w:b/>
           <w:lang w:val="hi_IN" w:bidi="hi_IN"/>
         </w:rPr>
@@ -4279,6 +4559,20 @@
       </w:r>
       <w:r>
         <w:rPr>
+          <w:lang w:val="hi_IN" w:bidi="hi_IN"/>
+        </w:rPr>
+        <w:t>מֵישָׁרִ֖ים אֲהֵבֽוּ⁠ךָ</w:t>
+      </w:r>
+    </w:p>
+    <w:p>
+      <w:pPr/>
+      <w:r>
+        <w:rPr>
+          <w:lang w:val="hi_IN" w:bidi="hi_IN"/>
+        </w:rPr>
+      </w:r>
+      <w:r>
+        <w:rPr>
           <w:b/>
           <w:lang w:val="hi_IN" w:bidi="hi_IN"/>
         </w:rPr>
@@ -4433,6 +4727,20 @@
       </w:r>
       <w:r>
         <w:rPr>
+          <w:lang w:val="hi_IN" w:bidi="hi_IN"/>
+        </w:rPr>
+        <w:t>מֵישָׁרִ֖ים אֲהֵבֽוּ⁠ךָ</w:t>
+      </w:r>
+    </w:p>
+    <w:p>
+      <w:pPr/>
+      <w:r>
+        <w:rPr>
+          <w:lang w:val="hi_IN" w:bidi="hi_IN"/>
+        </w:rPr>
+      </w:r>
+      <w:r>
+        <w:rPr>
           <w:b/>
           <w:lang w:val="hi_IN" w:bidi="hi_IN"/>
         </w:rPr>
@@ -4756,6 +5064,20 @@
         <w:rPr>
           <w:lang w:val="hi_IN" w:bidi="hi_IN"/>
         </w:rPr>
+      </w:r>
+    </w:p>
+    <w:p>
+      <w:pPr/>
+      <w:r>
+        <w:rPr>
+          <w:lang w:val="hi_IN" w:bidi="hi_IN"/>
+        </w:rPr>
+      </w:r>
+      <w:r>
+        <w:rPr>
+          <w:lang w:val="hi_IN" w:bidi="hi_IN"/>
+        </w:rPr>
+        <w:t>בְּנ֖וֹת יְרוּשָׁלִָ֑ם</w:t>
       </w:r>
     </w:p>
     <w:p>
@@ -5059,6 +5381,20 @@
       </w:r>
       <w:r>
         <w:rPr>
+          <w:lang w:val="hi_IN" w:bidi="hi_IN"/>
+        </w:rPr>
+        <w:t>אַל־תִּרְא֨וּ⁠נִי֙ שֶׁ⁠אֲנִ֣י שְׁחַרְחֹ֔רֶת</w:t>
+      </w:r>
+    </w:p>
+    <w:p>
+      <w:pPr/>
+      <w:r>
+        <w:rPr>
+          <w:lang w:val="hi_IN" w:bidi="hi_IN"/>
+        </w:rPr>
+      </w:r>
+      <w:r>
+        <w:rPr>
           <w:b/>
           <w:lang w:val="hi_IN" w:bidi="hi_IN"/>
         </w:rPr>
@@ -5138,6 +5474,20 @@
         <w:rPr>
           <w:lang w:val="hi_IN" w:bidi="hi_IN"/>
         </w:rPr>
+      </w:r>
+    </w:p>
+    <w:p>
+      <w:pPr/>
+      <w:r>
+        <w:rPr>
+          <w:lang w:val="hi_IN" w:bidi="hi_IN"/>
+        </w:rPr>
+      </w:r>
+      <w:r>
+        <w:rPr>
+          <w:lang w:val="hi_IN" w:bidi="hi_IN"/>
+        </w:rPr>
+        <w:t>שֶׁ⁠אֲנִ֣י</w:t>
       </w:r>
     </w:p>
     <w:p>
@@ -5367,6 +5717,20 @@
       </w:r>
       <w:r>
         <w:rPr>
+          <w:lang w:val="hi_IN" w:bidi="hi_IN"/>
+        </w:rPr>
+        <w:t>שֶׁ⁠שֱּׁזָפַ֖תְ⁠נִי הַ⁠שָּׁ֑מֶשׁ</w:t>
+      </w:r>
+    </w:p>
+    <w:p>
+      <w:pPr/>
+      <w:r>
+        <w:rPr>
+          <w:lang w:val="hi_IN" w:bidi="hi_IN"/>
+        </w:rPr>
+      </w:r>
+      <w:r>
+        <w:rPr>
           <w:b/>
           <w:lang w:val="hi_IN" w:bidi="hi_IN"/>
         </w:rPr>
@@ -5587,6 +5951,20 @@
       </w:r>
       <w:r>
         <w:rPr>
+          <w:lang w:val="hi_IN" w:bidi="hi_IN"/>
+        </w:rPr>
+        <w:t>נֹטֵרָ֣ה אֶת־הַ⁠כְּרָמִ֔ים כַּרְמִ֥⁠י שֶׁ⁠לִּ֖⁠י לֹ֥א נָטָֽרְתִּי</w:t>
+      </w:r>
+    </w:p>
+    <w:p>
+      <w:pPr/>
+      <w:r>
+        <w:rPr>
+          <w:lang w:val="hi_IN" w:bidi="hi_IN"/>
+        </w:rPr>
+      </w:r>
+      <w:r>
+        <w:rPr>
           <w:b/>
           <w:lang w:val="hi_IN" w:bidi="hi_IN"/>
         </w:rPr>
@@ -5677,6 +6055,20 @@
       </w:r>
       <w:r>
         <w:rPr>
+          <w:lang w:val="hi_IN" w:bidi="hi_IN"/>
+        </w:rPr>
+        <w:t>כַּרְמִ֥⁠י שֶׁ⁠לִּ֖⁠י לֹ֥א נָטָֽרְתִּי</w:t>
+      </w:r>
+    </w:p>
+    <w:p>
+      <w:pPr/>
+      <w:r>
+        <w:rPr>
+          <w:lang w:val="hi_IN" w:bidi="hi_IN"/>
+        </w:rPr>
+      </w:r>
+      <w:r>
+        <w:rPr>
           <w:b/>
           <w:lang w:val="hi_IN" w:bidi="hi_IN"/>
         </w:rPr>
@@ -5787,6 +6179,20 @@
       </w:r>
       <w:r>
         <w:rPr>
+          <w:lang w:val="hi_IN" w:bidi="hi_IN"/>
+        </w:rPr>
+        <w:t>שֶׁ֤⁠אָהֲבָה֙ נַפְשִׁ֔⁠י</w:t>
+      </w:r>
+    </w:p>
+    <w:p>
+      <w:pPr/>
+      <w:r>
+        <w:rPr>
+          <w:lang w:val="hi_IN" w:bidi="hi_IN"/>
+        </w:rPr>
+      </w:r>
+      <w:r>
+        <w:rPr>
           <w:b/>
           <w:lang w:val="hi_IN" w:bidi="hi_IN"/>
         </w:rPr>
@@ -5897,6 +6303,20 @@
       </w:r>
       <w:r>
         <w:rPr>
+          <w:lang w:val="hi_IN" w:bidi="hi_IN"/>
+        </w:rPr>
+        <w:t>אֵיכָ֣ה תִרְעֶ֔ה</w:t>
+      </w:r>
+    </w:p>
+    <w:p>
+      <w:pPr/>
+      <w:r>
+        <w:rPr>
+          <w:lang w:val="hi_IN" w:bidi="hi_IN"/>
+        </w:rPr>
+      </w:r>
+      <w:r>
+        <w:rPr>
           <w:b/>
           <w:lang w:val="hi_IN" w:bidi="hi_IN"/>
         </w:rPr>
@@ -6220,6 +6640,20 @@
       </w:r>
       <w:r>
         <w:rPr>
+          <w:lang w:val="hi_IN" w:bidi="hi_IN"/>
+        </w:rPr>
+        <w:t>כְּ⁠עֹ֣טְיָ֔ה עַ֖ל עֶדְרֵ֥י חֲבֵרֶֽי⁠ךָ</w:t>
+      </w:r>
+    </w:p>
+    <w:p>
+      <w:pPr/>
+      <w:r>
+        <w:rPr>
+          <w:lang w:val="hi_IN" w:bidi="hi_IN"/>
+        </w:rPr>
+      </w:r>
+      <w:r>
+        <w:rPr>
           <w:b/>
           <w:lang w:val="hi_IN" w:bidi="hi_IN"/>
         </w:rPr>
@@ -6478,6 +6912,20 @@
       </w:r>
       <w:r>
         <w:rPr>
+          <w:lang w:val="hi_IN" w:bidi="hi_IN"/>
+        </w:rPr>
+        <w:t>אִם־לֹ֤א תֵדְעִי֙ לָ֔⁠ךְ הַ⁠יָּפָ֖ה בַּ⁠נָּשִׁ֑ים צְֽאִי־לָ֞⁠ךְ</w:t>
+      </w:r>
+    </w:p>
+    <w:p>
+      <w:pPr/>
+      <w:r>
+        <w:rPr>
+          <w:lang w:val="hi_IN" w:bidi="hi_IN"/>
+        </w:rPr>
+      </w:r>
+      <w:r>
+        <w:rPr>
           <w:b/>
           <w:lang w:val="hi_IN" w:bidi="hi_IN"/>
         </w:rPr>
@@ -6575,6 +7023,20 @@
       </w:r>
       <w:r>
         <w:rPr>
+          <w:lang w:val="hi_IN" w:bidi="hi_IN"/>
+        </w:rPr>
+        <w:t>אִם־לֹ֤א תֵדְעִי֙ לָ֔⁠ךְ הַ⁠יָּפָ֖ה בַּ⁠נָּשִׁ֑ים</w:t>
+      </w:r>
+    </w:p>
+    <w:p>
+      <w:pPr/>
+      <w:r>
+        <w:rPr>
+          <w:lang w:val="hi_IN" w:bidi="hi_IN"/>
+        </w:rPr>
+      </w:r>
+      <w:r>
+        <w:rPr>
           <w:b/>
           <w:lang w:val="hi_IN" w:bidi="hi_IN"/>
         </w:rPr>
@@ -6762,6 +7224,20 @@
       </w:r>
       <w:r>
         <w:rPr>
+          <w:lang w:val="hi_IN" w:bidi="hi_IN"/>
+        </w:rPr>
+        <w:t>צְֽאִי־לָ֞⁠ךְ</w:t>
+      </w:r>
+    </w:p>
+    <w:p>
+      <w:pPr/>
+      <w:r>
+        <w:rPr>
+          <w:lang w:val="hi_IN" w:bidi="hi_IN"/>
+        </w:rPr>
+      </w:r>
+      <w:r>
+        <w:rPr>
           <w:b/>
           <w:lang w:val="hi_IN" w:bidi="hi_IN"/>
         </w:rPr>
@@ -6872,6 +7348,20 @@
       </w:r>
       <w:r>
         <w:rPr>
+          <w:lang w:val="hi_IN" w:bidi="hi_IN"/>
+        </w:rPr>
+        <w:t>וּ⁠רְעִי֙ אֶת־גְּדִיֹּתַ֔יִ⁠ךְ</w:t>
+      </w:r>
+    </w:p>
+    <w:p>
+      <w:pPr/>
+      <w:r>
+        <w:rPr>
+          <w:lang w:val="hi_IN" w:bidi="hi_IN"/>
+        </w:rPr>
+      </w:r>
+      <w:r>
+        <w:rPr>
           <w:b/>
           <w:lang w:val="hi_IN" w:bidi="hi_IN"/>
         </w:rPr>
@@ -7026,6 +7516,20 @@
       </w:r>
       <w:r>
         <w:rPr>
+          <w:lang w:val="hi_IN" w:bidi="hi_IN"/>
+        </w:rPr>
+        <w:t>לְ⁠סֻסָתִ⁠י֙ בְּ⁠רִכְבֵ֣י פַרְעֹ֔ה דִּמִּיתִ֖י⁠ךְ רַעְיָתִֽ⁠י</w:t>
+      </w:r>
+    </w:p>
+    <w:p>
+      <w:pPr/>
+      <w:r>
+        <w:rPr>
+          <w:lang w:val="hi_IN" w:bidi="hi_IN"/>
+        </w:rPr>
+      </w:r>
+      <w:r>
+        <w:rPr>
           <w:b/>
           <w:lang w:val="hi_IN" w:bidi="hi_IN"/>
         </w:rPr>
@@ -7343,6 +7847,20 @@
       </w:r>
       <w:r>
         <w:rPr>
+          <w:lang w:val="hi_IN" w:bidi="hi_IN"/>
+        </w:rPr>
+        <w:t>פַרְעֹ֔ה</w:t>
+      </w:r>
+    </w:p>
+    <w:p>
+      <w:pPr/>
+      <w:r>
+        <w:rPr>
+          <w:lang w:val="hi_IN" w:bidi="hi_IN"/>
+        </w:rPr>
+      </w:r>
+      <w:r>
+        <w:rPr>
           <w:b/>
           <w:lang w:val="hi_IN" w:bidi="hi_IN"/>
         </w:rPr>
@@ -7439,6 +7957,20 @@
       </w:r>
       <w:r>
         <w:rPr>
+          <w:lang w:val="hi_IN" w:bidi="hi_IN"/>
+        </w:rPr>
+        <w:t>בַּ⁠תֹּרִ֔ים</w:t>
+      </w:r>
+    </w:p>
+    <w:p>
+      <w:pPr/>
+      <w:r>
+        <w:rPr>
+          <w:lang w:val="hi_IN" w:bidi="hi_IN"/>
+        </w:rPr>
+      </w:r>
+      <w:r>
+        <w:rPr>
           <w:b/>
           <w:lang w:val="hi_IN" w:bidi="hi_IN"/>
         </w:rPr>
@@ -7666,6 +8198,20 @@
       </w:r>
       <w:r>
         <w:rPr>
+          <w:lang w:val="hi_IN" w:bidi="hi_IN"/>
+        </w:rPr>
+        <w:t>תּוֹרֵ֤י</w:t>
+      </w:r>
+    </w:p>
+    <w:p>
+      <w:pPr/>
+      <w:r>
+        <w:rPr>
+          <w:lang w:val="hi_IN" w:bidi="hi_IN"/>
+        </w:rPr>
+      </w:r>
+      <w:r>
+        <w:rPr>
           <w:b/>
           <w:lang w:val="hi_IN" w:bidi="hi_IN"/>
         </w:rPr>
@@ -7783,6 +8329,20 @@
       </w:r>
       <w:r>
         <w:rPr>
+          <w:lang w:val="hi_IN" w:bidi="hi_IN"/>
+        </w:rPr>
+        <w:t>תּוֹרֵ֤י זָהָב֙ נַעֲשֶׂה־לָּ֔⁠ךְ</w:t>
+      </w:r>
+    </w:p>
+    <w:p>
+      <w:pPr/>
+      <w:r>
+        <w:rPr>
+          <w:lang w:val="hi_IN" w:bidi="hi_IN"/>
+        </w:rPr>
+      </w:r>
+      <w:r>
+        <w:rPr>
           <w:b/>
           <w:lang w:val="hi_IN" w:bidi="hi_IN"/>
         </w:rPr>
@@ -7927,6 +8487,20 @@
       </w:r>
       <w:r>
         <w:rPr>
+          <w:lang w:val="hi_IN" w:bidi="hi_IN"/>
+        </w:rPr>
+        <w:t>עִ֖ם נְקֻדּ֥וֹת הַ⁠כָּֽסֶף</w:t>
+      </w:r>
+    </w:p>
+    <w:p>
+      <w:pPr/>
+      <w:r>
+        <w:rPr>
+          <w:lang w:val="hi_IN" w:bidi="hi_IN"/>
+        </w:rPr>
+      </w:r>
+      <w:r>
+        <w:rPr>
           <w:b/>
           <w:lang w:val="hi_IN" w:bidi="hi_IN"/>
         </w:rPr>
@@ -7993,6 +8567,20 @@
         <w:rPr>
           <w:lang w:val="hi_IN" w:bidi="hi_IN"/>
         </w:rPr>
+      </w:r>
+    </w:p>
+    <w:p>
+      <w:pPr/>
+      <w:r>
+        <w:rPr>
+          <w:lang w:val="hi_IN" w:bidi="hi_IN"/>
+        </w:rPr>
+      </w:r>
+      <w:r>
+        <w:rPr>
+          <w:lang w:val="hi_IN" w:bidi="hi_IN"/>
+        </w:rPr>
+        <w:t>שֶׁ֤⁠הַ⁠מֶּ֨לֶךְ֙</w:t>
       </w:r>
     </w:p>
     <w:p>
@@ -8105,6 +8693,20 @@
       </w:r>
       <w:r>
         <w:rPr>
+          <w:lang w:val="hi_IN" w:bidi="hi_IN"/>
+        </w:rPr>
+        <w:t>בִּ⁠מְסִבּ֔⁠וֹ</w:t>
+      </w:r>
+    </w:p>
+    <w:p>
+      <w:pPr/>
+      <w:r>
+        <w:rPr>
+          <w:lang w:val="hi_IN" w:bidi="hi_IN"/>
+        </w:rPr>
+      </w:r>
+      <w:r>
+        <w:rPr>
           <w:b/>
           <w:lang w:val="hi_IN" w:bidi="hi_IN"/>
         </w:rPr>
@@ -8203,6 +8805,20 @@
       </w:r>
       <w:r>
         <w:rPr>
+          <w:lang w:val="hi_IN" w:bidi="hi_IN"/>
+        </w:rPr>
+        <w:t>נִרְדִּ֖⁠י</w:t>
+      </w:r>
+    </w:p>
+    <w:p>
+      <w:pPr/>
+      <w:r>
+        <w:rPr>
+          <w:lang w:val="hi_IN" w:bidi="hi_IN"/>
+        </w:rPr>
+      </w:r>
+      <w:r>
+        <w:rPr>
           <w:b/>
           <w:lang w:val="hi_IN" w:bidi="hi_IN"/>
         </w:rPr>
@@ -8352,6 +8968,20 @@
       </w:r>
       <w:r>
         <w:rPr>
+          <w:lang w:val="hi_IN" w:bidi="hi_IN"/>
+        </w:rPr>
+        <w:t>נָתַ֥ן רֵיחֽ⁠וֹ</w:t>
+      </w:r>
+    </w:p>
+    <w:p>
+      <w:pPr/>
+      <w:r>
+        <w:rPr>
+          <w:lang w:val="hi_IN" w:bidi="hi_IN"/>
+        </w:rPr>
+      </w:r>
+      <w:r>
+        <w:rPr>
           <w:b/>
           <w:lang w:val="hi_IN" w:bidi="hi_IN"/>
         </w:rPr>
@@ -8643,6 +9273,20 @@
       </w:r>
       <w:r>
         <w:rPr>
+          <w:lang w:val="hi_IN" w:bidi="hi_IN"/>
+        </w:rPr>
+        <w:t>דּוֹדִ⁠י֙</w:t>
+      </w:r>
+    </w:p>
+    <w:p>
+      <w:pPr/>
+      <w:r>
+        <w:rPr>
+          <w:lang w:val="hi_IN" w:bidi="hi_IN"/>
+        </w:rPr>
+      </w:r>
+      <w:r>
+        <w:rPr>
           <w:b/>
           <w:lang w:val="hi_IN" w:bidi="hi_IN"/>
         </w:rPr>
@@ -8720,6 +9364,20 @@
       </w:r>
       <w:r>
         <w:rPr>
+          <w:lang w:val="hi_IN" w:bidi="hi_IN"/>
+        </w:rPr>
+        <w:t>צְר֨וֹר הַ⁠מֹּ֤ר ׀ דּוֹדִ⁠י֙ לִ֔⁠י בֵּ֥ין שָׁדַ֖⁠י יָלִֽין</w:t>
+      </w:r>
+    </w:p>
+    <w:p>
+      <w:pPr/>
+      <w:r>
+        <w:rPr>
+          <w:lang w:val="hi_IN" w:bidi="hi_IN"/>
+        </w:rPr>
+      </w:r>
+      <w:r>
+        <w:rPr>
           <w:b/>
           <w:lang w:val="hi_IN" w:bidi="hi_IN"/>
         </w:rPr>
@@ -8870,6 +9528,20 @@
       </w:r>
       <w:r>
         <w:rPr>
+          <w:lang w:val="hi_IN" w:bidi="hi_IN"/>
+        </w:rPr>
+        <w:t>יָלִֽין</w:t>
+      </w:r>
+    </w:p>
+    <w:p>
+      <w:pPr/>
+      <w:r>
+        <w:rPr>
+          <w:lang w:val="hi_IN" w:bidi="hi_IN"/>
+        </w:rPr>
+      </w:r>
+      <w:r>
+        <w:rPr>
           <w:b/>
           <w:lang w:val="hi_IN" w:bidi="hi_IN"/>
         </w:rPr>
@@ -9450,6 +10122,20 @@
         <w:rPr>
           <w:lang w:val="hi_IN" w:bidi="hi_IN"/>
         </w:rPr>
+      </w:r>
+    </w:p>
+    <w:p>
+      <w:pPr/>
+      <w:r>
+        <w:rPr>
+          <w:lang w:val="hi_IN" w:bidi="hi_IN"/>
+        </w:rPr>
+      </w:r>
+      <w:r>
+        <w:rPr>
+          <w:lang w:val="hi_IN" w:bidi="hi_IN"/>
+        </w:rPr>
+        <w:t>הִנָּ֤⁠ךְ &amp; הִנָּ֥⁠ךְ</w:t>
       </w:r>
     </w:p>
     <w:p>
@@ -9880,6 +10566,20 @@
       </w:r>
       <w:r>
         <w:rPr>
+          <w:lang w:val="hi_IN" w:bidi="hi_IN"/>
+        </w:rPr>
+        <w:t>הִנְּ⁠ךָ֨</w:t>
+      </w:r>
+    </w:p>
+    <w:p>
+      <w:pPr/>
+      <w:r>
+        <w:rPr>
+          <w:lang w:val="hi_IN" w:bidi="hi_IN"/>
+        </w:rPr>
+      </w:r>
+      <w:r>
+        <w:rPr>
           <w:b/>
           <w:lang w:val="hi_IN" w:bidi="hi_IN"/>
         </w:rPr>
@@ -10083,6 +10783,20 @@
         <w:rPr>
           <w:lang w:val="hi_IN" w:bidi="hi_IN"/>
         </w:rPr>
+      </w:r>
+    </w:p>
+    <w:p>
+      <w:pPr/>
+      <w:r>
+        <w:rPr>
+          <w:lang w:val="hi_IN" w:bidi="hi_IN"/>
+        </w:rPr>
+      </w:r>
+      <w:r>
+        <w:rPr>
+          <w:lang w:val="hi_IN" w:bidi="hi_IN"/>
+        </w:rPr>
+        <w:t>דוֹדִ⁠י֙</w:t>
       </w:r>
     </w:p>
     <w:p>
@@ -10188,6 +10902,20 @@
       </w:r>
       <w:r>
         <w:rPr>
+          <w:lang w:val="hi_IN" w:bidi="hi_IN"/>
+        </w:rPr>
+        <w:t>דוֹדִ⁠י֙ אַ֣ף נָעִ֔ים</w:t>
+      </w:r>
+    </w:p>
+    <w:p>
+      <w:pPr/>
+      <w:r>
+        <w:rPr>
+          <w:lang w:val="hi_IN" w:bidi="hi_IN"/>
+        </w:rPr>
+      </w:r>
+      <w:r>
+        <w:rPr>
           <w:b/>
           <w:lang w:val="hi_IN" w:bidi="hi_IN"/>
         </w:rPr>
@@ -10285,6 +11013,20 @@
       </w:r>
       <w:r>
         <w:rPr>
+          <w:lang w:val="hi_IN" w:bidi="hi_IN"/>
+        </w:rPr>
+        <w:t>עַרְשֵׂ֖⁠נוּ</w:t>
+      </w:r>
+    </w:p>
+    <w:p>
+      <w:pPr/>
+      <w:r>
+        <w:rPr>
+          <w:lang w:val="hi_IN" w:bidi="hi_IN"/>
+        </w:rPr>
+      </w:r>
+      <w:r>
+        <w:rPr>
           <w:b/>
           <w:lang w:val="hi_IN" w:bidi="hi_IN"/>
         </w:rPr>
@@ -10395,6 +11137,20 @@
       </w:r>
       <w:r>
         <w:rPr>
+          <w:lang w:val="hi_IN" w:bidi="hi_IN"/>
+        </w:rPr>
+        <w:t>רַעֲנָנָֽה</w:t>
+      </w:r>
+    </w:p>
+    <w:p>
+      <w:pPr/>
+      <w:r>
+        <w:rPr>
+          <w:lang w:val="hi_IN" w:bidi="hi_IN"/>
+        </w:rPr>
+      </w:r>
+      <w:r>
+        <w:rPr>
           <w:b/>
           <w:lang w:val="hi_IN" w:bidi="hi_IN"/>
         </w:rPr>
@@ -10533,6 +11289,20 @@
         <w:rPr>
           <w:lang w:val="hi_IN" w:bidi="hi_IN"/>
         </w:rPr>
+      </w:r>
+    </w:p>
+    <w:p>
+      <w:pPr/>
+      <w:r>
+        <w:rPr>
+          <w:lang w:val="hi_IN" w:bidi="hi_IN"/>
+        </w:rPr>
+      </w:r>
+      <w:r>
+        <w:rPr>
+          <w:lang w:val="hi_IN" w:bidi="hi_IN"/>
+        </w:rPr>
+        <w:t>קֹר֤וֹת בָּתֵּ֨י⁠נוּ֙ אֲרָזִ֔ים רַהִיטֵ֖נוּ בְּרוֹתִֽים</w:t>
       </w:r>
     </w:p>
     <w:p>
@@ -11121,6 +11891,20 @@
       </w:r>
       <w:r>
         <w:rPr>
+          <w:lang w:val="hi_IN" w:bidi="hi_IN"/>
+        </w:rPr>
+        <w:t>חֲבַצֶּ֣לֶת</w:t>
+      </w:r>
+    </w:p>
+    <w:p>
+      <w:pPr/>
+      <w:r>
+        <w:rPr>
+          <w:lang w:val="hi_IN" w:bidi="hi_IN"/>
+        </w:rPr>
+      </w:r>
+      <w:r>
+        <w:rPr>
           <w:b/>
           <w:lang w:val="hi_IN" w:bidi="hi_IN"/>
         </w:rPr>
@@ -11334,6 +12118,20 @@
       </w:r>
       <w:r>
         <w:rPr>
+          <w:lang w:val="hi_IN" w:bidi="hi_IN"/>
+        </w:rPr>
+        <w:t>אֲנִי֙ חֲבַצֶּ֣לֶת הַ⁠שָּׁר֔וֹן שֽׁוֹשַׁנַּ֖ת הָ⁠עֲמָקִֽים</w:t>
+      </w:r>
+    </w:p>
+    <w:p>
+      <w:pPr/>
+      <w:r>
+        <w:rPr>
+          <w:lang w:val="hi_IN" w:bidi="hi_IN"/>
+        </w:rPr>
+      </w:r>
+      <w:r>
+        <w:rPr>
           <w:b/>
           <w:lang w:val="hi_IN" w:bidi="hi_IN"/>
         </w:rPr>
@@ -11457,6 +12255,20 @@
       </w:r>
       <w:r>
         <w:rPr>
+          <w:lang w:val="hi_IN" w:bidi="hi_IN"/>
+        </w:rPr>
+        <w:t>שֽׁוֹשַׁנַּ֖ת</w:t>
+      </w:r>
+    </w:p>
+    <w:p>
+      <w:pPr/>
+      <w:r>
+        <w:rPr>
+          <w:lang w:val="hi_IN" w:bidi="hi_IN"/>
+        </w:rPr>
+      </w:r>
+      <w:r>
+        <w:rPr>
           <w:b/>
           <w:lang w:val="hi_IN" w:bidi="hi_IN"/>
         </w:rPr>
@@ -11647,6 +12459,20 @@
         <w:rPr>
           <w:lang w:val="hi_IN" w:bidi="hi_IN"/>
         </w:rPr>
+      </w:r>
+    </w:p>
+    <w:p>
+      <w:pPr/>
+      <w:r>
+        <w:rPr>
+          <w:lang w:val="hi_IN" w:bidi="hi_IN"/>
+        </w:rPr>
+      </w:r>
+      <w:r>
+        <w:rPr>
+          <w:lang w:val="hi_IN" w:bidi="hi_IN"/>
+        </w:rPr>
+        <w:t>כְּ⁠שֽׁוֹשַׁנָּה֙ בֵּ֣ין הַ⁠חוֹחִ֔ים כֵּ֥ן רַעְיָתִ֖⁠י בֵּ֥ין הַ⁠בָּנֽוֹת</w:t>
       </w:r>
     </w:p>
     <w:p>
@@ -12041,6 +12867,20 @@
       </w:r>
       <w:r>
         <w:rPr>
+          <w:lang w:val="hi_IN" w:bidi="hi_IN"/>
+        </w:rPr>
+        <w:t>הַ⁠בָּנֽוֹת</w:t>
+      </w:r>
+    </w:p>
+    <w:p>
+      <w:pPr/>
+      <w:r>
+        <w:rPr>
+          <w:lang w:val="hi_IN" w:bidi="hi_IN"/>
+        </w:rPr>
+      </w:r>
+      <w:r>
+        <w:rPr>
           <w:b/>
           <w:lang w:val="hi_IN" w:bidi="hi_IN"/>
         </w:rPr>
@@ -12318,6 +13158,20 @@
       </w:r>
       <w:r>
         <w:rPr>
+          <w:lang w:val="hi_IN" w:bidi="hi_IN"/>
+        </w:rPr>
+        <w:t>כְּ⁠תַפּ֨וּחַ֙ בַּ⁠עֲצֵ֣י הַ⁠יַּ֔עַר כֵּ֥ן דּוֹדִ֖⁠י בֵּ֣ין הַ⁠בָּנִ֑ים</w:t>
+      </w:r>
+    </w:p>
+    <w:p>
+      <w:pPr/>
+      <w:r>
+        <w:rPr>
+          <w:lang w:val="hi_IN" w:bidi="hi_IN"/>
+        </w:rPr>
+      </w:r>
+      <w:r>
+        <w:rPr>
           <w:b/>
           <w:lang w:val="hi_IN" w:bidi="hi_IN"/>
         </w:rPr>
@@ -12806,6 +13660,20 @@
       </w:r>
       <w:r>
         <w:rPr>
+          <w:lang w:val="hi_IN" w:bidi="hi_IN"/>
+        </w:rPr>
+        <w:t>בֵּ֣ין הַ⁠בָּנִ֑ים</w:t>
+      </w:r>
+    </w:p>
+    <w:p>
+      <w:pPr/>
+      <w:r>
+        <w:rPr>
+          <w:lang w:val="hi_IN" w:bidi="hi_IN"/>
+        </w:rPr>
+      </w:r>
+      <w:r>
+        <w:rPr>
           <w:b/>
           <w:lang w:val="hi_IN" w:bidi="hi_IN"/>
         </w:rPr>
@@ -12965,6 +13833,20 @@
       </w:r>
       <w:r>
         <w:rPr>
+          <w:lang w:val="hi_IN" w:bidi="hi_IN"/>
+        </w:rPr>
+        <w:t>בְּ⁠צִלּ⁠וֹ֙ חִמַּ֣דְתִּי וְ⁠יָשַׁ֔בְתִּי וּ⁠פִרְי֖⁠וֹ מָת֥וֹק לְ⁠חִכִּֽ⁠י</w:t>
+      </w:r>
+    </w:p>
+    <w:p>
+      <w:pPr/>
+      <w:r>
+        <w:rPr>
+          <w:lang w:val="hi_IN" w:bidi="hi_IN"/>
+        </w:rPr>
+      </w:r>
+      <w:r>
+        <w:rPr>
           <w:b/>
           <w:lang w:val="hi_IN" w:bidi="hi_IN"/>
         </w:rPr>
@@ -13114,6 +13996,20 @@
       </w:r>
       <w:r>
         <w:rPr>
+          <w:lang w:val="hi_IN" w:bidi="hi_IN"/>
+        </w:rPr>
+        <w:t>בְּ⁠צִלּ⁠וֹ֙ חִמַּ֣דְתִּי וְ⁠יָשַׁ֔בְתִּי</w:t>
+      </w:r>
+    </w:p>
+    <w:p>
+      <w:pPr/>
+      <w:r>
+        <w:rPr>
+          <w:lang w:val="hi_IN" w:bidi="hi_IN"/>
+        </w:rPr>
+      </w:r>
+      <w:r>
+        <w:rPr>
           <w:b/>
           <w:lang w:val="hi_IN" w:bidi="hi_IN"/>
         </w:rPr>
@@ -13257,6 +14153,20 @@
         <w:rPr>
           <w:lang w:val="hi_IN" w:bidi="hi_IN"/>
         </w:rPr>
+      </w:r>
+    </w:p>
+    <w:p>
+      <w:pPr/>
+      <w:r>
+        <w:rPr>
+          <w:lang w:val="hi_IN" w:bidi="hi_IN"/>
+        </w:rPr>
+      </w:r>
+      <w:r>
+        <w:rPr>
+          <w:lang w:val="hi_IN" w:bidi="hi_IN"/>
+        </w:rPr>
+        <w:t>הֱבִיאַ֨⁠נִי֙</w:t>
       </w:r>
     </w:p>
     <w:p>
@@ -13815,6 +14725,20 @@
       </w:r>
       <w:r>
         <w:rPr>
+          <w:lang w:val="hi_IN" w:bidi="hi_IN"/>
+        </w:rPr>
+        <w:t>וְ⁠דִגְל֥⁠וֹ עָלַ֖⁠י אַהֲבָֽה</w:t>
+      </w:r>
+    </w:p>
+    <w:p>
+      <w:pPr/>
+      <w:r>
+        <w:rPr>
+          <w:lang w:val="hi_IN" w:bidi="hi_IN"/>
+        </w:rPr>
+      </w:r>
+      <w:r>
+        <w:rPr>
           <w:b/>
           <w:lang w:val="hi_IN" w:bidi="hi_IN"/>
         </w:rPr>
@@ -13938,6 +14862,20 @@
       </w:r>
       <w:r>
         <w:rPr>
+          <w:lang w:val="hi_IN" w:bidi="hi_IN"/>
+        </w:rPr>
+        <w:t>וְ⁠דִגְל֥⁠וֹ</w:t>
+      </w:r>
+    </w:p>
+    <w:p>
+      <w:pPr/>
+      <w:r>
+        <w:rPr>
+          <w:lang w:val="hi_IN" w:bidi="hi_IN"/>
+        </w:rPr>
+      </w:r>
+      <w:r>
+        <w:rPr>
           <w:b/>
           <w:lang w:val="hi_IN" w:bidi="hi_IN"/>
         </w:rPr>
@@ -14158,6 +15096,20 @@
       </w:r>
       <w:r>
         <w:rPr>
+          <w:lang w:val="hi_IN" w:bidi="hi_IN"/>
+        </w:rPr>
+        <w:t>סַמְּכ֨וּ⁠נִי֙ בָּֽ⁠אֲשִׁישׁ֔וֹת רַפְּד֖וּ⁠נִי בַּ⁠תַּפּוּחִ֑ים</w:t>
+      </w:r>
+    </w:p>
+    <w:p>
+      <w:pPr/>
+      <w:r>
+        <w:rPr>
+          <w:lang w:val="hi_IN" w:bidi="hi_IN"/>
+        </w:rPr>
+      </w:r>
+      <w:r>
+        <w:rPr>
           <w:b/>
           <w:lang w:val="hi_IN" w:bidi="hi_IN"/>
         </w:rPr>
@@ -14281,6 +15233,20 @@
       </w:r>
       <w:r>
         <w:rPr>
+          <w:lang w:val="hi_IN" w:bidi="hi_IN"/>
+        </w:rPr>
+        <w:t>סַמְּכ֨וּ⁠נִי֙ &amp; רַפְּד֖וּ⁠נִי</w:t>
+      </w:r>
+    </w:p>
+    <w:p>
+      <w:pPr/>
+      <w:r>
+        <w:rPr>
+          <w:lang w:val="hi_IN" w:bidi="hi_IN"/>
+        </w:rPr>
+      </w:r>
+      <w:r>
+        <w:rPr>
           <w:b/>
           <w:lang w:val="hi_IN" w:bidi="hi_IN"/>
         </w:rPr>
@@ -14418,6 +15384,20 @@
       </w:r>
       <w:r>
         <w:rPr>
+          <w:lang w:val="hi_IN" w:bidi="hi_IN"/>
+        </w:rPr>
+        <w:t>סַמְּכ֨וּ⁠נִי֙ בָּֽ⁠אֲשִׁישׁ֔וֹת רַפְּד֖וּ⁠נִי בַּ⁠תַּפּוּחִ֑ים כִּי־חוֹלַ֥ת אַהֲבָ֖ה אָֽנִי</w:t>
+      </w:r>
+    </w:p>
+    <w:p>
+      <w:pPr/>
+      <w:r>
+        <w:rPr>
+          <w:lang w:val="hi_IN" w:bidi="hi_IN"/>
+        </w:rPr>
+      </w:r>
+      <w:r>
+        <w:rPr>
           <w:b/>
           <w:lang w:val="hi_IN" w:bidi="hi_IN"/>
         </w:rPr>
@@ -14504,6 +15484,20 @@
         <w:rPr>
           <w:lang w:val="hi_IN" w:bidi="hi_IN"/>
         </w:rPr>
+      </w:r>
+    </w:p>
+    <w:p>
+      <w:pPr/>
+      <w:r>
+        <w:rPr>
+          <w:lang w:val="hi_IN" w:bidi="hi_IN"/>
+        </w:rPr>
+      </w:r>
+      <w:r>
+        <w:rPr>
+          <w:lang w:val="hi_IN" w:bidi="hi_IN"/>
+        </w:rPr>
+        <w:t>בָּֽ⁠אֲשִׁישׁ֔וֹת</w:t>
       </w:r>
     </w:p>
     <w:p>
@@ -14745,6 +15739,20 @@
       </w:r>
       <w:r>
         <w:rPr>
+          <w:lang w:val="hi_IN" w:bidi="hi_IN"/>
+        </w:rPr>
+        <w:t>כִּי־חוֹלַ֥ת אַהֲבָ֖ה אָֽנִי</w:t>
+      </w:r>
+    </w:p>
+    <w:p>
+      <w:pPr/>
+      <w:r>
+        <w:rPr>
+          <w:lang w:val="hi_IN" w:bidi="hi_IN"/>
+        </w:rPr>
+      </w:r>
+      <w:r>
+        <w:rPr>
           <w:b/>
           <w:lang w:val="hi_IN" w:bidi="hi_IN"/>
         </w:rPr>
@@ -14965,6 +15973,20 @@
       </w:r>
       <w:r>
         <w:rPr>
+          <w:lang w:val="hi_IN" w:bidi="hi_IN"/>
+        </w:rPr>
+        <w:t>שְׂמֹאל⁠וֹ֙ תַּ֣חַת לְ⁠רֹאשִׁ֔⁠י וִ⁠ימִינ֖⁠וֹ תְּחַבְּקֵֽ⁠נִי</w:t>
+      </w:r>
+    </w:p>
+    <w:p>
+      <w:pPr/>
+      <w:r>
+        <w:rPr>
+          <w:lang w:val="hi_IN" w:bidi="hi_IN"/>
+        </w:rPr>
+      </w:r>
+      <w:r>
+        <w:rPr>
           <w:b/>
           <w:lang w:val="hi_IN" w:bidi="hi_IN"/>
         </w:rPr>
@@ -15174,6 +16196,20 @@
         <w:rPr>
           <w:lang w:val="hi_IN" w:bidi="hi_IN"/>
         </w:rPr>
+      </w:r>
+    </w:p>
+    <w:p>
+      <w:pPr/>
+      <w:r>
+        <w:rPr>
+          <w:lang w:val="hi_IN" w:bidi="hi_IN"/>
+        </w:rPr>
+      </w:r>
+      <w:r>
+        <w:rPr>
+          <w:lang w:val="hi_IN" w:bidi="hi_IN"/>
+        </w:rPr>
+        <w:t>הִשְׁבַּ֨עְתִּי אֶתְ⁠כֶ֜ם &amp; בִּ⁠צְבָא֔וֹת א֖וֹ בְּ⁠אַיְל֣וֹת הַ⁠שָּׂדֶ֑ה</w:t>
       </w:r>
     </w:p>
     <w:p>
@@ -15416,6 +16452,20 @@
       </w:r>
       <w:r>
         <w:rPr>
+          <w:lang w:val="hi_IN" w:bidi="hi_IN"/>
+        </w:rPr>
+        <w:t>בִּ⁠צְבָא֔וֹת א֖וֹ בְּ⁠אַיְל֣וֹת הַ⁠שָּׂדֶ֑ה</w:t>
+      </w:r>
+    </w:p>
+    <w:p>
+      <w:pPr/>
+      <w:r>
+        <w:rPr>
+          <w:lang w:val="hi_IN" w:bidi="hi_IN"/>
+        </w:rPr>
+      </w:r>
+      <w:r>
+        <w:rPr>
           <w:b/>
           <w:lang w:val="hi_IN" w:bidi="hi_IN"/>
         </w:rPr>
@@ -15805,6 +16855,20 @@
       </w:r>
       <w:r>
         <w:rPr>
+          <w:lang w:val="hi_IN" w:bidi="hi_IN"/>
+        </w:rPr>
+        <w:t>אִם־תָּעִ֧ירוּ ׀ וְֽ⁠אִם־תְּעֽוֹרְר֛וּ אֶת־הָ⁠אַהֲבָ֖ה עַ֥ד שֶׁ⁠תֶּחְפָּֽץ</w:t>
+      </w:r>
+    </w:p>
+    <w:p>
+      <w:pPr/>
+      <w:r>
+        <w:rPr>
+          <w:lang w:val="hi_IN" w:bidi="hi_IN"/>
+        </w:rPr>
+      </w:r>
+      <w:r>
+        <w:rPr>
           <w:b/>
           <w:lang w:val="hi_IN" w:bidi="hi_IN"/>
         </w:rPr>
@@ -15928,6 +16992,20 @@
       </w:r>
       <w:r>
         <w:rPr>
+          <w:lang w:val="hi_IN" w:bidi="hi_IN"/>
+        </w:rPr>
+        <w:t>אִם־תָּעִ֧ירוּ ׀ וְֽ⁠אִם־תְּעֽוֹרְר֛וּ</w:t>
+      </w:r>
+    </w:p>
+    <w:p>
+      <w:pPr/>
+      <w:r>
+        <w:rPr>
+          <w:lang w:val="hi_IN" w:bidi="hi_IN"/>
+        </w:rPr>
+      </w:r>
+      <w:r>
+        <w:rPr>
           <w:b/>
           <w:lang w:val="hi_IN" w:bidi="hi_IN"/>
         </w:rPr>
@@ -16272,6 +17350,20 @@
         <w:rPr>
           <w:lang w:val="hi_IN" w:bidi="hi_IN"/>
         </w:rPr>
+      </w:r>
+    </w:p>
+    <w:p>
+      <w:pPr/>
+      <w:r>
+        <w:rPr>
+          <w:lang w:val="hi_IN" w:bidi="hi_IN"/>
+        </w:rPr>
+      </w:r>
+      <w:r>
+        <w:rPr>
+          <w:lang w:val="hi_IN" w:bidi="hi_IN"/>
+        </w:rPr>
+        <w:t>הִנֵּה</w:t>
       </w:r>
     </w:p>
     <w:p>
@@ -16411,6 +17503,20 @@
       </w:r>
       <w:r>
         <w:rPr>
+          <w:lang w:val="hi_IN" w:bidi="hi_IN"/>
+        </w:rPr>
+        <w:t>בָּ֑א</w:t>
+      </w:r>
+    </w:p>
+    <w:p>
+      <w:pPr/>
+      <w:r>
+        <w:rPr>
+          <w:lang w:val="hi_IN" w:bidi="hi_IN"/>
+        </w:rPr>
+      </w:r>
+      <w:r>
+        <w:rPr>
           <w:b/>
           <w:lang w:val="hi_IN" w:bidi="hi_IN"/>
         </w:rPr>
@@ -17140,6 +18246,20 @@
       </w:r>
       <w:r>
         <w:rPr>
+          <w:lang w:val="hi_IN" w:bidi="hi_IN"/>
+        </w:rPr>
+        <w:t>זֶ֤ה</w:t>
+      </w:r>
+    </w:p>
+    <w:p>
+      <w:pPr/>
+      <w:r>
+        <w:rPr>
+          <w:lang w:val="hi_IN" w:bidi="hi_IN"/>
+        </w:rPr>
+      </w:r>
+      <w:r>
+        <w:rPr>
           <w:b/>
           <w:lang w:val="hi_IN" w:bidi="hi_IN"/>
         </w:rPr>
@@ -17263,6 +18383,20 @@
       </w:r>
       <w:r>
         <w:rPr>
+          <w:lang w:val="hi_IN" w:bidi="hi_IN"/>
+        </w:rPr>
+        <w:t>אַחַ֣ר כָּתְלֵ֔⁠נוּ</w:t>
+      </w:r>
+    </w:p>
+    <w:p>
+      <w:pPr/>
+      <w:r>
+        <w:rPr>
+          <w:lang w:val="hi_IN" w:bidi="hi_IN"/>
+        </w:rPr>
+      </w:r>
+      <w:r>
+        <w:rPr>
           <w:b/>
           <w:lang w:val="hi_IN" w:bidi="hi_IN"/>
         </w:rPr>
@@ -17359,6 +18493,20 @@
       </w:r>
       <w:r>
         <w:rPr>
+          <w:lang w:val="hi_IN" w:bidi="hi_IN"/>
+        </w:rPr>
+        <w:t>מַשְׁגִּ֨יחַ֙ מִן־הַֽ⁠חֲלֹּנ֔וֹת מֵצִ֖יץ מִן־הַֽ⁠חֲרַכִּֽים</w:t>
+      </w:r>
+    </w:p>
+    <w:p>
+      <w:pPr/>
+      <w:r>
+        <w:rPr>
+          <w:lang w:val="hi_IN" w:bidi="hi_IN"/>
+        </w:rPr>
+      </w:r>
+      <w:r>
+        <w:rPr>
           <w:b/>
           <w:lang w:val="hi_IN" w:bidi="hi_IN"/>
         </w:rPr>
@@ -17469,6 +18617,20 @@
       </w:r>
       <w:r>
         <w:rPr>
+          <w:lang w:val="hi_IN" w:bidi="hi_IN"/>
+        </w:rPr>
+        <w:t>הַֽ⁠חֲלֹּנ֔וֹת &amp; הַֽ⁠חֲרַכִּֽים</w:t>
+      </w:r>
+    </w:p>
+    <w:p>
+      <w:pPr/>
+      <w:r>
+        <w:rPr>
+          <w:lang w:val="hi_IN" w:bidi="hi_IN"/>
+        </w:rPr>
+      </w:r>
+      <w:r>
+        <w:rPr>
           <w:b/>
           <w:lang w:val="hi_IN" w:bidi="hi_IN"/>
         </w:rPr>
@@ -17599,6 +18761,20 @@
       </w:r>
       <w:r>
         <w:rPr>
+          <w:lang w:val="hi_IN" w:bidi="hi_IN"/>
+        </w:rPr>
+        <w:t>הַֽ⁠חֲרַכִּֽים</w:t>
+      </w:r>
+    </w:p>
+    <w:p>
+      <w:pPr/>
+      <w:r>
+        <w:rPr>
+          <w:lang w:val="hi_IN" w:bidi="hi_IN"/>
+        </w:rPr>
+      </w:r>
+      <w:r>
+        <w:rPr>
           <w:b/>
           <w:lang w:val="hi_IN" w:bidi="hi_IN"/>
         </w:rPr>
@@ -17734,6 +18910,20 @@
       </w:r>
       <w:r>
         <w:rPr>
+          <w:lang w:val="hi_IN" w:bidi="hi_IN"/>
+        </w:rPr>
+        <w:t>וּ⁠לְכִי־לָֽ⁠ךְ</w:t>
+      </w:r>
+    </w:p>
+    <w:p>
+      <w:pPr/>
+      <w:r>
+        <w:rPr>
+          <w:lang w:val="hi_IN" w:bidi="hi_IN"/>
+        </w:rPr>
+      </w:r>
+      <w:r>
+        <w:rPr>
           <w:b/>
           <w:lang w:val="hi_IN" w:bidi="hi_IN"/>
         </w:rPr>
@@ -17955,6 +19145,20 @@
       </w:r>
       <w:r>
         <w:rPr>
+          <w:lang w:val="hi_IN" w:bidi="hi_IN"/>
+        </w:rPr>
+        <w:t>כִּֽי־הִנֵּ֥ה</w:t>
+      </w:r>
+    </w:p>
+    <w:p>
+      <w:pPr/>
+      <w:r>
+        <w:rPr>
+          <w:lang w:val="hi_IN" w:bidi="hi_IN"/>
+        </w:rPr>
+      </w:r>
+      <w:r>
+        <w:rPr>
           <w:b/>
           <w:lang w:val="hi_IN" w:bidi="hi_IN"/>
         </w:rPr>
@@ -18065,6 +19269,20 @@
       </w:r>
       <w:r>
         <w:rPr>
+          <w:lang w:val="hi_IN" w:bidi="hi_IN"/>
+        </w:rPr>
+        <w:t>ה⁠סתו</w:t>
+      </w:r>
+    </w:p>
+    <w:p>
+      <w:pPr/>
+      <w:r>
+        <w:rPr>
+          <w:lang w:val="hi_IN" w:bidi="hi_IN"/>
+        </w:rPr>
+      </w:r>
+      <w:r>
+        <w:rPr>
           <w:b/>
           <w:lang w:val="hi_IN" w:bidi="hi_IN"/>
         </w:rPr>
@@ -18161,6 +19379,20 @@
       </w:r>
       <w:r>
         <w:rPr>
+          <w:lang w:val="hi_IN" w:bidi="hi_IN"/>
+        </w:rPr>
+        <w:t>ה⁠סתו עָבָ֑ר הַ⁠גֶּ֕שֶׁם חָלַ֖ף</w:t>
+      </w:r>
+    </w:p>
+    <w:p>
+      <w:pPr/>
+      <w:r>
+        <w:rPr>
+          <w:lang w:val="hi_IN" w:bidi="hi_IN"/>
+        </w:rPr>
+      </w:r>
+      <w:r>
+        <w:rPr>
           <w:b/>
           <w:lang w:val="hi_IN" w:bidi="hi_IN"/>
         </w:rPr>
@@ -18258,6 +19490,20 @@
       </w:r>
       <w:r>
         <w:rPr>
+          <w:lang w:val="hi_IN" w:bidi="hi_IN"/>
+        </w:rPr>
+        <w:t>עָבָ֑ר</w:t>
+      </w:r>
+    </w:p>
+    <w:p>
+      <w:pPr/>
+      <w:r>
+        <w:rPr>
+          <w:lang w:val="hi_IN" w:bidi="hi_IN"/>
+        </w:rPr>
+      </w:r>
+      <w:r>
+        <w:rPr>
           <w:b/>
           <w:lang w:val="hi_IN" w:bidi="hi_IN"/>
         </w:rPr>
@@ -18478,6 +19724,20 @@
       </w:r>
       <w:r>
         <w:rPr>
+          <w:lang w:val="hi_IN" w:bidi="hi_IN"/>
+        </w:rPr>
+        <w:t>חָלַ֖ף הָלַ֥ךְ לֽ⁠וֹ</w:t>
+      </w:r>
+    </w:p>
+    <w:p>
+      <w:pPr/>
+      <w:r>
+        <w:rPr>
+          <w:lang w:val="hi_IN" w:bidi="hi_IN"/>
+        </w:rPr>
+      </w:r>
+      <w:r>
+        <w:rPr>
           <w:b/>
           <w:lang w:val="hi_IN" w:bidi="hi_IN"/>
         </w:rPr>
@@ -18608,6 +19868,20 @@
       </w:r>
       <w:r>
         <w:rPr>
+          <w:lang w:val="hi_IN" w:bidi="hi_IN"/>
+        </w:rPr>
+        <w:t>בָ⁠אָ֔רֶץ</w:t>
+      </w:r>
+    </w:p>
+    <w:p>
+      <w:pPr/>
+      <w:r>
+        <w:rPr>
+          <w:lang w:val="hi_IN" w:bidi="hi_IN"/>
+        </w:rPr>
+      </w:r>
+      <w:r>
+        <w:rPr>
           <w:b/>
           <w:lang w:val="hi_IN" w:bidi="hi_IN"/>
         </w:rPr>
@@ -18685,6 +19959,20 @@
       </w:r>
       <w:r>
         <w:rPr>
+          <w:lang w:val="hi_IN" w:bidi="hi_IN"/>
+        </w:rPr>
+        <w:t>וְ⁠ק֥וֹל הַ⁠תּ֖וֹר נִשְׁמַ֥ע</w:t>
+      </w:r>
+    </w:p>
+    <w:p>
+      <w:pPr/>
+      <w:r>
+        <w:rPr>
+          <w:lang w:val="hi_IN" w:bidi="hi_IN"/>
+        </w:rPr>
+      </w:r>
+      <w:r>
+        <w:rPr>
           <w:b/>
           <w:lang w:val="hi_IN" w:bidi="hi_IN"/>
         </w:rPr>
@@ -18802,6 +20090,20 @@
       </w:r>
       <w:r>
         <w:rPr>
+          <w:lang w:val="hi_IN" w:bidi="hi_IN"/>
+        </w:rPr>
+        <w:t>הַ⁠תְּאֵנָה֙ חָֽנְטָ֣ה פַגֶּ֔י⁠הָ</w:t>
+      </w:r>
+    </w:p>
+    <w:p>
+      <w:pPr/>
+      <w:r>
+        <w:rPr>
+          <w:lang w:val="hi_IN" w:bidi="hi_IN"/>
+        </w:rPr>
+      </w:r>
+      <w:r>
+        <w:rPr>
           <w:b/>
           <w:lang w:val="hi_IN" w:bidi="hi_IN"/>
         </w:rPr>
@@ -18912,6 +20214,20 @@
       </w:r>
       <w:r>
         <w:rPr>
+          <w:lang w:val="hi_IN" w:bidi="hi_IN"/>
+        </w:rPr>
+        <w:t>וְ⁠הַ⁠גְּפָנִ֥ים ׀ סְמָדַ֖ר</w:t>
+      </w:r>
+    </w:p>
+    <w:p>
+      <w:pPr/>
+      <w:r>
+        <w:rPr>
+          <w:lang w:val="hi_IN" w:bidi="hi_IN"/>
+        </w:rPr>
+      </w:r>
+      <w:r>
+        <w:rPr>
           <w:b/>
           <w:lang w:val="hi_IN" w:bidi="hi_IN"/>
         </w:rPr>
@@ -18989,6 +20305,20 @@
       </w:r>
       <w:r>
         <w:rPr>
+          <w:lang w:val="hi_IN" w:bidi="hi_IN"/>
+        </w:rPr>
+        <w:t>נָ֣תְנוּ רֵ֑יחַ</w:t>
+      </w:r>
+    </w:p>
+    <w:p>
+      <w:pPr/>
+      <w:r>
+        <w:rPr>
+          <w:lang w:val="hi_IN" w:bidi="hi_IN"/>
+        </w:rPr>
+      </w:r>
+      <w:r>
+        <w:rPr>
           <w:b/>
           <w:lang w:val="hi_IN" w:bidi="hi_IN"/>
         </w:rPr>
@@ -19124,6 +20454,20 @@
         <w:rPr>
           <w:lang w:val="hi_IN" w:bidi="hi_IN"/>
         </w:rPr>
+      </w:r>
+    </w:p>
+    <w:p>
+      <w:pPr/>
+      <w:r>
+        <w:rPr>
+          <w:lang w:val="hi_IN" w:bidi="hi_IN"/>
+        </w:rPr>
+      </w:r>
+      <w:r>
+        <w:rPr>
+          <w:lang w:val="hi_IN" w:bidi="hi_IN"/>
+        </w:rPr>
+        <w:t>ק֥וּמִי לכי רַעְיָתִ֥⁠י יָפָתִ֖⁠י וּ⁠לְכִי־לָֽ⁠ךְ</w:t>
       </w:r>
     </w:p>
     <w:p>
@@ -19262,6 +20606,20 @@
       </w:r>
       <w:r>
         <w:rPr>
+          <w:lang w:val="hi_IN" w:bidi="hi_IN"/>
+        </w:rPr>
+        <w:t>יוֹנָתִ֞⁠י</w:t>
+      </w:r>
+    </w:p>
+    <w:p>
+      <w:pPr/>
+      <w:r>
+        <w:rPr>
+          <w:lang w:val="hi_IN" w:bidi="hi_IN"/>
+        </w:rPr>
+      </w:r>
+      <w:r>
+        <w:rPr>
           <w:b/>
           <w:lang w:val="hi_IN" w:bidi="hi_IN"/>
         </w:rPr>
@@ -19372,6 +20730,20 @@
       </w:r>
       <w:r>
         <w:rPr>
+          <w:lang w:val="hi_IN" w:bidi="hi_IN"/>
+        </w:rPr>
+        <w:t>יוֹנָתִ֞⁠י בְּ⁠חַגְוֵ֣י הַ⁠סֶּ֗לַע בְּ⁠סֵ֨תֶר֙ הַ⁠מַּדְרֵגָ֔ה</w:t>
+      </w:r>
+    </w:p>
+    <w:p>
+      <w:pPr/>
+      <w:r>
+        <w:rPr>
+          <w:lang w:val="hi_IN" w:bidi="hi_IN"/>
+        </w:rPr>
+      </w:r>
+      <w:r>
+        <w:rPr>
           <w:b/>
           <w:lang w:val="hi_IN" w:bidi="hi_IN"/>
         </w:rPr>
@@ -19482,6 +20854,20 @@
       </w:r>
       <w:r>
         <w:rPr>
+          <w:lang w:val="hi_IN" w:bidi="hi_IN"/>
+        </w:rPr>
+        <w:t>בְּ⁠חַגְוֵ֣י הַ⁠סֶּ֗לַע בְּ⁠סֵ֨תֶר֙ הַ⁠מַּדְרֵגָ֔ה</w:t>
+      </w:r>
+    </w:p>
+    <w:p>
+      <w:pPr/>
+      <w:r>
+        <w:rPr>
+          <w:lang w:val="hi_IN" w:bidi="hi_IN"/>
+        </w:rPr>
+      </w:r>
+      <w:r>
+        <w:rPr>
           <w:b/>
           <w:lang w:val="hi_IN" w:bidi="hi_IN"/>
         </w:rPr>
@@ -19656,6 +21042,20 @@
       </w:r>
       <w:r>
         <w:rPr>
+          <w:lang w:val="hi_IN" w:bidi="hi_IN"/>
+        </w:rPr>
+        <w:t>הַרְאִ֨י⁠נִי֙ אֶתּ־מַרְאַ֔יִ⁠ךְ הַשְׁמִיעִ֖י⁠נִי אֶת־קוֹלֵ֑⁠ךְ כִּי־קוֹלֵ֥⁠ךְ עָרֵ֖ב וּ⁠מַרְאֵ֥י⁠ךְ נָאוֶֽה</w:t>
+      </w:r>
+    </w:p>
+    <w:p>
+      <w:pPr/>
+      <w:r>
+        <w:rPr>
+          <w:lang w:val="hi_IN" w:bidi="hi_IN"/>
+        </w:rPr>
+      </w:r>
+      <w:r>
+        <w:rPr>
           <w:b/>
           <w:lang w:val="hi_IN" w:bidi="hi_IN"/>
         </w:rPr>
@@ -19753,6 +21153,20 @@
       </w:r>
       <w:r>
         <w:rPr>
+          <w:lang w:val="hi_IN" w:bidi="hi_IN"/>
+        </w:rPr>
+        <w:t>הַרְאִ֨י⁠נִי֙ אֶתּ־מַרְאַ֔יִ⁠ךְ הַשְׁמִיעִ֖י⁠נִי</w:t>
+      </w:r>
+    </w:p>
+    <w:p>
+      <w:pPr/>
+      <w:r>
+        <w:rPr>
+          <w:lang w:val="hi_IN" w:bidi="hi_IN"/>
+        </w:rPr>
+      </w:r>
+      <w:r>
+        <w:rPr>
           <w:b/>
           <w:lang w:val="hi_IN" w:bidi="hi_IN"/>
         </w:rPr>
@@ -19908,6 +21322,20 @@
       </w:r>
       <w:r>
         <w:rPr>
+          <w:lang w:val="hi_IN" w:bidi="hi_IN"/>
+        </w:rPr>
+        <w:t>קוֹלֵ֥⁠ךְ עָרֵ֖ב</w:t>
+      </w:r>
+    </w:p>
+    <w:p>
+      <w:pPr/>
+      <w:r>
+        <w:rPr>
+          <w:lang w:val="hi_IN" w:bidi="hi_IN"/>
+        </w:rPr>
+      </w:r>
+      <w:r>
+        <w:rPr>
           <w:b/>
           <w:lang w:val="hi_IN" w:bidi="hi_IN"/>
         </w:rPr>
@@ -19997,6 +21425,20 @@
       </w:r>
       <w:r>
         <w:rPr>
+          <w:lang w:val="hi_IN" w:bidi="hi_IN"/>
+        </w:rPr>
+        <w:t>אֶֽחֱזוּ־לָ֨⁠נוּ֙ שֽׁוּעָלִ֔ים שֽׁוּעָלִ֥ים קְטַנִּ֖ים מְחַבְּלִ֣ים כְּרָמִ֑ים וּ⁠כְרָמֵ֖י⁠נוּ סְמָדַֽר</w:t>
+      </w:r>
+    </w:p>
+    <w:p>
+      <w:pPr/>
+      <w:r>
+        <w:rPr>
+          <w:lang w:val="hi_IN" w:bidi="hi_IN"/>
+        </w:rPr>
+      </w:r>
+      <w:r>
+        <w:rPr>
           <w:b/>
           <w:lang w:val="hi_IN" w:bidi="hi_IN"/>
         </w:rPr>
@@ -20379,6 +21821,20 @@
       </w:r>
       <w:r>
         <w:rPr>
+          <w:lang w:val="hi_IN" w:bidi="hi_IN"/>
+        </w:rPr>
+        <w:t>לָ֨⁠נוּ֙ &amp; וּ⁠כְרָמֵ֖י⁠נוּ</w:t>
+      </w:r>
+    </w:p>
+    <w:p>
+      <w:pPr/>
+      <w:r>
+        <w:rPr>
+          <w:lang w:val="hi_IN" w:bidi="hi_IN"/>
+        </w:rPr>
+      </w:r>
+      <w:r>
+        <w:rPr>
           <w:b/>
           <w:lang w:val="hi_IN" w:bidi="hi_IN"/>
         </w:rPr>
@@ -20482,6 +21938,20 @@
       </w:r>
       <w:r>
         <w:rPr>
+          <w:lang w:val="hi_IN" w:bidi="hi_IN"/>
+        </w:rPr>
+        <w:t>וּ⁠כְרָמֵ֖י⁠נוּ סְמָדַֽר</w:t>
+      </w:r>
+    </w:p>
+    <w:p>
+      <w:pPr/>
+      <w:r>
+        <w:rPr>
+          <w:lang w:val="hi_IN" w:bidi="hi_IN"/>
+        </w:rPr>
+      </w:r>
+      <w:r>
+        <w:rPr>
           <w:b/>
           <w:lang w:val="hi_IN" w:bidi="hi_IN"/>
         </w:rPr>
@@ -20559,6 +22029,20 @@
       </w:r>
       <w:r>
         <w:rPr>
+          <w:lang w:val="hi_IN" w:bidi="hi_IN"/>
+        </w:rPr>
+        <w:t>דּוֹדִ֥⁠י לִ⁠י֙ וַ⁠אֲנִ֣י ל֔⁠וֹ</w:t>
+      </w:r>
+    </w:p>
+    <w:p>
+      <w:pPr/>
+      <w:r>
+        <w:rPr>
+          <w:lang w:val="hi_IN" w:bidi="hi_IN"/>
+        </w:rPr>
+      </w:r>
+      <w:r>
+        <w:rPr>
           <w:b/>
           <w:lang w:val="hi_IN" w:bidi="hi_IN"/>
         </w:rPr>
@@ -20773,6 +22257,20 @@
         <w:rPr>
           <w:lang w:val="hi_IN" w:bidi="hi_IN"/>
         </w:rPr>
+      </w:r>
+    </w:p>
+    <w:p>
+      <w:pPr/>
+      <w:r>
+        <w:rPr>
+          <w:lang w:val="hi_IN" w:bidi="hi_IN"/>
+        </w:rPr>
+      </w:r>
+      <w:r>
+        <w:rPr>
+          <w:lang w:val="hi_IN" w:bidi="hi_IN"/>
+        </w:rPr>
+        <w:t>הָ⁠רֹעֶ֖ה בַּ⁠שּׁוֹשַׁנִּֽים</w:t>
       </w:r>
     </w:p>
     <w:p>
@@ -21302,6 +22800,20 @@
       </w:r>
       <w:r>
         <w:rPr>
+          <w:lang w:val="hi_IN" w:bidi="hi_IN"/>
+        </w:rPr>
+        <w:t>וְ⁠נָ֖סוּ הַ⁠צְּלָלִ֑ים</w:t>
+      </w:r>
+    </w:p>
+    <w:p>
+      <w:pPr/>
+      <w:r>
+        <w:rPr>
+          <w:lang w:val="hi_IN" w:bidi="hi_IN"/>
+        </w:rPr>
+      </w:r>
+      <w:r>
+        <w:rPr>
           <w:b/>
           <w:lang w:val="hi_IN" w:bidi="hi_IN"/>
         </w:rPr>
@@ -21412,6 +22924,20 @@
       </w:r>
       <w:r>
         <w:rPr>
+          <w:lang w:val="hi_IN" w:bidi="hi_IN"/>
+        </w:rPr>
+        <w:t>סֹב֩ דְּמֵה־לְ⁠ךָ֨ דוֹדִ֜⁠י</w:t>
+      </w:r>
+    </w:p>
+    <w:p>
+      <w:pPr/>
+      <w:r>
+        <w:rPr>
+          <w:lang w:val="hi_IN" w:bidi="hi_IN"/>
+        </w:rPr>
+      </w:r>
+      <w:r>
+        <w:rPr>
           <w:b/>
           <w:lang w:val="hi_IN" w:bidi="hi_IN"/>
         </w:rPr>
@@ -21471,6 +22997,20 @@
         <w:rPr>
           <w:lang w:val="hi_IN" w:bidi="hi_IN"/>
         </w:rPr>
+      </w:r>
+    </w:p>
+    <w:p>
+      <w:pPr/>
+      <w:r>
+        <w:rPr>
+          <w:lang w:val="hi_IN" w:bidi="hi_IN"/>
+        </w:rPr>
+      </w:r>
+      <w:r>
+        <w:rPr>
+          <w:lang w:val="hi_IN" w:bidi="hi_IN"/>
+        </w:rPr>
+        <w:t>לִ⁠צְבִ֗י</w:t>
       </w:r>
     </w:p>
     <w:p>
@@ -22064,6 +23604,20 @@
       </w:r>
       <w:r>
         <w:rPr>
+          <w:lang w:val="hi_IN" w:bidi="hi_IN"/>
+        </w:rPr>
+        <w:t>בַּ⁠לֵּיל֔וֹת</w:t>
+      </w:r>
+    </w:p>
+    <w:p>
+      <w:pPr/>
+      <w:r>
+        <w:rPr>
+          <w:lang w:val="hi_IN" w:bidi="hi_IN"/>
+        </w:rPr>
+      </w:r>
+      <w:r>
+        <w:rPr>
           <w:b/>
           <w:lang w:val="hi_IN" w:bidi="hi_IN"/>
         </w:rPr>
@@ -22195,6 +23749,20 @@
       </w:r>
       <w:r>
         <w:rPr>
+          <w:lang w:val="hi_IN" w:bidi="hi_IN"/>
+        </w:rPr>
+        <w:t>בִּקַּ֕שְׁתִּי אֵ֥ת שֶׁ⁠אָהֲבָ֖ה נַפְשִׁ֑⁠י בִּקַּשְׁתִּ֖י⁠ו</w:t>
+      </w:r>
+    </w:p>
+    <w:p>
+      <w:pPr/>
+      <w:r>
+        <w:rPr>
+          <w:lang w:val="hi_IN" w:bidi="hi_IN"/>
+        </w:rPr>
+      </w:r>
+      <w:r>
+        <w:rPr>
           <w:b/>
           <w:lang w:val="hi_IN" w:bidi="hi_IN"/>
         </w:rPr>
@@ -22288,6 +23856,20 @@
         <w:rPr>
           <w:lang w:val="hi_IN" w:bidi="hi_IN"/>
         </w:rPr>
+      </w:r>
+    </w:p>
+    <w:p>
+      <w:pPr/>
+      <w:r>
+        <w:rPr>
+          <w:lang w:val="hi_IN" w:bidi="hi_IN"/>
+        </w:rPr>
+      </w:r>
+      <w:r>
+        <w:rPr>
+          <w:lang w:val="hi_IN" w:bidi="hi_IN"/>
+        </w:rPr>
+        <w:t>אֵ֥ת שֶׁ⁠אָהֲבָ֖ה נַפְשִׁ֑⁠י</w:t>
       </w:r>
     </w:p>
     <w:p>
@@ -22499,6 +24081,20 @@
       </w:r>
       <w:r>
         <w:rPr>
+          <w:lang w:val="hi_IN" w:bidi="hi_IN"/>
+        </w:rPr>
+        <w:t>וַ⁠אֲסוֹבְבָ֣ה בָ⁠עִ֗יר</w:t>
+      </w:r>
+    </w:p>
+    <w:p>
+      <w:pPr/>
+      <w:r>
+        <w:rPr>
+          <w:lang w:val="hi_IN" w:bidi="hi_IN"/>
+        </w:rPr>
+      </w:r>
+      <w:r>
+        <w:rPr>
           <w:b/>
           <w:lang w:val="hi_IN" w:bidi="hi_IN"/>
         </w:rPr>
@@ -22562,6 +24158,20 @@
       </w:r>
       <w:r>
         <w:rPr>
+          <w:lang w:val="hi_IN" w:bidi="hi_IN"/>
+        </w:rPr>
+        <w:t>וּ⁠בָ֣⁠רְחֹב֔וֹת</w:t>
+      </w:r>
+    </w:p>
+    <w:p>
+      <w:pPr/>
+      <w:r>
+        <w:rPr>
+          <w:lang w:val="hi_IN" w:bidi="hi_IN"/>
+        </w:rPr>
+      </w:r>
+      <w:r>
+        <w:rPr>
           <w:b/>
           <w:lang w:val="hi_IN" w:bidi="hi_IN"/>
         </w:rPr>
@@ -22680,6 +24290,20 @@
       </w:r>
       <w:r>
         <w:rPr>
+          <w:lang w:val="hi_IN" w:bidi="hi_IN"/>
+        </w:rPr>
+        <w:t>אֲבַקְשָׁ֕ה &amp; בִּקַּשְׁתִּ֖י⁠ו</w:t>
+      </w:r>
+    </w:p>
+    <w:p>
+      <w:pPr/>
+      <w:r>
+        <w:rPr>
+          <w:lang w:val="hi_IN" w:bidi="hi_IN"/>
+        </w:rPr>
+      </w:r>
+      <w:r>
+        <w:rPr>
           <w:b/>
           <w:lang w:val="hi_IN" w:bidi="hi_IN"/>
         </w:rPr>
@@ -22745,6 +24369,20 @@
         <w:rPr>
           <w:lang w:val="hi_IN" w:bidi="hi_IN"/>
         </w:rPr>
+      </w:r>
+    </w:p>
+    <w:p>
+      <w:pPr/>
+      <w:r>
+        <w:rPr>
+          <w:lang w:val="hi_IN" w:bidi="hi_IN"/>
+        </w:rPr>
+      </w:r>
+      <w:r>
+        <w:rPr>
+          <w:lang w:val="hi_IN" w:bidi="hi_IN"/>
+        </w:rPr>
+        <w:t>אֵ֥ת שֶׁ⁠אָהֲבָ֖ה נַפְשִׁ֑⁠י</w:t>
       </w:r>
     </w:p>
     <w:p>
@@ -22865,6 +24503,20 @@
       </w:r>
       <w:r>
         <w:rPr>
+          <w:lang w:val="hi_IN" w:bidi="hi_IN"/>
+        </w:rPr>
+        <w:t>הַ⁠שֹּׁ֣מְרִ֔ים</w:t>
+      </w:r>
+    </w:p>
+    <w:p>
+      <w:pPr/>
+      <w:r>
+        <w:rPr>
+          <w:lang w:val="hi_IN" w:bidi="hi_IN"/>
+        </w:rPr>
+      </w:r>
+      <w:r>
+        <w:rPr>
           <w:b/>
           <w:lang w:val="hi_IN" w:bidi="hi_IN"/>
         </w:rPr>
@@ -23070,6 +24722,20 @@
         <w:rPr>
           <w:lang w:val="hi_IN" w:bidi="hi_IN"/>
         </w:rPr>
+      </w:r>
+    </w:p>
+    <w:p>
+      <w:pPr/>
+      <w:r>
+        <w:rPr>
+          <w:lang w:val="hi_IN" w:bidi="hi_IN"/>
+        </w:rPr>
+      </w:r>
+      <w:r>
+        <w:rPr>
+          <w:lang w:val="hi_IN" w:bidi="hi_IN"/>
+        </w:rPr>
+        <w:t>אֵ֛ת שֶׁ⁠אָהֲבָ֥ה נַפְשִׁ֖⁠י</w:t>
       </w:r>
     </w:p>
     <w:p>
@@ -23182,6 +24848,20 @@
       </w:r>
       <w:r>
         <w:rPr>
+          <w:lang w:val="hi_IN" w:bidi="hi_IN"/>
+        </w:rPr>
+        <w:t>אֵ֛ת שֶׁ⁠אָהֲבָ֥ה נַפְשִׁ֖⁠י רְאִיתֶֽם</w:t>
+      </w:r>
+    </w:p>
+    <w:p>
+      <w:pPr/>
+      <w:r>
+        <w:rPr>
+          <w:lang w:val="hi_IN" w:bidi="hi_IN"/>
+        </w:rPr>
+      </w:r>
+      <w:r>
+        <w:rPr>
           <w:b/>
           <w:lang w:val="hi_IN" w:bidi="hi_IN"/>
         </w:rPr>
@@ -23253,6 +24933,20 @@
       </w:r>
       <w:r>
         <w:rPr>
+          <w:lang w:val="hi_IN" w:bidi="hi_IN"/>
+        </w:rPr>
+        <w:t>כִּ⁠מְעַט֙</w:t>
+      </w:r>
+    </w:p>
+    <w:p>
+      <w:pPr/>
+      <w:r>
+        <w:rPr>
+          <w:lang w:val="hi_IN" w:bidi="hi_IN"/>
+        </w:rPr>
+      </w:r>
+      <w:r>
+        <w:rPr>
           <w:b/>
           <w:lang w:val="hi_IN" w:bidi="hi_IN"/>
         </w:rPr>
@@ -23305,6 +24999,20 @@
         <w:rPr>
           <w:lang w:val="hi_IN" w:bidi="hi_IN"/>
         </w:rPr>
+      </w:r>
+    </w:p>
+    <w:p>
+      <w:pPr/>
+      <w:r>
+        <w:rPr>
+          <w:lang w:val="hi_IN" w:bidi="hi_IN"/>
+        </w:rPr>
+      </w:r>
+      <w:r>
+        <w:rPr>
+          <w:lang w:val="hi_IN" w:bidi="hi_IN"/>
+        </w:rPr>
+        <w:t>אֵ֥ת שֶׁ⁠אָהֲבָ֖ה נַפְשִׁ֑⁠י</w:t>
       </w:r>
     </w:p>
     <w:p>
@@ -23425,6 +25133,20 @@
       </w:r>
       <w:r>
         <w:rPr>
+          <w:lang w:val="hi_IN" w:bidi="hi_IN"/>
+        </w:rPr>
+        <w:t>שֶׁ֤⁠הֲבֵיאתִי⁠ו֙</w:t>
+      </w:r>
+    </w:p>
+    <w:p>
+      <w:pPr/>
+      <w:r>
+        <w:rPr>
+          <w:lang w:val="hi_IN" w:bidi="hi_IN"/>
+        </w:rPr>
+      </w:r>
+      <w:r>
+        <w:rPr>
           <w:b/>
           <w:lang w:val="hi_IN" w:bidi="hi_IN"/>
         </w:rPr>
@@ -23518,6 +25240,20 @@
         <w:rPr>
           <w:lang w:val="hi_IN" w:bidi="hi_IN"/>
         </w:rPr>
+      </w:r>
+    </w:p>
+    <w:p>
+      <w:pPr/>
+      <w:r>
+        <w:rPr>
+          <w:lang w:val="hi_IN" w:bidi="hi_IN"/>
+        </w:rPr>
+      </w:r>
+      <w:r>
+        <w:rPr>
+          <w:lang w:val="hi_IN" w:bidi="hi_IN"/>
+        </w:rPr>
+        <w:t>שֶׁ֤⁠הֲבֵיאתִי⁠ו֙ אֶל־בֵּ֣ית אִמִּ֔⁠י וְ⁠אֶל־חֶ֖דֶר הוֹרָתִֽ⁠י</w:t>
       </w:r>
     </w:p>
     <w:p>
@@ -23729,6 +25465,20 @@
       </w:r>
       <w:r>
         <w:rPr>
+          <w:lang w:val="hi_IN" w:bidi="hi_IN"/>
+        </w:rPr>
+        <w:t>מִ֣י זֹ֗את עֹלָה֙ מִן־הַ⁠מִּדְבָּ֔ר כְּ⁠תִֽימֲר֖וֹת עָשָׁ֑ן מְקֻטֶּ֤רֶת מוֹר֙ וּ⁠לְבוֹנָ֔ה מִ⁠כֹּ֖ל אַבְקַ֥ת רוֹכֵֽל</w:t>
+      </w:r>
+    </w:p>
+    <w:p>
+      <w:pPr/>
+      <w:r>
+        <w:rPr>
+          <w:lang w:val="hi_IN" w:bidi="hi_IN"/>
+        </w:rPr>
+      </w:r>
+      <w:r>
+        <w:rPr>
           <w:b/>
           <w:lang w:val="hi_IN" w:bidi="hi_IN"/>
         </w:rPr>
@@ -23833,6 +25583,20 @@
       </w:r>
       <w:r>
         <w:rPr>
+          <w:lang w:val="hi_IN" w:bidi="hi_IN"/>
+        </w:rPr>
+        <w:t>זֹ֗את עֹלָה֙ מִן־הַ⁠מִּדְבָּ֔ר</w:t>
+      </w:r>
+    </w:p>
+    <w:p>
+      <w:pPr/>
+      <w:r>
+        <w:rPr>
+          <w:lang w:val="hi_IN" w:bidi="hi_IN"/>
+        </w:rPr>
+      </w:r>
+      <w:r>
+        <w:rPr>
           <w:b/>
           <w:lang w:val="hi_IN" w:bidi="hi_IN"/>
         </w:rPr>
@@ -24059,6 +25823,20 @@
       </w:r>
       <w:r>
         <w:rPr>
+          <w:lang w:val="hi_IN" w:bidi="hi_IN"/>
+        </w:rPr>
+        <w:t>עֹלָה֙</w:t>
+      </w:r>
+    </w:p>
+    <w:p>
+      <w:pPr/>
+      <w:r>
+        <w:rPr>
+          <w:lang w:val="hi_IN" w:bidi="hi_IN"/>
+        </w:rPr>
+      </w:r>
+      <w:r>
+        <w:rPr>
           <w:b/>
           <w:lang w:val="hi_IN" w:bidi="hi_IN"/>
         </w:rPr>
@@ -24163,6 +25941,20 @@
       </w:r>
       <w:r>
         <w:rPr>
+          <w:lang w:val="hi_IN" w:bidi="hi_IN"/>
+        </w:rPr>
+        <w:t>כְּ⁠תִֽימֲר֖וֹת עָשָׁ֑ן מְקֻטֶּ֤רֶת מוֹר֙ וּ⁠לְבוֹנָ֔ה</w:t>
+      </w:r>
+    </w:p>
+    <w:p>
+      <w:pPr/>
+      <w:r>
+        <w:rPr>
+          <w:lang w:val="hi_IN" w:bidi="hi_IN"/>
+        </w:rPr>
+      </w:r>
+      <w:r>
+        <w:rPr>
           <w:b/>
           <w:lang w:val="hi_IN" w:bidi="hi_IN"/>
         </w:rPr>
@@ -24314,6 +26106,20 @@
       </w:r>
       <w:r>
         <w:rPr>
+          <w:lang w:val="hi_IN" w:bidi="hi_IN"/>
+        </w:rPr>
+        <w:t>כְּ⁠תִֽימֲר֖וֹת עָשָׁ֑ן מְקֻטֶּ֤רֶת מוֹר֙ וּ⁠לְבוֹנָ֔ה</w:t>
+      </w:r>
+    </w:p>
+    <w:p>
+      <w:pPr/>
+      <w:r>
+        <w:rPr>
+          <w:lang w:val="hi_IN" w:bidi="hi_IN"/>
+        </w:rPr>
+      </w:r>
+      <w:r>
+        <w:rPr>
           <w:b/>
           <w:lang w:val="hi_IN" w:bidi="hi_IN"/>
         </w:rPr>
@@ -24444,6 +26250,20 @@
       </w:r>
       <w:r>
         <w:rPr>
+          <w:lang w:val="hi_IN" w:bidi="hi_IN"/>
+        </w:rPr>
+        <w:t>מְקֻטֶּ֤רֶת</w:t>
+      </w:r>
+    </w:p>
+    <w:p>
+      <w:pPr/>
+      <w:r>
+        <w:rPr>
+          <w:lang w:val="hi_IN" w:bidi="hi_IN"/>
+        </w:rPr>
+      </w:r>
+      <w:r>
+        <w:rPr>
           <w:b/>
           <w:lang w:val="hi_IN" w:bidi="hi_IN"/>
         </w:rPr>
@@ -24535,6 +26355,20 @@
       </w:r>
       <w:r>
         <w:rPr>
+          <w:lang w:val="hi_IN" w:bidi="hi_IN"/>
+        </w:rPr>
+        <w:t>מוֹר֙</w:t>
+      </w:r>
+    </w:p>
+    <w:p>
+      <w:pPr/>
+      <w:r>
+        <w:rPr>
+          <w:lang w:val="hi_IN" w:bidi="hi_IN"/>
+        </w:rPr>
+      </w:r>
+      <w:r>
+        <w:rPr>
           <w:b/>
           <w:lang w:val="hi_IN" w:bidi="hi_IN"/>
         </w:rPr>
@@ -24606,6 +26440,20 @@
       </w:r>
       <w:r>
         <w:rPr>
+          <w:lang w:val="hi_IN" w:bidi="hi_IN"/>
+        </w:rPr>
+        <w:t>מִ⁠כֹּ֖ל אַבְקַ֥ת רוֹכֵֽל</w:t>
+      </w:r>
+    </w:p>
+    <w:p>
+      <w:pPr/>
+      <w:r>
+        <w:rPr>
+          <w:lang w:val="hi_IN" w:bidi="hi_IN"/>
+        </w:rPr>
+      </w:r>
+      <w:r>
+        <w:rPr>
           <w:b/>
           <w:lang w:val="hi_IN" w:bidi="hi_IN"/>
         </w:rPr>
@@ -24854,6 +26702,20 @@
       </w:r>
       <w:r>
         <w:rPr>
+          <w:lang w:val="hi_IN" w:bidi="hi_IN"/>
+        </w:rPr>
+        <w:t>מִטָּת⁠וֹ֙</w:t>
+      </w:r>
+    </w:p>
+    <w:p>
+      <w:pPr/>
+      <w:r>
+        <w:rPr>
+          <w:lang w:val="hi_IN" w:bidi="hi_IN"/>
+        </w:rPr>
+      </w:r>
+      <w:r>
+        <w:rPr>
           <w:b/>
           <w:lang w:val="hi_IN" w:bidi="hi_IN"/>
         </w:rPr>
@@ -24965,6 +26827,20 @@
       </w:r>
       <w:r>
         <w:rPr>
+          <w:lang w:val="hi_IN" w:bidi="hi_IN"/>
+        </w:rPr>
+        <w:t>מִטָּת⁠וֹ֙ שֶׁ⁠לִּ⁠שְׁלֹמֹ֔ה</w:t>
+      </w:r>
+    </w:p>
+    <w:p>
+      <w:pPr/>
+      <w:r>
+        <w:rPr>
+          <w:lang w:val="hi_IN" w:bidi="hi_IN"/>
+        </w:rPr>
+      </w:r>
+      <w:r>
+        <w:rPr>
           <w:b/>
           <w:lang w:val="hi_IN" w:bidi="hi_IN"/>
         </w:rPr>
@@ -25115,6 +26991,20 @@
       </w:r>
       <w:r>
         <w:rPr>
+          <w:lang w:val="hi_IN" w:bidi="hi_IN"/>
+        </w:rPr>
+        <w:t>מְלֻמְּדֵ֖י מִלְחָמָ֑ה</w:t>
+      </w:r>
+    </w:p>
+    <w:p>
+      <w:pPr/>
+      <w:r>
+        <w:rPr>
+          <w:lang w:val="hi_IN" w:bidi="hi_IN"/>
+        </w:rPr>
+      </w:r>
+      <w:r>
+        <w:rPr>
           <w:b/>
           <w:lang w:val="hi_IN" w:bidi="hi_IN"/>
         </w:rPr>
@@ -25186,6 +27076,20 @@
       </w:r>
       <w:r>
         <w:rPr>
+          <w:lang w:val="hi_IN" w:bidi="hi_IN"/>
+        </w:rPr>
+        <w:t>אִ֤ישׁ חַרְבּ⁠וֹ֙ עַל־יְרֵכ֔⁠וֹ מִ⁠פַּ֖חַד בַּ⁠לֵּילּֽוֹת</w:t>
+      </w:r>
+    </w:p>
+    <w:p>
+      <w:pPr/>
+      <w:r>
+        <w:rPr>
+          <w:lang w:val="hi_IN" w:bidi="hi_IN"/>
+        </w:rPr>
+      </w:r>
+      <w:r>
+        <w:rPr>
           <w:b/>
           <w:lang w:val="hi_IN" w:bidi="hi_IN"/>
         </w:rPr>
@@ -25403,6 +27307,20 @@
         <w:rPr>
           <w:lang w:val="hi_IN" w:bidi="hi_IN"/>
         </w:rPr>
+      </w:r>
+    </w:p>
+    <w:p>
+      <w:pPr/>
+      <w:r>
+        <w:rPr>
+          <w:lang w:val="hi_IN" w:bidi="hi_IN"/>
+        </w:rPr>
+      </w:r>
+      <w:r>
+        <w:rPr>
+          <w:lang w:val="hi_IN" w:bidi="hi_IN"/>
+        </w:rPr>
+        <w:t>אַפִּרְי֗וֹן</w:t>
       </w:r>
     </w:p>
     <w:p>
@@ -25619,6 +27537,20 @@
       </w:r>
       <w:r>
         <w:rPr>
+          <w:lang w:val="hi_IN" w:bidi="hi_IN"/>
+        </w:rPr>
+        <w:t>אַפִּרְי֗וֹן עָ֤שָׂה ל⁠וֹ֙ הַ⁠מֶּ֣לֶךְ שְׁלֹמֹ֔ה מֵ⁠עֲצֵ֖י הַ⁠לְּבָנֽוֹן</w:t>
+      </w:r>
+    </w:p>
+    <w:p>
+      <w:pPr/>
+      <w:r>
+        <w:rPr>
+          <w:lang w:val="hi_IN" w:bidi="hi_IN"/>
+        </w:rPr>
+      </w:r>
+      <w:r>
+        <w:rPr>
           <w:b/>
           <w:lang w:val="hi_IN" w:bidi="hi_IN"/>
         </w:rPr>
@@ -25765,6 +27697,20 @@
       </w:r>
       <w:r>
         <w:rPr>
+          <w:lang w:val="hi_IN" w:bidi="hi_IN"/>
+        </w:rPr>
+        <w:t>אַפִּרְי֗וֹן עָ֤שָׂה ל⁠וֹ֙ &amp; עַמּוּדָי⁠ו֙ עָ֣שָׂה כֶ֔סֶף</w:t>
+      </w:r>
+    </w:p>
+    <w:p>
+      <w:pPr/>
+      <w:r>
+        <w:rPr>
+          <w:lang w:val="hi_IN" w:bidi="hi_IN"/>
+        </w:rPr>
+      </w:r>
+      <w:r>
+        <w:rPr>
           <w:b/>
           <w:lang w:val="hi_IN" w:bidi="hi_IN"/>
         </w:rPr>
@@ -26128,6 +28074,20 @@
       </w:r>
       <w:r>
         <w:rPr>
+          <w:lang w:val="hi_IN" w:bidi="hi_IN"/>
+        </w:rPr>
+        <w:t>מֶרְכָּב֖⁠וֹ אַרְגָּמָ֑ן</w:t>
+      </w:r>
+    </w:p>
+    <w:p>
+      <w:pPr/>
+      <w:r>
+        <w:rPr>
+          <w:lang w:val="hi_IN" w:bidi="hi_IN"/>
+        </w:rPr>
+      </w:r>
+      <w:r>
+        <w:rPr>
           <w:b/>
           <w:lang w:val="hi_IN" w:bidi="hi_IN"/>
         </w:rPr>
@@ -26191,6 +28151,20 @@
       </w:r>
       <w:r>
         <w:rPr>
+          <w:lang w:val="hi_IN" w:bidi="hi_IN"/>
+        </w:rPr>
+        <w:t>תּוֹכ⁠וֹ֙ רָצ֣וּף אַהֲבָ֔ה מִ⁠בְּנ֖וֹת יְרוּשָׁלִָֽם</w:t>
+      </w:r>
+    </w:p>
+    <w:p>
+      <w:pPr/>
+      <w:r>
+        <w:rPr>
+          <w:lang w:val="hi_IN" w:bidi="hi_IN"/>
+        </w:rPr>
+      </w:r>
+      <w:r>
+        <w:rPr>
           <w:b/>
           <w:lang w:val="hi_IN" w:bidi="hi_IN"/>
         </w:rPr>
@@ -26381,6 +28355,20 @@
         <w:rPr>
           <w:lang w:val="hi_IN" w:bidi="hi_IN"/>
         </w:rPr>
+      </w:r>
+    </w:p>
+    <w:p>
+      <w:pPr/>
+      <w:r>
+        <w:rPr>
+          <w:lang w:val="hi_IN" w:bidi="hi_IN"/>
+        </w:rPr>
+      </w:r>
+      <w:r>
+        <w:rPr>
+          <w:lang w:val="hi_IN" w:bidi="hi_IN"/>
+        </w:rPr>
+        <w:t>תּוֹכ⁠וֹ֙ רָצ֣וּף אַהֲבָ֔ה מִ⁠בְּנ֖וֹת יְרוּשָׁלִָֽם</w:t>
       </w:r>
     </w:p>
     <w:p>
@@ -26577,6 +28565,20 @@
       </w:r>
       <w:r>
         <w:rPr>
+          <w:lang w:val="hi_IN" w:bidi="hi_IN"/>
+        </w:rPr>
+        <w:t>צְאֶ֧ינָה</w:t>
+      </w:r>
+    </w:p>
+    <w:p>
+      <w:pPr/>
+      <w:r>
+        <w:rPr>
+          <w:lang w:val="hi_IN" w:bidi="hi_IN"/>
+        </w:rPr>
+      </w:r>
+      <w:r>
+        <w:rPr>
           <w:b/>
           <w:lang w:val="hi_IN" w:bidi="hi_IN"/>
         </w:rPr>
@@ -26662,6 +28664,20 @@
         <w:rPr>
           <w:lang w:val="hi_IN" w:bidi="hi_IN"/>
         </w:rPr>
+      </w:r>
+    </w:p>
+    <w:p>
+      <w:pPr/>
+      <w:r>
+        <w:rPr>
+          <w:lang w:val="hi_IN" w:bidi="hi_IN"/>
+        </w:rPr>
+      </w:r>
+      <w:r>
+        <w:rPr>
+          <w:lang w:val="hi_IN" w:bidi="hi_IN"/>
+        </w:rPr>
+        <w:t>בְּנ֥וֹת צִיּ֖וֹן</w:t>
       </w:r>
     </w:p>
     <w:p>
@@ -26816,6 +28832,20 @@
       </w:r>
       <w:r>
         <w:rPr>
+          <w:lang w:val="hi_IN" w:bidi="hi_IN"/>
+        </w:rPr>
+        <w:t>בְּ⁠י֣וֹם חֲתֻנָּת֔⁠וֹ וּ⁠בְ⁠י֖וֹם שִׂמְחַ֥ת לִבּֽ⁠וֹ</w:t>
+      </w:r>
+    </w:p>
+    <w:p>
+      <w:pPr/>
+      <w:r>
+        <w:rPr>
+          <w:lang w:val="hi_IN" w:bidi="hi_IN"/>
+        </w:rPr>
+      </w:r>
+      <w:r>
+        <w:rPr>
           <w:b/>
           <w:lang w:val="hi_IN" w:bidi="hi_IN"/>
         </w:rPr>
@@ -26896,6 +28926,20 @@
         <w:rPr>
           <w:lang w:val="hi_IN" w:bidi="hi_IN"/>
         </w:rPr>
+      </w:r>
+    </w:p>
+    <w:p>
+      <w:pPr/>
+      <w:r>
+        <w:rPr>
+          <w:lang w:val="hi_IN" w:bidi="hi_IN"/>
+        </w:rPr>
+      </w:r>
+      <w:r>
+        <w:rPr>
+          <w:lang w:val="hi_IN" w:bidi="hi_IN"/>
+        </w:rPr>
+        <w:t>וּ⁠בְ⁠י֖וֹם שִׂמְחַ֥ת לִבּֽ⁠וֹ</w:t>
       </w:r>
     </w:p>
     <w:p>
@@ -27852,6 +29896,20 @@
       </w:r>
       <w:r>
         <w:rPr>
+          <w:lang w:val="hi_IN" w:bidi="hi_IN"/>
+        </w:rPr>
+        <w:t>שַׂעְרֵ⁠ךְ֙ כְּ⁠עֵ֣דֶר הָֽ⁠עִזִּ֔ים שֶׁ⁠גָּלְשׁ֖וּ מֵ⁠הַ֥ר גִּלְעָֽד</w:t>
+      </w:r>
+    </w:p>
+    <w:p>
+      <w:pPr/>
+      <w:r>
+        <w:rPr>
+          <w:lang w:val="hi_IN" w:bidi="hi_IN"/>
+        </w:rPr>
+      </w:r>
+      <w:r>
+        <w:rPr>
           <w:b/>
           <w:lang w:val="hi_IN" w:bidi="hi_IN"/>
         </w:rPr>
@@ -28093,6 +30151,20 @@
       </w:r>
       <w:r>
         <w:rPr>
+          <w:lang w:val="hi_IN" w:bidi="hi_IN"/>
+        </w:rPr>
+        <w:t>הַ⁠קְּצוּב֔וֹת</w:t>
+      </w:r>
+    </w:p>
+    <w:p>
+      <w:pPr/>
+      <w:r>
+        <w:rPr>
+          <w:lang w:val="hi_IN" w:bidi="hi_IN"/>
+        </w:rPr>
+      </w:r>
+      <w:r>
+        <w:rPr>
           <w:b/>
           <w:lang w:val="hi_IN" w:bidi="hi_IN"/>
         </w:rPr>
@@ -28176,6 +30248,20 @@
       </w:r>
       <w:r>
         <w:rPr>
+          <w:lang w:val="hi_IN" w:bidi="hi_IN"/>
+        </w:rPr>
+        <w:t>מַתְאִימ֔וֹת</w:t>
+      </w:r>
+    </w:p>
+    <w:p>
+      <w:pPr/>
+      <w:r>
+        <w:rPr>
+          <w:lang w:val="hi_IN" w:bidi="hi_IN"/>
+        </w:rPr>
+      </w:r>
+      <w:r>
+        <w:rPr>
           <w:b/>
           <w:lang w:val="hi_IN" w:bidi="hi_IN"/>
         </w:rPr>
@@ -28364,6 +30450,20 @@
       </w:r>
       <w:r>
         <w:rPr>
+          <w:lang w:val="hi_IN" w:bidi="hi_IN"/>
+        </w:rPr>
+        <w:t>וְ⁠שַׁכֻּלָ֖ה אֵ֥ין בָּ⁠הֶֽם</w:t>
+      </w:r>
+    </w:p>
+    <w:p>
+      <w:pPr/>
+      <w:r>
+        <w:rPr>
+          <w:lang w:val="hi_IN" w:bidi="hi_IN"/>
+        </w:rPr>
+      </w:r>
+      <w:r>
+        <w:rPr>
           <w:b/>
           <w:lang w:val="hi_IN" w:bidi="hi_IN"/>
         </w:rPr>
@@ -28538,6 +30638,20 @@
       </w:r>
       <w:r>
         <w:rPr>
+          <w:lang w:val="hi_IN" w:bidi="hi_IN"/>
+        </w:rPr>
+        <w:t>כְּ⁠פֶ֤לַח הָֽ⁠רִמּוֹן֙ רַקָּתֵ֔⁠ךְ</w:t>
+      </w:r>
+    </w:p>
+    <w:p>
+      <w:pPr/>
+      <w:r>
+        <w:rPr>
+          <w:lang w:val="hi_IN" w:bidi="hi_IN"/>
+        </w:rPr>
+      </w:r>
+      <w:r>
+        <w:rPr>
           <w:b/>
           <w:lang w:val="hi_IN" w:bidi="hi_IN"/>
         </w:rPr>
@@ -28618,6 +30732,20 @@
         <w:rPr>
           <w:lang w:val="hi_IN" w:bidi="hi_IN"/>
         </w:rPr>
+      </w:r>
+    </w:p>
+    <w:p>
+      <w:pPr/>
+      <w:r>
+        <w:rPr>
+          <w:lang w:val="hi_IN" w:bidi="hi_IN"/>
+        </w:rPr>
+      </w:r>
+      <w:r>
+        <w:rPr>
+          <w:lang w:val="hi_IN" w:bidi="hi_IN"/>
+        </w:rPr>
+        <w:t>כְּ⁠פֶ֤לַח הָֽ⁠רִמּוֹן֙ רַקָּתֵ֔⁠ךְ</w:t>
       </w:r>
     </w:p>
     <w:p>
@@ -28877,6 +31005,20 @@
       </w:r>
       <w:r>
         <w:rPr>
+          <w:lang w:val="hi_IN" w:bidi="hi_IN"/>
+        </w:rPr>
+        <w:t>כְּ⁠מִגְדַּ֤ל דָּוִיד֙ צַוָּארֵ֔⁠ךְ בָּנ֖וּי לְ⁠תַלְפִּיּ֑וֹת</w:t>
+      </w:r>
+    </w:p>
+    <w:p>
+      <w:pPr/>
+      <w:r>
+        <w:rPr>
+          <w:lang w:val="hi_IN" w:bidi="hi_IN"/>
+        </w:rPr>
+      </w:r>
+      <w:r>
+        <w:rPr>
           <w:b/>
           <w:lang w:val="hi_IN" w:bidi="hi_IN"/>
         </w:rPr>
@@ -29007,6 +31149,20 @@
       </w:r>
       <w:r>
         <w:rPr>
+          <w:lang w:val="hi_IN" w:bidi="hi_IN"/>
+        </w:rPr>
+        <w:t>כְּ⁠מִגְדַּ֤ל דָּוִיד֙</w:t>
+      </w:r>
+    </w:p>
+    <w:p>
+      <w:pPr/>
+      <w:r>
+        <w:rPr>
+          <w:lang w:val="hi_IN" w:bidi="hi_IN"/>
+        </w:rPr>
+      </w:r>
+      <w:r>
+        <w:rPr>
           <w:b/>
           <w:lang w:val="hi_IN" w:bidi="hi_IN"/>
         </w:rPr>
@@ -29113,6 +31269,20 @@
       </w:r>
       <w:r>
         <w:rPr>
+          <w:lang w:val="hi_IN" w:bidi="hi_IN"/>
+        </w:rPr>
+        <w:t>כְּ⁠מִגְדַּ֤ל דָּוִיד֙ צַוָּארֵ֔⁠ךְ בָּנ֖וּי לְ⁠תַלְפִּיּ֑וֹת</w:t>
+      </w:r>
+    </w:p>
+    <w:p>
+      <w:pPr/>
+      <w:r>
+        <w:rPr>
+          <w:lang w:val="hi_IN" w:bidi="hi_IN"/>
+        </w:rPr>
+      </w:r>
+      <w:r>
+        <w:rPr>
           <w:b/>
           <w:lang w:val="hi_IN" w:bidi="hi_IN"/>
         </w:rPr>
@@ -29196,6 +31366,20 @@
       </w:r>
       <w:r>
         <w:rPr>
+          <w:lang w:val="hi_IN" w:bidi="hi_IN"/>
+        </w:rPr>
+        <w:t>בָּנ֖וּי לְ⁠תַלְפִּיּ֑וֹת</w:t>
+      </w:r>
+    </w:p>
+    <w:p>
+      <w:pPr/>
+      <w:r>
+        <w:rPr>
+          <w:lang w:val="hi_IN" w:bidi="hi_IN"/>
+        </w:rPr>
+      </w:r>
+      <w:r>
+        <w:rPr>
           <w:b/>
           <w:lang w:val="hi_IN" w:bidi="hi_IN"/>
         </w:rPr>
@@ -29259,6 +31443,20 @@
       </w:r>
       <w:r>
         <w:rPr>
+          <w:lang w:val="hi_IN" w:bidi="hi_IN"/>
+        </w:rPr>
+        <w:t>אֶ֤לֶף הַ⁠מָּגֵן֙ תָּל֣וּי עָלָ֔י⁠ו כֹּ֖ל שִׁלְטֵ֥י הַ⁠גִּבּוֹרִֽים</w:t>
+      </w:r>
+    </w:p>
+    <w:p>
+      <w:pPr/>
+      <w:r>
+        <w:rPr>
+          <w:lang w:val="hi_IN" w:bidi="hi_IN"/>
+        </w:rPr>
+      </w:r>
+      <w:r>
+        <w:rPr>
           <w:b/>
           <w:lang w:val="hi_IN" w:bidi="hi_IN"/>
         </w:rPr>
@@ -29389,6 +31587,20 @@
       </w:r>
       <w:r>
         <w:rPr>
+          <w:lang w:val="hi_IN" w:bidi="hi_IN"/>
+        </w:rPr>
+        <w:t>אֶ֤לֶף</w:t>
+      </w:r>
+    </w:p>
+    <w:p>
+      <w:pPr/>
+      <w:r>
+        <w:rPr>
+          <w:lang w:val="hi_IN" w:bidi="hi_IN"/>
+        </w:rPr>
+      </w:r>
+      <w:r>
+        <w:rPr>
           <w:b/>
           <w:lang w:val="hi_IN" w:bidi="hi_IN"/>
         </w:rPr>
@@ -29482,6 +31694,20 @@
         <w:rPr>
           <w:lang w:val="hi_IN" w:bidi="hi_IN"/>
         </w:rPr>
+      </w:r>
+    </w:p>
+    <w:p>
+      <w:pPr/>
+      <w:r>
+        <w:rPr>
+          <w:lang w:val="hi_IN" w:bidi="hi_IN"/>
+        </w:rPr>
+      </w:r>
+      <w:r>
+        <w:rPr>
+          <w:lang w:val="hi_IN" w:bidi="hi_IN"/>
+        </w:rPr>
+        <w:t>אֶ֤לֶף הַ⁠מָּגֵן֙ תָּל֣וּי עָלָ֔י⁠ו כֹּ֖ל שִׁלְטֵ֥י הַ⁠גִּבּוֹרִֽים</w:t>
       </w:r>
     </w:p>
     <w:p>
@@ -29994,6 +32220,20 @@
       </w:r>
       <w:r>
         <w:rPr>
+          <w:lang w:val="hi_IN" w:bidi="hi_IN"/>
+        </w:rPr>
+        <w:t>עַ֤ד שֶׁ⁠יָּפ֨וּחַ֙ הַ⁠יּ֔וֹם וְ⁠נָ֖סוּ הַ⁠צְּלָלִ֑ים</w:t>
+      </w:r>
+    </w:p>
+    <w:p>
+      <w:pPr/>
+      <w:r>
+        <w:rPr>
+          <w:lang w:val="hi_IN" w:bidi="hi_IN"/>
+        </w:rPr>
+      </w:r>
+      <w:r>
+        <w:rPr>
           <w:b/>
           <w:lang w:val="hi_IN" w:bidi="hi_IN"/>
         </w:rPr>
@@ -30108,6 +32348,20 @@
       </w:r>
       <w:r>
         <w:rPr>
+          <w:lang w:val="hi_IN" w:bidi="hi_IN"/>
+        </w:rPr>
+        <w:t>אֵ֤לֶךְ לִ⁠י֙</w:t>
+      </w:r>
+    </w:p>
+    <w:p>
+      <w:pPr/>
+      <w:r>
+        <w:rPr>
+          <w:lang w:val="hi_IN" w:bidi="hi_IN"/>
+        </w:rPr>
+      </w:r>
+      <w:r>
+        <w:rPr>
           <w:b/>
           <w:lang w:val="hi_IN" w:bidi="hi_IN"/>
         </w:rPr>
@@ -30437,6 +32691,20 @@
       </w:r>
       <w:r>
         <w:rPr>
+          <w:lang w:val="hi_IN" w:bidi="hi_IN"/>
+        </w:rPr>
+        <w:t>כֻּלָּ֤⁠ךְ יָפָה֙</w:t>
+      </w:r>
+    </w:p>
+    <w:p>
+      <w:pPr/>
+      <w:r>
+        <w:rPr>
+          <w:lang w:val="hi_IN" w:bidi="hi_IN"/>
+        </w:rPr>
+      </w:r>
+      <w:r>
+        <w:rPr>
           <w:b/>
           <w:lang w:val="hi_IN" w:bidi="hi_IN"/>
         </w:rPr>
@@ -30591,6 +32859,20 @@
       </w:r>
       <w:r>
         <w:rPr>
+          <w:lang w:val="hi_IN" w:bidi="hi_IN"/>
+        </w:rPr>
+        <w:t>אִתִּ֤⁠י &amp; תָּב֑וֹאִי</w:t>
+      </w:r>
+    </w:p>
+    <w:p>
+      <w:pPr/>
+      <w:r>
+        <w:rPr>
+          <w:lang w:val="hi_IN" w:bidi="hi_IN"/>
+        </w:rPr>
+      </w:r>
+      <w:r>
+        <w:rPr>
           <w:b/>
           <w:lang w:val="hi_IN" w:bidi="hi_IN"/>
         </w:rPr>
@@ -30893,6 +33175,20 @@
       </w:r>
       <w:r>
         <w:rPr>
+          <w:lang w:val="hi_IN" w:bidi="hi_IN"/>
+        </w:rPr>
+        <w:t>מִ⁠מְּעֹנ֣וֹת אֲרָי֔וֹת מֵֽ⁠הַרְרֵ֖י נְמֵרִֽים</w:t>
+      </w:r>
+    </w:p>
+    <w:p>
+      <w:pPr/>
+      <w:r>
+        <w:rPr>
+          <w:lang w:val="hi_IN" w:bidi="hi_IN"/>
+        </w:rPr>
+      </w:r>
+      <w:r>
+        <w:rPr>
           <w:b/>
           <w:lang w:val="hi_IN" w:bidi="hi_IN"/>
         </w:rPr>
@@ -30984,6 +33280,20 @@
       </w:r>
       <w:r>
         <w:rPr>
+          <w:lang w:val="hi_IN" w:bidi="hi_IN"/>
+        </w:rPr>
+        <w:t>לִבַּבְתִּ֖⁠נִי אֲחֹתִ֣⁠י כַלָּ֑ה לִבַּבְתִּ֨י⁠נִי֙</w:t>
+      </w:r>
+    </w:p>
+    <w:p>
+      <w:pPr/>
+      <w:r>
+        <w:rPr>
+          <w:lang w:val="hi_IN" w:bidi="hi_IN"/>
+        </w:rPr>
+      </w:r>
+      <w:r>
+        <w:rPr>
           <w:b/>
           <w:lang w:val="hi_IN" w:bidi="hi_IN"/>
         </w:rPr>
@@ -31088,6 +33398,20 @@
       </w:r>
       <w:r>
         <w:rPr>
+          <w:lang w:val="hi_IN" w:bidi="hi_IN"/>
+        </w:rPr>
+        <w:t>לִבַּבְתִּ֖⁠נִי &amp; לִבַּבְתִּ֨י⁠נִי֙</w:t>
+      </w:r>
+    </w:p>
+    <w:p>
+      <w:pPr/>
+      <w:r>
+        <w:rPr>
+          <w:lang w:val="hi_IN" w:bidi="hi_IN"/>
+        </w:rPr>
+      </w:r>
+      <w:r>
+        <w:rPr>
           <w:b/>
           <w:lang w:val="hi_IN" w:bidi="hi_IN"/>
         </w:rPr>
@@ -31409,6 +33733,20 @@
         <w:rPr>
           <w:lang w:val="hi_IN" w:bidi="hi_IN"/>
         </w:rPr>
+      </w:r>
+    </w:p>
+    <w:p>
+      <w:pPr/>
+      <w:r>
+        <w:rPr>
+          <w:lang w:val="hi_IN" w:bidi="hi_IN"/>
+        </w:rPr>
+      </w:r>
+      <w:r>
+        <w:rPr>
+          <w:lang w:val="hi_IN" w:bidi="hi_IN"/>
+        </w:rPr>
+        <w:t>מַה &amp; מַה</w:t>
       </w:r>
     </w:p>
     <w:p>
@@ -31666,6 +34004,20 @@
       </w:r>
       <w:r>
         <w:rPr>
+          <w:lang w:val="hi_IN" w:bidi="hi_IN"/>
+        </w:rPr>
+        <w:t>מַה־יָּפ֥וּ דֹדַ֖יִ⁠ךְ אֲחֹתִ֣⁠י כַלָּ֑ה מַה־טֹּ֤בוּ דֹדַ֨יִ⁠ךְ֙ מִ⁠יַּ֔יִן</w:t>
+      </w:r>
+    </w:p>
+    <w:p>
+      <w:pPr/>
+      <w:r>
+        <w:rPr>
+          <w:lang w:val="hi_IN" w:bidi="hi_IN"/>
+        </w:rPr>
+      </w:r>
+      <w:r>
+        <w:rPr>
           <w:b/>
           <w:lang w:val="hi_IN" w:bidi="hi_IN"/>
         </w:rPr>
@@ -31861,6 +34213,20 @@
       </w:r>
       <w:r>
         <w:rPr>
+          <w:lang w:val="hi_IN" w:bidi="hi_IN"/>
+        </w:rPr>
+        <w:t>שְׁמָנַ֖יִ⁠ךְ</w:t>
+      </w:r>
+    </w:p>
+    <w:p>
+      <w:pPr/>
+      <w:r>
+        <w:rPr>
+          <w:lang w:val="hi_IN" w:bidi="hi_IN"/>
+        </w:rPr>
+      </w:r>
+      <w:r>
+        <w:rPr>
           <w:b/>
           <w:lang w:val="hi_IN" w:bidi="hi_IN"/>
         </w:rPr>
@@ -32048,6 +34414,20 @@
       </w:r>
       <w:r>
         <w:rPr>
+          <w:lang w:val="hi_IN" w:bidi="hi_IN"/>
+        </w:rPr>
+        <w:t>נֹ֛פֶת תִּטֹּ֥פְנָה שִׂפְתוֹתַ֖יִ⁠ךְ</w:t>
+      </w:r>
+    </w:p>
+    <w:p>
+      <w:pPr/>
+      <w:r>
+        <w:rPr>
+          <w:lang w:val="hi_IN" w:bidi="hi_IN"/>
+        </w:rPr>
+      </w:r>
+      <w:r>
+        <w:rPr>
           <w:b/>
           <w:lang w:val="hi_IN" w:bidi="hi_IN"/>
         </w:rPr>
@@ -32178,6 +34558,20 @@
       </w:r>
       <w:r>
         <w:rPr>
+          <w:lang w:val="hi_IN" w:bidi="hi_IN"/>
+        </w:rPr>
+        <w:t>נֹ֛פֶת</w:t>
+      </w:r>
+    </w:p>
+    <w:p>
+      <w:pPr/>
+      <w:r>
+        <w:rPr>
+          <w:lang w:val="hi_IN" w:bidi="hi_IN"/>
+        </w:rPr>
+      </w:r>
+      <w:r>
+        <w:rPr>
           <w:b/>
           <w:lang w:val="hi_IN" w:bidi="hi_IN"/>
         </w:rPr>
@@ -32282,6 +34676,20 @@
       </w:r>
       <w:r>
         <w:rPr>
+          <w:lang w:val="hi_IN" w:bidi="hi_IN"/>
+        </w:rPr>
+        <w:t>דְּבַ֤שׁ וְ⁠חָלָב֙ תַּ֣חַת לְשׁוֹנֵ֔⁠ךְ</w:t>
+      </w:r>
+    </w:p>
+    <w:p>
+      <w:pPr/>
+      <w:r>
+        <w:rPr>
+          <w:lang w:val="hi_IN" w:bidi="hi_IN"/>
+        </w:rPr>
+      </w:r>
+      <w:r>
+        <w:rPr>
           <w:b/>
           <w:lang w:val="hi_IN" w:bidi="hi_IN"/>
         </w:rPr>
@@ -32372,6 +34780,20 @@
       </w:r>
       <w:r>
         <w:rPr>
+          <w:lang w:val="hi_IN" w:bidi="hi_IN"/>
+        </w:rPr>
+        <w:t>וְ⁠רֵ֥יחַ שַׂלְמֹתַ֖יִ⁠ךְ כְּ⁠רֵ֥יחַ לְבָנֽוֹן</w:t>
+      </w:r>
+    </w:p>
+    <w:p>
+      <w:pPr/>
+      <w:r>
+        <w:rPr>
+          <w:lang w:val="hi_IN" w:bidi="hi_IN"/>
+        </w:rPr>
+      </w:r>
+      <w:r>
+        <w:rPr>
           <w:b/>
           <w:lang w:val="hi_IN" w:bidi="hi_IN"/>
         </w:rPr>
@@ -32475,6 +34897,20 @@
       </w:r>
       <w:r>
         <w:rPr>
+          <w:lang w:val="hi_IN" w:bidi="hi_IN"/>
+        </w:rPr>
+        <w:t>גַּ֥ן ׀ נָע֖וּל אֲחֹתִ֣⁠י כַלָּ֑ה גַּ֥ל נָע֖וּל מַעְיָ֥ן חָתֽוּם</w:t>
+      </w:r>
+    </w:p>
+    <w:p>
+      <w:pPr/>
+      <w:r>
+        <w:rPr>
+          <w:lang w:val="hi_IN" w:bidi="hi_IN"/>
+        </w:rPr>
+      </w:r>
+      <w:r>
+        <w:rPr>
           <w:b/>
           <w:lang w:val="hi_IN" w:bidi="hi_IN"/>
         </w:rPr>
@@ -32547,6 +34983,20 @@
         <w:rPr>
           <w:lang w:val="hi_IN" w:bidi="hi_IN"/>
         </w:rPr>
+      </w:r>
+    </w:p>
+    <w:p>
+      <w:pPr/>
+      <w:r>
+        <w:rPr>
+          <w:lang w:val="hi_IN" w:bidi="hi_IN"/>
+        </w:rPr>
+      </w:r>
+      <w:r>
+        <w:rPr>
+          <w:lang w:val="hi_IN" w:bidi="hi_IN"/>
+        </w:rPr>
+        <w:t>גַּ֥ן ׀ נָע֖וּל אֲחֹתִ֣⁠י כַלָּ֑ה</w:t>
       </w:r>
     </w:p>
     <w:p>
@@ -32927,6 +35377,20 @@
       </w:r>
       <w:r>
         <w:rPr>
+          <w:lang w:val="hi_IN" w:bidi="hi_IN"/>
+        </w:rPr>
+        <w:t>גַּ֥ל נָע֖וּל מַעְיָ֥ן חָתֽוּם</w:t>
+      </w:r>
+    </w:p>
+    <w:p>
+      <w:pPr/>
+      <w:r>
+        <w:rPr>
+          <w:lang w:val="hi_IN" w:bidi="hi_IN"/>
+        </w:rPr>
+      </w:r>
+      <w:r>
+        <w:rPr>
           <w:b/>
           <w:lang w:val="hi_IN" w:bidi="hi_IN"/>
         </w:rPr>
@@ -33109,6 +35573,20 @@
       </w:r>
       <w:r>
         <w:rPr>
+          <w:lang w:val="hi_IN" w:bidi="hi_IN"/>
+        </w:rPr>
+        <w:t>גַּ֥ל נָע֖וּל מַעְיָ֥ן חָתֽוּם</w:t>
+      </w:r>
+    </w:p>
+    <w:p>
+      <w:pPr/>
+      <w:r>
+        <w:rPr>
+          <w:lang w:val="hi_IN" w:bidi="hi_IN"/>
+        </w:rPr>
+      </w:r>
+      <w:r>
+        <w:rPr>
           <w:b/>
           <w:lang w:val="hi_IN" w:bidi="hi_IN"/>
         </w:rPr>
@@ -33387,6 +35865,20 @@
         <w:rPr>
           <w:lang w:val="hi_IN" w:bidi="hi_IN"/>
         </w:rPr>
+      </w:r>
+    </w:p>
+    <w:p>
+      <w:pPr/>
+      <w:r>
+        <w:rPr>
+          <w:lang w:val="hi_IN" w:bidi="hi_IN"/>
+        </w:rPr>
+      </w:r>
+      <w:r>
+        <w:rPr>
+          <w:lang w:val="hi_IN" w:bidi="hi_IN"/>
+        </w:rPr>
+        <w:t>שְׁלָחַ֨יִ⁠ךְ֙ פַּרְדֵּ֣ס רִמּוֹנִ֔ים עִ֖ם פְּרִ֣י מְגָדִ֑ים כְּפָרִ֖ים עִם־נְרָדִֽים׃ נֵ֣רְדְּ ׀ וְ⁠כַרְכֹּ֗ם קָנֶה֙ וְ⁠קִנָּמ֔וֹן עִ֖ם כָּל־עֲצֵ֣י לְבוֹנָ֑ה מֹ֚ר וַ⁠אֲהָל֔וֹת עִ֖ם כָּל־רָאשֵׁ֥י בְשָׂמִֽים</w:t>
       </w:r>
     </w:p>
     <w:p>
@@ -33530,6 +36022,20 @@
       </w:r>
       <w:r>
         <w:rPr>
+          <w:lang w:val="hi_IN" w:bidi="hi_IN"/>
+        </w:rPr>
+        <w:t>שְׁלָחַ֨יִ⁠ךְ֙ פַּרְדֵּ֣ס רִמּוֹנִ֔ים עִ֖ם פְּרִ֣י מְגָדִ֑ים כְּפָרִ֖ים עִם־נְרָדִֽים׃ נֵ֣רְדְּ ׀ וְ⁠כַרְכֹּ֗ם קָנֶה֙ וְ⁠קִנָּמ֔וֹן עִ֖ם כָּל־עֲצֵ֣י לְבוֹנָ֑ה מֹ֚ר וַ⁠אֲהָל֔וֹת עִ֖ם כָּל־רָאשֵׁ֥י בְשָׂמִֽים</w:t>
+      </w:r>
+    </w:p>
+    <w:p>
+      <w:pPr/>
+      <w:r>
+        <w:rPr>
+          <w:lang w:val="hi_IN" w:bidi="hi_IN"/>
+        </w:rPr>
+      </w:r>
+      <w:r>
+        <w:rPr>
           <w:b/>
           <w:lang w:val="hi_IN" w:bidi="hi_IN"/>
         </w:rPr>
@@ -33774,6 +36280,20 @@
       </w:r>
       <w:r>
         <w:rPr>
+          <w:lang w:val="hi_IN" w:bidi="hi_IN"/>
+        </w:rPr>
+        <w:t>וְ⁠כַרְכֹּ֗ם קָנֶה֙ וְ⁠קִנָּמ֔וֹן &amp; וַ⁠אֲהָל֔וֹת</w:t>
+      </w:r>
+    </w:p>
+    <w:p>
+      <w:pPr/>
+      <w:r>
+        <w:rPr>
+          <w:lang w:val="hi_IN" w:bidi="hi_IN"/>
+        </w:rPr>
+      </w:r>
+      <w:r>
+        <w:rPr>
           <w:b/>
           <w:lang w:val="hi_IN" w:bidi="hi_IN"/>
         </w:rPr>
@@ -33952,6 +36472,20 @@
         <w:rPr>
           <w:lang w:val="hi_IN" w:bidi="hi_IN"/>
         </w:rPr>
+      </w:r>
+    </w:p>
+    <w:p>
+      <w:pPr/>
+      <w:r>
+        <w:rPr>
+          <w:lang w:val="hi_IN" w:bidi="hi_IN"/>
+        </w:rPr>
+      </w:r>
+      <w:r>
+        <w:rPr>
+          <w:lang w:val="hi_IN" w:bidi="hi_IN"/>
+        </w:rPr>
+        <w:t>מַעְיַ֣ן גַּנִּ֔ים בְּאֵ֖ר מַ֣יִם חַיִּ֑ים וְ⁠נֹזְלִ֖ים מִן־לְבָנֽוֹן</w:t>
       </w:r>
     </w:p>
     <w:p>
@@ -34139,6 +36673,20 @@
       </w:r>
       <w:r>
         <w:rPr>
+          <w:lang w:val="hi_IN" w:bidi="hi_IN"/>
+        </w:rPr>
+        <w:t>מַעְיַ֣ן גַּנִּ֔ים</w:t>
+      </w:r>
+    </w:p>
+    <w:p>
+      <w:pPr/>
+      <w:r>
+        <w:rPr>
+          <w:lang w:val="hi_IN" w:bidi="hi_IN"/>
+        </w:rPr>
+      </w:r>
+      <w:r>
+        <w:rPr>
           <w:b/>
           <w:lang w:val="hi_IN" w:bidi="hi_IN"/>
         </w:rPr>
@@ -34237,6 +36785,20 @@
       </w:r>
       <w:r>
         <w:rPr>
+          <w:lang w:val="hi_IN" w:bidi="hi_IN"/>
+        </w:rPr>
+        <w:t>מַעְיַ֣ן גַּנִּ֔ים</w:t>
+      </w:r>
+    </w:p>
+    <w:p>
+      <w:pPr/>
+      <w:r>
+        <w:rPr>
+          <w:lang w:val="hi_IN" w:bidi="hi_IN"/>
+        </w:rPr>
+      </w:r>
+      <w:r>
+        <w:rPr>
           <w:b/>
           <w:lang w:val="hi_IN" w:bidi="hi_IN"/>
         </w:rPr>
@@ -34367,6 +36929,20 @@
       </w:r>
       <w:r>
         <w:rPr>
+          <w:lang w:val="hi_IN" w:bidi="hi_IN"/>
+        </w:rPr>
+        <w:t>מַ֣יִם חַיִּ֑ים</w:t>
+      </w:r>
+    </w:p>
+    <w:p>
+      <w:pPr/>
+      <w:r>
+        <w:rPr>
+          <w:lang w:val="hi_IN" w:bidi="hi_IN"/>
+        </w:rPr>
+      </w:r>
+      <w:r>
+        <w:rPr>
           <w:b/>
           <w:lang w:val="hi_IN" w:bidi="hi_IN"/>
         </w:rPr>
@@ -34471,6 +37047,20 @@
       </w:r>
       <w:r>
         <w:rPr>
+          <w:lang w:val="hi_IN" w:bidi="hi_IN"/>
+        </w:rPr>
+        <w:t>ע֤וּרִי צָפוֹן֙ וּ⁠ב֣וֹאִי תֵימָ֔ן הָפִ֥יחִי גַנִּ֖⁠י יִזְּל֣וּ בְשָׂמָ֑י⁠ו</w:t>
+      </w:r>
+    </w:p>
+    <w:p>
+      <w:pPr/>
+      <w:r>
+        <w:rPr>
+          <w:lang w:val="hi_IN" w:bidi="hi_IN"/>
+        </w:rPr>
+      </w:r>
+      <w:r>
+        <w:rPr>
           <w:b/>
           <w:lang w:val="hi_IN" w:bidi="hi_IN"/>
         </w:rPr>
@@ -34575,6 +37165,20 @@
       </w:r>
       <w:r>
         <w:rPr>
+          <w:lang w:val="hi_IN" w:bidi="hi_IN"/>
+        </w:rPr>
+        <w:t>וּ⁠ב֣וֹאִי &amp; יָבֹ֤א דוֹדִ⁠י֙</w:t>
+      </w:r>
+    </w:p>
+    <w:p>
+      <w:pPr/>
+      <w:r>
+        <w:rPr>
+          <w:lang w:val="hi_IN" w:bidi="hi_IN"/>
+        </w:rPr>
+      </w:r>
+      <w:r>
+        <w:rPr>
           <w:b/>
           <w:lang w:val="hi_IN" w:bidi="hi_IN"/>
         </w:rPr>
@@ -34687,6 +37291,20 @@
         <w:rPr>
           <w:lang w:val="hi_IN" w:bidi="hi_IN"/>
         </w:rPr>
+      </w:r>
+    </w:p>
+    <w:p>
+      <w:pPr/>
+      <w:r>
+        <w:rPr>
+          <w:lang w:val="hi_IN" w:bidi="hi_IN"/>
+        </w:rPr>
+      </w:r>
+      <w:r>
+        <w:rPr>
+          <w:lang w:val="hi_IN" w:bidi="hi_IN"/>
+        </w:rPr>
+        <w:t>ע֤וּרִי צָפוֹן֙ וּ⁠ב֣וֹאִי תֵימָ֔ן הָפִ֥יחִי גַנִּ֖⁠י יִזְּל֣וּ בְשָׂמָ֑י⁠ו יָבֹ֤א דוֹדִ⁠י֙ לְ⁠גַנּ֔⁠וֹ וְ⁠יֹאכַ֖ל פְּרִ֥י מְגָדָֽי⁠ו</w:t>
       </w:r>
     </w:p>
     <w:p>
@@ -34978,6 +37596,20 @@
       </w:r>
       <w:r>
         <w:rPr>
+          <w:lang w:val="hi_IN" w:bidi="hi_IN"/>
+        </w:rPr>
+        <w:t>יִזְּל֣וּ בְשָׂמָ֑י⁠ו</w:t>
+      </w:r>
+    </w:p>
+    <w:p>
+      <w:pPr/>
+      <w:r>
+        <w:rPr>
+          <w:lang w:val="hi_IN" w:bidi="hi_IN"/>
+        </w:rPr>
+      </w:r>
+      <w:r>
+        <w:rPr>
           <w:b/>
           <w:lang w:val="hi_IN" w:bidi="hi_IN"/>
         </w:rPr>
@@ -35460,6 +38092,20 @@
       </w:r>
       <w:r>
         <w:rPr>
+          <w:lang w:val="hi_IN" w:bidi="hi_IN"/>
+        </w:rPr>
+        <w:t>בָּ֣אתִי לְ⁠גַנִּ⁠י֮ אֲחֹתִ֣⁠י כַלָּה֒ אָרִ֤יתִי מוֹרִ⁠י֙ עִם־בְּשָׂמִ֔⁠י אָכַ֤לְתִּי יַעְרִ⁠י֙ עִם־דִּבְשִׁ֔⁠י שָׁתִ֥יתִי יֵינִ֖⁠י עִם־חֲלָבִ֑⁠י</w:t>
+      </w:r>
+    </w:p>
+    <w:p>
+      <w:pPr/>
+      <w:r>
+        <w:rPr>
+          <w:lang w:val="hi_IN" w:bidi="hi_IN"/>
+        </w:rPr>
+      </w:r>
+      <w:r>
+        <w:rPr>
           <w:b/>
           <w:lang w:val="hi_IN" w:bidi="hi_IN"/>
         </w:rPr>
@@ -35639,6 +38285,20 @@
       </w:r>
       <w:r>
         <w:rPr>
+          <w:lang w:val="hi_IN" w:bidi="hi_IN"/>
+        </w:rPr>
+        <w:t>בָּ֣אתִי לְ⁠גַנִּ⁠י֮ אֲחֹתִ֣⁠י כַלָּה֒ אָרִ֤יתִי מוֹרִ⁠י֙ עִם־בְּשָׂמִ֔⁠י אָכַ֤לְתִּי יַעְרִ⁠י֙ עִם־דִּבְשִׁ֔⁠י שָׁתִ֥יתִי יֵינִ֖⁠י עִם־חֲלָבִ֑⁠י</w:t>
+      </w:r>
+    </w:p>
+    <w:p>
+      <w:pPr/>
+      <w:r>
+        <w:rPr>
+          <w:lang w:val="hi_IN" w:bidi="hi_IN"/>
+        </w:rPr>
+      </w:r>
+      <w:r>
+        <w:rPr>
           <w:b/>
           <w:lang w:val="hi_IN" w:bidi="hi_IN"/>
         </w:rPr>
@@ -35738,6 +38398,20 @@
       </w:r>
       <w:r>
         <w:rPr>
+          <w:lang w:val="hi_IN" w:bidi="hi_IN"/>
+        </w:rPr>
+        <w:t>בָּ֣אתִי</w:t>
+      </w:r>
+    </w:p>
+    <w:p>
+      <w:pPr/>
+      <w:r>
+        <w:rPr>
+          <w:lang w:val="hi_IN" w:bidi="hi_IN"/>
+        </w:rPr>
+      </w:r>
+      <w:r>
+        <w:rPr>
           <w:b/>
           <w:lang w:val="hi_IN" w:bidi="hi_IN"/>
         </w:rPr>
@@ -35823,6 +38497,20 @@
         <w:rPr>
           <w:lang w:val="hi_IN" w:bidi="hi_IN"/>
         </w:rPr>
+      </w:r>
+    </w:p>
+    <w:p>
+      <w:pPr/>
+      <w:r>
+        <w:rPr>
+          <w:lang w:val="hi_IN" w:bidi="hi_IN"/>
+        </w:rPr>
+      </w:r>
+      <w:r>
+        <w:rPr>
+          <w:lang w:val="hi_IN" w:bidi="hi_IN"/>
+        </w:rPr>
+        <w:t>בָּ֣אתִי לְ⁠גַנִּ⁠י֮ אֲחֹתִ֣⁠י כַלָּה֒</w:t>
       </w:r>
     </w:p>
     <w:p>
@@ -36053,6 +38741,20 @@
       </w:r>
       <w:r>
         <w:rPr>
+          <w:lang w:val="hi_IN" w:bidi="hi_IN"/>
+        </w:rPr>
+        <w:t>אִכְל֣וּ רֵעִ֔ים שְׁת֥וּ וְ⁠שִׁכְר֖וּ דּוֹדִֽים</w:t>
+      </w:r>
+    </w:p>
+    <w:p>
+      <w:pPr/>
+      <w:r>
+        <w:rPr>
+          <w:lang w:val="hi_IN" w:bidi="hi_IN"/>
+        </w:rPr>
+      </w:r>
+      <w:r>
+        <w:rPr>
           <w:b/>
           <w:lang w:val="hi_IN" w:bidi="hi_IN"/>
         </w:rPr>
@@ -36248,6 +38950,20 @@
       </w:r>
       <w:r>
         <w:rPr>
+          <w:lang w:val="hi_IN" w:bidi="hi_IN"/>
+        </w:rPr>
+        <w:t>אֲנִ֥י יְשֵׁנָ֖ה וְ⁠לִבִּ֣⁠י עֵ֑ר</w:t>
+      </w:r>
+    </w:p>
+    <w:p>
+      <w:pPr/>
+      <w:r>
+        <w:rPr>
+          <w:lang w:val="hi_IN" w:bidi="hi_IN"/>
+        </w:rPr>
+      </w:r>
+      <w:r>
+        <w:rPr>
           <w:b/>
           <w:lang w:val="hi_IN" w:bidi="hi_IN"/>
         </w:rPr>
@@ -36412,6 +39128,20 @@
       </w:r>
       <w:r>
         <w:rPr>
+          <w:lang w:val="hi_IN" w:bidi="hi_IN"/>
+        </w:rPr>
+        <w:t>ק֣וֹל ׀ דּוֹדִ֣⁠י דוֹפֵ֗ק</w:t>
+      </w:r>
+    </w:p>
+    <w:p>
+      <w:pPr/>
+      <w:r>
+        <w:rPr>
+          <w:lang w:val="hi_IN" w:bidi="hi_IN"/>
+        </w:rPr>
+      </w:r>
+      <w:r>
+        <w:rPr>
           <w:b/>
           <w:lang w:val="hi_IN" w:bidi="hi_IN"/>
         </w:rPr>
@@ -36464,6 +39194,20 @@
         <w:rPr>
           <w:lang w:val="hi_IN" w:bidi="hi_IN"/>
         </w:rPr>
+      </w:r>
+    </w:p>
+    <w:p>
+      <w:pPr/>
+      <w:r>
+        <w:rPr>
+          <w:lang w:val="hi_IN" w:bidi="hi_IN"/>
+        </w:rPr>
+      </w:r>
+      <w:r>
+        <w:rPr>
+          <w:lang w:val="hi_IN" w:bidi="hi_IN"/>
+        </w:rPr>
+        <w:t>דּוֹדִ֣⁠י</w:t>
       </w:r>
     </w:p>
     <w:p>
@@ -37062,6 +39806,20 @@
       </w:r>
       <w:r>
         <w:rPr>
+          <w:lang w:val="hi_IN" w:bidi="hi_IN"/>
+        </w:rPr>
+        <w:t>פָּשַׁ֨טְתִּי֙ אֶת־כֻּתָּנְתִּ֔⁠י אֵיכָ֖כָה אֶלְבָּשֶׁ֑⁠נָּה רָחַ֥צְתִּי אֶת־רַגְלַ֖⁠י אֵיכָ֥כָה אֲטַנְּפֵֽ⁠ם</w:t>
+      </w:r>
+    </w:p>
+    <w:p>
+      <w:pPr/>
+      <w:r>
+        <w:rPr>
+          <w:lang w:val="hi_IN" w:bidi="hi_IN"/>
+        </w:rPr>
+      </w:r>
+      <w:r>
+        <w:rPr>
           <w:b/>
           <w:lang w:val="hi_IN" w:bidi="hi_IN"/>
         </w:rPr>
@@ -37134,6 +39892,20 @@
         <w:rPr>
           <w:lang w:val="hi_IN" w:bidi="hi_IN"/>
         </w:rPr>
+      </w:r>
+    </w:p>
+    <w:p>
+      <w:pPr/>
+      <w:r>
+        <w:rPr>
+          <w:lang w:val="hi_IN" w:bidi="hi_IN"/>
+        </w:rPr>
+      </w:r>
+      <w:r>
+        <w:rPr>
+          <w:lang w:val="hi_IN" w:bidi="hi_IN"/>
+        </w:rPr>
+        <w:t>אֵיכָ֖כָה אֶלְבָּשֶׁ֑⁠נָּה רָחַ֥צְתִּי אֶת־רַגְלַ֖⁠י אֵיכָ֥כָה אֲטַנְּפֵֽ⁠ם</w:t>
       </w:r>
     </w:p>
     <w:p>
@@ -37330,6 +40102,20 @@
       </w:r>
       <w:r>
         <w:rPr>
+          <w:lang w:val="hi_IN" w:bidi="hi_IN"/>
+        </w:rPr>
+        <w:t>וּ⁠מֵעַ֖⁠י הָמ֥וּ עָלָֽי⁠ו</w:t>
+      </w:r>
+    </w:p>
+    <w:p>
+      <w:pPr/>
+      <w:r>
+        <w:rPr>
+          <w:lang w:val="hi_IN" w:bidi="hi_IN"/>
+        </w:rPr>
+      </w:r>
+      <w:r>
+        <w:rPr>
           <w:b/>
           <w:lang w:val="hi_IN" w:bidi="hi_IN"/>
         </w:rPr>
@@ -37556,6 +40342,20 @@
       </w:r>
       <w:r>
         <w:rPr>
+          <w:lang w:val="hi_IN" w:bidi="hi_IN"/>
+        </w:rPr>
+        <w:t>וְ⁠יָדַ֣⁠י נָֽטְפוּ־מ֗וֹר וְ⁠אֶצְבְּעֹתַ⁠י֙ מ֣וֹר עֹבֵ֔ר</w:t>
+      </w:r>
+    </w:p>
+    <w:p>
+      <w:pPr/>
+      <w:r>
+        <w:rPr>
+          <w:lang w:val="hi_IN" w:bidi="hi_IN"/>
+        </w:rPr>
+      </w:r>
+      <w:r>
+        <w:rPr>
           <w:b/>
           <w:lang w:val="hi_IN" w:bidi="hi_IN"/>
         </w:rPr>
@@ -37669,6 +40469,20 @@
         <w:rPr>
           <w:lang w:val="hi_IN" w:bidi="hi_IN"/>
         </w:rPr>
+      </w:r>
+    </w:p>
+    <w:p>
+      <w:pPr/>
+      <w:r>
+        <w:rPr>
+          <w:lang w:val="hi_IN" w:bidi="hi_IN"/>
+        </w:rPr>
+      </w:r>
+      <w:r>
+        <w:rPr>
+          <w:lang w:val="hi_IN" w:bidi="hi_IN"/>
+        </w:rPr>
+        <w:t>מ֣וֹר עֹבֵ֔ר</w:t>
       </w:r>
     </w:p>
     <w:p>
@@ -37969,6 +40783,20 @@
       </w:r>
       <w:r>
         <w:rPr>
+          <w:lang w:val="hi_IN" w:bidi="hi_IN"/>
+        </w:rPr>
+        <w:t>עָבָ֑ר</w:t>
+      </w:r>
+    </w:p>
+    <w:p>
+      <w:pPr/>
+      <w:r>
+        <w:rPr>
+          <w:lang w:val="hi_IN" w:bidi="hi_IN"/>
+        </w:rPr>
+      </w:r>
+      <w:r>
+        <w:rPr>
           <w:b/>
           <w:lang w:val="hi_IN" w:bidi="hi_IN"/>
         </w:rPr>
@@ -38065,6 +40893,20 @@
       </w:r>
       <w:r>
         <w:rPr>
+          <w:lang w:val="hi_IN" w:bidi="hi_IN"/>
+        </w:rPr>
+        <w:t>נַפְשִׁ⁠י֙ יָֽצְאָ֣ה</w:t>
+      </w:r>
+    </w:p>
+    <w:p>
+      <w:pPr/>
+      <w:r>
+        <w:rPr>
+          <w:lang w:val="hi_IN" w:bidi="hi_IN"/>
+        </w:rPr>
+      </w:r>
+      <w:r>
+        <w:rPr>
           <w:b/>
           <w:lang w:val="hi_IN" w:bidi="hi_IN"/>
         </w:rPr>
@@ -38161,6 +41003,20 @@
       </w:r>
       <w:r>
         <w:rPr>
+          <w:lang w:val="hi_IN" w:bidi="hi_IN"/>
+        </w:rPr>
+        <w:t>נַפְשִׁ⁠י֙ יָֽצְאָ֣ה</w:t>
+      </w:r>
+    </w:p>
+    <w:p>
+      <w:pPr/>
+      <w:r>
+        <w:rPr>
+          <w:lang w:val="hi_IN" w:bidi="hi_IN"/>
+        </w:rPr>
+      </w:r>
+      <w:r>
+        <w:rPr>
           <w:b/>
           <w:lang w:val="hi_IN" w:bidi="hi_IN"/>
         </w:rPr>
@@ -38278,6 +41134,20 @@
       </w:r>
       <w:r>
         <w:rPr>
+          <w:lang w:val="hi_IN" w:bidi="hi_IN"/>
+        </w:rPr>
+        <w:t>בְ⁠דַבְּר֔⁠וֹ</w:t>
+      </w:r>
+    </w:p>
+    <w:p>
+      <w:pPr/>
+      <w:r>
+        <w:rPr>
+          <w:lang w:val="hi_IN" w:bidi="hi_IN"/>
+        </w:rPr>
+      </w:r>
+      <w:r>
+        <w:rPr>
           <w:b/>
           <w:lang w:val="hi_IN" w:bidi="hi_IN"/>
         </w:rPr>
@@ -38468,6 +41338,20 @@
         <w:rPr>
           <w:lang w:val="hi_IN" w:bidi="hi_IN"/>
         </w:rPr>
+      </w:r>
+    </w:p>
+    <w:p>
+      <w:pPr/>
+      <w:r>
+        <w:rPr>
+          <w:lang w:val="hi_IN" w:bidi="hi_IN"/>
+        </w:rPr>
+      </w:r>
+      <w:r>
+        <w:rPr>
+          <w:lang w:val="hi_IN" w:bidi="hi_IN"/>
+        </w:rPr>
+        <w:t>מְצָאֻ֧⁠נִי הַ⁠שֹּׁמְרִ֛ים הַ⁠סֹּבְבִ֥ים בָּ⁠עִ֖יר</w:t>
       </w:r>
     </w:p>
     <w:p>
@@ -38593,6 +41477,20 @@
       </w:r>
       <w:r>
         <w:rPr>
+          <w:lang w:val="hi_IN" w:bidi="hi_IN"/>
+        </w:rPr>
+        <w:t>הִכּ֣וּ⁠נִי פְצָע֑וּ⁠נִי נָשְׂא֤וּ אֶת־רְדִידִ⁠י֙ מֵֽ⁠עָלַ֔⁠י שֹׁמְרֵ֖י הַ⁠חֹמֽוֹת</w:t>
+      </w:r>
+    </w:p>
+    <w:p>
+      <w:pPr/>
+      <w:r>
+        <w:rPr>
+          <w:lang w:val="hi_IN" w:bidi="hi_IN"/>
+        </w:rPr>
+      </w:r>
+      <w:r>
+        <w:rPr>
           <w:b/>
           <w:lang w:val="hi_IN" w:bidi="hi_IN"/>
         </w:rPr>
@@ -38676,6 +41574,20 @@
       </w:r>
       <w:r>
         <w:rPr>
+          <w:lang w:val="hi_IN" w:bidi="hi_IN"/>
+        </w:rPr>
+        <w:t>הִכּ֣וּ⁠נִי פְצָע֑וּ⁠נִי</w:t>
+      </w:r>
+    </w:p>
+    <w:p>
+      <w:pPr/>
+      <w:r>
+        <w:rPr>
+          <w:lang w:val="hi_IN" w:bidi="hi_IN"/>
+        </w:rPr>
+      </w:r>
+      <w:r>
+        <w:rPr>
           <w:b/>
           <w:lang w:val="hi_IN" w:bidi="hi_IN"/>
         </w:rPr>
@@ -38801,6 +41713,20 @@
       </w:r>
       <w:r>
         <w:rPr>
+          <w:lang w:val="hi_IN" w:bidi="hi_IN"/>
+        </w:rPr>
+        <w:t>אֶת־רְדִידִ⁠י֙</w:t>
+      </w:r>
+    </w:p>
+    <w:p>
+      <w:pPr/>
+      <w:r>
+        <w:rPr>
+          <w:lang w:val="hi_IN" w:bidi="hi_IN"/>
+        </w:rPr>
+      </w:r>
+      <w:r>
+        <w:rPr>
           <w:b/>
           <w:lang w:val="hi_IN" w:bidi="hi_IN"/>
         </w:rPr>
@@ -38901,6 +41827,20 @@
         <w:rPr>
           <w:lang w:val="hi_IN" w:bidi="hi_IN"/>
         </w:rPr>
+      </w:r>
+    </w:p>
+    <w:p>
+      <w:pPr/>
+      <w:r>
+        <w:rPr>
+          <w:lang w:val="hi_IN" w:bidi="hi_IN"/>
+        </w:rPr>
+      </w:r>
+      <w:r>
+        <w:rPr>
+          <w:lang w:val="hi_IN" w:bidi="hi_IN"/>
+        </w:rPr>
+        <w:t>שֹׁמְרֵ֖י הַ⁠חֹמֽוֹת</w:t>
       </w:r>
     </w:p>
     <w:p>
@@ -39251,6 +42191,20 @@
       </w:r>
       <w:r>
         <w:rPr>
+          <w:lang w:val="hi_IN" w:bidi="hi_IN"/>
+        </w:rPr>
+        <w:t>שֶׁ⁠חוֹלַ֥ת אַהֲבָ֖ה אָֽנִי</w:t>
+      </w:r>
+    </w:p>
+    <w:p>
+      <w:pPr/>
+      <w:r>
+        <w:rPr>
+          <w:lang w:val="hi_IN" w:bidi="hi_IN"/>
+        </w:rPr>
+      </w:r>
+      <w:r>
+        <w:rPr>
           <w:b/>
           <w:lang w:val="hi_IN" w:bidi="hi_IN"/>
         </w:rPr>
@@ -39334,6 +42288,20 @@
       </w:r>
       <w:r>
         <w:rPr>
+          <w:lang w:val="hi_IN" w:bidi="hi_IN"/>
+        </w:rPr>
+        <w:t>מַה־דּוֹדֵ֣⁠ךְ מִ⁠דּ֔וֹד הַ⁠יָּפָ֖ה בַּ⁠נָּשִׁ֑ים מַה־דּוֹדֵ֣⁠ךְ מִ⁠דּ֔וֹד שֶׁ⁠כָּ֖כָה הִשְׁבַּעְתָּֽ⁠נוּ</w:t>
+      </w:r>
+    </w:p>
+    <w:p>
+      <w:pPr/>
+      <w:r>
+        <w:rPr>
+          <w:lang w:val="hi_IN" w:bidi="hi_IN"/>
+        </w:rPr>
+      </w:r>
+      <w:r>
+        <w:rPr>
           <w:b/>
           <w:lang w:val="hi_IN" w:bidi="hi_IN"/>
         </w:rPr>
@@ -39440,6 +42408,20 @@
       </w:r>
       <w:r>
         <w:rPr>
+          <w:lang w:val="hi_IN" w:bidi="hi_IN"/>
+        </w:rPr>
+        <w:t>מַה־דּוֹדֵ֣⁠ךְ מִ⁠דּ֔וֹד</w:t>
+      </w:r>
+    </w:p>
+    <w:p>
+      <w:pPr/>
+      <w:r>
+        <w:rPr>
+          <w:lang w:val="hi_IN" w:bidi="hi_IN"/>
+        </w:rPr>
+      </w:r>
+      <w:r>
+        <w:rPr>
           <w:b/>
           <w:lang w:val="hi_IN" w:bidi="hi_IN"/>
         </w:rPr>
@@ -39500,6 +42482,20 @@
         <w:rPr>
           <w:lang w:val="hi_IN" w:bidi="hi_IN"/>
         </w:rPr>
+      </w:r>
+    </w:p>
+    <w:p>
+      <w:pPr/>
+      <w:r>
+        <w:rPr>
+          <w:lang w:val="hi_IN" w:bidi="hi_IN"/>
+        </w:rPr>
+      </w:r>
+      <w:r>
+        <w:rPr>
+          <w:lang w:val="hi_IN" w:bidi="hi_IN"/>
+        </w:rPr>
+        <w:t>מַה־דּוֹדֵ֣⁠ךְ מִ⁠דּ֔וֹד הַ⁠יָּפָ֖ה בַּ⁠נָּשִׁ֑ים</w:t>
       </w:r>
     </w:p>
     <w:p>
@@ -39696,6 +42692,20 @@
       </w:r>
       <w:r>
         <w:rPr>
+          <w:lang w:val="hi_IN" w:bidi="hi_IN"/>
+        </w:rPr>
+        <w:t>שֶׁ⁠כָּ֖כָה הִשְׁבַּעְתָּֽ⁠נוּ</w:t>
+      </w:r>
+    </w:p>
+    <w:p>
+      <w:pPr/>
+      <w:r>
+        <w:rPr>
+          <w:lang w:val="hi_IN" w:bidi="hi_IN"/>
+        </w:rPr>
+      </w:r>
+      <w:r>
+        <w:rPr>
           <w:b/>
           <w:lang w:val="hi_IN" w:bidi="hi_IN"/>
         </w:rPr>
@@ -39775,6 +42785,20 @@
       </w:r>
       <w:r>
         <w:rPr>
+          <w:lang w:val="hi_IN" w:bidi="hi_IN"/>
+        </w:rPr>
+        <w:t>הִשְׁבַּעְתָּֽ⁠נוּ</w:t>
+      </w:r>
+    </w:p>
+    <w:p>
+      <w:pPr/>
+      <w:r>
+        <w:rPr>
+          <w:lang w:val="hi_IN" w:bidi="hi_IN"/>
+        </w:rPr>
+      </w:r>
+      <w:r>
+        <w:rPr>
           <w:b/>
           <w:lang w:val="hi_IN" w:bidi="hi_IN"/>
         </w:rPr>
@@ -39996,6 +43020,20 @@
       </w:r>
       <w:r>
         <w:rPr>
+          <w:lang w:val="hi_IN" w:bidi="hi_IN"/>
+        </w:rPr>
+        <w:t>דָּג֖וּל מֵ⁠רְבָבָֽה</w:t>
+      </w:r>
+    </w:p>
+    <w:p>
+      <w:pPr/>
+      <w:r>
+        <w:rPr>
+          <w:lang w:val="hi_IN" w:bidi="hi_IN"/>
+        </w:rPr>
+      </w:r>
+      <w:r>
+        <w:rPr>
           <w:b/>
           <w:lang w:val="hi_IN" w:bidi="hi_IN"/>
         </w:rPr>
@@ -40290,6 +43328,20 @@
         <w:rPr>
           <w:lang w:val="hi_IN" w:bidi="hi_IN"/>
         </w:rPr>
+      </w:r>
+    </w:p>
+    <w:p>
+      <w:pPr/>
+      <w:r>
+        <w:rPr>
+          <w:lang w:val="hi_IN" w:bidi="hi_IN"/>
+        </w:rPr>
+      </w:r>
+      <w:r>
+        <w:rPr>
+          <w:lang w:val="hi_IN" w:bidi="hi_IN"/>
+        </w:rPr>
+        <w:t>שְׁחֹר֖וֹת כָּ⁠עוֹרֵֽב</w:t>
       </w:r>
     </w:p>
     <w:p>
@@ -40749,6 +43801,20 @@
       </w:r>
       <w:r>
         <w:rPr>
+          <w:lang w:val="hi_IN" w:bidi="hi_IN"/>
+        </w:rPr>
+        <w:t>עֵינָ֕י⁠ו כְּ⁠יוֹנִ֖ים עַל־אֲפִ֣יקֵי מָ֑יִם רֹֽחֲצוֹת֙ בֶּֽ⁠חָלָ֔ב יֹשְׁב֖וֹת עַל־מִלֵּֽאת</w:t>
+      </w:r>
+    </w:p>
+    <w:p>
+      <w:pPr/>
+      <w:r>
+        <w:rPr>
+          <w:lang w:val="hi_IN" w:bidi="hi_IN"/>
+        </w:rPr>
+      </w:r>
+      <w:r>
+        <w:rPr>
           <w:b/>
           <w:lang w:val="hi_IN" w:bidi="hi_IN"/>
         </w:rPr>
@@ -41042,6 +44108,20 @@
       </w:r>
       <w:r>
         <w:rPr>
+          <w:lang w:val="hi_IN" w:bidi="hi_IN"/>
+        </w:rPr>
+        <w:t>כַּ⁠עֲרוּגַ֣ת הַ⁠בֹּ֔שֶׂם</w:t>
+      </w:r>
+    </w:p>
+    <w:p>
+      <w:pPr/>
+      <w:r>
+        <w:rPr>
+          <w:lang w:val="hi_IN" w:bidi="hi_IN"/>
+        </w:rPr>
+      </w:r>
+      <w:r>
+        <w:rPr>
           <w:b/>
           <w:lang w:val="hi_IN" w:bidi="hi_IN"/>
         </w:rPr>
@@ -41138,6 +44218,20 @@
       </w:r>
       <w:r>
         <w:rPr>
+          <w:lang w:val="hi_IN" w:bidi="hi_IN"/>
+        </w:rPr>
+        <w:t>מִגְדְּל֖וֹת</w:t>
+      </w:r>
+    </w:p>
+    <w:p>
+      <w:pPr/>
+      <w:r>
+        <w:rPr>
+          <w:lang w:val="hi_IN" w:bidi="hi_IN"/>
+        </w:rPr>
+      </w:r>
+      <w:r>
+        <w:rPr>
           <w:b/>
           <w:lang w:val="hi_IN" w:bidi="hi_IN"/>
         </w:rPr>
@@ -41211,6 +44305,20 @@
         <w:rPr>
           <w:lang w:val="hi_IN" w:bidi="hi_IN"/>
         </w:rPr>
+      </w:r>
+    </w:p>
+    <w:p>
+      <w:pPr/>
+      <w:r>
+        <w:rPr>
+          <w:lang w:val="hi_IN" w:bidi="hi_IN"/>
+        </w:rPr>
+      </w:r>
+      <w:r>
+        <w:rPr>
+          <w:lang w:val="hi_IN" w:bidi="hi_IN"/>
+        </w:rPr>
+        <w:t>מִגְדְּל֖וֹת מֶרְקָחִ֑ים</w:t>
       </w:r>
     </w:p>
     <w:p>
@@ -41749,6 +44857,20 @@
       </w:r>
       <w:r>
         <w:rPr>
+          <w:lang w:val="hi_IN" w:bidi="hi_IN"/>
+        </w:rPr>
+        <w:t>יָדָי⁠ו֙ גְּלִילֵ֣י זָהָ֔ב מְמֻלָּאִ֖ים בַּ⁠תַּרְשִׁ֑ישׁ</w:t>
+      </w:r>
+    </w:p>
+    <w:p>
+      <w:pPr/>
+      <w:r>
+        <w:rPr>
+          <w:lang w:val="hi_IN" w:bidi="hi_IN"/>
+        </w:rPr>
+      </w:r>
+      <w:r>
+        <w:rPr>
           <w:b/>
           <w:lang w:val="hi_IN" w:bidi="hi_IN"/>
         </w:rPr>
@@ -41905,6 +45027,20 @@
       </w:r>
       <w:r>
         <w:rPr>
+          <w:lang w:val="hi_IN" w:bidi="hi_IN"/>
+        </w:rPr>
+        <w:t>יָדָי⁠ו֙</w:t>
+      </w:r>
+    </w:p>
+    <w:p>
+      <w:pPr/>
+      <w:r>
+        <w:rPr>
+          <w:lang w:val="hi_IN" w:bidi="hi_IN"/>
+        </w:rPr>
+      </w:r>
+      <w:r>
+        <w:rPr>
           <w:b/>
           <w:lang w:val="hi_IN" w:bidi="hi_IN"/>
         </w:rPr>
@@ -42002,6 +45138,20 @@
       </w:r>
       <w:r>
         <w:rPr>
+          <w:lang w:val="hi_IN" w:bidi="hi_IN"/>
+        </w:rPr>
+        <w:t>בַּ⁠תַּרְשִׁ֑ישׁ</w:t>
+      </w:r>
+    </w:p>
+    <w:p>
+      <w:pPr/>
+      <w:r>
+        <w:rPr>
+          <w:lang w:val="hi_IN" w:bidi="hi_IN"/>
+        </w:rPr>
+      </w:r>
+      <w:r>
+        <w:rPr>
           <w:b/>
           <w:lang w:val="hi_IN" w:bidi="hi_IN"/>
         </w:rPr>
@@ -42321,6 +45471,20 @@
       </w:r>
       <w:r>
         <w:rPr>
+          <w:lang w:val="hi_IN" w:bidi="hi_IN"/>
+        </w:rPr>
+        <w:t>מֵעָי⁠ו֙</w:t>
+      </w:r>
+    </w:p>
+    <w:p>
+      <w:pPr/>
+      <w:r>
+        <w:rPr>
+          <w:lang w:val="hi_IN" w:bidi="hi_IN"/>
+        </w:rPr>
+      </w:r>
+      <w:r>
+        <w:rPr>
           <w:b/>
           <w:lang w:val="hi_IN" w:bidi="hi_IN"/>
         </w:rPr>
@@ -42384,6 +45548,20 @@
       </w:r>
       <w:r>
         <w:rPr>
+          <w:lang w:val="hi_IN" w:bidi="hi_IN"/>
+        </w:rPr>
+        <w:t>שֵׁ֔ן</w:t>
+      </w:r>
+    </w:p>
+    <w:p>
+      <w:pPr/>
+      <w:r>
+        <w:rPr>
+          <w:lang w:val="hi_IN" w:bidi="hi_IN"/>
+        </w:rPr>
+      </w:r>
+      <w:r>
+        <w:rPr>
           <w:b/>
           <w:lang w:val="hi_IN" w:bidi="hi_IN"/>
         </w:rPr>
@@ -42508,6 +45686,20 @@
       </w:r>
       <w:r>
         <w:rPr>
+          <w:lang w:val="hi_IN" w:bidi="hi_IN"/>
+        </w:rPr>
+        <w:t>סַפִּירִֽים</w:t>
+      </w:r>
+    </w:p>
+    <w:p>
+      <w:pPr/>
+      <w:r>
+        <w:rPr>
+          <w:lang w:val="hi_IN" w:bidi="hi_IN"/>
+        </w:rPr>
+      </w:r>
+      <w:r>
+        <w:rPr>
           <w:b/>
           <w:lang w:val="hi_IN" w:bidi="hi_IN"/>
         </w:rPr>
@@ -42742,6 +45934,20 @@
       </w:r>
       <w:r>
         <w:rPr>
+          <w:lang w:val="hi_IN" w:bidi="hi_IN"/>
+        </w:rPr>
+        <w:t>שׁוֹקָי⁠ו֙</w:t>
+      </w:r>
+    </w:p>
+    <w:p>
+      <w:pPr/>
+      <w:r>
+        <w:rPr>
+          <w:lang w:val="hi_IN" w:bidi="hi_IN"/>
+        </w:rPr>
+      </w:r>
+      <w:r>
+        <w:rPr>
           <w:b/>
           <w:lang w:val="hi_IN" w:bidi="hi_IN"/>
         </w:rPr>
@@ -43178,6 +46384,20 @@
       </w:r>
       <w:r>
         <w:rPr>
+          <w:lang w:val="hi_IN" w:bidi="hi_IN"/>
+        </w:rPr>
+        <w:t>חִכּ⁠וֹ֙ מַֽמְתַקִּ֔ים</w:t>
+      </w:r>
+    </w:p>
+    <w:p>
+      <w:pPr/>
+      <w:r>
+        <w:rPr>
+          <w:lang w:val="hi_IN" w:bidi="hi_IN"/>
+        </w:rPr>
+      </w:r>
+      <w:r>
+        <w:rPr>
           <w:b/>
           <w:lang w:val="hi_IN" w:bidi="hi_IN"/>
         </w:rPr>
@@ -43263,6 +46483,20 @@
         <w:rPr>
           <w:lang w:val="hi_IN" w:bidi="hi_IN"/>
         </w:rPr>
+      </w:r>
+    </w:p>
+    <w:p>
+      <w:pPr/>
+      <w:r>
+        <w:rPr>
+          <w:lang w:val="hi_IN" w:bidi="hi_IN"/>
+        </w:rPr>
+      </w:r>
+      <w:r>
+        <w:rPr>
+          <w:lang w:val="hi_IN" w:bidi="hi_IN"/>
+        </w:rPr>
+        <w:t>וְ⁠כֻלּ֖⁠וֹ מַחֲמַדִּ֑ים</w:t>
       </w:r>
     </w:p>
     <w:p>
@@ -43631,6 +46865,20 @@
       </w:r>
       <w:r>
         <w:rPr>
+          <w:lang w:val="hi_IN" w:bidi="hi_IN"/>
+        </w:rPr>
+        <w:t>אָ֚נָה הָלַ֣ךְ דּוֹדֵ֔⁠ךְ הַ⁠יָּפָ֖ה בַּ⁠נָּשִׁ֑ים אָ֚נָה פָּנָ֣ה דוֹדֵ֔⁠ךְ וּ⁠נְבַקְשֶׁ֖⁠נּוּ עִמָּֽ⁠ךְ</w:t>
+      </w:r>
+    </w:p>
+    <w:p>
+      <w:pPr/>
+      <w:r>
+        <w:rPr>
+          <w:lang w:val="hi_IN" w:bidi="hi_IN"/>
+        </w:rPr>
+      </w:r>
+      <w:r>
+        <w:rPr>
           <w:b/>
           <w:lang w:val="hi_IN" w:bidi="hi_IN"/>
         </w:rPr>
@@ -43750,6 +46998,20 @@
         <w:rPr>
           <w:lang w:val="hi_IN" w:bidi="hi_IN"/>
         </w:rPr>
+      </w:r>
+    </w:p>
+    <w:p>
+      <w:pPr/>
+      <w:r>
+        <w:rPr>
+          <w:lang w:val="hi_IN" w:bidi="hi_IN"/>
+        </w:rPr>
+      </w:r>
+      <w:r>
+        <w:rPr>
+          <w:lang w:val="hi_IN" w:bidi="hi_IN"/>
+        </w:rPr>
+        <w:t>אָ֚נָה הָלַ֣ךְ דּוֹדֵ֔⁠ךְ &amp; אָ֚נָה פָּנָ֣ה דוֹדֵ֔⁠ךְ</w:t>
       </w:r>
     </w:p>
     <w:p>
@@ -43946,6 +47208,20 @@
       </w:r>
       <w:r>
         <w:rPr>
+          <w:lang w:val="hi_IN" w:bidi="hi_IN"/>
+        </w:rPr>
+        <w:t>אָ֚נָה פָּנָ֣ה דוֹדֵ֔⁠ךְ</w:t>
+      </w:r>
+    </w:p>
+    <w:p>
+      <w:pPr/>
+      <w:r>
+        <w:rPr>
+          <w:lang w:val="hi_IN" w:bidi="hi_IN"/>
+        </w:rPr>
+      </w:r>
+      <w:r>
+        <w:rPr>
           <w:b/>
           <w:lang w:val="hi_IN" w:bidi="hi_IN"/>
         </w:rPr>
@@ -44023,6 +47299,20 @@
       </w:r>
       <w:r>
         <w:rPr>
+          <w:lang w:val="hi_IN" w:bidi="hi_IN"/>
+        </w:rPr>
+        <w:t>וּ⁠נְבַקְשֶׁ֖⁠נּוּ עִמָּֽ⁠ךְ</w:t>
+      </w:r>
+    </w:p>
+    <w:p>
+      <w:pPr/>
+      <w:r>
+        <w:rPr>
+          <w:lang w:val="hi_IN" w:bidi="hi_IN"/>
+        </w:rPr>
+      </w:r>
+      <w:r>
+        <w:rPr>
           <w:b/>
           <w:lang w:val="hi_IN" w:bidi="hi_IN"/>
         </w:rPr>
@@ -44109,6 +47399,20 @@
         <w:rPr>
           <w:lang w:val="hi_IN" w:bidi="hi_IN"/>
         </w:rPr>
+      </w:r>
+    </w:p>
+    <w:p>
+      <w:pPr/>
+      <w:r>
+        <w:rPr>
+          <w:lang w:val="hi_IN" w:bidi="hi_IN"/>
+        </w:rPr>
+      </w:r>
+      <w:r>
+        <w:rPr>
+          <w:lang w:val="hi_IN" w:bidi="hi_IN"/>
+        </w:rPr>
+        <w:t>דּוֹדִ⁠י֙ יָרַ֣ד לְ⁠גַנּ֔⁠וֹ לַ⁠עֲרוּג֖וֹת הַ⁠בֹּ֑שֶׂם לִ⁠רְעוֹת֙ בַּ⁠גַּנִּ֔ים וְ⁠לִ⁠לְקֹ֖ט שֽׁוֹשַׁנִּֽים</w:t>
       </w:r>
     </w:p>
     <w:p>
@@ -44311,6 +47615,20 @@
       </w:r>
       <w:r>
         <w:rPr>
+          <w:lang w:val="hi_IN" w:bidi="hi_IN"/>
+        </w:rPr>
+        <w:t>דּוֹדִ⁠י֙ יָרַ֣ד לְ⁠גַנּ֔⁠וֹ לַ⁠עֲרוּג֖וֹת הַ⁠בֹּ֑שֶׂם</w:t>
+      </w:r>
+    </w:p>
+    <w:p>
+      <w:pPr/>
+      <w:r>
+        <w:rPr>
+          <w:lang w:val="hi_IN" w:bidi="hi_IN"/>
+        </w:rPr>
+      </w:r>
+      <w:r>
+        <w:rPr>
           <w:b/>
           <w:lang w:val="hi_IN" w:bidi="hi_IN"/>
         </w:rPr>
@@ -44449,6 +47767,20 @@
         <w:rPr>
           <w:lang w:val="hi_IN" w:bidi="hi_IN"/>
         </w:rPr>
+      </w:r>
+    </w:p>
+    <w:p>
+      <w:pPr/>
+      <w:r>
+        <w:rPr>
+          <w:lang w:val="hi_IN" w:bidi="hi_IN"/>
+        </w:rPr>
+      </w:r>
+      <w:r>
+        <w:rPr>
+          <w:lang w:val="hi_IN" w:bidi="hi_IN"/>
+        </w:rPr>
+        <w:t>יָרַ֣ד</w:t>
       </w:r>
     </w:p>
     <w:p>
@@ -44798,6 +48130,20 @@
       </w:r>
       <w:r>
         <w:rPr>
+          <w:lang w:val="hi_IN" w:bidi="hi_IN"/>
+        </w:rPr>
+        <w:t>אֲנִ֤י לְ⁠דוֹדִ⁠י֙ וְ⁠דוֹדִ֣⁠י לִ֔⁠י</w:t>
+      </w:r>
+    </w:p>
+    <w:p>
+      <w:pPr/>
+      <w:r>
+        <w:rPr>
+          <w:lang w:val="hi_IN" w:bidi="hi_IN"/>
+        </w:rPr>
+      </w:r>
+      <w:r>
+        <w:rPr>
           <w:b/>
           <w:lang w:val="hi_IN" w:bidi="hi_IN"/>
         </w:rPr>
@@ -44905,6 +48251,20 @@
       </w:r>
       <w:r>
         <w:rPr>
+          <w:lang w:val="hi_IN" w:bidi="hi_IN"/>
+        </w:rPr>
+        <w:t>הָ⁠רֹעֶ֖ה בַּ⁠שׁוֹשַׁנִּֽים</w:t>
+      </w:r>
+    </w:p>
+    <w:p>
+      <w:pPr/>
+      <w:r>
+        <w:rPr>
+          <w:lang w:val="hi_IN" w:bidi="hi_IN"/>
+        </w:rPr>
+      </w:r>
+      <w:r>
+        <w:rPr>
           <w:b/>
           <w:lang w:val="hi_IN" w:bidi="hi_IN"/>
         </w:rPr>
@@ -45032,6 +48392,20 @@
       </w:r>
       <w:r>
         <w:rPr>
+          <w:lang w:val="hi_IN" w:bidi="hi_IN"/>
+        </w:rPr>
+        <w:t>יָפָ֨ה אַ֤תְּ רַעְיָתִ⁠י֙ כְּ⁠תִרְצָ֔ה נָאוָ֖ה כִּ⁠ירוּשָׁלִָ֑ם</w:t>
+      </w:r>
+    </w:p>
+    <w:p>
+      <w:pPr/>
+      <w:r>
+        <w:rPr>
+          <w:lang w:val="hi_IN" w:bidi="hi_IN"/>
+        </w:rPr>
+      </w:r>
+      <w:r>
+        <w:rPr>
           <w:b/>
           <w:lang w:val="hi_IN" w:bidi="hi_IN"/>
         </w:rPr>
@@ -45236,6 +48610,20 @@
       </w:r>
       <w:r>
         <w:rPr>
+          <w:lang w:val="hi_IN" w:bidi="hi_IN"/>
+        </w:rPr>
+        <w:t>יָפָ֨ה אַ֤תְּ רַעְיָתִ⁠י֙ כְּ⁠תִרְצָ֔ה</w:t>
+      </w:r>
+    </w:p>
+    <w:p>
+      <w:pPr/>
+      <w:r>
+        <w:rPr>
+          <w:lang w:val="hi_IN" w:bidi="hi_IN"/>
+        </w:rPr>
+      </w:r>
+      <w:r>
+        <w:rPr>
           <w:b/>
           <w:lang w:val="hi_IN" w:bidi="hi_IN"/>
         </w:rPr>
@@ -45319,6 +48707,20 @@
       </w:r>
       <w:r>
         <w:rPr>
+          <w:lang w:val="hi_IN" w:bidi="hi_IN"/>
+        </w:rPr>
+        <w:t>נָאוָ֖ה כִּ⁠ירוּשָׁלִָ֑ם אֲיֻמָּ֖ה כַּ⁠נִּדְגָּלֽוֹת</w:t>
+      </w:r>
+    </w:p>
+    <w:p>
+      <w:pPr/>
+      <w:r>
+        <w:rPr>
+          <w:lang w:val="hi_IN" w:bidi="hi_IN"/>
+        </w:rPr>
+      </w:r>
+      <w:r>
+        <w:rPr>
           <w:b/>
           <w:lang w:val="hi_IN" w:bidi="hi_IN"/>
         </w:rPr>
@@ -45405,6 +48807,20 @@
         <w:rPr>
           <w:lang w:val="hi_IN" w:bidi="hi_IN"/>
         </w:rPr>
+      </w:r>
+    </w:p>
+    <w:p>
+      <w:pPr/>
+      <w:r>
+        <w:rPr>
+          <w:lang w:val="hi_IN" w:bidi="hi_IN"/>
+        </w:rPr>
+      </w:r>
+      <w:r>
+        <w:rPr>
+          <w:lang w:val="hi_IN" w:bidi="hi_IN"/>
+        </w:rPr>
+        <w:t>אֲיֻמָּ֖ה כַּ⁠נִּדְגָּלֽוֹת</w:t>
       </w:r>
     </w:p>
     <w:p>
@@ -45654,6 +49070,20 @@
       </w:r>
       <w:r>
         <w:rPr>
+          <w:lang w:val="hi_IN" w:bidi="hi_IN"/>
+        </w:rPr>
+        <w:t>שַׂעְרֵ⁠ךְ֙ כְּ⁠עֵ֣דֶר הָֽ⁠עִזִּ֔ים שֶׁ⁠גָּלְשׁ֖וּ מִן־הַ⁠גִּלְעָֽד</w:t>
+      </w:r>
+    </w:p>
+    <w:p>
+      <w:pPr/>
+      <w:r>
+        <w:rPr>
+          <w:lang w:val="hi_IN" w:bidi="hi_IN"/>
+        </w:rPr>
+      </w:r>
+      <w:r>
+        <w:rPr>
           <w:b/>
           <w:lang w:val="hi_IN" w:bidi="hi_IN"/>
         </w:rPr>
@@ -45903,6 +49333,20 @@
       </w:r>
       <w:r>
         <w:rPr>
+          <w:lang w:val="hi_IN" w:bidi="hi_IN"/>
+        </w:rPr>
+        <w:t>הָֽ⁠רְחֵלִ֔ים</w:t>
+      </w:r>
+    </w:p>
+    <w:p>
+      <w:pPr/>
+      <w:r>
+        <w:rPr>
+          <w:lang w:val="hi_IN" w:bidi="hi_IN"/>
+        </w:rPr>
+      </w:r>
+      <w:r>
+        <w:rPr>
           <w:b/>
           <w:lang w:val="hi_IN" w:bidi="hi_IN"/>
         </w:rPr>
@@ -46121,6 +49565,20 @@
       </w:r>
       <w:r>
         <w:rPr>
+          <w:lang w:val="hi_IN" w:bidi="hi_IN"/>
+        </w:rPr>
+        <w:t>שִׁשִּׁ֥ים הֵ֨מָּה֙ מְּלָכ֔וֹת</w:t>
+      </w:r>
+    </w:p>
+    <w:p>
+      <w:pPr/>
+      <w:r>
+        <w:rPr>
+          <w:lang w:val="hi_IN" w:bidi="hi_IN"/>
+        </w:rPr>
+      </w:r>
+      <w:r>
+        <w:rPr>
           <w:b/>
           <w:lang w:val="hi_IN" w:bidi="hi_IN"/>
         </w:rPr>
@@ -46524,6 +49982,20 @@
       </w:r>
       <w:r>
         <w:rPr>
+          <w:lang w:val="hi_IN" w:bidi="hi_IN"/>
+        </w:rPr>
+        <w:t>וַ⁠עֲלָמ֖וֹת אֵ֥ין מִסְפָּֽר</w:t>
+      </w:r>
+    </w:p>
+    <w:p>
+      <w:pPr/>
+      <w:r>
+        <w:rPr>
+          <w:lang w:val="hi_IN" w:bidi="hi_IN"/>
+        </w:rPr>
+      </w:r>
+      <w:r>
+        <w:rPr>
           <w:b/>
           <w:lang w:val="hi_IN" w:bidi="hi_IN"/>
         </w:rPr>
@@ -46634,6 +50106,20 @@
       </w:r>
       <w:r>
         <w:rPr>
+          <w:lang w:val="hi_IN" w:bidi="hi_IN"/>
+        </w:rPr>
+        <w:t>שִׁשִּׁ֥ים הֵ֨מָּה֙ מְּלָכ֔וֹת וּ⁠שְׁמֹנִ֖ים פִּֽילַגְשִׁ֑ים וַ⁠עֲלָמ֖וֹת אֵ֥ין מִסְפָּֽר׃ אַחַ֥ת הִיא֙ יוֹנָתִ֣⁠י תַמָּתִ֔⁠י אַחַ֥ת הִיא֙ לְ⁠אִמָּ֔⁠הּ בָּרָ֥ה הִ֖יא לְ⁠יֽוֹלַדְתָּ֑⁠הּ</w:t>
+      </w:r>
+    </w:p>
+    <w:p>
+      <w:pPr/>
+      <w:r>
+        <w:rPr>
+          <w:lang w:val="hi_IN" w:bidi="hi_IN"/>
+        </w:rPr>
+      </w:r>
+      <w:r>
+        <w:rPr>
           <w:b/>
           <w:lang w:val="hi_IN" w:bidi="hi_IN"/>
         </w:rPr>
@@ -46744,6 +50230,20 @@
         <w:rPr>
           <w:lang w:val="hi_IN" w:bidi="hi_IN"/>
         </w:rPr>
+      </w:r>
+    </w:p>
+    <w:p>
+      <w:pPr/>
+      <w:r>
+        <w:rPr>
+          <w:lang w:val="hi_IN" w:bidi="hi_IN"/>
+        </w:rPr>
+      </w:r>
+      <w:r>
+        <w:rPr>
+          <w:lang w:val="hi_IN" w:bidi="hi_IN"/>
+        </w:rPr>
+        <w:t>אַחַ֥ת הִיא֙</w:t>
       </w:r>
     </w:p>
     <w:p>
@@ -47026,6 +50526,20 @@
       </w:r>
       <w:r>
         <w:rPr>
+          <w:lang w:val="hi_IN" w:bidi="hi_IN"/>
+        </w:rPr>
+        <w:t>אַחַ֥ת הִיא֙ לְ⁠אִמָּ֔⁠הּ</w:t>
+      </w:r>
+    </w:p>
+    <w:p>
+      <w:pPr/>
+      <w:r>
+        <w:rPr>
+          <w:lang w:val="hi_IN" w:bidi="hi_IN"/>
+        </w:rPr>
+      </w:r>
+      <w:r>
+        <w:rPr>
           <w:b/>
           <w:lang w:val="hi_IN" w:bidi="hi_IN"/>
         </w:rPr>
@@ -47162,6 +50676,20 @@
       </w:r>
       <w:r>
         <w:rPr>
+          <w:lang w:val="hi_IN" w:bidi="hi_IN"/>
+        </w:rPr>
+        <w:t>בָּרָ֥ה הִ֖יא לְ⁠יֽוֹלַדְתָּ֑⁠הּ</w:t>
+      </w:r>
+    </w:p>
+    <w:p>
+      <w:pPr/>
+      <w:r>
+        <w:rPr>
+          <w:lang w:val="hi_IN" w:bidi="hi_IN"/>
+        </w:rPr>
+      </w:r>
+      <w:r>
+        <w:rPr>
           <w:b/>
           <w:lang w:val="hi_IN" w:bidi="hi_IN"/>
         </w:rPr>
@@ -47435,6 +50963,20 @@
       </w:r>
       <w:r>
         <w:rPr>
+          <w:lang w:val="hi_IN" w:bidi="hi_IN"/>
+        </w:rPr>
+        <w:t>בָנוֹת֙</w:t>
+      </w:r>
+    </w:p>
+    <w:p>
+      <w:pPr/>
+      <w:r>
+        <w:rPr>
+          <w:lang w:val="hi_IN" w:bidi="hi_IN"/>
+        </w:rPr>
+      </w:r>
+      <w:r>
+        <w:rPr>
           <w:b/>
           <w:lang w:val="hi_IN" w:bidi="hi_IN"/>
         </w:rPr>
@@ -47565,6 +51107,20 @@
       </w:r>
       <w:r>
         <w:rPr>
+          <w:lang w:val="hi_IN" w:bidi="hi_IN"/>
+        </w:rPr>
+        <w:t>מִי־זֹ֥את הַ⁠נִּשְׁקָפָ֖ה כְּמוֹ־שָׁ֑חַר יָפָ֣ה כַ⁠לְּבָנָ֗ה בָּרָה֙ כַּֽ⁠חַמָּ֔ה אֲיֻמָּ֖ה כַּ⁠נִּדְגָּלֽוֹת</w:t>
+      </w:r>
+    </w:p>
+    <w:p>
+      <w:pPr/>
+      <w:r>
+        <w:rPr>
+          <w:lang w:val="hi_IN" w:bidi="hi_IN"/>
+        </w:rPr>
+      </w:r>
+      <w:r>
+        <w:rPr>
           <w:b/>
           <w:lang w:val="hi_IN" w:bidi="hi_IN"/>
         </w:rPr>
@@ -47701,6 +51257,20 @@
       </w:r>
       <w:r>
         <w:rPr>
+          <w:lang w:val="hi_IN" w:bidi="hi_IN"/>
+        </w:rPr>
+        <w:t>מִי־זֹ֥את הַ⁠נִּשְׁקָפָ֖ה כְּמוֹ־שָׁ֑חַר יָפָ֣ה כַ⁠לְּבָנָ֗ה בָּרָה֙ כַּֽ⁠חַמָּ֔ה אֲיֻמָּ֖ה כַּ⁠נִּדְגָּלֽוֹת</w:t>
+      </w:r>
+    </w:p>
+    <w:p>
+      <w:pPr/>
+      <w:r>
+        <w:rPr>
+          <w:lang w:val="hi_IN" w:bidi="hi_IN"/>
+        </w:rPr>
+      </w:r>
+      <w:r>
+        <w:rPr>
           <w:b/>
           <w:lang w:val="hi_IN" w:bidi="hi_IN"/>
         </w:rPr>
@@ -47798,6 +51368,20 @@
       </w:r>
       <w:r>
         <w:rPr>
+          <w:lang w:val="hi_IN" w:bidi="hi_IN"/>
+        </w:rPr>
+        <w:t>הַ⁠נִּשְׁקָפָ֖ה כְּמוֹ־שָׁ֑חַר</w:t>
+      </w:r>
+    </w:p>
+    <w:p>
+      <w:pPr/>
+      <w:r>
+        <w:rPr>
+          <w:lang w:val="hi_IN" w:bidi="hi_IN"/>
+        </w:rPr>
+      </w:r>
+      <w:r>
+        <w:rPr>
           <w:b/>
           <w:lang w:val="hi_IN" w:bidi="hi_IN"/>
         </w:rPr>
@@ -47895,6 +51479,20 @@
       </w:r>
       <w:r>
         <w:rPr>
+          <w:lang w:val="hi_IN" w:bidi="hi_IN"/>
+        </w:rPr>
+        <w:t>הַ⁠נִּשְׁקָפָ֖ה כְּמוֹ־שָׁ֑חַר יָפָ֣ה כַ⁠לְּבָנָ֗ה בָּרָה֙ כַּֽ⁠חַמָּ֔ה</w:t>
+      </w:r>
+    </w:p>
+    <w:p>
+      <w:pPr/>
+      <w:r>
+        <w:rPr>
+          <w:lang w:val="hi_IN" w:bidi="hi_IN"/>
+        </w:rPr>
+      </w:r>
+      <w:r>
+        <w:rPr>
           <w:b/>
           <w:lang w:val="hi_IN" w:bidi="hi_IN"/>
         </w:rPr>
@@ -48007,6 +51605,20 @@
         <w:rPr>
           <w:lang w:val="hi_IN" w:bidi="hi_IN"/>
         </w:rPr>
+      </w:r>
+    </w:p>
+    <w:p>
+      <w:pPr/>
+      <w:r>
+        <w:rPr>
+          <w:lang w:val="hi_IN" w:bidi="hi_IN"/>
+        </w:rPr>
+      </w:r>
+      <w:r>
+        <w:rPr>
+          <w:lang w:val="hi_IN" w:bidi="hi_IN"/>
+        </w:rPr>
+        <w:t>אֲיֻמָּ֖ה כַּ⁠נִּדְגָּלֽוֹת</w:t>
       </w:r>
     </w:p>
     <w:p>
@@ -48133,6 +51745,20 @@
       </w:r>
       <w:r>
         <w:rPr>
+          <w:lang w:val="hi_IN" w:bidi="hi_IN"/>
+        </w:rPr>
+        <w:t>אֶל־גִּנַּ֤ת אֱגוֹז֙ יָרַ֔דְתִּי</w:t>
+      </w:r>
+    </w:p>
+    <w:p>
+      <w:pPr/>
+      <w:r>
+        <w:rPr>
+          <w:lang w:val="hi_IN" w:bidi="hi_IN"/>
+        </w:rPr>
+      </w:r>
+      <w:r>
+        <w:rPr>
           <w:b/>
           <w:lang w:val="hi_IN" w:bidi="hi_IN"/>
         </w:rPr>
@@ -48230,6 +51856,20 @@
       </w:r>
       <w:r>
         <w:rPr>
+          <w:lang w:val="hi_IN" w:bidi="hi_IN"/>
+        </w:rPr>
+        <w:t>אֶל־גִּנַּ֤ת אֱגוֹז֙ יָרַ֔דְתִּי</w:t>
+      </w:r>
+    </w:p>
+    <w:p>
+      <w:pPr/>
+      <w:r>
+        <w:rPr>
+          <w:lang w:val="hi_IN" w:bidi="hi_IN"/>
+        </w:rPr>
+      </w:r>
+      <w:r>
+        <w:rPr>
           <w:b/>
           <w:lang w:val="hi_IN" w:bidi="hi_IN"/>
         </w:rPr>
@@ -48327,6 +51967,20 @@
       </w:r>
       <w:r>
         <w:rPr>
+          <w:lang w:val="hi_IN" w:bidi="hi_IN"/>
+        </w:rPr>
+        <w:t>יָרַ֔דְתִּי</w:t>
+      </w:r>
+    </w:p>
+    <w:p>
+      <w:pPr/>
+      <w:r>
+        <w:rPr>
+          <w:lang w:val="hi_IN" w:bidi="hi_IN"/>
+        </w:rPr>
+      </w:r>
+      <w:r>
+        <w:rPr>
           <w:b/>
           <w:lang w:val="hi_IN" w:bidi="hi_IN"/>
         </w:rPr>
@@ -48534,6 +52188,20 @@
       </w:r>
       <w:r>
         <w:rPr>
+          <w:lang w:val="hi_IN" w:bidi="hi_IN"/>
+        </w:rPr>
+        <w:t>לֹ֣א יָדַ֔עְתִּי</w:t>
+      </w:r>
+    </w:p>
+    <w:p>
+      <w:pPr/>
+      <w:r>
+        <w:rPr>
+          <w:lang w:val="hi_IN" w:bidi="hi_IN"/>
+        </w:rPr>
+      </w:r>
+      <w:r>
+        <w:rPr>
           <w:b/>
           <w:lang w:val="hi_IN" w:bidi="hi_IN"/>
         </w:rPr>
@@ -48727,6 +52395,20 @@
       </w:r>
       <w:r>
         <w:rPr>
+          <w:lang w:val="hi_IN" w:bidi="hi_IN"/>
+        </w:rPr>
+        <w:t>מַרְכְּב֖וֹת עַמִּ⁠י־נָדִֽיב</w:t>
+      </w:r>
+    </w:p>
+    <w:p>
+      <w:pPr/>
+      <w:r>
+        <w:rPr>
+          <w:lang w:val="hi_IN" w:bidi="hi_IN"/>
+        </w:rPr>
+      </w:r>
+      <w:r>
+        <w:rPr>
           <w:b/>
           <w:lang w:val="hi_IN" w:bidi="hi_IN"/>
         </w:rPr>
@@ -48945,6 +52627,20 @@
       </w:r>
       <w:r>
         <w:rPr>
+          <w:lang w:val="hi_IN" w:bidi="hi_IN"/>
+        </w:rPr>
+        <w:t>הַ⁠שּׁ֣וּלַמִּ֔ית &amp; בַּ⁠שּׁ֣וּלַמִּ֔ית</w:t>
+      </w:r>
+    </w:p>
+    <w:p>
+      <w:pPr/>
+      <w:r>
+        <w:rPr>
+          <w:lang w:val="hi_IN" w:bidi="hi_IN"/>
+        </w:rPr>
+      </w:r>
+      <w:r>
+        <w:rPr>
           <w:b/>
           <w:lang w:val="hi_IN" w:bidi="hi_IN"/>
         </w:rPr>
@@ -49131,6 +52827,20 @@
       </w:r>
       <w:r>
         <w:rPr>
+          <w:lang w:val="hi_IN" w:bidi="hi_IN"/>
+        </w:rPr>
+        <w:t>מַֽה־תֶּחֱזוּ֙ בַּ⁠שּׁ֣וּלַמִּ֔ית כִּ⁠מְחֹלַ֖ת הַֽ⁠מַּחֲנָֽיִם</w:t>
+      </w:r>
+    </w:p>
+    <w:p>
+      <w:pPr/>
+      <w:r>
+        <w:rPr>
+          <w:lang w:val="hi_IN" w:bidi="hi_IN"/>
+        </w:rPr>
+      </w:r>
+      <w:r>
+        <w:rPr>
           <w:b/>
           <w:lang w:val="hi_IN" w:bidi="hi_IN"/>
         </w:rPr>
@@ -49228,6 +52938,20 @@
       </w:r>
       <w:r>
         <w:rPr>
+          <w:lang w:val="hi_IN" w:bidi="hi_IN"/>
+        </w:rPr>
+        <w:t>כִּ⁠מְחֹלַ֖ת הַֽ⁠מַּחֲנָֽיִם</w:t>
+      </w:r>
+    </w:p>
+    <w:p>
+      <w:pPr/>
+      <w:r>
+        <w:rPr>
+          <w:lang w:val="hi_IN" w:bidi="hi_IN"/>
+        </w:rPr>
+      </w:r>
+      <w:r>
+        <w:rPr>
           <w:b/>
           <w:lang w:val="hi_IN" w:bidi="hi_IN"/>
         </w:rPr>
@@ -49314,6 +53038,20 @@
         <w:rPr>
           <w:lang w:val="hi_IN" w:bidi="hi_IN"/>
         </w:rPr>
+      </w:r>
+    </w:p>
+    <w:p>
+      <w:pPr/>
+      <w:r>
+        <w:rPr>
+          <w:lang w:val="hi_IN" w:bidi="hi_IN"/>
+        </w:rPr>
+      </w:r>
+      <w:r>
+        <w:rPr>
+          <w:lang w:val="hi_IN" w:bidi="hi_IN"/>
+        </w:rPr>
+        <w:t>כִּ⁠מְחֹלַ֖ת הַֽ⁠מַּחֲנָֽיִם</w:t>
       </w:r>
     </w:p>
     <w:p>
@@ -49692,6 +53430,20 @@
       </w:r>
       <w:r>
         <w:rPr>
+          <w:lang w:val="hi_IN" w:bidi="hi_IN"/>
+        </w:rPr>
+        <w:t>מַה־יָּפ֧וּ פְעָמַ֛יִ⁠ךְ בַּ⁠נְּעָלִ֖ים בַּת־נָדִ֑יב חַמּוּקֵ֣י יְרֵכַ֔יִ⁠ךְ כְּמ֣וֹ חֲלָאִ֔ים מַעֲשֵׂ֖ה יְדֵ֥י אָמָּֽן</w:t>
+      </w:r>
+    </w:p>
+    <w:p>
+      <w:pPr/>
+      <w:r>
+        <w:rPr>
+          <w:lang w:val="hi_IN" w:bidi="hi_IN"/>
+        </w:rPr>
+      </w:r>
+      <w:r>
+        <w:rPr>
           <w:b/>
           <w:lang w:val="hi_IN" w:bidi="hi_IN"/>
         </w:rPr>
@@ -49807,6 +53559,20 @@
       </w:r>
       <w:r>
         <w:rPr>
+          <w:lang w:val="hi_IN" w:bidi="hi_IN"/>
+        </w:rPr>
+        <w:t>מַה</w:t>
+      </w:r>
+    </w:p>
+    <w:p>
+      <w:pPr/>
+      <w:r>
+        <w:rPr>
+          <w:lang w:val="hi_IN" w:bidi="hi_IN"/>
+        </w:rPr>
+      </w:r>
+      <w:r>
+        <w:rPr>
           <w:b/>
           <w:lang w:val="hi_IN" w:bidi="hi_IN"/>
         </w:rPr>
@@ -49950,6 +53716,20 @@
       </w:r>
       <w:r>
         <w:rPr>
+          <w:lang w:val="hi_IN" w:bidi="hi_IN"/>
+        </w:rPr>
+        <w:t>מַה־יָּפ֧וּ פְעָמַ֛יִ⁠ךְ בַּ⁠נְּעָלִ֖ים בַּת־נָדִ֑יב</w:t>
+      </w:r>
+    </w:p>
+    <w:p>
+      <w:pPr/>
+      <w:r>
+        <w:rPr>
+          <w:lang w:val="hi_IN" w:bidi="hi_IN"/>
+        </w:rPr>
+      </w:r>
+      <w:r>
+        <w:rPr>
           <w:b/>
           <w:lang w:val="hi_IN" w:bidi="hi_IN"/>
         </w:rPr>
@@ -50059,6 +53839,20 @@
       </w:r>
       <w:r>
         <w:rPr>
+          <w:lang w:val="hi_IN" w:bidi="hi_IN"/>
+        </w:rPr>
+        <w:t>בַּת־נָדִ֑יב</w:t>
+      </w:r>
+    </w:p>
+    <w:p>
+      <w:pPr/>
+      <w:r>
+        <w:rPr>
+          <w:lang w:val="hi_IN" w:bidi="hi_IN"/>
+        </w:rPr>
+      </w:r>
+      <w:r>
+        <w:rPr>
           <w:b/>
           <w:lang w:val="hi_IN" w:bidi="hi_IN"/>
         </w:rPr>
@@ -50454,6 +54248,20 @@
       </w:r>
       <w:r>
         <w:rPr>
+          <w:lang w:val="hi_IN" w:bidi="hi_IN"/>
+        </w:rPr>
+        <w:t>מַעֲשֵׂ֖ה יְדֵ֥י אָמָּֽן</w:t>
+      </w:r>
+    </w:p>
+    <w:p>
+      <w:pPr/>
+      <w:r>
+        <w:rPr>
+          <w:lang w:val="hi_IN" w:bidi="hi_IN"/>
+        </w:rPr>
+      </w:r>
+      <w:r>
+        <w:rPr>
           <w:b/>
           <w:lang w:val="hi_IN" w:bidi="hi_IN"/>
         </w:rPr>
@@ -50797,6 +54605,20 @@
       </w:r>
       <w:r>
         <w:rPr>
+          <w:lang w:val="hi_IN" w:bidi="hi_IN"/>
+        </w:rPr>
+        <w:t>אַל־יֶחְסַ֖ר הַ⁠מָּ֑זֶג</w:t>
+      </w:r>
+    </w:p>
+    <w:p>
+      <w:pPr/>
+      <w:r>
+        <w:rPr>
+          <w:lang w:val="hi_IN" w:bidi="hi_IN"/>
+        </w:rPr>
+      </w:r>
+      <w:r>
+        <w:rPr>
           <w:b/>
           <w:lang w:val="hi_IN" w:bidi="hi_IN"/>
         </w:rPr>
@@ -50900,6 +54722,20 @@
       </w:r>
       <w:r>
         <w:rPr>
+          <w:lang w:val="hi_IN" w:bidi="hi_IN"/>
+        </w:rPr>
+        <w:t>הַ⁠מָּ֑זֶג</w:t>
+      </w:r>
+    </w:p>
+    <w:p>
+      <w:pPr/>
+      <w:r>
+        <w:rPr>
+          <w:lang w:val="hi_IN" w:bidi="hi_IN"/>
+        </w:rPr>
+      </w:r>
+      <w:r>
+        <w:rPr>
           <w:b/>
           <w:lang w:val="hi_IN" w:bidi="hi_IN"/>
         </w:rPr>
@@ -51283,6 +55119,20 @@
         <w:rPr>
           <w:lang w:val="hi_IN" w:bidi="hi_IN"/>
         </w:rPr>
+      </w:r>
+    </w:p>
+    <w:p>
+      <w:pPr/>
+      <w:r>
+        <w:rPr>
+          <w:lang w:val="hi_IN" w:bidi="hi_IN"/>
+        </w:rPr>
+      </w:r>
+      <w:r>
+        <w:rPr>
+          <w:lang w:val="hi_IN" w:bidi="hi_IN"/>
+        </w:rPr>
+        <w:t>סוּגָ֖ה בַּ⁠שּׁוֹשַׁנִּֽים</w:t>
       </w:r>
     </w:p>
     <w:p>
@@ -52078,6 +55928,20 @@
       </w:r>
       <w:r>
         <w:rPr>
+          <w:lang w:val="hi_IN" w:bidi="hi_IN"/>
+        </w:rPr>
+        <w:t>עַל־שַׁ֨עַר֙ בַּת־רַבִּ֔ים</w:t>
+      </w:r>
+    </w:p>
+    <w:p>
+      <w:pPr/>
+      <w:r>
+        <w:rPr>
+          <w:lang w:val="hi_IN" w:bidi="hi_IN"/>
+        </w:rPr>
+      </w:r>
+      <w:r>
+        <w:rPr>
           <w:b/>
           <w:lang w:val="hi_IN" w:bidi="hi_IN"/>
         </w:rPr>
@@ -52344,6 +56208,20 @@
       </w:r>
       <w:r>
         <w:rPr>
+          <w:lang w:val="hi_IN" w:bidi="hi_IN"/>
+        </w:rPr>
+        <w:t>רֹאשֵׁ֤⁠ךְ עָלַ֨יִ⁠ךְ֙ כַּ⁠כַּרְמֶ֔ל</w:t>
+      </w:r>
+    </w:p>
+    <w:p>
+      <w:pPr/>
+      <w:r>
+        <w:rPr>
+          <w:lang w:val="hi_IN" w:bidi="hi_IN"/>
+        </w:rPr>
+      </w:r>
+      <w:r>
+        <w:rPr>
           <w:b/>
           <w:lang w:val="hi_IN" w:bidi="hi_IN"/>
         </w:rPr>
@@ -52557,6 +56435,20 @@
       </w:r>
       <w:r>
         <w:rPr>
+          <w:lang w:val="hi_IN" w:bidi="hi_IN"/>
+        </w:rPr>
+        <w:t>וְ⁠דַלַּ֥ת רֹאשֵׁ֖⁠ךְ כָּ⁠אַרְגָּמָ֑ן</w:t>
+      </w:r>
+    </w:p>
+    <w:p>
+      <w:pPr/>
+      <w:r>
+        <w:rPr>
+          <w:lang w:val="hi_IN" w:bidi="hi_IN"/>
+        </w:rPr>
+      </w:r>
+      <w:r>
+        <w:rPr>
           <w:b/>
           <w:lang w:val="hi_IN" w:bidi="hi_IN"/>
         </w:rPr>
@@ -52680,6 +56572,20 @@
       </w:r>
       <w:r>
         <w:rPr>
+          <w:lang w:val="hi_IN" w:bidi="hi_IN"/>
+        </w:rPr>
+        <w:t>מֶ֖לֶךְ אָס֥וּר בָּ⁠רְהָטִֽים</w:t>
+      </w:r>
+    </w:p>
+    <w:p>
+      <w:pPr/>
+      <w:r>
+        <w:rPr>
+          <w:lang w:val="hi_IN" w:bidi="hi_IN"/>
+        </w:rPr>
+      </w:r>
+      <w:r>
+        <w:rPr>
           <w:b/>
           <w:lang w:val="hi_IN" w:bidi="hi_IN"/>
         </w:rPr>
@@ -52829,6 +56735,20 @@
       </w:r>
       <w:r>
         <w:rPr>
+          <w:lang w:val="hi_IN" w:bidi="hi_IN"/>
+        </w:rPr>
+        <w:t>מֶ֖לֶךְ אָס֥וּר</w:t>
+      </w:r>
+    </w:p>
+    <w:p>
+      <w:pPr/>
+      <w:r>
+        <w:rPr>
+          <w:lang w:val="hi_IN" w:bidi="hi_IN"/>
+        </w:rPr>
+      </w:r>
+      <w:r>
+        <w:rPr>
           <w:b/>
           <w:lang w:val="hi_IN" w:bidi="hi_IN"/>
         </w:rPr>
@@ -52939,6 +56859,20 @@
       </w:r>
       <w:r>
         <w:rPr>
+          <w:lang w:val="hi_IN" w:bidi="hi_IN"/>
+        </w:rPr>
+        <w:t>מֶ֖לֶךְ אָס֥וּר בָּ⁠רְהָטִֽים</w:t>
+      </w:r>
+    </w:p>
+    <w:p>
+      <w:pPr/>
+      <w:r>
+        <w:rPr>
+          <w:lang w:val="hi_IN" w:bidi="hi_IN"/>
+        </w:rPr>
+      </w:r>
+      <w:r>
+        <w:rPr>
           <w:b/>
           <w:lang w:val="hi_IN" w:bidi="hi_IN"/>
         </w:rPr>
@@ -53038,6 +56972,20 @@
         <w:rPr>
           <w:lang w:val="hi_IN" w:bidi="hi_IN"/>
         </w:rPr>
+      </w:r>
+    </w:p>
+    <w:p>
+      <w:pPr/>
+      <w:r>
+        <w:rPr>
+          <w:lang w:val="hi_IN" w:bidi="hi_IN"/>
+        </w:rPr>
+      </w:r>
+      <w:r>
+        <w:rPr>
+          <w:lang w:val="hi_IN" w:bidi="hi_IN"/>
+        </w:rPr>
+        <w:t>בָּ⁠רְהָטִֽים</w:t>
       </w:r>
     </w:p>
     <w:p>
@@ -53498,6 +57446,20 @@
       </w:r>
       <w:r>
         <w:rPr>
+          <w:lang w:val="hi_IN" w:bidi="hi_IN"/>
+        </w:rPr>
+        <w:t>אַהֲבָ֖ה בַּ⁠תַּֽעֲנוּגִֽים</w:t>
+      </w:r>
+    </w:p>
+    <w:p>
+      <w:pPr/>
+      <w:r>
+        <w:rPr>
+          <w:lang w:val="hi_IN" w:bidi="hi_IN"/>
+        </w:rPr>
+      </w:r>
+      <w:r>
+        <w:rPr>
           <w:b/>
           <w:lang w:val="hi_IN" w:bidi="hi_IN"/>
         </w:rPr>
@@ -54065,6 +58027,20 @@
       </w:r>
       <w:r>
         <w:rPr>
+          <w:lang w:val="hi_IN" w:bidi="hi_IN"/>
+        </w:rPr>
+        <w:t>אָמַ֨רְתִּי֙ אֶעֱלֶ֣ה בְ⁠תָמָ֔ר אֹֽחֲזָ֖ה בְּ⁠סַנְסִנָּ֑י⁠ו</w:t>
+      </w:r>
+    </w:p>
+    <w:p>
+      <w:pPr/>
+      <w:r>
+        <w:rPr>
+          <w:lang w:val="hi_IN" w:bidi="hi_IN"/>
+        </w:rPr>
+      </w:r>
+      <w:r>
+        <w:rPr>
           <w:b/>
           <w:lang w:val="hi_IN" w:bidi="hi_IN"/>
         </w:rPr>
@@ -54426,6 +58402,20 @@
       </w:r>
       <w:r>
         <w:rPr>
+          <w:lang w:val="hi_IN" w:bidi="hi_IN"/>
+        </w:rPr>
+        <w:t>אֶעֱלֶ֣ה בְ⁠תָמָ֔ר אֹֽחֲזָ֖ה בְּ⁠סַנְסִנָּ֑י⁠ו</w:t>
+      </w:r>
+    </w:p>
+    <w:p>
+      <w:pPr/>
+      <w:r>
+        <w:rPr>
+          <w:lang w:val="hi_IN" w:bidi="hi_IN"/>
+        </w:rPr>
+      </w:r>
+      <w:r>
+        <w:rPr>
           <w:b/>
           <w:lang w:val="hi_IN" w:bidi="hi_IN"/>
         </w:rPr>
@@ -54885,6 +58875,20 @@
       </w:r>
       <w:r>
         <w:rPr>
+          <w:lang w:val="hi_IN" w:bidi="hi_IN"/>
+        </w:rPr>
+        <w:t>כְּ⁠אֶשְׁכְּל֣וֹת הַ⁠גֶּ֔פֶן</w:t>
+      </w:r>
+    </w:p>
+    <w:p>
+      <w:pPr/>
+      <w:r>
+        <w:rPr>
+          <w:lang w:val="hi_IN" w:bidi="hi_IN"/>
+        </w:rPr>
+      </w:r>
+      <w:r>
+        <w:rPr>
           <w:b/>
           <w:lang w:val="hi_IN" w:bidi="hi_IN"/>
         </w:rPr>
@@ -55008,6 +59012,20 @@
       </w:r>
       <w:r>
         <w:rPr>
+          <w:lang w:val="hi_IN" w:bidi="hi_IN"/>
+        </w:rPr>
+        <w:t>וְ⁠רֵ֥יחַ אַפֵּ֖⁠ךְ כַּ⁠תַּפּוּחִֽים</w:t>
+      </w:r>
+    </w:p>
+    <w:p>
+      <w:pPr/>
+      <w:r>
+        <w:rPr>
+          <w:lang w:val="hi_IN" w:bidi="hi_IN"/>
+        </w:rPr>
+      </w:r>
+      <w:r>
+        <w:rPr>
           <w:b/>
           <w:lang w:val="hi_IN" w:bidi="hi_IN"/>
         </w:rPr>
@@ -55228,6 +59246,20 @@
       </w:r>
       <w:r>
         <w:rPr>
+          <w:lang w:val="hi_IN" w:bidi="hi_IN"/>
+        </w:rPr>
+        <w:t>כַּ⁠תַּפּוּחִֽים</w:t>
+      </w:r>
+    </w:p>
+    <w:p>
+      <w:pPr/>
+      <w:r>
+        <w:rPr>
+          <w:lang w:val="hi_IN" w:bidi="hi_IN"/>
+        </w:rPr>
+      </w:r>
+      <w:r>
+        <w:rPr>
           <w:b/>
           <w:lang w:val="hi_IN" w:bidi="hi_IN"/>
         </w:rPr>
@@ -55557,6 +59589,20 @@
       </w:r>
       <w:r>
         <w:rPr>
+          <w:lang w:val="hi_IN" w:bidi="hi_IN"/>
+        </w:rPr>
+        <w:t>וְ⁠חִכֵּ֕⁠ךְ</w:t>
+      </w:r>
+    </w:p>
+    <w:p>
+      <w:pPr/>
+      <w:r>
+        <w:rPr>
+          <w:lang w:val="hi_IN" w:bidi="hi_IN"/>
+        </w:rPr>
+      </w:r>
+      <w:r>
+        <w:rPr>
           <w:b/>
           <w:lang w:val="hi_IN" w:bidi="hi_IN"/>
         </w:rPr>
@@ -55680,6 +59726,20 @@
       </w:r>
       <w:r>
         <w:rPr>
+          <w:lang w:val="hi_IN" w:bidi="hi_IN"/>
+        </w:rPr>
+        <w:t>הוֹלֵ֥ךְ לְ⁠דוֹדִ֖⁠י לְ⁠מֵישָׁרִ֑ים דּוֹבֵ֖ב שִׂפְתֵ֥י יְשֵׁנִֽים</w:t>
+      </w:r>
+    </w:p>
+    <w:p>
+      <w:pPr/>
+      <w:r>
+        <w:rPr>
+          <w:lang w:val="hi_IN" w:bidi="hi_IN"/>
+        </w:rPr>
+      </w:r>
+      <w:r>
+        <w:rPr>
           <w:b/>
           <w:lang w:val="hi_IN" w:bidi="hi_IN"/>
         </w:rPr>
@@ -55874,6 +59934,20 @@
       </w:r>
       <w:r>
         <w:rPr>
+          <w:lang w:val="hi_IN" w:bidi="hi_IN"/>
+        </w:rPr>
+        <w:t>הוֹלֵ֥ךְ לְ⁠דוֹדִ֖⁠י לְ⁠מֵישָׁרִ֑ים דּוֹבֵ֖ב שִׂפְתֵ֥י יְשֵׁנִֽים</w:t>
+      </w:r>
+    </w:p>
+    <w:p>
+      <w:pPr/>
+      <w:r>
+        <w:rPr>
+          <w:lang w:val="hi_IN" w:bidi="hi_IN"/>
+        </w:rPr>
+      </w:r>
+      <w:r>
+        <w:rPr>
           <w:b/>
           <w:lang w:val="hi_IN" w:bidi="hi_IN"/>
         </w:rPr>
@@ -56016,6 +60090,20 @@
       </w:r>
       <w:r>
         <w:rPr>
+          <w:lang w:val="hi_IN" w:bidi="hi_IN"/>
+        </w:rPr>
+        <w:t>לְ⁠מֵישָׁרִ֑ים דּוֹבֵ֖ב</w:t>
+      </w:r>
+    </w:p>
+    <w:p>
+      <w:pPr/>
+      <w:r>
+        <w:rPr>
+          <w:lang w:val="hi_IN" w:bidi="hi_IN"/>
+        </w:rPr>
+      </w:r>
+      <w:r>
+        <w:rPr>
           <w:b/>
           <w:lang w:val="hi_IN" w:bidi="hi_IN"/>
         </w:rPr>
@@ -56141,6 +60229,20 @@
         <w:rPr>
           <w:lang w:val="hi_IN" w:bidi="hi_IN"/>
         </w:rPr>
+      </w:r>
+    </w:p>
+    <w:p>
+      <w:pPr/>
+      <w:r>
+        <w:rPr>
+          <w:lang w:val="hi_IN" w:bidi="hi_IN"/>
+        </w:rPr>
+      </w:r>
+      <w:r>
+        <w:rPr>
+          <w:lang w:val="hi_IN" w:bidi="hi_IN"/>
+        </w:rPr>
+        <w:t>שִׂפְתֵ֥י יְשֵׁנִֽים</w:t>
       </w:r>
     </w:p>
     <w:p>
@@ -56420,6 +60522,20 @@
       </w:r>
       <w:r>
         <w:rPr>
+          <w:lang w:val="hi_IN" w:bidi="hi_IN"/>
+        </w:rPr>
+        <w:t>לְכָ֤⁠ה דוֹדִ⁠י֙</w:t>
+      </w:r>
+    </w:p>
+    <w:p>
+      <w:pPr/>
+      <w:r>
+        <w:rPr>
+          <w:lang w:val="hi_IN" w:bidi="hi_IN"/>
+        </w:rPr>
+      </w:r>
+      <w:r>
+        <w:rPr>
           <w:b/>
           <w:lang w:val="hi_IN" w:bidi="hi_IN"/>
         </w:rPr>
@@ -56517,6 +60633,20 @@
       </w:r>
       <w:r>
         <w:rPr>
+          <w:lang w:val="hi_IN" w:bidi="hi_IN"/>
+        </w:rPr>
+        <w:t>נָלִ֖ינָה בַּ⁠כְּפָרִֽים</w:t>
+      </w:r>
+    </w:p>
+    <w:p>
+      <w:pPr/>
+      <w:r>
+        <w:rPr>
+          <w:lang w:val="hi_IN" w:bidi="hi_IN"/>
+        </w:rPr>
+      </w:r>
+      <w:r>
+        <w:rPr>
           <w:b/>
           <w:lang w:val="hi_IN" w:bidi="hi_IN"/>
         </w:rPr>
@@ -56583,6 +60713,20 @@
         <w:rPr>
           <w:lang w:val="hi_IN" w:bidi="hi_IN"/>
         </w:rPr>
+      </w:r>
+    </w:p>
+    <w:p>
+      <w:pPr/>
+      <w:r>
+        <w:rPr>
+          <w:lang w:val="hi_IN" w:bidi="hi_IN"/>
+        </w:rPr>
+      </w:r>
+      <w:r>
+        <w:rPr>
+          <w:lang w:val="hi_IN" w:bidi="hi_IN"/>
+        </w:rPr>
+        <w:t>בַּ⁠כְּפָרִֽים</w:t>
       </w:r>
     </w:p>
     <w:p>
@@ -56721,6 +60865,20 @@
       </w:r>
       <w:r>
         <w:rPr>
+          <w:lang w:val="hi_IN" w:bidi="hi_IN"/>
+        </w:rPr>
+        <w:t>נַשְׁכִּ֨ימָה֙</w:t>
+      </w:r>
+    </w:p>
+    <w:p>
+      <w:pPr/>
+      <w:r>
+        <w:rPr>
+          <w:lang w:val="hi_IN" w:bidi="hi_IN"/>
+        </w:rPr>
+      </w:r>
+      <w:r>
+        <w:rPr>
           <w:b/>
           <w:lang w:val="hi_IN" w:bidi="hi_IN"/>
         </w:rPr>
@@ -57008,6 +61166,20 @@
       </w:r>
       <w:r>
         <w:rPr>
+          <w:lang w:val="hi_IN" w:bidi="hi_IN"/>
+        </w:rPr>
+        <w:t>פָּֽרְחָ֤ה הַ⁠גֶּ֨פֶן֙</w:t>
+      </w:r>
+    </w:p>
+    <w:p>
+      <w:pPr/>
+      <w:r>
+        <w:rPr>
+          <w:lang w:val="hi_IN" w:bidi="hi_IN"/>
+        </w:rPr>
+      </w:r>
+      <w:r>
+        <w:rPr>
           <w:b/>
           <w:lang w:val="hi_IN" w:bidi="hi_IN"/>
         </w:rPr>
@@ -57497,6 +61669,20 @@
       </w:r>
       <w:r>
         <w:rPr>
+          <w:lang w:val="hi_IN" w:bidi="hi_IN"/>
+        </w:rPr>
+        <w:t>וְ⁠עַל־פְּתָחֵ֨י⁠נוּ֙ כָּל־מְגָדִ֔ים</w:t>
+      </w:r>
+    </w:p>
+    <w:p>
+      <w:pPr/>
+      <w:r>
+        <w:rPr>
+          <w:lang w:val="hi_IN" w:bidi="hi_IN"/>
+        </w:rPr>
+      </w:r>
+      <w:r>
+        <w:rPr>
           <w:b/>
           <w:lang w:val="hi_IN" w:bidi="hi_IN"/>
         </w:rPr>
@@ -57652,6 +61838,20 @@
         <w:rPr>
           <w:lang w:val="hi_IN" w:bidi="hi_IN"/>
         </w:rPr>
+      </w:r>
+    </w:p>
+    <w:p>
+      <w:pPr/>
+      <w:r>
+        <w:rPr>
+          <w:lang w:val="hi_IN" w:bidi="hi_IN"/>
+        </w:rPr>
+      </w:r>
+      <w:r>
+        <w:rPr>
+          <w:lang w:val="hi_IN" w:bidi="hi_IN"/>
+        </w:rPr>
+        <w:t>דּוֹדִ֖⁠י צָפַ֥נְתִּי לָֽ⁠ךְ</w:t>
       </w:r>
     </w:p>
     <w:p>
@@ -57906,6 +62106,20 @@
       </w:r>
       <w:r>
         <w:rPr>
+          <w:lang w:val="hi_IN" w:bidi="hi_IN"/>
+        </w:rPr>
+        <w:t>מִ֤י יִתֶּנְ⁠ךָ֙ כְּ⁠אָ֣ח לִ֔⁠י יוֹנֵ֖ק שְׁדֵ֣י אִמִּ֑⁠י</w:t>
+      </w:r>
+    </w:p>
+    <w:p>
+      <w:pPr/>
+      <w:r>
+        <w:rPr>
+          <w:lang w:val="hi_IN" w:bidi="hi_IN"/>
+        </w:rPr>
+      </w:r>
+      <w:r>
+        <w:rPr>
           <w:b/>
           <w:lang w:val="hi_IN" w:bidi="hi_IN"/>
         </w:rPr>
@@ -58185,6 +62399,20 @@
       </w:r>
       <w:r>
         <w:rPr>
+          <w:lang w:val="hi_IN" w:bidi="hi_IN"/>
+        </w:rPr>
+        <w:t>מִ֤י יִתֶּנְ⁠ךָ֙ כְּ⁠אָ֣ח לִ֔⁠י יוֹנֵ֖ק שְׁדֵ֣י אִמִּ֑⁠י</w:t>
+      </w:r>
+    </w:p>
+    <w:p>
+      <w:pPr/>
+      <w:r>
+        <w:rPr>
+          <w:lang w:val="hi_IN" w:bidi="hi_IN"/>
+        </w:rPr>
+      </w:r>
+      <w:r>
+        <w:rPr>
           <w:b/>
           <w:lang w:val="hi_IN" w:bidi="hi_IN"/>
         </w:rPr>
@@ -58333,6 +62561,20 @@
       </w:r>
       <w:r>
         <w:rPr>
+          <w:lang w:val="hi_IN" w:bidi="hi_IN"/>
+        </w:rPr>
+        <w:t>גַּ֖ם</w:t>
+      </w:r>
+    </w:p>
+    <w:p>
+      <w:pPr/>
+      <w:r>
+        <w:rPr>
+          <w:lang w:val="hi_IN" w:bidi="hi_IN"/>
+        </w:rPr>
+      </w:r>
+      <w:r>
+        <w:rPr>
           <w:b/>
           <w:lang w:val="hi_IN" w:bidi="hi_IN"/>
         </w:rPr>
@@ -58443,6 +62685,20 @@
       </w:r>
       <w:r>
         <w:rPr>
+          <w:lang w:val="hi_IN" w:bidi="hi_IN"/>
+        </w:rPr>
+        <w:t>לֹא־יָב֥וּזוּ לִֽ⁠י</w:t>
+      </w:r>
+    </w:p>
+    <w:p>
+      <w:pPr/>
+      <w:r>
+        <w:rPr>
+          <w:lang w:val="hi_IN" w:bidi="hi_IN"/>
+        </w:rPr>
+      </w:r>
+      <w:r>
+        <w:rPr>
           <w:b/>
           <w:lang w:val="hi_IN" w:bidi="hi_IN"/>
         </w:rPr>
@@ -58605,6 +62861,20 @@
       </w:r>
       <w:r>
         <w:rPr>
+          <w:lang w:val="hi_IN" w:bidi="hi_IN"/>
+        </w:rPr>
+        <w:t>אֶֽמְצָאֲ⁠ךָ֤ בַ⁠חוּץ֙ אֶשָׁ֣קְ⁠ךָ֔ גַּ֖ם לֹא־יָב֥וּזוּ לִֽ⁠י׃ אֶנְהָֽגֲ⁠ךָ֗ אֲבִֽיאֲ⁠ךָ֛ אֶל־בֵּ֥ית אִמִּ֖⁠י תְּלַמְּדֵ֑⁠נִי אַשְׁקְ⁠ךָ֙ מִ⁠יַּ֣יִן הָ⁠רֶ֔קַח מֵ⁠עֲסִ֖יס רִמֹּנִֽ⁠י</w:t>
+      </w:r>
+    </w:p>
+    <w:p>
+      <w:pPr/>
+      <w:r>
+        <w:rPr>
+          <w:lang w:val="hi_IN" w:bidi="hi_IN"/>
+        </w:rPr>
+      </w:r>
+      <w:r>
+        <w:rPr>
           <w:b/>
           <w:lang w:val="hi_IN" w:bidi="hi_IN"/>
         </w:rPr>
@@ -58742,6 +63012,20 @@
         <w:rPr>
           <w:lang w:val="hi_IN" w:bidi="hi_IN"/>
         </w:rPr>
+      </w:r>
+    </w:p>
+    <w:p>
+      <w:pPr/>
+      <w:r>
+        <w:rPr>
+          <w:lang w:val="hi_IN" w:bidi="hi_IN"/>
+        </w:rPr>
+      </w:r>
+      <w:r>
+        <w:rPr>
+          <w:lang w:val="hi_IN" w:bidi="hi_IN"/>
+        </w:rPr>
+        <w:t>אֲבִֽיאֲ⁠ךָ֛ אֶל־בֵּ֥ית אִמִּ֖⁠י</w:t>
       </w:r>
     </w:p>
     <w:p>
@@ -58881,6 +63165,20 @@
       </w:r>
       <w:r>
         <w:rPr>
+          <w:lang w:val="hi_IN" w:bidi="hi_IN"/>
+        </w:rPr>
+        <w:t>אֲבִֽיאֲ⁠ךָ֛ אֶל־בֵּ֥ית אִמִּ֖⁠י תְּלַמְּדֵ֑⁠נִי</w:t>
+      </w:r>
+    </w:p>
+    <w:p>
+      <w:pPr/>
+      <w:r>
+        <w:rPr>
+          <w:lang w:val="hi_IN" w:bidi="hi_IN"/>
+        </w:rPr>
+      </w:r>
+      <w:r>
+        <w:rPr>
           <w:b/>
           <w:lang w:val="hi_IN" w:bidi="hi_IN"/>
         </w:rPr>
@@ -58947,6 +63245,20 @@
         <w:rPr>
           <w:lang w:val="hi_IN" w:bidi="hi_IN"/>
         </w:rPr>
+      </w:r>
+    </w:p>
+    <w:p>
+      <w:pPr/>
+      <w:r>
+        <w:rPr>
+          <w:lang w:val="hi_IN" w:bidi="hi_IN"/>
+        </w:rPr>
+      </w:r>
+      <w:r>
+        <w:rPr>
+          <w:lang w:val="hi_IN" w:bidi="hi_IN"/>
+        </w:rPr>
+        <w:t>אַשְׁקְ⁠ךָ֙ מִ⁠יַּ֣יִן הָ⁠רֶ֔קַח</w:t>
       </w:r>
     </w:p>
     <w:p>
@@ -59203,6 +63515,20 @@
       </w:r>
       <w:r>
         <w:rPr>
+          <w:lang w:val="hi_IN" w:bidi="hi_IN"/>
+        </w:rPr>
+        <w:t>אַשְׁקְ⁠ךָ֙ מִ⁠יַּ֣יִן הָ⁠רֶ֔קַח מֵ⁠עֲסִ֖יס רִמֹּנִֽ⁠י</w:t>
+      </w:r>
+    </w:p>
+    <w:p>
+      <w:pPr/>
+      <w:r>
+        <w:rPr>
+          <w:lang w:val="hi_IN" w:bidi="hi_IN"/>
+        </w:rPr>
+      </w:r>
+      <w:r>
+        <w:rPr>
           <w:b/>
           <w:lang w:val="hi_IN" w:bidi="hi_IN"/>
         </w:rPr>
@@ -59348,6 +63674,20 @@
         <w:rPr>
           <w:lang w:val="hi_IN" w:bidi="hi_IN"/>
         </w:rPr>
+      </w:r>
+    </w:p>
+    <w:p>
+      <w:pPr/>
+      <w:r>
+        <w:rPr>
+          <w:lang w:val="hi_IN" w:bidi="hi_IN"/>
+        </w:rPr>
+      </w:r>
+      <w:r>
+        <w:rPr>
+          <w:lang w:val="hi_IN" w:bidi="hi_IN"/>
+        </w:rPr>
+        <w:t>מֵ⁠עֲסִ֖יס רִמֹּנִֽ⁠י</w:t>
       </w:r>
     </w:p>
     <w:p>
@@ -59769,6 +64109,20 @@
       </w:r>
       <w:r>
         <w:rPr>
+          <w:lang w:val="hi_IN" w:bidi="hi_IN"/>
+        </w:rPr>
+        <w:t>מִ֣י זֹ֗את עֹלָה֙ מִן־הַ⁠מִּדְבָּ֔ר מִתְרַפֶּ֖קֶת עַל־דּוֹדָ֑⁠הּ</w:t>
+      </w:r>
+    </w:p>
+    <w:p>
+      <w:pPr/>
+      <w:r>
+        <w:rPr>
+          <w:lang w:val="hi_IN" w:bidi="hi_IN"/>
+        </w:rPr>
+      </w:r>
+      <w:r>
+        <w:rPr>
           <w:b/>
           <w:lang w:val="hi_IN" w:bidi="hi_IN"/>
         </w:rPr>
@@ -60101,6 +64455,20 @@
         <w:rPr>
           <w:lang w:val="hi_IN" w:bidi="hi_IN"/>
         </w:rPr>
+      </w:r>
+    </w:p>
+    <w:p>
+      <w:pPr/>
+      <w:r>
+        <w:rPr>
+          <w:lang w:val="hi_IN" w:bidi="hi_IN"/>
+        </w:rPr>
+      </w:r>
+      <w:r>
+        <w:rPr>
+          <w:lang w:val="hi_IN" w:bidi="hi_IN"/>
+        </w:rPr>
+        <w:t>עֹלָה֙</w:t>
       </w:r>
     </w:p>
     <w:p>
@@ -60350,6 +64718,20 @@
       </w:r>
       <w:r>
         <w:rPr>
+          <w:lang w:val="hi_IN" w:bidi="hi_IN"/>
+        </w:rPr>
+        <w:t>חִבְּלַ֣תְ⁠ךָ</w:t>
+      </w:r>
+    </w:p>
+    <w:p>
+      <w:pPr/>
+      <w:r>
+        <w:rPr>
+          <w:lang w:val="hi_IN" w:bidi="hi_IN"/>
+        </w:rPr>
+      </w:r>
+      <w:r>
+        <w:rPr>
           <w:b/>
           <w:lang w:val="hi_IN" w:bidi="hi_IN"/>
         </w:rPr>
@@ -60452,6 +64834,20 @@
       </w:r>
       <w:r>
         <w:rPr>
+          <w:lang w:val="hi_IN" w:bidi="hi_IN"/>
+        </w:rPr>
+        <w:t>תַּ֤חַת הַ⁠תַּפּ֨וּחַ֙ עֽוֹרַרְתִּ֔י⁠ךָ שָׁ֚מָּ⁠ה חִבְּלַ֣תְ⁠ךָ אִמֶּ֔⁠ךָ שָׁ֖מָּ⁠ה חִבְּלָ֥ה יְלָדַֽתְ⁠ךָ׃ שִׂימֵ֨⁠נִי כַֽ⁠חוֹתָ֜ם עַל־לִבֶּ֗⁠ךָ כַּֽ⁠חוֹתָם֙ עַל־זְרוֹעֶ֔⁠ךָ כִּֽי־עַזָּ֤ה כַ⁠מָּ֨וֶת֙ אַהֲבָ֔ה קָשָׁ֥ה כִ⁠שְׁא֖וֹל קִנְאָ֑ה רְשָׁפֶ֕י⁠הָ רִשְׁפֵּ֕י אֵ֖שׁ שַׁלְהֶ֥בֶתְ יָֽה׃ מַ֣יִם רַבִּ֗ים לֹ֤א יֽוּכְלוּ֙ לְ⁠כַבּ֣וֹת אֶת־הָֽ⁠אַהֲבָ֔ה וּ⁠נְהָר֖וֹת לֹ֣א יִשְׁטְפ֑וּ⁠הָ אִם־יִתֵּ֨ן אִ֜ישׁ אֶת־כָּל־ה֤וֹן בֵּית⁠וֹ֙ בָּ⁠אַהֲבָ֔ה בּ֖וֹז יָב֥וּזוּ לֽ⁠וֹ</w:t>
+      </w:r>
+    </w:p>
+    <w:p>
+      <w:pPr/>
+      <w:r>
+        <w:rPr>
+          <w:lang w:val="hi_IN" w:bidi="hi_IN"/>
+        </w:rPr>
+      </w:r>
+      <w:r>
+        <w:rPr>
           <w:b/>
           <w:lang w:val="hi_IN" w:bidi="hi_IN"/>
         </w:rPr>
@@ -60808,6 +65204,20 @@
       </w:r>
       <w:r>
         <w:rPr>
+          <w:lang w:val="hi_IN" w:bidi="hi_IN"/>
+        </w:rPr>
+        <w:t>כַּֽ⁠חוֹתָם֙ עַל־זְרוֹעֶ֔⁠ךָ</w:t>
+      </w:r>
+    </w:p>
+    <w:p>
+      <w:pPr/>
+      <w:r>
+        <w:rPr>
+          <w:lang w:val="hi_IN" w:bidi="hi_IN"/>
+        </w:rPr>
+      </w:r>
+      <w:r>
+        <w:rPr>
           <w:b/>
           <w:lang w:val="hi_IN" w:bidi="hi_IN"/>
         </w:rPr>
@@ -60944,6 +65354,20 @@
       </w:r>
       <w:r>
         <w:rPr>
+          <w:lang w:val="hi_IN" w:bidi="hi_IN"/>
+        </w:rPr>
+        <w:t>כַּֽ⁠חוֹתָם֙ עַל־זְרוֹעֶ֔⁠ךָ</w:t>
+      </w:r>
+    </w:p>
+    <w:p>
+      <w:pPr/>
+      <w:r>
+        <w:rPr>
+          <w:lang w:val="hi_IN" w:bidi="hi_IN"/>
+        </w:rPr>
+      </w:r>
+      <w:r>
+        <w:rPr>
           <w:b/>
           <w:lang w:val="hi_IN" w:bidi="hi_IN"/>
         </w:rPr>
@@ -61339,6 +65763,20 @@
       </w:r>
       <w:r>
         <w:rPr>
+          <w:lang w:val="hi_IN" w:bidi="hi_IN"/>
+        </w:rPr>
+        <w:t>קָשָׁ֥ה כִ⁠שְׁא֖וֹל קִנְאָ֑ה</w:t>
+      </w:r>
+    </w:p>
+    <w:p>
+      <w:pPr/>
+      <w:r>
+        <w:rPr>
+          <w:lang w:val="hi_IN" w:bidi="hi_IN"/>
+        </w:rPr>
+      </w:r>
+      <w:r>
+        <w:rPr>
           <w:b/>
           <w:lang w:val="hi_IN" w:bidi="hi_IN"/>
         </w:rPr>
@@ -61559,6 +65997,20 @@
       </w:r>
       <w:r>
         <w:rPr>
+          <w:lang w:val="hi_IN" w:bidi="hi_IN"/>
+        </w:rPr>
+        <w:t>כִ⁠שְׁא֖וֹל</w:t>
+      </w:r>
+    </w:p>
+    <w:p>
+      <w:pPr/>
+      <w:r>
+        <w:rPr>
+          <w:lang w:val="hi_IN" w:bidi="hi_IN"/>
+        </w:rPr>
+      </w:r>
+      <w:r>
+        <w:rPr>
           <w:b/>
           <w:lang w:val="hi_IN" w:bidi="hi_IN"/>
         </w:rPr>
@@ -61695,6 +66147,20 @@
       </w:r>
       <w:r>
         <w:rPr>
+          <w:lang w:val="hi_IN" w:bidi="hi_IN"/>
+        </w:rPr>
+        <w:t>רְשָׁפֶ֕י⁠הָ רִשְׁפֵּ֕י אֵ֖שׁ שַׁלְהֶ֥בֶתְ יָֽה</w:t>
+      </w:r>
+    </w:p>
+    <w:p>
+      <w:pPr/>
+      <w:r>
+        <w:rPr>
+          <w:lang w:val="hi_IN" w:bidi="hi_IN"/>
+        </w:rPr>
+      </w:r>
+      <w:r>
+        <w:rPr>
           <w:b/>
           <w:lang w:val="hi_IN" w:bidi="hi_IN"/>
         </w:rPr>
@@ -61941,6 +66407,20 @@
       </w:r>
       <w:r>
         <w:rPr>
+          <w:lang w:val="hi_IN" w:bidi="hi_IN"/>
+        </w:rPr>
+        <w:t>מַ֣יִם רַבִּ֗ים לֹ֤א יֽוּכְלוּ֙ לְ⁠כַבּ֣וֹת אֶת־הָֽ⁠אַהֲבָ֔ה וּ⁠נְהָר֖וֹת לֹ֣א יִשְׁטְפ֑וּ⁠הָ</w:t>
+      </w:r>
+    </w:p>
+    <w:p>
+      <w:pPr/>
+      <w:r>
+        <w:rPr>
+          <w:lang w:val="hi_IN" w:bidi="hi_IN"/>
+        </w:rPr>
+      </w:r>
+      <w:r>
+        <w:rPr>
           <w:b/>
           <w:lang w:val="hi_IN" w:bidi="hi_IN"/>
         </w:rPr>
@@ -62103,6 +66583,20 @@
       </w:r>
       <w:r>
         <w:rPr>
+          <w:lang w:val="hi_IN" w:bidi="hi_IN"/>
+        </w:rPr>
+        <w:t>מַ֣יִם רַבִּ֗ים לֹ֤א יֽוּכְלוּ֙ לְ⁠כַבּ֣וֹת אֶת־הָֽ⁠אַהֲבָ֔ה וּ⁠נְהָר֖וֹת לֹ֣א יִשְׁטְפ֑וּ⁠הָ</w:t>
+      </w:r>
+    </w:p>
+    <w:p>
+      <w:pPr/>
+      <w:r>
+        <w:rPr>
+          <w:lang w:val="hi_IN" w:bidi="hi_IN"/>
+        </w:rPr>
+      </w:r>
+      <w:r>
+        <w:rPr>
           <w:b/>
           <w:lang w:val="hi_IN" w:bidi="hi_IN"/>
         </w:rPr>
@@ -62276,6 +66770,20 @@
       </w:r>
       <w:r>
         <w:rPr>
+          <w:lang w:val="hi_IN" w:bidi="hi_IN"/>
+        </w:rPr>
+        <w:t>אִם־יִתֵּ֨ן אִ֜ישׁ אֶת־כָּל־ה֤וֹן בֵּית⁠וֹ֙ בָּ⁠אַהֲבָ֔ה בּ֖וֹז יָב֥וּזוּ לֽ⁠וֹ</w:t>
+      </w:r>
+    </w:p>
+    <w:p>
+      <w:pPr/>
+      <w:r>
+        <w:rPr>
+          <w:lang w:val="hi_IN" w:bidi="hi_IN"/>
+        </w:rPr>
+      </w:r>
+      <w:r>
+        <w:rPr>
           <w:b/>
           <w:lang w:val="hi_IN" w:bidi="hi_IN"/>
         </w:rPr>
@@ -62373,6 +66881,20 @@
       </w:r>
       <w:r>
         <w:rPr>
+          <w:lang w:val="hi_IN" w:bidi="hi_IN"/>
+        </w:rPr>
+        <w:t>בָּ⁠אַהֲבָ֔ה</w:t>
+      </w:r>
+    </w:p>
+    <w:p>
+      <w:pPr/>
+      <w:r>
+        <w:rPr>
+          <w:lang w:val="hi_IN" w:bidi="hi_IN"/>
+        </w:rPr>
+      </w:r>
+      <w:r>
+        <w:rPr>
           <w:b/>
           <w:lang w:val="hi_IN" w:bidi="hi_IN"/>
         </w:rPr>
@@ -62436,6 +66958,20 @@
       </w:r>
       <w:r>
         <w:rPr>
+          <w:lang w:val="hi_IN" w:bidi="hi_IN"/>
+        </w:rPr>
+        <w:t>לֽ⁠וֹ</w:t>
+      </w:r>
+    </w:p>
+    <w:p>
+      <w:pPr/>
+      <w:r>
+        <w:rPr>
+          <w:lang w:val="hi_IN" w:bidi="hi_IN"/>
+        </w:rPr>
+      </w:r>
+      <w:r>
+        <w:rPr>
           <w:b/>
           <w:lang w:val="hi_IN" w:bidi="hi_IN"/>
         </w:rPr>
@@ -62592,6 +67128,20 @@
       </w:r>
       <w:r>
         <w:rPr>
+          <w:lang w:val="hi_IN" w:bidi="hi_IN"/>
+        </w:rPr>
+        <w:t>קְטַנָּ֔ה</w:t>
+      </w:r>
+    </w:p>
+    <w:p>
+      <w:pPr/>
+      <w:r>
+        <w:rPr>
+          <w:lang w:val="hi_IN" w:bidi="hi_IN"/>
+        </w:rPr>
+      </w:r>
+      <w:r>
+        <w:rPr>
           <w:b/>
           <w:lang w:val="hi_IN" w:bidi="hi_IN"/>
         </w:rPr>
@@ -62702,6 +67252,20 @@
       </w:r>
       <w:r>
         <w:rPr>
+          <w:lang w:val="hi_IN" w:bidi="hi_IN"/>
+        </w:rPr>
+        <w:t>וְ⁠שָׁדַ֖יִם אֵ֣ין לָ֑⁠הּ</w:t>
+      </w:r>
+    </w:p>
+    <w:p>
+      <w:pPr/>
+      <w:r>
+        <w:rPr>
+          <w:lang w:val="hi_IN" w:bidi="hi_IN"/>
+        </w:rPr>
+      </w:r>
+      <w:r>
+        <w:rPr>
           <w:b/>
           <w:lang w:val="hi_IN" w:bidi="hi_IN"/>
         </w:rPr>
@@ -63018,6 +67582,20 @@
       </w:r>
       <w:r>
         <w:rPr>
+          <w:lang w:val="hi_IN" w:bidi="hi_IN"/>
+        </w:rPr>
+        <w:t>שֶׁ⁠יְּדֻבַּר־בָּֽ⁠הּ</w:t>
+      </w:r>
+    </w:p>
+    <w:p>
+      <w:pPr/>
+      <w:r>
+        <w:rPr>
+          <w:lang w:val="hi_IN" w:bidi="hi_IN"/>
+        </w:rPr>
+      </w:r>
+      <w:r>
+        <w:rPr>
           <w:b/>
           <w:lang w:val="hi_IN" w:bidi="hi_IN"/>
         </w:rPr>
@@ -63238,6 +67816,20 @@
       </w:r>
       <w:r>
         <w:rPr>
+          <w:lang w:val="hi_IN" w:bidi="hi_IN"/>
+        </w:rPr>
+        <w:t>וְ⁠אִם־דֶּ֣לֶת הִ֔יא נָצ֥וּר עָלֶ֖י⁠הָ ל֥וּחַ אָֽרֶז</w:t>
+      </w:r>
+    </w:p>
+    <w:p>
+      <w:pPr/>
+      <w:r>
+        <w:rPr>
+          <w:lang w:val="hi_IN" w:bidi="hi_IN"/>
+        </w:rPr>
+      </w:r>
+      <w:r>
+        <w:rPr>
           <w:b/>
           <w:lang w:val="hi_IN" w:bidi="hi_IN"/>
         </w:rPr>
@@ -63562,6 +68154,20 @@
       </w:r>
       <w:r>
         <w:rPr>
+          <w:lang w:val="hi_IN" w:bidi="hi_IN"/>
+        </w:rPr>
+        <w:t>אֲנִ֣י חוֹמָ֔ה וְ⁠שָׁדַ֖⁠י כַּ⁠מִּגְדָּל֑וֹת אָ֛ז הָיִ֥יתִי בְ⁠עֵינָ֖י⁠ו כְּ⁠מוֹצְאֵ֥ת שָׁלֽוֹם</w:t>
+      </w:r>
+    </w:p>
+    <w:p>
+      <w:pPr/>
+      <w:r>
+        <w:rPr>
+          <w:lang w:val="hi_IN" w:bidi="hi_IN"/>
+        </w:rPr>
+      </w:r>
+      <w:r>
+        <w:rPr>
           <w:b/>
           <w:lang w:val="hi_IN" w:bidi="hi_IN"/>
         </w:rPr>
@@ -63659,6 +68265,20 @@
       </w:r>
       <w:r>
         <w:rPr>
+          <w:lang w:val="hi_IN" w:bidi="hi_IN"/>
+        </w:rPr>
+        <w:t>אֲנִ֣י חוֹמָ֔ה</w:t>
+      </w:r>
+    </w:p>
+    <w:p>
+      <w:pPr/>
+      <w:r>
+        <w:rPr>
+          <w:lang w:val="hi_IN" w:bidi="hi_IN"/>
+        </w:rPr>
+      </w:r>
+      <w:r>
+        <w:rPr>
           <w:b/>
           <w:lang w:val="hi_IN" w:bidi="hi_IN"/>
         </w:rPr>
@@ -63769,6 +68389,20 @@
       </w:r>
       <w:r>
         <w:rPr>
+          <w:lang w:val="hi_IN" w:bidi="hi_IN"/>
+        </w:rPr>
+        <w:t>וְ⁠שָׁדַ֖⁠י</w:t>
+      </w:r>
+    </w:p>
+    <w:p>
+      <w:pPr/>
+      <w:r>
+        <w:rPr>
+          <w:lang w:val="hi_IN" w:bidi="hi_IN"/>
+        </w:rPr>
+      </w:r>
+      <w:r>
+        <w:rPr>
           <w:b/>
           <w:lang w:val="hi_IN" w:bidi="hi_IN"/>
         </w:rPr>
@@ -63956,6 +68590,20 @@
       </w:r>
       <w:r>
         <w:rPr>
+          <w:lang w:val="hi_IN" w:bidi="hi_IN"/>
+        </w:rPr>
+        <w:t>אָ֛ז</w:t>
+      </w:r>
+    </w:p>
+    <w:p>
+      <w:pPr/>
+      <w:r>
+        <w:rPr>
+          <w:lang w:val="hi_IN" w:bidi="hi_IN"/>
+        </w:rPr>
+      </w:r>
+      <w:r>
+        <w:rPr>
           <w:b/>
           <w:lang w:val="hi_IN" w:bidi="hi_IN"/>
         </w:rPr>
@@ -64060,6 +68708,20 @@
       </w:r>
       <w:r>
         <w:rPr>
+          <w:lang w:val="hi_IN" w:bidi="hi_IN"/>
+        </w:rPr>
+        <w:t>הָיִ֥יתִי בְ⁠עֵינָ֖י⁠ו</w:t>
+      </w:r>
+    </w:p>
+    <w:p>
+      <w:pPr/>
+      <w:r>
+        <w:rPr>
+          <w:lang w:val="hi_IN" w:bidi="hi_IN"/>
+        </w:rPr>
+      </w:r>
+      <w:r>
+        <w:rPr>
           <w:b/>
           <w:lang w:val="hi_IN" w:bidi="hi_IN"/>
         </w:rPr>
@@ -64170,6 +68832,20 @@
       </w:r>
       <w:r>
         <w:rPr>
+          <w:lang w:val="hi_IN" w:bidi="hi_IN"/>
+        </w:rPr>
+        <w:t>כְּ⁠מוֹצְאֵ֥ת</w:t>
+      </w:r>
+    </w:p>
+    <w:p>
+      <w:pPr/>
+      <w:r>
+        <w:rPr>
+          <w:lang w:val="hi_IN" w:bidi="hi_IN"/>
+        </w:rPr>
+      </w:r>
+      <w:r>
+        <w:rPr>
           <w:b/>
           <w:lang w:val="hi_IN" w:bidi="hi_IN"/>
         </w:rPr>
@@ -64260,6 +68936,20 @@
       </w:r>
       <w:r>
         <w:rPr>
+          <w:lang w:val="hi_IN" w:bidi="hi_IN"/>
+        </w:rPr>
+        <w:t>הָיִ֥יתִי בְ⁠עֵינָ֖י⁠ו כְּ⁠מוֹצְאֵ֥ת שָׁלֽוֹם</w:t>
+      </w:r>
+    </w:p>
+    <w:p>
+      <w:pPr/>
+      <w:r>
+        <w:rPr>
+          <w:lang w:val="hi_IN" w:bidi="hi_IN"/>
+        </w:rPr>
+      </w:r>
+      <w:r>
+        <w:rPr>
           <w:b/>
           <w:lang w:val="hi_IN" w:bidi="hi_IN"/>
         </w:rPr>
@@ -64500,6 +69190,20 @@
       </w:r>
       <w:r>
         <w:rPr>
+          <w:lang w:val="hi_IN" w:bidi="hi_IN"/>
+        </w:rPr>
+        <w:t>לַ⁠נֹּטְרִ֑ים</w:t>
+      </w:r>
+    </w:p>
+    <w:p>
+      <w:pPr/>
+      <w:r>
+        <w:rPr>
+          <w:lang w:val="hi_IN" w:bidi="hi_IN"/>
+        </w:rPr>
+      </w:r>
+      <w:r>
+        <w:rPr>
           <w:b/>
           <w:lang w:val="hi_IN" w:bidi="hi_IN"/>
         </w:rPr>
@@ -64649,6 +69353,20 @@
       </w:r>
       <w:r>
         <w:rPr>
+          <w:lang w:val="hi_IN" w:bidi="hi_IN"/>
+        </w:rPr>
+        <w:t>נָתַ֥ן אֶת־הַ⁠כֶּ֖רֶם לַ⁠נֹּטְרִ֑ים</w:t>
+      </w:r>
+    </w:p>
+    <w:p>
+      <w:pPr/>
+      <w:r>
+        <w:rPr>
+          <w:lang w:val="hi_IN" w:bidi="hi_IN"/>
+        </w:rPr>
+      </w:r>
+      <w:r>
+        <w:rPr>
           <w:b/>
           <w:lang w:val="hi_IN" w:bidi="hi_IN"/>
         </w:rPr>
@@ -64726,6 +69444,20 @@
       </w:r>
       <w:r>
         <w:rPr>
+          <w:lang w:val="hi_IN" w:bidi="hi_IN"/>
+        </w:rPr>
+        <w:t>אִ֛ישׁ יָבִ֥א בְּ⁠פִרְי֖⁠וֹ אֶ֥לֶף כָּֽסֶף</w:t>
+      </w:r>
+    </w:p>
+    <w:p>
+      <w:pPr/>
+      <w:r>
+        <w:rPr>
+          <w:lang w:val="hi_IN" w:bidi="hi_IN"/>
+        </w:rPr>
+      </w:r>
+      <w:r>
+        <w:rPr>
           <w:b/>
           <w:lang w:val="hi_IN" w:bidi="hi_IN"/>
         </w:rPr>
@@ -64862,6 +69594,20 @@
       </w:r>
       <w:r>
         <w:rPr>
+          <w:lang w:val="hi_IN" w:bidi="hi_IN"/>
+        </w:rPr>
+        <w:t>אֶ֥לֶף כָּֽסֶף</w:t>
+      </w:r>
+    </w:p>
+    <w:p>
+      <w:pPr/>
+      <w:r>
+        <w:rPr>
+          <w:lang w:val="hi_IN" w:bidi="hi_IN"/>
+        </w:rPr>
+      </w:r>
+      <w:r>
+        <w:rPr>
           <w:b/>
           <w:lang w:val="hi_IN" w:bidi="hi_IN"/>
         </w:rPr>
@@ -64959,6 +69705,20 @@
       </w:r>
       <w:r>
         <w:rPr>
+          <w:lang w:val="hi_IN" w:bidi="hi_IN"/>
+        </w:rPr>
+        <w:t>כֶּ֣רֶם הָיָ֤ה לִ⁠שְׁלֹמֹה֙ בְּ⁠בַ֣עַל הָמ֔וֹן נָתַ֥ן אֶת־הַ⁠כֶּ֖רֶם לַ⁠נֹּטְרִ֑ים אִ֛ישׁ יָבִ֥א בְּ⁠פִרְי֖⁠וֹ אֶ֥לֶף כָּֽסֶף׃ כָּרְמִ֥⁠י שֶׁ⁠לִּ֖⁠י לְ⁠פָנָ֑⁠י הָ⁠אֶ֤לֶף לְ⁠ךָ֙ שְׁלֹמֹ֔ה וּ⁠מָאתַ֖יִם לְ⁠נֹטְרִ֥ים אֶת־פִּרְיֽ⁠וֹ</w:t>
+      </w:r>
+    </w:p>
+    <w:p>
+      <w:pPr/>
+      <w:r>
+        <w:rPr>
+          <w:lang w:val="hi_IN" w:bidi="hi_IN"/>
+        </w:rPr>
+      </w:r>
+      <w:r>
+        <w:rPr>
           <w:b/>
           <w:lang w:val="hi_IN" w:bidi="hi_IN"/>
         </w:rPr>
@@ -65045,6 +69805,20 @@
         <w:rPr>
           <w:lang w:val="hi_IN" w:bidi="hi_IN"/>
         </w:rPr>
+      </w:r>
+    </w:p>
+    <w:p>
+      <w:pPr/>
+      <w:r>
+        <w:rPr>
+          <w:lang w:val="hi_IN" w:bidi="hi_IN"/>
+        </w:rPr>
+      </w:r>
+      <w:r>
+        <w:rPr>
+          <w:lang w:val="hi_IN" w:bidi="hi_IN"/>
+        </w:rPr>
+        <w:t>כָּרְמִ֥⁠י</w:t>
       </w:r>
     </w:p>
     <w:p>
@@ -65241,6 +70015,20 @@
       </w:r>
       <w:r>
         <w:rPr>
+          <w:lang w:val="hi_IN" w:bidi="hi_IN"/>
+        </w:rPr>
+        <w:t>לְ⁠פָנָ֑⁠י</w:t>
+      </w:r>
+    </w:p>
+    <w:p>
+      <w:pPr/>
+      <w:r>
+        <w:rPr>
+          <w:lang w:val="hi_IN" w:bidi="hi_IN"/>
+        </w:rPr>
+      </w:r>
+      <w:r>
+        <w:rPr>
           <w:b/>
           <w:lang w:val="hi_IN" w:bidi="hi_IN"/>
         </w:rPr>
@@ -65351,6 +70139,20 @@
       </w:r>
       <w:r>
         <w:rPr>
+          <w:lang w:val="hi_IN" w:bidi="hi_IN"/>
+        </w:rPr>
+        <w:t>הָ⁠אֶ֤לֶף לְ⁠ךָ֙ שְׁלֹמֹ֔ה וּ⁠מָאתַ֖יִם לְ⁠נֹטְרִ֥ים אֶת־פִּרְיֽ⁠וֹ</w:t>
+      </w:r>
+    </w:p>
+    <w:p>
+      <w:pPr/>
+      <w:r>
+        <w:rPr>
+          <w:lang w:val="hi_IN" w:bidi="hi_IN"/>
+        </w:rPr>
+      </w:r>
+      <w:r>
+        <w:rPr>
           <w:b/>
           <w:lang w:val="hi_IN" w:bidi="hi_IN"/>
         </w:rPr>
@@ -65489,6 +70291,20 @@
         <w:rPr>
           <w:lang w:val="hi_IN" w:bidi="hi_IN"/>
         </w:rPr>
+      </w:r>
+    </w:p>
+    <w:p>
+      <w:pPr/>
+      <w:r>
+        <w:rPr>
+          <w:lang w:val="hi_IN" w:bidi="hi_IN"/>
+        </w:rPr>
+      </w:r>
+      <w:r>
+        <w:rPr>
+          <w:lang w:val="hi_IN" w:bidi="hi_IN"/>
+        </w:rPr>
+        <w:t>הָ⁠אֶ֤לֶף לְ⁠ךָ֙ שְׁלֹמֹ֔ה</w:t>
       </w:r>
     </w:p>
     <w:p>
@@ -65667,6 +70483,20 @@
       </w:r>
       <w:r>
         <w:rPr>
+          <w:lang w:val="hi_IN" w:bidi="hi_IN"/>
+        </w:rPr>
+        <w:t>הַ⁠יוֹשֶׁ֣בֶת בַּ⁠גַּנִּ֗ים חֲבֵרִ֛ים מַקְשִׁיבִ֥ים לְ⁠קוֹלֵ֖⁠ךְ הַשְׁמִיעִֽי⁠נִי</w:t>
+      </w:r>
+    </w:p>
+    <w:p>
+      <w:pPr/>
+      <w:r>
+        <w:rPr>
+          <w:lang w:val="hi_IN" w:bidi="hi_IN"/>
+        </w:rPr>
+      </w:r>
+      <w:r>
+        <w:rPr>
           <w:b/>
           <w:lang w:val="hi_IN" w:bidi="hi_IN"/>
         </w:rPr>
@@ -65753,6 +70583,20 @@
         <w:rPr>
           <w:lang w:val="hi_IN" w:bidi="hi_IN"/>
         </w:rPr>
+      </w:r>
+    </w:p>
+    <w:p>
+      <w:pPr/>
+      <w:r>
+        <w:rPr>
+          <w:lang w:val="hi_IN" w:bidi="hi_IN"/>
+        </w:rPr>
+      </w:r>
+      <w:r>
+        <w:rPr>
+          <w:lang w:val="hi_IN" w:bidi="hi_IN"/>
+        </w:rPr>
+        <w:t>חֲבֵרִ֛ים</w:t>
       </w:r>
     </w:p>
     <w:p>
@@ -65903,6 +70747,20 @@
       </w:r>
       <w:r>
         <w:rPr>
+          <w:lang w:val="hi_IN" w:bidi="hi_IN"/>
+        </w:rPr>
+        <w:t>לְ⁠קוֹלֵ֖⁠ךְ</w:t>
+      </w:r>
+    </w:p>
+    <w:p>
+      <w:pPr/>
+      <w:r>
+        <w:rPr>
+          <w:lang w:val="hi_IN" w:bidi="hi_IN"/>
+        </w:rPr>
+      </w:r>
+      <w:r>
+        <w:rPr>
           <w:b/>
           <w:lang w:val="hi_IN" w:bidi="hi_IN"/>
         </w:rPr>
@@ -66013,6 +70871,20 @@
       </w:r>
       <w:r>
         <w:rPr>
+          <w:lang w:val="hi_IN" w:bidi="hi_IN"/>
+        </w:rPr>
+        <w:t>בְּרַ֣ח ׀ דּוֹדִ֗⁠י וּֽ⁠דְמֵה־לְ⁠ךָ֤ לִ⁠צְבִי֙ א֚וֹ לְ⁠עֹ֣פֶר הָֽ⁠אַיָּלִ֔ים עַ֖ל הָרֵ֥י בְשָׂמִֽים</w:t>
+      </w:r>
+    </w:p>
+    <w:p>
+      <w:pPr/>
+      <w:r>
+        <w:rPr>
+          <w:lang w:val="hi_IN" w:bidi="hi_IN"/>
+        </w:rPr>
+      </w:r>
+      <w:r>
+        <w:rPr>
           <w:b/>
           <w:lang w:val="hi_IN" w:bidi="hi_IN"/>
         </w:rPr>
@@ -66110,6 +70982,20 @@
       </w:r>
       <w:r>
         <w:rPr>
+          <w:lang w:val="hi_IN" w:bidi="hi_IN"/>
+        </w:rPr>
+        <w:t>בְּרַ֣ח</w:t>
+      </w:r>
+    </w:p>
+    <w:p>
+      <w:pPr/>
+      <w:r>
+        <w:rPr>
+          <w:lang w:val="hi_IN" w:bidi="hi_IN"/>
+        </w:rPr>
+      </w:r>
+      <w:r>
+        <w:rPr>
           <w:b/>
           <w:lang w:val="hi_IN" w:bidi="hi_IN"/>
         </w:rPr>
@@ -66209,6 +71095,20 @@
         <w:rPr>
           <w:lang w:val="hi_IN" w:bidi="hi_IN"/>
         </w:rPr>
+      </w:r>
+    </w:p>
+    <w:p>
+      <w:pPr/>
+      <w:r>
+        <w:rPr>
+          <w:lang w:val="hi_IN" w:bidi="hi_IN"/>
+        </w:rPr>
+      </w:r>
+      <w:r>
+        <w:rPr>
+          <w:lang w:val="hi_IN" w:bidi="hi_IN"/>
+        </w:rPr>
+        <w:t>דּוֹדִ֗⁠י וּֽ⁠דְמֵה־לְ⁠ךָ֤ לִ⁠צְבִי֙ א֚וֹ לְ⁠עֹ֣פֶר הָֽ⁠אַיָּלִ֔ים</w:t>
       </w:r>
     </w:p>
     <w:p>

--- a/hin/docx/22.content.docx
+++ b/hin/docx/22.content.docx
@@ -28,49 +28,15 @@
       </w:r>
     </w:p>
     <w:p>
-      <w:pPr>
-        <w:pStyle w:val="Heading2"/>
-      </w:pPr>
-      <w:r>
-        <w:rPr>
-          <w:lang w:val="hi_IN" w:bidi="hi_IN"/>
-        </w:rPr>
-        <w:t>License Information</w:t>
-      </w:r>
-      <w:r>
-        <w:rPr>
-          <w:lang w:val="hi_IN" w:bidi="hi_IN"/>
-        </w:rPr>
-      </w:r>
-    </w:p>
-    <w:p>
-      <w:pPr/>
-      <w:r>
-        <w:rPr>
-          <w:lang w:val="hi_IN" w:bidi="hi_IN"/>
-        </w:rPr>
-      </w:r>
-      <w:r>
-        <w:rPr>
-          <w:b/>
-          <w:lang w:val="hi_IN" w:bidi="hi_IN"/>
-        </w:rPr>
-        <w:t>अनुवाद नोट्स (अनफोल्डिंग वर्ड)</w:t>
-      </w:r>
-      <w:r>
-        <w:rPr>
-          <w:lang w:val="hi_IN" w:bidi="hi_IN"/>
-        </w:rPr>
-        <w:t xml:space="preserve"> (Hindi) is based on</w:t>
-      </w:r>
-      <w:r>
-        <w:rPr>
-          <w:lang w:val="hi_IN" w:bidi="hi_IN"/>
-        </w:rPr>
-        <w:t xml:space="preserve">: </w:t>
-      </w:r>
-      <w:r>
-        <w:rPr>
+      <w:pPr/>
+      <w:r>
+        <w:rPr>
+          <w:lang w:val="hi_IN" w:bidi="hi_IN"/>
+        </w:rPr>
+      </w:r>
+      <w:r>
+        <w:rPr>
+          <w:b/>
           <w:lang w:val="hi_IN" w:bidi="hi_IN"/>
         </w:rPr>
         <w:t>unfoldingWord® Translation Notes</w:t>
@@ -79,62 +45,31 @@
         <w:rPr>
           <w:lang w:val="hi_IN" w:bidi="hi_IN"/>
         </w:rPr>
-        <w:t xml:space="preserve">, </w:t>
-      </w:r>
-      <w:hyperlink r:id="rId13">
-        <w:r>
-          <w:rPr>
-            <w:lang w:val="hi_IN" w:bidi="hi_IN"/>
-          </w:rPr>
-          <w:rPr>
-            <w:color w:val="0000EE"/>
-            <w:u w:val="single"/>
-          </w:rPr>
-          <w:t>unfoldingWord</w:t>
-        </w:r>
-      </w:hyperlink>
-      <w:r>
-        <w:rPr>
-          <w:lang w:val="hi_IN" w:bidi="hi_IN"/>
-        </w:rPr>
-        <w:t xml:space="preserve">, 2022, which is licensed under a </w:t>
-      </w:r>
-      <w:hyperlink r:id="rId14">
-        <w:r>
-          <w:rPr>
-            <w:lang w:val="hi_IN" w:bidi="hi_IN"/>
-          </w:rPr>
-          <w:rPr>
-            <w:color w:val="0000EE"/>
-            <w:u w:val="single"/>
-          </w:rPr>
-          <w:t>CC BY-SA 4.0 license</w:t>
-        </w:r>
-      </w:hyperlink>
-      <w:r>
-        <w:rPr>
-          <w:lang w:val="hi_IN" w:bidi="hi_IN"/>
-        </w:rPr>
-        <w:t>.</w:t>
-      </w:r>
-      <w:r>
-        <w:rPr>
-          <w:lang w:val="hi_IN" w:bidi="hi_IN"/>
-        </w:rPr>
-      </w:r>
-    </w:p>
-    <w:p>
-      <w:pPr/>
-      <w:r>
-        <w:rPr>
-          <w:lang w:val="hi_IN" w:bidi="hi_IN"/>
-        </w:rPr>
-      </w:r>
-      <w:r>
-        <w:rPr>
-          <w:lang w:val="hi_IN" w:bidi="hi_IN"/>
-        </w:rPr>
-        <w:t>This PDF version is provided under the same license.</w:t>
+        <w:t xml:space="preserve"> © 2022 unfoldingWord. Released under CC BY-SA 4.0 license. </w:t>
+      </w:r>
+      <w:r>
+        <w:rPr>
+          <w:lang w:val="hi_IN" w:bidi="hi_IN"/>
+        </w:rPr>
+        <w:t>unfoldingWord® Translation Notes</w:t>
+      </w:r>
+      <w:r>
+        <w:rPr>
+          <w:lang w:val="hi_IN" w:bidi="hi_IN"/>
+        </w:rPr>
+        <w:t xml:space="preserve"> has been adapted in the following languages: Tok Pisin, Arabic (عربي), French (Français), Hindi (हिंदी), Indonesian (Bahasa Indonesia), Portuguese (Português), Russian (Русский), Spanish (Español), Swahili (Kiswahili), and Simplified Chinese (简体中文) from </w:t>
+      </w:r>
+      <w:r>
+        <w:rPr>
+          <w:lang w:val="hi_IN" w:bidi="hi_IN"/>
+        </w:rPr>
+        <w:t>unfoldingWord® Translation Notes</w:t>
+      </w:r>
+      <w:r>
+        <w:rPr>
+          <w:lang w:val="hi_IN" w:bidi="hi_IN"/>
+        </w:rPr>
+        <w:t xml:space="preserve"> © 2022 unfoldingWord. Released under CC BY-SA 4.0 license by Mission Mutual</w:t>
       </w:r>
       <w:r>
         <w:rPr>
@@ -925,7 +860,7 @@
         </w:rPr>
         <w:t xml:space="preserve">इस पुस्तक के दो मुख्य पात्र एक पुरुष और एक स्त्री हैं, जो एक-दूसरे से प्रेम करते हैं। </w:t>
       </w:r>
-      <w:hyperlink r:id="rId15">
+      <w:hyperlink r:id="rId13">
         <w:r>
           <w:rPr>
             <w:lang w:val="hi_IN" w:bidi="hi_IN"/>
@@ -1300,7 +1235,7 @@
         </w:rPr>
         <w:t xml:space="preserve">प्राचीन पश्चिमी एशिया में, अमीर लोगों की त्वचा आमतौर पर हल्की होती थी क्योंकि उन्हें धूप में बाहर काम करने की आवश्यकता नहीं होती थी। इस युवा स्त्री को धूप में बाहर काम करना पड़ा, और परिणामस्वरूप उसकी त्वचा साँवली हो गई और यही कारण है कि वह </w:t>
       </w:r>
-      <w:hyperlink r:id="rId16">
+      <w:hyperlink r:id="rId14">
         <w:r>
           <w:rPr>
             <w:lang w:val="hi_IN" w:bidi="hi_IN"/>
@@ -3547,7 +3482,7 @@
         </w:rPr>
         <w:t xml:space="preserve"> शब्द एक स्नेहपूर्ण संबोधन है और यह उस पुरुष के प्रति स्त्री का प्रेमपूर्ण तरीका है। स्त्री किसी वास्तविक राजा के बारे में नहीं बोल रही हैं बल्कि यह एक काव्यात्मक तरीका है। स्त्री अब भी उसी पुरुष के बारे में बोल रही हैं जिसके बारे में वह </w:t>
       </w:r>
-      <w:hyperlink r:id="rId17">
+      <w:hyperlink r:id="rId15">
         <w:r>
           <w:rPr>
             <w:lang w:val="hi_IN" w:bidi="hi_IN"/>
@@ -5223,7 +5158,7 @@
         </w:rPr>
         <w:t xml:space="preserve"> को संदर्भित करता है जो यरूशलेम शहर से थीं (संभवतः ये वही स्त्रिया हैं जो </w:t>
       </w:r>
-      <w:hyperlink r:id="rId18">
+      <w:hyperlink r:id="rId16">
         <w:r>
           <w:rPr>
             <w:lang w:val="hi_IN" w:bidi="hi_IN"/>
@@ -5241,7 +5176,7 @@
         </w:rPr>
         <w:t xml:space="preserve"> में “विवाह योग्य कुमारियां” और </w:t>
       </w:r>
-      <w:hyperlink r:id="rId19">
+      <w:hyperlink r:id="rId17">
         <w:r>
           <w:rPr>
             <w:lang w:val="hi_IN" w:bidi="hi_IN"/>
@@ -5700,7 +5635,7 @@
         </w:rPr>
         <w:t xml:space="preserve"> का अर्थ है "मेरी त्वचा काली है" या "मेरी त्वचा बहुत काली है" जैसा कि </w:t>
       </w:r>
-      <w:hyperlink r:id="rId20">
+      <w:hyperlink r:id="rId18">
         <w:r>
           <w:rPr>
             <w:lang w:val="hi_IN" w:bidi="hi_IN"/>
@@ -8676,7 +8611,7 @@
         </w:rPr>
         <w:t xml:space="preserve">देखें कि आपने वाक्यांश “राजा” का </w:t>
       </w:r>
-      <w:hyperlink r:id="rId19">
+      <w:hyperlink r:id="rId17">
         <w:r>
           <w:rPr>
             <w:lang w:val="hi_IN" w:bidi="hi_IN"/>
@@ -10459,7 +10394,7 @@
         </w:rPr>
         <w:t xml:space="preserve">देखिये आपने </w:t>
       </w:r>
-      <w:hyperlink r:id="rId21">
+      <w:hyperlink r:id="rId19">
         <w:r>
           <w:rPr>
             <w:lang w:val="hi_IN" w:bidi="hi_IN"/>
@@ -10905,7 +10840,7 @@
         </w:rPr>
         <w:t xml:space="preserve"> वाक्यांश का </w:t>
       </w:r>
-      <w:hyperlink r:id="rId22">
+      <w:hyperlink r:id="rId20">
         <w:r>
           <w:rPr>
             <w:lang w:val="hi_IN" w:bidi="hi_IN"/>
@@ -11733,7 +11668,7 @@
         </w:rPr>
         <w:t xml:space="preserve">इब्री कविता कभी-कभी एक साहित्यिक उपकरण का उपयोग करती है जिसे "व्यत्यासिका" (कभी-कभी अंग्रेजी में "चियासमस") कहा जाता है। एक व्यत्यासिका तब होता है जब शब्द या वाक्यांश क.ख-ख.क क्रम में होते हैं। </w:t>
       </w:r>
-      <w:hyperlink r:id="rId23">
+      <w:hyperlink r:id="rId21">
         <w:r>
           <w:rPr>
             <w:lang w:val="hi_IN" w:bidi="hi_IN"/>
@@ -12718,7 +12653,7 @@
         </w:rPr>
         <w:t xml:space="preserve"> शब्द का </w:t>
       </w:r>
-      <w:hyperlink r:id="rId24">
+      <w:hyperlink r:id="rId22">
         <w:r>
           <w:rPr>
             <w:lang w:val="hi_IN" w:bidi="hi_IN"/>
@@ -12858,7 +12793,7 @@
         </w:rPr>
         <w:t xml:space="preserve"> वाक्यांश का </w:t>
       </w:r>
-      <w:hyperlink r:id="rId21">
+      <w:hyperlink r:id="rId19">
         <w:r>
           <w:rPr>
             <w:lang w:val="hi_IN" w:bidi="hi_IN"/>
@@ -13005,7 +12940,7 @@
         </w:rPr>
         <w:t xml:space="preserve">का उल्लेख करता है, जो </w:t>
       </w:r>
-      <w:hyperlink r:id="rId20">
+      <w:hyperlink r:id="rId18">
         <w:r>
           <w:rPr>
             <w:lang w:val="hi_IN" w:bidi="hi_IN"/>
@@ -13651,7 +13586,7 @@
         </w:rPr>
         <w:t xml:space="preserve"> वाक्यांश का </w:t>
       </w:r>
-      <w:hyperlink r:id="rId22">
+      <w:hyperlink r:id="rId20">
         <w:r>
           <w:rPr>
             <w:lang w:val="hi_IN" w:bidi="hi_IN"/>
@@ -14276,7 +14211,7 @@
         </w:rPr>
         <w:t xml:space="preserve">देखें कि आपने </w:t>
       </w:r>
-      <w:hyperlink r:id="rId19">
+      <w:hyperlink r:id="rId17">
         <w:r>
           <w:rPr>
             <w:lang w:val="hi_IN" w:bidi="hi_IN"/>
@@ -14565,7 +14500,7 @@
         </w:rPr>
         <w:t xml:space="preserve"> या इमारत को इंगित नहीं करता है, इसलिए यहाँ यह एक निजी स्थान को संदर्भित कर सकता है जिसे जोड़े ने अपने मिलने के स्थान के रूप में उपयोग किया, संभवतः वह “घर” (स्थान) जहाँ उन्होंने वन में एक साथ समय बिताया (जैसा कि </w:t>
       </w:r>
-      <w:hyperlink r:id="rId25">
+      <w:hyperlink r:id="rId23">
         <w:r>
           <w:rPr>
             <w:lang w:val="hi_IN" w:bidi="hi_IN"/>
@@ -15710,7 +15645,7 @@
         </w:rPr>
         <w:t xml:space="preserve"> शब्द का </w:t>
       </w:r>
-      <w:hyperlink r:id="rId26">
+      <w:hyperlink r:id="rId24">
         <w:r>
           <w:rPr>
             <w:lang w:val="hi_IN" w:bidi="hi_IN"/>
@@ -16435,7 +16370,7 @@
         </w:rPr>
         <w:t xml:space="preserve"> वाक्यांश का </w:t>
       </w:r>
-      <w:hyperlink r:id="rId20">
+      <w:hyperlink r:id="rId18">
         <w:r>
           <w:rPr>
             <w:lang w:val="hi_IN" w:bidi="hi_IN"/>
@@ -17480,7 +17415,7 @@
         </w:rPr>
         <w:t xml:space="preserve"> एक विस्मयादिबोधक शब्द है जिसका उपयोग किसी चीज़ की ओर ध्यान आकर्षित करने के लिए किया जाता है। यहाँ इसका उपयोग पुरुष के आगमन की ओर ध्यान आकर्षित करने के लिए किया गया है। इस भावना को व्यक्त करने के लिए अपनी भाषा में एक स्वाभाविक विस्मयादिबोधक का उपयोग करें। देखें कि आपने </w:t>
       </w:r>
-      <w:hyperlink r:id="rId27">
+      <w:hyperlink r:id="rId25">
         <w:r>
           <w:rPr>
             <w:lang w:val="hi_IN" w:bidi="hi_IN"/>
@@ -18015,7 +17950,7 @@
         </w:rPr>
         <w:t xml:space="preserve">देखें कि आपने </w:t>
       </w:r>
-      <w:hyperlink r:id="rId28">
+      <w:hyperlink r:id="rId26">
         <w:r>
           <w:rPr>
             <w:lang w:val="hi_IN" w:bidi="hi_IN"/>
@@ -20577,7 +20512,7 @@
         </w:rPr>
         <w:t xml:space="preserve">देखें कि आपने </w:t>
       </w:r>
-      <w:hyperlink r:id="rId29">
+      <w:hyperlink r:id="rId27">
         <w:r>
           <w:rPr>
             <w:lang w:val="hi_IN" w:bidi="hi_IN"/>
@@ -22412,7 +22347,7 @@
         </w:rPr>
         <w:t>” हो (</w:t>
       </w:r>
-      <w:hyperlink r:id="rId30">
+      <w:hyperlink r:id="rId28">
         <w:r>
           <w:rPr>
             <w:lang w:val="hi_IN" w:bidi="hi_IN"/>
@@ -22456,7 +22391,7 @@
         </w:rPr>
         <w:t xml:space="preserve"> का उपयोग स्वयं का प्रतिनिधित्व करने के लिए कर रही है जैसा कि उसने </w:t>
       </w:r>
-      <w:hyperlink r:id="rId24">
+      <w:hyperlink r:id="rId22">
         <w:r>
           <w:rPr>
             <w:lang w:val="hi_IN" w:bidi="hi_IN"/>
@@ -22596,7 +22531,7 @@
         </w:rPr>
         <w:t xml:space="preserve">देखें कि आपने </w:t>
       </w:r>
-      <w:hyperlink r:id="rId24">
+      <w:hyperlink r:id="rId22">
         <w:r>
           <w:rPr>
             <w:lang w:val="hi_IN" w:bidi="hi_IN"/>
@@ -23120,7 +23055,7 @@
         </w:rPr>
         <w:t xml:space="preserve">देखें कि आपने </w:t>
       </w:r>
-      <w:hyperlink r:id="rId28">
+      <w:hyperlink r:id="rId26">
         <w:r>
           <w:rPr>
             <w:lang w:val="hi_IN" w:bidi="hi_IN"/>
@@ -23363,7 +23298,7 @@
           <w:lang w:val="hi_IN" w:bidi="hi_IN"/>
         </w:rPr>
       </w:r>
-      <w:hyperlink r:id="rId31">
+      <w:hyperlink r:id="rId29">
         <w:r>
           <w:rPr>
             <w:lang w:val="hi_IN" w:bidi="hi_IN"/>
@@ -23381,7 +23316,7 @@
         </w:rPr>
         <w:t xml:space="preserve"> उस भावना का वर्णन करता है जो स्त्री के मन में उस पुरुष के लिए थी जिसे वह प्रेम करती थी, और यह उसके द्वारा उस प्रिय पुरुष को मेहनत से खोजने का वर्णन करता है। </w:t>
       </w:r>
-      <w:hyperlink r:id="rId32">
+      <w:hyperlink r:id="rId30">
         <w:r>
           <w:rPr>
             <w:lang w:val="hi_IN" w:bidi="hi_IN"/>
@@ -23421,7 +23356,7 @@
         </w:rPr>
         <w:t xml:space="preserve">क्या </w:t>
       </w:r>
-      <w:hyperlink r:id="rId33">
+      <w:hyperlink r:id="rId31">
         <w:r>
           <w:rPr>
             <w:lang w:val="hi_IN" w:bidi="hi_IN"/>
@@ -23453,7 +23388,7 @@
         </w:rPr>
         <w:t xml:space="preserve">बाइबल विद्वान निश्चित रूप से नहीं जानते कि </w:t>
       </w:r>
-      <w:hyperlink r:id="rId33">
+      <w:hyperlink r:id="rId31">
         <w:r>
           <w:rPr>
             <w:lang w:val="hi_IN" w:bidi="hi_IN"/>
@@ -23471,7 +23406,7 @@
         </w:rPr>
         <w:t xml:space="preserve"> में वर्णित घटनाएँ वास्तविक हैं, स्त्री ने उन्हें सपने में देखा है, या यह स्त्री की कल्पना मात्र है। कई बाइबल विद्वान मानते हैं कि </w:t>
       </w:r>
-      <w:hyperlink r:id="rId33">
+      <w:hyperlink r:id="rId31">
         <w:r>
           <w:rPr>
             <w:lang w:val="hi_IN" w:bidi="hi_IN"/>
@@ -23552,7 +23487,7 @@
         </w:rPr>
         <w:t xml:space="preserve">चूँकि बाइबल के विद्वान यह नहीं जानते हैं कि </w:t>
       </w:r>
-      <w:hyperlink r:id="rId33">
+      <w:hyperlink r:id="rId31">
         <w:r>
           <w:rPr>
             <w:lang w:val="hi_IN" w:bidi="hi_IN"/>
@@ -23965,7 +23900,7 @@
         </w:rPr>
         <w:t xml:space="preserve">देखें कि आपने समान वाक्यांश “अपने प्राणप्रिय को” का अनुवाद </w:t>
       </w:r>
-      <w:hyperlink r:id="rId34">
+      <w:hyperlink r:id="rId32">
         <w:r>
           <w:rPr>
             <w:lang w:val="hi_IN" w:bidi="hi_IN"/>
@@ -24478,7 +24413,7 @@
         </w:rPr>
         <w:t xml:space="preserve">देखें कि आपने इस समान वाक्यांश “अपने प्राणप्रिय को” का </w:t>
       </w:r>
-      <w:hyperlink r:id="rId34">
+      <w:hyperlink r:id="rId32">
         <w:r>
           <w:rPr>
             <w:lang w:val="hi_IN" w:bidi="hi_IN"/>
@@ -24831,7 +24766,7 @@
         </w:rPr>
         <w:t xml:space="preserve">देखें कि आपने इस समान वाक्यांश "मेरे प्राणप्रिय" का अनुवाद </w:t>
       </w:r>
-      <w:hyperlink r:id="rId34">
+      <w:hyperlink r:id="rId32">
         <w:r>
           <w:rPr>
             <w:lang w:val="hi_IN" w:bidi="hi_IN"/>
@@ -25108,7 +25043,7 @@
         </w:rPr>
         <w:t xml:space="preserve">देखें कि आपने इस समान वाक्यांश “मेरा प्राणप्रिय” का अनुवाद </w:t>
       </w:r>
-      <w:hyperlink r:id="rId34">
+      <w:hyperlink r:id="rId32">
         <w:r>
           <w:rPr>
             <w:lang w:val="hi_IN" w:bidi="hi_IN"/>
@@ -25440,7 +25375,7 @@
         </w:rPr>
         <w:t xml:space="preserve">यह वचन </w:t>
       </w:r>
-      <w:hyperlink r:id="rId28">
+      <w:hyperlink r:id="rId26">
         <w:r>
           <w:rPr>
             <w:lang w:val="hi_IN" w:bidi="hi_IN"/>
@@ -27442,7 +27377,7 @@
         </w:rPr>
         <w:t xml:space="preserve"> शब्द उसी वस्तु को सन्दर्भित करता है जिसे </w:t>
       </w:r>
-      <w:hyperlink r:id="rId35">
+      <w:hyperlink r:id="rId33">
         <w:r>
           <w:rPr>
             <w:lang w:val="hi_IN" w:bidi="hi_IN"/>
@@ -27512,7 +27447,7 @@
         </w:rPr>
         <w:t xml:space="preserve"> शब्द का अनुवाद उसी तरह कर सकते हैं जैसे आपने </w:t>
       </w:r>
-      <w:hyperlink r:id="rId35">
+      <w:hyperlink r:id="rId33">
         <w:r>
           <w:rPr>
             <w:lang w:val="hi_IN" w:bidi="hi_IN"/>
@@ -28548,7 +28483,7 @@
         </w:rPr>
         <w:t xml:space="preserve"> वाक्यांश का अनुवाद </w:t>
       </w:r>
-      <w:hyperlink r:id="rId20">
+      <w:hyperlink r:id="rId18">
         <w:r>
           <w:rPr>
             <w:lang w:val="hi_IN" w:bidi="hi_IN"/>
@@ -28786,7 +28721,7 @@
         </w:rPr>
         <w:t xml:space="preserve"> वाक्यांश उन युवा स्त्रियों को सन्दर्भित करने का एक काव्यात्मक तरीका है जो यरूशलेम के नगर से थीं (ये सम्भवतः वही स्त्रियाँ हैं जिन्हें </w:t>
       </w:r>
-      <w:hyperlink r:id="rId18">
+      <w:hyperlink r:id="rId16">
         <w:r>
           <w:rPr>
             <w:lang w:val="hi_IN" w:bidi="hi_IN"/>
@@ -28804,7 +28739,7 @@
         </w:rPr>
         <w:t xml:space="preserve"> में "कुमारियाँ" और </w:t>
       </w:r>
-      <w:hyperlink r:id="rId28">
+      <w:hyperlink r:id="rId26">
         <w:r>
           <w:rPr>
             <w:lang w:val="hi_IN" w:bidi="hi_IN"/>
@@ -28822,7 +28757,7 @@
         </w:rPr>
         <w:t xml:space="preserve"> और </w:t>
       </w:r>
-      <w:hyperlink r:id="rId36">
+      <w:hyperlink r:id="rId34">
         <w:r>
           <w:rPr>
             <w:lang w:val="hi_IN" w:bidi="hi_IN"/>
@@ -29248,7 +29183,7 @@
         </w:rPr>
         <w:t xml:space="preserve">पुरुष उस स्त्री का वर्णन करते हैं जिसे वे </w:t>
       </w:r>
-      <w:hyperlink r:id="rId37">
+      <w:hyperlink r:id="rId35">
         <w:r>
           <w:rPr>
             <w:lang w:val="hi_IN" w:bidi="hi_IN"/>
@@ -29266,7 +29201,7 @@
         </w:rPr>
         <w:t xml:space="preserve"> और </w:t>
       </w:r>
-      <w:hyperlink r:id="rId38">
+      <w:hyperlink r:id="rId36">
         <w:r>
           <w:rPr>
             <w:lang w:val="hi_IN" w:bidi="hi_IN"/>
@@ -29303,7 +29238,7 @@
           <w:lang w:val="hi_IN" w:bidi="hi_IN"/>
         </w:rPr>
       </w:r>
-      <w:hyperlink r:id="rId39">
+      <w:hyperlink r:id="rId37">
         <w:r>
           <w:rPr>
             <w:lang w:val="hi_IN" w:bidi="hi_IN"/>
@@ -29353,7 +29288,7 @@
         </w:rPr>
         <w:t xml:space="preserve">)" के लिए आमंत्रित करते हैं ताकि वह उनके साथ हो सके। स्त्री वास्तव में इन स्थानों में नहीं रह रही है, बल्कि पुरुष कल्पनाशील और काव्यात्मक भाषा का उपयोग कर रहे हैं यह वर्णन करने के लिए कि वे उससे अलग होने के बारे में कैसा महसूस करते हैं और उसके साथ होने की अपनी लालसा को व्यक्त करने के लिए वर्णन करते हैं। </w:t>
       </w:r>
-      <w:hyperlink r:id="rId40">
+      <w:hyperlink r:id="rId38">
         <w:r>
           <w:rPr>
             <w:lang w:val="hi_IN" w:bidi="hi_IN"/>
@@ -29401,7 +29336,7 @@
           <w:lang w:val="hi_IN" w:bidi="hi_IN"/>
         </w:rPr>
       </w:r>
-      <w:hyperlink r:id="rId41">
+      <w:hyperlink r:id="rId39">
         <w:r>
           <w:rPr>
             <w:lang w:val="hi_IN" w:bidi="hi_IN"/>
@@ -29431,7 +29366,7 @@
         </w:rPr>
         <w:t>" से करता है (</w:t>
       </w:r>
-      <w:hyperlink r:id="rId42">
+      <w:hyperlink r:id="rId40">
         <w:r>
           <w:rPr>
             <w:lang w:val="hi_IN" w:bidi="hi_IN"/>
@@ -29449,7 +29384,7 @@
         </w:rPr>
         <w:t xml:space="preserve">में ) जहाँ कई मनमोहक चीजें उगती हैं और फिर महिला </w:t>
       </w:r>
-      <w:hyperlink r:id="rId43">
+      <w:hyperlink r:id="rId41">
         <w:r>
           <w:rPr>
             <w:lang w:val="hi_IN" w:bidi="hi_IN"/>
@@ -29467,7 +29402,7 @@
         </w:rPr>
         <w:t xml:space="preserve"> में पुरुष को अपने बारी में आने का निमंत्रण देती है। पुरुष फिर </w:t>
       </w:r>
-      <w:hyperlink r:id="rId44">
+      <w:hyperlink r:id="rId42">
         <w:r>
           <w:rPr>
             <w:lang w:val="hi_IN" w:bidi="hi_IN"/>
@@ -29504,7 +29439,7 @@
         </w:rPr>
         <w:t xml:space="preserve">शब्द का उपयोग </w:t>
       </w:r>
-      <w:hyperlink r:id="rId40">
+      <w:hyperlink r:id="rId38">
         <w:r>
           <w:rPr>
             <w:lang w:val="hi_IN" w:bidi="hi_IN"/>
@@ -29522,7 +29457,7 @@
         </w:rPr>
         <w:t xml:space="preserve">, </w:t>
       </w:r>
-      <w:hyperlink r:id="rId43">
+      <w:hyperlink r:id="rId41">
         <w:r>
           <w:rPr>
             <w:lang w:val="hi_IN" w:bidi="hi_IN"/>
@@ -29540,7 +29475,7 @@
         </w:rPr>
         <w:t xml:space="preserve"> (दो बार), और </w:t>
       </w:r>
-      <w:hyperlink r:id="rId44">
+      <w:hyperlink r:id="rId42">
         <w:r>
           <w:rPr>
             <w:lang w:val="hi_IN" w:bidi="hi_IN"/>
@@ -29570,7 +29505,7 @@
         </w:rPr>
         <w:t xml:space="preserve">" शब्द का अनुवाद करते समय सुसंगत रहना चाहिए। </w:t>
       </w:r>
-      <w:hyperlink r:id="rId45">
+      <w:hyperlink r:id="rId43">
         <w:r>
           <w:rPr>
             <w:lang w:val="hi_IN" w:bidi="hi_IN"/>
@@ -29600,7 +29535,7 @@
         </w:rPr>
         <w:t xml:space="preserve">" के रूप में वर्णित करता है और फिर </w:t>
       </w:r>
-      <w:hyperlink r:id="rId43">
+      <w:hyperlink r:id="rId41">
         <w:r>
           <w:rPr>
             <w:lang w:val="hi_IN" w:bidi="hi_IN"/>
@@ -29765,7 +29700,7 @@
         </w:rPr>
         <w:t xml:space="preserve">देखिए कि आपने इन दो समानांतर वाक्यांशों का अनुवाद </w:t>
       </w:r>
-      <w:hyperlink r:id="rId27">
+      <w:hyperlink r:id="rId25">
         <w:r>
           <w:rPr>
             <w:lang w:val="hi_IN" w:bidi="hi_IN"/>
@@ -29879,7 +29814,7 @@
         </w:rPr>
         <w:t xml:space="preserve"> वाक्यांश का अनुवाद </w:t>
       </w:r>
-      <w:hyperlink r:id="rId27">
+      <w:hyperlink r:id="rId25">
         <w:r>
           <w:rPr>
             <w:lang w:val="hi_IN" w:bidi="hi_IN"/>
@@ -31008,7 +30943,7 @@
         </w:rPr>
         <w:t xml:space="preserve"> वाक्यांश का अनुवाद </w:t>
       </w:r>
-      <w:hyperlink r:id="rId46">
+      <w:hyperlink r:id="rId44">
         <w:r>
           <w:rPr>
             <w:lang w:val="hi_IN" w:bidi="hi_IN"/>
@@ -32086,7 +32021,7 @@
         </w:rPr>
         <w:t xml:space="preserve"> देखिए कि आपने </w:t>
       </w:r>
-      <w:hyperlink r:id="rId28">
+      <w:hyperlink r:id="rId26">
         <w:r>
           <w:rPr>
             <w:lang w:val="hi_IN" w:bidi="hi_IN"/>
@@ -32195,7 +32130,7 @@
         </w:rPr>
         <w:t xml:space="preserve">देखें कि आपने </w:t>
       </w:r>
-      <w:hyperlink r:id="rId24">
+      <w:hyperlink r:id="rId22">
         <w:r>
           <w:rPr>
             <w:lang w:val="hi_IN" w:bidi="hi_IN"/>
@@ -32331,7 +32266,7 @@
         </w:rPr>
         <w:t xml:space="preserve">वाक्यांश का अनुवाद </w:t>
       </w:r>
-      <w:hyperlink r:id="rId47">
+      <w:hyperlink r:id="rId45">
         <w:r>
           <w:rPr>
             <w:lang w:val="hi_IN" w:bidi="hi_IN"/>
@@ -32563,7 +32498,7 @@
         </w:rPr>
         <w:t xml:space="preserve"> का अनुवाद </w:t>
       </w:r>
-      <w:hyperlink r:id="rId22">
+      <w:hyperlink r:id="rId20">
         <w:r>
           <w:rPr>
             <w:lang w:val="hi_IN" w:bidi="hi_IN"/>
@@ -33979,7 +33914,7 @@
         </w:rPr>
         <w:t xml:space="preserve"> वाक्यांश का अनुवाद </w:t>
       </w:r>
-      <w:hyperlink r:id="rId48">
+      <w:hyperlink r:id="rId46">
         <w:r>
           <w:rPr>
             <w:lang w:val="hi_IN" w:bidi="hi_IN"/>
@@ -35339,7 +35274,7 @@
         </w:rPr>
         <w:t xml:space="preserve">देखें कि आपने </w:t>
       </w:r>
-      <w:hyperlink r:id="rId48">
+      <w:hyperlink r:id="rId46">
         <w:r>
           <w:rPr>
             <w:lang w:val="hi_IN" w:bidi="hi_IN"/>
@@ -35987,7 +35922,7 @@
         </w:rPr>
         <w:t xml:space="preserve"> के रूप में और विभिन्न अन्य मसालों और सुगन्धित पौधों और पेड़ों के रूप में वर्णित कर रहे हैं जो "किवाड़ लगाई हुई बारी के समान" हैं (</w:t>
       </w:r>
-      <w:hyperlink r:id="rId40">
+      <w:hyperlink r:id="rId38">
         <w:r>
           <w:rPr>
             <w:lang w:val="hi_IN" w:bidi="hi_IN"/>
@@ -36005,7 +35940,7 @@
         </w:rPr>
         <w:t xml:space="preserve">)। यदि आपने </w:t>
       </w:r>
-      <w:hyperlink r:id="rId40">
+      <w:hyperlink r:id="rId38">
         <w:r>
           <w:rPr>
             <w:lang w:val="hi_IN" w:bidi="hi_IN"/>
@@ -36211,7 +36146,7 @@
         </w:rPr>
         <w:t xml:space="preserve">देखें कि आपने </w:t>
       </w:r>
-      <w:hyperlink r:id="rId49">
+      <w:hyperlink r:id="rId47">
         <w:r>
           <w:rPr>
             <w:lang w:val="hi_IN" w:bidi="hi_IN"/>
@@ -36242,7 +36177,7 @@
         </w:rPr>
         <w:t xml:space="preserve"> शब्द का और </w:t>
       </w:r>
-      <w:hyperlink r:id="rId50">
+      <w:hyperlink r:id="rId48">
         <w:r>
           <w:rPr>
             <w:lang w:val="hi_IN" w:bidi="hi_IN"/>
@@ -36581,7 +36516,7 @@
         </w:rPr>
         <w:t xml:space="preserve">यहाँ, पुरुष उस रूपक को जारी रखते हैं जो उन्होंने </w:t>
       </w:r>
-      <w:hyperlink r:id="rId40">
+      <w:hyperlink r:id="rId38">
         <w:r>
           <w:rPr>
             <w:lang w:val="hi_IN" w:bidi="hi_IN"/>
@@ -36638,7 +36573,7 @@
         </w:rPr>
         <w:t xml:space="preserve"> हों। यदि आपने </w:t>
       </w:r>
-      <w:hyperlink r:id="rId51">
+      <w:hyperlink r:id="rId49">
         <w:r>
           <w:rPr>
             <w:lang w:val="hi_IN" w:bidi="hi_IN"/>
@@ -36656,7 +36591,7 @@
         </w:rPr>
         <w:t xml:space="preserve"> को उपमा के रूप में अनुवाद किया है, तो आपको इस वचन को भी उपमा के रूप में अनुवाद करना चाहिए। देखें कि आपने </w:t>
       </w:r>
-      <w:hyperlink r:id="rId40">
+      <w:hyperlink r:id="rId38">
         <w:r>
           <w:rPr>
             <w:lang w:val="hi_IN" w:bidi="hi_IN"/>
@@ -37400,7 +37335,7 @@
         </w:rPr>
         <w:t xml:space="preserve">यहाँ, स्त्री "बारी" के रूपक को जारी रखती हैं (जो पुरुष ने </w:t>
       </w:r>
-      <w:hyperlink r:id="rId40">
+      <w:hyperlink r:id="rId38">
         <w:r>
           <w:rPr>
             <w:lang w:val="hi_IN" w:bidi="hi_IN"/>
@@ -37496,7 +37431,7 @@
         </w:rPr>
         <w:t xml:space="preserve"> शब्द का अनुवाद उसी प्रकार करें जैसे आपने </w:t>
       </w:r>
-      <w:hyperlink r:id="rId40">
+      <w:hyperlink r:id="rId38">
         <w:r>
           <w:rPr>
             <w:lang w:val="hi_IN" w:bidi="hi_IN"/>
@@ -37514,7 +37449,7 @@
         </w:rPr>
         <w:t xml:space="preserve"> में किया था क्योंकि दोनों का सन्दर्भ स्त्री के शरीर से है। </w:t>
       </w:r>
-      <w:hyperlink r:id="rId45">
+      <w:hyperlink r:id="rId43">
         <w:r>
           <w:rPr>
             <w:lang w:val="hi_IN" w:bidi="hi_IN"/>
@@ -37558,7 +37493,7 @@
         </w:rPr>
         <w:t xml:space="preserve">खाने के लिए नेवता देती हैं। यदि आपने </w:t>
       </w:r>
-      <w:hyperlink r:id="rId42">
+      <w:hyperlink r:id="rId40">
         <w:r>
           <w:rPr>
             <w:lang w:val="hi_IN" w:bidi="hi_IN"/>
@@ -37997,7 +37932,7 @@
         </w:rPr>
         <w:t xml:space="preserve">अनफोल्डिंग वर्ड लिट्रल ट्रान्सलेशन </w:t>
       </w:r>
-      <w:hyperlink r:id="rId52">
+      <w:hyperlink r:id="rId50">
         <w:r>
           <w:rPr>
             <w:lang w:val="hi_IN" w:bidi="hi_IN"/>
@@ -38190,7 +38125,7 @@
         </w:rPr>
         <w:t xml:space="preserve">यहाँ, पुरुष उस "बारी" रूपक का उपयोग करना जारी रखते हैं जो उन्होंने </w:t>
       </w:r>
-      <w:hyperlink r:id="rId40">
+      <w:hyperlink r:id="rId38">
         <w:r>
           <w:rPr>
             <w:lang w:val="hi_IN" w:bidi="hi_IN"/>
@@ -38260,7 +38195,7 @@
         </w:rPr>
         <w:t xml:space="preserve"> यह सभी उस पुरुष के लिए रूपक हैं जो स्त्री के शरीर का आनन्द ले रहे हैं। यदि आपने </w:t>
       </w:r>
-      <w:hyperlink r:id="rId53">
+      <w:hyperlink r:id="rId51">
         <w:r>
           <w:rPr>
             <w:lang w:val="hi_IN" w:bidi="hi_IN"/>
@@ -38697,7 +38632,7 @@
         </w:rPr>
         <w:t xml:space="preserve">देखें कि आपने </w:t>
       </w:r>
-      <w:hyperlink r:id="rId48">
+      <w:hyperlink r:id="rId46">
         <w:r>
           <w:rPr>
             <w:lang w:val="hi_IN" w:bidi="hi_IN"/>
@@ -39303,7 +39238,7 @@
         </w:rPr>
         <w:t xml:space="preserve">देखें कि आपने </w:t>
       </w:r>
-      <w:hyperlink r:id="rId22">
+      <w:hyperlink r:id="rId20">
         <w:r>
           <w:rPr>
             <w:lang w:val="hi_IN" w:bidi="hi_IN"/>
@@ -39397,7 +39332,7 @@
         </w:rPr>
         <w:t xml:space="preserve">देखें कि आपने </w:t>
       </w:r>
-      <w:hyperlink r:id="rId48">
+      <w:hyperlink r:id="rId46">
         <w:r>
           <w:rPr>
             <w:lang w:val="hi_IN" w:bidi="hi_IN"/>
@@ -39441,7 +39376,7 @@
         </w:rPr>
         <w:t xml:space="preserve"> और </w:t>
       </w:r>
-      <w:hyperlink r:id="rId21">
+      <w:hyperlink r:id="rId19">
         <w:r>
           <w:rPr>
             <w:lang w:val="hi_IN" w:bidi="hi_IN"/>
@@ -39576,7 +39511,7 @@
         </w:rPr>
         <w:t xml:space="preserve">देखें कि आपने </w:t>
       </w:r>
-      <w:hyperlink r:id="rId23">
+      <w:hyperlink r:id="rId21">
         <w:r>
           <w:rPr>
             <w:lang w:val="hi_IN" w:bidi="hi_IN"/>
@@ -40092,7 +40027,7 @@
         </w:rPr>
         <w:t xml:space="preserve">देखें कि आपने </w:t>
       </w:r>
-      <w:hyperlink r:id="rId22">
+      <w:hyperlink r:id="rId20">
         <w:r>
           <w:rPr>
             <w:lang w:val="hi_IN" w:bidi="hi_IN"/>
@@ -40773,7 +40708,7 @@
         </w:rPr>
         <w:t xml:space="preserve">देखें कि आपने </w:t>
       </w:r>
-      <w:hyperlink r:id="rId22">
+      <w:hyperlink r:id="rId20">
         <w:r>
           <w:rPr>
             <w:lang w:val="hi_IN" w:bidi="hi_IN"/>
@@ -41447,7 +41382,7 @@
         </w:rPr>
         <w:t xml:space="preserve">देखिए आपने </w:t>
       </w:r>
-      <w:hyperlink r:id="rId54">
+      <w:hyperlink r:id="rId52">
         <w:r>
           <w:rPr>
             <w:lang w:val="hi_IN" w:bidi="hi_IN"/>
@@ -42047,7 +41982,7 @@
         </w:rPr>
         <w:t xml:space="preserve">देखिए कि आपने </w:t>
       </w:r>
-      <w:hyperlink r:id="rId28">
+      <w:hyperlink r:id="rId26">
         <w:r>
           <w:rPr>
             <w:lang w:val="hi_IN" w:bidi="hi_IN"/>
@@ -42161,7 +42096,7 @@
         </w:rPr>
         <w:t xml:space="preserve">देखिए आपने </w:t>
       </w:r>
-      <w:hyperlink r:id="rId55">
+      <w:hyperlink r:id="rId53">
         <w:r>
           <w:rPr>
             <w:lang w:val="hi_IN" w:bidi="hi_IN"/>
@@ -42682,7 +42617,7 @@
         </w:rPr>
         <w:t xml:space="preserve">देखें कि आपने </w:t>
       </w:r>
-      <w:hyperlink r:id="rId56">
+      <w:hyperlink r:id="rId54">
         <w:r>
           <w:rPr>
             <w:lang w:val="hi_IN" w:bidi="hi_IN"/>
@@ -43659,7 +43594,7 @@
           <w:lang w:val="hi_IN" w:bidi="hi_IN"/>
         </w:rPr>
       </w:r>
-      <w:hyperlink r:id="rId27">
+      <w:hyperlink r:id="rId25">
         <w:r>
           <w:rPr>
             <w:lang w:val="hi_IN" w:bidi="hi_IN"/>
@@ -44713,7 +44648,7 @@
         </w:rPr>
         <w:t xml:space="preserve">देखें कि आपने </w:t>
       </w:r>
-      <w:hyperlink r:id="rId57">
+      <w:hyperlink r:id="rId55">
         <w:r>
           <w:rPr>
             <w:lang w:val="hi_IN" w:bidi="hi_IN"/>
@@ -44827,7 +44762,7 @@
         </w:rPr>
         <w:t xml:space="preserve">देखें कि आपने </w:t>
       </w:r>
-      <w:hyperlink r:id="rId58">
+      <w:hyperlink r:id="rId56">
         <w:r>
           <w:rPr>
             <w:lang w:val="hi_IN" w:bidi="hi_IN"/>
@@ -46655,7 +46590,7 @@
         </w:rPr>
         <w:t xml:space="preserve">देखें कि आपने </w:t>
       </w:r>
-      <w:hyperlink r:id="rId20">
+      <w:hyperlink r:id="rId18">
         <w:r>
           <w:rPr>
             <w:lang w:val="hi_IN" w:bidi="hi_IN"/>
@@ -47211,7 +47146,7 @@
         </w:rPr>
         <w:t xml:space="preserve"> वाक्यांश का </w:t>
       </w:r>
-      <w:hyperlink r:id="rId56">
+      <w:hyperlink r:id="rId54">
         <w:r>
           <w:rPr>
             <w:lang w:val="hi_IN" w:bidi="hi_IN"/>
@@ -47548,7 +47483,7 @@
         </w:rPr>
         <w:t xml:space="preserve"> दोनों ही स्त्री के शरीर के संदर्भ मे कहा जा रहा हैं। स्त्री उस "बारी" रूपक को पुनः आरंभ करती हैं जो </w:t>
       </w:r>
-      <w:hyperlink r:id="rId41">
+      <w:hyperlink r:id="rId39">
         <w:r>
           <w:rPr>
             <w:lang w:val="hi_IN" w:bidi="hi_IN"/>
@@ -47598,7 +47533,7 @@
         </w:rPr>
         <w:t xml:space="preserve"> दोनों ही पुरुष के स्त्री के शरीर का आनंद लेने के लिए रूपक हैं। यदि आपने </w:t>
       </w:r>
-      <w:hyperlink r:id="rId41">
+      <w:hyperlink r:id="rId39">
         <w:r>
           <w:rPr>
             <w:lang w:val="hi_IN" w:bidi="hi_IN"/>
@@ -48011,7 +47946,7 @@
         </w:rPr>
         <w:t xml:space="preserve">वाक्यांश का </w:t>
       </w:r>
-      <w:hyperlink r:id="rId52">
+      <w:hyperlink r:id="rId50">
         <w:r>
           <w:rPr>
             <w:lang w:val="hi_IN" w:bidi="hi_IN"/>
@@ -48254,7 +48189,7 @@
         </w:rPr>
         <w:t xml:space="preserve">" का </w:t>
       </w:r>
-      <w:hyperlink r:id="rId57">
+      <w:hyperlink r:id="rId55">
         <w:r>
           <w:rPr>
             <w:lang w:val="hi_IN" w:bidi="hi_IN"/>
@@ -48375,7 +48310,7 @@
         </w:rPr>
         <w:t xml:space="preserve">” का </w:t>
       </w:r>
-      <w:hyperlink r:id="rId57">
+      <w:hyperlink r:id="rId55">
         <w:r>
           <w:rPr>
             <w:lang w:val="hi_IN" w:bidi="hi_IN"/>
@@ -48613,7 +48548,7 @@
         </w:rPr>
         <w:t xml:space="preserve">देखिए आपने वाक्यांश “हे मेरी प्रिय, तू सुंदरी हैं” का </w:t>
       </w:r>
-      <w:hyperlink r:id="rId27">
+      <w:hyperlink r:id="rId25">
         <w:r>
           <w:rPr>
             <w:lang w:val="hi_IN" w:bidi="hi_IN"/>
@@ -49053,7 +48988,7 @@
         </w:rPr>
         <w:t xml:space="preserve"> शब्द का </w:t>
       </w:r>
-      <w:hyperlink r:id="rId59">
+      <w:hyperlink r:id="rId57">
         <w:r>
           <w:rPr>
             <w:lang w:val="hi_IN" w:bidi="hi_IN"/>
@@ -49182,7 +49117,7 @@
         </w:rPr>
         <w:t xml:space="preserve">देखें कि आपने </w:t>
       </w:r>
-      <w:hyperlink r:id="rId46">
+      <w:hyperlink r:id="rId44">
         <w:r>
           <w:rPr>
             <w:lang w:val="hi_IN" w:bidi="hi_IN"/>
@@ -49303,7 +49238,7 @@
         </w:rPr>
         <w:t xml:space="preserve">देखें कि आपने </w:t>
       </w:r>
-      <w:hyperlink r:id="rId60">
+      <w:hyperlink r:id="rId58">
         <w:r>
           <w:rPr>
             <w:lang w:val="hi_IN" w:bidi="hi_IN"/>
@@ -49548,7 +49483,7 @@
         </w:rPr>
         <w:t xml:space="preserve">देखें कि आपने </w:t>
       </w:r>
-      <w:hyperlink r:id="rId61">
+      <w:hyperlink r:id="rId59">
         <w:r>
           <w:rPr>
             <w:lang w:val="hi_IN" w:bidi="hi_IN"/>
@@ -49965,7 +49900,7 @@
         </w:rPr>
         <w:t xml:space="preserve">वाक्यांश का </w:t>
       </w:r>
-      <w:hyperlink r:id="rId18">
+      <w:hyperlink r:id="rId16">
         <w:r>
           <w:rPr>
             <w:lang w:val="hi_IN" w:bidi="hi_IN"/>
@@ -50509,7 +50444,7 @@
         </w:rPr>
         <w:t xml:space="preserve"> को </w:t>
       </w:r>
-      <w:hyperlink r:id="rId62">
+      <w:hyperlink r:id="rId60">
         <w:r>
           <w:rPr>
             <w:lang w:val="hi_IN" w:bidi="hi_IN"/>
@@ -51728,7 +51663,7 @@
         </w:rPr>
         <w:t xml:space="preserve">देखें कि आपने सुमतुल्य वाक्यांश "ध्वजाओं से सजी सेनाओं के समान विस्मयकारी" का </w:t>
       </w:r>
-      <w:hyperlink r:id="rId63">
+      <w:hyperlink r:id="rId61">
         <w:r>
           <w:rPr>
             <w:lang w:val="hi_IN" w:bidi="hi_IN"/>
@@ -53376,7 +53311,7 @@
         </w:rPr>
         <w:t xml:space="preserve">अनफोल्डिंग वर्ड लिट्रल ट्रान्सलेशन </w:t>
       </w:r>
-      <w:hyperlink r:id="rId64">
+      <w:hyperlink r:id="rId62">
         <w:r>
           <w:rPr>
             <w:lang w:val="hi_IN" w:bidi="hi_IN"/>
@@ -53419,7 +53354,7 @@
         </w:rPr>
         <w:t xml:space="preserve">अनफोल्डिंग वर्ड लिट्रल ट्रान्सलेशन </w:t>
       </w:r>
-      <w:hyperlink r:id="rId65">
+      <w:hyperlink r:id="rId63">
         <w:r>
           <w:rPr>
             <w:lang w:val="hi_IN" w:bidi="hi_IN"/>
@@ -53542,7 +53477,7 @@
         </w:rPr>
         <w:t xml:space="preserve">यदि आप कौन बोल रहा हैं यह दर्शाने के लिए अनुभाग शीर्षक का प्रयोग कर रहे हैं और आपने पिछले पद में निर्णय लिया था कि स्त्री ने बोल, "आप शूलेम्मिन को दो सेनाओं के नृत्य की तरह क्यों देखते हैं," तो आपको इस पद के ऊपर एक अनुभाग शीर्षक रखना होगा जो यह दर्शाता है कि अब पुरुष बोल रहा है। इस पद में पुरुष सीधे स्त्री से बात करना शुरू करता है और </w:t>
       </w:r>
-      <w:hyperlink r:id="rId65">
+      <w:hyperlink r:id="rId63">
         <w:r>
           <w:rPr>
             <w:lang w:val="hi_IN" w:bidi="hi_IN"/>
@@ -55319,7 +55254,7 @@
         </w:rPr>
         <w:t xml:space="preserve">देखें कि आपने लगभग समान कथन का अनुवाद </w:t>
       </w:r>
-      <w:hyperlink r:id="rId66">
+      <w:hyperlink r:id="rId64">
         <w:r>
           <w:rPr>
             <w:lang w:val="hi_IN" w:bidi="hi_IN"/>
@@ -55648,7 +55583,7 @@
         </w:rPr>
         <w:t xml:space="preserve"> शब्द का </w:t>
       </w:r>
-      <w:hyperlink r:id="rId67">
+      <w:hyperlink r:id="rId65">
         <w:r>
           <w:rPr>
             <w:lang w:val="hi_IN" w:bidi="hi_IN"/>
@@ -57229,7 +57164,7 @@
         </w:rPr>
         <w:t xml:space="preserve">देखें कि आपने इसी वाक्यांश "तू सुंदर हैं" का अनुवाद </w:t>
       </w:r>
-      <w:hyperlink r:id="rId63">
+      <w:hyperlink r:id="rId61">
         <w:r>
           <w:rPr>
             <w:lang w:val="hi_IN" w:bidi="hi_IN"/>
@@ -60428,7 +60363,7 @@
         </w:rPr>
         <w:t xml:space="preserve">देखें कि आपने </w:t>
       </w:r>
-      <w:hyperlink r:id="rId68">
+      <w:hyperlink r:id="rId66">
         <w:r>
           <w:rPr>
             <w:lang w:val="hi_IN" w:bidi="hi_IN"/>
@@ -60848,7 +60783,7 @@
         </w:rPr>
         <w:t xml:space="preserve">। (2) “मेहंदी की झाड़ियों के बीच” (मेहंदी की झाड़ियाँ फूल उत्पन्न करती हैं)। यदि आप इस विकल्प को चुनते हैं, तो देखें कि आपने </w:t>
       </w:r>
-      <w:hyperlink r:id="rId50">
+      <w:hyperlink r:id="rId48">
         <w:r>
           <w:rPr>
             <w:lang w:val="hi_IN" w:bidi="hi_IN"/>
@@ -61169,7 +61104,7 @@
         </w:rPr>
         <w:t xml:space="preserve">" का </w:t>
       </w:r>
-      <w:hyperlink r:id="rId69">
+      <w:hyperlink r:id="rId67">
         <w:r>
           <w:rPr>
             <w:lang w:val="hi_IN" w:bidi="hi_IN"/>
@@ -61290,7 +61225,7 @@
         </w:rPr>
         <w:t xml:space="preserve">” का अनुवाद </w:t>
       </w:r>
-      <w:hyperlink r:id="rId69">
+      <w:hyperlink r:id="rId67">
         <w:r>
           <w:rPr>
             <w:lang w:val="hi_IN" w:bidi="hi_IN"/>
@@ -62047,7 +61982,7 @@
       <w:pPr>
         <w:pStyle w:val="Heading4"/>
       </w:pPr>
-      <w:hyperlink r:id="rId70">
+      <w:hyperlink r:id="rId68">
         <w:r>
           <w:rPr>
             <w:lang w:val="hi_IN" w:bidi="hi_IN"/>
@@ -62073,7 +62008,7 @@
           <w:lang w:val="hi_IN" w:bidi="hi_IN"/>
         </w:rPr>
       </w:r>
-      <w:hyperlink r:id="rId70">
+      <w:hyperlink r:id="rId68">
         <w:r>
           <w:rPr>
             <w:lang w:val="hi_IN" w:bidi="hi_IN"/>
@@ -62091,7 +62026,7 @@
         </w:rPr>
         <w:t xml:space="preserve"> के तीन सम्भावित अर्थ हैं: (1) कि स्त्री खुद को एक दाख की बारी के रूप में प्रस्तुत कर रही है और कह रही है कि उसकी दाख की बारी केवल उसकी है। वह अपनी तुलना सुलैमान की दाख की बारी से कर रही है (जिसका उल्लेख </w:t>
       </w:r>
-      <w:hyperlink r:id="rId71">
+      <w:hyperlink r:id="rId69">
         <w:r>
           <w:rPr>
             <w:lang w:val="hi_IN" w:bidi="hi_IN"/>
@@ -62109,7 +62044,7 @@
         </w:rPr>
         <w:t xml:space="preserve"> में किया गया था) और कह रही है कि सुलैमान अपनी दाख की बारी से होने वाले लाभ को रख सकते हैं और उसकी दाख की बारी के रखवाले उस दाख की बारी से होने वाले लाभ का अपना हिस्सा रख सकते हैं। यह अनफोल्डिंग वर्ड सिम्प्लिफाइड़ ट्रान्सलेशन की व्याख्या है। (2) कि महिला खुद को एक दाख की बारी के रूप में प्रस्तुत कर रही है और कह रही है कि उसकी दाख की बारी केवल उसकी है, लेकिन वह पुरुष जिसे वह प्रेम करती है और जिसे वह सुलैमान कहती है, वह दाख की बारी (उसे) स्वतंत्र रूप से प्राप्त कर सकता है क्योंकि वह खुद को स्वतंत्र रूप से उसे देने का निर्णय करती है। (3) कि पुरुष उस स्त्री को जिसे वह प्रेम करता है, एक दाख की बारी के रूप में प्रस्तुत कर रहा है और कह रहा है कि उसकी दाख की बारी (वह स्त्री जिसे वह प्रेम करता है) केवल उसकी है। वह अपनी दाख की बारी (वह स्त्री जिसे वह प्रेम करता है) की तुलना सुलैमान की दाख की बारी से कर रहा है (जिसका उल्लेख </w:t>
       </w:r>
-      <w:hyperlink r:id="rId71">
+      <w:hyperlink r:id="rId69">
         <w:r>
           <w:rPr>
             <w:lang w:val="hi_IN" w:bidi="hi_IN"/>
@@ -63135,7 +63070,7 @@
         </w:rPr>
         <w:t xml:space="preserve">देखें कि आपने </w:t>
       </w:r>
-      <w:hyperlink r:id="rId32">
+      <w:hyperlink r:id="rId30">
         <w:r>
           <w:rPr>
             <w:lang w:val="hi_IN" w:bidi="hi_IN"/>
@@ -63486,7 +63421,7 @@
         </w:rPr>
         <w:t xml:space="preserve">देखें कि आपने </w:t>
       </w:r>
-      <w:hyperlink r:id="rId72">
+      <w:hyperlink r:id="rId70">
         <w:r>
           <w:rPr>
             <w:lang w:val="hi_IN" w:bidi="hi_IN"/>
@@ -63951,7 +63886,7 @@
         </w:rPr>
         <w:t xml:space="preserve">यह पद </w:t>
       </w:r>
-      <w:hyperlink r:id="rId73">
+      <w:hyperlink r:id="rId71">
         <w:r>
           <w:rPr>
             <w:lang w:val="hi_IN" w:bidi="hi_IN"/>
@@ -63969,7 +63904,7 @@
         </w:rPr>
         <w:t xml:space="preserve"> के समान है। कृपया इस पद का अनुवाद ठीक उसी प्रकार करें जैसे आपने </w:t>
       </w:r>
-      <w:hyperlink r:id="rId73">
+      <w:hyperlink r:id="rId71">
         <w:r>
           <w:rPr>
             <w:lang w:val="hi_IN" w:bidi="hi_IN"/>
@@ -64092,7 +64027,7 @@
         </w:rPr>
         <w:t xml:space="preserve">इस पद को </w:t>
       </w:r>
-      <w:hyperlink r:id="rId28">
+      <w:hyperlink r:id="rId26">
         <w:r>
           <w:rPr>
             <w:lang w:val="hi_IN" w:bidi="hi_IN"/>
@@ -64701,7 +64636,7 @@
         </w:rPr>
         <w:t xml:space="preserve"> वाक्यांश का </w:t>
       </w:r>
-      <w:hyperlink r:id="rId26">
+      <w:hyperlink r:id="rId24">
         <w:r>
           <w:rPr>
             <w:lang w:val="hi_IN" w:bidi="hi_IN"/>
@@ -69941,7 +69876,7 @@
         </w:rPr>
         <w:t xml:space="preserve"> एक रूपक है (इस पूरे पद का अर्थ जानने के लिए अध्याय परिचय में </w:t>
       </w:r>
-      <w:hyperlink r:id="rId70">
+      <w:hyperlink r:id="rId68">
         <w:r>
           <w:rPr>
             <w:lang w:val="hi_IN" w:bidi="hi_IN"/>
@@ -69985,7 +69920,7 @@
         </w:rPr>
         <w:t xml:space="preserve"> के रूप में संदर्भित कर रही है, जैसा कि उसने </w:t>
       </w:r>
-      <w:hyperlink r:id="rId74">
+      <w:hyperlink r:id="rId72">
         <w:r>
           <w:rPr>
             <w:lang w:val="hi_IN" w:bidi="hi_IN"/>
@@ -70466,7 +70401,7 @@
         </w:rPr>
         <w:t xml:space="preserve"> के नाम से पुकार रही हैं (भले ही वह सुलैमान नहीं था) जैसे कि वह उसे “राजा” कहकर पुकारती थीं </w:t>
       </w:r>
-      <w:hyperlink r:id="rId19">
+      <w:hyperlink r:id="rId17">
         <w:r>
           <w:rPr>
             <w:lang w:val="hi_IN" w:bidi="hi_IN"/>
@@ -70719,7 +70654,7 @@
         </w:rPr>
         <w:t xml:space="preserve"> शब्द पुल्लिंग रूप में है और संभवतः पुरुष के उन मित्रों को संदर्भित करता है जो चरवाहे थे और जिनका उल्लेख </w:t>
       </w:r>
-      <w:hyperlink r:id="rId34">
+      <w:hyperlink r:id="rId32">
         <w:r>
           <w:rPr>
             <w:lang w:val="hi_IN" w:bidi="hi_IN"/>
@@ -70737,7 +70672,7 @@
         </w:rPr>
         <w:t xml:space="preserve"> में किया गया है। देखें कि आपने </w:t>
       </w:r>
-      <w:hyperlink r:id="rId34">
+      <w:hyperlink r:id="rId32">
         <w:r>
           <w:rPr>
             <w:lang w:val="hi_IN" w:bidi="hi_IN"/>
@@ -71218,7 +71153,7 @@
         </w:rPr>
         <w:t xml:space="preserve">देखें कि आपने </w:t>
       </w:r>
-      <w:hyperlink r:id="rId30">
+      <w:hyperlink r:id="rId28">
         <w:r>
           <w:rPr>
             <w:lang w:val="hi_IN" w:bidi="hi_IN"/>

--- a/hin/docx/22.content.docx
+++ b/hin/docx/22.content.docx
@@ -141,13 +141,6 @@
         <w:rPr>
           <w:lang w:val="hi_IN" w:bidi="hi_IN"/>
         </w:rPr>
-      </w:r>
-      <w:r>
-        <w:rPr>
-          <w:i/>
-          <w:lang w:val="hi_IN" w:bidi="hi_IN"/>
-        </w:rPr>
-        <w:t>श्रेष्ठगीत - परिचय, श्रेष्ठगीत - अध्याय 1 परिचय, श्रेष्ठगीत 1:1 (#1), श्रेष्ठगीत 1:1 (#2), श्रेष्ठगीत 1:1 (#3), श्रेष्ठगीत 1:2 (#1), श्रेष्ठगीत 1:2 (#2), श्रेष्ठगीत 1:2 (#3), श्रेष्ठगीत 1:2 (#4), श्रेष्ठगीत 1:2–4 (#1), श्रेष्ठगीत 1:3 (#1), श्रेष्ठगीत 1:3 (#2), श्रेष्ठगीत 1:3 (#3), श्रेष्ठगीत 1:3 (#4), श्रेष्ठगीत 1:3 (#5), श्रेष्ठगीत 1:3 (#6), श्रेष्ठगीत 1:4 (#1), श्रेष्ठगीत 1:4 (#2), श्रेष्ठगीत 1:4 (#3), श्रेष्ठगीत 1:4 (#4), श्रेष्ठगीत 1:4 (#5), श्रेष्ठगीत 1:4 (#6), श्रेष्ठगीत 1:4 (#7), श्रेष्ठगीत 1:4 (#8), श्रेष्ठगीत 1:4 (#9), श्रेष्ठगीत 1:4 (#10), श्रेष्ठगीत 1:4 (#11), श्रेष्ठगीत 1:4 (#12), श्रेष्ठगीत 1:4 (#13), श्रेष्ठगीत 1:4 (#14), श्रेष्ठगीत 1:4 (#15), श्रेष्ठगीत 1:4 (#16), श्रेष्ठगीत 1:5 (#1), श्रेष्ठगीत 1:5 (#2), श्रेष्ठगीत 1:5 (#3), श्रेष्ठगीत 1:5 (#4), श्रेष्ठगीत 1:6 (#1), श्रेष्ठगीत 1:6 (#2), श्रेष्ठगीत 1:6 (#3), श्रेष्ठगीत 1:6 (#4), श्रेष्ठगीत 1:6 (#5), श्रेष्ठगीत 1:6 (#6), श्रेष्ठगीत 1:6 (#7), श्रेष्ठगीत 1:7 (#1), श्रेष्ठगीत 1:7 (#2), श्रेष्ठगीत 1:7 (#3), श्रेष्ठगीत 1:7 (#4), श्रेष्ठगीत 1:7 (#5), श्रेष्ठगीत 1:7 (#6), श्रेष्ठगीत 1:8 (#1), श्रेष्ठगीत 1:8 (#2), श्रेष्ठगीत 1:8 (#3), श्रेष्ठगीत 1:8 (#4), श्रेष्ठगीत 1:8 (#5), श्रेष्ठगीत 1:8 (#6), श्रेष्ठगीत 1:9 (#1), श्रेष्ठगीत 1:9 (#2), श्रेष्ठगीत 1:9 (#3), श्रेष्ठगीत 1:9 (#4), श्रेष्ठगीत 1:10 (#1), श्रेष्ठगीत 1:10 (#2), श्रेष्ठगीत 1:11 (#1), श्रेष्ठगीत 1:11 (#2), श्रेष्ठगीत 1:11 (#3), श्रेष्ठगीत 1:12 (#1), श्रेष्ठगीत 1:12 (#2), श्रेष्ठगीत 1:12 (#3), श्रेष्ठगीत 1:12 (#4), श्रेष्ठगीत 1:13 (#1), श्रेष्ठगीत 1:13 (#2), श्रेष्ठगीत 1:13 (#3), श्रेष्ठगीत 1:13 (#4), श्रेष्ठगीत 1:13 (#5), श्रेष्ठगीत 1:13 (#6), श्रेष्ठगीत 1:14 (#1), श्रेष्ठगीत 1:14 (#2), श्रेष्ठगीत 1:15 (#1), श्रेष्ठगीत 1:15 (#2), श्रेष्ठगीत 1:15 (#3), श्रेष्ठगीत 1:15 (#4), श्रेष्ठगीत 1:16 (#1), श्रेष्ठगीत 1:16 (#2), श्रेष्ठगीत 1:16 (#3), श्रेष्ठगीत 1:16 (#4), श्रेष्ठगीत 1:16 (#5), श्रेष्ठगीत 1:16 (#6), श्रेष्ठगीत 1:17 (#1), श्रेष्ठगीत 1:17 (#2), श्रेष्ठगीत - अध्याय 2 परिचय, श्रेष्ठगीत 2:1 (#1), श्रेष्ठगीत 2:1 (#2), श्रेष्ठगीत 2:1 (#3), श्रेष्ठगीत 2:1 (#4), श्रेष्ठगीत 2:1 (#5), श्रेष्ठगीत 2:1 (#6), श्रेष्ठगीत 2:2 (#1), श्रेष्ठगीत 2:2 (#2), श्रेष्ठगीत 2:2 (#3), श्रेष्ठगीत 2:2 (#4), श्रेष्ठगीत 2:3 (#1), श्रेष्ठगीत 2:3 (#2), श्रेष्ठगीत 2:3 (#3), श्रेष्ठगीत 2:3 (#4), श्रेष्ठगीत 2:3 (#5), श्रेष्ठगीत 2:3 (#6), श्रेष्ठगीत 2:3 (#7), श्रेष्ठगीत 2:3 (#8), श्रेष्ठगीत 2:3 (#9), श्रेष्ठगीत 2:4 (#1), श्रेष्ठगीत 2:4 (#2), श्रेष्ठगीत 2:4 (#3), श्रेष्ठगीत 2:4 (#4), श्रेष्ठगीत 2:4 (#5), श्रेष्ठगीत 2:4 (#6), श्रेष्ठगीत 2:4 (#7), श्रेष्ठगीत 2:5 (#1), श्रेष्ठगीत 2:5 (#2), श्रेष्ठगीत 2:5 (#3), श्रेष्ठगीत 2:5 (#4), श्रेष्ठगीत 2:5 (#5), श्रेष्ठगीत 2:5 (#6), श्रेष्ठगीत 2:5 (#7), श्रेष्ठगीत 2:6 (#1), श्रेष्ठगीत 2:7 (#1), श्रेष्ठगीत 2:7 (#2), श्रेष्ठगीत 2:7 (#3), श्रेष्ठगीत 2:7 (#4), श्रेष्ठगीत 2:7 (#5), श्रेष्ठगीत 2:7 (#6), श्रेष्ठगीत 2:7 (#7), श्रेष्ठगीत 2:7 (#8), श्रेष्ठगीत 2:7 (#9), श्रेष्ठगीत 2:8 (#1), श्रेष्ठगीत 2:8 (#2), श्रेष्ठगीत 2:8 (#3), श्रेष्ठगीत 2:8 (#4), श्रेष्ठगीत 2:8–9 (#1), श्रेष्ठगीत 2:8–9 (#2), श्रेष्ठगीत 2:9 (#1), श्रेष्ठगीत 2:9 (#2), श्रेष्ठगीत 2:9 (#3), श्रेष्ठगीत 2:9 (#4), श्रेष्ठगीत 2:9 (#5), श्रेष्ठगीत 2:9 (#6), श्रेष्ठगीत 2:9 (#7), श्रेष्ठगीत 2:9 (#8), श्रेष्ठगीत 2:10 (#1), श्रेष्ठगीत 2:11 (#1), श्रेष्ठगीत 2:11 (#2), श्रेष्ठगीत 2:11 (#3), श्रेष्ठगीत 2:11 (#4), श्रेष्ठगीत 2:11 (#5), श्रेष्ठगीत 2:11 (#6), श्रेष्ठगीत 2:11 (#7), श्रेष्ठगीत 2:12 (#1), श्रेष्ठगीत 2:12 (#2), श्रेष्ठगीत 2:13 (#1), श्रेष्ठगीत 2:13 (#2), श्रेष्ठगीत 2:13 (#3), श्रेष्ठगीत 2:13 (#4), श्रेष्ठगीत 2:14 (#1), श्रेष्ठगीत 2:14 (#2), श्रेष्ठगीत 2:14 (#3), श्रेष्ठगीत 2:14 (#4), श्रेष्ठगीत 2:14 (#5), श्रेष्ठगीत 2:14 (#6), श्रेष्ठगीत 2:14 (#7), श्रेष्ठगीत 2:15 (#1), श्रेष्ठगीत 2:15 (#2), श्रेष्ठगीत 2:15 (#3), श्रेष्ठगीत 2:15 (#4), श्रेष्ठगीत 2:15 (#5), श्रेष्ठगीत 2:16 (#1), श्रेष्ठगीत 2:16 (#2), श्रेष्ठगीत 2:16 (#3), श्रेष्ठगीत 2:16 (#4), श्रेष्ठगीत 2:17 (#1), श्रेष्ठगीत 2:17 (#2), श्रेष्ठगीत 2:17 (#3), श्रेष्ठगीत 2:17 (#4), श्रेष्ठगीत 2:17 (#5), श्रेष्ठगीत - अध्याय 3 परिचय, श्रेष्ठगीत 3:1 (#1), श्रेष्ठगीत 3:1 (#2), श्रेष्ठगीत 3:1 (#3), श्रेष्ठगीत 3:1 (#4), श्रेष्ठगीत 3:2 (#1), श्रेष्ठगीत 3:2 (#2), श्रेष्ठगीत 3:2 (#3), श्रेष्ठगीत 3:2 (#4), श्रेष्ठगीत 3:2 (#5), श्रेष्ठगीत 3:3 (#1), श्रेष्ठगीत 3:3 (#2), श्रेष्ठगीत 3:3 (#3), श्रेष्ठगीत 3:3 (#4), श्रेष्ठगीत 3:4 (#1), श्रेष्ठगीत 3:4 (#2), श्रेष्ठगीत 3:4 (#3), श्रेष्ठगीत 3:4 (#4), श्रेष्ठगीत 3:5 (#1), श्रेष्ठगीत 3:6 (#1), श्रेष्ठगीत 3:6 (#2), श्रेष्ठगीत 3:6 (#3), श्रेष्ठगीत 3:6 (#4), श्रेष्ठगीत 3:6 (#5), श्रेष्ठगीत 3:6 (#6), श्रेष्ठगीत 3:6 (#7), श्रेष्ठगीत 3:6 (#8), श्रेष्ठगीत 3:6 (#9), श्रेष्ठगीत 3:7 (#1), श्रेष्ठगीत 3:7 (#2), श्रेष्ठगीत 3:7 (#3), श्रेष्ठगीत 3:8 (#1), श्रेष्ठगीत 3:8 (#2), श्रेष्ठगीत 3:8 (#3), श्रेष्ठगीत 3:9 (#1), श्रेष्ठगीत 3:9 (#2), श्रेष्ठगीत 3:9–10 (#1), श्रेष्ठगीत 3:9–10 (#2), श्रेष्ठगीत 3:10 (#1), श्रेष्ठगीत 3:10 (#2), श्रेष्ठगीत 3:10 (#3), श्रेष्ठगीत 3:10 (#4), श्रेष्ठगीत 3:10 (#5), श्रेष्ठगीत 3:10 (#6), श्रेष्ठगीत 3:10 (#7), श्रेष्ठगीत 3:11 (#1), श्रेष्ठगीत 3:11 (#2), श्रेष्ठगीत 3:11 (#3), श्रेष्ठगीत 3:11 (#4), श्रेष्ठगीत 3:11 (#5), श्रेष्ठगीत - अध्याय 4 परिचय, श्रेष्ठगीत 4:1 (#1), श्रेष्ठगीत 4:1 (#2), श्रेष्ठगीत 4:1 (#3), श्रेष्ठगीत 4:2 (#1), श्रेष्ठगीत 4:2 (#2), श्रेष्ठगीत 4:2 (#3), श्रेष्ठगीत 4:2 (#4), श्रेष्ठगीत 4:2 (#5), श्रेष्ठगीत 4:3 (#1), श्रेष्ठगीत 4:3 (#2), श्रेष्ठगीत 4:3 (#3), श्रेष्ठगीत 4:3 (#4), श्रेष्ठगीत 4:4 (#1), श्रेष्ठगीत 4:4 (#2), श्रेष्ठगीत 4:4 (#3), श्रेष्ठगीत 4:4 (#4), श्रेष्ठगीत 4:4 (#5), श्रेष्ठगीत 4:4 (#6), श्रेष्ठगीत 4:4 (#7), श्रेष्ठगीत 4:5 (#1), श्रेष्ठगीत 4:5 (#2), श्रेष्ठगीत 4:5 (#3), श्रेष्ठगीत 4:6 (#1), श्रेष्ठगीत 4:6 (#2), श्रेष्ठगीत 4:6 (#3), श्रेष्ठगीत 4:6 (#4), श्रेष्ठगीत 4:7 (#1), श्रेष्ठगीत 4:8 (#1), श्रेष्ठगीत 4:8 (#2), श्रेष्ठगीत 4:8 (#3), श्रेष्ठगीत 4:8 (#4), श्रेष्ठगीत 4:8 (#5), श्रेष्ठगीत 4:9 (#1), श्रेष्ठगीत 4:9 (#2), श्रेष्ठगीत 4:9 (#3), श्रेष्ठगीत 4:10 (#1), श्रेष्ठगीत 4:10 (#2), श्रेष्ठगीत 4:10 (#3), श्रेष्ठगीत 4:10 (#4), श्रेष्ठगीत 4:10 (#5), श्रेष्ठगीत 4:10 (#6), श्रेष्ठगीत 4:11 (#1), श्रेष्ठगीत 4:11 (#2), श्रेष्ठगीत 4:11 (#3), श्रेष्ठगीत 4:11 (#4), श्रेष्ठगीत 4:12 (#1), श्रेष्ठगीत 4:12 (#2), श्रेष्ठगीत 4:12 (#3), श्रेष्ठगीत 4:12 (#4), श्रेष्ठगीत 4:12 (#5), श्रेष्ठगीत 4:12 (#6), श्रेष्ठगीत 4:13 (#1), श्रेष्ठगीत 4:13–14 (#1), श्रेष्ठगीत 4:13–14 (#2), श्रेष्ठगीत 4:13–14 (#1), श्रेष्ठगीत 4:14 (#1), श्रेष्ठगीत 4:15 (#1), श्रेष्ठगीत 4:15 (#2), श्रेष्ठगीत 4:15 (#3), श्रेष्ठगीत 4:15 (#4), श्रेष्ठगीत 4:16 (#1), श्रेष्ठगीत 4:16 (#2), श्रेष्ठगीत 4:16 (#3), श्रेष्ठगीत 4:16 (#4), श्रेष्ठगीत - अध्याय 5 परिचय, श्रेष्ठगीत 5:1 (#1), श्रेष्ठगीत 5:1 (#2), श्रेष्ठगीत 5:1 (#3), श्रेष्ठगीत 5:1 (#4), श्रेष्ठगीत 5:1 (#5), श्रेष्ठगीत 5:1 (#6), श्रेष्ठगीत 5:1 (#7), श्रेष्ठगीत 5:2 (#1), श्रेष्ठगीत 5:2 (#2), श्रेष्ठगीत 5:2 (#3), श्रेष्ठगीत 5:2 (#4), श्रेष्ठगीत 5:2 (#5), श्रेष्ठगीत 5:2 (#6), श्रेष्ठगीत 5:2 (#7), श्रेष्ठगीत 5:3 (#1), श्रेष्ठगीत 5:3 (#2), श्रेष्ठगीत 5:4 (#1), श्रेष्ठगीत 5:4 (#2), श्रेष्ठगीत 5:4 (#3), श्रेष्ठगीत 5:5 (#1), श्रेष्ठगीत 5:5 (#2), श्रेष्ठगीत 5:5 (#3), श्रेष्ठगीत 5:6 (#1), श्रेष्ठगीत 5:6 (#2), श्रेष्ठगीत 5:6 (#3), श्रेष्ठगीत 5:6 (#4), श्रेष्ठगीत 5:6 (#5), श्रेष्ठगीत 5:6 (#6), श्रेष्ठगीत 5:7 (#1), श्रेष्ठगीत 5:7 (#2), श्रेष्ठगीत 5:7 (#3), श्रेष्ठगीत 5:7 (#4), श्रेष्ठगीत 5:7 (#5), श्रेष्ठगीत 5:8 (#1), श्रेष्ठगीत 5:8 (#2), श्रेष्ठगीत 5:8 (#3), श्रेष्ठगीत 5:9 (#1), श्रेष्ठगीत 5:9 (#2), श्रेष्ठगीत 5:9 (#3), श्रेष्ठगीत 5:9 (#4), श्रेष्ठगीत 5:9 (#5), श्रेष्ठगीत 5:9 (#6), श्रेष्ठगीत 5:10 (#1), श्रेष्ठगीत 5:10 (#2), श्रेष्ठगीत 5:11 (#1), श्रेष्ठगीत 5:11 (#2), श्रेष्ठगीत 5:11 (#3), श्रेष्ठगीत 5:12 (#1), श्रेष्ठगीत 5:12 (#2), श्रेष्ठगीत 5:13 (#1), श्रेष्ठगीत 5:13 (#2), श्रेष्ठगीत 5:13 (#3), श्रेष्ठगीत 5:13 (#4), श्रेष्ठगीत 5:13 (#5), श्रेष्ठगीत 5:13 (#6), श्रेष्ठगीत 5:13 (#7), श्रेष्ठगीत 5:14 (#1), श्रेष्ठगीत 5:14 (#2), श्रेष्ठगीत 5:14 (#3), श्रेष्ठगीत 5:14 (#4), श्रेष्ठगीत 5:14 (#5), श्रेष्ठगीत 5:14 (#6), श्रेष्ठगीत 5:14 (#7), श्रेष्ठगीत 5:15 (#1), श्रेष्ठगीत 5:15 (#2), श्रेष्ठगीत 5:15 (#3), श्रेष्ठगीत 5:15 (#4), श्रेष्ठगीत 5:16 (#1), श्रेष्ठगीत 5:16 (#2), श्रेष्ठगीत 5:16 (#3), श्रेष्ठगीत - अध्याय 6 परिचय, श्रेष्ठगीत 6:1 (#1), श्रेष्ठगीत 6:1 (#2), श्रेष्ठगीत 6:1 (#3), श्रेष्ठगीत 6:1 (#4), श्रेष्ठगीत 6:1 (#5), श्रेष्ठगीत 6:2 (#1), श्रेष्ठगीत 6:2 (#2), श्रेष्ठगीत 6:2 (#3), श्रेष्ठगीत 6:2 (#4), श्रेष्ठगीत 6:2 (#5), श्रेष्ठगीत 6:3 (#1), श्रेष्ठगीत 6:3 (#2), श्रेष्ठगीत 6:4 (#1), श्रेष्ठगीत 6:4 (#2), श्रेष्ठगीत 6:4 (#3), श्रेष्ठगीत 6:4 (#4), श्रेष्ठगीत 6:4 (#5), श्रेष्ठगीत 6:4 (#6), श्रेष्ठगीत 6:5 (#1), श्रेष्ठगीत 6:6 (#1), श्रेष्ठगीत 6:6 (#2), श्रेष्ठगीत 6:7 (#1), श्रेष्ठगीत 6:8 (#1), श्रेष्ठगीत 6:8 (#2), श्रेष्ठगीत 6:8 (#3), श्रेष्ठगीत 6:8 (#4), श्रेष्ठगीत 6:8–9 (#1), श्रेष्ठगीत 6:9 (#1), श्रेष्ठगीत 6:9 (#2), श्रेष्ठगीत 6:9 (#3), श्रेष्ठगीत 6:9 (#4), श्रेष्ठगीत 6:9 (#5), श्रेष्ठगीत 6:9 (#6), श्रेष्ठगीत 6:10 (#1), श्रेष्ठगीत 6:10 (#2), श्रेष्ठगीत 6:10 (#3), श्रेष्ठगीत 6:10 (#4), श्रेष्ठगीत 6:10 (#5), श्रेष्ठगीत 6:11 (#1), श्रेष्ठगीत 6:11 (#1), श्रेष्ठगीत 6:11 (#2), श्रेष्ठगीत 6:11–12 (#1), श्रेष्ठगीत 6:12 (#1), श्रेष्ठगीत 6:12 (#2), श्रेष्ठगीत 6:12 (#3), श्रेष्ठगीत 6:13 (#1), श्रेष्ठगीत 6:13 (#2), श्रेष्ठगीत 6:13 (#3), श्रेष्ठगीत 6:13 (#4), श्रेष्ठगीत 6:13 (#5), श्रेष्ठगीत 6:13 (#6), श्रेष्ठगीत - अध्याय 7 परिचय, श्रेष्ठगीत 7:1 (#1), श्रेष्ठगीत 7:1 (#2), श्रेष्ठगीत 7:1 (#3), श्रेष्ठगीत 7:1 (#4), श्रेष्ठगीत 7:1 (#5), श्रेष्ठगीत 7:1 (#6), श्रेष्ठगीत 7:1 (#7), श्रेष्ठगीत 7:2 (#1), श्रेष्ठगीत 7:2 (#2), श्रेष्ठगीत 7:2 (#3), श्रेष्ठगीत 7:2 (#4), श्रेष्ठगीत 7:2 (#5), श्रेष्ठगीत 7:3 (#1), श्रेष्ठगीत 7:4 (#1), श्रेष्ठगीत 7:4 (#2), श्रेष्ठगीत 7:4 (#3), श्रेष्ठगीत 7:4 (#4), श्रेष्ठगीत 7:4 (#5), श्रेष्ठगीत 7:4 (#6), श्रेष्ठगीत 7:5 (#1), श्रेष्ठगीत 7:5 (#2), श्रेष्ठगीत 7:5 (#3), श्रेष्ठगीत 7:5 (#4), श्रेष्ठगीत 7:5 (#5), श्रेष्ठगीत 7:5 (#6), श्रेष्ठगीत 7:5 (#7), श्रेष्ठगीत 7:6 (#1), श्रेष्ठगीत 7:6 (#2), श्रेष्ठगीत 7:6 (#3), श्रेष्ठगीत 7:6 (#4), श्रेष्ठगीत 7:6 (#5), श्रेष्ठगीत 7:7 (#1), श्रेष्ठगीत 7:7 (#2), श्रेष्ठगीत 7:7 (#3), श्रेष्ठगीत 7:8 (#1), श्रेष्ठगीत 7:8 (#2), श्रेष्ठगीत 7:8 (#3), श्रेष्ठगीत 7:8 (#4), श्रेष्ठगीत 7:8 (#5), श्रेष्ठगीत 7:8 (#6), श्रेष्ठगीत 7:8 (#7), श्रेष्ठगीत 7:8 (#8), श्रेष्ठगीत 7:8 (#9), श्रेष्ठगीत 7:8 (#10), श्रेष्ठगीत 7:8 (#11), श्रेष्ठगीत 7:9 (#1), श्रेष्ठगीत 7:9 (#2), श्रेष्ठगीत 7:9 (#3), श्रेष्ठगीत 7:9 (#4), श्रेष्ठगीत 7:9 (#5), श्रेष्ठगीत 7:9 (#6), श्रेष्ठगीत 7:9 (#7), श्रेष्ठगीत 7:9 (#8), श्रेष्ठगीत 7:10 (#1), श्रेष्ठगीत 7:11 (#1), श्रेष्ठगीत 7:11 (#2), श्रेष्ठगीत 7:11 (#3), श्रेष्ठगीत 7:11 (#4), श्रेष्ठगीत 7:12 (#1), श्रेष्ठगीत 7:12 (#2), श्रेष्ठगीत 7:12 (#3), श्रेष्ठगीत 7:12 (#4), श्रेष्ठगीत 7:12 (#5), श्रेष्ठगीत 7:13 (#1), श्रेष्ठगीत 7:13 (#2), श्रेष्ठगीत 7:13 (#3), श्रेष्ठगीत 7:13 (#4), श्रेष्ठगीत 7:13 (#5), श्रेष्ठगीत - अध्याय 8 परिचय, श्रेष्ठगीत 8:1 (#1), श्रेष्ठगीत 8:1 (#2), श्रेष्ठगीत 8:1 (#3), श्रेष्ठगीत 8:1 (#1), श्रेष्ठगीत 8:1 (#2), श्रेष्ठगीत 8:1–2 (#1), श्रेष्ठगीत 8:2 (#1), श्रेष्ठगीत 8:2 (#2), श्रेष्ठगीत 8:2 (#3), श्रेष्ठगीत 8:2 (#4), श्रेष्ठगीत 8:2 (#5), श्रेष्ठगीत 8:2 (#6), श्रेष्ठगीत 8:3 (#1), श्रेष्ठगीत 8:4 (#1), श्रेष्ठगीत 8:5 (#1), श्रेष्ठगीत 8:5 (#2), श्रेष्ठगीत 8:5 (#3), श्रेष्ठगीत 8:5 (#4), श्रेष्ठगीत 8:5 (#1), श्रेष्ठगीत 8:5 (#2), श्रेष्ठगीत 8:5–7 (#1), श्रेष्ठगीत 8:6 (#1), श्रेष्ठगीत 8:6 (#2), श्रेष्ठगीत 8:6 (#3), श्रेष्ठगीत 8:6 (#4), श्रेष्ठगीत 8:6 (#5), श्रेष्ठगीत 8:6 (#6), श्रेष्ठगीत 8:6 (#7), श्रेष्ठगीत 8:6 (#8), श्रेष्ठगीत 8:6 (#9), श्रेष्ठगीत 8:6 (#10), श्रेष्ठगीत 8:6 (#11), श्रेष्ठगीत 8:7 (#1), श्रेष्ठगीत 8:7 (#2), श्रेष्ठगीत 8:7 (#3), श्रेष्ठगीत 8:7 (#4), श्रेष्ठगीत 8:7 (#5), श्रेष्ठगीत 8:7 (#6), श्रेष्ठगीत 8:8 (#1), श्रेष्ठगीत 8:8 (#2), श्रेष्ठगीत 8:8 (#3), श्रेष्ठगीत 8:8 (#4), श्रेष्ठगीत 8:8 (#5), श्रेष्ठगीत 8:8–9 (#1), श्रेष्ठगीत 8:9 (#1), श्रेष्ठगीत 8:9 (#2), श्रेष्ठगीत 8:10 (#1), श्रेष्ठगीत 8:10 (#2), श्रेष्ठगीत 8:10 (#3), श्रेष्ठगीत 8:10 (#4), श्रेष्ठगीत 8:10 (#5), श्रेष्ठगीत 8:10 (#6), श्रेष्ठगीत 8:10 (#7), श्रेष्ठगीत 8:10 (#8), श्रेष्ठगीत 8:11 (#1), श्रेष्ठगीत 8:11 (#2), श्रेष्ठगीत 8:11 (#3), श्रेष्ठगीत 8:11 (#4), श्रेष्ठगीत 8:11 (#5), श्रेष्ठगीत 8:11–12 (#1), श्रेष्ठगीत 8:12 (#1), श्रेष्ठगीत 8:12 (#2), श्रेष्ठगीत 8:12 (#3), श्रेष्ठगीत 8:12 (#4), श्रेष्ठगीत 8:13 (#1), श्रेष्ठगीत 8:13 (#2), श्रेष्ठगीत 8:13 (#3), श्रेष्ठगीत 8:14 (#1), श्रेष्ठगीत 8:14 (#2), श्रेष्ठगीत 8:14 (#3), श्रेष्ठगीत 8:14 (#4), श्रेष्ठगीत 8:14 (#5)</w:t>
       </w:r>
       <w:r>
         <w:rPr>

--- a/hin/docx/22.content.docx
+++ b/hin/docx/22.content.docx
@@ -19,7 +19,7 @@
         <w:rPr>
           <w:lang w:val="hi_IN" w:bidi="hi_IN"/>
         </w:rPr>
-        <w:t>Resource: अनुवाद नोट्स (अनफोल्डिंग वर्ड)</w:t>
+        <w:t>Resource: unfoldingWord® Translation Notes</w:t>
       </w:r>
       <w:r>
         <w:rPr>
@@ -90,7 +90,7 @@
         <w:rPr>
           <w:lang w:val="hi_IN" w:bidi="hi_IN"/>
         </w:rPr>
-        <w:t>अनुवाद नोट्स (अनफोल्डिंग वर्ड)</w:t>
+        <w:t>unfoldingWord® Translation Notes</w:t>
       </w:r>
     </w:p>
     <w:p>

--- a/hin/docx/22.content.docx
+++ b/hin/docx/22.content.docx
@@ -1104,6 +1104,20 @@
       </w:r>
       <w:r>
         <w:rPr>
+          <w:lang w:val="hi_IN" w:bidi="hi_IN"/>
+        </w:rPr>
+        <w:t>שִׁ֥יר הַ⁠שִּׁירִ֖ים אֲשֶׁ֥ר לִ⁠שְׁלֹמֹֽה</w:t>
+      </w:r>
+    </w:p>
+    <w:p>
+      <w:pPr/>
+      <w:r>
+        <w:rPr>
+          <w:lang w:val="hi_IN" w:bidi="hi_IN"/>
+        </w:rPr>
+      </w:r>
+      <w:r>
+        <w:rPr>
           <w:b/>
           <w:lang w:val="hi_IN" w:bidi="hi_IN"/>
         </w:rPr>
@@ -1201,6 +1215,20 @@
       </w:r>
       <w:r>
         <w:rPr>
+          <w:lang w:val="hi_IN" w:bidi="hi_IN"/>
+        </w:rPr>
+        <w:t>שִׁ֥יר הַ⁠שִּׁירִ֖ים</w:t>
+      </w:r>
+    </w:p>
+    <w:p>
+      <w:pPr/>
+      <w:r>
+        <w:rPr>
+          <w:lang w:val="hi_IN" w:bidi="hi_IN"/>
+        </w:rPr>
+      </w:r>
+      <w:r>
+        <w:rPr>
           <w:b/>
           <w:lang w:val="hi_IN" w:bidi="hi_IN"/>
         </w:rPr>
@@ -1323,6 +1351,20 @@
       </w:r>
       <w:r>
         <w:rPr>
+          <w:lang w:val="hi_IN" w:bidi="hi_IN"/>
+        </w:rPr>
+        <w:t>לִ⁠שְׁלֹמֹֽה</w:t>
+      </w:r>
+    </w:p>
+    <w:p>
+      <w:pPr/>
+      <w:r>
+        <w:rPr>
+          <w:lang w:val="hi_IN" w:bidi="hi_IN"/>
+        </w:rPr>
+      </w:r>
+      <w:r>
+        <w:rPr>
           <w:b/>
           <w:lang w:val="hi_IN" w:bidi="hi_IN"/>
         </w:rPr>
@@ -1490,6 +1532,20 @@
       </w:r>
       <w:r>
         <w:rPr>
+          <w:lang w:val="hi_IN" w:bidi="hi_IN"/>
+        </w:rPr>
+        <w:t>דֹּדֶ֖י⁠ךָ</w:t>
+      </w:r>
+    </w:p>
+    <w:p>
+      <w:pPr/>
+      <w:r>
+        <w:rPr>
+          <w:lang w:val="hi_IN" w:bidi="hi_IN"/>
+        </w:rPr>
+      </w:r>
+      <w:r>
+        <w:rPr>
           <w:b/>
           <w:lang w:val="hi_IN" w:bidi="hi_IN"/>
         </w:rPr>
@@ -1613,6 +1669,20 @@
       </w:r>
       <w:r>
         <w:rPr>
+          <w:lang w:val="hi_IN" w:bidi="hi_IN"/>
+        </w:rPr>
+        <w:t>טוֹבִ֥ים דֹּדֶ֖י⁠ךָ מִ⁠יָּֽיִן</w:t>
+      </w:r>
+    </w:p>
+    <w:p>
+      <w:pPr/>
+      <w:r>
+        <w:rPr>
+          <w:lang w:val="hi_IN" w:bidi="hi_IN"/>
+        </w:rPr>
+      </w:r>
+      <w:r>
+        <w:rPr>
           <w:b/>
           <w:lang w:val="hi_IN" w:bidi="hi_IN"/>
         </w:rPr>
@@ -1723,6 +1793,20 @@
       </w:r>
       <w:r>
         <w:rPr>
+          <w:lang w:val="hi_IN" w:bidi="hi_IN"/>
+        </w:rPr>
+        <w:t>טוֹבִ֥ים דֹּדֶ֖י⁠ךָ מִ⁠יָּֽיִן</w:t>
+      </w:r>
+    </w:p>
+    <w:p>
+      <w:pPr/>
+      <w:r>
+        <w:rPr>
+          <w:lang w:val="hi_IN" w:bidi="hi_IN"/>
+        </w:rPr>
+      </w:r>
+      <w:r>
+        <w:rPr>
           <w:b/>
           <w:lang w:val="hi_IN" w:bidi="hi_IN"/>
         </w:rPr>
@@ -1905,6 +1989,20 @@
       </w:r>
       <w:r>
         <w:rPr>
+          <w:lang w:val="hi_IN" w:bidi="hi_IN"/>
+        </w:rPr>
+        <w:t>לְ⁠רֵ֨יחַ֙</w:t>
+      </w:r>
+    </w:p>
+    <w:p>
+      <w:pPr/>
+      <w:r>
+        <w:rPr>
+          <w:lang w:val="hi_IN" w:bidi="hi_IN"/>
+        </w:rPr>
+      </w:r>
+      <w:r>
+        <w:rPr>
           <w:b/>
           <w:lang w:val="hi_IN" w:bidi="hi_IN"/>
         </w:rPr>
@@ -2019,6 +2117,20 @@
       </w:r>
       <w:r>
         <w:rPr>
+          <w:lang w:val="hi_IN" w:bidi="hi_IN"/>
+        </w:rPr>
+        <w:t>שְׁמָנֶ֣י⁠ךָ טוֹבִ֔ים</w:t>
+      </w:r>
+    </w:p>
+    <w:p>
+      <w:pPr/>
+      <w:r>
+        <w:rPr>
+          <w:lang w:val="hi_IN" w:bidi="hi_IN"/>
+        </w:rPr>
+      </w:r>
+      <w:r>
+        <w:rPr>
           <w:b/>
           <w:lang w:val="hi_IN" w:bidi="hi_IN"/>
         </w:rPr>
@@ -2122,6 +2234,20 @@
       </w:r>
       <w:r>
         <w:rPr>
+          <w:lang w:val="hi_IN" w:bidi="hi_IN"/>
+        </w:rPr>
+        <w:t>שֶׁ֖מֶן תּוּרַ֣ק שְׁמֶ֑⁠ךָ</w:t>
+      </w:r>
+    </w:p>
+    <w:p>
+      <w:pPr/>
+      <w:r>
+        <w:rPr>
+          <w:lang w:val="hi_IN" w:bidi="hi_IN"/>
+        </w:rPr>
+      </w:r>
+      <w:r>
+        <w:rPr>
           <w:b/>
           <w:lang w:val="hi_IN" w:bidi="hi_IN"/>
         </w:rPr>
@@ -2258,6 +2384,20 @@
       </w:r>
       <w:r>
         <w:rPr>
+          <w:lang w:val="hi_IN" w:bidi="hi_IN"/>
+        </w:rPr>
+        <w:t>שֶׁ֖מֶן תּוּרַ֣ק שְׁמֶ֑⁠ךָ</w:t>
+      </w:r>
+    </w:p>
+    <w:p>
+      <w:pPr/>
+      <w:r>
+        <w:rPr>
+          <w:lang w:val="hi_IN" w:bidi="hi_IN"/>
+        </w:rPr>
+      </w:r>
+      <w:r>
+        <w:rPr>
           <w:b/>
           <w:lang w:val="hi_IN" w:bidi="hi_IN"/>
         </w:rPr>
@@ -2402,6 +2542,20 @@
       </w:r>
       <w:r>
         <w:rPr>
+          <w:lang w:val="hi_IN" w:bidi="hi_IN"/>
+        </w:rPr>
+        <w:t>עַל־כֵּ֖ן</w:t>
+      </w:r>
+    </w:p>
+    <w:p>
+      <w:pPr/>
+      <w:r>
+        <w:rPr>
+          <w:lang w:val="hi_IN" w:bidi="hi_IN"/>
+        </w:rPr>
+      </w:r>
+      <w:r>
+        <w:rPr>
           <w:b/>
           <w:lang w:val="hi_IN" w:bidi="hi_IN"/>
         </w:rPr>
@@ -2602,6 +2756,20 @@
       </w:r>
       <w:r>
         <w:rPr>
+          <w:lang w:val="hi_IN" w:bidi="hi_IN"/>
+        </w:rPr>
+        <w:t>מָשְׁכֵ֖⁠נִי</w:t>
+      </w:r>
+    </w:p>
+    <w:p>
+      <w:pPr/>
+      <w:r>
+        <w:rPr>
+          <w:lang w:val="hi_IN" w:bidi="hi_IN"/>
+        </w:rPr>
+      </w:r>
+      <w:r>
+        <w:rPr>
           <w:b/>
           <w:lang w:val="hi_IN" w:bidi="hi_IN"/>
         </w:rPr>
@@ -2815,6 +2983,20 @@
       </w:r>
       <w:r>
         <w:rPr>
+          <w:lang w:val="hi_IN" w:bidi="hi_IN"/>
+        </w:rPr>
+        <w:t>נָּר֑וּצָה</w:t>
+      </w:r>
+    </w:p>
+    <w:p>
+      <w:pPr/>
+      <w:r>
+        <w:rPr>
+          <w:lang w:val="hi_IN" w:bidi="hi_IN"/>
+        </w:rPr>
+      </w:r>
+      <w:r>
+        <w:rPr>
           <w:b/>
           <w:lang w:val="hi_IN" w:bidi="hi_IN"/>
         </w:rPr>
@@ -2927,6 +3109,20 @@
         <w:rPr>
           <w:lang w:val="hi_IN" w:bidi="hi_IN"/>
         </w:rPr>
+      </w:r>
+    </w:p>
+    <w:p>
+      <w:pPr/>
+      <w:r>
+        <w:rPr>
+          <w:lang w:val="hi_IN" w:bidi="hi_IN"/>
+        </w:rPr>
+      </w:r>
+      <w:r>
+        <w:rPr>
+          <w:lang w:val="hi_IN" w:bidi="hi_IN"/>
+        </w:rPr>
+        <w:t>נָּר֑וּצָה</w:t>
       </w:r>
     </w:p>
     <w:p>
@@ -3175,6 +3371,20 @@
       </w:r>
       <w:r>
         <w:rPr>
+          <w:lang w:val="hi_IN" w:bidi="hi_IN"/>
+        </w:rPr>
+        <w:t>הֱבִיאַ֨⁠נִי הַ⁠מֶּ֜לֶךְ</w:t>
+      </w:r>
+    </w:p>
+    <w:p>
+      <w:pPr/>
+      <w:r>
+        <w:rPr>
+          <w:lang w:val="hi_IN" w:bidi="hi_IN"/>
+        </w:rPr>
+      </w:r>
+      <w:r>
+        <w:rPr>
           <w:b/>
           <w:lang w:val="hi_IN" w:bidi="hi_IN"/>
         </w:rPr>
@@ -3285,6 +3495,20 @@
       </w:r>
       <w:r>
         <w:rPr>
+          <w:lang w:val="hi_IN" w:bidi="hi_IN"/>
+        </w:rPr>
+        <w:t>הֱבִיאַ֨⁠נִי</w:t>
+      </w:r>
+    </w:p>
+    <w:p>
+      <w:pPr/>
+      <w:r>
+        <w:rPr>
+          <w:lang w:val="hi_IN" w:bidi="hi_IN"/>
+        </w:rPr>
+      </w:r>
+      <w:r>
+        <w:rPr>
           <w:b/>
           <w:lang w:val="hi_IN" w:bidi="hi_IN"/>
         </w:rPr>
@@ -3620,6 +3844,20 @@
       </w:r>
       <w:r>
         <w:rPr>
+          <w:lang w:val="hi_IN" w:bidi="hi_IN"/>
+        </w:rPr>
+        <w:t>נָגִ֤ילָה וְ⁠נִשְׂמְחָה֙</w:t>
+      </w:r>
+    </w:p>
+    <w:p>
+      <w:pPr/>
+      <w:r>
+        <w:rPr>
+          <w:lang w:val="hi_IN" w:bidi="hi_IN"/>
+        </w:rPr>
+      </w:r>
+      <w:r>
+        <w:rPr>
           <w:b/>
           <w:lang w:val="hi_IN" w:bidi="hi_IN"/>
         </w:rPr>
@@ -3737,6 +3975,20 @@
       </w:r>
       <w:r>
         <w:rPr>
+          <w:lang w:val="hi_IN" w:bidi="hi_IN"/>
+        </w:rPr>
+        <w:t>נַזְכִּ֤ירָה</w:t>
+      </w:r>
+    </w:p>
+    <w:p>
+      <w:pPr/>
+      <w:r>
+        <w:rPr>
+          <w:lang w:val="hi_IN" w:bidi="hi_IN"/>
+        </w:rPr>
+      </w:r>
+      <w:r>
+        <w:rPr>
           <w:b/>
           <w:lang w:val="hi_IN" w:bidi="hi_IN"/>
         </w:rPr>
@@ -3814,6 +4066,20 @@
       </w:r>
       <w:r>
         <w:rPr>
+          <w:lang w:val="hi_IN" w:bidi="hi_IN"/>
+        </w:rPr>
+        <w:t>מִ⁠יַּ֔יִן</w:t>
+      </w:r>
+    </w:p>
+    <w:p>
+      <w:pPr/>
+      <w:r>
+        <w:rPr>
+          <w:lang w:val="hi_IN" w:bidi="hi_IN"/>
+        </w:rPr>
+      </w:r>
+      <w:r>
+        <w:rPr>
           <w:b/>
           <w:lang w:val="hi_IN" w:bidi="hi_IN"/>
         </w:rPr>
@@ -3976,6 +4242,20 @@
       </w:r>
       <w:r>
         <w:rPr>
+          <w:lang w:val="hi_IN" w:bidi="hi_IN"/>
+        </w:rPr>
+        <w:t>דֹדֶ֨י⁠ךָ֙ מִ⁠יַּ֔יִן</w:t>
+      </w:r>
+    </w:p>
+    <w:p>
+      <w:pPr/>
+      <w:r>
+        <w:rPr>
+          <w:lang w:val="hi_IN" w:bidi="hi_IN"/>
+        </w:rPr>
+      </w:r>
+      <w:r>
+        <w:rPr>
           <w:b/>
           <w:lang w:val="hi_IN" w:bidi="hi_IN"/>
         </w:rPr>
@@ -4086,6 +4366,20 @@
       </w:r>
       <w:r>
         <w:rPr>
+          <w:lang w:val="hi_IN" w:bidi="hi_IN"/>
+        </w:rPr>
+        <w:t>מֵישָׁרִ֖ים אֲהֵבֽוּ⁠ךָ</w:t>
+      </w:r>
+    </w:p>
+    <w:p>
+      <w:pPr/>
+      <w:r>
+        <w:rPr>
+          <w:lang w:val="hi_IN" w:bidi="hi_IN"/>
+        </w:rPr>
+      </w:r>
+      <w:r>
+        <w:rPr>
           <w:b/>
           <w:lang w:val="hi_IN" w:bidi="hi_IN"/>
         </w:rPr>
@@ -4240,6 +4534,20 @@
       </w:r>
       <w:r>
         <w:rPr>
+          <w:lang w:val="hi_IN" w:bidi="hi_IN"/>
+        </w:rPr>
+        <w:t>מֵישָׁרִ֖ים אֲהֵבֽוּ⁠ךָ</w:t>
+      </w:r>
+    </w:p>
+    <w:p>
+      <w:pPr/>
+      <w:r>
+        <w:rPr>
+          <w:lang w:val="hi_IN" w:bidi="hi_IN"/>
+        </w:rPr>
+      </w:r>
+      <w:r>
+        <w:rPr>
           <w:b/>
           <w:lang w:val="hi_IN" w:bidi="hi_IN"/>
         </w:rPr>
@@ -4563,6 +4871,20 @@
         <w:rPr>
           <w:lang w:val="hi_IN" w:bidi="hi_IN"/>
         </w:rPr>
+      </w:r>
+    </w:p>
+    <w:p>
+      <w:pPr/>
+      <w:r>
+        <w:rPr>
+          <w:lang w:val="hi_IN" w:bidi="hi_IN"/>
+        </w:rPr>
+      </w:r>
+      <w:r>
+        <w:rPr>
+          <w:lang w:val="hi_IN" w:bidi="hi_IN"/>
+        </w:rPr>
+        <w:t>בְּנ֖וֹת יְרוּשָׁלִָ֑ם</w:t>
       </w:r>
     </w:p>
     <w:p>
@@ -4866,6 +5188,20 @@
       </w:r>
       <w:r>
         <w:rPr>
+          <w:lang w:val="hi_IN" w:bidi="hi_IN"/>
+        </w:rPr>
+        <w:t>אַל־תִּרְא֨וּ⁠נִי֙ שֶׁ⁠אֲנִ֣י שְׁחַרְחֹ֔רֶת</w:t>
+      </w:r>
+    </w:p>
+    <w:p>
+      <w:pPr/>
+      <w:r>
+        <w:rPr>
+          <w:lang w:val="hi_IN" w:bidi="hi_IN"/>
+        </w:rPr>
+      </w:r>
+      <w:r>
+        <w:rPr>
           <w:b/>
           <w:lang w:val="hi_IN" w:bidi="hi_IN"/>
         </w:rPr>
@@ -4945,6 +5281,20 @@
         <w:rPr>
           <w:lang w:val="hi_IN" w:bidi="hi_IN"/>
         </w:rPr>
+      </w:r>
+    </w:p>
+    <w:p>
+      <w:pPr/>
+      <w:r>
+        <w:rPr>
+          <w:lang w:val="hi_IN" w:bidi="hi_IN"/>
+        </w:rPr>
+      </w:r>
+      <w:r>
+        <w:rPr>
+          <w:lang w:val="hi_IN" w:bidi="hi_IN"/>
+        </w:rPr>
+        <w:t>שֶׁ⁠אֲנִ֣י</w:t>
       </w:r>
     </w:p>
     <w:p>
@@ -5174,6 +5524,20 @@
       </w:r>
       <w:r>
         <w:rPr>
+          <w:lang w:val="hi_IN" w:bidi="hi_IN"/>
+        </w:rPr>
+        <w:t>שֶׁ⁠שֱּׁזָפַ֖תְ⁠נִי הַ⁠שָּׁ֑מֶשׁ</w:t>
+      </w:r>
+    </w:p>
+    <w:p>
+      <w:pPr/>
+      <w:r>
+        <w:rPr>
+          <w:lang w:val="hi_IN" w:bidi="hi_IN"/>
+        </w:rPr>
+      </w:r>
+      <w:r>
+        <w:rPr>
           <w:b/>
           <w:lang w:val="hi_IN" w:bidi="hi_IN"/>
         </w:rPr>
@@ -5394,6 +5758,20 @@
       </w:r>
       <w:r>
         <w:rPr>
+          <w:lang w:val="hi_IN" w:bidi="hi_IN"/>
+        </w:rPr>
+        <w:t>נֹטֵרָ֣ה אֶת־הַ⁠כְּרָמִ֔ים כַּרְמִ֥⁠י שֶׁ⁠לִּ֖⁠י לֹ֥א נָטָֽרְתִּי</w:t>
+      </w:r>
+    </w:p>
+    <w:p>
+      <w:pPr/>
+      <w:r>
+        <w:rPr>
+          <w:lang w:val="hi_IN" w:bidi="hi_IN"/>
+        </w:rPr>
+      </w:r>
+      <w:r>
+        <w:rPr>
           <w:b/>
           <w:lang w:val="hi_IN" w:bidi="hi_IN"/>
         </w:rPr>
@@ -5484,6 +5862,20 @@
       </w:r>
       <w:r>
         <w:rPr>
+          <w:lang w:val="hi_IN" w:bidi="hi_IN"/>
+        </w:rPr>
+        <w:t>כַּרְמִ֥⁠י שֶׁ⁠לִּ֖⁠י לֹ֥א נָטָֽרְתִּי</w:t>
+      </w:r>
+    </w:p>
+    <w:p>
+      <w:pPr/>
+      <w:r>
+        <w:rPr>
+          <w:lang w:val="hi_IN" w:bidi="hi_IN"/>
+        </w:rPr>
+      </w:r>
+      <w:r>
+        <w:rPr>
           <w:b/>
           <w:lang w:val="hi_IN" w:bidi="hi_IN"/>
         </w:rPr>
@@ -5594,6 +5986,20 @@
       </w:r>
       <w:r>
         <w:rPr>
+          <w:lang w:val="hi_IN" w:bidi="hi_IN"/>
+        </w:rPr>
+        <w:t>שֶׁ֤⁠אָהֲבָה֙ נַפְשִׁ֔⁠י</w:t>
+      </w:r>
+    </w:p>
+    <w:p>
+      <w:pPr/>
+      <w:r>
+        <w:rPr>
+          <w:lang w:val="hi_IN" w:bidi="hi_IN"/>
+        </w:rPr>
+      </w:r>
+      <w:r>
+        <w:rPr>
           <w:b/>
           <w:lang w:val="hi_IN" w:bidi="hi_IN"/>
         </w:rPr>
@@ -5704,6 +6110,20 @@
       </w:r>
       <w:r>
         <w:rPr>
+          <w:lang w:val="hi_IN" w:bidi="hi_IN"/>
+        </w:rPr>
+        <w:t>אֵיכָ֣ה תִרְעֶ֔ה</w:t>
+      </w:r>
+    </w:p>
+    <w:p>
+      <w:pPr/>
+      <w:r>
+        <w:rPr>
+          <w:lang w:val="hi_IN" w:bidi="hi_IN"/>
+        </w:rPr>
+      </w:r>
+      <w:r>
+        <w:rPr>
           <w:b/>
           <w:lang w:val="hi_IN" w:bidi="hi_IN"/>
         </w:rPr>
@@ -6027,6 +6447,20 @@
       </w:r>
       <w:r>
         <w:rPr>
+          <w:lang w:val="hi_IN" w:bidi="hi_IN"/>
+        </w:rPr>
+        <w:t>כְּ⁠עֹ֣טְיָ֔ה עַ֖ל עֶדְרֵ֥י חֲבֵרֶֽי⁠ךָ</w:t>
+      </w:r>
+    </w:p>
+    <w:p>
+      <w:pPr/>
+      <w:r>
+        <w:rPr>
+          <w:lang w:val="hi_IN" w:bidi="hi_IN"/>
+        </w:rPr>
+      </w:r>
+      <w:r>
+        <w:rPr>
           <w:b/>
           <w:lang w:val="hi_IN" w:bidi="hi_IN"/>
         </w:rPr>
@@ -6285,6 +6719,20 @@
       </w:r>
       <w:r>
         <w:rPr>
+          <w:lang w:val="hi_IN" w:bidi="hi_IN"/>
+        </w:rPr>
+        <w:t>אִם־לֹ֤א תֵדְעִי֙ לָ֔⁠ךְ הַ⁠יָּפָ֖ה בַּ⁠נָּשִׁ֑ים צְֽאִי־לָ֞⁠ךְ</w:t>
+      </w:r>
+    </w:p>
+    <w:p>
+      <w:pPr/>
+      <w:r>
+        <w:rPr>
+          <w:lang w:val="hi_IN" w:bidi="hi_IN"/>
+        </w:rPr>
+      </w:r>
+      <w:r>
+        <w:rPr>
           <w:b/>
           <w:lang w:val="hi_IN" w:bidi="hi_IN"/>
         </w:rPr>
@@ -6382,6 +6830,20 @@
       </w:r>
       <w:r>
         <w:rPr>
+          <w:lang w:val="hi_IN" w:bidi="hi_IN"/>
+        </w:rPr>
+        <w:t>אִם־לֹ֤א תֵדְעִי֙ לָ֔⁠ךְ הַ⁠יָּפָ֖ה בַּ⁠נָּשִׁ֑ים</w:t>
+      </w:r>
+    </w:p>
+    <w:p>
+      <w:pPr/>
+      <w:r>
+        <w:rPr>
+          <w:lang w:val="hi_IN" w:bidi="hi_IN"/>
+        </w:rPr>
+      </w:r>
+      <w:r>
+        <w:rPr>
           <w:b/>
           <w:lang w:val="hi_IN" w:bidi="hi_IN"/>
         </w:rPr>
@@ -6569,6 +7031,20 @@
       </w:r>
       <w:r>
         <w:rPr>
+          <w:lang w:val="hi_IN" w:bidi="hi_IN"/>
+        </w:rPr>
+        <w:t>צְֽאִי־לָ֞⁠ךְ</w:t>
+      </w:r>
+    </w:p>
+    <w:p>
+      <w:pPr/>
+      <w:r>
+        <w:rPr>
+          <w:lang w:val="hi_IN" w:bidi="hi_IN"/>
+        </w:rPr>
+      </w:r>
+      <w:r>
+        <w:rPr>
           <w:b/>
           <w:lang w:val="hi_IN" w:bidi="hi_IN"/>
         </w:rPr>
@@ -6679,6 +7155,20 @@
       </w:r>
       <w:r>
         <w:rPr>
+          <w:lang w:val="hi_IN" w:bidi="hi_IN"/>
+        </w:rPr>
+        <w:t>וּ⁠רְעִי֙ אֶת־גְּדִיֹּתַ֔יִ⁠ךְ</w:t>
+      </w:r>
+    </w:p>
+    <w:p>
+      <w:pPr/>
+      <w:r>
+        <w:rPr>
+          <w:lang w:val="hi_IN" w:bidi="hi_IN"/>
+        </w:rPr>
+      </w:r>
+      <w:r>
+        <w:rPr>
           <w:b/>
           <w:lang w:val="hi_IN" w:bidi="hi_IN"/>
         </w:rPr>
@@ -6833,6 +7323,20 @@
       </w:r>
       <w:r>
         <w:rPr>
+          <w:lang w:val="hi_IN" w:bidi="hi_IN"/>
+        </w:rPr>
+        <w:t>לְ⁠סֻסָתִ⁠י֙ בְּ⁠רִכְבֵ֣י פַרְעֹ֔ה דִּמִּיתִ֖י⁠ךְ רַעְיָתִֽ⁠י</w:t>
+      </w:r>
+    </w:p>
+    <w:p>
+      <w:pPr/>
+      <w:r>
+        <w:rPr>
+          <w:lang w:val="hi_IN" w:bidi="hi_IN"/>
+        </w:rPr>
+      </w:r>
+      <w:r>
+        <w:rPr>
           <w:b/>
           <w:lang w:val="hi_IN" w:bidi="hi_IN"/>
         </w:rPr>
@@ -7150,6 +7654,20 @@
       </w:r>
       <w:r>
         <w:rPr>
+          <w:lang w:val="hi_IN" w:bidi="hi_IN"/>
+        </w:rPr>
+        <w:t>פַרְעֹ֔ה</w:t>
+      </w:r>
+    </w:p>
+    <w:p>
+      <w:pPr/>
+      <w:r>
+        <w:rPr>
+          <w:lang w:val="hi_IN" w:bidi="hi_IN"/>
+        </w:rPr>
+      </w:r>
+      <w:r>
+        <w:rPr>
           <w:b/>
           <w:lang w:val="hi_IN" w:bidi="hi_IN"/>
         </w:rPr>
@@ -7246,6 +7764,20 @@
       </w:r>
       <w:r>
         <w:rPr>
+          <w:lang w:val="hi_IN" w:bidi="hi_IN"/>
+        </w:rPr>
+        <w:t>בַּ⁠תֹּרִ֔ים</w:t>
+      </w:r>
+    </w:p>
+    <w:p>
+      <w:pPr/>
+      <w:r>
+        <w:rPr>
+          <w:lang w:val="hi_IN" w:bidi="hi_IN"/>
+        </w:rPr>
+      </w:r>
+      <w:r>
+        <w:rPr>
           <w:b/>
           <w:lang w:val="hi_IN" w:bidi="hi_IN"/>
         </w:rPr>
@@ -7473,6 +8005,20 @@
       </w:r>
       <w:r>
         <w:rPr>
+          <w:lang w:val="hi_IN" w:bidi="hi_IN"/>
+        </w:rPr>
+        <w:t>תּוֹרֵ֤י</w:t>
+      </w:r>
+    </w:p>
+    <w:p>
+      <w:pPr/>
+      <w:r>
+        <w:rPr>
+          <w:lang w:val="hi_IN" w:bidi="hi_IN"/>
+        </w:rPr>
+      </w:r>
+      <w:r>
+        <w:rPr>
           <w:b/>
           <w:lang w:val="hi_IN" w:bidi="hi_IN"/>
         </w:rPr>
@@ -7590,6 +8136,20 @@
       </w:r>
       <w:r>
         <w:rPr>
+          <w:lang w:val="hi_IN" w:bidi="hi_IN"/>
+        </w:rPr>
+        <w:t>תּוֹרֵ֤י זָהָב֙ נַעֲשֶׂה־לָּ֔⁠ךְ</w:t>
+      </w:r>
+    </w:p>
+    <w:p>
+      <w:pPr/>
+      <w:r>
+        <w:rPr>
+          <w:lang w:val="hi_IN" w:bidi="hi_IN"/>
+        </w:rPr>
+      </w:r>
+      <w:r>
+        <w:rPr>
           <w:b/>
           <w:lang w:val="hi_IN" w:bidi="hi_IN"/>
         </w:rPr>
@@ -7734,6 +8294,20 @@
       </w:r>
       <w:r>
         <w:rPr>
+          <w:lang w:val="hi_IN" w:bidi="hi_IN"/>
+        </w:rPr>
+        <w:t>עִ֖ם נְקֻדּ֥וֹת הַ⁠כָּֽסֶף</w:t>
+      </w:r>
+    </w:p>
+    <w:p>
+      <w:pPr/>
+      <w:r>
+        <w:rPr>
+          <w:lang w:val="hi_IN" w:bidi="hi_IN"/>
+        </w:rPr>
+      </w:r>
+      <w:r>
+        <w:rPr>
           <w:b/>
           <w:lang w:val="hi_IN" w:bidi="hi_IN"/>
         </w:rPr>
@@ -7800,6 +8374,20 @@
         <w:rPr>
           <w:lang w:val="hi_IN" w:bidi="hi_IN"/>
         </w:rPr>
+      </w:r>
+    </w:p>
+    <w:p>
+      <w:pPr/>
+      <w:r>
+        <w:rPr>
+          <w:lang w:val="hi_IN" w:bidi="hi_IN"/>
+        </w:rPr>
+      </w:r>
+      <w:r>
+        <w:rPr>
+          <w:lang w:val="hi_IN" w:bidi="hi_IN"/>
+        </w:rPr>
+        <w:t>שֶׁ֤⁠הַ⁠מֶּ֨לֶךְ֙</w:t>
       </w:r>
     </w:p>
     <w:p>
@@ -7912,6 +8500,20 @@
       </w:r>
       <w:r>
         <w:rPr>
+          <w:lang w:val="hi_IN" w:bidi="hi_IN"/>
+        </w:rPr>
+        <w:t>בִּ⁠מְסִבּ֔⁠וֹ</w:t>
+      </w:r>
+    </w:p>
+    <w:p>
+      <w:pPr/>
+      <w:r>
+        <w:rPr>
+          <w:lang w:val="hi_IN" w:bidi="hi_IN"/>
+        </w:rPr>
+      </w:r>
+      <w:r>
+        <w:rPr>
           <w:b/>
           <w:lang w:val="hi_IN" w:bidi="hi_IN"/>
         </w:rPr>
@@ -8010,6 +8612,20 @@
       </w:r>
       <w:r>
         <w:rPr>
+          <w:lang w:val="hi_IN" w:bidi="hi_IN"/>
+        </w:rPr>
+        <w:t>נִרְדִּ֖⁠י</w:t>
+      </w:r>
+    </w:p>
+    <w:p>
+      <w:pPr/>
+      <w:r>
+        <w:rPr>
+          <w:lang w:val="hi_IN" w:bidi="hi_IN"/>
+        </w:rPr>
+      </w:r>
+      <w:r>
+        <w:rPr>
           <w:b/>
           <w:lang w:val="hi_IN" w:bidi="hi_IN"/>
         </w:rPr>
@@ -8159,6 +8775,20 @@
       </w:r>
       <w:r>
         <w:rPr>
+          <w:lang w:val="hi_IN" w:bidi="hi_IN"/>
+        </w:rPr>
+        <w:t>נָתַ֥ן רֵיחֽ⁠וֹ</w:t>
+      </w:r>
+    </w:p>
+    <w:p>
+      <w:pPr/>
+      <w:r>
+        <w:rPr>
+          <w:lang w:val="hi_IN" w:bidi="hi_IN"/>
+        </w:rPr>
+      </w:r>
+      <w:r>
+        <w:rPr>
           <w:b/>
           <w:lang w:val="hi_IN" w:bidi="hi_IN"/>
         </w:rPr>
@@ -8450,6 +9080,20 @@
       </w:r>
       <w:r>
         <w:rPr>
+          <w:lang w:val="hi_IN" w:bidi="hi_IN"/>
+        </w:rPr>
+        <w:t>דּוֹדִ⁠י֙</w:t>
+      </w:r>
+    </w:p>
+    <w:p>
+      <w:pPr/>
+      <w:r>
+        <w:rPr>
+          <w:lang w:val="hi_IN" w:bidi="hi_IN"/>
+        </w:rPr>
+      </w:r>
+      <w:r>
+        <w:rPr>
           <w:b/>
           <w:lang w:val="hi_IN" w:bidi="hi_IN"/>
         </w:rPr>
@@ -8527,6 +9171,20 @@
       </w:r>
       <w:r>
         <w:rPr>
+          <w:lang w:val="hi_IN" w:bidi="hi_IN"/>
+        </w:rPr>
+        <w:t>צְר֨וֹר הַ⁠מֹּ֤ר ׀ דּוֹדִ⁠י֙ לִ֔⁠י בֵּ֥ין שָׁדַ֖⁠י יָלִֽין</w:t>
+      </w:r>
+    </w:p>
+    <w:p>
+      <w:pPr/>
+      <w:r>
+        <w:rPr>
+          <w:lang w:val="hi_IN" w:bidi="hi_IN"/>
+        </w:rPr>
+      </w:r>
+      <w:r>
+        <w:rPr>
           <w:b/>
           <w:lang w:val="hi_IN" w:bidi="hi_IN"/>
         </w:rPr>
@@ -8677,6 +9335,20 @@
       </w:r>
       <w:r>
         <w:rPr>
+          <w:lang w:val="hi_IN" w:bidi="hi_IN"/>
+        </w:rPr>
+        <w:t>יָלִֽין</w:t>
+      </w:r>
+    </w:p>
+    <w:p>
+      <w:pPr/>
+      <w:r>
+        <w:rPr>
+          <w:lang w:val="hi_IN" w:bidi="hi_IN"/>
+        </w:rPr>
+      </w:r>
+      <w:r>
+        <w:rPr>
           <w:b/>
           <w:lang w:val="hi_IN" w:bidi="hi_IN"/>
         </w:rPr>
@@ -9257,6 +9929,20 @@
         <w:rPr>
           <w:lang w:val="hi_IN" w:bidi="hi_IN"/>
         </w:rPr>
+      </w:r>
+    </w:p>
+    <w:p>
+      <w:pPr/>
+      <w:r>
+        <w:rPr>
+          <w:lang w:val="hi_IN" w:bidi="hi_IN"/>
+        </w:rPr>
+      </w:r>
+      <w:r>
+        <w:rPr>
+          <w:lang w:val="hi_IN" w:bidi="hi_IN"/>
+        </w:rPr>
+        <w:t>הִנָּ֤⁠ךְ &amp; הִנָּ֥⁠ךְ</w:t>
       </w:r>
     </w:p>
     <w:p>
@@ -9687,6 +10373,20 @@
       </w:r>
       <w:r>
         <w:rPr>
+          <w:lang w:val="hi_IN" w:bidi="hi_IN"/>
+        </w:rPr>
+        <w:t>הִנְּ⁠ךָ֨</w:t>
+      </w:r>
+    </w:p>
+    <w:p>
+      <w:pPr/>
+      <w:r>
+        <w:rPr>
+          <w:lang w:val="hi_IN" w:bidi="hi_IN"/>
+        </w:rPr>
+      </w:r>
+      <w:r>
+        <w:rPr>
           <w:b/>
           <w:lang w:val="hi_IN" w:bidi="hi_IN"/>
         </w:rPr>
@@ -9890,6 +10590,20 @@
         <w:rPr>
           <w:lang w:val="hi_IN" w:bidi="hi_IN"/>
         </w:rPr>
+      </w:r>
+    </w:p>
+    <w:p>
+      <w:pPr/>
+      <w:r>
+        <w:rPr>
+          <w:lang w:val="hi_IN" w:bidi="hi_IN"/>
+        </w:rPr>
+      </w:r>
+      <w:r>
+        <w:rPr>
+          <w:lang w:val="hi_IN" w:bidi="hi_IN"/>
+        </w:rPr>
+        <w:t>דוֹדִ⁠י֙</w:t>
       </w:r>
     </w:p>
     <w:p>
@@ -9995,6 +10709,20 @@
       </w:r>
       <w:r>
         <w:rPr>
+          <w:lang w:val="hi_IN" w:bidi="hi_IN"/>
+        </w:rPr>
+        <w:t>דוֹדִ⁠י֙ אַ֣ף נָעִ֔ים</w:t>
+      </w:r>
+    </w:p>
+    <w:p>
+      <w:pPr/>
+      <w:r>
+        <w:rPr>
+          <w:lang w:val="hi_IN" w:bidi="hi_IN"/>
+        </w:rPr>
+      </w:r>
+      <w:r>
+        <w:rPr>
           <w:b/>
           <w:lang w:val="hi_IN" w:bidi="hi_IN"/>
         </w:rPr>
@@ -10092,6 +10820,20 @@
       </w:r>
       <w:r>
         <w:rPr>
+          <w:lang w:val="hi_IN" w:bidi="hi_IN"/>
+        </w:rPr>
+        <w:t>עַרְשֵׂ֖⁠נוּ</w:t>
+      </w:r>
+    </w:p>
+    <w:p>
+      <w:pPr/>
+      <w:r>
+        <w:rPr>
+          <w:lang w:val="hi_IN" w:bidi="hi_IN"/>
+        </w:rPr>
+      </w:r>
+      <w:r>
+        <w:rPr>
           <w:b/>
           <w:lang w:val="hi_IN" w:bidi="hi_IN"/>
         </w:rPr>
@@ -10202,6 +10944,20 @@
       </w:r>
       <w:r>
         <w:rPr>
+          <w:lang w:val="hi_IN" w:bidi="hi_IN"/>
+        </w:rPr>
+        <w:t>רַעֲנָנָֽה</w:t>
+      </w:r>
+    </w:p>
+    <w:p>
+      <w:pPr/>
+      <w:r>
+        <w:rPr>
+          <w:lang w:val="hi_IN" w:bidi="hi_IN"/>
+        </w:rPr>
+      </w:r>
+      <w:r>
+        <w:rPr>
           <w:b/>
           <w:lang w:val="hi_IN" w:bidi="hi_IN"/>
         </w:rPr>
@@ -10351,6 +11107,20 @@
       </w:r>
       <w:r>
         <w:rPr>
+          <w:lang w:val="hi_IN" w:bidi="hi_IN"/>
+        </w:rPr>
+        <w:t>קֹר֤וֹת בָּתֵּ֨י⁠נוּ֙ אֲרָזִ֔ים רַהִיטֵ֖נוּ בְּרוֹתִֽים</w:t>
+      </w:r>
+    </w:p>
+    <w:p>
+      <w:pPr/>
+      <w:r>
+        <w:rPr>
+          <w:lang w:val="hi_IN" w:bidi="hi_IN"/>
+        </w:rPr>
+      </w:r>
+      <w:r>
+        <w:rPr>
           <w:b/>
           <w:lang w:val="hi_IN" w:bidi="hi_IN"/>
         </w:rPr>
@@ -10752,6 +11522,20 @@
       </w:r>
       <w:r>
         <w:rPr>
+          <w:lang w:val="hi_IN" w:bidi="hi_IN"/>
+        </w:rPr>
+        <w:t>חֲבַצֶּ֣לֶת</w:t>
+      </w:r>
+    </w:p>
+    <w:p>
+      <w:pPr/>
+      <w:r>
+        <w:rPr>
+          <w:lang w:val="hi_IN" w:bidi="hi_IN"/>
+        </w:rPr>
+      </w:r>
+      <w:r>
+        <w:rPr>
           <w:b/>
           <w:lang w:val="hi_IN" w:bidi="hi_IN"/>
         </w:rPr>
@@ -10965,6 +11749,20 @@
       </w:r>
       <w:r>
         <w:rPr>
+          <w:lang w:val="hi_IN" w:bidi="hi_IN"/>
+        </w:rPr>
+        <w:t>אֲנִי֙ חֲבַצֶּ֣לֶת הַ⁠שָּׁר֔וֹן שֽׁוֹשַׁנַּ֖ת הָ⁠עֲמָקִֽים</w:t>
+      </w:r>
+    </w:p>
+    <w:p>
+      <w:pPr/>
+      <w:r>
+        <w:rPr>
+          <w:lang w:val="hi_IN" w:bidi="hi_IN"/>
+        </w:rPr>
+      </w:r>
+      <w:r>
+        <w:rPr>
           <w:b/>
           <w:lang w:val="hi_IN" w:bidi="hi_IN"/>
         </w:rPr>
@@ -11088,6 +11886,20 @@
       </w:r>
       <w:r>
         <w:rPr>
+          <w:lang w:val="hi_IN" w:bidi="hi_IN"/>
+        </w:rPr>
+        <w:t>שֽׁוֹשַׁנַּ֖ת</w:t>
+      </w:r>
+    </w:p>
+    <w:p>
+      <w:pPr/>
+      <w:r>
+        <w:rPr>
+          <w:lang w:val="hi_IN" w:bidi="hi_IN"/>
+        </w:rPr>
+      </w:r>
+      <w:r>
+        <w:rPr>
           <w:b/>
           <w:lang w:val="hi_IN" w:bidi="hi_IN"/>
         </w:rPr>
@@ -11278,6 +12090,20 @@
         <w:rPr>
           <w:lang w:val="hi_IN" w:bidi="hi_IN"/>
         </w:rPr>
+      </w:r>
+    </w:p>
+    <w:p>
+      <w:pPr/>
+      <w:r>
+        <w:rPr>
+          <w:lang w:val="hi_IN" w:bidi="hi_IN"/>
+        </w:rPr>
+      </w:r>
+      <w:r>
+        <w:rPr>
+          <w:lang w:val="hi_IN" w:bidi="hi_IN"/>
+        </w:rPr>
+        <w:t>כְּ⁠שֽׁוֹשַׁנָּה֙ בֵּ֣ין הַ⁠חוֹחִ֔ים כֵּ֥ן רַעְיָתִ֖⁠י בֵּ֥ין הַ⁠בָּנֽוֹת</w:t>
       </w:r>
     </w:p>
     <w:p>
@@ -11672,6 +12498,20 @@
       </w:r>
       <w:r>
         <w:rPr>
+          <w:lang w:val="hi_IN" w:bidi="hi_IN"/>
+        </w:rPr>
+        <w:t>הַ⁠בָּנֽוֹת</w:t>
+      </w:r>
+    </w:p>
+    <w:p>
+      <w:pPr/>
+      <w:r>
+        <w:rPr>
+          <w:lang w:val="hi_IN" w:bidi="hi_IN"/>
+        </w:rPr>
+      </w:r>
+      <w:r>
+        <w:rPr>
           <w:b/>
           <w:lang w:val="hi_IN" w:bidi="hi_IN"/>
         </w:rPr>
@@ -11949,6 +12789,20 @@
       </w:r>
       <w:r>
         <w:rPr>
+          <w:lang w:val="hi_IN" w:bidi="hi_IN"/>
+        </w:rPr>
+        <w:t>כְּ⁠תַפּ֨וּחַ֙ בַּ⁠עֲצֵ֣י הַ⁠יַּ֔עַר כֵּ֥ן דּוֹדִ֖⁠י בֵּ֣ין הַ⁠בָּנִ֑ים</w:t>
+      </w:r>
+    </w:p>
+    <w:p>
+      <w:pPr/>
+      <w:r>
+        <w:rPr>
+          <w:lang w:val="hi_IN" w:bidi="hi_IN"/>
+        </w:rPr>
+      </w:r>
+      <w:r>
+        <w:rPr>
           <w:b/>
           <w:lang w:val="hi_IN" w:bidi="hi_IN"/>
         </w:rPr>
@@ -12437,6 +13291,20 @@
       </w:r>
       <w:r>
         <w:rPr>
+          <w:lang w:val="hi_IN" w:bidi="hi_IN"/>
+        </w:rPr>
+        <w:t>בֵּ֣ין הַ⁠בָּנִ֑ים</w:t>
+      </w:r>
+    </w:p>
+    <w:p>
+      <w:pPr/>
+      <w:r>
+        <w:rPr>
+          <w:lang w:val="hi_IN" w:bidi="hi_IN"/>
+        </w:rPr>
+      </w:r>
+      <w:r>
+        <w:rPr>
           <w:b/>
           <w:lang w:val="hi_IN" w:bidi="hi_IN"/>
         </w:rPr>
@@ -12596,6 +13464,20 @@
       </w:r>
       <w:r>
         <w:rPr>
+          <w:lang w:val="hi_IN" w:bidi="hi_IN"/>
+        </w:rPr>
+        <w:t>בְּ⁠צִלּ⁠וֹ֙ חִמַּ֣דְתִּי וְ⁠יָשַׁ֔בְתִּי וּ⁠פִרְי֖⁠וֹ מָת֥וֹק לְ⁠חִכִּֽ⁠י</w:t>
+      </w:r>
+    </w:p>
+    <w:p>
+      <w:pPr/>
+      <w:r>
+        <w:rPr>
+          <w:lang w:val="hi_IN" w:bidi="hi_IN"/>
+        </w:rPr>
+      </w:r>
+      <w:r>
+        <w:rPr>
           <w:b/>
           <w:lang w:val="hi_IN" w:bidi="hi_IN"/>
         </w:rPr>
@@ -12745,6 +13627,20 @@
       </w:r>
       <w:r>
         <w:rPr>
+          <w:lang w:val="hi_IN" w:bidi="hi_IN"/>
+        </w:rPr>
+        <w:t>בְּ⁠צִלּ⁠וֹ֙ חִמַּ֣דְתִּי וְ⁠יָשַׁ֔בְתִּי</w:t>
+      </w:r>
+    </w:p>
+    <w:p>
+      <w:pPr/>
+      <w:r>
+        <w:rPr>
+          <w:lang w:val="hi_IN" w:bidi="hi_IN"/>
+        </w:rPr>
+      </w:r>
+      <w:r>
+        <w:rPr>
           <w:b/>
           <w:lang w:val="hi_IN" w:bidi="hi_IN"/>
         </w:rPr>
@@ -12888,6 +13784,20 @@
         <w:rPr>
           <w:lang w:val="hi_IN" w:bidi="hi_IN"/>
         </w:rPr>
+      </w:r>
+    </w:p>
+    <w:p>
+      <w:pPr/>
+      <w:r>
+        <w:rPr>
+          <w:lang w:val="hi_IN" w:bidi="hi_IN"/>
+        </w:rPr>
+      </w:r>
+      <w:r>
+        <w:rPr>
+          <w:lang w:val="hi_IN" w:bidi="hi_IN"/>
+        </w:rPr>
+        <w:t>הֱבִיאַ֨⁠נִי֙</w:t>
       </w:r>
     </w:p>
     <w:p>
@@ -13446,6 +14356,20 @@
       </w:r>
       <w:r>
         <w:rPr>
+          <w:lang w:val="hi_IN" w:bidi="hi_IN"/>
+        </w:rPr>
+        <w:t>וְ⁠דִגְל֥⁠וֹ עָלַ֖⁠י אַהֲבָֽה</w:t>
+      </w:r>
+    </w:p>
+    <w:p>
+      <w:pPr/>
+      <w:r>
+        <w:rPr>
+          <w:lang w:val="hi_IN" w:bidi="hi_IN"/>
+        </w:rPr>
+      </w:r>
+      <w:r>
+        <w:rPr>
           <w:b/>
           <w:lang w:val="hi_IN" w:bidi="hi_IN"/>
         </w:rPr>
@@ -13569,6 +14493,20 @@
       </w:r>
       <w:r>
         <w:rPr>
+          <w:lang w:val="hi_IN" w:bidi="hi_IN"/>
+        </w:rPr>
+        <w:t>וְ⁠דִגְל֥⁠וֹ</w:t>
+      </w:r>
+    </w:p>
+    <w:p>
+      <w:pPr/>
+      <w:r>
+        <w:rPr>
+          <w:lang w:val="hi_IN" w:bidi="hi_IN"/>
+        </w:rPr>
+      </w:r>
+      <w:r>
+        <w:rPr>
           <w:b/>
           <w:lang w:val="hi_IN" w:bidi="hi_IN"/>
         </w:rPr>
@@ -13789,6 +14727,20 @@
       </w:r>
       <w:r>
         <w:rPr>
+          <w:lang w:val="hi_IN" w:bidi="hi_IN"/>
+        </w:rPr>
+        <w:t>סַמְּכ֨וּ⁠נִי֙ בָּֽ⁠אֲשִׁישׁ֔וֹת רַפְּד֖וּ⁠נִי בַּ⁠תַּפּוּחִ֑ים</w:t>
+      </w:r>
+    </w:p>
+    <w:p>
+      <w:pPr/>
+      <w:r>
+        <w:rPr>
+          <w:lang w:val="hi_IN" w:bidi="hi_IN"/>
+        </w:rPr>
+      </w:r>
+      <w:r>
+        <w:rPr>
           <w:b/>
           <w:lang w:val="hi_IN" w:bidi="hi_IN"/>
         </w:rPr>
@@ -13912,6 +14864,20 @@
       </w:r>
       <w:r>
         <w:rPr>
+          <w:lang w:val="hi_IN" w:bidi="hi_IN"/>
+        </w:rPr>
+        <w:t>סַמְּכ֨וּ⁠נִי֙ &amp; רַפְּד֖וּ⁠נִי</w:t>
+      </w:r>
+    </w:p>
+    <w:p>
+      <w:pPr/>
+      <w:r>
+        <w:rPr>
+          <w:lang w:val="hi_IN" w:bidi="hi_IN"/>
+        </w:rPr>
+      </w:r>
+      <w:r>
+        <w:rPr>
           <w:b/>
           <w:lang w:val="hi_IN" w:bidi="hi_IN"/>
         </w:rPr>
@@ -14049,6 +15015,20 @@
       </w:r>
       <w:r>
         <w:rPr>
+          <w:lang w:val="hi_IN" w:bidi="hi_IN"/>
+        </w:rPr>
+        <w:t>סַמְּכ֨וּ⁠נִי֙ בָּֽ⁠אֲשִׁישׁ֔וֹת רַפְּד֖וּ⁠נִי בַּ⁠תַּפּוּחִ֑ים כִּי־חוֹלַ֥ת אַהֲבָ֖ה אָֽנִי</w:t>
+      </w:r>
+    </w:p>
+    <w:p>
+      <w:pPr/>
+      <w:r>
+        <w:rPr>
+          <w:lang w:val="hi_IN" w:bidi="hi_IN"/>
+        </w:rPr>
+      </w:r>
+      <w:r>
+        <w:rPr>
           <w:b/>
           <w:lang w:val="hi_IN" w:bidi="hi_IN"/>
         </w:rPr>
@@ -14135,6 +15115,20 @@
         <w:rPr>
           <w:lang w:val="hi_IN" w:bidi="hi_IN"/>
         </w:rPr>
+      </w:r>
+    </w:p>
+    <w:p>
+      <w:pPr/>
+      <w:r>
+        <w:rPr>
+          <w:lang w:val="hi_IN" w:bidi="hi_IN"/>
+        </w:rPr>
+      </w:r>
+      <w:r>
+        <w:rPr>
+          <w:lang w:val="hi_IN" w:bidi="hi_IN"/>
+        </w:rPr>
+        <w:t>בָּֽ⁠אֲשִׁישׁ֔וֹת</w:t>
       </w:r>
     </w:p>
     <w:p>
@@ -14376,6 +15370,20 @@
       </w:r>
       <w:r>
         <w:rPr>
+          <w:lang w:val="hi_IN" w:bidi="hi_IN"/>
+        </w:rPr>
+        <w:t>כִּי־חוֹלַ֥ת אַהֲבָ֖ה אָֽנִי</w:t>
+      </w:r>
+    </w:p>
+    <w:p>
+      <w:pPr/>
+      <w:r>
+        <w:rPr>
+          <w:lang w:val="hi_IN" w:bidi="hi_IN"/>
+        </w:rPr>
+      </w:r>
+      <w:r>
+        <w:rPr>
           <w:b/>
           <w:lang w:val="hi_IN" w:bidi="hi_IN"/>
         </w:rPr>
@@ -14596,6 +15604,20 @@
       </w:r>
       <w:r>
         <w:rPr>
+          <w:lang w:val="hi_IN" w:bidi="hi_IN"/>
+        </w:rPr>
+        <w:t>שְׂמֹאל⁠וֹ֙ תַּ֣חַת לְ⁠רֹאשִׁ֔⁠י וִ⁠ימִינ֖⁠וֹ תְּחַבְּקֵֽ⁠נִי</w:t>
+      </w:r>
+    </w:p>
+    <w:p>
+      <w:pPr/>
+      <w:r>
+        <w:rPr>
+          <w:lang w:val="hi_IN" w:bidi="hi_IN"/>
+        </w:rPr>
+      </w:r>
+      <w:r>
+        <w:rPr>
           <w:b/>
           <w:lang w:val="hi_IN" w:bidi="hi_IN"/>
         </w:rPr>
@@ -14805,6 +15827,20 @@
         <w:rPr>
           <w:lang w:val="hi_IN" w:bidi="hi_IN"/>
         </w:rPr>
+      </w:r>
+    </w:p>
+    <w:p>
+      <w:pPr/>
+      <w:r>
+        <w:rPr>
+          <w:lang w:val="hi_IN" w:bidi="hi_IN"/>
+        </w:rPr>
+      </w:r>
+      <w:r>
+        <w:rPr>
+          <w:lang w:val="hi_IN" w:bidi="hi_IN"/>
+        </w:rPr>
+        <w:t>הִשְׁבַּ֨עְתִּי אֶתְ⁠כֶ֜ם &amp; בִּ⁠צְבָא֔וֹת א֖וֹ בְּ⁠אַיְל֣וֹת הַ⁠שָּׂדֶ֑ה</w:t>
       </w:r>
     </w:p>
     <w:p>
@@ -15047,6 +16083,20 @@
       </w:r>
       <w:r>
         <w:rPr>
+          <w:lang w:val="hi_IN" w:bidi="hi_IN"/>
+        </w:rPr>
+        <w:t>בִּ⁠צְבָא֔וֹת א֖וֹ בְּ⁠אַיְל֣וֹת הַ⁠שָּׂדֶ֑ה</w:t>
+      </w:r>
+    </w:p>
+    <w:p>
+      <w:pPr/>
+      <w:r>
+        <w:rPr>
+          <w:lang w:val="hi_IN" w:bidi="hi_IN"/>
+        </w:rPr>
+      </w:r>
+      <w:r>
+        <w:rPr>
           <w:b/>
           <w:lang w:val="hi_IN" w:bidi="hi_IN"/>
         </w:rPr>
@@ -15436,6 +16486,20 @@
       </w:r>
       <w:r>
         <w:rPr>
+          <w:lang w:val="hi_IN" w:bidi="hi_IN"/>
+        </w:rPr>
+        <w:t>אִם־תָּעִ֧ירוּ ׀ וְֽ⁠אִם־תְּעֽוֹרְר֛וּ אֶת־הָ⁠אַהֲבָ֖ה עַ֥ד שֶׁ⁠תֶּחְפָּֽץ</w:t>
+      </w:r>
+    </w:p>
+    <w:p>
+      <w:pPr/>
+      <w:r>
+        <w:rPr>
+          <w:lang w:val="hi_IN" w:bidi="hi_IN"/>
+        </w:rPr>
+      </w:r>
+      <w:r>
+        <w:rPr>
           <w:b/>
           <w:lang w:val="hi_IN" w:bidi="hi_IN"/>
         </w:rPr>
@@ -15559,6 +16623,20 @@
       </w:r>
       <w:r>
         <w:rPr>
+          <w:lang w:val="hi_IN" w:bidi="hi_IN"/>
+        </w:rPr>
+        <w:t>אִם־תָּעִ֧ירוּ ׀ וְֽ⁠אִם־תְּעֽוֹרְר֛וּ</w:t>
+      </w:r>
+    </w:p>
+    <w:p>
+      <w:pPr/>
+      <w:r>
+        <w:rPr>
+          <w:lang w:val="hi_IN" w:bidi="hi_IN"/>
+        </w:rPr>
+      </w:r>
+      <w:r>
+        <w:rPr>
           <w:b/>
           <w:lang w:val="hi_IN" w:bidi="hi_IN"/>
         </w:rPr>
@@ -15903,6 +16981,20 @@
         <w:rPr>
           <w:lang w:val="hi_IN" w:bidi="hi_IN"/>
         </w:rPr>
+      </w:r>
+    </w:p>
+    <w:p>
+      <w:pPr/>
+      <w:r>
+        <w:rPr>
+          <w:lang w:val="hi_IN" w:bidi="hi_IN"/>
+        </w:rPr>
+      </w:r>
+      <w:r>
+        <w:rPr>
+          <w:lang w:val="hi_IN" w:bidi="hi_IN"/>
+        </w:rPr>
+        <w:t>הִנֵּה</w:t>
       </w:r>
     </w:p>
     <w:p>
@@ -16042,6 +17134,20 @@
       </w:r>
       <w:r>
         <w:rPr>
+          <w:lang w:val="hi_IN" w:bidi="hi_IN"/>
+        </w:rPr>
+        <w:t>בָּ֑א</w:t>
+      </w:r>
+    </w:p>
+    <w:p>
+      <w:pPr/>
+      <w:r>
+        <w:rPr>
+          <w:lang w:val="hi_IN" w:bidi="hi_IN"/>
+        </w:rPr>
+      </w:r>
+      <w:r>
+        <w:rPr>
           <w:b/>
           <w:lang w:val="hi_IN" w:bidi="hi_IN"/>
         </w:rPr>
@@ -16771,6 +17877,20 @@
       </w:r>
       <w:r>
         <w:rPr>
+          <w:lang w:val="hi_IN" w:bidi="hi_IN"/>
+        </w:rPr>
+        <w:t>זֶ֤ה</w:t>
+      </w:r>
+    </w:p>
+    <w:p>
+      <w:pPr/>
+      <w:r>
+        <w:rPr>
+          <w:lang w:val="hi_IN" w:bidi="hi_IN"/>
+        </w:rPr>
+      </w:r>
+      <w:r>
+        <w:rPr>
           <w:b/>
           <w:lang w:val="hi_IN" w:bidi="hi_IN"/>
         </w:rPr>
@@ -16894,6 +18014,20 @@
       </w:r>
       <w:r>
         <w:rPr>
+          <w:lang w:val="hi_IN" w:bidi="hi_IN"/>
+        </w:rPr>
+        <w:t>אַחַ֣ר כָּתְלֵ֔⁠נוּ</w:t>
+      </w:r>
+    </w:p>
+    <w:p>
+      <w:pPr/>
+      <w:r>
+        <w:rPr>
+          <w:lang w:val="hi_IN" w:bidi="hi_IN"/>
+        </w:rPr>
+      </w:r>
+      <w:r>
+        <w:rPr>
           <w:b/>
           <w:lang w:val="hi_IN" w:bidi="hi_IN"/>
         </w:rPr>
@@ -16990,6 +18124,20 @@
       </w:r>
       <w:r>
         <w:rPr>
+          <w:lang w:val="hi_IN" w:bidi="hi_IN"/>
+        </w:rPr>
+        <w:t>מַשְׁגִּ֨יחַ֙ מִן־הַֽ⁠חֲלֹּנ֔וֹת מֵצִ֖יץ מִן־הַֽ⁠חֲרַכִּֽים</w:t>
+      </w:r>
+    </w:p>
+    <w:p>
+      <w:pPr/>
+      <w:r>
+        <w:rPr>
+          <w:lang w:val="hi_IN" w:bidi="hi_IN"/>
+        </w:rPr>
+      </w:r>
+      <w:r>
+        <w:rPr>
           <w:b/>
           <w:lang w:val="hi_IN" w:bidi="hi_IN"/>
         </w:rPr>
@@ -17100,6 +18248,20 @@
       </w:r>
       <w:r>
         <w:rPr>
+          <w:lang w:val="hi_IN" w:bidi="hi_IN"/>
+        </w:rPr>
+        <w:t>הַֽ⁠חֲלֹּנ֔וֹת &amp; הַֽ⁠חֲרַכִּֽים</w:t>
+      </w:r>
+    </w:p>
+    <w:p>
+      <w:pPr/>
+      <w:r>
+        <w:rPr>
+          <w:lang w:val="hi_IN" w:bidi="hi_IN"/>
+        </w:rPr>
+      </w:r>
+      <w:r>
+        <w:rPr>
           <w:b/>
           <w:lang w:val="hi_IN" w:bidi="hi_IN"/>
         </w:rPr>
@@ -17230,6 +18392,20 @@
       </w:r>
       <w:r>
         <w:rPr>
+          <w:lang w:val="hi_IN" w:bidi="hi_IN"/>
+        </w:rPr>
+        <w:t>הַֽ⁠חֲרַכִּֽים</w:t>
+      </w:r>
+    </w:p>
+    <w:p>
+      <w:pPr/>
+      <w:r>
+        <w:rPr>
+          <w:lang w:val="hi_IN" w:bidi="hi_IN"/>
+        </w:rPr>
+      </w:r>
+      <w:r>
+        <w:rPr>
           <w:b/>
           <w:lang w:val="hi_IN" w:bidi="hi_IN"/>
         </w:rPr>
@@ -17365,6 +18541,20 @@
       </w:r>
       <w:r>
         <w:rPr>
+          <w:lang w:val="hi_IN" w:bidi="hi_IN"/>
+        </w:rPr>
+        <w:t>וּ⁠לְכִי־לָֽ⁠ךְ</w:t>
+      </w:r>
+    </w:p>
+    <w:p>
+      <w:pPr/>
+      <w:r>
+        <w:rPr>
+          <w:lang w:val="hi_IN" w:bidi="hi_IN"/>
+        </w:rPr>
+      </w:r>
+      <w:r>
+        <w:rPr>
           <w:b/>
           <w:lang w:val="hi_IN" w:bidi="hi_IN"/>
         </w:rPr>
@@ -17586,6 +18776,20 @@
       </w:r>
       <w:r>
         <w:rPr>
+          <w:lang w:val="hi_IN" w:bidi="hi_IN"/>
+        </w:rPr>
+        <w:t>כִּֽי־הִנֵּ֥ה</w:t>
+      </w:r>
+    </w:p>
+    <w:p>
+      <w:pPr/>
+      <w:r>
+        <w:rPr>
+          <w:lang w:val="hi_IN" w:bidi="hi_IN"/>
+        </w:rPr>
+      </w:r>
+      <w:r>
+        <w:rPr>
           <w:b/>
           <w:lang w:val="hi_IN" w:bidi="hi_IN"/>
         </w:rPr>
@@ -17696,6 +18900,20 @@
       </w:r>
       <w:r>
         <w:rPr>
+          <w:lang w:val="hi_IN" w:bidi="hi_IN"/>
+        </w:rPr>
+        <w:t>ה⁠סתו</w:t>
+      </w:r>
+    </w:p>
+    <w:p>
+      <w:pPr/>
+      <w:r>
+        <w:rPr>
+          <w:lang w:val="hi_IN" w:bidi="hi_IN"/>
+        </w:rPr>
+      </w:r>
+      <w:r>
+        <w:rPr>
           <w:b/>
           <w:lang w:val="hi_IN" w:bidi="hi_IN"/>
         </w:rPr>
@@ -17792,6 +19010,20 @@
       </w:r>
       <w:r>
         <w:rPr>
+          <w:lang w:val="hi_IN" w:bidi="hi_IN"/>
+        </w:rPr>
+        <w:t>ה⁠סתו עָבָ֑ר הַ⁠גֶּ֕שֶׁם חָלַ֖ף</w:t>
+      </w:r>
+    </w:p>
+    <w:p>
+      <w:pPr/>
+      <w:r>
+        <w:rPr>
+          <w:lang w:val="hi_IN" w:bidi="hi_IN"/>
+        </w:rPr>
+      </w:r>
+      <w:r>
+        <w:rPr>
           <w:b/>
           <w:lang w:val="hi_IN" w:bidi="hi_IN"/>
         </w:rPr>
@@ -17889,6 +19121,20 @@
       </w:r>
       <w:r>
         <w:rPr>
+          <w:lang w:val="hi_IN" w:bidi="hi_IN"/>
+        </w:rPr>
+        <w:t>עָבָ֑ר</w:t>
+      </w:r>
+    </w:p>
+    <w:p>
+      <w:pPr/>
+      <w:r>
+        <w:rPr>
+          <w:lang w:val="hi_IN" w:bidi="hi_IN"/>
+        </w:rPr>
+      </w:r>
+      <w:r>
+        <w:rPr>
           <w:b/>
           <w:lang w:val="hi_IN" w:bidi="hi_IN"/>
         </w:rPr>
@@ -18109,6 +19355,20 @@
       </w:r>
       <w:r>
         <w:rPr>
+          <w:lang w:val="hi_IN" w:bidi="hi_IN"/>
+        </w:rPr>
+        <w:t>חָלַ֖ף הָלַ֥ךְ לֽ⁠וֹ</w:t>
+      </w:r>
+    </w:p>
+    <w:p>
+      <w:pPr/>
+      <w:r>
+        <w:rPr>
+          <w:lang w:val="hi_IN" w:bidi="hi_IN"/>
+        </w:rPr>
+      </w:r>
+      <w:r>
+        <w:rPr>
           <w:b/>
           <w:lang w:val="hi_IN" w:bidi="hi_IN"/>
         </w:rPr>
@@ -18239,6 +19499,20 @@
       </w:r>
       <w:r>
         <w:rPr>
+          <w:lang w:val="hi_IN" w:bidi="hi_IN"/>
+        </w:rPr>
+        <w:t>בָ⁠אָ֔רֶץ</w:t>
+      </w:r>
+    </w:p>
+    <w:p>
+      <w:pPr/>
+      <w:r>
+        <w:rPr>
+          <w:lang w:val="hi_IN" w:bidi="hi_IN"/>
+        </w:rPr>
+      </w:r>
+      <w:r>
+        <w:rPr>
           <w:b/>
           <w:lang w:val="hi_IN" w:bidi="hi_IN"/>
         </w:rPr>
@@ -18316,6 +19590,20 @@
       </w:r>
       <w:r>
         <w:rPr>
+          <w:lang w:val="hi_IN" w:bidi="hi_IN"/>
+        </w:rPr>
+        <w:t>וְ⁠ק֥וֹל הַ⁠תּ֖וֹר נִשְׁמַ֥ע</w:t>
+      </w:r>
+    </w:p>
+    <w:p>
+      <w:pPr/>
+      <w:r>
+        <w:rPr>
+          <w:lang w:val="hi_IN" w:bidi="hi_IN"/>
+        </w:rPr>
+      </w:r>
+      <w:r>
+        <w:rPr>
           <w:b/>
           <w:lang w:val="hi_IN" w:bidi="hi_IN"/>
         </w:rPr>
@@ -18433,6 +19721,20 @@
       </w:r>
       <w:r>
         <w:rPr>
+          <w:lang w:val="hi_IN" w:bidi="hi_IN"/>
+        </w:rPr>
+        <w:t>הַ⁠תְּאֵנָה֙ חָֽנְטָ֣ה פַגֶּ֔י⁠הָ</w:t>
+      </w:r>
+    </w:p>
+    <w:p>
+      <w:pPr/>
+      <w:r>
+        <w:rPr>
+          <w:lang w:val="hi_IN" w:bidi="hi_IN"/>
+        </w:rPr>
+      </w:r>
+      <w:r>
+        <w:rPr>
           <w:b/>
           <w:lang w:val="hi_IN" w:bidi="hi_IN"/>
         </w:rPr>
@@ -18543,6 +19845,20 @@
       </w:r>
       <w:r>
         <w:rPr>
+          <w:lang w:val="hi_IN" w:bidi="hi_IN"/>
+        </w:rPr>
+        <w:t>וְ⁠הַ⁠גְּפָנִ֥ים ׀ סְמָדַ֖ר</w:t>
+      </w:r>
+    </w:p>
+    <w:p>
+      <w:pPr/>
+      <w:r>
+        <w:rPr>
+          <w:lang w:val="hi_IN" w:bidi="hi_IN"/>
+        </w:rPr>
+      </w:r>
+      <w:r>
+        <w:rPr>
           <w:b/>
           <w:lang w:val="hi_IN" w:bidi="hi_IN"/>
         </w:rPr>
@@ -18620,6 +19936,20 @@
       </w:r>
       <w:r>
         <w:rPr>
+          <w:lang w:val="hi_IN" w:bidi="hi_IN"/>
+        </w:rPr>
+        <w:t>נָ֣תְנוּ רֵ֑יחַ</w:t>
+      </w:r>
+    </w:p>
+    <w:p>
+      <w:pPr/>
+      <w:r>
+        <w:rPr>
+          <w:lang w:val="hi_IN" w:bidi="hi_IN"/>
+        </w:rPr>
+      </w:r>
+      <w:r>
+        <w:rPr>
           <w:b/>
           <w:lang w:val="hi_IN" w:bidi="hi_IN"/>
         </w:rPr>
@@ -18755,6 +20085,20 @@
         <w:rPr>
           <w:lang w:val="hi_IN" w:bidi="hi_IN"/>
         </w:rPr>
+      </w:r>
+    </w:p>
+    <w:p>
+      <w:pPr/>
+      <w:r>
+        <w:rPr>
+          <w:lang w:val="hi_IN" w:bidi="hi_IN"/>
+        </w:rPr>
+      </w:r>
+      <w:r>
+        <w:rPr>
+          <w:lang w:val="hi_IN" w:bidi="hi_IN"/>
+        </w:rPr>
+        <w:t>ק֥וּמִי לכי רַעְיָתִ֥⁠י יָפָתִ֖⁠י וּ⁠לְכִי־לָֽ⁠ךְ</w:t>
       </w:r>
     </w:p>
     <w:p>
@@ -18893,6 +20237,20 @@
       </w:r>
       <w:r>
         <w:rPr>
+          <w:lang w:val="hi_IN" w:bidi="hi_IN"/>
+        </w:rPr>
+        <w:t>יוֹנָתִ֞⁠י</w:t>
+      </w:r>
+    </w:p>
+    <w:p>
+      <w:pPr/>
+      <w:r>
+        <w:rPr>
+          <w:lang w:val="hi_IN" w:bidi="hi_IN"/>
+        </w:rPr>
+      </w:r>
+      <w:r>
+        <w:rPr>
           <w:b/>
           <w:lang w:val="hi_IN" w:bidi="hi_IN"/>
         </w:rPr>
@@ -19003,6 +20361,20 @@
       </w:r>
       <w:r>
         <w:rPr>
+          <w:lang w:val="hi_IN" w:bidi="hi_IN"/>
+        </w:rPr>
+        <w:t>יוֹנָתִ֞⁠י בְּ⁠חַגְוֵ֣י הַ⁠סֶּ֗לַע בְּ⁠סֵ֨תֶר֙ הַ⁠מַּדְרֵגָ֔ה</w:t>
+      </w:r>
+    </w:p>
+    <w:p>
+      <w:pPr/>
+      <w:r>
+        <w:rPr>
+          <w:lang w:val="hi_IN" w:bidi="hi_IN"/>
+        </w:rPr>
+      </w:r>
+      <w:r>
+        <w:rPr>
           <w:b/>
           <w:lang w:val="hi_IN" w:bidi="hi_IN"/>
         </w:rPr>
@@ -19113,6 +20485,20 @@
       </w:r>
       <w:r>
         <w:rPr>
+          <w:lang w:val="hi_IN" w:bidi="hi_IN"/>
+        </w:rPr>
+        <w:t>בְּ⁠חַגְוֵ֣י הַ⁠סֶּ֗לַע בְּ⁠סֵ֨תֶר֙ הַ⁠מַּדְרֵגָ֔ה</w:t>
+      </w:r>
+    </w:p>
+    <w:p>
+      <w:pPr/>
+      <w:r>
+        <w:rPr>
+          <w:lang w:val="hi_IN" w:bidi="hi_IN"/>
+        </w:rPr>
+      </w:r>
+      <w:r>
+        <w:rPr>
           <w:b/>
           <w:lang w:val="hi_IN" w:bidi="hi_IN"/>
         </w:rPr>
@@ -19287,6 +20673,20 @@
       </w:r>
       <w:r>
         <w:rPr>
+          <w:lang w:val="hi_IN" w:bidi="hi_IN"/>
+        </w:rPr>
+        <w:t>הַרְאִ֨י⁠נִי֙ אֶתּ־מַרְאַ֔יִ⁠ךְ הַשְׁמִיעִ֖י⁠נִי אֶת־קוֹלֵ֑⁠ךְ כִּי־קוֹלֵ֥⁠ךְ עָרֵ֖ב וּ⁠מַרְאֵ֥י⁠ךְ נָאוֶֽה</w:t>
+      </w:r>
+    </w:p>
+    <w:p>
+      <w:pPr/>
+      <w:r>
+        <w:rPr>
+          <w:lang w:val="hi_IN" w:bidi="hi_IN"/>
+        </w:rPr>
+      </w:r>
+      <w:r>
+        <w:rPr>
           <w:b/>
           <w:lang w:val="hi_IN" w:bidi="hi_IN"/>
         </w:rPr>
@@ -19384,6 +20784,20 @@
       </w:r>
       <w:r>
         <w:rPr>
+          <w:lang w:val="hi_IN" w:bidi="hi_IN"/>
+        </w:rPr>
+        <w:t>הַרְאִ֨י⁠נִי֙ אֶתּ־מַרְאַ֔יִ⁠ךְ הַשְׁמִיעִ֖י⁠נִי</w:t>
+      </w:r>
+    </w:p>
+    <w:p>
+      <w:pPr/>
+      <w:r>
+        <w:rPr>
+          <w:lang w:val="hi_IN" w:bidi="hi_IN"/>
+        </w:rPr>
+      </w:r>
+      <w:r>
+        <w:rPr>
           <w:b/>
           <w:lang w:val="hi_IN" w:bidi="hi_IN"/>
         </w:rPr>
@@ -19539,6 +20953,20 @@
       </w:r>
       <w:r>
         <w:rPr>
+          <w:lang w:val="hi_IN" w:bidi="hi_IN"/>
+        </w:rPr>
+        <w:t>קוֹלֵ֥⁠ךְ עָרֵ֖ב</w:t>
+      </w:r>
+    </w:p>
+    <w:p>
+      <w:pPr/>
+      <w:r>
+        <w:rPr>
+          <w:lang w:val="hi_IN" w:bidi="hi_IN"/>
+        </w:rPr>
+      </w:r>
+      <w:r>
+        <w:rPr>
           <w:b/>
           <w:lang w:val="hi_IN" w:bidi="hi_IN"/>
         </w:rPr>
@@ -19628,6 +21056,20 @@
       </w:r>
       <w:r>
         <w:rPr>
+          <w:lang w:val="hi_IN" w:bidi="hi_IN"/>
+        </w:rPr>
+        <w:t>אֶֽחֱזוּ־לָ֨⁠נוּ֙ שֽׁוּעָלִ֔ים שֽׁוּעָלִ֥ים קְטַנִּ֖ים מְחַבְּלִ֣ים כְּרָמִ֑ים וּ⁠כְרָמֵ֖י⁠נוּ סְמָדַֽר</w:t>
+      </w:r>
+    </w:p>
+    <w:p>
+      <w:pPr/>
+      <w:r>
+        <w:rPr>
+          <w:lang w:val="hi_IN" w:bidi="hi_IN"/>
+        </w:rPr>
+      </w:r>
+      <w:r>
+        <w:rPr>
           <w:b/>
           <w:lang w:val="hi_IN" w:bidi="hi_IN"/>
         </w:rPr>
@@ -20010,6 +21452,20 @@
       </w:r>
       <w:r>
         <w:rPr>
+          <w:lang w:val="hi_IN" w:bidi="hi_IN"/>
+        </w:rPr>
+        <w:t>לָ֨⁠נוּ֙ &amp; וּ⁠כְרָמֵ֖י⁠נוּ</w:t>
+      </w:r>
+    </w:p>
+    <w:p>
+      <w:pPr/>
+      <w:r>
+        <w:rPr>
+          <w:lang w:val="hi_IN" w:bidi="hi_IN"/>
+        </w:rPr>
+      </w:r>
+      <w:r>
+        <w:rPr>
           <w:b/>
           <w:lang w:val="hi_IN" w:bidi="hi_IN"/>
         </w:rPr>
@@ -20113,6 +21569,20 @@
       </w:r>
       <w:r>
         <w:rPr>
+          <w:lang w:val="hi_IN" w:bidi="hi_IN"/>
+        </w:rPr>
+        <w:t>וּ⁠כְרָמֵ֖י⁠נוּ סְמָדַֽר</w:t>
+      </w:r>
+    </w:p>
+    <w:p>
+      <w:pPr/>
+      <w:r>
+        <w:rPr>
+          <w:lang w:val="hi_IN" w:bidi="hi_IN"/>
+        </w:rPr>
+      </w:r>
+      <w:r>
+        <w:rPr>
           <w:b/>
           <w:lang w:val="hi_IN" w:bidi="hi_IN"/>
         </w:rPr>
@@ -20190,6 +21660,20 @@
       </w:r>
       <w:r>
         <w:rPr>
+          <w:lang w:val="hi_IN" w:bidi="hi_IN"/>
+        </w:rPr>
+        <w:t>דּוֹדִ֥⁠י לִ⁠י֙ וַ⁠אֲנִ֣י ל֔⁠וֹ</w:t>
+      </w:r>
+    </w:p>
+    <w:p>
+      <w:pPr/>
+      <w:r>
+        <w:rPr>
+          <w:lang w:val="hi_IN" w:bidi="hi_IN"/>
+        </w:rPr>
+      </w:r>
+      <w:r>
+        <w:rPr>
           <w:b/>
           <w:lang w:val="hi_IN" w:bidi="hi_IN"/>
         </w:rPr>
@@ -20404,6 +21888,20 @@
         <w:rPr>
           <w:lang w:val="hi_IN" w:bidi="hi_IN"/>
         </w:rPr>
+      </w:r>
+    </w:p>
+    <w:p>
+      <w:pPr/>
+      <w:r>
+        <w:rPr>
+          <w:lang w:val="hi_IN" w:bidi="hi_IN"/>
+        </w:rPr>
+      </w:r>
+      <w:r>
+        <w:rPr>
+          <w:lang w:val="hi_IN" w:bidi="hi_IN"/>
+        </w:rPr>
+        <w:t>הָ⁠רֹעֶ֖ה בַּ⁠שּׁוֹשַׁנִּֽים</w:t>
       </w:r>
     </w:p>
     <w:p>
@@ -20933,6 +22431,20 @@
       </w:r>
       <w:r>
         <w:rPr>
+          <w:lang w:val="hi_IN" w:bidi="hi_IN"/>
+        </w:rPr>
+        <w:t>וְ⁠נָ֖סוּ הַ⁠צְּלָלִ֑ים</w:t>
+      </w:r>
+    </w:p>
+    <w:p>
+      <w:pPr/>
+      <w:r>
+        <w:rPr>
+          <w:lang w:val="hi_IN" w:bidi="hi_IN"/>
+        </w:rPr>
+      </w:r>
+      <w:r>
+        <w:rPr>
           <w:b/>
           <w:lang w:val="hi_IN" w:bidi="hi_IN"/>
         </w:rPr>
@@ -21043,6 +22555,20 @@
       </w:r>
       <w:r>
         <w:rPr>
+          <w:lang w:val="hi_IN" w:bidi="hi_IN"/>
+        </w:rPr>
+        <w:t>סֹב֩ דְּמֵה־לְ⁠ךָ֨ דוֹדִ֜⁠י</w:t>
+      </w:r>
+    </w:p>
+    <w:p>
+      <w:pPr/>
+      <w:r>
+        <w:rPr>
+          <w:lang w:val="hi_IN" w:bidi="hi_IN"/>
+        </w:rPr>
+      </w:r>
+      <w:r>
+        <w:rPr>
           <w:b/>
           <w:lang w:val="hi_IN" w:bidi="hi_IN"/>
         </w:rPr>
@@ -21102,6 +22628,20 @@
         <w:rPr>
           <w:lang w:val="hi_IN" w:bidi="hi_IN"/>
         </w:rPr>
+      </w:r>
+    </w:p>
+    <w:p>
+      <w:pPr/>
+      <w:r>
+        <w:rPr>
+          <w:lang w:val="hi_IN" w:bidi="hi_IN"/>
+        </w:rPr>
+      </w:r>
+      <w:r>
+        <w:rPr>
+          <w:lang w:val="hi_IN" w:bidi="hi_IN"/>
+        </w:rPr>
+        <w:t>לִ⁠צְבִ֗י</w:t>
       </w:r>
     </w:p>
     <w:p>
@@ -21505,6 +23045,20 @@
       </w:r>
       <w:r>
         <w:rPr>
+          <w:lang w:val="hi_IN" w:bidi="hi_IN"/>
+        </w:rPr>
+        <w:t>בַּ⁠לֵּיל֔וֹת</w:t>
+      </w:r>
+    </w:p>
+    <w:p>
+      <w:pPr/>
+      <w:r>
+        <w:rPr>
+          <w:lang w:val="hi_IN" w:bidi="hi_IN"/>
+        </w:rPr>
+      </w:r>
+      <w:r>
+        <w:rPr>
           <w:b/>
           <w:lang w:val="hi_IN" w:bidi="hi_IN"/>
         </w:rPr>
@@ -21636,6 +23190,20 @@
       </w:r>
       <w:r>
         <w:rPr>
+          <w:lang w:val="hi_IN" w:bidi="hi_IN"/>
+        </w:rPr>
+        <w:t>בִּקַּ֕שְׁתִּי אֵ֥ת שֶׁ⁠אָהֲבָ֖ה נַפְשִׁ֑⁠י בִּקַּשְׁתִּ֖י⁠ו</w:t>
+      </w:r>
+    </w:p>
+    <w:p>
+      <w:pPr/>
+      <w:r>
+        <w:rPr>
+          <w:lang w:val="hi_IN" w:bidi="hi_IN"/>
+        </w:rPr>
+      </w:r>
+      <w:r>
+        <w:rPr>
           <w:b/>
           <w:lang w:val="hi_IN" w:bidi="hi_IN"/>
         </w:rPr>
@@ -21729,6 +23297,20 @@
         <w:rPr>
           <w:lang w:val="hi_IN" w:bidi="hi_IN"/>
         </w:rPr>
+      </w:r>
+    </w:p>
+    <w:p>
+      <w:pPr/>
+      <w:r>
+        <w:rPr>
+          <w:lang w:val="hi_IN" w:bidi="hi_IN"/>
+        </w:rPr>
+      </w:r>
+      <w:r>
+        <w:rPr>
+          <w:lang w:val="hi_IN" w:bidi="hi_IN"/>
+        </w:rPr>
+        <w:t>אֵ֥ת שֶׁ⁠אָהֲבָ֖ה נַפְשִׁ֑⁠י</w:t>
       </w:r>
     </w:p>
     <w:p>
@@ -21940,6 +23522,20 @@
       </w:r>
       <w:r>
         <w:rPr>
+          <w:lang w:val="hi_IN" w:bidi="hi_IN"/>
+        </w:rPr>
+        <w:t>וַ⁠אֲסוֹבְבָ֣ה בָ⁠עִ֗יר</w:t>
+      </w:r>
+    </w:p>
+    <w:p>
+      <w:pPr/>
+      <w:r>
+        <w:rPr>
+          <w:lang w:val="hi_IN" w:bidi="hi_IN"/>
+        </w:rPr>
+      </w:r>
+      <w:r>
+        <w:rPr>
           <w:b/>
           <w:lang w:val="hi_IN" w:bidi="hi_IN"/>
         </w:rPr>
@@ -22003,6 +23599,20 @@
       </w:r>
       <w:r>
         <w:rPr>
+          <w:lang w:val="hi_IN" w:bidi="hi_IN"/>
+        </w:rPr>
+        <w:t>וּ⁠בָ֣⁠רְחֹב֔וֹת</w:t>
+      </w:r>
+    </w:p>
+    <w:p>
+      <w:pPr/>
+      <w:r>
+        <w:rPr>
+          <w:lang w:val="hi_IN" w:bidi="hi_IN"/>
+        </w:rPr>
+      </w:r>
+      <w:r>
+        <w:rPr>
           <w:b/>
           <w:lang w:val="hi_IN" w:bidi="hi_IN"/>
         </w:rPr>
@@ -22121,6 +23731,20 @@
       </w:r>
       <w:r>
         <w:rPr>
+          <w:lang w:val="hi_IN" w:bidi="hi_IN"/>
+        </w:rPr>
+        <w:t>אֲבַקְשָׁ֕ה &amp; בִּקַּשְׁתִּ֖י⁠ו</w:t>
+      </w:r>
+    </w:p>
+    <w:p>
+      <w:pPr/>
+      <w:r>
+        <w:rPr>
+          <w:lang w:val="hi_IN" w:bidi="hi_IN"/>
+        </w:rPr>
+      </w:r>
+      <w:r>
+        <w:rPr>
           <w:b/>
           <w:lang w:val="hi_IN" w:bidi="hi_IN"/>
         </w:rPr>
@@ -22186,6 +23810,20 @@
         <w:rPr>
           <w:lang w:val="hi_IN" w:bidi="hi_IN"/>
         </w:rPr>
+      </w:r>
+    </w:p>
+    <w:p>
+      <w:pPr/>
+      <w:r>
+        <w:rPr>
+          <w:lang w:val="hi_IN" w:bidi="hi_IN"/>
+        </w:rPr>
+      </w:r>
+      <w:r>
+        <w:rPr>
+          <w:lang w:val="hi_IN" w:bidi="hi_IN"/>
+        </w:rPr>
+        <w:t>אֵ֥ת שֶׁ⁠אָהֲבָ֖ה נַפְשִׁ֑⁠י</w:t>
       </w:r>
     </w:p>
     <w:p>
@@ -22306,6 +23944,20 @@
       </w:r>
       <w:r>
         <w:rPr>
+          <w:lang w:val="hi_IN" w:bidi="hi_IN"/>
+        </w:rPr>
+        <w:t>הַ⁠שֹּׁ֣מְרִ֔ים</w:t>
+      </w:r>
+    </w:p>
+    <w:p>
+      <w:pPr/>
+      <w:r>
+        <w:rPr>
+          <w:lang w:val="hi_IN" w:bidi="hi_IN"/>
+        </w:rPr>
+      </w:r>
+      <w:r>
+        <w:rPr>
           <w:b/>
           <w:lang w:val="hi_IN" w:bidi="hi_IN"/>
         </w:rPr>
@@ -22511,6 +24163,20 @@
         <w:rPr>
           <w:lang w:val="hi_IN" w:bidi="hi_IN"/>
         </w:rPr>
+      </w:r>
+    </w:p>
+    <w:p>
+      <w:pPr/>
+      <w:r>
+        <w:rPr>
+          <w:lang w:val="hi_IN" w:bidi="hi_IN"/>
+        </w:rPr>
+      </w:r>
+      <w:r>
+        <w:rPr>
+          <w:lang w:val="hi_IN" w:bidi="hi_IN"/>
+        </w:rPr>
+        <w:t>אֵ֛ת שֶׁ⁠אָהֲבָ֥ה נַפְשִׁ֖⁠י</w:t>
       </w:r>
     </w:p>
     <w:p>
@@ -22623,6 +24289,20 @@
       </w:r>
       <w:r>
         <w:rPr>
+          <w:lang w:val="hi_IN" w:bidi="hi_IN"/>
+        </w:rPr>
+        <w:t>אֵ֛ת שֶׁ⁠אָהֲבָ֥ה נַפְשִׁ֖⁠י רְאִיתֶֽם</w:t>
+      </w:r>
+    </w:p>
+    <w:p>
+      <w:pPr/>
+      <w:r>
+        <w:rPr>
+          <w:lang w:val="hi_IN" w:bidi="hi_IN"/>
+        </w:rPr>
+      </w:r>
+      <w:r>
+        <w:rPr>
           <w:b/>
           <w:lang w:val="hi_IN" w:bidi="hi_IN"/>
         </w:rPr>
@@ -22694,6 +24374,20 @@
       </w:r>
       <w:r>
         <w:rPr>
+          <w:lang w:val="hi_IN" w:bidi="hi_IN"/>
+        </w:rPr>
+        <w:t>כִּ⁠מְעַט֙</w:t>
+      </w:r>
+    </w:p>
+    <w:p>
+      <w:pPr/>
+      <w:r>
+        <w:rPr>
+          <w:lang w:val="hi_IN" w:bidi="hi_IN"/>
+        </w:rPr>
+      </w:r>
+      <w:r>
+        <w:rPr>
           <w:b/>
           <w:lang w:val="hi_IN" w:bidi="hi_IN"/>
         </w:rPr>
@@ -22746,6 +24440,20 @@
         <w:rPr>
           <w:lang w:val="hi_IN" w:bidi="hi_IN"/>
         </w:rPr>
+      </w:r>
+    </w:p>
+    <w:p>
+      <w:pPr/>
+      <w:r>
+        <w:rPr>
+          <w:lang w:val="hi_IN" w:bidi="hi_IN"/>
+        </w:rPr>
+      </w:r>
+      <w:r>
+        <w:rPr>
+          <w:lang w:val="hi_IN" w:bidi="hi_IN"/>
+        </w:rPr>
+        <w:t>אֵ֥ת שֶׁ⁠אָהֲבָ֖ה נַפְשִׁ֑⁠י</w:t>
       </w:r>
     </w:p>
     <w:p>
@@ -22866,6 +24574,20 @@
       </w:r>
       <w:r>
         <w:rPr>
+          <w:lang w:val="hi_IN" w:bidi="hi_IN"/>
+        </w:rPr>
+        <w:t>שֶׁ֤⁠הֲבֵיאתִי⁠ו֙</w:t>
+      </w:r>
+    </w:p>
+    <w:p>
+      <w:pPr/>
+      <w:r>
+        <w:rPr>
+          <w:lang w:val="hi_IN" w:bidi="hi_IN"/>
+        </w:rPr>
+      </w:r>
+      <w:r>
+        <w:rPr>
           <w:b/>
           <w:lang w:val="hi_IN" w:bidi="hi_IN"/>
         </w:rPr>
@@ -22959,6 +24681,20 @@
         <w:rPr>
           <w:lang w:val="hi_IN" w:bidi="hi_IN"/>
         </w:rPr>
+      </w:r>
+    </w:p>
+    <w:p>
+      <w:pPr/>
+      <w:r>
+        <w:rPr>
+          <w:lang w:val="hi_IN" w:bidi="hi_IN"/>
+        </w:rPr>
+      </w:r>
+      <w:r>
+        <w:rPr>
+          <w:lang w:val="hi_IN" w:bidi="hi_IN"/>
+        </w:rPr>
+        <w:t>שֶׁ֤⁠הֲבֵיאתִי⁠ו֙ אֶל־בֵּ֣ית אִמִּ֔⁠י וְ⁠אֶל־חֶ֖דֶר הוֹרָתִֽ⁠י</w:t>
       </w:r>
     </w:p>
     <w:p>
@@ -23170,6 +24906,20 @@
       </w:r>
       <w:r>
         <w:rPr>
+          <w:lang w:val="hi_IN" w:bidi="hi_IN"/>
+        </w:rPr>
+        <w:t>מִ֣י זֹ֗את עֹלָה֙ מִן־הַ⁠מִּדְבָּ֔ר כְּ⁠תִֽימֲר֖וֹת עָשָׁ֑ן מְקֻטֶּ֤רֶת מוֹר֙ וּ⁠לְבוֹנָ֔ה מִ⁠כֹּ֖ל אַבְקַ֥ת רוֹכֵֽל</w:t>
+      </w:r>
+    </w:p>
+    <w:p>
+      <w:pPr/>
+      <w:r>
+        <w:rPr>
+          <w:lang w:val="hi_IN" w:bidi="hi_IN"/>
+        </w:rPr>
+      </w:r>
+      <w:r>
+        <w:rPr>
           <w:b/>
           <w:lang w:val="hi_IN" w:bidi="hi_IN"/>
         </w:rPr>
@@ -23274,6 +25024,20 @@
       </w:r>
       <w:r>
         <w:rPr>
+          <w:lang w:val="hi_IN" w:bidi="hi_IN"/>
+        </w:rPr>
+        <w:t>זֹ֗את עֹלָה֙ מִן־הַ⁠מִּדְבָּ֔ר</w:t>
+      </w:r>
+    </w:p>
+    <w:p>
+      <w:pPr/>
+      <w:r>
+        <w:rPr>
+          <w:lang w:val="hi_IN" w:bidi="hi_IN"/>
+        </w:rPr>
+      </w:r>
+      <w:r>
+        <w:rPr>
           <w:b/>
           <w:lang w:val="hi_IN" w:bidi="hi_IN"/>
         </w:rPr>
@@ -23500,6 +25264,20 @@
       </w:r>
       <w:r>
         <w:rPr>
+          <w:lang w:val="hi_IN" w:bidi="hi_IN"/>
+        </w:rPr>
+        <w:t>עֹלָה֙</w:t>
+      </w:r>
+    </w:p>
+    <w:p>
+      <w:pPr/>
+      <w:r>
+        <w:rPr>
+          <w:lang w:val="hi_IN" w:bidi="hi_IN"/>
+        </w:rPr>
+      </w:r>
+      <w:r>
+        <w:rPr>
           <w:b/>
           <w:lang w:val="hi_IN" w:bidi="hi_IN"/>
         </w:rPr>
@@ -23604,6 +25382,20 @@
       </w:r>
       <w:r>
         <w:rPr>
+          <w:lang w:val="hi_IN" w:bidi="hi_IN"/>
+        </w:rPr>
+        <w:t>כְּ⁠תִֽימֲר֖וֹת עָשָׁ֑ן מְקֻטֶּ֤רֶת מוֹר֙ וּ⁠לְבוֹנָ֔ה</w:t>
+      </w:r>
+    </w:p>
+    <w:p>
+      <w:pPr/>
+      <w:r>
+        <w:rPr>
+          <w:lang w:val="hi_IN" w:bidi="hi_IN"/>
+        </w:rPr>
+      </w:r>
+      <w:r>
+        <w:rPr>
           <w:b/>
           <w:lang w:val="hi_IN" w:bidi="hi_IN"/>
         </w:rPr>
@@ -23755,6 +25547,20 @@
       </w:r>
       <w:r>
         <w:rPr>
+          <w:lang w:val="hi_IN" w:bidi="hi_IN"/>
+        </w:rPr>
+        <w:t>כְּ⁠תִֽימֲר֖וֹת עָשָׁ֑ן מְקֻטֶּ֤רֶת מוֹר֙ וּ⁠לְבוֹנָ֔ה</w:t>
+      </w:r>
+    </w:p>
+    <w:p>
+      <w:pPr/>
+      <w:r>
+        <w:rPr>
+          <w:lang w:val="hi_IN" w:bidi="hi_IN"/>
+        </w:rPr>
+      </w:r>
+      <w:r>
+        <w:rPr>
           <w:b/>
           <w:lang w:val="hi_IN" w:bidi="hi_IN"/>
         </w:rPr>
@@ -23885,6 +25691,20 @@
       </w:r>
       <w:r>
         <w:rPr>
+          <w:lang w:val="hi_IN" w:bidi="hi_IN"/>
+        </w:rPr>
+        <w:t>מְקֻטֶּ֤רֶת</w:t>
+      </w:r>
+    </w:p>
+    <w:p>
+      <w:pPr/>
+      <w:r>
+        <w:rPr>
+          <w:lang w:val="hi_IN" w:bidi="hi_IN"/>
+        </w:rPr>
+      </w:r>
+      <w:r>
+        <w:rPr>
           <w:b/>
           <w:lang w:val="hi_IN" w:bidi="hi_IN"/>
         </w:rPr>
@@ -23976,6 +25796,20 @@
       </w:r>
       <w:r>
         <w:rPr>
+          <w:lang w:val="hi_IN" w:bidi="hi_IN"/>
+        </w:rPr>
+        <w:t>מוֹר֙</w:t>
+      </w:r>
+    </w:p>
+    <w:p>
+      <w:pPr/>
+      <w:r>
+        <w:rPr>
+          <w:lang w:val="hi_IN" w:bidi="hi_IN"/>
+        </w:rPr>
+      </w:r>
+      <w:r>
+        <w:rPr>
           <w:b/>
           <w:lang w:val="hi_IN" w:bidi="hi_IN"/>
         </w:rPr>
@@ -24047,6 +25881,20 @@
       </w:r>
       <w:r>
         <w:rPr>
+          <w:lang w:val="hi_IN" w:bidi="hi_IN"/>
+        </w:rPr>
+        <w:t>מִ⁠כֹּ֖ל אַבְקַ֥ת רוֹכֵֽל</w:t>
+      </w:r>
+    </w:p>
+    <w:p>
+      <w:pPr/>
+      <w:r>
+        <w:rPr>
+          <w:lang w:val="hi_IN" w:bidi="hi_IN"/>
+        </w:rPr>
+      </w:r>
+      <w:r>
+        <w:rPr>
           <w:b/>
           <w:lang w:val="hi_IN" w:bidi="hi_IN"/>
         </w:rPr>
@@ -24295,6 +26143,20 @@
       </w:r>
       <w:r>
         <w:rPr>
+          <w:lang w:val="hi_IN" w:bidi="hi_IN"/>
+        </w:rPr>
+        <w:t>מִטָּת⁠וֹ֙</w:t>
+      </w:r>
+    </w:p>
+    <w:p>
+      <w:pPr/>
+      <w:r>
+        <w:rPr>
+          <w:lang w:val="hi_IN" w:bidi="hi_IN"/>
+        </w:rPr>
+      </w:r>
+      <w:r>
+        <w:rPr>
           <w:b/>
           <w:lang w:val="hi_IN" w:bidi="hi_IN"/>
         </w:rPr>
@@ -24406,6 +26268,20 @@
       </w:r>
       <w:r>
         <w:rPr>
+          <w:lang w:val="hi_IN" w:bidi="hi_IN"/>
+        </w:rPr>
+        <w:t>מִטָּת⁠וֹ֙ שֶׁ⁠לִּ⁠שְׁלֹמֹ֔ה</w:t>
+      </w:r>
+    </w:p>
+    <w:p>
+      <w:pPr/>
+      <w:r>
+        <w:rPr>
+          <w:lang w:val="hi_IN" w:bidi="hi_IN"/>
+        </w:rPr>
+      </w:r>
+      <w:r>
+        <w:rPr>
           <w:b/>
           <w:lang w:val="hi_IN" w:bidi="hi_IN"/>
         </w:rPr>
@@ -24556,6 +26432,20 @@
       </w:r>
       <w:r>
         <w:rPr>
+          <w:lang w:val="hi_IN" w:bidi="hi_IN"/>
+        </w:rPr>
+        <w:t>מְלֻמְּדֵ֖י מִלְחָמָ֑ה</w:t>
+      </w:r>
+    </w:p>
+    <w:p>
+      <w:pPr/>
+      <w:r>
+        <w:rPr>
+          <w:lang w:val="hi_IN" w:bidi="hi_IN"/>
+        </w:rPr>
+      </w:r>
+      <w:r>
+        <w:rPr>
           <w:b/>
           <w:lang w:val="hi_IN" w:bidi="hi_IN"/>
         </w:rPr>
@@ -24627,6 +26517,20 @@
       </w:r>
       <w:r>
         <w:rPr>
+          <w:lang w:val="hi_IN" w:bidi="hi_IN"/>
+        </w:rPr>
+        <w:t>אִ֤ישׁ חַרְבּ⁠וֹ֙ עַל־יְרֵכ֔⁠וֹ מִ⁠פַּ֖חַד בַּ⁠לֵּילּֽוֹת</w:t>
+      </w:r>
+    </w:p>
+    <w:p>
+      <w:pPr/>
+      <w:r>
+        <w:rPr>
+          <w:lang w:val="hi_IN" w:bidi="hi_IN"/>
+        </w:rPr>
+      </w:r>
+      <w:r>
+        <w:rPr>
           <w:b/>
           <w:lang w:val="hi_IN" w:bidi="hi_IN"/>
         </w:rPr>
@@ -24844,6 +26748,20 @@
         <w:rPr>
           <w:lang w:val="hi_IN" w:bidi="hi_IN"/>
         </w:rPr>
+      </w:r>
+    </w:p>
+    <w:p>
+      <w:pPr/>
+      <w:r>
+        <w:rPr>
+          <w:lang w:val="hi_IN" w:bidi="hi_IN"/>
+        </w:rPr>
+      </w:r>
+      <w:r>
+        <w:rPr>
+          <w:lang w:val="hi_IN" w:bidi="hi_IN"/>
+        </w:rPr>
+        <w:t>אַפִּרְי֗וֹן</w:t>
       </w:r>
     </w:p>
     <w:p>
@@ -25060,6 +26978,20 @@
       </w:r>
       <w:r>
         <w:rPr>
+          <w:lang w:val="hi_IN" w:bidi="hi_IN"/>
+        </w:rPr>
+        <w:t>אַפִּרְי֗וֹן עָ֤שָׂה ל⁠וֹ֙ הַ⁠מֶּ֣לֶךְ שְׁלֹמֹ֔ה מֵ⁠עֲצֵ֖י הַ⁠לְּבָנֽוֹן</w:t>
+      </w:r>
+    </w:p>
+    <w:p>
+      <w:pPr/>
+      <w:r>
+        <w:rPr>
+          <w:lang w:val="hi_IN" w:bidi="hi_IN"/>
+        </w:rPr>
+      </w:r>
+      <w:r>
+        <w:rPr>
           <w:b/>
           <w:lang w:val="hi_IN" w:bidi="hi_IN"/>
         </w:rPr>
@@ -25206,6 +27138,20 @@
       </w:r>
       <w:r>
         <w:rPr>
+          <w:lang w:val="hi_IN" w:bidi="hi_IN"/>
+        </w:rPr>
+        <w:t>אַפִּרְי֗וֹן עָ֤שָׂה ל⁠וֹ֙ &amp; עַמּוּדָי⁠ו֙ עָ֣שָׂה כֶ֔סֶף</w:t>
+      </w:r>
+    </w:p>
+    <w:p>
+      <w:pPr/>
+      <w:r>
+        <w:rPr>
+          <w:lang w:val="hi_IN" w:bidi="hi_IN"/>
+        </w:rPr>
+      </w:r>
+      <w:r>
+        <w:rPr>
           <w:b/>
           <w:lang w:val="hi_IN" w:bidi="hi_IN"/>
         </w:rPr>
@@ -25569,6 +27515,20 @@
       </w:r>
       <w:r>
         <w:rPr>
+          <w:lang w:val="hi_IN" w:bidi="hi_IN"/>
+        </w:rPr>
+        <w:t>מֶרְכָּב֖⁠וֹ אַרְגָּמָ֑ן</w:t>
+      </w:r>
+    </w:p>
+    <w:p>
+      <w:pPr/>
+      <w:r>
+        <w:rPr>
+          <w:lang w:val="hi_IN" w:bidi="hi_IN"/>
+        </w:rPr>
+      </w:r>
+      <w:r>
+        <w:rPr>
           <w:b/>
           <w:lang w:val="hi_IN" w:bidi="hi_IN"/>
         </w:rPr>
@@ -25632,6 +27592,20 @@
       </w:r>
       <w:r>
         <w:rPr>
+          <w:lang w:val="hi_IN" w:bidi="hi_IN"/>
+        </w:rPr>
+        <w:t>תּוֹכ⁠וֹ֙ רָצ֣וּף אַהֲבָ֔ה מִ⁠בְּנ֖וֹת יְרוּשָׁלִָֽם</w:t>
+      </w:r>
+    </w:p>
+    <w:p>
+      <w:pPr/>
+      <w:r>
+        <w:rPr>
+          <w:lang w:val="hi_IN" w:bidi="hi_IN"/>
+        </w:rPr>
+      </w:r>
+      <w:r>
+        <w:rPr>
           <w:b/>
           <w:lang w:val="hi_IN" w:bidi="hi_IN"/>
         </w:rPr>
@@ -25822,6 +27796,20 @@
         <w:rPr>
           <w:lang w:val="hi_IN" w:bidi="hi_IN"/>
         </w:rPr>
+      </w:r>
+    </w:p>
+    <w:p>
+      <w:pPr/>
+      <w:r>
+        <w:rPr>
+          <w:lang w:val="hi_IN" w:bidi="hi_IN"/>
+        </w:rPr>
+      </w:r>
+      <w:r>
+        <w:rPr>
+          <w:lang w:val="hi_IN" w:bidi="hi_IN"/>
+        </w:rPr>
+        <w:t>תּוֹכ⁠וֹ֙ רָצ֣וּף אַהֲבָ֔ה מִ⁠בְּנ֖וֹת יְרוּשָׁלִָֽם</w:t>
       </w:r>
     </w:p>
     <w:p>
@@ -26018,6 +28006,20 @@
       </w:r>
       <w:r>
         <w:rPr>
+          <w:lang w:val="hi_IN" w:bidi="hi_IN"/>
+        </w:rPr>
+        <w:t>צְאֶ֧ינָה</w:t>
+      </w:r>
+    </w:p>
+    <w:p>
+      <w:pPr/>
+      <w:r>
+        <w:rPr>
+          <w:lang w:val="hi_IN" w:bidi="hi_IN"/>
+        </w:rPr>
+      </w:r>
+      <w:r>
+        <w:rPr>
           <w:b/>
           <w:lang w:val="hi_IN" w:bidi="hi_IN"/>
         </w:rPr>
@@ -26103,6 +28105,20 @@
         <w:rPr>
           <w:lang w:val="hi_IN" w:bidi="hi_IN"/>
         </w:rPr>
+      </w:r>
+    </w:p>
+    <w:p>
+      <w:pPr/>
+      <w:r>
+        <w:rPr>
+          <w:lang w:val="hi_IN" w:bidi="hi_IN"/>
+        </w:rPr>
+      </w:r>
+      <w:r>
+        <w:rPr>
+          <w:lang w:val="hi_IN" w:bidi="hi_IN"/>
+        </w:rPr>
+        <w:t>בְּנ֥וֹת צִיּ֖וֹן</w:t>
       </w:r>
     </w:p>
     <w:p>
@@ -26257,6 +28273,20 @@
       </w:r>
       <w:r>
         <w:rPr>
+          <w:lang w:val="hi_IN" w:bidi="hi_IN"/>
+        </w:rPr>
+        <w:t>בְּ⁠י֣וֹם חֲתֻנָּת֔⁠וֹ וּ⁠בְ⁠י֖וֹם שִׂמְחַ֥ת לִבּֽ⁠וֹ</w:t>
+      </w:r>
+    </w:p>
+    <w:p>
+      <w:pPr/>
+      <w:r>
+        <w:rPr>
+          <w:lang w:val="hi_IN" w:bidi="hi_IN"/>
+        </w:rPr>
+      </w:r>
+      <w:r>
+        <w:rPr>
           <w:b/>
           <w:lang w:val="hi_IN" w:bidi="hi_IN"/>
         </w:rPr>
@@ -26337,6 +28367,20 @@
         <w:rPr>
           <w:lang w:val="hi_IN" w:bidi="hi_IN"/>
         </w:rPr>
+      </w:r>
+    </w:p>
+    <w:p>
+      <w:pPr/>
+      <w:r>
+        <w:rPr>
+          <w:lang w:val="hi_IN" w:bidi="hi_IN"/>
+        </w:rPr>
+      </w:r>
+      <w:r>
+        <w:rPr>
+          <w:lang w:val="hi_IN" w:bidi="hi_IN"/>
+        </w:rPr>
+        <w:t>וּ⁠בְ⁠י֖וֹם שִׂמְחַ֥ת לִבּֽ⁠וֹ</w:t>
       </w:r>
     </w:p>
     <w:p>
@@ -26769,6 +28813,20 @@
       </w:r>
       <w:r>
         <w:rPr>
+          <w:lang w:val="hi_IN" w:bidi="hi_IN"/>
+        </w:rPr>
+        <w:t>שַׂעְרֵ⁠ךְ֙ כְּ⁠עֵ֣דֶר הָֽ⁠עִזִּ֔ים שֶׁ⁠גָּלְשׁ֖וּ מֵ⁠הַ֥ר גִּלְעָֽד</w:t>
+      </w:r>
+    </w:p>
+    <w:p>
+      <w:pPr/>
+      <w:r>
+        <w:rPr>
+          <w:lang w:val="hi_IN" w:bidi="hi_IN"/>
+        </w:rPr>
+      </w:r>
+      <w:r>
+        <w:rPr>
           <w:b/>
           <w:lang w:val="hi_IN" w:bidi="hi_IN"/>
         </w:rPr>
@@ -27010,6 +29068,20 @@
       </w:r>
       <w:r>
         <w:rPr>
+          <w:lang w:val="hi_IN" w:bidi="hi_IN"/>
+        </w:rPr>
+        <w:t>הַ⁠קְּצוּב֔וֹת</w:t>
+      </w:r>
+    </w:p>
+    <w:p>
+      <w:pPr/>
+      <w:r>
+        <w:rPr>
+          <w:lang w:val="hi_IN" w:bidi="hi_IN"/>
+        </w:rPr>
+      </w:r>
+      <w:r>
+        <w:rPr>
           <w:b/>
           <w:lang w:val="hi_IN" w:bidi="hi_IN"/>
         </w:rPr>
@@ -27093,6 +29165,20 @@
       </w:r>
       <w:r>
         <w:rPr>
+          <w:lang w:val="hi_IN" w:bidi="hi_IN"/>
+        </w:rPr>
+        <w:t>מַתְאִימ֔וֹת</w:t>
+      </w:r>
+    </w:p>
+    <w:p>
+      <w:pPr/>
+      <w:r>
+        <w:rPr>
+          <w:lang w:val="hi_IN" w:bidi="hi_IN"/>
+        </w:rPr>
+      </w:r>
+      <w:r>
+        <w:rPr>
           <w:b/>
           <w:lang w:val="hi_IN" w:bidi="hi_IN"/>
         </w:rPr>
@@ -27281,6 +29367,20 @@
       </w:r>
       <w:r>
         <w:rPr>
+          <w:lang w:val="hi_IN" w:bidi="hi_IN"/>
+        </w:rPr>
+        <w:t>וְ⁠שַׁכֻּלָ֖ה אֵ֥ין בָּ⁠הֶֽם</w:t>
+      </w:r>
+    </w:p>
+    <w:p>
+      <w:pPr/>
+      <w:r>
+        <w:rPr>
+          <w:lang w:val="hi_IN" w:bidi="hi_IN"/>
+        </w:rPr>
+      </w:r>
+      <w:r>
+        <w:rPr>
           <w:b/>
           <w:lang w:val="hi_IN" w:bidi="hi_IN"/>
         </w:rPr>
@@ -27455,6 +29555,20 @@
       </w:r>
       <w:r>
         <w:rPr>
+          <w:lang w:val="hi_IN" w:bidi="hi_IN"/>
+        </w:rPr>
+        <w:t>כְּ⁠פֶ֤לַח הָֽ⁠רִמּוֹן֙ רַקָּתֵ֔⁠ךְ</w:t>
+      </w:r>
+    </w:p>
+    <w:p>
+      <w:pPr/>
+      <w:r>
+        <w:rPr>
+          <w:lang w:val="hi_IN" w:bidi="hi_IN"/>
+        </w:rPr>
+      </w:r>
+      <w:r>
+        <w:rPr>
           <w:b/>
           <w:lang w:val="hi_IN" w:bidi="hi_IN"/>
         </w:rPr>
@@ -27535,6 +29649,20 @@
         <w:rPr>
           <w:lang w:val="hi_IN" w:bidi="hi_IN"/>
         </w:rPr>
+      </w:r>
+    </w:p>
+    <w:p>
+      <w:pPr/>
+      <w:r>
+        <w:rPr>
+          <w:lang w:val="hi_IN" w:bidi="hi_IN"/>
+        </w:rPr>
+      </w:r>
+      <w:r>
+        <w:rPr>
+          <w:lang w:val="hi_IN" w:bidi="hi_IN"/>
+        </w:rPr>
+        <w:t>כְּ⁠פֶ֤לַח הָֽ⁠רִמּוֹן֙ רַקָּתֵ֔⁠ךְ</w:t>
       </w:r>
     </w:p>
     <w:p>
@@ -27794,6 +29922,20 @@
       </w:r>
       <w:r>
         <w:rPr>
+          <w:lang w:val="hi_IN" w:bidi="hi_IN"/>
+        </w:rPr>
+        <w:t>כְּ⁠מִגְדַּ֤ל דָּוִיד֙ צַוָּארֵ֔⁠ךְ בָּנ֖וּי לְ⁠תַלְפִּיּ֑וֹת</w:t>
+      </w:r>
+    </w:p>
+    <w:p>
+      <w:pPr/>
+      <w:r>
+        <w:rPr>
+          <w:lang w:val="hi_IN" w:bidi="hi_IN"/>
+        </w:rPr>
+      </w:r>
+      <w:r>
+        <w:rPr>
           <w:b/>
           <w:lang w:val="hi_IN" w:bidi="hi_IN"/>
         </w:rPr>
@@ -27924,6 +30066,20 @@
       </w:r>
       <w:r>
         <w:rPr>
+          <w:lang w:val="hi_IN" w:bidi="hi_IN"/>
+        </w:rPr>
+        <w:t>כְּ⁠מִגְדַּ֤ל דָּוִיד֙</w:t>
+      </w:r>
+    </w:p>
+    <w:p>
+      <w:pPr/>
+      <w:r>
+        <w:rPr>
+          <w:lang w:val="hi_IN" w:bidi="hi_IN"/>
+        </w:rPr>
+      </w:r>
+      <w:r>
+        <w:rPr>
           <w:b/>
           <w:lang w:val="hi_IN" w:bidi="hi_IN"/>
         </w:rPr>
@@ -28030,6 +30186,20 @@
       </w:r>
       <w:r>
         <w:rPr>
+          <w:lang w:val="hi_IN" w:bidi="hi_IN"/>
+        </w:rPr>
+        <w:t>כְּ⁠מִגְדַּ֤ל דָּוִיד֙ צַוָּארֵ֔⁠ךְ בָּנ֖וּי לְ⁠תַלְפִּיּ֑וֹת</w:t>
+      </w:r>
+    </w:p>
+    <w:p>
+      <w:pPr/>
+      <w:r>
+        <w:rPr>
+          <w:lang w:val="hi_IN" w:bidi="hi_IN"/>
+        </w:rPr>
+      </w:r>
+      <w:r>
+        <w:rPr>
           <w:b/>
           <w:lang w:val="hi_IN" w:bidi="hi_IN"/>
         </w:rPr>
@@ -28113,6 +30283,20 @@
       </w:r>
       <w:r>
         <w:rPr>
+          <w:lang w:val="hi_IN" w:bidi="hi_IN"/>
+        </w:rPr>
+        <w:t>בָּנ֖וּי לְ⁠תַלְפִּיּ֑וֹת</w:t>
+      </w:r>
+    </w:p>
+    <w:p>
+      <w:pPr/>
+      <w:r>
+        <w:rPr>
+          <w:lang w:val="hi_IN" w:bidi="hi_IN"/>
+        </w:rPr>
+      </w:r>
+      <w:r>
+        <w:rPr>
           <w:b/>
           <w:lang w:val="hi_IN" w:bidi="hi_IN"/>
         </w:rPr>
@@ -28176,6 +30360,20 @@
       </w:r>
       <w:r>
         <w:rPr>
+          <w:lang w:val="hi_IN" w:bidi="hi_IN"/>
+        </w:rPr>
+        <w:t>אֶ֤לֶף הַ⁠מָּגֵן֙ תָּל֣וּי עָלָ֔י⁠ו כֹּ֖ל שִׁלְטֵ֥י הַ⁠גִּבּוֹרִֽים</w:t>
+      </w:r>
+    </w:p>
+    <w:p>
+      <w:pPr/>
+      <w:r>
+        <w:rPr>
+          <w:lang w:val="hi_IN" w:bidi="hi_IN"/>
+        </w:rPr>
+      </w:r>
+      <w:r>
+        <w:rPr>
           <w:b/>
           <w:lang w:val="hi_IN" w:bidi="hi_IN"/>
         </w:rPr>
@@ -28306,6 +30504,20 @@
       </w:r>
       <w:r>
         <w:rPr>
+          <w:lang w:val="hi_IN" w:bidi="hi_IN"/>
+        </w:rPr>
+        <w:t>אֶ֤לֶף</w:t>
+      </w:r>
+    </w:p>
+    <w:p>
+      <w:pPr/>
+      <w:r>
+        <w:rPr>
+          <w:lang w:val="hi_IN" w:bidi="hi_IN"/>
+        </w:rPr>
+      </w:r>
+      <w:r>
+        <w:rPr>
           <w:b/>
           <w:lang w:val="hi_IN" w:bidi="hi_IN"/>
         </w:rPr>
@@ -28399,6 +30611,20 @@
         <w:rPr>
           <w:lang w:val="hi_IN" w:bidi="hi_IN"/>
         </w:rPr>
+      </w:r>
+    </w:p>
+    <w:p>
+      <w:pPr/>
+      <w:r>
+        <w:rPr>
+          <w:lang w:val="hi_IN" w:bidi="hi_IN"/>
+        </w:rPr>
+      </w:r>
+      <w:r>
+        <w:rPr>
+          <w:lang w:val="hi_IN" w:bidi="hi_IN"/>
+        </w:rPr>
+        <w:t>אֶ֤לֶף הַ⁠מָּגֵן֙ תָּל֣וּי עָלָ֔י⁠ו כֹּ֖ל שִׁלְטֵ֥י הַ⁠גִּבּוֹרִֽים</w:t>
       </w:r>
     </w:p>
     <w:p>
@@ -28911,6 +31137,20 @@
       </w:r>
       <w:r>
         <w:rPr>
+          <w:lang w:val="hi_IN" w:bidi="hi_IN"/>
+        </w:rPr>
+        <w:t>עַ֤ד שֶׁ⁠יָּפ֨וּחַ֙ הַ⁠יּ֔וֹם וְ⁠נָ֖סוּ הַ⁠צְּלָלִ֑ים</w:t>
+      </w:r>
+    </w:p>
+    <w:p>
+      <w:pPr/>
+      <w:r>
+        <w:rPr>
+          <w:lang w:val="hi_IN" w:bidi="hi_IN"/>
+        </w:rPr>
+      </w:r>
+      <w:r>
+        <w:rPr>
           <w:b/>
           <w:lang w:val="hi_IN" w:bidi="hi_IN"/>
         </w:rPr>
@@ -29025,6 +31265,20 @@
       </w:r>
       <w:r>
         <w:rPr>
+          <w:lang w:val="hi_IN" w:bidi="hi_IN"/>
+        </w:rPr>
+        <w:t>אֵ֤לֶךְ לִ⁠י֙</w:t>
+      </w:r>
+    </w:p>
+    <w:p>
+      <w:pPr/>
+      <w:r>
+        <w:rPr>
+          <w:lang w:val="hi_IN" w:bidi="hi_IN"/>
+        </w:rPr>
+      </w:r>
+      <w:r>
+        <w:rPr>
           <w:b/>
           <w:lang w:val="hi_IN" w:bidi="hi_IN"/>
         </w:rPr>
@@ -29354,6 +31608,20 @@
       </w:r>
       <w:r>
         <w:rPr>
+          <w:lang w:val="hi_IN" w:bidi="hi_IN"/>
+        </w:rPr>
+        <w:t>כֻּלָּ֤⁠ךְ יָפָה֙</w:t>
+      </w:r>
+    </w:p>
+    <w:p>
+      <w:pPr/>
+      <w:r>
+        <w:rPr>
+          <w:lang w:val="hi_IN" w:bidi="hi_IN"/>
+        </w:rPr>
+      </w:r>
+      <w:r>
+        <w:rPr>
           <w:b/>
           <w:lang w:val="hi_IN" w:bidi="hi_IN"/>
         </w:rPr>
@@ -29508,6 +31776,20 @@
       </w:r>
       <w:r>
         <w:rPr>
+          <w:lang w:val="hi_IN" w:bidi="hi_IN"/>
+        </w:rPr>
+        <w:t>אִתִּ֤⁠י &amp; תָּב֑וֹאִי</w:t>
+      </w:r>
+    </w:p>
+    <w:p>
+      <w:pPr/>
+      <w:r>
+        <w:rPr>
+          <w:lang w:val="hi_IN" w:bidi="hi_IN"/>
+        </w:rPr>
+      </w:r>
+      <w:r>
+        <w:rPr>
           <w:b/>
           <w:lang w:val="hi_IN" w:bidi="hi_IN"/>
         </w:rPr>
@@ -29810,6 +32092,20 @@
       </w:r>
       <w:r>
         <w:rPr>
+          <w:lang w:val="hi_IN" w:bidi="hi_IN"/>
+        </w:rPr>
+        <w:t>מִ⁠מְּעֹנ֣וֹת אֲרָי֔וֹת מֵֽ⁠הַרְרֵ֖י נְמֵרִֽים</w:t>
+      </w:r>
+    </w:p>
+    <w:p>
+      <w:pPr/>
+      <w:r>
+        <w:rPr>
+          <w:lang w:val="hi_IN" w:bidi="hi_IN"/>
+        </w:rPr>
+      </w:r>
+      <w:r>
+        <w:rPr>
           <w:b/>
           <w:lang w:val="hi_IN" w:bidi="hi_IN"/>
         </w:rPr>
@@ -29901,6 +32197,20 @@
       </w:r>
       <w:r>
         <w:rPr>
+          <w:lang w:val="hi_IN" w:bidi="hi_IN"/>
+        </w:rPr>
+        <w:t>לִבַּבְתִּ֖⁠נִי אֲחֹתִ֣⁠י כַלָּ֑ה לִבַּבְתִּ֨י⁠נִי֙</w:t>
+      </w:r>
+    </w:p>
+    <w:p>
+      <w:pPr/>
+      <w:r>
+        <w:rPr>
+          <w:lang w:val="hi_IN" w:bidi="hi_IN"/>
+        </w:rPr>
+      </w:r>
+      <w:r>
+        <w:rPr>
           <w:b/>
           <w:lang w:val="hi_IN" w:bidi="hi_IN"/>
         </w:rPr>
@@ -30005,6 +32315,20 @@
       </w:r>
       <w:r>
         <w:rPr>
+          <w:lang w:val="hi_IN" w:bidi="hi_IN"/>
+        </w:rPr>
+        <w:t>לִבַּבְתִּ֖⁠נִי &amp; לִבַּבְתִּ֨י⁠נִי֙</w:t>
+      </w:r>
+    </w:p>
+    <w:p>
+      <w:pPr/>
+      <w:r>
+        <w:rPr>
+          <w:lang w:val="hi_IN" w:bidi="hi_IN"/>
+        </w:rPr>
+      </w:r>
+      <w:r>
+        <w:rPr>
           <w:b/>
           <w:lang w:val="hi_IN" w:bidi="hi_IN"/>
         </w:rPr>
@@ -30326,6 +32650,20 @@
         <w:rPr>
           <w:lang w:val="hi_IN" w:bidi="hi_IN"/>
         </w:rPr>
+      </w:r>
+    </w:p>
+    <w:p>
+      <w:pPr/>
+      <w:r>
+        <w:rPr>
+          <w:lang w:val="hi_IN" w:bidi="hi_IN"/>
+        </w:rPr>
+      </w:r>
+      <w:r>
+        <w:rPr>
+          <w:lang w:val="hi_IN" w:bidi="hi_IN"/>
+        </w:rPr>
+        <w:t>מַה &amp; מַה</w:t>
       </w:r>
     </w:p>
     <w:p>
@@ -30583,6 +32921,20 @@
       </w:r>
       <w:r>
         <w:rPr>
+          <w:lang w:val="hi_IN" w:bidi="hi_IN"/>
+        </w:rPr>
+        <w:t>מַה־יָּפ֥וּ דֹדַ֖יִ⁠ךְ אֲחֹתִ֣⁠י כַלָּ֑ה מַה־טֹּ֤בוּ דֹדַ֨יִ⁠ךְ֙ מִ⁠יַּ֔יִן</w:t>
+      </w:r>
+    </w:p>
+    <w:p>
+      <w:pPr/>
+      <w:r>
+        <w:rPr>
+          <w:lang w:val="hi_IN" w:bidi="hi_IN"/>
+        </w:rPr>
+      </w:r>
+      <w:r>
+        <w:rPr>
           <w:b/>
           <w:lang w:val="hi_IN" w:bidi="hi_IN"/>
         </w:rPr>
@@ -30778,6 +33130,20 @@
       </w:r>
       <w:r>
         <w:rPr>
+          <w:lang w:val="hi_IN" w:bidi="hi_IN"/>
+        </w:rPr>
+        <w:t>שְׁמָנַ֖יִ⁠ךְ</w:t>
+      </w:r>
+    </w:p>
+    <w:p>
+      <w:pPr/>
+      <w:r>
+        <w:rPr>
+          <w:lang w:val="hi_IN" w:bidi="hi_IN"/>
+        </w:rPr>
+      </w:r>
+      <w:r>
+        <w:rPr>
           <w:b/>
           <w:lang w:val="hi_IN" w:bidi="hi_IN"/>
         </w:rPr>
@@ -30965,6 +33331,20 @@
       </w:r>
       <w:r>
         <w:rPr>
+          <w:lang w:val="hi_IN" w:bidi="hi_IN"/>
+        </w:rPr>
+        <w:t>נֹ֛פֶת תִּטֹּ֥פְנָה שִׂפְתוֹתַ֖יִ⁠ךְ</w:t>
+      </w:r>
+    </w:p>
+    <w:p>
+      <w:pPr/>
+      <w:r>
+        <w:rPr>
+          <w:lang w:val="hi_IN" w:bidi="hi_IN"/>
+        </w:rPr>
+      </w:r>
+      <w:r>
+        <w:rPr>
           <w:b/>
           <w:lang w:val="hi_IN" w:bidi="hi_IN"/>
         </w:rPr>
@@ -31095,6 +33475,20 @@
       </w:r>
       <w:r>
         <w:rPr>
+          <w:lang w:val="hi_IN" w:bidi="hi_IN"/>
+        </w:rPr>
+        <w:t>נֹ֛פֶת</w:t>
+      </w:r>
+    </w:p>
+    <w:p>
+      <w:pPr/>
+      <w:r>
+        <w:rPr>
+          <w:lang w:val="hi_IN" w:bidi="hi_IN"/>
+        </w:rPr>
+      </w:r>
+      <w:r>
+        <w:rPr>
           <w:b/>
           <w:lang w:val="hi_IN" w:bidi="hi_IN"/>
         </w:rPr>
@@ -31199,6 +33593,20 @@
       </w:r>
       <w:r>
         <w:rPr>
+          <w:lang w:val="hi_IN" w:bidi="hi_IN"/>
+        </w:rPr>
+        <w:t>דְּבַ֤שׁ וְ⁠חָלָב֙ תַּ֣חַת לְשׁוֹנֵ֔⁠ךְ</w:t>
+      </w:r>
+    </w:p>
+    <w:p>
+      <w:pPr/>
+      <w:r>
+        <w:rPr>
+          <w:lang w:val="hi_IN" w:bidi="hi_IN"/>
+        </w:rPr>
+      </w:r>
+      <w:r>
+        <w:rPr>
           <w:b/>
           <w:lang w:val="hi_IN" w:bidi="hi_IN"/>
         </w:rPr>
@@ -31289,6 +33697,20 @@
       </w:r>
       <w:r>
         <w:rPr>
+          <w:lang w:val="hi_IN" w:bidi="hi_IN"/>
+        </w:rPr>
+        <w:t>וְ⁠רֵ֥יחַ שַׂלְמֹתַ֖יִ⁠ךְ כְּ⁠רֵ֥יחַ לְבָנֽוֹן</w:t>
+      </w:r>
+    </w:p>
+    <w:p>
+      <w:pPr/>
+      <w:r>
+        <w:rPr>
+          <w:lang w:val="hi_IN" w:bidi="hi_IN"/>
+        </w:rPr>
+      </w:r>
+      <w:r>
+        <w:rPr>
           <w:b/>
           <w:lang w:val="hi_IN" w:bidi="hi_IN"/>
         </w:rPr>
@@ -31392,6 +33814,20 @@
       </w:r>
       <w:r>
         <w:rPr>
+          <w:lang w:val="hi_IN" w:bidi="hi_IN"/>
+        </w:rPr>
+        <w:t>גַּ֥ן ׀ נָע֖וּל אֲחֹתִ֣⁠י כַלָּ֑ה גַּ֥ל נָע֖וּל מַעְיָ֥ן חָתֽוּם</w:t>
+      </w:r>
+    </w:p>
+    <w:p>
+      <w:pPr/>
+      <w:r>
+        <w:rPr>
+          <w:lang w:val="hi_IN" w:bidi="hi_IN"/>
+        </w:rPr>
+      </w:r>
+      <w:r>
+        <w:rPr>
           <w:b/>
           <w:lang w:val="hi_IN" w:bidi="hi_IN"/>
         </w:rPr>
@@ -31464,6 +33900,20 @@
         <w:rPr>
           <w:lang w:val="hi_IN" w:bidi="hi_IN"/>
         </w:rPr>
+      </w:r>
+    </w:p>
+    <w:p>
+      <w:pPr/>
+      <w:r>
+        <w:rPr>
+          <w:lang w:val="hi_IN" w:bidi="hi_IN"/>
+        </w:rPr>
+      </w:r>
+      <w:r>
+        <w:rPr>
+          <w:lang w:val="hi_IN" w:bidi="hi_IN"/>
+        </w:rPr>
+        <w:t>גַּ֥ן ׀ נָע֖וּל אֲחֹתִ֣⁠י כַלָּ֑ה</w:t>
       </w:r>
     </w:p>
     <w:p>
@@ -31844,6 +34294,20 @@
       </w:r>
       <w:r>
         <w:rPr>
+          <w:lang w:val="hi_IN" w:bidi="hi_IN"/>
+        </w:rPr>
+        <w:t>גַּ֥ל נָע֖וּל מַעְיָ֥ן חָתֽוּם</w:t>
+      </w:r>
+    </w:p>
+    <w:p>
+      <w:pPr/>
+      <w:r>
+        <w:rPr>
+          <w:lang w:val="hi_IN" w:bidi="hi_IN"/>
+        </w:rPr>
+      </w:r>
+      <w:r>
+        <w:rPr>
           <w:b/>
           <w:lang w:val="hi_IN" w:bidi="hi_IN"/>
         </w:rPr>
@@ -32026,6 +34490,20 @@
       </w:r>
       <w:r>
         <w:rPr>
+          <w:lang w:val="hi_IN" w:bidi="hi_IN"/>
+        </w:rPr>
+        <w:t>גַּ֥ל נָע֖וּל מַעְיָ֥ן חָתֽוּם</w:t>
+      </w:r>
+    </w:p>
+    <w:p>
+      <w:pPr/>
+      <w:r>
+        <w:rPr>
+          <w:lang w:val="hi_IN" w:bidi="hi_IN"/>
+        </w:rPr>
+      </w:r>
+      <w:r>
+        <w:rPr>
           <w:b/>
           <w:lang w:val="hi_IN" w:bidi="hi_IN"/>
         </w:rPr>
@@ -32304,6 +34782,20 @@
         <w:rPr>
           <w:lang w:val="hi_IN" w:bidi="hi_IN"/>
         </w:rPr>
+      </w:r>
+    </w:p>
+    <w:p>
+      <w:pPr/>
+      <w:r>
+        <w:rPr>
+          <w:lang w:val="hi_IN" w:bidi="hi_IN"/>
+        </w:rPr>
+      </w:r>
+      <w:r>
+        <w:rPr>
+          <w:lang w:val="hi_IN" w:bidi="hi_IN"/>
+        </w:rPr>
+        <w:t>שְׁלָחַ֨יִ⁠ךְ֙ פַּרְדֵּ֣ס רִמּוֹנִ֔ים עִ֖ם פְּרִ֣י מְגָדִ֑ים כְּפָרִ֖ים עִם־נְרָדִֽים׃ נֵ֣רְדְּ ׀ וְ⁠כַרְכֹּ֗ם קָנֶה֙ וְ⁠קִנָּמ֔וֹן עִ֖ם כָּל־עֲצֵ֣י לְבוֹנָ֑ה מֹ֚ר וַ⁠אֲהָל֔וֹת עִ֖ם כָּל־רָאשֵׁ֥י בְשָׂמִֽים</w:t>
       </w:r>
     </w:p>
     <w:p>
@@ -32447,6 +34939,20 @@
       </w:r>
       <w:r>
         <w:rPr>
+          <w:lang w:val="hi_IN" w:bidi="hi_IN"/>
+        </w:rPr>
+        <w:t>שְׁלָחַ֨יִ⁠ךְ֙ פַּרְדֵּ֣ס רִמּוֹנִ֔ים עִ֖ם פְּרִ֣י מְגָדִ֑ים כְּפָרִ֖ים עִם־נְרָדִֽים׃ נֵ֣רְדְּ ׀ וְ⁠כַרְכֹּ֗ם קָנֶה֙ וְ⁠קִנָּמ֔וֹן עִ֖ם כָּל־עֲצֵ֣י לְבוֹנָ֑ה מֹ֚ר וַ⁠אֲהָל֔וֹת עִ֖ם כָּל־רָאשֵׁ֥י בְשָׂמִֽים</w:t>
+      </w:r>
+    </w:p>
+    <w:p>
+      <w:pPr/>
+      <w:r>
+        <w:rPr>
+          <w:lang w:val="hi_IN" w:bidi="hi_IN"/>
+        </w:rPr>
+      </w:r>
+      <w:r>
+        <w:rPr>
           <w:b/>
           <w:lang w:val="hi_IN" w:bidi="hi_IN"/>
         </w:rPr>
@@ -32691,6 +35197,20 @@
       </w:r>
       <w:r>
         <w:rPr>
+          <w:lang w:val="hi_IN" w:bidi="hi_IN"/>
+        </w:rPr>
+        <w:t>וְ⁠כַרְכֹּ֗ם קָנֶה֙ וְ⁠קִנָּמ֔וֹן &amp; וַ⁠אֲהָל֔וֹת</w:t>
+      </w:r>
+    </w:p>
+    <w:p>
+      <w:pPr/>
+      <w:r>
+        <w:rPr>
+          <w:lang w:val="hi_IN" w:bidi="hi_IN"/>
+        </w:rPr>
+      </w:r>
+      <w:r>
+        <w:rPr>
           <w:b/>
           <w:lang w:val="hi_IN" w:bidi="hi_IN"/>
         </w:rPr>
@@ -32869,6 +35389,20 @@
         <w:rPr>
           <w:lang w:val="hi_IN" w:bidi="hi_IN"/>
         </w:rPr>
+      </w:r>
+    </w:p>
+    <w:p>
+      <w:pPr/>
+      <w:r>
+        <w:rPr>
+          <w:lang w:val="hi_IN" w:bidi="hi_IN"/>
+        </w:rPr>
+      </w:r>
+      <w:r>
+        <w:rPr>
+          <w:lang w:val="hi_IN" w:bidi="hi_IN"/>
+        </w:rPr>
+        <w:t>מַעְיַ֣ן גַּנִּ֔ים בְּאֵ֖ר מַ֣יִם חַיִּ֑ים וְ⁠נֹזְלִ֖ים מִן־לְבָנֽוֹן</w:t>
       </w:r>
     </w:p>
     <w:p>
@@ -33056,6 +35590,20 @@
       </w:r>
       <w:r>
         <w:rPr>
+          <w:lang w:val="hi_IN" w:bidi="hi_IN"/>
+        </w:rPr>
+        <w:t>מַעְיַ֣ן גַּנִּ֔ים</w:t>
+      </w:r>
+    </w:p>
+    <w:p>
+      <w:pPr/>
+      <w:r>
+        <w:rPr>
+          <w:lang w:val="hi_IN" w:bidi="hi_IN"/>
+        </w:rPr>
+      </w:r>
+      <w:r>
+        <w:rPr>
           <w:b/>
           <w:lang w:val="hi_IN" w:bidi="hi_IN"/>
         </w:rPr>
@@ -33154,6 +35702,20 @@
       </w:r>
       <w:r>
         <w:rPr>
+          <w:lang w:val="hi_IN" w:bidi="hi_IN"/>
+        </w:rPr>
+        <w:t>מַעְיַ֣ן גַּנִּ֔ים</w:t>
+      </w:r>
+    </w:p>
+    <w:p>
+      <w:pPr/>
+      <w:r>
+        <w:rPr>
+          <w:lang w:val="hi_IN" w:bidi="hi_IN"/>
+        </w:rPr>
+      </w:r>
+      <w:r>
+        <w:rPr>
           <w:b/>
           <w:lang w:val="hi_IN" w:bidi="hi_IN"/>
         </w:rPr>
@@ -33284,6 +35846,20 @@
       </w:r>
       <w:r>
         <w:rPr>
+          <w:lang w:val="hi_IN" w:bidi="hi_IN"/>
+        </w:rPr>
+        <w:t>מַ֣יִם חַיִּ֑ים</w:t>
+      </w:r>
+    </w:p>
+    <w:p>
+      <w:pPr/>
+      <w:r>
+        <w:rPr>
+          <w:lang w:val="hi_IN" w:bidi="hi_IN"/>
+        </w:rPr>
+      </w:r>
+      <w:r>
+        <w:rPr>
           <w:b/>
           <w:lang w:val="hi_IN" w:bidi="hi_IN"/>
         </w:rPr>
@@ -33388,6 +35964,20 @@
       </w:r>
       <w:r>
         <w:rPr>
+          <w:lang w:val="hi_IN" w:bidi="hi_IN"/>
+        </w:rPr>
+        <w:t>ע֤וּרִי צָפוֹן֙ וּ⁠ב֣וֹאִי תֵימָ֔ן הָפִ֥יחִי גַנִּ֖⁠י יִזְּל֣וּ בְשָׂמָ֑י⁠ו</w:t>
+      </w:r>
+    </w:p>
+    <w:p>
+      <w:pPr/>
+      <w:r>
+        <w:rPr>
+          <w:lang w:val="hi_IN" w:bidi="hi_IN"/>
+        </w:rPr>
+      </w:r>
+      <w:r>
+        <w:rPr>
           <w:b/>
           <w:lang w:val="hi_IN" w:bidi="hi_IN"/>
         </w:rPr>
@@ -33492,6 +36082,20 @@
       </w:r>
       <w:r>
         <w:rPr>
+          <w:lang w:val="hi_IN" w:bidi="hi_IN"/>
+        </w:rPr>
+        <w:t>וּ⁠ב֣וֹאִי &amp; יָבֹ֤א דוֹדִ⁠י֙</w:t>
+      </w:r>
+    </w:p>
+    <w:p>
+      <w:pPr/>
+      <w:r>
+        <w:rPr>
+          <w:lang w:val="hi_IN" w:bidi="hi_IN"/>
+        </w:rPr>
+      </w:r>
+      <w:r>
+        <w:rPr>
           <w:b/>
           <w:lang w:val="hi_IN" w:bidi="hi_IN"/>
         </w:rPr>
@@ -33604,6 +36208,20 @@
         <w:rPr>
           <w:lang w:val="hi_IN" w:bidi="hi_IN"/>
         </w:rPr>
+      </w:r>
+    </w:p>
+    <w:p>
+      <w:pPr/>
+      <w:r>
+        <w:rPr>
+          <w:lang w:val="hi_IN" w:bidi="hi_IN"/>
+        </w:rPr>
+      </w:r>
+      <w:r>
+        <w:rPr>
+          <w:lang w:val="hi_IN" w:bidi="hi_IN"/>
+        </w:rPr>
+        <w:t>ע֤וּרִי צָפוֹן֙ וּ⁠ב֣וֹאִי תֵימָ֔ן הָפִ֥יחִי גַנִּ֖⁠י יִזְּל֣וּ בְשָׂמָ֑י⁠ו יָבֹ֤א דוֹדִ⁠י֙ לְ⁠גַנּ֔⁠וֹ וְ⁠יֹאכַ֖ל פְּרִ֥י מְגָדָֽי⁠ו</w:t>
       </w:r>
     </w:p>
     <w:p>
@@ -33895,6 +36513,20 @@
       </w:r>
       <w:r>
         <w:rPr>
+          <w:lang w:val="hi_IN" w:bidi="hi_IN"/>
+        </w:rPr>
+        <w:t>יִזְּל֣וּ בְשָׂמָ֑י⁠ו</w:t>
+      </w:r>
+    </w:p>
+    <w:p>
+      <w:pPr/>
+      <w:r>
+        <w:rPr>
+          <w:lang w:val="hi_IN" w:bidi="hi_IN"/>
+        </w:rPr>
+      </w:r>
+      <w:r>
+        <w:rPr>
           <w:b/>
           <w:lang w:val="hi_IN" w:bidi="hi_IN"/>
         </w:rPr>
@@ -33955,6 +36587,20 @@
         <w:rPr>
           <w:lang w:val="hi_IN" w:bidi="hi_IN"/>
         </w:rPr>
+      </w:r>
+    </w:p>
+    <w:p>
+      <w:pPr/>
+      <w:r>
+        <w:rPr>
+          <w:lang w:val="hi_IN" w:bidi="hi_IN"/>
+        </w:rPr>
+      </w:r>
+      <w:r>
+        <w:rPr>
+          <w:lang w:val="hi_IN" w:bidi="hi_IN"/>
+        </w:rPr>
+        <w:t>בָּ֣אתִי לְ⁠גַנִּ⁠י֮ אֲחֹתִ֣⁠י כַלָּה֒ אָרִ֤יתִי מוֹרִ⁠י֙ עִם־בְּשָׂמִ֔⁠י אָכַ֤לְתִּי יַעְרִ⁠י֙ עִם־דִּבְשִׁ֔⁠י שָׁתִ֥יתִי יֵינִ֖⁠י עִם־חֲלָבִ֑⁠י</w:t>
       </w:r>
     </w:p>
     <w:p>
@@ -34145,6 +36791,20 @@
       </w:r>
       <w:r>
         <w:rPr>
+          <w:lang w:val="hi_IN" w:bidi="hi_IN"/>
+        </w:rPr>
+        <w:t>בָּ֣אתִי לְ⁠גַנִּ⁠י֮ אֲחֹתִ֣⁠י כַלָּה֒ אָרִ֤יתִי מוֹרִ⁠י֙ עִם־בְּשָׂמִ֔⁠י אָכַ֤לְתִּי יַעְרִ⁠י֙ עִם־דִּבְשִׁ֔⁠י שָׁתִ֥יתִי יֵינִ֖⁠י עִם־חֲלָבִ֑⁠י</w:t>
+      </w:r>
+    </w:p>
+    <w:p>
+      <w:pPr/>
+      <w:r>
+        <w:rPr>
+          <w:lang w:val="hi_IN" w:bidi="hi_IN"/>
+        </w:rPr>
+      </w:r>
+      <w:r>
+        <w:rPr>
           <w:b/>
           <w:lang w:val="hi_IN" w:bidi="hi_IN"/>
         </w:rPr>
@@ -34244,6 +36904,20 @@
       </w:r>
       <w:r>
         <w:rPr>
+          <w:lang w:val="hi_IN" w:bidi="hi_IN"/>
+        </w:rPr>
+        <w:t>בָּ֣אתִי</w:t>
+      </w:r>
+    </w:p>
+    <w:p>
+      <w:pPr/>
+      <w:r>
+        <w:rPr>
+          <w:lang w:val="hi_IN" w:bidi="hi_IN"/>
+        </w:rPr>
+      </w:r>
+      <w:r>
+        <w:rPr>
           <w:b/>
           <w:lang w:val="hi_IN" w:bidi="hi_IN"/>
         </w:rPr>
@@ -34329,6 +37003,20 @@
         <w:rPr>
           <w:lang w:val="hi_IN" w:bidi="hi_IN"/>
         </w:rPr>
+      </w:r>
+    </w:p>
+    <w:p>
+      <w:pPr/>
+      <w:r>
+        <w:rPr>
+          <w:lang w:val="hi_IN" w:bidi="hi_IN"/>
+        </w:rPr>
+      </w:r>
+      <w:r>
+        <w:rPr>
+          <w:lang w:val="hi_IN" w:bidi="hi_IN"/>
+        </w:rPr>
+        <w:t>בָּ֣אתִי לְ⁠גַנִּ⁠י֮ אֲחֹתִ֣⁠י כַלָּה֒</w:t>
       </w:r>
     </w:p>
     <w:p>
@@ -34559,6 +37247,20 @@
       </w:r>
       <w:r>
         <w:rPr>
+          <w:lang w:val="hi_IN" w:bidi="hi_IN"/>
+        </w:rPr>
+        <w:t>אִכְל֣וּ רֵעִ֔ים שְׁת֥וּ וְ⁠שִׁכְר֖וּ דּוֹדִֽים</w:t>
+      </w:r>
+    </w:p>
+    <w:p>
+      <w:pPr/>
+      <w:r>
+        <w:rPr>
+          <w:lang w:val="hi_IN" w:bidi="hi_IN"/>
+        </w:rPr>
+      </w:r>
+      <w:r>
+        <w:rPr>
           <w:b/>
           <w:lang w:val="hi_IN" w:bidi="hi_IN"/>
         </w:rPr>
@@ -34754,6 +37456,20 @@
       </w:r>
       <w:r>
         <w:rPr>
+          <w:lang w:val="hi_IN" w:bidi="hi_IN"/>
+        </w:rPr>
+        <w:t>אֲנִ֥י יְשֵׁנָ֖ה וְ⁠לִבִּ֣⁠י עֵ֑ר</w:t>
+      </w:r>
+    </w:p>
+    <w:p>
+      <w:pPr/>
+      <w:r>
+        <w:rPr>
+          <w:lang w:val="hi_IN" w:bidi="hi_IN"/>
+        </w:rPr>
+      </w:r>
+      <w:r>
+        <w:rPr>
           <w:b/>
           <w:lang w:val="hi_IN" w:bidi="hi_IN"/>
         </w:rPr>
@@ -34918,6 +37634,20 @@
       </w:r>
       <w:r>
         <w:rPr>
+          <w:lang w:val="hi_IN" w:bidi="hi_IN"/>
+        </w:rPr>
+        <w:t>ק֣וֹל ׀ דּוֹדִ֣⁠י דוֹפֵ֗ק</w:t>
+      </w:r>
+    </w:p>
+    <w:p>
+      <w:pPr/>
+      <w:r>
+        <w:rPr>
+          <w:lang w:val="hi_IN" w:bidi="hi_IN"/>
+        </w:rPr>
+      </w:r>
+      <w:r>
+        <w:rPr>
           <w:b/>
           <w:lang w:val="hi_IN" w:bidi="hi_IN"/>
         </w:rPr>
@@ -34970,6 +37700,20 @@
         <w:rPr>
           <w:lang w:val="hi_IN" w:bidi="hi_IN"/>
         </w:rPr>
+      </w:r>
+    </w:p>
+    <w:p>
+      <w:pPr/>
+      <w:r>
+        <w:rPr>
+          <w:lang w:val="hi_IN" w:bidi="hi_IN"/>
+        </w:rPr>
+      </w:r>
+      <w:r>
+        <w:rPr>
+          <w:lang w:val="hi_IN" w:bidi="hi_IN"/>
+        </w:rPr>
+        <w:t>דּוֹדִ֣⁠י</w:t>
       </w:r>
     </w:p>
     <w:p>
@@ -35568,6 +38312,20 @@
       </w:r>
       <w:r>
         <w:rPr>
+          <w:lang w:val="hi_IN" w:bidi="hi_IN"/>
+        </w:rPr>
+        <w:t>פָּשַׁ֨טְתִּי֙ אֶת־כֻּתָּנְתִּ֔⁠י אֵיכָ֖כָה אֶלְבָּשֶׁ֑⁠נָּה רָחַ֥צְתִּי אֶת־רַגְלַ֖⁠י אֵיכָ֥כָה אֲטַנְּפֵֽ⁠ם</w:t>
+      </w:r>
+    </w:p>
+    <w:p>
+      <w:pPr/>
+      <w:r>
+        <w:rPr>
+          <w:lang w:val="hi_IN" w:bidi="hi_IN"/>
+        </w:rPr>
+      </w:r>
+      <w:r>
+        <w:rPr>
           <w:b/>
           <w:lang w:val="hi_IN" w:bidi="hi_IN"/>
         </w:rPr>
@@ -35640,6 +38398,20 @@
         <w:rPr>
           <w:lang w:val="hi_IN" w:bidi="hi_IN"/>
         </w:rPr>
+      </w:r>
+    </w:p>
+    <w:p>
+      <w:pPr/>
+      <w:r>
+        <w:rPr>
+          <w:lang w:val="hi_IN" w:bidi="hi_IN"/>
+        </w:rPr>
+      </w:r>
+      <w:r>
+        <w:rPr>
+          <w:lang w:val="hi_IN" w:bidi="hi_IN"/>
+        </w:rPr>
+        <w:t>אֵיכָ֖כָה אֶלְבָּשֶׁ֑⁠נָּה רָחַ֥צְתִּי אֶת־רַגְלַ֖⁠י אֵיכָ֥כָה אֲטַנְּפֵֽ⁠ם</w:t>
       </w:r>
     </w:p>
     <w:p>
@@ -35836,6 +38608,20 @@
       </w:r>
       <w:r>
         <w:rPr>
+          <w:lang w:val="hi_IN" w:bidi="hi_IN"/>
+        </w:rPr>
+        <w:t>וּ⁠מֵעַ֖⁠י הָמ֥וּ עָלָֽי⁠ו</w:t>
+      </w:r>
+    </w:p>
+    <w:p>
+      <w:pPr/>
+      <w:r>
+        <w:rPr>
+          <w:lang w:val="hi_IN" w:bidi="hi_IN"/>
+        </w:rPr>
+      </w:r>
+      <w:r>
+        <w:rPr>
           <w:b/>
           <w:lang w:val="hi_IN" w:bidi="hi_IN"/>
         </w:rPr>
@@ -36062,6 +38848,20 @@
       </w:r>
       <w:r>
         <w:rPr>
+          <w:lang w:val="hi_IN" w:bidi="hi_IN"/>
+        </w:rPr>
+        <w:t>וְ⁠יָדַ֣⁠י נָֽטְפוּ־מ֗וֹר וְ⁠אֶצְבְּעֹתַ⁠י֙ מ֣וֹר עֹבֵ֔ר</w:t>
+      </w:r>
+    </w:p>
+    <w:p>
+      <w:pPr/>
+      <w:r>
+        <w:rPr>
+          <w:lang w:val="hi_IN" w:bidi="hi_IN"/>
+        </w:rPr>
+      </w:r>
+      <w:r>
+        <w:rPr>
           <w:b/>
           <w:lang w:val="hi_IN" w:bidi="hi_IN"/>
         </w:rPr>
@@ -36175,6 +38975,20 @@
         <w:rPr>
           <w:lang w:val="hi_IN" w:bidi="hi_IN"/>
         </w:rPr>
+      </w:r>
+    </w:p>
+    <w:p>
+      <w:pPr/>
+      <w:r>
+        <w:rPr>
+          <w:lang w:val="hi_IN" w:bidi="hi_IN"/>
+        </w:rPr>
+      </w:r>
+      <w:r>
+        <w:rPr>
+          <w:lang w:val="hi_IN" w:bidi="hi_IN"/>
+        </w:rPr>
+        <w:t>מ֣וֹר עֹבֵ֔ר</w:t>
       </w:r>
     </w:p>
     <w:p>
@@ -36475,6 +39289,20 @@
       </w:r>
       <w:r>
         <w:rPr>
+          <w:lang w:val="hi_IN" w:bidi="hi_IN"/>
+        </w:rPr>
+        <w:t>עָבָ֑ר</w:t>
+      </w:r>
+    </w:p>
+    <w:p>
+      <w:pPr/>
+      <w:r>
+        <w:rPr>
+          <w:lang w:val="hi_IN" w:bidi="hi_IN"/>
+        </w:rPr>
+      </w:r>
+      <w:r>
+        <w:rPr>
           <w:b/>
           <w:lang w:val="hi_IN" w:bidi="hi_IN"/>
         </w:rPr>
@@ -36571,6 +39399,20 @@
       </w:r>
       <w:r>
         <w:rPr>
+          <w:lang w:val="hi_IN" w:bidi="hi_IN"/>
+        </w:rPr>
+        <w:t>נַפְשִׁ⁠י֙ יָֽצְאָ֣ה</w:t>
+      </w:r>
+    </w:p>
+    <w:p>
+      <w:pPr/>
+      <w:r>
+        <w:rPr>
+          <w:lang w:val="hi_IN" w:bidi="hi_IN"/>
+        </w:rPr>
+      </w:r>
+      <w:r>
+        <w:rPr>
           <w:b/>
           <w:lang w:val="hi_IN" w:bidi="hi_IN"/>
         </w:rPr>
@@ -36667,6 +39509,20 @@
       </w:r>
       <w:r>
         <w:rPr>
+          <w:lang w:val="hi_IN" w:bidi="hi_IN"/>
+        </w:rPr>
+        <w:t>נַפְשִׁ⁠י֙ יָֽצְאָ֣ה</w:t>
+      </w:r>
+    </w:p>
+    <w:p>
+      <w:pPr/>
+      <w:r>
+        <w:rPr>
+          <w:lang w:val="hi_IN" w:bidi="hi_IN"/>
+        </w:rPr>
+      </w:r>
+      <w:r>
+        <w:rPr>
           <w:b/>
           <w:lang w:val="hi_IN" w:bidi="hi_IN"/>
         </w:rPr>
@@ -36784,6 +39640,20 @@
       </w:r>
       <w:r>
         <w:rPr>
+          <w:lang w:val="hi_IN" w:bidi="hi_IN"/>
+        </w:rPr>
+        <w:t>בְ⁠דַבְּר֔⁠וֹ</w:t>
+      </w:r>
+    </w:p>
+    <w:p>
+      <w:pPr/>
+      <w:r>
+        <w:rPr>
+          <w:lang w:val="hi_IN" w:bidi="hi_IN"/>
+        </w:rPr>
+      </w:r>
+      <w:r>
+        <w:rPr>
           <w:b/>
           <w:lang w:val="hi_IN" w:bidi="hi_IN"/>
         </w:rPr>
@@ -36974,6 +39844,20 @@
         <w:rPr>
           <w:lang w:val="hi_IN" w:bidi="hi_IN"/>
         </w:rPr>
+      </w:r>
+    </w:p>
+    <w:p>
+      <w:pPr/>
+      <w:r>
+        <w:rPr>
+          <w:lang w:val="hi_IN" w:bidi="hi_IN"/>
+        </w:rPr>
+      </w:r>
+      <w:r>
+        <w:rPr>
+          <w:lang w:val="hi_IN" w:bidi="hi_IN"/>
+        </w:rPr>
+        <w:t>מְצָאֻ֧⁠נִי הַ⁠שֹּׁמְרִ֛ים הַ⁠סֹּבְבִ֥ים בָּ⁠עִ֖יר</w:t>
       </w:r>
     </w:p>
     <w:p>
@@ -37099,6 +39983,20 @@
       </w:r>
       <w:r>
         <w:rPr>
+          <w:lang w:val="hi_IN" w:bidi="hi_IN"/>
+        </w:rPr>
+        <w:t>הִכּ֣וּ⁠נִי פְצָע֑וּ⁠נִי נָשְׂא֤וּ אֶת־רְדִידִ⁠י֙ מֵֽ⁠עָלַ֔⁠י שֹׁמְרֵ֖י הַ⁠חֹמֽוֹת</w:t>
+      </w:r>
+    </w:p>
+    <w:p>
+      <w:pPr/>
+      <w:r>
+        <w:rPr>
+          <w:lang w:val="hi_IN" w:bidi="hi_IN"/>
+        </w:rPr>
+      </w:r>
+      <w:r>
+        <w:rPr>
           <w:b/>
           <w:lang w:val="hi_IN" w:bidi="hi_IN"/>
         </w:rPr>
@@ -37182,6 +40080,20 @@
       </w:r>
       <w:r>
         <w:rPr>
+          <w:lang w:val="hi_IN" w:bidi="hi_IN"/>
+        </w:rPr>
+        <w:t>הִכּ֣וּ⁠נִי פְצָע֑וּ⁠נִי</w:t>
+      </w:r>
+    </w:p>
+    <w:p>
+      <w:pPr/>
+      <w:r>
+        <w:rPr>
+          <w:lang w:val="hi_IN" w:bidi="hi_IN"/>
+        </w:rPr>
+      </w:r>
+      <w:r>
+        <w:rPr>
           <w:b/>
           <w:lang w:val="hi_IN" w:bidi="hi_IN"/>
         </w:rPr>
@@ -37307,6 +40219,20 @@
       </w:r>
       <w:r>
         <w:rPr>
+          <w:lang w:val="hi_IN" w:bidi="hi_IN"/>
+        </w:rPr>
+        <w:t>אֶת־רְדִידִ⁠י֙</w:t>
+      </w:r>
+    </w:p>
+    <w:p>
+      <w:pPr/>
+      <w:r>
+        <w:rPr>
+          <w:lang w:val="hi_IN" w:bidi="hi_IN"/>
+        </w:rPr>
+      </w:r>
+      <w:r>
+        <w:rPr>
           <w:b/>
           <w:lang w:val="hi_IN" w:bidi="hi_IN"/>
         </w:rPr>
@@ -37407,6 +40333,20 @@
         <w:rPr>
           <w:lang w:val="hi_IN" w:bidi="hi_IN"/>
         </w:rPr>
+      </w:r>
+    </w:p>
+    <w:p>
+      <w:pPr/>
+      <w:r>
+        <w:rPr>
+          <w:lang w:val="hi_IN" w:bidi="hi_IN"/>
+        </w:rPr>
+      </w:r>
+      <w:r>
+        <w:rPr>
+          <w:lang w:val="hi_IN" w:bidi="hi_IN"/>
+        </w:rPr>
+        <w:t>שֹׁמְרֵ֖י הַ⁠חֹמֽוֹת</w:t>
       </w:r>
     </w:p>
     <w:p>
@@ -37757,6 +40697,20 @@
       </w:r>
       <w:r>
         <w:rPr>
+          <w:lang w:val="hi_IN" w:bidi="hi_IN"/>
+        </w:rPr>
+        <w:t>שֶׁ⁠חוֹלַ֥ת אַהֲבָ֖ה אָֽנִי</w:t>
+      </w:r>
+    </w:p>
+    <w:p>
+      <w:pPr/>
+      <w:r>
+        <w:rPr>
+          <w:lang w:val="hi_IN" w:bidi="hi_IN"/>
+        </w:rPr>
+      </w:r>
+      <w:r>
+        <w:rPr>
           <w:b/>
           <w:lang w:val="hi_IN" w:bidi="hi_IN"/>
         </w:rPr>
@@ -37840,6 +40794,20 @@
       </w:r>
       <w:r>
         <w:rPr>
+          <w:lang w:val="hi_IN" w:bidi="hi_IN"/>
+        </w:rPr>
+        <w:t>מַה־דּוֹדֵ֣⁠ךְ מִ⁠דּ֔וֹד הַ⁠יָּפָ֖ה בַּ⁠נָּשִׁ֑ים מַה־דּוֹדֵ֣⁠ךְ מִ⁠דּ֔וֹד שֶׁ⁠כָּ֖כָה הִשְׁבַּעְתָּֽ⁠נוּ</w:t>
+      </w:r>
+    </w:p>
+    <w:p>
+      <w:pPr/>
+      <w:r>
+        <w:rPr>
+          <w:lang w:val="hi_IN" w:bidi="hi_IN"/>
+        </w:rPr>
+      </w:r>
+      <w:r>
+        <w:rPr>
           <w:b/>
           <w:lang w:val="hi_IN" w:bidi="hi_IN"/>
         </w:rPr>
@@ -37946,6 +40914,20 @@
       </w:r>
       <w:r>
         <w:rPr>
+          <w:lang w:val="hi_IN" w:bidi="hi_IN"/>
+        </w:rPr>
+        <w:t>מַה־דּוֹדֵ֣⁠ךְ מִ⁠דּ֔וֹד</w:t>
+      </w:r>
+    </w:p>
+    <w:p>
+      <w:pPr/>
+      <w:r>
+        <w:rPr>
+          <w:lang w:val="hi_IN" w:bidi="hi_IN"/>
+        </w:rPr>
+      </w:r>
+      <w:r>
+        <w:rPr>
           <w:b/>
           <w:lang w:val="hi_IN" w:bidi="hi_IN"/>
         </w:rPr>
@@ -38006,6 +40988,20 @@
         <w:rPr>
           <w:lang w:val="hi_IN" w:bidi="hi_IN"/>
         </w:rPr>
+      </w:r>
+    </w:p>
+    <w:p>
+      <w:pPr/>
+      <w:r>
+        <w:rPr>
+          <w:lang w:val="hi_IN" w:bidi="hi_IN"/>
+        </w:rPr>
+      </w:r>
+      <w:r>
+        <w:rPr>
+          <w:lang w:val="hi_IN" w:bidi="hi_IN"/>
+        </w:rPr>
+        <w:t>מַה־דּוֹדֵ֣⁠ךְ מִ⁠דּ֔וֹד הַ⁠יָּפָ֖ה בַּ⁠נָּשִׁ֑ים</w:t>
       </w:r>
     </w:p>
     <w:p>
@@ -38202,6 +41198,20 @@
       </w:r>
       <w:r>
         <w:rPr>
+          <w:lang w:val="hi_IN" w:bidi="hi_IN"/>
+        </w:rPr>
+        <w:t>שֶׁ⁠כָּ֖כָה הִשְׁבַּעְתָּֽ⁠נוּ</w:t>
+      </w:r>
+    </w:p>
+    <w:p>
+      <w:pPr/>
+      <w:r>
+        <w:rPr>
+          <w:lang w:val="hi_IN" w:bidi="hi_IN"/>
+        </w:rPr>
+      </w:r>
+      <w:r>
+        <w:rPr>
           <w:b/>
           <w:lang w:val="hi_IN" w:bidi="hi_IN"/>
         </w:rPr>
@@ -38281,6 +41291,20 @@
       </w:r>
       <w:r>
         <w:rPr>
+          <w:lang w:val="hi_IN" w:bidi="hi_IN"/>
+        </w:rPr>
+        <w:t>הִשְׁבַּעְתָּֽ⁠נוּ</w:t>
+      </w:r>
+    </w:p>
+    <w:p>
+      <w:pPr/>
+      <w:r>
+        <w:rPr>
+          <w:lang w:val="hi_IN" w:bidi="hi_IN"/>
+        </w:rPr>
+      </w:r>
+      <w:r>
+        <w:rPr>
           <w:b/>
           <w:lang w:val="hi_IN" w:bidi="hi_IN"/>
         </w:rPr>
@@ -38502,6 +41526,20 @@
       </w:r>
       <w:r>
         <w:rPr>
+          <w:lang w:val="hi_IN" w:bidi="hi_IN"/>
+        </w:rPr>
+        <w:t>דָּג֖וּל מֵ⁠רְבָבָֽה</w:t>
+      </w:r>
+    </w:p>
+    <w:p>
+      <w:pPr/>
+      <w:r>
+        <w:rPr>
+          <w:lang w:val="hi_IN" w:bidi="hi_IN"/>
+        </w:rPr>
+      </w:r>
+      <w:r>
+        <w:rPr>
           <w:b/>
           <w:lang w:val="hi_IN" w:bidi="hi_IN"/>
         </w:rPr>
@@ -38796,6 +41834,20 @@
         <w:rPr>
           <w:lang w:val="hi_IN" w:bidi="hi_IN"/>
         </w:rPr>
+      </w:r>
+    </w:p>
+    <w:p>
+      <w:pPr/>
+      <w:r>
+        <w:rPr>
+          <w:lang w:val="hi_IN" w:bidi="hi_IN"/>
+        </w:rPr>
+      </w:r>
+      <w:r>
+        <w:rPr>
+          <w:lang w:val="hi_IN" w:bidi="hi_IN"/>
+        </w:rPr>
+        <w:t>שְׁחֹר֖וֹת כָּ⁠עוֹרֵֽב</w:t>
       </w:r>
     </w:p>
     <w:p>
@@ -39255,6 +42307,20 @@
       </w:r>
       <w:r>
         <w:rPr>
+          <w:lang w:val="hi_IN" w:bidi="hi_IN"/>
+        </w:rPr>
+        <w:t>עֵינָ֕י⁠ו כְּ⁠יוֹנִ֖ים עַל־אֲפִ֣יקֵי מָ֑יִם רֹֽחֲצוֹת֙ בֶּֽ⁠חָלָ֔ב יֹשְׁב֖וֹת עַל־מִלֵּֽאת</w:t>
+      </w:r>
+    </w:p>
+    <w:p>
+      <w:pPr/>
+      <w:r>
+        <w:rPr>
+          <w:lang w:val="hi_IN" w:bidi="hi_IN"/>
+        </w:rPr>
+      </w:r>
+      <w:r>
+        <w:rPr>
           <w:b/>
           <w:lang w:val="hi_IN" w:bidi="hi_IN"/>
         </w:rPr>
@@ -39548,6 +42614,20 @@
       </w:r>
       <w:r>
         <w:rPr>
+          <w:lang w:val="hi_IN" w:bidi="hi_IN"/>
+        </w:rPr>
+        <w:t>כַּ⁠עֲרוּגַ֣ת הַ⁠בֹּ֔שֶׂם</w:t>
+      </w:r>
+    </w:p>
+    <w:p>
+      <w:pPr/>
+      <w:r>
+        <w:rPr>
+          <w:lang w:val="hi_IN" w:bidi="hi_IN"/>
+        </w:rPr>
+      </w:r>
+      <w:r>
+        <w:rPr>
           <w:b/>
           <w:lang w:val="hi_IN" w:bidi="hi_IN"/>
         </w:rPr>
@@ -39644,6 +42724,20 @@
       </w:r>
       <w:r>
         <w:rPr>
+          <w:lang w:val="hi_IN" w:bidi="hi_IN"/>
+        </w:rPr>
+        <w:t>מִגְדְּל֖וֹת</w:t>
+      </w:r>
+    </w:p>
+    <w:p>
+      <w:pPr/>
+      <w:r>
+        <w:rPr>
+          <w:lang w:val="hi_IN" w:bidi="hi_IN"/>
+        </w:rPr>
+      </w:r>
+      <w:r>
+        <w:rPr>
           <w:b/>
           <w:lang w:val="hi_IN" w:bidi="hi_IN"/>
         </w:rPr>
@@ -39717,6 +42811,20 @@
         <w:rPr>
           <w:lang w:val="hi_IN" w:bidi="hi_IN"/>
         </w:rPr>
+      </w:r>
+    </w:p>
+    <w:p>
+      <w:pPr/>
+      <w:r>
+        <w:rPr>
+          <w:lang w:val="hi_IN" w:bidi="hi_IN"/>
+        </w:rPr>
+      </w:r>
+      <w:r>
+        <w:rPr>
+          <w:lang w:val="hi_IN" w:bidi="hi_IN"/>
+        </w:rPr>
+        <w:t>מִגְדְּל֖וֹת מֶרְקָחִ֑ים</w:t>
       </w:r>
     </w:p>
     <w:p>
@@ -40255,6 +43363,20 @@
       </w:r>
       <w:r>
         <w:rPr>
+          <w:lang w:val="hi_IN" w:bidi="hi_IN"/>
+        </w:rPr>
+        <w:t>יָדָי⁠ו֙ גְּלִילֵ֣י זָהָ֔ב מְמֻלָּאִ֖ים בַּ⁠תַּרְשִׁ֑ישׁ</w:t>
+      </w:r>
+    </w:p>
+    <w:p>
+      <w:pPr/>
+      <w:r>
+        <w:rPr>
+          <w:lang w:val="hi_IN" w:bidi="hi_IN"/>
+        </w:rPr>
+      </w:r>
+      <w:r>
+        <w:rPr>
           <w:b/>
           <w:lang w:val="hi_IN" w:bidi="hi_IN"/>
         </w:rPr>
@@ -40411,6 +43533,20 @@
       </w:r>
       <w:r>
         <w:rPr>
+          <w:lang w:val="hi_IN" w:bidi="hi_IN"/>
+        </w:rPr>
+        <w:t>יָדָי⁠ו֙</w:t>
+      </w:r>
+    </w:p>
+    <w:p>
+      <w:pPr/>
+      <w:r>
+        <w:rPr>
+          <w:lang w:val="hi_IN" w:bidi="hi_IN"/>
+        </w:rPr>
+      </w:r>
+      <w:r>
+        <w:rPr>
           <w:b/>
           <w:lang w:val="hi_IN" w:bidi="hi_IN"/>
         </w:rPr>
@@ -40508,6 +43644,20 @@
       </w:r>
       <w:r>
         <w:rPr>
+          <w:lang w:val="hi_IN" w:bidi="hi_IN"/>
+        </w:rPr>
+        <w:t>בַּ⁠תַּרְשִׁ֑ישׁ</w:t>
+      </w:r>
+    </w:p>
+    <w:p>
+      <w:pPr/>
+      <w:r>
+        <w:rPr>
+          <w:lang w:val="hi_IN" w:bidi="hi_IN"/>
+        </w:rPr>
+      </w:r>
+      <w:r>
+        <w:rPr>
           <w:b/>
           <w:lang w:val="hi_IN" w:bidi="hi_IN"/>
         </w:rPr>
@@ -40827,6 +43977,20 @@
       </w:r>
       <w:r>
         <w:rPr>
+          <w:lang w:val="hi_IN" w:bidi="hi_IN"/>
+        </w:rPr>
+        <w:t>מֵעָי⁠ו֙</w:t>
+      </w:r>
+    </w:p>
+    <w:p>
+      <w:pPr/>
+      <w:r>
+        <w:rPr>
+          <w:lang w:val="hi_IN" w:bidi="hi_IN"/>
+        </w:rPr>
+      </w:r>
+      <w:r>
+        <w:rPr>
           <w:b/>
           <w:lang w:val="hi_IN" w:bidi="hi_IN"/>
         </w:rPr>
@@ -40890,6 +44054,20 @@
       </w:r>
       <w:r>
         <w:rPr>
+          <w:lang w:val="hi_IN" w:bidi="hi_IN"/>
+        </w:rPr>
+        <w:t>שֵׁ֔ן</w:t>
+      </w:r>
+    </w:p>
+    <w:p>
+      <w:pPr/>
+      <w:r>
+        <w:rPr>
+          <w:lang w:val="hi_IN" w:bidi="hi_IN"/>
+        </w:rPr>
+      </w:r>
+      <w:r>
+        <w:rPr>
           <w:b/>
           <w:lang w:val="hi_IN" w:bidi="hi_IN"/>
         </w:rPr>
@@ -41014,6 +44192,20 @@
       </w:r>
       <w:r>
         <w:rPr>
+          <w:lang w:val="hi_IN" w:bidi="hi_IN"/>
+        </w:rPr>
+        <w:t>סַפִּירִֽים</w:t>
+      </w:r>
+    </w:p>
+    <w:p>
+      <w:pPr/>
+      <w:r>
+        <w:rPr>
+          <w:lang w:val="hi_IN" w:bidi="hi_IN"/>
+        </w:rPr>
+      </w:r>
+      <w:r>
+        <w:rPr>
           <w:b/>
           <w:lang w:val="hi_IN" w:bidi="hi_IN"/>
         </w:rPr>
@@ -41248,6 +44440,20 @@
       </w:r>
       <w:r>
         <w:rPr>
+          <w:lang w:val="hi_IN" w:bidi="hi_IN"/>
+        </w:rPr>
+        <w:t>שׁוֹקָי⁠ו֙</w:t>
+      </w:r>
+    </w:p>
+    <w:p>
+      <w:pPr/>
+      <w:r>
+        <w:rPr>
+          <w:lang w:val="hi_IN" w:bidi="hi_IN"/>
+        </w:rPr>
+      </w:r>
+      <w:r>
+        <w:rPr>
           <w:b/>
           <w:lang w:val="hi_IN" w:bidi="hi_IN"/>
         </w:rPr>
@@ -41684,6 +44890,20 @@
       </w:r>
       <w:r>
         <w:rPr>
+          <w:lang w:val="hi_IN" w:bidi="hi_IN"/>
+        </w:rPr>
+        <w:t>חִכּ⁠וֹ֙ מַֽמְתַקִּ֔ים</w:t>
+      </w:r>
+    </w:p>
+    <w:p>
+      <w:pPr/>
+      <w:r>
+        <w:rPr>
+          <w:lang w:val="hi_IN" w:bidi="hi_IN"/>
+        </w:rPr>
+      </w:r>
+      <w:r>
+        <w:rPr>
           <w:b/>
           <w:lang w:val="hi_IN" w:bidi="hi_IN"/>
         </w:rPr>
@@ -41769,6 +44989,20 @@
         <w:rPr>
           <w:lang w:val="hi_IN" w:bidi="hi_IN"/>
         </w:rPr>
+      </w:r>
+    </w:p>
+    <w:p>
+      <w:pPr/>
+      <w:r>
+        <w:rPr>
+          <w:lang w:val="hi_IN" w:bidi="hi_IN"/>
+        </w:rPr>
+      </w:r>
+      <w:r>
+        <w:rPr>
+          <w:lang w:val="hi_IN" w:bidi="hi_IN"/>
+        </w:rPr>
+        <w:t>וְ⁠כֻלּ֖⁠וֹ מַחֲמַדִּ֑ים</w:t>
       </w:r>
     </w:p>
     <w:p>
@@ -41957,6 +45191,20 @@
       </w:r>
       <w:r>
         <w:rPr>
+          <w:lang w:val="hi_IN" w:bidi="hi_IN"/>
+        </w:rPr>
+        <w:t>אָ֚נָה הָלַ֣ךְ דּוֹדֵ֔⁠ךְ הַ⁠יָּפָ֖ה בַּ⁠נָּשִׁ֑ים אָ֚נָה פָּנָ֣ה דוֹדֵ֔⁠ךְ וּ⁠נְבַקְשֶׁ֖⁠נּוּ עִמָּֽ⁠ךְ</w:t>
+      </w:r>
+    </w:p>
+    <w:p>
+      <w:pPr/>
+      <w:r>
+        <w:rPr>
+          <w:lang w:val="hi_IN" w:bidi="hi_IN"/>
+        </w:rPr>
+      </w:r>
+      <w:r>
+        <w:rPr>
           <w:b/>
           <w:lang w:val="hi_IN" w:bidi="hi_IN"/>
         </w:rPr>
@@ -42076,6 +45324,20 @@
         <w:rPr>
           <w:lang w:val="hi_IN" w:bidi="hi_IN"/>
         </w:rPr>
+      </w:r>
+    </w:p>
+    <w:p>
+      <w:pPr/>
+      <w:r>
+        <w:rPr>
+          <w:lang w:val="hi_IN" w:bidi="hi_IN"/>
+        </w:rPr>
+      </w:r>
+      <w:r>
+        <w:rPr>
+          <w:lang w:val="hi_IN" w:bidi="hi_IN"/>
+        </w:rPr>
+        <w:t>אָ֚נָה הָלַ֣ךְ דּוֹדֵ֔⁠ךְ &amp; אָ֚נָה פָּנָ֣ה דוֹדֵ֔⁠ךְ</w:t>
       </w:r>
     </w:p>
     <w:p>
@@ -42272,6 +45534,20 @@
       </w:r>
       <w:r>
         <w:rPr>
+          <w:lang w:val="hi_IN" w:bidi="hi_IN"/>
+        </w:rPr>
+        <w:t>אָ֚נָה פָּנָ֣ה דוֹדֵ֔⁠ךְ</w:t>
+      </w:r>
+    </w:p>
+    <w:p>
+      <w:pPr/>
+      <w:r>
+        <w:rPr>
+          <w:lang w:val="hi_IN" w:bidi="hi_IN"/>
+        </w:rPr>
+      </w:r>
+      <w:r>
+        <w:rPr>
           <w:b/>
           <w:lang w:val="hi_IN" w:bidi="hi_IN"/>
         </w:rPr>
@@ -42349,6 +45625,20 @@
       </w:r>
       <w:r>
         <w:rPr>
+          <w:lang w:val="hi_IN" w:bidi="hi_IN"/>
+        </w:rPr>
+        <w:t>וּ⁠נְבַקְשֶׁ֖⁠נּוּ עִמָּֽ⁠ךְ</w:t>
+      </w:r>
+    </w:p>
+    <w:p>
+      <w:pPr/>
+      <w:r>
+        <w:rPr>
+          <w:lang w:val="hi_IN" w:bidi="hi_IN"/>
+        </w:rPr>
+      </w:r>
+      <w:r>
+        <w:rPr>
           <w:b/>
           <w:lang w:val="hi_IN" w:bidi="hi_IN"/>
         </w:rPr>
@@ -42435,6 +45725,20 @@
         <w:rPr>
           <w:lang w:val="hi_IN" w:bidi="hi_IN"/>
         </w:rPr>
+      </w:r>
+    </w:p>
+    <w:p>
+      <w:pPr/>
+      <w:r>
+        <w:rPr>
+          <w:lang w:val="hi_IN" w:bidi="hi_IN"/>
+        </w:rPr>
+      </w:r>
+      <w:r>
+        <w:rPr>
+          <w:lang w:val="hi_IN" w:bidi="hi_IN"/>
+        </w:rPr>
+        <w:t>דּוֹדִ⁠י֙ יָרַ֣ד לְ⁠גַנּ֔⁠וֹ לַ⁠עֲרוּג֖וֹת הַ⁠בֹּ֑שֶׂם לִ⁠רְעוֹת֙ בַּ⁠גַּנִּ֔ים וְ⁠לִ⁠לְקֹ֖ט שֽׁוֹשַׁנִּֽים</w:t>
       </w:r>
     </w:p>
     <w:p>
@@ -42637,6 +45941,20 @@
       </w:r>
       <w:r>
         <w:rPr>
+          <w:lang w:val="hi_IN" w:bidi="hi_IN"/>
+        </w:rPr>
+        <w:t>דּוֹדִ⁠י֙ יָרַ֣ד לְ⁠גַנּ֔⁠וֹ לַ⁠עֲרוּג֖וֹת הַ⁠בֹּ֑שֶׂם</w:t>
+      </w:r>
+    </w:p>
+    <w:p>
+      <w:pPr/>
+      <w:r>
+        <w:rPr>
+          <w:lang w:val="hi_IN" w:bidi="hi_IN"/>
+        </w:rPr>
+      </w:r>
+      <w:r>
+        <w:rPr>
           <w:b/>
           <w:lang w:val="hi_IN" w:bidi="hi_IN"/>
         </w:rPr>
@@ -42775,6 +46093,20 @@
         <w:rPr>
           <w:lang w:val="hi_IN" w:bidi="hi_IN"/>
         </w:rPr>
+      </w:r>
+    </w:p>
+    <w:p>
+      <w:pPr/>
+      <w:r>
+        <w:rPr>
+          <w:lang w:val="hi_IN" w:bidi="hi_IN"/>
+        </w:rPr>
+      </w:r>
+      <w:r>
+        <w:rPr>
+          <w:lang w:val="hi_IN" w:bidi="hi_IN"/>
+        </w:rPr>
+        <w:t>יָרַ֣ד</w:t>
       </w:r>
     </w:p>
     <w:p>
@@ -43124,6 +46456,20 @@
       </w:r>
       <w:r>
         <w:rPr>
+          <w:lang w:val="hi_IN" w:bidi="hi_IN"/>
+        </w:rPr>
+        <w:t>אֲנִ֤י לְ⁠דוֹדִ⁠י֙ וְ⁠דוֹדִ֣⁠י לִ֔⁠י</w:t>
+      </w:r>
+    </w:p>
+    <w:p>
+      <w:pPr/>
+      <w:r>
+        <w:rPr>
+          <w:lang w:val="hi_IN" w:bidi="hi_IN"/>
+        </w:rPr>
+      </w:r>
+      <w:r>
+        <w:rPr>
           <w:b/>
           <w:lang w:val="hi_IN" w:bidi="hi_IN"/>
         </w:rPr>
@@ -43231,6 +46577,20 @@
       </w:r>
       <w:r>
         <w:rPr>
+          <w:lang w:val="hi_IN" w:bidi="hi_IN"/>
+        </w:rPr>
+        <w:t>הָ⁠רֹעֶ֖ה בַּ⁠שׁוֹשַׁנִּֽים</w:t>
+      </w:r>
+    </w:p>
+    <w:p>
+      <w:pPr/>
+      <w:r>
+        <w:rPr>
+          <w:lang w:val="hi_IN" w:bidi="hi_IN"/>
+        </w:rPr>
+      </w:r>
+      <w:r>
+        <w:rPr>
           <w:b/>
           <w:lang w:val="hi_IN" w:bidi="hi_IN"/>
         </w:rPr>
@@ -43358,6 +46718,20 @@
       </w:r>
       <w:r>
         <w:rPr>
+          <w:lang w:val="hi_IN" w:bidi="hi_IN"/>
+        </w:rPr>
+        <w:t>יָפָ֨ה אַ֤תְּ רַעְיָתִ⁠י֙ כְּ⁠תִרְצָ֔ה נָאוָ֖ה כִּ⁠ירוּשָׁלִָ֑ם</w:t>
+      </w:r>
+    </w:p>
+    <w:p>
+      <w:pPr/>
+      <w:r>
+        <w:rPr>
+          <w:lang w:val="hi_IN" w:bidi="hi_IN"/>
+        </w:rPr>
+      </w:r>
+      <w:r>
+        <w:rPr>
           <w:b/>
           <w:lang w:val="hi_IN" w:bidi="hi_IN"/>
         </w:rPr>
@@ -43562,6 +46936,20 @@
       </w:r>
       <w:r>
         <w:rPr>
+          <w:lang w:val="hi_IN" w:bidi="hi_IN"/>
+        </w:rPr>
+        <w:t>יָפָ֨ה אַ֤תְּ רַעְיָתִ⁠י֙ כְּ⁠תִרְצָ֔ה</w:t>
+      </w:r>
+    </w:p>
+    <w:p>
+      <w:pPr/>
+      <w:r>
+        <w:rPr>
+          <w:lang w:val="hi_IN" w:bidi="hi_IN"/>
+        </w:rPr>
+      </w:r>
+      <w:r>
+        <w:rPr>
           <w:b/>
           <w:lang w:val="hi_IN" w:bidi="hi_IN"/>
         </w:rPr>
@@ -43645,6 +47033,20 @@
       </w:r>
       <w:r>
         <w:rPr>
+          <w:lang w:val="hi_IN" w:bidi="hi_IN"/>
+        </w:rPr>
+        <w:t>נָאוָ֖ה כִּ⁠ירוּשָׁלִָ֑ם אֲיֻמָּ֖ה כַּ⁠נִּדְגָּלֽוֹת</w:t>
+      </w:r>
+    </w:p>
+    <w:p>
+      <w:pPr/>
+      <w:r>
+        <w:rPr>
+          <w:lang w:val="hi_IN" w:bidi="hi_IN"/>
+        </w:rPr>
+      </w:r>
+      <w:r>
+        <w:rPr>
           <w:b/>
           <w:lang w:val="hi_IN" w:bidi="hi_IN"/>
         </w:rPr>
@@ -43731,6 +47133,20 @@
         <w:rPr>
           <w:lang w:val="hi_IN" w:bidi="hi_IN"/>
         </w:rPr>
+      </w:r>
+    </w:p>
+    <w:p>
+      <w:pPr/>
+      <w:r>
+        <w:rPr>
+          <w:lang w:val="hi_IN" w:bidi="hi_IN"/>
+        </w:rPr>
+      </w:r>
+      <w:r>
+        <w:rPr>
+          <w:lang w:val="hi_IN" w:bidi="hi_IN"/>
+        </w:rPr>
+        <w:t>אֲיֻמָּ֖ה כַּ⁠נִּדְגָּלֽוֹת</w:t>
       </w:r>
     </w:p>
     <w:p>
@@ -43980,6 +47396,20 @@
       </w:r>
       <w:r>
         <w:rPr>
+          <w:lang w:val="hi_IN" w:bidi="hi_IN"/>
+        </w:rPr>
+        <w:t>שַׂעְרֵ⁠ךְ֙ כְּ⁠עֵ֣דֶר הָֽ⁠עִזִּ֔ים שֶׁ⁠גָּלְשׁ֖וּ מִן־הַ⁠גִּלְעָֽד</w:t>
+      </w:r>
+    </w:p>
+    <w:p>
+      <w:pPr/>
+      <w:r>
+        <w:rPr>
+          <w:lang w:val="hi_IN" w:bidi="hi_IN"/>
+        </w:rPr>
+      </w:r>
+      <w:r>
+        <w:rPr>
           <w:b/>
           <w:lang w:val="hi_IN" w:bidi="hi_IN"/>
         </w:rPr>
@@ -44229,6 +47659,20 @@
       </w:r>
       <w:r>
         <w:rPr>
+          <w:lang w:val="hi_IN" w:bidi="hi_IN"/>
+        </w:rPr>
+        <w:t>הָֽ⁠רְחֵלִ֔ים</w:t>
+      </w:r>
+    </w:p>
+    <w:p>
+      <w:pPr/>
+      <w:r>
+        <w:rPr>
+          <w:lang w:val="hi_IN" w:bidi="hi_IN"/>
+        </w:rPr>
+      </w:r>
+      <w:r>
+        <w:rPr>
           <w:b/>
           <w:lang w:val="hi_IN" w:bidi="hi_IN"/>
         </w:rPr>
@@ -44447,6 +47891,20 @@
       </w:r>
       <w:r>
         <w:rPr>
+          <w:lang w:val="hi_IN" w:bidi="hi_IN"/>
+        </w:rPr>
+        <w:t>שִׁשִּׁ֥ים הֵ֨מָּה֙ מְּלָכ֔וֹת</w:t>
+      </w:r>
+    </w:p>
+    <w:p>
+      <w:pPr/>
+      <w:r>
+        <w:rPr>
+          <w:lang w:val="hi_IN" w:bidi="hi_IN"/>
+        </w:rPr>
+      </w:r>
+      <w:r>
+        <w:rPr>
           <w:b/>
           <w:lang w:val="hi_IN" w:bidi="hi_IN"/>
         </w:rPr>
@@ -44850,6 +48308,20 @@
       </w:r>
       <w:r>
         <w:rPr>
+          <w:lang w:val="hi_IN" w:bidi="hi_IN"/>
+        </w:rPr>
+        <w:t>וַ⁠עֲלָמ֖וֹת אֵ֥ין מִסְפָּֽר</w:t>
+      </w:r>
+    </w:p>
+    <w:p>
+      <w:pPr/>
+      <w:r>
+        <w:rPr>
+          <w:lang w:val="hi_IN" w:bidi="hi_IN"/>
+        </w:rPr>
+      </w:r>
+      <w:r>
+        <w:rPr>
           <w:b/>
           <w:lang w:val="hi_IN" w:bidi="hi_IN"/>
         </w:rPr>
@@ -44960,6 +48432,20 @@
       </w:r>
       <w:r>
         <w:rPr>
+          <w:lang w:val="hi_IN" w:bidi="hi_IN"/>
+        </w:rPr>
+        <w:t>שִׁשִּׁ֥ים הֵ֨מָּה֙ מְּלָכ֔וֹת וּ⁠שְׁמֹנִ֖ים פִּֽילַגְשִׁ֑ים וַ⁠עֲלָמ֖וֹת אֵ֥ין מִסְפָּֽר׃ אַחַ֥ת הִיא֙ יוֹנָתִ֣⁠י תַמָּתִ֔⁠י אַחַ֥ת הִיא֙ לְ⁠אִמָּ֔⁠הּ בָּרָ֥ה הִ֖יא לְ⁠יֽוֹלַדְתָּ֑⁠הּ</w:t>
+      </w:r>
+    </w:p>
+    <w:p>
+      <w:pPr/>
+      <w:r>
+        <w:rPr>
+          <w:lang w:val="hi_IN" w:bidi="hi_IN"/>
+        </w:rPr>
+      </w:r>
+      <w:r>
+        <w:rPr>
           <w:b/>
           <w:lang w:val="hi_IN" w:bidi="hi_IN"/>
         </w:rPr>
@@ -45070,6 +48556,20 @@
         <w:rPr>
           <w:lang w:val="hi_IN" w:bidi="hi_IN"/>
         </w:rPr>
+      </w:r>
+    </w:p>
+    <w:p>
+      <w:pPr/>
+      <w:r>
+        <w:rPr>
+          <w:lang w:val="hi_IN" w:bidi="hi_IN"/>
+        </w:rPr>
+      </w:r>
+      <w:r>
+        <w:rPr>
+          <w:lang w:val="hi_IN" w:bidi="hi_IN"/>
+        </w:rPr>
+        <w:t>אַחַ֥ת הִיא֙</w:t>
       </w:r>
     </w:p>
     <w:p>
@@ -45352,6 +48852,20 @@
       </w:r>
       <w:r>
         <w:rPr>
+          <w:lang w:val="hi_IN" w:bidi="hi_IN"/>
+        </w:rPr>
+        <w:t>אַחַ֥ת הִיא֙ לְ⁠אִמָּ֔⁠הּ</w:t>
+      </w:r>
+    </w:p>
+    <w:p>
+      <w:pPr/>
+      <w:r>
+        <w:rPr>
+          <w:lang w:val="hi_IN" w:bidi="hi_IN"/>
+        </w:rPr>
+      </w:r>
+      <w:r>
+        <w:rPr>
           <w:b/>
           <w:lang w:val="hi_IN" w:bidi="hi_IN"/>
         </w:rPr>
@@ -45488,6 +49002,20 @@
       </w:r>
       <w:r>
         <w:rPr>
+          <w:lang w:val="hi_IN" w:bidi="hi_IN"/>
+        </w:rPr>
+        <w:t>בָּרָ֥ה הִ֖יא לְ⁠יֽוֹלַדְתָּ֑⁠הּ</w:t>
+      </w:r>
+    </w:p>
+    <w:p>
+      <w:pPr/>
+      <w:r>
+        <w:rPr>
+          <w:lang w:val="hi_IN" w:bidi="hi_IN"/>
+        </w:rPr>
+      </w:r>
+      <w:r>
+        <w:rPr>
           <w:b/>
           <w:lang w:val="hi_IN" w:bidi="hi_IN"/>
         </w:rPr>
@@ -45761,6 +49289,20 @@
       </w:r>
       <w:r>
         <w:rPr>
+          <w:lang w:val="hi_IN" w:bidi="hi_IN"/>
+        </w:rPr>
+        <w:t>בָנוֹת֙</w:t>
+      </w:r>
+    </w:p>
+    <w:p>
+      <w:pPr/>
+      <w:r>
+        <w:rPr>
+          <w:lang w:val="hi_IN" w:bidi="hi_IN"/>
+        </w:rPr>
+      </w:r>
+      <w:r>
+        <w:rPr>
           <w:b/>
           <w:lang w:val="hi_IN" w:bidi="hi_IN"/>
         </w:rPr>
@@ -45891,6 +49433,20 @@
       </w:r>
       <w:r>
         <w:rPr>
+          <w:lang w:val="hi_IN" w:bidi="hi_IN"/>
+        </w:rPr>
+        <w:t>מִי־זֹ֥את הַ⁠נִּשְׁקָפָ֖ה כְּמוֹ־שָׁ֑חַר יָפָ֣ה כַ⁠לְּבָנָ֗ה בָּרָה֙ כַּֽ⁠חַמָּ֔ה אֲיֻמָּ֖ה כַּ⁠נִּדְגָּלֽוֹת</w:t>
+      </w:r>
+    </w:p>
+    <w:p>
+      <w:pPr/>
+      <w:r>
+        <w:rPr>
+          <w:lang w:val="hi_IN" w:bidi="hi_IN"/>
+        </w:rPr>
+      </w:r>
+      <w:r>
+        <w:rPr>
           <w:b/>
           <w:lang w:val="hi_IN" w:bidi="hi_IN"/>
         </w:rPr>
@@ -46027,6 +49583,20 @@
       </w:r>
       <w:r>
         <w:rPr>
+          <w:lang w:val="hi_IN" w:bidi="hi_IN"/>
+        </w:rPr>
+        <w:t>מִי־זֹ֥את הַ⁠נִּשְׁקָפָ֖ה כְּמוֹ־שָׁ֑חַר יָפָ֣ה כַ⁠לְּבָנָ֗ה בָּרָה֙ כַּֽ⁠חַמָּ֔ה אֲיֻמָּ֖ה כַּ⁠נִּדְגָּלֽוֹת</w:t>
+      </w:r>
+    </w:p>
+    <w:p>
+      <w:pPr/>
+      <w:r>
+        <w:rPr>
+          <w:lang w:val="hi_IN" w:bidi="hi_IN"/>
+        </w:rPr>
+      </w:r>
+      <w:r>
+        <w:rPr>
           <w:b/>
           <w:lang w:val="hi_IN" w:bidi="hi_IN"/>
         </w:rPr>
@@ -46124,6 +49694,20 @@
       </w:r>
       <w:r>
         <w:rPr>
+          <w:lang w:val="hi_IN" w:bidi="hi_IN"/>
+        </w:rPr>
+        <w:t>הַ⁠נִּשְׁקָפָ֖ה כְּמוֹ־שָׁ֑חַר</w:t>
+      </w:r>
+    </w:p>
+    <w:p>
+      <w:pPr/>
+      <w:r>
+        <w:rPr>
+          <w:lang w:val="hi_IN" w:bidi="hi_IN"/>
+        </w:rPr>
+      </w:r>
+      <w:r>
+        <w:rPr>
           <w:b/>
           <w:lang w:val="hi_IN" w:bidi="hi_IN"/>
         </w:rPr>
@@ -46221,6 +49805,20 @@
       </w:r>
       <w:r>
         <w:rPr>
+          <w:lang w:val="hi_IN" w:bidi="hi_IN"/>
+        </w:rPr>
+        <w:t>הַ⁠נִּשְׁקָפָ֖ה כְּמוֹ־שָׁ֑חַר יָפָ֣ה כַ⁠לְּבָנָ֗ה בָּרָה֙ כַּֽ⁠חַמָּ֔ה</w:t>
+      </w:r>
+    </w:p>
+    <w:p>
+      <w:pPr/>
+      <w:r>
+        <w:rPr>
+          <w:lang w:val="hi_IN" w:bidi="hi_IN"/>
+        </w:rPr>
+      </w:r>
+      <w:r>
+        <w:rPr>
           <w:b/>
           <w:lang w:val="hi_IN" w:bidi="hi_IN"/>
         </w:rPr>
@@ -46333,6 +49931,20 @@
         <w:rPr>
           <w:lang w:val="hi_IN" w:bidi="hi_IN"/>
         </w:rPr>
+      </w:r>
+    </w:p>
+    <w:p>
+      <w:pPr/>
+      <w:r>
+        <w:rPr>
+          <w:lang w:val="hi_IN" w:bidi="hi_IN"/>
+        </w:rPr>
+      </w:r>
+      <w:r>
+        <w:rPr>
+          <w:lang w:val="hi_IN" w:bidi="hi_IN"/>
+        </w:rPr>
+        <w:t>אֲיֻמָּ֖ה כַּ⁠נִּדְגָּלֽוֹת</w:t>
       </w:r>
     </w:p>
     <w:p>
@@ -46459,6 +50071,20 @@
       </w:r>
       <w:r>
         <w:rPr>
+          <w:lang w:val="hi_IN" w:bidi="hi_IN"/>
+        </w:rPr>
+        <w:t>אֶל־גִּנַּ֤ת אֱגוֹז֙ יָרַ֔דְתִּי</w:t>
+      </w:r>
+    </w:p>
+    <w:p>
+      <w:pPr/>
+      <w:r>
+        <w:rPr>
+          <w:lang w:val="hi_IN" w:bidi="hi_IN"/>
+        </w:rPr>
+      </w:r>
+      <w:r>
+        <w:rPr>
           <w:b/>
           <w:lang w:val="hi_IN" w:bidi="hi_IN"/>
         </w:rPr>
@@ -46556,6 +50182,20 @@
       </w:r>
       <w:r>
         <w:rPr>
+          <w:lang w:val="hi_IN" w:bidi="hi_IN"/>
+        </w:rPr>
+        <w:t>אֶל־גִּנַּ֤ת אֱגוֹז֙ יָרַ֔דְתִּי</w:t>
+      </w:r>
+    </w:p>
+    <w:p>
+      <w:pPr/>
+      <w:r>
+        <w:rPr>
+          <w:lang w:val="hi_IN" w:bidi="hi_IN"/>
+        </w:rPr>
+      </w:r>
+      <w:r>
+        <w:rPr>
           <w:b/>
           <w:lang w:val="hi_IN" w:bidi="hi_IN"/>
         </w:rPr>
@@ -46653,6 +50293,20 @@
       </w:r>
       <w:r>
         <w:rPr>
+          <w:lang w:val="hi_IN" w:bidi="hi_IN"/>
+        </w:rPr>
+        <w:t>יָרַ֔דְתִּי</w:t>
+      </w:r>
+    </w:p>
+    <w:p>
+      <w:pPr/>
+      <w:r>
+        <w:rPr>
+          <w:lang w:val="hi_IN" w:bidi="hi_IN"/>
+        </w:rPr>
+      </w:r>
+      <w:r>
+        <w:rPr>
           <w:b/>
           <w:lang w:val="hi_IN" w:bidi="hi_IN"/>
         </w:rPr>
@@ -46860,6 +50514,20 @@
       </w:r>
       <w:r>
         <w:rPr>
+          <w:lang w:val="hi_IN" w:bidi="hi_IN"/>
+        </w:rPr>
+        <w:t>לֹ֣א יָדַ֔עְתִּי</w:t>
+      </w:r>
+    </w:p>
+    <w:p>
+      <w:pPr/>
+      <w:r>
+        <w:rPr>
+          <w:lang w:val="hi_IN" w:bidi="hi_IN"/>
+        </w:rPr>
+      </w:r>
+      <w:r>
+        <w:rPr>
           <w:b/>
           <w:lang w:val="hi_IN" w:bidi="hi_IN"/>
         </w:rPr>
@@ -47053,6 +50721,20 @@
       </w:r>
       <w:r>
         <w:rPr>
+          <w:lang w:val="hi_IN" w:bidi="hi_IN"/>
+        </w:rPr>
+        <w:t>מַרְכְּב֖וֹת עַמִּ⁠י־נָדִֽיב</w:t>
+      </w:r>
+    </w:p>
+    <w:p>
+      <w:pPr/>
+      <w:r>
+        <w:rPr>
+          <w:lang w:val="hi_IN" w:bidi="hi_IN"/>
+        </w:rPr>
+      </w:r>
+      <w:r>
+        <w:rPr>
           <w:b/>
           <w:lang w:val="hi_IN" w:bidi="hi_IN"/>
         </w:rPr>
@@ -47271,6 +50953,20 @@
       </w:r>
       <w:r>
         <w:rPr>
+          <w:lang w:val="hi_IN" w:bidi="hi_IN"/>
+        </w:rPr>
+        <w:t>הַ⁠שּׁ֣וּלַמִּ֔ית &amp; בַּ⁠שּׁ֣וּלַמִּ֔ית</w:t>
+      </w:r>
+    </w:p>
+    <w:p>
+      <w:pPr/>
+      <w:r>
+        <w:rPr>
+          <w:lang w:val="hi_IN" w:bidi="hi_IN"/>
+        </w:rPr>
+      </w:r>
+      <w:r>
+        <w:rPr>
           <w:b/>
           <w:lang w:val="hi_IN" w:bidi="hi_IN"/>
         </w:rPr>
@@ -47457,6 +51153,20 @@
       </w:r>
       <w:r>
         <w:rPr>
+          <w:lang w:val="hi_IN" w:bidi="hi_IN"/>
+        </w:rPr>
+        <w:t>מַֽה־תֶּחֱזוּ֙ בַּ⁠שּׁ֣וּלַמִּ֔ית כִּ⁠מְחֹלַ֖ת הַֽ⁠מַּחֲנָֽיִם</w:t>
+      </w:r>
+    </w:p>
+    <w:p>
+      <w:pPr/>
+      <w:r>
+        <w:rPr>
+          <w:lang w:val="hi_IN" w:bidi="hi_IN"/>
+        </w:rPr>
+      </w:r>
+      <w:r>
+        <w:rPr>
           <w:b/>
           <w:lang w:val="hi_IN" w:bidi="hi_IN"/>
         </w:rPr>
@@ -47554,6 +51264,20 @@
       </w:r>
       <w:r>
         <w:rPr>
+          <w:lang w:val="hi_IN" w:bidi="hi_IN"/>
+        </w:rPr>
+        <w:t>כִּ⁠מְחֹלַ֖ת הַֽ⁠מַּחֲנָֽיִם</w:t>
+      </w:r>
+    </w:p>
+    <w:p>
+      <w:pPr/>
+      <w:r>
+        <w:rPr>
+          <w:lang w:val="hi_IN" w:bidi="hi_IN"/>
+        </w:rPr>
+      </w:r>
+      <w:r>
+        <w:rPr>
           <w:b/>
           <w:lang w:val="hi_IN" w:bidi="hi_IN"/>
         </w:rPr>
@@ -47651,6 +51375,20 @@
       </w:r>
       <w:r>
         <w:rPr>
+          <w:lang w:val="hi_IN" w:bidi="hi_IN"/>
+        </w:rPr>
+        <w:t>כִּ⁠מְחֹלַ֖ת הַֽ⁠מַּחֲנָֽיִם</w:t>
+      </w:r>
+    </w:p>
+    <w:p>
+      <w:pPr/>
+      <w:r>
+        <w:rPr>
+          <w:lang w:val="hi_IN" w:bidi="hi_IN"/>
+        </w:rPr>
+      </w:r>
+      <w:r>
+        <w:rPr>
           <w:b/>
           <w:lang w:val="hi_IN" w:bidi="hi_IN"/>
         </w:rPr>
@@ -47762,6 +51500,20 @@
         <w:rPr>
           <w:lang w:val="hi_IN" w:bidi="hi_IN"/>
         </w:rPr>
+      </w:r>
+    </w:p>
+    <w:p>
+      <w:pPr/>
+      <w:r>
+        <w:rPr>
+          <w:lang w:val="hi_IN" w:bidi="hi_IN"/>
+        </w:rPr>
+      </w:r>
+      <w:r>
+        <w:rPr>
+          <w:lang w:val="hi_IN" w:bidi="hi_IN"/>
+        </w:rPr>
+        <w:t>מַה־יָּפ֧וּ פְעָמַ֛יִ⁠ךְ בַּ⁠נְּעָלִ֖ים בַּת־נָדִ֑יב חַמּוּקֵ֣י יְרֵכַ֔יִ⁠ךְ כְּמ֣וֹ חֲלָאִ֔ים מַעֲשֵׂ֖ה יְדֵ֥י אָמָּֽן</w:t>
       </w:r>
     </w:p>
     <w:p>
@@ -47888,6 +51640,20 @@
       </w:r>
       <w:r>
         <w:rPr>
+          <w:lang w:val="hi_IN" w:bidi="hi_IN"/>
+        </w:rPr>
+        <w:t>מַה</w:t>
+      </w:r>
+    </w:p>
+    <w:p>
+      <w:pPr/>
+      <w:r>
+        <w:rPr>
+          <w:lang w:val="hi_IN" w:bidi="hi_IN"/>
+        </w:rPr>
+      </w:r>
+      <w:r>
+        <w:rPr>
           <w:b/>
           <w:lang w:val="hi_IN" w:bidi="hi_IN"/>
         </w:rPr>
@@ -48031,6 +51797,20 @@
       </w:r>
       <w:r>
         <w:rPr>
+          <w:lang w:val="hi_IN" w:bidi="hi_IN"/>
+        </w:rPr>
+        <w:t>מַה־יָּפ֧וּ פְעָמַ֛יִ⁠ךְ בַּ⁠נְּעָלִ֖ים בַּת־נָדִ֑יב</w:t>
+      </w:r>
+    </w:p>
+    <w:p>
+      <w:pPr/>
+      <w:r>
+        <w:rPr>
+          <w:lang w:val="hi_IN" w:bidi="hi_IN"/>
+        </w:rPr>
+      </w:r>
+      <w:r>
+        <w:rPr>
           <w:b/>
           <w:lang w:val="hi_IN" w:bidi="hi_IN"/>
         </w:rPr>
@@ -48140,6 +51920,20 @@
       </w:r>
       <w:r>
         <w:rPr>
+          <w:lang w:val="hi_IN" w:bidi="hi_IN"/>
+        </w:rPr>
+        <w:t>בַּת־נָדִ֑יב</w:t>
+      </w:r>
+    </w:p>
+    <w:p>
+      <w:pPr/>
+      <w:r>
+        <w:rPr>
+          <w:lang w:val="hi_IN" w:bidi="hi_IN"/>
+        </w:rPr>
+      </w:r>
+      <w:r>
+        <w:rPr>
           <w:b/>
           <w:lang w:val="hi_IN" w:bidi="hi_IN"/>
         </w:rPr>
@@ -48535,6 +52329,20 @@
       </w:r>
       <w:r>
         <w:rPr>
+          <w:lang w:val="hi_IN" w:bidi="hi_IN"/>
+        </w:rPr>
+        <w:t>מַעֲשֵׂ֖ה יְדֵ֥י אָמָּֽן</w:t>
+      </w:r>
+    </w:p>
+    <w:p>
+      <w:pPr/>
+      <w:r>
+        <w:rPr>
+          <w:lang w:val="hi_IN" w:bidi="hi_IN"/>
+        </w:rPr>
+      </w:r>
+      <w:r>
+        <w:rPr>
           <w:b/>
           <w:lang w:val="hi_IN" w:bidi="hi_IN"/>
         </w:rPr>
@@ -48878,6 +52686,20 @@
       </w:r>
       <w:r>
         <w:rPr>
+          <w:lang w:val="hi_IN" w:bidi="hi_IN"/>
+        </w:rPr>
+        <w:t>אַל־יֶחְסַ֖ר הַ⁠מָּ֑זֶג</w:t>
+      </w:r>
+    </w:p>
+    <w:p>
+      <w:pPr/>
+      <w:r>
+        <w:rPr>
+          <w:lang w:val="hi_IN" w:bidi="hi_IN"/>
+        </w:rPr>
+      </w:r>
+      <w:r>
+        <w:rPr>
           <w:b/>
           <w:lang w:val="hi_IN" w:bidi="hi_IN"/>
         </w:rPr>
@@ -48981,6 +52803,20 @@
       </w:r>
       <w:r>
         <w:rPr>
+          <w:lang w:val="hi_IN" w:bidi="hi_IN"/>
+        </w:rPr>
+        <w:t>הַ⁠מָּ֑זֶג</w:t>
+      </w:r>
+    </w:p>
+    <w:p>
+      <w:pPr/>
+      <w:r>
+        <w:rPr>
+          <w:lang w:val="hi_IN" w:bidi="hi_IN"/>
+        </w:rPr>
+      </w:r>
+      <w:r>
+        <w:rPr>
           <w:b/>
           <w:lang w:val="hi_IN" w:bidi="hi_IN"/>
         </w:rPr>
@@ -49364,6 +53200,20 @@
         <w:rPr>
           <w:lang w:val="hi_IN" w:bidi="hi_IN"/>
         </w:rPr>
+      </w:r>
+    </w:p>
+    <w:p>
+      <w:pPr/>
+      <w:r>
+        <w:rPr>
+          <w:lang w:val="hi_IN" w:bidi="hi_IN"/>
+        </w:rPr>
+      </w:r>
+      <w:r>
+        <w:rPr>
+          <w:lang w:val="hi_IN" w:bidi="hi_IN"/>
+        </w:rPr>
+        <w:t>סוּגָ֖ה בַּ⁠שּׁוֹשַׁנִּֽים</w:t>
       </w:r>
     </w:p>
     <w:p>
@@ -50159,6 +54009,20 @@
       </w:r>
       <w:r>
         <w:rPr>
+          <w:lang w:val="hi_IN" w:bidi="hi_IN"/>
+        </w:rPr>
+        <w:t>עַל־שַׁ֨עַר֙ בַּת־רַבִּ֔ים</w:t>
+      </w:r>
+    </w:p>
+    <w:p>
+      <w:pPr/>
+      <w:r>
+        <w:rPr>
+          <w:lang w:val="hi_IN" w:bidi="hi_IN"/>
+        </w:rPr>
+      </w:r>
+      <w:r>
+        <w:rPr>
           <w:b/>
           <w:lang w:val="hi_IN" w:bidi="hi_IN"/>
         </w:rPr>
@@ -50425,6 +54289,20 @@
       </w:r>
       <w:r>
         <w:rPr>
+          <w:lang w:val="hi_IN" w:bidi="hi_IN"/>
+        </w:rPr>
+        <w:t>רֹאשֵׁ֤⁠ךְ עָלַ֨יִ⁠ךְ֙ כַּ⁠כַּרְמֶ֔ל</w:t>
+      </w:r>
+    </w:p>
+    <w:p>
+      <w:pPr/>
+      <w:r>
+        <w:rPr>
+          <w:lang w:val="hi_IN" w:bidi="hi_IN"/>
+        </w:rPr>
+      </w:r>
+      <w:r>
+        <w:rPr>
           <w:b/>
           <w:lang w:val="hi_IN" w:bidi="hi_IN"/>
         </w:rPr>
@@ -50638,6 +54516,20 @@
       </w:r>
       <w:r>
         <w:rPr>
+          <w:lang w:val="hi_IN" w:bidi="hi_IN"/>
+        </w:rPr>
+        <w:t>וְ⁠דַלַּ֥ת רֹאשֵׁ֖⁠ךְ כָּ⁠אַרְגָּמָ֑ן</w:t>
+      </w:r>
+    </w:p>
+    <w:p>
+      <w:pPr/>
+      <w:r>
+        <w:rPr>
+          <w:lang w:val="hi_IN" w:bidi="hi_IN"/>
+        </w:rPr>
+      </w:r>
+      <w:r>
+        <w:rPr>
           <w:b/>
           <w:lang w:val="hi_IN" w:bidi="hi_IN"/>
         </w:rPr>
@@ -50761,6 +54653,20 @@
       </w:r>
       <w:r>
         <w:rPr>
+          <w:lang w:val="hi_IN" w:bidi="hi_IN"/>
+        </w:rPr>
+        <w:t>מֶ֖לֶךְ אָס֥וּר בָּ⁠רְהָטִֽים</w:t>
+      </w:r>
+    </w:p>
+    <w:p>
+      <w:pPr/>
+      <w:r>
+        <w:rPr>
+          <w:lang w:val="hi_IN" w:bidi="hi_IN"/>
+        </w:rPr>
+      </w:r>
+      <w:r>
+        <w:rPr>
           <w:b/>
           <w:lang w:val="hi_IN" w:bidi="hi_IN"/>
         </w:rPr>
@@ -50910,6 +54816,20 @@
       </w:r>
       <w:r>
         <w:rPr>
+          <w:lang w:val="hi_IN" w:bidi="hi_IN"/>
+        </w:rPr>
+        <w:t>מֶ֖לֶךְ אָס֥וּר</w:t>
+      </w:r>
+    </w:p>
+    <w:p>
+      <w:pPr/>
+      <w:r>
+        <w:rPr>
+          <w:lang w:val="hi_IN" w:bidi="hi_IN"/>
+        </w:rPr>
+      </w:r>
+      <w:r>
+        <w:rPr>
           <w:b/>
           <w:lang w:val="hi_IN" w:bidi="hi_IN"/>
         </w:rPr>
@@ -51020,6 +54940,20 @@
       </w:r>
       <w:r>
         <w:rPr>
+          <w:lang w:val="hi_IN" w:bidi="hi_IN"/>
+        </w:rPr>
+        <w:t>מֶ֖לֶךְ אָס֥וּר בָּ⁠רְהָטִֽים</w:t>
+      </w:r>
+    </w:p>
+    <w:p>
+      <w:pPr/>
+      <w:r>
+        <w:rPr>
+          <w:lang w:val="hi_IN" w:bidi="hi_IN"/>
+        </w:rPr>
+      </w:r>
+      <w:r>
+        <w:rPr>
           <w:b/>
           <w:lang w:val="hi_IN" w:bidi="hi_IN"/>
         </w:rPr>
@@ -51119,6 +55053,20 @@
         <w:rPr>
           <w:lang w:val="hi_IN" w:bidi="hi_IN"/>
         </w:rPr>
+      </w:r>
+    </w:p>
+    <w:p>
+      <w:pPr/>
+      <w:r>
+        <w:rPr>
+          <w:lang w:val="hi_IN" w:bidi="hi_IN"/>
+        </w:rPr>
+      </w:r>
+      <w:r>
+        <w:rPr>
+          <w:lang w:val="hi_IN" w:bidi="hi_IN"/>
+        </w:rPr>
+        <w:t>בָּ⁠רְהָטִֽים</w:t>
       </w:r>
     </w:p>
     <w:p>
@@ -51579,6 +55527,20 @@
       </w:r>
       <w:r>
         <w:rPr>
+          <w:lang w:val="hi_IN" w:bidi="hi_IN"/>
+        </w:rPr>
+        <w:t>אַהֲבָ֖ה בַּ⁠תַּֽעֲנוּגִֽים</w:t>
+      </w:r>
+    </w:p>
+    <w:p>
+      <w:pPr/>
+      <w:r>
+        <w:rPr>
+          <w:lang w:val="hi_IN" w:bidi="hi_IN"/>
+        </w:rPr>
+      </w:r>
+      <w:r>
+        <w:rPr>
           <w:b/>
           <w:lang w:val="hi_IN" w:bidi="hi_IN"/>
         </w:rPr>
@@ -52146,6 +56108,20 @@
       </w:r>
       <w:r>
         <w:rPr>
+          <w:lang w:val="hi_IN" w:bidi="hi_IN"/>
+        </w:rPr>
+        <w:t>אָמַ֨רְתִּי֙ אֶעֱלֶ֣ה בְ⁠תָמָ֔ר אֹֽחֲזָ֖ה בְּ⁠סַנְסִנָּ֑י⁠ו</w:t>
+      </w:r>
+    </w:p>
+    <w:p>
+      <w:pPr/>
+      <w:r>
+        <w:rPr>
+          <w:lang w:val="hi_IN" w:bidi="hi_IN"/>
+        </w:rPr>
+      </w:r>
+      <w:r>
+        <w:rPr>
           <w:b/>
           <w:lang w:val="hi_IN" w:bidi="hi_IN"/>
         </w:rPr>
@@ -52507,6 +56483,20 @@
       </w:r>
       <w:r>
         <w:rPr>
+          <w:lang w:val="hi_IN" w:bidi="hi_IN"/>
+        </w:rPr>
+        <w:t>אֶעֱלֶ֣ה בְ⁠תָמָ֔ר אֹֽחֲזָ֖ה בְּ⁠סַנְסִנָּ֑י⁠ו</w:t>
+      </w:r>
+    </w:p>
+    <w:p>
+      <w:pPr/>
+      <w:r>
+        <w:rPr>
+          <w:lang w:val="hi_IN" w:bidi="hi_IN"/>
+        </w:rPr>
+      </w:r>
+      <w:r>
+        <w:rPr>
           <w:b/>
           <w:lang w:val="hi_IN" w:bidi="hi_IN"/>
         </w:rPr>
@@ -52966,6 +56956,20 @@
       </w:r>
       <w:r>
         <w:rPr>
+          <w:lang w:val="hi_IN" w:bidi="hi_IN"/>
+        </w:rPr>
+        <w:t>כְּ⁠אֶשְׁכְּל֣וֹת הַ⁠גֶּ֔פֶן</w:t>
+      </w:r>
+    </w:p>
+    <w:p>
+      <w:pPr/>
+      <w:r>
+        <w:rPr>
+          <w:lang w:val="hi_IN" w:bidi="hi_IN"/>
+        </w:rPr>
+      </w:r>
+      <w:r>
+        <w:rPr>
           <w:b/>
           <w:lang w:val="hi_IN" w:bidi="hi_IN"/>
         </w:rPr>
@@ -53089,6 +57093,20 @@
       </w:r>
       <w:r>
         <w:rPr>
+          <w:lang w:val="hi_IN" w:bidi="hi_IN"/>
+        </w:rPr>
+        <w:t>וְ⁠רֵ֥יחַ אַפֵּ֖⁠ךְ כַּ⁠תַּפּוּחִֽים</w:t>
+      </w:r>
+    </w:p>
+    <w:p>
+      <w:pPr/>
+      <w:r>
+        <w:rPr>
+          <w:lang w:val="hi_IN" w:bidi="hi_IN"/>
+        </w:rPr>
+      </w:r>
+      <w:r>
+        <w:rPr>
           <w:b/>
           <w:lang w:val="hi_IN" w:bidi="hi_IN"/>
         </w:rPr>
@@ -53309,6 +57327,20 @@
       </w:r>
       <w:r>
         <w:rPr>
+          <w:lang w:val="hi_IN" w:bidi="hi_IN"/>
+        </w:rPr>
+        <w:t>כַּ⁠תַּפּוּחִֽים</w:t>
+      </w:r>
+    </w:p>
+    <w:p>
+      <w:pPr/>
+      <w:r>
+        <w:rPr>
+          <w:lang w:val="hi_IN" w:bidi="hi_IN"/>
+        </w:rPr>
+      </w:r>
+      <w:r>
+        <w:rPr>
           <w:b/>
           <w:lang w:val="hi_IN" w:bidi="hi_IN"/>
         </w:rPr>
@@ -53638,6 +57670,20 @@
       </w:r>
       <w:r>
         <w:rPr>
+          <w:lang w:val="hi_IN" w:bidi="hi_IN"/>
+        </w:rPr>
+        <w:t>וְ⁠חִכֵּ֕⁠ךְ</w:t>
+      </w:r>
+    </w:p>
+    <w:p>
+      <w:pPr/>
+      <w:r>
+        <w:rPr>
+          <w:lang w:val="hi_IN" w:bidi="hi_IN"/>
+        </w:rPr>
+      </w:r>
+      <w:r>
+        <w:rPr>
           <w:b/>
           <w:lang w:val="hi_IN" w:bidi="hi_IN"/>
         </w:rPr>
@@ -53761,6 +57807,20 @@
       </w:r>
       <w:r>
         <w:rPr>
+          <w:lang w:val="hi_IN" w:bidi="hi_IN"/>
+        </w:rPr>
+        <w:t>הוֹלֵ֥ךְ לְ⁠דוֹדִ֖⁠י לְ⁠מֵישָׁרִ֑ים דּוֹבֵ֖ב שִׂפְתֵ֥י יְשֵׁנִֽים</w:t>
+      </w:r>
+    </w:p>
+    <w:p>
+      <w:pPr/>
+      <w:r>
+        <w:rPr>
+          <w:lang w:val="hi_IN" w:bidi="hi_IN"/>
+        </w:rPr>
+      </w:r>
+      <w:r>
+        <w:rPr>
           <w:b/>
           <w:lang w:val="hi_IN" w:bidi="hi_IN"/>
         </w:rPr>
@@ -53955,6 +58015,20 @@
       </w:r>
       <w:r>
         <w:rPr>
+          <w:lang w:val="hi_IN" w:bidi="hi_IN"/>
+        </w:rPr>
+        <w:t>הוֹלֵ֥ךְ לְ⁠דוֹדִ֖⁠י לְ⁠מֵישָׁרִ֑ים דּוֹבֵ֖ב שִׂפְתֵ֥י יְשֵׁנִֽים</w:t>
+      </w:r>
+    </w:p>
+    <w:p>
+      <w:pPr/>
+      <w:r>
+        <w:rPr>
+          <w:lang w:val="hi_IN" w:bidi="hi_IN"/>
+        </w:rPr>
+      </w:r>
+      <w:r>
+        <w:rPr>
           <w:b/>
           <w:lang w:val="hi_IN" w:bidi="hi_IN"/>
         </w:rPr>
@@ -54097,6 +58171,20 @@
       </w:r>
       <w:r>
         <w:rPr>
+          <w:lang w:val="hi_IN" w:bidi="hi_IN"/>
+        </w:rPr>
+        <w:t>לְ⁠מֵישָׁרִ֑ים דּוֹבֵ֖ב</w:t>
+      </w:r>
+    </w:p>
+    <w:p>
+      <w:pPr/>
+      <w:r>
+        <w:rPr>
+          <w:lang w:val="hi_IN" w:bidi="hi_IN"/>
+        </w:rPr>
+      </w:r>
+      <w:r>
+        <w:rPr>
           <w:b/>
           <w:lang w:val="hi_IN" w:bidi="hi_IN"/>
         </w:rPr>
@@ -54222,6 +58310,20 @@
         <w:rPr>
           <w:lang w:val="hi_IN" w:bidi="hi_IN"/>
         </w:rPr>
+      </w:r>
+    </w:p>
+    <w:p>
+      <w:pPr/>
+      <w:r>
+        <w:rPr>
+          <w:lang w:val="hi_IN" w:bidi="hi_IN"/>
+        </w:rPr>
+      </w:r>
+      <w:r>
+        <w:rPr>
+          <w:lang w:val="hi_IN" w:bidi="hi_IN"/>
+        </w:rPr>
+        <w:t>שִׂפְתֵ֥י יְשֵׁנִֽים</w:t>
       </w:r>
     </w:p>
     <w:p>
@@ -54501,6 +58603,20 @@
       </w:r>
       <w:r>
         <w:rPr>
+          <w:lang w:val="hi_IN" w:bidi="hi_IN"/>
+        </w:rPr>
+        <w:t>לְכָ֤⁠ה דוֹדִ⁠י֙</w:t>
+      </w:r>
+    </w:p>
+    <w:p>
+      <w:pPr/>
+      <w:r>
+        <w:rPr>
+          <w:lang w:val="hi_IN" w:bidi="hi_IN"/>
+        </w:rPr>
+      </w:r>
+      <w:r>
+        <w:rPr>
           <w:b/>
           <w:lang w:val="hi_IN" w:bidi="hi_IN"/>
         </w:rPr>
@@ -54598,6 +58714,20 @@
       </w:r>
       <w:r>
         <w:rPr>
+          <w:lang w:val="hi_IN" w:bidi="hi_IN"/>
+        </w:rPr>
+        <w:t>נָלִ֖ינָה בַּ⁠כְּפָרִֽים</w:t>
+      </w:r>
+    </w:p>
+    <w:p>
+      <w:pPr/>
+      <w:r>
+        <w:rPr>
+          <w:lang w:val="hi_IN" w:bidi="hi_IN"/>
+        </w:rPr>
+      </w:r>
+      <w:r>
+        <w:rPr>
           <w:b/>
           <w:lang w:val="hi_IN" w:bidi="hi_IN"/>
         </w:rPr>
@@ -54664,6 +58794,20 @@
         <w:rPr>
           <w:lang w:val="hi_IN" w:bidi="hi_IN"/>
         </w:rPr>
+      </w:r>
+    </w:p>
+    <w:p>
+      <w:pPr/>
+      <w:r>
+        <w:rPr>
+          <w:lang w:val="hi_IN" w:bidi="hi_IN"/>
+        </w:rPr>
+      </w:r>
+      <w:r>
+        <w:rPr>
+          <w:lang w:val="hi_IN" w:bidi="hi_IN"/>
+        </w:rPr>
+        <w:t>בַּ⁠כְּפָרִֽים</w:t>
       </w:r>
     </w:p>
     <w:p>
@@ -54802,6 +58946,20 @@
       </w:r>
       <w:r>
         <w:rPr>
+          <w:lang w:val="hi_IN" w:bidi="hi_IN"/>
+        </w:rPr>
+        <w:t>נַשְׁכִּ֨ימָה֙</w:t>
+      </w:r>
+    </w:p>
+    <w:p>
+      <w:pPr/>
+      <w:r>
+        <w:rPr>
+          <w:lang w:val="hi_IN" w:bidi="hi_IN"/>
+        </w:rPr>
+      </w:r>
+      <w:r>
+        <w:rPr>
           <w:b/>
           <w:lang w:val="hi_IN" w:bidi="hi_IN"/>
         </w:rPr>
@@ -55089,6 +59247,20 @@
       </w:r>
       <w:r>
         <w:rPr>
+          <w:lang w:val="hi_IN" w:bidi="hi_IN"/>
+        </w:rPr>
+        <w:t>פָּֽרְחָ֤ה הַ⁠גֶּ֨פֶן֙</w:t>
+      </w:r>
+    </w:p>
+    <w:p>
+      <w:pPr/>
+      <w:r>
+        <w:rPr>
+          <w:lang w:val="hi_IN" w:bidi="hi_IN"/>
+        </w:rPr>
+      </w:r>
+      <w:r>
+        <w:rPr>
           <w:b/>
           <w:lang w:val="hi_IN" w:bidi="hi_IN"/>
         </w:rPr>
@@ -55578,6 +59750,20 @@
       </w:r>
       <w:r>
         <w:rPr>
+          <w:lang w:val="hi_IN" w:bidi="hi_IN"/>
+        </w:rPr>
+        <w:t>וְ⁠עַל־פְּתָחֵ֨י⁠נוּ֙ כָּל־מְגָדִ֔ים</w:t>
+      </w:r>
+    </w:p>
+    <w:p>
+      <w:pPr/>
+      <w:r>
+        <w:rPr>
+          <w:lang w:val="hi_IN" w:bidi="hi_IN"/>
+        </w:rPr>
+      </w:r>
+      <w:r>
+        <w:rPr>
           <w:b/>
           <w:lang w:val="hi_IN" w:bidi="hi_IN"/>
         </w:rPr>
@@ -55744,6 +59930,20 @@
       </w:r>
       <w:r>
         <w:rPr>
+          <w:lang w:val="hi_IN" w:bidi="hi_IN"/>
+        </w:rPr>
+        <w:t>דּוֹדִ֖⁠י צָפַ֥נְתִּי לָֽ⁠ךְ</w:t>
+      </w:r>
+    </w:p>
+    <w:p>
+      <w:pPr/>
+      <w:r>
+        <w:rPr>
+          <w:lang w:val="hi_IN" w:bidi="hi_IN"/>
+        </w:rPr>
+      </w:r>
+      <w:r>
+        <w:rPr>
           <w:b/>
           <w:lang w:val="hi_IN" w:bidi="hi_IN"/>
         </w:rPr>
@@ -55821,6 +60021,20 @@
       </w:r>
       <w:r>
         <w:rPr>
+          <w:lang w:val="hi_IN" w:bidi="hi_IN"/>
+        </w:rPr>
+        <w:t>מִ֤י יִתֶּנְ⁠ךָ֙ כְּ⁠אָ֣ח לִ֔⁠י יוֹנֵ֖ק שְׁדֵ֣י אִמִּ֑⁠י</w:t>
+      </w:r>
+    </w:p>
+    <w:p>
+      <w:pPr/>
+      <w:r>
+        <w:rPr>
+          <w:lang w:val="hi_IN" w:bidi="hi_IN"/>
+        </w:rPr>
+      </w:r>
+      <w:r>
+        <w:rPr>
           <w:b/>
           <w:lang w:val="hi_IN" w:bidi="hi_IN"/>
         </w:rPr>
@@ -56100,6 +60314,20 @@
       </w:r>
       <w:r>
         <w:rPr>
+          <w:lang w:val="hi_IN" w:bidi="hi_IN"/>
+        </w:rPr>
+        <w:t>מִ֤י יִתֶּנְ⁠ךָ֙ כְּ⁠אָ֣ח לִ֔⁠י יוֹנֵ֖ק שְׁדֵ֣י אִמִּ֑⁠י</w:t>
+      </w:r>
+    </w:p>
+    <w:p>
+      <w:pPr/>
+      <w:r>
+        <w:rPr>
+          <w:lang w:val="hi_IN" w:bidi="hi_IN"/>
+        </w:rPr>
+      </w:r>
+      <w:r>
+        <w:rPr>
           <w:b/>
           <w:lang w:val="hi_IN" w:bidi="hi_IN"/>
         </w:rPr>
@@ -56248,6 +60476,20 @@
       </w:r>
       <w:r>
         <w:rPr>
+          <w:lang w:val="hi_IN" w:bidi="hi_IN"/>
+        </w:rPr>
+        <w:t>גַּ֖ם</w:t>
+      </w:r>
+    </w:p>
+    <w:p>
+      <w:pPr/>
+      <w:r>
+        <w:rPr>
+          <w:lang w:val="hi_IN" w:bidi="hi_IN"/>
+        </w:rPr>
+      </w:r>
+      <w:r>
+        <w:rPr>
           <w:b/>
           <w:lang w:val="hi_IN" w:bidi="hi_IN"/>
         </w:rPr>
@@ -56358,6 +60600,20 @@
       </w:r>
       <w:r>
         <w:rPr>
+          <w:lang w:val="hi_IN" w:bidi="hi_IN"/>
+        </w:rPr>
+        <w:t>לֹא־יָב֥וּזוּ לִֽ⁠י</w:t>
+      </w:r>
+    </w:p>
+    <w:p>
+      <w:pPr/>
+      <w:r>
+        <w:rPr>
+          <w:lang w:val="hi_IN" w:bidi="hi_IN"/>
+        </w:rPr>
+      </w:r>
+      <w:r>
+        <w:rPr>
           <w:b/>
           <w:lang w:val="hi_IN" w:bidi="hi_IN"/>
         </w:rPr>
@@ -56520,6 +60776,20 @@
       </w:r>
       <w:r>
         <w:rPr>
+          <w:lang w:val="hi_IN" w:bidi="hi_IN"/>
+        </w:rPr>
+        <w:t>אֶֽמְצָאֲ⁠ךָ֤ בַ⁠חוּץ֙ אֶשָׁ֣קְ⁠ךָ֔ גַּ֖ם לֹא־יָב֥וּזוּ לִֽ⁠י׃ אֶנְהָֽגֲ⁠ךָ֗ אֲבִֽיאֲ⁠ךָ֛ אֶל־בֵּ֥ית אִמִּ֖⁠י תְּלַמְּדֵ֑⁠נִי אַשְׁקְ⁠ךָ֙ מִ⁠יַּ֣יִן הָ⁠רֶ֔קַח מֵ⁠עֲסִ֖יס רִמֹּנִֽ⁠י</w:t>
+      </w:r>
+    </w:p>
+    <w:p>
+      <w:pPr/>
+      <w:r>
+        <w:rPr>
+          <w:lang w:val="hi_IN" w:bidi="hi_IN"/>
+        </w:rPr>
+      </w:r>
+      <w:r>
+        <w:rPr>
           <w:b/>
           <w:lang w:val="hi_IN" w:bidi="hi_IN"/>
         </w:rPr>
@@ -56657,6 +60927,20 @@
         <w:rPr>
           <w:lang w:val="hi_IN" w:bidi="hi_IN"/>
         </w:rPr>
+      </w:r>
+    </w:p>
+    <w:p>
+      <w:pPr/>
+      <w:r>
+        <w:rPr>
+          <w:lang w:val="hi_IN" w:bidi="hi_IN"/>
+        </w:rPr>
+      </w:r>
+      <w:r>
+        <w:rPr>
+          <w:lang w:val="hi_IN" w:bidi="hi_IN"/>
+        </w:rPr>
+        <w:t>אֲבִֽיאֲ⁠ךָ֛ אֶל־בֵּ֥ית אִמִּ֖⁠י</w:t>
       </w:r>
     </w:p>
     <w:p>
@@ -56796,6 +61080,20 @@
       </w:r>
       <w:r>
         <w:rPr>
+          <w:lang w:val="hi_IN" w:bidi="hi_IN"/>
+        </w:rPr>
+        <w:t>אֲבִֽיאֲ⁠ךָ֛ אֶל־בֵּ֥ית אִמִּ֖⁠י תְּלַמְּדֵ֑⁠נִי</w:t>
+      </w:r>
+    </w:p>
+    <w:p>
+      <w:pPr/>
+      <w:r>
+        <w:rPr>
+          <w:lang w:val="hi_IN" w:bidi="hi_IN"/>
+        </w:rPr>
+      </w:r>
+      <w:r>
+        <w:rPr>
           <w:b/>
           <w:lang w:val="hi_IN" w:bidi="hi_IN"/>
         </w:rPr>
@@ -56862,6 +61160,20 @@
         <w:rPr>
           <w:lang w:val="hi_IN" w:bidi="hi_IN"/>
         </w:rPr>
+      </w:r>
+    </w:p>
+    <w:p>
+      <w:pPr/>
+      <w:r>
+        <w:rPr>
+          <w:lang w:val="hi_IN" w:bidi="hi_IN"/>
+        </w:rPr>
+      </w:r>
+      <w:r>
+        <w:rPr>
+          <w:lang w:val="hi_IN" w:bidi="hi_IN"/>
+        </w:rPr>
+        <w:t>אַשְׁקְ⁠ךָ֙ מִ⁠יַּ֣יִן הָ⁠רֶ֔קַח</w:t>
       </w:r>
     </w:p>
     <w:p>
@@ -57118,6 +61430,20 @@
       </w:r>
       <w:r>
         <w:rPr>
+          <w:lang w:val="hi_IN" w:bidi="hi_IN"/>
+        </w:rPr>
+        <w:t>אַשְׁקְ⁠ךָ֙ מִ⁠יַּ֣יִן הָ⁠רֶ֔קַח מֵ⁠עֲסִ֖יס רִמֹּנִֽ⁠י</w:t>
+      </w:r>
+    </w:p>
+    <w:p>
+      <w:pPr/>
+      <w:r>
+        <w:rPr>
+          <w:lang w:val="hi_IN" w:bidi="hi_IN"/>
+        </w:rPr>
+      </w:r>
+      <w:r>
+        <w:rPr>
           <w:b/>
           <w:lang w:val="hi_IN" w:bidi="hi_IN"/>
         </w:rPr>
@@ -57263,6 +61589,20 @@
         <w:rPr>
           <w:lang w:val="hi_IN" w:bidi="hi_IN"/>
         </w:rPr>
+      </w:r>
+    </w:p>
+    <w:p>
+      <w:pPr/>
+      <w:r>
+        <w:rPr>
+          <w:lang w:val="hi_IN" w:bidi="hi_IN"/>
+        </w:rPr>
+      </w:r>
+      <w:r>
+        <w:rPr>
+          <w:lang w:val="hi_IN" w:bidi="hi_IN"/>
+        </w:rPr>
+        <w:t>מֵ⁠עֲסִ֖יס רִמֹּנִֽ⁠י</w:t>
       </w:r>
     </w:p>
     <w:p>
@@ -57684,6 +62024,20 @@
       </w:r>
       <w:r>
         <w:rPr>
+          <w:lang w:val="hi_IN" w:bidi="hi_IN"/>
+        </w:rPr>
+        <w:t>מִ֣י זֹ֗את עֹלָה֙ מִן־הַ⁠מִּדְבָּ֔ר מִתְרַפֶּ֖קֶת עַל־דּוֹדָ֑⁠הּ</w:t>
+      </w:r>
+    </w:p>
+    <w:p>
+      <w:pPr/>
+      <w:r>
+        <w:rPr>
+          <w:lang w:val="hi_IN" w:bidi="hi_IN"/>
+        </w:rPr>
+      </w:r>
+      <w:r>
+        <w:rPr>
           <w:b/>
           <w:lang w:val="hi_IN" w:bidi="hi_IN"/>
         </w:rPr>
@@ -58016,6 +62370,20 @@
         <w:rPr>
           <w:lang w:val="hi_IN" w:bidi="hi_IN"/>
         </w:rPr>
+      </w:r>
+    </w:p>
+    <w:p>
+      <w:pPr/>
+      <w:r>
+        <w:rPr>
+          <w:lang w:val="hi_IN" w:bidi="hi_IN"/>
+        </w:rPr>
+      </w:r>
+      <w:r>
+        <w:rPr>
+          <w:lang w:val="hi_IN" w:bidi="hi_IN"/>
+        </w:rPr>
+        <w:t>עֹלָה֙</w:t>
       </w:r>
     </w:p>
     <w:p>
@@ -58265,6 +62633,20 @@
       </w:r>
       <w:r>
         <w:rPr>
+          <w:lang w:val="hi_IN" w:bidi="hi_IN"/>
+        </w:rPr>
+        <w:t>חִבְּלַ֣תְ⁠ךָ</w:t>
+      </w:r>
+    </w:p>
+    <w:p>
+      <w:pPr/>
+      <w:r>
+        <w:rPr>
+          <w:lang w:val="hi_IN" w:bidi="hi_IN"/>
+        </w:rPr>
+      </w:r>
+      <w:r>
+        <w:rPr>
           <w:b/>
           <w:lang w:val="hi_IN" w:bidi="hi_IN"/>
         </w:rPr>
@@ -58367,6 +62749,20 @@
       </w:r>
       <w:r>
         <w:rPr>
+          <w:lang w:val="hi_IN" w:bidi="hi_IN"/>
+        </w:rPr>
+        <w:t>תַּ֤חַת הַ⁠תַּפּ֨וּחַ֙ עֽוֹרַרְתִּ֔י⁠ךָ שָׁ֚מָּ⁠ה חִבְּלַ֣תְ⁠ךָ אִמֶּ֔⁠ךָ שָׁ֖מָּ⁠ה חִבְּלָ֥ה יְלָדַֽתְ⁠ךָ׃ שִׂימֵ֨⁠נִי כַֽ⁠חוֹתָ֜ם עַל־לִבֶּ֗⁠ךָ כַּֽ⁠חוֹתָם֙ עַל־זְרוֹעֶ֔⁠ךָ כִּֽי־עַזָּ֤ה כַ⁠מָּ֨וֶת֙ אַהֲבָ֔ה קָשָׁ֥ה כִ⁠שְׁא֖וֹל קִנְאָ֑ה רְשָׁפֶ֕י⁠הָ רִשְׁפֵּ֕י אֵ֖שׁ שַׁלְהֶ֥בֶתְ יָֽה׃ מַ֣יִם רַבִּ֗ים לֹ֤א יֽוּכְלוּ֙ לְ⁠כַבּ֣וֹת אֶת־הָֽ⁠אַהֲבָ֔ה וּ⁠נְהָר֖וֹת לֹ֣א יִשְׁטְפ֑וּ⁠הָ אִם־יִתֵּ֨ן אִ֜ישׁ אֶת־כָּל־ה֤וֹן בֵּית⁠וֹ֙ בָּ⁠אַהֲבָ֔ה בּ֖וֹז יָב֥וּזוּ לֽ⁠וֹ</w:t>
+      </w:r>
+    </w:p>
+    <w:p>
+      <w:pPr/>
+      <w:r>
+        <w:rPr>
+          <w:lang w:val="hi_IN" w:bidi="hi_IN"/>
+        </w:rPr>
+      </w:r>
+      <w:r>
+        <w:rPr>
           <w:b/>
           <w:lang w:val="hi_IN" w:bidi="hi_IN"/>
         </w:rPr>
@@ -58723,6 +63119,20 @@
       </w:r>
       <w:r>
         <w:rPr>
+          <w:lang w:val="hi_IN" w:bidi="hi_IN"/>
+        </w:rPr>
+        <w:t>כַּֽ⁠חוֹתָם֙ עַל־זְרוֹעֶ֔⁠ךָ</w:t>
+      </w:r>
+    </w:p>
+    <w:p>
+      <w:pPr/>
+      <w:r>
+        <w:rPr>
+          <w:lang w:val="hi_IN" w:bidi="hi_IN"/>
+        </w:rPr>
+      </w:r>
+      <w:r>
+        <w:rPr>
           <w:b/>
           <w:lang w:val="hi_IN" w:bidi="hi_IN"/>
         </w:rPr>
@@ -58859,6 +63269,20 @@
       </w:r>
       <w:r>
         <w:rPr>
+          <w:lang w:val="hi_IN" w:bidi="hi_IN"/>
+        </w:rPr>
+        <w:t>כַּֽ⁠חוֹתָם֙ עַל־זְרוֹעֶ֔⁠ךָ</w:t>
+      </w:r>
+    </w:p>
+    <w:p>
+      <w:pPr/>
+      <w:r>
+        <w:rPr>
+          <w:lang w:val="hi_IN" w:bidi="hi_IN"/>
+        </w:rPr>
+      </w:r>
+      <w:r>
+        <w:rPr>
           <w:b/>
           <w:lang w:val="hi_IN" w:bidi="hi_IN"/>
         </w:rPr>
@@ -59254,6 +63678,20 @@
       </w:r>
       <w:r>
         <w:rPr>
+          <w:lang w:val="hi_IN" w:bidi="hi_IN"/>
+        </w:rPr>
+        <w:t>קָשָׁ֥ה כִ⁠שְׁא֖וֹל קִנְאָ֑ה</w:t>
+      </w:r>
+    </w:p>
+    <w:p>
+      <w:pPr/>
+      <w:r>
+        <w:rPr>
+          <w:lang w:val="hi_IN" w:bidi="hi_IN"/>
+        </w:rPr>
+      </w:r>
+      <w:r>
+        <w:rPr>
           <w:b/>
           <w:lang w:val="hi_IN" w:bidi="hi_IN"/>
         </w:rPr>
@@ -59474,6 +63912,20 @@
       </w:r>
       <w:r>
         <w:rPr>
+          <w:lang w:val="hi_IN" w:bidi="hi_IN"/>
+        </w:rPr>
+        <w:t>כִ⁠שְׁא֖וֹל</w:t>
+      </w:r>
+    </w:p>
+    <w:p>
+      <w:pPr/>
+      <w:r>
+        <w:rPr>
+          <w:lang w:val="hi_IN" w:bidi="hi_IN"/>
+        </w:rPr>
+      </w:r>
+      <w:r>
+        <w:rPr>
           <w:b/>
           <w:lang w:val="hi_IN" w:bidi="hi_IN"/>
         </w:rPr>
@@ -59610,6 +64062,20 @@
       </w:r>
       <w:r>
         <w:rPr>
+          <w:lang w:val="hi_IN" w:bidi="hi_IN"/>
+        </w:rPr>
+        <w:t>רְשָׁפֶ֕י⁠הָ רִשְׁפֵּ֕י אֵ֖שׁ שַׁלְהֶ֥בֶתְ יָֽה</w:t>
+      </w:r>
+    </w:p>
+    <w:p>
+      <w:pPr/>
+      <w:r>
+        <w:rPr>
+          <w:lang w:val="hi_IN" w:bidi="hi_IN"/>
+        </w:rPr>
+      </w:r>
+      <w:r>
+        <w:rPr>
           <w:b/>
           <w:lang w:val="hi_IN" w:bidi="hi_IN"/>
         </w:rPr>
@@ -59856,6 +64322,20 @@
       </w:r>
       <w:r>
         <w:rPr>
+          <w:lang w:val="hi_IN" w:bidi="hi_IN"/>
+        </w:rPr>
+        <w:t>מַ֣יִם רַבִּ֗ים לֹ֤א יֽוּכְלוּ֙ לְ⁠כַבּ֣וֹת אֶת־הָֽ⁠אַהֲבָ֔ה וּ⁠נְהָר֖וֹת לֹ֣א יִשְׁטְפ֑וּ⁠הָ</w:t>
+      </w:r>
+    </w:p>
+    <w:p>
+      <w:pPr/>
+      <w:r>
+        <w:rPr>
+          <w:lang w:val="hi_IN" w:bidi="hi_IN"/>
+        </w:rPr>
+      </w:r>
+      <w:r>
+        <w:rPr>
           <w:b/>
           <w:lang w:val="hi_IN" w:bidi="hi_IN"/>
         </w:rPr>
@@ -60018,6 +64498,20 @@
       </w:r>
       <w:r>
         <w:rPr>
+          <w:lang w:val="hi_IN" w:bidi="hi_IN"/>
+        </w:rPr>
+        <w:t>מַ֣יִם רַבִּ֗ים לֹ֤א יֽוּכְלוּ֙ לְ⁠כַבּ֣וֹת אֶת־הָֽ⁠אַהֲבָ֔ה וּ⁠נְהָר֖וֹת לֹ֣א יִשְׁטְפ֑וּ⁠הָ</w:t>
+      </w:r>
+    </w:p>
+    <w:p>
+      <w:pPr/>
+      <w:r>
+        <w:rPr>
+          <w:lang w:val="hi_IN" w:bidi="hi_IN"/>
+        </w:rPr>
+      </w:r>
+      <w:r>
+        <w:rPr>
           <w:b/>
           <w:lang w:val="hi_IN" w:bidi="hi_IN"/>
         </w:rPr>
@@ -60191,6 +64685,20 @@
       </w:r>
       <w:r>
         <w:rPr>
+          <w:lang w:val="hi_IN" w:bidi="hi_IN"/>
+        </w:rPr>
+        <w:t>אִם־יִתֵּ֨ן אִ֜ישׁ אֶת־כָּל־ה֤וֹן בֵּית⁠וֹ֙ בָּ⁠אַהֲבָ֔ה בּ֖וֹז יָב֥וּזוּ לֽ⁠וֹ</w:t>
+      </w:r>
+    </w:p>
+    <w:p>
+      <w:pPr/>
+      <w:r>
+        <w:rPr>
+          <w:lang w:val="hi_IN" w:bidi="hi_IN"/>
+        </w:rPr>
+      </w:r>
+      <w:r>
+        <w:rPr>
           <w:b/>
           <w:lang w:val="hi_IN" w:bidi="hi_IN"/>
         </w:rPr>
@@ -60288,6 +64796,20 @@
       </w:r>
       <w:r>
         <w:rPr>
+          <w:lang w:val="hi_IN" w:bidi="hi_IN"/>
+        </w:rPr>
+        <w:t>בָּ⁠אַהֲבָ֔ה</w:t>
+      </w:r>
+    </w:p>
+    <w:p>
+      <w:pPr/>
+      <w:r>
+        <w:rPr>
+          <w:lang w:val="hi_IN" w:bidi="hi_IN"/>
+        </w:rPr>
+      </w:r>
+      <w:r>
+        <w:rPr>
           <w:b/>
           <w:lang w:val="hi_IN" w:bidi="hi_IN"/>
         </w:rPr>
@@ -60351,6 +64873,20 @@
       </w:r>
       <w:r>
         <w:rPr>
+          <w:lang w:val="hi_IN" w:bidi="hi_IN"/>
+        </w:rPr>
+        <w:t>לֽ⁠וֹ</w:t>
+      </w:r>
+    </w:p>
+    <w:p>
+      <w:pPr/>
+      <w:r>
+        <w:rPr>
+          <w:lang w:val="hi_IN" w:bidi="hi_IN"/>
+        </w:rPr>
+      </w:r>
+      <w:r>
+        <w:rPr>
           <w:b/>
           <w:lang w:val="hi_IN" w:bidi="hi_IN"/>
         </w:rPr>
@@ -60507,6 +65043,20 @@
       </w:r>
       <w:r>
         <w:rPr>
+          <w:lang w:val="hi_IN" w:bidi="hi_IN"/>
+        </w:rPr>
+        <w:t>קְטַנָּ֔ה</w:t>
+      </w:r>
+    </w:p>
+    <w:p>
+      <w:pPr/>
+      <w:r>
+        <w:rPr>
+          <w:lang w:val="hi_IN" w:bidi="hi_IN"/>
+        </w:rPr>
+      </w:r>
+      <w:r>
+        <w:rPr>
           <w:b/>
           <w:lang w:val="hi_IN" w:bidi="hi_IN"/>
         </w:rPr>
@@ -60617,6 +65167,20 @@
       </w:r>
       <w:r>
         <w:rPr>
+          <w:lang w:val="hi_IN" w:bidi="hi_IN"/>
+        </w:rPr>
+        <w:t>וְ⁠שָׁדַ֖יִם אֵ֣ין לָ֑⁠הּ</w:t>
+      </w:r>
+    </w:p>
+    <w:p>
+      <w:pPr/>
+      <w:r>
+        <w:rPr>
+          <w:lang w:val="hi_IN" w:bidi="hi_IN"/>
+        </w:rPr>
+      </w:r>
+      <w:r>
+        <w:rPr>
           <w:b/>
           <w:lang w:val="hi_IN" w:bidi="hi_IN"/>
         </w:rPr>
@@ -60933,6 +65497,20 @@
       </w:r>
       <w:r>
         <w:rPr>
+          <w:lang w:val="hi_IN" w:bidi="hi_IN"/>
+        </w:rPr>
+        <w:t>שֶׁ⁠יְּדֻבַּר־בָּֽ⁠הּ</w:t>
+      </w:r>
+    </w:p>
+    <w:p>
+      <w:pPr/>
+      <w:r>
+        <w:rPr>
+          <w:lang w:val="hi_IN" w:bidi="hi_IN"/>
+        </w:rPr>
+      </w:r>
+      <w:r>
+        <w:rPr>
           <w:b/>
           <w:lang w:val="hi_IN" w:bidi="hi_IN"/>
         </w:rPr>
@@ -61153,6 +65731,20 @@
       </w:r>
       <w:r>
         <w:rPr>
+          <w:lang w:val="hi_IN" w:bidi="hi_IN"/>
+        </w:rPr>
+        <w:t>וְ⁠אִם־דֶּ֣לֶת הִ֔יא נָצ֥וּר עָלֶ֖י⁠הָ ל֥וּחַ אָֽרֶז</w:t>
+      </w:r>
+    </w:p>
+    <w:p>
+      <w:pPr/>
+      <w:r>
+        <w:rPr>
+          <w:lang w:val="hi_IN" w:bidi="hi_IN"/>
+        </w:rPr>
+      </w:r>
+      <w:r>
+        <w:rPr>
           <w:b/>
           <w:lang w:val="hi_IN" w:bidi="hi_IN"/>
         </w:rPr>
@@ -61477,6 +66069,20 @@
       </w:r>
       <w:r>
         <w:rPr>
+          <w:lang w:val="hi_IN" w:bidi="hi_IN"/>
+        </w:rPr>
+        <w:t>אֲנִ֣י חוֹמָ֔ה וְ⁠שָׁדַ֖⁠י כַּ⁠מִּגְדָּל֑וֹת אָ֛ז הָיִ֥יתִי בְ⁠עֵינָ֖י⁠ו כְּ⁠מוֹצְאֵ֥ת שָׁלֽוֹם</w:t>
+      </w:r>
+    </w:p>
+    <w:p>
+      <w:pPr/>
+      <w:r>
+        <w:rPr>
+          <w:lang w:val="hi_IN" w:bidi="hi_IN"/>
+        </w:rPr>
+      </w:r>
+      <w:r>
+        <w:rPr>
           <w:b/>
           <w:lang w:val="hi_IN" w:bidi="hi_IN"/>
         </w:rPr>
@@ -61574,6 +66180,20 @@
       </w:r>
       <w:r>
         <w:rPr>
+          <w:lang w:val="hi_IN" w:bidi="hi_IN"/>
+        </w:rPr>
+        <w:t>אֲנִ֣י חוֹמָ֔ה</w:t>
+      </w:r>
+    </w:p>
+    <w:p>
+      <w:pPr/>
+      <w:r>
+        <w:rPr>
+          <w:lang w:val="hi_IN" w:bidi="hi_IN"/>
+        </w:rPr>
+      </w:r>
+      <w:r>
+        <w:rPr>
           <w:b/>
           <w:lang w:val="hi_IN" w:bidi="hi_IN"/>
         </w:rPr>
@@ -61684,6 +66304,20 @@
       </w:r>
       <w:r>
         <w:rPr>
+          <w:lang w:val="hi_IN" w:bidi="hi_IN"/>
+        </w:rPr>
+        <w:t>וְ⁠שָׁדַ֖⁠י</w:t>
+      </w:r>
+    </w:p>
+    <w:p>
+      <w:pPr/>
+      <w:r>
+        <w:rPr>
+          <w:lang w:val="hi_IN" w:bidi="hi_IN"/>
+        </w:rPr>
+      </w:r>
+      <w:r>
+        <w:rPr>
           <w:b/>
           <w:lang w:val="hi_IN" w:bidi="hi_IN"/>
         </w:rPr>
@@ -61871,6 +66505,20 @@
       </w:r>
       <w:r>
         <w:rPr>
+          <w:lang w:val="hi_IN" w:bidi="hi_IN"/>
+        </w:rPr>
+        <w:t>אָ֛ז</w:t>
+      </w:r>
+    </w:p>
+    <w:p>
+      <w:pPr/>
+      <w:r>
+        <w:rPr>
+          <w:lang w:val="hi_IN" w:bidi="hi_IN"/>
+        </w:rPr>
+      </w:r>
+      <w:r>
+        <w:rPr>
           <w:b/>
           <w:lang w:val="hi_IN" w:bidi="hi_IN"/>
         </w:rPr>
@@ -61975,6 +66623,20 @@
       </w:r>
       <w:r>
         <w:rPr>
+          <w:lang w:val="hi_IN" w:bidi="hi_IN"/>
+        </w:rPr>
+        <w:t>הָיִ֥יתִי בְ⁠עֵינָ֖י⁠ו</w:t>
+      </w:r>
+    </w:p>
+    <w:p>
+      <w:pPr/>
+      <w:r>
+        <w:rPr>
+          <w:lang w:val="hi_IN" w:bidi="hi_IN"/>
+        </w:rPr>
+      </w:r>
+      <w:r>
+        <w:rPr>
           <w:b/>
           <w:lang w:val="hi_IN" w:bidi="hi_IN"/>
         </w:rPr>
@@ -62085,6 +66747,20 @@
       </w:r>
       <w:r>
         <w:rPr>
+          <w:lang w:val="hi_IN" w:bidi="hi_IN"/>
+        </w:rPr>
+        <w:t>כְּ⁠מוֹצְאֵ֥ת</w:t>
+      </w:r>
+    </w:p>
+    <w:p>
+      <w:pPr/>
+      <w:r>
+        <w:rPr>
+          <w:lang w:val="hi_IN" w:bidi="hi_IN"/>
+        </w:rPr>
+      </w:r>
+      <w:r>
+        <w:rPr>
           <w:b/>
           <w:lang w:val="hi_IN" w:bidi="hi_IN"/>
         </w:rPr>
@@ -62175,6 +66851,20 @@
       </w:r>
       <w:r>
         <w:rPr>
+          <w:lang w:val="hi_IN" w:bidi="hi_IN"/>
+        </w:rPr>
+        <w:t>הָיִ֥יתִי בְ⁠עֵינָ֖י⁠ו כְּ⁠מוֹצְאֵ֥ת שָׁלֽוֹם</w:t>
+      </w:r>
+    </w:p>
+    <w:p>
+      <w:pPr/>
+      <w:r>
+        <w:rPr>
+          <w:lang w:val="hi_IN" w:bidi="hi_IN"/>
+        </w:rPr>
+      </w:r>
+      <w:r>
+        <w:rPr>
           <w:b/>
           <w:lang w:val="hi_IN" w:bidi="hi_IN"/>
         </w:rPr>
@@ -62415,6 +67105,20 @@
       </w:r>
       <w:r>
         <w:rPr>
+          <w:lang w:val="hi_IN" w:bidi="hi_IN"/>
+        </w:rPr>
+        <w:t>לַ⁠נֹּטְרִ֑ים</w:t>
+      </w:r>
+    </w:p>
+    <w:p>
+      <w:pPr/>
+      <w:r>
+        <w:rPr>
+          <w:lang w:val="hi_IN" w:bidi="hi_IN"/>
+        </w:rPr>
+      </w:r>
+      <w:r>
+        <w:rPr>
           <w:b/>
           <w:lang w:val="hi_IN" w:bidi="hi_IN"/>
         </w:rPr>
@@ -62564,6 +67268,20 @@
       </w:r>
       <w:r>
         <w:rPr>
+          <w:lang w:val="hi_IN" w:bidi="hi_IN"/>
+        </w:rPr>
+        <w:t>נָתַ֥ן אֶת־הַ⁠כֶּ֖רֶם לַ⁠נֹּטְרִ֑ים</w:t>
+      </w:r>
+    </w:p>
+    <w:p>
+      <w:pPr/>
+      <w:r>
+        <w:rPr>
+          <w:lang w:val="hi_IN" w:bidi="hi_IN"/>
+        </w:rPr>
+      </w:r>
+      <w:r>
+        <w:rPr>
           <w:b/>
           <w:lang w:val="hi_IN" w:bidi="hi_IN"/>
         </w:rPr>
@@ -62641,6 +67359,20 @@
       </w:r>
       <w:r>
         <w:rPr>
+          <w:lang w:val="hi_IN" w:bidi="hi_IN"/>
+        </w:rPr>
+        <w:t>אִ֛ישׁ יָבִ֥א בְּ⁠פִרְי֖⁠וֹ אֶ֥לֶף כָּֽסֶף</w:t>
+      </w:r>
+    </w:p>
+    <w:p>
+      <w:pPr/>
+      <w:r>
+        <w:rPr>
+          <w:lang w:val="hi_IN" w:bidi="hi_IN"/>
+        </w:rPr>
+      </w:r>
+      <w:r>
+        <w:rPr>
           <w:b/>
           <w:lang w:val="hi_IN" w:bidi="hi_IN"/>
         </w:rPr>
@@ -62777,6 +67509,20 @@
       </w:r>
       <w:r>
         <w:rPr>
+          <w:lang w:val="hi_IN" w:bidi="hi_IN"/>
+        </w:rPr>
+        <w:t>אֶ֥לֶף כָּֽסֶף</w:t>
+      </w:r>
+    </w:p>
+    <w:p>
+      <w:pPr/>
+      <w:r>
+        <w:rPr>
+          <w:lang w:val="hi_IN" w:bidi="hi_IN"/>
+        </w:rPr>
+      </w:r>
+      <w:r>
+        <w:rPr>
           <w:b/>
           <w:lang w:val="hi_IN" w:bidi="hi_IN"/>
         </w:rPr>
@@ -62874,6 +67620,20 @@
       </w:r>
       <w:r>
         <w:rPr>
+          <w:lang w:val="hi_IN" w:bidi="hi_IN"/>
+        </w:rPr>
+        <w:t>כֶּ֣רֶם הָיָ֤ה לִ⁠שְׁלֹמֹה֙ בְּ⁠בַ֣עַל הָמ֔וֹן נָתַ֥ן אֶת־הַ⁠כֶּ֖רֶם לַ⁠נֹּטְרִ֑ים אִ֛ישׁ יָבִ֥א בְּ⁠פִרְי֖⁠וֹ אֶ֥לֶף כָּֽסֶף׃ כָּרְמִ֥⁠י שֶׁ⁠לִּ֖⁠י לְ⁠פָנָ֑⁠י הָ⁠אֶ֤לֶף לְ⁠ךָ֙ שְׁלֹמֹ֔ה וּ⁠מָאתַ֖יִם לְ⁠נֹטְרִ֥ים אֶת־פִּרְיֽ⁠וֹ</w:t>
+      </w:r>
+    </w:p>
+    <w:p>
+      <w:pPr/>
+      <w:r>
+        <w:rPr>
+          <w:lang w:val="hi_IN" w:bidi="hi_IN"/>
+        </w:rPr>
+      </w:r>
+      <w:r>
+        <w:rPr>
           <w:b/>
           <w:lang w:val="hi_IN" w:bidi="hi_IN"/>
         </w:rPr>
@@ -62960,6 +67720,20 @@
         <w:rPr>
           <w:lang w:val="hi_IN" w:bidi="hi_IN"/>
         </w:rPr>
+      </w:r>
+    </w:p>
+    <w:p>
+      <w:pPr/>
+      <w:r>
+        <w:rPr>
+          <w:lang w:val="hi_IN" w:bidi="hi_IN"/>
+        </w:rPr>
+      </w:r>
+      <w:r>
+        <w:rPr>
+          <w:lang w:val="hi_IN" w:bidi="hi_IN"/>
+        </w:rPr>
+        <w:t>כָּרְמִ֥⁠י</w:t>
       </w:r>
     </w:p>
     <w:p>
@@ -63156,6 +67930,20 @@
       </w:r>
       <w:r>
         <w:rPr>
+          <w:lang w:val="hi_IN" w:bidi="hi_IN"/>
+        </w:rPr>
+        <w:t>לְ⁠פָנָ֑⁠י</w:t>
+      </w:r>
+    </w:p>
+    <w:p>
+      <w:pPr/>
+      <w:r>
+        <w:rPr>
+          <w:lang w:val="hi_IN" w:bidi="hi_IN"/>
+        </w:rPr>
+      </w:r>
+      <w:r>
+        <w:rPr>
           <w:b/>
           <w:lang w:val="hi_IN" w:bidi="hi_IN"/>
         </w:rPr>
@@ -63266,6 +68054,20 @@
       </w:r>
       <w:r>
         <w:rPr>
+          <w:lang w:val="hi_IN" w:bidi="hi_IN"/>
+        </w:rPr>
+        <w:t>הָ⁠אֶ֤לֶף לְ⁠ךָ֙ שְׁלֹמֹ֔ה וּ⁠מָאתַ֖יִם לְ⁠נֹטְרִ֥ים אֶת־פִּרְיֽ⁠וֹ</w:t>
+      </w:r>
+    </w:p>
+    <w:p>
+      <w:pPr/>
+      <w:r>
+        <w:rPr>
+          <w:lang w:val="hi_IN" w:bidi="hi_IN"/>
+        </w:rPr>
+      </w:r>
+      <w:r>
+        <w:rPr>
           <w:b/>
           <w:lang w:val="hi_IN" w:bidi="hi_IN"/>
         </w:rPr>
@@ -63404,6 +68206,20 @@
         <w:rPr>
           <w:lang w:val="hi_IN" w:bidi="hi_IN"/>
         </w:rPr>
+      </w:r>
+    </w:p>
+    <w:p>
+      <w:pPr/>
+      <w:r>
+        <w:rPr>
+          <w:lang w:val="hi_IN" w:bidi="hi_IN"/>
+        </w:rPr>
+      </w:r>
+      <w:r>
+        <w:rPr>
+          <w:lang w:val="hi_IN" w:bidi="hi_IN"/>
+        </w:rPr>
+        <w:t>הָ⁠אֶ֤לֶף לְ⁠ךָ֙ שְׁלֹמֹ֔ה</w:t>
       </w:r>
     </w:p>
     <w:p>
@@ -63582,6 +68398,20 @@
       </w:r>
       <w:r>
         <w:rPr>
+          <w:lang w:val="hi_IN" w:bidi="hi_IN"/>
+        </w:rPr>
+        <w:t>הַ⁠יוֹשֶׁ֣בֶת בַּ⁠גַּנִּ֗ים חֲבֵרִ֛ים מַקְשִׁיבִ֥ים לְ⁠קוֹלֵ֖⁠ךְ הַשְׁמִיעִֽי⁠נִי</w:t>
+      </w:r>
+    </w:p>
+    <w:p>
+      <w:pPr/>
+      <w:r>
+        <w:rPr>
+          <w:lang w:val="hi_IN" w:bidi="hi_IN"/>
+        </w:rPr>
+      </w:r>
+      <w:r>
+        <w:rPr>
           <w:b/>
           <w:lang w:val="hi_IN" w:bidi="hi_IN"/>
         </w:rPr>
@@ -63668,6 +68498,20 @@
         <w:rPr>
           <w:lang w:val="hi_IN" w:bidi="hi_IN"/>
         </w:rPr>
+      </w:r>
+    </w:p>
+    <w:p>
+      <w:pPr/>
+      <w:r>
+        <w:rPr>
+          <w:lang w:val="hi_IN" w:bidi="hi_IN"/>
+        </w:rPr>
+      </w:r>
+      <w:r>
+        <w:rPr>
+          <w:lang w:val="hi_IN" w:bidi="hi_IN"/>
+        </w:rPr>
+        <w:t>חֲבֵרִ֛ים</w:t>
       </w:r>
     </w:p>
     <w:p>
@@ -63818,6 +68662,20 @@
       </w:r>
       <w:r>
         <w:rPr>
+          <w:lang w:val="hi_IN" w:bidi="hi_IN"/>
+        </w:rPr>
+        <w:t>לְ⁠קוֹלֵ֖⁠ךְ</w:t>
+      </w:r>
+    </w:p>
+    <w:p>
+      <w:pPr/>
+      <w:r>
+        <w:rPr>
+          <w:lang w:val="hi_IN" w:bidi="hi_IN"/>
+        </w:rPr>
+      </w:r>
+      <w:r>
+        <w:rPr>
           <w:b/>
           <w:lang w:val="hi_IN" w:bidi="hi_IN"/>
         </w:rPr>
@@ -63928,6 +68786,20 @@
       </w:r>
       <w:r>
         <w:rPr>
+          <w:lang w:val="hi_IN" w:bidi="hi_IN"/>
+        </w:rPr>
+        <w:t>בְּרַ֣ח ׀ דּוֹדִ֗⁠י וּֽ⁠דְמֵה־לְ⁠ךָ֤ לִ⁠צְבִי֙ א֚וֹ לְ⁠עֹ֣פֶר הָֽ⁠אַיָּלִ֔ים עַ֖ל הָרֵ֥י בְשָׂמִֽים</w:t>
+      </w:r>
+    </w:p>
+    <w:p>
+      <w:pPr/>
+      <w:r>
+        <w:rPr>
+          <w:lang w:val="hi_IN" w:bidi="hi_IN"/>
+        </w:rPr>
+      </w:r>
+      <w:r>
+        <w:rPr>
           <w:b/>
           <w:lang w:val="hi_IN" w:bidi="hi_IN"/>
         </w:rPr>
@@ -64025,6 +68897,20 @@
       </w:r>
       <w:r>
         <w:rPr>
+          <w:lang w:val="hi_IN" w:bidi="hi_IN"/>
+        </w:rPr>
+        <w:t>בְּרַ֣ח</w:t>
+      </w:r>
+    </w:p>
+    <w:p>
+      <w:pPr/>
+      <w:r>
+        <w:rPr>
+          <w:lang w:val="hi_IN" w:bidi="hi_IN"/>
+        </w:rPr>
+      </w:r>
+      <w:r>
+        <w:rPr>
           <w:b/>
           <w:lang w:val="hi_IN" w:bidi="hi_IN"/>
         </w:rPr>
@@ -64124,6 +69010,20 @@
         <w:rPr>
           <w:lang w:val="hi_IN" w:bidi="hi_IN"/>
         </w:rPr>
+      </w:r>
+    </w:p>
+    <w:p>
+      <w:pPr/>
+      <w:r>
+        <w:rPr>
+          <w:lang w:val="hi_IN" w:bidi="hi_IN"/>
+        </w:rPr>
+      </w:r>
+      <w:r>
+        <w:rPr>
+          <w:lang w:val="hi_IN" w:bidi="hi_IN"/>
+        </w:rPr>
+        <w:t>דּוֹדִ֗⁠י וּֽ⁠דְמֵה־לְ⁠ךָ֤ לִ⁠צְבִי֙ א֚וֹ לְ⁠עֹ֣פֶר הָֽ⁠אַיָּלִ֔ים</w:t>
       </w:r>
     </w:p>
     <w:p>

--- a/hin/docx/22.content.docx
+++ b/hin/docx/22.content.docx
@@ -1106,7 +1106,7 @@
         <w:rPr>
           <w:lang w:val="hi_IN" w:bidi="hi_IN"/>
         </w:rPr>
-        <w:t>שִׁ֥יר הַ⁠שִּׁירִ֖ים אֲשֶׁ֥ר לִ⁠שְׁלֹמֹֽה</w:t>
+        <w:t>שִׁ֥יר הַ⁠שִּׁירִ֖ים אֲשֶׁ֥ר לִ⁠שְׁלֹמֹֽה</w:t>
       </w:r>
     </w:p>
     <w:p>
@@ -1217,7 +1217,7 @@
         <w:rPr>
           <w:lang w:val="hi_IN" w:bidi="hi_IN"/>
         </w:rPr>
-        <w:t>שִׁ֥יר הַ⁠שִּׁירִ֖ים</w:t>
+        <w:t>שִׁ֥יר הַ⁠שִּׁירִ֖ים</w:t>
       </w:r>
     </w:p>
     <w:p>
@@ -1353,7 +1353,7 @@
         <w:rPr>
           <w:lang w:val="hi_IN" w:bidi="hi_IN"/>
         </w:rPr>
-        <w:t>לִ⁠שְׁלֹמֹֽה</w:t>
+        <w:t>לִ⁠שְׁלֹמֹֽה</w:t>
       </w:r>
     </w:p>
     <w:p>
@@ -1534,7 +1534,7 @@
         <w:rPr>
           <w:lang w:val="hi_IN" w:bidi="hi_IN"/>
         </w:rPr>
-        <w:t>דֹּדֶ֖י⁠ךָ</w:t>
+        <w:t>דֹּדֶ֖י⁠ךָ</w:t>
       </w:r>
     </w:p>
     <w:p>
@@ -1671,7 +1671,7 @@
         <w:rPr>
           <w:lang w:val="hi_IN" w:bidi="hi_IN"/>
         </w:rPr>
-        <w:t>טוֹבִ֥ים דֹּדֶ֖י⁠ךָ מִ⁠יָּֽיִן</w:t>
+        <w:t>טוֹבִ֥ים דֹּדֶ֖י⁠ךָ מִ⁠יָּֽיִן</w:t>
       </w:r>
     </w:p>
     <w:p>
@@ -1795,7 +1795,7 @@
         <w:rPr>
           <w:lang w:val="hi_IN" w:bidi="hi_IN"/>
         </w:rPr>
-        <w:t>טוֹבִ֥ים דֹּדֶ֖י⁠ךָ מִ⁠יָּֽיִן</w:t>
+        <w:t>טוֹבִ֥ים דֹּדֶ֖י⁠ךָ מִ⁠יָּֽיִן</w:t>
       </w:r>
     </w:p>
     <w:p>
@@ -2119,7 +2119,7 @@
         <w:rPr>
           <w:lang w:val="hi_IN" w:bidi="hi_IN"/>
         </w:rPr>
-        <w:t>שְׁמָנֶ֣י⁠ךָ טוֹבִ֔ים</w:t>
+        <w:t>שְׁמָנֶ֣י⁠ךָ טוֹבִ֔ים</w:t>
       </w:r>
     </w:p>
     <w:p>
@@ -2236,7 +2236,7 @@
         <w:rPr>
           <w:lang w:val="hi_IN" w:bidi="hi_IN"/>
         </w:rPr>
-        <w:t>שֶׁ֖מֶן תּוּרַ֣ק שְׁמֶ֑⁠ךָ</w:t>
+        <w:t>שֶׁ֖מֶן תּוּרַ֣ק שְׁמֶ֑⁠ךָ</w:t>
       </w:r>
     </w:p>
     <w:p>
@@ -2386,7 +2386,7 @@
         <w:rPr>
           <w:lang w:val="hi_IN" w:bidi="hi_IN"/>
         </w:rPr>
-        <w:t>שֶׁ֖מֶן תּוּרַ֣ק שְׁמֶ֑⁠ךָ</w:t>
+        <w:t>שֶׁ֖מֶן תּוּרַ֣ק שְׁמֶ֑⁠ךָ</w:t>
       </w:r>
     </w:p>
     <w:p>
@@ -2544,7 +2544,7 @@
         <w:rPr>
           <w:lang w:val="hi_IN" w:bidi="hi_IN"/>
         </w:rPr>
-        <w:t>עַל־כֵּ֖ן</w:t>
+        <w:t>עַל־כֵּ֖ן</w:t>
       </w:r>
     </w:p>
     <w:p>
@@ -2758,7 +2758,7 @@
         <w:rPr>
           <w:lang w:val="hi_IN" w:bidi="hi_IN"/>
         </w:rPr>
-        <w:t>מָשְׁכֵ֖⁠נִי</w:t>
+        <w:t>מָשְׁכֵ֖⁠נִי</w:t>
       </w:r>
     </w:p>
     <w:p>
@@ -2985,7 +2985,7 @@
         <w:rPr>
           <w:lang w:val="hi_IN" w:bidi="hi_IN"/>
         </w:rPr>
-        <w:t>נָּר֑וּצָה</w:t>
+        <w:t>נָּר֑וּצָה</w:t>
       </w:r>
     </w:p>
     <w:p>
@@ -3122,7 +3122,7 @@
         <w:rPr>
           <w:lang w:val="hi_IN" w:bidi="hi_IN"/>
         </w:rPr>
-        <w:t>נָּר֑וּצָה</w:t>
+        <w:t>נָּר֑וּצָה</w:t>
       </w:r>
     </w:p>
     <w:p>
@@ -3373,7 +3373,7 @@
         <w:rPr>
           <w:lang w:val="hi_IN" w:bidi="hi_IN"/>
         </w:rPr>
-        <w:t>הֱבִיאַ֨⁠נִי הַ⁠מֶּ֜לֶךְ</w:t>
+        <w:t>הֱבִיאַ֨⁠נִי הַ⁠מֶּ֜לֶךְ</w:t>
       </w:r>
     </w:p>
     <w:p>
@@ -3846,7 +3846,7 @@
         <w:rPr>
           <w:lang w:val="hi_IN" w:bidi="hi_IN"/>
         </w:rPr>
-        <w:t>נָגִ֤ילָה וְ⁠נִשְׂמְחָה֙</w:t>
+        <w:t>נָגִ֤ילָה וְ⁠נִשְׂמְחָה֙</w:t>
       </w:r>
     </w:p>
     <w:p>
@@ -3977,7 +3977,7 @@
         <w:rPr>
           <w:lang w:val="hi_IN" w:bidi="hi_IN"/>
         </w:rPr>
-        <w:t>נַזְכִּ֤ירָה</w:t>
+        <w:t>נַזְכִּ֤ירָה</w:t>
       </w:r>
     </w:p>
     <w:p>
@@ -4068,7 +4068,7 @@
         <w:rPr>
           <w:lang w:val="hi_IN" w:bidi="hi_IN"/>
         </w:rPr>
-        <w:t>מִ⁠יַּ֔יִן</w:t>
+        <w:t>מִ⁠יַּ֔יִן</w:t>
       </w:r>
     </w:p>
     <w:p>
@@ -4244,7 +4244,7 @@
         <w:rPr>
           <w:lang w:val="hi_IN" w:bidi="hi_IN"/>
         </w:rPr>
-        <w:t>דֹדֶ֨י⁠ךָ֙ מִ⁠יַּ֔יִן</w:t>
+        <w:t>דֹדֶ֨י⁠ךָ֙ מִ⁠יַּ֔יִן</w:t>
       </w:r>
     </w:p>
     <w:p>
@@ -4368,7 +4368,7 @@
         <w:rPr>
           <w:lang w:val="hi_IN" w:bidi="hi_IN"/>
         </w:rPr>
-        <w:t>מֵישָׁרִ֖ים אֲהֵבֽוּ⁠ךָ</w:t>
+        <w:t>מֵישָׁרִ֖ים אֲהֵבֽוּ⁠ךָ</w:t>
       </w:r>
     </w:p>
     <w:p>
@@ -4536,7 +4536,7 @@
         <w:rPr>
           <w:lang w:val="hi_IN" w:bidi="hi_IN"/>
         </w:rPr>
-        <w:t>מֵישָׁרִ֖ים אֲהֵבֽוּ⁠ךָ</w:t>
+        <w:t>מֵישָׁרִ֖ים אֲהֵבֽוּ⁠ךָ</w:t>
       </w:r>
     </w:p>
     <w:p>
@@ -4884,7 +4884,7 @@
         <w:rPr>
           <w:lang w:val="hi_IN" w:bidi="hi_IN"/>
         </w:rPr>
-        <w:t>בְּנ֖וֹת יְרוּשָׁלִָ֑ם</w:t>
+        <w:t>בְּנ֖וֹת יְרוּשָׁלִָ֑ם</w:t>
       </w:r>
     </w:p>
     <w:p>
@@ -5190,7 +5190,7 @@
         <w:rPr>
           <w:lang w:val="hi_IN" w:bidi="hi_IN"/>
         </w:rPr>
-        <w:t>אַל־תִּרְא֨וּ⁠נִי֙ שֶׁ⁠אֲנִ֣י שְׁחַרְחֹ֔רֶת</w:t>
+        <w:t>אַל־תִּרְא֨וּ⁠נִי֙ שֶׁ⁠אֲנִ֣י שְׁחַרְחֹ֔רֶת</w:t>
       </w:r>
     </w:p>
     <w:p>
@@ -5294,7 +5294,7 @@
         <w:rPr>
           <w:lang w:val="hi_IN" w:bidi="hi_IN"/>
         </w:rPr>
-        <w:t>שֶׁ⁠אֲנִ֣י</w:t>
+        <w:t>שֶׁ⁠אֲנִ֣י</w:t>
       </w:r>
     </w:p>
     <w:p>
@@ -5526,7 +5526,7 @@
         <w:rPr>
           <w:lang w:val="hi_IN" w:bidi="hi_IN"/>
         </w:rPr>
-        <w:t>שֶׁ⁠שֱּׁזָפַ֖תְ⁠נִי הַ⁠שָּׁ֑מֶשׁ</w:t>
+        <w:t>שֶׁ⁠שֱּׁזָפַ֖תְ⁠נִי הַ⁠שָּׁ֑מֶשׁ</w:t>
       </w:r>
     </w:p>
     <w:p>
@@ -5760,7 +5760,7 @@
         <w:rPr>
           <w:lang w:val="hi_IN" w:bidi="hi_IN"/>
         </w:rPr>
-        <w:t>נֹטֵרָ֣ה אֶת־הַ⁠כְּרָמִ֔ים כַּרְמִ֥⁠י שֶׁ⁠לִּ֖⁠י לֹ֥א נָטָֽרְתִּי</w:t>
+        <w:t>נֹטֵרָ֣ה אֶת־הַ⁠כְּרָמִ֔ים כַּרְמִ֥⁠י שֶׁ⁠לִּ֖⁠י לֹ֥א נָטָֽרְתִּי</w:t>
       </w:r>
     </w:p>
     <w:p>
@@ -5864,7 +5864,7 @@
         <w:rPr>
           <w:lang w:val="hi_IN" w:bidi="hi_IN"/>
         </w:rPr>
-        <w:t>כַּרְמִ֥⁠י שֶׁ⁠לִּ֖⁠י לֹ֥א נָטָֽרְתִּי</w:t>
+        <w:t>כַּרְמִ֥⁠י שֶׁ⁠לִּ֖⁠י לֹ֥א נָטָֽרְתִּי</w:t>
       </w:r>
     </w:p>
     <w:p>
@@ -5988,7 +5988,7 @@
         <w:rPr>
           <w:lang w:val="hi_IN" w:bidi="hi_IN"/>
         </w:rPr>
-        <w:t>שֶׁ֤⁠אָהֲבָה֙ נַפְשִׁ֔⁠י</w:t>
+        <w:t>שֶׁ֤⁠אָהֲבָה֙ נַפְשִׁ֔⁠י</w:t>
       </w:r>
     </w:p>
     <w:p>
@@ -6449,7 +6449,7 @@
         <w:rPr>
           <w:lang w:val="hi_IN" w:bidi="hi_IN"/>
         </w:rPr>
-        <w:t>כְּ⁠עֹ֣טְיָ֔ה עַ֖ל עֶדְרֵ֥י חֲבֵרֶֽי⁠ךָ</w:t>
+        <w:t>כְּ⁠עֹ֣טְיָ֔ה עַ֖ל עֶדְרֵ֥י חֲבֵרֶֽי⁠ךָ</w:t>
       </w:r>
     </w:p>
     <w:p>
@@ -6721,7 +6721,7 @@
         <w:rPr>
           <w:lang w:val="hi_IN" w:bidi="hi_IN"/>
         </w:rPr>
-        <w:t>אִם־לֹ֤א תֵדְעִי֙ לָ֔⁠ךְ הַ⁠יָּפָ֖ה בַּ⁠נָּשִׁ֑ים צְֽאִי־לָ֞⁠ךְ</w:t>
+        <w:t>אִם־לֹ֤א תֵדְעִי֙ לָ֔⁠ךְ הַ⁠יָּפָ֖ה בַּ⁠נָּשִׁ֑ים צְֽאִי־לָ֞⁠ךְ</w:t>
       </w:r>
     </w:p>
     <w:p>
@@ -6832,7 +6832,7 @@
         <w:rPr>
           <w:lang w:val="hi_IN" w:bidi="hi_IN"/>
         </w:rPr>
-        <w:t>אִם־לֹ֤א תֵדְעִי֙ לָ֔⁠ךְ הַ⁠יָּפָ֖ה בַּ⁠נָּשִׁ֑ים</w:t>
+        <w:t>אִם־לֹ֤א תֵדְעִי֙ לָ֔⁠ךְ הַ⁠יָּפָ֖ה בַּ⁠נָּשִׁ֑ים</w:t>
       </w:r>
     </w:p>
     <w:p>
@@ -7157,7 +7157,7 @@
         <w:rPr>
           <w:lang w:val="hi_IN" w:bidi="hi_IN"/>
         </w:rPr>
-        <w:t>וּ⁠רְעִי֙ אֶת־גְּדִיֹּתַ֔יִ⁠ךְ</w:t>
+        <w:t>וּ⁠רְעִי֙ אֶת־גְּדִיֹּתַ֔יִ⁠ךְ</w:t>
       </w:r>
     </w:p>
     <w:p>
@@ -7325,7 +7325,7 @@
         <w:rPr>
           <w:lang w:val="hi_IN" w:bidi="hi_IN"/>
         </w:rPr>
-        <w:t>לְ⁠סֻסָתִ⁠י֙ בְּ⁠רִכְבֵ֣י פַרְעֹ֔ה דִּמִּיתִ֖י⁠ךְ רַעְיָתִֽ⁠י</w:t>
+        <w:t>לְ⁠סֻסָתִ⁠י֙ בְּ⁠רִכְבֵ֣י פַרְעֹ֔ה דִּמִּיתִ֖י⁠ךְ רַעְיָתִֽ⁠י</w:t>
       </w:r>
     </w:p>
     <w:p>
@@ -7766,7 +7766,7 @@
         <w:rPr>
           <w:lang w:val="hi_IN" w:bidi="hi_IN"/>
         </w:rPr>
-        <w:t>בַּ⁠תֹּרִ֔ים</w:t>
+        <w:t>בַּ⁠תֹּרִ֔ים</w:t>
       </w:r>
     </w:p>
     <w:p>
@@ -8138,7 +8138,7 @@
         <w:rPr>
           <w:lang w:val="hi_IN" w:bidi="hi_IN"/>
         </w:rPr>
-        <w:t>תּוֹרֵ֤י זָהָב֙ נַעֲשֶׂה־לָּ֔⁠ךְ</w:t>
+        <w:t>תּוֹרֵ֤י זָהָב֙ נַעֲשֶׂה־לָּ֔⁠ךְ</w:t>
       </w:r>
     </w:p>
     <w:p>
@@ -8296,7 +8296,7 @@
         <w:rPr>
           <w:lang w:val="hi_IN" w:bidi="hi_IN"/>
         </w:rPr>
-        <w:t>עִ֖ם נְקֻדּ֥וֹת הַ⁠כָּֽסֶף</w:t>
+        <w:t>עִ֖ם נְקֻדּ֥וֹת הַ⁠כָּֽסֶף</w:t>
       </w:r>
     </w:p>
     <w:p>
@@ -8387,7 +8387,7 @@
         <w:rPr>
           <w:lang w:val="hi_IN" w:bidi="hi_IN"/>
         </w:rPr>
-        <w:t>שֶׁ֤⁠הַ⁠מֶּ֨לֶךְ֙</w:t>
+        <w:t>שֶׁ֤⁠הַ⁠מֶּ֨לֶךְ֙</w:t>
       </w:r>
     </w:p>
     <w:p>
@@ -8502,7 +8502,7 @@
         <w:rPr>
           <w:lang w:val="hi_IN" w:bidi="hi_IN"/>
         </w:rPr>
-        <w:t>בִּ⁠מְסִבּ֔⁠וֹ</w:t>
+        <w:t>בִּ⁠מְסִבּ֔⁠וֹ</w:t>
       </w:r>
     </w:p>
     <w:p>
@@ -8614,7 +8614,7 @@
         <w:rPr>
           <w:lang w:val="hi_IN" w:bidi="hi_IN"/>
         </w:rPr>
-        <w:t>נִרְדִּ֖⁠י</w:t>
+        <w:t>נִרְדִּ֖⁠י</w:t>
       </w:r>
     </w:p>
     <w:p>
@@ -9173,7 +9173,7 @@
         <w:rPr>
           <w:lang w:val="hi_IN" w:bidi="hi_IN"/>
         </w:rPr>
-        <w:t>צְר֨וֹר הַ⁠מֹּ֤ר ׀ דּוֹדִ⁠י֙ לִ֔⁠י בֵּ֥ין שָׁדַ֖⁠י יָלִֽין</w:t>
+        <w:t>צְר֨וֹר הַ⁠מֹּ֤ר ׀ דּוֹדִ⁠י֙ לִ֔⁠י בֵּ֥ין שָׁדַ֖⁠י יָלִֽין</w:t>
       </w:r>
     </w:p>
     <w:p>
@@ -9942,7 +9942,7 @@
         <w:rPr>
           <w:lang w:val="hi_IN" w:bidi="hi_IN"/>
         </w:rPr>
-        <w:t>הִנָּ֤⁠ךְ &amp; הִנָּ֥⁠ךְ</w:t>
+        <w:t>הִנָּ֤⁠ךְ &amp; הִנָּ֥⁠ךְ</w:t>
       </w:r>
     </w:p>
     <w:p>
@@ -10375,7 +10375,7 @@
         <w:rPr>
           <w:lang w:val="hi_IN" w:bidi="hi_IN"/>
         </w:rPr>
-        <w:t>הִנְּ⁠ךָ֨</w:t>
+        <w:t>הִנְּ⁠ךָ֨</w:t>
       </w:r>
     </w:p>
     <w:p>
@@ -10822,7 +10822,7 @@
         <w:rPr>
           <w:lang w:val="hi_IN" w:bidi="hi_IN"/>
         </w:rPr>
-        <w:t>עַרְשֵׂ֖⁠נוּ</w:t>
+        <w:t>עַרְשֵׂ֖⁠נוּ</w:t>
       </w:r>
     </w:p>
     <w:p>
@@ -11109,7 +11109,7 @@
         <w:rPr>
           <w:lang w:val="hi_IN" w:bidi="hi_IN"/>
         </w:rPr>
-        <w:t>קֹר֤וֹת בָּתֵּ֨י⁠נוּ֙ אֲרָזִ֔ים רַהִיטֵ֖נוּ בְּרוֹתִֽים</w:t>
+        <w:t>קֹר֤וֹת בָּתֵּ֨י⁠נוּ֙ אֲרָזִ֔ים רַהִיטֵ֖נוּ בְּרוֹתִֽים</w:t>
       </w:r>
     </w:p>
     <w:p>
@@ -11524,7 +11524,7 @@
         <w:rPr>
           <w:lang w:val="hi_IN" w:bidi="hi_IN"/>
         </w:rPr>
-        <w:t>חֲבַצֶּ֣לֶת</w:t>
+        <w:t>חֲבַצֶּ֣לֶת</w:t>
       </w:r>
     </w:p>
     <w:p>
@@ -11751,7 +11751,7 @@
         <w:rPr>
           <w:lang w:val="hi_IN" w:bidi="hi_IN"/>
         </w:rPr>
-        <w:t>אֲנִי֙ חֲבַצֶּ֣לֶת הַ⁠שָּׁר֔וֹן שֽׁוֹשַׁנַּ֖ת הָ⁠עֲמָקִֽים</w:t>
+        <w:t>אֲנִי֙ חֲבַצֶּ֣לֶת הַ⁠שָּׁר֔וֹן שֽׁוֹשַׁנַּ֖ת הָ⁠עֲמָקִֽים</w:t>
       </w:r>
     </w:p>
     <w:p>
@@ -11888,7 +11888,7 @@
         <w:rPr>
           <w:lang w:val="hi_IN" w:bidi="hi_IN"/>
         </w:rPr>
-        <w:t>שֽׁוֹשַׁנַּ֖ת</w:t>
+        <w:t>שֽׁוֹשַׁנַּ֖ת</w:t>
       </w:r>
     </w:p>
     <w:p>
@@ -12103,7 +12103,7 @@
         <w:rPr>
           <w:lang w:val="hi_IN" w:bidi="hi_IN"/>
         </w:rPr>
-        <w:t>כְּ⁠שֽׁוֹשַׁנָּה֙ בֵּ֣ין הַ⁠חוֹחִ֔ים כֵּ֥ן רַעְיָתִ֖⁠י בֵּ֥ין הַ⁠בָּנֽוֹת</w:t>
+        <w:t>כְּ⁠שֽׁוֹשַׁנָּה֙ בֵּ֣ין הַ⁠חוֹחִ֔ים כֵּ֥ן רַעְיָתִ֖⁠י בֵּ֥ין הַ⁠בָּנֽוֹת</w:t>
       </w:r>
     </w:p>
     <w:p>
@@ -12500,7 +12500,7 @@
         <w:rPr>
           <w:lang w:val="hi_IN" w:bidi="hi_IN"/>
         </w:rPr>
-        <w:t>הַ⁠בָּנֽוֹת</w:t>
+        <w:t>הַ⁠בָּנֽוֹת</w:t>
       </w:r>
     </w:p>
     <w:p>
@@ -12791,7 +12791,7 @@
         <w:rPr>
           <w:lang w:val="hi_IN" w:bidi="hi_IN"/>
         </w:rPr>
-        <w:t>כְּ⁠תַפּ֨וּחַ֙ בַּ⁠עֲצֵ֣י הַ⁠יַּ֔עַר כֵּ֥ן דּוֹדִ֖⁠י בֵּ֣ין הַ⁠בָּנִ֑ים</w:t>
+        <w:t>כְּ⁠תַפּ֨וּחַ֙ בַּ⁠עֲצֵ֣י הַ⁠יַּ֔עַר כֵּ֥ן דּוֹדִ֖⁠י בֵּ֣ין הַ⁠בָּנִ֑ים</w:t>
       </w:r>
     </w:p>
     <w:p>
@@ -13293,7 +13293,7 @@
         <w:rPr>
           <w:lang w:val="hi_IN" w:bidi="hi_IN"/>
         </w:rPr>
-        <w:t>בֵּ֣ין הַ⁠בָּנִ֑ים</w:t>
+        <w:t>בֵּ֣ין הַ⁠בָּנִ֑ים</w:t>
       </w:r>
     </w:p>
     <w:p>
@@ -13466,7 +13466,7 @@
         <w:rPr>
           <w:lang w:val="hi_IN" w:bidi="hi_IN"/>
         </w:rPr>
-        <w:t>בְּ⁠צִלּ⁠וֹ֙ חִמַּ֣דְתִּי וְ⁠יָשַׁ֔בְתִּי וּ⁠פִרְי֖⁠וֹ מָת֥וֹק לְ⁠חִכִּֽ⁠י</w:t>
+        <w:t>בְּ⁠צִלּ⁠וֹ֙ חִמַּ֣דְתִּי וְ⁠יָשַׁ֔בְתִּי וּ⁠פִרְי֖⁠וֹ מָת֥וֹק לְ⁠חִכִּֽ⁠י</w:t>
       </w:r>
     </w:p>
     <w:p>
@@ -13629,7 +13629,7 @@
         <w:rPr>
           <w:lang w:val="hi_IN" w:bidi="hi_IN"/>
         </w:rPr>
-        <w:t>בְּ⁠צִלּ⁠וֹ֙ חִמַּ֣דְתִּי וְ⁠יָשַׁ֔בְתִּי</w:t>
+        <w:t>בְּ⁠צִלּ⁠וֹ֙ חִמַּ֣דְתִּי וְ⁠יָשַׁ֔בְתִּי</w:t>
       </w:r>
     </w:p>
     <w:p>
@@ -14729,7 +14729,7 @@
         <w:rPr>
           <w:lang w:val="hi_IN" w:bidi="hi_IN"/>
         </w:rPr>
-        <w:t>סַמְּכ֨וּ⁠נִי֙ בָּֽ⁠אֲשִׁישׁ֔וֹת רַפְּד֖וּ⁠נִי בַּ⁠תַּפּוּחִ֑ים</w:t>
+        <w:t>סַמְּכ֨וּ⁠נִי֙ בָּֽ⁠אֲשִׁישׁ֔וֹת רַפְּד֖וּ⁠נִי בַּ⁠תַּפּוּחִ֑ים</w:t>
       </w:r>
     </w:p>
     <w:p>
@@ -14866,7 +14866,7 @@
         <w:rPr>
           <w:lang w:val="hi_IN" w:bidi="hi_IN"/>
         </w:rPr>
-        <w:t>סַמְּכ֨וּ⁠נִי֙ &amp; רַפְּד֖וּ⁠נִי</w:t>
+        <w:t>סַמְּכ֨וּ⁠נִי֙ &amp; רַפְּד֖וּ⁠נִי</w:t>
       </w:r>
     </w:p>
     <w:p>
@@ -15017,7 +15017,7 @@
         <w:rPr>
           <w:lang w:val="hi_IN" w:bidi="hi_IN"/>
         </w:rPr>
-        <w:t>סַמְּכ֨וּ⁠נִי֙ בָּֽ⁠אֲשִׁישׁ֔וֹת רַפְּד֖וּ⁠נִי בַּ⁠תַּפּוּחִ֑ים כִּי־חוֹלַ֥ת אַהֲבָ֖ה אָֽנִי</w:t>
+        <w:t>סַמְּכ֨וּ⁠נִי֙ בָּֽ⁠אֲשִׁישׁ֔וֹת רַפְּד֖וּ⁠נִי בַּ⁠תַּפּוּחִ֑ים כִּי־חוֹלַ֥ת אַהֲבָ֖ה אָֽנִי</w:t>
       </w:r>
     </w:p>
     <w:p>
@@ -15128,7 +15128,7 @@
         <w:rPr>
           <w:lang w:val="hi_IN" w:bidi="hi_IN"/>
         </w:rPr>
-        <w:t>בָּֽ⁠אֲשִׁישׁ֔וֹת</w:t>
+        <w:t>בָּֽ⁠אֲשִׁישׁ֔וֹת</w:t>
       </w:r>
     </w:p>
     <w:p>
@@ -15372,7 +15372,7 @@
         <w:rPr>
           <w:lang w:val="hi_IN" w:bidi="hi_IN"/>
         </w:rPr>
-        <w:t>כִּי־חוֹלַ֥ת אַהֲבָ֖ה אָֽנִי</w:t>
+        <w:t>כִּי־חוֹלַ֥ת אַהֲבָ֖ה אָֽנִי</w:t>
       </w:r>
     </w:p>
     <w:p>
@@ -15606,7 +15606,7 @@
         <w:rPr>
           <w:lang w:val="hi_IN" w:bidi="hi_IN"/>
         </w:rPr>
-        <w:t>שְׂמֹאל⁠וֹ֙ תַּ֣חַת לְ⁠רֹאשִׁ֔⁠י וִ⁠ימִינ֖⁠וֹ תְּחַבְּקֵֽ⁠נִי</w:t>
+        <w:t>שְׂמֹאל⁠וֹ֙ תַּ֣חַת לְ⁠רֹאשִׁ֔⁠י וִ⁠ימִינ֖⁠וֹ תְּחַבְּקֵֽ⁠נִי</w:t>
       </w:r>
     </w:p>
     <w:p>
@@ -15840,7 +15840,7 @@
         <w:rPr>
           <w:lang w:val="hi_IN" w:bidi="hi_IN"/>
         </w:rPr>
-        <w:t>הִשְׁבַּ֨עְתִּי אֶתְ⁠כֶ֜ם &amp; בִּ⁠צְבָא֔וֹת א֖וֹ בְּ⁠אַיְל֣וֹת הַ⁠שָּׂדֶ֑ה</w:t>
+        <w:t>הִשְׁבַּ֨עְתִּי אֶתְ⁠כֶ֜ם &amp; בִּ⁠צְבָא֔וֹת א֖וֹ בְּ⁠אַיְל֣וֹת הַ⁠שָּׂדֶ֑ה</w:t>
       </w:r>
     </w:p>
     <w:p>
@@ -16085,7 +16085,7 @@
         <w:rPr>
           <w:lang w:val="hi_IN" w:bidi="hi_IN"/>
         </w:rPr>
-        <w:t>בִּ⁠צְבָא֔וֹת א֖וֹ בְּ⁠אַיְל֣וֹת הַ⁠שָּׂדֶ֑ה</w:t>
+        <w:t>בִּ⁠צְבָא֔וֹת א֖וֹ בְּ⁠אַיְל֣וֹת הַ⁠שָּׂדֶ֑ה</w:t>
       </w:r>
     </w:p>
     <w:p>
@@ -16488,7 +16488,7 @@
         <w:rPr>
           <w:lang w:val="hi_IN" w:bidi="hi_IN"/>
         </w:rPr>
-        <w:t>אִם־תָּעִ֧ירוּ ׀ וְֽ⁠אִם־תְּעֽוֹרְר֛וּ אֶת־הָ⁠אַהֲבָ֖ה עַ֥ד שֶׁ⁠תֶּחְפָּֽץ</w:t>
+        <w:t>אִם־תָּעִ֧ירוּ ׀ וְֽ⁠אִם־תְּעֽוֹרְר֛וּ אֶת־הָ⁠אַהֲבָ֖ה עַ֥ד שֶׁ⁠תֶּחְפָּֽץ</w:t>
       </w:r>
     </w:p>
     <w:p>
@@ -16625,7 +16625,7 @@
         <w:rPr>
           <w:lang w:val="hi_IN" w:bidi="hi_IN"/>
         </w:rPr>
-        <w:t>אִם־תָּעִ֧ירוּ ׀ וְֽ⁠אִם־תְּעֽוֹרְר֛וּ</w:t>
+        <w:t>אִם־תָּעִ֧ירוּ ׀ וְֽ⁠אִם־תְּעֽוֹרְר֛וּ</w:t>
       </w:r>
     </w:p>
     <w:p>
@@ -16994,7 +16994,7 @@
         <w:rPr>
           <w:lang w:val="hi_IN" w:bidi="hi_IN"/>
         </w:rPr>
-        <w:t>הִנֵּה</w:t>
+        <w:t>הִנֵּה</w:t>
       </w:r>
     </w:p>
     <w:p>
@@ -17136,7 +17136,7 @@
         <w:rPr>
           <w:lang w:val="hi_IN" w:bidi="hi_IN"/>
         </w:rPr>
-        <w:t>בָּ֑א</w:t>
+        <w:t>בָּ֑א</w:t>
       </w:r>
     </w:p>
     <w:p>
@@ -18016,7 +18016,7 @@
         <w:rPr>
           <w:lang w:val="hi_IN" w:bidi="hi_IN"/>
         </w:rPr>
-        <w:t>אַחַ֣ר כָּתְלֵ֔⁠נוּ</w:t>
+        <w:t>אַחַ֣ר כָּתְלֵ֔⁠נוּ</w:t>
       </w:r>
     </w:p>
     <w:p>
@@ -18126,7 +18126,7 @@
         <w:rPr>
           <w:lang w:val="hi_IN" w:bidi="hi_IN"/>
         </w:rPr>
-        <w:t>מַשְׁגִּ֨יחַ֙ מִן־הַֽ⁠חֲלֹּנ֔וֹת מֵצִ֖יץ מִן־הַֽ⁠חֲרַכִּֽים</w:t>
+        <w:t>מַשְׁגִּ֨יחַ֙ מִן־הַֽ⁠חֲלֹּנ֔וֹת מֵצִ֖יץ מִן־הַֽ⁠חֲרַכִּֽים</w:t>
       </w:r>
     </w:p>
     <w:p>
@@ -18250,7 +18250,7 @@
         <w:rPr>
           <w:lang w:val="hi_IN" w:bidi="hi_IN"/>
         </w:rPr>
-        <w:t>הַֽ⁠חֲלֹּנ֔וֹת &amp; הַֽ⁠חֲרַכִּֽים</w:t>
+        <w:t>הַֽ⁠חֲלֹּנ֔וֹת &amp; הַֽ⁠חֲרַכִּֽים</w:t>
       </w:r>
     </w:p>
     <w:p>
@@ -18394,7 +18394,7 @@
         <w:rPr>
           <w:lang w:val="hi_IN" w:bidi="hi_IN"/>
         </w:rPr>
-        <w:t>הַֽ⁠חֲרַכִּֽים</w:t>
+        <w:t>הַֽ⁠חֲרַכִּֽים</w:t>
       </w:r>
     </w:p>
     <w:p>
@@ -18778,7 +18778,7 @@
         <w:rPr>
           <w:lang w:val="hi_IN" w:bidi="hi_IN"/>
         </w:rPr>
-        <w:t>כִּֽי־הִנֵּ֥ה</w:t>
+        <w:t>כִּֽי־הִנֵּ֥ה</w:t>
       </w:r>
     </w:p>
     <w:p>
@@ -19012,7 +19012,7 @@
         <w:rPr>
           <w:lang w:val="hi_IN" w:bidi="hi_IN"/>
         </w:rPr>
-        <w:t>ה⁠סתו עָבָ֑ר הַ⁠גֶּ֕שֶׁם חָלַ֖ף</w:t>
+        <w:t>ה⁠סתו עָבָ֑ר הַ⁠גֶּ֕שֶׁם חָלַ֖ף</w:t>
       </w:r>
     </w:p>
     <w:p>
@@ -19592,7 +19592,7 @@
         <w:rPr>
           <w:lang w:val="hi_IN" w:bidi="hi_IN"/>
         </w:rPr>
-        <w:t>וְ⁠ק֥וֹל הַ⁠תּ֖וֹר נִשְׁמַ֥ע</w:t>
+        <w:t>וְ⁠ק֥וֹל הַ⁠תּ֖וֹר נִשְׁמַ֥ע</w:t>
       </w:r>
     </w:p>
     <w:p>
@@ -19723,7 +19723,7 @@
         <w:rPr>
           <w:lang w:val="hi_IN" w:bidi="hi_IN"/>
         </w:rPr>
-        <w:t>הַ⁠תְּאֵנָה֙ חָֽנְטָ֣ה פַגֶּ֔י⁠הָ</w:t>
+        <w:t>הַ⁠תְּאֵנָה֙ חָֽנְטָ֣ה פַגֶּ֔י⁠הָ</w:t>
       </w:r>
     </w:p>
     <w:p>
@@ -19847,7 +19847,7 @@
         <w:rPr>
           <w:lang w:val="hi_IN" w:bidi="hi_IN"/>
         </w:rPr>
-        <w:t>וְ⁠הַ⁠גְּפָנִ֥ים ׀ סְמָדַ֖ר</w:t>
+        <w:t>וְ⁠הַ⁠גְּפָנִ֥ים ׀ סְמָדַ֖ר</w:t>
       </w:r>
     </w:p>
     <w:p>
@@ -20363,7 +20363,7 @@
         <w:rPr>
           <w:lang w:val="hi_IN" w:bidi="hi_IN"/>
         </w:rPr>
-        <w:t>יוֹנָתִ֞⁠י בְּ⁠חַגְוֵ֣י הַ⁠סֶּ֗לַע בְּ⁠סֵ֨תֶר֙ הַ⁠מַּדְרֵגָ֔ה</w:t>
+        <w:t>יוֹנָתִ֞⁠י בְּ⁠חַגְוֵ֣י הַ⁠סֶּ֗לַע בְּ⁠סֵ֨תֶר֙ הַ⁠מַּדְרֵגָ֔ה</w:t>
       </w:r>
     </w:p>
     <w:p>
@@ -20487,7 +20487,7 @@
         <w:rPr>
           <w:lang w:val="hi_IN" w:bidi="hi_IN"/>
         </w:rPr>
-        <w:t>בְּ⁠חַגְוֵ֣י הַ⁠סֶּ֗לַע בְּ⁠סֵ֨תֶר֙ הַ⁠מַּדְרֵגָ֔ה</w:t>
+        <w:t>בְּ⁠חַגְוֵ֣י הַ⁠סֶּ֗לַע בְּ⁠סֵ֨תֶר֙ הַ⁠מַּדְרֵגָ֔ה</w:t>
       </w:r>
     </w:p>
     <w:p>
@@ -20675,7 +20675,7 @@
         <w:rPr>
           <w:lang w:val="hi_IN" w:bidi="hi_IN"/>
         </w:rPr>
-        <w:t>הַרְאִ֨י⁠נִי֙ אֶתּ־מַרְאַ֔יִ⁠ךְ הַשְׁמִיעִ֖י⁠נִי אֶת־קוֹלֵ֑⁠ךְ כִּי־קוֹלֵ֥⁠ךְ עָרֵ֖ב וּ⁠מַרְאֵ֥י⁠ךְ נָאוֶֽה</w:t>
+        <w:t>הַרְאִ֨י⁠נִי֙ אֶתּ־מַרְאַ֔יִ⁠ךְ הַשְׁמִיעִ֖י⁠נִי אֶת־קוֹלֵ֑⁠ךְ כִּי־קוֹלֵ֥⁠ךְ עָרֵ֖ב וּ⁠מַרְאֵ֥י⁠ךְ נָאוֶֽה</w:t>
       </w:r>
     </w:p>
     <w:p>
@@ -20786,7 +20786,7 @@
         <w:rPr>
           <w:lang w:val="hi_IN" w:bidi="hi_IN"/>
         </w:rPr>
-        <w:t>הַרְאִ֨י⁠נִי֙ אֶתּ־מַרְאַ֔יִ⁠ךְ הַשְׁמִיעִ֖י⁠נִי</w:t>
+        <w:t>הַרְאִ֨י⁠נִי֙ אֶתּ־מַרְאַ֔יִ⁠ךְ הַשְׁמִיעִ֖י⁠נִי</w:t>
       </w:r>
     </w:p>
     <w:p>
@@ -21058,7 +21058,7 @@
         <w:rPr>
           <w:lang w:val="hi_IN" w:bidi="hi_IN"/>
         </w:rPr>
-        <w:t>אֶֽחֱזוּ־לָ֨⁠נוּ֙ שֽׁוּעָלִ֔ים שֽׁוּעָלִ֥ים קְטַנִּ֖ים מְחַבְּלִ֣ים כְּרָמִ֑ים וּ⁠כְרָמֵ֖י⁠נוּ סְמָדַֽר</w:t>
+        <w:t>אֶֽחֱזוּ־לָ֨⁠נוּ֙ שֽׁוּעָלִ֔ים שֽׁוּעָלִ֥ים קְטַנִּ֖ים מְחַבְּלִ֣ים כְּרָמִ֑ים וּ⁠כְרָמֵ֖י⁠נוּ סְמָדַֽר</w:t>
       </w:r>
     </w:p>
     <w:p>
@@ -21901,7 +21901,7 @@
         <w:rPr>
           <w:lang w:val="hi_IN" w:bidi="hi_IN"/>
         </w:rPr>
-        <w:t>הָ⁠רֹעֶ֖ה בַּ⁠שּׁוֹשַׁנִּֽים</w:t>
+        <w:t>הָ⁠רֹעֶ֖ה בַּ⁠שּׁוֹשַׁנִּֽים</w:t>
       </w:r>
     </w:p>
     <w:p>
@@ -22433,7 +22433,7 @@
         <w:rPr>
           <w:lang w:val="hi_IN" w:bidi="hi_IN"/>
         </w:rPr>
-        <w:t>וְ⁠נָ֖סוּ הַ⁠צְּלָלִ֑ים</w:t>
+        <w:t>וְ⁠נָ֖סוּ הַ⁠צְּלָלִ֑ים</w:t>
       </w:r>
     </w:p>
     <w:p>
@@ -22557,7 +22557,7 @@
         <w:rPr>
           <w:lang w:val="hi_IN" w:bidi="hi_IN"/>
         </w:rPr>
-        <w:t>סֹב֩ דְּמֵה־לְ⁠ךָ֨ דוֹדִ֜⁠י</w:t>
+        <w:t>סֹב֩ דְּמֵה־לְ⁠ךָ֨ דוֹדִ֜⁠י</w:t>
       </w:r>
     </w:p>
     <w:p>
@@ -23047,7 +23047,7 @@
         <w:rPr>
           <w:lang w:val="hi_IN" w:bidi="hi_IN"/>
         </w:rPr>
-        <w:t>בַּ⁠לֵּיל֔וֹת</w:t>
+        <w:t>בַּ⁠לֵּיל֔וֹת</w:t>
       </w:r>
     </w:p>
     <w:p>
@@ -23192,7 +23192,7 @@
         <w:rPr>
           <w:lang w:val="hi_IN" w:bidi="hi_IN"/>
         </w:rPr>
-        <w:t>בִּקַּ֕שְׁתִּי אֵ֥ת שֶׁ⁠אָהֲבָ֖ה נַפְשִׁ֑⁠י בִּקַּשְׁתִּ֖י⁠ו</w:t>
+        <w:t>בִּקַּ֕שְׁתִּי אֵ֥ת שֶׁ⁠אָהֲבָ֖ה נַפְשִׁ֑⁠י בִּקַּשְׁתִּ֖י⁠ו</w:t>
       </w:r>
     </w:p>
     <w:p>
@@ -23310,7 +23310,7 @@
         <w:rPr>
           <w:lang w:val="hi_IN" w:bidi="hi_IN"/>
         </w:rPr>
-        <w:t>אֵ֥ת שֶׁ⁠אָהֲבָ֖ה נַפְשִׁ֑⁠י</w:t>
+        <w:t>אֵ֥ת שֶׁ⁠אָהֲבָ֖ה נַפְשִׁ֑⁠י</w:t>
       </w:r>
     </w:p>
     <w:p>
@@ -23733,7 +23733,7 @@
         <w:rPr>
           <w:lang w:val="hi_IN" w:bidi="hi_IN"/>
         </w:rPr>
-        <w:t>אֲבַקְשָׁ֕ה &amp; בִּקַּשְׁתִּ֖י⁠ו</w:t>
+        <w:t>אֲבַקְשָׁ֕ה &amp; בִּקַּשְׁתִּ֖י⁠ו</w:t>
       </w:r>
     </w:p>
     <w:p>
@@ -23823,7 +23823,7 @@
         <w:rPr>
           <w:lang w:val="hi_IN" w:bidi="hi_IN"/>
         </w:rPr>
-        <w:t>אֵ֥ת שֶׁ⁠אָהֲבָ֖ה נַפְשִׁ֑⁠י</w:t>
+        <w:t>אֵ֥ת שֶׁ⁠אָהֲבָ֖ה נַפְשִׁ֑⁠י</w:t>
       </w:r>
     </w:p>
     <w:p>
@@ -23946,7 +23946,7 @@
         <w:rPr>
           <w:lang w:val="hi_IN" w:bidi="hi_IN"/>
         </w:rPr>
-        <w:t>הַ⁠שֹּׁ֣מְרִ֔ים</w:t>
+        <w:t>הַ⁠שֹּׁ֣מְרִ֔ים</w:t>
       </w:r>
     </w:p>
     <w:p>
@@ -24176,7 +24176,7 @@
         <w:rPr>
           <w:lang w:val="hi_IN" w:bidi="hi_IN"/>
         </w:rPr>
-        <w:t>אֵ֛ת שֶׁ⁠אָהֲבָ֥ה נַפְשִׁ֖⁠י</w:t>
+        <w:t>אֵ֛ת שֶׁ⁠אָהֲבָ֥ה נַפְשִׁ֖⁠י</w:t>
       </w:r>
     </w:p>
     <w:p>
@@ -24291,7 +24291,7 @@
         <w:rPr>
           <w:lang w:val="hi_IN" w:bidi="hi_IN"/>
         </w:rPr>
-        <w:t>אֵ֛ת שֶׁ⁠אָהֲבָ֥ה נַפְשִׁ֖⁠י רְאִיתֶֽם</w:t>
+        <w:t>אֵ֛ת שֶׁ⁠אָהֲבָ֥ה נַפְשִׁ֖⁠י רְאִיתֶֽם</w:t>
       </w:r>
     </w:p>
     <w:p>
@@ -24376,7 +24376,7 @@
         <w:rPr>
           <w:lang w:val="hi_IN" w:bidi="hi_IN"/>
         </w:rPr>
-        <w:t>כִּ⁠מְעַט֙</w:t>
+        <w:t>כִּ⁠מְעַט֙</w:t>
       </w:r>
     </w:p>
     <w:p>
@@ -24453,7 +24453,7 @@
         <w:rPr>
           <w:lang w:val="hi_IN" w:bidi="hi_IN"/>
         </w:rPr>
-        <w:t>אֵ֥ת שֶׁ⁠אָהֲבָ֖ה נַפְשִׁ֑⁠י</w:t>
+        <w:t>אֵ֥ת שֶׁ⁠אָהֲבָ֖ה נַפְשִׁ֑⁠י</w:t>
       </w:r>
     </w:p>
     <w:p>
@@ -24576,7 +24576,7 @@
         <w:rPr>
           <w:lang w:val="hi_IN" w:bidi="hi_IN"/>
         </w:rPr>
-        <w:t>שֶׁ֤⁠הֲבֵיאתִי⁠ו֙</w:t>
+        <w:t>שֶׁ֤⁠הֲבֵיאתִי⁠ו֙</w:t>
       </w:r>
     </w:p>
     <w:p>
@@ -24694,7 +24694,7 @@
         <w:rPr>
           <w:lang w:val="hi_IN" w:bidi="hi_IN"/>
         </w:rPr>
-        <w:t>שֶׁ֤⁠הֲבֵיאתִי⁠ו֙ אֶל־בֵּ֣ית אִמִּ֔⁠י וְ⁠אֶל־חֶ֖דֶר הוֹרָתִֽ⁠י</w:t>
+        <w:t>שֶׁ֤⁠הֲבֵיאתִי⁠ו֙ אֶל־בֵּ֣ית אִמִּ֔⁠י וְ⁠אֶל־חֶ֖דֶר הוֹרָתִֽ⁠י</w:t>
       </w:r>
     </w:p>
     <w:p>
@@ -24908,7 +24908,7 @@
         <w:rPr>
           <w:lang w:val="hi_IN" w:bidi="hi_IN"/>
         </w:rPr>
-        <w:t>מִ֣י זֹ֗את עֹלָה֙ מִן־הַ⁠מִּדְבָּ֔ר כְּ⁠תִֽימֲר֖וֹת עָשָׁ֑ן מְקֻטֶּ֤רֶת מוֹר֙ וּ⁠לְבוֹנָ֔ה מִ⁠כֹּ֖ל אַבְקַ֥ת רוֹכֵֽל</w:t>
+        <w:t>מִ֣י זֹ֗את עֹלָה֙ מִן־הַ⁠מִּדְבָּ֔ר כְּ⁠תִֽימֲר֖וֹת עָשָׁ֑ן מְקֻטֶּ֤רֶת מוֹר֙ וּ⁠לְבוֹנָ֔ה מִ⁠כֹּ֖ל אַבְקַ֥ת רוֹכֵֽל</w:t>
       </w:r>
     </w:p>
     <w:p>
@@ -25026,7 +25026,7 @@
         <w:rPr>
           <w:lang w:val="hi_IN" w:bidi="hi_IN"/>
         </w:rPr>
-        <w:t>זֹ֗את עֹלָה֙ מִן־הַ⁠מִּדְבָּ֔ר</w:t>
+        <w:t>זֹ֗את עֹלָה֙ מִן־הַ⁠מִּדְבָּ֔ר</w:t>
       </w:r>
     </w:p>
     <w:p>
@@ -25384,7 +25384,7 @@
         <w:rPr>
           <w:lang w:val="hi_IN" w:bidi="hi_IN"/>
         </w:rPr>
-        <w:t>כְּ⁠תִֽימֲר֖וֹת עָשָׁ֑ן מְקֻטֶּ֤רֶת מוֹר֙ וּ⁠לְבוֹנָ֔ה</w:t>
+        <w:t>כְּ⁠תִֽימֲר֖וֹת עָשָׁ֑ן מְקֻטֶּ֤רֶת מוֹר֙ וּ⁠לְבוֹנָ֔ה</w:t>
       </w:r>
     </w:p>
     <w:p>
@@ -25549,7 +25549,7 @@
         <w:rPr>
           <w:lang w:val="hi_IN" w:bidi="hi_IN"/>
         </w:rPr>
-        <w:t>כְּ⁠תִֽימֲר֖וֹת עָשָׁ֑ן מְקֻטֶּ֤רֶת מוֹר֙ וּ⁠לְבוֹנָ֔ה</w:t>
+        <w:t>כְּ⁠תִֽימֲר֖וֹת עָשָׁ֑ן מְקֻטֶּ֤רֶת מוֹר֙ וּ⁠לְבוֹנָ֔ה</w:t>
       </w:r>
     </w:p>
     <w:p>
@@ -25693,7 +25693,7 @@
         <w:rPr>
           <w:lang w:val="hi_IN" w:bidi="hi_IN"/>
         </w:rPr>
-        <w:t>מְקֻטֶּ֤רֶת</w:t>
+        <w:t>מְקֻטֶּ֤רֶת</w:t>
       </w:r>
     </w:p>
     <w:p>
@@ -25883,7 +25883,7 @@
         <w:rPr>
           <w:lang w:val="hi_IN" w:bidi="hi_IN"/>
         </w:rPr>
-        <w:t>מִ⁠כֹּ֖ל אַבְקַ֥ת רוֹכֵֽל</w:t>
+        <w:t>מִ⁠כֹּ֖ל אַבְקַ֥ת רוֹכֵֽל</w:t>
       </w:r>
     </w:p>
     <w:p>
@@ -26145,7 +26145,7 @@
         <w:rPr>
           <w:lang w:val="hi_IN" w:bidi="hi_IN"/>
         </w:rPr>
-        <w:t>מִטָּת⁠וֹ֙</w:t>
+        <w:t>מִטָּת⁠וֹ֙</w:t>
       </w:r>
     </w:p>
     <w:p>
@@ -26270,7 +26270,7 @@
         <w:rPr>
           <w:lang w:val="hi_IN" w:bidi="hi_IN"/>
         </w:rPr>
-        <w:t>מִטָּת⁠וֹ֙ שֶׁ⁠לִּ⁠שְׁלֹמֹ֔ה</w:t>
+        <w:t>מִטָּת⁠וֹ֙ שֶׁ⁠לִּ⁠שְׁלֹמֹ֔ה</w:t>
       </w:r>
     </w:p>
     <w:p>
@@ -26434,7 +26434,7 @@
         <w:rPr>
           <w:lang w:val="hi_IN" w:bidi="hi_IN"/>
         </w:rPr>
-        <w:t>מְלֻמְּדֵ֖י מִלְחָמָ֑ה</w:t>
+        <w:t>מְלֻמְּדֵ֖י מִלְחָמָ֑ה</w:t>
       </w:r>
     </w:p>
     <w:p>
@@ -26519,7 +26519,7 @@
         <w:rPr>
           <w:lang w:val="hi_IN" w:bidi="hi_IN"/>
         </w:rPr>
-        <w:t>אִ֤ישׁ חַרְבּ⁠וֹ֙ עַל־יְרֵכ֔⁠וֹ מִ⁠פַּ֖חַד בַּ⁠לֵּילּֽוֹת</w:t>
+        <w:t>אִ֤ישׁ חַרְבּ⁠וֹ֙ עַל־יְרֵכ֔⁠וֹ מִ⁠פַּ֖חַד בַּ⁠לֵּילּֽוֹת</w:t>
       </w:r>
     </w:p>
     <w:p>
@@ -26761,7 +26761,7 @@
         <w:rPr>
           <w:lang w:val="hi_IN" w:bidi="hi_IN"/>
         </w:rPr>
-        <w:t>אַפִּרְי֗וֹן</w:t>
+        <w:t>אַפִּרְי֗וֹן</w:t>
       </w:r>
     </w:p>
     <w:p>
@@ -26980,7 +26980,7 @@
         <w:rPr>
           <w:lang w:val="hi_IN" w:bidi="hi_IN"/>
         </w:rPr>
-        <w:t>אַפִּרְי֗וֹן עָ֤שָׂה ל⁠וֹ֙ הַ⁠מֶּ֣לֶךְ שְׁלֹמֹ֔ה מֵ⁠עֲצֵ֖י הַ⁠לְּבָנֽוֹן</w:t>
+        <w:t>אַפִּרְי֗וֹן עָ֤שָׂה ל⁠וֹ֙ הַ⁠מֶּ֣לֶךְ שְׁלֹמֹ֔ה מֵ⁠עֲצֵ֖י הַ⁠לְּבָנֽוֹן</w:t>
       </w:r>
     </w:p>
     <w:p>
@@ -27140,7 +27140,7 @@
         <w:rPr>
           <w:lang w:val="hi_IN" w:bidi="hi_IN"/>
         </w:rPr>
-        <w:t>אַפִּרְי֗וֹן עָ֤שָׂה ל⁠וֹ֙ &amp; עַמּוּדָי⁠ו֙ עָ֣שָׂה כֶ֔סֶף</w:t>
+        <w:t>אַפִּרְי֗וֹן עָ֤שָׂה ל⁠וֹ֙ &amp; עַמּוּדָי⁠ו֙ עָ֣שָׂה כֶ֔סֶף</w:t>
       </w:r>
     </w:p>
     <w:p>
@@ -27517,7 +27517,7 @@
         <w:rPr>
           <w:lang w:val="hi_IN" w:bidi="hi_IN"/>
         </w:rPr>
-        <w:t>מֶרְכָּב֖⁠וֹ אַרְגָּמָ֑ן</w:t>
+        <w:t>מֶרְכָּב֖⁠וֹ אַרְגָּמָ֑ן</w:t>
       </w:r>
     </w:p>
     <w:p>
@@ -27594,7 +27594,7 @@
         <w:rPr>
           <w:lang w:val="hi_IN" w:bidi="hi_IN"/>
         </w:rPr>
-        <w:t>תּוֹכ⁠וֹ֙ רָצ֣וּף אַהֲבָ֔ה מִ⁠בְּנ֖וֹת יְרוּשָׁלִָֽם</w:t>
+        <w:t>תּוֹכ⁠וֹ֙ רָצ֣וּף אַהֲבָ֔ה מִ⁠בְּנ֖וֹת יְרוּשָׁלִָֽם</w:t>
       </w:r>
     </w:p>
     <w:p>
@@ -27809,7 +27809,7 @@
         <w:rPr>
           <w:lang w:val="hi_IN" w:bidi="hi_IN"/>
         </w:rPr>
-        <w:t>תּוֹכ⁠וֹ֙ רָצ֣וּף אַהֲבָ֔ה מִ⁠בְּנ֖וֹת יְרוּשָׁלִָֽם</w:t>
+        <w:t>תּוֹכ⁠וֹ֙ רָצ֣וּף אַהֲבָ֔ה מִ⁠בְּנ֖וֹת יְרוּשָׁלִָֽם</w:t>
       </w:r>
     </w:p>
     <w:p>
@@ -28118,7 +28118,7 @@
         <w:rPr>
           <w:lang w:val="hi_IN" w:bidi="hi_IN"/>
         </w:rPr>
-        <w:t>בְּנ֥וֹת צִיּ֖וֹן</w:t>
+        <w:t>בְּנ֥וֹת צִיּ֖וֹן</w:t>
       </w:r>
     </w:p>
     <w:p>
@@ -28275,7 +28275,7 @@
         <w:rPr>
           <w:lang w:val="hi_IN" w:bidi="hi_IN"/>
         </w:rPr>
-        <w:t>בְּ⁠י֣וֹם חֲתֻנָּת֔⁠וֹ וּ⁠בְ⁠י֖וֹם שִׂמְחַ֥ת לִבּֽ⁠וֹ</w:t>
+        <w:t>בְּ⁠י֣וֹם חֲתֻנָּת֔⁠וֹ וּ⁠בְ⁠י֖וֹם שִׂמְחַ֥ת לִבּֽ⁠וֹ</w:t>
       </w:r>
     </w:p>
     <w:p>
@@ -28380,7 +28380,7 @@
         <w:rPr>
           <w:lang w:val="hi_IN" w:bidi="hi_IN"/>
         </w:rPr>
-        <w:t>וּ⁠בְ⁠י֖וֹם שִׂמְחַ֥ת לִבּֽ⁠וֹ</w:t>
+        <w:t>וּ⁠בְ⁠י֖וֹם שִׂמְחַ֥ת לִבּֽ⁠וֹ</w:t>
       </w:r>
     </w:p>
     <w:p>
@@ -28815,7 +28815,7 @@
         <w:rPr>
           <w:lang w:val="hi_IN" w:bidi="hi_IN"/>
         </w:rPr>
-        <w:t>שַׂעְרֵ⁠ךְ֙ כְּ⁠עֵ֣דֶר הָֽ⁠עִזִּ֔ים שֶׁ⁠גָּלְשׁ֖וּ מֵ⁠הַ֥ר גִּלְעָֽד</w:t>
+        <w:t>שַׂעְרֵ⁠ךְ֙ כְּ⁠עֵ֣דֶר הָֽ⁠עִזִּ֔ים שֶׁ⁠גָּלְשׁ֖וּ מֵ⁠הַ֥ר גִּלְעָֽד</w:t>
       </w:r>
     </w:p>
     <w:p>
@@ -29070,7 +29070,7 @@
         <w:rPr>
           <w:lang w:val="hi_IN" w:bidi="hi_IN"/>
         </w:rPr>
-        <w:t>הַ⁠קְּצוּב֔וֹת</w:t>
+        <w:t>הַ⁠קְּצוּב֔וֹת</w:t>
       </w:r>
     </w:p>
     <w:p>
@@ -29369,7 +29369,7 @@
         <w:rPr>
           <w:lang w:val="hi_IN" w:bidi="hi_IN"/>
         </w:rPr>
-        <w:t>וְ⁠שַׁכֻּלָ֖ה אֵ֥ין בָּ⁠הֶֽם</w:t>
+        <w:t>וְ⁠שַׁכֻּלָ֖ה אֵ֥ין בָּ⁠הֶֽם</w:t>
       </w:r>
     </w:p>
     <w:p>
@@ -29557,7 +29557,7 @@
         <w:rPr>
           <w:lang w:val="hi_IN" w:bidi="hi_IN"/>
         </w:rPr>
-        <w:t>כְּ⁠פֶ֤לַח הָֽ⁠רִמּוֹן֙ רַקָּתֵ֔⁠ךְ</w:t>
+        <w:t>כְּ⁠פֶ֤לַח הָֽ⁠רִמּוֹן֙ רַקָּתֵ֔⁠ךְ</w:t>
       </w:r>
     </w:p>
     <w:p>
@@ -29662,7 +29662,7 @@
         <w:rPr>
           <w:lang w:val="hi_IN" w:bidi="hi_IN"/>
         </w:rPr>
-        <w:t>כְּ⁠פֶ֤לַח הָֽ⁠רִמּוֹן֙ רַקָּתֵ֔⁠ךְ</w:t>
+        <w:t>כְּ⁠פֶ֤לַח הָֽ⁠רִמּוֹן֙ רַקָּתֵ֔⁠ךְ</w:t>
       </w:r>
     </w:p>
     <w:p>
@@ -29924,7 +29924,7 @@
         <w:rPr>
           <w:lang w:val="hi_IN" w:bidi="hi_IN"/>
         </w:rPr>
-        <w:t>כְּ⁠מִגְדַּ֤ל דָּוִיד֙ צַוָּארֵ֔⁠ךְ בָּנ֖וּי לְ⁠תַלְפִּיּ֑וֹת</w:t>
+        <w:t>כְּ⁠מִגְדַּ֤ל דָּוִיד֙ צַוָּארֵ֔⁠ךְ בָּנ֖וּי לְ⁠תַלְפִּיּ֑וֹת</w:t>
       </w:r>
     </w:p>
     <w:p>
@@ -30068,7 +30068,7 @@
         <w:rPr>
           <w:lang w:val="hi_IN" w:bidi="hi_IN"/>
         </w:rPr>
-        <w:t>כְּ⁠מִגְדַּ֤ל דָּוִיד֙</w:t>
+        <w:t>כְּ⁠מִגְדַּ֤ל דָּוִיד֙</w:t>
       </w:r>
     </w:p>
     <w:p>
@@ -30188,7 +30188,7 @@
         <w:rPr>
           <w:lang w:val="hi_IN" w:bidi="hi_IN"/>
         </w:rPr>
-        <w:t>כְּ⁠מִגְדַּ֤ל דָּוִיד֙ צַוָּארֵ֔⁠ךְ בָּנ֖וּי לְ⁠תַלְפִּיּ֑וֹת</w:t>
+        <w:t>כְּ⁠מִגְדַּ֤ל דָּוִיד֙ צַוָּארֵ֔⁠ךְ בָּנ֖וּי לְ⁠תַלְפִּיּ֑וֹת</w:t>
       </w:r>
     </w:p>
     <w:p>
@@ -30285,7 +30285,7 @@
         <w:rPr>
           <w:lang w:val="hi_IN" w:bidi="hi_IN"/>
         </w:rPr>
-        <w:t>בָּנ֖וּי לְ⁠תַלְפִּיּ֑וֹת</w:t>
+        <w:t>בָּנ֖וּי לְ⁠תַלְפִּיּ֑וֹת</w:t>
       </w:r>
     </w:p>
     <w:p>
@@ -30362,7 +30362,7 @@
         <w:rPr>
           <w:lang w:val="hi_IN" w:bidi="hi_IN"/>
         </w:rPr>
-        <w:t>אֶ֤לֶף הַ⁠מָּגֵן֙ תָּל֣וּי עָלָ֔י⁠ו כֹּ֖ל שִׁלְטֵ֥י הַ⁠גִּבּוֹרִֽים</w:t>
+        <w:t>אֶ֤לֶף הַ⁠מָּגֵן֙ תָּל֣וּי עָלָ֔י⁠ו כֹּ֖ל שִׁלְטֵ֥י הַ⁠גִּבּוֹרִֽים</w:t>
       </w:r>
     </w:p>
     <w:p>
@@ -30624,7 +30624,7 @@
         <w:rPr>
           <w:lang w:val="hi_IN" w:bidi="hi_IN"/>
         </w:rPr>
-        <w:t>אֶ֤לֶף הַ⁠מָּגֵן֙ תָּל֣וּי עָלָ֔י⁠ו כֹּ֖ל שִׁלְטֵ֥י הַ⁠גִּבּוֹרִֽים</w:t>
+        <w:t>אֶ֤לֶף הַ⁠מָּגֵן֙ תָּל֣וּי עָלָ֔י⁠ו כֹּ֖ל שִׁלְטֵ֥י הַ⁠גִּבּוֹרִֽים</w:t>
       </w:r>
     </w:p>
     <w:p>
@@ -31139,7 +31139,7 @@
         <w:rPr>
           <w:lang w:val="hi_IN" w:bidi="hi_IN"/>
         </w:rPr>
-        <w:t>עַ֤ד שֶׁ⁠יָּפ֨וּחַ֙ הַ⁠יּ֔וֹם וְ⁠נָ֖סוּ הַ⁠צְּלָלִ֑ים</w:t>
+        <w:t>עַ֤ד שֶׁ⁠יָּפ֨וּחַ֙ הַ⁠יּ֔וֹם וְ⁠נָ֖סוּ הַ⁠צְּלָלִ֑ים</w:t>
       </w:r>
     </w:p>
     <w:p>
@@ -31610,7 +31610,7 @@
         <w:rPr>
           <w:lang w:val="hi_IN" w:bidi="hi_IN"/>
         </w:rPr>
-        <w:t>כֻּלָּ֤⁠ךְ יָפָה֙</w:t>
+        <w:t>כֻּלָּ֤⁠ךְ יָפָה֙</w:t>
       </w:r>
     </w:p>
     <w:p>
@@ -31778,7 +31778,7 @@
         <w:rPr>
           <w:lang w:val="hi_IN" w:bidi="hi_IN"/>
         </w:rPr>
-        <w:t>אִתִּ֤⁠י &amp; תָּב֑וֹאִי</w:t>
+        <w:t>אִתִּ֤⁠י &amp; תָּב֑וֹאִי</w:t>
       </w:r>
     </w:p>
     <w:p>
@@ -32094,7 +32094,7 @@
         <w:rPr>
           <w:lang w:val="hi_IN" w:bidi="hi_IN"/>
         </w:rPr>
-        <w:t>מִ⁠מְּעֹנ֣וֹת אֲרָי֔וֹת מֵֽ⁠הַרְרֵ֖י נְמֵרִֽים</w:t>
+        <w:t>מִ⁠מְּעֹנ֣וֹת אֲרָי֔וֹת מֵֽ⁠הַרְרֵ֖י נְמֵרִֽים</w:t>
       </w:r>
     </w:p>
     <w:p>
@@ -32199,7 +32199,7 @@
         <w:rPr>
           <w:lang w:val="hi_IN" w:bidi="hi_IN"/>
         </w:rPr>
-        <w:t>לִבַּבְתִּ֖⁠נִי אֲחֹתִ֣⁠י כַלָּ֑ה לִבַּבְתִּ֨י⁠נִי֙</w:t>
+        <w:t>לִבַּבְתִּ֖⁠נִי אֲחֹתִ֣⁠י כַלָּ֑ה לִבַּבְתִּ֨י⁠נִי֙</w:t>
       </w:r>
     </w:p>
     <w:p>
@@ -32317,7 +32317,7 @@
         <w:rPr>
           <w:lang w:val="hi_IN" w:bidi="hi_IN"/>
         </w:rPr>
-        <w:t>לִבַּבְתִּ֖⁠נִי &amp; לִבַּבְתִּ֨י⁠נִי֙</w:t>
+        <w:t>לִבַּבְתִּ֖⁠נִי &amp; לִבַּבְתִּ֨י⁠נִי֙</w:t>
       </w:r>
     </w:p>
     <w:p>
@@ -32923,7 +32923,7 @@
         <w:rPr>
           <w:lang w:val="hi_IN" w:bidi="hi_IN"/>
         </w:rPr>
-        <w:t>מַה־יָּפ֥וּ דֹדַ֖יִ⁠ךְ אֲחֹתִ֣⁠י כַלָּ֑ה מַה־טֹּ֤בוּ דֹדַ֨יִ⁠ךְ֙ מִ⁠יַּ֔יִן</w:t>
+        <w:t>מַה־יָּפ֥וּ דֹדַ֖יִ⁠ךְ אֲחֹתִ֣⁠י כַלָּ֑ה מַה־טֹּ֤בוּ דֹדַ֨יִ⁠ךְ֙ מִ⁠יַּ֔יִן</w:t>
       </w:r>
     </w:p>
     <w:p>
@@ -33132,7 +33132,7 @@
         <w:rPr>
           <w:lang w:val="hi_IN" w:bidi="hi_IN"/>
         </w:rPr>
-        <w:t>שְׁמָנַ֖יִ⁠ךְ</w:t>
+        <w:t>שְׁמָנַ֖יִ⁠ךְ</w:t>
       </w:r>
     </w:p>
     <w:p>
@@ -33333,7 +33333,7 @@
         <w:rPr>
           <w:lang w:val="hi_IN" w:bidi="hi_IN"/>
         </w:rPr>
-        <w:t>נֹ֛פֶת תִּטֹּ֥פְנָה שִׂפְתוֹתַ֖יִ⁠ךְ</w:t>
+        <w:t>נֹ֛פֶת תִּטֹּ֥פְנָה שִׂפְתוֹתַ֖יִ⁠ךְ</w:t>
       </w:r>
     </w:p>
     <w:p>
@@ -33595,7 +33595,7 @@
         <w:rPr>
           <w:lang w:val="hi_IN" w:bidi="hi_IN"/>
         </w:rPr>
-        <w:t>דְּבַ֤שׁ וְ⁠חָלָב֙ תַּ֣חַת לְשׁוֹנֵ֔⁠ךְ</w:t>
+        <w:t>דְּבַ֤שׁ וְ⁠חָלָב֙ תַּ֣חַת לְשׁוֹנֵ֔⁠ךְ</w:t>
       </w:r>
     </w:p>
     <w:p>
@@ -33699,7 +33699,7 @@
         <w:rPr>
           <w:lang w:val="hi_IN" w:bidi="hi_IN"/>
         </w:rPr>
-        <w:t>וְ⁠רֵ֥יחַ שַׂלְמֹתַ֖יִ⁠ךְ כְּ⁠רֵ֥יחַ לְבָנֽוֹן</w:t>
+        <w:t>וְ⁠רֵ֥יחַ שַׂלְמֹתַ֖יִ⁠ךְ כְּ⁠רֵ֥יחַ לְבָנֽוֹן</w:t>
       </w:r>
     </w:p>
     <w:p>
@@ -33816,7 +33816,7 @@
         <w:rPr>
           <w:lang w:val="hi_IN" w:bidi="hi_IN"/>
         </w:rPr>
-        <w:t>גַּ֥ן ׀ נָע֖וּל אֲחֹתִ֣⁠י כַלָּ֑ה גַּ֥ל נָע֖וּל מַעְיָ֥ן חָתֽוּם</w:t>
+        <w:t>גַּ֥ן ׀ נָע֖וּל אֲחֹתִ֣⁠י כַלָּ֑ה גַּ֥ל נָע֖וּל מַעְיָ֥ן חָתֽוּם</w:t>
       </w:r>
     </w:p>
     <w:p>
@@ -33913,7 +33913,7 @@
         <w:rPr>
           <w:lang w:val="hi_IN" w:bidi="hi_IN"/>
         </w:rPr>
-        <w:t>גַּ֥ן ׀ נָע֖וּל אֲחֹתִ֣⁠י כַלָּ֑ה</w:t>
+        <w:t>גַּ֥ן ׀ נָע֖וּל אֲחֹתִ֣⁠י כַלָּ֑ה</w:t>
       </w:r>
     </w:p>
     <w:p>
@@ -34296,7 +34296,7 @@
         <w:rPr>
           <w:lang w:val="hi_IN" w:bidi="hi_IN"/>
         </w:rPr>
-        <w:t>גַּ֥ל נָע֖וּל מַעְיָ֥ן חָתֽוּם</w:t>
+        <w:t>גַּ֥ל נָע֖וּל מַעְיָ֥ן חָתֽוּם</w:t>
       </w:r>
     </w:p>
     <w:p>
@@ -34492,7 +34492,7 @@
         <w:rPr>
           <w:lang w:val="hi_IN" w:bidi="hi_IN"/>
         </w:rPr>
-        <w:t>גַּ֥ל נָע֖וּל מַעְיָ֥ן חָתֽוּם</w:t>
+        <w:t>גַּ֥ל נָע֖וּל מַעְיָ֥ן חָתֽוּם</w:t>
       </w:r>
     </w:p>
     <w:p>
@@ -34795,7 +34795,7 @@
         <w:rPr>
           <w:lang w:val="hi_IN" w:bidi="hi_IN"/>
         </w:rPr>
-        <w:t>שְׁלָחַ֨יִ⁠ךְ֙ פַּרְדֵּ֣ס רִמּוֹנִ֔ים עִ֖ם פְּרִ֣י מְגָדִ֑ים כְּפָרִ֖ים עִם־נְרָדִֽים׃ נֵ֣רְדְּ ׀ וְ⁠כַרְכֹּ֗ם קָנֶה֙ וְ⁠קִנָּמ֔וֹן עִ֖ם כָּל־עֲצֵ֣י לְבוֹנָ֑ה מֹ֚ר וַ⁠אֲהָל֔וֹת עִ֖ם כָּל־רָאשֵׁ֥י בְשָׂמִֽים</w:t>
+        <w:t>שְׁלָחַ֨יִ⁠ךְ֙ פַּרְדֵּ֣ס רִמּוֹנִ֔ים עִ֖ם פְּרִ֣י מְגָדִ֑ים כְּפָרִ֖ים עִם־נְרָדִֽים׃ נֵ֣רְדְּ ׀ וְ⁠כַרְכֹּ֗ם קָנֶה֙ וְ⁠קִנָּמ֔וֹן עִ֖ם כָּל־עֲצֵ֣י לְבוֹנָ֑ה מֹ֚ר וַ⁠אֲהָל֔וֹת עִ֖ם כָּל־רָאשֵׁ֥י בְשָׂמִֽים</w:t>
       </w:r>
     </w:p>
     <w:p>
@@ -34941,7 +34941,7 @@
         <w:rPr>
           <w:lang w:val="hi_IN" w:bidi="hi_IN"/>
         </w:rPr>
-        <w:t>שְׁלָחַ֨יִ⁠ךְ֙ פַּרְדֵּ֣ס רִמּוֹנִ֔ים עִ֖ם פְּרִ֣י מְגָדִ֑ים כְּפָרִ֖ים עִם־נְרָדִֽים׃ נֵ֣רְדְּ ׀ וְ⁠כַרְכֹּ֗ם קָנֶה֙ וְ⁠קִנָּמ֔וֹן עִ֖ם כָּל־עֲצֵ֣י לְבוֹנָ֑ה מֹ֚ר וַ⁠אֲהָל֔וֹת עִ֖ם כָּל־רָאשֵׁ֥י בְשָׂמִֽים</w:t>
+        <w:t>שְׁלָחַ֨יִ⁠ךְ֙ פַּרְדֵּ֣ס רִמּוֹנִ֔ים עִ֖ם פְּרִ֣י מְגָדִ֑ים כְּפָרִ֖ים עִם־נְרָדִֽים׃ נֵ֣רְדְּ ׀ וְ⁠כַרְכֹּ֗ם קָנֶה֙ וְ⁠קִנָּמ֔וֹן עִ֖ם כָּל־עֲצֵ֣י לְבוֹנָ֑ה מֹ֚ר וַ⁠אֲהָל֔וֹת עִ֖ם כָּל־רָאשֵׁ֥י בְשָׂמִֽים</w:t>
       </w:r>
     </w:p>
     <w:p>
@@ -35199,7 +35199,7 @@
         <w:rPr>
           <w:lang w:val="hi_IN" w:bidi="hi_IN"/>
         </w:rPr>
-        <w:t>וְ⁠כַרְכֹּ֗ם קָנֶה֙ וְ⁠קִנָּמ֔וֹן &amp; וַ⁠אֲהָל֔וֹת</w:t>
+        <w:t>וְ⁠כַרְכֹּ֗ם קָנֶה֙ וְ⁠קִנָּמ֔וֹן &amp; וַ⁠אֲהָל֔וֹת</w:t>
       </w:r>
     </w:p>
     <w:p>
@@ -35402,7 +35402,7 @@
         <w:rPr>
           <w:lang w:val="hi_IN" w:bidi="hi_IN"/>
         </w:rPr>
-        <w:t>מַעְיַ֣ן גַּנִּ֔ים בְּאֵ֖ר מַ֣יִם חַיִּ֑ים וְ⁠נֹזְלִ֖ים מִן־לְבָנֽוֹן</w:t>
+        <w:t>מַעְיַ֣ן גַּנִּ֔ים בְּאֵ֖ר מַ֣יִם חַיִּ֑ים וְ⁠נֹזְלִ֖ים מִן־לְבָנֽוֹן</w:t>
       </w:r>
     </w:p>
     <w:p>
@@ -35592,7 +35592,7 @@
         <w:rPr>
           <w:lang w:val="hi_IN" w:bidi="hi_IN"/>
         </w:rPr>
-        <w:t>מַעְיַ֣ן גַּנִּ֔ים</w:t>
+        <w:t>מַעְיַ֣ן גַּנִּ֔ים</w:t>
       </w:r>
     </w:p>
     <w:p>
@@ -35704,7 +35704,7 @@
         <w:rPr>
           <w:lang w:val="hi_IN" w:bidi="hi_IN"/>
         </w:rPr>
-        <w:t>מַעְיַ֣ן גַּנִּ֔ים</w:t>
+        <w:t>מַעְיַ֣ן גַּנִּ֔ים</w:t>
       </w:r>
     </w:p>
     <w:p>
@@ -35848,7 +35848,7 @@
         <w:rPr>
           <w:lang w:val="hi_IN" w:bidi="hi_IN"/>
         </w:rPr>
-        <w:t>מַ֣יִם חַיִּ֑ים</w:t>
+        <w:t>מַ֣יִם חַיִּ֑ים</w:t>
       </w:r>
     </w:p>
     <w:p>
@@ -35966,7 +35966,7 @@
         <w:rPr>
           <w:lang w:val="hi_IN" w:bidi="hi_IN"/>
         </w:rPr>
-        <w:t>ע֤וּרִי צָפוֹן֙ וּ⁠ב֣וֹאִי תֵימָ֔ן הָפִ֥יחִי גַנִּ֖⁠י יִזְּל֣וּ בְשָׂמָ֑י⁠ו</w:t>
+        <w:t>ע֤וּרִי צָפוֹן֙ וּ⁠ב֣וֹאִי תֵימָ֔ן הָפִ֥יחִי גַנִּ֖⁠י יִזְּל֣וּ בְשָׂמָ֑י⁠ו</w:t>
       </w:r>
     </w:p>
     <w:p>
@@ -36221,7 +36221,7 @@
         <w:rPr>
           <w:lang w:val="hi_IN" w:bidi="hi_IN"/>
         </w:rPr>
-        <w:t>ע֤וּרִי צָפוֹן֙ וּ⁠ב֣וֹאִי תֵימָ֔ן הָפִ֥יחִי גַנִּ֖⁠י יִזְּל֣וּ בְשָׂמָ֑י⁠ו יָבֹ֤א דוֹדִ⁠י֙ לְ⁠גַנּ֔⁠וֹ וְ⁠יֹאכַ֖ל פְּרִ֥י מְגָדָֽי⁠ו</w:t>
+        <w:t>ע֤וּרִי צָפוֹן֙ וּ⁠ב֣וֹאִי תֵימָ֔ן הָפִ֥יחִי גַנִּ֖⁠י יִזְּל֣וּ בְשָׂמָ֑י⁠ו יָבֹ֤א דוֹדִ⁠י֙ לְ⁠גַנּ֔⁠וֹ וְ⁠יֹאכַ֖ל פְּרִ֥י מְגָדָֽי⁠ו</w:t>
       </w:r>
     </w:p>
     <w:p>
@@ -36515,7 +36515,7 @@
         <w:rPr>
           <w:lang w:val="hi_IN" w:bidi="hi_IN"/>
         </w:rPr>
-        <w:t>יִזְּל֣וּ בְשָׂמָ֑י⁠ו</w:t>
+        <w:t>יִזְּל֣וּ בְשָׂמָ֑י⁠ו</w:t>
       </w:r>
     </w:p>
     <w:p>
@@ -36600,7 +36600,7 @@
         <w:rPr>
           <w:lang w:val="hi_IN" w:bidi="hi_IN"/>
         </w:rPr>
-        <w:t>בָּ֣אתִי לְ⁠גַנִּ⁠י֮ אֲחֹתִ֣⁠י כַלָּה֒ אָרִ֤יתִי מוֹרִ⁠י֙ עִם־בְּשָׂמִ֔⁠י אָכַ֤לְתִּי יַעְרִ⁠י֙ עִם־דִּבְשִׁ֔⁠י שָׁתִ֥יתִי יֵינִ֖⁠י עִם־חֲלָבִ֑⁠י</w:t>
+        <w:t>בָּ֣אתִי לְ⁠גַנִּ⁠י֮ אֲחֹתִ֣⁠י כַלָּה֒ אָרִ֤יתִי מוֹרִ⁠י֙ עִם־בְּשָׂמִ֔⁠י אָכַ֤לְתִּי יַעְרִ⁠י֙ עִם־דִּבְשִׁ֔⁠י שָׁתִ֥יתִי יֵינִ֖⁠י עִם־חֲלָבִ֑⁠י</w:t>
       </w:r>
     </w:p>
     <w:p>
@@ -36793,7 +36793,7 @@
         <w:rPr>
           <w:lang w:val="hi_IN" w:bidi="hi_IN"/>
         </w:rPr>
-        <w:t>בָּ֣אתִי לְ⁠גַנִּ⁠י֮ אֲחֹתִ֣⁠י כַלָּה֒ אָרִ֤יתִי מוֹרִ⁠י֙ עִם־בְּשָׂמִ֔⁠י אָכַ֤לְתִּי יַעְרִ⁠י֙ עִם־דִּבְשִׁ֔⁠י שָׁתִ֥יתִי יֵינִ֖⁠י עִם־חֲלָבִ֑⁠י</w:t>
+        <w:t>בָּ֣אתִי לְ⁠גַנִּ⁠י֮ אֲחֹתִ֣⁠י כַלָּה֒ אָרִ֤יתִי מוֹרִ⁠י֙ עִם־בְּשָׂמִ֔⁠י אָכַ֤לְתִּי יַעְרִ⁠י֙ עִם־דִּבְשִׁ֔⁠י שָׁתִ֥יתִי יֵינִ֖⁠י עִם־חֲלָבִ֑⁠י</w:t>
       </w:r>
     </w:p>
     <w:p>
@@ -36906,7 +36906,7 @@
         <w:rPr>
           <w:lang w:val="hi_IN" w:bidi="hi_IN"/>
         </w:rPr>
-        <w:t>בָּ֣אתִי</w:t>
+        <w:t>בָּ֣אתִי</w:t>
       </w:r>
     </w:p>
     <w:p>
@@ -37016,7 +37016,7 @@
         <w:rPr>
           <w:lang w:val="hi_IN" w:bidi="hi_IN"/>
         </w:rPr>
-        <w:t>בָּ֣אתִי לְ⁠גַנִּ⁠י֮ אֲחֹתִ֣⁠י כַלָּה֒</w:t>
+        <w:t>בָּ֣אתִי לְ⁠גַנִּ⁠י֮ אֲחֹתִ֣⁠י כַלָּה֒</w:t>
       </w:r>
     </w:p>
     <w:p>
@@ -37249,7 +37249,7 @@
         <w:rPr>
           <w:lang w:val="hi_IN" w:bidi="hi_IN"/>
         </w:rPr>
-        <w:t>אִכְל֣וּ רֵעִ֔ים שְׁת֥וּ וְ⁠שִׁכְר֖וּ דּוֹדִֽים</w:t>
+        <w:t>אִכְל֣וּ רֵעִ֔ים שְׁת֥וּ וְ⁠שִׁכְר֖וּ דּוֹדִֽים</w:t>
       </w:r>
     </w:p>
     <w:p>
@@ -37458,7 +37458,7 @@
         <w:rPr>
           <w:lang w:val="hi_IN" w:bidi="hi_IN"/>
         </w:rPr>
-        <w:t>אֲנִ֥י יְשֵׁנָ֖ה וְ⁠לִבִּ֣⁠י עֵ֑ר</w:t>
+        <w:t>אֲנִ֥י יְשֵׁנָ֖ה וְ⁠לִבִּ֣⁠י עֵ֑ר</w:t>
       </w:r>
     </w:p>
     <w:p>
@@ -38314,7 +38314,7 @@
         <w:rPr>
           <w:lang w:val="hi_IN" w:bidi="hi_IN"/>
         </w:rPr>
-        <w:t>פָּשַׁ֨טְתִּי֙ אֶת־כֻּתָּנְתִּ֔⁠י אֵיכָ֖כָה אֶלְבָּשֶׁ֑⁠נָּה רָחַ֥צְתִּי אֶת־רַגְלַ֖⁠י אֵיכָ֥כָה אֲטַנְּפֵֽ⁠ם</w:t>
+        <w:t>פָּשַׁ֨טְתִּי֙ אֶת־כֻּתָּנְתִּ֔⁠י אֵיכָ֖כָה אֶלְבָּשֶׁ֑⁠נָּה רָחַ֥צְתִּי אֶת־רַגְלַ֖⁠י אֵיכָ֥כָה אֲטַנְּפֵֽ⁠ם</w:t>
       </w:r>
     </w:p>
     <w:p>
@@ -38411,7 +38411,7 @@
         <w:rPr>
           <w:lang w:val="hi_IN" w:bidi="hi_IN"/>
         </w:rPr>
-        <w:t>אֵיכָ֖כָה אֶלְבָּשֶׁ֑⁠נָּה רָחַ֥צְתִּי אֶת־רַגְלַ֖⁠י אֵיכָ֥כָה אֲטַנְּפֵֽ⁠ם</w:t>
+        <w:t>אֵיכָ֖כָה אֶלְבָּשֶׁ֑⁠נָּה רָחַ֥צְתִּי אֶת־רַגְלַ֖⁠י אֵיכָ֥כָה אֲטַנְּפֵֽ⁠ם</w:t>
       </w:r>
     </w:p>
     <w:p>
@@ -38850,7 +38850,7 @@
         <w:rPr>
           <w:lang w:val="hi_IN" w:bidi="hi_IN"/>
         </w:rPr>
-        <w:t>וְ⁠יָדַ֣⁠י נָֽטְפוּ־מ֗וֹר וְ⁠אֶצְבְּעֹתַ⁠י֙ מ֣וֹר עֹבֵ֔ר</w:t>
+        <w:t>וְ⁠יָדַ֣⁠י נָֽטְפוּ־מ֗וֹר וְ⁠אֶצְבְּעֹתַ⁠י֙ מ֣וֹר עֹבֵ֔ר</w:t>
       </w:r>
     </w:p>
     <w:p>
@@ -39401,7 +39401,7 @@
         <w:rPr>
           <w:lang w:val="hi_IN" w:bidi="hi_IN"/>
         </w:rPr>
-        <w:t>נַפְשִׁ⁠י֙ יָֽצְאָ֣ה</w:t>
+        <w:t>נַפְשִׁ⁠י֙ יָֽצְאָ֣ה</w:t>
       </w:r>
     </w:p>
     <w:p>
@@ -39511,7 +39511,7 @@
         <w:rPr>
           <w:lang w:val="hi_IN" w:bidi="hi_IN"/>
         </w:rPr>
-        <w:t>נַפְשִׁ⁠י֙ יָֽצְאָ֣ה</w:t>
+        <w:t>נַפְשִׁ⁠י֙ יָֽצְאָ֣ה</w:t>
       </w:r>
     </w:p>
     <w:p>
@@ -39642,7 +39642,7 @@
         <w:rPr>
           <w:lang w:val="hi_IN" w:bidi="hi_IN"/>
         </w:rPr>
-        <w:t>בְ⁠דַבְּר֔⁠וֹ</w:t>
+        <w:t>בְ⁠דַבְּר֔⁠וֹ</w:t>
       </w:r>
     </w:p>
     <w:p>
@@ -39857,7 +39857,7 @@
         <w:rPr>
           <w:lang w:val="hi_IN" w:bidi="hi_IN"/>
         </w:rPr>
-        <w:t>מְצָאֻ֧⁠נִי הַ⁠שֹּׁמְרִ֛ים הַ⁠סֹּבְבִ֥ים בָּ⁠עִ֖יר</w:t>
+        <w:t>מְצָאֻ֧⁠נִי הַ⁠שֹּׁמְרִ֛ים הַ⁠סֹּבְבִ֥ים בָּ⁠עִ֖יר</w:t>
       </w:r>
     </w:p>
     <w:p>
@@ -39985,7 +39985,7 @@
         <w:rPr>
           <w:lang w:val="hi_IN" w:bidi="hi_IN"/>
         </w:rPr>
-        <w:t>הִכּ֣וּ⁠נִי פְצָע֑וּ⁠נִי נָשְׂא֤וּ אֶת־רְדִידִ⁠י֙ מֵֽ⁠עָלַ֔⁠י שֹׁמְרֵ֖י הַ⁠חֹמֽוֹת</w:t>
+        <w:t>הִכּ֣וּ⁠נִי פְצָע֑וּ⁠נִי נָשְׂא֤וּ אֶת־רְדִידִ⁠י֙ מֵֽ⁠עָלַ֔⁠י שֹׁמְרֵ֖י הַ⁠חֹמֽוֹת</w:t>
       </w:r>
     </w:p>
     <w:p>
@@ -40346,7 +40346,7 @@
         <w:rPr>
           <w:lang w:val="hi_IN" w:bidi="hi_IN"/>
         </w:rPr>
-        <w:t>שֹׁמְרֵ֖י הַ⁠חֹמֽוֹת</w:t>
+        <w:t>שֹׁמְרֵ֖י הַ⁠חֹמֽוֹת</w:t>
       </w:r>
     </w:p>
     <w:p>
@@ -40699,7 +40699,7 @@
         <w:rPr>
           <w:lang w:val="hi_IN" w:bidi="hi_IN"/>
         </w:rPr>
-        <w:t>שֶׁ⁠חוֹלַ֥ת אַהֲבָ֖ה אָֽנִי</w:t>
+        <w:t>שֶׁ⁠חוֹלַ֥ת אַהֲבָ֖ה אָֽנִי</w:t>
       </w:r>
     </w:p>
     <w:p>
@@ -40796,7 +40796,7 @@
         <w:rPr>
           <w:lang w:val="hi_IN" w:bidi="hi_IN"/>
         </w:rPr>
-        <w:t>מַה־דּוֹדֵ֣⁠ךְ מִ⁠דּ֔וֹד הַ⁠יָּפָ֖ה בַּ⁠נָּשִׁ֑ים מַה־דּוֹדֵ֣⁠ךְ מִ⁠דּ֔וֹד שֶׁ⁠כָּ֖כָה הִשְׁבַּעְתָּֽ⁠נוּ</w:t>
+        <w:t>מַה־דּוֹדֵ֣⁠ךְ מִ⁠דּ֔וֹד הַ⁠יָּפָ֖ה בַּ⁠נָּשִׁ֑ים מַה־דּוֹדֵ֣⁠ךְ מִ⁠דּ֔וֹד שֶׁ⁠כָּ֖כָה הִשְׁבַּעְתָּֽ⁠נוּ</w:t>
       </w:r>
     </w:p>
     <w:p>
@@ -41001,7 +41001,7 @@
         <w:rPr>
           <w:lang w:val="hi_IN" w:bidi="hi_IN"/>
         </w:rPr>
-        <w:t>מַה־דּוֹדֵ֣⁠ךְ מִ⁠דּ֔וֹד הַ⁠יָּפָ֖ה בַּ⁠נָּשִׁ֑ים</w:t>
+        <w:t>מַה־דּוֹדֵ֣⁠ךְ מִ⁠דּ֔וֹד הַ⁠יָּפָ֖ה בַּ⁠נָּשִׁ֑ים</w:t>
       </w:r>
     </w:p>
     <w:p>
@@ -41200,7 +41200,7 @@
         <w:rPr>
           <w:lang w:val="hi_IN" w:bidi="hi_IN"/>
         </w:rPr>
-        <w:t>שֶׁ⁠כָּ֖כָה הִשְׁבַּעְתָּֽ⁠נוּ</w:t>
+        <w:t>שֶׁ⁠כָּ֖כָה הִשְׁבַּעְתָּֽ⁠נוּ</w:t>
       </w:r>
     </w:p>
     <w:p>
@@ -41293,7 +41293,7 @@
         <w:rPr>
           <w:lang w:val="hi_IN" w:bidi="hi_IN"/>
         </w:rPr>
-        <w:t>הִשְׁבַּעְתָּֽ⁠נוּ</w:t>
+        <w:t>הִשְׁבַּעְתָּֽ⁠נוּ</w:t>
       </w:r>
     </w:p>
     <w:p>
@@ -41528,7 +41528,7 @@
         <w:rPr>
           <w:lang w:val="hi_IN" w:bidi="hi_IN"/>
         </w:rPr>
-        <w:t>דָּג֖וּל מֵ⁠רְבָבָֽה</w:t>
+        <w:t>דָּג֖וּל מֵ⁠רְבָבָֽה</w:t>
       </w:r>
     </w:p>
     <w:p>
@@ -41847,7 +41847,7 @@
         <w:rPr>
           <w:lang w:val="hi_IN" w:bidi="hi_IN"/>
         </w:rPr>
-        <w:t>שְׁחֹר֖וֹת כָּ⁠עוֹרֵֽב</w:t>
+        <w:t>שְׁחֹר֖וֹת כָּ⁠עוֹרֵֽב</w:t>
       </w:r>
     </w:p>
     <w:p>
@@ -42309,7 +42309,7 @@
         <w:rPr>
           <w:lang w:val="hi_IN" w:bidi="hi_IN"/>
         </w:rPr>
-        <w:t>עֵינָ֕י⁠ו כְּ⁠יוֹנִ֖ים עַל־אֲפִ֣יקֵי מָ֑יִם רֹֽחֲצוֹת֙ בֶּֽ⁠חָלָ֔ב יֹשְׁב֖וֹת עַל־מִלֵּֽאת</w:t>
+        <w:t>עֵינָ֕י⁠ו כְּ⁠יוֹנִ֖ים עַל־אֲפִ֣יקֵי מָ֑יִם רֹֽחֲצוֹת֙ בֶּֽ⁠חָלָ֔ב יֹשְׁב֖וֹת עַל־מִלֵּֽאת</w:t>
       </w:r>
     </w:p>
     <w:p>
@@ -42616,7 +42616,7 @@
         <w:rPr>
           <w:lang w:val="hi_IN" w:bidi="hi_IN"/>
         </w:rPr>
-        <w:t>כַּ⁠עֲרוּגַ֣ת הַ⁠בֹּ֔שֶׂם</w:t>
+        <w:t>כַּ⁠עֲרוּגַ֣ת הַ⁠בֹּ֔שֶׂם</w:t>
       </w:r>
     </w:p>
     <w:p>
@@ -42726,7 +42726,7 @@
         <w:rPr>
           <w:lang w:val="hi_IN" w:bidi="hi_IN"/>
         </w:rPr>
-        <w:t>מִגְדְּל֖וֹת</w:t>
+        <w:t>מִגְדְּל֖וֹת</w:t>
       </w:r>
     </w:p>
     <w:p>
@@ -42824,7 +42824,7 @@
         <w:rPr>
           <w:lang w:val="hi_IN" w:bidi="hi_IN"/>
         </w:rPr>
-        <w:t>מִגְדְּל֖וֹת מֶרְקָחִ֑ים</w:t>
+        <w:t>מִגְדְּל֖וֹת מֶרְקָחִ֑ים</w:t>
       </w:r>
     </w:p>
     <w:p>
@@ -43365,7 +43365,7 @@
         <w:rPr>
           <w:lang w:val="hi_IN" w:bidi="hi_IN"/>
         </w:rPr>
-        <w:t>יָדָי⁠ו֙ גְּלִילֵ֣י זָהָ֔ב מְמֻלָּאִ֖ים בַּ⁠תַּרְשִׁ֑ישׁ</w:t>
+        <w:t>יָדָי⁠ו֙ גְּלִילֵ֣י זָהָ֔ב מְמֻלָּאִ֖ים בַּ⁠תַּרְשִׁ֑ישׁ</w:t>
       </w:r>
     </w:p>
     <w:p>
@@ -43646,7 +43646,7 @@
         <w:rPr>
           <w:lang w:val="hi_IN" w:bidi="hi_IN"/>
         </w:rPr>
-        <w:t>בַּ⁠תַּרְשִׁ֑ישׁ</w:t>
+        <w:t>בַּ⁠תַּרְשִׁ֑ישׁ</w:t>
       </w:r>
     </w:p>
     <w:p>
@@ -44056,7 +44056,7 @@
         <w:rPr>
           <w:lang w:val="hi_IN" w:bidi="hi_IN"/>
         </w:rPr>
-        <w:t>שֵׁ֔ן</w:t>
+        <w:t>שֵׁ֔ן</w:t>
       </w:r>
     </w:p>
     <w:p>
@@ -44194,7 +44194,7 @@
         <w:rPr>
           <w:lang w:val="hi_IN" w:bidi="hi_IN"/>
         </w:rPr>
-        <w:t>סַפִּירִֽים</w:t>
+        <w:t>סַפִּירִֽים</w:t>
       </w:r>
     </w:p>
     <w:p>
@@ -44892,7 +44892,7 @@
         <w:rPr>
           <w:lang w:val="hi_IN" w:bidi="hi_IN"/>
         </w:rPr>
-        <w:t>חִכּ⁠וֹ֙ מַֽמְתַקִּ֔ים</w:t>
+        <w:t>חִכּ⁠וֹ֙ מַֽמְתַקִּ֔ים</w:t>
       </w:r>
     </w:p>
     <w:p>
@@ -45002,7 +45002,7 @@
         <w:rPr>
           <w:lang w:val="hi_IN" w:bidi="hi_IN"/>
         </w:rPr>
-        <w:t>וְ⁠כֻלּ֖⁠וֹ מַחֲמַדִּ֑ים</w:t>
+        <w:t>וְ⁠כֻלּ֖⁠וֹ מַחֲמַדִּ֑ים</w:t>
       </w:r>
     </w:p>
     <w:p>
@@ -45193,7 +45193,7 @@
         <w:rPr>
           <w:lang w:val="hi_IN" w:bidi="hi_IN"/>
         </w:rPr>
-        <w:t>אָ֚נָה הָלַ֣ךְ דּוֹדֵ֔⁠ךְ הַ⁠יָּפָ֖ה בַּ⁠נָּשִׁ֑ים אָ֚נָה פָּנָ֣ה דוֹדֵ֔⁠ךְ וּ⁠נְבַקְשֶׁ֖⁠נּוּ עִמָּֽ⁠ךְ</w:t>
+        <w:t>אָ֚נָה הָלַ֣ךְ דּוֹדֵ֔⁠ךְ הַ⁠יָּפָ֖ה בַּ⁠נָּשִׁ֑ים אָ֚נָה פָּנָ֣ה דוֹדֵ֔⁠ךְ וּ⁠נְבַקְשֶׁ֖⁠נּוּ עִמָּֽ⁠ךְ</w:t>
       </w:r>
     </w:p>
     <w:p>
@@ -45337,7 +45337,7 @@
         <w:rPr>
           <w:lang w:val="hi_IN" w:bidi="hi_IN"/>
         </w:rPr>
-        <w:t>אָ֚נָה הָלַ֣ךְ דּוֹדֵ֔⁠ךְ &amp; אָ֚נָה פָּנָ֣ה דוֹדֵ֔⁠ךְ</w:t>
+        <w:t>אָ֚נָה הָלַ֣ךְ דּוֹדֵ֔⁠ךְ &amp; אָ֚נָה פָּנָ֣ה דוֹדֵ֔⁠ךְ</w:t>
       </w:r>
     </w:p>
     <w:p>
@@ -45536,7 +45536,7 @@
         <w:rPr>
           <w:lang w:val="hi_IN" w:bidi="hi_IN"/>
         </w:rPr>
-        <w:t>אָ֚נָה פָּנָ֣ה דוֹדֵ֔⁠ךְ</w:t>
+        <w:t>אָ֚נָה פָּנָ֣ה דוֹדֵ֔⁠ךְ</w:t>
       </w:r>
     </w:p>
     <w:p>
@@ -45627,7 +45627,7 @@
         <w:rPr>
           <w:lang w:val="hi_IN" w:bidi="hi_IN"/>
         </w:rPr>
-        <w:t>וּ⁠נְבַקְשֶׁ֖⁠נּוּ עִמָּֽ⁠ךְ</w:t>
+        <w:t>וּ⁠נְבַקְשֶׁ֖⁠נּוּ עִמָּֽ⁠ךְ</w:t>
       </w:r>
     </w:p>
     <w:p>
@@ -45738,7 +45738,7 @@
         <w:rPr>
           <w:lang w:val="hi_IN" w:bidi="hi_IN"/>
         </w:rPr>
-        <w:t>דּוֹדִ⁠י֙ יָרַ֣ד לְ⁠גַנּ֔⁠וֹ לַ⁠עֲרוּג֖וֹת הַ⁠בֹּ֑שֶׂם לִ⁠רְעוֹת֙ בַּ⁠גַּנִּ֔ים וְ⁠לִ⁠לְקֹ֖ט שֽׁוֹשַׁנִּֽים</w:t>
+        <w:t>דּוֹדִ⁠י֙ יָרַ֣ד לְ⁠גַנּ֔⁠וֹ לַ⁠עֲרוּג֖וֹת הַ⁠בֹּ֑שֶׂם לִ⁠רְעוֹת֙ בַּ⁠גַּנִּ֔ים וְ⁠לִ⁠לְקֹ֖ט שֽׁוֹשַׁנִּֽים</w:t>
       </w:r>
     </w:p>
     <w:p>
@@ -45943,7 +45943,7 @@
         <w:rPr>
           <w:lang w:val="hi_IN" w:bidi="hi_IN"/>
         </w:rPr>
-        <w:t>דּוֹדִ⁠י֙ יָרַ֣ד לְ⁠גַנּ֔⁠וֹ לַ⁠עֲרוּג֖וֹת הַ⁠בֹּ֑שֶׂם</w:t>
+        <w:t>דּוֹדִ⁠י֙ יָרַ֣ד לְ⁠גַנּ֔⁠וֹ לַ⁠עֲרוּג֖וֹת הַ⁠בֹּ֑שֶׂם</w:t>
       </w:r>
     </w:p>
     <w:p>
@@ -46579,7 +46579,7 @@
         <w:rPr>
           <w:lang w:val="hi_IN" w:bidi="hi_IN"/>
         </w:rPr>
-        <w:t>הָ⁠רֹעֶ֖ה בַּ⁠שׁוֹשַׁנִּֽים</w:t>
+        <w:t>הָ⁠רֹעֶ֖ה בַּ⁠שׁוֹשַׁנִּֽים</w:t>
       </w:r>
     </w:p>
     <w:p>
@@ -46720,7 +46720,7 @@
         <w:rPr>
           <w:lang w:val="hi_IN" w:bidi="hi_IN"/>
         </w:rPr>
-        <w:t>יָפָ֨ה אַ֤תְּ רַעְיָתִ⁠י֙ כְּ⁠תִרְצָ֔ה נָאוָ֖ה כִּ⁠ירוּשָׁלִָ֑ם</w:t>
+        <w:t>יָפָ֨ה אַ֤תְּ רַעְיָתִ⁠י֙ כְּ⁠תִרְצָ֔ה נָאוָ֖ה כִּ⁠ירוּשָׁלִָ֑ם</w:t>
       </w:r>
     </w:p>
     <w:p>
@@ -46938,7 +46938,7 @@
         <w:rPr>
           <w:lang w:val="hi_IN" w:bidi="hi_IN"/>
         </w:rPr>
-        <w:t>יָפָ֨ה אַ֤תְּ רַעְיָתִ⁠י֙ כְּ⁠תִרְצָ֔ה</w:t>
+        <w:t>יָפָ֨ה אַ֤תְּ רַעְיָתִ⁠י֙ כְּ⁠תִרְצָ֔ה</w:t>
       </w:r>
     </w:p>
     <w:p>
@@ -47035,7 +47035,7 @@
         <w:rPr>
           <w:lang w:val="hi_IN" w:bidi="hi_IN"/>
         </w:rPr>
-        <w:t>נָאוָ֖ה כִּ⁠ירוּשָׁלִָ֑ם אֲיֻמָּ֖ה כַּ⁠נִּדְגָּלֽוֹת</w:t>
+        <w:t>נָאוָ֖ה כִּ⁠ירוּשָׁלִָ֑ם אֲיֻמָּ֖ה כַּ⁠נִּדְגָּלֽוֹת</w:t>
       </w:r>
     </w:p>
     <w:p>
@@ -47146,7 +47146,7 @@
         <w:rPr>
           <w:lang w:val="hi_IN" w:bidi="hi_IN"/>
         </w:rPr>
-        <w:t>אֲיֻמָּ֖ה כַּ⁠נִּדְגָּלֽוֹת</w:t>
+        <w:t>אֲיֻמָּ֖ה כַּ⁠נִּדְגָּלֽוֹת</w:t>
       </w:r>
     </w:p>
     <w:p>
@@ -47398,7 +47398,7 @@
         <w:rPr>
           <w:lang w:val="hi_IN" w:bidi="hi_IN"/>
         </w:rPr>
-        <w:t>שַׂעְרֵ⁠ךְ֙ כְּ⁠עֵ֣דֶר הָֽ⁠עִזִּ֔ים שֶׁ⁠גָּלְשׁ֖וּ מִן־הַ⁠גִּלְעָֽד</w:t>
+        <w:t>שַׂעְרֵ⁠ךְ֙ כְּ⁠עֵ֣דֶר הָֽ⁠עִזִּ֔ים שֶׁ⁠גָּלְשׁ֖וּ מִן־הַ⁠גִּלְעָֽד</w:t>
       </w:r>
     </w:p>
     <w:p>
@@ -47661,7 +47661,7 @@
         <w:rPr>
           <w:lang w:val="hi_IN" w:bidi="hi_IN"/>
         </w:rPr>
-        <w:t>הָֽ⁠רְחֵלִ֔ים</w:t>
+        <w:t>הָֽ⁠רְחֵלִ֔ים</w:t>
       </w:r>
     </w:p>
     <w:p>
@@ -47893,7 +47893,7 @@
         <w:rPr>
           <w:lang w:val="hi_IN" w:bidi="hi_IN"/>
         </w:rPr>
-        <w:t>שִׁשִּׁ֥ים הֵ֨מָּה֙ מְּלָכ֔וֹת</w:t>
+        <w:t>שִׁשִּׁ֥ים הֵ֨מָּה֙ מְּלָכ֔וֹת</w:t>
       </w:r>
     </w:p>
     <w:p>
@@ -48310,7 +48310,7 @@
         <w:rPr>
           <w:lang w:val="hi_IN" w:bidi="hi_IN"/>
         </w:rPr>
-        <w:t>וַ⁠עֲלָמ֖וֹת אֵ֥ין מִסְפָּֽר</w:t>
+        <w:t>וַ⁠עֲלָמ֖וֹת אֵ֥ין מִסְפָּֽר</w:t>
       </w:r>
     </w:p>
     <w:p>
@@ -48434,7 +48434,7 @@
         <w:rPr>
           <w:lang w:val="hi_IN" w:bidi="hi_IN"/>
         </w:rPr>
-        <w:t>שִׁשִּׁ֥ים הֵ֨מָּה֙ מְּלָכ֔וֹת וּ⁠שְׁמֹנִ֖ים פִּֽילַגְשִׁ֑ים וַ⁠עֲלָמ֖וֹת אֵ֥ין מִסְפָּֽר׃ אַחַ֥ת הִיא֙ יוֹנָתִ֣⁠י תַמָּתִ֔⁠י אַחַ֥ת הִיא֙ לְ⁠אִמָּ֔⁠הּ בָּרָ֥ה הִ֖יא לְ⁠יֽוֹלַדְתָּ֑⁠הּ</w:t>
+        <w:t>שִׁשִּׁ֥ים הֵ֨מָּה֙ מְּלָכ֔וֹת וּ⁠שְׁמֹנִ֖ים פִּֽילַגְשִׁ֑ים וַ⁠עֲלָמ֖וֹת אֵ֥ין מִסְפָּֽר׃ אַחַ֥ת הִיא֙ יוֹנָתִ֣⁠י תַמָּתִ֔⁠י אַחַ֥ת הִיא֙ לְ⁠אִמָּ֔⁠הּ בָּרָ֥ה הִ֖יא לְ⁠יֽוֹלַדְתָּ֑⁠הּ</w:t>
       </w:r>
     </w:p>
     <w:p>
@@ -48854,7 +48854,7 @@
         <w:rPr>
           <w:lang w:val="hi_IN" w:bidi="hi_IN"/>
         </w:rPr>
-        <w:t>אַחַ֥ת הִיא֙ לְ⁠אִמָּ֔⁠הּ</w:t>
+        <w:t>אַחַ֥ת הִיא֙ לְ⁠אִמָּ֔⁠הּ</w:t>
       </w:r>
     </w:p>
     <w:p>
@@ -49004,7 +49004,7 @@
         <w:rPr>
           <w:lang w:val="hi_IN" w:bidi="hi_IN"/>
         </w:rPr>
-        <w:t>בָּרָ֥ה הִ֖יא לְ⁠יֽוֹלַדְתָּ֑⁠הּ</w:t>
+        <w:t>בָּרָ֥ה הִ֖יא לְ⁠יֽוֹלַדְתָּ֑⁠הּ</w:t>
       </w:r>
     </w:p>
     <w:p>
@@ -49435,7 +49435,7 @@
         <w:rPr>
           <w:lang w:val="hi_IN" w:bidi="hi_IN"/>
         </w:rPr>
-        <w:t>מִי־זֹ֥את הַ⁠נִּשְׁקָפָ֖ה כְּמוֹ־שָׁ֑חַר יָפָ֣ה כַ⁠לְּבָנָ֗ה בָּרָה֙ כַּֽ⁠חַמָּ֔ה אֲיֻמָּ֖ה כַּ⁠נִּדְגָּלֽוֹת</w:t>
+        <w:t>מִי־זֹ֥את הַ⁠נִּשְׁקָפָ֖ה כְּמוֹ־שָׁ֑חַר יָפָ֣ה כַ⁠לְּבָנָ֗ה בָּרָה֙ כַּֽ⁠חַמָּ֔ה אֲיֻמָּ֖ה כַּ⁠נִּדְגָּלֽוֹת</w:t>
       </w:r>
     </w:p>
     <w:p>
@@ -49585,7 +49585,7 @@
         <w:rPr>
           <w:lang w:val="hi_IN" w:bidi="hi_IN"/>
         </w:rPr>
-        <w:t>מִי־זֹ֥את הַ⁠נִּשְׁקָפָ֖ה כְּמוֹ־שָׁ֑חַר יָפָ֣ה כַ⁠לְּבָנָ֗ה בָּרָה֙ כַּֽ⁠חַמָּ֔ה אֲיֻמָּ֖ה כַּ⁠נִּדְגָּלֽוֹת</w:t>
+        <w:t>מִי־זֹ֥את הַ⁠נִּשְׁקָפָ֖ה כְּמוֹ־שָׁ֑חַר יָפָ֣ה כַ⁠לְּבָנָ֗ה בָּרָה֙ כַּֽ⁠חַמָּ֔ה אֲיֻמָּ֖ה כַּ⁠נִּדְגָּלֽוֹת</w:t>
       </w:r>
     </w:p>
     <w:p>
@@ -49696,7 +49696,7 @@
         <w:rPr>
           <w:lang w:val="hi_IN" w:bidi="hi_IN"/>
         </w:rPr>
-        <w:t>הַ⁠נִּשְׁקָפָ֖ה כְּמוֹ־שָׁ֑חַר</w:t>
+        <w:t>הַ⁠נִּשְׁקָפָ֖ה כְּמוֹ־שָׁ֑חַר</w:t>
       </w:r>
     </w:p>
     <w:p>
@@ -49807,7 +49807,7 @@
         <w:rPr>
           <w:lang w:val="hi_IN" w:bidi="hi_IN"/>
         </w:rPr>
-        <w:t>הַ⁠נִּשְׁקָפָ֖ה כְּמוֹ־שָׁ֑חַר יָפָ֣ה כַ⁠לְּבָנָ֗ה בָּרָה֙ כַּֽ⁠חַמָּ֔ה</w:t>
+        <w:t>הַ⁠נִּשְׁקָפָ֖ה כְּמוֹ־שָׁ֑חַר יָפָ֣ה כַ⁠לְּבָנָ֗ה בָּרָה֙ כַּֽ⁠חַמָּ֔ה</w:t>
       </w:r>
     </w:p>
     <w:p>
@@ -49944,7 +49944,7 @@
         <w:rPr>
           <w:lang w:val="hi_IN" w:bidi="hi_IN"/>
         </w:rPr>
-        <w:t>אֲיֻמָּ֖ה כַּ⁠נִּדְגָּלֽוֹת</w:t>
+        <w:t>אֲיֻמָּ֖ה כַּ⁠נִּדְגָּלֽוֹת</w:t>
       </w:r>
     </w:p>
     <w:p>
@@ -50073,7 +50073,7 @@
         <w:rPr>
           <w:lang w:val="hi_IN" w:bidi="hi_IN"/>
         </w:rPr>
-        <w:t>אֶל־גִּנַּ֤ת אֱגוֹז֙ יָרַ֔דְתִּי</w:t>
+        <w:t>אֶל־גִּנַּ֤ת אֱגוֹז֙ יָרַ֔דְתִּי</w:t>
       </w:r>
     </w:p>
     <w:p>
@@ -50184,7 +50184,7 @@
         <w:rPr>
           <w:lang w:val="hi_IN" w:bidi="hi_IN"/>
         </w:rPr>
-        <w:t>אֶל־גִּנַּ֤ת אֱגוֹז֙ יָרַ֔דְתִּי</w:t>
+        <w:t>אֶל־גִּנַּ֤ת אֱגוֹז֙ יָרַ֔דְתִּי</w:t>
       </w:r>
     </w:p>
     <w:p>
@@ -50295,7 +50295,7 @@
         <w:rPr>
           <w:lang w:val="hi_IN" w:bidi="hi_IN"/>
         </w:rPr>
-        <w:t>יָרַ֔דְתִּי</w:t>
+        <w:t>יָרַ֔דְתִּי</w:t>
       </w:r>
     </w:p>
     <w:p>
@@ -50516,7 +50516,7 @@
         <w:rPr>
           <w:lang w:val="hi_IN" w:bidi="hi_IN"/>
         </w:rPr>
-        <w:t>לֹ֣א יָדַ֔עְתִּי</w:t>
+        <w:t>לֹ֣א יָדַ֔עְתִּי</w:t>
       </w:r>
     </w:p>
     <w:p>
@@ -50723,7 +50723,7 @@
         <w:rPr>
           <w:lang w:val="hi_IN" w:bidi="hi_IN"/>
         </w:rPr>
-        <w:t>מַרְכְּב֖וֹת עַמִּ⁠י־נָדִֽיב</w:t>
+        <w:t>מַרְכְּב֖וֹת עַמִּ⁠י־נָדִֽיב</w:t>
       </w:r>
     </w:p>
     <w:p>
@@ -50955,7 +50955,7 @@
         <w:rPr>
           <w:lang w:val="hi_IN" w:bidi="hi_IN"/>
         </w:rPr>
-        <w:t>הַ⁠שּׁ֣וּלַמִּ֔ית &amp; בַּ⁠שּׁ֣וּלַמִּ֔ית</w:t>
+        <w:t>הַ⁠שּׁ֣וּלַמִּ֔ית &amp; בַּ⁠שּׁ֣וּלַמִּ֔ית</w:t>
       </w:r>
     </w:p>
     <w:p>
@@ -51155,7 +51155,7 @@
         <w:rPr>
           <w:lang w:val="hi_IN" w:bidi="hi_IN"/>
         </w:rPr>
-        <w:t>מַֽה־תֶּחֱזוּ֙ בַּ⁠שּׁ֣וּלַמִּ֔ית כִּ⁠מְחֹלַ֖ת הַֽ⁠מַּחֲנָֽיִם</w:t>
+        <w:t>מַֽה־תֶּחֱזוּ֙ בַּ⁠שּׁ֣וּלַמִּ֔ית כִּ⁠מְחֹלַ֖ת הַֽ⁠מַּחֲנָֽיִם</w:t>
       </w:r>
     </w:p>
     <w:p>
@@ -51266,7 +51266,7 @@
         <w:rPr>
           <w:lang w:val="hi_IN" w:bidi="hi_IN"/>
         </w:rPr>
-        <w:t>כִּ⁠מְחֹלַ֖ת הַֽ⁠מַּחֲנָֽיִם</w:t>
+        <w:t>כִּ⁠מְחֹלַ֖ת הַֽ⁠מַּחֲנָֽיִם</w:t>
       </w:r>
     </w:p>
     <w:p>
@@ -51377,7 +51377,7 @@
         <w:rPr>
           <w:lang w:val="hi_IN" w:bidi="hi_IN"/>
         </w:rPr>
-        <w:t>כִּ⁠מְחֹלַ֖ת הַֽ⁠מַּחֲנָֽיִם</w:t>
+        <w:t>כִּ⁠מְחֹלַ֖ת הַֽ⁠מַּחֲנָֽיִם</w:t>
       </w:r>
     </w:p>
     <w:p>
@@ -51513,7 +51513,7 @@
         <w:rPr>
           <w:lang w:val="hi_IN" w:bidi="hi_IN"/>
         </w:rPr>
-        <w:t>מַה־יָּפ֧וּ פְעָמַ֛יִ⁠ךְ בַּ⁠נְּעָלִ֖ים בַּת־נָדִ֑יב חַמּוּקֵ֣י יְרֵכַ֔יִ⁠ךְ כְּמ֣וֹ חֲלָאִ֔ים מַעֲשֵׂ֖ה יְדֵ֥י אָמָּֽן</w:t>
+        <w:t>מַה־יָּפ֧וּ פְעָמַ֛יִ⁠ךְ בַּ⁠נְּעָלִ֖ים בַּת־נָדִ֑יב חַמּוּקֵ֣י יְרֵכַ֔יִ⁠ךְ כְּמ֣וֹ חֲלָאִ֔ים מַעֲשֵׂ֖ה יְדֵ֥י אָמָּֽן</w:t>
       </w:r>
     </w:p>
     <w:p>
@@ -51799,7 +51799,7 @@
         <w:rPr>
           <w:lang w:val="hi_IN" w:bidi="hi_IN"/>
         </w:rPr>
-        <w:t>מַה־יָּפ֧וּ פְעָמַ֛יִ⁠ךְ בַּ⁠נְּעָלִ֖ים בַּת־נָדִ֑יב</w:t>
+        <w:t>מַה־יָּפ֧וּ פְעָמַ֛יִ⁠ךְ בַּ⁠נְּעָלִ֖ים בַּת־נָדִ֑יב</w:t>
       </w:r>
     </w:p>
     <w:p>
@@ -51922,7 +51922,7 @@
         <w:rPr>
           <w:lang w:val="hi_IN" w:bidi="hi_IN"/>
         </w:rPr>
-        <w:t>בַּת־נָדִ֑יב</w:t>
+        <w:t>בַּת־נָדִ֑יב</w:t>
       </w:r>
     </w:p>
     <w:p>
@@ -52331,7 +52331,7 @@
         <w:rPr>
           <w:lang w:val="hi_IN" w:bidi="hi_IN"/>
         </w:rPr>
-        <w:t>מַעֲשֵׂ֖ה יְדֵ֥י אָמָּֽן</w:t>
+        <w:t>מַעֲשֵׂ֖ה יְדֵ֥י אָמָּֽן</w:t>
       </w:r>
     </w:p>
     <w:p>
@@ -52688,7 +52688,7 @@
         <w:rPr>
           <w:lang w:val="hi_IN" w:bidi="hi_IN"/>
         </w:rPr>
-        <w:t>אַל־יֶחְסַ֖ר הַ⁠מָּ֑זֶג</w:t>
+        <w:t>אַל־יֶחְסַ֖ר הַ⁠מָּ֑זֶג</w:t>
       </w:r>
     </w:p>
     <w:p>
@@ -52805,7 +52805,7 @@
         <w:rPr>
           <w:lang w:val="hi_IN" w:bidi="hi_IN"/>
         </w:rPr>
-        <w:t>הַ⁠מָּ֑זֶג</w:t>
+        <w:t>הַ⁠מָּ֑זֶג</w:t>
       </w:r>
     </w:p>
     <w:p>
@@ -53213,7 +53213,7 @@
         <w:rPr>
           <w:lang w:val="hi_IN" w:bidi="hi_IN"/>
         </w:rPr>
-        <w:t>סוּגָ֖ה בַּ⁠שּׁוֹשַׁנִּֽים</w:t>
+        <w:t>סוּגָ֖ה בַּ⁠שּׁוֹשַׁנִּֽים</w:t>
       </w:r>
     </w:p>
     <w:p>
@@ -54011,7 +54011,7 @@
         <w:rPr>
           <w:lang w:val="hi_IN" w:bidi="hi_IN"/>
         </w:rPr>
-        <w:t>עַל־שַׁ֨עַר֙ בַּת־רַבִּ֔ים</w:t>
+        <w:t>עַל־שַׁ֨עַר֙ בַּת־רַבִּ֔ים</w:t>
       </w:r>
     </w:p>
     <w:p>
@@ -54291,7 +54291,7 @@
         <w:rPr>
           <w:lang w:val="hi_IN" w:bidi="hi_IN"/>
         </w:rPr>
-        <w:t>רֹאשֵׁ֤⁠ךְ עָלַ֨יִ⁠ךְ֙ כַּ⁠כַּרְמֶ֔ל</w:t>
+        <w:t>רֹאשֵׁ֤⁠ךְ עָלַ֨יִ⁠ךְ֙ כַּ⁠כַּרְמֶ֔ל</w:t>
       </w:r>
     </w:p>
     <w:p>
@@ -54518,7 +54518,7 @@
         <w:rPr>
           <w:lang w:val="hi_IN" w:bidi="hi_IN"/>
         </w:rPr>
-        <w:t>וְ⁠דַלַּ֥ת רֹאשֵׁ֖⁠ךְ כָּ⁠אַרְגָּמָ֑ן</w:t>
+        <w:t>וְ⁠דַלַּ֥ת רֹאשֵׁ֖⁠ךְ כָּ⁠אַרְגָּמָ֑ן</w:t>
       </w:r>
     </w:p>
     <w:p>
@@ -54655,7 +54655,7 @@
         <w:rPr>
           <w:lang w:val="hi_IN" w:bidi="hi_IN"/>
         </w:rPr>
-        <w:t>מֶ֖לֶךְ אָס֥וּר בָּ⁠רְהָטִֽים</w:t>
+        <w:t>מֶ֖לֶךְ אָס֥וּר בָּ⁠רְהָטִֽים</w:t>
       </w:r>
     </w:p>
     <w:p>
@@ -54942,7 +54942,7 @@
         <w:rPr>
           <w:lang w:val="hi_IN" w:bidi="hi_IN"/>
         </w:rPr>
-        <w:t>מֶ֖לֶךְ אָס֥וּר בָּ⁠רְהָטִֽים</w:t>
+        <w:t>מֶ֖לֶךְ אָס֥וּר בָּ⁠רְהָטִֽים</w:t>
       </w:r>
     </w:p>
     <w:p>
@@ -55066,7 +55066,7 @@
         <w:rPr>
           <w:lang w:val="hi_IN" w:bidi="hi_IN"/>
         </w:rPr>
-        <w:t>בָּ⁠רְהָטִֽים</w:t>
+        <w:t>בָּ⁠רְהָטִֽים</w:t>
       </w:r>
     </w:p>
     <w:p>
@@ -55529,7 +55529,7 @@
         <w:rPr>
           <w:lang w:val="hi_IN" w:bidi="hi_IN"/>
         </w:rPr>
-        <w:t>אַהֲבָ֖ה בַּ⁠תַּֽעֲנוּגִֽים</w:t>
+        <w:t>אַהֲבָ֖ה בַּ⁠תַּֽעֲנוּגִֽים</w:t>
       </w:r>
     </w:p>
     <w:p>
@@ -56110,7 +56110,7 @@
         <w:rPr>
           <w:lang w:val="hi_IN" w:bidi="hi_IN"/>
         </w:rPr>
-        <w:t>אָמַ֨רְתִּי֙ אֶעֱלֶ֣ה בְ⁠תָמָ֔ר אֹֽחֲזָ֖ה בְּ⁠סַנְסִנָּ֑י⁠ו</w:t>
+        <w:t>אָמַ֨רְתִּי֙ אֶעֱלֶ֣ה בְ⁠תָמָ֔ר אֹֽחֲזָ֖ה בְּ⁠סַנְסִנָּ֑י⁠ו</w:t>
       </w:r>
     </w:p>
     <w:p>
@@ -56485,7 +56485,7 @@
         <w:rPr>
           <w:lang w:val="hi_IN" w:bidi="hi_IN"/>
         </w:rPr>
-        <w:t>אֶעֱלֶ֣ה בְ⁠תָמָ֔ר אֹֽחֲזָ֖ה בְּ⁠סַנְסִנָּ֑י⁠ו</w:t>
+        <w:t>אֶעֱלֶ֣ה בְ⁠תָמָ֔ר אֹֽחֲזָ֖ה בְּ⁠סַנְסִנָּ֑י⁠ו</w:t>
       </w:r>
     </w:p>
     <w:p>
@@ -56958,7 +56958,7 @@
         <w:rPr>
           <w:lang w:val="hi_IN" w:bidi="hi_IN"/>
         </w:rPr>
-        <w:t>כְּ⁠אֶשְׁכְּל֣וֹת הַ⁠גֶּ֔פֶן</w:t>
+        <w:t>כְּ⁠אֶשְׁכְּל֣וֹת הַ⁠גֶּ֔פֶן</w:t>
       </w:r>
     </w:p>
     <w:p>
@@ -57095,7 +57095,7 @@
         <w:rPr>
           <w:lang w:val="hi_IN" w:bidi="hi_IN"/>
         </w:rPr>
-        <w:t>וְ⁠רֵ֥יחַ אַפֵּ֖⁠ךְ כַּ⁠תַּפּוּחִֽים</w:t>
+        <w:t>וְ⁠רֵ֥יחַ אַפֵּ֖⁠ךְ כַּ⁠תַּפּוּחִֽים</w:t>
       </w:r>
     </w:p>
     <w:p>
@@ -57329,7 +57329,7 @@
         <w:rPr>
           <w:lang w:val="hi_IN" w:bidi="hi_IN"/>
         </w:rPr>
-        <w:t>כַּ⁠תַּפּוּחִֽים</w:t>
+        <w:t>כַּ⁠תַּפּוּחִֽים</w:t>
       </w:r>
     </w:p>
     <w:p>
@@ -57672,7 +57672,7 @@
         <w:rPr>
           <w:lang w:val="hi_IN" w:bidi="hi_IN"/>
         </w:rPr>
-        <w:t>וְ⁠חִכֵּ֕⁠ךְ</w:t>
+        <w:t>וְ⁠חִכֵּ֕⁠ךְ</w:t>
       </w:r>
     </w:p>
     <w:p>
@@ -57809,7 +57809,7 @@
         <w:rPr>
           <w:lang w:val="hi_IN" w:bidi="hi_IN"/>
         </w:rPr>
-        <w:t>הוֹלֵ֥ךְ לְ⁠דוֹדִ֖⁠י לְ⁠מֵישָׁרִ֑ים דּוֹבֵ֖ב שִׂפְתֵ֥י יְשֵׁנִֽים</w:t>
+        <w:t>הוֹלֵ֥ךְ לְ⁠דוֹדִ֖⁠י לְ⁠מֵישָׁרִ֑ים דּוֹבֵ֖ב שִׂפְתֵ֥י יְשֵׁנִֽים</w:t>
       </w:r>
     </w:p>
     <w:p>
@@ -58017,7 +58017,7 @@
         <w:rPr>
           <w:lang w:val="hi_IN" w:bidi="hi_IN"/>
         </w:rPr>
-        <w:t>הוֹלֵ֥ךְ לְ⁠דוֹדִ֖⁠י לְ⁠מֵישָׁרִ֑ים דּוֹבֵ֖ב שִׂפְתֵ֥י יְשֵׁנִֽים</w:t>
+        <w:t>הוֹלֵ֥ךְ לְ⁠דוֹדִ֖⁠י לְ⁠מֵישָׁרִ֑ים דּוֹבֵ֖ב שִׂפְתֵ֥י יְשֵׁנִֽים</w:t>
       </w:r>
     </w:p>
     <w:p>
@@ -58173,7 +58173,7 @@
         <w:rPr>
           <w:lang w:val="hi_IN" w:bidi="hi_IN"/>
         </w:rPr>
-        <w:t>לְ⁠מֵישָׁרִ֑ים דּוֹבֵ֖ב</w:t>
+        <w:t>לְ⁠מֵישָׁרִ֑ים דּוֹבֵ֖ב</w:t>
       </w:r>
     </w:p>
     <w:p>
@@ -58323,7 +58323,7 @@
         <w:rPr>
           <w:lang w:val="hi_IN" w:bidi="hi_IN"/>
         </w:rPr>
-        <w:t>שִׂפְתֵ֥י יְשֵׁנִֽים</w:t>
+        <w:t>שִׂפְתֵ֥י יְשֵׁנִֽים</w:t>
       </w:r>
     </w:p>
     <w:p>
@@ -58716,7 +58716,7 @@
         <w:rPr>
           <w:lang w:val="hi_IN" w:bidi="hi_IN"/>
         </w:rPr>
-        <w:t>נָלִ֖ינָה בַּ⁠כְּפָרִֽים</w:t>
+        <w:t>נָלִ֖ינָה בַּ⁠כְּפָרִֽים</w:t>
       </w:r>
     </w:p>
     <w:p>
@@ -58807,7 +58807,7 @@
         <w:rPr>
           <w:lang w:val="hi_IN" w:bidi="hi_IN"/>
         </w:rPr>
-        <w:t>בַּ⁠כְּפָרִֽים</w:t>
+        <w:t>בַּ⁠כְּפָרִֽים</w:t>
       </w:r>
     </w:p>
     <w:p>
@@ -58948,7 +58948,7 @@
         <w:rPr>
           <w:lang w:val="hi_IN" w:bidi="hi_IN"/>
         </w:rPr>
-        <w:t>נַשְׁכִּ֨ימָה֙</w:t>
+        <w:t>נַשְׁכִּ֨ימָה֙</w:t>
       </w:r>
     </w:p>
     <w:p>
@@ -59249,7 +59249,7 @@
         <w:rPr>
           <w:lang w:val="hi_IN" w:bidi="hi_IN"/>
         </w:rPr>
-        <w:t>פָּֽרְחָ֤ה הַ⁠גֶּ֨פֶן֙</w:t>
+        <w:t>פָּֽרְחָ֤ה הַ⁠גֶּ֨פֶן֙</w:t>
       </w:r>
     </w:p>
     <w:p>
@@ -59752,7 +59752,7 @@
         <w:rPr>
           <w:lang w:val="hi_IN" w:bidi="hi_IN"/>
         </w:rPr>
-        <w:t>וְ⁠עַל־פְּתָחֵ֨י⁠נוּ֙ כָּל־מְגָדִ֔ים</w:t>
+        <w:t>וְ⁠עַל־פְּתָחֵ֨י⁠נוּ֙ כָּל־מְגָדִ֔ים</w:t>
       </w:r>
     </w:p>
     <w:p>
@@ -59932,7 +59932,7 @@
         <w:rPr>
           <w:lang w:val="hi_IN" w:bidi="hi_IN"/>
         </w:rPr>
-        <w:t>דּוֹדִ֖⁠י צָפַ֥נְתִּי לָֽ⁠ךְ</w:t>
+        <w:t>דּוֹדִ֖⁠י צָפַ֥נְתִּי לָֽ⁠ךְ</w:t>
       </w:r>
     </w:p>
     <w:p>
@@ -60023,7 +60023,7 @@
         <w:rPr>
           <w:lang w:val="hi_IN" w:bidi="hi_IN"/>
         </w:rPr>
-        <w:t>מִ֤י יִתֶּנְ⁠ךָ֙ כְּ⁠אָ֣ח לִ֔⁠י יוֹנֵ֖ק שְׁדֵ֣י אִמִּ֑⁠י</w:t>
+        <w:t>מִ֤י יִתֶּנְ⁠ךָ֙ כְּ⁠אָ֣ח לִ֔⁠י יוֹנֵ֖ק שְׁדֵ֣י אִמִּ֑⁠י</w:t>
       </w:r>
     </w:p>
     <w:p>
@@ -60316,7 +60316,7 @@
         <w:rPr>
           <w:lang w:val="hi_IN" w:bidi="hi_IN"/>
         </w:rPr>
-        <w:t>מִ֤י יִתֶּנְ⁠ךָ֙ כְּ⁠אָ֣ח לִ֔⁠י יוֹנֵ֖ק שְׁדֵ֣י אִמִּ֑⁠י</w:t>
+        <w:t>מִ֤י יִתֶּנְ⁠ךָ֙ כְּ⁠אָ֣ח לִ֔⁠י יוֹנֵ֖ק שְׁדֵ֣י אִמִּ֑⁠י</w:t>
       </w:r>
     </w:p>
     <w:p>
@@ -60478,7 +60478,7 @@
         <w:rPr>
           <w:lang w:val="hi_IN" w:bidi="hi_IN"/>
         </w:rPr>
-        <w:t>גַּ֖ם</w:t>
+        <w:t>גַּ֖ם</w:t>
       </w:r>
     </w:p>
     <w:p>
@@ -60778,7 +60778,7 @@
         <w:rPr>
           <w:lang w:val="hi_IN" w:bidi="hi_IN"/>
         </w:rPr>
-        <w:t>אֶֽמְצָאֲ⁠ךָ֤ בַ⁠חוּץ֙ אֶשָׁ֣קְ⁠ךָ֔ גַּ֖ם לֹא־יָב֥וּזוּ לִֽ⁠י׃ אֶנְהָֽגֲ⁠ךָ֗ אֲבִֽיאֲ⁠ךָ֛ אֶל־בֵּ֥ית אִמִּ֖⁠י תְּלַמְּדֵ֑⁠נִי אַשְׁקְ⁠ךָ֙ מִ⁠יַּ֣יִן הָ⁠רֶ֔קַח מֵ⁠עֲסִ֖יס רִמֹּנִֽ⁠י</w:t>
+        <w:t>אֶֽמְצָאֲ⁠ךָ֤ בַ⁠חוּץ֙ אֶשָׁ֣קְ⁠ךָ֔ גַּ֖ם לֹא־יָב֥וּזוּ לִֽ⁠י׃ אֶנְהָֽגֲ⁠ךָ֗ אֲבִֽיאֲ⁠ךָ֛ אֶל־בֵּ֥ית אִמִּ֖⁠י תְּלַמְּדֵ֑⁠נִי אַשְׁקְ⁠ךָ֙ מִ⁠יַּ֣יִן הָ⁠רֶ֔קַח מֵ⁠עֲסִ֖יס רִמֹּנִֽ⁠י</w:t>
       </w:r>
     </w:p>
     <w:p>
@@ -60940,7 +60940,7 @@
         <w:rPr>
           <w:lang w:val="hi_IN" w:bidi="hi_IN"/>
         </w:rPr>
-        <w:t>אֲבִֽיאֲ⁠ךָ֛ אֶל־בֵּ֥ית אִמִּ֖⁠י</w:t>
+        <w:t>אֲבִֽיאֲ⁠ךָ֛ אֶל־בֵּ֥ית אִמִּ֖⁠י</w:t>
       </w:r>
     </w:p>
     <w:p>
@@ -61082,7 +61082,7 @@
         <w:rPr>
           <w:lang w:val="hi_IN" w:bidi="hi_IN"/>
         </w:rPr>
-        <w:t>אֲבִֽיאֲ⁠ךָ֛ אֶל־בֵּ֥ית אִמִּ֖⁠י תְּלַמְּדֵ֑⁠נִי</w:t>
+        <w:t>אֲבִֽיאֲ⁠ךָ֛ אֶל־בֵּ֥ית אִמִּ֖⁠י תְּלַמְּדֵ֑⁠נִי</w:t>
       </w:r>
     </w:p>
     <w:p>
@@ -61173,7 +61173,7 @@
         <w:rPr>
           <w:lang w:val="hi_IN" w:bidi="hi_IN"/>
         </w:rPr>
-        <w:t>אַשְׁקְ⁠ךָ֙ מִ⁠יַּ֣יִן הָ⁠רֶ֔קַח</w:t>
+        <w:t>אַשְׁקְ⁠ךָ֙ מִ⁠יַּ֣יִן הָ⁠רֶ֔קַח</w:t>
       </w:r>
     </w:p>
     <w:p>
@@ -61432,7 +61432,7 @@
         <w:rPr>
           <w:lang w:val="hi_IN" w:bidi="hi_IN"/>
         </w:rPr>
-        <w:t>אַשְׁקְ⁠ךָ֙ מִ⁠יַּ֣יִן הָ⁠רֶ֔קַח מֵ⁠עֲסִ֖יס רִמֹּנִֽ⁠י</w:t>
+        <w:t>אַשְׁקְ⁠ךָ֙ מִ⁠יַּ֣יִן הָ⁠רֶ֔קַח מֵ⁠עֲסִ֖יס רִמֹּנִֽ⁠י</w:t>
       </w:r>
     </w:p>
     <w:p>
@@ -61602,7 +61602,7 @@
         <w:rPr>
           <w:lang w:val="hi_IN" w:bidi="hi_IN"/>
         </w:rPr>
-        <w:t>מֵ⁠עֲסִ֖יס רִמֹּנִֽ⁠י</w:t>
+        <w:t>מֵ⁠עֲסִ֖יס רִמֹּנִֽ⁠י</w:t>
       </w:r>
     </w:p>
     <w:p>
@@ -62026,7 +62026,7 @@
         <w:rPr>
           <w:lang w:val="hi_IN" w:bidi="hi_IN"/>
         </w:rPr>
-        <w:t>מִ֣י זֹ֗את עֹלָה֙ מִן־הַ⁠מִּדְבָּ֔ר מִתְרַפֶּ֖קֶת עַל־דּוֹדָ֑⁠הּ</w:t>
+        <w:t>מִ֣י זֹ֗את עֹלָה֙ מִן־הַ⁠מִּדְבָּ֔ר מִתְרַפֶּ֖קֶת עַל־דּוֹדָ֑⁠הּ</w:t>
       </w:r>
     </w:p>
     <w:p>
@@ -62635,7 +62635,7 @@
         <w:rPr>
           <w:lang w:val="hi_IN" w:bidi="hi_IN"/>
         </w:rPr>
-        <w:t>חִבְּלַ֣תְ⁠ךָ</w:t>
+        <w:t>חִבְּלַ֣תְ⁠ךָ</w:t>
       </w:r>
     </w:p>
     <w:p>
@@ -62751,7 +62751,7 @@
         <w:rPr>
           <w:lang w:val="hi_IN" w:bidi="hi_IN"/>
         </w:rPr>
-        <w:t>תַּ֤חַת הַ⁠תַּפּ֨וּחַ֙ עֽוֹרַרְתִּ֔י⁠ךָ שָׁ֚מָּ⁠ה חִבְּלַ֣תְ⁠ךָ אִמֶּ֔⁠ךָ שָׁ֖מָּ⁠ה חִבְּלָ֥ה יְלָדַֽתְ⁠ךָ׃ שִׂימֵ֨⁠נִי כַֽ⁠חוֹתָ֜ם עַל־לִבֶּ֗⁠ךָ כַּֽ⁠חוֹתָם֙ עַל־זְרוֹעֶ֔⁠ךָ כִּֽי־עַזָּ֤ה כַ⁠מָּ֨וֶת֙ אַהֲבָ֔ה קָשָׁ֥ה כִ⁠שְׁא֖וֹל קִנְאָ֑ה רְשָׁפֶ֕י⁠הָ רִשְׁפֵּ֕י אֵ֖שׁ שַׁלְהֶ֥בֶתְ יָֽה׃ מַ֣יִם רַבִּ֗ים לֹ֤א יֽוּכְלוּ֙ לְ⁠כַבּ֣וֹת אֶת־הָֽ⁠אַהֲבָ֔ה וּ⁠נְהָר֖וֹת לֹ֣א יִשְׁטְפ֑וּ⁠הָ אִם־יִתֵּ֨ן אִ֜ישׁ אֶת־כָּל־ה֤וֹן בֵּית⁠וֹ֙ בָּ⁠אַהֲבָ֔ה בּ֖וֹז יָב֥וּזוּ לֽ⁠וֹ</w:t>
+        <w:t>תַּ֤חַת הַ⁠תַּפּ֨וּחַ֙ עֽוֹרַרְתִּ֔י⁠ךָ שָׁ֚מָּ⁠ה חִבְּלַ֣תְ⁠ךָ אִמֶּ֔⁠ךָ שָׁ֖מָּ⁠ה חִבְּלָ֥ה יְלָדַֽתְ⁠ךָ׃ שִׂימֵ֨⁠נִי כַֽ⁠חוֹתָ֜ם עַל־לִבֶּ֗⁠ךָ כַּֽ⁠חוֹתָם֙ עַל־זְרוֹעֶ֔⁠ךָ כִּֽי־עַזָּ֤ה כַ⁠מָּ֨וֶת֙ אַהֲבָ֔ה קָשָׁ֥ה כִ⁠שְׁא֖וֹל קִנְאָ֑ה רְשָׁפֶ֕י⁠הָ רִשְׁפֵּ֕י אֵ֖שׁ שַׁלְהֶ֥בֶתְ יָֽה׃ מַ֣יִם רַבִּ֗ים לֹ֤א יֽוּכְלוּ֙ לְ⁠כַבּ֣וֹת אֶת־הָֽ⁠אַהֲבָ֔ה וּ⁠נְהָר֖וֹת לֹ֣א יִשְׁטְפ֑וּ⁠הָ אִם־יִתֵּ֨ן אִ֜ישׁ אֶת־כָּל־ה֤וֹן בֵּית⁠וֹ֙ בָּ⁠אַהֲבָ֔ה בּ֖וֹז יָב֥וּזוּ לֽ⁠וֹ</w:t>
       </w:r>
     </w:p>
     <w:p>
@@ -63121,7 +63121,7 @@
         <w:rPr>
           <w:lang w:val="hi_IN" w:bidi="hi_IN"/>
         </w:rPr>
-        <w:t>כַּֽ⁠חוֹתָם֙ עַל־זְרוֹעֶ֔⁠ךָ</w:t>
+        <w:t>כַּֽ⁠חוֹתָם֙ עַל־זְרוֹעֶ֔⁠ךָ</w:t>
       </w:r>
     </w:p>
     <w:p>
@@ -63271,7 +63271,7 @@
         <w:rPr>
           <w:lang w:val="hi_IN" w:bidi="hi_IN"/>
         </w:rPr>
-        <w:t>כַּֽ⁠חוֹתָם֙ עַל־זְרוֹעֶ֔⁠ךָ</w:t>
+        <w:t>כַּֽ⁠חוֹתָם֙ עַל־זְרוֹעֶ֔⁠ךָ</w:t>
       </w:r>
     </w:p>
     <w:p>
@@ -63680,7 +63680,7 @@
         <w:rPr>
           <w:lang w:val="hi_IN" w:bidi="hi_IN"/>
         </w:rPr>
-        <w:t>קָשָׁ֥ה כִ⁠שְׁא֖וֹל קִנְאָ֑ה</w:t>
+        <w:t>קָשָׁ֥ה כִ⁠שְׁא֖וֹל קִנְאָ֑ה</w:t>
       </w:r>
     </w:p>
     <w:p>
@@ -63914,7 +63914,7 @@
         <w:rPr>
           <w:lang w:val="hi_IN" w:bidi="hi_IN"/>
         </w:rPr>
-        <w:t>כִ⁠שְׁא֖וֹל</w:t>
+        <w:t>כִ⁠שְׁא֖וֹל</w:t>
       </w:r>
     </w:p>
     <w:p>
@@ -64064,7 +64064,7 @@
         <w:rPr>
           <w:lang w:val="hi_IN" w:bidi="hi_IN"/>
         </w:rPr>
-        <w:t>רְשָׁפֶ֕י⁠הָ רִשְׁפֵּ֕י אֵ֖שׁ שַׁלְהֶ֥בֶתְ יָֽה</w:t>
+        <w:t>רְשָׁפֶ֕י⁠הָ רִשְׁפֵּ֕י אֵ֖שׁ שַׁלְהֶ֥בֶתְ יָֽה</w:t>
       </w:r>
     </w:p>
     <w:p>
@@ -64324,7 +64324,7 @@
         <w:rPr>
           <w:lang w:val="hi_IN" w:bidi="hi_IN"/>
         </w:rPr>
-        <w:t>מַ֣יִם רַבִּ֗ים לֹ֤א יֽוּכְלוּ֙ לְ⁠כַבּ֣וֹת אֶת־הָֽ⁠אַהֲבָ֔ה וּ⁠נְהָר֖וֹת לֹ֣א יִשְׁטְפ֑וּ⁠הָ</w:t>
+        <w:t>מַ֣יִם רַבִּ֗ים לֹ֤א יֽוּכְלוּ֙ לְ⁠כַבּ֣וֹת אֶת־הָֽ⁠אַהֲבָ֔ה וּ⁠נְהָר֖וֹת לֹ֣א יִשְׁטְפ֑וּ⁠הָ</w:t>
       </w:r>
     </w:p>
     <w:p>
@@ -64500,7 +64500,7 @@
         <w:rPr>
           <w:lang w:val="hi_IN" w:bidi="hi_IN"/>
         </w:rPr>
-        <w:t>מַ֣יִם רַבִּ֗ים לֹ֤א יֽוּכְלוּ֙ לְ⁠כַבּ֣וֹת אֶת־הָֽ⁠אַהֲבָ֔ה וּ⁠נְהָר֖וֹת לֹ֣א יִשְׁטְפ֑וּ⁠הָ</w:t>
+        <w:t>מַ֣יִם רַבִּ֗ים לֹ֤א יֽוּכְלוּ֙ לְ⁠כַבּ֣וֹת אֶת־הָֽ⁠אַהֲבָ֔ה וּ⁠נְהָר֖וֹת לֹ֣א יִשְׁטְפ֑וּ⁠הָ</w:t>
       </w:r>
     </w:p>
     <w:p>
@@ -64687,7 +64687,7 @@
         <w:rPr>
           <w:lang w:val="hi_IN" w:bidi="hi_IN"/>
         </w:rPr>
-        <w:t>אִם־יִתֵּ֨ן אִ֜ישׁ אֶת־כָּל־ה֤וֹן בֵּית⁠וֹ֙ בָּ⁠אַהֲבָ֔ה בּ֖וֹז יָב֥וּזוּ לֽ⁠וֹ</w:t>
+        <w:t>אִם־יִתֵּ֨ן אִ֜ישׁ אֶת־כָּל־ה֤וֹן בֵּית⁠וֹ֙ בָּ⁠אַהֲבָ֔ה בּ֖וֹז יָב֥וּזוּ לֽ⁠וֹ</w:t>
       </w:r>
     </w:p>
     <w:p>
@@ -64798,7 +64798,7 @@
         <w:rPr>
           <w:lang w:val="hi_IN" w:bidi="hi_IN"/>
         </w:rPr>
-        <w:t>בָּ⁠אַהֲבָ֔ה</w:t>
+        <w:t>בָּ⁠אַהֲבָ֔ה</w:t>
       </w:r>
     </w:p>
     <w:p>
@@ -65045,7 +65045,7 @@
         <w:rPr>
           <w:lang w:val="hi_IN" w:bidi="hi_IN"/>
         </w:rPr>
-        <w:t>קְטַנָּ֔ה</w:t>
+        <w:t>קְטַנָּ֔ה</w:t>
       </w:r>
     </w:p>
     <w:p>
@@ -65169,7 +65169,7 @@
         <w:rPr>
           <w:lang w:val="hi_IN" w:bidi="hi_IN"/>
         </w:rPr>
-        <w:t>וְ⁠שָׁדַ֖יִם אֵ֣ין לָ֑⁠הּ</w:t>
+        <w:t>וְ⁠שָׁדַ֖יִם אֵ֣ין לָ֑⁠הּ</w:t>
       </w:r>
     </w:p>
     <w:p>
@@ -65499,7 +65499,7 @@
         <w:rPr>
           <w:lang w:val="hi_IN" w:bidi="hi_IN"/>
         </w:rPr>
-        <w:t>שֶׁ⁠יְּדֻבַּר־בָּֽ⁠הּ</w:t>
+        <w:t>שֶׁ⁠יְּדֻבַּר־בָּֽ⁠הּ</w:t>
       </w:r>
     </w:p>
     <w:p>
@@ -65733,7 +65733,7 @@
         <w:rPr>
           <w:lang w:val="hi_IN" w:bidi="hi_IN"/>
         </w:rPr>
-        <w:t>וְ⁠אִם־דֶּ֣לֶת הִ֔יא נָצ֥וּר עָלֶ֖י⁠הָ ל֥וּחַ אָֽרֶז</w:t>
+        <w:t>וְ⁠אִם־דֶּ֣לֶת הִ֔יא נָצ֥וּר עָלֶ֖י⁠הָ ל֥וּחַ אָֽרֶז</w:t>
       </w:r>
     </w:p>
     <w:p>
@@ -66071,7 +66071,7 @@
         <w:rPr>
           <w:lang w:val="hi_IN" w:bidi="hi_IN"/>
         </w:rPr>
-        <w:t>אֲנִ֣י חוֹמָ֔ה וְ⁠שָׁדַ֖⁠י כַּ⁠מִּגְדָּל֑וֹת אָ֛ז הָיִ֥יתִי בְ⁠עֵינָ֖י⁠ו כְּ⁠מוֹצְאֵ֥ת שָׁלֽוֹם</w:t>
+        <w:t>אֲנִ֣י חוֹמָ֔ה וְ⁠שָׁדַ֖⁠י כַּ⁠מִּגְדָּל֑וֹת אָ֛ז הָיִ֥יתִי בְ⁠עֵינָ֖י⁠ו כְּ⁠מוֹצְאֵ֥ת שָׁלֽוֹם</w:t>
       </w:r>
     </w:p>
     <w:p>
@@ -66306,7 +66306,7 @@
         <w:rPr>
           <w:lang w:val="hi_IN" w:bidi="hi_IN"/>
         </w:rPr>
-        <w:t>וְ⁠שָׁדַ֖⁠י</w:t>
+        <w:t>וְ⁠שָׁדַ֖⁠י</w:t>
       </w:r>
     </w:p>
     <w:p>
@@ -66749,7 +66749,7 @@
         <w:rPr>
           <w:lang w:val="hi_IN" w:bidi="hi_IN"/>
         </w:rPr>
-        <w:t>כְּ⁠מוֹצְאֵ֥ת</w:t>
+        <w:t>כְּ⁠מוֹצְאֵ֥ת</w:t>
       </w:r>
     </w:p>
     <w:p>
@@ -66853,7 +66853,7 @@
         <w:rPr>
           <w:lang w:val="hi_IN" w:bidi="hi_IN"/>
         </w:rPr>
-        <w:t>הָיִ֥יתִי בְ⁠עֵינָ֖י⁠ו כְּ⁠מוֹצְאֵ֥ת שָׁלֽוֹם</w:t>
+        <w:t>הָיִ֥יתִי בְ⁠עֵינָ֖י⁠ו כְּ⁠מוֹצְאֵ֥ת שָׁלֽוֹם</w:t>
       </w:r>
     </w:p>
     <w:p>
@@ -67107,7 +67107,7 @@
         <w:rPr>
           <w:lang w:val="hi_IN" w:bidi="hi_IN"/>
         </w:rPr>
-        <w:t>לַ⁠נֹּטְרִ֑ים</w:t>
+        <w:t>לַ⁠נֹּטְרִ֑ים</w:t>
       </w:r>
     </w:p>
     <w:p>
@@ -67270,7 +67270,7 @@
         <w:rPr>
           <w:lang w:val="hi_IN" w:bidi="hi_IN"/>
         </w:rPr>
-        <w:t>נָתַ֥ן אֶת־הַ⁠כֶּ֖רֶם לַ⁠נֹּטְרִ֑ים</w:t>
+        <w:t>נָתַ֥ן אֶת־הַ⁠כֶּ֖רֶם לַ⁠נֹּטְרִ֑ים</w:t>
       </w:r>
     </w:p>
     <w:p>
@@ -67361,7 +67361,7 @@
         <w:rPr>
           <w:lang w:val="hi_IN" w:bidi="hi_IN"/>
         </w:rPr>
-        <w:t>אִ֛ישׁ יָבִ֥א בְּ⁠פִרְי֖⁠וֹ אֶ֥לֶף כָּֽסֶף</w:t>
+        <w:t>אִ֛ישׁ יָבִ֥א בְּ⁠פִרְי֖⁠וֹ אֶ֥לֶף כָּֽסֶף</w:t>
       </w:r>
     </w:p>
     <w:p>
@@ -67511,7 +67511,7 @@
         <w:rPr>
           <w:lang w:val="hi_IN" w:bidi="hi_IN"/>
         </w:rPr>
-        <w:t>אֶ֥לֶף כָּֽסֶף</w:t>
+        <w:t>אֶ֥לֶף כָּֽסֶף</w:t>
       </w:r>
     </w:p>
     <w:p>
@@ -67622,7 +67622,7 @@
         <w:rPr>
           <w:lang w:val="hi_IN" w:bidi="hi_IN"/>
         </w:rPr>
-        <w:t>כֶּ֣רֶם הָיָ֤ה לִ⁠שְׁלֹמֹה֙ בְּ⁠בַ֣עַל הָמ֔וֹן נָתַ֥ן אֶת־הַ⁠כֶּ֖רֶם לַ⁠נֹּטְרִ֑ים אִ֛ישׁ יָבִ֥א בְּ⁠פִרְי֖⁠וֹ אֶ֥לֶף כָּֽסֶף׃ כָּרְמִ֥⁠י שֶׁ⁠לִּ֖⁠י לְ⁠פָנָ֑⁠י הָ⁠אֶ֤לֶף לְ⁠ךָ֙ שְׁלֹמֹ֔ה וּ⁠מָאתַ֖יִם לְ⁠נֹטְרִ֥ים אֶת־פִּרְיֽ⁠וֹ</w:t>
+        <w:t>כֶּ֣רֶם הָיָ֤ה לִ⁠שְׁלֹמֹה֙ בְּ⁠בַ֣עַל הָמ֔וֹן נָתַ֥ן אֶת־הַ⁠כֶּ֖רֶם לַ⁠נֹּטְרִ֑ים אִ֛ישׁ יָבִ֥א בְּ⁠פִרְי֖⁠וֹ אֶ֥לֶף כָּֽסֶף׃ כָּרְמִ֥⁠י שֶׁ⁠לִּ֖⁠י לְ⁠פָנָ֑⁠י הָ⁠אֶ֤לֶף לְ⁠ךָ֙ שְׁלֹמֹ֔ה וּ⁠מָאתַ֖יִם לְ⁠נֹטְרִ֥ים אֶת־פִּרְיֽ⁠וֹ</w:t>
       </w:r>
     </w:p>
     <w:p>
@@ -67733,7 +67733,7 @@
         <w:rPr>
           <w:lang w:val="hi_IN" w:bidi="hi_IN"/>
         </w:rPr>
-        <w:t>כָּרְמִ֥⁠י</w:t>
+        <w:t>כָּרְמִ֥⁠י</w:t>
       </w:r>
     </w:p>
     <w:p>
@@ -68056,7 +68056,7 @@
         <w:rPr>
           <w:lang w:val="hi_IN" w:bidi="hi_IN"/>
         </w:rPr>
-        <w:t>הָ⁠אֶ֤לֶף לְ⁠ךָ֙ שְׁלֹמֹ֔ה וּ⁠מָאתַ֖יִם לְ⁠נֹטְרִ֥ים אֶת־פִּרְיֽ⁠וֹ</w:t>
+        <w:t>הָ⁠אֶ֤לֶף לְ⁠ךָ֙ שְׁלֹמֹ֔ה וּ⁠מָאתַ֖יִם לְ⁠נֹטְרִ֥ים אֶת־פִּרְיֽ⁠וֹ</w:t>
       </w:r>
     </w:p>
     <w:p>
@@ -68219,7 +68219,7 @@
         <w:rPr>
           <w:lang w:val="hi_IN" w:bidi="hi_IN"/>
         </w:rPr>
-        <w:t>הָ⁠אֶ֤לֶף לְ⁠ךָ֙ שְׁלֹמֹ֔ה</w:t>
+        <w:t>הָ⁠אֶ֤לֶף לְ⁠ךָ֙ שְׁלֹמֹ֔ה</w:t>
       </w:r>
     </w:p>
     <w:p>
@@ -68400,7 +68400,7 @@
         <w:rPr>
           <w:lang w:val="hi_IN" w:bidi="hi_IN"/>
         </w:rPr>
-        <w:t>הַ⁠יוֹשֶׁ֣בֶת בַּ⁠גַּנִּ֗ים חֲבֵרִ֛ים מַקְשִׁיבִ֥ים לְ⁠קוֹלֵ֖⁠ךְ הַשְׁמִיעִֽי⁠נִי</w:t>
+        <w:t>הַ⁠יוֹשֶׁ֣בֶת בַּ⁠גַּנִּ֗ים חֲבֵרִ֛ים מַקְשִׁיבִ֥ים לְ⁠קוֹלֵ֖⁠ךְ הַשְׁמִיעִֽי⁠נִי</w:t>
       </w:r>
     </w:p>
     <w:p>
@@ -68788,7 +68788,7 @@
         <w:rPr>
           <w:lang w:val="hi_IN" w:bidi="hi_IN"/>
         </w:rPr>
-        <w:t>בְּרַ֣ח ׀ דּוֹדִ֗⁠י וּֽ⁠דְמֵה־לְ⁠ךָ֤ לִ⁠צְבִי֙ א֚וֹ לְ⁠עֹ֣פֶר הָֽ⁠אַיָּלִ֔ים עַ֖ל הָרֵ֥י בְשָׂמִֽים</w:t>
+        <w:t>בְּרַ֣ח ׀ דּוֹדִ֗⁠י וּֽ⁠דְמֵה־לְ⁠ךָ֤ לִ⁠צְבִי֙ א֚וֹ לְ⁠עֹ֣פֶר הָֽ⁠אַיָּלִ֔ים עַ֖ל הָרֵ֥י בְשָׂמִֽים</w:t>
       </w:r>
     </w:p>
     <w:p>
@@ -68899,7 +68899,7 @@
         <w:rPr>
           <w:lang w:val="hi_IN" w:bidi="hi_IN"/>
         </w:rPr>
-        <w:t>בְּרַ֣ח</w:t>
+        <w:t>בְּרַ֣ח</w:t>
       </w:r>
     </w:p>
     <w:p>
@@ -69023,7 +69023,7 @@
         <w:rPr>
           <w:lang w:val="hi_IN" w:bidi="hi_IN"/>
         </w:rPr>
-        <w:t>דּוֹדִ֗⁠י וּֽ⁠דְמֵה־לְ⁠ךָ֤ לִ⁠צְבִי֙ א֚וֹ לְ⁠עֹ֣פֶר הָֽ⁠אַיָּלִ֔ים</w:t>
+        <w:t>דּוֹדִ֗⁠י וּֽ⁠דְמֵה־לְ⁠ךָ֤ לִ⁠צְבִי֙ א֚וֹ לְ⁠עֹ֣פֶר הָֽ⁠אַיָּלִ֔ים</w:t>
       </w:r>
     </w:p>
     <w:p>

--- a/hin/docx/22.content.docx
+++ b/hin/docx/22.content.docx
@@ -1087,6 +1087,179 @@
         <w:rPr>
           <w:lang w:val="hi_IN" w:bidi="hi_IN"/>
         </w:rPr>
+        <w:t>श्रेष्ठगीत - अध्याय 1 परिचय</w:t>
+      </w:r>
+      <w:r>
+        <w:rPr>
+          <w:lang w:val="hi_IN" w:bidi="hi_IN"/>
+        </w:rPr>
+      </w:r>
+    </w:p>
+    <w:p>
+      <w:pPr>
+        <w:pStyle w:val="Heading3"/>
+      </w:pPr>
+      <w:r>
+        <w:rPr>
+          <w:lang w:val="hi_IN" w:bidi="hi_IN"/>
+        </w:rPr>
+        <w:t>इस अध्याय के महत्वपूर्ण अलंकार</w:t>
+      </w:r>
+    </w:p>
+    <w:p>
+      <w:pPr>
+        <w:pStyle w:val="Heading4"/>
+      </w:pPr>
+      <w:r>
+        <w:rPr>
+          <w:lang w:val="hi_IN" w:bidi="hi_IN"/>
+        </w:rPr>
+        <w:t>रूपक</w:t>
+      </w:r>
+    </w:p>
+    <w:p>
+      <w:pPr/>
+      <w:r>
+        <w:rPr>
+          <w:lang w:val="hi_IN" w:bidi="hi_IN"/>
+        </w:rPr>
+      </w:r>
+      <w:r>
+        <w:rPr>
+          <w:lang w:val="hi_IN" w:bidi="hi_IN"/>
+        </w:rPr>
+        <w:t xml:space="preserve">प्राचीन पश्चिमी एशिया में, स्त्रियों का वर्णन पशुओं से सम्बन्धित रूपकों का उपयोग करके करना सामान्य था। आज, कई संस्कृतियों में इसे अपमानजनक माना जा सकता है। विभिन्न संस्कृतियों में सुन्दरता के लिए अलग-अलग रूपकों का उपयोग किया जाता है। (देखें: </w:t>
+      </w:r>
+      <w:r>
+        <w:rPr>
+          <w:lang w:val="hi_IN" w:bidi="hi_IN"/>
+        </w:rPr>
+        <w:t>रूपक</w:t>
+      </w:r>
+      <w:r>
+        <w:rPr>
+          <w:lang w:val="hi_IN" w:bidi="hi_IN"/>
+        </w:rPr>
+        <w:t>)</w:t>
+      </w:r>
+    </w:p>
+    <w:p>
+      <w:pPr>
+        <w:pStyle w:val="Heading3"/>
+      </w:pPr>
+      <w:r>
+        <w:rPr>
+          <w:lang w:val="hi_IN" w:bidi="hi_IN"/>
+        </w:rPr>
+        <w:t>इस अध्याय में अन्य सम्भावित अनुवाद चुनौतियाँ</w:t>
+      </w:r>
+    </w:p>
+    <w:p>
+      <w:pPr>
+        <w:pStyle w:val="Heading4"/>
+      </w:pPr>
+      <w:r>
+        <w:rPr>
+          <w:lang w:val="hi_IN" w:bidi="hi_IN"/>
+        </w:rPr>
+        <w:t>वे पंक्तियाँ जो यह दर्शाती हैं कि कौन बोल रहे हैं और किससे बात की जा रही है।</w:t>
+      </w:r>
+    </w:p>
+    <w:p>
+      <w:pPr/>
+      <w:r>
+        <w:rPr>
+          <w:lang w:val="hi_IN" w:bidi="hi_IN"/>
+        </w:rPr>
+      </w:r>
+      <w:r>
+        <w:rPr>
+          <w:lang w:val="hi_IN" w:bidi="hi_IN"/>
+        </w:rPr>
+        <w:t>पूरी कविता में, लेखक वक्ता और उनके श्रोताओं की पहचान नहीं करता है। इसलिए पाठकों को कविता समझने में सहायता करने के लिए, कुछ अनुवादक वक्ता और श्रोता की पहचान करने का प्रयास करते हैं। यह हमेशा निश्चित नहीं होता कि वक्ता कौन हैं, इसलिए कभी-कभी अनुवादक इस बात पर असहमत होते हैं कि कौन बोल रहा है। प्रत्येक भाषण से पहले, अनफोल्डिंग वर्ड सिम्प्लिफाइड़ ट्रान्सलेशन में एक शीर्ष लेख होता है जो वक्ता और श्रोता की पहचान करता है। आप अपने अनुवाद में भी ऐसा कर सकते हैं।</w:t>
+      </w:r>
+    </w:p>
+    <w:p>
+      <w:pPr>
+        <w:pStyle w:val="Heading4"/>
+      </w:pPr>
+      <w:r>
+        <w:rPr>
+          <w:lang w:val="hi_IN" w:bidi="hi_IN"/>
+        </w:rPr>
+        <w:t>“</w:t>
+      </w:r>
+      <w:r>
+        <w:rPr>
+          <w:lang w:val="hi_IN" w:bidi="hi_IN"/>
+        </w:rPr>
+        <w:t>मैं साँवली हूँ</w:t>
+      </w:r>
+      <w:r>
+        <w:rPr>
+          <w:lang w:val="hi_IN" w:bidi="hi_IN"/>
+        </w:rPr>
+        <w:t>”</w:t>
+      </w:r>
+    </w:p>
+    <w:p>
+      <w:pPr/>
+      <w:r>
+        <w:rPr>
+          <w:lang w:val="hi_IN" w:bidi="hi_IN"/>
+        </w:rPr>
+      </w:r>
+      <w:r>
+        <w:rPr>
+          <w:lang w:val="hi_IN" w:bidi="hi_IN"/>
+        </w:rPr>
+        <w:t xml:space="preserve">प्राचीन पश्चिमी एशिया में, अमीर लोगों की त्वचा आमतौर पर हल्की होती थी क्योंकि उन्हें धूप में बाहर काम करने की आवश्यकता नहीं होती थी। इस युवा स्त्री को धूप में बाहर काम करना पड़ा, और परिणामस्वरूप उसकी त्वचा साँवली हो गई और यही कारण है कि वह </w:t>
+      </w:r>
+      <w:hyperlink r:id="rId14">
+        <w:r>
+          <w:rPr>
+            <w:lang w:val="hi_IN" w:bidi="hi_IN"/>
+          </w:rPr>
+          <w:rPr>
+            <w:color w:val="0000EE"/>
+            <w:u w:val="single"/>
+          </w:rPr>
+          <w:t>1:5–6</w:t>
+        </w:r>
+      </w:hyperlink>
+      <w:r>
+        <w:rPr>
+          <w:lang w:val="hi_IN" w:bidi="hi_IN"/>
+        </w:rPr>
+        <w:t xml:space="preserve"> में कहती हैं "मैं साँवली हूँ"।</w:t>
+      </w:r>
+      <w:r>
+        <w:rPr>
+          <w:lang w:val="hi_IN" w:bidi="hi_IN"/>
+        </w:rPr>
+      </w:r>
+      <w:r>
+        <w:rPr>
+          <w:lang w:val="hi_IN" w:bidi="hi_IN"/>
+        </w:rPr>
+      </w:r>
+    </w:p>
+    <w:p>
+      <w:pPr/>
+      <w:r>
+        <w:rPr>
+          <w:lang w:val="hi_IN" w:bidi="hi_IN"/>
+        </w:rPr>
+      </w:r>
+    </w:p>
+    <w:p>
+      <w:pPr>
+        <w:pStyle w:val="Heading2"/>
+      </w:pPr>
+      <w:r>
+        <w:rPr>
+          <w:lang w:val="hi_IN" w:bidi="hi_IN"/>
+        </w:rPr>
         <w:t>श्रेष्ठगीत 1:1 (#1)</w:t>
       </w:r>
       <w:r>
@@ -3289,7 +3462,7 @@
         </w:rPr>
         <w:t xml:space="preserve"> शब्द एक स्नेहपूर्ण संबोधन है और यह उस पुरुष के प्रति स्त्री का प्रेमपूर्ण तरीका है। स्त्री किसी वास्तविक राजा के बारे में नहीं बोल रही हैं बल्कि यह एक काव्यात्मक तरीका है। स्त्री अब भी उसी पुरुष के बारे में बोल रही हैं जिसके बारे में वह </w:t>
       </w:r>
-      <w:hyperlink r:id="rId14">
+      <w:hyperlink r:id="rId15">
         <w:r>
           <w:rPr>
             <w:lang w:val="hi_IN" w:bidi="hi_IN"/>
@@ -4965,7 +5138,7 @@
         </w:rPr>
         <w:t xml:space="preserve"> को संदर्भित करता है जो यरूशलेम शहर से थीं (संभवतः ये वही स्त्रिया हैं जो </w:t>
       </w:r>
-      <w:hyperlink r:id="rId15">
+      <w:hyperlink r:id="rId16">
         <w:r>
           <w:rPr>
             <w:lang w:val="hi_IN" w:bidi="hi_IN"/>
@@ -4983,7 +5156,7 @@
         </w:rPr>
         <w:t xml:space="preserve"> में “विवाह योग्य कुमारियां” और </w:t>
       </w:r>
-      <w:hyperlink r:id="rId16">
+      <w:hyperlink r:id="rId17">
         <w:r>
           <w:rPr>
             <w:lang w:val="hi_IN" w:bidi="hi_IN"/>
@@ -5442,7 +5615,7 @@
         </w:rPr>
         <w:t xml:space="preserve"> का अर्थ है "मेरी त्वचा काली है" या "मेरी त्वचा बहुत काली है" जैसा कि </w:t>
       </w:r>
-      <w:hyperlink r:id="rId17">
+      <w:hyperlink r:id="rId18">
         <w:r>
           <w:rPr>
             <w:lang w:val="hi_IN" w:bidi="hi_IN"/>
@@ -8418,7 +8591,7 @@
         </w:rPr>
         <w:t xml:space="preserve">देखें कि आपने वाक्यांश “राजा” का </w:t>
       </w:r>
-      <w:hyperlink r:id="rId16">
+      <w:hyperlink r:id="rId17">
         <w:r>
           <w:rPr>
             <w:lang w:val="hi_IN" w:bidi="hi_IN"/>
@@ -10201,7 +10374,7 @@
         </w:rPr>
         <w:t xml:space="preserve">देखिये आपने </w:t>
       </w:r>
-      <w:hyperlink r:id="rId18">
+      <w:hyperlink r:id="rId19">
         <w:r>
           <w:rPr>
             <w:lang w:val="hi_IN" w:bidi="hi_IN"/>
@@ -10647,7 +10820,7 @@
         </w:rPr>
         <w:t xml:space="preserve"> वाक्यांश का </w:t>
       </w:r>
-      <w:hyperlink r:id="rId19">
+      <w:hyperlink r:id="rId20">
         <w:r>
           <w:rPr>
             <w:lang w:val="hi_IN" w:bidi="hi_IN"/>
@@ -11396,6 +11569,182 @@
         <w:rPr>
           <w:lang w:val="hi_IN" w:bidi="hi_IN"/>
         </w:rPr>
+        <w:t>श्रेष्ठगीत - अध्याय 2 परिचय</w:t>
+      </w:r>
+      <w:r>
+        <w:rPr>
+          <w:lang w:val="hi_IN" w:bidi="hi_IN"/>
+        </w:rPr>
+      </w:r>
+    </w:p>
+    <w:p>
+      <w:pPr>
+        <w:pStyle w:val="Heading3"/>
+      </w:pPr>
+      <w:r>
+        <w:rPr>
+          <w:lang w:val="hi_IN" w:bidi="hi_IN"/>
+        </w:rPr>
+        <w:t>इस अध्याय के महत्वपूर्ण अलंकार</w:t>
+      </w:r>
+    </w:p>
+    <w:p>
+      <w:pPr>
+        <w:pStyle w:val="Heading4"/>
+      </w:pPr>
+      <w:r>
+        <w:rPr>
+          <w:lang w:val="hi_IN" w:bidi="hi_IN"/>
+        </w:rPr>
+        <w:t>स्त्री और पुरुष रूपकों और उपमाओं का उपयोग करके एक दूसरे के पूरक हैं</w:t>
+      </w:r>
+    </w:p>
+    <w:p>
+      <w:pPr/>
+      <w:r>
+        <w:rPr>
+          <w:lang w:val="hi_IN" w:bidi="hi_IN"/>
+        </w:rPr>
+      </w:r>
+      <w:r>
+        <w:rPr>
+          <w:lang w:val="hi_IN" w:bidi="hi_IN"/>
+        </w:rPr>
+        <w:t>2:1 में स्त्री एक रूपक का उपयोग करके उस पुरुष से कहती हैं जिसे वह प्यार करती हैं कि वह सोचती हैं कि वह एक फूल की तरह आम है जो मैदानों में उगता है या एक सोसन की तरह है जो घाटियों में उगता है। पुरुष 2:2 में एक उपमा का उपयोग करके उन्हें बताते हैं कि वह उन्हें अन्य स्त्रियों की तुलना में कितना विशेष मानते हैं। फिर वह 2:3 में एक उपमा का उपयोग करके उन्हें बताती हैं कि वह उन्हें अन्य पुरुषों की तुलना में कितना विशेष मानती हैं। इन पदों का अनुवाद करते समय अर्थ समझने के लिए अनुवाद टिप्पणियाँ और अनफोल्डिंग वर्ड सिम्प्लिफाइड़ ट्रान्सलेशन पर बारीकी से ध्यान देने की आवश्यकता होगी।</w:t>
+      </w:r>
+    </w:p>
+    <w:p>
+      <w:pPr>
+        <w:pStyle w:val="Heading3"/>
+      </w:pPr>
+      <w:r>
+        <w:rPr>
+          <w:lang w:val="hi_IN" w:bidi="hi_IN"/>
+        </w:rPr>
+        <w:t>इस अध्याय में अन्य सम्भावित अनुवाद की कठिनाइयाँ</w:t>
+      </w:r>
+    </w:p>
+    <w:p>
+      <w:pPr>
+        <w:pStyle w:val="Heading4"/>
+      </w:pPr>
+      <w:r>
+        <w:rPr>
+          <w:lang w:val="hi_IN" w:bidi="hi_IN"/>
+        </w:rPr>
+        <w:t>व्यत्यासिका</w:t>
+      </w:r>
+    </w:p>
+    <w:p>
+      <w:pPr/>
+      <w:r>
+        <w:rPr>
+          <w:lang w:val="hi_IN" w:bidi="hi_IN"/>
+        </w:rPr>
+      </w:r>
+      <w:r>
+        <w:rPr>
+          <w:lang w:val="hi_IN" w:bidi="hi_IN"/>
+        </w:rPr>
+        <w:t xml:space="preserve">इब्री कविता कभी-कभी एक साहित्यिक उपकरण का उपयोग करती है जिसे "व्यत्यासिका" (कभी-कभी अंग्रेजी में "चियासमस") कहा जाता है। एक व्यत्यासिका तब होता है जब शब्द या वाक्यांश क.ख-ख.क क्रम में होते हैं। </w:t>
+      </w:r>
+      <w:hyperlink r:id="rId21">
+        <w:r>
+          <w:rPr>
+            <w:lang w:val="hi_IN" w:bidi="hi_IN"/>
+          </w:rPr>
+          <w:rPr>
+            <w:color w:val="0000EE"/>
+            <w:u w:val="single"/>
+          </w:rPr>
+          <w:t>श्रेष्ठगीत 2:14</w:t>
+        </w:r>
+      </w:hyperlink>
+      <w:r>
+        <w:rPr>
+          <w:lang w:val="hi_IN" w:bidi="hi_IN"/>
+        </w:rPr>
+        <w:t xml:space="preserve"> में लेखक व्यत्यासिका का उपयोग करता है। अनफोल्डिंग वर्ड लिट्रल ट्रान्सलेशन इब्री क्रम का पालन करता है और इस पद का अनुवाद करता है "</w:t>
+      </w:r>
+      <w:r>
+        <w:rPr>
+          <w:b/>
+          <w:lang w:val="hi_IN" w:bidi="hi_IN"/>
+        </w:rPr>
+        <w:t>तेरा मुख</w:t>
+      </w:r>
+      <w:r>
+        <w:rPr>
+          <w:lang w:val="hi_IN" w:bidi="hi_IN"/>
+        </w:rPr>
+        <w:t xml:space="preserve"> मुझे देखने दे, </w:t>
+      </w:r>
+      <w:r>
+        <w:rPr>
+          <w:b/>
+          <w:lang w:val="hi_IN" w:bidi="hi_IN"/>
+        </w:rPr>
+        <w:t>तेरा बोल</w:t>
+      </w:r>
+      <w:r>
+        <w:rPr>
+          <w:lang w:val="hi_IN" w:bidi="hi_IN"/>
+        </w:rPr>
+        <w:t xml:space="preserve"> मुझे सुनने दे, क्योंकि </w:t>
+      </w:r>
+      <w:r>
+        <w:rPr>
+          <w:b/>
+          <w:lang w:val="hi_IN" w:bidi="hi_IN"/>
+        </w:rPr>
+        <w:t xml:space="preserve">तेरा बोल </w:t>
+      </w:r>
+      <w:r>
+        <w:rPr>
+          <w:lang w:val="hi_IN" w:bidi="hi_IN"/>
+        </w:rPr>
+        <w:t xml:space="preserve">मीठा, और </w:t>
+      </w:r>
+      <w:r>
+        <w:rPr>
+          <w:b/>
+          <w:lang w:val="hi_IN" w:bidi="hi_IN"/>
+        </w:rPr>
+        <w:t xml:space="preserve">तेरा मुख </w:t>
+      </w:r>
+      <w:r>
+        <w:rPr>
+          <w:lang w:val="hi_IN" w:bidi="hi_IN"/>
+        </w:rPr>
+        <w:t>अति सुन्दर है।" (उदाहरण के लिए दोहराए गए वाक्यांशों को उभारा गया है)। ध्यान दें कि इस पद में "तेरा मुख" और "तेरा बोल" वाक्यांश दोहराए गए हैं और वे क.ख-ख.क क्रम में दोहराए गए हैं: "तेरा मुख...तेरा बोल...तेरा बोल...तेरा मुख।"</w:t>
+      </w:r>
+      <w:r>
+        <w:rPr>
+          <w:lang w:val="hi_IN" w:bidi="hi_IN"/>
+        </w:rPr>
+      </w:r>
+      <w:r>
+        <w:rPr>
+          <w:lang w:val="hi_IN" w:bidi="hi_IN"/>
+        </w:rPr>
+      </w:r>
+    </w:p>
+    <w:p>
+      <w:pPr/>
+      <w:r>
+        <w:rPr>
+          <w:lang w:val="hi_IN" w:bidi="hi_IN"/>
+        </w:rPr>
+      </w:r>
+    </w:p>
+    <w:p>
+      <w:pPr>
+        <w:pStyle w:val="Heading2"/>
+      </w:pPr>
+      <w:r>
+        <w:rPr>
+          <w:lang w:val="hi_IN" w:bidi="hi_IN"/>
+        </w:rPr>
         <w:t>श्रेष्ठगीत 2:1 (#1)</w:t>
       </w:r>
       <w:r>
@@ -12284,7 +12633,7 @@
         </w:rPr>
         <w:t xml:space="preserve"> शब्द का </w:t>
       </w:r>
-      <w:hyperlink r:id="rId20">
+      <w:hyperlink r:id="rId22">
         <w:r>
           <w:rPr>
             <w:lang w:val="hi_IN" w:bidi="hi_IN"/>
@@ -12424,7 +12773,7 @@
         </w:rPr>
         <w:t xml:space="preserve"> वाक्यांश का </w:t>
       </w:r>
-      <w:hyperlink r:id="rId18">
+      <w:hyperlink r:id="rId19">
         <w:r>
           <w:rPr>
             <w:lang w:val="hi_IN" w:bidi="hi_IN"/>
@@ -12571,7 +12920,7 @@
         </w:rPr>
         <w:t xml:space="preserve">का उल्लेख करता है, जो </w:t>
       </w:r>
-      <w:hyperlink r:id="rId17">
+      <w:hyperlink r:id="rId18">
         <w:r>
           <w:rPr>
             <w:lang w:val="hi_IN" w:bidi="hi_IN"/>
@@ -13217,7 +13566,7 @@
         </w:rPr>
         <w:t xml:space="preserve"> वाक्यांश का </w:t>
       </w:r>
-      <w:hyperlink r:id="rId19">
+      <w:hyperlink r:id="rId20">
         <w:r>
           <w:rPr>
             <w:lang w:val="hi_IN" w:bidi="hi_IN"/>
@@ -13842,7 +14191,7 @@
         </w:rPr>
         <w:t xml:space="preserve">देखें कि आपने </w:t>
       </w:r>
-      <w:hyperlink r:id="rId16">
+      <w:hyperlink r:id="rId17">
         <w:r>
           <w:rPr>
             <w:lang w:val="hi_IN" w:bidi="hi_IN"/>
@@ -14131,7 +14480,7 @@
         </w:rPr>
         <w:t xml:space="preserve"> या इमारत को इंगित नहीं करता है, इसलिए यहाँ यह एक निजी स्थान को संदर्भित कर सकता है जिसे जोड़े ने अपने मिलने के स्थान के रूप में उपयोग किया, संभवतः वह “घर” (स्थान) जहाँ उन्होंने वन में एक साथ समय बिताया (जैसा कि </w:t>
       </w:r>
-      <w:hyperlink r:id="rId21">
+      <w:hyperlink r:id="rId23">
         <w:r>
           <w:rPr>
             <w:lang w:val="hi_IN" w:bidi="hi_IN"/>
@@ -15276,7 +15625,7 @@
         </w:rPr>
         <w:t xml:space="preserve"> शब्द का </w:t>
       </w:r>
-      <w:hyperlink r:id="rId22">
+      <w:hyperlink r:id="rId24">
         <w:r>
           <w:rPr>
             <w:lang w:val="hi_IN" w:bidi="hi_IN"/>
@@ -16001,7 +16350,7 @@
         </w:rPr>
         <w:t xml:space="preserve"> वाक्यांश का </w:t>
       </w:r>
-      <w:hyperlink r:id="rId17">
+      <w:hyperlink r:id="rId18">
         <w:r>
           <w:rPr>
             <w:lang w:val="hi_IN" w:bidi="hi_IN"/>
@@ -17046,7 +17395,7 @@
         </w:rPr>
         <w:t xml:space="preserve"> एक विस्मयादिबोधक शब्द है जिसका उपयोग किसी चीज़ की ओर ध्यान आकर्षित करने के लिए किया जाता है। यहाँ इसका उपयोग पुरुष के आगमन की ओर ध्यान आकर्षित करने के लिए किया गया है। इस भावना को व्यक्त करने के लिए अपनी भाषा में एक स्वाभाविक विस्मयादिबोधक का उपयोग करें। देखें कि आपने </w:t>
       </w:r>
-      <w:hyperlink r:id="rId23">
+      <w:hyperlink r:id="rId25">
         <w:r>
           <w:rPr>
             <w:lang w:val="hi_IN" w:bidi="hi_IN"/>
@@ -17581,7 +17930,7 @@
         </w:rPr>
         <w:t xml:space="preserve">देखें कि आपने </w:t>
       </w:r>
-      <w:hyperlink r:id="rId24">
+      <w:hyperlink r:id="rId26">
         <w:r>
           <w:rPr>
             <w:lang w:val="hi_IN" w:bidi="hi_IN"/>
@@ -20143,7 +20492,7 @@
         </w:rPr>
         <w:t xml:space="preserve">देखें कि आपने </w:t>
       </w:r>
-      <w:hyperlink r:id="rId25">
+      <w:hyperlink r:id="rId27">
         <w:r>
           <w:rPr>
             <w:lang w:val="hi_IN" w:bidi="hi_IN"/>
@@ -21978,7 +22327,7 @@
         </w:rPr>
         <w:t>” हो (</w:t>
       </w:r>
-      <w:hyperlink r:id="rId26">
+      <w:hyperlink r:id="rId28">
         <w:r>
           <w:rPr>
             <w:lang w:val="hi_IN" w:bidi="hi_IN"/>
@@ -22022,7 +22371,7 @@
         </w:rPr>
         <w:t xml:space="preserve"> का उपयोग स्वयं का प्रतिनिधित्व करने के लिए कर रही है जैसा कि उसने </w:t>
       </w:r>
-      <w:hyperlink r:id="rId20">
+      <w:hyperlink r:id="rId22">
         <w:r>
           <w:rPr>
             <w:lang w:val="hi_IN" w:bidi="hi_IN"/>
@@ -22162,7 +22511,7 @@
         </w:rPr>
         <w:t xml:space="preserve">देखें कि आपने </w:t>
       </w:r>
-      <w:hyperlink r:id="rId20">
+      <w:hyperlink r:id="rId22">
         <w:r>
           <w:rPr>
             <w:lang w:val="hi_IN" w:bidi="hi_IN"/>
@@ -22686,7 +23035,7 @@
         </w:rPr>
         <w:t xml:space="preserve">देखें कि आपने </w:t>
       </w:r>
-      <w:hyperlink r:id="rId24">
+      <w:hyperlink r:id="rId26">
         <w:r>
           <w:rPr>
             <w:lang w:val="hi_IN" w:bidi="hi_IN"/>
@@ -22892,43 +23241,102 @@
         <w:rPr>
           <w:lang w:val="hi_IN" w:bidi="hi_IN"/>
         </w:rPr>
-        <w:t>श्रेष्ठगीत 3:1 (#1)</w:t>
-      </w:r>
-      <w:r>
-        <w:rPr>
-          <w:lang w:val="hi_IN" w:bidi="hi_IN"/>
-        </w:rPr>
-      </w:r>
-    </w:p>
-    <w:p>
-      <w:pPr/>
-      <w:r>
-        <w:rPr>
-          <w:lang w:val="hi_IN" w:bidi="hi_IN"/>
-        </w:rPr>
-      </w:r>
-      <w:r>
-        <w:rPr>
-          <w:b/>
-          <w:lang w:val="hi_IN" w:bidi="hi_IN"/>
-        </w:rPr>
-        <w:t>"रात के समय मैं अपने पलंग पर"</w:t>
-      </w:r>
-    </w:p>
-    <w:p>
-      <w:pPr/>
-      <w:r>
-        <w:rPr>
-          <w:lang w:val="hi_IN" w:bidi="hi_IN"/>
-        </w:rPr>
-      </w:r>
-      <w:r>
-        <w:rPr>
-          <w:lang w:val="hi_IN" w:bidi="hi_IN"/>
-        </w:rPr>
-        <w:t xml:space="preserve">चूँकि बाइबल के विद्वान यह नहीं जानते हैं कि </w:t>
-      </w:r>
-      <w:hyperlink r:id="rId27">
+        <w:t>श्रेष्ठगीत - अध्याय 3 परिचय</w:t>
+      </w:r>
+      <w:r>
+        <w:rPr>
+          <w:lang w:val="hi_IN" w:bidi="hi_IN"/>
+        </w:rPr>
+      </w:r>
+    </w:p>
+    <w:p>
+      <w:pPr>
+        <w:pStyle w:val="Heading3"/>
+      </w:pPr>
+      <w:r>
+        <w:rPr>
+          <w:lang w:val="hi_IN" w:bidi="hi_IN"/>
+        </w:rPr>
+        <w:t>इस अध्याय में विशेष अवधारणाएँ</w:t>
+      </w:r>
+    </w:p>
+    <w:p>
+      <w:pPr>
+        <w:pStyle w:val="Heading4"/>
+      </w:pPr>
+      <w:r>
+        <w:rPr>
+          <w:lang w:val="hi_IN" w:bidi="hi_IN"/>
+        </w:rPr>
+        <w:t>लालसा</w:t>
+      </w:r>
+    </w:p>
+    <w:p>
+      <w:pPr/>
+      <w:r>
+        <w:rPr>
+          <w:lang w:val="hi_IN" w:bidi="hi_IN"/>
+        </w:rPr>
+      </w:r>
+      <w:hyperlink r:id="rId29">
+        <w:r>
+          <w:rPr>
+            <w:lang w:val="hi_IN" w:bidi="hi_IN"/>
+          </w:rPr>
+          <w:rPr>
+            <w:color w:val="0000EE"/>
+            <w:u w:val="single"/>
+          </w:rPr>
+          <w:t>3:1–3</w:t>
+        </w:r>
+      </w:hyperlink>
+      <w:r>
+        <w:rPr>
+          <w:lang w:val="hi_IN" w:bidi="hi_IN"/>
+        </w:rPr>
+        <w:t xml:space="preserve"> उस भावना का वर्णन करता है जो स्त्री के मन में उस पुरुष के लिए थी जिसे वह प्रेम करती थी, और यह उसके द्वारा उस प्रिय पुरुष को मेहनत से खोजने का वर्णन करता है। </w:t>
+      </w:r>
+      <w:hyperlink r:id="rId30">
+        <w:r>
+          <w:rPr>
+            <w:lang w:val="hi_IN" w:bidi="hi_IN"/>
+          </w:rPr>
+          <w:rPr>
+            <w:color w:val="0000EE"/>
+            <w:u w:val="single"/>
+          </w:rPr>
+          <w:t>3:4</w:t>
+        </w:r>
+      </w:hyperlink>
+      <w:r>
+        <w:rPr>
+          <w:lang w:val="hi_IN" w:bidi="hi_IN"/>
+        </w:rPr>
+        <w:t xml:space="preserve"> उस महिला का वर्णन करता है जो उस पुरुष को ढूँढ़ती है जिससे वह प्यार करती है और उसे ढूँढ़ने, उसे पकड़कर रखने और उसे अपनी माँ के घर लाने के प्रति उसकी प्रतिक्रिया का वर्णन करता है।</w:t>
+      </w:r>
+    </w:p>
+    <w:p>
+      <w:pPr>
+        <w:pStyle w:val="Heading3"/>
+      </w:pPr>
+      <w:r>
+        <w:rPr>
+          <w:lang w:val="hi_IN" w:bidi="hi_IN"/>
+        </w:rPr>
+        <w:t>इस अध्याय में अन्य सम्भावित अनुवाद की कठिनाइयाँ</w:t>
+      </w:r>
+    </w:p>
+    <w:p>
+      <w:pPr>
+        <w:pStyle w:val="Heading4"/>
+      </w:pPr>
+      <w:r>
+        <w:rPr>
+          <w:lang w:val="hi_IN" w:bidi="hi_IN"/>
+        </w:rPr>
+        <w:t xml:space="preserve">क्या </w:t>
+      </w:r>
+      <w:hyperlink r:id="rId31">
         <w:r>
           <w:rPr>
             <w:lang w:val="hi_IN" w:bidi="hi_IN"/>
@@ -22944,6 +23352,137 @@
         <w:rPr>
           <w:lang w:val="hi_IN" w:bidi="hi_IN"/>
         </w:rPr>
+        <w:t xml:space="preserve"> एक सपना, एक वास्तविक घटना या कोई कल्पना का वर्णन करता है?</w:t>
+      </w:r>
+    </w:p>
+    <w:p>
+      <w:pPr/>
+      <w:r>
+        <w:rPr>
+          <w:lang w:val="hi_IN" w:bidi="hi_IN"/>
+        </w:rPr>
+      </w:r>
+      <w:r>
+        <w:rPr>
+          <w:lang w:val="hi_IN" w:bidi="hi_IN"/>
+        </w:rPr>
+        <w:t xml:space="preserve">बाइबल विद्वान निश्चित रूप से नहीं जानते कि </w:t>
+      </w:r>
+      <w:hyperlink r:id="rId31">
+        <w:r>
+          <w:rPr>
+            <w:lang w:val="hi_IN" w:bidi="hi_IN"/>
+          </w:rPr>
+          <w:rPr>
+            <w:color w:val="0000EE"/>
+            <w:u w:val="single"/>
+          </w:rPr>
+          <w:t>3:1–4</w:t>
+        </w:r>
+      </w:hyperlink>
+      <w:r>
+        <w:rPr>
+          <w:lang w:val="hi_IN" w:bidi="hi_IN"/>
+        </w:rPr>
+        <w:t xml:space="preserve"> में वर्णित घटनाएँ वास्तविक हैं, स्त्री ने उन्हें सपने में देखा है, या यह स्त्री की कल्पना मात्र है। कई बाइबल विद्वान मानते हैं कि </w:t>
+      </w:r>
+      <w:hyperlink r:id="rId31">
+        <w:r>
+          <w:rPr>
+            <w:lang w:val="hi_IN" w:bidi="hi_IN"/>
+          </w:rPr>
+          <w:rPr>
+            <w:color w:val="0000EE"/>
+            <w:u w:val="single"/>
+          </w:rPr>
+          <w:t>3:1–4</w:t>
+        </w:r>
+      </w:hyperlink>
+      <w:r>
+        <w:rPr>
+          <w:lang w:val="hi_IN" w:bidi="hi_IN"/>
+        </w:rPr>
+        <w:t xml:space="preserve"> एक सपने का वर्णन करता है। यदि आप पाद टिप्पणियों का उपयोग कर रहे हैं, तो आप इसे एक पाद टिप्पणी में स्पष्ट कर सकते हैं या एक अनुभाग शीर्षक में संकेत कर सकते हैं कि आप इसे एक सपना, वास्तविक घटना या महिला की कल्पना मानते हैं। आप एक सामान्य अनुभाग शीर्षक का भी उपयोग कर सकते हैं जैसे "स्त्री रात में उस पुरुष की खोज करती है जिसे वह प्रेम करती है और उसे पाती है," जो यह नहीं बताता कि यह एक सपना था, एक वास्तविक घटना थी या कल्पना की गई थी।</w:t>
+      </w:r>
+      <w:r>
+        <w:rPr>
+          <w:lang w:val="hi_IN" w:bidi="hi_IN"/>
+        </w:rPr>
+      </w:r>
+      <w:r>
+        <w:rPr>
+          <w:lang w:val="hi_IN" w:bidi="hi_IN"/>
+        </w:rPr>
+      </w:r>
+    </w:p>
+    <w:p>
+      <w:pPr/>
+      <w:r>
+        <w:rPr>
+          <w:lang w:val="hi_IN" w:bidi="hi_IN"/>
+        </w:rPr>
+      </w:r>
+    </w:p>
+    <w:p>
+      <w:pPr>
+        <w:pStyle w:val="Heading2"/>
+      </w:pPr>
+      <w:r>
+        <w:rPr>
+          <w:lang w:val="hi_IN" w:bidi="hi_IN"/>
+        </w:rPr>
+        <w:t>श्रेष्ठगीत 3:1 (#1)</w:t>
+      </w:r>
+      <w:r>
+        <w:rPr>
+          <w:lang w:val="hi_IN" w:bidi="hi_IN"/>
+        </w:rPr>
+      </w:r>
+    </w:p>
+    <w:p>
+      <w:pPr/>
+      <w:r>
+        <w:rPr>
+          <w:lang w:val="hi_IN" w:bidi="hi_IN"/>
+        </w:rPr>
+      </w:r>
+      <w:r>
+        <w:rPr>
+          <w:b/>
+          <w:lang w:val="hi_IN" w:bidi="hi_IN"/>
+        </w:rPr>
+        <w:t>"रात के समय मैं अपने पलंग पर"</w:t>
+      </w:r>
+    </w:p>
+    <w:p>
+      <w:pPr/>
+      <w:r>
+        <w:rPr>
+          <w:lang w:val="hi_IN" w:bidi="hi_IN"/>
+        </w:rPr>
+      </w:r>
+      <w:r>
+        <w:rPr>
+          <w:lang w:val="hi_IN" w:bidi="hi_IN"/>
+        </w:rPr>
+        <w:t xml:space="preserve">चूँकि बाइबल के विद्वान यह नहीं जानते हैं कि </w:t>
+      </w:r>
+      <w:hyperlink r:id="rId31">
+        <w:r>
+          <w:rPr>
+            <w:lang w:val="hi_IN" w:bidi="hi_IN"/>
+          </w:rPr>
+          <w:rPr>
+            <w:color w:val="0000EE"/>
+            <w:u w:val="single"/>
+          </w:rPr>
+          <w:t>3:1–4</w:t>
+        </w:r>
+      </w:hyperlink>
+      <w:r>
+        <w:rPr>
+          <w:lang w:val="hi_IN" w:bidi="hi_IN"/>
+        </w:rPr>
         <w:t xml:space="preserve"> में वर्णित घटनाएँ वास्तविक घटनाओं या सपने में घटी चीजों या स्त्री द्वारा कल्पना की गई बातों का वर्णन करती हैं, इसलिए आपके अनुवाद के वास्तविक पाठ में </w:t>
       </w:r>
       <w:r>
@@ -23341,7 +23880,7 @@
         </w:rPr>
         <w:t xml:space="preserve">देखें कि आपने समान वाक्यांश “अपने प्राणप्रिय को” का अनुवाद </w:t>
       </w:r>
-      <w:hyperlink r:id="rId28">
+      <w:hyperlink r:id="rId32">
         <w:r>
           <w:rPr>
             <w:lang w:val="hi_IN" w:bidi="hi_IN"/>
@@ -23854,7 +24393,7 @@
         </w:rPr>
         <w:t xml:space="preserve">देखें कि आपने इस समान वाक्यांश “अपने प्राणप्रिय को” का </w:t>
       </w:r>
-      <w:hyperlink r:id="rId28">
+      <w:hyperlink r:id="rId32">
         <w:r>
           <w:rPr>
             <w:lang w:val="hi_IN" w:bidi="hi_IN"/>
@@ -24207,7 +24746,7 @@
         </w:rPr>
         <w:t xml:space="preserve">देखें कि आपने इस समान वाक्यांश "मेरे प्राणप्रिय" का अनुवाद </w:t>
       </w:r>
-      <w:hyperlink r:id="rId28">
+      <w:hyperlink r:id="rId32">
         <w:r>
           <w:rPr>
             <w:lang w:val="hi_IN" w:bidi="hi_IN"/>
@@ -24484,7 +25023,7 @@
         </w:rPr>
         <w:t xml:space="preserve">देखें कि आपने इस समान वाक्यांश “मेरा प्राणप्रिय” का अनुवाद </w:t>
       </w:r>
-      <w:hyperlink r:id="rId28">
+      <w:hyperlink r:id="rId32">
         <w:r>
           <w:rPr>
             <w:lang w:val="hi_IN" w:bidi="hi_IN"/>
@@ -24816,7 +25355,7 @@
         </w:rPr>
         <w:t xml:space="preserve">यह वचन </w:t>
       </w:r>
-      <w:hyperlink r:id="rId24">
+      <w:hyperlink r:id="rId26">
         <w:r>
           <w:rPr>
             <w:lang w:val="hi_IN" w:bidi="hi_IN"/>
@@ -26818,7 +27357,7 @@
         </w:rPr>
         <w:t xml:space="preserve"> शब्द उसी वस्तु को सन्दर्भित करता है जिसे </w:t>
       </w:r>
-      <w:hyperlink r:id="rId29">
+      <w:hyperlink r:id="rId33">
         <w:r>
           <w:rPr>
             <w:lang w:val="hi_IN" w:bidi="hi_IN"/>
@@ -26888,7 +27427,7 @@
         </w:rPr>
         <w:t xml:space="preserve"> शब्द का अनुवाद उसी तरह कर सकते हैं जैसे आपने </w:t>
       </w:r>
-      <w:hyperlink r:id="rId29">
+      <w:hyperlink r:id="rId33">
         <w:r>
           <w:rPr>
             <w:lang w:val="hi_IN" w:bidi="hi_IN"/>
@@ -27924,7 +28463,7 @@
         </w:rPr>
         <w:t xml:space="preserve"> वाक्यांश का अनुवाद </w:t>
       </w:r>
-      <w:hyperlink r:id="rId17">
+      <w:hyperlink r:id="rId18">
         <w:r>
           <w:rPr>
             <w:lang w:val="hi_IN" w:bidi="hi_IN"/>
@@ -28162,7 +28701,7 @@
         </w:rPr>
         <w:t xml:space="preserve"> वाक्यांश उन युवा स्त्रियों को सन्दर्भित करने का एक काव्यात्मक तरीका है जो यरूशलेम के नगर से थीं (ये सम्भवतः वही स्त्रियाँ हैं जिन्हें </w:t>
       </w:r>
-      <w:hyperlink r:id="rId15">
+      <w:hyperlink r:id="rId16">
         <w:r>
           <w:rPr>
             <w:lang w:val="hi_IN" w:bidi="hi_IN"/>
@@ -28180,7 +28719,7 @@
         </w:rPr>
         <w:t xml:space="preserve"> में "कुमारियाँ" और </w:t>
       </w:r>
-      <w:hyperlink r:id="rId24">
+      <w:hyperlink r:id="rId26">
         <w:r>
           <w:rPr>
             <w:lang w:val="hi_IN" w:bidi="hi_IN"/>
@@ -28198,7 +28737,7 @@
         </w:rPr>
         <w:t xml:space="preserve"> और </w:t>
       </w:r>
-      <w:hyperlink r:id="rId30">
+      <w:hyperlink r:id="rId34">
         <w:r>
           <w:rPr>
             <w:lang w:val="hi_IN" w:bidi="hi_IN"/>
@@ -28581,6 +29120,530 @@
         <w:rPr>
           <w:lang w:val="hi_IN" w:bidi="hi_IN"/>
         </w:rPr>
+        <w:t>श्रेष्ठगीत - अध्याय 4 परिचय</w:t>
+      </w:r>
+      <w:r>
+        <w:rPr>
+          <w:lang w:val="hi_IN" w:bidi="hi_IN"/>
+        </w:rPr>
+      </w:r>
+    </w:p>
+    <w:p>
+      <w:pPr>
+        <w:pStyle w:val="Heading3"/>
+      </w:pPr>
+      <w:r>
+        <w:rPr>
+          <w:lang w:val="hi_IN" w:bidi="hi_IN"/>
+        </w:rPr>
+        <w:t>इस अध्याय में विशेष अवधारणाएँ</w:t>
+      </w:r>
+    </w:p>
+    <w:p>
+      <w:pPr>
+        <w:pStyle w:val="Heading4"/>
+      </w:pPr>
+      <w:r>
+        <w:rPr>
+          <w:lang w:val="hi_IN" w:bidi="hi_IN"/>
+        </w:rPr>
+        <w:t xml:space="preserve">सुन्दरता </w:t>
+      </w:r>
+    </w:p>
+    <w:p>
+      <w:pPr/>
+      <w:r>
+        <w:rPr>
+          <w:lang w:val="hi_IN" w:bidi="hi_IN"/>
+        </w:rPr>
+      </w:r>
+      <w:r>
+        <w:rPr>
+          <w:lang w:val="hi_IN" w:bidi="hi_IN"/>
+        </w:rPr>
+        <w:t xml:space="preserve">पुरुष उस स्त्री का वर्णन करते हैं जिसे वे </w:t>
+      </w:r>
+      <w:hyperlink r:id="rId35">
+        <w:r>
+          <w:rPr>
+            <w:lang w:val="hi_IN" w:bidi="hi_IN"/>
+          </w:rPr>
+          <w:rPr>
+            <w:color w:val="0000EE"/>
+            <w:u w:val="single"/>
+          </w:rPr>
+          <w:t>4:1–4:5</w:t>
+        </w:r>
+      </w:hyperlink>
+      <w:r>
+        <w:rPr>
+          <w:lang w:val="hi_IN" w:bidi="hi_IN"/>
+        </w:rPr>
+        <w:t xml:space="preserve"> और </w:t>
+      </w:r>
+      <w:hyperlink r:id="rId36">
+        <w:r>
+          <w:rPr>
+            <w:lang w:val="hi_IN" w:bidi="hi_IN"/>
+          </w:rPr>
+          <w:rPr>
+            <w:color w:val="0000EE"/>
+            <w:u w:val="single"/>
+          </w:rPr>
+          <w:t>4:7</w:t>
+        </w:r>
+      </w:hyperlink>
+      <w:r>
+        <w:rPr>
+          <w:lang w:val="hi_IN" w:bidi="hi_IN"/>
+        </w:rPr>
+        <w:t xml:space="preserve"> में सुन्दरता और आकर्षण का प्रतीक मानते हैं।</w:t>
+      </w:r>
+    </w:p>
+    <w:p>
+      <w:pPr>
+        <w:pStyle w:val="Heading4"/>
+      </w:pPr>
+      <w:r>
+        <w:rPr>
+          <w:lang w:val="hi_IN" w:bidi="hi_IN"/>
+        </w:rPr>
+        <w:t>ऐसे प्रेमी के साथ रहने की लालसा जो दूर हैं और अस्थायी रूप से अप्राप्य प्रतीत होते हैं</w:t>
+      </w:r>
+    </w:p>
+    <w:p>
+      <w:pPr/>
+      <w:r>
+        <w:rPr>
+          <w:lang w:val="hi_IN" w:bidi="hi_IN"/>
+        </w:rPr>
+      </w:r>
+      <w:hyperlink r:id="rId37">
+        <w:r>
+          <w:rPr>
+            <w:lang w:val="hi_IN" w:bidi="hi_IN"/>
+          </w:rPr>
+          <w:rPr>
+            <w:color w:val="0000EE"/>
+            <w:u w:val="single"/>
+          </w:rPr>
+          <w:t>4:8</w:t>
+        </w:r>
+      </w:hyperlink>
+      <w:r>
+        <w:rPr>
+          <w:lang w:val="hi_IN" w:bidi="hi_IN"/>
+        </w:rPr>
+        <w:t xml:space="preserve"> में पुरुष उस स्त्री के बारे में बात करते हैं जिसे वे प्यार करते हैं, मानो वह उनसे बहुत दूर हो, और वे उसे "</w:t>
+      </w:r>
+      <w:r>
+        <w:rPr>
+          <w:lang w:val="hi_IN" w:bidi="hi_IN"/>
+        </w:rPr>
+        <w:t xml:space="preserve">संग ... </w:t>
+      </w:r>
+      <w:r>
+        <w:rPr>
+          <w:lang w:val="hi_IN" w:bidi="hi_IN"/>
+        </w:rPr>
+        <w:t xml:space="preserve">चली आ" और तीन ऊँचे स्थानों की ऊँचाई से "उतरने (हिन्दी आई.आर.वी अनुवाद में </w:t>
+      </w:r>
+      <w:r>
+        <w:rPr>
+          <w:b/>
+          <w:lang w:val="hi_IN" w:bidi="hi_IN"/>
+        </w:rPr>
+        <w:t>दृष्टि कर</w:t>
+      </w:r>
+      <w:r>
+        <w:rPr>
+          <w:b/>
+          <w:lang w:val="hi_IN" w:bidi="hi_IN"/>
+        </w:rPr>
+        <w:t>ने</w:t>
+      </w:r>
+      <w:r>
+        <w:rPr>
+          <w:lang w:val="hi_IN" w:bidi="hi_IN"/>
+        </w:rPr>
+        <w:t xml:space="preserve">)" के लिए आमंत्रित करते हैं ताकि वह उनके साथ हो सके। स्त्री वास्तव में इन स्थानों में नहीं रह रही है, बल्कि पुरुष कल्पनाशील और काव्यात्मक भाषा का उपयोग कर रहे हैं यह वर्णन करने के लिए कि वे उससे अलग होने के बारे में कैसा महसूस करते हैं और उसके साथ होने की अपनी लालसा को व्यक्त करने के लिए वर्णन करते हैं। </w:t>
+      </w:r>
+      <w:hyperlink r:id="rId38">
+        <w:r>
+          <w:rPr>
+            <w:lang w:val="hi_IN" w:bidi="hi_IN"/>
+          </w:rPr>
+          <w:rPr>
+            <w:color w:val="0000EE"/>
+            <w:u w:val="single"/>
+          </w:rPr>
+          <w:t>4:12</w:t>
+        </w:r>
+      </w:hyperlink>
+      <w:r>
+        <w:rPr>
+          <w:lang w:val="hi_IN" w:bidi="hi_IN"/>
+        </w:rPr>
+        <w:t xml:space="preserve"> में पुरुष काव्यात्मक भाषा का उपयोग करते हैं यह वर्णन करने के लिए कि वह स्त्री जिसे वे प्यार करते हैं, अस्थायी रूप से अप्राप्य है।</w:t>
+      </w:r>
+    </w:p>
+    <w:p>
+      <w:pPr>
+        <w:pStyle w:val="Heading3"/>
+      </w:pPr>
+      <w:r>
+        <w:rPr>
+          <w:lang w:val="hi_IN" w:bidi="hi_IN"/>
+        </w:rPr>
+        <w:t>इस अध्याय में अन्य सम्भावित अनुवाद की कठिनाइयाँ</w:t>
+      </w:r>
+    </w:p>
+    <w:p>
+      <w:pPr>
+        <w:pStyle w:val="Heading4"/>
+      </w:pPr>
+      <w:r>
+        <w:rPr>
+          <w:lang w:val="hi_IN" w:bidi="hi_IN"/>
+        </w:rPr>
+        <w:t>बारी का रूपक</w:t>
+      </w:r>
+    </w:p>
+    <w:p>
+      <w:pPr/>
+      <w:r>
+        <w:rPr>
+          <w:lang w:val="hi_IN" w:bidi="hi_IN"/>
+        </w:rPr>
+      </w:r>
+      <w:hyperlink r:id="rId39">
+        <w:r>
+          <w:rPr>
+            <w:lang w:val="hi_IN" w:bidi="hi_IN"/>
+          </w:rPr>
+          <w:rPr>
+            <w:color w:val="0000EE"/>
+            <w:u w:val="single"/>
+          </w:rPr>
+          <w:t>4:12–5:1</w:t>
+        </w:r>
+      </w:hyperlink>
+      <w:r>
+        <w:rPr>
+          <w:lang w:val="hi_IN" w:bidi="hi_IN"/>
+        </w:rPr>
+        <w:t xml:space="preserve"> एक विस्तारित रूपक है। यह रूपक उस पुरुष और उस स्त्री के बीच एक वार्तालाप है जिसे वह प्रेम करता है, जिसमें पुरुष पहले उस स्त्री की तुलना "</w:t>
+      </w:r>
+      <w:r>
+        <w:rPr>
+          <w:lang w:val="hi_IN" w:bidi="hi_IN"/>
+        </w:rPr>
+        <w:t>किवाड़ लगाई हुई बारी</w:t>
+      </w:r>
+      <w:r>
+        <w:rPr>
+          <w:lang w:val="hi_IN" w:bidi="hi_IN"/>
+        </w:rPr>
+        <w:t>" से करता है (</w:t>
+      </w:r>
+      <w:hyperlink r:id="rId40">
+        <w:r>
+          <w:rPr>
+            <w:lang w:val="hi_IN" w:bidi="hi_IN"/>
+          </w:rPr>
+          <w:rPr>
+            <w:color w:val="0000EE"/>
+            <w:u w:val="single"/>
+          </w:rPr>
+          <w:t xml:space="preserve">4:12–4:15 </w:t>
+        </w:r>
+      </w:hyperlink>
+      <w:r>
+        <w:rPr>
+          <w:lang w:val="hi_IN" w:bidi="hi_IN"/>
+        </w:rPr>
+        <w:t xml:space="preserve">में ) जहाँ कई मनमोहक चीजें उगती हैं और फिर महिला </w:t>
+      </w:r>
+      <w:hyperlink r:id="rId41">
+        <w:r>
+          <w:rPr>
+            <w:lang w:val="hi_IN" w:bidi="hi_IN"/>
+          </w:rPr>
+          <w:rPr>
+            <w:color w:val="0000EE"/>
+            <w:u w:val="single"/>
+          </w:rPr>
+          <w:t>4:16</w:t>
+        </w:r>
+      </w:hyperlink>
+      <w:r>
+        <w:rPr>
+          <w:lang w:val="hi_IN" w:bidi="hi_IN"/>
+        </w:rPr>
+        <w:t xml:space="preserve"> में पुरुष को अपने बारी में आने का निमंत्रण देती है। पुरुष फिर </w:t>
+      </w:r>
+      <w:hyperlink r:id="rId42">
+        <w:r>
+          <w:rPr>
+            <w:lang w:val="hi_IN" w:bidi="hi_IN"/>
+          </w:rPr>
+          <w:rPr>
+            <w:color w:val="0000EE"/>
+            <w:u w:val="single"/>
+          </w:rPr>
+          <w:t>5:1</w:t>
+        </w:r>
+      </w:hyperlink>
+      <w:r>
+        <w:rPr>
+          <w:lang w:val="hi_IN" w:bidi="hi_IN"/>
+        </w:rPr>
+        <w:t xml:space="preserve"> में उसके निमंत्रण का उत्तर देता है। </w:t>
+      </w:r>
+      <w:r>
+        <w:rPr>
+          <w:b/>
+          <w:lang w:val="hi_IN" w:bidi="hi_IN"/>
+        </w:rPr>
+        <w:t>बारी</w:t>
+      </w:r>
+      <w:r>
+        <w:rPr>
+          <w:lang w:val="hi_IN" w:bidi="hi_IN"/>
+        </w:rPr>
+        <w:t xml:space="preserve"> </w:t>
+      </w:r>
+      <w:r>
+        <w:rPr>
+          <w:lang w:val="hi_IN" w:bidi="hi_IN"/>
+        </w:rPr>
+        <w:t xml:space="preserve">शब्द का उपयोग </w:t>
+      </w:r>
+      <w:hyperlink r:id="rId38">
+        <w:r>
+          <w:rPr>
+            <w:lang w:val="hi_IN" w:bidi="hi_IN"/>
+          </w:rPr>
+          <w:rPr>
+            <w:color w:val="0000EE"/>
+            <w:u w:val="single"/>
+          </w:rPr>
+          <w:t>4:12</w:t>
+        </w:r>
+      </w:hyperlink>
+      <w:r>
+        <w:rPr>
+          <w:lang w:val="hi_IN" w:bidi="hi_IN"/>
+        </w:rPr>
+        <w:t xml:space="preserve">, </w:t>
+      </w:r>
+      <w:hyperlink r:id="rId41">
+        <w:r>
+          <w:rPr>
+            <w:lang w:val="hi_IN" w:bidi="hi_IN"/>
+          </w:rPr>
+          <w:rPr>
+            <w:color w:val="0000EE"/>
+            <w:u w:val="single"/>
+          </w:rPr>
+          <w:t>4:16</w:t>
+        </w:r>
+      </w:hyperlink>
+      <w:r>
+        <w:rPr>
+          <w:lang w:val="hi_IN" w:bidi="hi_IN"/>
+        </w:rPr>
+        <w:t xml:space="preserve"> (दो बार), और </w:t>
+      </w:r>
+      <w:hyperlink r:id="rId42">
+        <w:r>
+          <w:rPr>
+            <w:lang w:val="hi_IN" w:bidi="hi_IN"/>
+          </w:rPr>
+          <w:rPr>
+            <w:color w:val="0000EE"/>
+            <w:u w:val="single"/>
+          </w:rPr>
+          <w:t>5:1</w:t>
+        </w:r>
+      </w:hyperlink>
+      <w:r>
+        <w:rPr>
+          <w:lang w:val="hi_IN" w:bidi="hi_IN"/>
+        </w:rPr>
+        <w:t xml:space="preserve"> में महिला के लिए एक रूपक के रूप में किया गया है। आपको "</w:t>
+      </w:r>
+      <w:r>
+        <w:rPr>
+          <w:lang w:val="hi_IN" w:bidi="hi_IN"/>
+        </w:rPr>
+        <w:t>बारी</w:t>
+      </w:r>
+      <w:r>
+        <w:rPr>
+          <w:lang w:val="hi_IN" w:bidi="hi_IN"/>
+        </w:rPr>
+        <w:t xml:space="preserve">" शब्द का अनुवाद करते समय सुसंगत रहना चाहिए। </w:t>
+      </w:r>
+      <w:hyperlink r:id="rId43">
+        <w:r>
+          <w:rPr>
+            <w:lang w:val="hi_IN" w:bidi="hi_IN"/>
+          </w:rPr>
+          <w:rPr>
+            <w:color w:val="0000EE"/>
+            <w:u w:val="single"/>
+          </w:rPr>
+          <w:t>4:13</w:t>
+        </w:r>
+      </w:hyperlink>
+      <w:r>
+        <w:rPr>
+          <w:lang w:val="hi_IN" w:bidi="hi_IN"/>
+        </w:rPr>
+        <w:t xml:space="preserve"> में पुरुष स्त्री के शरीर को "</w:t>
+      </w:r>
+      <w:r>
+        <w:rPr>
+          <w:lang w:val="hi_IN" w:bidi="hi_IN"/>
+        </w:rPr>
+        <w:t>उत्तम फलवाली अनार की बारी</w:t>
+      </w:r>
+      <w:r>
+        <w:rPr>
+          <w:lang w:val="hi_IN" w:bidi="hi_IN"/>
+        </w:rPr>
+        <w:t xml:space="preserve">" के रूप में वर्णित करता है और फिर </w:t>
+      </w:r>
+      <w:hyperlink r:id="rId41">
+        <w:r>
+          <w:rPr>
+            <w:lang w:val="hi_IN" w:bidi="hi_IN"/>
+          </w:rPr>
+          <w:rPr>
+            <w:color w:val="0000EE"/>
+            <w:u w:val="single"/>
+          </w:rPr>
+          <w:t>4:16</w:t>
+        </w:r>
+      </w:hyperlink>
+      <w:r>
+        <w:rPr>
+          <w:lang w:val="hi_IN" w:bidi="hi_IN"/>
+        </w:rPr>
+        <w:t xml:space="preserve"> में स्त्री पुरुष को </w:t>
+      </w:r>
+      <w:r>
+        <w:rPr>
+          <w:b/>
+          <w:lang w:val="hi_IN" w:bidi="hi_IN"/>
+        </w:rPr>
+        <w:t>अपनी बारी में आ</w:t>
+      </w:r>
+      <w:r>
+        <w:rPr>
+          <w:b/>
+          <w:lang w:val="hi_IN" w:bidi="hi_IN"/>
+        </w:rPr>
+        <w:t xml:space="preserve">ने और </w:t>
+      </w:r>
+      <w:r>
+        <w:rPr>
+          <w:b/>
+          <w:lang w:val="hi_IN" w:bidi="hi_IN"/>
+        </w:rPr>
+        <w:t>उसके उत्तम-उत्तम फल खा</w:t>
+      </w:r>
+      <w:r>
+        <w:rPr>
+          <w:b/>
+          <w:lang w:val="hi_IN" w:bidi="hi_IN"/>
+        </w:rPr>
+        <w:t>ने</w:t>
+      </w:r>
+      <w:r>
+        <w:rPr>
+          <w:lang w:val="hi_IN" w:bidi="hi_IN"/>
+        </w:rPr>
+        <w:t xml:space="preserve"> का निमंत्रण देती है। (देखें: </w:t>
+      </w:r>
+      <w:r>
+        <w:rPr>
+          <w:lang w:val="hi_IN" w:bidi="hi_IN"/>
+        </w:rPr>
+        <w:t>बाइबल की अलंकृत भाषा - विस्तृत रूपक</w:t>
+      </w:r>
+      <w:r>
+        <w:rPr>
+          <w:lang w:val="hi_IN" w:bidi="hi_IN"/>
+        </w:rPr>
+        <w:t>)</w:t>
+      </w:r>
+    </w:p>
+    <w:p>
+      <w:pPr>
+        <w:pStyle w:val="Heading4"/>
+      </w:pPr>
+      <w:r>
+        <w:rPr>
+          <w:lang w:val="hi_IN" w:bidi="hi_IN"/>
+        </w:rPr>
+        <w:t>“बहन” का रूपक</w:t>
+      </w:r>
+    </w:p>
+    <w:p>
+      <w:pPr/>
+      <w:r>
+        <w:rPr>
+          <w:lang w:val="hi_IN" w:bidi="hi_IN"/>
+        </w:rPr>
+      </w:r>
+      <w:r>
+        <w:rPr>
+          <w:lang w:val="hi_IN" w:bidi="hi_IN"/>
+        </w:rPr>
+        <w:t xml:space="preserve">वाक्यांश </w:t>
+      </w:r>
+      <w:r>
+        <w:rPr>
+          <w:b/>
+          <w:lang w:val="hi_IN" w:bidi="hi_IN"/>
+        </w:rPr>
+        <w:t>मेरी बहन</w:t>
+      </w:r>
+      <w:r>
+        <w:rPr>
+          <w:lang w:val="hi_IN" w:bidi="hi_IN"/>
+        </w:rPr>
+        <w:t xml:space="preserve"> का उपयोग 4:9; 4:10, 4:12, 5:1, और 5:2 में किया गया है। पुरुष इस वाक्यांश का उपयोग उस स्त्री के लिए स्नेह के रूप में करता है जिससे वह प्रेम करता है। स्त्री वास्तव में उसकी बहन नहीं है। आपको इस वाक्यांश का अनुवाद इस पुस्तक में इसके पाँचों बार होने पर एक ही तरीके से करना चाहिए क्योंकि लेखक इसे हर बार एक ही अर्थ में उपयोग करता है। अधिक जानकारी के लिए इस वाक्यांश के पहले उपयोग 4:9 में टिप्पणी देखें।</w:t>
+      </w:r>
+      <w:r>
+        <w:rPr>
+          <w:lang w:val="hi_IN" w:bidi="hi_IN"/>
+        </w:rPr>
+      </w:r>
+      <w:r>
+        <w:rPr>
+          <w:lang w:val="hi_IN" w:bidi="hi_IN"/>
+        </w:rPr>
+      </w:r>
+    </w:p>
+    <w:p>
+      <w:pPr/>
+      <w:r>
+        <w:rPr>
+          <w:lang w:val="hi_IN" w:bidi="hi_IN"/>
+        </w:rPr>
+      </w:r>
+    </w:p>
+    <w:p>
+      <w:pPr>
+        <w:pStyle w:val="Heading2"/>
+      </w:pPr>
+      <w:r>
+        <w:rPr>
+          <w:lang w:val="hi_IN" w:bidi="hi_IN"/>
+        </w:rPr>
         <w:t>श्रेष्ठगीत 4:1 (#1)</w:t>
       </w:r>
       <w:r>
@@ -28617,7 +29680,7 @@
         </w:rPr>
         <w:t xml:space="preserve">देखिए कि आपने इन दो समानांतर वाक्यांशों का अनुवाद </w:t>
       </w:r>
-      <w:hyperlink r:id="rId23">
+      <w:hyperlink r:id="rId25">
         <w:r>
           <w:rPr>
             <w:lang w:val="hi_IN" w:bidi="hi_IN"/>
@@ -28731,7 +29794,7 @@
         </w:rPr>
         <w:t xml:space="preserve"> वाक्यांश का अनुवाद </w:t>
       </w:r>
-      <w:hyperlink r:id="rId23">
+      <w:hyperlink r:id="rId25">
         <w:r>
           <w:rPr>
             <w:lang w:val="hi_IN" w:bidi="hi_IN"/>
@@ -29860,7 +30923,7 @@
         </w:rPr>
         <w:t xml:space="preserve"> वाक्यांश का अनुवाद </w:t>
       </w:r>
-      <w:hyperlink r:id="rId31">
+      <w:hyperlink r:id="rId44">
         <w:r>
           <w:rPr>
             <w:lang w:val="hi_IN" w:bidi="hi_IN"/>
@@ -30938,7 +32001,7 @@
         </w:rPr>
         <w:t xml:space="preserve"> देखिए कि आपने </w:t>
       </w:r>
-      <w:hyperlink r:id="rId24">
+      <w:hyperlink r:id="rId26">
         <w:r>
           <w:rPr>
             <w:lang w:val="hi_IN" w:bidi="hi_IN"/>
@@ -31047,7 +32110,7 @@
         </w:rPr>
         <w:t xml:space="preserve">देखें कि आपने </w:t>
       </w:r>
-      <w:hyperlink r:id="rId20">
+      <w:hyperlink r:id="rId22">
         <w:r>
           <w:rPr>
             <w:lang w:val="hi_IN" w:bidi="hi_IN"/>
@@ -31183,7 +32246,7 @@
         </w:rPr>
         <w:t xml:space="preserve">वाक्यांश का अनुवाद </w:t>
       </w:r>
-      <w:hyperlink r:id="rId32">
+      <w:hyperlink r:id="rId45">
         <w:r>
           <w:rPr>
             <w:lang w:val="hi_IN" w:bidi="hi_IN"/>
@@ -31415,7 +32478,7 @@
         </w:rPr>
         <w:t xml:space="preserve"> का अनुवाद </w:t>
       </w:r>
-      <w:hyperlink r:id="rId19">
+      <w:hyperlink r:id="rId20">
         <w:r>
           <w:rPr>
             <w:lang w:val="hi_IN" w:bidi="hi_IN"/>
@@ -32831,7 +33894,7 @@
         </w:rPr>
         <w:t xml:space="preserve"> वाक्यांश का अनुवाद </w:t>
       </w:r>
-      <w:hyperlink r:id="rId33">
+      <w:hyperlink r:id="rId46">
         <w:r>
           <w:rPr>
             <w:lang w:val="hi_IN" w:bidi="hi_IN"/>
@@ -34191,7 +35254,7 @@
         </w:rPr>
         <w:t xml:space="preserve">देखें कि आपने </w:t>
       </w:r>
-      <w:hyperlink r:id="rId33">
+      <w:hyperlink r:id="rId46">
         <w:r>
           <w:rPr>
             <w:lang w:val="hi_IN" w:bidi="hi_IN"/>
@@ -34839,7 +35902,7 @@
         </w:rPr>
         <w:t xml:space="preserve"> के रूप में और विभिन्न अन्य मसालों और सुगन्धित पौधों और पेड़ों के रूप में वर्णित कर रहे हैं जो "किवाड़ लगाई हुई बारी के समान" हैं (</w:t>
       </w:r>
-      <w:hyperlink r:id="rId34">
+      <w:hyperlink r:id="rId38">
         <w:r>
           <w:rPr>
             <w:lang w:val="hi_IN" w:bidi="hi_IN"/>
@@ -34857,7 +35920,7 @@
         </w:rPr>
         <w:t xml:space="preserve">)। यदि आपने </w:t>
       </w:r>
-      <w:hyperlink r:id="rId34">
+      <w:hyperlink r:id="rId38">
         <w:r>
           <w:rPr>
             <w:lang w:val="hi_IN" w:bidi="hi_IN"/>
@@ -35063,7 +36126,7 @@
         </w:rPr>
         <w:t xml:space="preserve">देखें कि आपने </w:t>
       </w:r>
-      <w:hyperlink r:id="rId35">
+      <w:hyperlink r:id="rId47">
         <w:r>
           <w:rPr>
             <w:lang w:val="hi_IN" w:bidi="hi_IN"/>
@@ -35094,7 +36157,7 @@
         </w:rPr>
         <w:t xml:space="preserve"> शब्द का और </w:t>
       </w:r>
-      <w:hyperlink r:id="rId36">
+      <w:hyperlink r:id="rId48">
         <w:r>
           <w:rPr>
             <w:lang w:val="hi_IN" w:bidi="hi_IN"/>
@@ -35433,7 +36496,7 @@
         </w:rPr>
         <w:t xml:space="preserve">यहाँ, पुरुष उस रूपक को जारी रखते हैं जो उन्होंने </w:t>
       </w:r>
-      <w:hyperlink r:id="rId34">
+      <w:hyperlink r:id="rId38">
         <w:r>
           <w:rPr>
             <w:lang w:val="hi_IN" w:bidi="hi_IN"/>
@@ -35490,7 +36553,7 @@
         </w:rPr>
         <w:t xml:space="preserve"> हों। यदि आपने </w:t>
       </w:r>
-      <w:hyperlink r:id="rId37">
+      <w:hyperlink r:id="rId49">
         <w:r>
           <w:rPr>
             <w:lang w:val="hi_IN" w:bidi="hi_IN"/>
@@ -35508,7 +36571,7 @@
         </w:rPr>
         <w:t xml:space="preserve"> को उपमा के रूप में अनुवाद किया है, तो आपको इस वचन को भी उपमा के रूप में अनुवाद करना चाहिए। देखें कि आपने </w:t>
       </w:r>
-      <w:hyperlink r:id="rId34">
+      <w:hyperlink r:id="rId38">
         <w:r>
           <w:rPr>
             <w:lang w:val="hi_IN" w:bidi="hi_IN"/>
@@ -36252,7 +37315,7 @@
         </w:rPr>
         <w:t xml:space="preserve">यहाँ, स्त्री "बारी" के रूपक को जारी रखती हैं (जो पुरुष ने </w:t>
       </w:r>
-      <w:hyperlink r:id="rId34">
+      <w:hyperlink r:id="rId38">
         <w:r>
           <w:rPr>
             <w:lang w:val="hi_IN" w:bidi="hi_IN"/>
@@ -36348,7 +37411,7 @@
         </w:rPr>
         <w:t xml:space="preserve"> शब्द का अनुवाद उसी प्रकार करें जैसे आपने </w:t>
       </w:r>
-      <w:hyperlink r:id="rId34">
+      <w:hyperlink r:id="rId38">
         <w:r>
           <w:rPr>
             <w:lang w:val="hi_IN" w:bidi="hi_IN"/>
@@ -36366,7 +37429,7 @@
         </w:rPr>
         <w:t xml:space="preserve"> में किया था क्योंकि दोनों का सन्दर्भ स्त्री के शरीर से है। </w:t>
       </w:r>
-      <w:hyperlink r:id="rId38">
+      <w:hyperlink r:id="rId43">
         <w:r>
           <w:rPr>
             <w:lang w:val="hi_IN" w:bidi="hi_IN"/>
@@ -36410,7 +37473,7 @@
         </w:rPr>
         <w:t xml:space="preserve">खाने के लिए नेवता देती हैं। यदि आपने </w:t>
       </w:r>
-      <w:hyperlink r:id="rId39">
+      <w:hyperlink r:id="rId40">
         <w:r>
           <w:rPr>
             <w:lang w:val="hi_IN" w:bidi="hi_IN"/>
@@ -36581,6 +37644,417 @@
         <w:rPr>
           <w:lang w:val="hi_IN" w:bidi="hi_IN"/>
         </w:rPr>
+        <w:t>श्रेष्ठगीत - अध्याय 5 परिचय</w:t>
+      </w:r>
+      <w:r>
+        <w:rPr>
+          <w:lang w:val="hi_IN" w:bidi="hi_IN"/>
+        </w:rPr>
+      </w:r>
+    </w:p>
+    <w:p>
+      <w:pPr>
+        <w:pStyle w:val="Heading3"/>
+      </w:pPr>
+      <w:r>
+        <w:rPr>
+          <w:lang w:val="hi_IN" w:bidi="hi_IN"/>
+        </w:rPr>
+        <w:t>संरचना और स्वरूपण</w:t>
+      </w:r>
+    </w:p>
+    <w:p>
+      <w:pPr/>
+      <w:r>
+        <w:rPr>
+          <w:lang w:val="hi_IN" w:bidi="hi_IN"/>
+        </w:rPr>
+      </w:r>
+      <w:r>
+        <w:rPr>
+          <w:lang w:val="hi_IN" w:bidi="hi_IN"/>
+        </w:rPr>
+        <w:t>5:1 बारी के रूपक का निष्कर्ष</w:t>
+      </w:r>
+    </w:p>
+    <w:p>
+      <w:pPr/>
+      <w:r>
+        <w:rPr>
+          <w:lang w:val="hi_IN" w:bidi="hi_IN"/>
+        </w:rPr>
+      </w:r>
+      <w:r>
+        <w:rPr>
+          <w:lang w:val="hi_IN" w:bidi="hi_IN"/>
+        </w:rPr>
+        <w:t>5:2–8 लालसा और खोज का विषय।</w:t>
+      </w:r>
+    </w:p>
+    <w:p>
+      <w:pPr/>
+      <w:r>
+        <w:rPr>
+          <w:lang w:val="hi_IN" w:bidi="hi_IN"/>
+        </w:rPr>
+      </w:r>
+      <w:r>
+        <w:rPr>
+          <w:lang w:val="hi_IN" w:bidi="hi_IN"/>
+        </w:rPr>
+        <w:t>5:9 यरूशलेम की स्त्रियाँ युवा स्त्रियों से पूछती हैं कि वे क्यों सोचती हैं कि वह पुरुष, जिसे वे प्यार करती हैं, विशेष है।</w:t>
+      </w:r>
+    </w:p>
+    <w:p>
+      <w:pPr/>
+      <w:r>
+        <w:rPr>
+          <w:lang w:val="hi_IN" w:bidi="hi_IN"/>
+        </w:rPr>
+      </w:r>
+      <w:r>
+        <w:rPr>
+          <w:lang w:val="hi_IN" w:bidi="hi_IN"/>
+        </w:rPr>
+        <w:t>5:10–16 स्त्री यरूशलेम की युवा स्त्रियों द्वारा पूछे गए प्रश्न का उत्तर देती हैं</w:t>
+      </w:r>
+    </w:p>
+    <w:p>
+      <w:pPr>
+        <w:pStyle w:val="Heading3"/>
+      </w:pPr>
+      <w:r>
+        <w:rPr>
+          <w:lang w:val="hi_IN" w:bidi="hi_IN"/>
+        </w:rPr>
+        <w:t>इस अध्याय में विशेष अवधारणाएँ</w:t>
+      </w:r>
+    </w:p>
+    <w:p>
+      <w:pPr>
+        <w:pStyle w:val="Heading4"/>
+      </w:pPr>
+      <w:r>
+        <w:rPr>
+          <w:lang w:val="hi_IN" w:bidi="hi_IN"/>
+        </w:rPr>
+        <w:t>पुरुष की आकर्षण शक्ति</w:t>
+      </w:r>
+    </w:p>
+    <w:p>
+      <w:pPr/>
+      <w:r>
+        <w:rPr>
+          <w:lang w:val="hi_IN" w:bidi="hi_IN"/>
+        </w:rPr>
+      </w:r>
+      <w:r>
+        <w:rPr>
+          <w:lang w:val="hi_IN" w:bidi="hi_IN"/>
+        </w:rPr>
+        <w:t>स्त्री 5:10–16 में पुरुष को पुरुष आकर्षण के प्रतीक के रूप में वर्णित करती हैं।</w:t>
+      </w:r>
+    </w:p>
+    <w:p>
+      <w:pPr>
+        <w:pStyle w:val="Heading3"/>
+      </w:pPr>
+      <w:r>
+        <w:rPr>
+          <w:lang w:val="hi_IN" w:bidi="hi_IN"/>
+        </w:rPr>
+        <w:t>इस अध्याय के महत्वपूर्ण अलंकार</w:t>
+      </w:r>
+    </w:p>
+    <w:p>
+      <w:pPr>
+        <w:pStyle w:val="Heading4"/>
+      </w:pPr>
+      <w:r>
+        <w:rPr>
+          <w:lang w:val="hi_IN" w:bidi="hi_IN"/>
+        </w:rPr>
+        <w:t xml:space="preserve">रूपक </w:t>
+      </w:r>
+    </w:p>
+    <w:p>
+      <w:pPr/>
+      <w:r>
+        <w:rPr>
+          <w:lang w:val="hi_IN" w:bidi="hi_IN"/>
+        </w:rPr>
+      </w:r>
+      <w:r>
+        <w:rPr>
+          <w:lang w:val="hi_IN" w:bidi="hi_IN"/>
+        </w:rPr>
+        <w:t xml:space="preserve">जैसा कि लेखक ने अब तक इस पुस्तक में किया है, वे रोमानी सम्बन्धों से सम्बन्धित भावनाओं और घटनाओं का वर्णन करने के लिए रूपकों का उपयोग करना जारी रखते हैं। (देखें: </w:t>
+      </w:r>
+      <w:r>
+        <w:rPr>
+          <w:lang w:val="hi_IN" w:bidi="hi_IN"/>
+        </w:rPr>
+        <w:t>रूपक</w:t>
+      </w:r>
+      <w:r>
+        <w:rPr>
+          <w:lang w:val="hi_IN" w:bidi="hi_IN"/>
+        </w:rPr>
+        <w:t>)</w:t>
+      </w:r>
+    </w:p>
+    <w:p>
+      <w:pPr>
+        <w:pStyle w:val="Heading3"/>
+      </w:pPr>
+      <w:r>
+        <w:rPr>
+          <w:lang w:val="hi_IN" w:bidi="hi_IN"/>
+        </w:rPr>
+        <w:t>इस अध्याय में अन्य सम्भावित अनुवाद चुनौतियाँ</w:t>
+      </w:r>
+    </w:p>
+    <w:p>
+      <w:pPr>
+        <w:pStyle w:val="Heading4"/>
+      </w:pPr>
+      <w:r>
+        <w:rPr>
+          <w:lang w:val="hi_IN" w:bidi="hi_IN"/>
+        </w:rPr>
+        <w:t>घटनाओं के क्रम</w:t>
+      </w:r>
+    </w:p>
+    <w:p>
+      <w:pPr/>
+      <w:r>
+        <w:rPr>
+          <w:lang w:val="hi_IN" w:bidi="hi_IN"/>
+        </w:rPr>
+      </w:r>
+      <w:r>
+        <w:rPr>
+          <w:lang w:val="hi_IN" w:bidi="hi_IN"/>
+        </w:rPr>
+        <w:t>5:2–8 घटनाओं का वर्णन करता है जो कालक्रमिक और तार्किक रूप से 3:6–5:1 में वर्णित घटनाओं से पहले हुई होतीं। इस प्रतीत होने वाली समस्या का समाधान यह समझना है कि यह पुस्तक कविता है और लेखक एक पुरुष और स्त्री के बीच की भावनाओं और अनुभवों का काव्यात्मक वर्णन कर रहे हैं जो एक-दूसरे से रोमानी प्रेम करते हैं। क्योंकि लेखक युगल के रोमानी सम्बन्ध और उससे जुड़ी भावनाओं का वर्णन करने के लिए कविता का उपयोग कर रहे हैं, इसलिए उन्हें कालक्रमिक कहानी कहने के नियमों का पालन करने की आवश्यकता नहीं है।</w:t>
+      </w:r>
+    </w:p>
+    <w:p>
+      <w:pPr>
+        <w:pStyle w:val="Heading4"/>
+      </w:pPr>
+      <w:r>
+        <w:rPr>
+          <w:lang w:val="hi_IN" w:bidi="hi_IN"/>
+        </w:rPr>
+        <w:t>क्या 5:2–8 उन घटनाओं का वर्णन करता है जो वास्तव में घटित हुईं या जो स्वप्न में घटित हुईं।</w:t>
+      </w:r>
+    </w:p>
+    <w:p>
+      <w:pPr/>
+      <w:r>
+        <w:rPr>
+          <w:lang w:val="hi_IN" w:bidi="hi_IN"/>
+        </w:rPr>
+      </w:r>
+      <w:r>
+        <w:rPr>
+          <w:lang w:val="hi_IN" w:bidi="hi_IN"/>
+        </w:rPr>
+        <w:t>बाइबल विद्वानों के बीच 5:2–8 में वर्णित घटनाओं के बारे में दो मुख्य दृष्टिकोण हैं। एक दृष्टिकोण यह है कि 5:2–8 में वर्णित घटनाएँ एक सपने में हुईं। दूसरा दृष्टिकोण यह है कि 5:2–8 में वर्णित घटनाएँ तब हुईं जब पुरुष ने स्त्रियों को सोने से या लगभग सोने की स्थिति से जगाया। अधिकांश बाइबल विद्वान मानते हैं कि पहला दृष्टिकोण सही है, अर्थात 5:2–8 में वर्णित घटनाएँ एक सपने में हुईं।</w:t>
+      </w:r>
+    </w:p>
+    <w:p>
+      <w:pPr>
+        <w:pStyle w:val="Heading4"/>
+      </w:pPr>
+      <w:r>
+        <w:rPr>
+          <w:lang w:val="hi_IN" w:bidi="hi_IN"/>
+        </w:rPr>
+        <w:t>“बहन” का रूपक</w:t>
+      </w:r>
+    </w:p>
+    <w:p>
+      <w:pPr/>
+      <w:r>
+        <w:rPr>
+          <w:lang w:val="hi_IN" w:bidi="hi_IN"/>
+        </w:rPr>
+      </w:r>
+      <w:r>
+        <w:rPr>
+          <w:lang w:val="hi_IN" w:bidi="hi_IN"/>
+        </w:rPr>
+        <w:t xml:space="preserve">वाक्यांश </w:t>
+      </w:r>
+      <w:r>
+        <w:rPr>
+          <w:b/>
+          <w:lang w:val="hi_IN" w:bidi="hi_IN"/>
+        </w:rPr>
+        <w:t>मेरी बहन</w:t>
+      </w:r>
+      <w:r>
+        <w:rPr>
+          <w:lang w:val="hi_IN" w:bidi="hi_IN"/>
+        </w:rPr>
+        <w:t xml:space="preserve"> का उपयोग 4:9; 4:10, 4:12, 5:1, और 5:2 में किया गया है। पुरुष इस वाक्यांश का उपयोग उस स्त्री के लिए स्नेह के रूप में करते हैं जिससे वे प्रेम करते हैं। महिला वास्तव में उनकी बहन नहीं है। आपको इस वाक्यांश का अनुवाद 5:1 और 5:2 में उसी तरह करना चाहिए जैसे आपने इसे 4:9; 4:10, और 4:12 में अनुवाद किया था क्योंकि लेखक इस अध्याय में इसे उसी अर्थ के साथ उपयोग करते हैं। इस वाक्यांश के पहले उपयोग के बारे में अधिक जानकारी के लिए 4:9 में टिप्पणी देखें।</w:t>
+      </w:r>
+    </w:p>
+    <w:p>
+      <w:pPr>
+        <w:pStyle w:val="Heading4"/>
+      </w:pPr>
+      <w:r>
+        <w:rPr>
+          <w:lang w:val="hi_IN" w:bidi="hi_IN"/>
+        </w:rPr>
+        <w:t xml:space="preserve">अनफोल्डिंग वर्ड लिट्रल ट्रान्सलेशन </w:t>
+      </w:r>
+      <w:hyperlink r:id="rId50">
+        <w:r>
+          <w:rPr>
+            <w:lang w:val="hi_IN" w:bidi="hi_IN"/>
+          </w:rPr>
+          <w:rPr>
+            <w:color w:val="0000EE"/>
+            <w:u w:val="single"/>
+          </w:rPr>
+          <w:t>5:13</w:t>
+        </w:r>
+      </w:hyperlink>
+      <w:r>
+        <w:rPr>
+          <w:lang w:val="hi_IN" w:bidi="hi_IN"/>
+        </w:rPr>
+        <w:t xml:space="preserve"> में जिस शब्द का अनुवाद "उभरी हुई" करता है उसके वैकल्पिक अनुवाद की सम्भावना</w:t>
+      </w:r>
+    </w:p>
+    <w:p>
+      <w:pPr/>
+      <w:r>
+        <w:rPr>
+          <w:lang w:val="hi_IN" w:bidi="hi_IN"/>
+        </w:rPr>
+      </w:r>
+      <w:r>
+        <w:rPr>
+          <w:lang w:val="hi_IN" w:bidi="hi_IN"/>
+        </w:rPr>
+        <w:t>पद 13 में, अनफोल्डिंग वर्ड लिट्रल ट्रान्सलेशन मानक इब्री पाठ का अनुसरण करते हुए "उभरी हुई" कहता है। हालांकि, जैसा कि अनफोल्डिंग वर्ड लिट्रल ट्रान्सलेशन में एक पाद टिप्पणी इंगित करता है, कई बाइबल विद्वान विश्वास करते हैं कि मूल पठन में अधिक सम्भावना "उपज" थी। अपने अनुवाद में उस पठन का उपयोग करने पर विचार करें। यदि "उपज" का उपयोग "उभरी हुई" के स्थान पर किया जाता है, तो अनफोल्डिंग वर्ड लिट्रल ट्रान्सलेशन में 5:13 का पहला भाग पढ़ा जाएगा "</w:t>
+      </w:r>
+      <w:r>
+        <w:rPr>
+          <w:lang w:val="hi_IN" w:bidi="hi_IN"/>
+        </w:rPr>
+        <w:t xml:space="preserve">उसके गाल फूलों की फुलवारी और बलसान </w:t>
+      </w:r>
+      <w:r>
+        <w:rPr>
+          <w:lang w:val="hi_IN" w:bidi="hi_IN"/>
+        </w:rPr>
+        <w:t>की उपजी हुई क्यारियाँ हैं" (और अनफोल्डिंग वर्ड सिम्प्लिफाइड़ ट्रान्सलेशन में पढ़ा जायेगा "उसके गाल फूलों की फुलवारी और बलसान की उगती हुई क्यारियाँ हैं")। वाक्यांश "</w:t>
+      </w:r>
+      <w:r>
+        <w:rPr>
+          <w:lang w:val="hi_IN" w:bidi="hi_IN"/>
+        </w:rPr>
+        <w:t xml:space="preserve">बलसान </w:t>
+      </w:r>
+      <w:r>
+        <w:rPr>
+          <w:lang w:val="hi_IN" w:bidi="hi_IN"/>
+        </w:rPr>
+        <w:t>की उभरी हुई क्यारियाँ" तब वाक्यांश "</w:t>
+      </w:r>
+      <w:r>
+        <w:rPr>
+          <w:lang w:val="hi_IN" w:bidi="hi_IN"/>
+        </w:rPr>
+        <w:t>फूलों की फुलवारी</w:t>
+      </w:r>
+      <w:r>
+        <w:rPr>
+          <w:lang w:val="hi_IN" w:bidi="hi_IN"/>
+        </w:rPr>
+        <w:t xml:space="preserve">" का और वर्णन कर रहा होगा। तुलना का बिन्दु यह होगा कि पुरुष के गाल </w:t>
+      </w:r>
+      <w:r>
+        <w:rPr>
+          <w:lang w:val="hi_IN" w:bidi="hi_IN"/>
+        </w:rPr>
+        <w:t>फूलों की फुलवारी</w:t>
+      </w:r>
+      <w:r>
+        <w:rPr>
+          <w:lang w:val="hi_IN" w:bidi="hi_IN"/>
+        </w:rPr>
+        <w:t xml:space="preserve"> की तरह महकते हैं जो </w:t>
+      </w:r>
+      <w:r>
+        <w:rPr>
+          <w:lang w:val="hi_IN" w:bidi="hi_IN"/>
+        </w:rPr>
+        <w:t xml:space="preserve">बलसान </w:t>
+      </w:r>
+      <w:r>
+        <w:rPr>
+          <w:lang w:val="hi_IN" w:bidi="hi_IN"/>
+        </w:rPr>
+        <w:t xml:space="preserve">की उभरी हुई क्यारियाँ उपजता है। यदि आप अपने अनुवाद में "उपज" शब्द का उपयोग करने का चयन करते हैं, तो आप अपने पाठकों के लिए तुलना के आधार को समझा सकते हैं यदि आपको लगता है कि यह उनकी सहायता करेगा। वैकल्पिक अनुवाद: "उसके गाल </w:t>
+      </w:r>
+      <w:r>
+        <w:rPr>
+          <w:lang w:val="hi_IN" w:bidi="hi_IN"/>
+        </w:rPr>
+        <w:t xml:space="preserve">फूलों की फुलवारी </w:t>
+      </w:r>
+      <w:r>
+        <w:rPr>
+          <w:lang w:val="hi_IN" w:bidi="hi_IN"/>
+        </w:rPr>
+        <w:t xml:space="preserve">की तरह महकते हैं जो </w:t>
+      </w:r>
+      <w:r>
+        <w:rPr>
+          <w:lang w:val="hi_IN" w:bidi="hi_IN"/>
+        </w:rPr>
+        <w:t xml:space="preserve">बलसान </w:t>
+      </w:r>
+      <w:r>
+        <w:rPr>
+          <w:lang w:val="hi_IN" w:bidi="hi_IN"/>
+        </w:rPr>
+        <w:t>की उभरी हुई क्यारियाँ उत्पन्न करते हैं" या "उसके गाल फूलों की फुलवारी की तरह महकते हैं जो उभरी हुई क्यारियाँ उत्पन्न करते हैं"</w:t>
+      </w:r>
+      <w:r>
+        <w:rPr>
+          <w:lang w:val="hi_IN" w:bidi="hi_IN"/>
+        </w:rPr>
+      </w:r>
+      <w:r>
+        <w:rPr>
+          <w:lang w:val="hi_IN" w:bidi="hi_IN"/>
+        </w:rPr>
+      </w:r>
+    </w:p>
+    <w:p>
+      <w:pPr/>
+      <w:r>
+        <w:rPr>
+          <w:lang w:val="hi_IN" w:bidi="hi_IN"/>
+        </w:rPr>
+      </w:r>
+    </w:p>
+    <w:p>
+      <w:pPr>
+        <w:pStyle w:val="Heading2"/>
+      </w:pPr>
+      <w:r>
+        <w:rPr>
+          <w:lang w:val="hi_IN" w:bidi="hi_IN"/>
+        </w:rPr>
         <w:t>श्रेष्ठगीत 5:1 (#1)</w:t>
       </w:r>
       <w:r>
@@ -36631,7 +38105,7 @@
         </w:rPr>
         <w:t xml:space="preserve">यहाँ, पुरुष उस "बारी" रूपक का उपयोग करना जारी रखते हैं जो उन्होंने </w:t>
       </w:r>
-      <w:hyperlink r:id="rId34">
+      <w:hyperlink r:id="rId38">
         <w:r>
           <w:rPr>
             <w:lang w:val="hi_IN" w:bidi="hi_IN"/>
@@ -36701,7 +38175,7 @@
         </w:rPr>
         <w:t xml:space="preserve"> यह सभी उस पुरुष के लिए रूपक हैं जो स्त्री के शरीर का आनन्द ले रहे हैं। यदि आपने </w:t>
       </w:r>
-      <w:hyperlink r:id="rId40">
+      <w:hyperlink r:id="rId51">
         <w:r>
           <w:rPr>
             <w:lang w:val="hi_IN" w:bidi="hi_IN"/>
@@ -37138,7 +38612,7 @@
         </w:rPr>
         <w:t xml:space="preserve">देखें कि आपने </w:t>
       </w:r>
-      <w:hyperlink r:id="rId33">
+      <w:hyperlink r:id="rId46">
         <w:r>
           <w:rPr>
             <w:lang w:val="hi_IN" w:bidi="hi_IN"/>
@@ -37744,7 +39218,7 @@
         </w:rPr>
         <w:t xml:space="preserve">देखें कि आपने </w:t>
       </w:r>
-      <w:hyperlink r:id="rId19">
+      <w:hyperlink r:id="rId20">
         <w:r>
           <w:rPr>
             <w:lang w:val="hi_IN" w:bidi="hi_IN"/>
@@ -37838,7 +39312,7 @@
         </w:rPr>
         <w:t xml:space="preserve">देखें कि आपने </w:t>
       </w:r>
-      <w:hyperlink r:id="rId33">
+      <w:hyperlink r:id="rId46">
         <w:r>
           <w:rPr>
             <w:lang w:val="hi_IN" w:bidi="hi_IN"/>
@@ -37882,7 +39356,7 @@
         </w:rPr>
         <w:t xml:space="preserve"> और </w:t>
       </w:r>
-      <w:hyperlink r:id="rId18">
+      <w:hyperlink r:id="rId19">
         <w:r>
           <w:rPr>
             <w:lang w:val="hi_IN" w:bidi="hi_IN"/>
@@ -38017,7 +39491,7 @@
         </w:rPr>
         <w:t xml:space="preserve">देखें कि आपने </w:t>
       </w:r>
-      <w:hyperlink r:id="rId41">
+      <w:hyperlink r:id="rId21">
         <w:r>
           <w:rPr>
             <w:lang w:val="hi_IN" w:bidi="hi_IN"/>
@@ -38533,7 +40007,7 @@
         </w:rPr>
         <w:t xml:space="preserve">देखें कि आपने </w:t>
       </w:r>
-      <w:hyperlink r:id="rId19">
+      <w:hyperlink r:id="rId20">
         <w:r>
           <w:rPr>
             <w:lang w:val="hi_IN" w:bidi="hi_IN"/>
@@ -39214,7 +40688,7 @@
         </w:rPr>
         <w:t xml:space="preserve">देखें कि आपने </w:t>
       </w:r>
-      <w:hyperlink r:id="rId19">
+      <w:hyperlink r:id="rId20">
         <w:r>
           <w:rPr>
             <w:lang w:val="hi_IN" w:bidi="hi_IN"/>
@@ -39888,7 +41362,7 @@
         </w:rPr>
         <w:t xml:space="preserve">देखिए आपने </w:t>
       </w:r>
-      <w:hyperlink r:id="rId42">
+      <w:hyperlink r:id="rId52">
         <w:r>
           <w:rPr>
             <w:lang w:val="hi_IN" w:bidi="hi_IN"/>
@@ -40488,7 +41962,7 @@
         </w:rPr>
         <w:t xml:space="preserve">देखिए कि आपने </w:t>
       </w:r>
-      <w:hyperlink r:id="rId24">
+      <w:hyperlink r:id="rId26">
         <w:r>
           <w:rPr>
             <w:lang w:val="hi_IN" w:bidi="hi_IN"/>
@@ -40602,7 +42076,7 @@
         </w:rPr>
         <w:t xml:space="preserve">देखिए आपने </w:t>
       </w:r>
-      <w:hyperlink r:id="rId43">
+      <w:hyperlink r:id="rId53">
         <w:r>
           <w:rPr>
             <w:lang w:val="hi_IN" w:bidi="hi_IN"/>
@@ -41123,7 +42597,7 @@
         </w:rPr>
         <w:t xml:space="preserve">देखें कि आपने </w:t>
       </w:r>
-      <w:hyperlink r:id="rId44">
+      <w:hyperlink r:id="rId54">
         <w:r>
           <w:rPr>
             <w:lang w:val="hi_IN" w:bidi="hi_IN"/>
@@ -42100,7 +43574,7 @@
           <w:lang w:val="hi_IN" w:bidi="hi_IN"/>
         </w:rPr>
       </w:r>
-      <w:hyperlink r:id="rId23">
+      <w:hyperlink r:id="rId25">
         <w:r>
           <w:rPr>
             <w:lang w:val="hi_IN" w:bidi="hi_IN"/>
@@ -43154,7 +44628,7 @@
         </w:rPr>
         <w:t xml:space="preserve">देखें कि आपने </w:t>
       </w:r>
-      <w:hyperlink r:id="rId45">
+      <w:hyperlink r:id="rId55">
         <w:r>
           <w:rPr>
             <w:lang w:val="hi_IN" w:bidi="hi_IN"/>
@@ -43268,7 +44742,7 @@
         </w:rPr>
         <w:t xml:space="preserve">देखें कि आपने </w:t>
       </w:r>
-      <w:hyperlink r:id="rId46">
+      <w:hyperlink r:id="rId56">
         <w:r>
           <w:rPr>
             <w:lang w:val="hi_IN" w:bidi="hi_IN"/>
@@ -45096,7 +46570,7 @@
         </w:rPr>
         <w:t xml:space="preserve">देखें कि आपने </w:t>
       </w:r>
-      <w:hyperlink r:id="rId17">
+      <w:hyperlink r:id="rId18">
         <w:r>
           <w:rPr>
             <w:lang w:val="hi_IN" w:bidi="hi_IN"/>
@@ -45174,6 +46648,186 @@
         <w:rPr>
           <w:lang w:val="hi_IN" w:bidi="hi_IN"/>
         </w:rPr>
+        <w:t>श्रेष्ठगीत - अध्याय 6 परिचय</w:t>
+      </w:r>
+      <w:r>
+        <w:rPr>
+          <w:lang w:val="hi_IN" w:bidi="hi_IN"/>
+        </w:rPr>
+      </w:r>
+    </w:p>
+    <w:p>
+      <w:pPr>
+        <w:pStyle w:val="Heading3"/>
+      </w:pPr>
+      <w:r>
+        <w:rPr>
+          <w:lang w:val="hi_IN" w:bidi="hi_IN"/>
+        </w:rPr>
+        <w:t>इस अध्याय में विशेष अवधारणाएँ</w:t>
+      </w:r>
+    </w:p>
+    <w:p>
+      <w:pPr>
+        <w:pStyle w:val="Heading4"/>
+      </w:pPr>
+      <w:r>
+        <w:rPr>
+          <w:lang w:val="hi_IN" w:bidi="hi_IN"/>
+        </w:rPr>
+        <w:t xml:space="preserve">सुन्दरता </w:t>
+      </w:r>
+    </w:p>
+    <w:p>
+      <w:pPr/>
+      <w:r>
+        <w:rPr>
+          <w:lang w:val="hi_IN" w:bidi="hi_IN"/>
+        </w:rPr>
+      </w:r>
+      <w:r>
+        <w:rPr>
+          <w:lang w:val="hi_IN" w:bidi="hi_IN"/>
+        </w:rPr>
+        <w:t>6:4–10 में पुरुष उस स्त्री का वर्णन करता है जिससे वह प्रेम करता है, उसे स्त्री सौंदर्य और आकर्षण का प्रतीक बताते हुए विभिन्न उपमाओं का उपयोग करता है।</w:t>
+      </w:r>
+    </w:p>
+    <w:p>
+      <w:pPr>
+        <w:pStyle w:val="Heading3"/>
+      </w:pPr>
+      <w:r>
+        <w:rPr>
+          <w:lang w:val="hi_IN" w:bidi="hi_IN"/>
+        </w:rPr>
+        <w:t>इस अध्याय में अन्य सम्भावित अनुवाद कठिनाइयाँ</w:t>
+      </w:r>
+    </w:p>
+    <w:p>
+      <w:pPr>
+        <w:pStyle w:val="Heading4"/>
+      </w:pPr>
+      <w:r>
+        <w:rPr>
+          <w:lang w:val="hi_IN" w:bidi="hi_IN"/>
+        </w:rPr>
+        <w:t xml:space="preserve">रूपक </w:t>
+      </w:r>
+    </w:p>
+    <w:p>
+      <w:pPr/>
+      <w:r>
+        <w:rPr>
+          <w:lang w:val="hi_IN" w:bidi="hi_IN"/>
+        </w:rPr>
+      </w:r>
+      <w:r>
+        <w:rPr>
+          <w:lang w:val="hi_IN" w:bidi="hi_IN"/>
+        </w:rPr>
+        <w:t xml:space="preserve">प्राचीन पश्चिमी एशिया में, स्त्रियों का वर्णन पशुओं से तुलना करके करना सामान्य था। आज कई संस्कृतियों में, इसे अपमानजनक माना जा सकता है। विभिन्न संस्कृतियों में सुन्दरता के लिए अलग-अलग तुलना करने के तरीके हैं। (देखें: </w:t>
+      </w:r>
+      <w:r>
+        <w:rPr>
+          <w:lang w:val="hi_IN" w:bidi="hi_IN"/>
+        </w:rPr>
+        <w:t>रूपक</w:t>
+      </w:r>
+      <w:r>
+        <w:rPr>
+          <w:lang w:val="hi_IN" w:bidi="hi_IN"/>
+        </w:rPr>
+        <w:t>)</w:t>
+      </w:r>
+    </w:p>
+    <w:p>
+      <w:pPr>
+        <w:pStyle w:val="Heading4"/>
+      </w:pPr>
+      <w:r>
+        <w:rPr>
+          <w:lang w:val="hi_IN" w:bidi="hi_IN"/>
+        </w:rPr>
+        <w:t>6:12 का अर्थ</w:t>
+      </w:r>
+    </w:p>
+    <w:p>
+      <w:pPr/>
+      <w:r>
+        <w:rPr>
+          <w:lang w:val="hi_IN" w:bidi="hi_IN"/>
+        </w:rPr>
+      </w:r>
+      <w:r>
+        <w:rPr>
+          <w:lang w:val="hi_IN" w:bidi="hi_IN"/>
+        </w:rPr>
+        <w:t>6:12 को समझना बहुत कठिन है और इसका अर्थ अनिश्चित है। बाइबल विद्वानों के पास इस पद के सटीक अर्थ पर विभिन्न राय हैं क्योंकि यह व्याख्या करने के लिए एक बहुत कठिन पद है। शब्दों और वाक्यांशों के आपसी सम्बन्ध और कुछ शब्दों के सन्दर्भ में सटीक अर्थ पर विभिन्न राय हैं। बाइबल के प्रकाशित संस्करण इस पद के अनुवाद में एक-दूसरे से काफी भिन्न होते हैं। अनफोल्डिंग वर्ड लिट्रल ट्रान्सलेशन इस पद का एक उचित अनुवाद प्रस्तुत करने का प्रयास करता है। लेकिन यदि आपके क्षेत्र में बाइबल का कोई अनुवाद मौजूद है, तो आप पाएँगे कि यह इस पद का अनुवाद करने के तरीके में अनफोल्डिंग वर्ड लिट्रल ट्रान्सलेशन से भिन्न हो सकता है। यदि आपके क्षेत्र में बाइबल का कोई अनुवाद है, तो आप उस पठन का उपयोग कर सकते हैं जो यह उपयोग करता है। यदि नहीं, तो आप अनफोल्डिंग वर्ड लिट्रल ट्रान्सलेशन के पठन का अनुसरण कर सकते हैं।</w:t>
+      </w:r>
+    </w:p>
+    <w:p>
+      <w:pPr>
+        <w:pStyle w:val="Heading4"/>
+      </w:pPr>
+      <w:r>
+        <w:rPr>
+          <w:lang w:val="hi_IN" w:bidi="hi_IN"/>
+        </w:rPr>
+        <w:t>6:13 में "</w:t>
+      </w:r>
+      <w:r>
+        <w:rPr>
+          <w:lang w:val="hi_IN" w:bidi="hi_IN"/>
+        </w:rPr>
+        <w:t>जैसा महनैम के नृत्य</w:t>
+      </w:r>
+      <w:r>
+        <w:rPr>
+          <w:lang w:val="hi_IN" w:bidi="hi_IN"/>
+        </w:rPr>
+        <w:t>" वाक्यांश का अर्थ</w:t>
+      </w:r>
+    </w:p>
+    <w:p>
+      <w:pPr/>
+      <w:r>
+        <w:rPr>
+          <w:lang w:val="hi_IN" w:bidi="hi_IN"/>
+        </w:rPr>
+      </w:r>
+      <w:r>
+        <w:rPr>
+          <w:lang w:val="hi_IN" w:bidi="hi_IN"/>
+        </w:rPr>
+        <w:t>वाक्यांश "जैसा महनैम के नृत्य" का अर्थ अस्पष्ट है और बाइबल विद्वानों की इस पद के सटीक अर्थ पर अलग-अलग राय है। अनफोल्डिंग वर्ड लिट्रल ट्रान्सलेशन इस पद का एक सम्भावित अनुवाद प्रस्तुत करता है। लेकिन यदि आपके क्षेत्र में बाइबल का कोई अनुवाद उपलब्ध है, तो आप पाएँगे कि यह इस पद का अनुवाद करने के तरीके में अनफोल्डिंग वर्ड लिट्रल ट्रान्सलेशन से भिन्न हो सकता है। यदि आपके क्षेत्र में बाइबल का कोई अनुवाद है, तो आप उस पठन का उपयोग कर सकते हैं जो वह प्रस्तुत करता है। यदि नहीं, तो आप अनफोल्डिंग वर्ड लिट्रल ट्रान्सलेशन के पठन का अनुसरण कर सकते हैं।</w:t>
+      </w:r>
+      <w:r>
+        <w:rPr>
+          <w:lang w:val="hi_IN" w:bidi="hi_IN"/>
+        </w:rPr>
+      </w:r>
+      <w:r>
+        <w:rPr>
+          <w:lang w:val="hi_IN" w:bidi="hi_IN"/>
+        </w:rPr>
+      </w:r>
+    </w:p>
+    <w:p>
+      <w:pPr/>
+      <w:r>
+        <w:rPr>
+          <w:lang w:val="hi_IN" w:bidi="hi_IN"/>
+        </w:rPr>
+      </w:r>
+    </w:p>
+    <w:p>
+      <w:pPr>
+        <w:pStyle w:val="Heading2"/>
+      </w:pPr>
+      <w:r>
+        <w:rPr>
+          <w:lang w:val="hi_IN" w:bidi="hi_IN"/>
+        </w:rPr>
         <w:t>श्रेष्ठगीत 6:1 (#1)</w:t>
       </w:r>
       <w:r>
@@ -45472,7 +47126,7 @@
         </w:rPr>
         <w:t xml:space="preserve"> वाक्यांश का </w:t>
       </w:r>
-      <w:hyperlink r:id="rId44">
+      <w:hyperlink r:id="rId54">
         <w:r>
           <w:rPr>
             <w:lang w:val="hi_IN" w:bidi="hi_IN"/>
@@ -45809,7 +47463,7 @@
         </w:rPr>
         <w:t xml:space="preserve"> दोनों ही स्त्री के शरीर के संदर्भ मे कहा जा रहा हैं। स्त्री उस "बारी" रूपक को पुनः आरंभ करती हैं जो </w:t>
       </w:r>
-      <w:hyperlink r:id="rId47">
+      <w:hyperlink r:id="rId39">
         <w:r>
           <w:rPr>
             <w:lang w:val="hi_IN" w:bidi="hi_IN"/>
@@ -45859,7 +47513,7 @@
         </w:rPr>
         <w:t xml:space="preserve"> दोनों ही पुरुष के स्त्री के शरीर का आनंद लेने के लिए रूपक हैं। यदि आपने </w:t>
       </w:r>
-      <w:hyperlink r:id="rId47">
+      <w:hyperlink r:id="rId39">
         <w:r>
           <w:rPr>
             <w:lang w:val="hi_IN" w:bidi="hi_IN"/>
@@ -46272,7 +47926,7 @@
         </w:rPr>
         <w:t xml:space="preserve">वाक्यांश का </w:t>
       </w:r>
-      <w:hyperlink r:id="rId48">
+      <w:hyperlink r:id="rId50">
         <w:r>
           <w:rPr>
             <w:lang w:val="hi_IN" w:bidi="hi_IN"/>
@@ -46515,7 +48169,7 @@
         </w:rPr>
         <w:t xml:space="preserve">" का </w:t>
       </w:r>
-      <w:hyperlink r:id="rId45">
+      <w:hyperlink r:id="rId55">
         <w:r>
           <w:rPr>
             <w:lang w:val="hi_IN" w:bidi="hi_IN"/>
@@ -46636,7 +48290,7 @@
         </w:rPr>
         <w:t xml:space="preserve">” का </w:t>
       </w:r>
-      <w:hyperlink r:id="rId45">
+      <w:hyperlink r:id="rId55">
         <w:r>
           <w:rPr>
             <w:lang w:val="hi_IN" w:bidi="hi_IN"/>
@@ -46874,7 +48528,7 @@
         </w:rPr>
         <w:t xml:space="preserve">देखिए आपने वाक्यांश “हे मेरी प्रिय, तू सुंदरी हैं” का </w:t>
       </w:r>
-      <w:hyperlink r:id="rId23">
+      <w:hyperlink r:id="rId25">
         <w:r>
           <w:rPr>
             <w:lang w:val="hi_IN" w:bidi="hi_IN"/>
@@ -47314,7 +48968,7 @@
         </w:rPr>
         <w:t xml:space="preserve"> शब्द का </w:t>
       </w:r>
-      <w:hyperlink r:id="rId49">
+      <w:hyperlink r:id="rId57">
         <w:r>
           <w:rPr>
             <w:lang w:val="hi_IN" w:bidi="hi_IN"/>
@@ -47443,7 +49097,7 @@
         </w:rPr>
         <w:t xml:space="preserve">देखें कि आपने </w:t>
       </w:r>
-      <w:hyperlink r:id="rId31">
+      <w:hyperlink r:id="rId44">
         <w:r>
           <w:rPr>
             <w:lang w:val="hi_IN" w:bidi="hi_IN"/>
@@ -47564,7 +49218,7 @@
         </w:rPr>
         <w:t xml:space="preserve">देखें कि आपने </w:t>
       </w:r>
-      <w:hyperlink r:id="rId50">
+      <w:hyperlink r:id="rId58">
         <w:r>
           <w:rPr>
             <w:lang w:val="hi_IN" w:bidi="hi_IN"/>
@@ -47809,7 +49463,7 @@
         </w:rPr>
         <w:t xml:space="preserve">देखें कि आपने </w:t>
       </w:r>
-      <w:hyperlink r:id="rId51">
+      <w:hyperlink r:id="rId59">
         <w:r>
           <w:rPr>
             <w:lang w:val="hi_IN" w:bidi="hi_IN"/>
@@ -48226,7 +49880,7 @@
         </w:rPr>
         <w:t xml:space="preserve">वाक्यांश का </w:t>
       </w:r>
-      <w:hyperlink r:id="rId15">
+      <w:hyperlink r:id="rId16">
         <w:r>
           <w:rPr>
             <w:lang w:val="hi_IN" w:bidi="hi_IN"/>
@@ -48770,7 +50424,7 @@
         </w:rPr>
         <w:t xml:space="preserve"> को </w:t>
       </w:r>
-      <w:hyperlink r:id="rId52">
+      <w:hyperlink r:id="rId60">
         <w:r>
           <w:rPr>
             <w:lang w:val="hi_IN" w:bidi="hi_IN"/>
@@ -49989,7 +51643,7 @@
         </w:rPr>
         <w:t xml:space="preserve">देखें कि आपने सुमतुल्य वाक्यांश "ध्वजाओं से सजी सेनाओं के समान विस्मयकारी" का </w:t>
       </w:r>
-      <w:hyperlink r:id="rId53">
+      <w:hyperlink r:id="rId61">
         <w:r>
           <w:rPr>
             <w:lang w:val="hi_IN" w:bidi="hi_IN"/>
@@ -51494,71 +53148,193 @@
         <w:rPr>
           <w:lang w:val="hi_IN" w:bidi="hi_IN"/>
         </w:rPr>
-        <w:t>श्रेष्ठगीत 7:1 (#1)</w:t>
-      </w:r>
-      <w:r>
-        <w:rPr>
-          <w:lang w:val="hi_IN" w:bidi="hi_IN"/>
-        </w:rPr>
-      </w:r>
-    </w:p>
-    <w:p>
-      <w:pPr/>
-      <w:r>
-        <w:rPr>
-          <w:lang w:val="hi_IN" w:bidi="hi_IN"/>
-        </w:rPr>
-      </w:r>
-      <w:r>
-        <w:rPr>
-          <w:lang w:val="hi_IN" w:bidi="hi_IN"/>
-        </w:rPr>
-        <w:t>מַה־יָּפ֧וּ פְעָמַ֛יִ⁠ךְ בַּ⁠נְּעָלִ֖ים בַּת־נָדִ֑יב חַמּוּקֵ֣י יְרֵכַ֔יִ⁠ךְ כְּמ֣וֹ חֲלָאִ֔ים מַעֲשֵׂ֖ה יְדֵ֥י אָמָּֽן</w:t>
-      </w:r>
-    </w:p>
-    <w:p>
-      <w:pPr/>
-      <w:r>
-        <w:rPr>
-          <w:lang w:val="hi_IN" w:bidi="hi_IN"/>
-        </w:rPr>
-      </w:r>
-      <w:r>
-        <w:rPr>
-          <w:b/>
-          <w:lang w:val="hi_IN" w:bidi="hi_IN"/>
-        </w:rPr>
-        <w:t>"</w:t>
-      </w:r>
-      <w:r>
-        <w:rPr>
-          <w:b/>
-          <w:lang w:val="hi_IN" w:bidi="hi_IN"/>
-        </w:rPr>
-        <w:t>हे कुलीन की पुत्री, तेरे पाँव जूतियों में क्या ही सुन्दर हैं</w:t>
-      </w:r>
-      <w:r>
-        <w:rPr>
-          <w:b/>
-          <w:lang w:val="hi_IN" w:bidi="hi_IN"/>
-        </w:rPr>
-        <w:t>!"</w:t>
-      </w:r>
-    </w:p>
-    <w:p>
-      <w:pPr/>
-      <w:r>
-        <w:rPr>
-          <w:lang w:val="hi_IN" w:bidi="hi_IN"/>
-        </w:rPr>
-      </w:r>
-      <w:r>
-        <w:rPr>
-          <w:lang w:val="hi_IN" w:bidi="hi_IN"/>
-        </w:rPr>
-        <w:t xml:space="preserve">यदि आप कौन बोल रहा हैं यह दर्शाने के लिए अनुभाग शीर्षक का प्रयोग कर रहे हैं और आपने पिछले पद में निर्णय लिया था कि स्त्री ने बोल, "आप शूलेम्मिन को दो सेनाओं के नृत्य की तरह क्यों देखते हैं," तो आपको इस पद के ऊपर एक अनुभाग शीर्षक रखना होगा जो यह दर्शाता है कि अब पुरुष बोल रहा है। इस पद में पुरुष सीधे स्त्री से बात करना शुरू करता है और </w:t>
-      </w:r>
-      <w:hyperlink r:id="rId54">
+        <w:t>श्रेष्ठगीत - अध्याय 7 परिचय</w:t>
+      </w:r>
+      <w:r>
+        <w:rPr>
+          <w:lang w:val="hi_IN" w:bidi="hi_IN"/>
+        </w:rPr>
+      </w:r>
+    </w:p>
+    <w:p>
+      <w:pPr>
+        <w:pStyle w:val="Heading2"/>
+      </w:pPr>
+      <w:r>
+        <w:rPr>
+          <w:b/>
+          <w:lang w:val="hi_IN" w:bidi="hi_IN"/>
+        </w:rPr>
+        <w:t xml:space="preserve">श्रेष्ठगीत </w:t>
+      </w:r>
+      <w:r>
+        <w:rPr>
+          <w:lang w:val="hi_IN" w:bidi="hi_IN"/>
+        </w:rPr>
+        <w:t xml:space="preserve">7 सामान्य टिप्पणियाँ </w:t>
+      </w:r>
+    </w:p>
+    <w:p>
+      <w:pPr>
+        <w:pStyle w:val="Heading3"/>
+      </w:pPr>
+      <w:r>
+        <w:rPr>
+          <w:lang w:val="hi_IN" w:bidi="hi_IN"/>
+        </w:rPr>
+        <w:t>इस अध्याय में विशेष अवधारणाएँ</w:t>
+      </w:r>
+    </w:p>
+    <w:p>
+      <w:pPr>
+        <w:pStyle w:val="Heading4"/>
+      </w:pPr>
+      <w:r>
+        <w:rPr>
+          <w:lang w:val="hi_IN" w:bidi="hi_IN"/>
+        </w:rPr>
+        <w:t xml:space="preserve">सुन्दरता </w:t>
+      </w:r>
+    </w:p>
+    <w:p>
+      <w:pPr/>
+      <w:r>
+        <w:rPr>
+          <w:lang w:val="hi_IN" w:bidi="hi_IN"/>
+        </w:rPr>
+      </w:r>
+      <w:r>
+        <w:rPr>
+          <w:lang w:val="hi_IN" w:bidi="hi_IN"/>
+        </w:rPr>
+        <w:t>7:1–7 में पुरुष विभिन्न उपमाओं और रूपकों का उपयोग करते हुए स्त्री को स्त्री सौंदर्य और आकर्षण का प्रतीक बताते हैं।</w:t>
+      </w:r>
+    </w:p>
+    <w:p>
+      <w:pPr>
+        <w:pStyle w:val="Heading3"/>
+      </w:pPr>
+      <w:r>
+        <w:rPr>
+          <w:lang w:val="hi_IN" w:bidi="hi_IN"/>
+        </w:rPr>
+        <w:t>इस अध्याय के महत्वपूर्ण अलंकार</w:t>
+      </w:r>
+    </w:p>
+    <w:p>
+      <w:pPr>
+        <w:pStyle w:val="Heading4"/>
+      </w:pPr>
+      <w:r>
+        <w:rPr>
+          <w:lang w:val="hi_IN" w:bidi="hi_IN"/>
+        </w:rPr>
+        <w:t>उपमा और रूपक</w:t>
+      </w:r>
+    </w:p>
+    <w:p>
+      <w:pPr/>
+      <w:r>
+        <w:rPr>
+          <w:lang w:val="hi_IN" w:bidi="hi_IN"/>
+        </w:rPr>
+      </w:r>
+      <w:r>
+        <w:rPr>
+          <w:lang w:val="hi_IN" w:bidi="hi_IN"/>
+        </w:rPr>
+        <w:t xml:space="preserve">इस अध्याय में कई उपमाएँ और रूपक हैं। उनका उद्देश्य स्त्री की सुन्दरता का वर्णन करना और एक पुरुष और स्त्री के बीच रोमानी प्रेम को दर्शाना है। (देखें: </w:t>
+      </w:r>
+      <w:r>
+        <w:rPr>
+          <w:lang w:val="hi_IN" w:bidi="hi_IN"/>
+        </w:rPr>
+        <w:t>उपमा</w:t>
+      </w:r>
+      <w:r>
+        <w:rPr>
+          <w:lang w:val="hi_IN" w:bidi="hi_IN"/>
+        </w:rPr>
+        <w:t xml:space="preserve">) और (देखें: </w:t>
+      </w:r>
+      <w:r>
+        <w:rPr>
+          <w:lang w:val="hi_IN" w:bidi="hi_IN"/>
+        </w:rPr>
+        <w:t>रूपक</w:t>
+      </w:r>
+      <w:r>
+        <w:rPr>
+          <w:lang w:val="hi_IN" w:bidi="hi_IN"/>
+        </w:rPr>
+        <w:t>)</w:t>
+      </w:r>
+    </w:p>
+    <w:p>
+      <w:pPr>
+        <w:pStyle w:val="Heading3"/>
+      </w:pPr>
+      <w:r>
+        <w:rPr>
+          <w:lang w:val="hi_IN" w:bidi="hi_IN"/>
+        </w:rPr>
+        <w:t>इस अध्याय में अन्य सम्भावित अनुवाद की कठिनाइयाँ</w:t>
+      </w:r>
+    </w:p>
+    <w:p>
+      <w:pPr>
+        <w:pStyle w:val="Heading4"/>
+      </w:pPr>
+      <w:r>
+        <w:rPr>
+          <w:lang w:val="hi_IN" w:bidi="hi_IN"/>
+        </w:rPr>
+        <w:t xml:space="preserve">अनफोल्डिंग वर्ड लिट्रल ट्रान्सलेशन </w:t>
+      </w:r>
+      <w:hyperlink r:id="rId62">
+        <w:r>
+          <w:rPr>
+            <w:lang w:val="hi_IN" w:bidi="hi_IN"/>
+          </w:rPr>
+          <w:rPr>
+            <w:color w:val="0000EE"/>
+            <w:u w:val="single"/>
+          </w:rPr>
+          <w:t>7:6</w:t>
+        </w:r>
+      </w:hyperlink>
+      <w:r>
+        <w:rPr>
+          <w:lang w:val="hi_IN" w:bidi="hi_IN"/>
+        </w:rPr>
+        <w:t xml:space="preserve"> में जिस शब्द का अनुवाद "प्रिय" करता है उसके वैकल्पिक अनुवाद की सम्भावना</w:t>
+      </w:r>
+    </w:p>
+    <w:p>
+      <w:pPr/>
+      <w:r>
+        <w:rPr>
+          <w:lang w:val="hi_IN" w:bidi="hi_IN"/>
+        </w:rPr>
+      </w:r>
+      <w:r>
+        <w:rPr>
+          <w:lang w:val="hi_IN" w:bidi="hi_IN"/>
+        </w:rPr>
+        <w:t>पद 6 में, अनफोल्डिंग वर्ड लिट्रल ट्रान्सलेशन मानक इब्री पाठ का अनुसरण करते हुए "प्रिय" कहता है। हालांकि, जैसा कि अनफोल्डिंग वर्ड लिट्रल ट्रान्सलेशन में एक पाद टिप्पणी इंगित करता है, कई बाइबल विद्वान विश्वास करते हैं कि मूल पाठन की अधिक सम्भावना "जो प्रिय है" थी। अपने अनुवाद में उस पाठन का उपयोग करने पर विचार करें। यदि "जो प्रिय है" को "प्रिय" के बजाय उपयोग किया जाता है, तो अनफोल्डिंग वर्ड लिट्रल ट्रान्सलेशन द्वारा अनुवादित 7:6 का हिस्सा "प्रेम के साथ आनन्द!" के बजाय "जो प्रिय है, आपके सभी आनन्दों के साथ!" के रूप में अनुवादित होगा।</w:t>
+      </w:r>
+    </w:p>
+    <w:p>
+      <w:pPr>
+        <w:pStyle w:val="Heading4"/>
+      </w:pPr>
+      <w:r>
+        <w:rPr>
+          <w:lang w:val="hi_IN" w:bidi="hi_IN"/>
+        </w:rPr>
+        <w:t xml:space="preserve">अनफोल्डिंग वर्ड लिट्रल ट्रान्सलेशन </w:t>
+      </w:r>
+      <w:hyperlink r:id="rId63">
         <w:r>
           <w:rPr>
             <w:lang w:val="hi_IN" w:bidi="hi_IN"/>
@@ -51574,6 +53350,129 @@
         <w:rPr>
           <w:lang w:val="hi_IN" w:bidi="hi_IN"/>
         </w:rPr>
+        <w:t xml:space="preserve"> में जिस शब्द का अनुवाद "होठों पर ... बह जाती है" करता है उसके वैकल्पिक अनुवाद की सम्भावना</w:t>
+      </w:r>
+    </w:p>
+    <w:p>
+      <w:pPr/>
+      <w:r>
+        <w:rPr>
+          <w:lang w:val="hi_IN" w:bidi="hi_IN"/>
+        </w:rPr>
+      </w:r>
+      <w:r>
+        <w:rPr>
+          <w:lang w:val="hi_IN" w:bidi="hi_IN"/>
+        </w:rPr>
+        <w:t>पद 9 में, अनफोल्डिंग वर्ड लिट्रल ट्रान्सलेशन मानक इब्री पाठ का अनुसरण करते हुए "होठों पर ... बह जाती है" कहता है। हालांकि, जैसा कि अनफोल्डिंग वर्ड लिट्रल ट्रान्सलेशन में एक पाद टिप्पणी इंगित करता है, कई बाइबल विद्वान विश्वास करते हैं कि मूल पाठन की अधिक सम्भावना "होंठ और दाँत" थी। सेप्टुआजेंट (पुराने नियम का प्राचीन यूनानी अनुवाद) के अनुवादकों ने इसे सोचा और इस वाक्यांश का अनुवाद "मेरे होंठ और मेरे दाँत" के रूप में किया। यदि आपके क्षेत्र में कोई बाइबल अनुवाद मौजूद है जो इस वाक्यांश का अनुवाद "बह जाती है" के बजाय "दाँत" के साथ करता है, तो अपने अनुवाद में "होठों पर ... बह जाती है" के बजाय "होंठ और दाँत" का उपयोग करने पर विचार करें।</w:t>
+      </w:r>
+      <w:r>
+        <w:rPr>
+          <w:lang w:val="hi_IN" w:bidi="hi_IN"/>
+        </w:rPr>
+      </w:r>
+      <w:r>
+        <w:rPr>
+          <w:lang w:val="hi_IN" w:bidi="hi_IN"/>
+        </w:rPr>
+      </w:r>
+    </w:p>
+    <w:p>
+      <w:pPr/>
+      <w:r>
+        <w:rPr>
+          <w:lang w:val="hi_IN" w:bidi="hi_IN"/>
+        </w:rPr>
+      </w:r>
+    </w:p>
+    <w:p>
+      <w:pPr>
+        <w:pStyle w:val="Heading2"/>
+      </w:pPr>
+      <w:r>
+        <w:rPr>
+          <w:lang w:val="hi_IN" w:bidi="hi_IN"/>
+        </w:rPr>
+        <w:t>श्रेष्ठगीत 7:1 (#1)</w:t>
+      </w:r>
+      <w:r>
+        <w:rPr>
+          <w:lang w:val="hi_IN" w:bidi="hi_IN"/>
+        </w:rPr>
+      </w:r>
+    </w:p>
+    <w:p>
+      <w:pPr/>
+      <w:r>
+        <w:rPr>
+          <w:lang w:val="hi_IN" w:bidi="hi_IN"/>
+        </w:rPr>
+      </w:r>
+      <w:r>
+        <w:rPr>
+          <w:lang w:val="hi_IN" w:bidi="hi_IN"/>
+        </w:rPr>
+        <w:t>מַה־יָּפ֧וּ פְעָמַ֛יִ⁠ךְ בַּ⁠נְּעָלִ֖ים בַּת־נָדִ֑יב חַמּוּקֵ֣י יְרֵכַ֔יִ⁠ךְ כְּמ֣וֹ חֲלָאִ֔ים מַעֲשֵׂ֖ה יְדֵ֥י אָמָּֽן</w:t>
+      </w:r>
+    </w:p>
+    <w:p>
+      <w:pPr/>
+      <w:r>
+        <w:rPr>
+          <w:lang w:val="hi_IN" w:bidi="hi_IN"/>
+        </w:rPr>
+      </w:r>
+      <w:r>
+        <w:rPr>
+          <w:b/>
+          <w:lang w:val="hi_IN" w:bidi="hi_IN"/>
+        </w:rPr>
+        <w:t>"</w:t>
+      </w:r>
+      <w:r>
+        <w:rPr>
+          <w:b/>
+          <w:lang w:val="hi_IN" w:bidi="hi_IN"/>
+        </w:rPr>
+        <w:t>हे कुलीन की पुत्री, तेरे पाँव जूतियों में क्या ही सुन्दर हैं</w:t>
+      </w:r>
+      <w:r>
+        <w:rPr>
+          <w:b/>
+          <w:lang w:val="hi_IN" w:bidi="hi_IN"/>
+        </w:rPr>
+        <w:t>!"</w:t>
+      </w:r>
+    </w:p>
+    <w:p>
+      <w:pPr/>
+      <w:r>
+        <w:rPr>
+          <w:lang w:val="hi_IN" w:bidi="hi_IN"/>
+        </w:rPr>
+      </w:r>
+      <w:r>
+        <w:rPr>
+          <w:lang w:val="hi_IN" w:bidi="hi_IN"/>
+        </w:rPr>
+        <w:t xml:space="preserve">यदि आप कौन बोल रहा हैं यह दर्शाने के लिए अनुभाग शीर्षक का प्रयोग कर रहे हैं और आपने पिछले पद में निर्णय लिया था कि स्त्री ने बोल, "आप शूलेम्मिन को दो सेनाओं के नृत्य की तरह क्यों देखते हैं," तो आपको इस पद के ऊपर एक अनुभाग शीर्षक रखना होगा जो यह दर्शाता है कि अब पुरुष बोल रहा है। इस पद में पुरुष सीधे स्त्री से बात करना शुरू करता है और </w:t>
+      </w:r>
+      <w:hyperlink r:id="rId63">
+        <w:r>
+          <w:rPr>
+            <w:lang w:val="hi_IN" w:bidi="hi_IN"/>
+          </w:rPr>
+          <w:rPr>
+            <w:color w:val="0000EE"/>
+            <w:u w:val="single"/>
+          </w:rPr>
+          <w:t>7:9</w:t>
+        </w:r>
+      </w:hyperlink>
+      <w:r>
+        <w:rPr>
+          <w:lang w:val="hi_IN" w:bidi="hi_IN"/>
+        </w:rPr>
         <w:t xml:space="preserve"> के बीच तक उससे बात करता रहता है।</w:t>
       </w:r>
     </w:p>
@@ -53335,7 +55234,7 @@
         </w:rPr>
         <w:t xml:space="preserve">देखें कि आपने लगभग समान कथन का अनुवाद </w:t>
       </w:r>
-      <w:hyperlink r:id="rId55">
+      <w:hyperlink r:id="rId64">
         <w:r>
           <w:rPr>
             <w:lang w:val="hi_IN" w:bidi="hi_IN"/>
@@ -53664,7 +55563,7 @@
         </w:rPr>
         <w:t xml:space="preserve"> शब्द का </w:t>
       </w:r>
-      <w:hyperlink r:id="rId56">
+      <w:hyperlink r:id="rId65">
         <w:r>
           <w:rPr>
             <w:lang w:val="hi_IN" w:bidi="hi_IN"/>
@@ -55245,7 +57144,7 @@
         </w:rPr>
         <w:t xml:space="preserve">देखें कि आपने इसी वाक्यांश "तू सुंदर हैं" का अनुवाद </w:t>
       </w:r>
-      <w:hyperlink r:id="rId53">
+      <w:hyperlink r:id="rId61">
         <w:r>
           <w:rPr>
             <w:lang w:val="hi_IN" w:bidi="hi_IN"/>
@@ -58444,7 +60343,7 @@
         </w:rPr>
         <w:t xml:space="preserve">देखें कि आपने </w:t>
       </w:r>
-      <w:hyperlink r:id="rId57">
+      <w:hyperlink r:id="rId66">
         <w:r>
           <w:rPr>
             <w:lang w:val="hi_IN" w:bidi="hi_IN"/>
@@ -58864,7 +60763,7 @@
         </w:rPr>
         <w:t xml:space="preserve">। (2) “मेहंदी की झाड़ियों के बीच” (मेहंदी की झाड़ियाँ फूल उत्पन्न करती हैं)। यदि आप इस विकल्प को चुनते हैं, तो देखें कि आपने </w:t>
       </w:r>
-      <w:hyperlink r:id="rId36">
+      <w:hyperlink r:id="rId48">
         <w:r>
           <w:rPr>
             <w:lang w:val="hi_IN" w:bidi="hi_IN"/>
@@ -59185,7 +61084,7 @@
         </w:rPr>
         <w:t xml:space="preserve">" का </w:t>
       </w:r>
-      <w:hyperlink r:id="rId58">
+      <w:hyperlink r:id="rId67">
         <w:r>
           <w:rPr>
             <w:lang w:val="hi_IN" w:bidi="hi_IN"/>
@@ -59306,7 +61205,7 @@
         </w:rPr>
         <w:t xml:space="preserve">” का अनुवाद </w:t>
       </w:r>
-      <w:hyperlink r:id="rId58">
+      <w:hyperlink r:id="rId67">
         <w:r>
           <w:rPr>
             <w:lang w:val="hi_IN" w:bidi="hi_IN"/>
@@ -60004,6 +61903,172 @@
         <w:rPr>
           <w:lang w:val="hi_IN" w:bidi="hi_IN"/>
         </w:rPr>
+        <w:t>श्रेष्ठगीत - अध्याय 8 परिचय</w:t>
+      </w:r>
+      <w:r>
+        <w:rPr>
+          <w:lang w:val="hi_IN" w:bidi="hi_IN"/>
+        </w:rPr>
+      </w:r>
+    </w:p>
+    <w:p>
+      <w:pPr>
+        <w:pStyle w:val="Heading3"/>
+      </w:pPr>
+      <w:r>
+        <w:rPr>
+          <w:lang w:val="hi_IN" w:bidi="hi_IN"/>
+        </w:rPr>
+        <w:t>इस अध्याय में विशेष अवधारणाएँ</w:t>
+      </w:r>
+    </w:p>
+    <w:p>
+      <w:pPr>
+        <w:pStyle w:val="Heading4"/>
+      </w:pPr>
+      <w:r>
+        <w:rPr>
+          <w:lang w:val="hi_IN" w:bidi="hi_IN"/>
+        </w:rPr>
+        <w:t>एक पुरुष और स्त्री के बीच गहरी भावनाएँ और प्रतिबद्धता जो एक-दूसरे से रोमानी प्रेम करते हैं</w:t>
+      </w:r>
+    </w:p>
+    <w:p>
+      <w:pPr/>
+      <w:r>
+        <w:rPr>
+          <w:lang w:val="hi_IN" w:bidi="hi_IN"/>
+        </w:rPr>
+      </w:r>
+      <w:r>
+        <w:rPr>
+          <w:lang w:val="hi_IN" w:bidi="hi_IN"/>
+        </w:rPr>
+        <w:t>8:6–7 पुरुष और स्त्री के बीच मौजूद प्रेम, प्रतिबद्धता, और भावनात्मक जुड़ाव की गहरी भावनाओं का वर्णन करते हैं, जो एक-दूसरे से रोमानी प्रेम करते हैं।</w:t>
+      </w:r>
+    </w:p>
+    <w:p>
+      <w:pPr>
+        <w:pStyle w:val="Heading3"/>
+      </w:pPr>
+      <w:r>
+        <w:rPr>
+          <w:lang w:val="hi_IN" w:bidi="hi_IN"/>
+        </w:rPr>
+        <w:t>इस अध्याय में अन्य सम्भावित अनुवाद की कठिनाइयाँ</w:t>
+      </w:r>
+    </w:p>
+    <w:p>
+      <w:pPr>
+        <w:pStyle w:val="Heading4"/>
+      </w:pPr>
+      <w:hyperlink r:id="rId68">
+        <w:r>
+          <w:rPr>
+            <w:lang w:val="hi_IN" w:bidi="hi_IN"/>
+          </w:rPr>
+          <w:rPr>
+            <w:color w:val="0000EE"/>
+            <w:u w:val="single"/>
+          </w:rPr>
+          <w:t>8:12</w:t>
+        </w:r>
+      </w:hyperlink>
+      <w:r>
+        <w:rPr>
+          <w:lang w:val="hi_IN" w:bidi="hi_IN"/>
+        </w:rPr>
+        <w:t xml:space="preserve"> का अर्थ</w:t>
+      </w:r>
+    </w:p>
+    <w:p>
+      <w:pPr/>
+      <w:r>
+        <w:rPr>
+          <w:lang w:val="hi_IN" w:bidi="hi_IN"/>
+        </w:rPr>
+      </w:r>
+      <w:hyperlink r:id="rId68">
+        <w:r>
+          <w:rPr>
+            <w:lang w:val="hi_IN" w:bidi="hi_IN"/>
+          </w:rPr>
+          <w:rPr>
+            <w:color w:val="0000EE"/>
+            <w:u w:val="single"/>
+          </w:rPr>
+          <w:t>8:12</w:t>
+        </w:r>
+      </w:hyperlink>
+      <w:r>
+        <w:rPr>
+          <w:lang w:val="hi_IN" w:bidi="hi_IN"/>
+        </w:rPr>
+        <w:t xml:space="preserve"> के तीन सम्भावित अर्थ हैं: (1) कि स्त्री खुद को एक दाख की बारी के रूप में प्रस्तुत कर रही है और कह रही है कि उसकी दाख की बारी केवल उसकी है। वह अपनी तुलना सुलैमान की दाख की बारी से कर रही है (जिसका उल्लेख </w:t>
+      </w:r>
+      <w:hyperlink r:id="rId69">
+        <w:r>
+          <w:rPr>
+            <w:lang w:val="hi_IN" w:bidi="hi_IN"/>
+          </w:rPr>
+          <w:rPr>
+            <w:color w:val="0000EE"/>
+            <w:u w:val="single"/>
+          </w:rPr>
+          <w:t>8:11</w:t>
+        </w:r>
+      </w:hyperlink>
+      <w:r>
+        <w:rPr>
+          <w:lang w:val="hi_IN" w:bidi="hi_IN"/>
+        </w:rPr>
+        <w:t xml:space="preserve"> में किया गया था) और कह रही है कि सुलैमान अपनी दाख की बारी से होने वाले लाभ को रख सकते हैं और उसकी दाख की बारी के रखवाले उस दाख की बारी से होने वाले लाभ का अपना हिस्सा रख सकते हैं। यह अनफोल्डिंग वर्ड सिम्प्लिफाइड़ ट्रान्सलेशन की व्याख्या है। (2) कि महिला खुद को एक दाख की बारी के रूप में प्रस्तुत कर रही है और कह रही है कि उसकी दाख की बारी केवल उसकी है, लेकिन वह पुरुष जिसे वह प्रेम करती है और जिसे वह सुलैमान कहती है, वह दाख की बारी (उसे) स्वतंत्र रूप से प्राप्त कर सकता है क्योंकि वह खुद को स्वतंत्र रूप से उसे देने का निर्णय करती है। (3) कि पुरुष उस स्त्री को जिसे वह प्रेम करता है, एक दाख की बारी के रूप में प्रस्तुत कर रहा है और कह रहा है कि उसकी दाख की बारी (वह स्त्री जिसे वह प्रेम करता है) केवल उसकी है। वह अपनी दाख की बारी (वह स्त्री जिसे वह प्रेम करता है) की तुलना सुलैमान की दाख की बारी से कर रहा है (जिसका उल्लेख </w:t>
+      </w:r>
+      <w:hyperlink r:id="rId69">
+        <w:r>
+          <w:rPr>
+            <w:lang w:val="hi_IN" w:bidi="hi_IN"/>
+          </w:rPr>
+          <w:rPr>
+            <w:color w:val="0000EE"/>
+            <w:u w:val="single"/>
+          </w:rPr>
+          <w:t>8:11</w:t>
+        </w:r>
+      </w:hyperlink>
+      <w:r>
+        <w:rPr>
+          <w:lang w:val="hi_IN" w:bidi="hi_IN"/>
+        </w:rPr>
+        <w:t xml:space="preserve"> में किया गया था) और कह रहा है कि वह सुलैमान से अधिक समृद्ध महसूस करता है क्योंकि उसके पास वह महिला है जिसे वह प्रेम करता है, उसकी दाख की बारी के रूप में। इसलिए, सुलैमान अपनी दाख की बारी से होने वाले लाभ को रख सकते हैं और उनके रखवाले उस दाख की बारी से होने वाले लाभ का अपना हिस्सा रख सकते हैं।</w:t>
+      </w:r>
+      <w:r>
+        <w:rPr>
+          <w:lang w:val="hi_IN" w:bidi="hi_IN"/>
+        </w:rPr>
+      </w:r>
+      <w:r>
+        <w:rPr>
+          <w:lang w:val="hi_IN" w:bidi="hi_IN"/>
+        </w:rPr>
+      </w:r>
+    </w:p>
+    <w:p>
+      <w:pPr/>
+      <w:r>
+        <w:rPr>
+          <w:lang w:val="hi_IN" w:bidi="hi_IN"/>
+        </w:rPr>
+      </w:r>
+    </w:p>
+    <w:p>
+      <w:pPr>
+        <w:pStyle w:val="Heading2"/>
+      </w:pPr>
+      <w:r>
+        <w:rPr>
+          <w:lang w:val="hi_IN" w:bidi="hi_IN"/>
+        </w:rPr>
         <w:t>श्रेष्ठगीत 8:1 (#1)</w:t>
       </w:r>
       <w:r>
@@ -60985,7 +63050,7 @@
         </w:rPr>
         <w:t xml:space="preserve">देखें कि आपने </w:t>
       </w:r>
-      <w:hyperlink r:id="rId59">
+      <w:hyperlink r:id="rId30">
         <w:r>
           <w:rPr>
             <w:lang w:val="hi_IN" w:bidi="hi_IN"/>
@@ -61336,7 +63401,7 @@
         </w:rPr>
         <w:t xml:space="preserve">देखें कि आपने </w:t>
       </w:r>
-      <w:hyperlink r:id="rId60">
+      <w:hyperlink r:id="rId70">
         <w:r>
           <w:rPr>
             <w:lang w:val="hi_IN" w:bidi="hi_IN"/>
@@ -61801,7 +63866,7 @@
         </w:rPr>
         <w:t xml:space="preserve">यह पद </w:t>
       </w:r>
-      <w:hyperlink r:id="rId61">
+      <w:hyperlink r:id="rId71">
         <w:r>
           <w:rPr>
             <w:lang w:val="hi_IN" w:bidi="hi_IN"/>
@@ -61819,7 +63884,7 @@
         </w:rPr>
         <w:t xml:space="preserve"> के समान है। कृपया इस पद का अनुवाद ठीक उसी प्रकार करें जैसे आपने </w:t>
       </w:r>
-      <w:hyperlink r:id="rId61">
+      <w:hyperlink r:id="rId71">
         <w:r>
           <w:rPr>
             <w:lang w:val="hi_IN" w:bidi="hi_IN"/>
@@ -61942,7 +64007,7 @@
         </w:rPr>
         <w:t xml:space="preserve">इस पद को </w:t>
       </w:r>
-      <w:hyperlink r:id="rId24">
+      <w:hyperlink r:id="rId26">
         <w:r>
           <w:rPr>
             <w:lang w:val="hi_IN" w:bidi="hi_IN"/>
@@ -62551,7 +64616,7 @@
         </w:rPr>
         <w:t xml:space="preserve"> वाक्यांश का </w:t>
       </w:r>
-      <w:hyperlink r:id="rId22">
+      <w:hyperlink r:id="rId24">
         <w:r>
           <w:rPr>
             <w:lang w:val="hi_IN" w:bidi="hi_IN"/>
@@ -67791,7 +69856,7 @@
         </w:rPr>
         <w:t xml:space="preserve"> एक रूपक है (इस पूरे पद का अर्थ जानने के लिए अध्याय परिचय में </w:t>
       </w:r>
-      <w:hyperlink r:id="rId62">
+      <w:hyperlink r:id="rId68">
         <w:r>
           <w:rPr>
             <w:lang w:val="hi_IN" w:bidi="hi_IN"/>
@@ -67835,7 +69900,7 @@
         </w:rPr>
         <w:t xml:space="preserve"> के रूप में संदर्भित कर रही है, जैसा कि उसने </w:t>
       </w:r>
-      <w:hyperlink r:id="rId63">
+      <w:hyperlink r:id="rId72">
         <w:r>
           <w:rPr>
             <w:lang w:val="hi_IN" w:bidi="hi_IN"/>
@@ -68316,7 +70381,7 @@
         </w:rPr>
         <w:t xml:space="preserve"> के नाम से पुकार रही हैं (भले ही वह सुलैमान नहीं था) जैसे कि वह उसे “राजा” कहकर पुकारती थीं </w:t>
       </w:r>
-      <w:hyperlink r:id="rId16">
+      <w:hyperlink r:id="rId17">
         <w:r>
           <w:rPr>
             <w:lang w:val="hi_IN" w:bidi="hi_IN"/>
@@ -68569,7 +70634,7 @@
         </w:rPr>
         <w:t xml:space="preserve"> शब्द पुल्लिंग रूप में है और संभवतः पुरुष के उन मित्रों को संदर्भित करता है जो चरवाहे थे और जिनका उल्लेख </w:t>
       </w:r>
-      <w:hyperlink r:id="rId28">
+      <w:hyperlink r:id="rId32">
         <w:r>
           <w:rPr>
             <w:lang w:val="hi_IN" w:bidi="hi_IN"/>
@@ -68587,7 +70652,7 @@
         </w:rPr>
         <w:t xml:space="preserve"> में किया गया है। देखें कि आपने </w:t>
       </w:r>
-      <w:hyperlink r:id="rId28">
+      <w:hyperlink r:id="rId32">
         <w:r>
           <w:rPr>
             <w:lang w:val="hi_IN" w:bidi="hi_IN"/>
@@ -69068,7 +71133,7 @@
         </w:rPr>
         <w:t xml:space="preserve">देखें कि आपने </w:t>
       </w:r>
-      <w:hyperlink r:id="rId26">
+      <w:hyperlink r:id="rId28">
         <w:r>
           <w:rPr>
             <w:lang w:val="hi_IN" w:bidi="hi_IN"/>
@@ -69358,2071 +71423,6 @@
           <w:lang w:val="hi_IN" w:bidi="hi_IN"/>
         </w:rPr>
         <w:t>अज्ञातों का अनुवाद करें</w:t>
-      </w:r>
-      <w:r>
-        <w:rPr>
-          <w:lang w:val="hi_IN" w:bidi="hi_IN"/>
-        </w:rPr>
-      </w:r>
-      <w:r>
-        <w:rPr>
-          <w:lang w:val="hi_IN" w:bidi="hi_IN"/>
-        </w:rPr>
-      </w:r>
-    </w:p>
-    <w:p>
-      <w:pPr/>
-      <w:r>
-        <w:rPr>
-          <w:lang w:val="hi_IN" w:bidi="hi_IN"/>
-        </w:rPr>
-      </w:r>
-    </w:p>
-    <w:p>
-      <w:pPr>
-        <w:pStyle w:val="Heading2"/>
-      </w:pPr>
-      <w:r>
-        <w:rPr>
-          <w:lang w:val="hi_IN" w:bidi="hi_IN"/>
-        </w:rPr>
-        <w:t>श्रेष्ठगीत - अध्याय 1 परिचय</w:t>
-      </w:r>
-      <w:r>
-        <w:rPr>
-          <w:lang w:val="hi_IN" w:bidi="hi_IN"/>
-        </w:rPr>
-      </w:r>
-    </w:p>
-    <w:p>
-      <w:pPr>
-        <w:pStyle w:val="Heading3"/>
-      </w:pPr>
-      <w:r>
-        <w:rPr>
-          <w:lang w:val="hi_IN" w:bidi="hi_IN"/>
-        </w:rPr>
-        <w:t>इस अध्याय के महत्वपूर्ण अलंकार</w:t>
-      </w:r>
-    </w:p>
-    <w:p>
-      <w:pPr>
-        <w:pStyle w:val="Heading4"/>
-      </w:pPr>
-      <w:r>
-        <w:rPr>
-          <w:lang w:val="hi_IN" w:bidi="hi_IN"/>
-        </w:rPr>
-        <w:t>रूपक</w:t>
-      </w:r>
-    </w:p>
-    <w:p>
-      <w:pPr/>
-      <w:r>
-        <w:rPr>
-          <w:lang w:val="hi_IN" w:bidi="hi_IN"/>
-        </w:rPr>
-      </w:r>
-      <w:r>
-        <w:rPr>
-          <w:lang w:val="hi_IN" w:bidi="hi_IN"/>
-        </w:rPr>
-        <w:t xml:space="preserve">प्राचीन पश्चिमी एशिया में, स्त्रियों का वर्णन पशुओं से सम्बन्धित रूपकों का उपयोग करके करना सामान्य था। आज, कई संस्कृतियों में इसे अपमानजनक माना जा सकता है। विभिन्न संस्कृतियों में सुन्दरता के लिए अलग-अलग रूपकों का उपयोग किया जाता है। (देखें: </w:t>
-      </w:r>
-      <w:r>
-        <w:rPr>
-          <w:lang w:val="hi_IN" w:bidi="hi_IN"/>
-        </w:rPr>
-        <w:t>रूपक</w:t>
-      </w:r>
-      <w:r>
-        <w:rPr>
-          <w:lang w:val="hi_IN" w:bidi="hi_IN"/>
-        </w:rPr>
-        <w:t>)</w:t>
-      </w:r>
-    </w:p>
-    <w:p>
-      <w:pPr>
-        <w:pStyle w:val="Heading3"/>
-      </w:pPr>
-      <w:r>
-        <w:rPr>
-          <w:lang w:val="hi_IN" w:bidi="hi_IN"/>
-        </w:rPr>
-        <w:t>इस अध्याय में अन्य सम्भावित अनुवाद चुनौतियाँ</w:t>
-      </w:r>
-    </w:p>
-    <w:p>
-      <w:pPr>
-        <w:pStyle w:val="Heading4"/>
-      </w:pPr>
-      <w:r>
-        <w:rPr>
-          <w:lang w:val="hi_IN" w:bidi="hi_IN"/>
-        </w:rPr>
-        <w:t>वे पंक्तियाँ जो यह दर्शाती हैं कि कौन बोल रहे हैं और किससे बात की जा रही है।</w:t>
-      </w:r>
-    </w:p>
-    <w:p>
-      <w:pPr/>
-      <w:r>
-        <w:rPr>
-          <w:lang w:val="hi_IN" w:bidi="hi_IN"/>
-        </w:rPr>
-      </w:r>
-      <w:r>
-        <w:rPr>
-          <w:lang w:val="hi_IN" w:bidi="hi_IN"/>
-        </w:rPr>
-        <w:t>पूरी कविता में, लेखक वक्ता और उनके श्रोताओं की पहचान नहीं करता है। इसलिए पाठकों को कविता समझने में सहायता करने के लिए, कुछ अनुवादक वक्ता और श्रोता की पहचान करने का प्रयास करते हैं। यह हमेशा निश्चित नहीं होता कि वक्ता कौन हैं, इसलिए कभी-कभी अनुवादक इस बात पर असहमत होते हैं कि कौन बोल रहा है। प्रत्येक भाषण से पहले, अनफोल्डिंग वर्ड सिम्प्लिफाइड़ ट्रान्सलेशन में एक शीर्ष लेख होता है जो वक्ता और श्रोता की पहचान करता है। आप अपने अनुवाद में भी ऐसा कर सकते हैं।</w:t>
-      </w:r>
-    </w:p>
-    <w:p>
-      <w:pPr>
-        <w:pStyle w:val="Heading4"/>
-      </w:pPr>
-      <w:r>
-        <w:rPr>
-          <w:lang w:val="hi_IN" w:bidi="hi_IN"/>
-        </w:rPr>
-        <w:t>“</w:t>
-      </w:r>
-      <w:r>
-        <w:rPr>
-          <w:lang w:val="hi_IN" w:bidi="hi_IN"/>
-        </w:rPr>
-        <w:t>मैं साँवली हूँ</w:t>
-      </w:r>
-      <w:r>
-        <w:rPr>
-          <w:lang w:val="hi_IN" w:bidi="hi_IN"/>
-        </w:rPr>
-        <w:t>”</w:t>
-      </w:r>
-    </w:p>
-    <w:p>
-      <w:pPr/>
-      <w:r>
-        <w:rPr>
-          <w:lang w:val="hi_IN" w:bidi="hi_IN"/>
-        </w:rPr>
-      </w:r>
-      <w:r>
-        <w:rPr>
-          <w:lang w:val="hi_IN" w:bidi="hi_IN"/>
-        </w:rPr>
-        <w:t xml:space="preserve">प्राचीन पश्चिमी एशिया में, अमीर लोगों की त्वचा आमतौर पर हल्की होती थी क्योंकि उन्हें धूप में बाहर काम करने की आवश्यकता नहीं होती थी। इस युवा स्त्री को धूप में बाहर काम करना पड़ा, और परिणामस्वरूप उसकी त्वचा साँवली हो गई और यही कारण है कि वह </w:t>
-      </w:r>
-      <w:hyperlink r:id="rId64">
-        <w:r>
-          <w:rPr>
-            <w:lang w:val="hi_IN" w:bidi="hi_IN"/>
-          </w:rPr>
-          <w:rPr>
-            <w:color w:val="0000EE"/>
-            <w:u w:val="single"/>
-          </w:rPr>
-          <w:t>1:5–6</w:t>
-        </w:r>
-      </w:hyperlink>
-      <w:r>
-        <w:rPr>
-          <w:lang w:val="hi_IN" w:bidi="hi_IN"/>
-        </w:rPr>
-        <w:t xml:space="preserve"> में कहती हैं "मैं साँवली हूँ"।</w:t>
-      </w:r>
-      <w:r>
-        <w:rPr>
-          <w:lang w:val="hi_IN" w:bidi="hi_IN"/>
-        </w:rPr>
-      </w:r>
-      <w:r>
-        <w:rPr>
-          <w:lang w:val="hi_IN" w:bidi="hi_IN"/>
-        </w:rPr>
-      </w:r>
-    </w:p>
-    <w:p>
-      <w:pPr/>
-      <w:r>
-        <w:rPr>
-          <w:lang w:val="hi_IN" w:bidi="hi_IN"/>
-        </w:rPr>
-      </w:r>
-    </w:p>
-    <w:p>
-      <w:pPr>
-        <w:pStyle w:val="Heading2"/>
-      </w:pPr>
-      <w:r>
-        <w:rPr>
-          <w:lang w:val="hi_IN" w:bidi="hi_IN"/>
-        </w:rPr>
-        <w:t>श्रेष्ठगीत - अध्याय 2 परिचय</w:t>
-      </w:r>
-      <w:r>
-        <w:rPr>
-          <w:lang w:val="hi_IN" w:bidi="hi_IN"/>
-        </w:rPr>
-      </w:r>
-    </w:p>
-    <w:p>
-      <w:pPr>
-        <w:pStyle w:val="Heading3"/>
-      </w:pPr>
-      <w:r>
-        <w:rPr>
-          <w:lang w:val="hi_IN" w:bidi="hi_IN"/>
-        </w:rPr>
-        <w:t>इस अध्याय के महत्वपूर्ण अलंकार</w:t>
-      </w:r>
-    </w:p>
-    <w:p>
-      <w:pPr>
-        <w:pStyle w:val="Heading4"/>
-      </w:pPr>
-      <w:r>
-        <w:rPr>
-          <w:lang w:val="hi_IN" w:bidi="hi_IN"/>
-        </w:rPr>
-        <w:t>स्त्री और पुरुष रूपकों और उपमाओं का उपयोग करके एक दूसरे के पूरक हैं</w:t>
-      </w:r>
-    </w:p>
-    <w:p>
-      <w:pPr/>
-      <w:r>
-        <w:rPr>
-          <w:lang w:val="hi_IN" w:bidi="hi_IN"/>
-        </w:rPr>
-      </w:r>
-      <w:r>
-        <w:rPr>
-          <w:lang w:val="hi_IN" w:bidi="hi_IN"/>
-        </w:rPr>
-        <w:t>2:1 में स्त्री एक रूपक का उपयोग करके उस पुरुष से कहती हैं जिसे वह प्यार करती हैं कि वह सोचती हैं कि वह एक फूल की तरह आम है जो मैदानों में उगता है या एक सोसन की तरह है जो घाटियों में उगता है। पुरुष 2:2 में एक उपमा का उपयोग करके उन्हें बताते हैं कि वह उन्हें अन्य स्त्रियों की तुलना में कितना विशेष मानते हैं। फिर वह 2:3 में एक उपमा का उपयोग करके उन्हें बताती हैं कि वह उन्हें अन्य पुरुषों की तुलना में कितना विशेष मानती हैं। इन पदों का अनुवाद करते समय अर्थ समझने के लिए अनुवाद टिप्पणियाँ और अनफोल्डिंग वर्ड सिम्प्लिफाइड़ ट्रान्सलेशन पर बारीकी से ध्यान देने की आवश्यकता होगी।</w:t>
-      </w:r>
-    </w:p>
-    <w:p>
-      <w:pPr>
-        <w:pStyle w:val="Heading3"/>
-      </w:pPr>
-      <w:r>
-        <w:rPr>
-          <w:lang w:val="hi_IN" w:bidi="hi_IN"/>
-        </w:rPr>
-        <w:t>इस अध्याय में अन्य सम्भावित अनुवाद की कठिनाइयाँ</w:t>
-      </w:r>
-    </w:p>
-    <w:p>
-      <w:pPr>
-        <w:pStyle w:val="Heading4"/>
-      </w:pPr>
-      <w:r>
-        <w:rPr>
-          <w:lang w:val="hi_IN" w:bidi="hi_IN"/>
-        </w:rPr>
-        <w:t>व्यत्यासिका</w:t>
-      </w:r>
-    </w:p>
-    <w:p>
-      <w:pPr/>
-      <w:r>
-        <w:rPr>
-          <w:lang w:val="hi_IN" w:bidi="hi_IN"/>
-        </w:rPr>
-      </w:r>
-      <w:r>
-        <w:rPr>
-          <w:lang w:val="hi_IN" w:bidi="hi_IN"/>
-        </w:rPr>
-        <w:t xml:space="preserve">इब्री कविता कभी-कभी एक साहित्यिक उपकरण का उपयोग करती है जिसे "व्यत्यासिका" (कभी-कभी अंग्रेजी में "चियासमस") कहा जाता है। एक व्यत्यासिका तब होता है जब शब्द या वाक्यांश क.ख-ख.क क्रम में होते हैं। </w:t>
-      </w:r>
-      <w:hyperlink r:id="rId41">
-        <w:r>
-          <w:rPr>
-            <w:lang w:val="hi_IN" w:bidi="hi_IN"/>
-          </w:rPr>
-          <w:rPr>
-            <w:color w:val="0000EE"/>
-            <w:u w:val="single"/>
-          </w:rPr>
-          <w:t>श्रेष्ठगीत 2:14</w:t>
-        </w:r>
-      </w:hyperlink>
-      <w:r>
-        <w:rPr>
-          <w:lang w:val="hi_IN" w:bidi="hi_IN"/>
-        </w:rPr>
-        <w:t xml:space="preserve"> में लेखक व्यत्यासिका का उपयोग करता है। अनफोल्डिंग वर्ड लिट्रल ट्रान्सलेशन इब्री क्रम का पालन करता है और इस पद का अनुवाद करता है "</w:t>
-      </w:r>
-      <w:r>
-        <w:rPr>
-          <w:b/>
-          <w:lang w:val="hi_IN" w:bidi="hi_IN"/>
-        </w:rPr>
-        <w:t>तेरा मुख</w:t>
-      </w:r>
-      <w:r>
-        <w:rPr>
-          <w:lang w:val="hi_IN" w:bidi="hi_IN"/>
-        </w:rPr>
-        <w:t xml:space="preserve"> मुझे देखने दे, </w:t>
-      </w:r>
-      <w:r>
-        <w:rPr>
-          <w:b/>
-          <w:lang w:val="hi_IN" w:bidi="hi_IN"/>
-        </w:rPr>
-        <w:t>तेरा बोल</w:t>
-      </w:r>
-      <w:r>
-        <w:rPr>
-          <w:lang w:val="hi_IN" w:bidi="hi_IN"/>
-        </w:rPr>
-        <w:t xml:space="preserve"> मुझे सुनने दे, क्योंकि </w:t>
-      </w:r>
-      <w:r>
-        <w:rPr>
-          <w:b/>
-          <w:lang w:val="hi_IN" w:bidi="hi_IN"/>
-        </w:rPr>
-        <w:t xml:space="preserve">तेरा बोल </w:t>
-      </w:r>
-      <w:r>
-        <w:rPr>
-          <w:lang w:val="hi_IN" w:bidi="hi_IN"/>
-        </w:rPr>
-        <w:t xml:space="preserve">मीठा, और </w:t>
-      </w:r>
-      <w:r>
-        <w:rPr>
-          <w:b/>
-          <w:lang w:val="hi_IN" w:bidi="hi_IN"/>
-        </w:rPr>
-        <w:t xml:space="preserve">तेरा मुख </w:t>
-      </w:r>
-      <w:r>
-        <w:rPr>
-          <w:lang w:val="hi_IN" w:bidi="hi_IN"/>
-        </w:rPr>
-        <w:t>अति सुन्दर है।" (उदाहरण के लिए दोहराए गए वाक्यांशों को उभारा गया है)। ध्यान दें कि इस पद में "तेरा मुख" और "तेरा बोल" वाक्यांश दोहराए गए हैं और वे क.ख-ख.क क्रम में दोहराए गए हैं: "तेरा मुख...तेरा बोल...तेरा बोल...तेरा मुख।"</w:t>
-      </w:r>
-      <w:r>
-        <w:rPr>
-          <w:lang w:val="hi_IN" w:bidi="hi_IN"/>
-        </w:rPr>
-      </w:r>
-      <w:r>
-        <w:rPr>
-          <w:lang w:val="hi_IN" w:bidi="hi_IN"/>
-        </w:rPr>
-      </w:r>
-    </w:p>
-    <w:p>
-      <w:pPr/>
-      <w:r>
-        <w:rPr>
-          <w:lang w:val="hi_IN" w:bidi="hi_IN"/>
-        </w:rPr>
-      </w:r>
-    </w:p>
-    <w:p>
-      <w:pPr>
-        <w:pStyle w:val="Heading2"/>
-      </w:pPr>
-      <w:r>
-        <w:rPr>
-          <w:lang w:val="hi_IN" w:bidi="hi_IN"/>
-        </w:rPr>
-        <w:t>श्रेष्ठगीत - अध्याय 3 परिचय</w:t>
-      </w:r>
-      <w:r>
-        <w:rPr>
-          <w:lang w:val="hi_IN" w:bidi="hi_IN"/>
-        </w:rPr>
-      </w:r>
-    </w:p>
-    <w:p>
-      <w:pPr>
-        <w:pStyle w:val="Heading3"/>
-      </w:pPr>
-      <w:r>
-        <w:rPr>
-          <w:lang w:val="hi_IN" w:bidi="hi_IN"/>
-        </w:rPr>
-        <w:t>इस अध्याय में विशेष अवधारणाएँ</w:t>
-      </w:r>
-    </w:p>
-    <w:p>
-      <w:pPr>
-        <w:pStyle w:val="Heading4"/>
-      </w:pPr>
-      <w:r>
-        <w:rPr>
-          <w:lang w:val="hi_IN" w:bidi="hi_IN"/>
-        </w:rPr>
-        <w:t>लालसा</w:t>
-      </w:r>
-    </w:p>
-    <w:p>
-      <w:pPr/>
-      <w:r>
-        <w:rPr>
-          <w:lang w:val="hi_IN" w:bidi="hi_IN"/>
-        </w:rPr>
-      </w:r>
-      <w:hyperlink r:id="rId65">
-        <w:r>
-          <w:rPr>
-            <w:lang w:val="hi_IN" w:bidi="hi_IN"/>
-          </w:rPr>
-          <w:rPr>
-            <w:color w:val="0000EE"/>
-            <w:u w:val="single"/>
-          </w:rPr>
-          <w:t>3:1–3</w:t>
-        </w:r>
-      </w:hyperlink>
-      <w:r>
-        <w:rPr>
-          <w:lang w:val="hi_IN" w:bidi="hi_IN"/>
-        </w:rPr>
-        <w:t xml:space="preserve"> उस भावना का वर्णन करता है जो स्त्री के मन में उस पुरुष के लिए थी जिसे वह प्रेम करती थी, और यह उसके द्वारा उस प्रिय पुरुष को मेहनत से खोजने का वर्णन करता है। </w:t>
-      </w:r>
-      <w:hyperlink r:id="rId59">
-        <w:r>
-          <w:rPr>
-            <w:lang w:val="hi_IN" w:bidi="hi_IN"/>
-          </w:rPr>
-          <w:rPr>
-            <w:color w:val="0000EE"/>
-            <w:u w:val="single"/>
-          </w:rPr>
-          <w:t>3:4</w:t>
-        </w:r>
-      </w:hyperlink>
-      <w:r>
-        <w:rPr>
-          <w:lang w:val="hi_IN" w:bidi="hi_IN"/>
-        </w:rPr>
-        <w:t xml:space="preserve"> उस महिला का वर्णन करता है जो उस पुरुष को ढूँढ़ती है जिससे वह प्यार करती है और उसे ढूँढ़ने, उसे पकड़कर रखने और उसे अपनी माँ के घर लाने के प्रति उसकी प्रतिक्रिया का वर्णन करता है।</w:t>
-      </w:r>
-    </w:p>
-    <w:p>
-      <w:pPr>
-        <w:pStyle w:val="Heading3"/>
-      </w:pPr>
-      <w:r>
-        <w:rPr>
-          <w:lang w:val="hi_IN" w:bidi="hi_IN"/>
-        </w:rPr>
-        <w:t>इस अध्याय में अन्य सम्भावित अनुवाद की कठिनाइयाँ</w:t>
-      </w:r>
-    </w:p>
-    <w:p>
-      <w:pPr>
-        <w:pStyle w:val="Heading4"/>
-      </w:pPr>
-      <w:r>
-        <w:rPr>
-          <w:lang w:val="hi_IN" w:bidi="hi_IN"/>
-        </w:rPr>
-        <w:t xml:space="preserve">क्या </w:t>
-      </w:r>
-      <w:hyperlink r:id="rId27">
-        <w:r>
-          <w:rPr>
-            <w:lang w:val="hi_IN" w:bidi="hi_IN"/>
-          </w:rPr>
-          <w:rPr>
-            <w:color w:val="0000EE"/>
-            <w:u w:val="single"/>
-          </w:rPr>
-          <w:t>3:1–4</w:t>
-        </w:r>
-      </w:hyperlink>
-      <w:r>
-        <w:rPr>
-          <w:lang w:val="hi_IN" w:bidi="hi_IN"/>
-        </w:rPr>
-        <w:t xml:space="preserve"> एक सपना, एक वास्तविक घटना या कोई कल्पना का वर्णन करता है?</w:t>
-      </w:r>
-    </w:p>
-    <w:p>
-      <w:pPr/>
-      <w:r>
-        <w:rPr>
-          <w:lang w:val="hi_IN" w:bidi="hi_IN"/>
-        </w:rPr>
-      </w:r>
-      <w:r>
-        <w:rPr>
-          <w:lang w:val="hi_IN" w:bidi="hi_IN"/>
-        </w:rPr>
-        <w:t xml:space="preserve">बाइबल विद्वान निश्चित रूप से नहीं जानते कि </w:t>
-      </w:r>
-      <w:hyperlink r:id="rId27">
-        <w:r>
-          <w:rPr>
-            <w:lang w:val="hi_IN" w:bidi="hi_IN"/>
-          </w:rPr>
-          <w:rPr>
-            <w:color w:val="0000EE"/>
-            <w:u w:val="single"/>
-          </w:rPr>
-          <w:t>3:1–4</w:t>
-        </w:r>
-      </w:hyperlink>
-      <w:r>
-        <w:rPr>
-          <w:lang w:val="hi_IN" w:bidi="hi_IN"/>
-        </w:rPr>
-        <w:t xml:space="preserve"> में वर्णित घटनाएँ वास्तविक हैं, स्त्री ने उन्हें सपने में देखा है, या यह स्त्री की कल्पना मात्र है। कई बाइबल विद्वान मानते हैं कि </w:t>
-      </w:r>
-      <w:hyperlink r:id="rId27">
-        <w:r>
-          <w:rPr>
-            <w:lang w:val="hi_IN" w:bidi="hi_IN"/>
-          </w:rPr>
-          <w:rPr>
-            <w:color w:val="0000EE"/>
-            <w:u w:val="single"/>
-          </w:rPr>
-          <w:t>3:1–4</w:t>
-        </w:r>
-      </w:hyperlink>
-      <w:r>
-        <w:rPr>
-          <w:lang w:val="hi_IN" w:bidi="hi_IN"/>
-        </w:rPr>
-        <w:t xml:space="preserve"> एक सपने का वर्णन करता है। यदि आप पाद टिप्पणियों का उपयोग कर रहे हैं, तो आप इसे एक पाद टिप्पणी में स्पष्ट कर सकते हैं या एक अनुभाग शीर्षक में संकेत कर सकते हैं कि आप इसे एक सपना, वास्तविक घटना या महिला की कल्पना मानते हैं। आप एक सामान्य अनुभाग शीर्षक का भी उपयोग कर सकते हैं जैसे "स्त्री रात में उस पुरुष की खोज करती है जिसे वह प्रेम करती है और उसे पाती है," जो यह नहीं बताता कि यह एक सपना था, एक वास्तविक घटना थी या कल्पना की गई थी।</w:t>
-      </w:r>
-      <w:r>
-        <w:rPr>
-          <w:lang w:val="hi_IN" w:bidi="hi_IN"/>
-        </w:rPr>
-      </w:r>
-      <w:r>
-        <w:rPr>
-          <w:lang w:val="hi_IN" w:bidi="hi_IN"/>
-        </w:rPr>
-      </w:r>
-    </w:p>
-    <w:p>
-      <w:pPr/>
-      <w:r>
-        <w:rPr>
-          <w:lang w:val="hi_IN" w:bidi="hi_IN"/>
-        </w:rPr>
-      </w:r>
-    </w:p>
-    <w:p>
-      <w:pPr>
-        <w:pStyle w:val="Heading2"/>
-      </w:pPr>
-      <w:r>
-        <w:rPr>
-          <w:lang w:val="hi_IN" w:bidi="hi_IN"/>
-        </w:rPr>
-        <w:t>श्रेष्ठगीत - अध्याय 4 परिचय</w:t>
-      </w:r>
-      <w:r>
-        <w:rPr>
-          <w:lang w:val="hi_IN" w:bidi="hi_IN"/>
-        </w:rPr>
-      </w:r>
-    </w:p>
-    <w:p>
-      <w:pPr>
-        <w:pStyle w:val="Heading3"/>
-      </w:pPr>
-      <w:r>
-        <w:rPr>
-          <w:lang w:val="hi_IN" w:bidi="hi_IN"/>
-        </w:rPr>
-        <w:t>इस अध्याय में विशेष अवधारणाएँ</w:t>
-      </w:r>
-    </w:p>
-    <w:p>
-      <w:pPr>
-        <w:pStyle w:val="Heading4"/>
-      </w:pPr>
-      <w:r>
-        <w:rPr>
-          <w:lang w:val="hi_IN" w:bidi="hi_IN"/>
-        </w:rPr>
-        <w:t xml:space="preserve">सुन्दरता </w:t>
-      </w:r>
-    </w:p>
-    <w:p>
-      <w:pPr/>
-      <w:r>
-        <w:rPr>
-          <w:lang w:val="hi_IN" w:bidi="hi_IN"/>
-        </w:rPr>
-      </w:r>
-      <w:r>
-        <w:rPr>
-          <w:lang w:val="hi_IN" w:bidi="hi_IN"/>
-        </w:rPr>
-        <w:t xml:space="preserve">पुरुष उस स्त्री का वर्णन करते हैं जिसे वे </w:t>
-      </w:r>
-      <w:hyperlink r:id="rId66">
-        <w:r>
-          <w:rPr>
-            <w:lang w:val="hi_IN" w:bidi="hi_IN"/>
-          </w:rPr>
-          <w:rPr>
-            <w:color w:val="0000EE"/>
-            <w:u w:val="single"/>
-          </w:rPr>
-          <w:t>4:1–4:5</w:t>
-        </w:r>
-      </w:hyperlink>
-      <w:r>
-        <w:rPr>
-          <w:lang w:val="hi_IN" w:bidi="hi_IN"/>
-        </w:rPr>
-        <w:t xml:space="preserve"> और </w:t>
-      </w:r>
-      <w:hyperlink r:id="rId67">
-        <w:r>
-          <w:rPr>
-            <w:lang w:val="hi_IN" w:bidi="hi_IN"/>
-          </w:rPr>
-          <w:rPr>
-            <w:color w:val="0000EE"/>
-            <w:u w:val="single"/>
-          </w:rPr>
-          <w:t>4:7</w:t>
-        </w:r>
-      </w:hyperlink>
-      <w:r>
-        <w:rPr>
-          <w:lang w:val="hi_IN" w:bidi="hi_IN"/>
-        </w:rPr>
-        <w:t xml:space="preserve"> में सुन्दरता और आकर्षण का प्रतीक मानते हैं।</w:t>
-      </w:r>
-    </w:p>
-    <w:p>
-      <w:pPr>
-        <w:pStyle w:val="Heading4"/>
-      </w:pPr>
-      <w:r>
-        <w:rPr>
-          <w:lang w:val="hi_IN" w:bidi="hi_IN"/>
-        </w:rPr>
-        <w:t>ऐसे प्रेमी के साथ रहने की लालसा जो दूर हैं और अस्थायी रूप से अप्राप्य प्रतीत होते हैं</w:t>
-      </w:r>
-    </w:p>
-    <w:p>
-      <w:pPr/>
-      <w:r>
-        <w:rPr>
-          <w:lang w:val="hi_IN" w:bidi="hi_IN"/>
-        </w:rPr>
-      </w:r>
-      <w:hyperlink r:id="rId68">
-        <w:r>
-          <w:rPr>
-            <w:lang w:val="hi_IN" w:bidi="hi_IN"/>
-          </w:rPr>
-          <w:rPr>
-            <w:color w:val="0000EE"/>
-            <w:u w:val="single"/>
-          </w:rPr>
-          <w:t>4:8</w:t>
-        </w:r>
-      </w:hyperlink>
-      <w:r>
-        <w:rPr>
-          <w:lang w:val="hi_IN" w:bidi="hi_IN"/>
-        </w:rPr>
-        <w:t xml:space="preserve"> में पुरुष उस स्त्री के बारे में बात करते हैं जिसे वे प्यार करते हैं, मानो वह उनसे बहुत दूर हो, और वे उसे "</w:t>
-      </w:r>
-      <w:r>
-        <w:rPr>
-          <w:lang w:val="hi_IN" w:bidi="hi_IN"/>
-        </w:rPr>
-        <w:t xml:space="preserve">संग ... </w:t>
-      </w:r>
-      <w:r>
-        <w:rPr>
-          <w:lang w:val="hi_IN" w:bidi="hi_IN"/>
-        </w:rPr>
-        <w:t xml:space="preserve">चली आ" और तीन ऊँचे स्थानों की ऊँचाई से "उतरने (हिन्दी आई.आर.वी अनुवाद में </w:t>
-      </w:r>
-      <w:r>
-        <w:rPr>
-          <w:b/>
-          <w:lang w:val="hi_IN" w:bidi="hi_IN"/>
-        </w:rPr>
-        <w:t>दृष्टि कर</w:t>
-      </w:r>
-      <w:r>
-        <w:rPr>
-          <w:b/>
-          <w:lang w:val="hi_IN" w:bidi="hi_IN"/>
-        </w:rPr>
-        <w:t>ने</w:t>
-      </w:r>
-      <w:r>
-        <w:rPr>
-          <w:lang w:val="hi_IN" w:bidi="hi_IN"/>
-        </w:rPr>
-        <w:t xml:space="preserve">)" के लिए आमंत्रित करते हैं ताकि वह उनके साथ हो सके। स्त्री वास्तव में इन स्थानों में नहीं रह रही है, बल्कि पुरुष कल्पनाशील और काव्यात्मक भाषा का उपयोग कर रहे हैं यह वर्णन करने के लिए कि वे उससे अलग होने के बारे में कैसा महसूस करते हैं और उसके साथ होने की अपनी लालसा को व्यक्त करने के लिए वर्णन करते हैं। </w:t>
-      </w:r>
-      <w:hyperlink r:id="rId34">
-        <w:r>
-          <w:rPr>
-            <w:lang w:val="hi_IN" w:bidi="hi_IN"/>
-          </w:rPr>
-          <w:rPr>
-            <w:color w:val="0000EE"/>
-            <w:u w:val="single"/>
-          </w:rPr>
-          <w:t>4:12</w:t>
-        </w:r>
-      </w:hyperlink>
-      <w:r>
-        <w:rPr>
-          <w:lang w:val="hi_IN" w:bidi="hi_IN"/>
-        </w:rPr>
-        <w:t xml:space="preserve"> में पुरुष काव्यात्मक भाषा का उपयोग करते हैं यह वर्णन करने के लिए कि वह स्त्री जिसे वे प्यार करते हैं, अस्थायी रूप से अप्राप्य है।</w:t>
-      </w:r>
-    </w:p>
-    <w:p>
-      <w:pPr>
-        <w:pStyle w:val="Heading3"/>
-      </w:pPr>
-      <w:r>
-        <w:rPr>
-          <w:lang w:val="hi_IN" w:bidi="hi_IN"/>
-        </w:rPr>
-        <w:t>इस अध्याय में अन्य सम्भावित अनुवाद की कठिनाइयाँ</w:t>
-      </w:r>
-    </w:p>
-    <w:p>
-      <w:pPr>
-        <w:pStyle w:val="Heading4"/>
-      </w:pPr>
-      <w:r>
-        <w:rPr>
-          <w:lang w:val="hi_IN" w:bidi="hi_IN"/>
-        </w:rPr>
-        <w:t>बारी का रूपक</w:t>
-      </w:r>
-    </w:p>
-    <w:p>
-      <w:pPr/>
-      <w:r>
-        <w:rPr>
-          <w:lang w:val="hi_IN" w:bidi="hi_IN"/>
-        </w:rPr>
-      </w:r>
-      <w:hyperlink r:id="rId47">
-        <w:r>
-          <w:rPr>
-            <w:lang w:val="hi_IN" w:bidi="hi_IN"/>
-          </w:rPr>
-          <w:rPr>
-            <w:color w:val="0000EE"/>
-            <w:u w:val="single"/>
-          </w:rPr>
-          <w:t>4:12–5:1</w:t>
-        </w:r>
-      </w:hyperlink>
-      <w:r>
-        <w:rPr>
-          <w:lang w:val="hi_IN" w:bidi="hi_IN"/>
-        </w:rPr>
-        <w:t xml:space="preserve"> एक विस्तारित रूपक है। यह रूपक उस पुरुष और उस स्त्री के बीच एक वार्तालाप है जिसे वह प्रेम करता है, जिसमें पुरुष पहले उस स्त्री की तुलना "</w:t>
-      </w:r>
-      <w:r>
-        <w:rPr>
-          <w:lang w:val="hi_IN" w:bidi="hi_IN"/>
-        </w:rPr>
-        <w:t>किवाड़ लगाई हुई बारी</w:t>
-      </w:r>
-      <w:r>
-        <w:rPr>
-          <w:lang w:val="hi_IN" w:bidi="hi_IN"/>
-        </w:rPr>
-        <w:t>" से करता है (</w:t>
-      </w:r>
-      <w:hyperlink r:id="rId39">
-        <w:r>
-          <w:rPr>
-            <w:lang w:val="hi_IN" w:bidi="hi_IN"/>
-          </w:rPr>
-          <w:rPr>
-            <w:color w:val="0000EE"/>
-            <w:u w:val="single"/>
-          </w:rPr>
-          <w:t xml:space="preserve">4:12–4:15 </w:t>
-        </w:r>
-      </w:hyperlink>
-      <w:r>
-        <w:rPr>
-          <w:lang w:val="hi_IN" w:bidi="hi_IN"/>
-        </w:rPr>
-        <w:t xml:space="preserve">में ) जहाँ कई मनमोहक चीजें उगती हैं और फिर महिला </w:t>
-      </w:r>
-      <w:hyperlink r:id="rId69">
-        <w:r>
-          <w:rPr>
-            <w:lang w:val="hi_IN" w:bidi="hi_IN"/>
-          </w:rPr>
-          <w:rPr>
-            <w:color w:val="0000EE"/>
-            <w:u w:val="single"/>
-          </w:rPr>
-          <w:t>4:16</w:t>
-        </w:r>
-      </w:hyperlink>
-      <w:r>
-        <w:rPr>
-          <w:lang w:val="hi_IN" w:bidi="hi_IN"/>
-        </w:rPr>
-        <w:t xml:space="preserve"> में पुरुष को अपने बारी में आने का निमंत्रण देती है। पुरुष फिर </w:t>
-      </w:r>
-      <w:hyperlink r:id="rId70">
-        <w:r>
-          <w:rPr>
-            <w:lang w:val="hi_IN" w:bidi="hi_IN"/>
-          </w:rPr>
-          <w:rPr>
-            <w:color w:val="0000EE"/>
-            <w:u w:val="single"/>
-          </w:rPr>
-          <w:t>5:1</w:t>
-        </w:r>
-      </w:hyperlink>
-      <w:r>
-        <w:rPr>
-          <w:lang w:val="hi_IN" w:bidi="hi_IN"/>
-        </w:rPr>
-        <w:t xml:space="preserve"> में उसके निमंत्रण का उत्तर देता है। </w:t>
-      </w:r>
-      <w:r>
-        <w:rPr>
-          <w:b/>
-          <w:lang w:val="hi_IN" w:bidi="hi_IN"/>
-        </w:rPr>
-        <w:t>बारी</w:t>
-      </w:r>
-      <w:r>
-        <w:rPr>
-          <w:lang w:val="hi_IN" w:bidi="hi_IN"/>
-        </w:rPr>
-        <w:t xml:space="preserve"> </w:t>
-      </w:r>
-      <w:r>
-        <w:rPr>
-          <w:lang w:val="hi_IN" w:bidi="hi_IN"/>
-        </w:rPr>
-        <w:t xml:space="preserve">शब्द का उपयोग </w:t>
-      </w:r>
-      <w:hyperlink r:id="rId34">
-        <w:r>
-          <w:rPr>
-            <w:lang w:val="hi_IN" w:bidi="hi_IN"/>
-          </w:rPr>
-          <w:rPr>
-            <w:color w:val="0000EE"/>
-            <w:u w:val="single"/>
-          </w:rPr>
-          <w:t>4:12</w:t>
-        </w:r>
-      </w:hyperlink>
-      <w:r>
-        <w:rPr>
-          <w:lang w:val="hi_IN" w:bidi="hi_IN"/>
-        </w:rPr>
-        <w:t xml:space="preserve">, </w:t>
-      </w:r>
-      <w:hyperlink r:id="rId69">
-        <w:r>
-          <w:rPr>
-            <w:lang w:val="hi_IN" w:bidi="hi_IN"/>
-          </w:rPr>
-          <w:rPr>
-            <w:color w:val="0000EE"/>
-            <w:u w:val="single"/>
-          </w:rPr>
-          <w:t>4:16</w:t>
-        </w:r>
-      </w:hyperlink>
-      <w:r>
-        <w:rPr>
-          <w:lang w:val="hi_IN" w:bidi="hi_IN"/>
-        </w:rPr>
-        <w:t xml:space="preserve"> (दो बार), और </w:t>
-      </w:r>
-      <w:hyperlink r:id="rId70">
-        <w:r>
-          <w:rPr>
-            <w:lang w:val="hi_IN" w:bidi="hi_IN"/>
-          </w:rPr>
-          <w:rPr>
-            <w:color w:val="0000EE"/>
-            <w:u w:val="single"/>
-          </w:rPr>
-          <w:t>5:1</w:t>
-        </w:r>
-      </w:hyperlink>
-      <w:r>
-        <w:rPr>
-          <w:lang w:val="hi_IN" w:bidi="hi_IN"/>
-        </w:rPr>
-        <w:t xml:space="preserve"> में महिला के लिए एक रूपक के रूप में किया गया है। आपको "</w:t>
-      </w:r>
-      <w:r>
-        <w:rPr>
-          <w:lang w:val="hi_IN" w:bidi="hi_IN"/>
-        </w:rPr>
-        <w:t>बारी</w:t>
-      </w:r>
-      <w:r>
-        <w:rPr>
-          <w:lang w:val="hi_IN" w:bidi="hi_IN"/>
-        </w:rPr>
-        <w:t xml:space="preserve">" शब्द का अनुवाद करते समय सुसंगत रहना चाहिए। </w:t>
-      </w:r>
-      <w:hyperlink r:id="rId38">
-        <w:r>
-          <w:rPr>
-            <w:lang w:val="hi_IN" w:bidi="hi_IN"/>
-          </w:rPr>
-          <w:rPr>
-            <w:color w:val="0000EE"/>
-            <w:u w:val="single"/>
-          </w:rPr>
-          <w:t>4:13</w:t>
-        </w:r>
-      </w:hyperlink>
-      <w:r>
-        <w:rPr>
-          <w:lang w:val="hi_IN" w:bidi="hi_IN"/>
-        </w:rPr>
-        <w:t xml:space="preserve"> में पुरुष स्त्री के शरीर को "</w:t>
-      </w:r>
-      <w:r>
-        <w:rPr>
-          <w:lang w:val="hi_IN" w:bidi="hi_IN"/>
-        </w:rPr>
-        <w:t>उत्तम फलवाली अनार की बारी</w:t>
-      </w:r>
-      <w:r>
-        <w:rPr>
-          <w:lang w:val="hi_IN" w:bidi="hi_IN"/>
-        </w:rPr>
-        <w:t xml:space="preserve">" के रूप में वर्णित करता है और फिर </w:t>
-      </w:r>
-      <w:hyperlink r:id="rId69">
-        <w:r>
-          <w:rPr>
-            <w:lang w:val="hi_IN" w:bidi="hi_IN"/>
-          </w:rPr>
-          <w:rPr>
-            <w:color w:val="0000EE"/>
-            <w:u w:val="single"/>
-          </w:rPr>
-          <w:t>4:16</w:t>
-        </w:r>
-      </w:hyperlink>
-      <w:r>
-        <w:rPr>
-          <w:lang w:val="hi_IN" w:bidi="hi_IN"/>
-        </w:rPr>
-        <w:t xml:space="preserve"> में स्त्री पुरुष को </w:t>
-      </w:r>
-      <w:r>
-        <w:rPr>
-          <w:b/>
-          <w:lang w:val="hi_IN" w:bidi="hi_IN"/>
-        </w:rPr>
-        <w:t>अपनी बारी में आ</w:t>
-      </w:r>
-      <w:r>
-        <w:rPr>
-          <w:b/>
-          <w:lang w:val="hi_IN" w:bidi="hi_IN"/>
-        </w:rPr>
-        <w:t xml:space="preserve">ने और </w:t>
-      </w:r>
-      <w:r>
-        <w:rPr>
-          <w:b/>
-          <w:lang w:val="hi_IN" w:bidi="hi_IN"/>
-        </w:rPr>
-        <w:t>उसके उत्तम-उत्तम फल खा</w:t>
-      </w:r>
-      <w:r>
-        <w:rPr>
-          <w:b/>
-          <w:lang w:val="hi_IN" w:bidi="hi_IN"/>
-        </w:rPr>
-        <w:t>ने</w:t>
-      </w:r>
-      <w:r>
-        <w:rPr>
-          <w:lang w:val="hi_IN" w:bidi="hi_IN"/>
-        </w:rPr>
-        <w:t xml:space="preserve"> का निमंत्रण देती है। (देखें: </w:t>
-      </w:r>
-      <w:r>
-        <w:rPr>
-          <w:lang w:val="hi_IN" w:bidi="hi_IN"/>
-        </w:rPr>
-        <w:t>बाइबल की अलंकृत भाषा - विस्तृत रूपक</w:t>
-      </w:r>
-      <w:r>
-        <w:rPr>
-          <w:lang w:val="hi_IN" w:bidi="hi_IN"/>
-        </w:rPr>
-        <w:t>)</w:t>
-      </w:r>
-    </w:p>
-    <w:p>
-      <w:pPr>
-        <w:pStyle w:val="Heading4"/>
-      </w:pPr>
-      <w:r>
-        <w:rPr>
-          <w:lang w:val="hi_IN" w:bidi="hi_IN"/>
-        </w:rPr>
-        <w:t>“बहन” का रूपक</w:t>
-      </w:r>
-    </w:p>
-    <w:p>
-      <w:pPr/>
-      <w:r>
-        <w:rPr>
-          <w:lang w:val="hi_IN" w:bidi="hi_IN"/>
-        </w:rPr>
-      </w:r>
-      <w:r>
-        <w:rPr>
-          <w:lang w:val="hi_IN" w:bidi="hi_IN"/>
-        </w:rPr>
-        <w:t xml:space="preserve">वाक्यांश </w:t>
-      </w:r>
-      <w:r>
-        <w:rPr>
-          <w:b/>
-          <w:lang w:val="hi_IN" w:bidi="hi_IN"/>
-        </w:rPr>
-        <w:t>मेरी बहन</w:t>
-      </w:r>
-      <w:r>
-        <w:rPr>
-          <w:lang w:val="hi_IN" w:bidi="hi_IN"/>
-        </w:rPr>
-        <w:t xml:space="preserve"> का उपयोग 4:9; 4:10, 4:12, 5:1, और 5:2 में किया गया है। पुरुष इस वाक्यांश का उपयोग उस स्त्री के लिए स्नेह के रूप में करता है जिससे वह प्रेम करता है। स्त्री वास्तव में उसकी बहन नहीं है। आपको इस वाक्यांश का अनुवाद इस पुस्तक में इसके पाँचों बार होने पर एक ही तरीके से करना चाहिए क्योंकि लेखक इसे हर बार एक ही अर्थ में उपयोग करता है। अधिक जानकारी के लिए इस वाक्यांश के पहले उपयोग 4:9 में टिप्पणी देखें।</w:t>
-      </w:r>
-      <w:r>
-        <w:rPr>
-          <w:lang w:val="hi_IN" w:bidi="hi_IN"/>
-        </w:rPr>
-      </w:r>
-      <w:r>
-        <w:rPr>
-          <w:lang w:val="hi_IN" w:bidi="hi_IN"/>
-        </w:rPr>
-      </w:r>
-    </w:p>
-    <w:p>
-      <w:pPr/>
-      <w:r>
-        <w:rPr>
-          <w:lang w:val="hi_IN" w:bidi="hi_IN"/>
-        </w:rPr>
-      </w:r>
-    </w:p>
-    <w:p>
-      <w:pPr>
-        <w:pStyle w:val="Heading2"/>
-      </w:pPr>
-      <w:r>
-        <w:rPr>
-          <w:lang w:val="hi_IN" w:bidi="hi_IN"/>
-        </w:rPr>
-        <w:t>श्रेष्ठगीत - अध्याय 5 परिचय</w:t>
-      </w:r>
-      <w:r>
-        <w:rPr>
-          <w:lang w:val="hi_IN" w:bidi="hi_IN"/>
-        </w:rPr>
-      </w:r>
-    </w:p>
-    <w:p>
-      <w:pPr>
-        <w:pStyle w:val="Heading3"/>
-      </w:pPr>
-      <w:r>
-        <w:rPr>
-          <w:lang w:val="hi_IN" w:bidi="hi_IN"/>
-        </w:rPr>
-        <w:t>संरचना और स्वरूपण</w:t>
-      </w:r>
-    </w:p>
-    <w:p>
-      <w:pPr/>
-      <w:r>
-        <w:rPr>
-          <w:lang w:val="hi_IN" w:bidi="hi_IN"/>
-        </w:rPr>
-      </w:r>
-      <w:r>
-        <w:rPr>
-          <w:lang w:val="hi_IN" w:bidi="hi_IN"/>
-        </w:rPr>
-        <w:t>5:1 बारी के रूपक का निष्कर्ष</w:t>
-      </w:r>
-    </w:p>
-    <w:p>
-      <w:pPr/>
-      <w:r>
-        <w:rPr>
-          <w:lang w:val="hi_IN" w:bidi="hi_IN"/>
-        </w:rPr>
-      </w:r>
-      <w:r>
-        <w:rPr>
-          <w:lang w:val="hi_IN" w:bidi="hi_IN"/>
-        </w:rPr>
-        <w:t>5:2–8 लालसा और खोज का विषय।</w:t>
-      </w:r>
-    </w:p>
-    <w:p>
-      <w:pPr/>
-      <w:r>
-        <w:rPr>
-          <w:lang w:val="hi_IN" w:bidi="hi_IN"/>
-        </w:rPr>
-      </w:r>
-      <w:r>
-        <w:rPr>
-          <w:lang w:val="hi_IN" w:bidi="hi_IN"/>
-        </w:rPr>
-        <w:t>5:9 यरूशलेम की स्त्रियाँ युवा स्त्रियों से पूछती हैं कि वे क्यों सोचती हैं कि वह पुरुष, जिसे वे प्यार करती हैं, विशेष है।</w:t>
-      </w:r>
-    </w:p>
-    <w:p>
-      <w:pPr/>
-      <w:r>
-        <w:rPr>
-          <w:lang w:val="hi_IN" w:bidi="hi_IN"/>
-        </w:rPr>
-      </w:r>
-      <w:r>
-        <w:rPr>
-          <w:lang w:val="hi_IN" w:bidi="hi_IN"/>
-        </w:rPr>
-        <w:t>5:10–16 स्त्री यरूशलेम की युवा स्त्रियों द्वारा पूछे गए प्रश्न का उत्तर देती हैं</w:t>
-      </w:r>
-    </w:p>
-    <w:p>
-      <w:pPr>
-        <w:pStyle w:val="Heading3"/>
-      </w:pPr>
-      <w:r>
-        <w:rPr>
-          <w:lang w:val="hi_IN" w:bidi="hi_IN"/>
-        </w:rPr>
-        <w:t>इस अध्याय में विशेष अवधारणाएँ</w:t>
-      </w:r>
-    </w:p>
-    <w:p>
-      <w:pPr>
-        <w:pStyle w:val="Heading4"/>
-      </w:pPr>
-      <w:r>
-        <w:rPr>
-          <w:lang w:val="hi_IN" w:bidi="hi_IN"/>
-        </w:rPr>
-        <w:t>पुरुष की आकर्षण शक्ति</w:t>
-      </w:r>
-    </w:p>
-    <w:p>
-      <w:pPr/>
-      <w:r>
-        <w:rPr>
-          <w:lang w:val="hi_IN" w:bidi="hi_IN"/>
-        </w:rPr>
-      </w:r>
-      <w:r>
-        <w:rPr>
-          <w:lang w:val="hi_IN" w:bidi="hi_IN"/>
-        </w:rPr>
-        <w:t>स्त्री 5:10–16 में पुरुष को पुरुष आकर्षण के प्रतीक के रूप में वर्णित करती हैं।</w:t>
-      </w:r>
-    </w:p>
-    <w:p>
-      <w:pPr>
-        <w:pStyle w:val="Heading3"/>
-      </w:pPr>
-      <w:r>
-        <w:rPr>
-          <w:lang w:val="hi_IN" w:bidi="hi_IN"/>
-        </w:rPr>
-        <w:t>इस अध्याय के महत्वपूर्ण अलंकार</w:t>
-      </w:r>
-    </w:p>
-    <w:p>
-      <w:pPr>
-        <w:pStyle w:val="Heading4"/>
-      </w:pPr>
-      <w:r>
-        <w:rPr>
-          <w:lang w:val="hi_IN" w:bidi="hi_IN"/>
-        </w:rPr>
-        <w:t xml:space="preserve">रूपक </w:t>
-      </w:r>
-    </w:p>
-    <w:p>
-      <w:pPr/>
-      <w:r>
-        <w:rPr>
-          <w:lang w:val="hi_IN" w:bidi="hi_IN"/>
-        </w:rPr>
-      </w:r>
-      <w:r>
-        <w:rPr>
-          <w:lang w:val="hi_IN" w:bidi="hi_IN"/>
-        </w:rPr>
-        <w:t xml:space="preserve">जैसा कि लेखक ने अब तक इस पुस्तक में किया है, वे रोमानी सम्बन्धों से सम्बन्धित भावनाओं और घटनाओं का वर्णन करने के लिए रूपकों का उपयोग करना जारी रखते हैं। (देखें: </w:t>
-      </w:r>
-      <w:r>
-        <w:rPr>
-          <w:lang w:val="hi_IN" w:bidi="hi_IN"/>
-        </w:rPr>
-        <w:t>रूपक</w:t>
-      </w:r>
-      <w:r>
-        <w:rPr>
-          <w:lang w:val="hi_IN" w:bidi="hi_IN"/>
-        </w:rPr>
-        <w:t>)</w:t>
-      </w:r>
-    </w:p>
-    <w:p>
-      <w:pPr>
-        <w:pStyle w:val="Heading3"/>
-      </w:pPr>
-      <w:r>
-        <w:rPr>
-          <w:lang w:val="hi_IN" w:bidi="hi_IN"/>
-        </w:rPr>
-        <w:t>इस अध्याय में अन्य सम्भावित अनुवाद चुनौतियाँ</w:t>
-      </w:r>
-    </w:p>
-    <w:p>
-      <w:pPr>
-        <w:pStyle w:val="Heading4"/>
-      </w:pPr>
-      <w:r>
-        <w:rPr>
-          <w:lang w:val="hi_IN" w:bidi="hi_IN"/>
-        </w:rPr>
-        <w:t>घटनाओं के क्रम</w:t>
-      </w:r>
-    </w:p>
-    <w:p>
-      <w:pPr/>
-      <w:r>
-        <w:rPr>
-          <w:lang w:val="hi_IN" w:bidi="hi_IN"/>
-        </w:rPr>
-      </w:r>
-      <w:r>
-        <w:rPr>
-          <w:lang w:val="hi_IN" w:bidi="hi_IN"/>
-        </w:rPr>
-        <w:t>5:2–8 घटनाओं का वर्णन करता है जो कालक्रमिक और तार्किक रूप से 3:6–5:1 में वर्णित घटनाओं से पहले हुई होतीं। इस प्रतीत होने वाली समस्या का समाधान यह समझना है कि यह पुस्तक कविता है और लेखक एक पुरुष और स्त्री के बीच की भावनाओं और अनुभवों का काव्यात्मक वर्णन कर रहे हैं जो एक-दूसरे से रोमानी प्रेम करते हैं। क्योंकि लेखक युगल के रोमानी सम्बन्ध और उससे जुड़ी भावनाओं का वर्णन करने के लिए कविता का उपयोग कर रहे हैं, इसलिए उन्हें कालक्रमिक कहानी कहने के नियमों का पालन करने की आवश्यकता नहीं है।</w:t>
-      </w:r>
-    </w:p>
-    <w:p>
-      <w:pPr>
-        <w:pStyle w:val="Heading4"/>
-      </w:pPr>
-      <w:r>
-        <w:rPr>
-          <w:lang w:val="hi_IN" w:bidi="hi_IN"/>
-        </w:rPr>
-        <w:t>क्या 5:2–8 उन घटनाओं का वर्णन करता है जो वास्तव में घटित हुईं या जो स्वप्न में घटित हुईं।</w:t>
-      </w:r>
-    </w:p>
-    <w:p>
-      <w:pPr/>
-      <w:r>
-        <w:rPr>
-          <w:lang w:val="hi_IN" w:bidi="hi_IN"/>
-        </w:rPr>
-      </w:r>
-      <w:r>
-        <w:rPr>
-          <w:lang w:val="hi_IN" w:bidi="hi_IN"/>
-        </w:rPr>
-        <w:t>बाइबल विद्वानों के बीच 5:2–8 में वर्णित घटनाओं के बारे में दो मुख्य दृष्टिकोण हैं। एक दृष्टिकोण यह है कि 5:2–8 में वर्णित घटनाएँ एक सपने में हुईं। दूसरा दृष्टिकोण यह है कि 5:2–8 में वर्णित घटनाएँ तब हुईं जब पुरुष ने स्त्रियों को सोने से या लगभग सोने की स्थिति से जगाया। अधिकांश बाइबल विद्वान मानते हैं कि पहला दृष्टिकोण सही है, अर्थात 5:2–8 में वर्णित घटनाएँ एक सपने में हुईं।</w:t>
-      </w:r>
-    </w:p>
-    <w:p>
-      <w:pPr>
-        <w:pStyle w:val="Heading4"/>
-      </w:pPr>
-      <w:r>
-        <w:rPr>
-          <w:lang w:val="hi_IN" w:bidi="hi_IN"/>
-        </w:rPr>
-        <w:t>“बहन” का रूपक</w:t>
-      </w:r>
-    </w:p>
-    <w:p>
-      <w:pPr/>
-      <w:r>
-        <w:rPr>
-          <w:lang w:val="hi_IN" w:bidi="hi_IN"/>
-        </w:rPr>
-      </w:r>
-      <w:r>
-        <w:rPr>
-          <w:lang w:val="hi_IN" w:bidi="hi_IN"/>
-        </w:rPr>
-        <w:t xml:space="preserve">वाक्यांश </w:t>
-      </w:r>
-      <w:r>
-        <w:rPr>
-          <w:b/>
-          <w:lang w:val="hi_IN" w:bidi="hi_IN"/>
-        </w:rPr>
-        <w:t>मेरी बहन</w:t>
-      </w:r>
-      <w:r>
-        <w:rPr>
-          <w:lang w:val="hi_IN" w:bidi="hi_IN"/>
-        </w:rPr>
-        <w:t xml:space="preserve"> का उपयोग 4:9; 4:10, 4:12, 5:1, और 5:2 में किया गया है। पुरुष इस वाक्यांश का उपयोग उस स्त्री के लिए स्नेह के रूप में करते हैं जिससे वे प्रेम करते हैं। महिला वास्तव में उनकी बहन नहीं है। आपको इस वाक्यांश का अनुवाद 5:1 और 5:2 में उसी तरह करना चाहिए जैसे आपने इसे 4:9; 4:10, और 4:12 में अनुवाद किया था क्योंकि लेखक इस अध्याय में इसे उसी अर्थ के साथ उपयोग करते हैं। इस वाक्यांश के पहले उपयोग के बारे में अधिक जानकारी के लिए 4:9 में टिप्पणी देखें।</w:t>
-      </w:r>
-    </w:p>
-    <w:p>
-      <w:pPr>
-        <w:pStyle w:val="Heading4"/>
-      </w:pPr>
-      <w:r>
-        <w:rPr>
-          <w:lang w:val="hi_IN" w:bidi="hi_IN"/>
-        </w:rPr>
-        <w:t xml:space="preserve">अनफोल्डिंग वर्ड लिट्रल ट्रान्सलेशन </w:t>
-      </w:r>
-      <w:hyperlink r:id="rId48">
-        <w:r>
-          <w:rPr>
-            <w:lang w:val="hi_IN" w:bidi="hi_IN"/>
-          </w:rPr>
-          <w:rPr>
-            <w:color w:val="0000EE"/>
-            <w:u w:val="single"/>
-          </w:rPr>
-          <w:t>5:13</w:t>
-        </w:r>
-      </w:hyperlink>
-      <w:r>
-        <w:rPr>
-          <w:lang w:val="hi_IN" w:bidi="hi_IN"/>
-        </w:rPr>
-        <w:t xml:space="preserve"> में जिस शब्द का अनुवाद "उभरी हुई" करता है उसके वैकल्पिक अनुवाद की सम्भावना</w:t>
-      </w:r>
-    </w:p>
-    <w:p>
-      <w:pPr/>
-      <w:r>
-        <w:rPr>
-          <w:lang w:val="hi_IN" w:bidi="hi_IN"/>
-        </w:rPr>
-      </w:r>
-      <w:r>
-        <w:rPr>
-          <w:lang w:val="hi_IN" w:bidi="hi_IN"/>
-        </w:rPr>
-        <w:t>पद 13 में, अनफोल्डिंग वर्ड लिट्रल ट्रान्सलेशन मानक इब्री पाठ का अनुसरण करते हुए "उभरी हुई" कहता है। हालांकि, जैसा कि अनफोल्डिंग वर्ड लिट्रल ट्रान्सलेशन में एक पाद टिप्पणी इंगित करता है, कई बाइबल विद्वान विश्वास करते हैं कि मूल पठन में अधिक सम्भावना "उपज" थी। अपने अनुवाद में उस पठन का उपयोग करने पर विचार करें। यदि "उपज" का उपयोग "उभरी हुई" के स्थान पर किया जाता है, तो अनफोल्डिंग वर्ड लिट्रल ट्रान्सलेशन में 5:13 का पहला भाग पढ़ा जाएगा "</w:t>
-      </w:r>
-      <w:r>
-        <w:rPr>
-          <w:lang w:val="hi_IN" w:bidi="hi_IN"/>
-        </w:rPr>
-        <w:t xml:space="preserve">उसके गाल फूलों की फुलवारी और बलसान </w:t>
-      </w:r>
-      <w:r>
-        <w:rPr>
-          <w:lang w:val="hi_IN" w:bidi="hi_IN"/>
-        </w:rPr>
-        <w:t>की उपजी हुई क्यारियाँ हैं" (और अनफोल्डिंग वर्ड सिम्प्लिफाइड़ ट्रान्सलेशन में पढ़ा जायेगा "उसके गाल फूलों की फुलवारी और बलसान की उगती हुई क्यारियाँ हैं")। वाक्यांश "</w:t>
-      </w:r>
-      <w:r>
-        <w:rPr>
-          <w:lang w:val="hi_IN" w:bidi="hi_IN"/>
-        </w:rPr>
-        <w:t xml:space="preserve">बलसान </w:t>
-      </w:r>
-      <w:r>
-        <w:rPr>
-          <w:lang w:val="hi_IN" w:bidi="hi_IN"/>
-        </w:rPr>
-        <w:t>की उभरी हुई क्यारियाँ" तब वाक्यांश "</w:t>
-      </w:r>
-      <w:r>
-        <w:rPr>
-          <w:lang w:val="hi_IN" w:bidi="hi_IN"/>
-        </w:rPr>
-        <w:t>फूलों की फुलवारी</w:t>
-      </w:r>
-      <w:r>
-        <w:rPr>
-          <w:lang w:val="hi_IN" w:bidi="hi_IN"/>
-        </w:rPr>
-        <w:t xml:space="preserve">" का और वर्णन कर रहा होगा। तुलना का बिन्दु यह होगा कि पुरुष के गाल </w:t>
-      </w:r>
-      <w:r>
-        <w:rPr>
-          <w:lang w:val="hi_IN" w:bidi="hi_IN"/>
-        </w:rPr>
-        <w:t>फूलों की फुलवारी</w:t>
-      </w:r>
-      <w:r>
-        <w:rPr>
-          <w:lang w:val="hi_IN" w:bidi="hi_IN"/>
-        </w:rPr>
-        <w:t xml:space="preserve"> की तरह महकते हैं जो </w:t>
-      </w:r>
-      <w:r>
-        <w:rPr>
-          <w:lang w:val="hi_IN" w:bidi="hi_IN"/>
-        </w:rPr>
-        <w:t xml:space="preserve">बलसान </w:t>
-      </w:r>
-      <w:r>
-        <w:rPr>
-          <w:lang w:val="hi_IN" w:bidi="hi_IN"/>
-        </w:rPr>
-        <w:t xml:space="preserve">की उभरी हुई क्यारियाँ उपजता है। यदि आप अपने अनुवाद में "उपज" शब्द का उपयोग करने का चयन करते हैं, तो आप अपने पाठकों के लिए तुलना के आधार को समझा सकते हैं यदि आपको लगता है कि यह उनकी सहायता करेगा। वैकल्पिक अनुवाद: "उसके गाल </w:t>
-      </w:r>
-      <w:r>
-        <w:rPr>
-          <w:lang w:val="hi_IN" w:bidi="hi_IN"/>
-        </w:rPr>
-        <w:t xml:space="preserve">फूलों की फुलवारी </w:t>
-      </w:r>
-      <w:r>
-        <w:rPr>
-          <w:lang w:val="hi_IN" w:bidi="hi_IN"/>
-        </w:rPr>
-        <w:t xml:space="preserve">की तरह महकते हैं जो </w:t>
-      </w:r>
-      <w:r>
-        <w:rPr>
-          <w:lang w:val="hi_IN" w:bidi="hi_IN"/>
-        </w:rPr>
-        <w:t xml:space="preserve">बलसान </w:t>
-      </w:r>
-      <w:r>
-        <w:rPr>
-          <w:lang w:val="hi_IN" w:bidi="hi_IN"/>
-        </w:rPr>
-        <w:t>की उभरी हुई क्यारियाँ उत्पन्न करते हैं" या "उसके गाल फूलों की फुलवारी की तरह महकते हैं जो उभरी हुई क्यारियाँ उत्पन्न करते हैं"</w:t>
-      </w:r>
-      <w:r>
-        <w:rPr>
-          <w:lang w:val="hi_IN" w:bidi="hi_IN"/>
-        </w:rPr>
-      </w:r>
-      <w:r>
-        <w:rPr>
-          <w:lang w:val="hi_IN" w:bidi="hi_IN"/>
-        </w:rPr>
-      </w:r>
-    </w:p>
-    <w:p>
-      <w:pPr/>
-      <w:r>
-        <w:rPr>
-          <w:lang w:val="hi_IN" w:bidi="hi_IN"/>
-        </w:rPr>
-      </w:r>
-    </w:p>
-    <w:p>
-      <w:pPr>
-        <w:pStyle w:val="Heading2"/>
-      </w:pPr>
-      <w:r>
-        <w:rPr>
-          <w:lang w:val="hi_IN" w:bidi="hi_IN"/>
-        </w:rPr>
-        <w:t>श्रेष्ठगीत - अध्याय 6 परिचय</w:t>
-      </w:r>
-      <w:r>
-        <w:rPr>
-          <w:lang w:val="hi_IN" w:bidi="hi_IN"/>
-        </w:rPr>
-      </w:r>
-    </w:p>
-    <w:p>
-      <w:pPr>
-        <w:pStyle w:val="Heading3"/>
-      </w:pPr>
-      <w:r>
-        <w:rPr>
-          <w:lang w:val="hi_IN" w:bidi="hi_IN"/>
-        </w:rPr>
-        <w:t>इस अध्याय में विशेष अवधारणाएँ</w:t>
-      </w:r>
-    </w:p>
-    <w:p>
-      <w:pPr>
-        <w:pStyle w:val="Heading4"/>
-      </w:pPr>
-      <w:r>
-        <w:rPr>
-          <w:lang w:val="hi_IN" w:bidi="hi_IN"/>
-        </w:rPr>
-        <w:t xml:space="preserve">सुन्दरता </w:t>
-      </w:r>
-    </w:p>
-    <w:p>
-      <w:pPr/>
-      <w:r>
-        <w:rPr>
-          <w:lang w:val="hi_IN" w:bidi="hi_IN"/>
-        </w:rPr>
-      </w:r>
-      <w:r>
-        <w:rPr>
-          <w:lang w:val="hi_IN" w:bidi="hi_IN"/>
-        </w:rPr>
-        <w:t>6:4–10 में पुरुष उस स्त्री का वर्णन करता है जिससे वह प्रेम करता है, उसे स्त्री सौंदर्य और आकर्षण का प्रतीक बताते हुए विभिन्न उपमाओं का उपयोग करता है।</w:t>
-      </w:r>
-    </w:p>
-    <w:p>
-      <w:pPr>
-        <w:pStyle w:val="Heading3"/>
-      </w:pPr>
-      <w:r>
-        <w:rPr>
-          <w:lang w:val="hi_IN" w:bidi="hi_IN"/>
-        </w:rPr>
-        <w:t>इस अध्याय में अन्य सम्भावित अनुवाद कठिनाइयाँ</w:t>
-      </w:r>
-    </w:p>
-    <w:p>
-      <w:pPr>
-        <w:pStyle w:val="Heading4"/>
-      </w:pPr>
-      <w:r>
-        <w:rPr>
-          <w:lang w:val="hi_IN" w:bidi="hi_IN"/>
-        </w:rPr>
-        <w:t xml:space="preserve">रूपक </w:t>
-      </w:r>
-    </w:p>
-    <w:p>
-      <w:pPr/>
-      <w:r>
-        <w:rPr>
-          <w:lang w:val="hi_IN" w:bidi="hi_IN"/>
-        </w:rPr>
-      </w:r>
-      <w:r>
-        <w:rPr>
-          <w:lang w:val="hi_IN" w:bidi="hi_IN"/>
-        </w:rPr>
-        <w:t xml:space="preserve">प्राचीन पश्चिमी एशिया में, स्त्रियों का वर्णन पशुओं से तुलना करके करना सामान्य था। आज कई संस्कृतियों में, इसे अपमानजनक माना जा सकता है। विभिन्न संस्कृतियों में सुन्दरता के लिए अलग-अलग तुलना करने के तरीके हैं। (देखें: </w:t>
-      </w:r>
-      <w:r>
-        <w:rPr>
-          <w:lang w:val="hi_IN" w:bidi="hi_IN"/>
-        </w:rPr>
-        <w:t>रूपक</w:t>
-      </w:r>
-      <w:r>
-        <w:rPr>
-          <w:lang w:val="hi_IN" w:bidi="hi_IN"/>
-        </w:rPr>
-        <w:t>)</w:t>
-      </w:r>
-    </w:p>
-    <w:p>
-      <w:pPr>
-        <w:pStyle w:val="Heading4"/>
-      </w:pPr>
-      <w:r>
-        <w:rPr>
-          <w:lang w:val="hi_IN" w:bidi="hi_IN"/>
-        </w:rPr>
-        <w:t>6:12 का अर्थ</w:t>
-      </w:r>
-    </w:p>
-    <w:p>
-      <w:pPr/>
-      <w:r>
-        <w:rPr>
-          <w:lang w:val="hi_IN" w:bidi="hi_IN"/>
-        </w:rPr>
-      </w:r>
-      <w:r>
-        <w:rPr>
-          <w:lang w:val="hi_IN" w:bidi="hi_IN"/>
-        </w:rPr>
-        <w:t>6:12 को समझना बहुत कठिन है और इसका अर्थ अनिश्चित है। बाइबल विद्वानों के पास इस पद के सटीक अर्थ पर विभिन्न राय हैं क्योंकि यह व्याख्या करने के लिए एक बहुत कठिन पद है। शब्दों और वाक्यांशों के आपसी सम्बन्ध और कुछ शब्दों के सन्दर्भ में सटीक अर्थ पर विभिन्न राय हैं। बाइबल के प्रकाशित संस्करण इस पद के अनुवाद में एक-दूसरे से काफी भिन्न होते हैं। अनफोल्डिंग वर्ड लिट्रल ट्रान्सलेशन इस पद का एक उचित अनुवाद प्रस्तुत करने का प्रयास करता है। लेकिन यदि आपके क्षेत्र में बाइबल का कोई अनुवाद मौजूद है, तो आप पाएँगे कि यह इस पद का अनुवाद करने के तरीके में अनफोल्डिंग वर्ड लिट्रल ट्रान्सलेशन से भिन्न हो सकता है। यदि आपके क्षेत्र में बाइबल का कोई अनुवाद है, तो आप उस पठन का उपयोग कर सकते हैं जो यह उपयोग करता है। यदि नहीं, तो आप अनफोल्डिंग वर्ड लिट्रल ट्रान्सलेशन के पठन का अनुसरण कर सकते हैं।</w:t>
-      </w:r>
-    </w:p>
-    <w:p>
-      <w:pPr>
-        <w:pStyle w:val="Heading4"/>
-      </w:pPr>
-      <w:r>
-        <w:rPr>
-          <w:lang w:val="hi_IN" w:bidi="hi_IN"/>
-        </w:rPr>
-        <w:t>6:13 में "</w:t>
-      </w:r>
-      <w:r>
-        <w:rPr>
-          <w:lang w:val="hi_IN" w:bidi="hi_IN"/>
-        </w:rPr>
-        <w:t>जैसा महनैम के नृत्य</w:t>
-      </w:r>
-      <w:r>
-        <w:rPr>
-          <w:lang w:val="hi_IN" w:bidi="hi_IN"/>
-        </w:rPr>
-        <w:t>" वाक्यांश का अर्थ</w:t>
-      </w:r>
-    </w:p>
-    <w:p>
-      <w:pPr/>
-      <w:r>
-        <w:rPr>
-          <w:lang w:val="hi_IN" w:bidi="hi_IN"/>
-        </w:rPr>
-      </w:r>
-      <w:r>
-        <w:rPr>
-          <w:lang w:val="hi_IN" w:bidi="hi_IN"/>
-        </w:rPr>
-        <w:t>वाक्यांश "जैसा महनैम के नृत्य" का अर्थ अस्पष्ट है और बाइबल विद्वानों की इस पद के सटीक अर्थ पर अलग-अलग राय है। अनफोल्डिंग वर्ड लिट्रल ट्रान्सलेशन इस पद का एक सम्भावित अनुवाद प्रस्तुत करता है। लेकिन यदि आपके क्षेत्र में बाइबल का कोई अनुवाद उपलब्ध है, तो आप पाएँगे कि यह इस पद का अनुवाद करने के तरीके में अनफोल्डिंग वर्ड लिट्रल ट्रान्सलेशन से भिन्न हो सकता है। यदि आपके क्षेत्र में बाइबल का कोई अनुवाद है, तो आप उस पठन का उपयोग कर सकते हैं जो वह प्रस्तुत करता है। यदि नहीं, तो आप अनफोल्डिंग वर्ड लिट्रल ट्रान्सलेशन के पठन का अनुसरण कर सकते हैं।</w:t>
-      </w:r>
-      <w:r>
-        <w:rPr>
-          <w:lang w:val="hi_IN" w:bidi="hi_IN"/>
-        </w:rPr>
-      </w:r>
-      <w:r>
-        <w:rPr>
-          <w:lang w:val="hi_IN" w:bidi="hi_IN"/>
-        </w:rPr>
-      </w:r>
-    </w:p>
-    <w:p>
-      <w:pPr/>
-      <w:r>
-        <w:rPr>
-          <w:lang w:val="hi_IN" w:bidi="hi_IN"/>
-        </w:rPr>
-      </w:r>
-    </w:p>
-    <w:p>
-      <w:pPr>
-        <w:pStyle w:val="Heading2"/>
-      </w:pPr>
-      <w:r>
-        <w:rPr>
-          <w:lang w:val="hi_IN" w:bidi="hi_IN"/>
-        </w:rPr>
-        <w:t>श्रेष्ठगीत - अध्याय 7 परिचय</w:t>
-      </w:r>
-      <w:r>
-        <w:rPr>
-          <w:lang w:val="hi_IN" w:bidi="hi_IN"/>
-        </w:rPr>
-      </w:r>
-    </w:p>
-    <w:p>
-      <w:pPr>
-        <w:pStyle w:val="Heading2"/>
-      </w:pPr>
-      <w:r>
-        <w:rPr>
-          <w:b/>
-          <w:lang w:val="hi_IN" w:bidi="hi_IN"/>
-        </w:rPr>
-        <w:t xml:space="preserve">श्रेष्ठगीत </w:t>
-      </w:r>
-      <w:r>
-        <w:rPr>
-          <w:lang w:val="hi_IN" w:bidi="hi_IN"/>
-        </w:rPr>
-        <w:t xml:space="preserve">7 सामान्य टिप्पणियाँ </w:t>
-      </w:r>
-    </w:p>
-    <w:p>
-      <w:pPr>
-        <w:pStyle w:val="Heading3"/>
-      </w:pPr>
-      <w:r>
-        <w:rPr>
-          <w:lang w:val="hi_IN" w:bidi="hi_IN"/>
-        </w:rPr>
-        <w:t>इस अध्याय में विशेष अवधारणाएँ</w:t>
-      </w:r>
-    </w:p>
-    <w:p>
-      <w:pPr>
-        <w:pStyle w:val="Heading4"/>
-      </w:pPr>
-      <w:r>
-        <w:rPr>
-          <w:lang w:val="hi_IN" w:bidi="hi_IN"/>
-        </w:rPr>
-        <w:t xml:space="preserve">सुन्दरता </w:t>
-      </w:r>
-    </w:p>
-    <w:p>
-      <w:pPr/>
-      <w:r>
-        <w:rPr>
-          <w:lang w:val="hi_IN" w:bidi="hi_IN"/>
-        </w:rPr>
-      </w:r>
-      <w:r>
-        <w:rPr>
-          <w:lang w:val="hi_IN" w:bidi="hi_IN"/>
-        </w:rPr>
-        <w:t>7:1–7 में पुरुष विभिन्न उपमाओं और रूपकों का उपयोग करते हुए स्त्री को स्त्री सौंदर्य और आकर्षण का प्रतीक बताते हैं।</w:t>
-      </w:r>
-    </w:p>
-    <w:p>
-      <w:pPr>
-        <w:pStyle w:val="Heading3"/>
-      </w:pPr>
-      <w:r>
-        <w:rPr>
-          <w:lang w:val="hi_IN" w:bidi="hi_IN"/>
-        </w:rPr>
-        <w:t>इस अध्याय के महत्वपूर्ण अलंकार</w:t>
-      </w:r>
-    </w:p>
-    <w:p>
-      <w:pPr>
-        <w:pStyle w:val="Heading4"/>
-      </w:pPr>
-      <w:r>
-        <w:rPr>
-          <w:lang w:val="hi_IN" w:bidi="hi_IN"/>
-        </w:rPr>
-        <w:t>उपमा और रूपक</w:t>
-      </w:r>
-    </w:p>
-    <w:p>
-      <w:pPr/>
-      <w:r>
-        <w:rPr>
-          <w:lang w:val="hi_IN" w:bidi="hi_IN"/>
-        </w:rPr>
-      </w:r>
-      <w:r>
-        <w:rPr>
-          <w:lang w:val="hi_IN" w:bidi="hi_IN"/>
-        </w:rPr>
-        <w:t xml:space="preserve">इस अध्याय में कई उपमाएँ और रूपक हैं। उनका उद्देश्य स्त्री की सुन्दरता का वर्णन करना और एक पुरुष और स्त्री के बीच रोमानी प्रेम को दर्शाना है। (देखें: </w:t>
-      </w:r>
-      <w:r>
-        <w:rPr>
-          <w:lang w:val="hi_IN" w:bidi="hi_IN"/>
-        </w:rPr>
-        <w:t>उपमा</w:t>
-      </w:r>
-      <w:r>
-        <w:rPr>
-          <w:lang w:val="hi_IN" w:bidi="hi_IN"/>
-        </w:rPr>
-        <w:t xml:space="preserve">) और (देखें: </w:t>
-      </w:r>
-      <w:r>
-        <w:rPr>
-          <w:lang w:val="hi_IN" w:bidi="hi_IN"/>
-        </w:rPr>
-        <w:t>रूपक</w:t>
-      </w:r>
-      <w:r>
-        <w:rPr>
-          <w:lang w:val="hi_IN" w:bidi="hi_IN"/>
-        </w:rPr>
-        <w:t>)</w:t>
-      </w:r>
-    </w:p>
-    <w:p>
-      <w:pPr>
-        <w:pStyle w:val="Heading3"/>
-      </w:pPr>
-      <w:r>
-        <w:rPr>
-          <w:lang w:val="hi_IN" w:bidi="hi_IN"/>
-        </w:rPr>
-        <w:t>इस अध्याय में अन्य सम्भावित अनुवाद की कठिनाइयाँ</w:t>
-      </w:r>
-    </w:p>
-    <w:p>
-      <w:pPr>
-        <w:pStyle w:val="Heading4"/>
-      </w:pPr>
-      <w:r>
-        <w:rPr>
-          <w:lang w:val="hi_IN" w:bidi="hi_IN"/>
-        </w:rPr>
-        <w:t xml:space="preserve">अनफोल्डिंग वर्ड लिट्रल ट्रान्सलेशन </w:t>
-      </w:r>
-      <w:hyperlink r:id="rId71">
-        <w:r>
-          <w:rPr>
-            <w:lang w:val="hi_IN" w:bidi="hi_IN"/>
-          </w:rPr>
-          <w:rPr>
-            <w:color w:val="0000EE"/>
-            <w:u w:val="single"/>
-          </w:rPr>
-          <w:t>7:6</w:t>
-        </w:r>
-      </w:hyperlink>
-      <w:r>
-        <w:rPr>
-          <w:lang w:val="hi_IN" w:bidi="hi_IN"/>
-        </w:rPr>
-        <w:t xml:space="preserve"> में जिस शब्द का अनुवाद "प्रिय" करता है उसके वैकल्पिक अनुवाद की सम्भावना</w:t>
-      </w:r>
-    </w:p>
-    <w:p>
-      <w:pPr/>
-      <w:r>
-        <w:rPr>
-          <w:lang w:val="hi_IN" w:bidi="hi_IN"/>
-        </w:rPr>
-      </w:r>
-      <w:r>
-        <w:rPr>
-          <w:lang w:val="hi_IN" w:bidi="hi_IN"/>
-        </w:rPr>
-        <w:t>पद 6 में, अनफोल्डिंग वर्ड लिट्रल ट्रान्सलेशन मानक इब्री पाठ का अनुसरण करते हुए "प्रिय" कहता है। हालांकि, जैसा कि अनफोल्डिंग वर्ड लिट्रल ट्रान्सलेशन में एक पाद टिप्पणी इंगित करता है, कई बाइबल विद्वान विश्वास करते हैं कि मूल पाठन की अधिक सम्भावना "जो प्रिय है" थी। अपने अनुवाद में उस पाठन का उपयोग करने पर विचार करें। यदि "जो प्रिय है" को "प्रिय" के बजाय उपयोग किया जाता है, तो अनफोल्डिंग वर्ड लिट्रल ट्रान्सलेशन द्वारा अनुवादित 7:6 का हिस्सा "प्रेम के साथ आनन्द!" के बजाय "जो प्रिय है, आपके सभी आनन्दों के साथ!" के रूप में अनुवादित होगा।</w:t>
-      </w:r>
-    </w:p>
-    <w:p>
-      <w:pPr>
-        <w:pStyle w:val="Heading4"/>
-      </w:pPr>
-      <w:r>
-        <w:rPr>
-          <w:lang w:val="hi_IN" w:bidi="hi_IN"/>
-        </w:rPr>
-        <w:t xml:space="preserve">अनफोल्डिंग वर्ड लिट्रल ट्रान्सलेशन </w:t>
-      </w:r>
-      <w:hyperlink r:id="rId54">
-        <w:r>
-          <w:rPr>
-            <w:lang w:val="hi_IN" w:bidi="hi_IN"/>
-          </w:rPr>
-          <w:rPr>
-            <w:color w:val="0000EE"/>
-            <w:u w:val="single"/>
-          </w:rPr>
-          <w:t>7:9</w:t>
-        </w:r>
-      </w:hyperlink>
-      <w:r>
-        <w:rPr>
-          <w:lang w:val="hi_IN" w:bidi="hi_IN"/>
-        </w:rPr>
-        <w:t xml:space="preserve"> में जिस शब्द का अनुवाद "होठों पर ... बह जाती है" करता है उसके वैकल्पिक अनुवाद की सम्भावना</w:t>
-      </w:r>
-    </w:p>
-    <w:p>
-      <w:pPr/>
-      <w:r>
-        <w:rPr>
-          <w:lang w:val="hi_IN" w:bidi="hi_IN"/>
-        </w:rPr>
-      </w:r>
-      <w:r>
-        <w:rPr>
-          <w:lang w:val="hi_IN" w:bidi="hi_IN"/>
-        </w:rPr>
-        <w:t>पद 9 में, अनफोल्डिंग वर्ड लिट्रल ट्रान्सलेशन मानक इब्री पाठ का अनुसरण करते हुए "होठों पर ... बह जाती है" कहता है। हालांकि, जैसा कि अनफोल्डिंग वर्ड लिट्रल ट्रान्सलेशन में एक पाद टिप्पणी इंगित करता है, कई बाइबल विद्वान विश्वास करते हैं कि मूल पाठन की अधिक सम्भावना "होंठ और दाँत" थी। सेप्टुआजेंट (पुराने नियम का प्राचीन यूनानी अनुवाद) के अनुवादकों ने इसे सोचा और इस वाक्यांश का अनुवाद "मेरे होंठ और मेरे दाँत" के रूप में किया। यदि आपके क्षेत्र में कोई बाइबल अनुवाद मौजूद है जो इस वाक्यांश का अनुवाद "बह जाती है" के बजाय "दाँत" के साथ करता है, तो अपने अनुवाद में "होठों पर ... बह जाती है" के बजाय "होंठ और दाँत" का उपयोग करने पर विचार करें।</w:t>
-      </w:r>
-      <w:r>
-        <w:rPr>
-          <w:lang w:val="hi_IN" w:bidi="hi_IN"/>
-        </w:rPr>
-      </w:r>
-      <w:r>
-        <w:rPr>
-          <w:lang w:val="hi_IN" w:bidi="hi_IN"/>
-        </w:rPr>
-      </w:r>
-    </w:p>
-    <w:p>
-      <w:pPr/>
-      <w:r>
-        <w:rPr>
-          <w:lang w:val="hi_IN" w:bidi="hi_IN"/>
-        </w:rPr>
-      </w:r>
-    </w:p>
-    <w:p>
-      <w:pPr>
-        <w:pStyle w:val="Heading2"/>
-      </w:pPr>
-      <w:r>
-        <w:rPr>
-          <w:lang w:val="hi_IN" w:bidi="hi_IN"/>
-        </w:rPr>
-        <w:t>श्रेष्ठगीत - अध्याय 8 परिचय</w:t>
-      </w:r>
-      <w:r>
-        <w:rPr>
-          <w:lang w:val="hi_IN" w:bidi="hi_IN"/>
-        </w:rPr>
-      </w:r>
-    </w:p>
-    <w:p>
-      <w:pPr>
-        <w:pStyle w:val="Heading3"/>
-      </w:pPr>
-      <w:r>
-        <w:rPr>
-          <w:lang w:val="hi_IN" w:bidi="hi_IN"/>
-        </w:rPr>
-        <w:t>इस अध्याय में विशेष अवधारणाएँ</w:t>
-      </w:r>
-    </w:p>
-    <w:p>
-      <w:pPr>
-        <w:pStyle w:val="Heading4"/>
-      </w:pPr>
-      <w:r>
-        <w:rPr>
-          <w:lang w:val="hi_IN" w:bidi="hi_IN"/>
-        </w:rPr>
-        <w:t>एक पुरुष और स्त्री के बीच गहरी भावनाएँ और प्रतिबद्धता जो एक-दूसरे से रोमानी प्रेम करते हैं</w:t>
-      </w:r>
-    </w:p>
-    <w:p>
-      <w:pPr/>
-      <w:r>
-        <w:rPr>
-          <w:lang w:val="hi_IN" w:bidi="hi_IN"/>
-        </w:rPr>
-      </w:r>
-      <w:r>
-        <w:rPr>
-          <w:lang w:val="hi_IN" w:bidi="hi_IN"/>
-        </w:rPr>
-        <w:t>8:6–7 पुरुष और स्त्री के बीच मौजूद प्रेम, प्रतिबद्धता, और भावनात्मक जुड़ाव की गहरी भावनाओं का वर्णन करते हैं, जो एक-दूसरे से रोमानी प्रेम करते हैं।</w:t>
-      </w:r>
-    </w:p>
-    <w:p>
-      <w:pPr>
-        <w:pStyle w:val="Heading3"/>
-      </w:pPr>
-      <w:r>
-        <w:rPr>
-          <w:lang w:val="hi_IN" w:bidi="hi_IN"/>
-        </w:rPr>
-        <w:t>इस अध्याय में अन्य सम्भावित अनुवाद की कठिनाइयाँ</w:t>
-      </w:r>
-    </w:p>
-    <w:p>
-      <w:pPr>
-        <w:pStyle w:val="Heading4"/>
-      </w:pPr>
-      <w:hyperlink r:id="rId62">
-        <w:r>
-          <w:rPr>
-            <w:lang w:val="hi_IN" w:bidi="hi_IN"/>
-          </w:rPr>
-          <w:rPr>
-            <w:color w:val="0000EE"/>
-            <w:u w:val="single"/>
-          </w:rPr>
-          <w:t>8:12</w:t>
-        </w:r>
-      </w:hyperlink>
-      <w:r>
-        <w:rPr>
-          <w:lang w:val="hi_IN" w:bidi="hi_IN"/>
-        </w:rPr>
-        <w:t xml:space="preserve"> का अर्थ</w:t>
-      </w:r>
-    </w:p>
-    <w:p>
-      <w:pPr/>
-      <w:r>
-        <w:rPr>
-          <w:lang w:val="hi_IN" w:bidi="hi_IN"/>
-        </w:rPr>
-      </w:r>
-      <w:hyperlink r:id="rId62">
-        <w:r>
-          <w:rPr>
-            <w:lang w:val="hi_IN" w:bidi="hi_IN"/>
-          </w:rPr>
-          <w:rPr>
-            <w:color w:val="0000EE"/>
-            <w:u w:val="single"/>
-          </w:rPr>
-          <w:t>8:12</w:t>
-        </w:r>
-      </w:hyperlink>
-      <w:r>
-        <w:rPr>
-          <w:lang w:val="hi_IN" w:bidi="hi_IN"/>
-        </w:rPr>
-        <w:t xml:space="preserve"> के तीन सम्भावित अर्थ हैं: (1) कि स्त्री खुद को एक दाख की बारी के रूप में प्रस्तुत कर रही है और कह रही है कि उसकी दाख की बारी केवल उसकी है। वह अपनी तुलना सुलैमान की दाख की बारी से कर रही है (जिसका उल्लेख </w:t>
-      </w:r>
-      <w:hyperlink r:id="rId72">
-        <w:r>
-          <w:rPr>
-            <w:lang w:val="hi_IN" w:bidi="hi_IN"/>
-          </w:rPr>
-          <w:rPr>
-            <w:color w:val="0000EE"/>
-            <w:u w:val="single"/>
-          </w:rPr>
-          <w:t>8:11</w:t>
-        </w:r>
-      </w:hyperlink>
-      <w:r>
-        <w:rPr>
-          <w:lang w:val="hi_IN" w:bidi="hi_IN"/>
-        </w:rPr>
-        <w:t xml:space="preserve"> में किया गया था) और कह रही है कि सुलैमान अपनी दाख की बारी से होने वाले लाभ को रख सकते हैं और उसकी दाख की बारी के रखवाले उस दाख की बारी से होने वाले लाभ का अपना हिस्सा रख सकते हैं। यह अनफोल्डिंग वर्ड सिम्प्लिफाइड़ ट्रान्सलेशन की व्याख्या है। (2) कि महिला खुद को एक दाख की बारी के रूप में प्रस्तुत कर रही है और कह रही है कि उसकी दाख की बारी केवल उसकी है, लेकिन वह पुरुष जिसे वह प्रेम करती है और जिसे वह सुलैमान कहती है, वह दाख की बारी (उसे) स्वतंत्र रूप से प्राप्त कर सकता है क्योंकि वह खुद को स्वतंत्र रूप से उसे देने का निर्णय करती है। (3) कि पुरुष उस स्त्री को जिसे वह प्रेम करता है, एक दाख की बारी के रूप में प्रस्तुत कर रहा है और कह रहा है कि उसकी दाख की बारी (वह स्त्री जिसे वह प्रेम करता है) केवल उसकी है। वह अपनी दाख की बारी (वह स्त्री जिसे वह प्रेम करता है) की तुलना सुलैमान की दाख की बारी से कर रहा है (जिसका उल्लेख </w:t>
-      </w:r>
-      <w:hyperlink r:id="rId72">
-        <w:r>
-          <w:rPr>
-            <w:lang w:val="hi_IN" w:bidi="hi_IN"/>
-          </w:rPr>
-          <w:rPr>
-            <w:color w:val="0000EE"/>
-            <w:u w:val="single"/>
-          </w:rPr>
-          <w:t>8:11</w:t>
-        </w:r>
-      </w:hyperlink>
-      <w:r>
-        <w:rPr>
-          <w:lang w:val="hi_IN" w:bidi="hi_IN"/>
-        </w:rPr>
-        <w:t xml:space="preserve"> में किया गया था) और कह रहा है कि वह सुलैमान से अधिक समृद्ध महसूस करता है क्योंकि उसके पास वह महिला है जिसे वह प्रेम करता है, उसकी दाख की बारी के रूप में। इसलिए, सुलैमान अपनी दाख की बारी से होने वाले लाभ को रख सकते हैं और उनके रखवाले उस दाख की बारी से होने वाले लाभ का अपना हिस्सा रख सकते हैं।</w:t>
       </w:r>
       <w:r>
         <w:rPr>

--- a/hin/docx/22.content.docx
+++ b/hin/docx/22.content.docx
@@ -1966,20 +1966,6 @@
       </w:r>
       <w:r>
         <w:rPr>
-          <w:lang w:val="hi_IN" w:bidi="hi_IN"/>
-        </w:rPr>
-        <w:t>טוֹבִ֥ים דֹּדֶ֖י⁠ךָ מִ⁠יָּֽיִן</w:t>
-      </w:r>
-    </w:p>
-    <w:p>
-      <w:pPr/>
-      <w:r>
-        <w:rPr>
-          <w:lang w:val="hi_IN" w:bidi="hi_IN"/>
-        </w:rPr>
-      </w:r>
-      <w:r>
-        <w:rPr>
           <w:b/>
           <w:lang w:val="hi_IN" w:bidi="hi_IN"/>
         </w:rPr>
@@ -2918,20 +2904,6 @@
         <w:rPr>
           <w:lang w:val="hi_IN" w:bidi="hi_IN"/>
         </w:rPr>
-      </w:r>
-    </w:p>
-    <w:p>
-      <w:pPr/>
-      <w:r>
-        <w:rPr>
-          <w:lang w:val="hi_IN" w:bidi="hi_IN"/>
-        </w:rPr>
-      </w:r>
-      <w:r>
-        <w:rPr>
-          <w:lang w:val="hi_IN" w:bidi="hi_IN"/>
-        </w:rPr>
-        <w:t>מָשְׁכֵ֖⁠נִי</w:t>
       </w:r>
     </w:p>
     <w:p>
@@ -4148,20 +4120,6 @@
       </w:r>
       <w:r>
         <w:rPr>
-          <w:lang w:val="hi_IN" w:bidi="hi_IN"/>
-        </w:rPr>
-        <w:t>נַזְכִּ֤ירָה</w:t>
-      </w:r>
-    </w:p>
-    <w:p>
-      <w:pPr/>
-      <w:r>
-        <w:rPr>
-          <w:lang w:val="hi_IN" w:bidi="hi_IN"/>
-        </w:rPr>
-      </w:r>
-      <w:r>
-        <w:rPr>
           <w:b/>
           <w:lang w:val="hi_IN" w:bidi="hi_IN"/>
         </w:rPr>
@@ -4707,20 +4665,6 @@
       </w:r>
       <w:r>
         <w:rPr>
-          <w:lang w:val="hi_IN" w:bidi="hi_IN"/>
-        </w:rPr>
-        <w:t>מֵישָׁרִ֖ים אֲהֵבֽוּ⁠ךָ</w:t>
-      </w:r>
-    </w:p>
-    <w:p>
-      <w:pPr/>
-      <w:r>
-        <w:rPr>
-          <w:lang w:val="hi_IN" w:bidi="hi_IN"/>
-        </w:rPr>
-      </w:r>
-      <w:r>
-        <w:rPr>
           <w:b/>
           <w:lang w:val="hi_IN" w:bidi="hi_IN"/>
         </w:rPr>
@@ -5044,20 +4988,6 @@
         <w:rPr>
           <w:lang w:val="hi_IN" w:bidi="hi_IN"/>
         </w:rPr>
-      </w:r>
-    </w:p>
-    <w:p>
-      <w:pPr/>
-      <w:r>
-        <w:rPr>
-          <w:lang w:val="hi_IN" w:bidi="hi_IN"/>
-        </w:rPr>
-      </w:r>
-      <w:r>
-        <w:rPr>
-          <w:lang w:val="hi_IN" w:bidi="hi_IN"/>
-        </w:rPr>
-        <w:t>בְּנ֖וֹת יְרוּשָׁלִָ֑ם</w:t>
       </w:r>
     </w:p>
     <w:p>
@@ -5931,20 +5861,6 @@
       </w:r>
       <w:r>
         <w:rPr>
-          <w:lang w:val="hi_IN" w:bidi="hi_IN"/>
-        </w:rPr>
-        <w:t>נֹטֵרָ֣ה אֶת־הַ⁠כְּרָמִ֔ים כַּרְמִ֥⁠י שֶׁ⁠לִּ֖⁠י לֹ֥א נָטָֽרְתִּי</w:t>
-      </w:r>
-    </w:p>
-    <w:p>
-      <w:pPr/>
-      <w:r>
-        <w:rPr>
-          <w:lang w:val="hi_IN" w:bidi="hi_IN"/>
-        </w:rPr>
-      </w:r>
-      <w:r>
-        <w:rPr>
           <w:b/>
           <w:lang w:val="hi_IN" w:bidi="hi_IN"/>
         </w:rPr>
@@ -6892,20 +6808,6 @@
       </w:r>
       <w:r>
         <w:rPr>
-          <w:lang w:val="hi_IN" w:bidi="hi_IN"/>
-        </w:rPr>
-        <w:t>אִם־לֹ֤א תֵדְעִי֙ לָ֔⁠ךְ הַ⁠יָּפָ֖ה בַּ⁠נָּשִׁ֑ים צְֽאִי־לָ֞⁠ךְ</w:t>
-      </w:r>
-    </w:p>
-    <w:p>
-      <w:pPr/>
-      <w:r>
-        <w:rPr>
-          <w:lang w:val="hi_IN" w:bidi="hi_IN"/>
-        </w:rPr>
-      </w:r>
-      <w:r>
-        <w:rPr>
           <w:b/>
           <w:lang w:val="hi_IN" w:bidi="hi_IN"/>
         </w:rPr>
@@ -7003,20 +6905,6 @@
       </w:r>
       <w:r>
         <w:rPr>
-          <w:lang w:val="hi_IN" w:bidi="hi_IN"/>
-        </w:rPr>
-        <w:t>אִם־לֹ֤א תֵדְעִי֙ לָ֔⁠ךְ הַ⁠יָּפָ֖ה בַּ⁠נָּשִׁ֑ים</w:t>
-      </w:r>
-    </w:p>
-    <w:p>
-      <w:pPr/>
-      <w:r>
-        <w:rPr>
-          <w:lang w:val="hi_IN" w:bidi="hi_IN"/>
-        </w:rPr>
-      </w:r>
-      <w:r>
-        <w:rPr>
           <w:b/>
           <w:lang w:val="hi_IN" w:bidi="hi_IN"/>
         </w:rPr>
@@ -7328,20 +7216,6 @@
       </w:r>
       <w:r>
         <w:rPr>
-          <w:lang w:val="hi_IN" w:bidi="hi_IN"/>
-        </w:rPr>
-        <w:t>וּ⁠רְעִי֙ אֶת־גְּדִיֹּתַ֔יִ⁠ךְ</w:t>
-      </w:r>
-    </w:p>
-    <w:p>
-      <w:pPr/>
-      <w:r>
-        <w:rPr>
-          <w:lang w:val="hi_IN" w:bidi="hi_IN"/>
-        </w:rPr>
-      </w:r>
-      <w:r>
-        <w:rPr>
           <w:b/>
           <w:lang w:val="hi_IN" w:bidi="hi_IN"/>
         </w:rPr>
@@ -7496,20 +7370,6 @@
       </w:r>
       <w:r>
         <w:rPr>
-          <w:lang w:val="hi_IN" w:bidi="hi_IN"/>
-        </w:rPr>
-        <w:t>לְ⁠סֻסָתִ⁠י֙ בְּ⁠רִכְבֵ֣י פַרְעֹ֔ה דִּמִּיתִ֖י⁠ךְ רַעְיָתִֽ⁠י</w:t>
-      </w:r>
-    </w:p>
-    <w:p>
-      <w:pPr/>
-      <w:r>
-        <w:rPr>
-          <w:lang w:val="hi_IN" w:bidi="hi_IN"/>
-        </w:rPr>
-      </w:r>
-      <w:r>
-        <w:rPr>
           <w:b/>
           <w:lang w:val="hi_IN" w:bidi="hi_IN"/>
         </w:rPr>
@@ -8178,20 +8038,6 @@
       </w:r>
       <w:r>
         <w:rPr>
-          <w:lang w:val="hi_IN" w:bidi="hi_IN"/>
-        </w:rPr>
-        <w:t>תּוֹרֵ֤י</w:t>
-      </w:r>
-    </w:p>
-    <w:p>
-      <w:pPr/>
-      <w:r>
-        <w:rPr>
-          <w:lang w:val="hi_IN" w:bidi="hi_IN"/>
-        </w:rPr>
-      </w:r>
-      <w:r>
-        <w:rPr>
           <w:b/>
           <w:lang w:val="hi_IN" w:bidi="hi_IN"/>
         </w:rPr>
@@ -8456,20 +8302,6 @@
         <w:rPr>
           <w:lang w:val="hi_IN" w:bidi="hi_IN"/>
         </w:rPr>
-      </w:r>
-    </w:p>
-    <w:p>
-      <w:pPr/>
-      <w:r>
-        <w:rPr>
-          <w:lang w:val="hi_IN" w:bidi="hi_IN"/>
-        </w:rPr>
-      </w:r>
-      <w:r>
-        <w:rPr>
-          <w:lang w:val="hi_IN" w:bidi="hi_IN"/>
-        </w:rPr>
-        <w:t>עִ֖ם נְקֻדּ֥וֹת הַ⁠כָּֽסֶף</w:t>
       </w:r>
     </w:p>
     <w:p>
@@ -8948,20 +8780,6 @@
       </w:r>
       <w:r>
         <w:rPr>
-          <w:lang w:val="hi_IN" w:bidi="hi_IN"/>
-        </w:rPr>
-        <w:t>נָתַ֥ן רֵיחֽ⁠וֹ</w:t>
-      </w:r>
-    </w:p>
-    <w:p>
-      <w:pPr/>
-      <w:r>
-        <w:rPr>
-          <w:lang w:val="hi_IN" w:bidi="hi_IN"/>
-        </w:rPr>
-      </w:r>
-      <w:r>
-        <w:rPr>
           <w:b/>
           <w:lang w:val="hi_IN" w:bidi="hi_IN"/>
         </w:rPr>
@@ -9253,20 +9071,6 @@
       </w:r>
       <w:r>
         <w:rPr>
-          <w:lang w:val="hi_IN" w:bidi="hi_IN"/>
-        </w:rPr>
-        <w:t>דּוֹדִ⁠י֙</w:t>
-      </w:r>
-    </w:p>
-    <w:p>
-      <w:pPr/>
-      <w:r>
-        <w:rPr>
-          <w:lang w:val="hi_IN" w:bidi="hi_IN"/>
-        </w:rPr>
-      </w:r>
-      <w:r>
-        <w:rPr>
           <w:b/>
           <w:lang w:val="hi_IN" w:bidi="hi_IN"/>
         </w:rPr>
@@ -9333,20 +9137,6 @@
         <w:rPr>
           <w:lang w:val="hi_IN" w:bidi="hi_IN"/>
         </w:rPr>
-      </w:r>
-    </w:p>
-    <w:p>
-      <w:pPr/>
-      <w:r>
-        <w:rPr>
-          <w:lang w:val="hi_IN" w:bidi="hi_IN"/>
-        </w:rPr>
-      </w:r>
-      <w:r>
-        <w:rPr>
-          <w:lang w:val="hi_IN" w:bidi="hi_IN"/>
-        </w:rPr>
-        <w:t>צְר֨וֹר הַ⁠מֹּ֤ר ׀ דּוֹדִ⁠י֙ לִ֔⁠י בֵּ֥ין שָׁדַ֖⁠י יָלִֽין</w:t>
       </w:r>
     </w:p>
     <w:p>
@@ -12450,20 +12240,6 @@
       </w:r>
       <w:r>
         <w:rPr>
-          <w:lang w:val="hi_IN" w:bidi="hi_IN"/>
-        </w:rPr>
-        <w:t>כְּ⁠שֽׁוֹשַׁנָּה֙ בֵּ֣ין הַ⁠חוֹחִ֔ים כֵּ֥ן רַעְיָתִ֖⁠י בֵּ֥ין הַ⁠בָּנֽוֹת</w:t>
-      </w:r>
-    </w:p>
-    <w:p>
-      <w:pPr/>
-      <w:r>
-        <w:rPr>
-          <w:lang w:val="hi_IN" w:bidi="hi_IN"/>
-        </w:rPr>
-      </w:r>
-      <w:r>
-        <w:rPr>
           <w:b/>
           <w:lang w:val="hi_IN" w:bidi="hi_IN"/>
         </w:rPr>
@@ -13138,20 +12914,6 @@
       </w:r>
       <w:r>
         <w:rPr>
-          <w:lang w:val="hi_IN" w:bidi="hi_IN"/>
-        </w:rPr>
-        <w:t>כְּ⁠תַפּ֨וּחַ֙ בַּ⁠עֲצֵ֣י הַ⁠יַּ֔עַר כֵּ֥ן דּוֹדִ֖⁠י בֵּ֣ין הַ⁠בָּנִ֑ים</w:t>
-      </w:r>
-    </w:p>
-    <w:p>
-      <w:pPr/>
-      <w:r>
-        <w:rPr>
-          <w:lang w:val="hi_IN" w:bidi="hi_IN"/>
-        </w:rPr>
-      </w:r>
-      <w:r>
-        <w:rPr>
           <w:b/>
           <w:lang w:val="hi_IN" w:bidi="hi_IN"/>
         </w:rPr>
@@ -13976,20 +13738,6 @@
       </w:r>
       <w:r>
         <w:rPr>
-          <w:lang w:val="hi_IN" w:bidi="hi_IN"/>
-        </w:rPr>
-        <w:t>בְּ⁠צִלּ⁠וֹ֙ חִמַּ֣דְתִּי וְ⁠יָשַׁ֔בְתִּי</w:t>
-      </w:r>
-    </w:p>
-    <w:p>
-      <w:pPr/>
-      <w:r>
-        <w:rPr>
-          <w:lang w:val="hi_IN" w:bidi="hi_IN"/>
-        </w:rPr>
-      </w:r>
-      <w:r>
-        <w:rPr>
           <w:b/>
           <w:lang w:val="hi_IN" w:bidi="hi_IN"/>
         </w:rPr>
@@ -15364,20 +15112,6 @@
       </w:r>
       <w:r>
         <w:rPr>
-          <w:lang w:val="hi_IN" w:bidi="hi_IN"/>
-        </w:rPr>
-        <w:t>סַמְּכ֨וּ⁠נִי֙ בָּֽ⁠אֲשִׁישׁ֔וֹת רַפְּד֖וּ⁠נִי בַּ⁠תַּפּוּחִ֑ים כִּי־חוֹלַ֥ת אַהֲבָ֖ה אָֽנִי</w:t>
-      </w:r>
-    </w:p>
-    <w:p>
-      <w:pPr/>
-      <w:r>
-        <w:rPr>
-          <w:lang w:val="hi_IN" w:bidi="hi_IN"/>
-        </w:rPr>
-      </w:r>
-      <w:r>
-        <w:rPr>
           <w:b/>
           <w:lang w:val="hi_IN" w:bidi="hi_IN"/>
         </w:rPr>
@@ -17341,20 +17075,6 @@
       </w:r>
       <w:r>
         <w:rPr>
-          <w:lang w:val="hi_IN" w:bidi="hi_IN"/>
-        </w:rPr>
-        <w:t>הִנֵּה</w:t>
-      </w:r>
-    </w:p>
-    <w:p>
-      <w:pPr/>
-      <w:r>
-        <w:rPr>
-          <w:lang w:val="hi_IN" w:bidi="hi_IN"/>
-        </w:rPr>
-      </w:r>
-      <w:r>
-        <w:rPr>
           <w:b/>
           <w:lang w:val="hi_IN" w:bidi="hi_IN"/>
         </w:rPr>
@@ -17897,6 +17617,20 @@
       </w:r>
       <w:r>
         <w:rPr>
+          <w:lang w:val="hi_IN" w:bidi="hi_IN"/>
+        </w:rPr>
+        <w:t>לִ⁠צְבִ֔י</w:t>
+      </w:r>
+    </w:p>
+    <w:p>
+      <w:pPr/>
+      <w:r>
+        <w:rPr>
+          <w:lang w:val="hi_IN" w:bidi="hi_IN"/>
+        </w:rPr>
+      </w:r>
+      <w:r>
+        <w:rPr>
           <w:b/>
           <w:lang w:val="hi_IN" w:bidi="hi_IN"/>
         </w:rPr>
@@ -19848,20 +19582,6 @@
       </w:r>
       <w:r>
         <w:rPr>
-          <w:lang w:val="hi_IN" w:bidi="hi_IN"/>
-        </w:rPr>
-        <w:t>בָ⁠אָ֔רֶץ</w:t>
-      </w:r>
-    </w:p>
-    <w:p>
-      <w:pPr/>
-      <w:r>
-        <w:rPr>
-          <w:lang w:val="hi_IN" w:bidi="hi_IN"/>
-        </w:rPr>
-      </w:r>
-      <w:r>
-        <w:rPr>
           <w:b/>
           <w:lang w:val="hi_IN" w:bidi="hi_IN"/>
         </w:rPr>
@@ -20194,20 +19914,6 @@
       </w:r>
       <w:r>
         <w:rPr>
-          <w:lang w:val="hi_IN" w:bidi="hi_IN"/>
-        </w:rPr>
-        <w:t>וְ⁠הַ⁠גְּפָנִ֥ים ׀ סְמָדַ֖ר</w:t>
-      </w:r>
-    </w:p>
-    <w:p>
-      <w:pPr/>
-      <w:r>
-        <w:rPr>
-          <w:lang w:val="hi_IN" w:bidi="hi_IN"/>
-        </w:rPr>
-      </w:r>
-      <w:r>
-        <w:rPr>
           <w:b/>
           <w:lang w:val="hi_IN" w:bidi="hi_IN"/>
         </w:rPr>
@@ -20434,20 +20140,6 @@
         <w:rPr>
           <w:lang w:val="hi_IN" w:bidi="hi_IN"/>
         </w:rPr>
-      </w:r>
-    </w:p>
-    <w:p>
-      <w:pPr/>
-      <w:r>
-        <w:rPr>
-          <w:lang w:val="hi_IN" w:bidi="hi_IN"/>
-        </w:rPr>
-      </w:r>
-      <w:r>
-        <w:rPr>
-          <w:lang w:val="hi_IN" w:bidi="hi_IN"/>
-        </w:rPr>
-        <w:t>ק֥וּמִי לכי רַעְיָתִ֥⁠י יָפָתִ֖⁠י וּ⁠לְכִי־לָֽ⁠ךְ</w:t>
       </w:r>
     </w:p>
     <w:p>
@@ -21022,20 +20714,6 @@
       </w:r>
       <w:r>
         <w:rPr>
-          <w:lang w:val="hi_IN" w:bidi="hi_IN"/>
-        </w:rPr>
-        <w:t>הַרְאִ֨י⁠נִי֙ אֶתּ־מַרְאַ֔יִ⁠ךְ הַשְׁמִיעִ֖י⁠נִי אֶת־קוֹלֵ֑⁠ךְ כִּי־קוֹלֵ֥⁠ךְ עָרֵ֖ב וּ⁠מַרְאֵ֥י⁠ךְ נָאוֶֽה</w:t>
-      </w:r>
-    </w:p>
-    <w:p>
-      <w:pPr/>
-      <w:r>
-        <w:rPr>
-          <w:lang w:val="hi_IN" w:bidi="hi_IN"/>
-        </w:rPr>
-      </w:r>
-      <w:r>
-        <w:rPr>
           <w:b/>
           <w:lang w:val="hi_IN" w:bidi="hi_IN"/>
         </w:rPr>
@@ -21302,20 +20980,6 @@
       </w:r>
       <w:r>
         <w:rPr>
-          <w:lang w:val="hi_IN" w:bidi="hi_IN"/>
-        </w:rPr>
-        <w:t>קוֹלֵ֥⁠ךְ עָרֵ֖ב</w:t>
-      </w:r>
-    </w:p>
-    <w:p>
-      <w:pPr/>
-      <w:r>
-        <w:rPr>
-          <w:lang w:val="hi_IN" w:bidi="hi_IN"/>
-        </w:rPr>
-      </w:r>
-      <w:r>
-        <w:rPr>
           <w:b/>
           <w:lang w:val="hi_IN" w:bidi="hi_IN"/>
         </w:rPr>
@@ -21801,20 +21465,6 @@
       </w:r>
       <w:r>
         <w:rPr>
-          <w:lang w:val="hi_IN" w:bidi="hi_IN"/>
-        </w:rPr>
-        <w:t>לָ֨⁠נוּ֙ &amp; וּ⁠כְרָמֵ֖י⁠נוּ</w:t>
-      </w:r>
-    </w:p>
-    <w:p>
-      <w:pPr/>
-      <w:r>
-        <w:rPr>
-          <w:lang w:val="hi_IN" w:bidi="hi_IN"/>
-        </w:rPr>
-      </w:r>
-      <w:r>
-        <w:rPr>
           <w:b/>
           <w:lang w:val="hi_IN" w:bidi="hi_IN"/>
         </w:rPr>
@@ -21918,20 +21568,6 @@
       </w:r>
       <w:r>
         <w:rPr>
-          <w:lang w:val="hi_IN" w:bidi="hi_IN"/>
-        </w:rPr>
-        <w:t>וּ⁠כְרָמֵ֖י⁠נוּ סְמָדַֽר</w:t>
-      </w:r>
-    </w:p>
-    <w:p>
-      <w:pPr/>
-      <w:r>
-        <w:rPr>
-          <w:lang w:val="hi_IN" w:bidi="hi_IN"/>
-        </w:rPr>
-      </w:r>
-      <w:r>
-        <w:rPr>
           <w:b/>
           <w:lang w:val="hi_IN" w:bidi="hi_IN"/>
         </w:rPr>
@@ -22237,20 +21873,6 @@
         <w:rPr>
           <w:lang w:val="hi_IN" w:bidi="hi_IN"/>
         </w:rPr>
-      </w:r>
-    </w:p>
-    <w:p>
-      <w:pPr/>
-      <w:r>
-        <w:rPr>
-          <w:lang w:val="hi_IN" w:bidi="hi_IN"/>
-        </w:rPr>
-      </w:r>
-      <w:r>
-        <w:rPr>
-          <w:lang w:val="hi_IN" w:bidi="hi_IN"/>
-        </w:rPr>
-        <w:t>הָ⁠רֹעֶ֖ה בַּ⁠שּׁוֹשַׁנִּֽים</w:t>
       </w:r>
     </w:p>
     <w:p>
@@ -22904,20 +22526,6 @@
       </w:r>
       <w:r>
         <w:rPr>
-          <w:lang w:val="hi_IN" w:bidi="hi_IN"/>
-        </w:rPr>
-        <w:t>סֹב֩ דְּמֵה־לְ⁠ךָ֨ דוֹדִ֜⁠י</w:t>
-      </w:r>
-    </w:p>
-    <w:p>
-      <w:pPr/>
-      <w:r>
-        <w:rPr>
-          <w:lang w:val="hi_IN" w:bidi="hi_IN"/>
-        </w:rPr>
-      </w:r>
-      <w:r>
-        <w:rPr>
           <w:b/>
           <w:lang w:val="hi_IN" w:bidi="hi_IN"/>
         </w:rPr>
@@ -23847,20 +23455,6 @@
       </w:r>
       <w:r>
         <w:rPr>
-          <w:lang w:val="hi_IN" w:bidi="hi_IN"/>
-        </w:rPr>
-        <w:t>אֵ֥ת שֶׁ⁠אָהֲבָ֖ה נַפְשִׁ֑⁠י</w:t>
-      </w:r>
-    </w:p>
-    <w:p>
-      <w:pPr/>
-      <w:r>
-        <w:rPr>
-          <w:lang w:val="hi_IN" w:bidi="hi_IN"/>
-        </w:rPr>
-      </w:r>
-      <w:r>
-        <w:rPr>
           <w:b/>
           <w:lang w:val="hi_IN" w:bidi="hi_IN"/>
         </w:rPr>
@@ -24061,20 +23655,6 @@
       </w:r>
       <w:r>
         <w:rPr>
-          <w:lang w:val="hi_IN" w:bidi="hi_IN"/>
-        </w:rPr>
-        <w:t>וַ⁠אֲסוֹבְבָ֣ה בָ⁠עִ֗יר</w:t>
-      </w:r>
-    </w:p>
-    <w:p>
-      <w:pPr/>
-      <w:r>
-        <w:rPr>
-          <w:lang w:val="hi_IN" w:bidi="hi_IN"/>
-        </w:rPr>
-      </w:r>
-      <w:r>
-        <w:rPr>
           <w:b/>
           <w:lang w:val="hi_IN" w:bidi="hi_IN"/>
         </w:rPr>
@@ -24270,20 +23850,6 @@
       </w:r>
       <w:r>
         <w:rPr>
-          <w:lang w:val="hi_IN" w:bidi="hi_IN"/>
-        </w:rPr>
-        <w:t>אֲבַקְשָׁ֕ה &amp; בִּקַּשְׁתִּ֖י⁠ו</w:t>
-      </w:r>
-    </w:p>
-    <w:p>
-      <w:pPr/>
-      <w:r>
-        <w:rPr>
-          <w:lang w:val="hi_IN" w:bidi="hi_IN"/>
-        </w:rPr>
-      </w:r>
-      <w:r>
-        <w:rPr>
           <w:b/>
           <w:lang w:val="hi_IN" w:bidi="hi_IN"/>
         </w:rPr>
@@ -24349,20 +23915,6 @@
         <w:rPr>
           <w:lang w:val="hi_IN" w:bidi="hi_IN"/>
         </w:rPr>
-      </w:r>
-    </w:p>
-    <w:p>
-      <w:pPr/>
-      <w:r>
-        <w:rPr>
-          <w:lang w:val="hi_IN" w:bidi="hi_IN"/>
-        </w:rPr>
-      </w:r>
-      <w:r>
-        <w:rPr>
-          <w:lang w:val="hi_IN" w:bidi="hi_IN"/>
-        </w:rPr>
-        <w:t>אֵ֥ת שֶׁ⁠אָהֲבָ֖ה נַפְשִׁ֑⁠י</w:t>
       </w:r>
     </w:p>
     <w:p>
@@ -24713,20 +24265,6 @@
       </w:r>
       <w:r>
         <w:rPr>
-          <w:lang w:val="hi_IN" w:bidi="hi_IN"/>
-        </w:rPr>
-        <w:t>אֵ֛ת שֶׁ⁠אָהֲבָ֥ה נַפְשִׁ֖⁠י</w:t>
-      </w:r>
-    </w:p>
-    <w:p>
-      <w:pPr/>
-      <w:r>
-        <w:rPr>
-          <w:lang w:val="hi_IN" w:bidi="hi_IN"/>
-        </w:rPr>
-      </w:r>
-      <w:r>
-        <w:rPr>
           <w:b/>
           <w:lang w:val="hi_IN" w:bidi="hi_IN"/>
         </w:rPr>
@@ -24828,20 +24366,6 @@
       </w:r>
       <w:r>
         <w:rPr>
-          <w:lang w:val="hi_IN" w:bidi="hi_IN"/>
-        </w:rPr>
-        <w:t>אֵ֛ת שֶׁ⁠אָהֲבָ֥ה נַפְשִׁ֖⁠י רְאִיתֶֽם</w:t>
-      </w:r>
-    </w:p>
-    <w:p>
-      <w:pPr/>
-      <w:r>
-        <w:rPr>
-          <w:lang w:val="hi_IN" w:bidi="hi_IN"/>
-        </w:rPr>
-      </w:r>
-      <w:r>
-        <w:rPr>
           <w:b/>
           <w:lang w:val="hi_IN" w:bidi="hi_IN"/>
         </w:rPr>
@@ -24913,20 +24437,6 @@
       </w:r>
       <w:r>
         <w:rPr>
-          <w:lang w:val="hi_IN" w:bidi="hi_IN"/>
-        </w:rPr>
-        <w:t>כִּ⁠מְעַט֙</w:t>
-      </w:r>
-    </w:p>
-    <w:p>
-      <w:pPr/>
-      <w:r>
-        <w:rPr>
-          <w:lang w:val="hi_IN" w:bidi="hi_IN"/>
-        </w:rPr>
-      </w:r>
-      <w:r>
-        <w:rPr>
           <w:b/>
           <w:lang w:val="hi_IN" w:bidi="hi_IN"/>
         </w:rPr>
@@ -24979,20 +24489,6 @@
         <w:rPr>
           <w:lang w:val="hi_IN" w:bidi="hi_IN"/>
         </w:rPr>
-      </w:r>
-    </w:p>
-    <w:p>
-      <w:pPr/>
-      <w:r>
-        <w:rPr>
-          <w:lang w:val="hi_IN" w:bidi="hi_IN"/>
-        </w:rPr>
-      </w:r>
-      <w:r>
-        <w:rPr>
-          <w:lang w:val="hi_IN" w:bidi="hi_IN"/>
-        </w:rPr>
-        <w:t>אֵ֥ת שֶׁ⁠אָהֲבָ֖ה נַפְשִׁ֑⁠י</w:t>
       </w:r>
     </w:p>
     <w:p>
@@ -25445,20 +24941,6 @@
       </w:r>
       <w:r>
         <w:rPr>
-          <w:lang w:val="hi_IN" w:bidi="hi_IN"/>
-        </w:rPr>
-        <w:t>מִ֣י זֹ֗את עֹלָה֙ מִן־הַ⁠מִּדְבָּ֔ר כְּ⁠תִֽימֲר֖וֹת עָשָׁ֑ן מְקֻטֶּ֤רֶת מוֹר֙ וּ⁠לְבוֹנָ֔ה מִ⁠כֹּ֖ל אַבְקַ֥ת רוֹכֵֽל</w:t>
-      </w:r>
-    </w:p>
-    <w:p>
-      <w:pPr/>
-      <w:r>
-        <w:rPr>
-          <w:lang w:val="hi_IN" w:bidi="hi_IN"/>
-        </w:rPr>
-      </w:r>
-      <w:r>
-        <w:rPr>
           <w:b/>
           <w:lang w:val="hi_IN" w:bidi="hi_IN"/>
         </w:rPr>
@@ -26971,20 +26453,6 @@
       </w:r>
       <w:r>
         <w:rPr>
-          <w:lang w:val="hi_IN" w:bidi="hi_IN"/>
-        </w:rPr>
-        <w:t>מְלֻמְּדֵ֖י מִלְחָמָ֑ה</w:t>
-      </w:r>
-    </w:p>
-    <w:p>
-      <w:pPr/>
-      <w:r>
-        <w:rPr>
-          <w:lang w:val="hi_IN" w:bidi="hi_IN"/>
-        </w:rPr>
-      </w:r>
-      <w:r>
-        <w:rPr>
           <w:b/>
           <w:lang w:val="hi_IN" w:bidi="hi_IN"/>
         </w:rPr>
@@ -27287,20 +26755,6 @@
         <w:rPr>
           <w:lang w:val="hi_IN" w:bidi="hi_IN"/>
         </w:rPr>
-      </w:r>
-    </w:p>
-    <w:p>
-      <w:pPr/>
-      <w:r>
-        <w:rPr>
-          <w:lang w:val="hi_IN" w:bidi="hi_IN"/>
-        </w:rPr>
-      </w:r>
-      <w:r>
-        <w:rPr>
-          <w:lang w:val="hi_IN" w:bidi="hi_IN"/>
-        </w:rPr>
-        <w:t>אַפִּרְי֗וֹן</w:t>
       </w:r>
     </w:p>
     <w:p>
@@ -27517,20 +26971,6 @@
       </w:r>
       <w:r>
         <w:rPr>
-          <w:lang w:val="hi_IN" w:bidi="hi_IN"/>
-        </w:rPr>
-        <w:t>אַפִּרְי֗וֹן עָ֤שָׂה ל⁠וֹ֙ הַ⁠מֶּ֣לֶךְ שְׁלֹמֹ֔ה מֵ⁠עֲצֵ֖י הַ⁠לְּבָנֽוֹן</w:t>
-      </w:r>
-    </w:p>
-    <w:p>
-      <w:pPr/>
-      <w:r>
-        <w:rPr>
-          <w:lang w:val="hi_IN" w:bidi="hi_IN"/>
-        </w:rPr>
-      </w:r>
-      <w:r>
-        <w:rPr>
           <w:b/>
           <w:lang w:val="hi_IN" w:bidi="hi_IN"/>
         </w:rPr>
@@ -27677,20 +27117,6 @@
       </w:r>
       <w:r>
         <w:rPr>
-          <w:lang w:val="hi_IN" w:bidi="hi_IN"/>
-        </w:rPr>
-        <w:t>אַפִּרְי֗וֹן עָ֤שָׂה ל⁠וֹ֙ &amp; עַמּוּדָי⁠ו֙ עָ֣שָׂה כֶ֔סֶף</w:t>
-      </w:r>
-    </w:p>
-    <w:p>
-      <w:pPr/>
-      <w:r>
-        <w:rPr>
-          <w:lang w:val="hi_IN" w:bidi="hi_IN"/>
-        </w:rPr>
-      </w:r>
-      <w:r>
-        <w:rPr>
           <w:b/>
           <w:lang w:val="hi_IN" w:bidi="hi_IN"/>
         </w:rPr>
@@ -28054,20 +27480,6 @@
       </w:r>
       <w:r>
         <w:rPr>
-          <w:lang w:val="hi_IN" w:bidi="hi_IN"/>
-        </w:rPr>
-        <w:t>מֶרְכָּב֖⁠וֹ אַרְגָּמָ֑ן</w:t>
-      </w:r>
-    </w:p>
-    <w:p>
-      <w:pPr/>
-      <w:r>
-        <w:rPr>
-          <w:lang w:val="hi_IN" w:bidi="hi_IN"/>
-        </w:rPr>
-      </w:r>
-      <w:r>
-        <w:rPr>
           <w:b/>
           <w:lang w:val="hi_IN" w:bidi="hi_IN"/>
         </w:rPr>
@@ -28131,20 +27543,6 @@
       </w:r>
       <w:r>
         <w:rPr>
-          <w:lang w:val="hi_IN" w:bidi="hi_IN"/>
-        </w:rPr>
-        <w:t>תּוֹכ⁠וֹ֙ רָצ֣וּף אַהֲבָ֔ה מִ⁠בְּנ֖וֹת יְרוּשָׁלִָֽם</w:t>
-      </w:r>
-    </w:p>
-    <w:p>
-      <w:pPr/>
-      <w:r>
-        <w:rPr>
-          <w:lang w:val="hi_IN" w:bidi="hi_IN"/>
-        </w:rPr>
-      </w:r>
-      <w:r>
-        <w:rPr>
           <w:b/>
           <w:lang w:val="hi_IN" w:bidi="hi_IN"/>
         </w:rPr>
@@ -28335,20 +27733,6 @@
         <w:rPr>
           <w:lang w:val="hi_IN" w:bidi="hi_IN"/>
         </w:rPr>
-      </w:r>
-    </w:p>
-    <w:p>
-      <w:pPr/>
-      <w:r>
-        <w:rPr>
-          <w:lang w:val="hi_IN" w:bidi="hi_IN"/>
-        </w:rPr>
-      </w:r>
-      <w:r>
-        <w:rPr>
-          <w:lang w:val="hi_IN" w:bidi="hi_IN"/>
-        </w:rPr>
-        <w:t>תּוֹכ⁠וֹ֙ רָצ֣וּף אַהֲבָ֔ה מִ⁠בְּנ֖וֹת יְרוּשָׁלִָֽם</w:t>
       </w:r>
     </w:p>
     <w:p>
@@ -30228,20 +29612,6 @@
       </w:r>
       <w:r>
         <w:rPr>
-          <w:lang w:val="hi_IN" w:bidi="hi_IN"/>
-        </w:rPr>
-        <w:t>מַתְאִימ֔וֹת</w:t>
-      </w:r>
-    </w:p>
-    <w:p>
-      <w:pPr/>
-      <w:r>
-        <w:rPr>
-          <w:lang w:val="hi_IN" w:bidi="hi_IN"/>
-        </w:rPr>
-      </w:r>
-      <w:r>
-        <w:rPr>
           <w:b/>
           <w:lang w:val="hi_IN" w:bidi="hi_IN"/>
         </w:rPr>
@@ -30419,20 +29789,6 @@
         <w:rPr>
           <w:lang w:val="hi_IN" w:bidi="hi_IN"/>
         </w:rPr>
-      </w:r>
-    </w:p>
-    <w:p>
-      <w:pPr/>
-      <w:r>
-        <w:rPr>
-          <w:lang w:val="hi_IN" w:bidi="hi_IN"/>
-        </w:rPr>
-      </w:r>
-      <w:r>
-        <w:rPr>
-          <w:lang w:val="hi_IN" w:bidi="hi_IN"/>
-        </w:rPr>
-        <w:t>וְ⁠שַׁכֻּלָ֖ה אֵ֥ין בָּ⁠הֶֽם</w:t>
       </w:r>
     </w:p>
     <w:p>
@@ -31346,20 +30702,6 @@
       </w:r>
       <w:r>
         <w:rPr>
-          <w:lang w:val="hi_IN" w:bidi="hi_IN"/>
-        </w:rPr>
-        <w:t>בָּנ֖וּי לְ⁠תַלְפִּיּ֑וֹת</w:t>
-      </w:r>
-    </w:p>
-    <w:p>
-      <w:pPr/>
-      <w:r>
-        <w:rPr>
-          <w:lang w:val="hi_IN" w:bidi="hi_IN"/>
-        </w:rPr>
-      </w:r>
-      <w:r>
-        <w:rPr>
           <w:b/>
           <w:lang w:val="hi_IN" w:bidi="hi_IN"/>
         </w:rPr>
@@ -32200,20 +31542,6 @@
       </w:r>
       <w:r>
         <w:rPr>
-          <w:lang w:val="hi_IN" w:bidi="hi_IN"/>
-        </w:rPr>
-        <w:t>עַ֤ד שֶׁ⁠יָּפ֨וּחַ֙ הַ⁠יּ֔וֹם וְ⁠נָ֖סוּ הַ⁠צְּלָלִ֑ים</w:t>
-      </w:r>
-    </w:p>
-    <w:p>
-      <w:pPr/>
-      <w:r>
-        <w:rPr>
-          <w:lang w:val="hi_IN" w:bidi="hi_IN"/>
-        </w:rPr>
-      </w:r>
-      <w:r>
-        <w:rPr>
           <w:b/>
           <w:lang w:val="hi_IN" w:bidi="hi_IN"/>
         </w:rPr>
@@ -32671,20 +31999,6 @@
       </w:r>
       <w:r>
         <w:rPr>
-          <w:lang w:val="hi_IN" w:bidi="hi_IN"/>
-        </w:rPr>
-        <w:t>כֻּלָּ֤⁠ךְ יָפָה֙</w:t>
-      </w:r>
-    </w:p>
-    <w:p>
-      <w:pPr/>
-      <w:r>
-        <w:rPr>
-          <w:lang w:val="hi_IN" w:bidi="hi_IN"/>
-        </w:rPr>
-      </w:r>
-      <w:r>
-        <w:rPr>
           <w:b/>
           <w:lang w:val="hi_IN" w:bidi="hi_IN"/>
         </w:rPr>
@@ -33249,20 +32563,6 @@
         <w:rPr>
           <w:lang w:val="hi_IN" w:bidi="hi_IN"/>
         </w:rPr>
-      </w:r>
-    </w:p>
-    <w:p>
-      <w:pPr/>
-      <w:r>
-        <w:rPr>
-          <w:lang w:val="hi_IN" w:bidi="hi_IN"/>
-        </w:rPr>
-      </w:r>
-      <w:r>
-        <w:rPr>
-          <w:lang w:val="hi_IN" w:bidi="hi_IN"/>
-        </w:rPr>
-        <w:t>לִבַּבְתִּ֖⁠נִי אֲחֹתִ֣⁠י כַלָּ֑ה לִבַּבְתִּ֨י⁠נִי֙</w:t>
       </w:r>
     </w:p>
     <w:p>
@@ -33984,20 +33284,6 @@
       </w:r>
       <w:r>
         <w:rPr>
-          <w:lang w:val="hi_IN" w:bidi="hi_IN"/>
-        </w:rPr>
-        <w:t>מַה־יָּפ֥וּ דֹדַ֖יִ⁠ךְ אֲחֹתִ֣⁠י כַלָּ֑ה מַה־טֹּ֤בוּ דֹדַ֨יִ⁠ךְ֙ מִ⁠יַּ֔יִן</w:t>
-      </w:r>
-    </w:p>
-    <w:p>
-      <w:pPr/>
-      <w:r>
-        <w:rPr>
-          <w:lang w:val="hi_IN" w:bidi="hi_IN"/>
-        </w:rPr>
-      </w:r>
-      <w:r>
-        <w:rPr>
           <w:b/>
           <w:lang w:val="hi_IN" w:bidi="hi_IN"/>
         </w:rPr>
@@ -34866,20 +34152,6 @@
         <w:rPr>
           <w:lang w:val="hi_IN" w:bidi="hi_IN"/>
         </w:rPr>
-      </w:r>
-    </w:p>
-    <w:p>
-      <w:pPr/>
-      <w:r>
-        <w:rPr>
-          <w:lang w:val="hi_IN" w:bidi="hi_IN"/>
-        </w:rPr>
-      </w:r>
-      <w:r>
-        <w:rPr>
-          <w:lang w:val="hi_IN" w:bidi="hi_IN"/>
-        </w:rPr>
-        <w:t>גַּ֥ן ׀ נָע֖וּל אֲחֹתִ֣⁠י כַלָּ֑ה גַּ֥ל נָע֖וּל מַעְיָ֥ן חָתֽוּם</w:t>
       </w:r>
     </w:p>
     <w:p>
@@ -35856,20 +35128,6 @@
       </w:r>
       <w:r>
         <w:rPr>
-          <w:lang w:val="hi_IN" w:bidi="hi_IN"/>
-        </w:rPr>
-        <w:t>שְׁלָחַ֨יִ⁠ךְ֙ פַּרְדֵּ֣ס רִמּוֹנִ֔ים עִ֖ם פְּרִ֣י מְגָדִ֑ים כְּפָרִ֖ים עִם־נְרָדִֽים׃ נֵ֣רְדְּ ׀ וְ⁠כַרְכֹּ֗ם קָנֶה֙ וְ⁠קִנָּמ֔וֹן עִ֖ם כָּל־עֲצֵ֣י לְבוֹנָ֑ה מֹ֚ר וַ⁠אֲהָל֔וֹת עִ֖ם כָּל־רָאשֵׁ֥י בְשָׂמִֽים</w:t>
-      </w:r>
-    </w:p>
-    <w:p>
-      <w:pPr/>
-      <w:r>
-        <w:rPr>
-          <w:lang w:val="hi_IN" w:bidi="hi_IN"/>
-        </w:rPr>
-      </w:r>
-      <w:r>
-        <w:rPr>
           <w:b/>
           <w:lang w:val="hi_IN" w:bidi="hi_IN"/>
         </w:rPr>
@@ -36002,20 +35260,6 @@
       </w:r>
       <w:r>
         <w:rPr>
-          <w:lang w:val="hi_IN" w:bidi="hi_IN"/>
-        </w:rPr>
-        <w:t>שְׁלָחַ֨יִ⁠ךְ֙ פַּרְדֵּ֣ס רִמּוֹנִ֔ים עִ֖ם פְּרִ֣י מְגָדִ֑ים כְּפָרִ֖ים עִם־נְרָדִֽים׃ נֵ֣רְדְּ ׀ וְ⁠כַרְכֹּ֗ם קָנֶה֙ וְ⁠קִנָּמ֔וֹן עִ֖ם כָּל־עֲצֵ֣י לְבוֹנָ֑ה מֹ֚ר וַ⁠אֲהָל֔וֹת עִ֖ם כָּל־רָאשֵׁ֥י בְשָׂמִֽים</w:t>
-      </w:r>
-    </w:p>
-    <w:p>
-      <w:pPr/>
-      <w:r>
-        <w:rPr>
-          <w:lang w:val="hi_IN" w:bidi="hi_IN"/>
-        </w:rPr>
-      </w:r>
-      <w:r>
-        <w:rPr>
           <w:b/>
           <w:lang w:val="hi_IN" w:bidi="hi_IN"/>
         </w:rPr>
@@ -36463,20 +35707,6 @@
       </w:r>
       <w:r>
         <w:rPr>
-          <w:lang w:val="hi_IN" w:bidi="hi_IN"/>
-        </w:rPr>
-        <w:t>מַעְיַ֣ן גַּנִּ֔ים בְּאֵ֖ר מַ֣יִם חַיִּ֑ים וְ⁠נֹזְלִ֖ים מִן־לְבָנֽוֹן</w:t>
-      </w:r>
-    </w:p>
-    <w:p>
-      <w:pPr/>
-      <w:r>
-        <w:rPr>
-          <w:lang w:val="hi_IN" w:bidi="hi_IN"/>
-        </w:rPr>
-      </w:r>
-      <w:r>
-        <w:rPr>
           <w:b/>
           <w:lang w:val="hi_IN" w:bidi="hi_IN"/>
         </w:rPr>
@@ -37027,20 +36257,6 @@
       </w:r>
       <w:r>
         <w:rPr>
-          <w:lang w:val="hi_IN" w:bidi="hi_IN"/>
-        </w:rPr>
-        <w:t>ע֤וּרִי צָפוֹן֙ וּ⁠ב֣וֹאִי תֵימָ֔ן הָפִ֥יחִי גַנִּ֖⁠י יִזְּל֣וּ בְשָׂמָ֑י⁠ו</w:t>
-      </w:r>
-    </w:p>
-    <w:p>
-      <w:pPr/>
-      <w:r>
-        <w:rPr>
-          <w:lang w:val="hi_IN" w:bidi="hi_IN"/>
-        </w:rPr>
-      </w:r>
-      <w:r>
-        <w:rPr>
           <w:b/>
           <w:lang w:val="hi_IN" w:bidi="hi_IN"/>
         </w:rPr>
@@ -37145,20 +36361,6 @@
       </w:r>
       <w:r>
         <w:rPr>
-          <w:lang w:val="hi_IN" w:bidi="hi_IN"/>
-        </w:rPr>
-        <w:t>וּ⁠ב֣וֹאִי &amp; יָבֹ֤א דוֹדִ⁠י֙</w:t>
-      </w:r>
-    </w:p>
-    <w:p>
-      <w:pPr/>
-      <w:r>
-        <w:rPr>
-          <w:lang w:val="hi_IN" w:bidi="hi_IN"/>
-        </w:rPr>
-      </w:r>
-      <w:r>
-        <w:rPr>
           <w:b/>
           <w:lang w:val="hi_IN" w:bidi="hi_IN"/>
         </w:rPr>
@@ -37271,20 +36473,6 @@
         <w:rPr>
           <w:lang w:val="hi_IN" w:bidi="hi_IN"/>
         </w:rPr>
-      </w:r>
-    </w:p>
-    <w:p>
-      <w:pPr/>
-      <w:r>
-        <w:rPr>
-          <w:lang w:val="hi_IN" w:bidi="hi_IN"/>
-        </w:rPr>
-      </w:r>
-      <w:r>
-        <w:rPr>
-          <w:lang w:val="hi_IN" w:bidi="hi_IN"/>
-        </w:rPr>
-        <w:t>ע֤וּרִי צָפוֹן֙ וּ⁠ב֣וֹאִי תֵימָ֔ן הָפִ֥יחִי גַנִּ֖⁠י יִזְּל֣וּ בְשָׂמָ֑י⁠ו יָבֹ֤א דוֹדִ⁠י֙ לְ⁠גַנּ֔⁠וֹ וְ⁠יֹאכַ֖ל פְּרִ֥י מְגָדָֽי⁠ו</w:t>
       </w:r>
     </w:p>
     <w:p>
@@ -38072,20 +37260,6 @@
       </w:r>
       <w:r>
         <w:rPr>
-          <w:lang w:val="hi_IN" w:bidi="hi_IN"/>
-        </w:rPr>
-        <w:t>בָּ֣אתִי לְ⁠גַנִּ⁠י֮ אֲחֹתִ֣⁠י כַלָּה֒ אָרִ֤יתִי מוֹרִ⁠י֙ עִם־בְּשָׂמִ֔⁠י אָכַ֤לְתִּי יַעְרִ⁠י֙ עִם־דִּבְשִׁ֔⁠י שָׁתִ֥יתִי יֵינִ֖⁠י עִם־חֲלָבִ֑⁠י</w:t>
-      </w:r>
-    </w:p>
-    <w:p>
-      <w:pPr/>
-      <w:r>
-        <w:rPr>
-          <w:lang w:val="hi_IN" w:bidi="hi_IN"/>
-        </w:rPr>
-      </w:r>
-      <w:r>
-        <w:rPr>
           <w:b/>
           <w:lang w:val="hi_IN" w:bidi="hi_IN"/>
         </w:rPr>
@@ -38265,20 +37439,6 @@
       </w:r>
       <w:r>
         <w:rPr>
-          <w:lang w:val="hi_IN" w:bidi="hi_IN"/>
-        </w:rPr>
-        <w:t>בָּ֣אתִי לְ⁠גַנִּ⁠י֮ אֲחֹתִ֣⁠י כַלָּה֒ אָרִ֤יתִי מוֹרִ⁠י֙ עִם־בְּשָׂמִ֔⁠י אָכַ֤לְתִּי יַעְרִ⁠י֙ עִם־דִּבְשִׁ֔⁠י שָׁתִ֥יתִי יֵינִ֖⁠י עִם־חֲלָבִ֑⁠י</w:t>
-      </w:r>
-    </w:p>
-    <w:p>
-      <w:pPr/>
-      <w:r>
-        <w:rPr>
-          <w:lang w:val="hi_IN" w:bidi="hi_IN"/>
-        </w:rPr>
-      </w:r>
-      <w:r>
-        <w:rPr>
           <w:b/>
           <w:lang w:val="hi_IN" w:bidi="hi_IN"/>
         </w:rPr>
@@ -38477,20 +37637,6 @@
         <w:rPr>
           <w:lang w:val="hi_IN" w:bidi="hi_IN"/>
         </w:rPr>
-      </w:r>
-    </w:p>
-    <w:p>
-      <w:pPr/>
-      <w:r>
-        <w:rPr>
-          <w:lang w:val="hi_IN" w:bidi="hi_IN"/>
-        </w:rPr>
-      </w:r>
-      <w:r>
-        <w:rPr>
-          <w:lang w:val="hi_IN" w:bidi="hi_IN"/>
-        </w:rPr>
-        <w:t>בָּ֣אתִי לְ⁠גַנִּ⁠י֮ אֲחֹתִ֣⁠י כַלָּה֒</w:t>
       </w:r>
     </w:p>
     <w:p>
@@ -39108,20 +38254,6 @@
       </w:r>
       <w:r>
         <w:rPr>
-          <w:lang w:val="hi_IN" w:bidi="hi_IN"/>
-        </w:rPr>
-        <w:t>ק֣וֹל ׀ דּוֹדִ֣⁠י דוֹפֵ֗ק</w:t>
-      </w:r>
-    </w:p>
-    <w:p>
-      <w:pPr/>
-      <w:r>
-        <w:rPr>
-          <w:lang w:val="hi_IN" w:bidi="hi_IN"/>
-        </w:rPr>
-      </w:r>
-      <w:r>
-        <w:rPr>
           <w:b/>
           <w:lang w:val="hi_IN" w:bidi="hi_IN"/>
         </w:rPr>
@@ -39786,20 +38918,6 @@
       </w:r>
       <w:r>
         <w:rPr>
-          <w:lang w:val="hi_IN" w:bidi="hi_IN"/>
-        </w:rPr>
-        <w:t>פָּשַׁ֨טְתִּי֙ אֶת־כֻּתָּנְתִּ֔⁠י אֵיכָ֖כָה אֶלְבָּשֶׁ֑⁠נָּה רָחַ֥צְתִּי אֶת־רַגְלַ֖⁠י אֵיכָ֥כָה אֲטַנְּפֵֽ⁠ם</w:t>
-      </w:r>
-    </w:p>
-    <w:p>
-      <w:pPr/>
-      <w:r>
-        <w:rPr>
-          <w:lang w:val="hi_IN" w:bidi="hi_IN"/>
-        </w:rPr>
-      </w:r>
-      <w:r>
-        <w:rPr>
           <w:b/>
           <w:lang w:val="hi_IN" w:bidi="hi_IN"/>
         </w:rPr>
@@ -39872,20 +38990,6 @@
         <w:rPr>
           <w:lang w:val="hi_IN" w:bidi="hi_IN"/>
         </w:rPr>
-      </w:r>
-    </w:p>
-    <w:p>
-      <w:pPr/>
-      <w:r>
-        <w:rPr>
-          <w:lang w:val="hi_IN" w:bidi="hi_IN"/>
-        </w:rPr>
-      </w:r>
-      <w:r>
-        <w:rPr>
-          <w:lang w:val="hi_IN" w:bidi="hi_IN"/>
-        </w:rPr>
-        <w:t>אֵיכָ֖כָה אֶלְבָּשֶׁ֑⁠נָּה רָחַ֥צְתִּי אֶת־רַגְלַ֖⁠י אֵיכָ֥כָה אֲטַנְּפֵֽ⁠ם</w:t>
       </w:r>
     </w:p>
     <w:p>
@@ -41329,20 +40433,6 @@
       </w:r>
       <w:r>
         <w:rPr>
-          <w:lang w:val="hi_IN" w:bidi="hi_IN"/>
-        </w:rPr>
-        <w:t>מְצָאֻ֧⁠נִי הַ⁠שֹּׁמְרִ֛ים הַ⁠סֹּבְבִ֥ים בָּ⁠עִ֖יר</w:t>
-      </w:r>
-    </w:p>
-    <w:p>
-      <w:pPr/>
-      <w:r>
-        <w:rPr>
-          <w:lang w:val="hi_IN" w:bidi="hi_IN"/>
-        </w:rPr>
-      </w:r>
-      <w:r>
-        <w:rPr>
           <w:b/>
           <w:lang w:val="hi_IN" w:bidi="hi_IN"/>
         </w:rPr>
@@ -41457,20 +40547,6 @@
       </w:r>
       <w:r>
         <w:rPr>
-          <w:lang w:val="hi_IN" w:bidi="hi_IN"/>
-        </w:rPr>
-        <w:t>הִכּ֣וּ⁠נִי פְצָע֑וּ⁠נִי נָשְׂא֤וּ אֶת־רְדִידִ⁠י֙ מֵֽ⁠עָלַ֔⁠י שֹׁמְרֵ֖י הַ⁠חֹמֽוֹת</w:t>
-      </w:r>
-    </w:p>
-    <w:p>
-      <w:pPr/>
-      <w:r>
-        <w:rPr>
-          <w:lang w:val="hi_IN" w:bidi="hi_IN"/>
-        </w:rPr>
-      </w:r>
-      <w:r>
-        <w:rPr>
           <w:b/>
           <w:lang w:val="hi_IN" w:bidi="hi_IN"/>
         </w:rPr>
@@ -42171,20 +41247,6 @@
       </w:r>
       <w:r>
         <w:rPr>
-          <w:lang w:val="hi_IN" w:bidi="hi_IN"/>
-        </w:rPr>
-        <w:t>שֶׁ⁠חוֹלַ֥ת אַהֲבָ֖ה אָֽנִי</w:t>
-      </w:r>
-    </w:p>
-    <w:p>
-      <w:pPr/>
-      <w:r>
-        <w:rPr>
-          <w:lang w:val="hi_IN" w:bidi="hi_IN"/>
-        </w:rPr>
-      </w:r>
-      <w:r>
-        <w:rPr>
           <w:b/>
           <w:lang w:val="hi_IN" w:bidi="hi_IN"/>
         </w:rPr>
@@ -42268,20 +41330,6 @@
       </w:r>
       <w:r>
         <w:rPr>
-          <w:lang w:val="hi_IN" w:bidi="hi_IN"/>
-        </w:rPr>
-        <w:t>מַה־דּוֹדֵ֣⁠ךְ מִ⁠דּ֔וֹד הַ⁠יָּפָ֖ה בַּ⁠נָּשִׁ֑ים מַה־דּוֹדֵ֣⁠ךְ מִ⁠דּ֔וֹד שֶׁ⁠כָּ֖כָה הִשְׁבַּעְתָּֽ⁠נוּ</w:t>
-      </w:r>
-    </w:p>
-    <w:p>
-      <w:pPr/>
-      <w:r>
-        <w:rPr>
-          <w:lang w:val="hi_IN" w:bidi="hi_IN"/>
-        </w:rPr>
-      </w:r>
-      <w:r>
-        <w:rPr>
           <w:b/>
           <w:lang w:val="hi_IN" w:bidi="hi_IN"/>
         </w:rPr>
@@ -42388,20 +41436,6 @@
       </w:r>
       <w:r>
         <w:rPr>
-          <w:lang w:val="hi_IN" w:bidi="hi_IN"/>
-        </w:rPr>
-        <w:t>מַה־דּוֹדֵ֣⁠ךְ מִ⁠דּ֔וֹד</w:t>
-      </w:r>
-    </w:p>
-    <w:p>
-      <w:pPr/>
-      <w:r>
-        <w:rPr>
-          <w:lang w:val="hi_IN" w:bidi="hi_IN"/>
-        </w:rPr>
-      </w:r>
-      <w:r>
-        <w:rPr>
           <w:b/>
           <w:lang w:val="hi_IN" w:bidi="hi_IN"/>
         </w:rPr>
@@ -42462,20 +41496,6 @@
         <w:rPr>
           <w:lang w:val="hi_IN" w:bidi="hi_IN"/>
         </w:rPr>
-      </w:r>
-    </w:p>
-    <w:p>
-      <w:pPr/>
-      <w:r>
-        <w:rPr>
-          <w:lang w:val="hi_IN" w:bidi="hi_IN"/>
-        </w:rPr>
-      </w:r>
-      <w:r>
-        <w:rPr>
-          <w:lang w:val="hi_IN" w:bidi="hi_IN"/>
-        </w:rPr>
-        <w:t>מַה־דּוֹדֵ֣⁠ךְ מִ⁠דּ֔וֹד הַ⁠יָּפָ֖ה בַּ⁠נָּשִׁ֑ים</w:t>
       </w:r>
     </w:p>
     <w:p>
@@ -42765,20 +41785,6 @@
       </w:r>
       <w:r>
         <w:rPr>
-          <w:lang w:val="hi_IN" w:bidi="hi_IN"/>
-        </w:rPr>
-        <w:t>הִשְׁבַּעְתָּֽ⁠נוּ</w:t>
-      </w:r>
-    </w:p>
-    <w:p>
-      <w:pPr/>
-      <w:r>
-        <w:rPr>
-          <w:lang w:val="hi_IN" w:bidi="hi_IN"/>
-        </w:rPr>
-      </w:r>
-      <w:r>
-        <w:rPr>
           <w:b/>
           <w:lang w:val="hi_IN" w:bidi="hi_IN"/>
         </w:rPr>
@@ -43781,20 +42787,6 @@
       </w:r>
       <w:r>
         <w:rPr>
-          <w:lang w:val="hi_IN" w:bidi="hi_IN"/>
-        </w:rPr>
-        <w:t>עֵינָ֕י⁠ו כְּ⁠יוֹנִ֖ים עַל־אֲפִ֣יקֵי מָ֑יִם רֹֽחֲצוֹת֙ בֶּֽ⁠חָלָ֔ב יֹשְׁב֖וֹת עַל־מִלֵּֽאת</w:t>
-      </w:r>
-    </w:p>
-    <w:p>
-      <w:pPr/>
-      <w:r>
-        <w:rPr>
-          <w:lang w:val="hi_IN" w:bidi="hi_IN"/>
-        </w:rPr>
-      </w:r>
-      <w:r>
-        <w:rPr>
           <w:b/>
           <w:lang w:val="hi_IN" w:bidi="hi_IN"/>
         </w:rPr>
@@ -45451,20 +44443,6 @@
       </w:r>
       <w:r>
         <w:rPr>
-          <w:lang w:val="hi_IN" w:bidi="hi_IN"/>
-        </w:rPr>
-        <w:t>מֵעָי⁠ו֙</w:t>
-      </w:r>
-    </w:p>
-    <w:p>
-      <w:pPr/>
-      <w:r>
-        <w:rPr>
-          <w:lang w:val="hi_IN" w:bidi="hi_IN"/>
-        </w:rPr>
-      </w:r>
-      <w:r>
-        <w:rPr>
           <w:b/>
           <w:lang w:val="hi_IN" w:bidi="hi_IN"/>
         </w:rPr>
@@ -46463,20 +45441,6 @@
         <w:rPr>
           <w:lang w:val="hi_IN" w:bidi="hi_IN"/>
         </w:rPr>
-      </w:r>
-    </w:p>
-    <w:p>
-      <w:pPr/>
-      <w:r>
-        <w:rPr>
-          <w:lang w:val="hi_IN" w:bidi="hi_IN"/>
-        </w:rPr>
-      </w:r>
-      <w:r>
-        <w:rPr>
-          <w:lang w:val="hi_IN" w:bidi="hi_IN"/>
-        </w:rPr>
-        <w:t>וְ⁠כֻלּ֖⁠וֹ מַחֲמַדִּ֑ים</w:t>
       </w:r>
     </w:p>
     <w:p>
@@ -46845,20 +45809,6 @@
       </w:r>
       <w:r>
         <w:rPr>
-          <w:lang w:val="hi_IN" w:bidi="hi_IN"/>
-        </w:rPr>
-        <w:t>אָ֚נָה הָלַ֣ךְ דּוֹדֵ֔⁠ךְ הַ⁠יָּפָ֖ה בַּ⁠נָּשִׁ֑ים אָ֚נָה פָּנָ֣ה דוֹדֵ֔⁠ךְ וּ⁠נְבַקְשֶׁ֖⁠נּוּ עִמָּֽ⁠ךְ</w:t>
-      </w:r>
-    </w:p>
-    <w:p>
-      <w:pPr/>
-      <w:r>
-        <w:rPr>
-          <w:lang w:val="hi_IN" w:bidi="hi_IN"/>
-        </w:rPr>
-      </w:r>
-      <w:r>
-        <w:rPr>
           <w:b/>
           <w:lang w:val="hi_IN" w:bidi="hi_IN"/>
         </w:rPr>
@@ -46978,20 +45928,6 @@
         <w:rPr>
           <w:lang w:val="hi_IN" w:bidi="hi_IN"/>
         </w:rPr>
-      </w:r>
-    </w:p>
-    <w:p>
-      <w:pPr/>
-      <w:r>
-        <w:rPr>
-          <w:lang w:val="hi_IN" w:bidi="hi_IN"/>
-        </w:rPr>
-      </w:r>
-      <w:r>
-        <w:rPr>
-          <w:lang w:val="hi_IN" w:bidi="hi_IN"/>
-        </w:rPr>
-        <w:t>אָ֚נָה הָלַ֣ךְ דּוֹדֵ֔⁠ךְ &amp; אָ֚נָה פָּנָ֣ה דוֹדֵ֔⁠ךְ</w:t>
       </w:r>
     </w:p>
     <w:p>
@@ -47190,7 +46126,7 @@
         <w:rPr>
           <w:lang w:val="hi_IN" w:bidi="hi_IN"/>
         </w:rPr>
-        <w:t>אָ֚נָה פָּנָ֣ה דוֹדֵ֔⁠ךְ</w:t>
+        <w:t>אָ֚נָה הָלַ֣ךְ דּוֹדֵ֔⁠ךְ &amp; אָ֚נָה פָּנָ֣ה דוֹדֵ֔⁠ךְ</w:t>
       </w:r>
     </w:p>
     <w:p>
@@ -47379,20 +46315,6 @@
         <w:rPr>
           <w:lang w:val="hi_IN" w:bidi="hi_IN"/>
         </w:rPr>
-      </w:r>
-    </w:p>
-    <w:p>
-      <w:pPr/>
-      <w:r>
-        <w:rPr>
-          <w:lang w:val="hi_IN" w:bidi="hi_IN"/>
-        </w:rPr>
-      </w:r>
-      <w:r>
-        <w:rPr>
-          <w:lang w:val="hi_IN" w:bidi="hi_IN"/>
-        </w:rPr>
-        <w:t>דּוֹדִ⁠י֙ יָרַ֣ד לְ⁠גַנּ֔⁠וֹ לַ⁠עֲרוּג֖וֹת הַ⁠בֹּ֑שֶׂם לִ⁠רְעוֹת֙ בַּ⁠גַּנִּ֔ים וְ⁠לִ⁠לְקֹ֖ט שֽׁוֹשַׁנִּֽים</w:t>
       </w:r>
     </w:p>
     <w:p>
@@ -48110,20 +47032,6 @@
       </w:r>
       <w:r>
         <w:rPr>
-          <w:lang w:val="hi_IN" w:bidi="hi_IN"/>
-        </w:rPr>
-        <w:t>אֲנִ֤י לְ⁠דוֹדִ⁠י֙ וְ⁠דוֹדִ֣⁠י לִ֔⁠י</w:t>
-      </w:r>
-    </w:p>
-    <w:p>
-      <w:pPr/>
-      <w:r>
-        <w:rPr>
-          <w:lang w:val="hi_IN" w:bidi="hi_IN"/>
-        </w:rPr>
-      </w:r>
-      <w:r>
-        <w:rPr>
           <w:b/>
           <w:lang w:val="hi_IN" w:bidi="hi_IN"/>
         </w:rPr>
@@ -48231,20 +47139,6 @@
       </w:r>
       <w:r>
         <w:rPr>
-          <w:lang w:val="hi_IN" w:bidi="hi_IN"/>
-        </w:rPr>
-        <w:t>הָ⁠רֹעֶ֖ה בַּ⁠שׁוֹשַׁנִּֽים</w:t>
-      </w:r>
-    </w:p>
-    <w:p>
-      <w:pPr/>
-      <w:r>
-        <w:rPr>
-          <w:lang w:val="hi_IN" w:bidi="hi_IN"/>
-        </w:rPr>
-      </w:r>
-      <w:r>
-        <w:rPr>
           <w:b/>
           <w:lang w:val="hi_IN" w:bidi="hi_IN"/>
         </w:rPr>
@@ -48590,20 +47484,6 @@
       </w:r>
       <w:r>
         <w:rPr>
-          <w:lang w:val="hi_IN" w:bidi="hi_IN"/>
-        </w:rPr>
-        <w:t>יָפָ֨ה אַ֤תְּ רַעְיָתִ⁠י֙ כְּ⁠תִרְצָ֔ה</w:t>
-      </w:r>
-    </w:p>
-    <w:p>
-      <w:pPr/>
-      <w:r>
-        <w:rPr>
-          <w:lang w:val="hi_IN" w:bidi="hi_IN"/>
-        </w:rPr>
-      </w:r>
-      <w:r>
-        <w:rPr>
           <w:b/>
           <w:lang w:val="hi_IN" w:bidi="hi_IN"/>
         </w:rPr>
@@ -48676,20 +47556,6 @@
         <w:rPr>
           <w:lang w:val="hi_IN" w:bidi="hi_IN"/>
         </w:rPr>
-      </w:r>
-    </w:p>
-    <w:p>
-      <w:pPr/>
-      <w:r>
-        <w:rPr>
-          <w:lang w:val="hi_IN" w:bidi="hi_IN"/>
-        </w:rPr>
-      </w:r>
-      <w:r>
-        <w:rPr>
-          <w:lang w:val="hi_IN" w:bidi="hi_IN"/>
-        </w:rPr>
-        <w:t>נָאוָ֖ה כִּ⁠ירוּשָׁלִָ֑ם אֲיֻמָּ֖ה כַּ⁠נִּדְגָּלֽוֹת</w:t>
       </w:r>
     </w:p>
     <w:p>
@@ -49050,20 +47916,6 @@
       </w:r>
       <w:r>
         <w:rPr>
-          <w:lang w:val="hi_IN" w:bidi="hi_IN"/>
-        </w:rPr>
-        <w:t>שַׂעְרֵ⁠ךְ֙ כְּ⁠עֵ֣דֶר הָֽ⁠עִזִּ֔ים שֶׁ⁠גָּלְשׁ֖וּ מִן־הַ⁠גִּלְעָֽד</w:t>
-      </w:r>
-    </w:p>
-    <w:p>
-      <w:pPr/>
-      <w:r>
-        <w:rPr>
-          <w:lang w:val="hi_IN" w:bidi="hi_IN"/>
-        </w:rPr>
-      </w:r>
-      <w:r>
-        <w:rPr>
           <w:b/>
           <w:lang w:val="hi_IN" w:bidi="hi_IN"/>
         </w:rPr>
@@ -50086,20 +48938,6 @@
       </w:r>
       <w:r>
         <w:rPr>
-          <w:lang w:val="hi_IN" w:bidi="hi_IN"/>
-        </w:rPr>
-        <w:t>שִׁשִּׁ֥ים הֵ֨מָּה֙ מְּלָכ֔וֹת וּ⁠שְׁמֹנִ֖ים פִּֽילַגְשִׁ֑ים וַ⁠עֲלָמ֖וֹת אֵ֥ין מִסְפָּֽר׃ אַחַ֥ת הִיא֙ יוֹנָתִ֣⁠י תַמָּתִ֔⁠י אַחַ֥ת הִיא֙ לְ⁠אִמָּ֔⁠הּ בָּרָ֥ה הִ֖יא לְ⁠יֽוֹלַדְתָּ֑⁠הּ</w:t>
-      </w:r>
-    </w:p>
-    <w:p>
-      <w:pPr/>
-      <w:r>
-        <w:rPr>
-          <w:lang w:val="hi_IN" w:bidi="hi_IN"/>
-        </w:rPr>
-      </w:r>
-      <w:r>
-        <w:rPr>
           <w:b/>
           <w:lang w:val="hi_IN" w:bidi="hi_IN"/>
         </w:rPr>
@@ -51087,20 +49925,6 @@
       </w:r>
       <w:r>
         <w:rPr>
-          <w:lang w:val="hi_IN" w:bidi="hi_IN"/>
-        </w:rPr>
-        <w:t>מִי־זֹ֥את הַ⁠נִּשְׁקָפָ֖ה כְּמוֹ־שָׁ֑חַר יָפָ֣ה כַ⁠לְּבָנָ֗ה בָּרָה֙ כַּֽ⁠חַמָּ֔ה אֲיֻמָּ֖ה כַּ⁠נִּדְגָּלֽוֹת</w:t>
-      </w:r>
-    </w:p>
-    <w:p>
-      <w:pPr/>
-      <w:r>
-        <w:rPr>
-          <w:lang w:val="hi_IN" w:bidi="hi_IN"/>
-        </w:rPr>
-      </w:r>
-      <w:r>
-        <w:rPr>
           <w:b/>
           <w:lang w:val="hi_IN" w:bidi="hi_IN"/>
         </w:rPr>
@@ -51237,20 +50061,6 @@
       </w:r>
       <w:r>
         <w:rPr>
-          <w:lang w:val="hi_IN" w:bidi="hi_IN"/>
-        </w:rPr>
-        <w:t>מִי־זֹ֥את הַ⁠נִּשְׁקָפָ֖ה כְּמוֹ־שָׁ֑חַר יָפָ֣ה כַ⁠לְּבָנָ֗ה בָּרָה֙ כַּֽ⁠חַמָּ֔ה אֲיֻמָּ֖ה כַּ⁠נִּדְגָּלֽוֹת</w:t>
-      </w:r>
-    </w:p>
-    <w:p>
-      <w:pPr/>
-      <w:r>
-        <w:rPr>
-          <w:lang w:val="hi_IN" w:bidi="hi_IN"/>
-        </w:rPr>
-      </w:r>
-      <w:r>
-        <w:rPr>
           <w:b/>
           <w:lang w:val="hi_IN" w:bidi="hi_IN"/>
         </w:rPr>
@@ -51459,20 +50269,6 @@
       </w:r>
       <w:r>
         <w:rPr>
-          <w:lang w:val="hi_IN" w:bidi="hi_IN"/>
-        </w:rPr>
-        <w:t>הַ⁠נִּשְׁקָפָ֖ה כְּמוֹ־שָׁ֑חַר יָפָ֣ה כַ⁠לְּבָנָ֗ה בָּרָה֙ כַּֽ⁠חַמָּ֔ה</w:t>
-      </w:r>
-    </w:p>
-    <w:p>
-      <w:pPr/>
-      <w:r>
-        <w:rPr>
-          <w:lang w:val="hi_IN" w:bidi="hi_IN"/>
-        </w:rPr>
-      </w:r>
-      <w:r>
-        <w:rPr>
           <w:b/>
           <w:lang w:val="hi_IN" w:bidi="hi_IN"/>
         </w:rPr>
@@ -51585,20 +50381,6 @@
         <w:rPr>
           <w:lang w:val="hi_IN" w:bidi="hi_IN"/>
         </w:rPr>
-      </w:r>
-    </w:p>
-    <w:p>
-      <w:pPr/>
-      <w:r>
-        <w:rPr>
-          <w:lang w:val="hi_IN" w:bidi="hi_IN"/>
-        </w:rPr>
-      </w:r>
-      <w:r>
-        <w:rPr>
-          <w:lang w:val="hi_IN" w:bidi="hi_IN"/>
-        </w:rPr>
-        <w:t>אֲיֻמָּ֖ה כַּ⁠נִּדְגָּלֽוֹת</w:t>
       </w:r>
     </w:p>
     <w:p>
@@ -51836,20 +50618,6 @@
       </w:r>
       <w:r>
         <w:rPr>
-          <w:lang w:val="hi_IN" w:bidi="hi_IN"/>
-        </w:rPr>
-        <w:t>אֶל־גִּנַּ֤ת אֱגוֹז֙ יָרַ֔דְתִּי</w:t>
-      </w:r>
-    </w:p>
-    <w:p>
-      <w:pPr/>
-      <w:r>
-        <w:rPr>
-          <w:lang w:val="hi_IN" w:bidi="hi_IN"/>
-        </w:rPr>
-      </w:r>
-      <w:r>
-        <w:rPr>
           <w:b/>
           <w:lang w:val="hi_IN" w:bidi="hi_IN"/>
         </w:rPr>
@@ -53410,20 +52178,6 @@
       </w:r>
       <w:r>
         <w:rPr>
-          <w:lang w:val="hi_IN" w:bidi="hi_IN"/>
-        </w:rPr>
-        <w:t>מַה־יָּפ֧וּ פְעָמַ֛יִ⁠ךְ בַּ⁠נְּעָלִ֖ים בַּת־נָדִ֑יב חַמּוּקֵ֣י יְרֵכַ֔יִ⁠ךְ כְּמ֣וֹ חֲלָאִ֔ים מַעֲשֵׂ֖ה יְדֵ֥י אָמָּֽן</w:t>
-      </w:r>
-    </w:p>
-    <w:p>
-      <w:pPr/>
-      <w:r>
-        <w:rPr>
-          <w:lang w:val="hi_IN" w:bidi="hi_IN"/>
-        </w:rPr>
-      </w:r>
-      <w:r>
-        <w:rPr>
           <w:b/>
           <w:lang w:val="hi_IN" w:bidi="hi_IN"/>
         </w:rPr>
@@ -53696,20 +52450,6 @@
       </w:r>
       <w:r>
         <w:rPr>
-          <w:lang w:val="hi_IN" w:bidi="hi_IN"/>
-        </w:rPr>
-        <w:t>מַה־יָּפ֧וּ פְעָמַ֛יִ⁠ךְ בַּ⁠נְּעָלִ֖ים בַּת־נָדִ֑יב</w:t>
-      </w:r>
-    </w:p>
-    <w:p>
-      <w:pPr/>
-      <w:r>
-        <w:rPr>
-          <w:lang w:val="hi_IN" w:bidi="hi_IN"/>
-        </w:rPr>
-      </w:r>
-      <w:r>
-        <w:rPr>
           <w:b/>
           <w:lang w:val="hi_IN" w:bidi="hi_IN"/>
         </w:rPr>
@@ -55099,20 +53839,6 @@
         <w:rPr>
           <w:lang w:val="hi_IN" w:bidi="hi_IN"/>
         </w:rPr>
-      </w:r>
-    </w:p>
-    <w:p>
-      <w:pPr/>
-      <w:r>
-        <w:rPr>
-          <w:lang w:val="hi_IN" w:bidi="hi_IN"/>
-        </w:rPr>
-      </w:r>
-      <w:r>
-        <w:rPr>
-          <w:lang w:val="hi_IN" w:bidi="hi_IN"/>
-        </w:rPr>
-        <w:t>סוּגָ֖ה בַּ⁠שּׁוֹשַׁנִּֽים</w:t>
       </w:r>
     </w:p>
     <w:p>
@@ -55517,6 +54243,20 @@
       </w:r>
       <w:r>
         <w:rPr>
+          <w:lang w:val="hi_IN" w:bidi="hi_IN"/>
+        </w:rPr>
+        <w:t>הַ⁠שֵּׁ֑ן</w:t>
+      </w:r>
+    </w:p>
+    <w:p>
+      <w:pPr/>
+      <w:r>
+        <w:rPr>
+          <w:lang w:val="hi_IN" w:bidi="hi_IN"/>
+        </w:rPr>
+      </w:r>
+      <w:r>
+        <w:rPr>
           <w:b/>
           <w:lang w:val="hi_IN" w:bidi="hi_IN"/>
         </w:rPr>
@@ -55908,20 +54648,6 @@
       </w:r>
       <w:r>
         <w:rPr>
-          <w:lang w:val="hi_IN" w:bidi="hi_IN"/>
-        </w:rPr>
-        <w:t>עַל־שַׁ֨עַר֙ בַּת־רַבִּ֔ים</w:t>
-      </w:r>
-    </w:p>
-    <w:p>
-      <w:pPr/>
-      <w:r>
-        <w:rPr>
-          <w:lang w:val="hi_IN" w:bidi="hi_IN"/>
-        </w:rPr>
-      </w:r>
-      <w:r>
-        <w:rPr>
           <w:b/>
           <w:lang w:val="hi_IN" w:bidi="hi_IN"/>
         </w:rPr>
@@ -58382,20 +57108,6 @@
       </w:r>
       <w:r>
         <w:rPr>
-          <w:lang w:val="hi_IN" w:bidi="hi_IN"/>
-        </w:rPr>
-        <w:t>אֶעֱלֶ֣ה בְ⁠תָמָ֔ר אֹֽחֲזָ֖ה בְּ⁠סַנְסִנָּ֑י⁠ו</w:t>
-      </w:r>
-    </w:p>
-    <w:p>
-      <w:pPr/>
-      <w:r>
-        <w:rPr>
-          <w:lang w:val="hi_IN" w:bidi="hi_IN"/>
-        </w:rPr>
-      </w:r>
-      <w:r>
-        <w:rPr>
           <w:b/>
           <w:lang w:val="hi_IN" w:bidi="hi_IN"/>
         </w:rPr>
@@ -59914,20 +58626,6 @@
       </w:r>
       <w:r>
         <w:rPr>
-          <w:lang w:val="hi_IN" w:bidi="hi_IN"/>
-        </w:rPr>
-        <w:t>הוֹלֵ֥ךְ לְ⁠דוֹדִ֖⁠י לְ⁠מֵישָׁרִ֑ים דּוֹבֵ֖ב שִׂפְתֵ֥י יְשֵׁנִֽים</w:t>
-      </w:r>
-    </w:p>
-    <w:p>
-      <w:pPr/>
-      <w:r>
-        <w:rPr>
-          <w:lang w:val="hi_IN" w:bidi="hi_IN"/>
-        </w:rPr>
-      </w:r>
-      <w:r>
-        <w:rPr>
           <w:b/>
           <w:lang w:val="hi_IN" w:bidi="hi_IN"/>
         </w:rPr>
@@ -60209,20 +58907,6 @@
         <w:rPr>
           <w:lang w:val="hi_IN" w:bidi="hi_IN"/>
         </w:rPr>
-      </w:r>
-    </w:p>
-    <w:p>
-      <w:pPr/>
-      <w:r>
-        <w:rPr>
-          <w:lang w:val="hi_IN" w:bidi="hi_IN"/>
-        </w:rPr>
-      </w:r>
-      <w:r>
-        <w:rPr>
-          <w:lang w:val="hi_IN" w:bidi="hi_IN"/>
-        </w:rPr>
-        <w:t>שִׂפְתֵ֥י יְשֵׁנִֽים</w:t>
       </w:r>
     </w:p>
     <w:p>
@@ -60613,20 +59297,6 @@
       </w:r>
       <w:r>
         <w:rPr>
-          <w:lang w:val="hi_IN" w:bidi="hi_IN"/>
-        </w:rPr>
-        <w:t>נָלִ֖ינָה בַּ⁠כְּפָרִֽים</w:t>
-      </w:r>
-    </w:p>
-    <w:p>
-      <w:pPr/>
-      <w:r>
-        <w:rPr>
-          <w:lang w:val="hi_IN" w:bidi="hi_IN"/>
-        </w:rPr>
-      </w:r>
-      <w:r>
-        <w:rPr>
           <w:b/>
           <w:lang w:val="hi_IN" w:bidi="hi_IN"/>
         </w:rPr>
@@ -60845,20 +59515,6 @@
       </w:r>
       <w:r>
         <w:rPr>
-          <w:lang w:val="hi_IN" w:bidi="hi_IN"/>
-        </w:rPr>
-        <w:t>נַשְׁכִּ֨ימָה֙</w:t>
-      </w:r>
-    </w:p>
-    <w:p>
-      <w:pPr/>
-      <w:r>
-        <w:rPr>
-          <w:lang w:val="hi_IN" w:bidi="hi_IN"/>
-        </w:rPr>
-      </w:r>
-      <w:r>
-        <w:rPr>
           <w:b/>
           <w:lang w:val="hi_IN" w:bidi="hi_IN"/>
         </w:rPr>
@@ -61035,6 +59691,20 @@
         <w:rPr>
           <w:lang w:val="hi_IN" w:bidi="hi_IN"/>
         </w:rPr>
+      </w:r>
+    </w:p>
+    <w:p>
+      <w:pPr/>
+      <w:r>
+        <w:rPr>
+          <w:lang w:val="hi_IN" w:bidi="hi_IN"/>
+        </w:rPr>
+      </w:r>
+      <w:r>
+        <w:rPr>
+          <w:lang w:val="hi_IN" w:bidi="hi_IN"/>
+        </w:rPr>
+        <w:t>הֵנֵ֖צוּ הָ⁠רִמּוֹנִ֑ים</w:t>
       </w:r>
     </w:p>
     <w:p>
@@ -61146,20 +59816,6 @@
       </w:r>
       <w:r>
         <w:rPr>
-          <w:lang w:val="hi_IN" w:bidi="hi_IN"/>
-        </w:rPr>
-        <w:t>פָּֽרְחָ֤ה הַ⁠גֶּ֨פֶן֙</w:t>
-      </w:r>
-    </w:p>
-    <w:p>
-      <w:pPr/>
-      <w:r>
-        <w:rPr>
-          <w:lang w:val="hi_IN" w:bidi="hi_IN"/>
-        </w:rPr>
-      </w:r>
-      <w:r>
-        <w:rPr>
           <w:b/>
           <w:lang w:val="hi_IN" w:bidi="hi_IN"/>
         </w:rPr>
@@ -61649,20 +60305,6 @@
       </w:r>
       <w:r>
         <w:rPr>
-          <w:lang w:val="hi_IN" w:bidi="hi_IN"/>
-        </w:rPr>
-        <w:t>וְ⁠עַל־פְּתָחֵ֨י⁠נוּ֙ כָּל־מְגָדִ֔ים</w:t>
-      </w:r>
-    </w:p>
-    <w:p>
-      <w:pPr/>
-      <w:r>
-        <w:rPr>
-          <w:lang w:val="hi_IN" w:bidi="hi_IN"/>
-        </w:rPr>
-      </w:r>
-      <w:r>
-        <w:rPr>
           <w:b/>
           <w:lang w:val="hi_IN" w:bidi="hi_IN"/>
         </w:rPr>
@@ -61818,20 +60460,6 @@
         <w:rPr>
           <w:lang w:val="hi_IN" w:bidi="hi_IN"/>
         </w:rPr>
-      </w:r>
-    </w:p>
-    <w:p>
-      <w:pPr/>
-      <w:r>
-        <w:rPr>
-          <w:lang w:val="hi_IN" w:bidi="hi_IN"/>
-        </w:rPr>
-      </w:r>
-      <w:r>
-        <w:rPr>
-          <w:lang w:val="hi_IN" w:bidi="hi_IN"/>
-        </w:rPr>
-        <w:t>דּוֹדִ֖⁠י צָפַ֥נְתִּי לָֽ⁠ךְ</w:t>
       </w:r>
     </w:p>
     <w:p>
@@ -62379,20 +61007,6 @@
       </w:r>
       <w:r>
         <w:rPr>
-          <w:lang w:val="hi_IN" w:bidi="hi_IN"/>
-        </w:rPr>
-        <w:t>מִ֤י יִתֶּנְ⁠ךָ֙ כְּ⁠אָ֣ח לִ֔⁠י יוֹנֵ֖ק שְׁדֵ֣י אִמִּ֑⁠י</w:t>
-      </w:r>
-    </w:p>
-    <w:p>
-      <w:pPr/>
-      <w:r>
-        <w:rPr>
-          <w:lang w:val="hi_IN" w:bidi="hi_IN"/>
-        </w:rPr>
-      </w:r>
-      <w:r>
-        <w:rPr>
           <w:b/>
           <w:lang w:val="hi_IN" w:bidi="hi_IN"/>
         </w:rPr>
@@ -62841,20 +61455,6 @@
       </w:r>
       <w:r>
         <w:rPr>
-          <w:lang w:val="hi_IN" w:bidi="hi_IN"/>
-        </w:rPr>
-        <w:t>אֶֽמְצָאֲ⁠ךָ֤ בַ⁠חוּץ֙ אֶשָׁ֣קְ⁠ךָ֔ גַּ֖ם לֹא־יָב֥וּזוּ לִֽ⁠י׃ אֶנְהָֽגֲ⁠ךָ֗ אֲבִֽיאֲ⁠ךָ֛ אֶל־בֵּ֥ית אִמִּ֖⁠י תְּלַמְּדֵ֑⁠נִי אַשְׁקְ⁠ךָ֙ מִ⁠יַּ֣יִן הָ⁠רֶ֔קַח מֵ⁠עֲסִ֖יס רִמֹּנִֽ⁠י</w:t>
-      </w:r>
-    </w:p>
-    <w:p>
-      <w:pPr/>
-      <w:r>
-        <w:rPr>
-          <w:lang w:val="hi_IN" w:bidi="hi_IN"/>
-        </w:rPr>
-      </w:r>
-      <w:r>
-        <w:rPr>
           <w:b/>
           <w:lang w:val="hi_IN" w:bidi="hi_IN"/>
         </w:rPr>
@@ -62992,20 +61592,6 @@
         <w:rPr>
           <w:lang w:val="hi_IN" w:bidi="hi_IN"/>
         </w:rPr>
-      </w:r>
-    </w:p>
-    <w:p>
-      <w:pPr/>
-      <w:r>
-        <w:rPr>
-          <w:lang w:val="hi_IN" w:bidi="hi_IN"/>
-        </w:rPr>
-      </w:r>
-      <w:r>
-        <w:rPr>
-          <w:lang w:val="hi_IN" w:bidi="hi_IN"/>
-        </w:rPr>
-        <w:t>אֲבִֽיאֲ⁠ךָ֛ אֶל־בֵּ֥ית אִמִּ֖⁠י</w:t>
       </w:r>
     </w:p>
     <w:p>
@@ -63145,20 +61731,6 @@
       </w:r>
       <w:r>
         <w:rPr>
-          <w:lang w:val="hi_IN" w:bidi="hi_IN"/>
-        </w:rPr>
-        <w:t>אֲבִֽיאֲ⁠ךָ֛ אֶל־בֵּ֥ית אִמִּ֖⁠י תְּלַמְּדֵ֑⁠נִי</w:t>
-      </w:r>
-    </w:p>
-    <w:p>
-      <w:pPr/>
-      <w:r>
-        <w:rPr>
-          <w:lang w:val="hi_IN" w:bidi="hi_IN"/>
-        </w:rPr>
-      </w:r>
-      <w:r>
-        <w:rPr>
           <w:b/>
           <w:lang w:val="hi_IN" w:bidi="hi_IN"/>
         </w:rPr>
@@ -64089,20 +62661,6 @@
       </w:r>
       <w:r>
         <w:rPr>
-          <w:lang w:val="hi_IN" w:bidi="hi_IN"/>
-        </w:rPr>
-        <w:t>מִ֣י זֹ֗את עֹלָה֙ מִן־הַ⁠מִּדְבָּ֔ר מִתְרַפֶּ֖קֶת עַל־דּוֹדָ֑⁠הּ</w:t>
-      </w:r>
-    </w:p>
-    <w:p>
-      <w:pPr/>
-      <w:r>
-        <w:rPr>
-          <w:lang w:val="hi_IN" w:bidi="hi_IN"/>
-        </w:rPr>
-      </w:r>
-      <w:r>
-        <w:rPr>
           <w:b/>
           <w:lang w:val="hi_IN" w:bidi="hi_IN"/>
         </w:rPr>
@@ -64814,20 +63372,6 @@
       </w:r>
       <w:r>
         <w:rPr>
-          <w:lang w:val="hi_IN" w:bidi="hi_IN"/>
-        </w:rPr>
-        <w:t>תַּ֤חַת הַ⁠תַּפּ֨וּחַ֙ עֽוֹרַרְתִּ֔י⁠ךָ שָׁ֚מָּ⁠ה חִבְּלַ֣תְ⁠ךָ אִמֶּ֔⁠ךָ שָׁ֖מָּ⁠ה חִבְּלָ֥ה יְלָדַֽתְ⁠ךָ׃ שִׂימֵ֨⁠נִי כַֽ⁠חוֹתָ֜ם עַל־לִבֶּ֗⁠ךָ כַּֽ⁠חוֹתָם֙ עַל־זְרוֹעֶ֔⁠ךָ כִּֽי־עַזָּ֤ה כַ⁠מָּ֨וֶת֙ אַהֲבָ֔ה קָשָׁ֥ה כִ⁠שְׁא֖וֹל קִנְאָ֑ה רְשָׁפֶ֕י⁠הָ רִשְׁפֵּ֕י אֵ֖שׁ שַׁלְהֶ֥בֶתְ יָֽה׃ מַ֣יִם רַבִּ֗ים לֹ֤א יֽוּכְלוּ֙ לְ⁠כַבּ֣וֹת אֶת־הָֽ⁠אַהֲבָ֔ה וּ⁠נְהָר֖וֹת לֹ֣א יִשְׁטְפ֑וּ⁠הָ אִם־יִתֵּ֨ן אִ֜ישׁ אֶת־כָּל־ה֤וֹן בֵּית⁠וֹ֙ בָּ⁠אַהֲבָ֔ה בּ֖וֹז יָב֥וּזוּ לֽ⁠וֹ</w:t>
-      </w:r>
-    </w:p>
-    <w:p>
-      <w:pPr/>
-      <w:r>
-        <w:rPr>
-          <w:lang w:val="hi_IN" w:bidi="hi_IN"/>
-        </w:rPr>
-      </w:r>
-      <w:r>
-        <w:rPr>
           <w:b/>
           <w:lang w:val="hi_IN" w:bidi="hi_IN"/>
         </w:rPr>
@@ -66563,20 +65107,6 @@
       </w:r>
       <w:r>
         <w:rPr>
-          <w:lang w:val="hi_IN" w:bidi="hi_IN"/>
-        </w:rPr>
-        <w:t>מַ֣יִם רַבִּ֗ים לֹ֤א יֽוּכְלוּ֙ לְ⁠כַבּ֣וֹת אֶת־הָֽ⁠אַהֲבָ֔ה וּ⁠נְהָר֖וֹת לֹ֣א יִשְׁטְפ֑וּ⁠הָ</w:t>
-      </w:r>
-    </w:p>
-    <w:p>
-      <w:pPr/>
-      <w:r>
-        <w:rPr>
-          <w:lang w:val="hi_IN" w:bidi="hi_IN"/>
-        </w:rPr>
-      </w:r>
-      <w:r>
-        <w:rPr>
           <w:b/>
           <w:lang w:val="hi_IN" w:bidi="hi_IN"/>
         </w:rPr>
@@ -66750,20 +65280,6 @@
       </w:r>
       <w:r>
         <w:rPr>
-          <w:lang w:val="hi_IN" w:bidi="hi_IN"/>
-        </w:rPr>
-        <w:t>אִם־יִתֵּ֨ן אִ֜ישׁ אֶת־כָּל־ה֤וֹן בֵּית⁠וֹ֙ בָּ⁠אַהֲבָ֔ה בּ֖וֹז יָב֥וּזוּ לֽ⁠וֹ</w:t>
-      </w:r>
-    </w:p>
-    <w:p>
-      <w:pPr/>
-      <w:r>
-        <w:rPr>
-          <w:lang w:val="hi_IN" w:bidi="hi_IN"/>
-        </w:rPr>
-      </w:r>
-      <w:r>
-        <w:rPr>
           <w:b/>
           <w:lang w:val="hi_IN" w:bidi="hi_IN"/>
         </w:rPr>
@@ -66861,20 +65377,6 @@
       </w:r>
       <w:r>
         <w:rPr>
-          <w:lang w:val="hi_IN" w:bidi="hi_IN"/>
-        </w:rPr>
-        <w:t>בָּ⁠אַהֲבָ֔ה</w:t>
-      </w:r>
-    </w:p>
-    <w:p>
-      <w:pPr/>
-      <w:r>
-        <w:rPr>
-          <w:lang w:val="hi_IN" w:bidi="hi_IN"/>
-        </w:rPr>
-      </w:r>
-      <w:r>
-        <w:rPr>
           <w:b/>
           <w:lang w:val="hi_IN" w:bidi="hi_IN"/>
         </w:rPr>
@@ -67796,6 +66298,142 @@
       </w:r>
       <w:r>
         <w:rPr>
+          <w:b/>
+          <w:lang w:val="hi_IN" w:bidi="hi_IN"/>
+        </w:rPr>
+        <w:t>"</w:t>
+      </w:r>
+      <w:r>
+        <w:rPr>
+          <w:b/>
+          <w:lang w:val="hi_IN" w:bidi="hi_IN"/>
+        </w:rPr>
+        <w:t>यदि वह शहरपनाह होती तो हम उस पर चाँदी का कंगूरा बनाते</w:t>
+      </w:r>
+      <w:r>
+        <w:rPr>
+          <w:b/>
+          <w:lang w:val="hi_IN" w:bidi="hi_IN"/>
+        </w:rPr>
+        <w:t>"</w:t>
+      </w:r>
+    </w:p>
+    <w:p>
+      <w:pPr/>
+      <w:r>
+        <w:rPr>
+          <w:lang w:val="hi_IN" w:bidi="hi_IN"/>
+        </w:rPr>
+      </w:r>
+      <w:r>
+        <w:rPr>
+          <w:lang w:val="hi_IN" w:bidi="hi_IN"/>
+        </w:rPr>
+        <w:t xml:space="preserve">यहाँ, स्त्री के भाई अपनी बहन के बारे में ऐसे बात कर रहे हैं जैसे वह </w:t>
+      </w:r>
+      <w:r>
+        <w:rPr>
+          <w:b/>
+          <w:lang w:val="hi_IN" w:bidi="hi_IN"/>
+        </w:rPr>
+        <w:t>शहरपनाह</w:t>
+      </w:r>
+      <w:r>
+        <w:rPr>
+          <w:lang w:val="hi_IN" w:bidi="hi_IN"/>
+        </w:rPr>
+        <w:t xml:space="preserve"> हो, जिस पर वे </w:t>
+      </w:r>
+      <w:r>
+        <w:rPr>
+          <w:b/>
+          <w:lang w:val="hi_IN" w:bidi="hi_IN"/>
+        </w:rPr>
+        <w:t>चाँदी का कंगूरा</w:t>
+      </w:r>
+      <w:r>
+        <w:rPr>
+          <w:lang w:val="hi_IN" w:bidi="hi_IN"/>
+        </w:rPr>
+        <w:t xml:space="preserve"> बनाएंगे। इस रूपक का अर्थ हो सकता है: (1) कि वे उसकी पवित्रता की रक्षा करने का प्रयास करेंगे, जैसे वह </w:t>
+      </w:r>
+      <w:r>
+        <w:rPr>
+          <w:b/>
+          <w:lang w:val="hi_IN" w:bidi="hi_IN"/>
+        </w:rPr>
+        <w:t>शहरपनाह</w:t>
+      </w:r>
+      <w:r>
+        <w:rPr>
+          <w:lang w:val="hi_IN" w:bidi="hi_IN"/>
+        </w:rPr>
+        <w:t xml:space="preserve"> हो, जिसे वे चाँदी की प्राचीर बनाकर सुरक्षित करना चाहते हैं (युद्ध का मैदान पत्थरों की एक पंक्ति थी जो दीवार की रक्षा के उद्देश्य से उसके ऊपर बनाई गई थी)। वैकल्पिक अनुवाद: “हम उसके कौमार्य की रक्षा उसी तरह करेंगे जैसे हम दीवार पर चाँदी की प्राचीर बनाकर उसकी रक्षा करते हैं” (2) कि उसकी छाती दीवार की तरह सपाट थी क्योंकि उसकी छाती अभी तक पूरी तरह से विकसित नहीं हुए थे, और इसलिए वे उसे चाँदी के आभूषणों से सजाकर उस पुरुष के लिए अधिक आकर्षक बनाने का प्रयास करेंगे जिससे वह विवाह करने जा रही थी। वैकल्पिक अनुवाद: “यदि उसका छाती दीवार की तरह सपाट है, तो हम उस पर मीनार जैसे चांदी के गहने लगाकर उसे सजाएंगे”</w:t>
+      </w:r>
+    </w:p>
+    <w:p>
+      <w:pPr/>
+      <w:r>
+        <w:rPr>
+          <w:lang w:val="hi_IN" w:bidi="hi_IN"/>
+        </w:rPr>
+      </w:r>
+      <w:r>
+        <w:rPr>
+          <w:lang w:val="hi_IN" w:bidi="hi_IN"/>
+        </w:rPr>
+        <w:t xml:space="preserve">देखें: </w:t>
+      </w:r>
+      <w:r>
+        <w:rPr>
+          <w:lang w:val="hi_IN" w:bidi="hi_IN"/>
+        </w:rPr>
+        <w:t>रूपक</w:t>
+      </w:r>
+      <w:r>
+        <w:rPr>
+          <w:lang w:val="hi_IN" w:bidi="hi_IN"/>
+        </w:rPr>
+      </w:r>
+      <w:r>
+        <w:rPr>
+          <w:lang w:val="hi_IN" w:bidi="hi_IN"/>
+        </w:rPr>
+      </w:r>
+    </w:p>
+    <w:p>
+      <w:pPr/>
+      <w:r>
+        <w:rPr>
+          <w:lang w:val="hi_IN" w:bidi="hi_IN"/>
+        </w:rPr>
+      </w:r>
+    </w:p>
+    <w:p>
+      <w:pPr>
+        <w:pStyle w:val="Heading2"/>
+      </w:pPr>
+      <w:r>
+        <w:rPr>
+          <w:lang w:val="hi_IN" w:bidi="hi_IN"/>
+        </w:rPr>
+        <w:t>श्रेष्ठगीत 8:9 (#2)</w:t>
+      </w:r>
+      <w:r>
+        <w:rPr>
+          <w:lang w:val="hi_IN" w:bidi="hi_IN"/>
+        </w:rPr>
+      </w:r>
+    </w:p>
+    <w:p>
+      <w:pPr/>
+      <w:r>
+        <w:rPr>
+          <w:lang w:val="hi_IN" w:bidi="hi_IN"/>
+        </w:rPr>
+      </w:r>
+      <w:r>
+        <w:rPr>
           <w:lang w:val="hi_IN" w:bidi="hi_IN"/>
         </w:rPr>
         <w:t>וְ⁠אִם־דֶּ֣לֶת הִ֔יא נָצ֥וּר עָלֶ֖י⁠הָ ל֥וּחַ אָֽרֶז</w:t>
@@ -67820,7 +66458,7 @@
           <w:b/>
           <w:lang w:val="hi_IN" w:bidi="hi_IN"/>
         </w:rPr>
-        <w:t>यदि वह शहरपनाह होती तो हम उस पर चाँदी का कंगूरा बनाते</w:t>
+        <w:t>और यदि वह फाटक का किवाड़ होती</w:t>
       </w:r>
       <w:r>
         <w:rPr>
@@ -67841,7 +66479,306 @@
         <w:rPr>
           <w:lang w:val="hi_IN" w:bidi="hi_IN"/>
         </w:rPr>
-        <w:t xml:space="preserve">यहाँ, स्त्री के भाई अपनी बहन के बारे में ऐसे बात कर रहे हैं जैसे वह </w:t>
+        <w:t xml:space="preserve">यहाँ, स्त्री के भाई अपनी बहन के बारे में ऐसे बोल रहे हैं जैसे वह </w:t>
+      </w:r>
+      <w:r>
+        <w:rPr>
+          <w:b/>
+          <w:lang w:val="hi_IN" w:bidi="hi_IN"/>
+        </w:rPr>
+        <w:t>एक फाटक</w:t>
+      </w:r>
+      <w:r>
+        <w:rPr>
+          <w:lang w:val="hi_IN" w:bidi="hi_IN"/>
+        </w:rPr>
+        <w:t xml:space="preserve"> हो जिसे वे </w:t>
+      </w:r>
+      <w:r>
+        <w:rPr>
+          <w:b/>
+          <w:lang w:val="hi_IN" w:bidi="hi_IN"/>
+        </w:rPr>
+        <w:t>देवदार की तख्तियों</w:t>
+      </w:r>
+      <w:r>
+        <w:rPr>
+          <w:lang w:val="hi_IN" w:bidi="hi_IN"/>
+        </w:rPr>
+        <w:t xml:space="preserve"> से </w:t>
+      </w:r>
+      <w:r>
+        <w:rPr>
+          <w:b/>
+          <w:lang w:val="hi_IN" w:bidi="hi_IN"/>
+        </w:rPr>
+        <w:t>घेर</w:t>
+      </w:r>
+      <w:r>
+        <w:rPr>
+          <w:lang w:val="hi_IN" w:bidi="hi_IN"/>
+        </w:rPr>
+        <w:t xml:space="preserve"> देंगे। इस रूपक का अर्थ हो सकता है: (1) कि वे उसकी पवित्रता की रक्षा करने का प्रयास करेंगे जैसे वह </w:t>
+      </w:r>
+      <w:r>
+        <w:rPr>
+          <w:b/>
+          <w:lang w:val="hi_IN" w:bidi="hi_IN"/>
+        </w:rPr>
+        <w:t>एक फाटक</w:t>
+      </w:r>
+      <w:r>
+        <w:rPr>
+          <w:lang w:val="hi_IN" w:bidi="hi_IN"/>
+        </w:rPr>
+        <w:t xml:space="preserve"> हो जिसे वे </w:t>
+      </w:r>
+      <w:r>
+        <w:rPr>
+          <w:b/>
+          <w:lang w:val="hi_IN" w:bidi="hi_IN"/>
+        </w:rPr>
+        <w:t>देवदार की तख्तियों</w:t>
+      </w:r>
+      <w:r>
+        <w:rPr>
+          <w:lang w:val="hi_IN" w:bidi="hi_IN"/>
+        </w:rPr>
+        <w:t xml:space="preserve"> से </w:t>
+      </w:r>
+      <w:r>
+        <w:rPr>
+          <w:b/>
+          <w:lang w:val="hi_IN" w:bidi="hi_IN"/>
+        </w:rPr>
+        <w:t>घेर</w:t>
+      </w:r>
+      <w:r>
+        <w:rPr>
+          <w:lang w:val="hi_IN" w:bidi="hi_IN"/>
+        </w:rPr>
+        <w:t xml:space="preserve"> देंगे। वैकल्पिक अनुवाद: "हम उसकी पवित्रता की रक्षा करेंगे जैसे हम एक फाटक को देवदार की तख्तियों से घेरते हैं" (2) कि उसकी छाती फाटक की तरह सपाट थीं क्योंकि उसके स्तन अभी पूरी तरह से विकसित नहीं हुए थे और इसलिए वे उसे उस पुरुष के लिए अधिक आकर्षक बनाने का प्रयास करेंगे जिससे वह विवाह करने जा रही थी, जैसे वे एक फाटक को देवदार की लकड़ी से सजाते हैं (वह शब्द जिसे यू.एल.टी. </w:t>
+      </w:r>
+      <w:r>
+        <w:rPr>
+          <w:b/>
+          <w:lang w:val="hi_IN" w:bidi="hi_IN"/>
+        </w:rPr>
+        <w:t>घेर</w:t>
+      </w:r>
+      <w:r>
+        <w:rPr>
+          <w:lang w:val="hi_IN" w:bidi="hi_IN"/>
+        </w:rPr>
+        <w:t xml:space="preserve"> के रूप में अनुवाद करता है, एक अन्य शब्द के समान रूप में है जिसका अर्थ "सजाना" भी होता है, इसलिए यह संभव है कि यहाँ "सजाना" अभिप्रेत अर्थ हो सकता है)। वैकल्पिक अनुवाद: "और यदि वह फाटक की तरह सपाट है, तो हम उसे ऐसे सजाएँगे जैसे हम देवदार की लकड़ी की तख्तियों से फाटक को सजाते हैं"</w:t>
+      </w:r>
+    </w:p>
+    <w:p>
+      <w:pPr/>
+      <w:r>
+        <w:rPr>
+          <w:lang w:val="hi_IN" w:bidi="hi_IN"/>
+        </w:rPr>
+      </w:r>
+      <w:r>
+        <w:rPr>
+          <w:lang w:val="hi_IN" w:bidi="hi_IN"/>
+        </w:rPr>
+        <w:t xml:space="preserve">देखें: </w:t>
+      </w:r>
+      <w:r>
+        <w:rPr>
+          <w:lang w:val="hi_IN" w:bidi="hi_IN"/>
+        </w:rPr>
+        <w:t>रूपक</w:t>
+      </w:r>
+      <w:r>
+        <w:rPr>
+          <w:lang w:val="hi_IN" w:bidi="hi_IN"/>
+        </w:rPr>
+      </w:r>
+      <w:r>
+        <w:rPr>
+          <w:lang w:val="hi_IN" w:bidi="hi_IN"/>
+        </w:rPr>
+      </w:r>
+    </w:p>
+    <w:p>
+      <w:pPr/>
+      <w:r>
+        <w:rPr>
+          <w:lang w:val="hi_IN" w:bidi="hi_IN"/>
+        </w:rPr>
+      </w:r>
+    </w:p>
+    <w:p>
+      <w:pPr>
+        <w:pStyle w:val="Heading2"/>
+      </w:pPr>
+      <w:r>
+        <w:rPr>
+          <w:lang w:val="hi_IN" w:bidi="hi_IN"/>
+        </w:rPr>
+        <w:t>श्रेष्ठगीत 8:10 (#1)</w:t>
+      </w:r>
+      <w:r>
+        <w:rPr>
+          <w:lang w:val="hi_IN" w:bidi="hi_IN"/>
+        </w:rPr>
+      </w:r>
+    </w:p>
+    <w:p>
+      <w:pPr/>
+      <w:r>
+        <w:rPr>
+          <w:lang w:val="hi_IN" w:bidi="hi_IN"/>
+        </w:rPr>
+      </w:r>
+      <w:r>
+        <w:rPr>
+          <w:b/>
+          <w:lang w:val="hi_IN" w:bidi="hi_IN"/>
+        </w:rPr>
+        <w:t>"</w:t>
+      </w:r>
+      <w:r>
+        <w:rPr>
+          <w:b/>
+          <w:lang w:val="hi_IN" w:bidi="hi_IN"/>
+        </w:rPr>
+        <w:t>मैं शहरपनाह थी</w:t>
+      </w:r>
+      <w:r>
+        <w:rPr>
+          <w:b/>
+          <w:lang w:val="hi_IN" w:bidi="hi_IN"/>
+        </w:rPr>
+        <w:t>"</w:t>
+      </w:r>
+    </w:p>
+    <w:p>
+      <w:pPr/>
+      <w:r>
+        <w:rPr>
+          <w:lang w:val="hi_IN" w:bidi="hi_IN"/>
+        </w:rPr>
+      </w:r>
+      <w:r>
+        <w:rPr>
+          <w:lang w:val="hi_IN" w:bidi="hi_IN"/>
+        </w:rPr>
+        <w:t>लेखक यह नहीं बताता कि यहाँ कौन बोल रहा है, इसलिए आपको अपने अनुवाद के पाठ में स्पष्ट रूप से यह संकेत नहीं देना चाहिए कि कौन बोल रहा है। हालाँकि, यदि आप यह बताने के लिए अनुभाग शीर्षकों का उपयोग कर रहे हैं कि कौन बोल रहा है, जैसा कि यू.एस.टी. करता है, तो आप 8:10 के ऊपर एक शीर्षक रख सकते हैं जो यह दर्शाता है कि वक्ता स्त्री है।</w:t>
+      </w:r>
+    </w:p>
+    <w:p>
+      <w:pPr/>
+      <w:r>
+        <w:rPr>
+          <w:lang w:val="hi_IN" w:bidi="hi_IN"/>
+        </w:rPr>
+      </w:r>
+      <w:r>
+        <w:rPr>
+          <w:lang w:val="hi_IN" w:bidi="hi_IN"/>
+        </w:rPr>
+        <w:t xml:space="preserve">देखें: </w:t>
+      </w:r>
+      <w:r>
+        <w:rPr>
+          <w:lang w:val="hi_IN" w:bidi="hi_IN"/>
+        </w:rPr>
+        <w:t>जानकारी को अंतर्निहित कब रखना चाहिए</w:t>
+      </w:r>
+      <w:r>
+        <w:rPr>
+          <w:lang w:val="hi_IN" w:bidi="hi_IN"/>
+        </w:rPr>
+      </w:r>
+      <w:r>
+        <w:rPr>
+          <w:lang w:val="hi_IN" w:bidi="hi_IN"/>
+        </w:rPr>
+      </w:r>
+    </w:p>
+    <w:p>
+      <w:pPr/>
+      <w:r>
+        <w:rPr>
+          <w:lang w:val="hi_IN" w:bidi="hi_IN"/>
+        </w:rPr>
+      </w:r>
+    </w:p>
+    <w:p>
+      <w:pPr>
+        <w:pStyle w:val="Heading2"/>
+      </w:pPr>
+      <w:r>
+        <w:rPr>
+          <w:lang w:val="hi_IN" w:bidi="hi_IN"/>
+        </w:rPr>
+        <w:t>श्रेष्ठगीत 8:10 (#2)</w:t>
+      </w:r>
+      <w:r>
+        <w:rPr>
+          <w:lang w:val="hi_IN" w:bidi="hi_IN"/>
+        </w:rPr>
+      </w:r>
+    </w:p>
+    <w:p>
+      <w:pPr/>
+      <w:r>
+        <w:rPr>
+          <w:lang w:val="hi_IN" w:bidi="hi_IN"/>
+        </w:rPr>
+      </w:r>
+      <w:r>
+        <w:rPr>
+          <w:lang w:val="hi_IN" w:bidi="hi_IN"/>
+        </w:rPr>
+        <w:t>אֲנִ֣י חוֹמָ֔ה</w:t>
+      </w:r>
+    </w:p>
+    <w:p>
+      <w:pPr/>
+      <w:r>
+        <w:rPr>
+          <w:lang w:val="hi_IN" w:bidi="hi_IN"/>
+        </w:rPr>
+      </w:r>
+      <w:r>
+        <w:rPr>
+          <w:b/>
+          <w:lang w:val="hi_IN" w:bidi="hi_IN"/>
+        </w:rPr>
+        <w:t>"</w:t>
+      </w:r>
+      <w:r>
+        <w:rPr>
+          <w:b/>
+          <w:lang w:val="hi_IN" w:bidi="hi_IN"/>
+        </w:rPr>
+        <w:t>मैं शहरपनाह थी</w:t>
+      </w:r>
+      <w:r>
+        <w:rPr>
+          <w:b/>
+          <w:lang w:val="hi_IN" w:bidi="hi_IN"/>
+        </w:rPr>
+        <w:t>"</w:t>
+      </w:r>
+    </w:p>
+    <w:p>
+      <w:pPr/>
+      <w:r>
+        <w:rPr>
+          <w:lang w:val="hi_IN" w:bidi="hi_IN"/>
+        </w:rPr>
+      </w:r>
+      <w:r>
+        <w:rPr>
+          <w:lang w:val="hi_IN" w:bidi="hi_IN"/>
+        </w:rPr>
+        <w:t xml:space="preserve">यहाँ, स्त्री अपने भाइयों द्वारा पहले की आयत में शुरू किए गए दीवार के रूपक को जारी रखती हैं। अपने आप को </w:t>
       </w:r>
       <w:r>
         <w:rPr>
@@ -67854,33 +66791,7 @@
         <w:rPr>
           <w:lang w:val="hi_IN" w:bidi="hi_IN"/>
         </w:rPr>
-        <w:t xml:space="preserve"> हो, जिस पर वे </w:t>
-      </w:r>
-      <w:r>
-        <w:rPr>
-          <w:b/>
-          <w:lang w:val="hi_IN" w:bidi="hi_IN"/>
-        </w:rPr>
-        <w:t>चाँदी का कंगूरा</w:t>
-      </w:r>
-      <w:r>
-        <w:rPr>
-          <w:lang w:val="hi_IN" w:bidi="hi_IN"/>
-        </w:rPr>
-        <w:t xml:space="preserve"> बनाएंगे। इस रूपक का अर्थ हो सकता है: (1) कि वे उसकी पवित्रता की रक्षा करने का प्रयास करेंगे, जैसे वह </w:t>
-      </w:r>
-      <w:r>
-        <w:rPr>
-          <w:b/>
-          <w:lang w:val="hi_IN" w:bidi="hi_IN"/>
-        </w:rPr>
-        <w:t>शहरपनाह</w:t>
-      </w:r>
-      <w:r>
-        <w:rPr>
-          <w:lang w:val="hi_IN" w:bidi="hi_IN"/>
-        </w:rPr>
-        <w:t xml:space="preserve"> हो, जिसे वे चाँदी की प्राचीर बनाकर सुरक्षित करना चाहते हैं (युद्ध का मैदान पत्थरों की एक पंक्ति थी जो दीवार की रक्षा के उद्देश्य से उसके ऊपर बनाई गई थी)। वैकल्पिक अनुवाद: “हम उसके कौमार्य की रक्षा उसी तरह करेंगे जैसे हम दीवार पर चाँदी की प्राचीर बनाकर उसकी रक्षा करते हैं” (2) कि उसकी छाती दीवार की तरह सपाट थी क्योंकि उसकी छाती अभी तक पूरी तरह से विकसित नहीं हुए थे, और इसलिए वे उसे चाँदी के आभूषणों से सजाकर उस पुरुष के लिए अधिक आकर्षक बनाने का प्रयास करेंगे जिससे वह विवाह करने जा रही थी। वैकल्पिक अनुवाद: “यदि उसका छाती दीवार की तरह सपाट है, तो हम उस पर मीनार जैसे चांदी के गहने लगाकर उसे सजाएंगे”</w:t>
+        <w:t xml:space="preserve"> के रूप में संदर्भित करके, वह यह संकेत दे सकती हैं कि वह एक कुँवारी बनी रहीं। वैकल्पिक अनुवाद: "मैं दीवार की तरह थी और कुंवारी रही" (2) उसकी छाती का उल्लेख कर रही है और कह रही है कि अतीत में उसकी छाती पूरी तरह से विकसित नहीं हुए थीं। वैकल्पिक अनुवाद: "मेरी छाती पहले दीवार की तरह सपाट थी"</w:t>
       </w:r>
     </w:p>
     <w:p>
@@ -67929,7 +66840,7 @@
         <w:rPr>
           <w:lang w:val="hi_IN" w:bidi="hi_IN"/>
         </w:rPr>
-        <w:t>श्रेष्ठगीत 8:9 (#2)</w:t>
+        <w:t>श्रेष्ठगीत 8:10 (#3)</w:t>
       </w:r>
       <w:r>
         <w:rPr>
@@ -67956,7 +66867,7 @@
           <w:b/>
           <w:lang w:val="hi_IN" w:bidi="hi_IN"/>
         </w:rPr>
-        <w:t>और यदि वह फाटक का किवाड़ होती</w:t>
+        <w:t>और मेरी छातियाँ उसके गुम्मट</w:t>
       </w:r>
       <w:r>
         <w:rPr>
@@ -67977,98 +66888,97 @@
         <w:rPr>
           <w:lang w:val="hi_IN" w:bidi="hi_IN"/>
         </w:rPr>
-        <w:t xml:space="preserve">यहाँ, स्त्री के भाई अपनी बहन के बारे में ऐसे बोल रहे हैं जैसे वह </w:t>
-      </w:r>
-      <w:r>
-        <w:rPr>
-          <w:b/>
-          <w:lang w:val="hi_IN" w:bidi="hi_IN"/>
-        </w:rPr>
-        <w:t>एक फाटक</w:t>
-      </w:r>
-      <w:r>
-        <w:rPr>
-          <w:lang w:val="hi_IN" w:bidi="hi_IN"/>
-        </w:rPr>
-        <w:t xml:space="preserve"> हो जिसे वे </w:t>
-      </w:r>
-      <w:r>
-        <w:rPr>
-          <w:b/>
-          <w:lang w:val="hi_IN" w:bidi="hi_IN"/>
-        </w:rPr>
-        <w:t>देवदार की तख्तियों</w:t>
-      </w:r>
-      <w:r>
-        <w:rPr>
-          <w:lang w:val="hi_IN" w:bidi="hi_IN"/>
-        </w:rPr>
-        <w:t xml:space="preserve"> से </w:t>
-      </w:r>
-      <w:r>
-        <w:rPr>
-          <w:b/>
-          <w:lang w:val="hi_IN" w:bidi="hi_IN"/>
-        </w:rPr>
-        <w:t>घेर</w:t>
-      </w:r>
-      <w:r>
-        <w:rPr>
-          <w:lang w:val="hi_IN" w:bidi="hi_IN"/>
-        </w:rPr>
-        <w:t xml:space="preserve"> देंगे। इस रूपक का अर्थ हो सकता है: (1) कि वे उसकी पवित्रता की रक्षा करने का प्रयास करेंगे जैसे वह </w:t>
-      </w:r>
-      <w:r>
-        <w:rPr>
-          <w:b/>
-          <w:lang w:val="hi_IN" w:bidi="hi_IN"/>
-        </w:rPr>
-        <w:t>एक फाटक</w:t>
-      </w:r>
-      <w:r>
-        <w:rPr>
-          <w:lang w:val="hi_IN" w:bidi="hi_IN"/>
-        </w:rPr>
-        <w:t xml:space="preserve"> हो जिसे वे </w:t>
-      </w:r>
-      <w:r>
-        <w:rPr>
-          <w:b/>
-          <w:lang w:val="hi_IN" w:bidi="hi_IN"/>
-        </w:rPr>
-        <w:t>देवदार की तख्तियों</w:t>
-      </w:r>
-      <w:r>
-        <w:rPr>
-          <w:lang w:val="hi_IN" w:bidi="hi_IN"/>
-        </w:rPr>
-        <w:t xml:space="preserve"> से </w:t>
-      </w:r>
-      <w:r>
-        <w:rPr>
-          <w:b/>
-          <w:lang w:val="hi_IN" w:bidi="hi_IN"/>
-        </w:rPr>
-        <w:t>घेर</w:t>
-      </w:r>
-      <w:r>
-        <w:rPr>
-          <w:lang w:val="hi_IN" w:bidi="hi_IN"/>
-        </w:rPr>
-        <w:t xml:space="preserve"> देंगे। वैकल्पिक अनुवाद: "हम उसकी पवित्रता की रक्षा करेंगे जैसे हम एक फाटक को देवदार की तख्तियों से घेरते हैं" (2) कि उसकी छाती फाटक की तरह सपाट थीं क्योंकि उसके स्तन अभी पूरी तरह से विकसित नहीं हुए थे और इसलिए वे उसे उस पुरुष के लिए अधिक आकर्षक बनाने का प्रयास करेंगे जिससे वह विवाह करने जा रही थी, जैसे वे एक फाटक को देवदार की लकड़ी से सजाते हैं (वह शब्द जिसे यू.एल.टी. </w:t>
-      </w:r>
-      <w:r>
-        <w:rPr>
-          <w:b/>
-          <w:lang w:val="hi_IN" w:bidi="hi_IN"/>
-        </w:rPr>
-        <w:t>घेर</w:t>
-      </w:r>
-      <w:r>
-        <w:rPr>
-          <w:lang w:val="hi_IN" w:bidi="hi_IN"/>
-        </w:rPr>
-        <w:t xml:space="preserve"> के रूप में अनुवाद करता है, एक अन्य शब्द के समान रूप में है जिसका अर्थ "सजाना" भी होता है, इसलिए यह संभव है कि यहाँ "सजाना" अभिप्रेत अर्थ हो सकता है)। वैकल्पिक अनुवाद: "और यदि वह फाटक की तरह सपाट है, तो हम उसे ऐसे सजाएँगे जैसे हम देवदार की लकड़ी की तख्तियों से फाटक को सजाते हैं"</w:t>
+        <w:t>वैकल्पिक अनुवाद: "लेकिन अब मेरी छातियाँ"</w:t>
+      </w:r>
+      <w:r>
+        <w:rPr>
+          <w:lang w:val="hi_IN" w:bidi="hi_IN"/>
+        </w:rPr>
+      </w:r>
+      <w:r>
+        <w:rPr>
+          <w:lang w:val="hi_IN" w:bidi="hi_IN"/>
+        </w:rPr>
+      </w:r>
+    </w:p>
+    <w:p>
+      <w:pPr/>
+      <w:r>
+        <w:rPr>
+          <w:lang w:val="hi_IN" w:bidi="hi_IN"/>
+        </w:rPr>
+      </w:r>
+    </w:p>
+    <w:p>
+      <w:pPr>
+        <w:pStyle w:val="Heading2"/>
+      </w:pPr>
+      <w:r>
+        <w:rPr>
+          <w:lang w:val="hi_IN" w:bidi="hi_IN"/>
+        </w:rPr>
+        <w:t>श्रेष्ठगीत 8:10 (#4)</w:t>
+      </w:r>
+      <w:r>
+        <w:rPr>
+          <w:lang w:val="hi_IN" w:bidi="hi_IN"/>
+        </w:rPr>
+      </w:r>
+    </w:p>
+    <w:p>
+      <w:pPr/>
+      <w:r>
+        <w:rPr>
+          <w:lang w:val="hi_IN" w:bidi="hi_IN"/>
+        </w:rPr>
+      </w:r>
+      <w:r>
+        <w:rPr>
+          <w:b/>
+          <w:lang w:val="hi_IN" w:bidi="hi_IN"/>
+        </w:rPr>
+        <w:t>"</w:t>
+      </w:r>
+      <w:r>
+        <w:rPr>
+          <w:b/>
+          <w:lang w:val="hi_IN" w:bidi="hi_IN"/>
+        </w:rPr>
+        <w:t>और मेरी छातियाँ उसके गुम्मट</w:t>
+      </w:r>
+      <w:r>
+        <w:rPr>
+          <w:b/>
+          <w:lang w:val="hi_IN" w:bidi="hi_IN"/>
+        </w:rPr>
+        <w:t>"</w:t>
+      </w:r>
+    </w:p>
+    <w:p>
+      <w:pPr/>
+      <w:r>
+        <w:rPr>
+          <w:lang w:val="hi_IN" w:bidi="hi_IN"/>
+        </w:rPr>
+      </w:r>
+      <w:r>
+        <w:rPr>
+          <w:lang w:val="hi_IN" w:bidi="hi_IN"/>
+        </w:rPr>
+        <w:t xml:space="preserve">इस तुलना का उद्देश्य यह है कि स्त्री की छाती </w:t>
+      </w:r>
+      <w:r>
+        <w:rPr>
+          <w:b/>
+          <w:lang w:val="hi_IN" w:bidi="hi_IN"/>
+        </w:rPr>
+        <w:t>गुम्मट</w:t>
+      </w:r>
+      <w:r>
+        <w:rPr>
+          <w:lang w:val="hi_IN" w:bidi="hi_IN"/>
+        </w:rPr>
+        <w:t xml:space="preserve"> की तरह बड़े हैं। यदि आपकी भाषा में यह सहायक हो, तो आप इस तुलना का उद्देश्य व्यक्त कर सकते हैं या आप इस अर्थ को सरल भाषा में व्यक्त कर सकते हैं। वैकल्पिक अनुवाद: "और अब मेरे स्तन बड़े हैं" या "और अब मेरी छाती पूरी तरह से विकसित हो गई हैं"</w:t>
       </w:r>
     </w:p>
     <w:p>
@@ -68088,7 +66998,7 @@
         <w:rPr>
           <w:lang w:val="hi_IN" w:bidi="hi_IN"/>
         </w:rPr>
-        <w:t>रूपक</w:t>
+        <w:t>उपमा</w:t>
       </w:r>
       <w:r>
         <w:rPr>
@@ -68117,26 +67027,26 @@
         <w:rPr>
           <w:lang w:val="hi_IN" w:bidi="hi_IN"/>
         </w:rPr>
-        <w:t>श्रेष्ठगीत 8:10 (#1)</w:t>
-      </w:r>
-      <w:r>
-        <w:rPr>
-          <w:lang w:val="hi_IN" w:bidi="hi_IN"/>
-        </w:rPr>
-      </w:r>
-    </w:p>
-    <w:p>
-      <w:pPr/>
-      <w:r>
-        <w:rPr>
-          <w:lang w:val="hi_IN" w:bidi="hi_IN"/>
-        </w:rPr>
-      </w:r>
-      <w:r>
-        <w:rPr>
-          <w:lang w:val="hi_IN" w:bidi="hi_IN"/>
-        </w:rPr>
-        <w:t>אֲנִ֣י חוֹמָ֔ה וְ⁠שָׁדַ֖⁠י כַּ⁠מִּגְדָּל֑וֹת אָ֛ז הָיִ֥יתִי בְ⁠עֵינָ֖י⁠ו כְּ⁠מוֹצְאֵ֥ת שָׁלֽוֹם</w:t>
+        <w:t>श्रेष्ठगीत 8:10 (#5)</w:t>
+      </w:r>
+      <w:r>
+        <w:rPr>
+          <w:lang w:val="hi_IN" w:bidi="hi_IN"/>
+        </w:rPr>
+      </w:r>
+    </w:p>
+    <w:p>
+      <w:pPr/>
+      <w:r>
+        <w:rPr>
+          <w:lang w:val="hi_IN" w:bidi="hi_IN"/>
+        </w:rPr>
+      </w:r>
+      <w:r>
+        <w:rPr>
+          <w:lang w:val="hi_IN" w:bidi="hi_IN"/>
+        </w:rPr>
+        <w:t>אָ֛ז</w:t>
       </w:r>
     </w:p>
     <w:p>
@@ -68158,7 +67068,7 @@
           <w:b/>
           <w:lang w:val="hi_IN" w:bidi="hi_IN"/>
         </w:rPr>
-        <w:t>मैं शहरपनाह थी</w:t>
+        <w:t>तब</w:t>
       </w:r>
       <w:r>
         <w:rPr>
@@ -68177,9 +67087,16 @@
       </w:r>
       <w:r>
         <w:rPr>
-          <w:lang w:val="hi_IN" w:bidi="hi_IN"/>
-        </w:rPr>
-        <w:t>लेखक यह नहीं बताता कि यहाँ कौन बोल रहा है, इसलिए आपको अपने अनुवाद के पाठ में स्पष्ट रूप से यह संकेत नहीं देना चाहिए कि कौन बोल रहा है। हालाँकि, यदि आप यह बताने के लिए अनुभाग शीर्षकों का उपयोग कर रहे हैं कि कौन बोल रहा है, जैसा कि यू.एस.टी. करता है, तो आप 8:10 के ऊपर एक शीर्षक रख सकते हैं जो यह दर्शाता है कि वक्ता स्त्री है।</w:t>
+          <w:b/>
+          <w:lang w:val="hi_IN" w:bidi="hi_IN"/>
+        </w:rPr>
+        <w:t>तब</w:t>
+      </w:r>
+      <w:r>
+        <w:rPr>
+          <w:lang w:val="hi_IN" w:bidi="hi_IN"/>
+        </w:rPr>
+        <w:t xml:space="preserve"> के रूप में अनुवादित शब्द यह संकेत करता है कि जो आगे आता है वह पहले की बातों का परिणाम है। अपनी भाषा में एक ऐसा संयोजक प्रयोग करें जो यह स्पष्ट करे कि जो आगे आता है वह पहले की बातों का परिणाम है। वैकल्पिक अनुवाद: "यही कारण है" या "परिणामस्वरूप"</w:t>
       </w:r>
     </w:p>
     <w:p>
@@ -68199,7 +67116,7 @@
         <w:rPr>
           <w:lang w:val="hi_IN" w:bidi="hi_IN"/>
         </w:rPr>
-        <w:t>जानकारी को अंतर्निहित कब रखना चाहिए</w:t>
+        <w:t>जोड़ें — कारण-और-परिणाम सम्बन्ध</w:t>
       </w:r>
       <w:r>
         <w:rPr>
@@ -68228,26 +67145,26 @@
         <w:rPr>
           <w:lang w:val="hi_IN" w:bidi="hi_IN"/>
         </w:rPr>
-        <w:t>श्रेष्ठगीत 8:10 (#2)</w:t>
-      </w:r>
-      <w:r>
-        <w:rPr>
-          <w:lang w:val="hi_IN" w:bidi="hi_IN"/>
-        </w:rPr>
-      </w:r>
-    </w:p>
-    <w:p>
-      <w:pPr/>
-      <w:r>
-        <w:rPr>
-          <w:lang w:val="hi_IN" w:bidi="hi_IN"/>
-        </w:rPr>
-      </w:r>
-      <w:r>
-        <w:rPr>
-          <w:lang w:val="hi_IN" w:bidi="hi_IN"/>
-        </w:rPr>
-        <w:t>אֲנִ֣י חוֹמָ֔ה</w:t>
+        <w:t>श्रेष्ठगीत 8:10 (#6)</w:t>
+      </w:r>
+      <w:r>
+        <w:rPr>
+          <w:lang w:val="hi_IN" w:bidi="hi_IN"/>
+        </w:rPr>
+      </w:r>
+    </w:p>
+    <w:p>
+      <w:pPr/>
+      <w:r>
+        <w:rPr>
+          <w:lang w:val="hi_IN" w:bidi="hi_IN"/>
+        </w:rPr>
+      </w:r>
+      <w:r>
+        <w:rPr>
+          <w:lang w:val="hi_IN" w:bidi="hi_IN"/>
+        </w:rPr>
+        <w:t>הָיִ֥יתִי בְ⁠עֵינָ֖י⁠ו</w:t>
       </w:r>
     </w:p>
     <w:p>
@@ -68269,7 +67186,7 @@
           <w:b/>
           <w:lang w:val="hi_IN" w:bidi="hi_IN"/>
         </w:rPr>
-        <w:t>मैं शहरपनाह थी</w:t>
+        <w:t>तब मैं अपने प्रेमी की दृष्टि में शान्ति लानेवाले के समान थी</w:t>
       </w:r>
       <w:r>
         <w:rPr>
@@ -68290,20 +67207,20 @@
         <w:rPr>
           <w:lang w:val="hi_IN" w:bidi="hi_IN"/>
         </w:rPr>
-        <w:t xml:space="preserve">यहाँ, स्त्री अपने भाइयों द्वारा पहले की आयत में शुरू किए गए दीवार के रूपक को जारी रखती हैं। अपने आप को </w:t>
-      </w:r>
-      <w:r>
-        <w:rPr>
-          <w:b/>
-          <w:lang w:val="hi_IN" w:bidi="hi_IN"/>
-        </w:rPr>
-        <w:t>शहरपनाह</w:t>
-      </w:r>
-      <w:r>
-        <w:rPr>
-          <w:lang w:val="hi_IN" w:bidi="hi_IN"/>
-        </w:rPr>
-        <w:t xml:space="preserve"> के रूप में संदर्भित करके, वह यह संकेत दे सकती हैं कि वह एक कुँवारी बनी रहीं। वैकल्पिक अनुवाद: "मैं दीवार की तरह थी और कुंवारी रही" (2) उसकी छाती का उल्लेख कर रही है और कह रही है कि अतीत में उसकी छाती पूरी तरह से विकसित नहीं हुए थीं। वैकल्पिक अनुवाद: "मेरी छाती पहले दीवार की तरह सपाट थी"</w:t>
+        <w:t xml:space="preserve">यहाँ, पुरुष की </w:t>
+      </w:r>
+      <w:r>
+        <w:rPr>
+          <w:b/>
+          <w:lang w:val="hi_IN" w:bidi="hi_IN"/>
+        </w:rPr>
+        <w:t>दृष्टि</w:t>
+      </w:r>
+      <w:r>
+        <w:rPr>
+          <w:lang w:val="hi_IN" w:bidi="hi_IN"/>
+        </w:rPr>
+        <w:t xml:space="preserve"> उनके मूल्यांकन या आकलन का प्रतिनिधित्व करती हैं। यदि आपके पाठक इसे नहीं समझ पाएँगे, तो आप यू.एस.टी. द्वारा प्रदर्शित सरल भाषा का उपयोग कर सकते हैं। वैकल्पिक अनुवाद: "मैं उसके निर्णय में हूँ" या "वह मेरे बारे में सोचता है" या "मैं उसकी राय में था""</w:t>
       </w:r>
     </w:p>
     <w:p>
@@ -68323,7 +67240,7 @@
         <w:rPr>
           <w:lang w:val="hi_IN" w:bidi="hi_IN"/>
         </w:rPr>
-        <w:t>रूपक</w:t>
+        <w:t xml:space="preserve">लक्षणालंकार </w:t>
       </w:r>
       <w:r>
         <w:rPr>
@@ -68352,26 +67269,26 @@
         <w:rPr>
           <w:lang w:val="hi_IN" w:bidi="hi_IN"/>
         </w:rPr>
-        <w:t>श्रेष्ठगीत 8:10 (#3)</w:t>
-      </w:r>
-      <w:r>
-        <w:rPr>
-          <w:lang w:val="hi_IN" w:bidi="hi_IN"/>
-        </w:rPr>
-      </w:r>
-    </w:p>
-    <w:p>
-      <w:pPr/>
-      <w:r>
-        <w:rPr>
-          <w:lang w:val="hi_IN" w:bidi="hi_IN"/>
-        </w:rPr>
-      </w:r>
-      <w:r>
-        <w:rPr>
-          <w:lang w:val="hi_IN" w:bidi="hi_IN"/>
-        </w:rPr>
-        <w:t>וְ⁠שָׁדַ֖⁠י</w:t>
+        <w:t>श्रेष्ठगीत 8:10 (#7)</w:t>
+      </w:r>
+      <w:r>
+        <w:rPr>
+          <w:lang w:val="hi_IN" w:bidi="hi_IN"/>
+        </w:rPr>
+      </w:r>
+    </w:p>
+    <w:p>
+      <w:pPr/>
+      <w:r>
+        <w:rPr>
+          <w:lang w:val="hi_IN" w:bidi="hi_IN"/>
+        </w:rPr>
+      </w:r>
+      <w:r>
+        <w:rPr>
+          <w:lang w:val="hi_IN" w:bidi="hi_IN"/>
+        </w:rPr>
+        <w:t>כְּ⁠מוֹצְאֵ֥ת</w:t>
       </w:r>
     </w:p>
     <w:p>
@@ -68393,7 +67310,7 @@
           <w:b/>
           <w:lang w:val="hi_IN" w:bidi="hi_IN"/>
         </w:rPr>
-        <w:t>और मेरी छातियाँ उसके गुम्मट</w:t>
+        <w:t>तब मैं अपने प्रेमी की दृष्टि में शान्ति लानेवाले के समान थी</w:t>
       </w:r>
       <w:r>
         <w:rPr>
@@ -68414,7 +67331,20 @@
         <w:rPr>
           <w:lang w:val="hi_IN" w:bidi="hi_IN"/>
         </w:rPr>
-        <w:t>वैकल्पिक अनुवाद: "लेकिन अब मेरी छातियाँ"</w:t>
+        <w:t xml:space="preserve">यू.एल.टी. जिस शब्द का अनुवाद </w:t>
+      </w:r>
+      <w:r>
+        <w:rPr>
+          <w:b/>
+          <w:lang w:val="hi_IN" w:bidi="hi_IN"/>
+        </w:rPr>
+        <w:t>लानेवाले</w:t>
+      </w:r>
+      <w:r>
+        <w:rPr>
+          <w:lang w:val="hi_IN" w:bidi="hi_IN"/>
+        </w:rPr>
+        <w:t xml:space="preserve"> के रूप में करता है, उसका अर्थ हो सकता है: (1) "पाते हैं।" यदि आप इस विकल्प को चुनते हैं, तो आपको इस शब्द का अनुवाद यू.एल.टी. के समान तरीके से करना चाहिए। (2) "लाता हैं।" वै" वैकल्पिक अनुवाद: "एक ऐसे व्यक्ति की तरह जो लाता है"</w:t>
       </w:r>
       <w:r>
         <w:rPr>
@@ -68443,7 +67373,7 @@
         <w:rPr>
           <w:lang w:val="hi_IN" w:bidi="hi_IN"/>
         </w:rPr>
-        <w:t>श्रेष्ठगीत 8:10 (#4)</w:t>
+        <w:t>श्रेष्ठगीत 8:10 (#8)</w:t>
       </w:r>
       <w:r>
         <w:rPr>
@@ -68470,7 +67400,7 @@
           <w:b/>
           <w:lang w:val="hi_IN" w:bidi="hi_IN"/>
         </w:rPr>
-        <w:t>और मेरी छातियाँ उसके गुम्मट</w:t>
+        <w:t>तब मैं अपने प्रेमी की दृष्टि में शान्ति लानेवाले के समान थी</w:t>
       </w:r>
       <w:r>
         <w:rPr>
@@ -68491,20 +67421,20 @@
         <w:rPr>
           <w:lang w:val="hi_IN" w:bidi="hi_IN"/>
         </w:rPr>
-        <w:t xml:space="preserve">इस तुलना का उद्देश्य यह है कि स्त्री की छाती </w:t>
-      </w:r>
-      <w:r>
-        <w:rPr>
-          <w:b/>
-          <w:lang w:val="hi_IN" w:bidi="hi_IN"/>
-        </w:rPr>
-        <w:t>गुम्मट</w:t>
-      </w:r>
-      <w:r>
-        <w:rPr>
-          <w:lang w:val="hi_IN" w:bidi="hi_IN"/>
-        </w:rPr>
-        <w:t xml:space="preserve"> की तरह बड़े हैं। यदि आपकी भाषा में यह सहायक हो, तो आप इस तुलना का उद्देश्य व्यक्त कर सकते हैं या आप इस अर्थ को सरल भाषा में व्यक्त कर सकते हैं। वैकल्पिक अनुवाद: "और अब मेरे स्तन बड़े हैं" या "और अब मेरी छाती पूरी तरह से विकसित हो गई हैं"</w:t>
+        <w:t xml:space="preserve">यहाँ, शब्द </w:t>
+      </w:r>
+      <w:r>
+        <w:rPr>
+          <w:b/>
+          <w:lang w:val="hi_IN" w:bidi="hi_IN"/>
+        </w:rPr>
+        <w:t>शान्ति</w:t>
+      </w:r>
+      <w:r>
+        <w:rPr>
+          <w:lang w:val="hi_IN" w:bidi="hi_IN"/>
+        </w:rPr>
+        <w:t xml:space="preserve"> का अर्थ "कृपा" है। यदि यह आपके पाठकों के लिए सहायक होगा, तो आप इसे स्पष्ट रूप से इंगित कर सकते हैं। वैकल्पिक अनुवाद: "मैंने उनकी दृष्टि में कृपा पाया"</w:t>
       </w:r>
     </w:p>
     <w:p>
@@ -68524,7 +67454,7 @@
         <w:rPr>
           <w:lang w:val="hi_IN" w:bidi="hi_IN"/>
         </w:rPr>
-        <w:t>उपमा</w:t>
+        <w:t>अनुमानित ज्ञान और अंतर्निहित जानकारी</w:t>
       </w:r>
       <w:r>
         <w:rPr>
@@ -68553,26 +67483,12 @@
         <w:rPr>
           <w:lang w:val="hi_IN" w:bidi="hi_IN"/>
         </w:rPr>
-        <w:t>श्रेष्ठगीत 8:10 (#5)</w:t>
-      </w:r>
-      <w:r>
-        <w:rPr>
-          <w:lang w:val="hi_IN" w:bidi="hi_IN"/>
-        </w:rPr>
-      </w:r>
-    </w:p>
-    <w:p>
-      <w:pPr/>
-      <w:r>
-        <w:rPr>
-          <w:lang w:val="hi_IN" w:bidi="hi_IN"/>
-        </w:rPr>
-      </w:r>
-      <w:r>
-        <w:rPr>
-          <w:lang w:val="hi_IN" w:bidi="hi_IN"/>
-        </w:rPr>
-        <w:t>אָ֛ז</w:t>
+        <w:t>श्रेष्ठगीत 8:11 (#1)</w:t>
+      </w:r>
+      <w:r>
+        <w:rPr>
+          <w:lang w:val="hi_IN" w:bidi="hi_IN"/>
+        </w:rPr>
       </w:r>
     </w:p>
     <w:p>
@@ -68594,7 +67510,7 @@
           <w:b/>
           <w:lang w:val="hi_IN" w:bidi="hi_IN"/>
         </w:rPr>
-        <w:t>तब</w:t>
+        <w:t>बाल्हामोन में</w:t>
       </w:r>
       <w:r>
         <w:rPr>
@@ -68616,13 +67532,39 @@
           <w:b/>
           <w:lang w:val="hi_IN" w:bidi="hi_IN"/>
         </w:rPr>
-        <w:t>तब</w:t>
-      </w:r>
-      <w:r>
-        <w:rPr>
-          <w:lang w:val="hi_IN" w:bidi="hi_IN"/>
-        </w:rPr>
-        <w:t xml:space="preserve"> के रूप में अनुवादित शब्द यह संकेत करता है कि जो आगे आता है वह पहले की बातों का परिणाम है। अपनी भाषा में एक ऐसा संयोजक प्रयोग करें जो यह स्पष्ट करे कि जो आगे आता है वह पहले की बातों का परिणाम है। वैकल्पिक अनुवाद: "यही कारण है" या "परिणामस्वरूप"</w:t>
+        <w:t>बाल्हामोन</w:t>
+      </w:r>
+      <w:r>
+        <w:rPr>
+          <w:lang w:val="hi_IN" w:bidi="hi_IN"/>
+        </w:rPr>
+        <w:t xml:space="preserve"> एक स्थान का नाम है। नाम </w:t>
+      </w:r>
+      <w:r>
+        <w:rPr>
+          <w:b/>
+          <w:lang w:val="hi_IN" w:bidi="hi_IN"/>
+        </w:rPr>
+        <w:t>बाल्हामोन</w:t>
+      </w:r>
+      <w:r>
+        <w:rPr>
+          <w:lang w:val="hi_IN" w:bidi="hi_IN"/>
+        </w:rPr>
+        <w:t xml:space="preserve"> का अर्थ है "धन के स्वामी।" क्योंकि इस नाम का अर्थ यहाँ महत्वपूर्ण है, आप अपने अनुवाद में एक पाद टिप्पणी शामिल कर सकते हैं जिसमें यह बताया गया हो कि नाम </w:t>
+      </w:r>
+      <w:r>
+        <w:rPr>
+          <w:b/>
+          <w:lang w:val="hi_IN" w:bidi="hi_IN"/>
+        </w:rPr>
+        <w:t>बाल्हामोन</w:t>
+      </w:r>
+      <w:r>
+        <w:rPr>
+          <w:lang w:val="hi_IN" w:bidi="hi_IN"/>
+        </w:rPr>
+        <w:t xml:space="preserve"> का अर्थ है “धन का स्वामी, धनी स्वामी, बहुतायत का स्वामी।”</w:t>
       </w:r>
     </w:p>
     <w:p>
@@ -68642,7 +67584,7 @@
         <w:rPr>
           <w:lang w:val="hi_IN" w:bidi="hi_IN"/>
         </w:rPr>
-        <w:t>जोड़ें — कारण-और-परिणाम सम्बन्ध</w:t>
+        <w:t>नामों का अनुवाद कैसे करें</w:t>
       </w:r>
       <w:r>
         <w:rPr>
@@ -68671,26 +67613,26 @@
         <w:rPr>
           <w:lang w:val="hi_IN" w:bidi="hi_IN"/>
         </w:rPr>
-        <w:t>श्रेष्ठगीत 8:10 (#6)</w:t>
-      </w:r>
-      <w:r>
-        <w:rPr>
-          <w:lang w:val="hi_IN" w:bidi="hi_IN"/>
-        </w:rPr>
-      </w:r>
-    </w:p>
-    <w:p>
-      <w:pPr/>
-      <w:r>
-        <w:rPr>
-          <w:lang w:val="hi_IN" w:bidi="hi_IN"/>
-        </w:rPr>
-      </w:r>
-      <w:r>
-        <w:rPr>
-          <w:lang w:val="hi_IN" w:bidi="hi_IN"/>
-        </w:rPr>
-        <w:t>הָיִ֥יתִי בְ⁠עֵינָ֖י⁠ו</w:t>
+        <w:t>श्रेष्ठगीत 8:11 (#2)</w:t>
+      </w:r>
+      <w:r>
+        <w:rPr>
+          <w:lang w:val="hi_IN" w:bidi="hi_IN"/>
+        </w:rPr>
+      </w:r>
+    </w:p>
+    <w:p>
+      <w:pPr/>
+      <w:r>
+        <w:rPr>
+          <w:lang w:val="hi_IN" w:bidi="hi_IN"/>
+        </w:rPr>
+      </w:r>
+      <w:r>
+        <w:rPr>
+          <w:lang w:val="hi_IN" w:bidi="hi_IN"/>
+        </w:rPr>
+        <w:t>לַ⁠נֹּטְרִ֑ים</w:t>
       </w:r>
     </w:p>
     <w:p>
@@ -68712,7 +67654,7 @@
           <w:b/>
           <w:lang w:val="hi_IN" w:bidi="hi_IN"/>
         </w:rPr>
-        <w:t>तब मैं अपने प्रेमी की दृष्टि में शान्ति लानेवाले के समान थी</w:t>
+        <w:t>उसने वह दाख की बारी रखवालों को सौंप दी</w:t>
       </w:r>
       <w:r>
         <w:rPr>
@@ -68733,20 +67675,59 @@
         <w:rPr>
           <w:lang w:val="hi_IN" w:bidi="hi_IN"/>
         </w:rPr>
-        <w:t xml:space="preserve">यहाँ, पुरुष की </w:t>
-      </w:r>
-      <w:r>
-        <w:rPr>
-          <w:b/>
-          <w:lang w:val="hi_IN" w:bidi="hi_IN"/>
-        </w:rPr>
-        <w:t>दृष्टि</w:t>
-      </w:r>
-      <w:r>
-        <w:rPr>
-          <w:lang w:val="hi_IN" w:bidi="hi_IN"/>
-        </w:rPr>
-        <w:t xml:space="preserve"> उनके मूल्यांकन या आकलन का प्रतिनिधित्व करती हैं। यदि आपके पाठक इसे नहीं समझ पाएँगे, तो आप यू.एस.टी. द्वारा प्रदर्शित सरल भाषा का उपयोग कर सकते हैं। वैकल्पिक अनुवाद: "मैं उसके निर्णय में हूँ" या "वह मेरे बारे में सोचता है" या "मैं उसकी राय में था""</w:t>
+        <w:t xml:space="preserve">यहाँ, </w:t>
+      </w:r>
+      <w:r>
+        <w:rPr>
+          <w:b/>
+          <w:lang w:val="hi_IN" w:bidi="hi_IN"/>
+        </w:rPr>
+        <w:t>रखवालों</w:t>
+      </w:r>
+      <w:r>
+        <w:rPr>
+          <w:lang w:val="hi_IN" w:bidi="hi_IN"/>
+        </w:rPr>
+        <w:t xml:space="preserve"> शब्द का अर्थ उन किसानों से है जो भूमि के मालिक से भूमि किराए पर लेते हैं और भूमि के मालिक को उसकी भूमि पर खेती करने के लिए भुगतान करते हैं (यहाँ, </w:t>
+      </w:r>
+      <w:r>
+        <w:rPr>
+          <w:b/>
+          <w:lang w:val="hi_IN" w:bidi="hi_IN"/>
+        </w:rPr>
+        <w:t>रखवालों</w:t>
+      </w:r>
+      <w:r>
+        <w:rPr>
+          <w:lang w:val="hi_IN" w:bidi="hi_IN"/>
+        </w:rPr>
+        <w:t xml:space="preserve"> ने भूमि के मालिक </w:t>
+      </w:r>
+      <w:r>
+        <w:rPr>
+          <w:b/>
+          <w:lang w:val="hi_IN" w:bidi="hi_IN"/>
+        </w:rPr>
+        <w:t>सुलैमान</w:t>
+      </w:r>
+      <w:r>
+        <w:rPr>
+          <w:lang w:val="hi_IN" w:bidi="hi_IN"/>
+        </w:rPr>
+        <w:t xml:space="preserve"> को उसकी भूमि पर खेती करने के लिए जो रकम दी थी, वह </w:t>
+      </w:r>
+      <w:r>
+        <w:rPr>
+          <w:b/>
+          <w:lang w:val="hi_IN" w:bidi="hi_IN"/>
+        </w:rPr>
+        <w:t>एक हज़ार चाँदी के टुकड़े थे</w:t>
+      </w:r>
+      <w:r>
+        <w:rPr>
+          <w:lang w:val="hi_IN" w:bidi="hi_IN"/>
+        </w:rPr>
+        <w:t>)। अगर आपके पाठक इस तरह के किसान से परिचित नहीं हैं, तो आप अपने अनुवाद में इस शब्द का अर्थ बता सकते हैं। वैकल्पिक अनुवाद: "वे लोग जो उसे भुगतान करेंगे ताकि वे उस पर खेती कर सकें" या "वे लोग जो उसे भुगतान करेंगे ताकि वे उस पर खेती कर सकें"</w:t>
       </w:r>
     </w:p>
     <w:p>
@@ -68766,7 +67747,7 @@
         <w:rPr>
           <w:lang w:val="hi_IN" w:bidi="hi_IN"/>
         </w:rPr>
-        <w:t xml:space="preserve">लक्षणालंकार </w:t>
+        <w:t>अज्ञातों का अनुवाद करें</w:t>
       </w:r>
       <w:r>
         <w:rPr>
@@ -68795,26 +67776,12 @@
         <w:rPr>
           <w:lang w:val="hi_IN" w:bidi="hi_IN"/>
         </w:rPr>
-        <w:t>श्रेष्ठगीत 8:10 (#7)</w:t>
-      </w:r>
-      <w:r>
-        <w:rPr>
-          <w:lang w:val="hi_IN" w:bidi="hi_IN"/>
-        </w:rPr>
-      </w:r>
-    </w:p>
-    <w:p>
-      <w:pPr/>
-      <w:r>
-        <w:rPr>
-          <w:lang w:val="hi_IN" w:bidi="hi_IN"/>
-        </w:rPr>
-      </w:r>
-      <w:r>
-        <w:rPr>
-          <w:lang w:val="hi_IN" w:bidi="hi_IN"/>
-        </w:rPr>
-        <w:t>כְּ⁠מוֹצְאֵ֥ת</w:t>
+        <w:t>श्रेष्ठगीत 8:11 (#3)</w:t>
+      </w:r>
+      <w:r>
+        <w:rPr>
+          <w:lang w:val="hi_IN" w:bidi="hi_IN"/>
+        </w:rPr>
       </w:r>
     </w:p>
     <w:p>
@@ -68836,7 +67803,7 @@
           <w:b/>
           <w:lang w:val="hi_IN" w:bidi="hi_IN"/>
         </w:rPr>
-        <w:t>तब मैं अपने प्रेमी की दृष्टि में शान्ति लानेवाले के समान थी</w:t>
+        <w:t>उसने वह दाख की बारी रखवालों को सौंप दी</w:t>
       </w:r>
       <w:r>
         <w:rPr>
@@ -68857,20 +67824,7 @@
         <w:rPr>
           <w:lang w:val="hi_IN" w:bidi="hi_IN"/>
         </w:rPr>
-        <w:t xml:space="preserve">यू.एल.टी. जिस शब्द का अनुवाद </w:t>
-      </w:r>
-      <w:r>
-        <w:rPr>
-          <w:b/>
-          <w:lang w:val="hi_IN" w:bidi="hi_IN"/>
-        </w:rPr>
-        <w:t>लानेवाले</w:t>
-      </w:r>
-      <w:r>
-        <w:rPr>
-          <w:lang w:val="hi_IN" w:bidi="hi_IN"/>
-        </w:rPr>
-        <w:t xml:space="preserve"> के रूप में करता है, उसका अर्थ हो सकता है: (1) "पाते हैं।" यदि आप इस विकल्प को चुनते हैं, तो आपको इस शब्द का अनुवाद यू.एल.टी. के समान तरीके से करना चाहिए। (2) "लाता हैं।" वै" वैकल्पिक अनुवाद: "एक ऐसे व्यक्ति की तरह जो लाता है"</w:t>
+        <w:t>"वैकल्पिक अनुवाद: “उसने दाख की बारी को रखवालों को किराए पर दे दिया” या “उसने दाख की बारी को रखवालों को पट्टे पर दे दिया” या “उसने सहमति दी कि रखवाले उन्हें भुगतान करें ताकि वे दाख की बारी में अंगूर उगा सकें”</w:t>
       </w:r>
       <w:r>
         <w:rPr>
@@ -68899,26 +67853,12 @@
         <w:rPr>
           <w:lang w:val="hi_IN" w:bidi="hi_IN"/>
         </w:rPr>
-        <w:t>श्रेष्ठगीत 8:10 (#8)</w:t>
-      </w:r>
-      <w:r>
-        <w:rPr>
-          <w:lang w:val="hi_IN" w:bidi="hi_IN"/>
-        </w:rPr>
-      </w:r>
-    </w:p>
-    <w:p>
-      <w:pPr/>
-      <w:r>
-        <w:rPr>
-          <w:lang w:val="hi_IN" w:bidi="hi_IN"/>
-        </w:rPr>
-      </w:r>
-      <w:r>
-        <w:rPr>
-          <w:lang w:val="hi_IN" w:bidi="hi_IN"/>
-        </w:rPr>
-        <w:t>הָיִ֥יתִי בְ⁠עֵינָ֖י⁠ו כְּ⁠מוֹצְאֵ֥ת שָׁלֽוֹם</w:t>
+        <w:t>श्रेष्ठगीत 8:11 (#4)</w:t>
+      </w:r>
+      <w:r>
+        <w:rPr>
+          <w:lang w:val="hi_IN" w:bidi="hi_IN"/>
+        </w:rPr>
       </w:r>
     </w:p>
     <w:p>
@@ -68940,7 +67880,7 @@
           <w:b/>
           <w:lang w:val="hi_IN" w:bidi="hi_IN"/>
         </w:rPr>
-        <w:t>तब मैं अपने प्रेमी की दृष्टि में शान्ति लानेवाले के समान थी</w:t>
+        <w:t>हर एक रखवाले को उसके फलों के लिये चाँदी के हजार-हजार टुकड़े देने थे</w:t>
       </w:r>
       <w:r>
         <w:rPr>
@@ -68961,20 +67901,46 @@
         <w:rPr>
           <w:lang w:val="hi_IN" w:bidi="hi_IN"/>
         </w:rPr>
-        <w:t xml:space="preserve">यहाँ, शब्द </w:t>
-      </w:r>
-      <w:r>
-        <w:rPr>
-          <w:b/>
-          <w:lang w:val="hi_IN" w:bidi="hi_IN"/>
-        </w:rPr>
-        <w:t>शान्ति</w:t>
-      </w:r>
-      <w:r>
-        <w:rPr>
-          <w:lang w:val="hi_IN" w:bidi="hi_IN"/>
-        </w:rPr>
-        <w:t xml:space="preserve"> का अर्थ "कृपा" है। यदि यह आपके पाठकों के लिए सहायक होगा, तो आप इसे स्पष्ट रूप से इंगित कर सकते हैं। वैकल्पिक अनुवाद: "मैंने उनकी दृष्टि में कृपा पाया"</w:t>
+        <w:t xml:space="preserve">यहाँ, वाक्यांश </w:t>
+      </w:r>
+      <w:r>
+        <w:rPr>
+          <w:b/>
+          <w:lang w:val="hi_IN" w:bidi="hi_IN"/>
+        </w:rPr>
+        <w:t>इसका फल</w:t>
+      </w:r>
+      <w:r>
+        <w:rPr>
+          <w:lang w:val="hi_IN" w:bidi="hi_IN"/>
+        </w:rPr>
+        <w:t xml:space="preserve"> </w:t>
+      </w:r>
+      <w:r>
+        <w:rPr>
+          <w:b/>
+          <w:lang w:val="hi_IN" w:bidi="hi_IN"/>
+        </w:rPr>
+        <w:t>दाख की बारी</w:t>
+      </w:r>
+      <w:r>
+        <w:rPr>
+          <w:lang w:val="hi_IN" w:bidi="hi_IN"/>
+        </w:rPr>
+        <w:t xml:space="preserve"> के फल को संदर्भित करता है और वाक्यांश </w:t>
+      </w:r>
+      <w:r>
+        <w:rPr>
+          <w:b/>
+          <w:lang w:val="hi_IN" w:bidi="hi_IN"/>
+        </w:rPr>
+        <w:t>प्रत्येक व्यक्ति प्रत्येक रखवाले</w:t>
+      </w:r>
+      <w:r>
+        <w:rPr>
+          <w:lang w:val="hi_IN" w:bidi="hi_IN"/>
+        </w:rPr>
+        <w:t xml:space="preserve"> को संदर्भित करता है। यदि यह आपके पाठकों के लिए सहायक होगा, तो आप इसे स्पष्ट रूप से इंगित कर सकते हैं। वैकल्पिक अनुवाद: "प्रत्येक रखवाले ने दाख की बारी के फल के बदले में एक हजार चांदी के टुकड़े लाए" या "प्रत्येक रखवाले ने दाख की बारी के फल के भुगतान के रूप में सुलैमान के लिए एक हजार चांदी के टुकड़े लाए"</w:t>
       </w:r>
     </w:p>
     <w:p>
@@ -69023,7 +67989,7 @@
         <w:rPr>
           <w:lang w:val="hi_IN" w:bidi="hi_IN"/>
         </w:rPr>
-        <w:t>श्रेष्ठगीत 8:11 (#1)</w:t>
+        <w:t>श्रेष्ठगीत 8:11 (#5)</w:t>
       </w:r>
       <w:r>
         <w:rPr>
@@ -69050,7 +68016,7 @@
           <w:b/>
           <w:lang w:val="hi_IN" w:bidi="hi_IN"/>
         </w:rPr>
-        <w:t>बाल्हामोन में</w:t>
+        <w:t>चाँदी के हजार-हजार टुकड़े</w:t>
       </w:r>
       <w:r>
         <w:rPr>
@@ -69069,42 +68035,9 @@
       </w:r>
       <w:r>
         <w:rPr>
-          <w:b/>
-          <w:lang w:val="hi_IN" w:bidi="hi_IN"/>
-        </w:rPr>
-        <w:t>बाल्हामोन</w:t>
-      </w:r>
-      <w:r>
-        <w:rPr>
-          <w:lang w:val="hi_IN" w:bidi="hi_IN"/>
-        </w:rPr>
-        <w:t xml:space="preserve"> एक स्थान का नाम है। नाम </w:t>
-      </w:r>
-      <w:r>
-        <w:rPr>
-          <w:b/>
-          <w:lang w:val="hi_IN" w:bidi="hi_IN"/>
-        </w:rPr>
-        <w:t>बाल्हामोन</w:t>
-      </w:r>
-      <w:r>
-        <w:rPr>
-          <w:lang w:val="hi_IN" w:bidi="hi_IN"/>
-        </w:rPr>
-        <w:t xml:space="preserve"> का अर्थ है "धन के स्वामी।" क्योंकि इस नाम का अर्थ यहाँ महत्वपूर्ण है, आप अपने अनुवाद में एक पाद टिप्पणी शामिल कर सकते हैं जिसमें यह बताया गया हो कि नाम </w:t>
-      </w:r>
-      <w:r>
-        <w:rPr>
-          <w:b/>
-          <w:lang w:val="hi_IN" w:bidi="hi_IN"/>
-        </w:rPr>
-        <w:t>बाल्हामोन</w:t>
-      </w:r>
-      <w:r>
-        <w:rPr>
-          <w:lang w:val="hi_IN" w:bidi="hi_IN"/>
-        </w:rPr>
-        <w:t xml:space="preserve"> का अर्थ है “धन का स्वामी, धनी स्वामी, बहुतायत का स्वामी।”</w:t>
+          <w:lang w:val="hi_IN" w:bidi="hi_IN"/>
+        </w:rPr>
+        <w:t>वैकल्पिक अनुवाद: “हज़ार चाँदी के सिक्के”</w:t>
       </w:r>
     </w:p>
     <w:p>
@@ -69124,7 +68057,7 @@
         <w:rPr>
           <w:lang w:val="hi_IN" w:bidi="hi_IN"/>
         </w:rPr>
-        <w:t>नामों का अनुवाद कैसे करें</w:t>
+        <w:t>बाइबिल की मुद्रा</w:t>
       </w:r>
       <w:r>
         <w:rPr>
@@ -69153,541 +68086,12 @@
         <w:rPr>
           <w:lang w:val="hi_IN" w:bidi="hi_IN"/>
         </w:rPr>
-        <w:t>श्रेष्ठगीत 8:11 (#2)</w:t>
-      </w:r>
-      <w:r>
-        <w:rPr>
-          <w:lang w:val="hi_IN" w:bidi="hi_IN"/>
-        </w:rPr>
-      </w:r>
-    </w:p>
-    <w:p>
-      <w:pPr/>
-      <w:r>
-        <w:rPr>
-          <w:lang w:val="hi_IN" w:bidi="hi_IN"/>
-        </w:rPr>
-      </w:r>
-      <w:r>
-        <w:rPr>
-          <w:lang w:val="hi_IN" w:bidi="hi_IN"/>
-        </w:rPr>
-        <w:t>לַ⁠נֹּטְרִ֑ים</w:t>
-      </w:r>
-    </w:p>
-    <w:p>
-      <w:pPr/>
-      <w:r>
-        <w:rPr>
-          <w:lang w:val="hi_IN" w:bidi="hi_IN"/>
-        </w:rPr>
-      </w:r>
-      <w:r>
-        <w:rPr>
-          <w:b/>
-          <w:lang w:val="hi_IN" w:bidi="hi_IN"/>
-        </w:rPr>
-        <w:t>"</w:t>
-      </w:r>
-      <w:r>
-        <w:rPr>
-          <w:b/>
-          <w:lang w:val="hi_IN" w:bidi="hi_IN"/>
-        </w:rPr>
-        <w:t>उसने वह दाख की बारी रखवालों को सौंप दी</w:t>
-      </w:r>
-      <w:r>
-        <w:rPr>
-          <w:b/>
-          <w:lang w:val="hi_IN" w:bidi="hi_IN"/>
-        </w:rPr>
-        <w:t>"</w:t>
-      </w:r>
-    </w:p>
-    <w:p>
-      <w:pPr/>
-      <w:r>
-        <w:rPr>
-          <w:lang w:val="hi_IN" w:bidi="hi_IN"/>
-        </w:rPr>
-      </w:r>
-      <w:r>
-        <w:rPr>
-          <w:lang w:val="hi_IN" w:bidi="hi_IN"/>
-        </w:rPr>
-        <w:t xml:space="preserve">यहाँ, </w:t>
-      </w:r>
-      <w:r>
-        <w:rPr>
-          <w:b/>
-          <w:lang w:val="hi_IN" w:bidi="hi_IN"/>
-        </w:rPr>
-        <w:t>रखवालों</w:t>
-      </w:r>
-      <w:r>
-        <w:rPr>
-          <w:lang w:val="hi_IN" w:bidi="hi_IN"/>
-        </w:rPr>
-        <w:t xml:space="preserve"> शब्द का अर्थ उन किसानों से है जो भूमि के मालिक से भूमि किराए पर लेते हैं और भूमि के मालिक को उसकी भूमि पर खेती करने के लिए भुगतान करते हैं (यहाँ, </w:t>
-      </w:r>
-      <w:r>
-        <w:rPr>
-          <w:b/>
-          <w:lang w:val="hi_IN" w:bidi="hi_IN"/>
-        </w:rPr>
-        <w:t>रखवालों</w:t>
-      </w:r>
-      <w:r>
-        <w:rPr>
-          <w:lang w:val="hi_IN" w:bidi="hi_IN"/>
-        </w:rPr>
-        <w:t xml:space="preserve"> ने भूमि के मालिक </w:t>
-      </w:r>
-      <w:r>
-        <w:rPr>
-          <w:b/>
-          <w:lang w:val="hi_IN" w:bidi="hi_IN"/>
-        </w:rPr>
-        <w:t>सुलैमान</w:t>
-      </w:r>
-      <w:r>
-        <w:rPr>
-          <w:lang w:val="hi_IN" w:bidi="hi_IN"/>
-        </w:rPr>
-        <w:t xml:space="preserve"> को उसकी भूमि पर खेती करने के लिए जो रकम दी थी, वह </w:t>
-      </w:r>
-      <w:r>
-        <w:rPr>
-          <w:b/>
-          <w:lang w:val="hi_IN" w:bidi="hi_IN"/>
-        </w:rPr>
-        <w:t>एक हज़ार चाँदी के टुकड़े थे</w:t>
-      </w:r>
-      <w:r>
-        <w:rPr>
-          <w:lang w:val="hi_IN" w:bidi="hi_IN"/>
-        </w:rPr>
-        <w:t>)। अगर आपके पाठक इस तरह के किसान से परिचित नहीं हैं, तो आप अपने अनुवाद में इस शब्द का अर्थ बता सकते हैं। वैकल्पिक अनुवाद: "वे लोग जो उसे भुगतान करेंगे ताकि वे उस पर खेती कर सकें" या "वे लोग जो उसे भुगतान करेंगे ताकि वे उस पर खेती कर सकें"</w:t>
-      </w:r>
-    </w:p>
-    <w:p>
-      <w:pPr/>
-      <w:r>
-        <w:rPr>
-          <w:lang w:val="hi_IN" w:bidi="hi_IN"/>
-        </w:rPr>
-      </w:r>
-      <w:r>
-        <w:rPr>
-          <w:lang w:val="hi_IN" w:bidi="hi_IN"/>
-        </w:rPr>
-        <w:t xml:space="preserve">देखें: </w:t>
-      </w:r>
-      <w:r>
-        <w:rPr>
-          <w:lang w:val="hi_IN" w:bidi="hi_IN"/>
-        </w:rPr>
-        <w:t>अज्ञातों का अनुवाद करें</w:t>
-      </w:r>
-      <w:r>
-        <w:rPr>
-          <w:lang w:val="hi_IN" w:bidi="hi_IN"/>
-        </w:rPr>
-      </w:r>
-      <w:r>
-        <w:rPr>
-          <w:lang w:val="hi_IN" w:bidi="hi_IN"/>
-        </w:rPr>
-      </w:r>
-    </w:p>
-    <w:p>
-      <w:pPr/>
-      <w:r>
-        <w:rPr>
-          <w:lang w:val="hi_IN" w:bidi="hi_IN"/>
-        </w:rPr>
-      </w:r>
-    </w:p>
-    <w:p>
-      <w:pPr>
-        <w:pStyle w:val="Heading2"/>
-      </w:pPr>
-      <w:r>
-        <w:rPr>
-          <w:lang w:val="hi_IN" w:bidi="hi_IN"/>
-        </w:rPr>
-        <w:t>श्रेष्ठगीत 8:11 (#3)</w:t>
-      </w:r>
-      <w:r>
-        <w:rPr>
-          <w:lang w:val="hi_IN" w:bidi="hi_IN"/>
-        </w:rPr>
-      </w:r>
-    </w:p>
-    <w:p>
-      <w:pPr/>
-      <w:r>
-        <w:rPr>
-          <w:lang w:val="hi_IN" w:bidi="hi_IN"/>
-        </w:rPr>
-      </w:r>
-      <w:r>
-        <w:rPr>
-          <w:lang w:val="hi_IN" w:bidi="hi_IN"/>
-        </w:rPr>
-        <w:t>נָתַ֥ן אֶת־הַ⁠כֶּ֖רֶם לַ⁠נֹּטְרִ֑ים</w:t>
-      </w:r>
-    </w:p>
-    <w:p>
-      <w:pPr/>
-      <w:r>
-        <w:rPr>
-          <w:lang w:val="hi_IN" w:bidi="hi_IN"/>
-        </w:rPr>
-      </w:r>
-      <w:r>
-        <w:rPr>
-          <w:b/>
-          <w:lang w:val="hi_IN" w:bidi="hi_IN"/>
-        </w:rPr>
-        <w:t>"</w:t>
-      </w:r>
-      <w:r>
-        <w:rPr>
-          <w:b/>
-          <w:lang w:val="hi_IN" w:bidi="hi_IN"/>
-        </w:rPr>
-        <w:t>उसने वह दाख की बारी रखवालों को सौंप दी</w:t>
-      </w:r>
-      <w:r>
-        <w:rPr>
-          <w:b/>
-          <w:lang w:val="hi_IN" w:bidi="hi_IN"/>
-        </w:rPr>
-        <w:t>"</w:t>
-      </w:r>
-    </w:p>
-    <w:p>
-      <w:pPr/>
-      <w:r>
-        <w:rPr>
-          <w:lang w:val="hi_IN" w:bidi="hi_IN"/>
-        </w:rPr>
-      </w:r>
-      <w:r>
-        <w:rPr>
-          <w:lang w:val="hi_IN" w:bidi="hi_IN"/>
-        </w:rPr>
-        <w:t>"वैकल्पिक अनुवाद: “उसने दाख की बारी को रखवालों को किराए पर दे दिया” या “उसने दाख की बारी को रखवालों को पट्टे पर दे दिया” या “उसने सहमति दी कि रखवाले उन्हें भुगतान करें ताकि वे दाख की बारी में अंगूर उगा सकें”</w:t>
-      </w:r>
-      <w:r>
-        <w:rPr>
-          <w:lang w:val="hi_IN" w:bidi="hi_IN"/>
-        </w:rPr>
-      </w:r>
-      <w:r>
-        <w:rPr>
-          <w:lang w:val="hi_IN" w:bidi="hi_IN"/>
-        </w:rPr>
-      </w:r>
-    </w:p>
-    <w:p>
-      <w:pPr/>
-      <w:r>
-        <w:rPr>
-          <w:lang w:val="hi_IN" w:bidi="hi_IN"/>
-        </w:rPr>
-      </w:r>
-    </w:p>
-    <w:p>
-      <w:pPr>
-        <w:pStyle w:val="Heading2"/>
-      </w:pPr>
-      <w:r>
-        <w:rPr>
-          <w:lang w:val="hi_IN" w:bidi="hi_IN"/>
-        </w:rPr>
-        <w:t>श्रेष्ठगीत 8:11 (#4)</w:t>
-      </w:r>
-      <w:r>
-        <w:rPr>
-          <w:lang w:val="hi_IN" w:bidi="hi_IN"/>
-        </w:rPr>
-      </w:r>
-    </w:p>
-    <w:p>
-      <w:pPr/>
-      <w:r>
-        <w:rPr>
-          <w:lang w:val="hi_IN" w:bidi="hi_IN"/>
-        </w:rPr>
-      </w:r>
-      <w:r>
-        <w:rPr>
-          <w:lang w:val="hi_IN" w:bidi="hi_IN"/>
-        </w:rPr>
-        <w:t>אִ֛ישׁ יָבִ֥א בְּ⁠פִרְי֖⁠וֹ אֶ֥לֶף כָּֽסֶף</w:t>
-      </w:r>
-    </w:p>
-    <w:p>
-      <w:pPr/>
-      <w:r>
-        <w:rPr>
-          <w:lang w:val="hi_IN" w:bidi="hi_IN"/>
-        </w:rPr>
-      </w:r>
-      <w:r>
-        <w:rPr>
-          <w:b/>
-          <w:lang w:val="hi_IN" w:bidi="hi_IN"/>
-        </w:rPr>
-        <w:t>"</w:t>
-      </w:r>
-      <w:r>
-        <w:rPr>
-          <w:b/>
-          <w:lang w:val="hi_IN" w:bidi="hi_IN"/>
-        </w:rPr>
-        <w:t>हर एक रखवाले को उसके फलों के लिये चाँदी के हजार-हजार टुकड़े देने थे</w:t>
-      </w:r>
-      <w:r>
-        <w:rPr>
-          <w:b/>
-          <w:lang w:val="hi_IN" w:bidi="hi_IN"/>
-        </w:rPr>
-        <w:t>"</w:t>
-      </w:r>
-    </w:p>
-    <w:p>
-      <w:pPr/>
-      <w:r>
-        <w:rPr>
-          <w:lang w:val="hi_IN" w:bidi="hi_IN"/>
-        </w:rPr>
-      </w:r>
-      <w:r>
-        <w:rPr>
-          <w:lang w:val="hi_IN" w:bidi="hi_IN"/>
-        </w:rPr>
-        <w:t xml:space="preserve">यहाँ, वाक्यांश </w:t>
-      </w:r>
-      <w:r>
-        <w:rPr>
-          <w:b/>
-          <w:lang w:val="hi_IN" w:bidi="hi_IN"/>
-        </w:rPr>
-        <w:t>इसका फल</w:t>
-      </w:r>
-      <w:r>
-        <w:rPr>
-          <w:lang w:val="hi_IN" w:bidi="hi_IN"/>
-        </w:rPr>
-        <w:t xml:space="preserve"> </w:t>
-      </w:r>
-      <w:r>
-        <w:rPr>
-          <w:b/>
-          <w:lang w:val="hi_IN" w:bidi="hi_IN"/>
-        </w:rPr>
-        <w:t>दाख की बारी</w:t>
-      </w:r>
-      <w:r>
-        <w:rPr>
-          <w:lang w:val="hi_IN" w:bidi="hi_IN"/>
-        </w:rPr>
-        <w:t xml:space="preserve"> के फल को संदर्भित करता है और वाक्यांश </w:t>
-      </w:r>
-      <w:r>
-        <w:rPr>
-          <w:b/>
-          <w:lang w:val="hi_IN" w:bidi="hi_IN"/>
-        </w:rPr>
-        <w:t>प्रत्येक व्यक्ति प्रत्येक रखवाले</w:t>
-      </w:r>
-      <w:r>
-        <w:rPr>
-          <w:lang w:val="hi_IN" w:bidi="hi_IN"/>
-        </w:rPr>
-        <w:t xml:space="preserve"> को संदर्भित करता है। यदि यह आपके पाठकों के लिए सहायक होगा, तो आप इसे स्पष्ट रूप से इंगित कर सकते हैं। वैकल्पिक अनुवाद: "प्रत्येक रखवाले ने दाख की बारी के फल के बदले में एक हजार चांदी के टुकड़े लाए" या "प्रत्येक रखवाले ने दाख की बारी के फल के भुगतान के रूप में सुलैमान के लिए एक हजार चांदी के टुकड़े लाए"</w:t>
-      </w:r>
-    </w:p>
-    <w:p>
-      <w:pPr/>
-      <w:r>
-        <w:rPr>
-          <w:lang w:val="hi_IN" w:bidi="hi_IN"/>
-        </w:rPr>
-      </w:r>
-      <w:r>
-        <w:rPr>
-          <w:lang w:val="hi_IN" w:bidi="hi_IN"/>
-        </w:rPr>
-        <w:t xml:space="preserve">देखें: </w:t>
-      </w:r>
-      <w:r>
-        <w:rPr>
-          <w:lang w:val="hi_IN" w:bidi="hi_IN"/>
-        </w:rPr>
-        <w:t>अनुमानित ज्ञान और अंतर्निहित जानकारी</w:t>
-      </w:r>
-      <w:r>
-        <w:rPr>
-          <w:lang w:val="hi_IN" w:bidi="hi_IN"/>
-        </w:rPr>
-      </w:r>
-      <w:r>
-        <w:rPr>
-          <w:lang w:val="hi_IN" w:bidi="hi_IN"/>
-        </w:rPr>
-      </w:r>
-    </w:p>
-    <w:p>
-      <w:pPr/>
-      <w:r>
-        <w:rPr>
-          <w:lang w:val="hi_IN" w:bidi="hi_IN"/>
-        </w:rPr>
-      </w:r>
-    </w:p>
-    <w:p>
-      <w:pPr>
-        <w:pStyle w:val="Heading2"/>
-      </w:pPr>
-      <w:r>
-        <w:rPr>
-          <w:lang w:val="hi_IN" w:bidi="hi_IN"/>
-        </w:rPr>
-        <w:t>श्रेष्ठगीत 8:11 (#5)</w:t>
-      </w:r>
-      <w:r>
-        <w:rPr>
-          <w:lang w:val="hi_IN" w:bidi="hi_IN"/>
-        </w:rPr>
-      </w:r>
-    </w:p>
-    <w:p>
-      <w:pPr/>
-      <w:r>
-        <w:rPr>
-          <w:lang w:val="hi_IN" w:bidi="hi_IN"/>
-        </w:rPr>
-      </w:r>
-      <w:r>
-        <w:rPr>
-          <w:lang w:val="hi_IN" w:bidi="hi_IN"/>
-        </w:rPr>
-        <w:t>אֶ֥לֶף כָּֽסֶף</w:t>
-      </w:r>
-    </w:p>
-    <w:p>
-      <w:pPr/>
-      <w:r>
-        <w:rPr>
-          <w:lang w:val="hi_IN" w:bidi="hi_IN"/>
-        </w:rPr>
-      </w:r>
-      <w:r>
-        <w:rPr>
-          <w:b/>
-          <w:lang w:val="hi_IN" w:bidi="hi_IN"/>
-        </w:rPr>
-        <w:t>"</w:t>
-      </w:r>
-      <w:r>
-        <w:rPr>
-          <w:b/>
-          <w:lang w:val="hi_IN" w:bidi="hi_IN"/>
-        </w:rPr>
-        <w:t>चाँदी के हजार-हजार टुकड़े</w:t>
-      </w:r>
-      <w:r>
-        <w:rPr>
-          <w:b/>
-          <w:lang w:val="hi_IN" w:bidi="hi_IN"/>
-        </w:rPr>
-        <w:t>"</w:t>
-      </w:r>
-    </w:p>
-    <w:p>
-      <w:pPr/>
-      <w:r>
-        <w:rPr>
-          <w:lang w:val="hi_IN" w:bidi="hi_IN"/>
-        </w:rPr>
-      </w:r>
-      <w:r>
-        <w:rPr>
-          <w:lang w:val="hi_IN" w:bidi="hi_IN"/>
-        </w:rPr>
-        <w:t>वैकल्पिक अनुवाद: “हज़ार चाँदी के सिक्के”</w:t>
-      </w:r>
-    </w:p>
-    <w:p>
-      <w:pPr/>
-      <w:r>
-        <w:rPr>
-          <w:lang w:val="hi_IN" w:bidi="hi_IN"/>
-        </w:rPr>
-      </w:r>
-      <w:r>
-        <w:rPr>
-          <w:lang w:val="hi_IN" w:bidi="hi_IN"/>
-        </w:rPr>
-        <w:t xml:space="preserve">देखें: </w:t>
-      </w:r>
-      <w:r>
-        <w:rPr>
-          <w:lang w:val="hi_IN" w:bidi="hi_IN"/>
-        </w:rPr>
-        <w:t>बाइबिल की मुद्रा</w:t>
-      </w:r>
-      <w:r>
-        <w:rPr>
-          <w:lang w:val="hi_IN" w:bidi="hi_IN"/>
-        </w:rPr>
-      </w:r>
-      <w:r>
-        <w:rPr>
-          <w:lang w:val="hi_IN" w:bidi="hi_IN"/>
-        </w:rPr>
-      </w:r>
-    </w:p>
-    <w:p>
-      <w:pPr/>
-      <w:r>
-        <w:rPr>
-          <w:lang w:val="hi_IN" w:bidi="hi_IN"/>
-        </w:rPr>
-      </w:r>
-    </w:p>
-    <w:p>
-      <w:pPr>
-        <w:pStyle w:val="Heading2"/>
-      </w:pPr>
-      <w:r>
-        <w:rPr>
-          <w:lang w:val="hi_IN" w:bidi="hi_IN"/>
-        </w:rPr>
         <w:t>श्रेष्ठगीत 8:11–12 (#1)</w:t>
       </w:r>
       <w:r>
         <w:rPr>
           <w:lang w:val="hi_IN" w:bidi="hi_IN"/>
         </w:rPr>
-      </w:r>
-    </w:p>
-    <w:p>
-      <w:pPr/>
-      <w:r>
-        <w:rPr>
-          <w:lang w:val="hi_IN" w:bidi="hi_IN"/>
-        </w:rPr>
-      </w:r>
-      <w:r>
-        <w:rPr>
-          <w:lang w:val="hi_IN" w:bidi="hi_IN"/>
-        </w:rPr>
-        <w:t>כֶּ֣רֶם הָיָ֤ה לִ⁠שְׁלֹמֹה֙ בְּ⁠בַ֣עַל הָמ֔וֹן נָתַ֥ן אֶת־הַ⁠כֶּ֖רֶם לַ⁠נֹּטְרִ֑ים אִ֛ישׁ יָבִ֥א בְּ⁠פִרְי֖⁠וֹ אֶ֥לֶף כָּֽסֶף׃ כָּרְמִ֥⁠י שֶׁ⁠לִּ֖⁠י לְ⁠פָנָ֑⁠י הָ⁠אֶ֤לֶף לְ⁠ךָ֙ שְׁלֹמֹ֔ה וּ⁠מָאתַ֖יִם לְ⁠נֹטְרִ֥ים אֶת־פִּרְיֽ⁠וֹ</w:t>
       </w:r>
     </w:p>
     <w:p>
@@ -70119,20 +68523,6 @@
       </w:r>
       <w:r>
         <w:rPr>
-          <w:lang w:val="hi_IN" w:bidi="hi_IN"/>
-        </w:rPr>
-        <w:t>הָ⁠אֶ֤לֶף לְ⁠ךָ֙ שְׁלֹמֹ֔ה וּ⁠מָאתַ֖יִם לְ⁠נֹטְרִ֥ים אֶת־פִּרְיֽ⁠וֹ</w:t>
-      </w:r>
-    </w:p>
-    <w:p>
-      <w:pPr/>
-      <w:r>
-        <w:rPr>
-          <w:lang w:val="hi_IN" w:bidi="hi_IN"/>
-        </w:rPr>
-      </w:r>
-      <w:r>
-        <w:rPr>
           <w:b/>
           <w:lang w:val="hi_IN" w:bidi="hi_IN"/>
         </w:rPr>
@@ -70463,20 +68853,6 @@
       </w:r>
       <w:r>
         <w:rPr>
-          <w:lang w:val="hi_IN" w:bidi="hi_IN"/>
-        </w:rPr>
-        <w:t>הַ⁠יוֹשֶׁ֣בֶת בַּ⁠גַּנִּ֗ים חֲבֵרִ֛ים מַקְשִׁיבִ֥ים לְ⁠קוֹלֵ֖⁠ךְ הַשְׁמִיעִֽי⁠נִי</w:t>
-      </w:r>
-    </w:p>
-    <w:p>
-      <w:pPr/>
-      <w:r>
-        <w:rPr>
-          <w:lang w:val="hi_IN" w:bidi="hi_IN"/>
-        </w:rPr>
-      </w:r>
-      <w:r>
-        <w:rPr>
           <w:b/>
           <w:lang w:val="hi_IN" w:bidi="hi_IN"/>
         </w:rPr>
@@ -70851,20 +69227,6 @@
       </w:r>
       <w:r>
         <w:rPr>
-          <w:lang w:val="hi_IN" w:bidi="hi_IN"/>
-        </w:rPr>
-        <w:t>בְּרַ֣ח ׀ דּוֹדִ֗⁠י וּֽ⁠דְמֵה־לְ⁠ךָ֤ לִ⁠צְבִי֙ א֚וֹ לְ⁠עֹ֣פֶר הָֽ⁠אַיָּלִ֔ים עַ֖ל הָרֵ֥י בְשָׂמִֽים</w:t>
-      </w:r>
-    </w:p>
-    <w:p>
-      <w:pPr/>
-      <w:r>
-        <w:rPr>
-          <w:lang w:val="hi_IN" w:bidi="hi_IN"/>
-        </w:rPr>
-      </w:r>
-      <w:r>
-        <w:rPr>
           <w:b/>
           <w:lang w:val="hi_IN" w:bidi="hi_IN"/>
         </w:rPr>
@@ -71075,20 +69437,6 @@
         <w:rPr>
           <w:lang w:val="hi_IN" w:bidi="hi_IN"/>
         </w:rPr>
-      </w:r>
-    </w:p>
-    <w:p>
-      <w:pPr/>
-      <w:r>
-        <w:rPr>
-          <w:lang w:val="hi_IN" w:bidi="hi_IN"/>
-        </w:rPr>
-      </w:r>
-      <w:r>
-        <w:rPr>
-          <w:lang w:val="hi_IN" w:bidi="hi_IN"/>
-        </w:rPr>
-        <w:t>דּוֹדִ֗⁠י וּֽ⁠דְמֵה־לְ⁠ךָ֤ לִ⁠צְבִי֙ א֚וֹ לְ⁠עֹ֣פֶר הָֽ⁠אַיָּלִ֔ים</w:t>
       </w:r>
     </w:p>
     <w:p>

--- a/hin/docx/22.content.docx
+++ b/hin/docx/22.content.docx
@@ -1966,6 +1966,20 @@
       </w:r>
       <w:r>
         <w:rPr>
+          <w:lang w:val="hi_IN" w:bidi="hi_IN"/>
+        </w:rPr>
+        <w:t>טוֹבִ֥ים דֹּדֶ֖י⁠ךָ מִ⁠יָּֽיִן</w:t>
+      </w:r>
+    </w:p>
+    <w:p>
+      <w:pPr/>
+      <w:r>
+        <w:rPr>
+          <w:lang w:val="hi_IN" w:bidi="hi_IN"/>
+        </w:rPr>
+      </w:r>
+      <w:r>
+        <w:rPr>
           <w:b/>
           <w:lang w:val="hi_IN" w:bidi="hi_IN"/>
         </w:rPr>
@@ -2904,6 +2918,20 @@
         <w:rPr>
           <w:lang w:val="hi_IN" w:bidi="hi_IN"/>
         </w:rPr>
+      </w:r>
+    </w:p>
+    <w:p>
+      <w:pPr/>
+      <w:r>
+        <w:rPr>
+          <w:lang w:val="hi_IN" w:bidi="hi_IN"/>
+        </w:rPr>
+      </w:r>
+      <w:r>
+        <w:rPr>
+          <w:lang w:val="hi_IN" w:bidi="hi_IN"/>
+        </w:rPr>
+        <w:t>מָשְׁכֵ֖⁠נִי</w:t>
       </w:r>
     </w:p>
     <w:p>
@@ -4120,6 +4148,20 @@
       </w:r>
       <w:r>
         <w:rPr>
+          <w:lang w:val="hi_IN" w:bidi="hi_IN"/>
+        </w:rPr>
+        <w:t>נַזְכִּ֤ירָה</w:t>
+      </w:r>
+    </w:p>
+    <w:p>
+      <w:pPr/>
+      <w:r>
+        <w:rPr>
+          <w:lang w:val="hi_IN" w:bidi="hi_IN"/>
+        </w:rPr>
+      </w:r>
+      <w:r>
+        <w:rPr>
           <w:b/>
           <w:lang w:val="hi_IN" w:bidi="hi_IN"/>
         </w:rPr>
@@ -4654,6 +4696,20 @@
         <w:rPr>
           <w:lang w:val="hi_IN" w:bidi="hi_IN"/>
         </w:rPr>
+      </w:r>
+    </w:p>
+    <w:p>
+      <w:pPr/>
+      <w:r>
+        <w:rPr>
+          <w:lang w:val="hi_IN" w:bidi="hi_IN"/>
+        </w:rPr>
+      </w:r>
+      <w:r>
+        <w:rPr>
+          <w:lang w:val="hi_IN" w:bidi="hi_IN"/>
+        </w:rPr>
+        <w:t>מֵישָׁרִ֖ים אֲהֵבֽוּ⁠ךָ</w:t>
       </w:r>
     </w:p>
     <w:p>
@@ -5861,6 +5917,20 @@
       </w:r>
       <w:r>
         <w:rPr>
+          <w:lang w:val="hi_IN" w:bidi="hi_IN"/>
+        </w:rPr>
+        <w:t>נֹטֵרָ֣ה אֶת־הַ⁠כְּרָמִ֔ים כַּרְמִ֥⁠י שֶׁ⁠לִּ֖⁠י לֹ֥א נָטָֽרְתִּי</w:t>
+      </w:r>
+    </w:p>
+    <w:p>
+      <w:pPr/>
+      <w:r>
+        <w:rPr>
+          <w:lang w:val="hi_IN" w:bidi="hi_IN"/>
+        </w:rPr>
+      </w:r>
+      <w:r>
+        <w:rPr>
           <w:b/>
           <w:lang w:val="hi_IN" w:bidi="hi_IN"/>
         </w:rPr>
@@ -6808,6 +6878,20 @@
       </w:r>
       <w:r>
         <w:rPr>
+          <w:lang w:val="hi_IN" w:bidi="hi_IN"/>
+        </w:rPr>
+        <w:t>אִם־לֹ֤א תֵדְעִי֙ לָ֔⁠ךְ הַ⁠יָּפָ֖ה בַּ⁠נָּשִׁ֑ים צְֽאִי־לָ֞⁠ךְ</w:t>
+      </w:r>
+    </w:p>
+    <w:p>
+      <w:pPr/>
+      <w:r>
+        <w:rPr>
+          <w:lang w:val="hi_IN" w:bidi="hi_IN"/>
+        </w:rPr>
+      </w:r>
+      <w:r>
+        <w:rPr>
           <w:b/>
           <w:lang w:val="hi_IN" w:bidi="hi_IN"/>
         </w:rPr>
@@ -6905,6 +6989,20 @@
       </w:r>
       <w:r>
         <w:rPr>
+          <w:lang w:val="hi_IN" w:bidi="hi_IN"/>
+        </w:rPr>
+        <w:t>אִם־לֹ֤א תֵדְעִי֙ לָ֔⁠ךְ הַ⁠יָּפָ֖ה בַּ⁠נָּשִׁ֑ים</w:t>
+      </w:r>
+    </w:p>
+    <w:p>
+      <w:pPr/>
+      <w:r>
+        <w:rPr>
+          <w:lang w:val="hi_IN" w:bidi="hi_IN"/>
+        </w:rPr>
+      </w:r>
+      <w:r>
+        <w:rPr>
           <w:b/>
           <w:lang w:val="hi_IN" w:bidi="hi_IN"/>
         </w:rPr>
@@ -7293,6 +7391,20 @@
       </w:r>
       <w:r>
         <w:rPr>
+          <w:lang w:val="hi_IN" w:bidi="hi_IN"/>
+        </w:rPr>
+        <w:t>וּ⁠רְעִי֙ אֶת־גְּדִיֹּתַ֔יִ⁠ךְ</w:t>
+      </w:r>
+    </w:p>
+    <w:p>
+      <w:pPr/>
+      <w:r>
+        <w:rPr>
+          <w:lang w:val="hi_IN" w:bidi="hi_IN"/>
+        </w:rPr>
+      </w:r>
+      <w:r>
+        <w:rPr>
           <w:b/>
           <w:lang w:val="hi_IN" w:bidi="hi_IN"/>
         </w:rPr>
@@ -7370,6 +7482,20 @@
       </w:r>
       <w:r>
         <w:rPr>
+          <w:lang w:val="hi_IN" w:bidi="hi_IN"/>
+        </w:rPr>
+        <w:t>לְ⁠סֻסָתִ⁠י֙ בְּ⁠רִכְבֵ֣י פַרְעֹ֔ה דִּמִּיתִ֖י⁠ךְ רַעְיָתִֽ⁠י</w:t>
+      </w:r>
+    </w:p>
+    <w:p>
+      <w:pPr/>
+      <w:r>
+        <w:rPr>
+          <w:lang w:val="hi_IN" w:bidi="hi_IN"/>
+        </w:rPr>
+      </w:r>
+      <w:r>
+        <w:rPr>
           <w:b/>
           <w:lang w:val="hi_IN" w:bidi="hi_IN"/>
         </w:rPr>
@@ -8038,6 +8164,20 @@
       </w:r>
       <w:r>
         <w:rPr>
+          <w:lang w:val="hi_IN" w:bidi="hi_IN"/>
+        </w:rPr>
+        <w:t>תּוֹרֵ֤י</w:t>
+      </w:r>
+    </w:p>
+    <w:p>
+      <w:pPr/>
+      <w:r>
+        <w:rPr>
+          <w:lang w:val="hi_IN" w:bidi="hi_IN"/>
+        </w:rPr>
+      </w:r>
+      <w:r>
+        <w:rPr>
           <w:b/>
           <w:lang w:val="hi_IN" w:bidi="hi_IN"/>
         </w:rPr>
@@ -8302,6 +8442,20 @@
         <w:rPr>
           <w:lang w:val="hi_IN" w:bidi="hi_IN"/>
         </w:rPr>
+      </w:r>
+    </w:p>
+    <w:p>
+      <w:pPr/>
+      <w:r>
+        <w:rPr>
+          <w:lang w:val="hi_IN" w:bidi="hi_IN"/>
+        </w:rPr>
+      </w:r>
+      <w:r>
+        <w:rPr>
+          <w:lang w:val="hi_IN" w:bidi="hi_IN"/>
+        </w:rPr>
+        <w:t>עִ֖ם נְקֻדּ֥וֹת הַ⁠כָּֽסֶף</w:t>
       </w:r>
     </w:p>
     <w:p>
@@ -8780,6 +8934,20 @@
       </w:r>
       <w:r>
         <w:rPr>
+          <w:lang w:val="hi_IN" w:bidi="hi_IN"/>
+        </w:rPr>
+        <w:t>נָתַ֥ן רֵיחֽ⁠וֹ</w:t>
+      </w:r>
+    </w:p>
+    <w:p>
+      <w:pPr/>
+      <w:r>
+        <w:rPr>
+          <w:lang w:val="hi_IN" w:bidi="hi_IN"/>
+        </w:rPr>
+      </w:r>
+      <w:r>
+        <w:rPr>
           <w:b/>
           <w:lang w:val="hi_IN" w:bidi="hi_IN"/>
         </w:rPr>
@@ -9071,6 +9239,20 @@
       </w:r>
       <w:r>
         <w:rPr>
+          <w:lang w:val="hi_IN" w:bidi="hi_IN"/>
+        </w:rPr>
+        <w:t>דּוֹדִ⁠י֙</w:t>
+      </w:r>
+    </w:p>
+    <w:p>
+      <w:pPr/>
+      <w:r>
+        <w:rPr>
+          <w:lang w:val="hi_IN" w:bidi="hi_IN"/>
+        </w:rPr>
+      </w:r>
+      <w:r>
+        <w:rPr>
           <w:b/>
           <w:lang w:val="hi_IN" w:bidi="hi_IN"/>
         </w:rPr>
@@ -9148,6 +9330,20 @@
       </w:r>
       <w:r>
         <w:rPr>
+          <w:lang w:val="hi_IN" w:bidi="hi_IN"/>
+        </w:rPr>
+        <w:t>צְר֨וֹר הַ⁠מֹּ֤ר ׀ דּוֹדִ⁠י֙ לִ֔⁠י בֵּ֥ין שָׁדַ֖⁠י יָלִֽין</w:t>
+      </w:r>
+    </w:p>
+    <w:p>
+      <w:pPr/>
+      <w:r>
+        <w:rPr>
+          <w:lang w:val="hi_IN" w:bidi="hi_IN"/>
+        </w:rPr>
+      </w:r>
+      <w:r>
+        <w:rPr>
           <w:b/>
           <w:lang w:val="hi_IN" w:bidi="hi_IN"/>
         </w:rPr>
@@ -10120,6 +10316,20 @@
         <w:rPr>
           <w:lang w:val="hi_IN" w:bidi="hi_IN"/>
         </w:rPr>
+      </w:r>
+    </w:p>
+    <w:p>
+      <w:pPr/>
+      <w:r>
+        <w:rPr>
+          <w:lang w:val="hi_IN" w:bidi="hi_IN"/>
+        </w:rPr>
+      </w:r>
+      <w:r>
+        <w:rPr>
+          <w:lang w:val="hi_IN" w:bidi="hi_IN"/>
+        </w:rPr>
+        <w:t>רַעְיָתִ֔⁠י</w:t>
       </w:r>
     </w:p>
     <w:p>
@@ -12240,6 +12450,20 @@
       </w:r>
       <w:r>
         <w:rPr>
+          <w:lang w:val="hi_IN" w:bidi="hi_IN"/>
+        </w:rPr>
+        <w:t>כְּ⁠שֽׁוֹשַׁנָּה֙ בֵּ֣ין הַ⁠חוֹחִ֔ים כֵּ֥ן רַעְיָתִ֖⁠י בֵּ֥ין הַ⁠בָּנֽוֹת</w:t>
+      </w:r>
+    </w:p>
+    <w:p>
+      <w:pPr/>
+      <w:r>
+        <w:rPr>
+          <w:lang w:val="hi_IN" w:bidi="hi_IN"/>
+        </w:rPr>
+      </w:r>
+      <w:r>
+        <w:rPr>
           <w:b/>
           <w:lang w:val="hi_IN" w:bidi="hi_IN"/>
         </w:rPr>
@@ -12352,6 +12576,20 @@
         <w:rPr>
           <w:lang w:val="hi_IN" w:bidi="hi_IN"/>
         </w:rPr>
+      </w:r>
+    </w:p>
+    <w:p>
+      <w:pPr/>
+      <w:r>
+        <w:rPr>
+          <w:lang w:val="hi_IN" w:bidi="hi_IN"/>
+        </w:rPr>
+      </w:r>
+      <w:r>
+        <w:rPr>
+          <w:lang w:val="hi_IN" w:bidi="hi_IN"/>
+        </w:rPr>
+        <w:t>כְּ⁠שֽׁוֹשַׁנָּה֙</w:t>
       </w:r>
     </w:p>
     <w:p>
@@ -12503,6 +12741,20 @@
       </w:r>
       <w:r>
         <w:rPr>
+          <w:lang w:val="hi_IN" w:bidi="hi_IN"/>
+        </w:rPr>
+        <w:t>רַעְיָתִ֖⁠י</w:t>
+      </w:r>
+    </w:p>
+    <w:p>
+      <w:pPr/>
+      <w:r>
+        <w:rPr>
+          <w:lang w:val="hi_IN" w:bidi="hi_IN"/>
+        </w:rPr>
+      </w:r>
+      <w:r>
+        <w:rPr>
           <w:b/>
           <w:lang w:val="hi_IN" w:bidi="hi_IN"/>
         </w:rPr>
@@ -12914,6 +13166,20 @@
       </w:r>
       <w:r>
         <w:rPr>
+          <w:lang w:val="hi_IN" w:bidi="hi_IN"/>
+        </w:rPr>
+        <w:t>כְּ⁠תַפּ֨וּחַ֙ בַּ⁠עֲצֵ֣י הַ⁠יַּ֔עַר כֵּ֥ן דּוֹדִ֖⁠י בֵּ֣ין הַ⁠בָּנִ֑ים</w:t>
+      </w:r>
+    </w:p>
+    <w:p>
+      <w:pPr/>
+      <w:r>
+        <w:rPr>
+          <w:lang w:val="hi_IN" w:bidi="hi_IN"/>
+        </w:rPr>
+      </w:r>
+      <w:r>
+        <w:rPr>
           <w:b/>
           <w:lang w:val="hi_IN" w:bidi="hi_IN"/>
         </w:rPr>
@@ -13258,6 +13524,20 @@
         <w:rPr>
           <w:lang w:val="hi_IN" w:bidi="hi_IN"/>
         </w:rPr>
+      </w:r>
+    </w:p>
+    <w:p>
+      <w:pPr/>
+      <w:r>
+        <w:rPr>
+          <w:lang w:val="hi_IN" w:bidi="hi_IN"/>
+        </w:rPr>
+      </w:r>
+      <w:r>
+        <w:rPr>
+          <w:lang w:val="hi_IN" w:bidi="hi_IN"/>
+        </w:rPr>
+        <w:t>דּוֹדִ֖⁠י</w:t>
       </w:r>
     </w:p>
     <w:p>
@@ -13738,6 +14018,20 @@
       </w:r>
       <w:r>
         <w:rPr>
+          <w:lang w:val="hi_IN" w:bidi="hi_IN"/>
+        </w:rPr>
+        <w:t>בְּ⁠צִלּ⁠וֹ֙ חִמַּ֣דְתִּי וְ⁠יָשַׁ֔בְתִּי</w:t>
+      </w:r>
+    </w:p>
+    <w:p>
+      <w:pPr/>
+      <w:r>
+        <w:rPr>
+          <w:lang w:val="hi_IN" w:bidi="hi_IN"/>
+        </w:rPr>
+      </w:r>
+      <w:r>
+        <w:rPr>
           <w:b/>
           <w:lang w:val="hi_IN" w:bidi="hi_IN"/>
         </w:rPr>
@@ -15112,6 +15406,20 @@
       </w:r>
       <w:r>
         <w:rPr>
+          <w:lang w:val="hi_IN" w:bidi="hi_IN"/>
+        </w:rPr>
+        <w:t>סַמְּכ֨וּ⁠נִי֙ בָּֽ⁠אֲשִׁישׁ֔וֹת רַפְּד֖וּ⁠נִי בַּ⁠תַּפּוּחִ֑ים כִּי־חוֹלַ֥ת אַהֲבָ֖ה אָֽנִי</w:t>
+      </w:r>
+    </w:p>
+    <w:p>
+      <w:pPr/>
+      <w:r>
+        <w:rPr>
+          <w:lang w:val="hi_IN" w:bidi="hi_IN"/>
+        </w:rPr>
+      </w:r>
+      <w:r>
+        <w:rPr>
           <w:b/>
           <w:lang w:val="hi_IN" w:bidi="hi_IN"/>
         </w:rPr>
@@ -16052,6 +16360,20 @@
       </w:r>
       <w:r>
         <w:rPr>
+          <w:lang w:val="hi_IN" w:bidi="hi_IN"/>
+        </w:rPr>
+        <w:t>בְּנ֤וֹת יְרוּשָׁלִַ֨ם֙</w:t>
+      </w:r>
+    </w:p>
+    <w:p>
+      <w:pPr/>
+      <w:r>
+        <w:rPr>
+          <w:lang w:val="hi_IN" w:bidi="hi_IN"/>
+        </w:rPr>
+      </w:r>
+      <w:r>
+        <w:rPr>
           <w:b/>
           <w:lang w:val="hi_IN" w:bidi="hi_IN"/>
         </w:rPr>
@@ -19582,6 +19904,20 @@
       </w:r>
       <w:r>
         <w:rPr>
+          <w:lang w:val="hi_IN" w:bidi="hi_IN"/>
+        </w:rPr>
+        <w:t>בָ⁠אָ֔רֶץ</w:t>
+      </w:r>
+    </w:p>
+    <w:p>
+      <w:pPr/>
+      <w:r>
+        <w:rPr>
+          <w:lang w:val="hi_IN" w:bidi="hi_IN"/>
+        </w:rPr>
+      </w:r>
+      <w:r>
+        <w:rPr>
           <w:b/>
           <w:lang w:val="hi_IN" w:bidi="hi_IN"/>
         </w:rPr>
@@ -19914,6 +20250,20 @@
       </w:r>
       <w:r>
         <w:rPr>
+          <w:lang w:val="hi_IN" w:bidi="hi_IN"/>
+        </w:rPr>
+        <w:t>וְ⁠הַ⁠גְּפָנִ֥ים ׀ סְמָדַ֖ר</w:t>
+      </w:r>
+    </w:p>
+    <w:p>
+      <w:pPr/>
+      <w:r>
+        <w:rPr>
+          <w:lang w:val="hi_IN" w:bidi="hi_IN"/>
+        </w:rPr>
+      </w:r>
+      <w:r>
+        <w:rPr>
           <w:b/>
           <w:lang w:val="hi_IN" w:bidi="hi_IN"/>
         </w:rPr>
@@ -20140,6 +20490,20 @@
         <w:rPr>
           <w:lang w:val="hi_IN" w:bidi="hi_IN"/>
         </w:rPr>
+      </w:r>
+    </w:p>
+    <w:p>
+      <w:pPr/>
+      <w:r>
+        <w:rPr>
+          <w:lang w:val="hi_IN" w:bidi="hi_IN"/>
+        </w:rPr>
+      </w:r>
+      <w:r>
+        <w:rPr>
+          <w:lang w:val="hi_IN" w:bidi="hi_IN"/>
+        </w:rPr>
+        <w:t>ק֥וּמִי לכי רַעְיָתִ֥⁠י יָפָתִ֖⁠י וּ⁠לְכִי־לָֽ⁠ךְ</w:t>
       </w:r>
     </w:p>
     <w:p>
@@ -20714,6 +21078,20 @@
       </w:r>
       <w:r>
         <w:rPr>
+          <w:lang w:val="hi_IN" w:bidi="hi_IN"/>
+        </w:rPr>
+        <w:t>הַרְאִ֨י⁠נִי֙ אֶתּ־מַרְאַ֔יִ⁠ךְ הַשְׁמִיעִ֖י⁠נִי אֶת־קוֹלֵ֑⁠ךְ כִּי־קוֹלֵ֥⁠ךְ עָרֵ֖ב וּ⁠מַרְאֵ֥י⁠ךְ נָאוֶֽה</w:t>
+      </w:r>
+    </w:p>
+    <w:p>
+      <w:pPr/>
+      <w:r>
+        <w:rPr>
+          <w:lang w:val="hi_IN" w:bidi="hi_IN"/>
+        </w:rPr>
+      </w:r>
+      <w:r>
+        <w:rPr>
           <w:b/>
           <w:lang w:val="hi_IN" w:bidi="hi_IN"/>
         </w:rPr>
@@ -20980,6 +21358,20 @@
       </w:r>
       <w:r>
         <w:rPr>
+          <w:lang w:val="hi_IN" w:bidi="hi_IN"/>
+        </w:rPr>
+        <w:t>קוֹלֵ֥⁠ךְ עָרֵ֖ב</w:t>
+      </w:r>
+    </w:p>
+    <w:p>
+      <w:pPr/>
+      <w:r>
+        <w:rPr>
+          <w:lang w:val="hi_IN" w:bidi="hi_IN"/>
+        </w:rPr>
+      </w:r>
+      <w:r>
+        <w:rPr>
           <w:b/>
           <w:lang w:val="hi_IN" w:bidi="hi_IN"/>
         </w:rPr>
@@ -21465,6 +21857,20 @@
       </w:r>
       <w:r>
         <w:rPr>
+          <w:lang w:val="hi_IN" w:bidi="hi_IN"/>
+        </w:rPr>
+        <w:t>לָ֨⁠נוּ֙ &amp; וּ⁠כְרָמֵ֖י⁠נוּ</w:t>
+      </w:r>
+    </w:p>
+    <w:p>
+      <w:pPr/>
+      <w:r>
+        <w:rPr>
+          <w:lang w:val="hi_IN" w:bidi="hi_IN"/>
+        </w:rPr>
+      </w:r>
+      <w:r>
+        <w:rPr>
           <w:b/>
           <w:lang w:val="hi_IN" w:bidi="hi_IN"/>
         </w:rPr>
@@ -21557,6 +21963,20 @@
         <w:rPr>
           <w:lang w:val="hi_IN" w:bidi="hi_IN"/>
         </w:rPr>
+      </w:r>
+    </w:p>
+    <w:p>
+      <w:pPr/>
+      <w:r>
+        <w:rPr>
+          <w:lang w:val="hi_IN" w:bidi="hi_IN"/>
+        </w:rPr>
+      </w:r>
+      <w:r>
+        <w:rPr>
+          <w:lang w:val="hi_IN" w:bidi="hi_IN"/>
+        </w:rPr>
+        <w:t>וּ⁠כְרָמֵ֖י⁠נוּ סְמָדַֽר</w:t>
       </w:r>
     </w:p>
     <w:p>
@@ -22100,6 +22520,20 @@
       </w:r>
       <w:r>
         <w:rPr>
+          <w:lang w:val="hi_IN" w:bidi="hi_IN"/>
+        </w:rPr>
+        <w:t>בַּ⁠שּׁוֹשַׁנִּֽים</w:t>
+      </w:r>
+    </w:p>
+    <w:p>
+      <w:pPr/>
+      <w:r>
+        <w:rPr>
+          <w:lang w:val="hi_IN" w:bidi="hi_IN"/>
+        </w:rPr>
+      </w:r>
+      <w:r>
+        <w:rPr>
           <w:b/>
           <w:lang w:val="hi_IN" w:bidi="hi_IN"/>
         </w:rPr>
@@ -22526,6 +22960,20 @@
       </w:r>
       <w:r>
         <w:rPr>
+          <w:lang w:val="hi_IN" w:bidi="hi_IN"/>
+        </w:rPr>
+        <w:t>סֹב֩ דְּמֵה־לְ⁠ךָ֨ דוֹדִ֜⁠י</w:t>
+      </w:r>
+    </w:p>
+    <w:p>
+      <w:pPr/>
+      <w:r>
+        <w:rPr>
+          <w:lang w:val="hi_IN" w:bidi="hi_IN"/>
+        </w:rPr>
+      </w:r>
+      <w:r>
+        <w:rPr>
           <w:b/>
           <w:lang w:val="hi_IN" w:bidi="hi_IN"/>
         </w:rPr>
@@ -23455,6 +23903,20 @@
       </w:r>
       <w:r>
         <w:rPr>
+          <w:lang w:val="hi_IN" w:bidi="hi_IN"/>
+        </w:rPr>
+        <w:t>אֵ֥ת שֶׁ⁠אָהֲבָ֖ה נַפְשִׁ֑⁠י</w:t>
+      </w:r>
+    </w:p>
+    <w:p>
+      <w:pPr/>
+      <w:r>
+        <w:rPr>
+          <w:lang w:val="hi_IN" w:bidi="hi_IN"/>
+        </w:rPr>
+      </w:r>
+      <w:r>
+        <w:rPr>
           <w:b/>
           <w:lang w:val="hi_IN" w:bidi="hi_IN"/>
         </w:rPr>
@@ -23655,6 +24117,20 @@
       </w:r>
       <w:r>
         <w:rPr>
+          <w:lang w:val="hi_IN" w:bidi="hi_IN"/>
+        </w:rPr>
+        <w:t>וַ⁠אֲסוֹבְבָ֣ה בָ⁠עִ֗יר</w:t>
+      </w:r>
+    </w:p>
+    <w:p>
+      <w:pPr/>
+      <w:r>
+        <w:rPr>
+          <w:lang w:val="hi_IN" w:bidi="hi_IN"/>
+        </w:rPr>
+      </w:r>
+      <w:r>
+        <w:rPr>
           <w:b/>
           <w:lang w:val="hi_IN" w:bidi="hi_IN"/>
         </w:rPr>
@@ -23850,6 +24326,20 @@
       </w:r>
       <w:r>
         <w:rPr>
+          <w:lang w:val="hi_IN" w:bidi="hi_IN"/>
+        </w:rPr>
+        <w:t>אֲבַקְשָׁ֕ה &amp; בִּקַּשְׁתִּ֖י⁠ו</w:t>
+      </w:r>
+    </w:p>
+    <w:p>
+      <w:pPr/>
+      <w:r>
+        <w:rPr>
+          <w:lang w:val="hi_IN" w:bidi="hi_IN"/>
+        </w:rPr>
+      </w:r>
+      <w:r>
+        <w:rPr>
           <w:b/>
           <w:lang w:val="hi_IN" w:bidi="hi_IN"/>
         </w:rPr>
@@ -23915,6 +24405,20 @@
         <w:rPr>
           <w:lang w:val="hi_IN" w:bidi="hi_IN"/>
         </w:rPr>
+      </w:r>
+    </w:p>
+    <w:p>
+      <w:pPr/>
+      <w:r>
+        <w:rPr>
+          <w:lang w:val="hi_IN" w:bidi="hi_IN"/>
+        </w:rPr>
+      </w:r>
+      <w:r>
+        <w:rPr>
+          <w:lang w:val="hi_IN" w:bidi="hi_IN"/>
+        </w:rPr>
+        <w:t>אֵ֥ת שֶׁ⁠אָהֲבָ֖ה נַפְשִׁ֑⁠י</w:t>
       </w:r>
     </w:p>
     <w:p>
@@ -24265,6 +24769,20 @@
       </w:r>
       <w:r>
         <w:rPr>
+          <w:lang w:val="hi_IN" w:bidi="hi_IN"/>
+        </w:rPr>
+        <w:t>אֵ֛ת שֶׁ⁠אָהֲבָ֥ה נַפְשִׁ֖⁠י</w:t>
+      </w:r>
+    </w:p>
+    <w:p>
+      <w:pPr/>
+      <w:r>
+        <w:rPr>
+          <w:lang w:val="hi_IN" w:bidi="hi_IN"/>
+        </w:rPr>
+      </w:r>
+      <w:r>
+        <w:rPr>
           <w:b/>
           <w:lang w:val="hi_IN" w:bidi="hi_IN"/>
         </w:rPr>
@@ -24366,6 +24884,20 @@
       </w:r>
       <w:r>
         <w:rPr>
+          <w:lang w:val="hi_IN" w:bidi="hi_IN"/>
+        </w:rPr>
+        <w:t>אֵ֛ת שֶׁ⁠אָהֲבָ֥ה נַפְשִׁ֖⁠י רְאִיתֶֽם</w:t>
+      </w:r>
+    </w:p>
+    <w:p>
+      <w:pPr/>
+      <w:r>
+        <w:rPr>
+          <w:lang w:val="hi_IN" w:bidi="hi_IN"/>
+        </w:rPr>
+      </w:r>
+      <w:r>
+        <w:rPr>
           <w:b/>
           <w:lang w:val="hi_IN" w:bidi="hi_IN"/>
         </w:rPr>
@@ -24437,6 +24969,20 @@
       </w:r>
       <w:r>
         <w:rPr>
+          <w:lang w:val="hi_IN" w:bidi="hi_IN"/>
+        </w:rPr>
+        <w:t>כִּ⁠מְעַט֙</w:t>
+      </w:r>
+    </w:p>
+    <w:p>
+      <w:pPr/>
+      <w:r>
+        <w:rPr>
+          <w:lang w:val="hi_IN" w:bidi="hi_IN"/>
+        </w:rPr>
+      </w:r>
+      <w:r>
+        <w:rPr>
           <w:b/>
           <w:lang w:val="hi_IN" w:bidi="hi_IN"/>
         </w:rPr>
@@ -24489,6 +25035,20 @@
         <w:rPr>
           <w:lang w:val="hi_IN" w:bidi="hi_IN"/>
         </w:rPr>
+      </w:r>
+    </w:p>
+    <w:p>
+      <w:pPr/>
+      <w:r>
+        <w:rPr>
+          <w:lang w:val="hi_IN" w:bidi="hi_IN"/>
+        </w:rPr>
+      </w:r>
+      <w:r>
+        <w:rPr>
+          <w:lang w:val="hi_IN" w:bidi="hi_IN"/>
+        </w:rPr>
+        <w:t>אֵ֥ת שֶׁ⁠אָהֲבָ֖ה נַפְשִׁ֑⁠י</w:t>
       </w:r>
     </w:p>
     <w:p>
@@ -24832,6 +25392,20 @@
       </w:r>
       <w:r>
         <w:rPr>
+          <w:lang w:val="hi_IN" w:bidi="hi_IN"/>
+        </w:rPr>
+        <w:t>הִשְׁבַּ֨עְתִּי אֶתְ⁠כֶ֜ם בְּנ֤וֹת יְרוּשָׁלִַ֨ם֙ בִּ⁠צְבָא֔וֹת א֖וֹ בְּ⁠אַיְל֣וֹת הַ⁠שָּׂדֶ֑ה אִם־תָּעִ֧ירוּ ׀ וְֽ⁠אִם־תְּעֽוֹרְר֛וּ אֶת־הָ⁠אַהֲבָ֖ה עַ֥ד שֶׁ⁠תֶּחְפָּֽץ</w:t>
+      </w:r>
+    </w:p>
+    <w:p>
+      <w:pPr/>
+      <w:r>
+        <w:rPr>
+          <w:lang w:val="hi_IN" w:bidi="hi_IN"/>
+        </w:rPr>
+      </w:r>
+      <w:r>
+        <w:rPr>
           <w:b/>
           <w:lang w:val="hi_IN" w:bidi="hi_IN"/>
         </w:rPr>
@@ -24941,6 +25515,20 @@
       </w:r>
       <w:r>
         <w:rPr>
+          <w:lang w:val="hi_IN" w:bidi="hi_IN"/>
+        </w:rPr>
+        <w:t>מִ֣י זֹ֗את עֹלָה֙ מִן־הַ⁠מִּדְבָּ֔ר כְּ⁠תִֽימֲר֖וֹת עָשָׁ֑ן מְקֻטֶּ֤רֶת מוֹר֙ וּ⁠לְבוֹנָ֔ה מִ⁠כֹּ֖ל אַבְקַ֥ת רוֹכֵֽל</w:t>
+      </w:r>
+    </w:p>
+    <w:p>
+      <w:pPr/>
+      <w:r>
+        <w:rPr>
+          <w:lang w:val="hi_IN" w:bidi="hi_IN"/>
+        </w:rPr>
+      </w:r>
+      <w:r>
+        <w:rPr>
           <w:b/>
           <w:lang w:val="hi_IN" w:bidi="hi_IN"/>
         </w:rPr>
@@ -26442,6 +27030,20 @@
         <w:rPr>
           <w:lang w:val="hi_IN" w:bidi="hi_IN"/>
         </w:rPr>
+      </w:r>
+    </w:p>
+    <w:p>
+      <w:pPr/>
+      <w:r>
+        <w:rPr>
+          <w:lang w:val="hi_IN" w:bidi="hi_IN"/>
+        </w:rPr>
+      </w:r>
+      <w:r>
+        <w:rPr>
+          <w:lang w:val="hi_IN" w:bidi="hi_IN"/>
+        </w:rPr>
+        <w:t>מְלֻמְּדֵ֖י מִלְחָמָ֑ה</w:t>
       </w:r>
     </w:p>
     <w:p>
@@ -26971,6 +27573,20 @@
       </w:r>
       <w:r>
         <w:rPr>
+          <w:lang w:val="hi_IN" w:bidi="hi_IN"/>
+        </w:rPr>
+        <w:t>אַפִּרְי֗וֹן עָ֤שָׂה ל⁠וֹ֙ הַ⁠מֶּ֣לֶךְ שְׁלֹמֹ֔ה מֵ⁠עֲצֵ֖י הַ⁠לְּבָנֽוֹן</w:t>
+      </w:r>
+    </w:p>
+    <w:p>
+      <w:pPr/>
+      <w:r>
+        <w:rPr>
+          <w:lang w:val="hi_IN" w:bidi="hi_IN"/>
+        </w:rPr>
+      </w:r>
+      <w:r>
+        <w:rPr>
           <w:b/>
           <w:lang w:val="hi_IN" w:bidi="hi_IN"/>
         </w:rPr>
@@ -27117,6 +27733,20 @@
       </w:r>
       <w:r>
         <w:rPr>
+          <w:lang w:val="hi_IN" w:bidi="hi_IN"/>
+        </w:rPr>
+        <w:t>אַפִּרְי֗וֹן עָ֤שָׂה ל⁠וֹ֙ &amp; עַמּוּדָי⁠ו֙ עָ֣שָׂה כֶ֔סֶף</w:t>
+      </w:r>
+    </w:p>
+    <w:p>
+      <w:pPr/>
+      <w:r>
+        <w:rPr>
+          <w:lang w:val="hi_IN" w:bidi="hi_IN"/>
+        </w:rPr>
+      </w:r>
+      <w:r>
+        <w:rPr>
           <w:b/>
           <w:lang w:val="hi_IN" w:bidi="hi_IN"/>
         </w:rPr>
@@ -27480,6 +28110,20 @@
       </w:r>
       <w:r>
         <w:rPr>
+          <w:lang w:val="hi_IN" w:bidi="hi_IN"/>
+        </w:rPr>
+        <w:t>מֶרְכָּב֖⁠וֹ אַרְגָּמָ֑ן</w:t>
+      </w:r>
+    </w:p>
+    <w:p>
+      <w:pPr/>
+      <w:r>
+        <w:rPr>
+          <w:lang w:val="hi_IN" w:bidi="hi_IN"/>
+        </w:rPr>
+      </w:r>
+      <w:r>
+        <w:rPr>
           <w:b/>
           <w:lang w:val="hi_IN" w:bidi="hi_IN"/>
         </w:rPr>
@@ -27543,6 +28187,20 @@
       </w:r>
       <w:r>
         <w:rPr>
+          <w:lang w:val="hi_IN" w:bidi="hi_IN"/>
+        </w:rPr>
+        <w:t>תּוֹכ⁠וֹ֙ רָצ֣וּף אַהֲבָ֔ה מִ⁠בְּנ֖וֹת יְרוּשָׁלִָֽם</w:t>
+      </w:r>
+    </w:p>
+    <w:p>
+      <w:pPr/>
+      <w:r>
+        <w:rPr>
+          <w:lang w:val="hi_IN" w:bidi="hi_IN"/>
+        </w:rPr>
+      </w:r>
+      <w:r>
+        <w:rPr>
           <w:b/>
           <w:lang w:val="hi_IN" w:bidi="hi_IN"/>
         </w:rPr>
@@ -27744,6 +28402,20 @@
       </w:r>
       <w:r>
         <w:rPr>
+          <w:lang w:val="hi_IN" w:bidi="hi_IN"/>
+        </w:rPr>
+        <w:t>תּוֹכ⁠וֹ֙ רָצ֣וּף אַהֲבָ֔ה מִ⁠בְּנ֖וֹת יְרוּשָׁלִָֽם</w:t>
+      </w:r>
+    </w:p>
+    <w:p>
+      <w:pPr/>
+      <w:r>
+        <w:rPr>
+          <w:lang w:val="hi_IN" w:bidi="hi_IN"/>
+        </w:rPr>
+      </w:r>
+      <w:r>
+        <w:rPr>
           <w:b/>
           <w:lang w:val="hi_IN" w:bidi="hi_IN"/>
         </w:rPr>
@@ -27804,6 +28476,20 @@
         <w:rPr>
           <w:lang w:val="hi_IN" w:bidi="hi_IN"/>
         </w:rPr>
+      </w:r>
+    </w:p>
+    <w:p>
+      <w:pPr/>
+      <w:r>
+        <w:rPr>
+          <w:lang w:val="hi_IN" w:bidi="hi_IN"/>
+        </w:rPr>
+      </w:r>
+      <w:r>
+        <w:rPr>
+          <w:lang w:val="hi_IN" w:bidi="hi_IN"/>
+        </w:rPr>
+        <w:t>מִ⁠בְּנ֖וֹת יְרוּשָׁלִָֽם</w:t>
       </w:r>
     </w:p>
     <w:p>
@@ -29045,6 +29731,20 @@
       </w:r>
       <w:r>
         <w:rPr>
+          <w:lang w:val="hi_IN" w:bidi="hi_IN"/>
+        </w:rPr>
+        <w:t>הִנָּ֨⁠ךְ יָפָ֤ה רַעְיָתִ⁠י֙ הִנָּ֣⁠ךְ יָפָ֔ה</w:t>
+      </w:r>
+    </w:p>
+    <w:p>
+      <w:pPr/>
+      <w:r>
+        <w:rPr>
+          <w:lang w:val="hi_IN" w:bidi="hi_IN"/>
+        </w:rPr>
+      </w:r>
+      <w:r>
+        <w:rPr>
           <w:b/>
           <w:lang w:val="hi_IN" w:bidi="hi_IN"/>
         </w:rPr>
@@ -29146,6 +29846,20 @@
       </w:r>
       <w:r>
         <w:rPr>
+          <w:lang w:val="hi_IN" w:bidi="hi_IN"/>
+        </w:rPr>
+        <w:t>עֵינַ֣יִ⁠ךְ יוֹנִ֔ים מִ⁠בַּ֖עַד לְ⁠צַמָּתֵ֑⁠ךְ</w:t>
+      </w:r>
+    </w:p>
+    <w:p>
+      <w:pPr/>
+      <w:r>
+        <w:rPr>
+          <w:lang w:val="hi_IN" w:bidi="hi_IN"/>
+        </w:rPr>
+      </w:r>
+      <w:r>
+        <w:rPr>
           <w:b/>
           <w:lang w:val="hi_IN" w:bidi="hi_IN"/>
         </w:rPr>
@@ -29612,6 +30326,20 @@
       </w:r>
       <w:r>
         <w:rPr>
+          <w:lang w:val="hi_IN" w:bidi="hi_IN"/>
+        </w:rPr>
+        <w:t>מַתְאִימ֔וֹת</w:t>
+      </w:r>
+    </w:p>
+    <w:p>
+      <w:pPr/>
+      <w:r>
+        <w:rPr>
+          <w:lang w:val="hi_IN" w:bidi="hi_IN"/>
+        </w:rPr>
+      </w:r>
+      <w:r>
+        <w:rPr>
           <w:b/>
           <w:lang w:val="hi_IN" w:bidi="hi_IN"/>
         </w:rPr>
@@ -29800,6 +30528,20 @@
       </w:r>
       <w:r>
         <w:rPr>
+          <w:lang w:val="hi_IN" w:bidi="hi_IN"/>
+        </w:rPr>
+        <w:t>וְ⁠שַׁכֻּלָ֖ה אֵ֥ין בָּ⁠הֶֽם</w:t>
+      </w:r>
+    </w:p>
+    <w:p>
+      <w:pPr/>
+      <w:r>
+        <w:rPr>
+          <w:lang w:val="hi_IN" w:bidi="hi_IN"/>
+        </w:rPr>
+      </w:r>
+      <w:r>
+        <w:rPr>
           <w:b/>
           <w:lang w:val="hi_IN" w:bidi="hi_IN"/>
         </w:rPr>
@@ -30236,6 +30978,20 @@
         <w:rPr>
           <w:lang w:val="hi_IN" w:bidi="hi_IN"/>
         </w:rPr>
+      </w:r>
+    </w:p>
+    <w:p>
+      <w:pPr/>
+      <w:r>
+        <w:rPr>
+          <w:lang w:val="hi_IN" w:bidi="hi_IN"/>
+        </w:rPr>
+      </w:r>
+      <w:r>
+        <w:rPr>
+          <w:lang w:val="hi_IN" w:bidi="hi_IN"/>
+        </w:rPr>
+        <w:t>מִ⁠בַּ֖עַד לְ⁠צַמָּתֵֽ⁠ךְ</w:t>
       </w:r>
     </w:p>
     <w:p>
@@ -30702,6 +31458,20 @@
       </w:r>
       <w:r>
         <w:rPr>
+          <w:lang w:val="hi_IN" w:bidi="hi_IN"/>
+        </w:rPr>
+        <w:t>בָּנ֖וּי לְ⁠תַלְפִּיּ֑וֹת</w:t>
+      </w:r>
+    </w:p>
+    <w:p>
+      <w:pPr/>
+      <w:r>
+        <w:rPr>
+          <w:lang w:val="hi_IN" w:bidi="hi_IN"/>
+        </w:rPr>
+      </w:r>
+      <w:r>
+        <w:rPr>
           <w:b/>
           <w:lang w:val="hi_IN" w:bidi="hi_IN"/>
         </w:rPr>
@@ -31313,6 +32083,20 @@
         <w:rPr>
           <w:lang w:val="hi_IN" w:bidi="hi_IN"/>
         </w:rPr>
+      </w:r>
+    </w:p>
+    <w:p>
+      <w:pPr/>
+      <w:r>
+        <w:rPr>
+          <w:lang w:val="hi_IN" w:bidi="hi_IN"/>
+        </w:rPr>
+      </w:r>
+      <w:r>
+        <w:rPr>
+          <w:lang w:val="hi_IN" w:bidi="hi_IN"/>
+        </w:rPr>
+        <w:t>צְבִיָּ֑ה</w:t>
       </w:r>
     </w:p>
     <w:p>
@@ -31433,6 +32217,20 @@
       </w:r>
       <w:r>
         <w:rPr>
+          <w:lang w:val="hi_IN" w:bidi="hi_IN"/>
+        </w:rPr>
+        <w:t>בַּ⁠שּׁוֹשַׁנִּֽים</w:t>
+      </w:r>
+    </w:p>
+    <w:p>
+      <w:pPr/>
+      <w:r>
+        <w:rPr>
+          <w:lang w:val="hi_IN" w:bidi="hi_IN"/>
+        </w:rPr>
+      </w:r>
+      <w:r>
+        <w:rPr>
           <w:b/>
           <w:lang w:val="hi_IN" w:bidi="hi_IN"/>
         </w:rPr>
@@ -31542,6 +32340,20 @@
       </w:r>
       <w:r>
         <w:rPr>
+          <w:lang w:val="hi_IN" w:bidi="hi_IN"/>
+        </w:rPr>
+        <w:t>עַ֤ד שֶׁ⁠יָּפ֨וּחַ֙ הַ⁠יּ֔וֹם וְ⁠נָ֖סוּ הַ⁠צְּלָלִ֑ים</w:t>
+      </w:r>
+    </w:p>
+    <w:p>
+      <w:pPr/>
+      <w:r>
+        <w:rPr>
+          <w:lang w:val="hi_IN" w:bidi="hi_IN"/>
+        </w:rPr>
+      </w:r>
+      <w:r>
+        <w:rPr>
           <w:b/>
           <w:lang w:val="hi_IN" w:bidi="hi_IN"/>
         </w:rPr>
@@ -31774,6 +32586,20 @@
       </w:r>
       <w:r>
         <w:rPr>
+          <w:lang w:val="hi_IN" w:bidi="hi_IN"/>
+        </w:rPr>
+        <w:t>הַ⁠מּ֔וֹר</w:t>
+      </w:r>
+    </w:p>
+    <w:p>
+      <w:pPr/>
+      <w:r>
+        <w:rPr>
+          <w:lang w:val="hi_IN" w:bidi="hi_IN"/>
+        </w:rPr>
+      </w:r>
+      <w:r>
+        <w:rPr>
           <w:b/>
           <w:lang w:val="hi_IN" w:bidi="hi_IN"/>
         </w:rPr>
@@ -31999,6 +32825,20 @@
       </w:r>
       <w:r>
         <w:rPr>
+          <w:lang w:val="hi_IN" w:bidi="hi_IN"/>
+        </w:rPr>
+        <w:t>כֻּלָּ֤⁠ךְ יָפָה֙</w:t>
+      </w:r>
+    </w:p>
+    <w:p>
+      <w:pPr/>
+      <w:r>
+        <w:rPr>
+          <w:lang w:val="hi_IN" w:bidi="hi_IN"/>
+        </w:rPr>
+      </w:r>
+      <w:r>
+        <w:rPr>
           <w:b/>
           <w:lang w:val="hi_IN" w:bidi="hi_IN"/>
         </w:rPr>
@@ -32574,6 +33414,20 @@
       </w:r>
       <w:r>
         <w:rPr>
+          <w:lang w:val="hi_IN" w:bidi="hi_IN"/>
+        </w:rPr>
+        <w:t>לִבַּבְתִּ֖⁠נִי אֲחֹתִ֣⁠י כַלָּ֑ה לִבַּבְתִּ֨י⁠נִי֙</w:t>
+      </w:r>
+    </w:p>
+    <w:p>
+      <w:pPr/>
+      <w:r>
+        <w:rPr>
+          <w:lang w:val="hi_IN" w:bidi="hi_IN"/>
+        </w:rPr>
+      </w:r>
+      <w:r>
+        <w:rPr>
           <w:b/>
           <w:lang w:val="hi_IN" w:bidi="hi_IN"/>
         </w:rPr>
@@ -33138,6 +33992,20 @@
         <w:rPr>
           <w:lang w:val="hi_IN" w:bidi="hi_IN"/>
         </w:rPr>
+      </w:r>
+    </w:p>
+    <w:p>
+      <w:pPr/>
+      <w:r>
+        <w:rPr>
+          <w:lang w:val="hi_IN" w:bidi="hi_IN"/>
+        </w:rPr>
+      </w:r>
+      <w:r>
+        <w:rPr>
+          <w:lang w:val="hi_IN" w:bidi="hi_IN"/>
+        </w:rPr>
+        <w:t>אֲחֹתִ֣⁠י</w:t>
       </w:r>
     </w:p>
     <w:p>
@@ -33284,6 +34152,20 @@
       </w:r>
       <w:r>
         <w:rPr>
+          <w:lang w:val="hi_IN" w:bidi="hi_IN"/>
+        </w:rPr>
+        <w:t>מַה־יָּפ֥וּ דֹדַ֖יִ⁠ךְ אֲחֹתִ֣⁠י כַלָּ֑ה מַה־טֹּ֤בוּ דֹדַ֨יִ⁠ךְ֙ מִ⁠יַּ֔יִן</w:t>
+      </w:r>
+    </w:p>
+    <w:p>
+      <w:pPr/>
+      <w:r>
+        <w:rPr>
+          <w:lang w:val="hi_IN" w:bidi="hi_IN"/>
+        </w:rPr>
+      </w:r>
+      <w:r>
+        <w:rPr>
           <w:b/>
           <w:lang w:val="hi_IN" w:bidi="hi_IN"/>
         </w:rPr>
@@ -34163,6 +35045,20 @@
       </w:r>
       <w:r>
         <w:rPr>
+          <w:lang w:val="hi_IN" w:bidi="hi_IN"/>
+        </w:rPr>
+        <w:t>גַּ֥ן ׀ נָע֖וּל אֲחֹתִ֣⁠י כַלָּ֑ה גַּ֥ל נָע֖וּל מַעְיָ֥ן חָתֽוּם</w:t>
+      </w:r>
+    </w:p>
+    <w:p>
+      <w:pPr/>
+      <w:r>
+        <w:rPr>
+          <w:lang w:val="hi_IN" w:bidi="hi_IN"/>
+        </w:rPr>
+      </w:r>
+      <w:r>
+        <w:rPr>
           <w:b/>
           <w:lang w:val="hi_IN" w:bidi="hi_IN"/>
         </w:rPr>
@@ -34496,6 +35392,20 @@
         <w:rPr>
           <w:lang w:val="hi_IN" w:bidi="hi_IN"/>
         </w:rPr>
+      </w:r>
+    </w:p>
+    <w:p>
+      <w:pPr/>
+      <w:r>
+        <w:rPr>
+          <w:lang w:val="hi_IN" w:bidi="hi_IN"/>
+        </w:rPr>
+      </w:r>
+      <w:r>
+        <w:rPr>
+          <w:lang w:val="hi_IN" w:bidi="hi_IN"/>
+        </w:rPr>
+        <w:t>אֲחֹתִ֣⁠י</w:t>
       </w:r>
     </w:p>
     <w:p>
@@ -35128,6 +36038,20 @@
       </w:r>
       <w:r>
         <w:rPr>
+          <w:lang w:val="hi_IN" w:bidi="hi_IN"/>
+        </w:rPr>
+        <w:t>שְׁלָחַ֨יִ⁠ךְ֙ פַּרְדֵּ֣ס רִמּוֹנִ֔ים עִ֖ם פְּרִ֣י מְגָדִ֑ים כְּפָרִ֖ים עִם־נְרָדִֽים׃ נֵ֣רְדְּ ׀ וְ⁠כַרְכֹּ֗ם קָנֶה֙ וְ⁠קִנָּמ֔וֹן עִ֖ם כָּל־עֲצֵ֣י לְבוֹנָ֑ה מֹ֚ר וַ⁠אֲהָל֔וֹת עִ֖ם כָּל־רָאשֵׁ֥י בְשָׂמִֽים</w:t>
+      </w:r>
+    </w:p>
+    <w:p>
+      <w:pPr/>
+      <w:r>
+        <w:rPr>
+          <w:lang w:val="hi_IN" w:bidi="hi_IN"/>
+        </w:rPr>
+      </w:r>
+      <w:r>
+        <w:rPr>
           <w:b/>
           <w:lang w:val="hi_IN" w:bidi="hi_IN"/>
         </w:rPr>
@@ -35260,6 +36184,20 @@
       </w:r>
       <w:r>
         <w:rPr>
+          <w:lang w:val="hi_IN" w:bidi="hi_IN"/>
+        </w:rPr>
+        <w:t>שְׁלָחַ֨יִ⁠ךְ֙ פַּרְדֵּ֣ס רִמּוֹנִ֔ים עִ֖ם פְּרִ֣י מְגָדִ֑ים כְּפָרִ֖ים עִם־נְרָדִֽים׃ נֵ֣רְדְּ ׀ וְ⁠כַרְכֹּ֗ם קָנֶה֙ וְ⁠קִנָּמ֔וֹן עִ֖ם כָּל־עֲצֵ֣י לְבוֹנָ֑ה מֹ֚ר וַ⁠אֲהָל֔וֹת עִ֖ם כָּל־רָאשֵׁ֥י בְשָׂמִֽים</w:t>
+      </w:r>
+    </w:p>
+    <w:p>
+      <w:pPr/>
+      <w:r>
+        <w:rPr>
+          <w:lang w:val="hi_IN" w:bidi="hi_IN"/>
+        </w:rPr>
+      </w:r>
+      <w:r>
+        <w:rPr>
           <w:b/>
           <w:lang w:val="hi_IN" w:bidi="hi_IN"/>
         </w:rPr>
@@ -35340,6 +36278,20 @@
         <w:rPr>
           <w:lang w:val="hi_IN" w:bidi="hi_IN"/>
         </w:rPr>
+      </w:r>
+    </w:p>
+    <w:p>
+      <w:pPr/>
+      <w:r>
+        <w:rPr>
+          <w:lang w:val="hi_IN" w:bidi="hi_IN"/>
+        </w:rPr>
+      </w:r>
+      <w:r>
+        <w:rPr>
+          <w:lang w:val="hi_IN" w:bidi="hi_IN"/>
+        </w:rPr>
+        <w:t>כְּפָרִ֖ים עִם־נְרָדִֽים׃ נֵ֣רְדְּ</w:t>
       </w:r>
     </w:p>
     <w:p>
@@ -35707,6 +36659,20 @@
       </w:r>
       <w:r>
         <w:rPr>
+          <w:lang w:val="hi_IN" w:bidi="hi_IN"/>
+        </w:rPr>
+        <w:t>מַעְיַ֣ן גַּנִּ֔ים בְּאֵ֖ר מַ֣יִם חַיִּ֑ים וְ⁠נֹזְלִ֖ים מִן־לְבָנֽוֹן</w:t>
+      </w:r>
+    </w:p>
+    <w:p>
+      <w:pPr/>
+      <w:r>
+        <w:rPr>
+          <w:lang w:val="hi_IN" w:bidi="hi_IN"/>
+        </w:rPr>
+      </w:r>
+      <w:r>
+        <w:rPr>
           <w:b/>
           <w:lang w:val="hi_IN" w:bidi="hi_IN"/>
         </w:rPr>
@@ -36257,6 +37223,20 @@
       </w:r>
       <w:r>
         <w:rPr>
+          <w:lang w:val="hi_IN" w:bidi="hi_IN"/>
+        </w:rPr>
+        <w:t>ע֤וּרִי צָפוֹן֙ וּ⁠ב֣וֹאִי תֵימָ֔ן הָפִ֥יחִי גַנִּ֖⁠י יִזְּל֣וּ בְשָׂמָ֑י⁠ו</w:t>
+      </w:r>
+    </w:p>
+    <w:p>
+      <w:pPr/>
+      <w:r>
+        <w:rPr>
+          <w:lang w:val="hi_IN" w:bidi="hi_IN"/>
+        </w:rPr>
+      </w:r>
+      <w:r>
+        <w:rPr>
           <w:b/>
           <w:lang w:val="hi_IN" w:bidi="hi_IN"/>
         </w:rPr>
@@ -36361,6 +37341,20 @@
       </w:r>
       <w:r>
         <w:rPr>
+          <w:lang w:val="hi_IN" w:bidi="hi_IN"/>
+        </w:rPr>
+        <w:t>וּ⁠ב֣וֹאִי &amp; יָבֹ֤א דוֹדִ⁠י֙</w:t>
+      </w:r>
+    </w:p>
+    <w:p>
+      <w:pPr/>
+      <w:r>
+        <w:rPr>
+          <w:lang w:val="hi_IN" w:bidi="hi_IN"/>
+        </w:rPr>
+      </w:r>
+      <w:r>
+        <w:rPr>
           <w:b/>
           <w:lang w:val="hi_IN" w:bidi="hi_IN"/>
         </w:rPr>
@@ -36473,6 +37467,20 @@
         <w:rPr>
           <w:lang w:val="hi_IN" w:bidi="hi_IN"/>
         </w:rPr>
+      </w:r>
+    </w:p>
+    <w:p>
+      <w:pPr/>
+      <w:r>
+        <w:rPr>
+          <w:lang w:val="hi_IN" w:bidi="hi_IN"/>
+        </w:rPr>
+      </w:r>
+      <w:r>
+        <w:rPr>
+          <w:lang w:val="hi_IN" w:bidi="hi_IN"/>
+        </w:rPr>
+        <w:t>ע֤וּרִי צָפוֹן֙ וּ⁠ב֣וֹאִי תֵימָ֔ן הָפִ֥יחִי גַנִּ֖⁠י יִזְּל֣וּ בְשָׂמָ֑י⁠ו יָבֹ֤א דוֹדִ⁠י֙ לְ⁠גַנּ֔⁠וֹ וְ⁠יֹאכַ֖ל פְּרִ֥י מְגָדָֽי⁠ו</w:t>
       </w:r>
     </w:p>
     <w:p>
@@ -37260,6 +38268,20 @@
       </w:r>
       <w:r>
         <w:rPr>
+          <w:lang w:val="hi_IN" w:bidi="hi_IN"/>
+        </w:rPr>
+        <w:t>בָּ֣אתִי לְ⁠גַנִּ⁠י֮ אֲחֹתִ֣⁠י כַלָּה֒ אָרִ֤יתִי מוֹרִ⁠י֙ עִם־בְּשָׂמִ֔⁠י אָכַ֤לְתִּי יַעְרִ⁠י֙ עִם־דִּבְשִׁ֔⁠י שָׁתִ֥יתִי יֵינִ֖⁠י עִם־חֲלָבִ֑⁠י</w:t>
+      </w:r>
+    </w:p>
+    <w:p>
+      <w:pPr/>
+      <w:r>
+        <w:rPr>
+          <w:lang w:val="hi_IN" w:bidi="hi_IN"/>
+        </w:rPr>
+      </w:r>
+      <w:r>
+        <w:rPr>
           <w:b/>
           <w:lang w:val="hi_IN" w:bidi="hi_IN"/>
         </w:rPr>
@@ -37439,6 +38461,20 @@
       </w:r>
       <w:r>
         <w:rPr>
+          <w:lang w:val="hi_IN" w:bidi="hi_IN"/>
+        </w:rPr>
+        <w:t>בָּ֣אתִי לְ⁠גַנִּ⁠י֮ אֲחֹתִ֣⁠י כַלָּה֒ אָרִ֤יתִי מוֹרִ⁠י֙ עִם־בְּשָׂמִ֔⁠י אָכַ֤לְתִּי יַעְרִ⁠י֙ עִם־דִּבְשִׁ֔⁠י שָׁתִ֥יתִי יֵינִ֖⁠י עִם־חֲלָבִ֑⁠י</w:t>
+      </w:r>
+    </w:p>
+    <w:p>
+      <w:pPr/>
+      <w:r>
+        <w:rPr>
+          <w:lang w:val="hi_IN" w:bidi="hi_IN"/>
+        </w:rPr>
+      </w:r>
+      <w:r>
+        <w:rPr>
           <w:b/>
           <w:lang w:val="hi_IN" w:bidi="hi_IN"/>
         </w:rPr>
@@ -37648,6 +38684,20 @@
       </w:r>
       <w:r>
         <w:rPr>
+          <w:lang w:val="hi_IN" w:bidi="hi_IN"/>
+        </w:rPr>
+        <w:t>בָּ֣אתִי לְ⁠גַנִּ⁠י֮ אֲחֹתִ֣⁠י כַלָּה֒</w:t>
+      </w:r>
+    </w:p>
+    <w:p>
+      <w:pPr/>
+      <w:r>
+        <w:rPr>
+          <w:lang w:val="hi_IN" w:bidi="hi_IN"/>
+        </w:rPr>
+      </w:r>
+      <w:r>
+        <w:rPr>
           <w:b/>
           <w:lang w:val="hi_IN" w:bidi="hi_IN"/>
         </w:rPr>
@@ -37728,6 +38778,20 @@
         <w:rPr>
           <w:lang w:val="hi_IN" w:bidi="hi_IN"/>
         </w:rPr>
+      </w:r>
+    </w:p>
+    <w:p>
+      <w:pPr/>
+      <w:r>
+        <w:rPr>
+          <w:lang w:val="hi_IN" w:bidi="hi_IN"/>
+        </w:rPr>
+      </w:r>
+      <w:r>
+        <w:rPr>
+          <w:lang w:val="hi_IN" w:bidi="hi_IN"/>
+        </w:rPr>
+        <w:t>אֲחֹתִ֣⁠י</w:t>
       </w:r>
     </w:p>
     <w:p>
@@ -38254,6 +39318,20 @@
       </w:r>
       <w:r>
         <w:rPr>
+          <w:lang w:val="hi_IN" w:bidi="hi_IN"/>
+        </w:rPr>
+        <w:t>ק֣וֹל ׀ דּוֹדִ֣⁠י דוֹפֵ֗ק</w:t>
+      </w:r>
+    </w:p>
+    <w:p>
+      <w:pPr/>
+      <w:r>
+        <w:rPr>
+          <w:lang w:val="hi_IN" w:bidi="hi_IN"/>
+        </w:rPr>
+      </w:r>
+      <w:r>
+        <w:rPr>
           <w:b/>
           <w:lang w:val="hi_IN" w:bidi="hi_IN"/>
         </w:rPr>
@@ -38425,6 +39503,20 @@
       </w:r>
       <w:r>
         <w:rPr>
+          <w:lang w:val="hi_IN" w:bidi="hi_IN"/>
+        </w:rPr>
+        <w:t>אֲחֹתִ֤⁠י רַעְיָתִ⁠י֙</w:t>
+      </w:r>
+    </w:p>
+    <w:p>
+      <w:pPr/>
+      <w:r>
+        <w:rPr>
+          <w:lang w:val="hi_IN" w:bidi="hi_IN"/>
+        </w:rPr>
+      </w:r>
+      <w:r>
+        <w:rPr>
           <w:b/>
           <w:lang w:val="hi_IN" w:bidi="hi_IN"/>
         </w:rPr>
@@ -38604,6 +39696,20 @@
       </w:r>
       <w:r>
         <w:rPr>
+          <w:lang w:val="hi_IN" w:bidi="hi_IN"/>
+        </w:rPr>
+        <w:t>יוֹנָתִ֣⁠י</w:t>
+      </w:r>
+    </w:p>
+    <w:p>
+      <w:pPr/>
+      <w:r>
+        <w:rPr>
+          <w:lang w:val="hi_IN" w:bidi="hi_IN"/>
+        </w:rPr>
+      </w:r>
+      <w:r>
+        <w:rPr>
           <w:b/>
           <w:lang w:val="hi_IN" w:bidi="hi_IN"/>
         </w:rPr>
@@ -38918,6 +40024,20 @@
       </w:r>
       <w:r>
         <w:rPr>
+          <w:lang w:val="hi_IN" w:bidi="hi_IN"/>
+        </w:rPr>
+        <w:t>פָּשַׁ֨טְתִּי֙ אֶת־כֻּתָּנְתִּ֔⁠י אֵיכָ֖כָה אֶלְבָּשֶׁ֑⁠נָּה רָחַ֥צְתִּי אֶת־רַגְלַ֖⁠י אֵיכָ֥כָה אֲטַנְּפֵֽ⁠ם</w:t>
+      </w:r>
+    </w:p>
+    <w:p>
+      <w:pPr/>
+      <w:r>
+        <w:rPr>
+          <w:lang w:val="hi_IN" w:bidi="hi_IN"/>
+        </w:rPr>
+      </w:r>
+      <w:r>
+        <w:rPr>
           <w:b/>
           <w:lang w:val="hi_IN" w:bidi="hi_IN"/>
         </w:rPr>
@@ -39001,6 +40121,20 @@
       </w:r>
       <w:r>
         <w:rPr>
+          <w:lang w:val="hi_IN" w:bidi="hi_IN"/>
+        </w:rPr>
+        <w:t>אֵיכָ֖כָה אֶלְבָּשֶׁ֑⁠נָּה רָחַ֥צְתִּי אֶת־רַגְלַ֖⁠י אֵיכָ֥כָה אֲטַנְּפֵֽ⁠ם</w:t>
+      </w:r>
+    </w:p>
+    <w:p>
+      <w:pPr/>
+      <w:r>
+        <w:rPr>
+          <w:lang w:val="hi_IN" w:bidi="hi_IN"/>
+        </w:rPr>
+      </w:r>
+      <w:r>
+        <w:rPr>
           <w:b/>
           <w:lang w:val="hi_IN" w:bidi="hi_IN"/>
         </w:rPr>
@@ -39081,6 +40215,20 @@
         <w:rPr>
           <w:lang w:val="hi_IN" w:bidi="hi_IN"/>
         </w:rPr>
+      </w:r>
+    </w:p>
+    <w:p>
+      <w:pPr/>
+      <w:r>
+        <w:rPr>
+          <w:lang w:val="hi_IN" w:bidi="hi_IN"/>
+        </w:rPr>
+      </w:r>
+      <w:r>
+        <w:rPr>
+          <w:lang w:val="hi_IN" w:bidi="hi_IN"/>
+        </w:rPr>
+        <w:t>דּוֹדִ֗⁠י</w:t>
       </w:r>
     </w:p>
     <w:p>
@@ -39773,6 +40921,20 @@
       </w:r>
       <w:r>
         <w:rPr>
+          <w:lang w:val="hi_IN" w:bidi="hi_IN"/>
+        </w:rPr>
+        <w:t>לְ⁠דוֹדִ֔⁠י וְ⁠דוֹדִ֖⁠י</w:t>
+      </w:r>
+    </w:p>
+    <w:p>
+      <w:pPr/>
+      <w:r>
+        <w:rPr>
+          <w:lang w:val="hi_IN" w:bidi="hi_IN"/>
+        </w:rPr>
+      </w:r>
+      <w:r>
+        <w:rPr>
           <w:b/>
           <w:lang w:val="hi_IN" w:bidi="hi_IN"/>
         </w:rPr>
@@ -40433,6 +41595,20 @@
       </w:r>
       <w:r>
         <w:rPr>
+          <w:lang w:val="hi_IN" w:bidi="hi_IN"/>
+        </w:rPr>
+        <w:t>מְצָאֻ֧⁠נִי הַ⁠שֹּׁמְרִ֛ים הַ⁠סֹּבְבִ֥ים בָּ⁠עִ֖יר</w:t>
+      </w:r>
+    </w:p>
+    <w:p>
+      <w:pPr/>
+      <w:r>
+        <w:rPr>
+          <w:lang w:val="hi_IN" w:bidi="hi_IN"/>
+        </w:rPr>
+      </w:r>
+      <w:r>
+        <w:rPr>
           <w:b/>
           <w:lang w:val="hi_IN" w:bidi="hi_IN"/>
         </w:rPr>
@@ -40547,6 +41723,20 @@
       </w:r>
       <w:r>
         <w:rPr>
+          <w:lang w:val="hi_IN" w:bidi="hi_IN"/>
+        </w:rPr>
+        <w:t>הִכּ֣וּ⁠נִי פְצָע֑וּ⁠נִי נָשְׂא֤וּ אֶת־רְדִידִ⁠י֙ מֵֽ⁠עָלַ֔⁠י שֹׁמְרֵ֖י הַ⁠חֹמֽוֹת</w:t>
+      </w:r>
+    </w:p>
+    <w:p>
+      <w:pPr/>
+      <w:r>
+        <w:rPr>
+          <w:lang w:val="hi_IN" w:bidi="hi_IN"/>
+        </w:rPr>
+      </w:r>
+      <w:r>
+        <w:rPr>
           <w:b/>
           <w:lang w:val="hi_IN" w:bidi="hi_IN"/>
         </w:rPr>
@@ -41008,6 +42198,20 @@
         <w:rPr>
           <w:lang w:val="hi_IN" w:bidi="hi_IN"/>
         </w:rPr>
+      </w:r>
+    </w:p>
+    <w:p>
+      <w:pPr/>
+      <w:r>
+        <w:rPr>
+          <w:lang w:val="hi_IN" w:bidi="hi_IN"/>
+        </w:rPr>
+      </w:r>
+      <w:r>
+        <w:rPr>
+          <w:lang w:val="hi_IN" w:bidi="hi_IN"/>
+        </w:rPr>
+        <w:t>הִשְׁבַּ֥עְתִּי אֶתְ⁠כֶ֖ם בְּנ֣וֹת יְרוּשָׁלִָ֑ם</w:t>
       </w:r>
     </w:p>
     <w:p>
@@ -41133,6 +42337,20 @@
       </w:r>
       <w:r>
         <w:rPr>
+          <w:lang w:val="hi_IN" w:bidi="hi_IN"/>
+        </w:rPr>
+        <w:t>שֶׁ⁠חוֹלַ֥ת אַהֲבָ֖ה אָֽנִי</w:t>
+      </w:r>
+    </w:p>
+    <w:p>
+      <w:pPr/>
+      <w:r>
+        <w:rPr>
+          <w:lang w:val="hi_IN" w:bidi="hi_IN"/>
+        </w:rPr>
+      </w:r>
+      <w:r>
+        <w:rPr>
           <w:b/>
           <w:lang w:val="hi_IN" w:bidi="hi_IN"/>
         </w:rPr>
@@ -41247,6 +42465,20 @@
       </w:r>
       <w:r>
         <w:rPr>
+          <w:lang w:val="hi_IN" w:bidi="hi_IN"/>
+        </w:rPr>
+        <w:t>שֶׁ⁠חוֹלַ֥ת אַהֲבָ֖ה אָֽנִי</w:t>
+      </w:r>
+    </w:p>
+    <w:p>
+      <w:pPr/>
+      <w:r>
+        <w:rPr>
+          <w:lang w:val="hi_IN" w:bidi="hi_IN"/>
+        </w:rPr>
+      </w:r>
+      <w:r>
+        <w:rPr>
           <w:b/>
           <w:lang w:val="hi_IN" w:bidi="hi_IN"/>
         </w:rPr>
@@ -41330,6 +42562,20 @@
       </w:r>
       <w:r>
         <w:rPr>
+          <w:lang w:val="hi_IN" w:bidi="hi_IN"/>
+        </w:rPr>
+        <w:t>מַה־דּוֹדֵ֣⁠ךְ מִ⁠דּ֔וֹד הַ⁠יָּפָ֖ה בַּ⁠נָּשִׁ֑ים מַה־דּוֹדֵ֣⁠ךְ מִ⁠דּ֔וֹד שֶׁ⁠כָּ֖כָה הִשְׁבַּעְתָּֽ⁠נוּ</w:t>
+      </w:r>
+    </w:p>
+    <w:p>
+      <w:pPr/>
+      <w:r>
+        <w:rPr>
+          <w:lang w:val="hi_IN" w:bidi="hi_IN"/>
+        </w:rPr>
+      </w:r>
+      <w:r>
+        <w:rPr>
           <w:b/>
           <w:lang w:val="hi_IN" w:bidi="hi_IN"/>
         </w:rPr>
@@ -41436,6 +42682,20 @@
       </w:r>
       <w:r>
         <w:rPr>
+          <w:lang w:val="hi_IN" w:bidi="hi_IN"/>
+        </w:rPr>
+        <w:t>מַה־דּוֹדֵ֣⁠ךְ מִ⁠דּ֔וֹד</w:t>
+      </w:r>
+    </w:p>
+    <w:p>
+      <w:pPr/>
+      <w:r>
+        <w:rPr>
+          <w:lang w:val="hi_IN" w:bidi="hi_IN"/>
+        </w:rPr>
+      </w:r>
+      <w:r>
+        <w:rPr>
           <w:b/>
           <w:lang w:val="hi_IN" w:bidi="hi_IN"/>
         </w:rPr>
@@ -41507,6 +42767,20 @@
       </w:r>
       <w:r>
         <w:rPr>
+          <w:lang w:val="hi_IN" w:bidi="hi_IN"/>
+        </w:rPr>
+        <w:t>מַה־דּוֹדֵ֣⁠ךְ מִ⁠דּ֔וֹד הַ⁠יָּפָ֖ה בַּ⁠נָּשִׁ֑ים</w:t>
+      </w:r>
+    </w:p>
+    <w:p>
+      <w:pPr/>
+      <w:r>
+        <w:rPr>
+          <w:lang w:val="hi_IN" w:bidi="hi_IN"/>
+        </w:rPr>
+      </w:r>
+      <w:r>
+        <w:rPr>
           <w:b/>
           <w:lang w:val="hi_IN" w:bidi="hi_IN"/>
         </w:rPr>
@@ -41587,6 +42861,20 @@
         <w:rPr>
           <w:lang w:val="hi_IN" w:bidi="hi_IN"/>
         </w:rPr>
+      </w:r>
+    </w:p>
+    <w:p>
+      <w:pPr/>
+      <w:r>
+        <w:rPr>
+          <w:lang w:val="hi_IN" w:bidi="hi_IN"/>
+        </w:rPr>
+      </w:r>
+      <w:r>
+        <w:rPr>
+          <w:lang w:val="hi_IN" w:bidi="hi_IN"/>
+        </w:rPr>
+        <w:t>הַ⁠יָּפָ֖ה בַּ⁠נָּשִׁ֑ים</w:t>
       </w:r>
     </w:p>
     <w:p>
@@ -41785,6 +43073,20 @@
       </w:r>
       <w:r>
         <w:rPr>
+          <w:lang w:val="hi_IN" w:bidi="hi_IN"/>
+        </w:rPr>
+        <w:t>הִשְׁבַּעְתָּֽ⁠נוּ</w:t>
+      </w:r>
+    </w:p>
+    <w:p>
+      <w:pPr/>
+      <w:r>
+        <w:rPr>
+          <w:lang w:val="hi_IN" w:bidi="hi_IN"/>
+        </w:rPr>
+      </w:r>
+      <w:r>
+        <w:rPr>
           <w:b/>
           <w:lang w:val="hi_IN" w:bidi="hi_IN"/>
         </w:rPr>
@@ -42787,6 +44089,20 @@
       </w:r>
       <w:r>
         <w:rPr>
+          <w:lang w:val="hi_IN" w:bidi="hi_IN"/>
+        </w:rPr>
+        <w:t>עֵינָ֕י⁠ו כְּ⁠יוֹנִ֖ים עַל־אֲפִ֣יקֵי מָ֑יִם רֹֽחֲצוֹת֙ בֶּֽ⁠חָלָ֔ב יֹשְׁב֖וֹת עַל־מִלֵּֽאת</w:t>
+      </w:r>
+    </w:p>
+    <w:p>
+      <w:pPr/>
+      <w:r>
+        <w:rPr>
+          <w:lang w:val="hi_IN" w:bidi="hi_IN"/>
+        </w:rPr>
+      </w:r>
+      <w:r>
+        <w:rPr>
           <w:b/>
           <w:lang w:val="hi_IN" w:bidi="hi_IN"/>
         </w:rPr>
@@ -43590,6 +44906,20 @@
         <w:rPr>
           <w:lang w:val="hi_IN" w:bidi="hi_IN"/>
         </w:rPr>
+      </w:r>
+    </w:p>
+    <w:p>
+      <w:pPr/>
+      <w:r>
+        <w:rPr>
+          <w:lang w:val="hi_IN" w:bidi="hi_IN"/>
+        </w:rPr>
+      </w:r>
+      <w:r>
+        <w:rPr>
+          <w:lang w:val="hi_IN" w:bidi="hi_IN"/>
+        </w:rPr>
+        <w:t>שֽׁוֹשַׁנִּ֔ים</w:t>
       </w:r>
     </w:p>
     <w:p>
@@ -43715,6 +45045,20 @@
       </w:r>
       <w:r>
         <w:rPr>
+          <w:lang w:val="hi_IN" w:bidi="hi_IN"/>
+        </w:rPr>
+        <w:t>מ֥וֹר עֹבֵֽר</w:t>
+      </w:r>
+    </w:p>
+    <w:p>
+      <w:pPr/>
+      <w:r>
+        <w:rPr>
+          <w:lang w:val="hi_IN" w:bidi="hi_IN"/>
+        </w:rPr>
+      </w:r>
+      <w:r>
+        <w:rPr>
           <w:b/>
           <w:lang w:val="hi_IN" w:bidi="hi_IN"/>
         </w:rPr>
@@ -44443,6 +45787,20 @@
       </w:r>
       <w:r>
         <w:rPr>
+          <w:lang w:val="hi_IN" w:bidi="hi_IN"/>
+        </w:rPr>
+        <w:t>מֵעָי⁠ו֙</w:t>
+      </w:r>
+    </w:p>
+    <w:p>
+      <w:pPr/>
+      <w:r>
+        <w:rPr>
+          <w:lang w:val="hi_IN" w:bidi="hi_IN"/>
+        </w:rPr>
+      </w:r>
+      <w:r>
+        <w:rPr>
           <w:b/>
           <w:lang w:val="hi_IN" w:bidi="hi_IN"/>
         </w:rPr>
@@ -45452,6 +46810,20 @@
       </w:r>
       <w:r>
         <w:rPr>
+          <w:lang w:val="hi_IN" w:bidi="hi_IN"/>
+        </w:rPr>
+        <w:t>וְ⁠כֻלּ֖⁠וֹ מַחֲמַדִּ֑ים</w:t>
+      </w:r>
+    </w:p>
+    <w:p>
+      <w:pPr/>
+      <w:r>
+        <w:rPr>
+          <w:lang w:val="hi_IN" w:bidi="hi_IN"/>
+        </w:rPr>
+      </w:r>
+      <w:r>
+        <w:rPr>
           <w:b/>
           <w:lang w:val="hi_IN" w:bidi="hi_IN"/>
         </w:rPr>
@@ -45504,6 +46876,20 @@
         <w:rPr>
           <w:lang w:val="hi_IN" w:bidi="hi_IN"/>
         </w:rPr>
+      </w:r>
+    </w:p>
+    <w:p>
+      <w:pPr/>
+      <w:r>
+        <w:rPr>
+          <w:lang w:val="hi_IN" w:bidi="hi_IN"/>
+        </w:rPr>
+      </w:r>
+      <w:r>
+        <w:rPr>
+          <w:lang w:val="hi_IN" w:bidi="hi_IN"/>
+        </w:rPr>
+        <w:t>בְּנ֖וֹת יְרוּשָׁלִָֽם</w:t>
       </w:r>
     </w:p>
     <w:p>
@@ -45809,6 +47195,20 @@
       </w:r>
       <w:r>
         <w:rPr>
+          <w:lang w:val="hi_IN" w:bidi="hi_IN"/>
+        </w:rPr>
+        <w:t>אָ֚נָה הָלַ֣ךְ דּוֹדֵ֔⁠ךְ הַ⁠יָּפָ֖ה בַּ⁠נָּשִׁ֑ים אָ֚נָה פָּנָ֣ה דוֹדֵ֔⁠ךְ וּ⁠נְבַקְשֶׁ֖⁠נּוּ עִמָּֽ⁠ךְ</w:t>
+      </w:r>
+    </w:p>
+    <w:p>
+      <w:pPr/>
+      <w:r>
+        <w:rPr>
+          <w:lang w:val="hi_IN" w:bidi="hi_IN"/>
+        </w:rPr>
+      </w:r>
+      <w:r>
+        <w:rPr>
           <w:b/>
           <w:lang w:val="hi_IN" w:bidi="hi_IN"/>
         </w:rPr>
@@ -45939,6 +47339,20 @@
       </w:r>
       <w:r>
         <w:rPr>
+          <w:lang w:val="hi_IN" w:bidi="hi_IN"/>
+        </w:rPr>
+        <w:t>אָ֚נָה הָלַ֣ךְ דּוֹדֵ֔⁠ךְ &amp; אָ֚נָה פָּנָ֣ה דוֹדֵ֔⁠ךְ</w:t>
+      </w:r>
+    </w:p>
+    <w:p>
+      <w:pPr/>
+      <w:r>
+        <w:rPr>
+          <w:lang w:val="hi_IN" w:bidi="hi_IN"/>
+        </w:rPr>
+      </w:r>
+      <w:r>
+        <w:rPr>
           <w:b/>
           <w:lang w:val="hi_IN" w:bidi="hi_IN"/>
         </w:rPr>
@@ -46005,6 +47419,20 @@
         <w:rPr>
           <w:lang w:val="hi_IN" w:bidi="hi_IN"/>
         </w:rPr>
+      </w:r>
+    </w:p>
+    <w:p>
+      <w:pPr/>
+      <w:r>
+        <w:rPr>
+          <w:lang w:val="hi_IN" w:bidi="hi_IN"/>
+        </w:rPr>
+      </w:r>
+      <w:r>
+        <w:rPr>
+          <w:lang w:val="hi_IN" w:bidi="hi_IN"/>
+        </w:rPr>
+        <w:t>הַ⁠יָּפָ֖ה בַּ⁠נָּשִׁ֑ים</w:t>
       </w:r>
     </w:p>
     <w:p>
@@ -46126,7 +47554,7 @@
         <w:rPr>
           <w:lang w:val="hi_IN" w:bidi="hi_IN"/>
         </w:rPr>
-        <w:t>אָ֚נָה הָלַ֣ךְ דּוֹדֵ֔⁠ךְ &amp; אָ֚נָה פָּנָ֣ה דוֹדֵ֔⁠ךְ</w:t>
+        <w:t>אָ֚נָה פָּנָ֣ה דוֹדֵ֔⁠ךְ</w:t>
       </w:r>
     </w:p>
     <w:p>
@@ -46315,6 +47743,20 @@
         <w:rPr>
           <w:lang w:val="hi_IN" w:bidi="hi_IN"/>
         </w:rPr>
+      </w:r>
+    </w:p>
+    <w:p>
+      <w:pPr/>
+      <w:r>
+        <w:rPr>
+          <w:lang w:val="hi_IN" w:bidi="hi_IN"/>
+        </w:rPr>
+      </w:r>
+      <w:r>
+        <w:rPr>
+          <w:lang w:val="hi_IN" w:bidi="hi_IN"/>
+        </w:rPr>
+        <w:t>דּוֹדִ⁠י֙ יָרַ֣ד לְ⁠גַנּ֔⁠וֹ לַ⁠עֲרוּג֖וֹת הַ⁠בֹּ֑שֶׂם לִ⁠רְעוֹת֙ בַּ⁠גַּנִּ֔ים וְ⁠לִ⁠לְקֹ֖ט שֽׁוֹשַׁנִּֽים</w:t>
       </w:r>
     </w:p>
     <w:p>
@@ -46817,6 +48259,20 @@
       </w:r>
       <w:r>
         <w:rPr>
+          <w:lang w:val="hi_IN" w:bidi="hi_IN"/>
+        </w:rPr>
+        <w:t>לַ⁠עֲרוּג֖וֹת הַ⁠בֹּ֑שֶׂם</w:t>
+      </w:r>
+    </w:p>
+    <w:p>
+      <w:pPr/>
+      <w:r>
+        <w:rPr>
+          <w:lang w:val="hi_IN" w:bidi="hi_IN"/>
+        </w:rPr>
+      </w:r>
+      <w:r>
+        <w:rPr>
           <w:b/>
           <w:lang w:val="hi_IN" w:bidi="hi_IN"/>
         </w:rPr>
@@ -47032,6 +48488,20 @@
       </w:r>
       <w:r>
         <w:rPr>
+          <w:lang w:val="hi_IN" w:bidi="hi_IN"/>
+        </w:rPr>
+        <w:t>אֲנִ֤י לְ⁠דוֹדִ⁠י֙ וְ⁠דוֹדִ֣⁠י לִ֔⁠י</w:t>
+      </w:r>
+    </w:p>
+    <w:p>
+      <w:pPr/>
+      <w:r>
+        <w:rPr>
+          <w:lang w:val="hi_IN" w:bidi="hi_IN"/>
+        </w:rPr>
+      </w:r>
+      <w:r>
+        <w:rPr>
           <w:b/>
           <w:lang w:val="hi_IN" w:bidi="hi_IN"/>
         </w:rPr>
@@ -47139,6 +48609,20 @@
       </w:r>
       <w:r>
         <w:rPr>
+          <w:lang w:val="hi_IN" w:bidi="hi_IN"/>
+        </w:rPr>
+        <w:t>הָ⁠רֹעֶ֖ה בַּ⁠שׁוֹשַׁנִּֽים</w:t>
+      </w:r>
+    </w:p>
+    <w:p>
+      <w:pPr/>
+      <w:r>
+        <w:rPr>
+          <w:lang w:val="hi_IN" w:bidi="hi_IN"/>
+        </w:rPr>
+      </w:r>
+      <w:r>
+        <w:rPr>
           <w:b/>
           <w:lang w:val="hi_IN" w:bidi="hi_IN"/>
         </w:rPr>
@@ -47403,6 +48887,20 @@
       </w:r>
       <w:r>
         <w:rPr>
+          <w:lang w:val="hi_IN" w:bidi="hi_IN"/>
+        </w:rPr>
+        <w:t>יָפָ֨ה אַ֤תְּ רַעְיָתִ⁠י֙</w:t>
+      </w:r>
+    </w:p>
+    <w:p>
+      <w:pPr/>
+      <w:r>
+        <w:rPr>
+          <w:lang w:val="hi_IN" w:bidi="hi_IN"/>
+        </w:rPr>
+      </w:r>
+      <w:r>
+        <w:rPr>
           <w:b/>
           <w:lang w:val="hi_IN" w:bidi="hi_IN"/>
         </w:rPr>
@@ -47484,6 +48982,20 @@
       </w:r>
       <w:r>
         <w:rPr>
+          <w:lang w:val="hi_IN" w:bidi="hi_IN"/>
+        </w:rPr>
+        <w:t>יָפָ֨ה אַ֤תְּ רַעְיָתִ⁠י֙ כְּ⁠תִרְצָ֔ה</w:t>
+      </w:r>
+    </w:p>
+    <w:p>
+      <w:pPr/>
+      <w:r>
+        <w:rPr>
+          <w:lang w:val="hi_IN" w:bidi="hi_IN"/>
+        </w:rPr>
+      </w:r>
+      <w:r>
+        <w:rPr>
           <w:b/>
           <w:lang w:val="hi_IN" w:bidi="hi_IN"/>
         </w:rPr>
@@ -47567,6 +49079,20 @@
       </w:r>
       <w:r>
         <w:rPr>
+          <w:lang w:val="hi_IN" w:bidi="hi_IN"/>
+        </w:rPr>
+        <w:t>נָאוָ֖ה כִּ⁠ירוּשָׁלִָ֑ם אֲיֻמָּ֖ה כַּ⁠נִּדְגָּלֽוֹת</w:t>
+      </w:r>
+    </w:p>
+    <w:p>
+      <w:pPr/>
+      <w:r>
+        <w:rPr>
+          <w:lang w:val="hi_IN" w:bidi="hi_IN"/>
+        </w:rPr>
+      </w:r>
+      <w:r>
+        <w:rPr>
           <w:b/>
           <w:lang w:val="hi_IN" w:bidi="hi_IN"/>
         </w:rPr>
@@ -47777,6 +49303,20 @@
         <w:rPr>
           <w:lang w:val="hi_IN" w:bidi="hi_IN"/>
         </w:rPr>
+      </w:r>
+    </w:p>
+    <w:p>
+      <w:pPr/>
+      <w:r>
+        <w:rPr>
+          <w:lang w:val="hi_IN" w:bidi="hi_IN"/>
+        </w:rPr>
+      </w:r>
+      <w:r>
+        <w:rPr>
+          <w:lang w:val="hi_IN" w:bidi="hi_IN"/>
+        </w:rPr>
+        <w:t>כַּ⁠נִּדְגָּלֽוֹת</w:t>
       </w:r>
     </w:p>
     <w:p>
@@ -47916,6 +49456,20 @@
       </w:r>
       <w:r>
         <w:rPr>
+          <w:lang w:val="hi_IN" w:bidi="hi_IN"/>
+        </w:rPr>
+        <w:t>שַׂעְרֵ⁠ךְ֙ כְּ⁠עֵ֣דֶר הָֽ⁠עִזִּ֔ים שֶׁ⁠גָּלְשׁ֖וּ מִן־הַ⁠גִּלְעָֽד</w:t>
+      </w:r>
+    </w:p>
+    <w:p>
+      <w:pPr/>
+      <w:r>
+        <w:rPr>
+          <w:lang w:val="hi_IN" w:bidi="hi_IN"/>
+        </w:rPr>
+      </w:r>
+      <w:r>
+        <w:rPr>
           <w:b/>
           <w:lang w:val="hi_IN" w:bidi="hi_IN"/>
         </w:rPr>
@@ -48037,6 +49591,20 @@
       </w:r>
       <w:r>
         <w:rPr>
+          <w:lang w:val="hi_IN" w:bidi="hi_IN"/>
+        </w:rPr>
+        <w:t>שִׁנַּ֨יִ⁠ךְ֙ כְּ⁠עֵ֣דֶר הָֽ⁠רְחֵלִ֔ים שֶׁ⁠עָל֖וּ מִן־הָ⁠רַחְצָ֑ה שֶׁ⁠כֻּלָּ⁠ם֙ מַתְאִימ֔וֹת וְ⁠שַׁכֻּלָ֖ה אֵ֥ין בָּ⁠הֶֽם</w:t>
+      </w:r>
+    </w:p>
+    <w:p>
+      <w:pPr/>
+      <w:r>
+        <w:rPr>
+          <w:lang w:val="hi_IN" w:bidi="hi_IN"/>
+        </w:rPr>
+      </w:r>
+      <w:r>
+        <w:rPr>
           <w:b/>
           <w:lang w:val="hi_IN" w:bidi="hi_IN"/>
         </w:rPr>
@@ -48282,6 +49850,20 @@
       </w:r>
       <w:r>
         <w:rPr>
+          <w:lang w:val="hi_IN" w:bidi="hi_IN"/>
+        </w:rPr>
+        <w:t>כְּ⁠פֶ֤לַח הָ⁠רִמּוֹן֙ רַקָּתֵ֔⁠ךְ מִ⁠בַּ֖עַד לְ⁠צַמָּתֵֽ⁠ךְ</w:t>
+      </w:r>
+    </w:p>
+    <w:p>
+      <w:pPr/>
+      <w:r>
+        <w:rPr>
+          <w:lang w:val="hi_IN" w:bidi="hi_IN"/>
+        </w:rPr>
+      </w:r>
+      <w:r>
+        <w:rPr>
           <w:b/>
           <w:lang w:val="hi_IN" w:bidi="hi_IN"/>
         </w:rPr>
@@ -48680,6 +50262,20 @@
       </w:r>
       <w:r>
         <w:rPr>
+          <w:lang w:val="hi_IN" w:bidi="hi_IN"/>
+        </w:rPr>
+        <w:t>וַ⁠עֲלָמ֖וֹת</w:t>
+      </w:r>
+    </w:p>
+    <w:p>
+      <w:pPr/>
+      <w:r>
+        <w:rPr>
+          <w:lang w:val="hi_IN" w:bidi="hi_IN"/>
+        </w:rPr>
+      </w:r>
+      <w:r>
+        <w:rPr>
           <w:b/>
           <w:lang w:val="hi_IN" w:bidi="hi_IN"/>
         </w:rPr>
@@ -48938,6 +50534,20 @@
       </w:r>
       <w:r>
         <w:rPr>
+          <w:lang w:val="hi_IN" w:bidi="hi_IN"/>
+        </w:rPr>
+        <w:t>שִׁשִּׁ֥ים הֵ֨מָּה֙ מְּלָכ֔וֹת וּ⁠שְׁמֹנִ֖ים פִּֽילַגְשִׁ֑ים וַ⁠עֲלָמ֖וֹת אֵ֥ין מִסְפָּֽר׃ אַחַ֥ת הִיא֙ יוֹנָתִ֣⁠י תַמָּתִ֔⁠י אַחַ֥ת הִיא֙ לְ⁠אִמָּ֔⁠הּ בָּרָ֥ה הִ֖יא לְ⁠יֽוֹלַדְתָּ֑⁠הּ</w:t>
+      </w:r>
+    </w:p>
+    <w:p>
+      <w:pPr/>
+      <w:r>
+        <w:rPr>
+          <w:lang w:val="hi_IN" w:bidi="hi_IN"/>
+        </w:rPr>
+      </w:r>
+      <w:r>
+        <w:rPr>
           <w:b/>
           <w:lang w:val="hi_IN" w:bidi="hi_IN"/>
         </w:rPr>
@@ -49192,6 +50802,20 @@
         <w:rPr>
           <w:lang w:val="hi_IN" w:bidi="hi_IN"/>
         </w:rPr>
+      </w:r>
+    </w:p>
+    <w:p>
+      <w:pPr/>
+      <w:r>
+        <w:rPr>
+          <w:lang w:val="hi_IN" w:bidi="hi_IN"/>
+        </w:rPr>
+      </w:r>
+      <w:r>
+        <w:rPr>
+          <w:lang w:val="hi_IN" w:bidi="hi_IN"/>
+        </w:rPr>
+        <w:t>יוֹנָתִ֣⁠י תַמָּתִ֔⁠י</w:t>
       </w:r>
     </w:p>
     <w:p>
@@ -49925,6 +51549,20 @@
       </w:r>
       <w:r>
         <w:rPr>
+          <w:lang w:val="hi_IN" w:bidi="hi_IN"/>
+        </w:rPr>
+        <w:t>מִי־זֹ֥את הַ⁠נִּשְׁקָפָ֖ה כְּמוֹ־שָׁ֑חַר יָפָ֣ה כַ⁠לְּבָנָ֗ה בָּרָה֙ כַּֽ⁠חַמָּ֔ה אֲיֻמָּ֖ה כַּ⁠נִּדְגָּלֽוֹת</w:t>
+      </w:r>
+    </w:p>
+    <w:p>
+      <w:pPr/>
+      <w:r>
+        <w:rPr>
+          <w:lang w:val="hi_IN" w:bidi="hi_IN"/>
+        </w:rPr>
+      </w:r>
+      <w:r>
+        <w:rPr>
           <w:b/>
           <w:lang w:val="hi_IN" w:bidi="hi_IN"/>
         </w:rPr>
@@ -50061,6 +51699,20 @@
       </w:r>
       <w:r>
         <w:rPr>
+          <w:lang w:val="hi_IN" w:bidi="hi_IN"/>
+        </w:rPr>
+        <w:t>מִי־זֹ֥את הַ⁠נִּשְׁקָפָ֖ה כְּמוֹ־שָׁ֑חַר יָפָ֣ה כַ⁠לְּבָנָ֗ה בָּרָה֙ כַּֽ⁠חַמָּ֔ה אֲיֻמָּ֖ה כַּ⁠נִּדְגָּלֽוֹת</w:t>
+      </w:r>
+    </w:p>
+    <w:p>
+      <w:pPr/>
+      <w:r>
+        <w:rPr>
+          <w:lang w:val="hi_IN" w:bidi="hi_IN"/>
+        </w:rPr>
+      </w:r>
+      <w:r>
+        <w:rPr>
           <w:b/>
           <w:lang w:val="hi_IN" w:bidi="hi_IN"/>
         </w:rPr>
@@ -50269,6 +51921,20 @@
       </w:r>
       <w:r>
         <w:rPr>
+          <w:lang w:val="hi_IN" w:bidi="hi_IN"/>
+        </w:rPr>
+        <w:t>הַ⁠נִּשְׁקָפָ֖ה כְּמוֹ־שָׁ֑חַר יָפָ֣ה כַ⁠לְּבָנָ֗ה בָּרָה֙ כַּֽ⁠חַמָּ֔ה</w:t>
+      </w:r>
+    </w:p>
+    <w:p>
+      <w:pPr/>
+      <w:r>
+        <w:rPr>
+          <w:lang w:val="hi_IN" w:bidi="hi_IN"/>
+        </w:rPr>
+      </w:r>
+      <w:r>
+        <w:rPr>
           <w:b/>
           <w:lang w:val="hi_IN" w:bidi="hi_IN"/>
         </w:rPr>
@@ -50381,6 +52047,20 @@
         <w:rPr>
           <w:lang w:val="hi_IN" w:bidi="hi_IN"/>
         </w:rPr>
+      </w:r>
+    </w:p>
+    <w:p>
+      <w:pPr/>
+      <w:r>
+        <w:rPr>
+          <w:lang w:val="hi_IN" w:bidi="hi_IN"/>
+        </w:rPr>
+      </w:r>
+      <w:r>
+        <w:rPr>
+          <w:lang w:val="hi_IN" w:bidi="hi_IN"/>
+        </w:rPr>
+        <w:t>אֲיֻמָּ֖ה כַּ⁠נִּדְגָּלֽוֹת</w:t>
       </w:r>
     </w:p>
     <w:p>
@@ -50618,6 +52298,20 @@
       </w:r>
       <w:r>
         <w:rPr>
+          <w:lang w:val="hi_IN" w:bidi="hi_IN"/>
+        </w:rPr>
+        <w:t>אֶל־גִּנַּ֤ת אֱגוֹז֙ יָרַ֔דְתִּי</w:t>
+      </w:r>
+    </w:p>
+    <w:p>
+      <w:pPr/>
+      <w:r>
+        <w:rPr>
+          <w:lang w:val="hi_IN" w:bidi="hi_IN"/>
+        </w:rPr>
+      </w:r>
+      <w:r>
+        <w:rPr>
           <w:b/>
           <w:lang w:val="hi_IN" w:bidi="hi_IN"/>
         </w:rPr>
@@ -52178,6 +53872,20 @@
       </w:r>
       <w:r>
         <w:rPr>
+          <w:lang w:val="hi_IN" w:bidi="hi_IN"/>
+        </w:rPr>
+        <w:t>מַה־יָּפ֧וּ פְעָמַ֛יִ⁠ךְ בַּ⁠נְּעָלִ֖ים בַּת־נָדִ֑יב חַמּוּקֵ֣י יְרֵכַ֔יִ⁠ךְ כְּמ֣וֹ חֲלָאִ֔ים מַעֲשֵׂ֖ה יְדֵ֥י אָמָּֽן</w:t>
+      </w:r>
+    </w:p>
+    <w:p>
+      <w:pPr/>
+      <w:r>
+        <w:rPr>
+          <w:lang w:val="hi_IN" w:bidi="hi_IN"/>
+        </w:rPr>
+      </w:r>
+      <w:r>
+        <w:rPr>
           <w:b/>
           <w:lang w:val="hi_IN" w:bidi="hi_IN"/>
         </w:rPr>
@@ -52450,6 +54158,20 @@
       </w:r>
       <w:r>
         <w:rPr>
+          <w:lang w:val="hi_IN" w:bidi="hi_IN"/>
+        </w:rPr>
+        <w:t>מַה־יָּפ֧וּ פְעָמַ֛יִ⁠ךְ בַּ⁠נְּעָלִ֖ים בַּת־נָדִ֑יב</w:t>
+      </w:r>
+    </w:p>
+    <w:p>
+      <w:pPr/>
+      <w:r>
+        <w:rPr>
+          <w:lang w:val="hi_IN" w:bidi="hi_IN"/>
+        </w:rPr>
+      </w:r>
+      <w:r>
+        <w:rPr>
           <w:b/>
           <w:lang w:val="hi_IN" w:bidi="hi_IN"/>
         </w:rPr>
@@ -53850,6 +55572,20 @@
       </w:r>
       <w:r>
         <w:rPr>
+          <w:lang w:val="hi_IN" w:bidi="hi_IN"/>
+        </w:rPr>
+        <w:t>סוּגָ֖ה בַּ⁠שּׁוֹשַׁנִּֽים</w:t>
+      </w:r>
+    </w:p>
+    <w:p>
+      <w:pPr/>
+      <w:r>
+        <w:rPr>
+          <w:lang w:val="hi_IN" w:bidi="hi_IN"/>
+        </w:rPr>
+      </w:r>
+      <w:r>
+        <w:rPr>
           <w:b/>
           <w:lang w:val="hi_IN" w:bidi="hi_IN"/>
         </w:rPr>
@@ -53916,6 +55652,20 @@
         <w:rPr>
           <w:lang w:val="hi_IN" w:bidi="hi_IN"/>
         </w:rPr>
+      </w:r>
+    </w:p>
+    <w:p>
+      <w:pPr/>
+      <w:r>
+        <w:rPr>
+          <w:lang w:val="hi_IN" w:bidi="hi_IN"/>
+        </w:rPr>
+      </w:r>
+      <w:r>
+        <w:rPr>
+          <w:lang w:val="hi_IN" w:bidi="hi_IN"/>
+        </w:rPr>
+        <w:t>שְׁנֵ֥י שָׁדַ֛יִ⁠ךְ כִּ⁠שְׁנֵ֥י עֳפָרִ֖ים תָּאֳמֵ֥י צְבִיָּֽה</w:t>
       </w:r>
     </w:p>
     <w:p>
@@ -54648,6 +56398,20 @@
       </w:r>
       <w:r>
         <w:rPr>
+          <w:lang w:val="hi_IN" w:bidi="hi_IN"/>
+        </w:rPr>
+        <w:t>עַל־שַׁ֨עַר֙ בַּת־רַבִּ֔ים</w:t>
+      </w:r>
+    </w:p>
+    <w:p>
+      <w:pPr/>
+      <w:r>
+        <w:rPr>
+          <w:lang w:val="hi_IN" w:bidi="hi_IN"/>
+        </w:rPr>
+      </w:r>
+      <w:r>
+        <w:rPr>
           <w:b/>
           <w:lang w:val="hi_IN" w:bidi="hi_IN"/>
         </w:rPr>
@@ -55826,6 +57590,20 @@
         <w:rPr>
           <w:lang w:val="hi_IN" w:bidi="hi_IN"/>
         </w:rPr>
+      </w:r>
+    </w:p>
+    <w:p>
+      <w:pPr/>
+      <w:r>
+        <w:rPr>
+          <w:lang w:val="hi_IN" w:bidi="hi_IN"/>
+        </w:rPr>
+      </w:r>
+      <w:r>
+        <w:rPr>
+          <w:lang w:val="hi_IN" w:bidi="hi_IN"/>
+        </w:rPr>
+        <w:t>מַה־יָּפִית֙</w:t>
       </w:r>
     </w:p>
     <w:p>
@@ -57108,6 +58886,20 @@
       </w:r>
       <w:r>
         <w:rPr>
+          <w:lang w:val="hi_IN" w:bidi="hi_IN"/>
+        </w:rPr>
+        <w:t>אֶעֱלֶ֣ה בְ⁠תָמָ֔ר אֹֽחֲזָ֖ה בְּ⁠סַנְסִנָּ֑י⁠ו</w:t>
+      </w:r>
+    </w:p>
+    <w:p>
+      <w:pPr/>
+      <w:r>
+        <w:rPr>
+          <w:lang w:val="hi_IN" w:bidi="hi_IN"/>
+        </w:rPr>
+      </w:r>
+      <w:r>
+        <w:rPr>
           <w:b/>
           <w:lang w:val="hi_IN" w:bidi="hi_IN"/>
         </w:rPr>
@@ -58626,6 +60418,20 @@
       </w:r>
       <w:r>
         <w:rPr>
+          <w:lang w:val="hi_IN" w:bidi="hi_IN"/>
+        </w:rPr>
+        <w:t>הוֹלֵ֥ךְ לְ⁠דוֹדִ֖⁠י לְ⁠מֵישָׁרִ֑ים דּוֹבֵ֖ב שִׂפְתֵ֥י יְשֵׁנִֽים</w:t>
+      </w:r>
+    </w:p>
+    <w:p>
+      <w:pPr/>
+      <w:r>
+        <w:rPr>
+          <w:lang w:val="hi_IN" w:bidi="hi_IN"/>
+        </w:rPr>
+      </w:r>
+      <w:r>
+        <w:rPr>
           <w:b/>
           <w:lang w:val="hi_IN" w:bidi="hi_IN"/>
         </w:rPr>
@@ -58907,6 +60713,20 @@
         <w:rPr>
           <w:lang w:val="hi_IN" w:bidi="hi_IN"/>
         </w:rPr>
+      </w:r>
+    </w:p>
+    <w:p>
+      <w:pPr/>
+      <w:r>
+        <w:rPr>
+          <w:lang w:val="hi_IN" w:bidi="hi_IN"/>
+        </w:rPr>
+      </w:r>
+      <w:r>
+        <w:rPr>
+          <w:lang w:val="hi_IN" w:bidi="hi_IN"/>
+        </w:rPr>
+        <w:t>שִׂפְתֵ֥י יְשֵׁנִֽים</w:t>
       </w:r>
     </w:p>
     <w:p>
@@ -59297,6 +61117,20 @@
       </w:r>
       <w:r>
         <w:rPr>
+          <w:lang w:val="hi_IN" w:bidi="hi_IN"/>
+        </w:rPr>
+        <w:t>נָלִ֖ינָה בַּ⁠כְּפָרִֽים</w:t>
+      </w:r>
+    </w:p>
+    <w:p>
+      <w:pPr/>
+      <w:r>
+        <w:rPr>
+          <w:lang w:val="hi_IN" w:bidi="hi_IN"/>
+        </w:rPr>
+      </w:r>
+      <w:r>
+        <w:rPr>
           <w:b/>
           <w:lang w:val="hi_IN" w:bidi="hi_IN"/>
         </w:rPr>
@@ -59515,6 +61349,20 @@
       </w:r>
       <w:r>
         <w:rPr>
+          <w:lang w:val="hi_IN" w:bidi="hi_IN"/>
+        </w:rPr>
+        <w:t>נַשְׁכִּ֨ימָה֙</w:t>
+      </w:r>
+    </w:p>
+    <w:p>
+      <w:pPr/>
+      <w:r>
+        <w:rPr>
+          <w:lang w:val="hi_IN" w:bidi="hi_IN"/>
+        </w:rPr>
+      </w:r>
+      <w:r>
+        <w:rPr>
           <w:b/>
           <w:lang w:val="hi_IN" w:bidi="hi_IN"/>
         </w:rPr>
@@ -59704,7 +61552,7 @@
         <w:rPr>
           <w:lang w:val="hi_IN" w:bidi="hi_IN"/>
         </w:rPr>
-        <w:t>הֵנֵ֖צוּ הָ⁠רִמּוֹנִ֑ים</w:t>
+        <w:t>פָּֽרְחָ֤ה הַ⁠גֶּ֨פֶן֙</w:t>
       </w:r>
     </w:p>
     <w:p>
@@ -59816,6 +61664,20 @@
       </w:r>
       <w:r>
         <w:rPr>
+          <w:lang w:val="hi_IN" w:bidi="hi_IN"/>
+        </w:rPr>
+        <w:t>הֵנֵ֖צוּ הָ⁠רִמּוֹנִ֑ים</w:t>
+      </w:r>
+    </w:p>
+    <w:p>
+      <w:pPr/>
+      <w:r>
+        <w:rPr>
+          <w:lang w:val="hi_IN" w:bidi="hi_IN"/>
+        </w:rPr>
+      </w:r>
+      <w:r>
+        <w:rPr>
           <w:b/>
           <w:lang w:val="hi_IN" w:bidi="hi_IN"/>
         </w:rPr>
@@ -60305,6 +62167,20 @@
       </w:r>
       <w:r>
         <w:rPr>
+          <w:lang w:val="hi_IN" w:bidi="hi_IN"/>
+        </w:rPr>
+        <w:t>וְ⁠עַל־פְּתָחֵ֨י⁠נוּ֙ כָּל־מְגָדִ֔ים</w:t>
+      </w:r>
+    </w:p>
+    <w:p>
+      <w:pPr/>
+      <w:r>
+        <w:rPr>
+          <w:lang w:val="hi_IN" w:bidi="hi_IN"/>
+        </w:rPr>
+      </w:r>
+      <w:r>
+        <w:rPr>
           <w:b/>
           <w:lang w:val="hi_IN" w:bidi="hi_IN"/>
         </w:rPr>
@@ -60460,6 +62336,20 @@
         <w:rPr>
           <w:lang w:val="hi_IN" w:bidi="hi_IN"/>
         </w:rPr>
+      </w:r>
+    </w:p>
+    <w:p>
+      <w:pPr/>
+      <w:r>
+        <w:rPr>
+          <w:lang w:val="hi_IN" w:bidi="hi_IN"/>
+        </w:rPr>
+      </w:r>
+      <w:r>
+        <w:rPr>
+          <w:lang w:val="hi_IN" w:bidi="hi_IN"/>
+        </w:rPr>
+        <w:t>דּוֹדִ֖⁠י צָפַ֥נְתִּי לָֽ⁠ךְ</w:t>
       </w:r>
     </w:p>
     <w:p>
@@ -61007,6 +62897,20 @@
       </w:r>
       <w:r>
         <w:rPr>
+          <w:lang w:val="hi_IN" w:bidi="hi_IN"/>
+        </w:rPr>
+        <w:t>מִ֤י יִתֶּנְ⁠ךָ֙ כְּ⁠אָ֣ח לִ֔⁠י יוֹנֵ֖ק שְׁדֵ֣י אִמִּ֑⁠י</w:t>
+      </w:r>
+    </w:p>
+    <w:p>
+      <w:pPr/>
+      <w:r>
+        <w:rPr>
+          <w:lang w:val="hi_IN" w:bidi="hi_IN"/>
+        </w:rPr>
+      </w:r>
+      <w:r>
+        <w:rPr>
           <w:b/>
           <w:lang w:val="hi_IN" w:bidi="hi_IN"/>
         </w:rPr>
@@ -61455,6 +63359,20 @@
       </w:r>
       <w:r>
         <w:rPr>
+          <w:lang w:val="hi_IN" w:bidi="hi_IN"/>
+        </w:rPr>
+        <w:t>אֶֽמְצָאֲ⁠ךָ֤ בַ⁠חוּץ֙ אֶשָׁ֣קְ⁠ךָ֔ גַּ֖ם לֹא־יָב֥וּזוּ לִֽ⁠י׃ אֶנְהָֽגֲ⁠ךָ֗ אֲבִֽיאֲ⁠ךָ֛ אֶל־בֵּ֥ית אִמִּ֖⁠י תְּלַמְּדֵ֑⁠נִי אַשְׁקְ⁠ךָ֙ מִ⁠יַּ֣יִן הָ⁠רֶ֔קַח מֵ⁠עֲסִ֖יס רִמֹּנִֽ⁠י</w:t>
+      </w:r>
+    </w:p>
+    <w:p>
+      <w:pPr/>
+      <w:r>
+        <w:rPr>
+          <w:lang w:val="hi_IN" w:bidi="hi_IN"/>
+        </w:rPr>
+      </w:r>
+      <w:r>
+        <w:rPr>
           <w:b/>
           <w:lang w:val="hi_IN" w:bidi="hi_IN"/>
         </w:rPr>
@@ -61592,6 +63510,20 @@
         <w:rPr>
           <w:lang w:val="hi_IN" w:bidi="hi_IN"/>
         </w:rPr>
+      </w:r>
+    </w:p>
+    <w:p>
+      <w:pPr/>
+      <w:r>
+        <w:rPr>
+          <w:lang w:val="hi_IN" w:bidi="hi_IN"/>
+        </w:rPr>
+      </w:r>
+      <w:r>
+        <w:rPr>
+          <w:lang w:val="hi_IN" w:bidi="hi_IN"/>
+        </w:rPr>
+        <w:t>אֲבִֽיאֲ⁠ךָ֛ אֶל־בֵּ֥ית אִמִּ֖⁠י</w:t>
       </w:r>
     </w:p>
     <w:p>
@@ -61731,6 +63663,20 @@
       </w:r>
       <w:r>
         <w:rPr>
+          <w:lang w:val="hi_IN" w:bidi="hi_IN"/>
+        </w:rPr>
+        <w:t>אֲבִֽיאֲ⁠ךָ֛ אֶל־בֵּ֥ית אִמִּ֖⁠י תְּלַמְּדֵ֑⁠נִי</w:t>
+      </w:r>
+    </w:p>
+    <w:p>
+      <w:pPr/>
+      <w:r>
+        <w:rPr>
+          <w:lang w:val="hi_IN" w:bidi="hi_IN"/>
+        </w:rPr>
+      </w:r>
+      <w:r>
+        <w:rPr>
           <w:b/>
           <w:lang w:val="hi_IN" w:bidi="hi_IN"/>
         </w:rPr>
@@ -61929,6 +63875,20 @@
         <w:rPr>
           <w:lang w:val="hi_IN" w:bidi="hi_IN"/>
         </w:rPr>
+      </w:r>
+    </w:p>
+    <w:p>
+      <w:pPr/>
+      <w:r>
+        <w:rPr>
+          <w:lang w:val="hi_IN" w:bidi="hi_IN"/>
+        </w:rPr>
+      </w:r>
+      <w:r>
+        <w:rPr>
+          <w:lang w:val="hi_IN" w:bidi="hi_IN"/>
+        </w:rPr>
+        <w:t>מִ⁠יַּ֣יִן הָ⁠רֶ֔קַח</w:t>
       </w:r>
     </w:p>
     <w:p>
@@ -62405,6 +64365,20 @@
       </w:r>
       <w:r>
         <w:rPr>
+          <w:lang w:val="hi_IN" w:bidi="hi_IN"/>
+        </w:rPr>
+        <w:t>שְׂמֹאל⁠וֹ֙ תַּ֣חַת רֹאשִׁ֔⁠י וִֽ⁠ימִינ֖⁠וֹ תְּחַבְּקֵֽ⁠נִי</w:t>
+      </w:r>
+    </w:p>
+    <w:p>
+      <w:pPr/>
+      <w:r>
+        <w:rPr>
+          <w:lang w:val="hi_IN" w:bidi="hi_IN"/>
+        </w:rPr>
+      </w:r>
+      <w:r>
+        <w:rPr>
           <w:b/>
           <w:lang w:val="hi_IN" w:bidi="hi_IN"/>
         </w:rPr>
@@ -62661,6 +64635,20 @@
       </w:r>
       <w:r>
         <w:rPr>
+          <w:lang w:val="hi_IN" w:bidi="hi_IN"/>
+        </w:rPr>
+        <w:t>מִ֣י זֹ֗את עֹלָה֙ מִן־הַ⁠מִּדְבָּ֔ר מִתְרַפֶּ֖קֶת עַל־דּוֹדָ֑⁠הּ</w:t>
+      </w:r>
+    </w:p>
+    <w:p>
+      <w:pPr/>
+      <w:r>
+        <w:rPr>
+          <w:lang w:val="hi_IN" w:bidi="hi_IN"/>
+        </w:rPr>
+      </w:r>
+      <w:r>
+        <w:rPr>
           <w:b/>
           <w:lang w:val="hi_IN" w:bidi="hi_IN"/>
         </w:rPr>
@@ -63117,6 +65105,20 @@
         <w:rPr>
           <w:lang w:val="hi_IN" w:bidi="hi_IN"/>
         </w:rPr>
+      </w:r>
+    </w:p>
+    <w:p>
+      <w:pPr/>
+      <w:r>
+        <w:rPr>
+          <w:lang w:val="hi_IN" w:bidi="hi_IN"/>
+        </w:rPr>
+      </w:r>
+      <w:r>
+        <w:rPr>
+          <w:lang w:val="hi_IN" w:bidi="hi_IN"/>
+        </w:rPr>
+        <w:t>הַ⁠תַּפּ֨וּחַ֙</w:t>
       </w:r>
     </w:p>
     <w:p>
@@ -63372,6 +65374,20 @@
       </w:r>
       <w:r>
         <w:rPr>
+          <w:lang w:val="hi_IN" w:bidi="hi_IN"/>
+        </w:rPr>
+        <w:t>תַּ֤חַת הַ⁠תַּפּ֨וּחַ֙ עֽוֹרַרְתִּ֔י⁠ךָ שָׁ֚מָּ⁠ה חִבְּלַ֣תְ⁠ךָ אִמֶּ֔⁠ךָ שָׁ֖מָּ⁠ה חִבְּלָ֥ה יְלָדַֽתְ⁠ךָ׃ שִׂימֵ֨⁠נִי כַֽ⁠חוֹתָ֜ם עַל־לִבֶּ֗⁠ךָ כַּֽ⁠חוֹתָם֙ עַל־זְרוֹעֶ֔⁠ךָ כִּֽי־עַזָּ֤ה כַ⁠מָּ֨וֶת֙ אַהֲבָ֔ה קָשָׁ֥ה כִ⁠שְׁא֖וֹל קִנְאָ֑ה רְשָׁפֶ֕י⁠הָ רִשְׁפֵּ֕י אֵ֖שׁ שַׁלְהֶ֥בֶתְ יָֽה׃ מַ֣יִם רַבִּ֗ים לֹ֤א יֽוּכְלוּ֙ לְ⁠כַבּ֣וֹת אֶת־הָֽ⁠אַהֲבָ֔ה וּ⁠נְהָר֖וֹת לֹ֣א יִשְׁטְפ֑וּ⁠הָ אִם־יִתֵּ֨ן אִ֜ישׁ אֶת־כָּל־ה֤וֹן בֵּית⁠וֹ֙ בָּ⁠אַהֲבָ֔ה בּ֖וֹז יָב֥וּזוּ לֽ⁠וֹ</w:t>
+      </w:r>
+    </w:p>
+    <w:p>
+      <w:pPr/>
+      <w:r>
+        <w:rPr>
+          <w:lang w:val="hi_IN" w:bidi="hi_IN"/>
+        </w:rPr>
+      </w:r>
+      <w:r>
+        <w:rPr>
           <w:b/>
           <w:lang w:val="hi_IN" w:bidi="hi_IN"/>
         </w:rPr>
@@ -65107,6 +67123,20 @@
       </w:r>
       <w:r>
         <w:rPr>
+          <w:lang w:val="hi_IN" w:bidi="hi_IN"/>
+        </w:rPr>
+        <w:t>מַ֣יִם רַבִּ֗ים לֹ֤א יֽוּכְלוּ֙ לְ⁠כַבּ֣וֹת אֶת־הָֽ⁠אַהֲבָ֔ה וּ⁠נְהָר֖וֹת לֹ֣א יִשְׁטְפ֑וּ⁠הָ</w:t>
+      </w:r>
+    </w:p>
+    <w:p>
+      <w:pPr/>
+      <w:r>
+        <w:rPr>
+          <w:lang w:val="hi_IN" w:bidi="hi_IN"/>
+        </w:rPr>
+      </w:r>
+      <w:r>
+        <w:rPr>
           <w:b/>
           <w:lang w:val="hi_IN" w:bidi="hi_IN"/>
         </w:rPr>
@@ -65280,6 +67310,20 @@
       </w:r>
       <w:r>
         <w:rPr>
+          <w:lang w:val="hi_IN" w:bidi="hi_IN"/>
+        </w:rPr>
+        <w:t>אִם־יִתֵּ֨ן אִ֜ישׁ אֶת־כָּל־ה֤וֹן בֵּית⁠וֹ֙ בָּ⁠אַהֲבָ֔ה בּ֖וֹז יָב֥וּזוּ לֽ⁠וֹ</w:t>
+      </w:r>
+    </w:p>
+    <w:p>
+      <w:pPr/>
+      <w:r>
+        <w:rPr>
+          <w:lang w:val="hi_IN" w:bidi="hi_IN"/>
+        </w:rPr>
+      </w:r>
+      <w:r>
+        <w:rPr>
           <w:b/>
           <w:lang w:val="hi_IN" w:bidi="hi_IN"/>
         </w:rPr>
@@ -65377,6 +67421,20 @@
       </w:r>
       <w:r>
         <w:rPr>
+          <w:lang w:val="hi_IN" w:bidi="hi_IN"/>
+        </w:rPr>
+        <w:t>בָּ⁠אַהֲבָ֔ה</w:t>
+      </w:r>
+    </w:p>
+    <w:p>
+      <w:pPr/>
+      <w:r>
+        <w:rPr>
+          <w:lang w:val="hi_IN" w:bidi="hi_IN"/>
+        </w:rPr>
+      </w:r>
+      <w:r>
+        <w:rPr>
           <w:b/>
           <w:lang w:val="hi_IN" w:bidi="hi_IN"/>
         </w:rPr>
@@ -66636,6 +68694,20 @@
       </w:r>
       <w:r>
         <w:rPr>
+          <w:lang w:val="hi_IN" w:bidi="hi_IN"/>
+        </w:rPr>
+        <w:t>אֲנִ֣י חוֹמָ֔ה וְ⁠שָׁדַ֖⁠י כַּ⁠מִּגְדָּל֑וֹת אָ֛ז הָיִ֥יתִי בְ⁠עֵינָ֖י⁠ו כְּ⁠מוֹצְאֵ֥ת שָׁלֽוֹם</w:t>
+      </w:r>
+    </w:p>
+    <w:p>
+      <w:pPr/>
+      <w:r>
+        <w:rPr>
+          <w:lang w:val="hi_IN" w:bidi="hi_IN"/>
+        </w:rPr>
+      </w:r>
+      <w:r>
+        <w:rPr>
           <w:b/>
           <w:lang w:val="hi_IN" w:bidi="hi_IN"/>
         </w:rPr>
@@ -66857,6 +68929,20 @@
       </w:r>
       <w:r>
         <w:rPr>
+          <w:lang w:val="hi_IN" w:bidi="hi_IN"/>
+        </w:rPr>
+        <w:t>וְ⁠שָׁדַ֖⁠י</w:t>
+      </w:r>
+    </w:p>
+    <w:p>
+      <w:pPr/>
+      <w:r>
+        <w:rPr>
+          <w:lang w:val="hi_IN" w:bidi="hi_IN"/>
+        </w:rPr>
+      </w:r>
+      <w:r>
+        <w:rPr>
           <w:b/>
           <w:lang w:val="hi_IN" w:bidi="hi_IN"/>
         </w:rPr>
@@ -67390,6 +69476,20 @@
       </w:r>
       <w:r>
         <w:rPr>
+          <w:lang w:val="hi_IN" w:bidi="hi_IN"/>
+        </w:rPr>
+        <w:t>הָיִ֥יתִי בְ⁠עֵינָ֖י⁠ו כְּ⁠מוֹצְאֵ֥ת שָׁלֽוֹם</w:t>
+      </w:r>
+    </w:p>
+    <w:p>
+      <w:pPr/>
+      <w:r>
+        <w:rPr>
+          <w:lang w:val="hi_IN" w:bidi="hi_IN"/>
+        </w:rPr>
+      </w:r>
+      <w:r>
+        <w:rPr>
           <w:b/>
           <w:lang w:val="hi_IN" w:bidi="hi_IN"/>
         </w:rPr>
@@ -67793,6 +69893,20 @@
       </w:r>
       <w:r>
         <w:rPr>
+          <w:lang w:val="hi_IN" w:bidi="hi_IN"/>
+        </w:rPr>
+        <w:t>נָתַ֥ן אֶת־הַ⁠כֶּ֖רֶם לַ⁠נֹּטְרִ֑ים</w:t>
+      </w:r>
+    </w:p>
+    <w:p>
+      <w:pPr/>
+      <w:r>
+        <w:rPr>
+          <w:lang w:val="hi_IN" w:bidi="hi_IN"/>
+        </w:rPr>
+      </w:r>
+      <w:r>
+        <w:rPr>
           <w:b/>
           <w:lang w:val="hi_IN" w:bidi="hi_IN"/>
         </w:rPr>
@@ -67870,6 +69984,20 @@
       </w:r>
       <w:r>
         <w:rPr>
+          <w:lang w:val="hi_IN" w:bidi="hi_IN"/>
+        </w:rPr>
+        <w:t>אִ֛ישׁ יָבִ֥א בְּ⁠פִרְי֖⁠וֹ אֶ֥לֶף כָּֽסֶף</w:t>
+      </w:r>
+    </w:p>
+    <w:p>
+      <w:pPr/>
+      <w:r>
+        <w:rPr>
+          <w:lang w:val="hi_IN" w:bidi="hi_IN"/>
+        </w:rPr>
+      </w:r>
+      <w:r>
+        <w:rPr>
           <w:b/>
           <w:lang w:val="hi_IN" w:bidi="hi_IN"/>
         </w:rPr>
@@ -67995,6 +70123,20 @@
         <w:rPr>
           <w:lang w:val="hi_IN" w:bidi="hi_IN"/>
         </w:rPr>
+      </w:r>
+    </w:p>
+    <w:p>
+      <w:pPr/>
+      <w:r>
+        <w:rPr>
+          <w:lang w:val="hi_IN" w:bidi="hi_IN"/>
+        </w:rPr>
+      </w:r>
+      <w:r>
+        <w:rPr>
+          <w:lang w:val="hi_IN" w:bidi="hi_IN"/>
+        </w:rPr>
+        <w:t>אֶ֥לֶף כָּֽסֶף</w:t>
       </w:r>
     </w:p>
     <w:p>
@@ -68523,6 +70665,20 @@
       </w:r>
       <w:r>
         <w:rPr>
+          <w:lang w:val="hi_IN" w:bidi="hi_IN"/>
+        </w:rPr>
+        <w:t>הָ⁠אֶ֤לֶף לְ⁠ךָ֙ שְׁלֹמֹ֔ה וּ⁠מָאתַ֖יִם לְ⁠נֹטְרִ֥ים אֶת־פִּרְיֽ⁠וֹ</w:t>
+      </w:r>
+    </w:p>
+    <w:p>
+      <w:pPr/>
+      <w:r>
+        <w:rPr>
+          <w:lang w:val="hi_IN" w:bidi="hi_IN"/>
+        </w:rPr>
+      </w:r>
+      <w:r>
+        <w:rPr>
           <w:b/>
           <w:lang w:val="hi_IN" w:bidi="hi_IN"/>
         </w:rPr>
@@ -68853,6 +71009,20 @@
       </w:r>
       <w:r>
         <w:rPr>
+          <w:lang w:val="hi_IN" w:bidi="hi_IN"/>
+        </w:rPr>
+        <w:t>הַ⁠יוֹשֶׁ֣בֶת בַּ⁠גַּנִּ֗ים חֲבֵרִ֛ים מַקְשִׁיבִ֥ים לְ⁠קוֹלֵ֖⁠ךְ הַשְׁמִיעִֽי⁠נִי</w:t>
+      </w:r>
+    </w:p>
+    <w:p>
+      <w:pPr/>
+      <w:r>
+        <w:rPr>
+          <w:lang w:val="hi_IN" w:bidi="hi_IN"/>
+        </w:rPr>
+      </w:r>
+      <w:r>
+        <w:rPr>
           <w:b/>
           <w:lang w:val="hi_IN" w:bidi="hi_IN"/>
         </w:rPr>
@@ -69227,6 +71397,20 @@
       </w:r>
       <w:r>
         <w:rPr>
+          <w:lang w:val="hi_IN" w:bidi="hi_IN"/>
+        </w:rPr>
+        <w:t>בְּרַ֣ח ׀ דּוֹדִ֗⁠י וּֽ⁠דְמֵה־לְ⁠ךָ֤ לִ⁠צְבִי֙ א֚וֹ לְ⁠עֹ֣פֶר הָֽ⁠אַיָּלִ֔ים עַ֖ל הָרֵ֥י בְשָׂמִֽים</w:t>
+      </w:r>
+    </w:p>
+    <w:p>
+      <w:pPr/>
+      <w:r>
+        <w:rPr>
+          <w:lang w:val="hi_IN" w:bidi="hi_IN"/>
+        </w:rPr>
+      </w:r>
+      <w:r>
+        <w:rPr>
           <w:b/>
           <w:lang w:val="hi_IN" w:bidi="hi_IN"/>
         </w:rPr>
@@ -69437,6 +71621,20 @@
         <w:rPr>
           <w:lang w:val="hi_IN" w:bidi="hi_IN"/>
         </w:rPr>
+      </w:r>
+    </w:p>
+    <w:p>
+      <w:pPr/>
+      <w:r>
+        <w:rPr>
+          <w:lang w:val="hi_IN" w:bidi="hi_IN"/>
+        </w:rPr>
+      </w:r>
+      <w:r>
+        <w:rPr>
+          <w:lang w:val="hi_IN" w:bidi="hi_IN"/>
+        </w:rPr>
+        <w:t>דּוֹדִ֗⁠י וּֽ⁠דְמֵה־לְ⁠ךָ֤ לִ⁠צְבִי֙ א֚וֹ לְ⁠עֹ֣פֶר הָֽ⁠אַיָּלִ֔ים</w:t>
       </w:r>
     </w:p>
     <w:p>

--- a/hin/docx/22.content.docx
+++ b/hin/docx/22.content.docx
@@ -11282,7 +11282,7 @@
         <w:rPr>
           <w:lang w:val="hi_IN" w:bidi="hi_IN"/>
         </w:rPr>
-        <w:t>קֹר֤וֹת בָּתֵּ֨י⁠נוּ֙ אֲרָזִ֔ים רַהִיטֵ֖נוּ בְּרוֹתִֽים</w:t>
+        <w:t>קֹר֤וֹת בָּתֵּ֨י⁠נוּ֙ אֲרָזִ֔ים רחיט⁠נו בְּרוֹתִֽים</w:t>
       </w:r>
     </w:p>
     <w:p>
@@ -46812,7 +46812,7 @@
         <w:rPr>
           <w:lang w:val="hi_IN" w:bidi="hi_IN"/>
         </w:rPr>
-        <w:t>וְ⁠כֻלּ֖⁠וֹ מַחֲמַדִּ֑ים</w:t>
+        <w:t>וְ⁠כֻלּ֖⁠וֹ מַחֲּמַדִּ֑ים</w:t>
       </w:r>
     </w:p>
     <w:p>
